--- a/Dissertation_Drafts/Thesis/Research Version 5.docx
+++ b/Dissertation_Drafts/Thesis/Research Version 5.docx
@@ -35,7 +35,7 @@
           <w:noProof/>
         </w:rPr>
         <w:drawing>
-          <wp:anchor distT="0" distB="0" distL="114300" distR="114300" simplePos="0" relativeHeight="251661312" behindDoc="0" locked="0" layoutInCell="1" allowOverlap="1" wp14:anchorId="4620A97E" wp14:editId="6E1318AB">
+          <wp:anchor distT="0" distB="0" distL="114300" distR="114300" simplePos="0" relativeHeight="251661312" behindDoc="0" locked="0" layoutInCell="1" allowOverlap="1" wp14:anchorId="787A8F33" wp14:editId="10D49629">
             <wp:simplePos x="0" y="0"/>
             <wp:positionH relativeFrom="column">
               <wp:posOffset>4305300</wp:posOffset>
@@ -60,7 +60,7 @@
                     </pic:cNvPicPr>
                   </pic:nvPicPr>
                   <pic:blipFill>
-                    <a:blip r:embed="rId5" cstate="print">
+                    <a:blip r:embed="rId7" cstate="print">
                       <a:extLst>
                         <a:ext uri="{28A0092B-C50C-407E-A947-70E740481C1C}">
                           <a14:useLocalDpi xmlns:a14="http://schemas.microsoft.com/office/drawing/2010/main" val="0"/>
@@ -112,7 +112,7 @@
           <w:lang w:val="en-AU" w:eastAsia="en-AU"/>
         </w:rPr>
         <w:drawing>
-          <wp:anchor distT="0" distB="0" distL="114300" distR="114300" simplePos="0" relativeHeight="251660288" behindDoc="0" locked="0" layoutInCell="1" allowOverlap="1" wp14:anchorId="6DA6466A" wp14:editId="1EE838BC">
+          <wp:anchor distT="0" distB="0" distL="114300" distR="114300" simplePos="0" relativeHeight="251660288" behindDoc="0" locked="0" layoutInCell="1" allowOverlap="1" wp14:anchorId="46915579" wp14:editId="5088CDBC">
             <wp:simplePos x="0" y="0"/>
             <wp:positionH relativeFrom="column">
               <wp:posOffset>127200</wp:posOffset>
@@ -135,7 +135,7 @@
                     <pic:cNvPicPr/>
                   </pic:nvPicPr>
                   <pic:blipFill>
-                    <a:blip r:embed="rId6" cstate="print">
+                    <a:blip r:embed="rId8" cstate="print">
                       <a:extLst>
                         <a:ext uri="{28A0092B-C50C-407E-A947-70E740481C1C}">
                           <a14:useLocalDpi xmlns:a14="http://schemas.microsoft.com/office/drawing/2010/main" val="0"/>
@@ -178,7 +178,7 @@
         <mc:AlternateContent>
           <mc:Choice Requires="wps">
             <w:drawing>
-              <wp:anchor distT="0" distB="0" distL="114300" distR="114300" simplePos="0" relativeHeight="251659264" behindDoc="0" locked="0" layoutInCell="1" allowOverlap="1" wp14:anchorId="4DD5513F" wp14:editId="0B9ACCA2">
+              <wp:anchor distT="0" distB="0" distL="114300" distR="114300" simplePos="0" relativeHeight="251659264" behindDoc="0" locked="0" layoutInCell="1" allowOverlap="1" wp14:anchorId="2B4989C7" wp14:editId="3F376106">
                 <wp:simplePos x="0" y="0"/>
                 <wp:positionH relativeFrom="column">
                   <wp:posOffset>7658100</wp:posOffset>
@@ -234,7 +234,7 @@
           </mc:Choice>
           <mc:Fallback>
             <w:pict>
-              <v:rect w14:anchorId="7A2826C4" id="Rectangle 1" o:spid="_x0000_s1026" style="position:absolute;margin-left:603pt;margin-top:-9.75pt;width:3.6pt;height:211.5pt;z-index:251659264;visibility:visible;mso-wrap-style:square;mso-wrap-distance-left:9pt;mso-wrap-distance-top:0;mso-wrap-distance-right:9pt;mso-wrap-distance-bottom:0;mso-position-horizontal:absolute;mso-position-horizontal-relative:text;mso-position-vertical:absolute;mso-position-vertical-relative:text;v-text-anchor:middle" o:gfxdata="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" fillcolor="#4472c4 [3204]" strokecolor="#1f3763 [1604]" strokeweight="1pt"/>
+              <v:rect w14:anchorId="4832097A" id="Rectangle 1" o:spid="_x0000_s1026" style="position:absolute;margin-left:603pt;margin-top:-9.75pt;width:3.6pt;height:211.5pt;z-index:251659264;visibility:visible;mso-wrap-style:square;mso-wrap-distance-left:9pt;mso-wrap-distance-top:0;mso-wrap-distance-right:9pt;mso-wrap-distance-bottom:0;mso-position-horizontal:absolute;mso-position-horizontal-relative:text;mso-position-vertical:absolute;mso-position-vertical-relative:text;v-text-anchor:middle" o:gfxdata="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" fillcolor="#4472c4 [3204]" strokecolor="#1f3763 [1604]" strokeweight="1pt"/>
             </w:pict>
           </mc:Fallback>
         </mc:AlternateContent>
@@ -748,7 +748,7 @@
           <w:color w:val="000000" w:themeColor="text1"/>
         </w:rPr>
         <w:sectPr>
-          <w:footerReference w:type="default" r:id="rId7"/>
+          <w:footerReference w:type="default" r:id="rId9"/>
           <w:pgSz w:w="12240" w:h="15840"/>
           <w:pgMar w:top="1360" w:right="1280" w:bottom="280" w:left="1440" w:header="720" w:footer="720" w:gutter="0"/>
           <w:pgNumType w:fmt="lowerRoman"/>
@@ -3633,7 +3633,7 @@
                 <w:noProof/>
                 <w:webHidden/>
               </w:rPr>
-              <w:t>39</w:t>
+              <w:t>41</w:t>
             </w:r>
             <w:r>
               <w:rPr>
@@ -3840,7 +3840,7 @@
           <w:lang w:bidi="si-LK"/>
         </w:rPr>
       </w:pPr>
-      <w:hyperlink r:id="rId8" w:anchor="_Toc235536853" w:history="1">
+      <w:hyperlink r:id="rId10" w:anchor="_Toc235536853" w:history="1">
         <w:r>
           <w:rPr>
             <w:rStyle w:val="Hyperlink"/>
@@ -4258,7 +4258,7 @@
       <w:pPr>
         <w:spacing w:line="360" w:lineRule="auto"/>
         <w:sectPr>
-          <w:footerReference w:type="default" r:id="rId9"/>
+          <w:footerReference w:type="default" r:id="rId11"/>
           <w:pgSz w:w="12240" w:h="15840"/>
           <w:pgMar w:top="1440" w:right="1440" w:bottom="1440" w:left="2160" w:header="720" w:footer="720" w:gutter="0"/>
           <w:pgNumType w:fmt="lowerRoman"/>
@@ -4363,52 +4363,16 @@
         <w:rPr>
           <w:rStyle w:val="normaltextrun"/>
         </w:rPr>
-        <w:t>Each year road traffic accidents cause significant damage to human lives and economy. Accordingly, World Health Organization reports that around 1.19 million loses their life </w:t>
-      </w:r>
-      <w:proofErr w:type="gramStart"/>
+        <w:t>Each year road traffic accidents cause significant damage to human lives and economy. Accordingly, World Health Organization reports that around 1.19 million loses their life as a result of road traffic accident while causing significant number of injuries to individuals. and damages to properties (World Health Organization, 2023). Not only that, but such accidents can also cause economic burden to both the individuals and economy of a relevant country via healthcare expenses, property damage, emergency response cost and etc.</w:t>
+      </w:r>
+      <w:r>
+        <w:t xml:space="preserve"> </w:t>
+      </w:r>
       <w:r>
         <w:rPr>
           <w:rStyle w:val="normaltextrun"/>
         </w:rPr>
-        <w:t>as a result of</w:t>
-      </w:r>
-      <w:proofErr w:type="gramEnd"/>
-      <w:r>
-        <w:rPr>
-          <w:rStyle w:val="normaltextrun"/>
-        </w:rPr>
-        <w:t xml:space="preserve"> road traffic accident while causing significant number of injuries to individuals. and damages to properties (World Health Organization, 2023). Not only that, but such accidents can also cause economic burden to both the individuals and economy of a relevant country via healthcare expenses, property damage, emergency response cost </w:t>
-      </w:r>
-      <w:proofErr w:type="gramStart"/>
-      <w:r>
-        <w:rPr>
-          <w:rStyle w:val="normaltextrun"/>
-        </w:rPr>
-        <w:t>and etc.</w:t>
-      </w:r>
-      <w:proofErr w:type="gramEnd"/>
-      <w:r>
-        <w:t xml:space="preserve"> </w:t>
-      </w:r>
-      <w:r>
-        <w:rPr>
-          <w:rStyle w:val="normaltextrun"/>
-        </w:rPr>
-        <w:t>(</w:t>
-      </w:r>
-      <w:proofErr w:type="spellStart"/>
-      <w:r>
-        <w:rPr>
-          <w:rStyle w:val="normaltextrun"/>
-        </w:rPr>
-        <w:t>Tandrayen-Ragoobur</w:t>
-      </w:r>
-      <w:proofErr w:type="spellEnd"/>
-      <w:r>
-        <w:rPr>
-          <w:rStyle w:val="normaltextrun"/>
-        </w:rPr>
-        <w:t>, 2024)</w:t>
+        <w:t>(Tandrayen-Ragoobur, 2024)</w:t>
       </w:r>
       <w:r>
         <w:rPr>
@@ -4450,35 +4414,7 @@
         <w:rPr>
           <w:rStyle w:val="normaltextrun"/>
         </w:rPr>
-        <w:t>As a country, Sri Lanka also records a gradual increase in vehicle accidents each year due to factors like urbanization and increased number of vehicle usage. According to the Police Spokesman ASP F.U. </w:t>
-      </w:r>
-      <w:proofErr w:type="spellStart"/>
-      <w:r>
-        <w:rPr>
-          <w:rStyle w:val="normaltextrun"/>
-        </w:rPr>
-        <w:t>Wootler</w:t>
-      </w:r>
-      <w:proofErr w:type="spellEnd"/>
-      <w:r>
-        <w:rPr>
-          <w:rStyle w:val="normaltextrun"/>
-        </w:rPr>
-        <w:t xml:space="preserve">, the number of deaths caused by accidents has increased by 322 compared to 2024, recording 2710 death in the year 2025 (Administrator, 2026). Also </w:t>
-      </w:r>
-      <w:proofErr w:type="gramStart"/>
-      <w:r>
-        <w:rPr>
-          <w:rStyle w:val="normaltextrun"/>
-        </w:rPr>
-        <w:t>similar to</w:t>
-      </w:r>
-      <w:proofErr w:type="gramEnd"/>
-      <w:r>
-        <w:rPr>
-          <w:rStyle w:val="normaltextrun"/>
-        </w:rPr>
-        <w:t xml:space="preserve"> other countries, road traffic accident has a significant impact to Sri Lankan economy as well. According to a study by </w:t>
+        <w:t xml:space="preserve">As a country, Sri Lanka also records a gradual increase in vehicle accidents each year due to factors like urbanization and increased number of vehicle usage. According to the Police Spokesman ASP F.U. Wootler, the number of deaths caused by accidents has increased by 322 compared to 2024, recording 2710 death in the year 2025 (Administrator, 2026). Also similar to other countries, road traffic accident has a significant impact to Sri Lankan economy as well. According to a study by </w:t>
       </w:r>
       <w:r>
         <w:rPr>
@@ -4531,65 +4467,29 @@
         <w:rPr>
           <w:rStyle w:val="normaltextrun"/>
         </w:rPr>
-        <w:t>To reduce negative impacts of road traffic accidents, Sri Lankan government has already taken necessary steps such as introduction of new laws, polices, awareness programs </w:t>
-      </w:r>
-      <w:proofErr w:type="gramStart"/>
+        <w:t>To reduce negative impacts of road traffic accidents, Sri Lankan government has already taken necessary steps such as introduction of new laws, polices, awareness programs and etc. (Ministry of Transport, n.d.). However, even with such measures, the number of road traffic accidents fluctuates each year due to numerous factors like poor</w:t>
+      </w:r>
+      <w:r>
+        <w:t xml:space="preserve"> road conditions, reckless driving and excessive speeding</w:t>
+      </w:r>
+      <w:r>
+        <w:t xml:space="preserve"> </w:t>
+      </w:r>
+      <w:r>
+        <w:t xml:space="preserve">(Over 670 Fatal Road Accidents </w:t>
+      </w:r>
+      <w:r>
+        <w:lastRenderedPageBreak/>
+        <w:t>Reported so Far This Year - Sri Lanka Police, 2026)</w:t>
+      </w:r>
+      <w:r>
+        <w:t>.</w:t>
+      </w:r>
       <w:r>
         <w:rPr>
           <w:rStyle w:val="normaltextrun"/>
         </w:rPr>
-        <w:t>and etc.</w:t>
-      </w:r>
-      <w:proofErr w:type="gramEnd"/>
-      <w:r>
-        <w:rPr>
-          <w:rStyle w:val="normaltextrun"/>
-        </w:rPr>
-        <w:t> (Ministry of Transport, n.d.). However, even with such measures, the number of road traffic accidents fluctuates each year due to numerous factors like poor</w:t>
-      </w:r>
-      <w:r>
-        <w:t xml:space="preserve"> road conditions, reckless driving and excessive speeding</w:t>
-      </w:r>
-      <w:r>
-        <w:t xml:space="preserve"> </w:t>
-      </w:r>
-      <w:r>
-        <w:t xml:space="preserve">(Over 670 Fatal Road Accidents </w:t>
-      </w:r>
-      <w:r>
-        <w:lastRenderedPageBreak/>
-        <w:t xml:space="preserve">Reported </w:t>
-      </w:r>
-      <w:proofErr w:type="gramStart"/>
-      <w:r>
-        <w:t>so</w:t>
-      </w:r>
-      <w:proofErr w:type="gramEnd"/>
-      <w:r>
-        <w:t xml:space="preserve"> Far This Year - Sri Lanka Police, 2026)</w:t>
-      </w:r>
-      <w:r>
-        <w:t>.</w:t>
-      </w:r>
-      <w:r>
-        <w:rPr>
-          <w:rStyle w:val="normaltextrun"/>
-        </w:rPr>
-        <w:t xml:space="preserve"> Accordingly, </w:t>
-      </w:r>
-      <w:proofErr w:type="gramStart"/>
-      <w:r>
-        <w:rPr>
-          <w:rStyle w:val="normaltextrun"/>
-        </w:rPr>
-        <w:t>it is clear that such</w:t>
-      </w:r>
-      <w:proofErr w:type="gramEnd"/>
-      <w:r>
-        <w:rPr>
-          <w:rStyle w:val="normaltextrun"/>
-        </w:rPr>
-        <w:t xml:space="preserve"> traditional reactive measures alone are not effective, when it comes to road traffic accident preventions in modern Sri Lanka. </w:t>
+        <w:t xml:space="preserve"> Accordingly, it is clear that such traditional reactive measures alone are not effective, when it comes to road traffic accident preventions in modern Sri Lanka. </w:t>
       </w:r>
     </w:p>
     <w:p>
@@ -4694,21 +4594,7 @@
         <w:rPr>
           <w:rStyle w:val="normaltextrun"/>
         </w:rPr>
-        <w:t>(</w:t>
-      </w:r>
-      <w:proofErr w:type="spellStart"/>
-      <w:r>
-        <w:rPr>
-          <w:rStyle w:val="normaltextrun"/>
-        </w:rPr>
-        <w:t>Gorzelanczyk</w:t>
-      </w:r>
-      <w:proofErr w:type="spellEnd"/>
-      <w:r>
-        <w:rPr>
-          <w:rStyle w:val="normaltextrun"/>
-        </w:rPr>
-        <w:t>, 2025)</w:t>
+        <w:t>(Gorzelanczyk, 2025)</w:t>
       </w:r>
       <w:r>
         <w:rPr>
@@ -4814,35 +4700,7 @@
         <w:rPr>
           <w:rStyle w:val="normaltextrun"/>
         </w:rPr>
-        <w:t>(</w:t>
-      </w:r>
-      <w:proofErr w:type="spellStart"/>
-      <w:r>
-        <w:rPr>
-          <w:rStyle w:val="normaltextrun"/>
-        </w:rPr>
-        <w:t>Wondwossen</w:t>
-      </w:r>
-      <w:proofErr w:type="spellEnd"/>
-      <w:r>
-        <w:rPr>
-          <w:rStyle w:val="normaltextrun"/>
-        </w:rPr>
-        <w:t xml:space="preserve"> Taddesse </w:t>
-      </w:r>
-      <w:proofErr w:type="spellStart"/>
-      <w:r>
-        <w:rPr>
-          <w:rStyle w:val="normaltextrun"/>
-        </w:rPr>
-        <w:t>Gedamu</w:t>
-      </w:r>
-      <w:proofErr w:type="spellEnd"/>
-      <w:r>
-        <w:rPr>
-          <w:rStyle w:val="normaltextrun"/>
-        </w:rPr>
-        <w:t xml:space="preserve"> et al., 2025)</w:t>
+        <w:t>(Wondwossen Taddesse Gedamu et al., 2025)</w:t>
       </w:r>
       <w:r>
         <w:rPr>
@@ -4876,23 +4734,7 @@
           <w:sz w:val="24"/>
           <w:szCs w:val="24"/>
         </w:rPr>
-        <w:t xml:space="preserve">Accordingly, this research proposes developing of a multi-source machine learning framework for accident risk prediction and spatial analysis in Sri Lanka, which will be integrated with Sri Lankan police accident records and contextual weather data. This framework will help decision making process of the relevant authorities by identifying accident hotspot locations, contributing factors for the accident prediction, dynamic variations across accidents hotspots over a period of time and presenting </w:t>
-      </w:r>
-      <w:proofErr w:type="gramStart"/>
-      <w:r>
-        <w:rPr>
-          <w:sz w:val="24"/>
-          <w:szCs w:val="24"/>
-        </w:rPr>
-        <w:t>those information</w:t>
-      </w:r>
-      <w:proofErr w:type="gramEnd"/>
-      <w:r>
-        <w:rPr>
-          <w:sz w:val="24"/>
-          <w:szCs w:val="24"/>
-        </w:rPr>
-        <w:t xml:space="preserve"> via an interactive dashboard.</w:t>
+        <w:t>Accordingly, this research proposes developing of a multi-source machine learning framework for accident risk prediction and spatial analysis in Sri Lanka, which will be integrated with Sri Lankan police accident records and contextual weather data. This framework will help decision making process of the relevant authorities by identifying accident hotspot locations, contributing factors for the accident prediction, dynamic variations across accidents hotspots over a period of time and presenting those information via an interactive dashboard.</w:t>
       </w:r>
     </w:p>
     <w:p>
@@ -5172,43 +5014,7 @@
           <w:sz w:val="24"/>
           <w:szCs w:val="24"/>
         </w:rPr>
-        <w:t xml:space="preserve">), where they developed a predictive framework for accident hotspot prediction in Brazilian Highways using multiple data sources such as location, </w:t>
-      </w:r>
-      <w:proofErr w:type="gramStart"/>
-      <w:r>
-        <w:rPr>
-          <w:color w:val="000000" w:themeColor="text1"/>
-          <w:sz w:val="24"/>
-          <w:szCs w:val="24"/>
-        </w:rPr>
-        <w:t>time</w:t>
-      </w:r>
-      <w:proofErr w:type="gramEnd"/>
-      <w:r>
-        <w:rPr>
-          <w:color w:val="000000" w:themeColor="text1"/>
-          <w:sz w:val="24"/>
-          <w:szCs w:val="24"/>
-        </w:rPr>
-        <w:t xml:space="preserve"> and weather conditions. But exploration of such kind of machine learning frameworks are extremely limited when it comes to Sri Lankan context. Moreover, frameworks developed for countries like Brazil are not validated against Sri Lankan context where accident contribution factors such as weather, peak </w:t>
-      </w:r>
-      <w:proofErr w:type="gramStart"/>
-      <w:r>
-        <w:rPr>
-          <w:color w:val="000000" w:themeColor="text1"/>
-          <w:sz w:val="24"/>
-          <w:szCs w:val="24"/>
-        </w:rPr>
-        <w:t>hours</w:t>
-      </w:r>
-      <w:proofErr w:type="gramEnd"/>
-      <w:r>
-        <w:rPr>
-          <w:color w:val="000000" w:themeColor="text1"/>
-          <w:sz w:val="24"/>
-          <w:szCs w:val="24"/>
-        </w:rPr>
-        <w:t xml:space="preserve"> and traffic conditions significant differ from such countries.</w:t>
+        <w:t>), where they developed a predictive framework for accident hotspot prediction in Brazilian Highways using multiple data sources such as location, time and weather conditions. But exploration of such kind of machine learning frameworks are extremely limited when it comes to Sri Lankan context. Moreover, frameworks developed for countries like Brazil are not validated against Sri Lankan context where accident contribution factors such as weather, peak hours and traffic conditions significant differ from such countries.</w:t>
       </w:r>
     </w:p>
     <w:p>
@@ -5239,37 +5045,12 @@
         </w:rPr>
         <w:t xml:space="preserve">When it specifically comes to Sri Lankan context, only a limited number of studies have been done on this exact domain. Accordingly, </w:t>
       </w:r>
-      <w:proofErr w:type="spellStart"/>
-      <w:r>
-        <w:rPr>
-          <w:sz w:val="24"/>
-          <w:szCs w:val="24"/>
-        </w:rPr>
-        <w:t>Jayamanna</w:t>
-      </w:r>
-      <w:proofErr w:type="spellEnd"/>
-      <w:r>
-        <w:rPr>
-          <w:sz w:val="24"/>
-          <w:szCs w:val="24"/>
-        </w:rPr>
-        <w:t xml:space="preserve"> and </w:t>
-      </w:r>
-      <w:proofErr w:type="spellStart"/>
-      <w:r>
-        <w:rPr>
-          <w:sz w:val="24"/>
-          <w:szCs w:val="24"/>
-        </w:rPr>
-        <w:t>Kalansooriya</w:t>
-      </w:r>
-      <w:proofErr w:type="spellEnd"/>
-      <w:r>
-        <w:rPr>
-          <w:sz w:val="24"/>
-          <w:szCs w:val="24"/>
-        </w:rPr>
-        <w:t xml:space="preserve"> (2024)</w:t>
+      <w:r>
+        <w:rPr>
+          <w:sz w:val="24"/>
+          <w:szCs w:val="24"/>
+        </w:rPr>
+        <w:t>Jayamanna and Kalansooriya (2024)</w:t>
       </w:r>
       <w:r>
         <w:rPr>
@@ -5355,23 +5136,7 @@
           <w:sz w:val="24"/>
           <w:szCs w:val="24"/>
         </w:rPr>
-        <w:t xml:space="preserve">Also as mentioned earlier, occurrence of road accidents </w:t>
-      </w:r>
-      <w:proofErr w:type="gramStart"/>
-      <w:r>
-        <w:rPr>
-          <w:sz w:val="24"/>
-          <w:szCs w:val="24"/>
-        </w:rPr>
-        <w:t>are</w:t>
-      </w:r>
-      <w:proofErr w:type="gramEnd"/>
-      <w:r>
-        <w:rPr>
-          <w:sz w:val="24"/>
-          <w:szCs w:val="24"/>
-        </w:rPr>
-        <w:t xml:space="preserve"> not uniformly distributed across locations and time periods and they vary depends on the location (spatial) and temporal (time) features. So, understating such variation can be very helpful for authorities when it comes to decision making and implementing preventative strategies related to road traffic accidents. Additionally, analysis of such spatial and temporal variation can contribute greatly to the model’s performance </w:t>
+        <w:t xml:space="preserve">Also as mentioned earlier, occurrence of road accidents are not uniformly distributed across locations and time periods and they vary depends on the location (spatial) and temporal (time) features. So, understating such variation can be very helpful for authorities when it comes to decision making and implementing preventative strategies related to road traffic accidents. Additionally, analysis of such spatial and temporal variation can contribute greatly to the model’s performance </w:t>
       </w:r>
       <w:r>
         <w:rPr>
@@ -5441,23 +5206,7 @@
           <w:sz w:val="24"/>
           <w:szCs w:val="24"/>
         </w:rPr>
-        <w:t xml:space="preserve"> But, </w:t>
-      </w:r>
-      <w:proofErr w:type="gramStart"/>
-      <w:r>
-        <w:rPr>
-          <w:sz w:val="24"/>
-          <w:szCs w:val="24"/>
-        </w:rPr>
-        <w:t>similar to</w:t>
-      </w:r>
-      <w:proofErr w:type="gramEnd"/>
-      <w:r>
-        <w:rPr>
-          <w:sz w:val="24"/>
-          <w:szCs w:val="24"/>
-        </w:rPr>
-        <w:t xml:space="preserve"> spatial and temporal analysis of road traffic accident-related data, only a limited number of evidence was found regarding incorporating Explainable AI technologies for accident hotspot prediction and severity classification in Sri Lankan context.</w:t>
+        <w:t xml:space="preserve"> But, similar to spatial and temporal analysis of road traffic accident-related data, only a limited number of evidence was found regarding incorporating Explainable AI technologies for accident hotspot prediction and severity classification in Sri Lankan context.</w:t>
       </w:r>
     </w:p>
     <w:p>
@@ -5491,23 +5240,7 @@
           <w:sz w:val="24"/>
           <w:szCs w:val="24"/>
         </w:rPr>
-        <w:t xml:space="preserve">and severity classification. Additionally incorporating analysis of spatial and temporal variation in </w:t>
-      </w:r>
-      <w:proofErr w:type="gramStart"/>
-      <w:r>
-        <w:rPr>
-          <w:sz w:val="24"/>
-          <w:szCs w:val="24"/>
-        </w:rPr>
-        <w:t>accident related</w:t>
-      </w:r>
-      <w:proofErr w:type="gramEnd"/>
-      <w:r>
-        <w:rPr>
-          <w:sz w:val="24"/>
-          <w:szCs w:val="24"/>
-        </w:rPr>
-        <w:t xml:space="preserve"> data Explainable AI technologies can improve both model’s prediction accuracy and transparency.</w:t>
+        <w:t>and severity classification. Additionally incorporating analysis of spatial and temporal variation in accident related data Explainable AI technologies can improve both model’s prediction accuracy and transparency.</w:t>
       </w:r>
     </w:p>
     <w:p>
@@ -5691,23 +5424,7 @@
           <w:sz w:val="24"/>
           <w:szCs w:val="24"/>
         </w:rPr>
-        <w:t xml:space="preserve">To develop and compare performance of multiple machine learning models such as Logistic Regression, Random Forest and </w:t>
-      </w:r>
-      <w:proofErr w:type="spellStart"/>
-      <w:r>
-        <w:rPr>
-          <w:sz w:val="24"/>
-          <w:szCs w:val="24"/>
-        </w:rPr>
-        <w:t>XGBoost</w:t>
-      </w:r>
-      <w:proofErr w:type="spellEnd"/>
-      <w:r>
-        <w:rPr>
-          <w:sz w:val="24"/>
-          <w:szCs w:val="24"/>
-        </w:rPr>
-        <w:t xml:space="preserve"> to identify the most suitable model when using multiple data sources to predict accident hotspots and classify severity in Sri Lanka.</w:t>
+        <w:t>To develop and compare performance of multiple machine learning models such as Logistic Regression, Random Forest and XGBoost to identify the most suitable model when using multiple data sources to predict accident hotspots and classify severity in Sri Lanka.</w:t>
       </w:r>
     </w:p>
     <w:p>
@@ -5833,23 +5550,7 @@
           <w:sz w:val="24"/>
           <w:szCs w:val="24"/>
         </w:rPr>
-        <w:t xml:space="preserve">How to capture accident risk variation across regions and time using spatiotemporal features such as time patterns and </w:t>
-      </w:r>
-      <w:proofErr w:type="gramStart"/>
-      <w:r>
-        <w:rPr>
-          <w:sz w:val="24"/>
-          <w:szCs w:val="24"/>
-        </w:rPr>
-        <w:t>location based</w:t>
-      </w:r>
-      <w:proofErr w:type="gramEnd"/>
-      <w:r>
-        <w:rPr>
-          <w:sz w:val="24"/>
-          <w:szCs w:val="24"/>
-        </w:rPr>
-        <w:t xml:space="preserve"> grids?</w:t>
+        <w:t>How to capture accident risk variation across regions and time using spatiotemporal features such as time patterns and location based grids?</w:t>
       </w:r>
     </w:p>
     <w:p>
@@ -5871,23 +5572,7 @@
           <w:sz w:val="24"/>
           <w:szCs w:val="24"/>
         </w:rPr>
-        <w:t xml:space="preserve">What is the best machine learning model among Random Forest, Logistic Regression, </w:t>
-      </w:r>
-      <w:proofErr w:type="spellStart"/>
-      <w:r>
-        <w:rPr>
-          <w:sz w:val="24"/>
-          <w:szCs w:val="24"/>
-        </w:rPr>
-        <w:t>XGBoost</w:t>
-      </w:r>
-      <w:proofErr w:type="spellEnd"/>
-      <w:r>
-        <w:rPr>
-          <w:sz w:val="24"/>
-          <w:szCs w:val="24"/>
-        </w:rPr>
-        <w:t>, when it comes to accident hotspot prediction and severity classification in the Sri Lanka using multiple data sources?</w:t>
+        <w:t>What is the best machine learning model among Random Forest, Logistic Regression, XGBoost, when it comes to accident hotspot prediction and severity classification in the Sri Lanka using multiple data sources?</w:t>
       </w:r>
     </w:p>
     <w:p>
@@ -5909,23 +5594,7 @@
           <w:sz w:val="24"/>
           <w:szCs w:val="24"/>
         </w:rPr>
-        <w:t xml:space="preserve">To what extent do the spatial and temporal features such as location, </w:t>
-      </w:r>
-      <w:proofErr w:type="gramStart"/>
-      <w:r>
-        <w:rPr>
-          <w:sz w:val="24"/>
-          <w:szCs w:val="24"/>
-        </w:rPr>
-        <w:t>time</w:t>
-      </w:r>
-      <w:proofErr w:type="gramEnd"/>
-      <w:r>
-        <w:rPr>
-          <w:sz w:val="24"/>
-          <w:szCs w:val="24"/>
-        </w:rPr>
-        <w:t xml:space="preserve"> and weather conditions, contribute to the prediction performance of the model?</w:t>
+        <w:t>To what extent do the spatial and temporal features such as location, time and weather conditions, contribute to the prediction performance of the model?</w:t>
       </w:r>
     </w:p>
     <w:p>
@@ -6052,17 +5721,8 @@
           <w:sz w:val="24"/>
           <w:szCs w:val="24"/>
         </w:rPr>
-        <w:t xml:space="preserve">The main objective of the research is to develop a </w:t>
-      </w:r>
-      <w:proofErr w:type="spellStart"/>
-      <w:r>
-        <w:rPr>
-          <w:sz w:val="24"/>
-          <w:szCs w:val="24"/>
-        </w:rPr>
-        <w:t>multi source</w:t>
-      </w:r>
-      <w:proofErr w:type="spellEnd"/>
+        <w:t>The main objective of the research is to develop a multi source</w:t>
+      </w:r>
       <w:r>
         <w:rPr>
           <w:sz w:val="24"/>
@@ -6117,82 +5777,34 @@
           <w:sz w:val="24"/>
           <w:szCs w:val="24"/>
         </w:rPr>
-        <w:t xml:space="preserve">. For the implementation, historical police accident records along with weather data obtained through external APIs based on accident location, time and data will be used. </w:t>
-      </w:r>
-      <w:proofErr w:type="gramStart"/>
-      <w:r>
-        <w:rPr>
-          <w:sz w:val="24"/>
-          <w:szCs w:val="24"/>
-        </w:rPr>
-        <w:t>Also</w:t>
-      </w:r>
-      <w:proofErr w:type="gramEnd"/>
-      <w:r>
-        <w:rPr>
-          <w:sz w:val="24"/>
-          <w:szCs w:val="24"/>
-        </w:rPr>
-        <w:t xml:space="preserve"> the scope of this research will be limited to a selected set of regions due to data scarcity in Sri Lankan context. </w:t>
-      </w:r>
-    </w:p>
-    <w:p>
-      <w:pPr>
-        <w:spacing w:line="360" w:lineRule="auto"/>
-        <w:jc w:val="both"/>
-        <w:rPr>
-          <w:sz w:val="24"/>
-          <w:szCs w:val="24"/>
-        </w:rPr>
-      </w:pPr>
-    </w:p>
-    <w:p>
-      <w:pPr>
-        <w:spacing w:line="360" w:lineRule="auto"/>
-        <w:jc w:val="both"/>
-        <w:rPr>
-          <w:sz w:val="24"/>
-          <w:szCs w:val="24"/>
-        </w:rPr>
-      </w:pPr>
-      <w:r>
-        <w:rPr>
-          <w:sz w:val="24"/>
-          <w:szCs w:val="24"/>
-        </w:rPr>
-        <w:t xml:space="preserve">The inputs for this research include </w:t>
-      </w:r>
-      <w:proofErr w:type="gramStart"/>
-      <w:r>
-        <w:rPr>
-          <w:sz w:val="24"/>
-          <w:szCs w:val="24"/>
-        </w:rPr>
-        <w:t>accident related</w:t>
-      </w:r>
-      <w:proofErr w:type="gramEnd"/>
-      <w:r>
-        <w:rPr>
-          <w:sz w:val="24"/>
-          <w:szCs w:val="24"/>
-        </w:rPr>
-        <w:t xml:space="preserve"> data such as location, date and time, severity, vehicle involvement, casualties, and cause of the accident along with the contextual weather data, which includes features like precipitation, visibility and temperature. Once collected, these data will go through an ETL pipeline where preprocessing techniques like extraction, transformation, feature engineering and finally integrating to a centralized data warehouse happen. After this, these data will be used to train and evaluate machine learning models such as random forest, Logistic Regression and </w:t>
-      </w:r>
-      <w:proofErr w:type="spellStart"/>
-      <w:r>
-        <w:rPr>
-          <w:sz w:val="24"/>
-          <w:szCs w:val="24"/>
-        </w:rPr>
-        <w:t>XGBoost</w:t>
-      </w:r>
-      <w:proofErr w:type="spellEnd"/>
-      <w:r>
-        <w:rPr>
-          <w:sz w:val="24"/>
-          <w:szCs w:val="24"/>
-        </w:rPr>
-        <w:t xml:space="preserve"> to identify the most suitable for Sri Lankan context.</w:t>
+        <w:t xml:space="preserve">. For the implementation, historical police accident records along with weather data obtained through external APIs based on accident location, time and data will be used. Also the scope of this research will be limited to a selected set of regions due to data scarcity in Sri Lankan context. </w:t>
+      </w:r>
+    </w:p>
+    <w:p>
+      <w:pPr>
+        <w:spacing w:line="360" w:lineRule="auto"/>
+        <w:jc w:val="both"/>
+        <w:rPr>
+          <w:sz w:val="24"/>
+          <w:szCs w:val="24"/>
+        </w:rPr>
+      </w:pPr>
+    </w:p>
+    <w:p>
+      <w:pPr>
+        <w:spacing w:line="360" w:lineRule="auto"/>
+        <w:jc w:val="both"/>
+        <w:rPr>
+          <w:sz w:val="24"/>
+          <w:szCs w:val="24"/>
+        </w:rPr>
+      </w:pPr>
+      <w:r>
+        <w:rPr>
+          <w:sz w:val="24"/>
+          <w:szCs w:val="24"/>
+        </w:rPr>
+        <w:t>The inputs for this research include accident related data such as location, date and time, severity, vehicle involvement, casualties, and cause of the accident along with the contextual weather data, which includes features like precipitation, visibility and temperature. Once collected, these data will go through an ETL pipeline where preprocessing techniques like extraction, transformation, feature engineering and finally integrating to a centralized data warehouse happen. After this, these data will be used to train and evaluate machine learning models such as random forest, Logistic Regression and XGBoost to identify the most suitable for Sri Lankan context.</w:t>
       </w:r>
     </w:p>
     <w:p>
@@ -6287,23 +5899,7 @@
           <w:sz w:val="24"/>
           <w:szCs w:val="24"/>
         </w:rPr>
-        <w:t xml:space="preserve"> as there is </w:t>
-      </w:r>
-      <w:proofErr w:type="gramStart"/>
-      <w:r>
-        <w:rPr>
-          <w:sz w:val="24"/>
-          <w:szCs w:val="24"/>
-        </w:rPr>
-        <w:t>no</w:t>
-      </w:r>
-      <w:proofErr w:type="gramEnd"/>
-      <w:r>
-        <w:rPr>
-          <w:sz w:val="24"/>
-          <w:szCs w:val="24"/>
-        </w:rPr>
-        <w:t xml:space="preserve"> any systematic approach </w:t>
+        <w:t xml:space="preserve"> as there is no any systematic approach </w:t>
       </w:r>
       <w:r>
         <w:rPr>
@@ -6459,15 +6055,7 @@
         <w:t xml:space="preserve">As mentioned earlier, road traffic accidents have a significant impact on society in Sri Lanka. Accordingly, each year considerable number of people either suffer from disabilities, serious injuries or even losses their lives due to road accidents. For example, more than 2500 deaths were caused due to road traffic accidents and more than 150000 casualties were receiving in patient treatment due to road traffic accidents in the year 2024 </w:t>
       </w:r>
       <w:r>
-        <w:t>(</w:t>
-      </w:r>
-      <w:proofErr w:type="spellStart"/>
-      <w:r>
-        <w:t>Siritunga</w:t>
-      </w:r>
-      <w:proofErr w:type="spellEnd"/>
-      <w:r>
-        <w:t>, 2025)</w:t>
+        <w:t>(Siritunga, 2025)</w:t>
       </w:r>
       <w:r>
         <w:t>.</w:t>
@@ -6681,23 +6269,7 @@
           <w:sz w:val="24"/>
           <w:szCs w:val="24"/>
         </w:rPr>
-        <w:t>(</w:t>
-      </w:r>
-      <w:proofErr w:type="spellStart"/>
-      <w:r>
-        <w:rPr>
-          <w:sz w:val="24"/>
-          <w:szCs w:val="24"/>
-        </w:rPr>
-        <w:t>Siritunga</w:t>
-      </w:r>
-      <w:proofErr w:type="spellEnd"/>
-      <w:r>
-        <w:rPr>
-          <w:sz w:val="24"/>
-          <w:szCs w:val="24"/>
-        </w:rPr>
-        <w:t>, 2025)</w:t>
+        <w:t>(Siritunga, 2025)</w:t>
       </w:r>
       <w:r>
         <w:rPr>
@@ -6762,23 +6334,7 @@
           <w:sz w:val="24"/>
           <w:szCs w:val="24"/>
         </w:rPr>
-        <w:t xml:space="preserve">When it comes to technological side of the research, most of the existing studies in Sri Lanka has only given focus to accident hotspot and severity prediction with limited exploration towards integration of technologies such as multiple-data source, spatiotemporal analysis, and Explainable AI integration. However, to mitigate such limitations, this research proposes an explainable multi source spatiotemporal framework for hotspot prediction and classify severity of them. Furthermore, even most of the existing studies that integrated Explainable AI only shows the contribution of features to a certain prediction. Even though XAI integrations improves the model’s transparency, such kind of frameworks are still unable to provide intelligent context aware recommendations to the relevant authorities to make the </w:t>
-      </w:r>
-      <w:proofErr w:type="gramStart"/>
-      <w:r>
-        <w:rPr>
-          <w:sz w:val="24"/>
-          <w:szCs w:val="24"/>
-        </w:rPr>
-        <w:t>decision making</w:t>
-      </w:r>
-      <w:proofErr w:type="gramEnd"/>
-      <w:r>
-        <w:rPr>
-          <w:sz w:val="24"/>
-          <w:szCs w:val="24"/>
-        </w:rPr>
-        <w:t xml:space="preserve"> process easier. Accordingly, through the proposed framework, we also address those kinds of limitation by adding a multi agent decision support system and thereby improving practicality of the framework.</w:t>
+        <w:t>When it comes to technological side of the research, most of the existing studies in Sri Lanka has only given focus to accident hotspot and severity prediction with limited exploration towards integration of technologies such as multiple-data source, spatiotemporal analysis, and Explainable AI integration. However, to mitigate such limitations, this research proposes an explainable multi source spatiotemporal framework for hotspot prediction and classify severity of them. Furthermore, even most of the existing studies that integrated Explainable AI only shows the contribution of features to a certain prediction. Even though XAI integrations improves the model’s transparency, such kind of frameworks are still unable to provide intelligent context aware recommendations to the relevant authorities to make the decision making process easier. Accordingly, through the proposed framework, we also address those kinds of limitation by adding a multi agent decision support system and thereby improving practicality of the framework.</w:t>
       </w:r>
     </w:p>
     <w:p>
@@ -7072,23 +6628,7 @@
           <w:szCs w:val="24"/>
         </w:rPr>
         <w:lastRenderedPageBreak/>
-        <w:t xml:space="preserve">Colombo Municipal Area as such synthetic data is based on Colombo area’s road network, weather patterns and location structure. </w:t>
-      </w:r>
-      <w:proofErr w:type="gramStart"/>
-      <w:r>
-        <w:rPr>
-          <w:sz w:val="24"/>
-          <w:szCs w:val="24"/>
-        </w:rPr>
-        <w:t>So</w:t>
-      </w:r>
-      <w:proofErr w:type="gramEnd"/>
-      <w:r>
-        <w:rPr>
-          <w:sz w:val="24"/>
-          <w:szCs w:val="24"/>
-        </w:rPr>
-        <w:t xml:space="preserve"> it is better to understand that even technical feasibility (Lambda Contribution) of the framework is implemented by considering Colombo Municipal Area context. </w:t>
+        <w:t xml:space="preserve">Colombo Municipal Area as such synthetic data is based on Colombo area’s road network, weather patterns and location structure. So it is better to understand that even technical feasibility (Lambda Contribution) of the framework is implemented by considering Colombo Municipal Area context. </w:t>
       </w:r>
     </w:p>
     <w:p>
@@ -7139,39 +6679,7 @@
           <w:sz w:val="24"/>
           <w:szCs w:val="24"/>
         </w:rPr>
-        <w:t xml:space="preserve">Another limitation is that Sri Lanka does not have any publicly available traffic accident hotspot or blackspot location maintained by official authorities like Sri Lanka Police. As a result of this, there is </w:t>
-      </w:r>
-      <w:proofErr w:type="gramStart"/>
-      <w:r>
-        <w:rPr>
-          <w:sz w:val="24"/>
-          <w:szCs w:val="24"/>
-        </w:rPr>
-        <w:t>no</w:t>
-      </w:r>
-      <w:proofErr w:type="gramEnd"/>
-      <w:r>
-        <w:rPr>
-          <w:sz w:val="24"/>
-          <w:szCs w:val="24"/>
-        </w:rPr>
-        <w:t xml:space="preserve"> any structured way to validate the findings of the research against official source. </w:t>
-      </w:r>
-      <w:proofErr w:type="gramStart"/>
-      <w:r>
-        <w:rPr>
-          <w:sz w:val="24"/>
-          <w:szCs w:val="24"/>
-        </w:rPr>
-        <w:t>So</w:t>
-      </w:r>
-      <w:proofErr w:type="gramEnd"/>
-      <w:r>
-        <w:rPr>
-          <w:sz w:val="24"/>
-          <w:szCs w:val="24"/>
-        </w:rPr>
-        <w:t xml:space="preserve"> considering factors like data limitations, geographic limitations, validation limitations and most of historical traffic accident data that is supposed to use for model training being synthetic, contribution of the research will be limited to technical aspect (Lambda Contribution) rather than statistical insights or real world accuracy of the predicted hotspots (Omega Contribution) </w:t>
+        <w:t xml:space="preserve">Another limitation is that Sri Lanka does not have any publicly available traffic accident hotspot or blackspot location maintained by official authorities like Sri Lanka Police. As a result of this, there is no any structured way to validate the findings of the research against official source. So considering factors like data limitations, geographic limitations, validation limitations and most of historical traffic accident data that is supposed to use for model training being synthetic, contribution of the research will be limited to technical aspect (Lambda Contribution) rather than statistical insights or real world accuracy of the predicted hotspots (Omega Contribution) </w:t>
       </w:r>
       <w:r>
         <w:rPr>
@@ -7347,15 +6855,7 @@
         <w:textAlignment w:val="baseline"/>
       </w:pPr>
       <w:r>
-        <w:t xml:space="preserve">In today’s world, road traffic accidents are considered as one of the major global threats to both human lives and economy of a country. As a country Sri Lanka also experiences negative effects of road traffic accidents due to several factors such as urbanization, increased vehicle usage </w:t>
-      </w:r>
-      <w:proofErr w:type="gramStart"/>
-      <w:r>
-        <w:t>and etc.</w:t>
-      </w:r>
-      <w:proofErr w:type="gramEnd"/>
-      <w:r>
-        <w:t xml:space="preserve"> Despites the traditional measures such as implementation of laws and regulations, traffic light systems, awareness programs, fine taken by Sri Lankan government, the number of road traffic accidents grow each year.</w:t>
+        <w:t>In today’s world, road traffic accidents are considered as one of the major global threats to both human lives and economy of a country. As a country Sri Lanka also experiences negative effects of road traffic accidents due to several factors such as urbanization, increased vehicle usage and etc. Despites the traditional measures such as implementation of laws and regulations, traffic light systems, awareness programs, fine taken by Sri Lankan government, the number of road traffic accidents grow each year.</w:t>
       </w:r>
     </w:p>
     <w:p>
@@ -7393,15 +6893,7 @@
         <w:textAlignment w:val="baseline"/>
       </w:pPr>
       <w:r>
-        <w:t xml:space="preserve">Furthermore, this chapter also highlights, how such implementation </w:t>
-      </w:r>
-      <w:proofErr w:type="gramStart"/>
-      <w:r>
-        <w:t>are</w:t>
-      </w:r>
-      <w:proofErr w:type="gramEnd"/>
-      <w:r>
-        <w:t xml:space="preserve"> minimally adapted when it comes to Sri Lankan context, along with an overview of limitations of existing studies. </w:t>
+        <w:t xml:space="preserve">Furthermore, this chapter also highlights, how such implementation are minimally adapted when it comes to Sri Lankan context, along with an overview of limitations of existing studies. </w:t>
       </w:r>
     </w:p>
     <w:p>
@@ -8232,25 +7724,7 @@
           <w:sz w:val="24"/>
           <w:szCs w:val="24"/>
         </w:rPr>
-        <w:t xml:space="preserve">Researchers have trained and evaluated 3 supervised machine learning approaches for severity prediction, namely Random Forest, </w:t>
-      </w:r>
-      <w:proofErr w:type="spellStart"/>
-      <w:r>
-        <w:rPr>
-          <w:color w:val="000000" w:themeColor="text1"/>
-          <w:sz w:val="24"/>
-          <w:szCs w:val="24"/>
-        </w:rPr>
-        <w:t>XGBoost</w:t>
-      </w:r>
-      <w:proofErr w:type="spellEnd"/>
-      <w:r>
-        <w:rPr>
-          <w:color w:val="000000" w:themeColor="text1"/>
-          <w:sz w:val="24"/>
-          <w:szCs w:val="24"/>
-        </w:rPr>
-        <w:t xml:space="preserve">, and Logistic Regression. Among them, it is found that Random Forest performed best in their context, achieving 94% accuracy. This study again demonstrates efficiency of supervised machine learning approaches for hotspot and severity prediction. Furthermore, in addition to severity prediction, this study has incorporated Geographic Information System (GIS) based spatial analysis techniques such as </w:t>
+        <w:t xml:space="preserve">Researchers have trained and evaluated 3 supervised machine learning approaches for severity prediction, namely Random Forest, XGBoost, and Logistic Regression. Among them, it is found that Random Forest performed best in their context, achieving 94% accuracy. This study again demonstrates efficiency of supervised machine learning approaches for hotspot and severity prediction. Furthermore, in addition to severity prediction, this study has incorporated Geographic Information System (GIS) based spatial analysis techniques such as </w:t>
       </w:r>
       <w:r>
         <w:rPr>
@@ -8268,23 +7742,13 @@
         </w:rPr>
         <w:t xml:space="preserve"> and </w:t>
       </w:r>
-      <w:proofErr w:type="spellStart"/>
-      <w:r>
-        <w:rPr>
-          <w:color w:val="000000" w:themeColor="text1"/>
-          <w:sz w:val="24"/>
-          <w:szCs w:val="24"/>
-        </w:rPr>
-        <w:t>Getis</w:t>
-      </w:r>
-      <w:proofErr w:type="spellEnd"/>
-      <w:r>
-        <w:rPr>
-          <w:color w:val="000000" w:themeColor="text1"/>
-          <w:sz w:val="24"/>
-          <w:szCs w:val="24"/>
-        </w:rPr>
-        <w:t xml:space="preserve">-Ord </w:t>
+      <w:r>
+        <w:rPr>
+          <w:color w:val="000000" w:themeColor="text1"/>
+          <w:sz w:val="24"/>
+          <w:szCs w:val="24"/>
+        </w:rPr>
+        <w:t xml:space="preserve">Getis-Ord </w:t>
       </w:r>
       <w:r>
         <w:rPr>
@@ -8337,23 +7801,7 @@
           <w:sz w:val="24"/>
           <w:szCs w:val="24"/>
         </w:rPr>
-        <w:t xml:space="preserve">Accordingly, this research shows the importance of combining machine learning models with spatial techniques for severity prediction and hotspot identification and how such framework can benefit transportation authorities in decision making and </w:t>
-      </w:r>
-      <w:proofErr w:type="spellStart"/>
-      <w:r>
-        <w:rPr>
-          <w:sz w:val="24"/>
-          <w:szCs w:val="24"/>
-        </w:rPr>
-        <w:t>redcuing</w:t>
-      </w:r>
-      <w:proofErr w:type="spellEnd"/>
-      <w:r>
-        <w:rPr>
-          <w:sz w:val="24"/>
-          <w:szCs w:val="24"/>
-        </w:rPr>
-        <w:t xml:space="preserve"> road traffic accidents.</w:t>
+        <w:t>Accordingly, this research shows the importance of combining machine learning models with spatial techniques for severity prediction and hotspot identification and how such framework can benefit transportation authorities in decision making and redcuing road traffic accidents.</w:t>
       </w:r>
     </w:p>
     <w:p>
@@ -8584,7 +8032,6 @@
         </w:rPr>
         <w:t xml:space="preserve">, </w:t>
       </w:r>
-      <w:proofErr w:type="spellStart"/>
       <w:r>
         <w:rPr>
           <w:sz w:val="24"/>
@@ -8592,7 +8039,6 @@
         </w:rPr>
         <w:t>XGBoost</w:t>
       </w:r>
-      <w:proofErr w:type="spellEnd"/>
       <w:r>
         <w:rPr>
           <w:sz w:val="24"/>
@@ -8812,47 +8258,7 @@
           <w:bCs/>
           <w:color w:val="000000" w:themeColor="text1"/>
         </w:rPr>
-        <w:t xml:space="preserve"> (J.M.C.T. </w:t>
-      </w:r>
-      <w:proofErr w:type="spellStart"/>
-      <w:r>
-        <w:rPr>
-          <w:rFonts w:ascii="Times New Roman" w:hAnsi="Times New Roman" w:cs="Times New Roman"/>
-          <w:b/>
-          <w:bCs/>
-          <w:color w:val="000000" w:themeColor="text1"/>
-        </w:rPr>
-        <w:t>Jayamanna</w:t>
-      </w:r>
-      <w:proofErr w:type="spellEnd"/>
-      <w:r>
-        <w:rPr>
-          <w:rFonts w:ascii="Times New Roman" w:hAnsi="Times New Roman" w:cs="Times New Roman"/>
-          <w:b/>
-          <w:bCs/>
-          <w:color w:val="000000" w:themeColor="text1"/>
-        </w:rPr>
-        <w:t xml:space="preserve"> &amp; </w:t>
-      </w:r>
-      <w:proofErr w:type="spellStart"/>
-      <w:r>
-        <w:rPr>
-          <w:rFonts w:ascii="Times New Roman" w:hAnsi="Times New Roman" w:cs="Times New Roman"/>
-          <w:b/>
-          <w:bCs/>
-          <w:color w:val="000000" w:themeColor="text1"/>
-        </w:rPr>
-        <w:t>Kalansooriya</w:t>
-      </w:r>
-      <w:proofErr w:type="spellEnd"/>
-      <w:r>
-        <w:rPr>
-          <w:rFonts w:ascii="Times New Roman" w:hAnsi="Times New Roman" w:cs="Times New Roman"/>
-          <w:b/>
-          <w:bCs/>
-          <w:color w:val="000000" w:themeColor="text1"/>
-        </w:rPr>
-        <w:t>, 2024)</w:t>
+        <w:t xml:space="preserve"> (J.M.C.T. Jayamanna &amp; Kalansooriya, 2024)</w:t>
       </w:r>
       <w:bookmarkEnd w:id="40"/>
     </w:p>
@@ -8879,43 +8285,7 @@
           <w:sz w:val="24"/>
           <w:szCs w:val="24"/>
         </w:rPr>
-        <w:t xml:space="preserve">J.M.C.T. </w:t>
-      </w:r>
-      <w:proofErr w:type="spellStart"/>
-      <w:r>
-        <w:rPr>
-          <w:color w:val="000000" w:themeColor="text1"/>
-          <w:sz w:val="24"/>
-          <w:szCs w:val="24"/>
-        </w:rPr>
-        <w:t>Jayamanna</w:t>
-      </w:r>
-      <w:proofErr w:type="spellEnd"/>
-      <w:r>
-        <w:rPr>
-          <w:color w:val="000000" w:themeColor="text1"/>
-          <w:sz w:val="24"/>
-          <w:szCs w:val="24"/>
-        </w:rPr>
-        <w:t xml:space="preserve"> &amp; P. </w:t>
-      </w:r>
-      <w:proofErr w:type="spellStart"/>
-      <w:r>
-        <w:rPr>
-          <w:color w:val="000000" w:themeColor="text1"/>
-          <w:sz w:val="24"/>
-          <w:szCs w:val="24"/>
-        </w:rPr>
-        <w:t>Kalansooriya</w:t>
-      </w:r>
-      <w:proofErr w:type="spellEnd"/>
-      <w:r>
-        <w:rPr>
-          <w:color w:val="000000" w:themeColor="text1"/>
-          <w:sz w:val="24"/>
-          <w:szCs w:val="24"/>
-        </w:rPr>
-        <w:t xml:space="preserve"> (2024), where they developed a machine learning based mobile application for accident hotspot prediction and severity classification using supervise machine learning approaches.</w:t>
+        <w:t>J.M.C.T. Jayamanna &amp; P. Kalansooriya (2024), where they developed a machine learning based mobile application for accident hotspot prediction and severity classification using supervise machine learning approaches.</w:t>
       </w:r>
     </w:p>
     <w:p>
@@ -8953,43 +8323,7 @@
           <w:sz w:val="24"/>
           <w:szCs w:val="24"/>
         </w:rPr>
-        <w:t xml:space="preserve">Random Forest Regression, Support Vector Regression (SVR), Gradient Boosting Regression, Decision Tree Regression, and </w:t>
-      </w:r>
-      <w:proofErr w:type="spellStart"/>
-      <w:r>
-        <w:rPr>
-          <w:color w:val="000000" w:themeColor="text1"/>
-          <w:sz w:val="24"/>
-          <w:szCs w:val="24"/>
-        </w:rPr>
-        <w:t>XGBoost</w:t>
-      </w:r>
-      <w:proofErr w:type="spellEnd"/>
-      <w:r>
-        <w:rPr>
-          <w:color w:val="000000" w:themeColor="text1"/>
-          <w:sz w:val="24"/>
-          <w:szCs w:val="24"/>
-        </w:rPr>
-        <w:t xml:space="preserve"> Regression were used and evaluated. Among them based on metrices such as Mean Squared Error (MSE) and Mean Absolute Error (MAE), </w:t>
-      </w:r>
-      <w:proofErr w:type="spellStart"/>
-      <w:r>
-        <w:rPr>
-          <w:color w:val="000000" w:themeColor="text1"/>
-          <w:sz w:val="24"/>
-          <w:szCs w:val="24"/>
-        </w:rPr>
-        <w:t>XGBoost</w:t>
-      </w:r>
-      <w:proofErr w:type="spellEnd"/>
-      <w:r>
-        <w:rPr>
-          <w:color w:val="000000" w:themeColor="text1"/>
-          <w:sz w:val="24"/>
-          <w:szCs w:val="24"/>
-        </w:rPr>
-        <w:t xml:space="preserve"> Regression was identified as the model with the best performance and chosen as the candidate model for accident hotspot prediction.</w:t>
+        <w:t>Random Forest Regression, Support Vector Regression (SVR), Gradient Boosting Regression, Decision Tree Regression, and XGBoost Regression were used and evaluated. Among them based on metrices such as Mean Squared Error (MSE) and Mean Absolute Error (MAE), XGBoost Regression was identified as the model with the best performance and chosen as the candidate model for accident hotspot prediction.</w:t>
       </w:r>
     </w:p>
     <w:p>
@@ -9026,23 +8360,7 @@
           <w:sz w:val="24"/>
           <w:szCs w:val="24"/>
         </w:rPr>
-        <w:t xml:space="preserve">Random Forest, </w:t>
-      </w:r>
-      <w:proofErr w:type="spellStart"/>
-      <w:r>
-        <w:rPr>
-          <w:sz w:val="24"/>
-          <w:szCs w:val="24"/>
-        </w:rPr>
-        <w:t>XGBoost</w:t>
-      </w:r>
-      <w:proofErr w:type="spellEnd"/>
-      <w:r>
-        <w:rPr>
-          <w:sz w:val="24"/>
-          <w:szCs w:val="24"/>
-        </w:rPr>
-        <w:t xml:space="preserve">, and Multi-Layer Perceptron (MLP) classifiers have been used and evaluated using metrices such as accuracy, precision, recall and F1-score. </w:t>
+        <w:t xml:space="preserve">Random Forest, XGBoost, and Multi-Layer Perceptron (MLP) classifiers have been used and evaluated using metrices such as accuracy, precision, recall and F1-score. </w:t>
       </w:r>
       <w:r>
         <w:rPr>
@@ -9095,43 +8413,7 @@
           <w:sz w:val="24"/>
           <w:szCs w:val="24"/>
         </w:rPr>
-        <w:t xml:space="preserve">(J.M.C.T. </w:t>
-      </w:r>
-      <w:proofErr w:type="spellStart"/>
-      <w:r>
-        <w:rPr>
-          <w:color w:val="000000" w:themeColor="text1"/>
-          <w:sz w:val="24"/>
-          <w:szCs w:val="24"/>
-        </w:rPr>
-        <w:t>Jayamanna</w:t>
-      </w:r>
-      <w:proofErr w:type="spellEnd"/>
-      <w:r>
-        <w:rPr>
-          <w:color w:val="000000" w:themeColor="text1"/>
-          <w:sz w:val="24"/>
-          <w:szCs w:val="24"/>
-        </w:rPr>
-        <w:t xml:space="preserve"> &amp; P. </w:t>
-      </w:r>
-      <w:proofErr w:type="spellStart"/>
-      <w:r>
-        <w:rPr>
-          <w:color w:val="000000" w:themeColor="text1"/>
-          <w:sz w:val="24"/>
-          <w:szCs w:val="24"/>
-        </w:rPr>
-        <w:t>Kalansooriya</w:t>
-      </w:r>
-      <w:proofErr w:type="spellEnd"/>
-      <w:r>
-        <w:rPr>
-          <w:color w:val="000000" w:themeColor="text1"/>
-          <w:sz w:val="24"/>
-          <w:szCs w:val="24"/>
-        </w:rPr>
-        <w:t>, 2024)</w:t>
+        <w:t>(J.M.C.T. Jayamanna &amp; P. Kalansooriya, 2024)</w:t>
       </w:r>
       <w:r>
         <w:rPr>
@@ -9297,37 +8579,15 @@
         </w:rPr>
         <w:t xml:space="preserve"> have explored on integrating Explainable AI technique called </w:t>
       </w:r>
-      <w:proofErr w:type="spellStart"/>
-      <w:r>
-        <w:rPr>
-          <w:b/>
-          <w:bCs/>
-          <w:sz w:val="24"/>
-          <w:szCs w:val="24"/>
-        </w:rPr>
-        <w:t>SHapley</w:t>
-      </w:r>
-      <w:proofErr w:type="spellEnd"/>
-      <w:r>
-        <w:rPr>
-          <w:b/>
-          <w:bCs/>
-          <w:sz w:val="24"/>
-          <w:szCs w:val="24"/>
-        </w:rPr>
-        <w:t xml:space="preserve"> Additive </w:t>
-      </w:r>
-      <w:proofErr w:type="spellStart"/>
-      <w:r>
-        <w:rPr>
-          <w:b/>
-          <w:bCs/>
-          <w:sz w:val="24"/>
-          <w:szCs w:val="24"/>
-        </w:rPr>
-        <w:t>exPlanations</w:t>
-      </w:r>
-      <w:proofErr w:type="spellEnd"/>
+      <w:r>
+        <w:rPr>
+          <w:b/>
+          <w:bCs/>
+          <w:sz w:val="24"/>
+          <w:szCs w:val="24"/>
+        </w:rPr>
+        <w:t>SHapley Additive exPlanations</w:t>
+      </w:r>
       <w:r>
         <w:rPr>
           <w:sz w:val="24"/>
@@ -9520,369 +8780,199 @@
           <w:bCs/>
           <w:color w:val="auto"/>
         </w:rPr>
+        <w:t>(Ogungbire &amp; Pulugurtha, 2025).</w:t>
+      </w:r>
+      <w:bookmarkEnd w:id="44"/>
+    </w:p>
+    <w:p>
+      <w:pPr>
+        <w:spacing w:line="360" w:lineRule="auto"/>
+        <w:jc w:val="both"/>
+        <w:rPr>
+          <w:sz w:val="24"/>
+          <w:szCs w:val="24"/>
+        </w:rPr>
+      </w:pPr>
+      <w:r>
+        <w:rPr>
+          <w:sz w:val="24"/>
+          <w:szCs w:val="24"/>
+        </w:rPr>
+        <w:t xml:space="preserve">As it is mentioned earlier, road traffic accidents are not solely depending on just accident related factors. In fact, contextual spatial and temporal feature like location, time, season and weather contribute heavily to a road traffic accident. But most of the above mentioned studies has given less priority for such analysis of spatial and temporal features. </w:t>
+      </w:r>
+      <w:r>
+        <w:rPr>
+          <w:sz w:val="24"/>
+          <w:szCs w:val="24"/>
+        </w:rPr>
+        <w:t>However,</w:t>
+      </w:r>
+      <w:r>
+        <w:rPr>
+          <w:sz w:val="24"/>
+          <w:szCs w:val="24"/>
+        </w:rPr>
+        <w:t xml:space="preserve"> </w:t>
+      </w:r>
+      <w:r>
+        <w:rPr>
+          <w:sz w:val="24"/>
+          <w:szCs w:val="24"/>
+        </w:rPr>
+        <w:t xml:space="preserve">by addressing these kinds of limitations, </w:t>
+      </w:r>
+      <w:r>
+        <w:rPr>
+          <w:sz w:val="24"/>
+          <w:szCs w:val="24"/>
+        </w:rPr>
+        <w:t xml:space="preserve">Ogungbire &amp; Pulugurtha (2025) </w:t>
+      </w:r>
+      <w:r>
+        <w:rPr>
+          <w:sz w:val="24"/>
+          <w:szCs w:val="24"/>
+        </w:rPr>
+        <w:t xml:space="preserve">has explored on integrating spatiotemporal risk mapping along with weather related traffic accident hotspot prediction in </w:t>
+      </w:r>
+      <w:r>
+        <w:rPr>
+          <w:sz w:val="24"/>
+          <w:szCs w:val="24"/>
+        </w:rPr>
+        <w:t>Nort Carolina region of USA</w:t>
+      </w:r>
+      <w:r>
+        <w:rPr>
+          <w:sz w:val="24"/>
+          <w:szCs w:val="24"/>
+        </w:rPr>
+        <w:t>.</w:t>
+      </w:r>
+    </w:p>
+    <w:p>
+      <w:pPr>
+        <w:spacing w:line="360" w:lineRule="auto"/>
+        <w:jc w:val="both"/>
+        <w:rPr>
+          <w:sz w:val="24"/>
+          <w:szCs w:val="24"/>
+        </w:rPr>
+      </w:pPr>
+    </w:p>
+    <w:p>
+      <w:pPr>
+        <w:spacing w:line="360" w:lineRule="auto"/>
+        <w:jc w:val="both"/>
+        <w:rPr>
+          <w:sz w:val="24"/>
+          <w:szCs w:val="24"/>
+        </w:rPr>
+      </w:pPr>
+      <w:r>
+        <w:rPr>
+          <w:sz w:val="24"/>
+          <w:szCs w:val="24"/>
+        </w:rPr>
+        <w:t xml:space="preserve">Accordingly, for the machine learning model XGBoost was used because of it’s capabilities on capturing complex nonlinear relationships among accident related data variables. Additionally, they have also integrated spatiotemporal analytical techniques such as </w:t>
+      </w:r>
+      <w:r>
+        <w:rPr>
+          <w:sz w:val="24"/>
+          <w:szCs w:val="24"/>
+        </w:rPr>
+        <w:t>space-time cube analysis, DTW, and Getis-Ord Gi*</w:t>
+      </w:r>
+      <w:r>
+        <w:rPr>
+          <w:sz w:val="24"/>
+          <w:szCs w:val="24"/>
+        </w:rPr>
+        <w:t xml:space="preserve"> to the machine learning model in order to facilitate analysis of road traffic accident variations across both location (spatial) and time (temproal). </w:t>
+      </w:r>
+    </w:p>
+    <w:p>
+      <w:pPr>
+        <w:spacing w:line="360" w:lineRule="auto"/>
+        <w:jc w:val="both"/>
+        <w:rPr>
+          <w:sz w:val="24"/>
+          <w:szCs w:val="24"/>
+        </w:rPr>
+      </w:pPr>
+    </w:p>
+    <w:p>
+      <w:pPr>
+        <w:spacing w:line="360" w:lineRule="auto"/>
+        <w:jc w:val="both"/>
+        <w:rPr>
+          <w:sz w:val="24"/>
+          <w:szCs w:val="24"/>
+        </w:rPr>
+      </w:pPr>
+      <w:r>
+        <w:rPr>
+          <w:sz w:val="24"/>
+          <w:szCs w:val="24"/>
+        </w:rPr>
+        <w:t xml:space="preserve">When it comes to the findings of the above research, it shows that how incorporating spatiotemporal analysis along with accident hotspot prediction can improve the prediction accuracy of machine learning model as occurrence traffic accidents are not solely based on just traffic accident related data. </w:t>
+      </w:r>
+    </w:p>
+    <w:p>
+      <w:pPr>
+        <w:spacing w:line="360" w:lineRule="auto"/>
+        <w:jc w:val="both"/>
+        <w:rPr>
+          <w:sz w:val="24"/>
+          <w:szCs w:val="24"/>
+        </w:rPr>
+      </w:pPr>
+    </w:p>
+    <w:p>
+      <w:pPr>
+        <w:spacing w:line="360" w:lineRule="auto"/>
+        <w:jc w:val="both"/>
+        <w:rPr>
+          <w:sz w:val="24"/>
+          <w:szCs w:val="24"/>
+        </w:rPr>
+      </w:pPr>
+      <w:r>
+        <w:rPr>
+          <w:sz w:val="24"/>
+          <w:szCs w:val="24"/>
+        </w:rPr>
+        <w:t xml:space="preserve">However, similar to the above studies, this is also limited to North Carolina region of USA, limiting its adaptability in Sri Lanka where both traffic related data and spatiotemporal variations of traffic accident may differ from such countries. Additionally this research is only limited to weather related crash data, making it less applicable for more </w:t>
+      </w:r>
+      <w:r>
+        <w:rPr>
+          <w:sz w:val="24"/>
+          <w:szCs w:val="24"/>
+        </w:rPr>
+        <w:t>generalized traffic conditions and regions</w:t>
+      </w:r>
+      <w:r>
+        <w:rPr>
+          <w:sz w:val="24"/>
+          <w:szCs w:val="24"/>
+        </w:rPr>
+        <w:t xml:space="preserve">. Accordingly, a gap remains in incorporating such techniques for the prediction of road accidents with more genralized causes other than just weather </w:t>
+      </w:r>
+      <w:r>
+        <w:rPr>
+          <w:b/>
+          <w:bCs/>
+          <w:sz w:val="24"/>
+          <w:szCs w:val="24"/>
+        </w:rPr>
         <w:t>(</w:t>
       </w:r>
-      <w:proofErr w:type="spellStart"/>
-      <w:r>
-        <w:rPr>
-          <w:rFonts w:ascii="Times New Roman" w:hAnsi="Times New Roman" w:cs="Times New Roman"/>
-          <w:b/>
-          <w:bCs/>
-          <w:color w:val="auto"/>
-        </w:rPr>
-        <w:t>Ogungbire</w:t>
-      </w:r>
-      <w:proofErr w:type="spellEnd"/>
-      <w:r>
-        <w:rPr>
-          <w:rFonts w:ascii="Times New Roman" w:hAnsi="Times New Roman" w:cs="Times New Roman"/>
-          <w:b/>
-          <w:bCs/>
-          <w:color w:val="auto"/>
-        </w:rPr>
-        <w:t xml:space="preserve"> &amp; </w:t>
-      </w:r>
-      <w:proofErr w:type="spellStart"/>
-      <w:r>
-        <w:rPr>
-          <w:rFonts w:ascii="Times New Roman" w:hAnsi="Times New Roman" w:cs="Times New Roman"/>
-          <w:b/>
-          <w:bCs/>
-          <w:color w:val="auto"/>
-        </w:rPr>
-        <w:t>Pulugurtha</w:t>
-      </w:r>
-      <w:proofErr w:type="spellEnd"/>
-      <w:r>
-        <w:rPr>
-          <w:rFonts w:ascii="Times New Roman" w:hAnsi="Times New Roman" w:cs="Times New Roman"/>
-          <w:b/>
-          <w:bCs/>
-          <w:color w:val="auto"/>
-        </w:rPr>
-        <w:t>, 2025).</w:t>
-      </w:r>
-      <w:bookmarkEnd w:id="44"/>
-    </w:p>
-    <w:p>
-      <w:pPr>
-        <w:spacing w:line="360" w:lineRule="auto"/>
-        <w:jc w:val="both"/>
-        <w:rPr>
-          <w:sz w:val="24"/>
-          <w:szCs w:val="24"/>
-        </w:rPr>
-      </w:pPr>
-      <w:r>
-        <w:rPr>
-          <w:sz w:val="24"/>
-          <w:szCs w:val="24"/>
-        </w:rPr>
-        <w:t xml:space="preserve">As it is mentioned earlier, road traffic accidents are not solely depending on just accident related factors. In fact, contextual spatial and temporal feature like location, time, season and weather contribute heavily to a road traffic accident. But most of the above mentioned studies has given less priority for such analysis of spatial and temporal features. </w:t>
-      </w:r>
-      <w:r>
-        <w:rPr>
-          <w:sz w:val="24"/>
-          <w:szCs w:val="24"/>
-        </w:rPr>
-        <w:t>However,</w:t>
-      </w:r>
-      <w:r>
-        <w:rPr>
-          <w:sz w:val="24"/>
-          <w:szCs w:val="24"/>
-        </w:rPr>
-        <w:t xml:space="preserve"> </w:t>
-      </w:r>
-      <w:r>
-        <w:rPr>
-          <w:sz w:val="24"/>
-          <w:szCs w:val="24"/>
-        </w:rPr>
-        <w:t xml:space="preserve">by addressing these kinds of limitations, </w:t>
-      </w:r>
-      <w:proofErr w:type="spellStart"/>
-      <w:r>
-        <w:rPr>
-          <w:sz w:val="24"/>
-          <w:szCs w:val="24"/>
-        </w:rPr>
-        <w:t>Ogungbire</w:t>
-      </w:r>
-      <w:proofErr w:type="spellEnd"/>
-      <w:r>
-        <w:rPr>
-          <w:sz w:val="24"/>
-          <w:szCs w:val="24"/>
-        </w:rPr>
-        <w:t xml:space="preserve"> &amp; </w:t>
-      </w:r>
-      <w:proofErr w:type="spellStart"/>
-      <w:r>
-        <w:rPr>
-          <w:sz w:val="24"/>
-          <w:szCs w:val="24"/>
-        </w:rPr>
-        <w:t>Pulugurtha</w:t>
-      </w:r>
-      <w:proofErr w:type="spellEnd"/>
-      <w:r>
-        <w:rPr>
-          <w:sz w:val="24"/>
-          <w:szCs w:val="24"/>
-        </w:rPr>
-        <w:t xml:space="preserve"> (2025) </w:t>
-      </w:r>
-      <w:r>
-        <w:rPr>
-          <w:sz w:val="24"/>
-          <w:szCs w:val="24"/>
-        </w:rPr>
-        <w:t xml:space="preserve">has explored on integrating spatiotemporal risk mapping along with weather related traffic accident hotspot prediction in </w:t>
-      </w:r>
-      <w:r>
-        <w:rPr>
-          <w:sz w:val="24"/>
-          <w:szCs w:val="24"/>
-        </w:rPr>
-        <w:t>Nort Carolina region of USA</w:t>
-      </w:r>
-      <w:r>
-        <w:rPr>
-          <w:sz w:val="24"/>
-          <w:szCs w:val="24"/>
-        </w:rPr>
-        <w:t>.</w:t>
-      </w:r>
-    </w:p>
-    <w:p>
-      <w:pPr>
-        <w:spacing w:line="360" w:lineRule="auto"/>
-        <w:jc w:val="both"/>
-        <w:rPr>
-          <w:sz w:val="24"/>
-          <w:szCs w:val="24"/>
-        </w:rPr>
-      </w:pPr>
-    </w:p>
-    <w:p>
-      <w:pPr>
-        <w:spacing w:line="360" w:lineRule="auto"/>
-        <w:jc w:val="both"/>
-        <w:rPr>
-          <w:sz w:val="24"/>
-          <w:szCs w:val="24"/>
-        </w:rPr>
-      </w:pPr>
-      <w:r>
-        <w:rPr>
-          <w:sz w:val="24"/>
-          <w:szCs w:val="24"/>
-        </w:rPr>
-        <w:t xml:space="preserve">Accordingly, for the machine learning model </w:t>
-      </w:r>
-      <w:proofErr w:type="spellStart"/>
-      <w:r>
-        <w:rPr>
-          <w:sz w:val="24"/>
-          <w:szCs w:val="24"/>
-        </w:rPr>
-        <w:t>XGBoost</w:t>
-      </w:r>
-      <w:proofErr w:type="spellEnd"/>
-      <w:r>
-        <w:rPr>
-          <w:sz w:val="24"/>
-          <w:szCs w:val="24"/>
-        </w:rPr>
-        <w:t xml:space="preserve"> was used because of </w:t>
-      </w:r>
-      <w:proofErr w:type="spellStart"/>
-      <w:r>
-        <w:rPr>
-          <w:sz w:val="24"/>
-          <w:szCs w:val="24"/>
-        </w:rPr>
-        <w:t>it’s</w:t>
-      </w:r>
-      <w:proofErr w:type="spellEnd"/>
-      <w:r>
-        <w:rPr>
-          <w:sz w:val="24"/>
-          <w:szCs w:val="24"/>
-        </w:rPr>
-        <w:t xml:space="preserve"> capabilities on capturing complex nonlinear relationships among accident related data variables. Additionally, they have also integrated spatiotemporal analytical techniques such as </w:t>
-      </w:r>
-      <w:r>
-        <w:rPr>
-          <w:sz w:val="24"/>
-          <w:szCs w:val="24"/>
-        </w:rPr>
-        <w:t xml:space="preserve">space-time cube analysis, DTW, and </w:t>
-      </w:r>
-      <w:proofErr w:type="spellStart"/>
-      <w:r>
-        <w:rPr>
-          <w:sz w:val="24"/>
-          <w:szCs w:val="24"/>
-        </w:rPr>
-        <w:t>Getis</w:t>
-      </w:r>
-      <w:proofErr w:type="spellEnd"/>
-      <w:r>
-        <w:rPr>
-          <w:sz w:val="24"/>
-          <w:szCs w:val="24"/>
-        </w:rPr>
-        <w:t>-Ord Gi*</w:t>
-      </w:r>
-      <w:r>
-        <w:rPr>
-          <w:sz w:val="24"/>
-          <w:szCs w:val="24"/>
-        </w:rPr>
-        <w:t xml:space="preserve"> to the machine learning model in order to facilitate analysis of road traffic accident variations across both location (spatial) and time (</w:t>
-      </w:r>
-      <w:proofErr w:type="spellStart"/>
-      <w:r>
-        <w:rPr>
-          <w:sz w:val="24"/>
-          <w:szCs w:val="24"/>
-        </w:rPr>
-        <w:t>temproal</w:t>
-      </w:r>
-      <w:proofErr w:type="spellEnd"/>
-      <w:r>
-        <w:rPr>
-          <w:sz w:val="24"/>
-          <w:szCs w:val="24"/>
-        </w:rPr>
-        <w:t xml:space="preserve">). </w:t>
-      </w:r>
-    </w:p>
-    <w:p>
-      <w:pPr>
-        <w:spacing w:line="360" w:lineRule="auto"/>
-        <w:jc w:val="both"/>
-        <w:rPr>
-          <w:sz w:val="24"/>
-          <w:szCs w:val="24"/>
-        </w:rPr>
-      </w:pPr>
-    </w:p>
-    <w:p>
-      <w:pPr>
-        <w:spacing w:line="360" w:lineRule="auto"/>
-        <w:jc w:val="both"/>
-        <w:rPr>
-          <w:sz w:val="24"/>
-          <w:szCs w:val="24"/>
-        </w:rPr>
-      </w:pPr>
-      <w:r>
-        <w:rPr>
-          <w:sz w:val="24"/>
-          <w:szCs w:val="24"/>
-        </w:rPr>
-        <w:t xml:space="preserve">When it comes to the findings of the above research, it shows that how incorporating spatiotemporal analysis along with accident hotspot prediction can improve the prediction accuracy of machine learning model as occurrence traffic accidents are not solely based on just traffic accident related data. </w:t>
-      </w:r>
-    </w:p>
-    <w:p>
-      <w:pPr>
-        <w:spacing w:line="360" w:lineRule="auto"/>
-        <w:jc w:val="both"/>
-        <w:rPr>
-          <w:sz w:val="24"/>
-          <w:szCs w:val="24"/>
-        </w:rPr>
-      </w:pPr>
-    </w:p>
-    <w:p>
-      <w:pPr>
-        <w:spacing w:line="360" w:lineRule="auto"/>
-        <w:jc w:val="both"/>
-        <w:rPr>
-          <w:sz w:val="24"/>
-          <w:szCs w:val="24"/>
-        </w:rPr>
-      </w:pPr>
-      <w:r>
-        <w:rPr>
-          <w:sz w:val="24"/>
-          <w:szCs w:val="24"/>
-        </w:rPr>
-        <w:t xml:space="preserve">However, similar to the above studies, this is also limited to North Carolina region of USA, limiting its adaptability in Sri Lanka where both traffic related data and spatiotemporal variations of traffic accident may differ from such countries. Additionally this research is only limited to weather related crash data, making it less applicable for more </w:t>
-      </w:r>
-      <w:r>
-        <w:rPr>
-          <w:sz w:val="24"/>
-          <w:szCs w:val="24"/>
-        </w:rPr>
-        <w:t>generalized traffic conditions and regions</w:t>
-      </w:r>
-      <w:r>
-        <w:rPr>
-          <w:sz w:val="24"/>
-          <w:szCs w:val="24"/>
-        </w:rPr>
-        <w:t xml:space="preserve">. Accordingly, a gap remains in incorporating such techniques for the prediction of road accidents with more </w:t>
-      </w:r>
-      <w:proofErr w:type="spellStart"/>
-      <w:r>
-        <w:rPr>
-          <w:sz w:val="24"/>
-          <w:szCs w:val="24"/>
-        </w:rPr>
-        <w:t>genralized</w:t>
-      </w:r>
-      <w:proofErr w:type="spellEnd"/>
-      <w:r>
-        <w:rPr>
-          <w:sz w:val="24"/>
-          <w:szCs w:val="24"/>
-        </w:rPr>
-        <w:t xml:space="preserve"> causes other than just weather </w:t>
-      </w:r>
-      <w:r>
-        <w:rPr>
-          <w:b/>
-          <w:bCs/>
-          <w:sz w:val="24"/>
-          <w:szCs w:val="24"/>
-        </w:rPr>
-        <w:t>(</w:t>
-      </w:r>
-      <w:proofErr w:type="spellStart"/>
-      <w:r>
-        <w:rPr>
-          <w:sz w:val="24"/>
-          <w:szCs w:val="24"/>
-        </w:rPr>
-        <w:t>Ogungbire</w:t>
-      </w:r>
-      <w:proofErr w:type="spellEnd"/>
-      <w:r>
-        <w:rPr>
-          <w:sz w:val="24"/>
-          <w:szCs w:val="24"/>
-        </w:rPr>
-        <w:t xml:space="preserve"> &amp; </w:t>
-      </w:r>
-      <w:proofErr w:type="spellStart"/>
-      <w:r>
-        <w:rPr>
-          <w:sz w:val="24"/>
-          <w:szCs w:val="24"/>
-        </w:rPr>
-        <w:t>Pulugurtha</w:t>
-      </w:r>
-      <w:proofErr w:type="spellEnd"/>
-      <w:r>
-        <w:rPr>
-          <w:sz w:val="24"/>
-          <w:szCs w:val="24"/>
-        </w:rPr>
-        <w:t>, 2025).</w:t>
+      <w:r>
+        <w:rPr>
+          <w:sz w:val="24"/>
+          <w:szCs w:val="24"/>
+        </w:rPr>
+        <w:t>Ogungbire &amp; Pulugurtha, 2025).</w:t>
       </w:r>
     </w:p>
     <w:p>
@@ -9993,37 +9083,12 @@
         </w:rPr>
         <w:t>(</w:t>
       </w:r>
-      <w:proofErr w:type="spellStart"/>
-      <w:r>
-        <w:rPr>
-          <w:sz w:val="24"/>
-          <w:szCs w:val="24"/>
-        </w:rPr>
-        <w:t>Ogungbire</w:t>
-      </w:r>
-      <w:proofErr w:type="spellEnd"/>
-      <w:r>
-        <w:rPr>
-          <w:sz w:val="24"/>
-          <w:szCs w:val="24"/>
-        </w:rPr>
-        <w:t xml:space="preserve"> &amp; </w:t>
-      </w:r>
-      <w:proofErr w:type="spellStart"/>
-      <w:r>
-        <w:rPr>
-          <w:sz w:val="24"/>
-          <w:szCs w:val="24"/>
-        </w:rPr>
-        <w:t>Pulugurtha</w:t>
-      </w:r>
-      <w:proofErr w:type="spellEnd"/>
-      <w:r>
-        <w:rPr>
-          <w:sz w:val="24"/>
-          <w:szCs w:val="24"/>
-        </w:rPr>
-        <w:t xml:space="preserve">, 2025; </w:t>
+      <w:r>
+        <w:rPr>
+          <w:sz w:val="24"/>
+          <w:szCs w:val="24"/>
+        </w:rPr>
+        <w:t xml:space="preserve">Ogungbire &amp; Pulugurtha, 2025; </w:t>
       </w:r>
       <w:r>
         <w:rPr>
@@ -10082,39 +9147,7 @@
           <w:sz w:val="24"/>
           <w:szCs w:val="24"/>
         </w:rPr>
-        <w:t xml:space="preserve"> </w:t>
-      </w:r>
-      <w:proofErr w:type="spellStart"/>
-      <w:r>
-        <w:rPr>
-          <w:sz w:val="24"/>
-          <w:szCs w:val="24"/>
-        </w:rPr>
-        <w:t>Ogungbire</w:t>
-      </w:r>
-      <w:proofErr w:type="spellEnd"/>
-      <w:r>
-        <w:rPr>
-          <w:sz w:val="24"/>
-          <w:szCs w:val="24"/>
-        </w:rPr>
-        <w:t xml:space="preserve"> &amp; </w:t>
-      </w:r>
-      <w:proofErr w:type="spellStart"/>
-      <w:r>
-        <w:rPr>
-          <w:sz w:val="24"/>
-          <w:szCs w:val="24"/>
-        </w:rPr>
-        <w:t>Pulugurtha</w:t>
-      </w:r>
-      <w:proofErr w:type="spellEnd"/>
-      <w:r>
-        <w:rPr>
-          <w:sz w:val="24"/>
-          <w:szCs w:val="24"/>
-        </w:rPr>
-        <w:t xml:space="preserve"> (2025)</w:t>
+        <w:t xml:space="preserve"> Ogungbire &amp; Pulugurtha (2025)</w:t>
       </w:r>
       <w:r>
         <w:rPr>
@@ -10162,23 +9195,7 @@
           <w:sz w:val="24"/>
           <w:szCs w:val="24"/>
         </w:rPr>
-        <w:t xml:space="preserve">Additionally, most of the existing systems in Sri Lanka were given lesser focus to feature contribution and model </w:t>
-      </w:r>
-      <w:proofErr w:type="spellStart"/>
-      <w:r>
-        <w:rPr>
-          <w:sz w:val="24"/>
-          <w:szCs w:val="24"/>
-        </w:rPr>
-        <w:t>explainability</w:t>
-      </w:r>
-      <w:proofErr w:type="spellEnd"/>
-      <w:r>
-        <w:rPr>
-          <w:sz w:val="24"/>
-          <w:szCs w:val="24"/>
-        </w:rPr>
-        <w:t xml:space="preserve"> analysis. Even though predicting a traffic accident itself is very important, authorities need to know why the model considers a certain location as high-risk hotspot, to support decision making. But machine learning models act as black box systems, limiting their adaptability in safety critical areas. </w:t>
+        <w:t xml:space="preserve">Additionally, most of the existing systems in Sri Lanka were given lesser focus to feature contribution and model explainability analysis. Even though predicting a traffic accident itself is very important, authorities need to know why the model considers a certain location as high-risk hotspot, to support decision making. But machine learning models act as black box systems, limiting their adaptability in safety critical areas. </w:t>
       </w:r>
       <w:r>
         <w:rPr>
@@ -10220,23 +9237,7 @@
           <w:sz w:val="24"/>
           <w:szCs w:val="24"/>
         </w:rPr>
-        <w:t xml:space="preserve"> Omar Ibrahim </w:t>
-      </w:r>
-      <w:proofErr w:type="spellStart"/>
-      <w:r>
-        <w:rPr>
-          <w:sz w:val="24"/>
-          <w:szCs w:val="24"/>
-        </w:rPr>
-        <w:t>Aboulola</w:t>
-      </w:r>
-      <w:proofErr w:type="spellEnd"/>
-      <w:r>
-        <w:rPr>
-          <w:sz w:val="24"/>
-          <w:szCs w:val="24"/>
-        </w:rPr>
-        <w:t>, 2024</w:t>
+        <w:t xml:space="preserve"> Omar Ibrahim Aboulola, 2024</w:t>
       </w:r>
       <w:r>
         <w:rPr>
@@ -10327,23 +9328,7 @@
           <w:sz w:val="24"/>
           <w:szCs w:val="24"/>
         </w:rPr>
-        <w:t xml:space="preserve">for accident hotspot prediction and severity classification for Sri Lankan context. Also, unlike exiting studies, it is planned to integrate both police accident records and weather data, thus creating a </w:t>
-      </w:r>
-      <w:proofErr w:type="spellStart"/>
-      <w:r>
-        <w:rPr>
-          <w:sz w:val="24"/>
-          <w:szCs w:val="24"/>
-        </w:rPr>
-        <w:t>multi source</w:t>
-      </w:r>
-      <w:proofErr w:type="spellEnd"/>
-      <w:r>
-        <w:rPr>
-          <w:sz w:val="24"/>
-          <w:szCs w:val="24"/>
-        </w:rPr>
-        <w:t xml:space="preserve"> data warehouse. Additionally spatiotemporal analysis via feature engineering to identify variations across accident hotspots and explainable AI techniques such as SHAP will be integrated to improve the model’s prediction performance and interpretability.</w:t>
+        <w:t>for accident hotspot prediction and severity classification for Sri Lankan context. Also, unlike exiting studies, it is planned to integrate both police accident records and weather data, thus creating a multi source data warehouse. Additionally spatiotemporal analysis via feature engineering to identify variations across accident hotspots and explainable AI techniques such as SHAP will be integrated to improve the model’s prediction performance and interpretability.</w:t>
       </w:r>
     </w:p>
     <w:p>
@@ -10876,13 +9861,8 @@
               <w:jc w:val="both"/>
             </w:pPr>
             <w:r>
-              <w:t xml:space="preserve">Limited </w:t>
-            </w:r>
-            <w:proofErr w:type="spellStart"/>
-            <w:r>
-              <w:t>explainabilty</w:t>
-            </w:r>
-            <w:proofErr w:type="spellEnd"/>
+              <w:t>Limited explainabilty</w:t>
+            </w:r>
           </w:p>
           <w:p>
             <w:pPr>
@@ -10990,19 +9970,11 @@
               </w:rPr>
               <w:t xml:space="preserve"> and </w:t>
             </w:r>
-            <w:proofErr w:type="spellStart"/>
             <w:r>
               <w:rPr>
                 <w:color w:val="000000" w:themeColor="text1"/>
               </w:rPr>
-              <w:t>Getis</w:t>
-            </w:r>
-            <w:proofErr w:type="spellEnd"/>
-            <w:r>
-              <w:rPr>
-                <w:color w:val="000000" w:themeColor="text1"/>
-              </w:rPr>
-              <w:t xml:space="preserve">-Ord </w:t>
+              <w:t xml:space="preserve">Getis-Ord </w:t>
             </w:r>
             <w:r>
               <w:rPr>
@@ -11096,30 +10068,8 @@
               <w:rPr>
                 <w:color w:val="000000" w:themeColor="text1"/>
               </w:rPr>
-              <w:t xml:space="preserve">J.M.C.T. </w:t>
-            </w:r>
-            <w:proofErr w:type="spellStart"/>
-            <w:r>
-              <w:rPr>
-                <w:color w:val="000000" w:themeColor="text1"/>
-              </w:rPr>
-              <w:t>Jayamanna</w:t>
-            </w:r>
-            <w:proofErr w:type="spellEnd"/>
-            <w:r>
-              <w:rPr>
-                <w:color w:val="000000" w:themeColor="text1"/>
-              </w:rPr>
-              <w:t xml:space="preserve"> &amp; P. </w:t>
-            </w:r>
-            <w:proofErr w:type="spellStart"/>
-            <w:r>
-              <w:rPr>
-                <w:color w:val="000000" w:themeColor="text1"/>
-              </w:rPr>
-              <w:t>Kalansooriya</w:t>
-            </w:r>
-            <w:proofErr w:type="spellEnd"/>
+              <w:t>J.M.C.T. Jayamanna &amp; P. Kalansooriya</w:t>
+            </w:r>
             <w:r>
               <w:rPr>
                 <w:color w:val="000000" w:themeColor="text1"/>
@@ -11149,13 +10099,8 @@
               <w:spacing w:line="360" w:lineRule="auto"/>
               <w:jc w:val="both"/>
             </w:pPr>
-            <w:proofErr w:type="spellStart"/>
-            <w:r>
-              <w:t>XGBoost</w:t>
-            </w:r>
-            <w:proofErr w:type="spellEnd"/>
-            <w:r>
-              <w:t xml:space="preserve"> performs best for hotspot prediction</w:t>
+            <w:r>
+              <w:t>XGBoost performs best for hotspot prediction</w:t>
             </w:r>
           </w:p>
           <w:p>
@@ -11387,20 +10332,10 @@
               <w:spacing w:line="360" w:lineRule="auto"/>
               <w:jc w:val="both"/>
             </w:pPr>
-            <w:proofErr w:type="spellStart"/>
             <w:r>
               <w:lastRenderedPageBreak/>
-              <w:t>Ogungbire</w:t>
-            </w:r>
-            <w:proofErr w:type="spellEnd"/>
-            <w:r>
-              <w:t xml:space="preserve"> &amp; </w:t>
-            </w:r>
-            <w:proofErr w:type="spellStart"/>
-            <w:r>
-              <w:t>Pulugurtha</w:t>
-            </w:r>
-            <w:proofErr w:type="spellEnd"/>
+              <w:t>Ogungbire &amp; Pulugurtha</w:t>
+            </w:r>
             <w:r>
               <w:t xml:space="preserve"> (2025)</w:t>
             </w:r>
@@ -11795,89 +10730,7 @@
           <w:sz w:val="24"/>
           <w:szCs w:val="24"/>
         </w:rPr>
-        <w:t xml:space="preserve">Accordingly, it is clear that machine learning approaches such as Random Forest, </w:t>
-      </w:r>
-      <w:proofErr w:type="spellStart"/>
-      <w:r>
-        <w:rPr>
-          <w:sz w:val="24"/>
-          <w:szCs w:val="24"/>
-        </w:rPr>
-        <w:t>XGBoost</w:t>
-      </w:r>
-      <w:proofErr w:type="spellEnd"/>
-      <w:r>
-        <w:rPr>
-          <w:sz w:val="24"/>
-          <w:szCs w:val="24"/>
-        </w:rPr>
-        <w:t xml:space="preserve">, Artificial Neural Network and Support Vector Machines have </w:t>
-      </w:r>
-      <w:proofErr w:type="spellStart"/>
-      <w:proofErr w:type="gramStart"/>
-      <w:r>
-        <w:rPr>
-          <w:sz w:val="24"/>
-          <w:szCs w:val="24"/>
-        </w:rPr>
-        <w:t>a</w:t>
-      </w:r>
-      <w:proofErr w:type="spellEnd"/>
-      <w:proofErr w:type="gramEnd"/>
-      <w:r>
-        <w:rPr>
-          <w:sz w:val="24"/>
-          <w:szCs w:val="24"/>
-        </w:rPr>
-        <w:t xml:space="preserve"> overall good performance when it comes to accident hotspot prediction and severity classification. Among </w:t>
-      </w:r>
-      <w:proofErr w:type="gramStart"/>
-      <w:r>
-        <w:rPr>
-          <w:sz w:val="24"/>
-          <w:szCs w:val="24"/>
-        </w:rPr>
-        <w:t>them ,</w:t>
-      </w:r>
-      <w:proofErr w:type="gramEnd"/>
-      <w:r>
-        <w:rPr>
-          <w:sz w:val="24"/>
-          <w:szCs w:val="24"/>
-        </w:rPr>
-        <w:t xml:space="preserve"> it is also found ensemble models such as Random Forest and </w:t>
-      </w:r>
-      <w:proofErr w:type="spellStart"/>
-      <w:r>
-        <w:rPr>
-          <w:sz w:val="24"/>
-          <w:szCs w:val="24"/>
-        </w:rPr>
-        <w:t>XGBoost</w:t>
-      </w:r>
-      <w:proofErr w:type="spellEnd"/>
-      <w:r>
-        <w:rPr>
-          <w:sz w:val="24"/>
-          <w:szCs w:val="24"/>
-        </w:rPr>
-        <w:t xml:space="preserve"> performs better with </w:t>
-      </w:r>
-      <w:proofErr w:type="spellStart"/>
-      <w:r>
-        <w:rPr>
-          <w:sz w:val="24"/>
-          <w:szCs w:val="24"/>
-        </w:rPr>
-        <w:t>a</w:t>
-      </w:r>
-      <w:proofErr w:type="spellEnd"/>
-      <w:r>
-        <w:rPr>
-          <w:sz w:val="24"/>
-          <w:szCs w:val="24"/>
-        </w:rPr>
-        <w:t xml:space="preserve"> overall high prediction accuracy.</w:t>
+        <w:t>Accordingly, it is clear that machine learning approaches such as Random Forest, XGBoost, Artificial Neural Network and Support Vector Machines have a overall good performance when it comes to accident hotspot prediction and severity classification. Among them , it is also found ensemble models such as Random Forest and XGBoost performs better with a overall high prediction accuracy.</w:t>
       </w:r>
     </w:p>
     <w:p>
@@ -11931,67 +10784,35 @@
           <w:sz w:val="24"/>
           <w:szCs w:val="24"/>
         </w:rPr>
-        <w:t xml:space="preserve">Also, as it is mentioned earlier, machine learning models act as black box systems, limiting their adaptation in safety critical domains such as transportation and road traffic accidents where authorities need to know why a certain prediction is made. However, several studies related to this matter also discussed in chapter, explaining how </w:t>
-      </w:r>
-      <w:proofErr w:type="gramStart"/>
-      <w:r>
-        <w:rPr>
-          <w:sz w:val="24"/>
-          <w:szCs w:val="24"/>
-        </w:rPr>
-        <w:t>can we</w:t>
-      </w:r>
-      <w:proofErr w:type="gramEnd"/>
-      <w:r>
-        <w:rPr>
-          <w:sz w:val="24"/>
-          <w:szCs w:val="24"/>
-        </w:rPr>
-        <w:t xml:space="preserve"> use Explainable AI techniques such as SHAP to improve model’s transparency and interpretability and thereby to improve the trust between authorities and the prediction.</w:t>
-      </w:r>
-    </w:p>
-    <w:p>
-      <w:pPr>
-        <w:spacing w:line="360" w:lineRule="auto"/>
-        <w:jc w:val="both"/>
-        <w:rPr>
-          <w:sz w:val="24"/>
-          <w:szCs w:val="24"/>
-        </w:rPr>
-      </w:pPr>
-    </w:p>
-    <w:p>
-      <w:pPr>
-        <w:spacing w:line="360" w:lineRule="auto"/>
-        <w:jc w:val="both"/>
-        <w:rPr>
-          <w:color w:val="000000" w:themeColor="text1"/>
-          <w:sz w:val="24"/>
-          <w:szCs w:val="24"/>
-        </w:rPr>
-      </w:pPr>
-      <w:r>
-        <w:rPr>
-          <w:sz w:val="24"/>
-          <w:szCs w:val="24"/>
-        </w:rPr>
-        <w:t xml:space="preserve">However, in this chapter, several gaps related to those existing studies were also discussed.  Accordingly, it reveals that most of the existing studies in Sri Lanka given lesser focus to techniques such as multi source data integration, spatiotemporal </w:t>
-      </w:r>
-      <w:proofErr w:type="gramStart"/>
-      <w:r>
-        <w:rPr>
-          <w:sz w:val="24"/>
-          <w:szCs w:val="24"/>
-        </w:rPr>
-        <w:t>analysis</w:t>
-      </w:r>
-      <w:proofErr w:type="gramEnd"/>
-      <w:r>
-        <w:rPr>
-          <w:sz w:val="24"/>
-          <w:szCs w:val="24"/>
-        </w:rPr>
-        <w:t xml:space="preserve"> and integration of Explainable techniques such as SHAP. Thus, this study proposes a</w:t>
+        <w:t>Also, as it is mentioned earlier, machine learning models act as black box systems, limiting their adaptation in safety critical domains such as transportation and road traffic accidents where authorities need to know why a certain prediction is made. However, several studies related to this matter also discussed in chapter, explaining how can we use Explainable AI techniques such as SHAP to improve model’s transparency and interpretability and thereby to improve the trust between authorities and the prediction.</w:t>
+      </w:r>
+    </w:p>
+    <w:p>
+      <w:pPr>
+        <w:spacing w:line="360" w:lineRule="auto"/>
+        <w:jc w:val="both"/>
+        <w:rPr>
+          <w:sz w:val="24"/>
+          <w:szCs w:val="24"/>
+        </w:rPr>
+      </w:pPr>
+    </w:p>
+    <w:p>
+      <w:pPr>
+        <w:spacing w:line="360" w:lineRule="auto"/>
+        <w:jc w:val="both"/>
+        <w:rPr>
+          <w:color w:val="000000" w:themeColor="text1"/>
+          <w:sz w:val="24"/>
+          <w:szCs w:val="24"/>
+        </w:rPr>
+      </w:pPr>
+      <w:r>
+        <w:rPr>
+          <w:sz w:val="24"/>
+          <w:szCs w:val="24"/>
+        </w:rPr>
+        <w:t>However, in this chapter, several gaps related to those existing studies were also discussed.  Accordingly, it reveals that most of the existing studies in Sri Lanka given lesser focus to techniques such as multi source data integration, spatiotemporal analysis and integration of Explainable techniques such as SHAP. Thus, this study proposes a</w:t>
       </w:r>
       <w:r>
         <w:rPr>
@@ -12154,23 +10975,7 @@
           <w:sz w:val="24"/>
           <w:szCs w:val="24"/>
         </w:rPr>
-        <w:t xml:space="preserve">This chapter explains the methodology used to design and implement the </w:t>
-      </w:r>
-      <w:proofErr w:type="spellStart"/>
-      <w:r>
-        <w:rPr>
-          <w:sz w:val="24"/>
-          <w:szCs w:val="24"/>
-        </w:rPr>
-        <w:t>multi source</w:t>
-      </w:r>
-      <w:proofErr w:type="spellEnd"/>
-      <w:r>
-        <w:rPr>
-          <w:sz w:val="24"/>
-          <w:szCs w:val="24"/>
-        </w:rPr>
-        <w:t>, explainable spatiotemporal learning machine learning framework for traffic accident hotspot prediction and severity classification in Sri Lanka. Accordingly, a data driven, quantitative and applied research design methodology is adapted for this study as we focus on development of a technical system while evaluating it performance using measurable data and metrices.</w:t>
+        <w:t>This chapter explains the methodology used to design and implement the multi source, explainable spatiotemporal learning machine learning framework for traffic accident hotspot prediction and severity classification in Sri Lanka. Accordingly, a data driven, quantitative and applied research design methodology is adapted for this study as we focus on development of a technical system while evaluating it performance using measurable data and metrices.</w:t>
       </w:r>
     </w:p>
     <w:p>
@@ -12352,7 +11157,7 @@
         </w:rPr>
         <w:lastRenderedPageBreak/>
         <w:drawing>
-          <wp:inline distT="0" distB="0" distL="0" distR="0" wp14:anchorId="4CA92829" wp14:editId="10768769">
+          <wp:inline distT="0" distB="0" distL="0" distR="0" wp14:anchorId="4A91F2D4" wp14:editId="5C1D8C13">
             <wp:extent cx="5486400" cy="6438900"/>
             <wp:effectExtent l="0" t="0" r="0" b="0"/>
             <wp:docPr id="20" name="Picture 20" descr="A diagram of a process&#10;&#10;Description automatically generated with medium confidence"/>
@@ -12367,7 +11172,7 @@
                     <pic:cNvPicPr/>
                   </pic:nvPicPr>
                   <pic:blipFill>
-                    <a:blip r:embed="rId10"/>
+                    <a:blip r:embed="rId12"/>
                     <a:stretch>
                       <a:fillRect/>
                     </a:stretch>
@@ -12777,39 +11582,7 @@
           <w:sz w:val="24"/>
           <w:szCs w:val="24"/>
         </w:rPr>
-        <w:t xml:space="preserve">However, it is very important to understand that most of the </w:t>
-      </w:r>
-      <w:proofErr w:type="gramStart"/>
-      <w:r>
-        <w:rPr>
-          <w:sz w:val="24"/>
-          <w:szCs w:val="24"/>
-        </w:rPr>
-        <w:t>well developed</w:t>
-      </w:r>
-      <w:proofErr w:type="gramEnd"/>
-      <w:r>
-        <w:rPr>
-          <w:sz w:val="24"/>
-          <w:szCs w:val="24"/>
-        </w:rPr>
-        <w:t xml:space="preserve"> countries have centralized system to manage road traffic accident data. For </w:t>
-      </w:r>
-      <w:proofErr w:type="gramStart"/>
-      <w:r>
-        <w:rPr>
-          <w:sz w:val="24"/>
-          <w:szCs w:val="24"/>
-        </w:rPr>
-        <w:t>example</w:t>
-      </w:r>
-      <w:proofErr w:type="gramEnd"/>
-      <w:r>
-        <w:rPr>
-          <w:sz w:val="24"/>
-          <w:szCs w:val="24"/>
-        </w:rPr>
-        <w:t xml:space="preserve"> USA has a system called </w:t>
+        <w:t xml:space="preserve">However, it is very important to understand that most of the well developed countries have centralized system to manage road traffic accident data. For example USA has a system called </w:t>
       </w:r>
       <w:r>
         <w:rPr>
@@ -12983,7 +11756,7 @@
           <w:szCs w:val="24"/>
         </w:rPr>
         <w:drawing>
-          <wp:inline distT="0" distB="0" distL="0" distR="0" wp14:anchorId="2E358ACE" wp14:editId="571ADB80">
+          <wp:inline distT="0" distB="0" distL="0" distR="0" wp14:anchorId="7493A5AB" wp14:editId="5F47791F">
             <wp:extent cx="5486400" cy="892810"/>
             <wp:effectExtent l="0" t="0" r="0" b="2540"/>
             <wp:docPr id="11" name="Picture 11" descr="A screenshot of a computer&#10;&#10;Description automatically generated"/>
@@ -12998,7 +11771,7 @@
                     <pic:cNvPicPr/>
                   </pic:nvPicPr>
                   <pic:blipFill>
-                    <a:blip r:embed="rId11"/>
+                    <a:blip r:embed="rId13"/>
                     <a:stretch>
                       <a:fillRect/>
                     </a:stretch>
@@ -13032,7 +11805,7 @@
           <w:szCs w:val="24"/>
         </w:rPr>
         <w:drawing>
-          <wp:inline distT="0" distB="0" distL="0" distR="0" wp14:anchorId="3C638F19" wp14:editId="52758481">
+          <wp:inline distT="0" distB="0" distL="0" distR="0" wp14:anchorId="53FE7898" wp14:editId="6465535B">
             <wp:extent cx="5486400" cy="1042035"/>
             <wp:effectExtent l="0" t="0" r="0" b="5715"/>
             <wp:docPr id="12" name="Picture 12" descr="A screenshot of a computer&#10;&#10;Description automatically generated"/>
@@ -13047,7 +11820,7 @@
                     <pic:cNvPicPr/>
                   </pic:nvPicPr>
                   <pic:blipFill>
-                    <a:blip r:embed="rId12"/>
+                    <a:blip r:embed="rId14"/>
                     <a:stretch>
                       <a:fillRect/>
                     </a:stretch>
@@ -13220,23 +11993,7 @@
           <w:sz w:val="24"/>
           <w:szCs w:val="24"/>
         </w:rPr>
-        <w:t xml:space="preserve">As it is mentioned earlier, only a limited number of data were collected from Slave Island police station due to factors like not having a proper centralized data management system and still having those data in physical record books. Even though these data </w:t>
-      </w:r>
-      <w:proofErr w:type="gramStart"/>
-      <w:r>
-        <w:rPr>
-          <w:sz w:val="24"/>
-          <w:szCs w:val="24"/>
-        </w:rPr>
-        <w:t>provides</w:t>
-      </w:r>
-      <w:proofErr w:type="gramEnd"/>
-      <w:r>
-        <w:rPr>
-          <w:sz w:val="24"/>
-          <w:szCs w:val="24"/>
-        </w:rPr>
-        <w:t xml:space="preserve"> the foundation for the development of proposed framework, such limited number of records are not enough for the training of relevant machine learning models as they generally require sufficient number of records to learn patterns without causing underfitting </w:t>
+        <w:t xml:space="preserve">As it is mentioned earlier, only a limited number of data were collected from Slave Island police station due to factors like not having a proper centralized data management system and still having those data in physical record books. Even though these data provides the foundation for the development of proposed framework, such limited number of records are not enough for the training of relevant machine learning models as they generally require sufficient number of records to learn patterns without causing underfitting </w:t>
       </w:r>
       <w:r>
         <w:rPr>
@@ -13356,46 +12113,14 @@
           <w:sz w:val="24"/>
           <w:szCs w:val="24"/>
         </w:rPr>
-        <w:t xml:space="preserve">As mentioned in previous chapters, </w:t>
-      </w:r>
-      <w:proofErr w:type="gramStart"/>
-      <w:r>
-        <w:rPr>
-          <w:sz w:val="24"/>
-          <w:szCs w:val="24"/>
-        </w:rPr>
-        <w:t>it is clear that integrating</w:t>
-      </w:r>
-      <w:proofErr w:type="gramEnd"/>
-      <w:r>
-        <w:rPr>
-          <w:sz w:val="24"/>
-          <w:szCs w:val="24"/>
-        </w:rPr>
-        <w:t xml:space="preserve"> contextual data like weather data can improve model’s prediction performance</w:t>
-      </w:r>
-      <w:r>
-        <w:rPr>
-          <w:sz w:val="24"/>
-          <w:szCs w:val="24"/>
-        </w:rPr>
-        <w:t xml:space="preserve">. Accordingly, a weather dataset that covers the Colombo Area from the year 2022-2025 is obtained via Visual Crossing Weather API, thus developing a </w:t>
-      </w:r>
-      <w:proofErr w:type="spellStart"/>
-      <w:r>
-        <w:rPr>
-          <w:sz w:val="24"/>
-          <w:szCs w:val="24"/>
-        </w:rPr>
-        <w:t>multi source</w:t>
-      </w:r>
-      <w:proofErr w:type="spellEnd"/>
-      <w:r>
-        <w:rPr>
-          <w:sz w:val="24"/>
-          <w:szCs w:val="24"/>
-        </w:rPr>
-        <w:t xml:space="preserve"> machine learning framework for traffic accident hotspot prediction and severity classification in Sri Lanka </w:t>
+        <w:t>As mentioned in previous chapters, it is clear that integrating contextual data like weather data can improve model’s prediction performance</w:t>
+      </w:r>
+      <w:r>
+        <w:rPr>
+          <w:sz w:val="24"/>
+          <w:szCs w:val="24"/>
+        </w:rPr>
+        <w:t xml:space="preserve">. Accordingly, a weather dataset that covers the Colombo Area from the year 2022-2025 is obtained via Visual Crossing Weather API, thus developing a multi source machine learning framework for traffic accident hotspot prediction and severity classification in Sri Lanka </w:t>
       </w:r>
       <w:r>
         <w:rPr>
@@ -13438,7 +12163,6 @@
         </w:rPr>
         <w:t xml:space="preserve">Accordingly collected weather data includes features like weather condition (cloudy, rainy, partly cloudy ), precipitation, visibility, humidity, </w:t>
       </w:r>
-      <w:proofErr w:type="spellStart"/>
       <w:r>
         <w:rPr>
           <w:sz w:val="24"/>
@@ -13446,31 +12170,13 @@
         </w:rPr>
         <w:t>cloudcover</w:t>
       </w:r>
-      <w:proofErr w:type="spellEnd"/>
-      <w:r>
-        <w:rPr>
-          <w:sz w:val="24"/>
-          <w:szCs w:val="24"/>
-        </w:rPr>
-        <w:t xml:space="preserve">, sunrise and sunset, enriching police accident dataset with environmental </w:t>
-      </w:r>
-      <w:proofErr w:type="spellStart"/>
-      <w:r>
-        <w:rPr>
-          <w:sz w:val="24"/>
-          <w:szCs w:val="24"/>
-        </w:rPr>
-        <w:t>factors.Also</w:t>
-      </w:r>
-      <w:proofErr w:type="spellEnd"/>
-      <w:r>
-        <w:rPr>
-          <w:sz w:val="24"/>
-          <w:szCs w:val="24"/>
-        </w:rPr>
-        <w:t xml:space="preserve">, in addition to those mentioned features, feature engineering has performed to derive columns like </w:t>
-      </w:r>
-      <w:proofErr w:type="spellStart"/>
+      <w:r>
+        <w:rPr>
+          <w:sz w:val="24"/>
+          <w:szCs w:val="24"/>
+        </w:rPr>
+        <w:t xml:space="preserve">, sunrise and sunset, enriching police accident dataset with environmental factors.Also, in addition to those mentioned features, feature engineering has performed to derive columns like </w:t>
+      </w:r>
       <w:r>
         <w:rPr>
           <w:sz w:val="24"/>
@@ -13478,29 +12184,12 @@
         </w:rPr>
         <w:t>weather_condition_label</w:t>
       </w:r>
-      <w:proofErr w:type="spellEnd"/>
-      <w:r>
-        <w:rPr>
-          <w:sz w:val="24"/>
-          <w:szCs w:val="24"/>
-        </w:rPr>
-        <w:t xml:space="preserve"> (cloudy, partly cloudy, heavy and light rain) based on precipitation value and </w:t>
-      </w:r>
-      <w:proofErr w:type="spellStart"/>
-      <w:r>
-        <w:rPr>
-          <w:sz w:val="24"/>
-          <w:szCs w:val="24"/>
-        </w:rPr>
-        <w:t>visibility_level</w:t>
-      </w:r>
-      <w:proofErr w:type="spellEnd"/>
-      <w:r>
-        <w:rPr>
-          <w:sz w:val="24"/>
-          <w:szCs w:val="24"/>
-        </w:rPr>
-        <w:t xml:space="preserve"> (good, moderate and poor) based on visibility values to provide more interpretable feature for machine learning models.</w:t>
+      <w:r>
+        <w:rPr>
+          <w:sz w:val="24"/>
+          <w:szCs w:val="24"/>
+        </w:rPr>
+        <w:t xml:space="preserve"> (cloudy, partly cloudy, heavy and light rain) based on precipitation value and visibility_level (good, moderate and poor) based on visibility values to provide more interpretable feature for machine learning models.</w:t>
       </w:r>
     </w:p>
     <w:p>
@@ -13532,7 +12221,7 @@
           <w:szCs w:val="24"/>
         </w:rPr>
         <w:drawing>
-          <wp:inline distT="0" distB="0" distL="0" distR="0" wp14:anchorId="01691B37" wp14:editId="3845B1FF">
+          <wp:inline distT="0" distB="0" distL="0" distR="0" wp14:anchorId="1E3BB8BB" wp14:editId="742A9C45">
             <wp:extent cx="4934052" cy="3295650"/>
             <wp:effectExtent l="0" t="0" r="0" b="0"/>
             <wp:docPr id="17" name="Picture 17" descr="A table of numbers and symbols&#10;&#10;Description automatically generated with medium confidence"/>
@@ -13547,7 +12236,7 @@
                     <pic:cNvPicPr/>
                   </pic:nvPicPr>
                   <pic:blipFill>
-                    <a:blip r:embed="rId13"/>
+                    <a:blip r:embed="rId15"/>
                     <a:stretch>
                       <a:fillRect/>
                     </a:stretch>
@@ -13580,7 +12269,7 @@
         <mc:AlternateContent>
           <mc:Choice Requires="wps">
             <w:drawing>
-              <wp:anchor distT="0" distB="0" distL="114300" distR="114300" simplePos="0" relativeHeight="251663360" behindDoc="0" locked="0" layoutInCell="1" allowOverlap="1" wp14:anchorId="64CA5323" wp14:editId="40E4404E">
+              <wp:anchor distT="0" distB="0" distL="114300" distR="114300" simplePos="0" relativeHeight="251663360" behindDoc="0" locked="0" layoutInCell="1" allowOverlap="1" wp14:anchorId="21BA0811" wp14:editId="78D43788">
                 <wp:simplePos x="0" y="0"/>
                 <wp:positionH relativeFrom="column">
                   <wp:posOffset>0</wp:posOffset>
@@ -13636,7 +12325,7 @@
           </mc:Choice>
           <mc:Fallback>
             <w:pict>
-              <v:shapetype w14:anchorId="64CA5323" id="_x0000_t202" coordsize="21600,21600" o:spt="202" path="m,l,21600r21600,l21600,xe">
+              <v:shapetype w14:anchorId="21BA0811" id="_x0000_t202" coordsize="21600,21600" o:spt="202" path="m,l,21600r21600,l21600,xe">
                 <v:stroke joinstyle="miter"/>
                 <v:path gradientshapeok="t" o:connecttype="rect"/>
               </v:shapetype>
@@ -13663,7 +12352,7 @@
         <mc:AlternateContent>
           <mc:Choice Requires="wps">
             <w:drawing>
-              <wp:anchor distT="0" distB="0" distL="114300" distR="114300" simplePos="0" relativeHeight="251664384" behindDoc="0" locked="0" layoutInCell="1" allowOverlap="1" wp14:anchorId="0F83BAF8" wp14:editId="4BA86C46">
+              <wp:anchor distT="0" distB="0" distL="114300" distR="114300" simplePos="0" relativeHeight="251664384" behindDoc="0" locked="0" layoutInCell="1" allowOverlap="1" wp14:anchorId="006367ED" wp14:editId="0096AAF8">
                 <wp:simplePos x="0" y="0"/>
                 <wp:positionH relativeFrom="column">
                   <wp:posOffset>0</wp:posOffset>
@@ -13751,7 +12440,7 @@
           </mc:Choice>
           <mc:Fallback>
             <w:pict>
-              <v:shape w14:anchorId="0F83BAF8" id="Text Box 21" o:spid="_x0000_s1027" type="#_x0000_t202" style="position:absolute;left:0;text-align:left;margin-left:0;margin-top:268.2pt;width:387.9pt;height:.05pt;z-index:251664384;visibility:visible;mso-wrap-style:square;mso-wrap-distance-left:9pt;mso-wrap-distance-top:0;mso-wrap-distance-right:9pt;mso-wrap-distance-bottom:0;mso-position-horizontal:absolute;mso-position-horizontal-relative:text;mso-position-vertical:absolute;mso-position-vertical-relative:text;v-text-anchor:top" o:gfxdata="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" stroked="f">
+              <v:shape w14:anchorId="006367ED" id="Text Box 21" o:spid="_x0000_s1027" type="#_x0000_t202" style="position:absolute;left:0;text-align:left;margin-left:0;margin-top:268.2pt;width:387.9pt;height:.05pt;z-index:251664384;visibility:visible;mso-wrap-style:square;mso-wrap-distance-left:9pt;mso-wrap-distance-top:0;mso-wrap-distance-right:9pt;mso-wrap-distance-bottom:0;mso-position-horizontal:absolute;mso-position-horizontal-relative:text;mso-position-vertical:absolute;mso-position-vertical-relative:text;v-text-anchor:top" o:gfxdata="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" stroked="f">
                 <v:textbox style="mso-fit-shape-to-text:t" inset="0,0,0,0">
                   <w:txbxContent>
                     <w:p>
@@ -13804,7 +12493,7 @@
           <w:noProof/>
         </w:rPr>
         <w:drawing>
-          <wp:anchor distT="0" distB="0" distL="114300" distR="114300" simplePos="0" relativeHeight="251662336" behindDoc="0" locked="0" layoutInCell="1" allowOverlap="1" wp14:anchorId="174E8B67" wp14:editId="3B46BD51">
+          <wp:anchor distT="0" distB="0" distL="114300" distR="114300" simplePos="0" relativeHeight="251662336" behindDoc="0" locked="0" layoutInCell="1" allowOverlap="1" wp14:anchorId="2F29A498" wp14:editId="6B9C1B6B">
             <wp:simplePos x="0" y="0"/>
             <wp:positionH relativeFrom="margin">
               <wp:align>left</wp:align>
@@ -13827,7 +12516,7 @@
                     <pic:cNvPicPr/>
                   </pic:nvPicPr>
                   <pic:blipFill>
-                    <a:blip r:embed="rId14">
+                    <a:blip r:embed="rId16">
                       <a:extLst>
                         <a:ext uri="{28A0092B-C50C-407E-A947-70E740481C1C}">
                           <a14:useLocalDpi xmlns:a14="http://schemas.microsoft.com/office/drawing/2010/main" val="0"/>
@@ -14132,23 +12821,7 @@
           <w:sz w:val="24"/>
           <w:szCs w:val="24"/>
         </w:rPr>
-        <w:t xml:space="preserve">Once data collection is done, the collected data will go through an ETL pipeline </w:t>
-      </w:r>
-      <w:proofErr w:type="gramStart"/>
-      <w:r>
-        <w:rPr>
-          <w:sz w:val="24"/>
-          <w:szCs w:val="24"/>
-        </w:rPr>
-        <w:t>in order to</w:t>
-      </w:r>
-      <w:proofErr w:type="gramEnd"/>
-      <w:r>
-        <w:rPr>
-          <w:sz w:val="24"/>
-          <w:szCs w:val="24"/>
-        </w:rPr>
-        <w:t xml:space="preserve"> prepare those data for machine model training and evaluation. By incorporating this approach, we can automate the processes such as data extraction from multiple sources such as historical police accident records and weather data, feature engineering and transforming these data into a consistent format that the relevant machine models can understand and load them into a centralized data warehouse.</w:t>
+        <w:t>Once data collection is done, the collected data will go through an ETL pipeline in order to prepare those data for machine model training and evaluation. By incorporating this approach, we can automate the processes such as data extraction from multiple sources such as historical police accident records and weather data, feature engineering and transforming these data into a consistent format that the relevant machine models can understand and load them into a centralized data warehouse.</w:t>
       </w:r>
     </w:p>
     <w:p>
@@ -14309,23 +12982,7 @@
           <w:sz w:val="24"/>
           <w:szCs w:val="24"/>
         </w:rPr>
-        <w:t xml:space="preserve">obtain additional features that could explain an occurrence of an accident with more context. This includes conventional features such as weather categories, temporal features such as day of the week, month, holiday indicators and spatial features such as location-based grids </w:t>
-      </w:r>
-      <w:proofErr w:type="gramStart"/>
-      <w:r>
-        <w:rPr>
-          <w:sz w:val="24"/>
-          <w:szCs w:val="24"/>
-        </w:rPr>
-        <w:t>and etc.</w:t>
-      </w:r>
-      <w:proofErr w:type="gramEnd"/>
-      <w:r>
-        <w:rPr>
-          <w:sz w:val="24"/>
-          <w:szCs w:val="24"/>
-        </w:rPr>
-        <w:t xml:space="preserve"> By doing this, it is possible to identify relationships between spatial and temporal features in related to a certain accident, thus enriching the models with more context.</w:t>
+        <w:t>obtain additional features that could explain an occurrence of an accident with more context. This includes conventional features such as weather categories, temporal features such as day of the week, month, holiday indicators and spatial features such as location-based grids and etc. By doing this, it is possible to identify relationships between spatial and temporal features in related to a certain accident, thus enriching the models with more context.</w:t>
       </w:r>
     </w:p>
     <w:p>
@@ -14353,7 +13010,7 @@
         </w:rPr>
         <w:lastRenderedPageBreak/>
         <w:drawing>
-          <wp:anchor distT="0" distB="0" distL="114300" distR="114300" simplePos="0" relativeHeight="251665408" behindDoc="0" locked="0" layoutInCell="1" allowOverlap="1" wp14:anchorId="23D9B088" wp14:editId="71561EA8">
+          <wp:anchor distT="0" distB="0" distL="114300" distR="114300" simplePos="0" relativeHeight="251665408" behindDoc="0" locked="0" layoutInCell="1" allowOverlap="1" wp14:anchorId="5ED4BFDF" wp14:editId="22D1AC59">
             <wp:simplePos x="0" y="0"/>
             <wp:positionH relativeFrom="column">
               <wp:posOffset>338224</wp:posOffset>
@@ -14376,7 +13033,7 @@
                     <pic:cNvPicPr/>
                   </pic:nvPicPr>
                   <pic:blipFill>
-                    <a:blip r:embed="rId15">
+                    <a:blip r:embed="rId17">
                       <a:extLst>
                         <a:ext uri="{28A0092B-C50C-407E-A947-70E740481C1C}">
                           <a14:useLocalDpi xmlns:a14="http://schemas.microsoft.com/office/drawing/2010/main" val="0"/>
@@ -14546,25 +13203,8 @@
           <w:sz w:val="24"/>
           <w:szCs w:val="24"/>
         </w:rPr>
-        <w:t xml:space="preserve">conducting any preprocessing techniques to the collected data, first such data will be inserted to a data lake hosted on Mongo Atlas. Accordingly, both the raw historical police accident records and weather data obtained via Visual Crossing Weather API, which is in CSV format will be converted to JSON format via a python script </w:t>
-      </w:r>
-      <w:proofErr w:type="gramStart"/>
-      <w:r>
-        <w:rPr>
-          <w:sz w:val="24"/>
-          <w:szCs w:val="24"/>
-        </w:rPr>
-        <w:t>in order to</w:t>
-      </w:r>
-      <w:proofErr w:type="gramEnd"/>
-      <w:r>
-        <w:rPr>
-          <w:sz w:val="24"/>
-          <w:szCs w:val="24"/>
-        </w:rPr>
-        <w:t xml:space="preserve"> make sure that such data is stored in Mongo Atlas data lake without compromising or changing the obtained data. Once converted, those data will be stored in 2 sperate independent MongoDB collections, namely </w:t>
-      </w:r>
-      <w:proofErr w:type="spellStart"/>
+        <w:t xml:space="preserve">conducting any preprocessing techniques to the collected data, first such data will be inserted to a data lake hosted on Mongo Atlas. Accordingly, both the raw historical police accident records and weather data obtained via Visual Crossing Weather API, which is in CSV format will be converted to JSON format via a python script in order to make sure that such data is stored in Mongo Atlas data lake without compromising or changing the obtained data. Once converted, those data will be stored in 2 sperate independent MongoDB collections, namely </w:t>
+      </w:r>
       <w:r>
         <w:rPr>
           <w:b/>
@@ -14574,7 +13214,6 @@
         </w:rPr>
         <w:t>raw_accidents</w:t>
       </w:r>
-      <w:proofErr w:type="spellEnd"/>
       <w:r>
         <w:rPr>
           <w:sz w:val="24"/>
@@ -14582,88 +13221,45 @@
         </w:rPr>
         <w:t xml:space="preserve"> and </w:t>
       </w:r>
-      <w:proofErr w:type="spellStart"/>
-      <w:r>
-        <w:rPr>
-          <w:b/>
-          <w:bCs/>
-          <w:sz w:val="24"/>
-          <w:szCs w:val="24"/>
-        </w:rPr>
-        <w:t>raw_weather</w:t>
-      </w:r>
-      <w:proofErr w:type="spellEnd"/>
-      <w:r>
-        <w:rPr>
-          <w:b/>
-          <w:bCs/>
+      <w:r>
+        <w:rPr>
+          <w:b/>
+          <w:bCs/>
+          <w:sz w:val="24"/>
+          <w:szCs w:val="24"/>
+        </w:rPr>
+        <w:t>raw_weather.</w:t>
+      </w:r>
+      <w:r>
+        <w:rPr>
+          <w:b/>
+          <w:bCs/>
+          <w:sz w:val="24"/>
+          <w:szCs w:val="24"/>
+        </w:rPr>
+        <w:t xml:space="preserve"> </w:t>
+      </w:r>
+      <w:r>
+        <w:rPr>
+          <w:sz w:val="24"/>
+          <w:szCs w:val="24"/>
+        </w:rPr>
+        <w:t xml:space="preserve">Moreover, functions like MongoDB upsert operations are used to prevent duplication of data during multiple insertions. This ensures only new data is inserted to the data lake during the ingestion. Accordingly, implementing data lake like this ensures a centralized data storage mechanism for raw data and it also helps in processes such as data traceability, reproducibility and reprocessing which are considered as advantageous of having data lake for machine learning framework like proposed artefact </w:t>
+      </w:r>
+      <w:r>
+        <w:rPr>
+          <w:sz w:val="24"/>
+          <w:szCs w:val="24"/>
+        </w:rPr>
+        <w:t>(What Is Data Lake Architecture?, 2024)</w:t>
+      </w:r>
+      <w:r>
+        <w:rPr>
           <w:sz w:val="24"/>
           <w:szCs w:val="24"/>
         </w:rPr>
         <w:t>.</w:t>
       </w:r>
-      <w:r>
-        <w:rPr>
-          <w:b/>
-          <w:bCs/>
-          <w:sz w:val="24"/>
-          <w:szCs w:val="24"/>
-        </w:rPr>
-        <w:t xml:space="preserve"> </w:t>
-      </w:r>
-      <w:r>
-        <w:rPr>
-          <w:sz w:val="24"/>
-          <w:szCs w:val="24"/>
-        </w:rPr>
-        <w:t xml:space="preserve">Moreover, functions like MongoDB </w:t>
-      </w:r>
-      <w:proofErr w:type="spellStart"/>
-      <w:r>
-        <w:rPr>
-          <w:sz w:val="24"/>
-          <w:szCs w:val="24"/>
-        </w:rPr>
-        <w:t>upsert</w:t>
-      </w:r>
-      <w:proofErr w:type="spellEnd"/>
-      <w:r>
-        <w:rPr>
-          <w:sz w:val="24"/>
-          <w:szCs w:val="24"/>
-        </w:rPr>
-        <w:t xml:space="preserve"> operations are used to prevent duplication of data during multiple insertions. This ensures only new data is inserted to the data lake during the ingestion. Accordingly, implementing data lake like this ensures a centralized data storage mechanism for raw data and it also helps in processes such as data traceability, reproducibility and reprocessing which are considered as advantageous of having data lake for machine learning framework like proposed artefact </w:t>
-      </w:r>
-      <w:r>
-        <w:rPr>
-          <w:sz w:val="24"/>
-          <w:szCs w:val="24"/>
-        </w:rPr>
-        <w:t xml:space="preserve">(What Is Data Lake </w:t>
-      </w:r>
-      <w:proofErr w:type="gramStart"/>
-      <w:r>
-        <w:rPr>
-          <w:sz w:val="24"/>
-          <w:szCs w:val="24"/>
-        </w:rPr>
-        <w:t>Architecture?,</w:t>
-      </w:r>
-      <w:proofErr w:type="gramEnd"/>
-      <w:r>
-        <w:rPr>
-          <w:sz w:val="24"/>
-          <w:szCs w:val="24"/>
-        </w:rPr>
-        <w:t xml:space="preserve"> 2024)</w:t>
-      </w:r>
-      <w:r>
-        <w:rPr>
-          <w:sz w:val="24"/>
-          <w:szCs w:val="24"/>
-        </w:rPr>
-        <w:t>.</w:t>
-      </w:r>
     </w:p>
     <w:p>
       <w:pPr>
@@ -14685,7 +13281,7 @@
           <w:noProof/>
         </w:rPr>
         <w:drawing>
-          <wp:inline distT="0" distB="0" distL="0" distR="0" wp14:anchorId="0FE2F74A" wp14:editId="113586DC">
+          <wp:inline distT="0" distB="0" distL="0" distR="0" wp14:anchorId="60CDA01B" wp14:editId="4B841A7A">
             <wp:extent cx="5486400" cy="2250440"/>
             <wp:effectExtent l="0" t="0" r="0" b="0"/>
             <wp:docPr id="7" name="Picture 7" descr="A screenshot of a computer&#10;&#10;Description automatically generated"/>
@@ -14700,7 +13296,7 @@
                     <pic:cNvPicPr/>
                   </pic:nvPicPr>
                   <pic:blipFill>
-                    <a:blip r:embed="rId16"/>
+                    <a:blip r:embed="rId18"/>
                     <a:stretch>
                       <a:fillRect/>
                     </a:stretch>
@@ -14870,23 +13466,7 @@
           <w:sz w:val="24"/>
           <w:szCs w:val="24"/>
         </w:rPr>
-        <w:t xml:space="preserve">Once raw data ingestion to the data lake is completed, next step of the ETL process is to geocode the collected historical police accident records. As mentioned earlier, these accident data are still recorded in physical books and </w:t>
-      </w:r>
-      <w:proofErr w:type="gramStart"/>
-      <w:r>
-        <w:rPr>
-          <w:sz w:val="24"/>
-          <w:szCs w:val="24"/>
-        </w:rPr>
-        <w:t>as a result of</w:t>
-      </w:r>
-      <w:proofErr w:type="gramEnd"/>
-      <w:r>
-        <w:rPr>
-          <w:sz w:val="24"/>
-          <w:szCs w:val="24"/>
-        </w:rPr>
-        <w:t xml:space="preserve"> this manual process, location coordinates for given locations were never included. But when it comes to our implementation such location coordinates are one of mandatory features needed for hotspot prediction and spatial analysis.  So, as one of the first stage of ETL pipeline, we geocode those location data in historical police accident records with the help of </w:t>
+        <w:t xml:space="preserve">Once raw data ingestion to the data lake is completed, next step of the ETL process is to geocode the collected historical police accident records. As mentioned earlier, these accident data are still recorded in physical books and as a result of this manual process, location coordinates for given locations were never included. But when it comes to our implementation such location coordinates are one of mandatory features needed for hotspot prediction and spatial analysis.  So, as one of the first stage of ETL pipeline, we geocode those location data in historical police accident records with the help of </w:t>
       </w:r>
       <w:r>
         <w:rPr>
@@ -14938,7 +13518,6 @@
         </w:rPr>
         <w:t xml:space="preserve">Accordingly, when it comes the implementation, only the unique location coordinates in the dataset are retrieved. Once done, such location coordinates are stored in a reference collection called </w:t>
       </w:r>
-      <w:proofErr w:type="spellStart"/>
       <w:r>
         <w:rPr>
           <w:b/>
@@ -14948,7 +13527,6 @@
         </w:rPr>
         <w:t>location_master</w:t>
       </w:r>
-      <w:proofErr w:type="spellEnd"/>
       <w:r>
         <w:rPr>
           <w:sz w:val="24"/>
@@ -14956,7 +13534,6 @@
         </w:rPr>
         <w:t xml:space="preserve"> in Mongo Atlas. Accordingly, this reference collection act as caching layer for location coordinates and it helps to avoid redundant API calls by only retrieving new unique location coordinates upon subsequent requests by comparing them with the existing location coordinates in </w:t>
       </w:r>
-      <w:proofErr w:type="spellStart"/>
       <w:r>
         <w:rPr>
           <w:b/>
@@ -14966,7 +13543,6 @@
         </w:rPr>
         <w:t>location_master</w:t>
       </w:r>
-      <w:proofErr w:type="spellEnd"/>
       <w:r>
         <w:rPr>
           <w:sz w:val="24"/>
@@ -14974,7 +13550,6 @@
         </w:rPr>
         <w:t xml:space="preserve"> reference collection. Moreover, during this process standardization of locations will also be performed to ensure consistency and integrity of location names. Once, above mentioned stages are completed, the processed dataset with both standardized locations and geo coordinates is saved in a MongoDB collection called </w:t>
       </w:r>
-      <w:proofErr w:type="spellStart"/>
       <w:r>
         <w:rPr>
           <w:sz w:val="24"/>
@@ -14982,7 +13557,6 @@
         </w:rPr>
         <w:t>processed_accidents_with_coords</w:t>
       </w:r>
-      <w:proofErr w:type="spellEnd"/>
       <w:r>
         <w:rPr>
           <w:sz w:val="24"/>
@@ -15007,7 +13581,7 @@
           <w:noProof/>
         </w:rPr>
         <w:drawing>
-          <wp:inline distT="0" distB="0" distL="0" distR="0" wp14:anchorId="4D836982" wp14:editId="457373EC">
+          <wp:inline distT="0" distB="0" distL="0" distR="0" wp14:anchorId="25F89F07" wp14:editId="4DF987D0">
             <wp:extent cx="5486400" cy="1697990"/>
             <wp:effectExtent l="0" t="0" r="0" b="0"/>
             <wp:docPr id="8" name="Picture 8" descr="A white screen with text&#10;&#10;Description automatically generated"/>
@@ -15022,7 +13596,7 @@
                     <pic:cNvPicPr/>
                   </pic:nvPicPr>
                   <pic:blipFill>
-                    <a:blip r:embed="rId17"/>
+                    <a:blip r:embed="rId19"/>
                     <a:stretch>
                       <a:fillRect/>
                     </a:stretch>
@@ -15177,25 +13751,8 @@
           <w:sz w:val="24"/>
           <w:szCs w:val="24"/>
         </w:rPr>
-        <w:t xml:space="preserve">Once the geocoding of historical traffic accident data is completed, the next step of the ETL pipeline is to merge the contextual weather data along with the traffic accident data. Accordingly, the raw weather data which is stored in MongoDB data lake is retrieved to extract useful features such as precipitation, visibility, humidity, cloud cover, </w:t>
-      </w:r>
-      <w:proofErr w:type="gramStart"/>
-      <w:r>
-        <w:rPr>
-          <w:sz w:val="24"/>
-          <w:szCs w:val="24"/>
-        </w:rPr>
-        <w:t>sunrise</w:t>
-      </w:r>
-      <w:proofErr w:type="gramEnd"/>
-      <w:r>
-        <w:rPr>
-          <w:sz w:val="24"/>
-          <w:szCs w:val="24"/>
-        </w:rPr>
-        <w:t xml:space="preserve"> and sunset times from the raw dataset. In addition to raw features, feature engineering has performed to extract additional features such as visibility levels/description and light conditions to make the interpretation of such features easier for machine learning models. Once these steps are completed, the processed weather dataset is merged into historical accident dataset based on their dates and stores in a separate collection called </w:t>
-      </w:r>
-      <w:proofErr w:type="spellStart"/>
+        <w:t xml:space="preserve">Once the geocoding of historical traffic accident data is completed, the next step of the ETL pipeline is to merge the contextual weather data along with the traffic accident data. Accordingly, the raw weather data which is stored in MongoDB data lake is retrieved to extract useful features such as precipitation, visibility, humidity, cloud cover, sunrise and sunset times from the raw dataset. In addition to raw features, feature engineering has performed to extract additional features such as visibility levels/description and light conditions to make the interpretation of such features easier for machine learning models. Once these steps are completed, the processed weather dataset is merged into historical accident dataset based on their dates and stores in a separate collection called </w:t>
+      </w:r>
       <w:r>
         <w:rPr>
           <w:b/>
@@ -15205,7 +13762,6 @@
         </w:rPr>
         <w:t>processed_accidents_with_weather</w:t>
       </w:r>
-      <w:proofErr w:type="spellEnd"/>
       <w:r>
         <w:rPr>
           <w:sz w:val="24"/>
@@ -15235,7 +13791,7 @@
           <w:noProof/>
         </w:rPr>
         <w:drawing>
-          <wp:inline distT="0" distB="0" distL="0" distR="0" wp14:anchorId="7932FA73" wp14:editId="33BF0630">
+          <wp:inline distT="0" distB="0" distL="0" distR="0" wp14:anchorId="78DC2035" wp14:editId="2FCC95CE">
             <wp:extent cx="4257675" cy="4022123"/>
             <wp:effectExtent l="0" t="0" r="0" b="0"/>
             <wp:docPr id="10" name="Picture 10" descr="A screenshot of a computer&#10;&#10;Description automatically generated"/>
@@ -15250,7 +13806,7 @@
                     <pic:cNvPicPr/>
                   </pic:nvPicPr>
                   <pic:blipFill>
-                    <a:blip r:embed="rId18"/>
+                    <a:blip r:embed="rId20"/>
                     <a:stretch>
                       <a:fillRect/>
                     </a:stretch>
@@ -15461,23 +14017,7 @@
           <w:sz w:val="24"/>
           <w:szCs w:val="24"/>
         </w:rPr>
-        <w:t xml:space="preserve">As mentioned earlier, road traffic accidents are not uniformly distributed through the space and time. </w:t>
-      </w:r>
-      <w:proofErr w:type="gramStart"/>
-      <w:r>
-        <w:rPr>
-          <w:sz w:val="24"/>
-          <w:szCs w:val="24"/>
-        </w:rPr>
-        <w:t>So</w:t>
-      </w:r>
-      <w:proofErr w:type="gramEnd"/>
-      <w:r>
-        <w:rPr>
-          <w:sz w:val="24"/>
-          <w:szCs w:val="24"/>
-        </w:rPr>
-        <w:t xml:space="preserve"> understanding such variation and having contextual awareness in space and time can genuinely benefit a machine learning when it comes to predicting reliable traffic accident hotspots and their severity. </w:t>
+        <w:t xml:space="preserve">As mentioned earlier, road traffic accidents are not uniformly distributed through the space and time. So understanding such variation and having contextual awareness in space and time can genuinely benefit a machine learning when it comes to predicting reliable traffic accident hotspots and their severity. </w:t>
       </w:r>
     </w:p>
     <w:p>
@@ -15574,30 +14114,14 @@
           <w:sz w:val="24"/>
           <w:szCs w:val="24"/>
         </w:rPr>
-        <w:t xml:space="preserve"> and not being aware about neighborhood </w:t>
-      </w:r>
-      <w:proofErr w:type="gramStart"/>
-      <w:r>
-        <w:rPr>
-          <w:sz w:val="24"/>
-          <w:szCs w:val="24"/>
-        </w:rPr>
-        <w:t>context.</w:t>
-      </w:r>
-      <w:r>
-        <w:rPr>
-          <w:sz w:val="24"/>
-          <w:szCs w:val="24"/>
-        </w:rPr>
-        <w:t>.</w:t>
-      </w:r>
-      <w:proofErr w:type="gramEnd"/>
-      <w:r>
-        <w:rPr>
-          <w:sz w:val="24"/>
-          <w:szCs w:val="24"/>
-        </w:rPr>
-        <w:t xml:space="preserve"> Because of this, it is decided to use Uber’s H3</w:t>
+        <w:t xml:space="preserve"> and not being aware about neighborhood context.</w:t>
+      </w:r>
+      <w:r>
+        <w:rPr>
+          <w:sz w:val="24"/>
+          <w:szCs w:val="24"/>
+        </w:rPr>
+        <w:t>. Because of this, it is decided to use Uber’s H3</w:t>
       </w:r>
       <w:r>
         <w:rPr>
@@ -15775,17 +14299,7 @@
           <w:sz w:val="24"/>
           <w:szCs w:val="24"/>
         </w:rPr>
-        <w:t>H3(</w:t>
-      </w:r>
-      <w:proofErr w:type="gramStart"/>
-      <w:r>
-        <w:rPr>
-          <w:b/>
-          <w:bCs/>
-          <w:sz w:val="24"/>
-          <w:szCs w:val="24"/>
-        </w:rPr>
-        <w:t>lat</w:t>
+        <w:t>H3(lat</w:t>
       </w:r>
       <w:r>
         <w:rPr>
@@ -15804,17 +14318,7 @@
           <w:sz w:val="24"/>
           <w:szCs w:val="24"/>
         </w:rPr>
-        <w:t>​,</w:t>
-      </w:r>
-      <w:proofErr w:type="spellStart"/>
-      <w:r>
-        <w:rPr>
-          <w:b/>
-          <w:bCs/>
-          <w:sz w:val="24"/>
-          <w:szCs w:val="24"/>
-        </w:rPr>
-        <w:t>lng</w:t>
+        <w:t>​,lng</w:t>
       </w:r>
       <w:r>
         <w:rPr>
@@ -15826,62 +14330,43 @@
         </w:rPr>
         <w:t>i</w:t>
       </w:r>
-      <w:proofErr w:type="spellEnd"/>
-      <w:r>
-        <w:rPr>
-          <w:b/>
-          <w:bCs/>
-          <w:sz w:val="24"/>
-          <w:szCs w:val="24"/>
-        </w:rPr>
-        <w:t>​</w:t>
-      </w:r>
-      <w:proofErr w:type="gramEnd"/>
-      <w:r>
-        <w:rPr>
-          <w:b/>
-          <w:bCs/>
-          <w:sz w:val="24"/>
-          <w:szCs w:val="24"/>
-        </w:rPr>
-        <w:t>,r)</w:t>
-      </w:r>
-    </w:p>
-    <w:p>
-      <w:pPr>
-        <w:spacing w:line="360" w:lineRule="auto"/>
-        <w:jc w:val="both"/>
-        <w:rPr>
-          <w:b/>
-          <w:bCs/>
-          <w:sz w:val="24"/>
-          <w:szCs w:val="24"/>
-        </w:rPr>
-      </w:pPr>
-    </w:p>
-    <w:p>
-      <w:pPr>
-        <w:spacing w:line="360" w:lineRule="auto"/>
-        <w:jc w:val="both"/>
-        <w:rPr>
-          <w:sz w:val="24"/>
-          <w:szCs w:val="24"/>
-        </w:rPr>
-      </w:pPr>
-      <w:r>
-        <w:rPr>
-          <w:sz w:val="24"/>
-          <w:szCs w:val="24"/>
-        </w:rPr>
-        <w:t xml:space="preserve">Accordingly, in here </w:t>
-      </w:r>
-      <w:proofErr w:type="gramStart"/>
-      <w:r>
-        <w:rPr>
-          <w:sz w:val="24"/>
-          <w:szCs w:val="24"/>
-        </w:rPr>
-        <w:t>C</w:t>
+      <w:r>
+        <w:rPr>
+          <w:b/>
+          <w:bCs/>
+          <w:sz w:val="24"/>
+          <w:szCs w:val="24"/>
+        </w:rPr>
+        <w:t>​,r)</w:t>
+      </w:r>
+    </w:p>
+    <w:p>
+      <w:pPr>
+        <w:spacing w:line="360" w:lineRule="auto"/>
+        <w:jc w:val="both"/>
+        <w:rPr>
+          <w:b/>
+          <w:bCs/>
+          <w:sz w:val="24"/>
+          <w:szCs w:val="24"/>
+        </w:rPr>
+      </w:pPr>
+    </w:p>
+    <w:p>
+      <w:pPr>
+        <w:spacing w:line="360" w:lineRule="auto"/>
+        <w:jc w:val="both"/>
+        <w:rPr>
+          <w:sz w:val="24"/>
+          <w:szCs w:val="24"/>
+        </w:rPr>
+      </w:pPr>
+      <w:r>
+        <w:rPr>
+          <w:sz w:val="24"/>
+          <w:szCs w:val="24"/>
+        </w:rPr>
+        <w:t>Accordingly, in here C</w:t>
       </w:r>
       <w:r>
         <w:rPr>
@@ -15904,31 +14389,7 @@
           <w:sz w:val="24"/>
           <w:szCs w:val="24"/>
         </w:rPr>
-        <w:t>represent</w:t>
-      </w:r>
-      <w:proofErr w:type="gramEnd"/>
-      <w:r>
-        <w:rPr>
-          <w:sz w:val="24"/>
-          <w:szCs w:val="24"/>
-        </w:rPr>
-        <w:t xml:space="preserve"> the cell identifier for a given accident “</w:t>
-      </w:r>
-      <w:proofErr w:type="spellStart"/>
-      <w:r>
-        <w:rPr>
-          <w:sz w:val="24"/>
-          <w:szCs w:val="24"/>
-        </w:rPr>
-        <w:t>i</w:t>
-      </w:r>
-      <w:proofErr w:type="spellEnd"/>
-      <w:r>
-        <w:rPr>
-          <w:sz w:val="24"/>
-          <w:szCs w:val="24"/>
-        </w:rPr>
-        <w:t xml:space="preserve">” and “r” represent the resolution at which the each cells are represented. </w:t>
+        <w:t xml:space="preserve">represent the cell identifier for a given accident “i” and “r” represent the resolution at which the each cells are represented. </w:t>
       </w:r>
     </w:p>
     <w:p>
@@ -15956,7 +14417,7 @@
           <w:szCs w:val="24"/>
         </w:rPr>
         <w:drawing>
-          <wp:inline distT="0" distB="0" distL="0" distR="0" wp14:anchorId="425D3561" wp14:editId="0CD5B131">
+          <wp:inline distT="0" distB="0" distL="0" distR="0" wp14:anchorId="569BBFC0" wp14:editId="30180044">
             <wp:extent cx="5486400" cy="3418205"/>
             <wp:effectExtent l="0" t="0" r="0" b="0"/>
             <wp:docPr id="9" name="Picture 9" descr="A screen shot of a computer program&#10;&#10;Description automatically generated"/>
@@ -15971,7 +14432,7 @@
                     <pic:cNvPicPr/>
                   </pic:nvPicPr>
                   <pic:blipFill>
-                    <a:blip r:embed="rId19"/>
+                    <a:blip r:embed="rId21"/>
                     <a:stretch>
                       <a:fillRect/>
                     </a:stretch>
@@ -16080,25 +14541,7 @@
           <w:sz w:val="24"/>
           <w:szCs w:val="24"/>
         </w:rPr>
-        <w:t xml:space="preserve"> This is because choosing higher resolution for a cell can cause problems such as spatial sparsity due to the limited number of data causing most of the cells to have a zero or limited number of accidents, enabling such cells to act almost as individual location coordinates. Therefore, resolution 8 has chosen which acts a balance of both ends making it much more suitable for spatial analysis of </w:t>
-      </w:r>
-      <w:proofErr w:type="spellStart"/>
-      <w:proofErr w:type="gramStart"/>
-      <w:r>
-        <w:rPr>
-          <w:sz w:val="24"/>
-          <w:szCs w:val="24"/>
-        </w:rPr>
-        <w:t>a</w:t>
-      </w:r>
-      <w:proofErr w:type="spellEnd"/>
-      <w:proofErr w:type="gramEnd"/>
-      <w:r>
-        <w:rPr>
-          <w:sz w:val="24"/>
-          <w:szCs w:val="24"/>
-        </w:rPr>
-        <w:t xml:space="preserve"> area like Colombo Municipal Area.</w:t>
+        <w:t xml:space="preserve"> This is because choosing higher resolution for a cell can cause problems such as spatial sparsity due to the limited number of data causing most of the cells to have a zero or limited number of accidents, enabling such cells to act almost as individual location coordinates. Therefore, resolution 8 has chosen which acts a balance of both ends making it much more suitable for spatial analysis of a area like Colombo Municipal Area.</w:t>
       </w:r>
     </w:p>
     <w:p>
@@ -16203,87 +14646,62 @@
           <w:szCs w:val="24"/>
         </w:rPr>
       </w:pPr>
-      <w:proofErr w:type="gramStart"/>
-      <w:r>
-        <w:rPr>
-          <w:sz w:val="24"/>
-          <w:szCs w:val="24"/>
-        </w:rPr>
-        <w:t>So</w:t>
-      </w:r>
-      <w:proofErr w:type="gramEnd"/>
-      <w:r>
-        <w:rPr>
-          <w:sz w:val="24"/>
-          <w:szCs w:val="24"/>
-        </w:rPr>
-        <w:t xml:space="preserve"> in order to predict traffic accident hotspots and thereby to satisfy the relevant objectives, first we need to setup hotspot labels itself for the relevant data points. Accordingly, by using the same H3 indexing approach that we discussed above, each accident is inserted to a H3 cell based on their geo coordinates along with total accident counter per each cell.</w:t>
-      </w:r>
-    </w:p>
-    <w:p>
-      <w:pPr>
-        <w:spacing w:line="360" w:lineRule="auto"/>
-        <w:jc w:val="both"/>
-        <w:rPr>
-          <w:sz w:val="24"/>
-          <w:szCs w:val="24"/>
-        </w:rPr>
-      </w:pPr>
-    </w:p>
-    <w:p>
-      <w:pPr>
-        <w:spacing w:line="360" w:lineRule="auto"/>
-        <w:jc w:val="both"/>
-        <w:rPr>
-          <w:sz w:val="24"/>
-          <w:szCs w:val="24"/>
-        </w:rPr>
-      </w:pPr>
-      <w:r>
-        <w:rPr>
-          <w:sz w:val="24"/>
-          <w:szCs w:val="24"/>
-        </w:rPr>
-        <w:t xml:space="preserve">Accordingly, under null hypothesis of Complete Spatial Randomness (CSR), we expect a certain number of accidents to be included in each cell based on the average accident rate that we calculated using the total number of accidents in the collected dataset. However, if a certain H3 cell has significant higher number of accident count than this expected average, then that H3 cell is labelled as a hotspot. The reason for using this method instead of arbitrary </w:t>
-      </w:r>
-      <w:proofErr w:type="gramStart"/>
-      <w:r>
-        <w:rPr>
-          <w:sz w:val="24"/>
-          <w:szCs w:val="24"/>
-        </w:rPr>
-        <w:t>percentile based</w:t>
-      </w:r>
-      <w:proofErr w:type="gramEnd"/>
-      <w:r>
-        <w:rPr>
-          <w:sz w:val="24"/>
-          <w:szCs w:val="24"/>
-        </w:rPr>
-        <w:t xml:space="preserve"> threshold because such constant thresholds are unable to provide any statistics for the chosen percentile.  </w:t>
-      </w:r>
-    </w:p>
-    <w:p>
-      <w:pPr>
-        <w:spacing w:line="360" w:lineRule="auto"/>
-        <w:jc w:val="both"/>
-        <w:rPr>
-          <w:sz w:val="24"/>
-          <w:szCs w:val="24"/>
-        </w:rPr>
-      </w:pPr>
-    </w:p>
-    <w:p>
-      <w:pPr>
-        <w:spacing w:line="360" w:lineRule="auto"/>
-        <w:jc w:val="both"/>
-      </w:pPr>
-      <w:r>
-        <w:rPr>
-          <w:sz w:val="24"/>
-          <w:szCs w:val="24"/>
-        </w:rPr>
-        <w:t xml:space="preserve">When it comes to calculating expected accident count for each cell based on CSR, we use </w:t>
+      <w:r>
+        <w:rPr>
+          <w:sz w:val="24"/>
+          <w:szCs w:val="24"/>
+        </w:rPr>
+        <w:t>So in order to predict traffic accident hotspots and thereby to satisfy the relevant objectives, first we need to setup hotspot labels itself for the relevant data points. Accordingly, by using the same H3 indexing approach that we discussed above, each accident is inserted to a H3 cell based on their geo coordinates along with total accident counter per each cell.</w:t>
+      </w:r>
+    </w:p>
+    <w:p>
+      <w:pPr>
+        <w:spacing w:line="360" w:lineRule="auto"/>
+        <w:jc w:val="both"/>
+        <w:rPr>
+          <w:sz w:val="24"/>
+          <w:szCs w:val="24"/>
+        </w:rPr>
+      </w:pPr>
+    </w:p>
+    <w:p>
+      <w:pPr>
+        <w:spacing w:line="360" w:lineRule="auto"/>
+        <w:jc w:val="both"/>
+        <w:rPr>
+          <w:sz w:val="24"/>
+          <w:szCs w:val="24"/>
+        </w:rPr>
+      </w:pPr>
+      <w:r>
+        <w:rPr>
+          <w:sz w:val="24"/>
+          <w:szCs w:val="24"/>
+        </w:rPr>
+        <w:t xml:space="preserve">Accordingly, under null hypothesis of Complete Spatial Randomness (CSR), we expect a certain number of accidents to be included in each cell based on the average accident rate that we calculated using the total number of accidents in the collected dataset. However, if a certain H3 cell has significant higher number of accident count than this expected average, then that H3 cell is labelled as a hotspot. The reason for using this method instead of arbitrary percentile based threshold because such constant thresholds are unable to provide any statistics for the chosen percentile.  </w:t>
+      </w:r>
+    </w:p>
+    <w:p>
+      <w:pPr>
+        <w:spacing w:line="360" w:lineRule="auto"/>
+        <w:jc w:val="both"/>
+        <w:rPr>
+          <w:sz w:val="24"/>
+          <w:szCs w:val="24"/>
+        </w:rPr>
+      </w:pPr>
+    </w:p>
+    <w:p>
+      <w:pPr>
+        <w:spacing w:line="360" w:lineRule="auto"/>
+        <w:jc w:val="both"/>
+      </w:pPr>
+      <w:r>
+        <w:rPr>
+          <w:sz w:val="24"/>
+          <w:szCs w:val="24"/>
+        </w:rPr>
+        <w:t xml:space="preserve">When it comes to calculating expected average accident count for each cell based on CSR, we use </w:t>
       </w:r>
       <w:r>
         <w:rPr>
@@ -16313,7 +14731,7 @@
           <w:sz w:val="24"/>
           <w:szCs w:val="24"/>
         </w:rPr>
-        <w:t xml:space="preserve">) being equal to the mean accident count of all H3 cells. </w:t>
+        <w:t>) being equal to the mean accident count of all H3 cells:</w:t>
       </w:r>
     </w:p>
     <w:p>
@@ -16328,6 +14746,9 @@
       <m:oMathPara>
         <m:oMath>
           <m:r>
+            <m:rPr>
+              <m:sty m:val="p"/>
+            </m:rPr>
             <w:rPr>
               <w:rFonts w:ascii="Cambria Math" w:hAnsi="Cambria Math"/>
             </w:rPr>
@@ -16483,6 +14904,1180 @@
     <w:p>
       <w:pPr>
         <w:spacing w:line="360" w:lineRule="auto"/>
+        <w:jc w:val="both"/>
+        <w:rPr>
+          <w:sz w:val="24"/>
+          <w:szCs w:val="24"/>
+        </w:rPr>
+      </w:pPr>
+      <w:r>
+        <w:rPr>
+          <w:sz w:val="24"/>
+          <w:szCs w:val="24"/>
+        </w:rPr>
+        <w:t>Accordingly, in here,</w:t>
+      </w:r>
+    </w:p>
+    <w:p>
+      <w:pPr>
+        <w:pStyle w:val="ListParagraph"/>
+        <w:numPr>
+          <w:ilvl w:val="1"/>
+          <w:numId w:val="8"/>
+        </w:numPr>
+        <w:spacing w:line="360" w:lineRule="auto"/>
+        <w:jc w:val="both"/>
+        <w:rPr>
+          <w:sz w:val="24"/>
+          <w:szCs w:val="24"/>
+        </w:rPr>
+      </w:pPr>
+      <w:r>
+        <w:rPr>
+          <w:sz w:val="24"/>
+          <w:szCs w:val="24"/>
+        </w:rPr>
+        <w:t xml:space="preserve">C </w:t>
+      </w:r>
+      <w:r>
+        <w:rPr>
+          <w:sz w:val="24"/>
+          <w:szCs w:val="24"/>
+        </w:rPr>
+        <w:t xml:space="preserve">represent </w:t>
+      </w:r>
+      <w:r>
+        <w:rPr>
+          <w:sz w:val="24"/>
+          <w:szCs w:val="24"/>
+        </w:rPr>
+        <w:t xml:space="preserve">H3 Cells with at least one Accident, </w:t>
+      </w:r>
+    </w:p>
+    <w:p>
+      <w:pPr>
+        <w:pStyle w:val="ListParagraph"/>
+        <w:numPr>
+          <w:ilvl w:val="2"/>
+          <w:numId w:val="8"/>
+        </w:numPr>
+        <w:spacing w:line="360" w:lineRule="auto"/>
+        <w:jc w:val="both"/>
+      </w:pPr>
+      <w:r>
+        <w:rPr>
+          <w:sz w:val="24"/>
+          <w:szCs w:val="24"/>
+        </w:rPr>
+        <w:t>Therefor</w:t>
+      </w:r>
+      <w:r>
+        <w:rPr>
+          <w:sz w:val="24"/>
+          <w:szCs w:val="24"/>
+        </w:rPr>
+        <w:t>e</w:t>
+      </w:r>
+      <w:r>
+        <w:rPr>
+          <w:sz w:val="24"/>
+          <w:szCs w:val="24"/>
+        </w:rPr>
+        <w:t xml:space="preserve"> |C| = Total Number of Cells with</w:t>
+      </w:r>
+      <w:r>
+        <w:rPr>
+          <w:sz w:val="24"/>
+          <w:szCs w:val="24"/>
+        </w:rPr>
+        <w:t xml:space="preserve"> at least one</w:t>
+      </w:r>
+      <w:r>
+        <w:rPr>
+          <w:sz w:val="24"/>
+          <w:szCs w:val="24"/>
+        </w:rPr>
+        <w:t xml:space="preserve"> Road </w:t>
+      </w:r>
+      <w:r>
+        <w:rPr>
+          <w:sz w:val="24"/>
+          <w:szCs w:val="24"/>
+        </w:rPr>
+        <w:t>Accident</w:t>
+      </w:r>
+    </w:p>
+    <w:p>
+      <w:pPr>
+        <w:pStyle w:val="ListParagraph"/>
+        <w:numPr>
+          <w:ilvl w:val="1"/>
+          <w:numId w:val="8"/>
+        </w:numPr>
+        <w:spacing w:line="360" w:lineRule="auto"/>
+        <w:jc w:val="both"/>
+      </w:pPr>
+      <w:r>
+        <w:rPr>
+          <w:sz w:val="24"/>
+          <w:szCs w:val="24"/>
+        </w:rPr>
+        <w:t>n</w:t>
+      </w:r>
+      <w:r>
+        <w:rPr>
+          <w:sz w:val="24"/>
+          <w:szCs w:val="24"/>
+          <w:vertAlign w:val="subscript"/>
+        </w:rPr>
+        <w:t>c</w:t>
+      </w:r>
+      <w:r>
+        <w:rPr>
+          <w:sz w:val="24"/>
+          <w:szCs w:val="24"/>
+        </w:rPr>
+        <w:t xml:space="preserve"> = Number of Accident inside cell “c” ("c” is a selected individual cell in here)</w:t>
+      </w:r>
+    </w:p>
+    <w:p>
+      <w:pPr>
+        <w:spacing w:line="360" w:lineRule="auto"/>
+        <w:jc w:val="both"/>
+      </w:pPr>
+    </w:p>
+    <w:p>
+      <w:pPr>
+        <w:spacing w:line="360" w:lineRule="auto"/>
+        <w:jc w:val="both"/>
+      </w:pPr>
+    </w:p>
+    <w:p>
+      <w:pPr>
+        <w:spacing w:line="360" w:lineRule="auto"/>
+        <w:jc w:val="both"/>
+      </w:pPr>
+    </w:p>
+    <w:p>
+      <w:pPr>
+        <w:spacing w:line="360" w:lineRule="auto"/>
+        <w:jc w:val="both"/>
+      </w:pPr>
+    </w:p>
+    <w:p>
+      <w:pPr>
+        <w:spacing w:line="360" w:lineRule="auto"/>
+        <w:jc w:val="both"/>
+        <w:rPr>
+          <w:sz w:val="24"/>
+          <w:szCs w:val="24"/>
+        </w:rPr>
+      </w:pPr>
+      <w:r>
+        <w:rPr>
+          <w:sz w:val="24"/>
+          <w:szCs w:val="24"/>
+        </w:rPr>
+        <w:lastRenderedPageBreak/>
+        <w:t>Once (</w:t>
+      </w:r>
+      <w:r>
+        <w:rPr>
+          <w:sz w:val="24"/>
+          <w:szCs w:val="24"/>
+        </w:rPr>
+        <w:t>λ</w:t>
+      </w:r>
+      <w:r>
+        <w:rPr>
+          <w:sz w:val="24"/>
+          <w:szCs w:val="24"/>
+        </w:rPr>
+        <w:t>) is calculated, a “P-Value” for each H3 cell is calculated to get the probability of having same accident count or greater (as much as n</w:t>
+      </w:r>
+      <w:r>
+        <w:rPr>
+          <w:sz w:val="24"/>
+          <w:szCs w:val="24"/>
+          <w:vertAlign w:val="subscript"/>
+        </w:rPr>
+        <w:t>c</w:t>
+      </w:r>
+      <w:r>
+        <w:rPr>
+          <w:sz w:val="24"/>
+          <w:szCs w:val="24"/>
+          <w:vertAlign w:val="subscript"/>
+        </w:rPr>
+        <w:t xml:space="preserve"> </w:t>
+      </w:r>
+      <w:r>
+        <w:rPr>
+          <w:sz w:val="24"/>
+          <w:szCs w:val="24"/>
+        </w:rPr>
+        <w:t>in the above equation) than (λ)  via using the below null model:</w:t>
+      </w:r>
+    </w:p>
+    <w:p>
+      <w:pPr>
+        <w:spacing w:line="360" w:lineRule="auto"/>
+        <w:jc w:val="both"/>
+        <w:rPr>
+          <w:sz w:val="24"/>
+          <w:szCs w:val="24"/>
+        </w:rPr>
+      </w:pPr>
+    </w:p>
+    <w:p>
+      <w:pPr>
+        <w:spacing w:line="360" w:lineRule="auto"/>
+        <w:jc w:val="both"/>
+      </w:pPr>
+      <m:oMathPara>
+        <m:oMath>
+          <m:sSub>
+            <m:sSubPr>
+              <m:ctrlPr>
+                <w:rPr>
+                  <w:rFonts w:ascii="Cambria Math" w:hAnsi="Cambria Math"/>
+                  <w:i/>
+                </w:rPr>
+              </m:ctrlPr>
+            </m:sSubPr>
+            <m:e>
+              <m:r>
+                <w:rPr>
+                  <w:rFonts w:ascii="Cambria Math" w:hAnsi="Cambria Math"/>
+                </w:rPr>
+                <m:t>p</m:t>
+              </m:r>
+            </m:e>
+            <m:sub>
+              <m:r>
+                <w:rPr>
+                  <w:rFonts w:ascii="Cambria Math" w:hAnsi="Cambria Math"/>
+                </w:rPr>
+                <m:t>c</m:t>
+              </m:r>
+            </m:sub>
+          </m:sSub>
+          <m:r>
+            <w:rPr>
+              <w:rFonts w:ascii="Cambria Math" w:hAnsi="Cambria Math"/>
+            </w:rPr>
+            <m:t>=P</m:t>
+          </m:r>
+          <m:d>
+            <m:dPr>
+              <m:sepChr m:val="∣"/>
+              <m:ctrlPr>
+                <w:rPr>
+                  <w:rFonts w:ascii="Cambria Math" w:hAnsi="Cambria Math"/>
+                  <w:i/>
+                </w:rPr>
+              </m:ctrlPr>
+            </m:dPr>
+            <m:e>
+              <m:r>
+                <w:rPr>
+                  <w:rFonts w:ascii="Cambria Math" w:hAnsi="Cambria Math"/>
+                </w:rPr>
+                <m:t>X</m:t>
+              </m:r>
+              <m:r>
+                <m:rPr>
+                  <m:sty m:val="p"/>
+                </m:rPr>
+                <w:rPr>
+                  <w:rFonts w:ascii="Cambria Math" w:hAnsi="Cambria Math"/>
+                </w:rPr>
+                <m:t>≥</m:t>
+              </m:r>
+              <m:sSub>
+                <m:sSubPr>
+                  <m:ctrlPr>
+                    <w:rPr>
+                      <w:rFonts w:ascii="Cambria Math" w:hAnsi="Cambria Math"/>
+                      <w:i/>
+                    </w:rPr>
+                  </m:ctrlPr>
+                </m:sSubPr>
+                <m:e>
+                  <m:r>
+                    <w:rPr>
+                      <w:rFonts w:ascii="Cambria Math" w:hAnsi="Cambria Math"/>
+                    </w:rPr>
+                    <m:t>n</m:t>
+                  </m:r>
+                  <m:ctrlPr>
+                    <w:rPr>
+                      <w:rFonts w:ascii="Cambria Math" w:hAnsi="Cambria Math"/>
+                    </w:rPr>
+                  </m:ctrlPr>
+                </m:e>
+                <m:sub>
+                  <m:r>
+                    <w:rPr>
+                      <w:rFonts w:ascii="Cambria Math" w:hAnsi="Cambria Math"/>
+                    </w:rPr>
+                    <m:t>c</m:t>
+                  </m:r>
+                </m:sub>
+              </m:sSub>
+              <m:ctrlPr>
+                <w:rPr>
+                  <w:rFonts w:ascii="Cambria Math" w:hAnsi="Cambria Math"/>
+                </w:rPr>
+              </m:ctrlPr>
+            </m:e>
+            <m:e>
+              <m:r>
+                <w:rPr>
+                  <w:rFonts w:ascii="Cambria Math" w:hAnsi="Cambria Math"/>
+                </w:rPr>
+                <m:t>X</m:t>
+              </m:r>
+              <m:r>
+                <m:rPr>
+                  <m:sty m:val="p"/>
+                </m:rPr>
+                <w:rPr>
+                  <w:rFonts w:ascii="Cambria Math" w:hAnsi="Cambria Math"/>
+                </w:rPr>
+                <m:t>∼</m:t>
+              </m:r>
+              <m:r>
+                <m:rPr>
+                  <m:nor/>
+                </m:rPr>
+                <w:rPr>
+                  <w:rFonts w:ascii="Cambria Math" w:hAnsi="Cambria Math"/>
+                </w:rPr>
+                <m:t>Poisson</m:t>
+              </m:r>
+              <m:d>
+                <m:dPr>
+                  <m:ctrlPr>
+                    <w:rPr>
+                      <w:rFonts w:ascii="Cambria Math" w:hAnsi="Cambria Math"/>
+                      <w:i/>
+                    </w:rPr>
+                  </m:ctrlPr>
+                </m:dPr>
+                <m:e>
+                  <m:r>
+                    <w:rPr>
+                      <w:rFonts w:ascii="Cambria Math" w:hAnsi="Cambria Math"/>
+                    </w:rPr>
+                    <m:t>λ</m:t>
+                  </m:r>
+                </m:e>
+              </m:d>
+            </m:e>
+          </m:d>
+          <m:r>
+            <w:rPr>
+              <w:rFonts w:ascii="Cambria Math" w:hAnsi="Cambria Math"/>
+            </w:rPr>
+            <m:t>=1-</m:t>
+          </m:r>
+          <m:sSub>
+            <m:sSubPr>
+              <m:ctrlPr>
+                <w:rPr>
+                  <w:rFonts w:ascii="Cambria Math" w:hAnsi="Cambria Math"/>
+                  <w:i/>
+                </w:rPr>
+              </m:ctrlPr>
+            </m:sSubPr>
+            <m:e>
+              <m:r>
+                <w:rPr>
+                  <w:rFonts w:ascii="Cambria Math" w:hAnsi="Cambria Math"/>
+                </w:rPr>
+                <m:t>F</m:t>
+              </m:r>
+            </m:e>
+            <m:sub>
+              <m:r>
+                <m:rPr>
+                  <m:nor/>
+                </m:rPr>
+                <w:rPr>
+                  <w:rFonts w:ascii="Cambria Math" w:hAnsi="Cambria Math"/>
+                </w:rPr>
+                <m:t>Poisson</m:t>
+              </m:r>
+            </m:sub>
+          </m:sSub>
+          <m:d>
+            <m:dPr>
+              <m:ctrlPr>
+                <w:rPr>
+                  <w:rFonts w:ascii="Cambria Math" w:hAnsi="Cambria Math"/>
+                  <w:i/>
+                </w:rPr>
+              </m:ctrlPr>
+            </m:dPr>
+            <m:e>
+              <m:sSub>
+                <m:sSubPr>
+                  <m:ctrlPr>
+                    <w:rPr>
+                      <w:rFonts w:ascii="Cambria Math" w:hAnsi="Cambria Math"/>
+                      <w:i/>
+                    </w:rPr>
+                  </m:ctrlPr>
+                </m:sSubPr>
+                <m:e>
+                  <m:r>
+                    <w:rPr>
+                      <w:rFonts w:ascii="Cambria Math" w:hAnsi="Cambria Math"/>
+                    </w:rPr>
+                    <m:t>n</m:t>
+                  </m:r>
+                </m:e>
+                <m:sub>
+                  <m:r>
+                    <w:rPr>
+                      <w:rFonts w:ascii="Cambria Math" w:hAnsi="Cambria Math"/>
+                    </w:rPr>
+                    <m:t>c</m:t>
+                  </m:r>
+                </m:sub>
+              </m:sSub>
+              <m:r>
+                <w:rPr>
+                  <w:rFonts w:ascii="Cambria Math" w:hAnsi="Cambria Math"/>
+                </w:rPr>
+                <m:t>-1;</m:t>
+              </m:r>
+              <m:r>
+                <w:rPr>
+                  <w:rFonts w:ascii="Cambria Math" w:hAnsi="Cambria Math"/>
+                </w:rPr>
+                <m:t>λ</m:t>
+              </m:r>
+            </m:e>
+          </m:d>
+        </m:oMath>
+      </m:oMathPara>
+    </w:p>
+    <w:p>
+      <w:pPr>
+        <w:spacing w:line="360" w:lineRule="auto"/>
+        <w:jc w:val="both"/>
+      </w:pPr>
+    </w:p>
+    <w:p>
+      <w:pPr>
+        <w:spacing w:line="360" w:lineRule="auto"/>
+        <w:jc w:val="both"/>
+        <w:rPr>
+          <w:sz w:val="24"/>
+          <w:szCs w:val="24"/>
+        </w:rPr>
+      </w:pPr>
+      <w:r>
+        <w:rPr>
+          <w:sz w:val="24"/>
+          <w:szCs w:val="24"/>
+        </w:rPr>
+        <w:t>Accordingly, in here,</w:t>
+      </w:r>
+    </w:p>
+    <w:p>
+      <w:pPr>
+        <w:pStyle w:val="ListParagraph"/>
+        <w:numPr>
+          <w:ilvl w:val="1"/>
+          <w:numId w:val="8"/>
+        </w:numPr>
+        <w:spacing w:line="360" w:lineRule="auto"/>
+        <w:jc w:val="both"/>
+      </w:pPr>
+      <w:r>
+        <w:rPr>
+          <w:sz w:val="24"/>
+          <w:szCs w:val="24"/>
+        </w:rPr>
+        <w:t>P</w:t>
+      </w:r>
+      <w:r>
+        <w:rPr>
+          <w:sz w:val="24"/>
+          <w:szCs w:val="24"/>
+          <w:vertAlign w:val="subscript"/>
+        </w:rPr>
+        <w:t>c</w:t>
+      </w:r>
+      <w:r>
+        <w:rPr>
+          <w:sz w:val="24"/>
+          <w:szCs w:val="24"/>
+        </w:rPr>
+        <w:t xml:space="preserve"> = Probability of having same accident count or greater than the observed accident count in n</w:t>
+      </w:r>
+      <w:r>
+        <w:rPr>
+          <w:sz w:val="24"/>
+          <w:szCs w:val="24"/>
+          <w:vertAlign w:val="subscript"/>
+        </w:rPr>
+        <w:t xml:space="preserve">c </w:t>
+      </w:r>
+      <w:r>
+        <w:rPr>
+          <w:sz w:val="24"/>
+          <w:szCs w:val="24"/>
+        </w:rPr>
+        <w:t>for cell “c”. For this we have to assume that accidents are randomly spread across the study area.</w:t>
+      </w:r>
+    </w:p>
+    <w:p>
+      <w:pPr>
+        <w:pStyle w:val="ListParagraph"/>
+        <w:numPr>
+          <w:ilvl w:val="1"/>
+          <w:numId w:val="8"/>
+        </w:numPr>
+        <w:spacing w:line="360" w:lineRule="auto"/>
+        <w:jc w:val="both"/>
+      </w:pPr>
+      <w:r>
+        <w:rPr>
+          <w:sz w:val="24"/>
+          <w:szCs w:val="24"/>
+        </w:rPr>
+        <w:t>X = Random variable that is used to represent expected accident count for a cell “c” according to Poisson distribution.</w:t>
+      </w:r>
+    </w:p>
+    <w:p>
+      <w:pPr>
+        <w:pStyle w:val="ListParagraph"/>
+        <w:numPr>
+          <w:ilvl w:val="1"/>
+          <w:numId w:val="8"/>
+        </w:numPr>
+        <w:spacing w:line="360" w:lineRule="auto"/>
+        <w:jc w:val="both"/>
+        <w:rPr>
+          <w:sz w:val="24"/>
+          <w:szCs w:val="24"/>
+        </w:rPr>
+      </w:pPr>
+      <m:oMath>
+        <m:r>
+          <m:rPr>
+            <m:nor/>
+          </m:rPr>
+          <w:rPr>
+            <w:sz w:val="24"/>
+            <w:szCs w:val="24"/>
+          </w:rPr>
+          <m:t>Poisson</m:t>
+        </m:r>
+        <m:d>
+          <m:dPr>
+            <m:ctrlPr>
+              <w:rPr>
+                <w:rFonts w:ascii="Cambria Math" w:hAnsi="Cambria Math"/>
+                <w:i/>
+                <w:sz w:val="24"/>
+                <w:szCs w:val="24"/>
+              </w:rPr>
+            </m:ctrlPr>
+          </m:dPr>
+          <m:e>
+            <m:r>
+              <w:rPr>
+                <w:rFonts w:ascii="Cambria Math" w:hAnsi="Cambria Math"/>
+                <w:sz w:val="24"/>
+                <w:szCs w:val="24"/>
+              </w:rPr>
+              <m:t>λ</m:t>
+            </m:r>
+          </m:e>
+        </m:d>
+      </m:oMath>
+      <w:r>
+        <w:rPr>
+          <w:sz w:val="24"/>
+          <w:szCs w:val="24"/>
+        </w:rPr>
+        <w:t xml:space="preserve"> = </w:t>
+      </w:r>
+      <w:r>
+        <w:rPr>
+          <w:sz w:val="24"/>
+          <w:szCs w:val="24"/>
+        </w:rPr>
+        <w:t>Poisson distribution with the above calculated (λ) as expected average accident count per cell</w:t>
+      </w:r>
+    </w:p>
+    <w:p>
+      <w:pPr>
+        <w:pStyle w:val="ListParagraph"/>
+        <w:numPr>
+          <w:ilvl w:val="1"/>
+          <w:numId w:val="8"/>
+        </w:numPr>
+        <w:spacing w:line="360" w:lineRule="auto"/>
+        <w:jc w:val="both"/>
+        <w:rPr>
+          <w:sz w:val="24"/>
+          <w:szCs w:val="24"/>
+        </w:rPr>
+      </w:pPr>
+      <m:oMath>
+        <m:sSub>
+          <m:sSubPr>
+            <m:ctrlPr>
+              <w:rPr>
+                <w:rFonts w:ascii="Cambria Math" w:hAnsi="Cambria Math"/>
+                <w:i/>
+                <w:sz w:val="24"/>
+                <w:szCs w:val="24"/>
+              </w:rPr>
+            </m:ctrlPr>
+          </m:sSubPr>
+          <m:e>
+            <m:r>
+              <w:rPr>
+                <w:rFonts w:ascii="Cambria Math" w:hAnsi="Cambria Math"/>
+                <w:sz w:val="24"/>
+                <w:szCs w:val="24"/>
+              </w:rPr>
+              <m:t>F</m:t>
+            </m:r>
+          </m:e>
+          <m:sub>
+            <m:r>
+              <m:rPr>
+                <m:nor/>
+              </m:rPr>
+              <w:rPr>
+                <w:sz w:val="24"/>
+                <w:szCs w:val="24"/>
+              </w:rPr>
+              <m:t>Poisson</m:t>
+            </m:r>
+          </m:sub>
+        </m:sSub>
+      </m:oMath>
+      <w:r>
+        <w:rPr>
+          <w:sz w:val="24"/>
+          <w:szCs w:val="24"/>
+        </w:rPr>
+        <w:t xml:space="preserve"> = Cumulative Distribution function of the Poisson which is used to calculate the probability of getting a value less than or equal to a given accident count</w:t>
+      </w:r>
+    </w:p>
+    <w:p>
+      <w:pPr>
+        <w:spacing w:line="360" w:lineRule="auto"/>
+        <w:jc w:val="both"/>
+      </w:pPr>
+    </w:p>
+    <w:p>
+      <w:pPr>
+        <w:spacing w:line="360" w:lineRule="auto"/>
+        <w:jc w:val="both"/>
+        <w:rPr>
+          <w:sz w:val="24"/>
+          <w:szCs w:val="24"/>
+        </w:rPr>
+      </w:pPr>
+      <w:r>
+        <w:rPr>
+          <w:sz w:val="24"/>
+          <w:szCs w:val="24"/>
+        </w:rPr>
+        <w:t>Accordingly, if we get a small P-Value (P</w:t>
+      </w:r>
+      <w:r>
+        <w:rPr>
+          <w:sz w:val="24"/>
+          <w:szCs w:val="24"/>
+          <w:vertAlign w:val="subscript"/>
+        </w:rPr>
+        <w:t>c</w:t>
+      </w:r>
+      <w:r>
+        <w:rPr>
+          <w:sz w:val="24"/>
+          <w:szCs w:val="24"/>
+        </w:rPr>
+        <w:t>)</w:t>
+      </w:r>
+      <w:r>
+        <w:rPr>
+          <w:sz w:val="24"/>
+          <w:szCs w:val="24"/>
+        </w:rPr>
+        <w:t xml:space="preserve"> for a given cell, that means the accident count that we have is highly unlikely to happen according to spatial randomness. This means that specific H3 cell could be a potential hotspot.</w:t>
+      </w:r>
+    </w:p>
+    <w:p>
+      <w:pPr>
+        <w:spacing w:line="360" w:lineRule="auto"/>
+        <w:jc w:val="both"/>
+        <w:rPr>
+          <w:sz w:val="24"/>
+          <w:szCs w:val="24"/>
+        </w:rPr>
+      </w:pPr>
+    </w:p>
+    <w:p>
+      <w:pPr>
+        <w:spacing w:line="360" w:lineRule="auto"/>
+        <w:jc w:val="both"/>
+        <w:rPr>
+          <w:sz w:val="24"/>
+          <w:szCs w:val="24"/>
+        </w:rPr>
+      </w:pPr>
+      <w:r>
+        <w:rPr>
+          <w:sz w:val="24"/>
+          <w:szCs w:val="24"/>
+        </w:rPr>
+        <w:t xml:space="preserve">However, during the identification of above mentioned hotspots, it is clear that we had to perform statistical test for each and every cell. This kind of multiple hypothesis tests can lead to increased number of false positive rate. As a solution for this problem </w:t>
+      </w:r>
+      <w:r>
+        <w:rPr>
+          <w:b/>
+          <w:bCs/>
+          <w:sz w:val="24"/>
+          <w:szCs w:val="24"/>
+        </w:rPr>
+        <w:t>Benjamini-Hochberg False Discovery Rate (FDR) correction</w:t>
+      </w:r>
+      <w:r>
+        <w:rPr>
+          <w:sz w:val="24"/>
+          <w:szCs w:val="24"/>
+        </w:rPr>
+        <w:t xml:space="preserve"> is used to adjust the above calculated P-Values to make the hotspot labelling process stricter </w:t>
+      </w:r>
+      <w:r>
+        <w:rPr>
+          <w:sz w:val="24"/>
+          <w:szCs w:val="24"/>
+        </w:rPr>
+        <w:t>(Benjamini &amp; Hochberg, 1995)</w:t>
+      </w:r>
+      <w:r>
+        <w:rPr>
+          <w:sz w:val="24"/>
+          <w:szCs w:val="24"/>
+        </w:rPr>
+        <w:t>.</w:t>
+      </w:r>
+    </w:p>
+    <w:p>
+      <w:pPr>
+        <w:spacing w:line="360" w:lineRule="auto"/>
+        <w:jc w:val="both"/>
+        <w:rPr>
+          <w:sz w:val="24"/>
+          <w:szCs w:val="24"/>
+        </w:rPr>
+      </w:pPr>
+    </w:p>
+    <w:p>
+      <w:pPr>
+        <w:spacing w:line="360" w:lineRule="auto"/>
+        <w:jc w:val="both"/>
+        <w:rPr>
+          <w:sz w:val="24"/>
+          <w:szCs w:val="24"/>
+        </w:rPr>
+      </w:pPr>
+      <w:r>
+        <w:rPr>
+          <w:sz w:val="24"/>
+          <w:szCs w:val="24"/>
+        </w:rPr>
+        <w:t xml:space="preserve">Accordingly, when it comes to applying </w:t>
+      </w:r>
+      <w:r>
+        <w:rPr>
+          <w:b/>
+          <w:bCs/>
+          <w:sz w:val="24"/>
+          <w:szCs w:val="24"/>
+        </w:rPr>
+        <w:t xml:space="preserve">Benjamini-Hochberg </w:t>
+      </w:r>
+      <w:r>
+        <w:rPr>
+          <w:b/>
+          <w:bCs/>
+          <w:sz w:val="24"/>
+          <w:szCs w:val="24"/>
+        </w:rPr>
+        <w:t xml:space="preserve">FDR, </w:t>
+      </w:r>
+      <w:r>
+        <w:rPr>
+          <w:sz w:val="24"/>
+          <w:szCs w:val="24"/>
+        </w:rPr>
+        <w:t>calculated P-Valued were ranked in ascending order and each of them were compared against the threshold value calculated using the below equation.</w:t>
+      </w:r>
+    </w:p>
+    <w:p>
+      <w:pPr>
+        <w:spacing w:line="360" w:lineRule="auto"/>
+      </w:pPr>
+      <m:oMathPara>
+        <m:oMath>
+          <m:sSub>
+            <m:sSubPr>
+              <m:ctrlPr>
+                <w:rPr>
+                  <w:rFonts w:ascii="Cambria Math" w:hAnsi="Cambria Math"/>
+                  <w:i/>
+                  <w:sz w:val="24"/>
+                  <w:szCs w:val="24"/>
+                </w:rPr>
+              </m:ctrlPr>
+            </m:sSubPr>
+            <m:e>
+              <m:r>
+                <w:rPr>
+                  <w:rFonts w:ascii="Cambria Math" w:hAnsi="Cambria Math"/>
+                  <w:sz w:val="24"/>
+                  <w:szCs w:val="24"/>
+                </w:rPr>
+                <m:t>p</m:t>
+              </m:r>
+            </m:e>
+            <m:sub>
+              <m:d>
+                <m:dPr>
+                  <m:ctrlPr>
+                    <w:rPr>
+                      <w:rFonts w:ascii="Cambria Math" w:hAnsi="Cambria Math"/>
+                      <w:i/>
+                      <w:sz w:val="24"/>
+                      <w:szCs w:val="24"/>
+                    </w:rPr>
+                  </m:ctrlPr>
+                </m:dPr>
+                <m:e>
+                  <m:r>
+                    <w:rPr>
+                      <w:rFonts w:ascii="Cambria Math" w:hAnsi="Cambria Math"/>
+                      <w:sz w:val="24"/>
+                      <w:szCs w:val="24"/>
+                    </w:rPr>
+                    <m:t>k</m:t>
+                  </m:r>
+                </m:e>
+              </m:d>
+            </m:sub>
+          </m:sSub>
+          <m:r>
+            <m:rPr>
+              <m:sty m:val="p"/>
+            </m:rPr>
+            <w:rPr>
+              <w:rFonts w:ascii="Cambria Math" w:hAnsi="Cambria Math"/>
+              <w:sz w:val="24"/>
+              <w:szCs w:val="24"/>
+            </w:rPr>
+            <m:t>≤</m:t>
+          </m:r>
+          <m:f>
+            <m:fPr>
+              <m:ctrlPr>
+                <w:rPr>
+                  <w:rFonts w:ascii="Cambria Math" w:hAnsi="Cambria Math"/>
+                  <w:sz w:val="24"/>
+                  <w:szCs w:val="24"/>
+                </w:rPr>
+              </m:ctrlPr>
+            </m:fPr>
+            <m:num>
+              <m:r>
+                <w:rPr>
+                  <w:rFonts w:ascii="Cambria Math" w:hAnsi="Cambria Math"/>
+                  <w:sz w:val="24"/>
+                  <w:szCs w:val="24"/>
+                </w:rPr>
+                <m:t>k</m:t>
+              </m:r>
+              <m:ctrlPr>
+                <w:rPr>
+                  <w:rFonts w:ascii="Cambria Math" w:hAnsi="Cambria Math"/>
+                  <w:i/>
+                  <w:sz w:val="24"/>
+                  <w:szCs w:val="24"/>
+                </w:rPr>
+              </m:ctrlPr>
+            </m:num>
+            <m:den>
+              <m:r>
+                <w:rPr>
+                  <w:rFonts w:ascii="Cambria Math" w:hAnsi="Cambria Math"/>
+                  <w:sz w:val="24"/>
+                  <w:szCs w:val="24"/>
+                </w:rPr>
+                <m:t>m</m:t>
+              </m:r>
+              <m:ctrlPr>
+                <w:rPr>
+                  <w:rFonts w:ascii="Cambria Math" w:hAnsi="Cambria Math"/>
+                  <w:i/>
+                  <w:sz w:val="24"/>
+                  <w:szCs w:val="24"/>
+                </w:rPr>
+              </m:ctrlPr>
+            </m:den>
+          </m:f>
+          <m:r>
+            <m:rPr>
+              <m:sty m:val="p"/>
+            </m:rPr>
+            <w:rPr>
+              <w:rFonts w:ascii="Cambria Math" w:hAnsi="Cambria Math"/>
+              <w:sz w:val="24"/>
+              <w:szCs w:val="24"/>
+            </w:rPr>
+            <m:t>α</m:t>
+          </m:r>
+        </m:oMath>
+      </m:oMathPara>
+    </w:p>
+    <w:p>
+      <w:pPr>
+        <w:spacing w:line="360" w:lineRule="auto"/>
+      </w:pPr>
+    </w:p>
+    <w:p>
+      <w:pPr>
+        <w:spacing w:line="360" w:lineRule="auto"/>
+        <w:jc w:val="both"/>
+        <w:rPr>
+          <w:sz w:val="24"/>
+          <w:szCs w:val="24"/>
+        </w:rPr>
+      </w:pPr>
+      <w:r>
+        <w:rPr>
+          <w:sz w:val="24"/>
+          <w:szCs w:val="24"/>
+        </w:rPr>
+        <w:t>Accordingly, in here,</w:t>
+      </w:r>
+    </w:p>
+    <w:p>
+      <w:pPr>
+        <w:pStyle w:val="ListParagraph"/>
+        <w:numPr>
+          <w:ilvl w:val="1"/>
+          <w:numId w:val="8"/>
+        </w:numPr>
+        <w:spacing w:line="360" w:lineRule="auto"/>
+        <w:jc w:val="both"/>
+      </w:pPr>
+      <w:r>
+        <w:rPr>
+          <w:sz w:val="24"/>
+          <w:szCs w:val="24"/>
+        </w:rPr>
+        <w:t>k</w:t>
+      </w:r>
+      <w:r>
+        <w:rPr>
+          <w:sz w:val="24"/>
+          <w:szCs w:val="24"/>
+        </w:rPr>
+        <w:t xml:space="preserve"> = </w:t>
+      </w:r>
+      <w:r>
+        <w:rPr>
+          <w:sz w:val="24"/>
+          <w:szCs w:val="24"/>
+        </w:rPr>
+        <w:t>Rank of the P-Value (after reordering in ascending order)</w:t>
+      </w:r>
+    </w:p>
+    <w:p>
+      <w:pPr>
+        <w:pStyle w:val="ListParagraph"/>
+        <w:numPr>
+          <w:ilvl w:val="1"/>
+          <w:numId w:val="8"/>
+        </w:numPr>
+        <w:spacing w:line="360" w:lineRule="auto"/>
+        <w:jc w:val="both"/>
+      </w:pPr>
+      <w:r>
+        <w:rPr>
+          <w:sz w:val="24"/>
+          <w:szCs w:val="24"/>
+        </w:rPr>
+        <w:t>m</w:t>
+      </w:r>
+      <w:r>
+        <w:rPr>
+          <w:sz w:val="24"/>
+          <w:szCs w:val="24"/>
+        </w:rPr>
+        <w:t xml:space="preserve"> = </w:t>
+      </w:r>
+      <w:r>
+        <w:rPr>
+          <w:sz w:val="24"/>
+          <w:szCs w:val="24"/>
+        </w:rPr>
+        <w:t>Total number of H3 cells tested</w:t>
+      </w:r>
+      <w:r>
+        <w:rPr>
+          <w:sz w:val="24"/>
+          <w:szCs w:val="24"/>
+        </w:rPr>
+        <w:t>.</w:t>
+      </w:r>
+    </w:p>
+    <w:p>
+      <w:pPr>
+        <w:pStyle w:val="ListParagraph"/>
+        <w:numPr>
+          <w:ilvl w:val="1"/>
+          <w:numId w:val="8"/>
+        </w:numPr>
+        <w:spacing w:line="360" w:lineRule="auto"/>
+      </w:pPr>
+      <m:oMath>
+        <m:r>
+          <m:rPr>
+            <m:sty m:val="p"/>
+          </m:rPr>
+          <w:rPr>
+            <w:rFonts w:ascii="Cambria Math" w:hAnsi="Cambria Math"/>
+            <w:sz w:val="24"/>
+            <w:szCs w:val="24"/>
+          </w:rPr>
+          <m:t>α</m:t>
+        </m:r>
+      </m:oMath>
+      <w:r>
+        <w:rPr>
+          <w:sz w:val="24"/>
+          <w:szCs w:val="24"/>
+        </w:rPr>
+        <w:t xml:space="preserve">  =  Significance level (0.05 in this case)</w:t>
+      </w:r>
+    </w:p>
+    <w:p>
+      <w:pPr>
+        <w:spacing w:line="360" w:lineRule="auto"/>
+        <w:jc w:val="both"/>
+        <w:rPr>
+          <w:sz w:val="24"/>
+          <w:szCs w:val="24"/>
+        </w:rPr>
+      </w:pPr>
+    </w:p>
+    <w:p>
+      <w:pPr>
+        <w:spacing w:line="360" w:lineRule="auto"/>
+        <w:jc w:val="both"/>
+        <w:rPr>
+          <w:sz w:val="24"/>
+          <w:szCs w:val="24"/>
+        </w:rPr>
+      </w:pPr>
+      <w:r>
+        <w:rPr>
+          <w:sz w:val="24"/>
+          <w:szCs w:val="24"/>
+        </w:rPr>
+        <w:t xml:space="preserve">Once calculated, H3 cells with adjusted P-Value </w:t>
+      </w:r>
+      <w:r>
+        <w:rPr>
+          <w:sz w:val="24"/>
+          <w:szCs w:val="24"/>
+        </w:rPr>
+        <w:t>below</w:t>
+      </w:r>
+      <w:r>
+        <w:rPr>
+          <w:sz w:val="24"/>
+          <w:szCs w:val="24"/>
+        </w:rPr>
+        <w:t xml:space="preserve"> the 0.05 were </w:t>
+      </w:r>
+      <w:r>
+        <w:rPr>
+          <w:sz w:val="24"/>
+          <w:szCs w:val="24"/>
+        </w:rPr>
+        <w:t>decided</w:t>
+      </w:r>
+      <w:r>
+        <w:rPr>
+          <w:sz w:val="24"/>
+          <w:szCs w:val="24"/>
+        </w:rPr>
+        <w:t xml:space="preserve"> to label as accident prone hotspots.</w:t>
+      </w:r>
+    </w:p>
+    <w:p>
+      <w:pPr>
+        <w:spacing w:line="360" w:lineRule="auto"/>
+      </w:pPr>
+    </w:p>
+    <w:p>
+      <w:pPr>
+        <w:spacing w:line="360" w:lineRule="auto"/>
+      </w:pPr>
+    </w:p>
+    <w:p>
+      <w:pPr>
+        <w:spacing w:line="360" w:lineRule="auto"/>
+      </w:pPr>
+    </w:p>
+    <w:p>
+      <w:pPr>
+        <w:spacing w:line="360" w:lineRule="auto"/>
+      </w:pPr>
+    </w:p>
+    <w:p>
+      <w:pPr>
+        <w:spacing w:line="360" w:lineRule="auto"/>
+      </w:pPr>
+    </w:p>
+    <w:p>
+      <w:pPr>
+        <w:spacing w:line="360" w:lineRule="auto"/>
+      </w:pPr>
+    </w:p>
+    <w:p>
+      <w:pPr>
+        <w:spacing w:line="360" w:lineRule="auto"/>
+      </w:pPr>
+    </w:p>
+    <w:p>
+      <w:pPr>
+        <w:spacing w:line="360" w:lineRule="auto"/>
+      </w:pPr>
+    </w:p>
+    <w:p>
+      <w:pPr>
+        <w:spacing w:line="360" w:lineRule="auto"/>
+      </w:pPr>
+    </w:p>
+    <w:p>
+      <w:pPr>
+        <w:spacing w:line="360" w:lineRule="auto"/>
       </w:pPr>
     </w:p>
     <w:p>
@@ -16559,6 +16154,8 @@
           <w:b/>
           <w:bCs/>
           <w:color w:val="000000" w:themeColor="text1"/>
+          <w:sz w:val="24"/>
+          <w:szCs w:val="24"/>
         </w:rPr>
       </w:pPr>
       <w:bookmarkStart w:id="68" w:name="_Toc227498008"/>
@@ -16570,7 +16167,10 @@
           <w:b/>
           <w:bCs/>
           <w:color w:val="000000" w:themeColor="text1"/>
-        </w:rPr>
+          <w:sz w:val="24"/>
+          <w:szCs w:val="24"/>
+        </w:rPr>
+        <w:lastRenderedPageBreak/>
         <w:t>References</w:t>
       </w:r>
       <w:bookmarkEnd w:id="68"/>
@@ -16580,12 +16180,16 @@
     <w:p>
       <w:pPr>
         <w:spacing w:line="360" w:lineRule="auto"/>
+        <w:rPr>
+          <w:sz w:val="24"/>
+          <w:szCs w:val="24"/>
+        </w:rPr>
       </w:pPr>
     </w:p>
     <w:p>
       <w:pPr>
         <w:pStyle w:val="NormalWeb"/>
-        <w:spacing w:before="0" w:beforeAutospacing="0" w:after="0" w:afterAutospacing="0" w:line="360" w:lineRule="auto"/>
+        <w:spacing w:line="360" w:lineRule="auto"/>
         <w:ind w:left="720" w:hanging="720"/>
         <w:rPr>
           <w:color w:val="000000"/>
@@ -16609,23 +16213,9 @@
         <w:rPr>
           <w:color w:val="000000"/>
         </w:rPr>
-        <w:t xml:space="preserve">. Dailymirror.lk; </w:t>
-      </w:r>
-      <w:proofErr w:type="spellStart"/>
-      <w:r>
-        <w:rPr>
-          <w:color w:val="000000"/>
-        </w:rPr>
-        <w:t>Dailymirror</w:t>
-      </w:r>
-      <w:proofErr w:type="spellEnd"/>
-      <w:r>
-        <w:rPr>
-          <w:color w:val="000000"/>
-        </w:rPr>
-        <w:t xml:space="preserve">. </w:t>
-      </w:r>
-      <w:hyperlink r:id="rId20" w:history="1">
+        <w:t xml:space="preserve">. Dailymirror.lk; Dailymirror. </w:t>
+      </w:r>
+      <w:hyperlink r:id="rId22" w:history="1">
         <w:r>
           <w:rPr>
             <w:rStyle w:val="Hyperlink"/>
@@ -16643,7 +16233,7 @@
     <w:p>
       <w:pPr>
         <w:pStyle w:val="NormalWeb"/>
-        <w:spacing w:before="0" w:beforeAutospacing="0" w:after="0" w:afterAutospacing="0" w:line="360" w:lineRule="auto"/>
+        <w:spacing w:line="360" w:lineRule="auto"/>
         <w:ind w:left="720" w:hanging="720"/>
         <w:rPr>
           <w:color w:val="000000"/>
@@ -16653,7 +16243,7 @@
     <w:p>
       <w:pPr>
         <w:pStyle w:val="NormalWeb"/>
-        <w:spacing w:before="0" w:beforeAutospacing="0" w:after="0" w:afterAutospacing="0" w:line="360" w:lineRule="auto"/>
+        <w:spacing w:line="360" w:lineRule="auto"/>
         <w:ind w:left="720" w:hanging="720"/>
         <w:rPr>
           <w:color w:val="000000"/>
@@ -16663,21 +16253,7 @@
         <w:rPr>
           <w:color w:val="000000"/>
         </w:rPr>
-        <w:t xml:space="preserve">Al-Omari, A., Alsaleh, M., &amp; </w:t>
-      </w:r>
-      <w:proofErr w:type="spellStart"/>
-      <w:r>
-        <w:rPr>
-          <w:color w:val="000000"/>
-        </w:rPr>
-        <w:t>Shatnawi</w:t>
-      </w:r>
-      <w:proofErr w:type="spellEnd"/>
-      <w:r>
-        <w:rPr>
-          <w:color w:val="000000"/>
-        </w:rPr>
-        <w:t>, N. (2025). Spatial-Temporal Analysis and Severity Prediction of Traffic Accidents. </w:t>
+        <w:t>Al-Omari, A., Alsaleh, M., &amp; Shatnawi, N. (2025). Spatial-Temporal Analysis and Severity Prediction of Traffic Accidents. </w:t>
       </w:r>
       <w:r>
         <w:rPr>
@@ -16693,7 +16269,7 @@
         </w:rPr>
         <w:t xml:space="preserve">. </w:t>
       </w:r>
-      <w:hyperlink r:id="rId21" w:history="1">
+      <w:hyperlink r:id="rId23" w:history="1">
         <w:r>
           <w:rPr>
             <w:rStyle w:val="Hyperlink"/>
@@ -16711,7 +16287,7 @@
     <w:p>
       <w:pPr>
         <w:pStyle w:val="NormalWeb"/>
-        <w:spacing w:before="0" w:beforeAutospacing="0" w:after="0" w:afterAutospacing="0" w:line="360" w:lineRule="auto"/>
+        <w:spacing w:line="360" w:lineRule="auto"/>
         <w:ind w:left="720" w:hanging="720"/>
         <w:rPr>
           <w:color w:val="000000"/>
@@ -16721,7 +16297,7 @@
     <w:p>
       <w:pPr>
         <w:pStyle w:val="NormalWeb"/>
-        <w:spacing w:before="0" w:beforeAutospacing="0" w:after="0" w:afterAutospacing="0" w:line="360" w:lineRule="auto"/>
+        <w:spacing w:line="360" w:lineRule="auto"/>
         <w:ind w:left="720" w:hanging="720"/>
         <w:rPr>
           <w:color w:val="000000"/>
@@ -16761,7 +16337,7 @@
         </w:rPr>
         <w:t xml:space="preserve">(1), 124–137. </w:t>
       </w:r>
-      <w:hyperlink r:id="rId22" w:history="1">
+      <w:hyperlink r:id="rId24" w:history="1">
         <w:r>
           <w:rPr>
             <w:rStyle w:val="Hyperlink"/>
@@ -16779,7 +16355,8 @@
     <w:p>
       <w:pPr>
         <w:pStyle w:val="NormalWeb"/>
-        <w:spacing w:before="0" w:beforeAutospacing="0" w:after="0" w:afterAutospacing="0" w:line="360" w:lineRule="auto"/>
+        <w:spacing w:line="360" w:lineRule="auto"/>
+        <w:ind w:left="720" w:hanging="720"/>
         <w:rPr>
           <w:color w:val="000000"/>
         </w:rPr>
@@ -16787,8 +16364,85 @@
     </w:p>
     <w:p>
       <w:pPr>
+        <w:widowControl/>
+        <w:autoSpaceDE/>
+        <w:autoSpaceDN/>
+        <w:spacing w:line="360" w:lineRule="auto"/>
+        <w:ind w:left="720" w:hanging="720"/>
+        <w:rPr>
+          <w:sz w:val="24"/>
+          <w:szCs w:val="24"/>
+          <w:lang w:bidi="si-LK"/>
+        </w:rPr>
+      </w:pPr>
+      <w:r>
+        <w:rPr>
+          <w:sz w:val="24"/>
+          <w:szCs w:val="24"/>
+          <w:lang w:bidi="si-LK"/>
+        </w:rPr>
+        <w:t xml:space="preserve">Benjamini, Y., &amp; Hochberg, Y. (1995). Controlling the False Discovery Rate: A Practical and Powerful Approach to Multiple Testing. </w:t>
+      </w:r>
+      <w:r>
+        <w:rPr>
+          <w:i/>
+          <w:iCs/>
+          <w:sz w:val="24"/>
+          <w:szCs w:val="24"/>
+          <w:lang w:bidi="si-LK"/>
+        </w:rPr>
+        <w:t>Journal of the Royal Statistical Society: Series B (Methodological)</w:t>
+      </w:r>
+      <w:r>
+        <w:rPr>
+          <w:sz w:val="24"/>
+          <w:szCs w:val="24"/>
+          <w:lang w:bidi="si-LK"/>
+        </w:rPr>
+        <w:t xml:space="preserve">, </w:t>
+      </w:r>
+      <w:r>
+        <w:rPr>
+          <w:i/>
+          <w:iCs/>
+          <w:sz w:val="24"/>
+          <w:szCs w:val="24"/>
+          <w:lang w:bidi="si-LK"/>
+        </w:rPr>
+        <w:t>57</w:t>
+      </w:r>
+      <w:r>
+        <w:rPr>
+          <w:sz w:val="24"/>
+          <w:szCs w:val="24"/>
+          <w:lang w:bidi="si-LK"/>
+        </w:rPr>
+        <w:t xml:space="preserve">(1), 289–300. </w:t>
+      </w:r>
+    </w:p>
+    <w:p>
+      <w:pPr>
         <w:pStyle w:val="NormalWeb"/>
-        <w:spacing w:before="0" w:beforeAutospacing="0" w:after="0" w:afterAutospacing="0" w:line="360" w:lineRule="auto"/>
+        <w:spacing w:line="360" w:lineRule="auto"/>
+        <w:ind w:left="720" w:hanging="720"/>
+        <w:rPr>
+          <w:color w:val="000000"/>
+        </w:rPr>
+      </w:pPr>
+    </w:p>
+    <w:p>
+      <w:pPr>
+        <w:pStyle w:val="NormalWeb"/>
+        <w:spacing w:line="360" w:lineRule="auto"/>
+        <w:rPr>
+          <w:color w:val="000000"/>
+        </w:rPr>
+      </w:pPr>
+    </w:p>
+    <w:p>
+      <w:pPr>
+        <w:pStyle w:val="NormalWeb"/>
+        <w:spacing w:line="360" w:lineRule="auto"/>
         <w:ind w:left="720" w:hanging="720"/>
         <w:rPr>
           <w:color w:val="000000"/>
@@ -16814,7 +16468,7 @@
         </w:rPr>
         <w:t xml:space="preserve">, 102737–102737. </w:t>
       </w:r>
-      <w:hyperlink r:id="rId23" w:history="1">
+      <w:hyperlink r:id="rId25" w:history="1">
         <w:r>
           <w:rPr>
             <w:rStyle w:val="Hyperlink"/>
@@ -16832,7 +16486,7 @@
     <w:p>
       <w:pPr>
         <w:pStyle w:val="NormalWeb"/>
-        <w:spacing w:before="0" w:beforeAutospacing="0" w:after="0" w:afterAutospacing="0" w:line="360" w:lineRule="auto"/>
+        <w:spacing w:line="360" w:lineRule="auto"/>
         <w:ind w:left="720" w:hanging="720"/>
         <w:rPr>
           <w:color w:val="000000"/>
@@ -16842,7 +16496,7 @@
     <w:p>
       <w:pPr>
         <w:pStyle w:val="NormalWeb"/>
-        <w:spacing w:before="0" w:beforeAutospacing="0" w:after="0" w:afterAutospacing="0" w:line="360" w:lineRule="auto"/>
+        <w:spacing w:line="360" w:lineRule="auto"/>
         <w:ind w:left="720" w:hanging="720"/>
         <w:rPr>
           <w:color w:val="000000"/>
@@ -16852,21 +16506,8 @@
         <w:rPr>
           <w:color w:val="000000"/>
         </w:rPr>
-        <w:t xml:space="preserve">de, B., Anderson Almeida Firmino, de, C., Geraldo Braz Junior, Anselmo, &amp; </w:t>
-      </w:r>
-      <w:proofErr w:type="spellStart"/>
-      <w:r>
-        <w:rPr>
-          <w:color w:val="000000"/>
-        </w:rPr>
-        <w:t>Edeverton</w:t>
-      </w:r>
-      <w:proofErr w:type="spellEnd"/>
-      <w:r>
-        <w:rPr>
-          <w:color w:val="000000"/>
-        </w:rPr>
-        <w:t>, F. (2023). </w:t>
+        <w:lastRenderedPageBreak/>
+        <w:t>de, B., Anderson Almeida Firmino, de, C., Geraldo Braz Junior, Anselmo, &amp; Edeverton, F. (2023). </w:t>
       </w:r>
       <w:r>
         <w:rPr>
@@ -16896,7 +16537,7 @@
         </w:rPr>
         <w:t xml:space="preserve">(6), 227–227. </w:t>
       </w:r>
-      <w:hyperlink r:id="rId24" w:history="1">
+      <w:hyperlink r:id="rId26" w:history="1">
         <w:r>
           <w:rPr>
             <w:rStyle w:val="Hyperlink"/>
@@ -16908,7 +16549,7 @@
     <w:p>
       <w:pPr>
         <w:pStyle w:val="NormalWeb"/>
-        <w:spacing w:before="0" w:beforeAutospacing="0" w:after="0" w:afterAutospacing="0" w:line="360" w:lineRule="auto"/>
+        <w:spacing w:line="360" w:lineRule="auto"/>
         <w:ind w:left="720" w:hanging="720"/>
         <w:rPr>
           <w:color w:val="000000"/>
@@ -16918,7 +16559,7 @@
     <w:p>
       <w:pPr>
         <w:pStyle w:val="NormalWeb"/>
-        <w:spacing w:before="0" w:beforeAutospacing="0" w:after="0" w:afterAutospacing="0" w:line="360" w:lineRule="auto"/>
+        <w:spacing w:line="360" w:lineRule="auto"/>
         <w:ind w:left="720" w:hanging="720"/>
         <w:rPr>
           <w:color w:val="000000"/>
@@ -16938,7 +16579,7 @@
         </w:rPr>
         <w:t xml:space="preserve">. (2024). Statistics.gov.lk. </w:t>
       </w:r>
-      <w:hyperlink r:id="rId25" w:history="1">
+      <w:hyperlink r:id="rId27" w:history="1">
         <w:r>
           <w:rPr>
             <w:rStyle w:val="Hyperlink"/>
@@ -16956,7 +16597,7 @@
     <w:p>
       <w:pPr>
         <w:pStyle w:val="NormalWeb"/>
-        <w:spacing w:before="0" w:beforeAutospacing="0" w:after="0" w:afterAutospacing="0" w:line="360" w:lineRule="auto"/>
+        <w:spacing w:line="360" w:lineRule="auto"/>
         <w:ind w:left="720" w:hanging="720"/>
         <w:rPr>
           <w:color w:val="000000"/>
@@ -16966,7 +16607,7 @@
     <w:p>
       <w:pPr>
         <w:pStyle w:val="NormalWeb"/>
-        <w:spacing w:before="0" w:beforeAutospacing="0" w:after="0" w:afterAutospacing="0" w:line="480" w:lineRule="atLeast"/>
+        <w:spacing w:line="360" w:lineRule="auto"/>
         <w:ind w:left="720" w:hanging="720"/>
         <w:rPr>
           <w:color w:val="000000"/>
@@ -16976,7 +16617,6 @@
         <w:rPr>
           <w:color w:val="000000"/>
         </w:rPr>
-        <w:lastRenderedPageBreak/>
         <w:t>developer. (2024, July 23). </w:t>
       </w:r>
       <w:r>
@@ -16993,7 +16633,7 @@
         </w:rPr>
         <w:t xml:space="preserve">. Unidata.pro. </w:t>
       </w:r>
-      <w:hyperlink r:id="rId26" w:history="1">
+      <w:hyperlink r:id="rId28" w:history="1">
         <w:r>
           <w:rPr>
             <w:rStyle w:val="Hyperlink"/>
@@ -17011,7 +16651,7 @@
     <w:p>
       <w:pPr>
         <w:pStyle w:val="NormalWeb"/>
-        <w:spacing w:before="0" w:beforeAutospacing="0" w:after="0" w:afterAutospacing="0" w:line="480" w:lineRule="atLeast"/>
+        <w:spacing w:line="360" w:lineRule="auto"/>
         <w:ind w:left="720" w:hanging="720"/>
         <w:rPr>
           <w:color w:val="000000"/>
@@ -17021,7 +16661,7 @@
     <w:p>
       <w:pPr>
         <w:pStyle w:val="NormalWeb"/>
-        <w:spacing w:line="480" w:lineRule="atLeast"/>
+        <w:spacing w:line="360" w:lineRule="auto"/>
         <w:ind w:left="720" w:hanging="720"/>
         <w:rPr>
           <w:color w:val="000000"/>
@@ -17037,7 +16677,7 @@
       <w:r>
         <w:t xml:space="preserve">. (2025). Google for Developers. </w:t>
       </w:r>
-      <w:hyperlink r:id="rId27" w:history="1">
+      <w:hyperlink r:id="rId29" w:history="1">
         <w:r>
           <w:rPr>
             <w:rStyle w:val="Hyperlink"/>
@@ -17052,7 +16692,7 @@
     <w:p>
       <w:pPr>
         <w:pStyle w:val="NormalWeb"/>
-        <w:spacing w:line="480" w:lineRule="atLeast"/>
+        <w:spacing w:line="360" w:lineRule="auto"/>
         <w:ind w:left="720" w:hanging="720"/>
         <w:rPr>
           <w:color w:val="000000"/>
@@ -17062,7 +16702,7 @@
     <w:p>
       <w:pPr>
         <w:pStyle w:val="NormalWeb"/>
-        <w:spacing w:before="0" w:beforeAutospacing="0" w:after="0" w:afterAutospacing="0" w:line="360" w:lineRule="auto"/>
+        <w:spacing w:line="360" w:lineRule="auto"/>
         <w:ind w:left="720" w:hanging="720"/>
         <w:rPr>
           <w:color w:val="000000"/>
@@ -17078,19 +16718,11 @@
           <w:color w:val="000000"/>
         </w:rPr>
       </w:pPr>
-      <w:proofErr w:type="spellStart"/>
       <w:r>
         <w:rPr>
           <w:color w:val="000000"/>
         </w:rPr>
-        <w:t>Gorzelanczyk</w:t>
-      </w:r>
-      <w:proofErr w:type="spellEnd"/>
-      <w:r>
-        <w:rPr>
-          <w:color w:val="000000"/>
-        </w:rPr>
-        <w:t>, P. (2025). Impact of weather conditions and road type on traffic safety. </w:t>
+        <w:t>Gorzelanczyk, P. (2025). Impact of weather conditions and road type on traffic safety. </w:t>
       </w:r>
       <w:r>
         <w:rPr>
@@ -17120,7 +16752,7 @@
         </w:rPr>
         <w:t xml:space="preserve">, 100042. </w:t>
       </w:r>
-      <w:hyperlink r:id="rId28" w:history="1">
+      <w:hyperlink r:id="rId30" w:history="1">
         <w:r>
           <w:rPr>
             <w:rStyle w:val="Hyperlink"/>
@@ -17138,13 +16770,11 @@
     <w:p>
       <w:pPr>
         <w:pStyle w:val="NormalWeb"/>
-        <w:spacing w:before="0" w:beforeAutospacing="0" w:after="0" w:afterAutospacing="0" w:line="360" w:lineRule="auto"/>
+        <w:spacing w:line="360" w:lineRule="auto"/>
         <w:ind w:left="720" w:hanging="720"/>
         <w:rPr>
           <w:rFonts w:ascii="Calibri" w:hAnsi="Calibri" w:cs="Calibri"/>
           <w:color w:val="000000"/>
-          <w:sz w:val="27"/>
-          <w:szCs w:val="27"/>
         </w:rPr>
       </w:pPr>
     </w:p>
@@ -17153,10 +16783,12 @@
         <w:widowControl/>
         <w:autoSpaceDE/>
         <w:autoSpaceDN/>
-        <w:spacing w:line="480" w:lineRule="atLeast"/>
+        <w:spacing w:line="360" w:lineRule="auto"/>
         <w:ind w:left="720" w:hanging="720"/>
         <w:rPr>
           <w:rFonts w:ascii="Calibri" w:hAnsi="Calibri" w:cs="Calibri"/>
+          <w:sz w:val="24"/>
+          <w:szCs w:val="24"/>
         </w:rPr>
       </w:pPr>
       <w:r>
@@ -17208,7 +16840,7 @@
         </w:rPr>
         <w:t xml:space="preserve">(2), 337–355. </w:t>
       </w:r>
-      <w:hyperlink r:id="rId29" w:history="1">
+      <w:hyperlink r:id="rId31" w:history="1">
         <w:r>
           <w:rPr>
             <w:rStyle w:val="Hyperlink"/>
@@ -17233,7 +16865,7 @@
     <w:p>
       <w:pPr>
         <w:pStyle w:val="NormalWeb"/>
-        <w:spacing w:before="0" w:beforeAutospacing="0" w:after="0" w:afterAutospacing="0" w:line="360" w:lineRule="auto"/>
+        <w:spacing w:line="360" w:lineRule="auto"/>
         <w:ind w:left="720" w:hanging="720"/>
         <w:rPr>
           <w:color w:val="000000"/>
@@ -17245,7 +16877,7 @@
         <w:widowControl/>
         <w:autoSpaceDE/>
         <w:autoSpaceDN/>
-        <w:spacing w:line="480" w:lineRule="atLeast"/>
+        <w:spacing w:line="360" w:lineRule="auto"/>
         <w:ind w:left="720" w:hanging="720"/>
         <w:rPr>
           <w:sz w:val="24"/>
@@ -17279,7 +16911,7 @@
         </w:rPr>
         <w:t xml:space="preserve">. </w:t>
       </w:r>
-      <w:hyperlink r:id="rId30" w:history="1">
+      <w:hyperlink r:id="rId32" w:history="1">
         <w:r>
           <w:rPr>
             <w:rStyle w:val="Hyperlink"/>
@@ -17302,7 +16934,7 @@
     <w:p>
       <w:pPr>
         <w:pStyle w:val="NormalWeb"/>
-        <w:spacing w:before="0" w:beforeAutospacing="0" w:after="0" w:afterAutospacing="0" w:line="360" w:lineRule="auto"/>
+        <w:spacing w:line="360" w:lineRule="auto"/>
         <w:ind w:left="720" w:hanging="720"/>
         <w:rPr>
           <w:color w:val="000000"/>
@@ -17312,7 +16944,7 @@
     <w:p>
       <w:pPr>
         <w:pStyle w:val="NormalWeb"/>
-        <w:spacing w:before="0" w:beforeAutospacing="0" w:after="0" w:afterAutospacing="0" w:line="360" w:lineRule="auto"/>
+        <w:spacing w:line="360" w:lineRule="auto"/>
         <w:ind w:left="720" w:hanging="720"/>
         <w:rPr>
           <w:color w:val="000000"/>
@@ -17322,7 +16954,7 @@
     <w:p>
       <w:pPr>
         <w:pStyle w:val="NormalWeb"/>
-        <w:spacing w:before="0" w:beforeAutospacing="0" w:after="0" w:afterAutospacing="0" w:line="360" w:lineRule="auto"/>
+        <w:spacing w:line="360" w:lineRule="auto"/>
         <w:ind w:left="720" w:hanging="720"/>
         <w:rPr>
           <w:color w:val="000000"/>
@@ -17334,63 +16966,35 @@
         </w:rPr>
         <w:t>Hamdan, N., &amp; Sipos, T. (2025). Advancements in Machine Learning for Traffic Accident Severity Prediction: A Comprehensive Review. </w:t>
       </w:r>
-      <w:proofErr w:type="spellStart"/>
       <w:r>
         <w:rPr>
           <w:i/>
           <w:iCs/>
           <w:color w:val="000000"/>
         </w:rPr>
-        <w:t>Periodica</w:t>
-      </w:r>
-      <w:proofErr w:type="spellEnd"/>
+        <w:t>Periodica Polytechnica Transportation Engineering</w:t>
+      </w:r>
+      <w:r>
+        <w:rPr>
+          <w:color w:val="000000"/>
+        </w:rPr>
+        <w:t>, </w:t>
+      </w:r>
       <w:r>
         <w:rPr>
           <w:i/>
           <w:iCs/>
           <w:color w:val="000000"/>
         </w:rPr>
-        <w:t xml:space="preserve"> </w:t>
-      </w:r>
-      <w:proofErr w:type="spellStart"/>
-      <w:r>
-        <w:rPr>
-          <w:i/>
-          <w:iCs/>
+        <w:t>53</w:t>
+      </w:r>
+      <w:r>
+        <w:rPr>
           <w:color w:val="000000"/>
         </w:rPr>
-        <w:t>Polytechnica</w:t>
-      </w:r>
-      <w:proofErr w:type="spellEnd"/>
-      <w:r>
-        <w:rPr>
-          <w:i/>
-          <w:iCs/>
-          <w:color w:val="000000"/>
-        </w:rPr>
-        <w:t xml:space="preserve"> Transportation Engineering</w:t>
-      </w:r>
-      <w:r>
-        <w:rPr>
-          <w:color w:val="000000"/>
-        </w:rPr>
-        <w:t>, </w:t>
-      </w:r>
-      <w:r>
-        <w:rPr>
-          <w:i/>
-          <w:iCs/>
-          <w:color w:val="000000"/>
-        </w:rPr>
-        <w:t>53</w:t>
-      </w:r>
-      <w:r>
-        <w:rPr>
-          <w:color w:val="000000"/>
-        </w:rPr>
         <w:t xml:space="preserve">(3), 347–355. </w:t>
       </w:r>
-      <w:hyperlink r:id="rId31" w:history="1">
+      <w:hyperlink r:id="rId33" w:history="1">
         <w:r>
           <w:rPr>
             <w:rStyle w:val="Hyperlink"/>
@@ -17408,7 +17012,7 @@
     <w:p>
       <w:pPr>
         <w:pStyle w:val="NormalWeb"/>
-        <w:spacing w:before="0" w:beforeAutospacing="0" w:after="0" w:afterAutospacing="0" w:line="360" w:lineRule="auto"/>
+        <w:spacing w:line="360" w:lineRule="auto"/>
         <w:ind w:left="720" w:hanging="720"/>
         <w:rPr>
           <w:color w:val="000000"/>
@@ -17418,7 +17022,7 @@
     <w:p>
       <w:pPr>
         <w:pStyle w:val="NormalWeb"/>
-        <w:spacing w:before="0" w:beforeAutospacing="0" w:after="0" w:afterAutospacing="0" w:line="360" w:lineRule="auto"/>
+        <w:spacing w:line="360" w:lineRule="auto"/>
         <w:ind w:left="720" w:hanging="720"/>
         <w:rPr>
           <w:color w:val="000000"/>
@@ -17428,7 +17032,6 @@
         <w:rPr>
           <w:color w:val="000000"/>
         </w:rPr>
-        <w:lastRenderedPageBreak/>
         <w:t>IBM. (2023, March 29). </w:t>
       </w:r>
       <w:r>
@@ -17445,7 +17048,7 @@
         </w:rPr>
         <w:t xml:space="preserve">. IBM. </w:t>
       </w:r>
-      <w:hyperlink r:id="rId32" w:history="1">
+      <w:hyperlink r:id="rId34" w:history="1">
         <w:r>
           <w:rPr>
             <w:rStyle w:val="Hyperlink"/>
@@ -17463,7 +17066,7 @@
     <w:p>
       <w:pPr>
         <w:pStyle w:val="NormalWeb"/>
-        <w:spacing w:before="0" w:beforeAutospacing="0" w:after="0" w:afterAutospacing="0" w:line="360" w:lineRule="auto"/>
+        <w:spacing w:line="360" w:lineRule="auto"/>
         <w:ind w:left="720" w:hanging="720"/>
         <w:rPr>
           <w:color w:val="000000"/>
@@ -17473,7 +17076,7 @@
     <w:p>
       <w:pPr>
         <w:pStyle w:val="NormalWeb"/>
-        <w:spacing w:before="0" w:beforeAutospacing="0" w:after="0" w:afterAutospacing="0" w:line="360" w:lineRule="auto"/>
+        <w:spacing w:line="360" w:lineRule="auto"/>
         <w:ind w:left="720" w:hanging="720"/>
         <w:rPr>
           <w:color w:val="000000"/>
@@ -17483,35 +17086,7 @@
         <w:rPr>
           <w:color w:val="000000"/>
         </w:rPr>
-        <w:t xml:space="preserve">Islam, Md. K., Reza, I., </w:t>
-      </w:r>
-      <w:proofErr w:type="spellStart"/>
-      <w:r>
-        <w:rPr>
-          <w:color w:val="000000"/>
-        </w:rPr>
-        <w:t>Gazder</w:t>
-      </w:r>
-      <w:proofErr w:type="spellEnd"/>
-      <w:r>
-        <w:rPr>
-          <w:color w:val="000000"/>
-        </w:rPr>
-        <w:t xml:space="preserve">, U., Akter, R., </w:t>
-      </w:r>
-      <w:proofErr w:type="spellStart"/>
-      <w:r>
-        <w:rPr>
-          <w:color w:val="000000"/>
-        </w:rPr>
-        <w:t>Arifuzzaman</w:t>
-      </w:r>
-      <w:proofErr w:type="spellEnd"/>
-      <w:r>
-        <w:rPr>
-          <w:color w:val="000000"/>
-        </w:rPr>
-        <w:t>, M., &amp; Rahman, M. M. (2022). Predicting Road Crash Severity Using Classifier Models and Crash Hotspots. </w:t>
+        <w:t>Islam, Md. K., Reza, I., Gazder, U., Akter, R., Arifuzzaman, M., &amp; Rahman, M. M. (2022). Predicting Road Crash Severity Using Classifier Models and Crash Hotspots. </w:t>
       </w:r>
       <w:r>
         <w:rPr>
@@ -17541,7 +17116,7 @@
         </w:rPr>
         <w:t xml:space="preserve">(22), 11354. </w:t>
       </w:r>
-      <w:hyperlink r:id="rId33" w:history="1">
+      <w:hyperlink r:id="rId35" w:history="1">
         <w:r>
           <w:rPr>
             <w:rStyle w:val="Hyperlink"/>
@@ -17559,7 +17134,7 @@
     <w:p>
       <w:pPr>
         <w:pStyle w:val="NormalWeb"/>
-        <w:spacing w:before="0" w:beforeAutospacing="0" w:after="0" w:afterAutospacing="0" w:line="360" w:lineRule="auto"/>
+        <w:spacing w:line="360" w:lineRule="auto"/>
         <w:ind w:left="720" w:hanging="720"/>
         <w:rPr>
           <w:color w:val="000000"/>
@@ -17569,7 +17144,7 @@
     <w:p>
       <w:pPr>
         <w:pStyle w:val="NormalWeb"/>
-        <w:spacing w:before="0" w:beforeAutospacing="0" w:after="0" w:afterAutospacing="0" w:line="360" w:lineRule="auto"/>
+        <w:spacing w:line="360" w:lineRule="auto"/>
         <w:ind w:left="720" w:hanging="720"/>
         <w:rPr>
           <w:color w:val="000000"/>
@@ -17579,35 +17154,7 @@
         <w:rPr>
           <w:color w:val="000000"/>
         </w:rPr>
-        <w:t xml:space="preserve">J.M.C.T. </w:t>
-      </w:r>
-      <w:proofErr w:type="spellStart"/>
-      <w:r>
-        <w:rPr>
-          <w:color w:val="000000"/>
-        </w:rPr>
-        <w:t>Jayamanna</w:t>
-      </w:r>
-      <w:proofErr w:type="spellEnd"/>
-      <w:r>
-        <w:rPr>
-          <w:color w:val="000000"/>
-        </w:rPr>
-        <w:t xml:space="preserve">, &amp; P. </w:t>
-      </w:r>
-      <w:proofErr w:type="spellStart"/>
-      <w:r>
-        <w:rPr>
-          <w:color w:val="000000"/>
-        </w:rPr>
-        <w:t>Kalansooriya</w:t>
-      </w:r>
-      <w:proofErr w:type="spellEnd"/>
-      <w:r>
-        <w:rPr>
-          <w:color w:val="000000"/>
-        </w:rPr>
-        <w:t>. (2024). Development of an Intelligent Road Safety Mobile Navigation Application Using Machine Learning for Real-Time Accident Hotspot and Severity Prediction: A Case Study in Sri Lanka. </w:t>
+        <w:t>J.M.C.T. Jayamanna, &amp; P. Kalansooriya. (2024). Development of an Intelligent Road Safety Mobile Navigation Application Using Machine Learning for Real-Time Accident Hotspot and Severity Prediction: A Case Study in Sri Lanka. </w:t>
       </w:r>
       <w:r>
         <w:rPr>
@@ -17623,7 +17170,7 @@
         </w:rPr>
         <w:t xml:space="preserve">, 17–35. </w:t>
       </w:r>
-      <w:hyperlink r:id="rId34" w:history="1">
+      <w:hyperlink r:id="rId36" w:history="1">
         <w:r>
           <w:rPr>
             <w:rStyle w:val="Hyperlink"/>
@@ -17641,7 +17188,7 @@
     <w:p>
       <w:pPr>
         <w:pStyle w:val="NormalWeb"/>
-        <w:spacing w:before="0" w:beforeAutospacing="0" w:after="0" w:afterAutospacing="0" w:line="360" w:lineRule="auto"/>
+        <w:spacing w:line="360" w:lineRule="auto"/>
         <w:ind w:left="720" w:hanging="720"/>
         <w:rPr>
           <w:color w:val="000000"/>
@@ -17651,7 +17198,7 @@
     <w:p>
       <w:pPr>
         <w:pStyle w:val="NormalWeb"/>
-        <w:spacing w:before="0" w:beforeAutospacing="0" w:after="0" w:afterAutospacing="0" w:line="360" w:lineRule="auto"/>
+        <w:spacing w:line="360" w:lineRule="auto"/>
         <w:ind w:left="720" w:hanging="720"/>
         <w:rPr>
           <w:color w:val="000000"/>
@@ -17663,6 +17210,7 @@
           <w:iCs/>
           <w:color w:val="000000"/>
         </w:rPr>
+        <w:lastRenderedPageBreak/>
         <w:t>Ministry of Transport</w:t>
       </w:r>
       <w:r>
@@ -17671,7 +17219,7 @@
         </w:rPr>
         <w:t xml:space="preserve">. (n.d.). Www.transport.gov.lk. </w:t>
       </w:r>
-      <w:hyperlink r:id="rId35" w:history="1">
+      <w:hyperlink r:id="rId37" w:history="1">
         <w:r>
           <w:rPr>
             <w:rStyle w:val="Hyperlink"/>
@@ -17689,7 +17237,7 @@
     <w:p>
       <w:pPr>
         <w:pStyle w:val="NormalWeb"/>
-        <w:spacing w:before="0" w:beforeAutospacing="0" w:after="0" w:afterAutospacing="0" w:line="360" w:lineRule="auto"/>
+        <w:spacing w:line="360" w:lineRule="auto"/>
         <w:ind w:left="720" w:hanging="720"/>
         <w:rPr>
           <w:color w:val="000000"/>
@@ -17699,7 +17247,7 @@
     <w:p>
       <w:pPr>
         <w:pStyle w:val="NormalWeb"/>
-        <w:spacing w:before="0" w:beforeAutospacing="0" w:after="0" w:afterAutospacing="0" w:line="360" w:lineRule="auto"/>
+        <w:spacing w:line="360" w:lineRule="auto"/>
         <w:ind w:left="720" w:hanging="720"/>
         <w:rPr>
           <w:color w:val="000000"/>
@@ -17709,21 +17257,7 @@
         <w:rPr>
           <w:color w:val="000000"/>
         </w:rPr>
-        <w:t xml:space="preserve">Nalaka, P. K., Akther, M. S. R., &amp; </w:t>
-      </w:r>
-      <w:proofErr w:type="spellStart"/>
-      <w:r>
-        <w:rPr>
-          <w:color w:val="000000"/>
-        </w:rPr>
-        <w:t>Naveendrakumar</w:t>
-      </w:r>
-      <w:proofErr w:type="spellEnd"/>
-      <w:r>
-        <w:rPr>
-          <w:color w:val="000000"/>
-        </w:rPr>
-        <w:t>, G. (2021). Accident Hotspots in Southern Expressway of Sri Lanka: Interpolation Evaluation using GIS. </w:t>
+        <w:t>Nalaka, P. K., Akther, M. S. R., &amp; Naveendrakumar, G. (2021). Accident Hotspots in Southern Expressway of Sri Lanka: Interpolation Evaluation using GIS. </w:t>
       </w:r>
       <w:r>
         <w:rPr>
@@ -17753,7 +17287,7 @@
         </w:rPr>
         <w:t xml:space="preserve">(1). </w:t>
       </w:r>
-      <w:hyperlink r:id="rId36" w:history="1">
+      <w:hyperlink r:id="rId38" w:history="1">
         <w:r>
           <w:rPr>
             <w:rStyle w:val="Hyperlink"/>
@@ -17771,7 +17305,7 @@
     <w:p>
       <w:pPr>
         <w:pStyle w:val="NormalWeb"/>
-        <w:spacing w:before="0" w:beforeAutospacing="0" w:after="0" w:afterAutospacing="0" w:line="360" w:lineRule="auto"/>
+        <w:spacing w:line="360" w:lineRule="auto"/>
         <w:ind w:left="720" w:hanging="720"/>
         <w:rPr>
           <w:color w:val="000000"/>
@@ -17781,7 +17315,7 @@
     <w:p>
       <w:pPr>
         <w:pStyle w:val="NormalWeb"/>
-        <w:spacing w:line="480" w:lineRule="atLeast"/>
+        <w:spacing w:line="360" w:lineRule="auto"/>
         <w:ind w:left="720" w:hanging="720"/>
         <w:rPr>
           <w:rFonts w:ascii="Calibri" w:hAnsi="Calibri" w:cs="Calibri"/>
@@ -17804,7 +17338,7 @@
         </w:rPr>
         <w:t xml:space="preserve">. (2016, November 14). NHTSA. </w:t>
       </w:r>
-      <w:hyperlink r:id="rId37" w:history="1">
+      <w:hyperlink r:id="rId39" w:history="1">
         <w:r>
           <w:rPr>
             <w:rStyle w:val="Hyperlink"/>
@@ -17824,7 +17358,7 @@
     <w:p>
       <w:pPr>
         <w:pStyle w:val="NormalWeb"/>
-        <w:spacing w:before="0" w:beforeAutospacing="0" w:after="0" w:afterAutospacing="0" w:line="360" w:lineRule="auto"/>
+        <w:spacing w:line="360" w:lineRule="auto"/>
         <w:ind w:left="720" w:hanging="720"/>
         <w:rPr>
           <w:color w:val="000000"/>
@@ -17834,39 +17368,17 @@
     <w:p>
       <w:pPr>
         <w:pStyle w:val="NormalWeb"/>
-        <w:spacing w:before="0" w:beforeAutospacing="0" w:after="0" w:afterAutospacing="0" w:line="360" w:lineRule="auto"/>
+        <w:spacing w:line="360" w:lineRule="auto"/>
         <w:ind w:left="720" w:hanging="720"/>
         <w:rPr>
           <w:color w:val="000000"/>
         </w:rPr>
       </w:pPr>
-      <w:proofErr w:type="spellStart"/>
       <w:r>
         <w:rPr>
           <w:color w:val="000000"/>
         </w:rPr>
-        <w:t>Ogungbire</w:t>
-      </w:r>
-      <w:proofErr w:type="spellEnd"/>
-      <w:r>
-        <w:rPr>
-          <w:color w:val="000000"/>
-        </w:rPr>
-        <w:t xml:space="preserve">, A., &amp; </w:t>
-      </w:r>
-      <w:proofErr w:type="spellStart"/>
-      <w:r>
-        <w:rPr>
-          <w:color w:val="000000"/>
-        </w:rPr>
-        <w:t>Pulugurtha</w:t>
-      </w:r>
-      <w:proofErr w:type="spellEnd"/>
-      <w:r>
-        <w:rPr>
-          <w:color w:val="000000"/>
-        </w:rPr>
-        <w:t>, S. S. (2025). Spatiotemporal Risk Mapping of Statewide Weather-related Traffic Crashes: A Machine Learning Approach. </w:t>
+        <w:t>Ogungbire, A., &amp; Pulugurtha, S. S. (2025). Spatiotemporal Risk Mapping of Statewide Weather-related Traffic Crashes: A Machine Learning Approach. </w:t>
       </w:r>
       <w:r>
         <w:rPr>
@@ -17882,7 +17394,7 @@
         </w:rPr>
         <w:t xml:space="preserve">, 100642. </w:t>
       </w:r>
-      <w:hyperlink r:id="rId38" w:history="1">
+      <w:hyperlink r:id="rId40" w:history="1">
         <w:r>
           <w:rPr>
             <w:rStyle w:val="Hyperlink"/>
@@ -17900,7 +17412,7 @@
     <w:p>
       <w:pPr>
         <w:pStyle w:val="NormalWeb"/>
-        <w:spacing w:before="0" w:beforeAutospacing="0" w:after="0" w:afterAutospacing="0" w:line="360" w:lineRule="auto"/>
+        <w:spacing w:line="360" w:lineRule="auto"/>
         <w:ind w:left="720" w:hanging="720"/>
         <w:rPr>
           <w:color w:val="000000"/>
@@ -17910,7 +17422,7 @@
     <w:p>
       <w:pPr>
         <w:pStyle w:val="NormalWeb"/>
-        <w:spacing w:before="0" w:beforeAutospacing="0" w:after="0" w:afterAutospacing="0" w:line="360" w:lineRule="auto"/>
+        <w:spacing w:line="360" w:lineRule="auto"/>
         <w:ind w:left="720" w:hanging="720"/>
         <w:rPr>
           <w:rStyle w:val="Hyperlink"/>
@@ -17920,76 +17432,37 @@
         <w:rPr>
           <w:color w:val="000000"/>
         </w:rPr>
-        <w:lastRenderedPageBreak/>
-        <w:t xml:space="preserve">Omar Ibrahim </w:t>
-      </w:r>
-      <w:proofErr w:type="spellStart"/>
-      <w:r>
-        <w:rPr>
-          <w:color w:val="000000"/>
-        </w:rPr>
-        <w:t>Aboulola</w:t>
-      </w:r>
-      <w:proofErr w:type="spellEnd"/>
-      <w:r>
-        <w:rPr>
-          <w:color w:val="000000"/>
-        </w:rPr>
-        <w:t xml:space="preserve">. (2024). Improving traffic accident severity prediction using </w:t>
-      </w:r>
-      <w:proofErr w:type="spellStart"/>
-      <w:r>
-        <w:rPr>
-          <w:color w:val="000000"/>
-        </w:rPr>
-        <w:t>MobileNet</w:t>
-      </w:r>
-      <w:proofErr w:type="spellEnd"/>
-      <w:r>
-        <w:rPr>
-          <w:color w:val="000000"/>
-        </w:rPr>
-        <w:t xml:space="preserve"> transfer learning model and SHAP XAI technique. </w:t>
-      </w:r>
-      <w:proofErr w:type="spellStart"/>
+        <w:t>Omar Ibrahim Aboulola. (2024). Improving traffic accident severity prediction using MobileNet transfer learning model and SHAP XAI technique. </w:t>
+      </w:r>
       <w:r>
         <w:rPr>
           <w:i/>
           <w:iCs/>
           <w:color w:val="000000"/>
         </w:rPr>
-        <w:t>PloS</w:t>
-      </w:r>
-      <w:proofErr w:type="spellEnd"/>
+        <w:t>PloS One</w:t>
+      </w:r>
+      <w:r>
+        <w:rPr>
+          <w:color w:val="000000"/>
+        </w:rPr>
+        <w:t>, </w:t>
+      </w:r>
       <w:r>
         <w:rPr>
           <w:i/>
           <w:iCs/>
           <w:color w:val="000000"/>
         </w:rPr>
-        <w:t xml:space="preserve"> One</w:t>
+        <w:t>19</w:t>
       </w:r>
       <w:r>
         <w:rPr>
           <w:color w:val="000000"/>
         </w:rPr>
-        <w:t>, </w:t>
-      </w:r>
-      <w:r>
-        <w:rPr>
-          <w:i/>
-          <w:iCs/>
-          <w:color w:val="000000"/>
-        </w:rPr>
-        <w:t>19</w:t>
-      </w:r>
-      <w:r>
-        <w:rPr>
-          <w:color w:val="000000"/>
-        </w:rPr>
         <w:t xml:space="preserve">(4), e0300640–e0300640. </w:t>
       </w:r>
-      <w:hyperlink r:id="rId39" w:history="1">
+      <w:hyperlink r:id="rId41" w:history="1">
         <w:r>
           <w:rPr>
             <w:rStyle w:val="Hyperlink"/>
@@ -18001,7 +17474,7 @@
     <w:p>
       <w:pPr>
         <w:pStyle w:val="NormalWeb"/>
-        <w:spacing w:before="0" w:beforeAutospacing="0" w:after="0" w:afterAutospacing="0" w:line="360" w:lineRule="auto"/>
+        <w:spacing w:line="360" w:lineRule="auto"/>
         <w:ind w:left="720" w:hanging="720"/>
         <w:rPr>
           <w:rStyle w:val="Hyperlink"/>
@@ -18011,7 +17484,7 @@
     <w:p>
       <w:pPr>
         <w:pStyle w:val="NormalWeb"/>
-        <w:spacing w:before="0" w:beforeAutospacing="0" w:after="0" w:afterAutospacing="0" w:line="360" w:lineRule="auto"/>
+        <w:spacing w:line="360" w:lineRule="auto"/>
         <w:ind w:left="720" w:hanging="720"/>
         <w:rPr>
           <w:color w:val="000000"/>
@@ -18031,7 +17504,7 @@
         </w:rPr>
         <w:t xml:space="preserve">. (2026). Adaderana.lk. </w:t>
       </w:r>
-      <w:hyperlink r:id="rId40" w:history="1">
+      <w:hyperlink r:id="rId42" w:history="1">
         <w:r>
           <w:rPr>
             <w:rStyle w:val="Hyperlink"/>
@@ -18058,7 +17531,7 @@
     <w:p>
       <w:pPr>
         <w:pStyle w:val="NormalWeb"/>
-        <w:spacing w:before="0" w:beforeAutospacing="0" w:after="0" w:afterAutospacing="0" w:line="360" w:lineRule="auto"/>
+        <w:spacing w:line="360" w:lineRule="auto"/>
         <w:rPr>
           <w:color w:val="000000"/>
         </w:rPr>
@@ -18067,6 +17540,7 @@
         <w:rPr>
           <w:color w:val="000000"/>
         </w:rPr>
+        <w:lastRenderedPageBreak/>
         <w:t>Santos, D., Saias, J., Quaresma, P., &amp; Nogueira, V. B. (2021). Machine Learning Approaches to Traffic Accident Analysis and Hotspot Prediction. </w:t>
       </w:r>
       <w:r>
@@ -18097,7 +17571,7 @@
         </w:rPr>
         <w:t xml:space="preserve">(12), 157. </w:t>
       </w:r>
-      <w:hyperlink r:id="rId41" w:history="1">
+      <w:hyperlink r:id="rId43" w:history="1">
         <w:r>
           <w:rPr>
             <w:rStyle w:val="Hyperlink"/>
@@ -18115,7 +17589,7 @@
     <w:p>
       <w:pPr>
         <w:pStyle w:val="NormalWeb"/>
-        <w:spacing w:before="0" w:beforeAutospacing="0" w:after="0" w:afterAutospacing="0" w:line="360" w:lineRule="auto"/>
+        <w:spacing w:line="360" w:lineRule="auto"/>
         <w:rPr>
           <w:color w:val="000000"/>
         </w:rPr>
@@ -18126,7 +17600,7 @@
         <w:widowControl/>
         <w:autoSpaceDE/>
         <w:autoSpaceDN/>
-        <w:spacing w:line="480" w:lineRule="atLeast"/>
+        <w:spacing w:line="360" w:lineRule="auto"/>
         <w:ind w:left="720" w:hanging="720"/>
         <w:rPr>
           <w:sz w:val="24"/>
@@ -18134,23 +17608,13 @@
           <w:lang w:bidi="si-LK"/>
         </w:rPr>
       </w:pPr>
-      <w:proofErr w:type="spellStart"/>
       <w:r>
         <w:rPr>
           <w:sz w:val="24"/>
           <w:szCs w:val="24"/>
           <w:lang w:bidi="si-LK"/>
         </w:rPr>
-        <w:t>Siritunga</w:t>
-      </w:r>
-      <w:proofErr w:type="spellEnd"/>
-      <w:r>
-        <w:rPr>
-          <w:sz w:val="24"/>
-          <w:szCs w:val="24"/>
-          <w:lang w:bidi="si-LK"/>
-        </w:rPr>
-        <w:t xml:space="preserve">, T. L. S. S. (2025). Road traffic crashes in Sri Lanka: an epidemic that demands multisectoral public-health mobilization. </w:t>
+        <w:t xml:space="preserve">Siritunga, T. L. S. S. (2025). Road traffic crashes in Sri Lanka: an epidemic that demands multisectoral public-health mobilization. </w:t>
       </w:r>
       <w:r>
         <w:rPr>
@@ -18188,7 +17652,7 @@
         </w:rPr>
         <w:t xml:space="preserve">(4), 116–121. </w:t>
       </w:r>
-      <w:hyperlink r:id="rId42" w:history="1">
+      <w:hyperlink r:id="rId44" w:history="1">
         <w:r>
           <w:rPr>
             <w:rStyle w:val="Hyperlink"/>
@@ -18211,7 +17675,7 @@
     <w:p>
       <w:pPr>
         <w:pStyle w:val="NormalWeb"/>
-        <w:spacing w:before="0" w:beforeAutospacing="0" w:after="0" w:afterAutospacing="0" w:line="360" w:lineRule="auto"/>
+        <w:spacing w:line="360" w:lineRule="auto"/>
         <w:rPr>
           <w:color w:val="000000"/>
         </w:rPr>
@@ -18220,7 +17684,7 @@
     <w:p>
       <w:pPr>
         <w:pStyle w:val="NormalWeb"/>
-        <w:spacing w:before="0" w:beforeAutospacing="0" w:after="0" w:afterAutospacing="0" w:line="480" w:lineRule="atLeast"/>
+        <w:spacing w:line="360" w:lineRule="auto"/>
         <w:ind w:left="720" w:hanging="720"/>
         <w:rPr>
           <w:color w:val="000000"/>
@@ -18240,7 +17704,7 @@
         </w:rPr>
         <w:t xml:space="preserve">. (2020). ETSC. </w:t>
       </w:r>
-      <w:hyperlink r:id="rId43" w:history="1">
+      <w:hyperlink r:id="rId45" w:history="1">
         <w:r>
           <w:rPr>
             <w:rStyle w:val="Hyperlink"/>
@@ -18258,7 +17722,7 @@
     <w:p>
       <w:pPr>
         <w:pStyle w:val="NormalWeb"/>
-        <w:spacing w:before="0" w:beforeAutospacing="0" w:after="0" w:afterAutospacing="0" w:line="480" w:lineRule="atLeast"/>
+        <w:spacing w:line="360" w:lineRule="auto"/>
         <w:ind w:left="720" w:hanging="720"/>
         <w:rPr>
           <w:color w:val="000000"/>
@@ -18270,7 +17734,7 @@
         <w:widowControl/>
         <w:autoSpaceDE/>
         <w:autoSpaceDN/>
-        <w:spacing w:line="480" w:lineRule="atLeast"/>
+        <w:spacing w:line="360" w:lineRule="auto"/>
         <w:ind w:left="720" w:hanging="720"/>
         <w:rPr>
           <w:sz w:val="24"/>
@@ -18304,10 +17768,12 @@
         </w:rPr>
         <w:t xml:space="preserve">. Retrieved July 21, 2026, from </w:t>
       </w:r>
-      <w:hyperlink r:id="rId44" w:history="1">
+      <w:hyperlink r:id="rId46" w:history="1">
         <w:r>
           <w:rPr>
             <w:rStyle w:val="Hyperlink"/>
+            <w:sz w:val="24"/>
+            <w:szCs w:val="24"/>
           </w:rPr>
           <w:t>https://h3geo.org/docs/core-library/restable/</w:t>
         </w:r>
@@ -18324,18 +17790,17 @@
     <w:p>
       <w:pPr>
         <w:pStyle w:val="NormalWeb"/>
+        <w:spacing w:line="360" w:lineRule="auto"/>
         <w:rPr>
           <w:rFonts w:ascii="Calibri" w:hAnsi="Calibri" w:cs="Calibri"/>
           <w:color w:val="000000"/>
-          <w:sz w:val="27"/>
-          <w:szCs w:val="27"/>
         </w:rPr>
       </w:pPr>
     </w:p>
     <w:p>
       <w:pPr>
         <w:pStyle w:val="NormalWeb"/>
-        <w:spacing w:before="0" w:beforeAutospacing="0" w:after="0" w:afterAutospacing="0" w:line="360" w:lineRule="auto"/>
+        <w:spacing w:line="360" w:lineRule="auto"/>
         <w:rPr>
           <w:color w:val="000000"/>
         </w:rPr>
@@ -18350,19 +17815,11 @@
           <w:color w:val="000000"/>
         </w:rPr>
       </w:pPr>
-      <w:proofErr w:type="spellStart"/>
       <w:r>
         <w:rPr>
           <w:color w:val="000000"/>
         </w:rPr>
-        <w:t>Tandrayen-Ragoobur</w:t>
-      </w:r>
-      <w:proofErr w:type="spellEnd"/>
-      <w:r>
-        <w:rPr>
-          <w:color w:val="000000"/>
-        </w:rPr>
-        <w:t>, V. (2024). The Economic Burden of Road Traffic Accidents and Injuries: A Small Island Perspective. </w:t>
+        <w:t>Tandrayen-Ragoobur, V. (2024). The Economic Burden of Road Traffic Accidents and Injuries: A Small Island Perspective. </w:t>
       </w:r>
       <w:r>
         <w:rPr>
@@ -18378,7 +17835,7 @@
         </w:rPr>
         <w:t xml:space="preserve">. </w:t>
       </w:r>
-      <w:hyperlink r:id="rId45" w:history="1">
+      <w:hyperlink r:id="rId47" w:history="1">
         <w:r>
           <w:rPr>
             <w:rStyle w:val="Hyperlink"/>
@@ -18396,7 +17853,7 @@
     <w:p>
       <w:pPr>
         <w:pStyle w:val="NormalWeb"/>
-        <w:spacing w:before="0" w:beforeAutospacing="0" w:after="0" w:afterAutospacing="0" w:line="360" w:lineRule="auto"/>
+        <w:spacing w:line="360" w:lineRule="auto"/>
         <w:ind w:left="720" w:hanging="720"/>
         <w:rPr>
           <w:color w:val="000000"/>
@@ -18406,7 +17863,7 @@
     <w:p>
       <w:pPr>
         <w:pStyle w:val="NormalWeb"/>
-        <w:spacing w:before="0" w:beforeAutospacing="0" w:after="0" w:afterAutospacing="0" w:line="480" w:lineRule="atLeast"/>
+        <w:spacing w:line="360" w:lineRule="auto"/>
         <w:ind w:left="720" w:hanging="720"/>
         <w:rPr>
           <w:color w:val="000000"/>
@@ -18426,7 +17883,7 @@
         </w:rPr>
         <w:t xml:space="preserve">. (n.d.). Www.visualcrossing.com. </w:t>
       </w:r>
-      <w:hyperlink r:id="rId46" w:history="1">
+      <w:hyperlink r:id="rId48" w:history="1">
         <w:r>
           <w:rPr>
             <w:rStyle w:val="Hyperlink"/>
@@ -18444,7 +17901,7 @@
     <w:p>
       <w:pPr>
         <w:pStyle w:val="NormalWeb"/>
-        <w:spacing w:before="0" w:beforeAutospacing="0" w:after="0" w:afterAutospacing="0" w:line="480" w:lineRule="atLeast"/>
+        <w:spacing w:line="360" w:lineRule="auto"/>
         <w:ind w:left="720" w:hanging="720"/>
         <w:rPr>
           <w:color w:val="000000"/>
@@ -18454,7 +17911,7 @@
     <w:p>
       <w:pPr>
         <w:pStyle w:val="NormalWeb"/>
-        <w:spacing w:line="480" w:lineRule="atLeast"/>
+        <w:spacing w:line="360" w:lineRule="auto"/>
         <w:ind w:left="720" w:hanging="720"/>
         <w:rPr>
           <w:color w:val="000000"/>
@@ -18466,6 +17923,7 @@
           <w:iCs/>
           <w:color w:val="000000"/>
         </w:rPr>
+        <w:lastRenderedPageBreak/>
         <w:t>What Is Data Lake Architecture?</w:t>
       </w:r>
       <w:r>
@@ -18474,7 +17932,7 @@
         </w:rPr>
         <w:t xml:space="preserve"> (2024). MongoDB. </w:t>
       </w:r>
-      <w:hyperlink r:id="rId47" w:history="1">
+      <w:hyperlink r:id="rId49" w:history="1">
         <w:r>
           <w:rPr>
             <w:rStyle w:val="Hyperlink"/>
@@ -18512,49 +17970,7 @@
         <w:rPr>
           <w:color w:val="000000"/>
         </w:rPr>
-        <w:t xml:space="preserve">‌ </w:t>
-      </w:r>
-      <w:proofErr w:type="spellStart"/>
-      <w:r>
-        <w:rPr>
-          <w:color w:val="000000"/>
-        </w:rPr>
-        <w:t>Wondwossen</w:t>
-      </w:r>
-      <w:proofErr w:type="spellEnd"/>
-      <w:r>
-        <w:rPr>
-          <w:color w:val="000000"/>
-        </w:rPr>
-        <w:t xml:space="preserve"> Taddesse </w:t>
-      </w:r>
-      <w:proofErr w:type="spellStart"/>
-      <w:r>
-        <w:rPr>
-          <w:color w:val="000000"/>
-        </w:rPr>
-        <w:t>Gedamu</w:t>
-      </w:r>
-      <w:proofErr w:type="spellEnd"/>
-      <w:r>
-        <w:rPr>
-          <w:color w:val="000000"/>
-        </w:rPr>
-        <w:t xml:space="preserve">, Wiedenbeck, U. P., &amp; Bikila Teklu Wodajo. (2025). </w:t>
-      </w:r>
-      <w:proofErr w:type="spellStart"/>
-      <w:r>
-        <w:rPr>
-          <w:color w:val="000000"/>
-        </w:rPr>
-        <w:t>Spatio</w:t>
-      </w:r>
-      <w:proofErr w:type="spellEnd"/>
-      <w:r>
-        <w:rPr>
-          <w:color w:val="000000"/>
-        </w:rPr>
-        <w:t>-Temporal Analysis of Road Traffic Crashes by Severity. </w:t>
+        <w:t>‌ Wondwossen Taddesse Gedamu, Wiedenbeck, U. P., &amp; Bikila Teklu Wodajo. (2025). Spatio-Temporal Analysis of Road Traffic Crashes by Severity. </w:t>
       </w:r>
       <w:r>
         <w:rPr>
@@ -18584,7 +18000,7 @@
         </w:rPr>
         <w:t xml:space="preserve">(2), 100327. </w:t>
       </w:r>
-      <w:hyperlink r:id="rId48" w:history="1">
+      <w:hyperlink r:id="rId50" w:history="1">
         <w:r>
           <w:rPr>
             <w:rStyle w:val="Hyperlink"/>
@@ -18612,7 +18028,7 @@
     <w:p>
       <w:pPr>
         <w:pStyle w:val="NormalWeb"/>
-        <w:spacing w:before="0" w:beforeAutospacing="0" w:after="0" w:afterAutospacing="0" w:line="360" w:lineRule="auto"/>
+        <w:spacing w:line="360" w:lineRule="auto"/>
         <w:ind w:left="720" w:hanging="720"/>
         <w:rPr>
           <w:color w:val="000000"/>
@@ -18622,11 +18038,8 @@
     <w:p>
       <w:pPr>
         <w:pStyle w:val="NormalWeb"/>
-        <w:spacing w:before="0" w:beforeAutospacing="0" w:after="0" w:afterAutospacing="0" w:line="360" w:lineRule="auto"/>
+        <w:spacing w:line="360" w:lineRule="auto"/>
         <w:ind w:left="720" w:hanging="720"/>
-        <w:rPr>
-          <w:color w:val="000000"/>
-        </w:rPr>
       </w:pPr>
       <w:r>
         <w:rPr>
@@ -18662,7 +18075,7 @@
         </w:rPr>
         <w:t xml:space="preserve">(3), 1729. </w:t>
       </w:r>
-      <w:hyperlink r:id="rId49" w:history="1">
+      <w:hyperlink r:id="rId51" w:history="1">
         <w:r>
           <w:rPr>
             <w:rStyle w:val="Hyperlink"/>
@@ -18677,14 +18090,9 @@
         <w:t xml:space="preserve"> </w:t>
       </w:r>
     </w:p>
-    <w:p>
-      <w:pPr>
-        <w:spacing w:line="360" w:lineRule="auto"/>
-      </w:pPr>
-    </w:p>
     <w:p/>
     <w:sectPr>
-      <w:footerReference w:type="default" r:id="rId50"/>
+      <w:footerReference w:type="default" r:id="rId52"/>
       <w:pgSz w:w="12240" w:h="15840"/>
       <w:pgMar w:top="1440" w:right="1440" w:bottom="1440" w:left="2160" w:header="720" w:footer="720" w:gutter="0"/>
       <w:pgNumType w:start="1"/>
@@ -18693,6 +18101,25 @@
     </w:sectPr>
   </w:body>
 </w:document>
+</file>
+
+<file path=word/endnotes.xml><?xml version="1.0" encoding="utf-8"?>
+<w:endnotes xmlns:wpc="http://schemas.microsoft.com/office/word/2010/wordprocessingCanvas" xmlns:cx="http://schemas.microsoft.com/office/drawing/2014/chartex" xmlns:cx1="http://schemas.microsoft.com/office/drawing/2015/9/8/chartex" xmlns:cx2="http://schemas.microsoft.com/office/drawing/2015/10/21/chartex" xmlns:cx3="http://schemas.microsoft.com/office/drawing/2016/5/9/chartex" xmlns:cx4="http://schemas.microsoft.com/office/drawing/2016/5/10/chartex" xmlns:cx5="http://schemas.microsoft.com/office/drawing/2016/5/11/chartex" xmlns:cx6="http://schemas.microsoft.com/office/drawing/2016/5/12/chartex" xmlns:cx7="http://schemas.microsoft.com/office/drawing/2016/5/13/chartex" xmlns:cx8="http://schemas.microsoft.com/office/drawing/2016/5/14/chartex" xmlns:mc="http://schemas.openxmlformats.org/markup-compatibility/2006" xmlns:aink="http://schemas.microsoft.com/office/drawing/2016/ink" xmlns:am3d="http://schemas.microsoft.com/office/drawing/2017/model3d" xmlns:o="urn:schemas-microsoft-com:office:office" xmlns:oel="http://schemas.microsoft.com/office/2019/extlst" xmlns:r="http://schemas.openxmlformats.org/officeDocument/2006/relationships" xmlns:m="http://schemas.openxmlformats.org/officeDocument/2006/math" xmlns:v="urn:schemas-microsoft-com:vml" xmlns:wp14="http://schemas.microsoft.com/office/word/2010/wordprocessingDrawing" xmlns:wp="http://schemas.openxmlformats.org/drawingml/2006/wordprocessingDrawing" xmlns:w10="urn:schemas-microsoft-com:office:word" xmlns:w="http://schemas.openxmlformats.org/wordprocessingml/2006/main" xmlns:w14="http://schemas.microsoft.com/office/word/2010/wordml" xmlns:w15="http://schemas.microsoft.com/office/word/2012/wordml" xmlns:w16cex="http://schemas.microsoft.com/office/word/2018/wordml/cex" xmlns:w16cid="http://schemas.microsoft.com/office/word/2016/wordml/cid" xmlns:w16="http://schemas.microsoft.com/office/word/2018/wordml" xmlns:w16sdtdh="http://schemas.microsoft.com/office/word/2020/wordml/sdtdatahash" xmlns:w16se="http://schemas.microsoft.com/office/word/2015/wordml/symex" xmlns:wpg="http://schemas.microsoft.com/office/word/2010/wordprocessingGroup" xmlns:wpi="http://schemas.microsoft.com/office/word/2010/wordprocessingInk" xmlns:wne="http://schemas.microsoft.com/office/word/2006/wordml" xmlns:wps="http://schemas.microsoft.com/office/word/2010/wordprocessingShape" mc:Ignorable="w14 w15 w16se w16cid w16 w16cex w16sdtdh wp14">
+  <w:endnote w:type="separator" w:id="-1">
+    <w:p>
+      <w:r>
+        <w:separator/>
+      </w:r>
+    </w:p>
+  </w:endnote>
+  <w:endnote w:type="continuationSeparator" w:id="0">
+    <w:p>
+      <w:r>
+        <w:continuationSeparator/>
+      </w:r>
+    </w:p>
+  </w:endnote>
+</w:endnotes>
 </file>
 
 <file path=word/footer1.xml><?xml version="1.0" encoding="utf-8"?>
@@ -18854,6 +18281,25 @@
 </w:ftr>
 </file>
 
+<file path=word/footnotes.xml><?xml version="1.0" encoding="utf-8"?>
+<w:footnotes xmlns:wpc="http://schemas.microsoft.com/office/word/2010/wordprocessingCanvas" xmlns:cx="http://schemas.microsoft.com/office/drawing/2014/chartex" xmlns:cx1="http://schemas.microsoft.com/office/drawing/2015/9/8/chartex" xmlns:cx2="http://schemas.microsoft.com/office/drawing/2015/10/21/chartex" xmlns:cx3="http://schemas.microsoft.com/office/drawing/2016/5/9/chartex" xmlns:cx4="http://schemas.microsoft.com/office/drawing/2016/5/10/chartex" xmlns:cx5="http://schemas.microsoft.com/office/drawing/2016/5/11/chartex" xmlns:cx6="http://schemas.microsoft.com/office/drawing/2016/5/12/chartex" xmlns:cx7="http://schemas.microsoft.com/office/drawing/2016/5/13/chartex" xmlns:cx8="http://schemas.microsoft.com/office/drawing/2016/5/14/chartex" xmlns:mc="http://schemas.openxmlformats.org/markup-compatibility/2006" xmlns:aink="http://schemas.microsoft.com/office/drawing/2016/ink" xmlns:am3d="http://schemas.microsoft.com/office/drawing/2017/model3d" xmlns:o="urn:schemas-microsoft-com:office:office" xmlns:oel="http://schemas.microsoft.com/office/2019/extlst" xmlns:r="http://schemas.openxmlformats.org/officeDocument/2006/relationships" xmlns:m="http://schemas.openxmlformats.org/officeDocument/2006/math" xmlns:v="urn:schemas-microsoft-com:vml" xmlns:wp14="http://schemas.microsoft.com/office/word/2010/wordprocessingDrawing" xmlns:wp="http://schemas.openxmlformats.org/drawingml/2006/wordprocessingDrawing" xmlns:w10="urn:schemas-microsoft-com:office:word" xmlns:w="http://schemas.openxmlformats.org/wordprocessingml/2006/main" xmlns:w14="http://schemas.microsoft.com/office/word/2010/wordml" xmlns:w15="http://schemas.microsoft.com/office/word/2012/wordml" xmlns:w16cex="http://schemas.microsoft.com/office/word/2018/wordml/cex" xmlns:w16cid="http://schemas.microsoft.com/office/word/2016/wordml/cid" xmlns:w16="http://schemas.microsoft.com/office/word/2018/wordml" xmlns:w16sdtdh="http://schemas.microsoft.com/office/word/2020/wordml/sdtdatahash" xmlns:w16se="http://schemas.microsoft.com/office/word/2015/wordml/symex" xmlns:wpg="http://schemas.microsoft.com/office/word/2010/wordprocessingGroup" xmlns:wpi="http://schemas.microsoft.com/office/word/2010/wordprocessingInk" xmlns:wne="http://schemas.microsoft.com/office/word/2006/wordml" xmlns:wps="http://schemas.microsoft.com/office/word/2010/wordprocessingShape" mc:Ignorable="w14 w15 w16se w16cid w16 w16cex w16sdtdh wp14">
+  <w:footnote w:type="separator" w:id="-1">
+    <w:p>
+      <w:r>
+        <w:separator/>
+      </w:r>
+    </w:p>
+  </w:footnote>
+  <w:footnote w:type="continuationSeparator" w:id="0">
+    <w:p>
+      <w:r>
+        <w:continuationSeparator/>
+      </w:r>
+    </w:p>
+  </w:footnote>
+</w:footnotes>
+</file>
+
 <file path=word/numbering.xml><?xml version="1.0" encoding="utf-8"?>
 <w:numbering xmlns:wpc="http://schemas.microsoft.com/office/word/2010/wordprocessingCanvas" xmlns:cx="http://schemas.microsoft.com/office/drawing/2014/chartex" xmlns:cx1="http://schemas.microsoft.com/office/drawing/2015/9/8/chartex" xmlns:cx2="http://schemas.microsoft.com/office/drawing/2015/10/21/chartex" xmlns:cx3="http://schemas.microsoft.com/office/drawing/2016/5/9/chartex" xmlns:cx4="http://schemas.microsoft.com/office/drawing/2016/5/10/chartex" xmlns:cx5="http://schemas.microsoft.com/office/drawing/2016/5/11/chartex" xmlns:cx6="http://schemas.microsoft.com/office/drawing/2016/5/12/chartex" xmlns:cx7="http://schemas.microsoft.com/office/drawing/2016/5/13/chartex" xmlns:cx8="http://schemas.microsoft.com/office/drawing/2016/5/14/chartex" xmlns:mc="http://schemas.openxmlformats.org/markup-compatibility/2006" xmlns:aink="http://schemas.microsoft.com/office/drawing/2016/ink" xmlns:am3d="http://schemas.microsoft.com/office/drawing/2017/model3d" xmlns:o="urn:schemas-microsoft-com:office:office" xmlns:oel="http://schemas.microsoft.com/office/2019/extlst" xmlns:r="http://schemas.openxmlformats.org/officeDocument/2006/relationships" xmlns:m="http://schemas.openxmlformats.org/officeDocument/2006/math" xmlns:v="urn:schemas-microsoft-com:vml" xmlns:wp14="http://schemas.microsoft.com/office/word/2010/wordprocessingDrawing" xmlns:wp="http://schemas.openxmlformats.org/drawingml/2006/wordprocessingDrawing" xmlns:w10="urn:schemas-microsoft-com:office:word" xmlns:w="http://schemas.openxmlformats.org/wordprocessingml/2006/main" xmlns:w14="http://schemas.microsoft.com/office/word/2010/wordml" xmlns:w15="http://schemas.microsoft.com/office/word/2012/wordml" xmlns:w16cex="http://schemas.microsoft.com/office/word/2018/wordml/cex" xmlns:w16cid="http://schemas.microsoft.com/office/word/2016/wordml/cid" xmlns:w16="http://schemas.microsoft.com/office/word/2018/wordml" xmlns:w16sdtdh="http://schemas.microsoft.com/office/word/2020/wordml/sdtdatahash" xmlns:w16se="http://schemas.microsoft.com/office/word/2015/wordml/symex" xmlns:wpg="http://schemas.microsoft.com/office/word/2010/wordprocessingGroup" xmlns:wpi="http://schemas.microsoft.com/office/word/2010/wordprocessingInk" xmlns:wne="http://schemas.microsoft.com/office/word/2006/wordml" xmlns:wps="http://schemas.microsoft.com/office/word/2010/wordprocessingShape" mc:Ignorable="w14 w15 w16se w16cid w16 w16cex w16sdtdh wp14">
   <w:abstractNum w:abstractNumId="0" w15:restartNumberingAfterBreak="0">
@@ -19083,6 +18529,119 @@
     </w:lvl>
   </w:abstractNum>
   <w:abstractNum w:abstractNumId="2" w15:restartNumberingAfterBreak="0">
+    <w:nsid w:val="36DA1AAE"/>
+    <w:multiLevelType w:val="hybridMultilevel"/>
+    <w:tmpl w:val="957C6580"/>
+    <w:lvl w:ilvl="0" w:tplc="04090001">
+      <w:start w:val="1"/>
+      <w:numFmt w:val="bullet"/>
+      <w:lvlText w:val=""/>
+      <w:lvlJc w:val="left"/>
+      <w:pPr>
+        <w:ind w:left="720" w:hanging="360"/>
+      </w:pPr>
+      <w:rPr>
+        <w:rFonts w:ascii="Symbol" w:hAnsi="Symbol" w:hint="default"/>
+      </w:rPr>
+    </w:lvl>
+    <w:lvl w:ilvl="1" w:tplc="04090003">
+      <w:start w:val="1"/>
+      <w:numFmt w:val="bullet"/>
+      <w:lvlText w:val="o"/>
+      <w:lvlJc w:val="left"/>
+      <w:pPr>
+        <w:ind w:left="1440" w:hanging="360"/>
+      </w:pPr>
+      <w:rPr>
+        <w:rFonts w:ascii="Courier New" w:hAnsi="Courier New" w:cs="Courier New" w:hint="default"/>
+      </w:rPr>
+    </w:lvl>
+    <w:lvl w:ilvl="2" w:tplc="04090005">
+      <w:start w:val="1"/>
+      <w:numFmt w:val="bullet"/>
+      <w:lvlText w:val=""/>
+      <w:lvlJc w:val="left"/>
+      <w:pPr>
+        <w:ind w:left="2160" w:hanging="360"/>
+      </w:pPr>
+      <w:rPr>
+        <w:rFonts w:ascii="Wingdings" w:hAnsi="Wingdings" w:hint="default"/>
+      </w:rPr>
+    </w:lvl>
+    <w:lvl w:ilvl="3" w:tplc="04090001" w:tentative="1">
+      <w:start w:val="1"/>
+      <w:numFmt w:val="bullet"/>
+      <w:lvlText w:val=""/>
+      <w:lvlJc w:val="left"/>
+      <w:pPr>
+        <w:ind w:left="2880" w:hanging="360"/>
+      </w:pPr>
+      <w:rPr>
+        <w:rFonts w:ascii="Symbol" w:hAnsi="Symbol" w:hint="default"/>
+      </w:rPr>
+    </w:lvl>
+    <w:lvl w:ilvl="4" w:tplc="04090003" w:tentative="1">
+      <w:start w:val="1"/>
+      <w:numFmt w:val="bullet"/>
+      <w:lvlText w:val="o"/>
+      <w:lvlJc w:val="left"/>
+      <w:pPr>
+        <w:ind w:left="3600" w:hanging="360"/>
+      </w:pPr>
+      <w:rPr>
+        <w:rFonts w:ascii="Courier New" w:hAnsi="Courier New" w:cs="Courier New" w:hint="default"/>
+      </w:rPr>
+    </w:lvl>
+    <w:lvl w:ilvl="5" w:tplc="04090005" w:tentative="1">
+      <w:start w:val="1"/>
+      <w:numFmt w:val="bullet"/>
+      <w:lvlText w:val=""/>
+      <w:lvlJc w:val="left"/>
+      <w:pPr>
+        <w:ind w:left="4320" w:hanging="360"/>
+      </w:pPr>
+      <w:rPr>
+        <w:rFonts w:ascii="Wingdings" w:hAnsi="Wingdings" w:hint="default"/>
+      </w:rPr>
+    </w:lvl>
+    <w:lvl w:ilvl="6" w:tplc="04090001" w:tentative="1">
+      <w:start w:val="1"/>
+      <w:numFmt w:val="bullet"/>
+      <w:lvlText w:val=""/>
+      <w:lvlJc w:val="left"/>
+      <w:pPr>
+        <w:ind w:left="5040" w:hanging="360"/>
+      </w:pPr>
+      <w:rPr>
+        <w:rFonts w:ascii="Symbol" w:hAnsi="Symbol" w:hint="default"/>
+      </w:rPr>
+    </w:lvl>
+    <w:lvl w:ilvl="7" w:tplc="04090003" w:tentative="1">
+      <w:start w:val="1"/>
+      <w:numFmt w:val="bullet"/>
+      <w:lvlText w:val="o"/>
+      <w:lvlJc w:val="left"/>
+      <w:pPr>
+        <w:ind w:left="5760" w:hanging="360"/>
+      </w:pPr>
+      <w:rPr>
+        <w:rFonts w:ascii="Courier New" w:hAnsi="Courier New" w:cs="Courier New" w:hint="default"/>
+      </w:rPr>
+    </w:lvl>
+    <w:lvl w:ilvl="8" w:tplc="04090005" w:tentative="1">
+      <w:start w:val="1"/>
+      <w:numFmt w:val="bullet"/>
+      <w:lvlText w:val=""/>
+      <w:lvlJc w:val="left"/>
+      <w:pPr>
+        <w:ind w:left="6480" w:hanging="360"/>
+      </w:pPr>
+      <w:rPr>
+        <w:rFonts w:ascii="Wingdings" w:hAnsi="Wingdings" w:hint="default"/>
+      </w:rPr>
+    </w:lvl>
+  </w:abstractNum>
+  <w:abstractNum w:abstractNumId="3" w15:restartNumberingAfterBreak="0">
     <w:nsid w:val="394134D7"/>
     <w:multiLevelType w:val="hybridMultilevel"/>
     <w:tmpl w:val="B6D6B096"/>
@@ -19195,7 +18754,7 @@
       </w:rPr>
     </w:lvl>
   </w:abstractNum>
-  <w:abstractNum w:abstractNumId="3" w15:restartNumberingAfterBreak="0">
+  <w:abstractNum w:abstractNumId="4" w15:restartNumberingAfterBreak="0">
     <w:nsid w:val="3A6F6844"/>
     <w:multiLevelType w:val="hybridMultilevel"/>
     <w:tmpl w:val="D6087890"/>
@@ -19308,7 +18867,7 @@
       </w:rPr>
     </w:lvl>
   </w:abstractNum>
-  <w:abstractNum w:abstractNumId="4" w15:restartNumberingAfterBreak="0">
+  <w:abstractNum w:abstractNumId="5" w15:restartNumberingAfterBreak="0">
     <w:nsid w:val="575933B1"/>
     <w:multiLevelType w:val="hybridMultilevel"/>
     <w:tmpl w:val="68E0D79E"/>
@@ -19421,7 +18980,7 @@
       </w:rPr>
     </w:lvl>
   </w:abstractNum>
-  <w:abstractNum w:abstractNumId="5" w15:restartNumberingAfterBreak="0">
+  <w:abstractNum w:abstractNumId="6" w15:restartNumberingAfterBreak="0">
     <w:nsid w:val="73DD2E43"/>
     <w:multiLevelType w:val="hybridMultilevel"/>
     <w:tmpl w:val="73D2C46E"/>
@@ -19534,7 +19093,7 @@
       </w:rPr>
     </w:lvl>
   </w:abstractNum>
-  <w:abstractNum w:abstractNumId="6" w15:restartNumberingAfterBreak="0">
+  <w:abstractNum w:abstractNumId="7" w15:restartNumberingAfterBreak="0">
     <w:nsid w:val="7850638E"/>
     <w:multiLevelType w:val="hybridMultilevel"/>
     <w:tmpl w:val="1CD09F74"/>
@@ -19651,22 +19210,25 @@
     <w:abstractNumId w:val="1"/>
   </w:num>
   <w:num w:numId="2" w16cid:durableId="1775129795">
+    <w:abstractNumId w:val="7"/>
+  </w:num>
+  <w:num w:numId="3" w16cid:durableId="251938650">
+    <w:abstractNumId w:val="4"/>
+  </w:num>
+  <w:num w:numId="4" w16cid:durableId="2096826378">
     <w:abstractNumId w:val="6"/>
   </w:num>
-  <w:num w:numId="3" w16cid:durableId="251938650">
+  <w:num w:numId="5" w16cid:durableId="223758305">
     <w:abstractNumId w:val="3"/>
   </w:num>
-  <w:num w:numId="4" w16cid:durableId="2096826378">
+  <w:num w:numId="6" w16cid:durableId="1193106781">
     <w:abstractNumId w:val="5"/>
-  </w:num>
-  <w:num w:numId="5" w16cid:durableId="223758305">
-    <w:abstractNumId w:val="2"/>
-  </w:num>
-  <w:num w:numId="6" w16cid:durableId="1193106781">
-    <w:abstractNumId w:val="4"/>
   </w:num>
   <w:num w:numId="7" w16cid:durableId="336082852">
     <w:abstractNumId w:val="0"/>
+  </w:num>
+  <w:num w:numId="8" w16cid:durableId="257635863">
+    <w:abstractNumId w:val="2"/>
   </w:num>
 </w:numbering>
 </file>

--- a/Dissertation_Drafts/Thesis/Research Version 5.docx
+++ b/Dissertation_Drafts/Thesis/Research Version 5.docx
@@ -35,7 +35,7 @@
           <w:noProof/>
         </w:rPr>
         <w:drawing>
-          <wp:anchor distT="0" distB="0" distL="114300" distR="114300" simplePos="0" relativeHeight="251661312" behindDoc="0" locked="0" layoutInCell="1" allowOverlap="1" wp14:anchorId="787A8F33" wp14:editId="10D49629">
+          <wp:anchor distT="0" distB="0" distL="114300" distR="114300" simplePos="0" relativeHeight="251661312" behindDoc="0" locked="0" layoutInCell="1" allowOverlap="1" wp14:anchorId="4DEA2376" wp14:editId="2A5F463A">
             <wp:simplePos x="0" y="0"/>
             <wp:positionH relativeFrom="column">
               <wp:posOffset>4305300</wp:posOffset>
@@ -112,7 +112,7 @@
           <w:lang w:val="en-AU" w:eastAsia="en-AU"/>
         </w:rPr>
         <w:drawing>
-          <wp:anchor distT="0" distB="0" distL="114300" distR="114300" simplePos="0" relativeHeight="251660288" behindDoc="0" locked="0" layoutInCell="1" allowOverlap="1" wp14:anchorId="46915579" wp14:editId="5088CDBC">
+          <wp:anchor distT="0" distB="0" distL="114300" distR="114300" simplePos="0" relativeHeight="251660288" behindDoc="0" locked="0" layoutInCell="1" allowOverlap="1" wp14:anchorId="2415E92D" wp14:editId="779F2F79">
             <wp:simplePos x="0" y="0"/>
             <wp:positionH relativeFrom="column">
               <wp:posOffset>127200</wp:posOffset>
@@ -178,7 +178,7 @@
         <mc:AlternateContent>
           <mc:Choice Requires="wps">
             <w:drawing>
-              <wp:anchor distT="0" distB="0" distL="114300" distR="114300" simplePos="0" relativeHeight="251659264" behindDoc="0" locked="0" layoutInCell="1" allowOverlap="1" wp14:anchorId="2B4989C7" wp14:editId="3F376106">
+              <wp:anchor distT="0" distB="0" distL="114300" distR="114300" simplePos="0" relativeHeight="251659264" behindDoc="0" locked="0" layoutInCell="1" allowOverlap="1" wp14:anchorId="30ED23C7" wp14:editId="148255A6">
                 <wp:simplePos x="0" y="0"/>
                 <wp:positionH relativeFrom="column">
                   <wp:posOffset>7658100</wp:posOffset>
@@ -234,7 +234,7 @@
           </mc:Choice>
           <mc:Fallback>
             <w:pict>
-              <v:rect w14:anchorId="4832097A" id="Rectangle 1" o:spid="_x0000_s1026" style="position:absolute;margin-left:603pt;margin-top:-9.75pt;width:3.6pt;height:211.5pt;z-index:251659264;visibility:visible;mso-wrap-style:square;mso-wrap-distance-left:9pt;mso-wrap-distance-top:0;mso-wrap-distance-right:9pt;mso-wrap-distance-bottom:0;mso-position-horizontal:absolute;mso-position-horizontal-relative:text;mso-position-vertical:absolute;mso-position-vertical-relative:text;v-text-anchor:middle" o:gfxdata="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" fillcolor="#4472c4 [3204]" strokecolor="#1f3763 [1604]" strokeweight="1pt"/>
+              <v:rect w14:anchorId="2BF07808" id="Rectangle 1" o:spid="_x0000_s1026" style="position:absolute;margin-left:603pt;margin-top:-9.75pt;width:3.6pt;height:211.5pt;z-index:251659264;visibility:visible;mso-wrap-style:square;mso-wrap-distance-left:9pt;mso-wrap-distance-top:0;mso-wrap-distance-right:9pt;mso-wrap-distance-bottom:0;mso-position-horizontal:absolute;mso-position-horizontal-relative:text;mso-position-vertical:absolute;mso-position-vertical-relative:text;v-text-anchor:middle" o:gfxdata="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" fillcolor="#4472c4 [3204]" strokecolor="#1f3763 [1604]" strokeweight="1pt"/>
             </w:pict>
           </mc:Fallback>
         </mc:AlternateContent>
@@ -3633,7 +3633,7 @@
                 <w:noProof/>
                 <w:webHidden/>
               </w:rPr>
-              <w:t>41</w:t>
+              <w:t>43</w:t>
             </w:r>
             <w:r>
               <w:rPr>
@@ -3698,7 +3698,7 @@
       <w:r>
         <w:fldChar w:fldCharType="separate"/>
       </w:r>
-      <w:hyperlink w:anchor="_Toc235536851" w:history="1">
+      <w:hyperlink w:anchor="_Toc235987012" w:history="1">
         <w:r>
           <w:rPr>
             <w:rStyle w:val="Hyperlink"/>
@@ -3726,7 +3726,7 @@
             <w:noProof/>
             <w:webHidden/>
           </w:rPr>
-          <w:instrText xml:space="preserve"> PAGEREF _Toc235536851 \h </w:instrText>
+          <w:instrText xml:space="preserve"> PAGEREF _Toc235987012 \h </w:instrText>
         </w:r>
         <w:r>
           <w:rPr>
@@ -3769,7 +3769,7 @@
           <w:lang w:bidi="si-LK"/>
         </w:rPr>
       </w:pPr>
-      <w:hyperlink w:anchor="_Toc235536852" w:history="1">
+      <w:hyperlink w:anchor="_Toc235987013" w:history="1">
         <w:r>
           <w:rPr>
             <w:rStyle w:val="Hyperlink"/>
@@ -3797,7 +3797,7 @@
             <w:noProof/>
             <w:webHidden/>
           </w:rPr>
-          <w:instrText xml:space="preserve"> PAGEREF _Toc235536852 \h </w:instrText>
+          <w:instrText xml:space="preserve"> PAGEREF _Toc235987013 \h </w:instrText>
         </w:r>
         <w:r>
           <w:rPr>
@@ -3840,7 +3840,7 @@
           <w:lang w:bidi="si-LK"/>
         </w:rPr>
       </w:pPr>
-      <w:hyperlink r:id="rId10" w:anchor="_Toc235536853" w:history="1">
+      <w:hyperlink w:anchor="_Toc235987014" w:history="1">
         <w:r>
           <w:rPr>
             <w:rStyle w:val="Hyperlink"/>
@@ -3868,7 +3868,7 @@
             <w:noProof/>
             <w:webHidden/>
           </w:rPr>
-          <w:instrText xml:space="preserve"> PAGEREF _Toc235536853 \h </w:instrText>
+          <w:instrText xml:space="preserve"> PAGEREF _Toc235987014 \h </w:instrText>
         </w:r>
         <w:r>
           <w:rPr>
@@ -3911,7 +3911,7 @@
           <w:lang w:bidi="si-LK"/>
         </w:rPr>
       </w:pPr>
-      <w:hyperlink w:anchor="_Toc235536854" w:history="1">
+      <w:hyperlink w:anchor="_Toc235987015" w:history="1">
         <w:r>
           <w:rPr>
             <w:rStyle w:val="Hyperlink"/>
@@ -3939,7 +3939,7 @@
             <w:noProof/>
             <w:webHidden/>
           </w:rPr>
-          <w:instrText xml:space="preserve"> PAGEREF _Toc235536854 \h </w:instrText>
+          <w:instrText xml:space="preserve"> PAGEREF _Toc235987015 \h </w:instrText>
         </w:r>
         <w:r>
           <w:rPr>
@@ -3982,7 +3982,7 @@
           <w:lang w:bidi="si-LK"/>
         </w:rPr>
       </w:pPr>
-      <w:hyperlink w:anchor="_Toc235536855" w:history="1">
+      <w:hyperlink w:anchor="_Toc235987016" w:history="1">
         <w:r>
           <w:rPr>
             <w:rStyle w:val="Hyperlink"/>
@@ -4010,7 +4010,7 @@
             <w:noProof/>
             <w:webHidden/>
           </w:rPr>
-          <w:instrText xml:space="preserve"> PAGEREF _Toc235536855 \h </w:instrText>
+          <w:instrText xml:space="preserve"> PAGEREF _Toc235987016 \h </w:instrText>
         </w:r>
         <w:r>
           <w:rPr>
@@ -4053,7 +4053,7 @@
           <w:lang w:bidi="si-LK"/>
         </w:rPr>
       </w:pPr>
-      <w:hyperlink w:anchor="_Toc235536856" w:history="1">
+      <w:hyperlink w:anchor="_Toc235987017" w:history="1">
         <w:r>
           <w:rPr>
             <w:rStyle w:val="Hyperlink"/>
@@ -4081,7 +4081,7 @@
             <w:noProof/>
             <w:webHidden/>
           </w:rPr>
-          <w:instrText xml:space="preserve"> PAGEREF _Toc235536856 \h </w:instrText>
+          <w:instrText xml:space="preserve"> PAGEREF _Toc235987017 \h </w:instrText>
         </w:r>
         <w:r>
           <w:rPr>
@@ -4124,7 +4124,7 @@
           <w:lang w:bidi="si-LK"/>
         </w:rPr>
       </w:pPr>
-      <w:hyperlink w:anchor="_Toc235536857" w:history="1">
+      <w:hyperlink w:anchor="_Toc235987018" w:history="1">
         <w:r>
           <w:rPr>
             <w:rStyle w:val="Hyperlink"/>
@@ -4152,7 +4152,7 @@
             <w:noProof/>
             <w:webHidden/>
           </w:rPr>
-          <w:instrText xml:space="preserve"> PAGEREF _Toc235536857 \h </w:instrText>
+          <w:instrText xml:space="preserve"> PAGEREF _Toc235987018 \h </w:instrText>
         </w:r>
         <w:r>
           <w:rPr>
@@ -4195,7 +4195,7 @@
           <w:lang w:bidi="si-LK"/>
         </w:rPr>
       </w:pPr>
-      <w:hyperlink w:anchor="_Toc235536858" w:history="1">
+      <w:hyperlink w:anchor="_Toc235987019" w:history="1">
         <w:r>
           <w:rPr>
             <w:rStyle w:val="Hyperlink"/>
@@ -4223,7 +4223,7 @@
             <w:noProof/>
             <w:webHidden/>
           </w:rPr>
-          <w:instrText xml:space="preserve"> PAGEREF _Toc235536858 \h </w:instrText>
+          <w:instrText xml:space="preserve"> PAGEREF _Toc235987019 \h </w:instrText>
         </w:r>
         <w:r>
           <w:rPr>
@@ -4256,9 +4256,151 @@
     </w:p>
     <w:p>
       <w:pPr>
+        <w:pStyle w:val="TableofFigures"/>
+        <w:tabs>
+          <w:tab w:val="right" w:leader="dot" w:pos="8630"/>
+        </w:tabs>
+        <w:rPr>
+          <w:rFonts w:asciiTheme="minorHAnsi" w:eastAsiaTheme="minorEastAsia" w:hAnsiTheme="minorHAnsi" w:cstheme="minorBidi"/>
+          <w:noProof/>
+          <w:lang w:bidi="si-LK"/>
+        </w:rPr>
+      </w:pPr>
+      <w:hyperlink w:anchor="_Toc235987020" w:history="1">
+        <w:r>
+          <w:rPr>
+            <w:rStyle w:val="Hyperlink"/>
+            <w:rFonts w:eastAsiaTheme="majorEastAsia"/>
+            <w:noProof/>
+          </w:rPr>
+          <w:t>Figure 9 Hotspot Classification via Poisson FDR Approach</w:t>
+        </w:r>
+        <w:r>
+          <w:rPr>
+            <w:noProof/>
+            <w:webHidden/>
+          </w:rPr>
+          <w:tab/>
+        </w:r>
+        <w:r>
+          <w:rPr>
+            <w:noProof/>
+            <w:webHidden/>
+          </w:rPr>
+          <w:fldChar w:fldCharType="begin"/>
+        </w:r>
+        <w:r>
+          <w:rPr>
+            <w:noProof/>
+            <w:webHidden/>
+          </w:rPr>
+          <w:instrText xml:space="preserve"> PAGEREF _Toc235987020 \h </w:instrText>
+        </w:r>
+        <w:r>
+          <w:rPr>
+            <w:noProof/>
+            <w:webHidden/>
+          </w:rPr>
+        </w:r>
+        <w:r>
+          <w:rPr>
+            <w:noProof/>
+            <w:webHidden/>
+          </w:rPr>
+          <w:fldChar w:fldCharType="separate"/>
+        </w:r>
+        <w:r>
+          <w:rPr>
+            <w:noProof/>
+            <w:webHidden/>
+          </w:rPr>
+          <w:t>40</w:t>
+        </w:r>
+        <w:r>
+          <w:rPr>
+            <w:noProof/>
+            <w:webHidden/>
+          </w:rPr>
+          <w:fldChar w:fldCharType="end"/>
+        </w:r>
+      </w:hyperlink>
+    </w:p>
+    <w:p>
+      <w:pPr>
+        <w:pStyle w:val="TableofFigures"/>
+        <w:tabs>
+          <w:tab w:val="right" w:leader="dot" w:pos="8630"/>
+        </w:tabs>
+        <w:rPr>
+          <w:rFonts w:asciiTheme="minorHAnsi" w:eastAsiaTheme="minorEastAsia" w:hAnsiTheme="minorHAnsi" w:cstheme="minorBidi"/>
+          <w:noProof/>
+          <w:lang w:bidi="si-LK"/>
+        </w:rPr>
+      </w:pPr>
+      <w:hyperlink w:anchor="_Toc235987021" w:history="1">
+        <w:r>
+          <w:rPr>
+            <w:rStyle w:val="Hyperlink"/>
+            <w:rFonts w:eastAsiaTheme="majorEastAsia"/>
+            <w:noProof/>
+          </w:rPr>
+          <w:t>Figure 10 Implementation of Causal Rolling Spatiotemporal Features</w:t>
+        </w:r>
+        <w:r>
+          <w:rPr>
+            <w:noProof/>
+            <w:webHidden/>
+          </w:rPr>
+          <w:tab/>
+        </w:r>
+        <w:r>
+          <w:rPr>
+            <w:noProof/>
+            <w:webHidden/>
+          </w:rPr>
+          <w:fldChar w:fldCharType="begin"/>
+        </w:r>
+        <w:r>
+          <w:rPr>
+            <w:noProof/>
+            <w:webHidden/>
+          </w:rPr>
+          <w:instrText xml:space="preserve"> PAGEREF _Toc235987021 \h </w:instrText>
+        </w:r>
+        <w:r>
+          <w:rPr>
+            <w:noProof/>
+            <w:webHidden/>
+          </w:rPr>
+        </w:r>
+        <w:r>
+          <w:rPr>
+            <w:noProof/>
+            <w:webHidden/>
+          </w:rPr>
+          <w:fldChar w:fldCharType="separate"/>
+        </w:r>
+        <w:r>
+          <w:rPr>
+            <w:noProof/>
+            <w:webHidden/>
+          </w:rPr>
+          <w:t>42</w:t>
+        </w:r>
+        <w:r>
+          <w:rPr>
+            <w:noProof/>
+            <w:webHidden/>
+          </w:rPr>
+          <w:fldChar w:fldCharType="end"/>
+        </w:r>
+      </w:hyperlink>
+    </w:p>
+    <w:p>
+      <w:pPr>
         <w:spacing w:line="360" w:lineRule="auto"/>
         <w:sectPr>
-          <w:footerReference w:type="default" r:id="rId11"/>
+          <w:footerReference w:type="default" r:id="rId10"/>
           <w:pgSz w:w="12240" w:h="15840"/>
           <w:pgMar w:top="1440" w:right="1440" w:bottom="1440" w:left="2160" w:header="720" w:footer="720" w:gutter="0"/>
           <w:pgNumType w:fmt="lowerRoman"/>
@@ -4363,8 +4505,30 @@
         <w:rPr>
           <w:rStyle w:val="normaltextrun"/>
         </w:rPr>
-        <w:t>Each year road traffic accidents cause significant damage to human lives and economy. Accordingly, World Health Organization reports that around 1.19 million loses their life as a result of road traffic accident while causing significant number of injuries to individuals. and damages to properties (World Health Organization, 2023). Not only that, but such accidents can also cause economic burden to both the individuals and economy of a relevant country via healthcare expenses, property damage, emergency response cost and etc.</w:t>
-      </w:r>
+        <w:t>Each year road traffic accidents cause significant damage to human lives and economy. Accordingly, World Health Organization reports that around 1.19 million loses their life </w:t>
+      </w:r>
+      <w:proofErr w:type="gramStart"/>
+      <w:r>
+        <w:rPr>
+          <w:rStyle w:val="normaltextrun"/>
+        </w:rPr>
+        <w:t>as a result of</w:t>
+      </w:r>
+      <w:proofErr w:type="gramEnd"/>
+      <w:r>
+        <w:rPr>
+          <w:rStyle w:val="normaltextrun"/>
+        </w:rPr>
+        <w:t xml:space="preserve"> road traffic accident while causing significant number of injuries to individuals. and damages to properties (World Health Organization, 2023). Not only that, but such accidents can also cause economic burden to both the individuals and economy of a relevant country via healthcare expenses, property damage, emergency response cost </w:t>
+      </w:r>
+      <w:proofErr w:type="gramStart"/>
+      <w:r>
+        <w:rPr>
+          <w:rStyle w:val="normaltextrun"/>
+        </w:rPr>
+        <w:t>and etc.</w:t>
+      </w:r>
+      <w:proofErr w:type="gramEnd"/>
       <w:r>
         <w:t xml:space="preserve"> </w:t>
       </w:r>
@@ -4372,7 +4536,21 @@
         <w:rPr>
           <w:rStyle w:val="normaltextrun"/>
         </w:rPr>
-        <w:t>(Tandrayen-Ragoobur, 2024)</w:t>
+        <w:t>(</w:t>
+      </w:r>
+      <w:proofErr w:type="spellStart"/>
+      <w:r>
+        <w:rPr>
+          <w:rStyle w:val="normaltextrun"/>
+        </w:rPr>
+        <w:t>Tandrayen-Ragoobur</w:t>
+      </w:r>
+      <w:proofErr w:type="spellEnd"/>
+      <w:r>
+        <w:rPr>
+          <w:rStyle w:val="normaltextrun"/>
+        </w:rPr>
+        <w:t>, 2024)</w:t>
       </w:r>
       <w:r>
         <w:rPr>
@@ -4414,7 +4592,35 @@
         <w:rPr>
           <w:rStyle w:val="normaltextrun"/>
         </w:rPr>
-        <w:t xml:space="preserve">As a country, Sri Lanka also records a gradual increase in vehicle accidents each year due to factors like urbanization and increased number of vehicle usage. According to the Police Spokesman ASP F.U. Wootler, the number of deaths caused by accidents has increased by 322 compared to 2024, recording 2710 death in the year 2025 (Administrator, 2026). Also similar to other countries, road traffic accident has a significant impact to Sri Lankan economy as well. According to a study by </w:t>
+        <w:t>As a country, Sri Lanka also records a gradual increase in vehicle accidents each year due to factors like urbanization and increased number of vehicle usage. According to the Police Spokesman ASP F.U. </w:t>
+      </w:r>
+      <w:proofErr w:type="spellStart"/>
+      <w:r>
+        <w:rPr>
+          <w:rStyle w:val="normaltextrun"/>
+        </w:rPr>
+        <w:t>Wootler</w:t>
+      </w:r>
+      <w:proofErr w:type="spellEnd"/>
+      <w:r>
+        <w:rPr>
+          <w:rStyle w:val="normaltextrun"/>
+        </w:rPr>
+        <w:t xml:space="preserve">, the number of deaths caused by accidents has increased by 322 compared to 2024, recording 2710 death in the year 2025 (Administrator, 2026). Also </w:t>
+      </w:r>
+      <w:proofErr w:type="gramStart"/>
+      <w:r>
+        <w:rPr>
+          <w:rStyle w:val="normaltextrun"/>
+        </w:rPr>
+        <w:t>similar to</w:t>
+      </w:r>
+      <w:proofErr w:type="gramEnd"/>
+      <w:r>
+        <w:rPr>
+          <w:rStyle w:val="normaltextrun"/>
+        </w:rPr>
+        <w:t xml:space="preserve"> other countries, road traffic accident has a significant impact to Sri Lankan economy as well. According to a study by </w:t>
       </w:r>
       <w:r>
         <w:rPr>
@@ -4467,7 +4673,21 @@
         <w:rPr>
           <w:rStyle w:val="normaltextrun"/>
         </w:rPr>
-        <w:t>To reduce negative impacts of road traffic accidents, Sri Lankan government has already taken necessary steps such as introduction of new laws, polices, awareness programs and etc. (Ministry of Transport, n.d.). However, even with such measures, the number of road traffic accidents fluctuates each year due to numerous factors like poor</w:t>
+        <w:t>To reduce negative impacts of road traffic accidents, Sri Lankan government has already taken necessary steps such as introduction of new laws, polices, awareness programs </w:t>
+      </w:r>
+      <w:proofErr w:type="gramStart"/>
+      <w:r>
+        <w:rPr>
+          <w:rStyle w:val="normaltextrun"/>
+        </w:rPr>
+        <w:t>and etc.</w:t>
+      </w:r>
+      <w:proofErr w:type="gramEnd"/>
+      <w:r>
+        <w:rPr>
+          <w:rStyle w:val="normaltextrun"/>
+        </w:rPr>
+        <w:t> (Ministry of Transport, n.d.). However, even with such measures, the number of road traffic accidents fluctuates each year due to numerous factors like poor</w:t>
       </w:r>
       <w:r>
         <w:t xml:space="preserve"> road conditions, reckless driving and excessive speeding</w:t>
@@ -4480,7 +4700,15 @@
       </w:r>
       <w:r>
         <w:lastRenderedPageBreak/>
-        <w:t>Reported so Far This Year - Sri Lanka Police, 2026)</w:t>
+        <w:t xml:space="preserve">Reported </w:t>
+      </w:r>
+      <w:proofErr w:type="gramStart"/>
+      <w:r>
+        <w:t>so</w:t>
+      </w:r>
+      <w:proofErr w:type="gramEnd"/>
+      <w:r>
+        <w:t xml:space="preserve"> Far This Year - Sri Lanka Police, 2026)</w:t>
       </w:r>
       <w:r>
         <w:t>.</w:t>
@@ -4489,7 +4717,21 @@
         <w:rPr>
           <w:rStyle w:val="normaltextrun"/>
         </w:rPr>
-        <w:t xml:space="preserve"> Accordingly, it is clear that such traditional reactive measures alone are not effective, when it comes to road traffic accident preventions in modern Sri Lanka. </w:t>
+        <w:t xml:space="preserve"> Accordingly, </w:t>
+      </w:r>
+      <w:proofErr w:type="gramStart"/>
+      <w:r>
+        <w:rPr>
+          <w:rStyle w:val="normaltextrun"/>
+        </w:rPr>
+        <w:t>it is clear that such</w:t>
+      </w:r>
+      <w:proofErr w:type="gramEnd"/>
+      <w:r>
+        <w:rPr>
+          <w:rStyle w:val="normaltextrun"/>
+        </w:rPr>
+        <w:t xml:space="preserve"> traditional reactive measures alone are not effective, when it comes to road traffic accident preventions in modern Sri Lanka. </w:t>
       </w:r>
     </w:p>
     <w:p>
@@ -4594,7 +4836,21 @@
         <w:rPr>
           <w:rStyle w:val="normaltextrun"/>
         </w:rPr>
-        <w:t>(Gorzelanczyk, 2025)</w:t>
+        <w:t>(</w:t>
+      </w:r>
+      <w:proofErr w:type="spellStart"/>
+      <w:r>
+        <w:rPr>
+          <w:rStyle w:val="normaltextrun"/>
+        </w:rPr>
+        <w:t>Gorzelanczyk</w:t>
+      </w:r>
+      <w:proofErr w:type="spellEnd"/>
+      <w:r>
+        <w:rPr>
+          <w:rStyle w:val="normaltextrun"/>
+        </w:rPr>
+        <w:t>, 2025)</w:t>
       </w:r>
       <w:r>
         <w:rPr>
@@ -4700,7 +4956,35 @@
         <w:rPr>
           <w:rStyle w:val="normaltextrun"/>
         </w:rPr>
-        <w:t>(Wondwossen Taddesse Gedamu et al., 2025)</w:t>
+        <w:t>(</w:t>
+      </w:r>
+      <w:proofErr w:type="spellStart"/>
+      <w:r>
+        <w:rPr>
+          <w:rStyle w:val="normaltextrun"/>
+        </w:rPr>
+        <w:t>Wondwossen</w:t>
+      </w:r>
+      <w:proofErr w:type="spellEnd"/>
+      <w:r>
+        <w:rPr>
+          <w:rStyle w:val="normaltextrun"/>
+        </w:rPr>
+        <w:t xml:space="preserve"> Taddesse </w:t>
+      </w:r>
+      <w:proofErr w:type="spellStart"/>
+      <w:r>
+        <w:rPr>
+          <w:rStyle w:val="normaltextrun"/>
+        </w:rPr>
+        <w:t>Gedamu</w:t>
+      </w:r>
+      <w:proofErr w:type="spellEnd"/>
+      <w:r>
+        <w:rPr>
+          <w:rStyle w:val="normaltextrun"/>
+        </w:rPr>
+        <w:t xml:space="preserve"> et al., 2025)</w:t>
       </w:r>
       <w:r>
         <w:rPr>
@@ -4734,7 +5018,23 @@
           <w:sz w:val="24"/>
           <w:szCs w:val="24"/>
         </w:rPr>
-        <w:t>Accordingly, this research proposes developing of a multi-source machine learning framework for accident risk prediction and spatial analysis in Sri Lanka, which will be integrated with Sri Lankan police accident records and contextual weather data. This framework will help decision making process of the relevant authorities by identifying accident hotspot locations, contributing factors for the accident prediction, dynamic variations across accidents hotspots over a period of time and presenting those information via an interactive dashboard.</w:t>
+        <w:t xml:space="preserve">Accordingly, this research proposes developing of a multi-source machine learning framework for accident risk prediction and spatial analysis in Sri Lanka, which will be integrated with Sri Lankan police accident records and contextual weather data. This framework will help decision making process of the relevant authorities by identifying accident hotspot locations, contributing factors for the accident prediction, dynamic variations across accidents hotspots over a period of time and presenting </w:t>
+      </w:r>
+      <w:proofErr w:type="gramStart"/>
+      <w:r>
+        <w:rPr>
+          <w:sz w:val="24"/>
+          <w:szCs w:val="24"/>
+        </w:rPr>
+        <w:t>those information</w:t>
+      </w:r>
+      <w:proofErr w:type="gramEnd"/>
+      <w:r>
+        <w:rPr>
+          <w:sz w:val="24"/>
+          <w:szCs w:val="24"/>
+        </w:rPr>
+        <w:t xml:space="preserve"> via an interactive dashboard.</w:t>
       </w:r>
     </w:p>
     <w:p>
@@ -5014,7 +5314,43 @@
           <w:sz w:val="24"/>
           <w:szCs w:val="24"/>
         </w:rPr>
-        <w:t>), where they developed a predictive framework for accident hotspot prediction in Brazilian Highways using multiple data sources such as location, time and weather conditions. But exploration of such kind of machine learning frameworks are extremely limited when it comes to Sri Lankan context. Moreover, frameworks developed for countries like Brazil are not validated against Sri Lankan context where accident contribution factors such as weather, peak hours and traffic conditions significant differ from such countries.</w:t>
+        <w:t xml:space="preserve">), where they developed a predictive framework for accident hotspot prediction in Brazilian Highways using multiple data sources such as location, </w:t>
+      </w:r>
+      <w:proofErr w:type="gramStart"/>
+      <w:r>
+        <w:rPr>
+          <w:color w:val="000000" w:themeColor="text1"/>
+          <w:sz w:val="24"/>
+          <w:szCs w:val="24"/>
+        </w:rPr>
+        <w:t>time</w:t>
+      </w:r>
+      <w:proofErr w:type="gramEnd"/>
+      <w:r>
+        <w:rPr>
+          <w:color w:val="000000" w:themeColor="text1"/>
+          <w:sz w:val="24"/>
+          <w:szCs w:val="24"/>
+        </w:rPr>
+        <w:t xml:space="preserve"> and weather conditions. But exploration of such kind of machine learning frameworks are extremely limited when it comes to Sri Lankan context. Moreover, frameworks developed for countries like Brazil are not validated against Sri Lankan context where accident contribution factors such as weather, peak </w:t>
+      </w:r>
+      <w:proofErr w:type="gramStart"/>
+      <w:r>
+        <w:rPr>
+          <w:color w:val="000000" w:themeColor="text1"/>
+          <w:sz w:val="24"/>
+          <w:szCs w:val="24"/>
+        </w:rPr>
+        <w:t>hours</w:t>
+      </w:r>
+      <w:proofErr w:type="gramEnd"/>
+      <w:r>
+        <w:rPr>
+          <w:color w:val="000000" w:themeColor="text1"/>
+          <w:sz w:val="24"/>
+          <w:szCs w:val="24"/>
+        </w:rPr>
+        <w:t xml:space="preserve"> and traffic conditions significant differ from such countries.</w:t>
       </w:r>
     </w:p>
     <w:p>
@@ -5045,12 +5381,37 @@
         </w:rPr>
         <w:t xml:space="preserve">When it specifically comes to Sri Lankan context, only a limited number of studies have been done on this exact domain. Accordingly, </w:t>
       </w:r>
-      <w:r>
-        <w:rPr>
-          <w:sz w:val="24"/>
-          <w:szCs w:val="24"/>
-        </w:rPr>
-        <w:t>Jayamanna and Kalansooriya (2024)</w:t>
+      <w:proofErr w:type="spellStart"/>
+      <w:r>
+        <w:rPr>
+          <w:sz w:val="24"/>
+          <w:szCs w:val="24"/>
+        </w:rPr>
+        <w:t>Jayamanna</w:t>
+      </w:r>
+      <w:proofErr w:type="spellEnd"/>
+      <w:r>
+        <w:rPr>
+          <w:sz w:val="24"/>
+          <w:szCs w:val="24"/>
+        </w:rPr>
+        <w:t xml:space="preserve"> and </w:t>
+      </w:r>
+      <w:proofErr w:type="spellStart"/>
+      <w:r>
+        <w:rPr>
+          <w:sz w:val="24"/>
+          <w:szCs w:val="24"/>
+        </w:rPr>
+        <w:t>Kalansooriya</w:t>
+      </w:r>
+      <w:proofErr w:type="spellEnd"/>
+      <w:r>
+        <w:rPr>
+          <w:sz w:val="24"/>
+          <w:szCs w:val="24"/>
+        </w:rPr>
+        <w:t xml:space="preserve"> (2024)</w:t>
       </w:r>
       <w:r>
         <w:rPr>
@@ -5136,7 +5497,23 @@
           <w:sz w:val="24"/>
           <w:szCs w:val="24"/>
         </w:rPr>
-        <w:t xml:space="preserve">Also as mentioned earlier, occurrence of road accidents are not uniformly distributed across locations and time periods and they vary depends on the location (spatial) and temporal (time) features. So, understating such variation can be very helpful for authorities when it comes to decision making and implementing preventative strategies related to road traffic accidents. Additionally, analysis of such spatial and temporal variation can contribute greatly to the model’s performance </w:t>
+        <w:t xml:space="preserve">Also as mentioned earlier, occurrence of road accidents </w:t>
+      </w:r>
+      <w:proofErr w:type="gramStart"/>
+      <w:r>
+        <w:rPr>
+          <w:sz w:val="24"/>
+          <w:szCs w:val="24"/>
+        </w:rPr>
+        <w:t>are</w:t>
+      </w:r>
+      <w:proofErr w:type="gramEnd"/>
+      <w:r>
+        <w:rPr>
+          <w:sz w:val="24"/>
+          <w:szCs w:val="24"/>
+        </w:rPr>
+        <w:t xml:space="preserve"> not uniformly distributed across locations and time periods and they vary depends on the location (spatial) and temporal (time) features. So, understating such variation can be very helpful for authorities when it comes to decision making and implementing preventative strategies related to road traffic accidents. Additionally, analysis of such spatial and temporal variation can contribute greatly to the model’s performance </w:t>
       </w:r>
       <w:r>
         <w:rPr>
@@ -5206,7 +5583,23 @@
           <w:sz w:val="24"/>
           <w:szCs w:val="24"/>
         </w:rPr>
-        <w:t xml:space="preserve"> But, similar to spatial and temporal analysis of road traffic accident-related data, only a limited number of evidence was found regarding incorporating Explainable AI technologies for accident hotspot prediction and severity classification in Sri Lankan context.</w:t>
+        <w:t xml:space="preserve"> But, </w:t>
+      </w:r>
+      <w:proofErr w:type="gramStart"/>
+      <w:r>
+        <w:rPr>
+          <w:sz w:val="24"/>
+          <w:szCs w:val="24"/>
+        </w:rPr>
+        <w:t>similar to</w:t>
+      </w:r>
+      <w:proofErr w:type="gramEnd"/>
+      <w:r>
+        <w:rPr>
+          <w:sz w:val="24"/>
+          <w:szCs w:val="24"/>
+        </w:rPr>
+        <w:t xml:space="preserve"> spatial and temporal analysis of road traffic accident-related data, only a limited number of evidence was found regarding incorporating Explainable AI technologies for accident hotspot prediction and severity classification in Sri Lankan context.</w:t>
       </w:r>
     </w:p>
     <w:p>
@@ -5240,7 +5633,23 @@
           <w:sz w:val="24"/>
           <w:szCs w:val="24"/>
         </w:rPr>
-        <w:t>and severity classification. Additionally incorporating analysis of spatial and temporal variation in accident related data Explainable AI technologies can improve both model’s prediction accuracy and transparency.</w:t>
+        <w:t xml:space="preserve">and severity classification. Additionally incorporating analysis of spatial and temporal variation in </w:t>
+      </w:r>
+      <w:proofErr w:type="gramStart"/>
+      <w:r>
+        <w:rPr>
+          <w:sz w:val="24"/>
+          <w:szCs w:val="24"/>
+        </w:rPr>
+        <w:t>accident related</w:t>
+      </w:r>
+      <w:proofErr w:type="gramEnd"/>
+      <w:r>
+        <w:rPr>
+          <w:sz w:val="24"/>
+          <w:szCs w:val="24"/>
+        </w:rPr>
+        <w:t xml:space="preserve"> data Explainable AI technologies can improve both model’s prediction accuracy and transparency.</w:t>
       </w:r>
     </w:p>
     <w:p>
@@ -5424,7 +5833,23 @@
           <w:sz w:val="24"/>
           <w:szCs w:val="24"/>
         </w:rPr>
-        <w:t>To develop and compare performance of multiple machine learning models such as Logistic Regression, Random Forest and XGBoost to identify the most suitable model when using multiple data sources to predict accident hotspots and classify severity in Sri Lanka.</w:t>
+        <w:t xml:space="preserve">To develop and compare performance of multiple machine learning models such as Logistic Regression, Random Forest and </w:t>
+      </w:r>
+      <w:proofErr w:type="spellStart"/>
+      <w:r>
+        <w:rPr>
+          <w:sz w:val="24"/>
+          <w:szCs w:val="24"/>
+        </w:rPr>
+        <w:t>XGBoost</w:t>
+      </w:r>
+      <w:proofErr w:type="spellEnd"/>
+      <w:r>
+        <w:rPr>
+          <w:sz w:val="24"/>
+          <w:szCs w:val="24"/>
+        </w:rPr>
+        <w:t xml:space="preserve"> to identify the most suitable model when using multiple data sources to predict accident hotspots and classify severity in Sri Lanka.</w:t>
       </w:r>
     </w:p>
     <w:p>
@@ -5550,7 +5975,23 @@
           <w:sz w:val="24"/>
           <w:szCs w:val="24"/>
         </w:rPr>
-        <w:t>How to capture accident risk variation across regions and time using spatiotemporal features such as time patterns and location based grids?</w:t>
+        <w:t xml:space="preserve">How to capture accident risk variation across regions and time using spatiotemporal features such as time patterns and </w:t>
+      </w:r>
+      <w:proofErr w:type="gramStart"/>
+      <w:r>
+        <w:rPr>
+          <w:sz w:val="24"/>
+          <w:szCs w:val="24"/>
+        </w:rPr>
+        <w:t>location based</w:t>
+      </w:r>
+      <w:proofErr w:type="gramEnd"/>
+      <w:r>
+        <w:rPr>
+          <w:sz w:val="24"/>
+          <w:szCs w:val="24"/>
+        </w:rPr>
+        <w:t xml:space="preserve"> grids?</w:t>
       </w:r>
     </w:p>
     <w:p>
@@ -5572,7 +6013,23 @@
           <w:sz w:val="24"/>
           <w:szCs w:val="24"/>
         </w:rPr>
-        <w:t>What is the best machine learning model among Random Forest, Logistic Regression, XGBoost, when it comes to accident hotspot prediction and severity classification in the Sri Lanka using multiple data sources?</w:t>
+        <w:t xml:space="preserve">What is the best machine learning model among Random Forest, Logistic Regression, </w:t>
+      </w:r>
+      <w:proofErr w:type="spellStart"/>
+      <w:r>
+        <w:rPr>
+          <w:sz w:val="24"/>
+          <w:szCs w:val="24"/>
+        </w:rPr>
+        <w:t>XGBoost</w:t>
+      </w:r>
+      <w:proofErr w:type="spellEnd"/>
+      <w:r>
+        <w:rPr>
+          <w:sz w:val="24"/>
+          <w:szCs w:val="24"/>
+        </w:rPr>
+        <w:t>, when it comes to accident hotspot prediction and severity classification in the Sri Lanka using multiple data sources?</w:t>
       </w:r>
     </w:p>
     <w:p>
@@ -5594,7 +6051,23 @@
           <w:sz w:val="24"/>
           <w:szCs w:val="24"/>
         </w:rPr>
-        <w:t>To what extent do the spatial and temporal features such as location, time and weather conditions, contribute to the prediction performance of the model?</w:t>
+        <w:t xml:space="preserve">To what extent do the spatial and temporal features such as location, </w:t>
+      </w:r>
+      <w:proofErr w:type="gramStart"/>
+      <w:r>
+        <w:rPr>
+          <w:sz w:val="24"/>
+          <w:szCs w:val="24"/>
+        </w:rPr>
+        <w:t>time</w:t>
+      </w:r>
+      <w:proofErr w:type="gramEnd"/>
+      <w:r>
+        <w:rPr>
+          <w:sz w:val="24"/>
+          <w:szCs w:val="24"/>
+        </w:rPr>
+        <w:t xml:space="preserve"> and weather conditions, contribute to the prediction performance of the model?</w:t>
       </w:r>
     </w:p>
     <w:p>
@@ -5721,8 +6194,17 @@
           <w:sz w:val="24"/>
           <w:szCs w:val="24"/>
         </w:rPr>
-        <w:t>The main objective of the research is to develop a multi source</w:t>
-      </w:r>
+        <w:t xml:space="preserve">The main objective of the research is to develop a </w:t>
+      </w:r>
+      <w:proofErr w:type="spellStart"/>
+      <w:r>
+        <w:rPr>
+          <w:sz w:val="24"/>
+          <w:szCs w:val="24"/>
+        </w:rPr>
+        <w:t>multi source</w:t>
+      </w:r>
+      <w:proofErr w:type="spellEnd"/>
       <w:r>
         <w:rPr>
           <w:sz w:val="24"/>
@@ -5777,34 +6259,82 @@
           <w:sz w:val="24"/>
           <w:szCs w:val="24"/>
         </w:rPr>
-        <w:t xml:space="preserve">. For the implementation, historical police accident records along with weather data obtained through external APIs based on accident location, time and data will be used. Also the scope of this research will be limited to a selected set of regions due to data scarcity in Sri Lankan context. </w:t>
-      </w:r>
-    </w:p>
-    <w:p>
-      <w:pPr>
-        <w:spacing w:line="360" w:lineRule="auto"/>
-        <w:jc w:val="both"/>
-        <w:rPr>
-          <w:sz w:val="24"/>
-          <w:szCs w:val="24"/>
-        </w:rPr>
-      </w:pPr>
-    </w:p>
-    <w:p>
-      <w:pPr>
-        <w:spacing w:line="360" w:lineRule="auto"/>
-        <w:jc w:val="both"/>
-        <w:rPr>
-          <w:sz w:val="24"/>
-          <w:szCs w:val="24"/>
-        </w:rPr>
-      </w:pPr>
-      <w:r>
-        <w:rPr>
-          <w:sz w:val="24"/>
-          <w:szCs w:val="24"/>
-        </w:rPr>
-        <w:t>The inputs for this research include accident related data such as location, date and time, severity, vehicle involvement, casualties, and cause of the accident along with the contextual weather data, which includes features like precipitation, visibility and temperature. Once collected, these data will go through an ETL pipeline where preprocessing techniques like extraction, transformation, feature engineering and finally integrating to a centralized data warehouse happen. After this, these data will be used to train and evaluate machine learning models such as random forest, Logistic Regression and XGBoost to identify the most suitable for Sri Lankan context.</w:t>
+        <w:t xml:space="preserve">. For the implementation, historical police accident records along with weather data obtained through external APIs based on accident location, time and data will be used. </w:t>
+      </w:r>
+      <w:proofErr w:type="gramStart"/>
+      <w:r>
+        <w:rPr>
+          <w:sz w:val="24"/>
+          <w:szCs w:val="24"/>
+        </w:rPr>
+        <w:t>Also</w:t>
+      </w:r>
+      <w:proofErr w:type="gramEnd"/>
+      <w:r>
+        <w:rPr>
+          <w:sz w:val="24"/>
+          <w:szCs w:val="24"/>
+        </w:rPr>
+        <w:t xml:space="preserve"> the scope of this research will be limited to a selected set of regions due to data scarcity in Sri Lankan context. </w:t>
+      </w:r>
+    </w:p>
+    <w:p>
+      <w:pPr>
+        <w:spacing w:line="360" w:lineRule="auto"/>
+        <w:jc w:val="both"/>
+        <w:rPr>
+          <w:sz w:val="24"/>
+          <w:szCs w:val="24"/>
+        </w:rPr>
+      </w:pPr>
+    </w:p>
+    <w:p>
+      <w:pPr>
+        <w:spacing w:line="360" w:lineRule="auto"/>
+        <w:jc w:val="both"/>
+        <w:rPr>
+          <w:sz w:val="24"/>
+          <w:szCs w:val="24"/>
+        </w:rPr>
+      </w:pPr>
+      <w:r>
+        <w:rPr>
+          <w:sz w:val="24"/>
+          <w:szCs w:val="24"/>
+        </w:rPr>
+        <w:t xml:space="preserve">The inputs for this research include </w:t>
+      </w:r>
+      <w:proofErr w:type="gramStart"/>
+      <w:r>
+        <w:rPr>
+          <w:sz w:val="24"/>
+          <w:szCs w:val="24"/>
+        </w:rPr>
+        <w:t>accident related</w:t>
+      </w:r>
+      <w:proofErr w:type="gramEnd"/>
+      <w:r>
+        <w:rPr>
+          <w:sz w:val="24"/>
+          <w:szCs w:val="24"/>
+        </w:rPr>
+        <w:t xml:space="preserve"> data such as location, date and time, severity, vehicle involvement, casualties, and cause of the accident along with the contextual weather data, which includes features like precipitation, visibility and temperature. Once collected, these data will go through an ETL pipeline where preprocessing techniques like extraction, transformation, feature engineering and finally integrating to a centralized data warehouse happen. After this, these data will be used to train and evaluate machine learning models such as random forest, Logistic Regression and </w:t>
+      </w:r>
+      <w:proofErr w:type="spellStart"/>
+      <w:r>
+        <w:rPr>
+          <w:sz w:val="24"/>
+          <w:szCs w:val="24"/>
+        </w:rPr>
+        <w:t>XGBoost</w:t>
+      </w:r>
+      <w:proofErr w:type="spellEnd"/>
+      <w:r>
+        <w:rPr>
+          <w:sz w:val="24"/>
+          <w:szCs w:val="24"/>
+        </w:rPr>
+        <w:t xml:space="preserve"> to identify the most suitable for Sri Lankan context.</w:t>
       </w:r>
     </w:p>
     <w:p>
@@ -5899,7 +6429,23 @@
           <w:sz w:val="24"/>
           <w:szCs w:val="24"/>
         </w:rPr>
-        <w:t xml:space="preserve"> as there is no any systematic approach </w:t>
+        <w:t xml:space="preserve"> as there is </w:t>
+      </w:r>
+      <w:proofErr w:type="gramStart"/>
+      <w:r>
+        <w:rPr>
+          <w:sz w:val="24"/>
+          <w:szCs w:val="24"/>
+        </w:rPr>
+        <w:t>no</w:t>
+      </w:r>
+      <w:proofErr w:type="gramEnd"/>
+      <w:r>
+        <w:rPr>
+          <w:sz w:val="24"/>
+          <w:szCs w:val="24"/>
+        </w:rPr>
+        <w:t xml:space="preserve"> any systematic approach </w:t>
       </w:r>
       <w:r>
         <w:rPr>
@@ -6055,7 +6601,15 @@
         <w:t xml:space="preserve">As mentioned earlier, road traffic accidents have a significant impact on society in Sri Lanka. Accordingly, each year considerable number of people either suffer from disabilities, serious injuries or even losses their lives due to road accidents. For example, more than 2500 deaths were caused due to road traffic accidents and more than 150000 casualties were receiving in patient treatment due to road traffic accidents in the year 2024 </w:t>
       </w:r>
       <w:r>
-        <w:t>(Siritunga, 2025)</w:t>
+        <w:t>(</w:t>
+      </w:r>
+      <w:proofErr w:type="spellStart"/>
+      <w:r>
+        <w:t>Siritunga</w:t>
+      </w:r>
+      <w:proofErr w:type="spellEnd"/>
+      <w:r>
+        <w:t>, 2025)</w:t>
       </w:r>
       <w:r>
         <w:t>.</w:t>
@@ -6269,7 +6823,23 @@
           <w:sz w:val="24"/>
           <w:szCs w:val="24"/>
         </w:rPr>
-        <w:t>(Siritunga, 2025)</w:t>
+        <w:t>(</w:t>
+      </w:r>
+      <w:proofErr w:type="spellStart"/>
+      <w:r>
+        <w:rPr>
+          <w:sz w:val="24"/>
+          <w:szCs w:val="24"/>
+        </w:rPr>
+        <w:t>Siritunga</w:t>
+      </w:r>
+      <w:proofErr w:type="spellEnd"/>
+      <w:r>
+        <w:rPr>
+          <w:sz w:val="24"/>
+          <w:szCs w:val="24"/>
+        </w:rPr>
+        <w:t>, 2025)</w:t>
       </w:r>
       <w:r>
         <w:rPr>
@@ -6334,7 +6904,23 @@
           <w:sz w:val="24"/>
           <w:szCs w:val="24"/>
         </w:rPr>
-        <w:t>When it comes to technological side of the research, most of the existing studies in Sri Lanka has only given focus to accident hotspot and severity prediction with limited exploration towards integration of technologies such as multiple-data source, spatiotemporal analysis, and Explainable AI integration. However, to mitigate such limitations, this research proposes an explainable multi source spatiotemporal framework for hotspot prediction and classify severity of them. Furthermore, even most of the existing studies that integrated Explainable AI only shows the contribution of features to a certain prediction. Even though XAI integrations improves the model’s transparency, such kind of frameworks are still unable to provide intelligent context aware recommendations to the relevant authorities to make the decision making process easier. Accordingly, through the proposed framework, we also address those kinds of limitation by adding a multi agent decision support system and thereby improving practicality of the framework.</w:t>
+        <w:t xml:space="preserve">When it comes to technological side of the research, most of the existing studies in Sri Lanka has only given focus to accident hotspot and severity prediction with limited exploration towards integration of technologies such as multiple-data source, spatiotemporal analysis, and Explainable AI integration. However, to mitigate such limitations, this research proposes an explainable multi source spatiotemporal framework for hotspot prediction and classify severity of them. Furthermore, even most of the existing studies that integrated Explainable AI only shows the contribution of features to a certain prediction. Even though XAI integrations improves the model’s transparency, such kind of frameworks are still unable to provide intelligent context aware recommendations to the relevant authorities to make the </w:t>
+      </w:r>
+      <w:proofErr w:type="gramStart"/>
+      <w:r>
+        <w:rPr>
+          <w:sz w:val="24"/>
+          <w:szCs w:val="24"/>
+        </w:rPr>
+        <w:t>decision making</w:t>
+      </w:r>
+      <w:proofErr w:type="gramEnd"/>
+      <w:r>
+        <w:rPr>
+          <w:sz w:val="24"/>
+          <w:szCs w:val="24"/>
+        </w:rPr>
+        <w:t xml:space="preserve"> process easier. Accordingly, through the proposed framework, we also address those kinds of limitation by adding a multi agent decision support system and thereby improving practicality of the framework.</w:t>
       </w:r>
     </w:p>
     <w:p>
@@ -6628,7 +7214,23 @@
           <w:szCs w:val="24"/>
         </w:rPr>
         <w:lastRenderedPageBreak/>
-        <w:t xml:space="preserve">Colombo Municipal Area as such synthetic data is based on Colombo area’s road network, weather patterns and location structure. So it is better to understand that even technical feasibility (Lambda Contribution) of the framework is implemented by considering Colombo Municipal Area context. </w:t>
+        <w:t xml:space="preserve">Colombo Municipal Area as such synthetic data is based on Colombo area’s road network, weather patterns and location structure. </w:t>
+      </w:r>
+      <w:proofErr w:type="gramStart"/>
+      <w:r>
+        <w:rPr>
+          <w:sz w:val="24"/>
+          <w:szCs w:val="24"/>
+        </w:rPr>
+        <w:t>So</w:t>
+      </w:r>
+      <w:proofErr w:type="gramEnd"/>
+      <w:r>
+        <w:rPr>
+          <w:sz w:val="24"/>
+          <w:szCs w:val="24"/>
+        </w:rPr>
+        <w:t xml:space="preserve"> it is better to understand that even technical feasibility (Lambda Contribution) of the framework is implemented by considering Colombo Municipal Area context. </w:t>
       </w:r>
     </w:p>
     <w:p>
@@ -6679,7 +7281,39 @@
           <w:sz w:val="24"/>
           <w:szCs w:val="24"/>
         </w:rPr>
-        <w:t xml:space="preserve">Another limitation is that Sri Lanka does not have any publicly available traffic accident hotspot or blackspot location maintained by official authorities like Sri Lanka Police. As a result of this, there is no any structured way to validate the findings of the research against official source. So considering factors like data limitations, geographic limitations, validation limitations and most of historical traffic accident data that is supposed to use for model training being synthetic, contribution of the research will be limited to technical aspect (Lambda Contribution) rather than statistical insights or real world accuracy of the predicted hotspots (Omega Contribution) </w:t>
+        <w:t xml:space="preserve">Another limitation is that Sri Lanka does not have any publicly available traffic accident hotspot or blackspot location maintained by official authorities like Sri Lanka Police. As a result of this, there is </w:t>
+      </w:r>
+      <w:proofErr w:type="gramStart"/>
+      <w:r>
+        <w:rPr>
+          <w:sz w:val="24"/>
+          <w:szCs w:val="24"/>
+        </w:rPr>
+        <w:t>no</w:t>
+      </w:r>
+      <w:proofErr w:type="gramEnd"/>
+      <w:r>
+        <w:rPr>
+          <w:sz w:val="24"/>
+          <w:szCs w:val="24"/>
+        </w:rPr>
+        <w:t xml:space="preserve"> any structured way to validate the findings of the research against official source. </w:t>
+      </w:r>
+      <w:proofErr w:type="gramStart"/>
+      <w:r>
+        <w:rPr>
+          <w:sz w:val="24"/>
+          <w:szCs w:val="24"/>
+        </w:rPr>
+        <w:t>So</w:t>
+      </w:r>
+      <w:proofErr w:type="gramEnd"/>
+      <w:r>
+        <w:rPr>
+          <w:sz w:val="24"/>
+          <w:szCs w:val="24"/>
+        </w:rPr>
+        <w:t xml:space="preserve"> considering factors like data limitations, geographic limitations, validation limitations and most of historical traffic accident data that is supposed to use for model training being synthetic, contribution of the research will be limited to technical aspect (Lambda Contribution) rather than statistical insights or real world accuracy of the predicted hotspots (Omega Contribution) </w:t>
       </w:r>
       <w:r>
         <w:rPr>
@@ -6855,7 +7489,15 @@
         <w:textAlignment w:val="baseline"/>
       </w:pPr>
       <w:r>
-        <w:t>In today’s world, road traffic accidents are considered as one of the major global threats to both human lives and economy of a country. As a country Sri Lanka also experiences negative effects of road traffic accidents due to several factors such as urbanization, increased vehicle usage and etc. Despites the traditional measures such as implementation of laws and regulations, traffic light systems, awareness programs, fine taken by Sri Lankan government, the number of road traffic accidents grow each year.</w:t>
+        <w:t xml:space="preserve">In today’s world, road traffic accidents are considered as one of the major global threats to both human lives and economy of a country. As a country Sri Lanka also experiences negative effects of road traffic accidents due to several factors such as urbanization, increased vehicle usage </w:t>
+      </w:r>
+      <w:proofErr w:type="gramStart"/>
+      <w:r>
+        <w:t>and etc.</w:t>
+      </w:r>
+      <w:proofErr w:type="gramEnd"/>
+      <w:r>
+        <w:t xml:space="preserve"> Despites the traditional measures such as implementation of laws and regulations, traffic light systems, awareness programs, fine taken by Sri Lankan government, the number of road traffic accidents grow each year.</w:t>
       </w:r>
     </w:p>
     <w:p>
@@ -6893,7 +7535,15 @@
         <w:textAlignment w:val="baseline"/>
       </w:pPr>
       <w:r>
-        <w:t xml:space="preserve">Furthermore, this chapter also highlights, how such implementation are minimally adapted when it comes to Sri Lankan context, along with an overview of limitations of existing studies. </w:t>
+        <w:t xml:space="preserve">Furthermore, this chapter also highlights, how such implementation </w:t>
+      </w:r>
+      <w:proofErr w:type="gramStart"/>
+      <w:r>
+        <w:t>are</w:t>
+      </w:r>
+      <w:proofErr w:type="gramEnd"/>
+      <w:r>
+        <w:t xml:space="preserve"> minimally adapted when it comes to Sri Lankan context, along with an overview of limitations of existing studies. </w:t>
       </w:r>
     </w:p>
     <w:p>
@@ -6930,7 +7580,15 @@
         <w:t>ource spatiotemporal model for traffic accident hotspot prediction and severity classification in Sri Lanka</w:t>
       </w:r>
       <w:r>
-        <w:t xml:space="preserve"> along with its objectives, research questions and scope of the research. The next chapter will explore existing literatures related to accident hotspots prediction, machine learning, techniques used in hotspot predictions, spatiotemporal modelling and explainable AI technologies along with identification of research gaps on existing studies in related to our proposed implementation.</w:t>
+        <w:t xml:space="preserve"> along with its objectives, research questions and scope of the research. The next chapter will explore existing literatures related to accident hotspots prediction, machine learning, techniques used in hotspot predictions, spatiotemporal </w:t>
+      </w:r>
+      <w:proofErr w:type="gramStart"/>
+      <w:r>
+        <w:t>modelling</w:t>
+      </w:r>
+      <w:proofErr w:type="gramEnd"/>
+      <w:r>
+        <w:t xml:space="preserve"> and explainable AI technologies along with identification of research gaps on existing studies in related to our proposed implementation.</w:t>
       </w:r>
       <w:r>
         <w:tab/>
@@ -7724,7 +8382,25 @@
           <w:sz w:val="24"/>
           <w:szCs w:val="24"/>
         </w:rPr>
-        <w:t xml:space="preserve">Researchers have trained and evaluated 3 supervised machine learning approaches for severity prediction, namely Random Forest, XGBoost, and Logistic Regression. Among them, it is found that Random Forest performed best in their context, achieving 94% accuracy. This study again demonstrates efficiency of supervised machine learning approaches for hotspot and severity prediction. Furthermore, in addition to severity prediction, this study has incorporated Geographic Information System (GIS) based spatial analysis techniques such as </w:t>
+        <w:t xml:space="preserve">Researchers have trained and evaluated 3 supervised machine learning approaches for severity prediction, namely Random Forest, </w:t>
+      </w:r>
+      <w:proofErr w:type="spellStart"/>
+      <w:r>
+        <w:rPr>
+          <w:color w:val="000000" w:themeColor="text1"/>
+          <w:sz w:val="24"/>
+          <w:szCs w:val="24"/>
+        </w:rPr>
+        <w:t>XGBoost</w:t>
+      </w:r>
+      <w:proofErr w:type="spellEnd"/>
+      <w:r>
+        <w:rPr>
+          <w:color w:val="000000" w:themeColor="text1"/>
+          <w:sz w:val="24"/>
+          <w:szCs w:val="24"/>
+        </w:rPr>
+        <w:t xml:space="preserve">, and Logistic Regression. Among them, it is found that Random Forest performed best in their context, achieving 94% accuracy. This study again demonstrates efficiency of supervised machine learning approaches for hotspot and severity prediction. Furthermore, in addition to severity prediction, this study has incorporated Geographic Information System (GIS) based spatial analysis techniques such as </w:t>
       </w:r>
       <w:r>
         <w:rPr>
@@ -7742,13 +8418,23 @@
         </w:rPr>
         <w:t xml:space="preserve"> and </w:t>
       </w:r>
-      <w:r>
-        <w:rPr>
-          <w:color w:val="000000" w:themeColor="text1"/>
-          <w:sz w:val="24"/>
-          <w:szCs w:val="24"/>
-        </w:rPr>
-        <w:t xml:space="preserve">Getis-Ord </w:t>
+      <w:proofErr w:type="spellStart"/>
+      <w:r>
+        <w:rPr>
+          <w:color w:val="000000" w:themeColor="text1"/>
+          <w:sz w:val="24"/>
+          <w:szCs w:val="24"/>
+        </w:rPr>
+        <w:t>Getis</w:t>
+      </w:r>
+      <w:proofErr w:type="spellEnd"/>
+      <w:r>
+        <w:rPr>
+          <w:color w:val="000000" w:themeColor="text1"/>
+          <w:sz w:val="24"/>
+          <w:szCs w:val="24"/>
+        </w:rPr>
+        <w:t xml:space="preserve">-Ord </w:t>
       </w:r>
       <w:r>
         <w:rPr>
@@ -7801,7 +8487,23 @@
           <w:sz w:val="24"/>
           <w:szCs w:val="24"/>
         </w:rPr>
-        <w:t>Accordingly, this research shows the importance of combining machine learning models with spatial techniques for severity prediction and hotspot identification and how such framework can benefit transportation authorities in decision making and redcuing road traffic accidents.</w:t>
+        <w:t xml:space="preserve">Accordingly, this research shows the importance of combining machine learning models with spatial techniques for severity prediction and hotspot identification and how such framework can benefit transportation authorities in decision making and </w:t>
+      </w:r>
+      <w:proofErr w:type="spellStart"/>
+      <w:r>
+        <w:rPr>
+          <w:sz w:val="24"/>
+          <w:szCs w:val="24"/>
+        </w:rPr>
+        <w:t>redcuing</w:t>
+      </w:r>
+      <w:proofErr w:type="spellEnd"/>
+      <w:r>
+        <w:rPr>
+          <w:sz w:val="24"/>
+          <w:szCs w:val="24"/>
+        </w:rPr>
+        <w:t xml:space="preserve"> road traffic accidents.</w:t>
       </w:r>
     </w:p>
     <w:p>
@@ -8032,6 +8734,7 @@
         </w:rPr>
         <w:t xml:space="preserve">, </w:t>
       </w:r>
+      <w:proofErr w:type="spellStart"/>
       <w:r>
         <w:rPr>
           <w:sz w:val="24"/>
@@ -8039,6 +8742,7 @@
         </w:rPr>
         <w:t>XGBoost</w:t>
       </w:r>
+      <w:proofErr w:type="spellEnd"/>
       <w:r>
         <w:rPr>
           <w:sz w:val="24"/>
@@ -8258,7 +8962,47 @@
           <w:bCs/>
           <w:color w:val="000000" w:themeColor="text1"/>
         </w:rPr>
-        <w:t xml:space="preserve"> (J.M.C.T. Jayamanna &amp; Kalansooriya, 2024)</w:t>
+        <w:t xml:space="preserve"> (J.M.C.T. </w:t>
+      </w:r>
+      <w:proofErr w:type="spellStart"/>
+      <w:r>
+        <w:rPr>
+          <w:rFonts w:ascii="Times New Roman" w:hAnsi="Times New Roman" w:cs="Times New Roman"/>
+          <w:b/>
+          <w:bCs/>
+          <w:color w:val="000000" w:themeColor="text1"/>
+        </w:rPr>
+        <w:t>Jayamanna</w:t>
+      </w:r>
+      <w:proofErr w:type="spellEnd"/>
+      <w:r>
+        <w:rPr>
+          <w:rFonts w:ascii="Times New Roman" w:hAnsi="Times New Roman" w:cs="Times New Roman"/>
+          <w:b/>
+          <w:bCs/>
+          <w:color w:val="000000" w:themeColor="text1"/>
+        </w:rPr>
+        <w:t xml:space="preserve"> &amp; </w:t>
+      </w:r>
+      <w:proofErr w:type="spellStart"/>
+      <w:r>
+        <w:rPr>
+          <w:rFonts w:ascii="Times New Roman" w:hAnsi="Times New Roman" w:cs="Times New Roman"/>
+          <w:b/>
+          <w:bCs/>
+          <w:color w:val="000000" w:themeColor="text1"/>
+        </w:rPr>
+        <w:t>Kalansooriya</w:t>
+      </w:r>
+      <w:proofErr w:type="spellEnd"/>
+      <w:r>
+        <w:rPr>
+          <w:rFonts w:ascii="Times New Roman" w:hAnsi="Times New Roman" w:cs="Times New Roman"/>
+          <w:b/>
+          <w:bCs/>
+          <w:color w:val="000000" w:themeColor="text1"/>
+        </w:rPr>
+        <w:t>, 2024)</w:t>
       </w:r>
       <w:bookmarkEnd w:id="40"/>
     </w:p>
@@ -8285,45 +9029,135 @@
           <w:sz w:val="24"/>
           <w:szCs w:val="24"/>
         </w:rPr>
-        <w:t>J.M.C.T. Jayamanna &amp; P. Kalansooriya (2024), where they developed a machine learning based mobile application for accident hotspot prediction and severity classification using supervise machine learning approaches.</w:t>
-      </w:r>
-    </w:p>
-    <w:p>
-      <w:pPr>
-        <w:spacing w:line="360" w:lineRule="auto"/>
-        <w:jc w:val="both"/>
-        <w:rPr>
-          <w:color w:val="000000" w:themeColor="text1"/>
-          <w:sz w:val="24"/>
-          <w:szCs w:val="24"/>
-        </w:rPr>
-      </w:pPr>
-    </w:p>
-    <w:p>
-      <w:pPr>
-        <w:spacing w:line="360" w:lineRule="auto"/>
-        <w:jc w:val="both"/>
-        <w:rPr>
-          <w:color w:val="000000" w:themeColor="text1"/>
-          <w:sz w:val="24"/>
-          <w:szCs w:val="24"/>
-        </w:rPr>
-      </w:pPr>
-      <w:r>
-        <w:rPr>
-          <w:color w:val="000000" w:themeColor="text1"/>
-          <w:sz w:val="24"/>
-          <w:szCs w:val="24"/>
-        </w:rPr>
-        <w:t xml:space="preserve">Accordingly, regression supervised machine learning approaches such as  </w:t>
-      </w:r>
-      <w:r>
-        <w:rPr>
-          <w:color w:val="000000" w:themeColor="text1"/>
-          <w:sz w:val="24"/>
-          <w:szCs w:val="24"/>
-        </w:rPr>
-        <w:t>Random Forest Regression, Support Vector Regression (SVR), Gradient Boosting Regression, Decision Tree Regression, and XGBoost Regression were used and evaluated. Among them based on metrices such as Mean Squared Error (MSE) and Mean Absolute Error (MAE), XGBoost Regression was identified as the model with the best performance and chosen as the candidate model for accident hotspot prediction.</w:t>
+        <w:t xml:space="preserve">J.M.C.T. </w:t>
+      </w:r>
+      <w:proofErr w:type="spellStart"/>
+      <w:r>
+        <w:rPr>
+          <w:color w:val="000000" w:themeColor="text1"/>
+          <w:sz w:val="24"/>
+          <w:szCs w:val="24"/>
+        </w:rPr>
+        <w:t>Jayamanna</w:t>
+      </w:r>
+      <w:proofErr w:type="spellEnd"/>
+      <w:r>
+        <w:rPr>
+          <w:color w:val="000000" w:themeColor="text1"/>
+          <w:sz w:val="24"/>
+          <w:szCs w:val="24"/>
+        </w:rPr>
+        <w:t xml:space="preserve"> &amp; P. </w:t>
+      </w:r>
+      <w:proofErr w:type="spellStart"/>
+      <w:r>
+        <w:rPr>
+          <w:color w:val="000000" w:themeColor="text1"/>
+          <w:sz w:val="24"/>
+          <w:szCs w:val="24"/>
+        </w:rPr>
+        <w:t>Kalansooriya</w:t>
+      </w:r>
+      <w:proofErr w:type="spellEnd"/>
+      <w:r>
+        <w:rPr>
+          <w:color w:val="000000" w:themeColor="text1"/>
+          <w:sz w:val="24"/>
+          <w:szCs w:val="24"/>
+        </w:rPr>
+        <w:t xml:space="preserve"> (2024), where they developed a machine learning based mobile application for accident hotspot prediction and severity classification using supervise machine learning approaches.</w:t>
+      </w:r>
+    </w:p>
+    <w:p>
+      <w:pPr>
+        <w:spacing w:line="360" w:lineRule="auto"/>
+        <w:jc w:val="both"/>
+        <w:rPr>
+          <w:color w:val="000000" w:themeColor="text1"/>
+          <w:sz w:val="24"/>
+          <w:szCs w:val="24"/>
+        </w:rPr>
+      </w:pPr>
+    </w:p>
+    <w:p>
+      <w:pPr>
+        <w:spacing w:line="360" w:lineRule="auto"/>
+        <w:jc w:val="both"/>
+        <w:rPr>
+          <w:color w:val="000000" w:themeColor="text1"/>
+          <w:sz w:val="24"/>
+          <w:szCs w:val="24"/>
+        </w:rPr>
+      </w:pPr>
+      <w:r>
+        <w:rPr>
+          <w:color w:val="000000" w:themeColor="text1"/>
+          <w:sz w:val="24"/>
+          <w:szCs w:val="24"/>
+        </w:rPr>
+        <w:t xml:space="preserve">Accordingly, regression supervised machine learning approaches such </w:t>
+      </w:r>
+      <w:proofErr w:type="gramStart"/>
+      <w:r>
+        <w:rPr>
+          <w:color w:val="000000" w:themeColor="text1"/>
+          <w:sz w:val="24"/>
+          <w:szCs w:val="24"/>
+        </w:rPr>
+        <w:t xml:space="preserve">as  </w:t>
+      </w:r>
+      <w:r>
+        <w:rPr>
+          <w:color w:val="000000" w:themeColor="text1"/>
+          <w:sz w:val="24"/>
+          <w:szCs w:val="24"/>
+        </w:rPr>
+        <w:t>Random</w:t>
+      </w:r>
+      <w:proofErr w:type="gramEnd"/>
+      <w:r>
+        <w:rPr>
+          <w:color w:val="000000" w:themeColor="text1"/>
+          <w:sz w:val="24"/>
+          <w:szCs w:val="24"/>
+        </w:rPr>
+        <w:t xml:space="preserve"> Forest Regression, Support Vector Regression (SVR), Gradient Boosting Regression, Decision Tree Regression, and </w:t>
+      </w:r>
+      <w:proofErr w:type="spellStart"/>
+      <w:r>
+        <w:rPr>
+          <w:color w:val="000000" w:themeColor="text1"/>
+          <w:sz w:val="24"/>
+          <w:szCs w:val="24"/>
+        </w:rPr>
+        <w:t>XGBoost</w:t>
+      </w:r>
+      <w:proofErr w:type="spellEnd"/>
+      <w:r>
+        <w:rPr>
+          <w:color w:val="000000" w:themeColor="text1"/>
+          <w:sz w:val="24"/>
+          <w:szCs w:val="24"/>
+        </w:rPr>
+        <w:t xml:space="preserve"> Regression were used and evaluated. Among them based on metrices such as Mean Squared Error (MSE) and Mean Absolute Error (MAE), </w:t>
+      </w:r>
+      <w:proofErr w:type="spellStart"/>
+      <w:r>
+        <w:rPr>
+          <w:color w:val="000000" w:themeColor="text1"/>
+          <w:sz w:val="24"/>
+          <w:szCs w:val="24"/>
+        </w:rPr>
+        <w:t>XGBoost</w:t>
+      </w:r>
+      <w:proofErr w:type="spellEnd"/>
+      <w:r>
+        <w:rPr>
+          <w:color w:val="000000" w:themeColor="text1"/>
+          <w:sz w:val="24"/>
+          <w:szCs w:val="24"/>
+        </w:rPr>
+        <w:t xml:space="preserve"> Regression was identified as the model with the best performance and chosen as the candidate model for accident hotspot prediction.</w:t>
       </w:r>
     </w:p>
     <w:p>
@@ -8360,7 +9194,23 @@
           <w:sz w:val="24"/>
           <w:szCs w:val="24"/>
         </w:rPr>
-        <w:t xml:space="preserve">Random Forest, XGBoost, and Multi-Layer Perceptron (MLP) classifiers have been used and evaluated using metrices such as accuracy, precision, recall and F1-score. </w:t>
+        <w:t xml:space="preserve">Random Forest, </w:t>
+      </w:r>
+      <w:proofErr w:type="spellStart"/>
+      <w:r>
+        <w:rPr>
+          <w:sz w:val="24"/>
+          <w:szCs w:val="24"/>
+        </w:rPr>
+        <w:t>XGBoost</w:t>
+      </w:r>
+      <w:proofErr w:type="spellEnd"/>
+      <w:r>
+        <w:rPr>
+          <w:sz w:val="24"/>
+          <w:szCs w:val="24"/>
+        </w:rPr>
+        <w:t xml:space="preserve">, and Multi-Layer Perceptron (MLP) classifiers have been used and evaluated using metrices such as accuracy, precision, recall and F1-score. </w:t>
       </w:r>
       <w:r>
         <w:rPr>
@@ -8413,7 +9263,43 @@
           <w:sz w:val="24"/>
           <w:szCs w:val="24"/>
         </w:rPr>
-        <w:t>(J.M.C.T. Jayamanna &amp; P. Kalansooriya, 2024)</w:t>
+        <w:t xml:space="preserve">(J.M.C.T. </w:t>
+      </w:r>
+      <w:proofErr w:type="spellStart"/>
+      <w:r>
+        <w:rPr>
+          <w:color w:val="000000" w:themeColor="text1"/>
+          <w:sz w:val="24"/>
+          <w:szCs w:val="24"/>
+        </w:rPr>
+        <w:t>Jayamanna</w:t>
+      </w:r>
+      <w:proofErr w:type="spellEnd"/>
+      <w:r>
+        <w:rPr>
+          <w:color w:val="000000" w:themeColor="text1"/>
+          <w:sz w:val="24"/>
+          <w:szCs w:val="24"/>
+        </w:rPr>
+        <w:t xml:space="preserve"> &amp; P. </w:t>
+      </w:r>
+      <w:proofErr w:type="spellStart"/>
+      <w:r>
+        <w:rPr>
+          <w:color w:val="000000" w:themeColor="text1"/>
+          <w:sz w:val="24"/>
+          <w:szCs w:val="24"/>
+        </w:rPr>
+        <w:t>Kalansooriya</w:t>
+      </w:r>
+      <w:proofErr w:type="spellEnd"/>
+      <w:r>
+        <w:rPr>
+          <w:color w:val="000000" w:themeColor="text1"/>
+          <w:sz w:val="24"/>
+          <w:szCs w:val="24"/>
+        </w:rPr>
+        <w:t>, 2024)</w:t>
       </w:r>
       <w:r>
         <w:rPr>
@@ -8579,15 +9465,37 @@
         </w:rPr>
         <w:t xml:space="preserve"> have explored on integrating Explainable AI technique called </w:t>
       </w:r>
-      <w:r>
-        <w:rPr>
-          <w:b/>
-          <w:bCs/>
-          <w:sz w:val="24"/>
-          <w:szCs w:val="24"/>
-        </w:rPr>
-        <w:t>SHapley Additive exPlanations</w:t>
-      </w:r>
+      <w:proofErr w:type="spellStart"/>
+      <w:r>
+        <w:rPr>
+          <w:b/>
+          <w:bCs/>
+          <w:sz w:val="24"/>
+          <w:szCs w:val="24"/>
+        </w:rPr>
+        <w:t>SHapley</w:t>
+      </w:r>
+      <w:proofErr w:type="spellEnd"/>
+      <w:r>
+        <w:rPr>
+          <w:b/>
+          <w:bCs/>
+          <w:sz w:val="24"/>
+          <w:szCs w:val="24"/>
+        </w:rPr>
+        <w:t xml:space="preserve"> Additive </w:t>
+      </w:r>
+      <w:proofErr w:type="spellStart"/>
+      <w:r>
+        <w:rPr>
+          <w:b/>
+          <w:bCs/>
+          <w:sz w:val="24"/>
+          <w:szCs w:val="24"/>
+        </w:rPr>
+        <w:t>exPlanations</w:t>
+      </w:r>
+      <w:proofErr w:type="spellEnd"/>
       <w:r>
         <w:rPr>
           <w:sz w:val="24"/>
@@ -8780,7 +9688,47 @@
           <w:bCs/>
           <w:color w:val="auto"/>
         </w:rPr>
-        <w:t>(Ogungbire &amp; Pulugurtha, 2025).</w:t>
+        <w:t>(</w:t>
+      </w:r>
+      <w:proofErr w:type="spellStart"/>
+      <w:r>
+        <w:rPr>
+          <w:rFonts w:ascii="Times New Roman" w:hAnsi="Times New Roman" w:cs="Times New Roman"/>
+          <w:b/>
+          <w:bCs/>
+          <w:color w:val="auto"/>
+        </w:rPr>
+        <w:t>Ogungbire</w:t>
+      </w:r>
+      <w:proofErr w:type="spellEnd"/>
+      <w:r>
+        <w:rPr>
+          <w:rFonts w:ascii="Times New Roman" w:hAnsi="Times New Roman" w:cs="Times New Roman"/>
+          <w:b/>
+          <w:bCs/>
+          <w:color w:val="auto"/>
+        </w:rPr>
+        <w:t xml:space="preserve"> &amp; </w:t>
+      </w:r>
+      <w:proofErr w:type="spellStart"/>
+      <w:r>
+        <w:rPr>
+          <w:rFonts w:ascii="Times New Roman" w:hAnsi="Times New Roman" w:cs="Times New Roman"/>
+          <w:b/>
+          <w:bCs/>
+          <w:color w:val="auto"/>
+        </w:rPr>
+        <w:t>Pulugurtha</w:t>
+      </w:r>
+      <w:proofErr w:type="spellEnd"/>
+      <w:r>
+        <w:rPr>
+          <w:rFonts w:ascii="Times New Roman" w:hAnsi="Times New Roman" w:cs="Times New Roman"/>
+          <w:b/>
+          <w:bCs/>
+          <w:color w:val="auto"/>
+        </w:rPr>
+        <w:t>, 2025).</w:t>
       </w:r>
       <w:bookmarkEnd w:id="44"/>
     </w:p>
@@ -8821,12 +9769,37 @@
         </w:rPr>
         <w:t xml:space="preserve">by addressing these kinds of limitations, </w:t>
       </w:r>
-      <w:r>
-        <w:rPr>
-          <w:sz w:val="24"/>
-          <w:szCs w:val="24"/>
-        </w:rPr>
-        <w:t xml:space="preserve">Ogungbire &amp; Pulugurtha (2025) </w:t>
+      <w:proofErr w:type="spellStart"/>
+      <w:r>
+        <w:rPr>
+          <w:sz w:val="24"/>
+          <w:szCs w:val="24"/>
+        </w:rPr>
+        <w:t>Ogungbire</w:t>
+      </w:r>
+      <w:proofErr w:type="spellEnd"/>
+      <w:r>
+        <w:rPr>
+          <w:sz w:val="24"/>
+          <w:szCs w:val="24"/>
+        </w:rPr>
+        <w:t xml:space="preserve"> &amp; </w:t>
+      </w:r>
+      <w:proofErr w:type="spellStart"/>
+      <w:r>
+        <w:rPr>
+          <w:sz w:val="24"/>
+          <w:szCs w:val="24"/>
+        </w:rPr>
+        <w:t>Pulugurtha</w:t>
+      </w:r>
+      <w:proofErr w:type="spellEnd"/>
+      <w:r>
+        <w:rPr>
+          <w:sz w:val="24"/>
+          <w:szCs w:val="24"/>
+        </w:rPr>
+        <w:t xml:space="preserve"> (2025) </w:t>
       </w:r>
       <w:r>
         <w:rPr>
@@ -8874,21 +9847,85 @@
           <w:sz w:val="24"/>
           <w:szCs w:val="24"/>
         </w:rPr>
-        <w:t xml:space="preserve">Accordingly, for the machine learning model XGBoost was used because of it’s capabilities on capturing complex nonlinear relationships among accident related data variables. Additionally, they have also integrated spatiotemporal analytical techniques such as </w:t>
-      </w:r>
-      <w:r>
-        <w:rPr>
-          <w:sz w:val="24"/>
-          <w:szCs w:val="24"/>
-        </w:rPr>
-        <w:t>space-time cube analysis, DTW, and Getis-Ord Gi*</w:t>
-      </w:r>
-      <w:r>
-        <w:rPr>
-          <w:sz w:val="24"/>
-          <w:szCs w:val="24"/>
-        </w:rPr>
-        <w:t xml:space="preserve"> to the machine learning model in order to facilitate analysis of road traffic accident variations across both location (spatial) and time (temproal). </w:t>
+        <w:t xml:space="preserve">Accordingly, for the machine learning model </w:t>
+      </w:r>
+      <w:proofErr w:type="spellStart"/>
+      <w:r>
+        <w:rPr>
+          <w:sz w:val="24"/>
+          <w:szCs w:val="24"/>
+        </w:rPr>
+        <w:t>XGBoost</w:t>
+      </w:r>
+      <w:proofErr w:type="spellEnd"/>
+      <w:r>
+        <w:rPr>
+          <w:sz w:val="24"/>
+          <w:szCs w:val="24"/>
+        </w:rPr>
+        <w:t xml:space="preserve"> was used because of </w:t>
+      </w:r>
+      <w:proofErr w:type="spellStart"/>
+      <w:r>
+        <w:rPr>
+          <w:sz w:val="24"/>
+          <w:szCs w:val="24"/>
+        </w:rPr>
+        <w:t>it’s</w:t>
+      </w:r>
+      <w:proofErr w:type="spellEnd"/>
+      <w:r>
+        <w:rPr>
+          <w:sz w:val="24"/>
+          <w:szCs w:val="24"/>
+        </w:rPr>
+        <w:t xml:space="preserve"> capabilities on capturing complex nonlinear relationships among accident related data variables. Additionally, they have also integrated spatiotemporal analytical techniques such as </w:t>
+      </w:r>
+      <w:r>
+        <w:rPr>
+          <w:sz w:val="24"/>
+          <w:szCs w:val="24"/>
+        </w:rPr>
+        <w:t xml:space="preserve">space-time cube analysis, DTW, and </w:t>
+      </w:r>
+      <w:proofErr w:type="spellStart"/>
+      <w:r>
+        <w:rPr>
+          <w:sz w:val="24"/>
+          <w:szCs w:val="24"/>
+        </w:rPr>
+        <w:t>Getis</w:t>
+      </w:r>
+      <w:proofErr w:type="spellEnd"/>
+      <w:r>
+        <w:rPr>
+          <w:sz w:val="24"/>
+          <w:szCs w:val="24"/>
+        </w:rPr>
+        <w:t>-Ord Gi*</w:t>
+      </w:r>
+      <w:r>
+        <w:rPr>
+          <w:sz w:val="24"/>
+          <w:szCs w:val="24"/>
+        </w:rPr>
+        <w:t xml:space="preserve"> to the machine learning model in order to facilitate analysis of road traffic accident variations across both location (spatial) and time (</w:t>
+      </w:r>
+      <w:proofErr w:type="spellStart"/>
+      <w:r>
+        <w:rPr>
+          <w:sz w:val="24"/>
+          <w:szCs w:val="24"/>
+        </w:rPr>
+        <w:t>temproal</w:t>
+      </w:r>
+      <w:proofErr w:type="spellEnd"/>
+      <w:r>
+        <w:rPr>
+          <w:sz w:val="24"/>
+          <w:szCs w:val="24"/>
+        </w:rPr>
+        <w:t xml:space="preserve">). </w:t>
       </w:r>
     </w:p>
     <w:p>
@@ -8956,7 +9993,23 @@
           <w:sz w:val="24"/>
           <w:szCs w:val="24"/>
         </w:rPr>
-        <w:t xml:space="preserve">. Accordingly, a gap remains in incorporating such techniques for the prediction of road accidents with more genralized causes other than just weather </w:t>
+        <w:t xml:space="preserve">. Accordingly, a gap remains in incorporating such techniques for the prediction of road accidents with more </w:t>
+      </w:r>
+      <w:proofErr w:type="spellStart"/>
+      <w:r>
+        <w:rPr>
+          <w:sz w:val="24"/>
+          <w:szCs w:val="24"/>
+        </w:rPr>
+        <w:t>genralized</w:t>
+      </w:r>
+      <w:proofErr w:type="spellEnd"/>
+      <w:r>
+        <w:rPr>
+          <w:sz w:val="24"/>
+          <w:szCs w:val="24"/>
+        </w:rPr>
+        <w:t xml:space="preserve"> causes other than just weather </w:t>
       </w:r>
       <w:r>
         <w:rPr>
@@ -8967,12 +10020,37 @@
         </w:rPr>
         <w:t>(</w:t>
       </w:r>
-      <w:r>
-        <w:rPr>
-          <w:sz w:val="24"/>
-          <w:szCs w:val="24"/>
-        </w:rPr>
-        <w:t>Ogungbire &amp; Pulugurtha, 2025).</w:t>
+      <w:proofErr w:type="spellStart"/>
+      <w:r>
+        <w:rPr>
+          <w:sz w:val="24"/>
+          <w:szCs w:val="24"/>
+        </w:rPr>
+        <w:t>Ogungbire</w:t>
+      </w:r>
+      <w:proofErr w:type="spellEnd"/>
+      <w:r>
+        <w:rPr>
+          <w:sz w:val="24"/>
+          <w:szCs w:val="24"/>
+        </w:rPr>
+        <w:t xml:space="preserve"> &amp; </w:t>
+      </w:r>
+      <w:proofErr w:type="spellStart"/>
+      <w:r>
+        <w:rPr>
+          <w:sz w:val="24"/>
+          <w:szCs w:val="24"/>
+        </w:rPr>
+        <w:t>Pulugurtha</w:t>
+      </w:r>
+      <w:proofErr w:type="spellEnd"/>
+      <w:r>
+        <w:rPr>
+          <w:sz w:val="24"/>
+          <w:szCs w:val="24"/>
+        </w:rPr>
+        <w:t>, 2025).</w:t>
       </w:r>
     </w:p>
     <w:p>
@@ -9073,7 +10151,23 @@
           <w:sz w:val="24"/>
           <w:szCs w:val="24"/>
         </w:rPr>
-        <w:t xml:space="preserve">According to some of the researches, it is clear that integrating traffic accident data with contextual data such as weather data can significantly improve the prediction performance of the model </w:t>
+        <w:t xml:space="preserve">According to some of the </w:t>
+      </w:r>
+      <w:proofErr w:type="gramStart"/>
+      <w:r>
+        <w:rPr>
+          <w:sz w:val="24"/>
+          <w:szCs w:val="24"/>
+        </w:rPr>
+        <w:t>researches</w:t>
+      </w:r>
+      <w:proofErr w:type="gramEnd"/>
+      <w:r>
+        <w:rPr>
+          <w:sz w:val="24"/>
+          <w:szCs w:val="24"/>
+        </w:rPr>
+        <w:t xml:space="preserve">, it is clear that integrating traffic accident data with contextual data such as weather data can significantly improve the prediction performance of the model </w:t>
       </w:r>
       <w:r>
         <w:rPr>
@@ -9083,12 +10177,37 @@
         </w:rPr>
         <w:t>(</w:t>
       </w:r>
-      <w:r>
-        <w:rPr>
-          <w:sz w:val="24"/>
-          <w:szCs w:val="24"/>
-        </w:rPr>
-        <w:t xml:space="preserve">Ogungbire &amp; Pulugurtha, 2025; </w:t>
+      <w:proofErr w:type="spellStart"/>
+      <w:r>
+        <w:rPr>
+          <w:sz w:val="24"/>
+          <w:szCs w:val="24"/>
+        </w:rPr>
+        <w:t>Ogungbire</w:t>
+      </w:r>
+      <w:proofErr w:type="spellEnd"/>
+      <w:r>
+        <w:rPr>
+          <w:sz w:val="24"/>
+          <w:szCs w:val="24"/>
+        </w:rPr>
+        <w:t xml:space="preserve"> &amp; </w:t>
+      </w:r>
+      <w:proofErr w:type="spellStart"/>
+      <w:r>
+        <w:rPr>
+          <w:sz w:val="24"/>
+          <w:szCs w:val="24"/>
+        </w:rPr>
+        <w:t>Pulugurtha</w:t>
+      </w:r>
+      <w:proofErr w:type="spellEnd"/>
+      <w:r>
+        <w:rPr>
+          <w:sz w:val="24"/>
+          <w:szCs w:val="24"/>
+        </w:rPr>
+        <w:t xml:space="preserve">, 2025; </w:t>
       </w:r>
       <w:r>
         <w:rPr>
@@ -9128,26 +10247,83 @@
           <w:szCs w:val="24"/>
         </w:rPr>
       </w:pPr>
-      <w:r>
-        <w:rPr>
-          <w:sz w:val="24"/>
-          <w:szCs w:val="24"/>
-        </w:rPr>
-        <w:t>Also when it comes to real world accident occurrence varies across different time periods due to factors like traffic hours, and weather and such factors contributed greatly to the model’s performance prediction (Yan &amp; Shen, 2022).</w:t>
-      </w:r>
-      <w:r>
-        <w:rPr>
-          <w:sz w:val="24"/>
-          <w:szCs w:val="24"/>
-        </w:rPr>
-        <w:t xml:space="preserve"> Also according to the study by</w:t>
-      </w:r>
-      <w:r>
-        <w:rPr>
-          <w:sz w:val="24"/>
-          <w:szCs w:val="24"/>
-        </w:rPr>
-        <w:t xml:space="preserve"> Ogungbire &amp; Pulugurtha (2025)</w:t>
+      <w:proofErr w:type="gramStart"/>
+      <w:r>
+        <w:rPr>
+          <w:sz w:val="24"/>
+          <w:szCs w:val="24"/>
+        </w:rPr>
+        <w:t>Also</w:t>
+      </w:r>
+      <w:proofErr w:type="gramEnd"/>
+      <w:r>
+        <w:rPr>
+          <w:sz w:val="24"/>
+          <w:szCs w:val="24"/>
+        </w:rPr>
+        <w:t xml:space="preserve"> when it comes to real world accident occurrence varies across different time periods due to factors like traffic hours, and weather and such factors contributed greatly to the model’s performance prediction (Yan &amp; Shen, 2022).</w:t>
+      </w:r>
+      <w:r>
+        <w:rPr>
+          <w:sz w:val="24"/>
+          <w:szCs w:val="24"/>
+        </w:rPr>
+        <w:t xml:space="preserve"> </w:t>
+      </w:r>
+      <w:proofErr w:type="gramStart"/>
+      <w:r>
+        <w:rPr>
+          <w:sz w:val="24"/>
+          <w:szCs w:val="24"/>
+        </w:rPr>
+        <w:t>Also</w:t>
+      </w:r>
+      <w:proofErr w:type="gramEnd"/>
+      <w:r>
+        <w:rPr>
+          <w:sz w:val="24"/>
+          <w:szCs w:val="24"/>
+        </w:rPr>
+        <w:t xml:space="preserve"> according to the study by</w:t>
+      </w:r>
+      <w:r>
+        <w:rPr>
+          <w:sz w:val="24"/>
+          <w:szCs w:val="24"/>
+        </w:rPr>
+        <w:t xml:space="preserve"> </w:t>
+      </w:r>
+      <w:proofErr w:type="spellStart"/>
+      <w:r>
+        <w:rPr>
+          <w:sz w:val="24"/>
+          <w:szCs w:val="24"/>
+        </w:rPr>
+        <w:t>Ogungbire</w:t>
+      </w:r>
+      <w:proofErr w:type="spellEnd"/>
+      <w:r>
+        <w:rPr>
+          <w:sz w:val="24"/>
+          <w:szCs w:val="24"/>
+        </w:rPr>
+        <w:t xml:space="preserve"> &amp; </w:t>
+      </w:r>
+      <w:proofErr w:type="spellStart"/>
+      <w:r>
+        <w:rPr>
+          <w:sz w:val="24"/>
+          <w:szCs w:val="24"/>
+        </w:rPr>
+        <w:t>Pulugurtha</w:t>
+      </w:r>
+      <w:proofErr w:type="spellEnd"/>
+      <w:r>
+        <w:rPr>
+          <w:sz w:val="24"/>
+          <w:szCs w:val="24"/>
+        </w:rPr>
+        <w:t xml:space="preserve"> (2025)</w:t>
       </w:r>
       <w:r>
         <w:rPr>
@@ -9168,34 +10344,66 @@
           <w:sz w:val="24"/>
           <w:szCs w:val="24"/>
         </w:rPr>
-        <w:t xml:space="preserve"> number of research has been done on capturing those spatiotemporal variations using features such as time patterns and location based grids, when it comes to broader accident hotspot prediction. Accordingly, a gap remains in combining spatial and temporal features of accidents to create a model that can perform more context aware predictions.</w:t>
-      </w:r>
-    </w:p>
-    <w:p>
-      <w:pPr>
-        <w:spacing w:line="360" w:lineRule="auto"/>
-        <w:jc w:val="both"/>
-        <w:rPr>
-          <w:sz w:val="24"/>
-          <w:szCs w:val="24"/>
-        </w:rPr>
-      </w:pPr>
-    </w:p>
-    <w:p>
-      <w:pPr>
-        <w:spacing w:line="360" w:lineRule="auto"/>
-        <w:jc w:val="both"/>
-        <w:rPr>
-          <w:sz w:val="24"/>
-          <w:szCs w:val="24"/>
-        </w:rPr>
-      </w:pPr>
-      <w:r>
-        <w:rPr>
-          <w:sz w:val="24"/>
-          <w:szCs w:val="24"/>
-        </w:rPr>
-        <w:t xml:space="preserve">Additionally, most of the existing systems in Sri Lanka were given lesser focus to feature contribution and model explainability analysis. Even though predicting a traffic accident itself is very important, authorities need to know why the model considers a certain location as high-risk hotspot, to support decision making. But machine learning models act as black box systems, limiting their adaptability in safety critical areas. </w:t>
+        <w:t xml:space="preserve"> number of research has been done on capturing those spatiotemporal variations using features such as time patterns and </w:t>
+      </w:r>
+      <w:proofErr w:type="gramStart"/>
+      <w:r>
+        <w:rPr>
+          <w:sz w:val="24"/>
+          <w:szCs w:val="24"/>
+        </w:rPr>
+        <w:t>location based</w:t>
+      </w:r>
+      <w:proofErr w:type="gramEnd"/>
+      <w:r>
+        <w:rPr>
+          <w:sz w:val="24"/>
+          <w:szCs w:val="24"/>
+        </w:rPr>
+        <w:t xml:space="preserve"> grids, when it comes to broader accident hotspot prediction. Accordingly, a gap remains in combining spatial and temporal features of accidents to create a model that can perform more context aware predictions.</w:t>
+      </w:r>
+    </w:p>
+    <w:p>
+      <w:pPr>
+        <w:spacing w:line="360" w:lineRule="auto"/>
+        <w:jc w:val="both"/>
+        <w:rPr>
+          <w:sz w:val="24"/>
+          <w:szCs w:val="24"/>
+        </w:rPr>
+      </w:pPr>
+    </w:p>
+    <w:p>
+      <w:pPr>
+        <w:spacing w:line="360" w:lineRule="auto"/>
+        <w:jc w:val="both"/>
+        <w:rPr>
+          <w:sz w:val="24"/>
+          <w:szCs w:val="24"/>
+        </w:rPr>
+      </w:pPr>
+      <w:r>
+        <w:rPr>
+          <w:sz w:val="24"/>
+          <w:szCs w:val="24"/>
+        </w:rPr>
+        <w:t xml:space="preserve">Additionally, most of the existing systems in Sri Lanka were given lesser focus to feature contribution and model </w:t>
+      </w:r>
+      <w:proofErr w:type="spellStart"/>
+      <w:r>
+        <w:rPr>
+          <w:sz w:val="24"/>
+          <w:szCs w:val="24"/>
+        </w:rPr>
+        <w:t>explainability</w:t>
+      </w:r>
+      <w:proofErr w:type="spellEnd"/>
+      <w:r>
+        <w:rPr>
+          <w:sz w:val="24"/>
+          <w:szCs w:val="24"/>
+        </w:rPr>
+        <w:t xml:space="preserve"> analysis. Even though predicting a traffic accident itself is very important, authorities need to know why the model considers a certain location as high-risk hotspot, to support decision making. But machine learning models act as black box systems, limiting their adaptability in safety critical areas. </w:t>
       </w:r>
       <w:r>
         <w:rPr>
@@ -9237,7 +10445,23 @@
           <w:sz w:val="24"/>
           <w:szCs w:val="24"/>
         </w:rPr>
-        <w:t xml:space="preserve"> Omar Ibrahim Aboulola, 2024</w:t>
+        <w:t xml:space="preserve"> Omar Ibrahim </w:t>
+      </w:r>
+      <w:proofErr w:type="spellStart"/>
+      <w:r>
+        <w:rPr>
+          <w:sz w:val="24"/>
+          <w:szCs w:val="24"/>
+        </w:rPr>
+        <w:t>Aboulola</w:t>
+      </w:r>
+      <w:proofErr w:type="spellEnd"/>
+      <w:r>
+        <w:rPr>
+          <w:sz w:val="24"/>
+          <w:szCs w:val="24"/>
+        </w:rPr>
+        <w:t>, 2024</w:t>
       </w:r>
       <w:r>
         <w:rPr>
@@ -9328,7 +10552,23 @@
           <w:sz w:val="24"/>
           <w:szCs w:val="24"/>
         </w:rPr>
-        <w:t>for accident hotspot prediction and severity classification for Sri Lankan context. Also, unlike exiting studies, it is planned to integrate both police accident records and weather data, thus creating a multi source data warehouse. Additionally spatiotemporal analysis via feature engineering to identify variations across accident hotspots and explainable AI techniques such as SHAP will be integrated to improve the model’s prediction performance and interpretability.</w:t>
+        <w:t xml:space="preserve">for accident hotspot prediction and severity classification for Sri Lankan context. Also, unlike exiting studies, it is planned to integrate both police accident records and weather data, thus creating a </w:t>
+      </w:r>
+      <w:proofErr w:type="spellStart"/>
+      <w:r>
+        <w:rPr>
+          <w:sz w:val="24"/>
+          <w:szCs w:val="24"/>
+        </w:rPr>
+        <w:t>multi source</w:t>
+      </w:r>
+      <w:proofErr w:type="spellEnd"/>
+      <w:r>
+        <w:rPr>
+          <w:sz w:val="24"/>
+          <w:szCs w:val="24"/>
+        </w:rPr>
+        <w:t xml:space="preserve"> data warehouse. Additionally spatiotemporal analysis via feature engineering to identify variations across accident hotspots and explainable AI techniques such as SHAP will be integrated to improve the model’s prediction performance and interpretability.</w:t>
       </w:r>
     </w:p>
     <w:p>
@@ -9861,8 +11101,13 @@
               <w:jc w:val="both"/>
             </w:pPr>
             <w:r>
-              <w:t>Limited explainabilty</w:t>
-            </w:r>
+              <w:t xml:space="preserve">Limited </w:t>
+            </w:r>
+            <w:proofErr w:type="spellStart"/>
+            <w:r>
+              <w:t>explainabilty</w:t>
+            </w:r>
+            <w:proofErr w:type="spellEnd"/>
           </w:p>
           <w:p>
             <w:pPr>
@@ -9970,11 +11215,19 @@
               </w:rPr>
               <w:t xml:space="preserve"> and </w:t>
             </w:r>
+            <w:proofErr w:type="spellStart"/>
             <w:r>
               <w:rPr>
                 <w:color w:val="000000" w:themeColor="text1"/>
               </w:rPr>
-              <w:t xml:space="preserve">Getis-Ord </w:t>
+              <w:t>Getis</w:t>
+            </w:r>
+            <w:proofErr w:type="spellEnd"/>
+            <w:r>
+              <w:rPr>
+                <w:color w:val="000000" w:themeColor="text1"/>
+              </w:rPr>
+              <w:t xml:space="preserve">-Ord </w:t>
             </w:r>
             <w:r>
               <w:rPr>
@@ -10068,8 +11321,30 @@
               <w:rPr>
                 <w:color w:val="000000" w:themeColor="text1"/>
               </w:rPr>
-              <w:t>J.M.C.T. Jayamanna &amp; P. Kalansooriya</w:t>
-            </w:r>
+              <w:t xml:space="preserve">J.M.C.T. </w:t>
+            </w:r>
+            <w:proofErr w:type="spellStart"/>
+            <w:r>
+              <w:rPr>
+                <w:color w:val="000000" w:themeColor="text1"/>
+              </w:rPr>
+              <w:t>Jayamanna</w:t>
+            </w:r>
+            <w:proofErr w:type="spellEnd"/>
+            <w:r>
+              <w:rPr>
+                <w:color w:val="000000" w:themeColor="text1"/>
+              </w:rPr>
+              <w:t xml:space="preserve"> &amp; P. </w:t>
+            </w:r>
+            <w:proofErr w:type="spellStart"/>
+            <w:r>
+              <w:rPr>
+                <w:color w:val="000000" w:themeColor="text1"/>
+              </w:rPr>
+              <w:t>Kalansooriya</w:t>
+            </w:r>
+            <w:proofErr w:type="spellEnd"/>
             <w:r>
               <w:rPr>
                 <w:color w:val="000000" w:themeColor="text1"/>
@@ -10099,8 +11374,13 @@
               <w:spacing w:line="360" w:lineRule="auto"/>
               <w:jc w:val="both"/>
             </w:pPr>
-            <w:r>
-              <w:t>XGBoost performs best for hotspot prediction</w:t>
+            <w:proofErr w:type="spellStart"/>
+            <w:r>
+              <w:t>XGBoost</w:t>
+            </w:r>
+            <w:proofErr w:type="spellEnd"/>
+            <w:r>
+              <w:t xml:space="preserve"> performs best for hotspot prediction</w:t>
             </w:r>
           </w:p>
           <w:p>
@@ -10332,10 +11612,20 @@
               <w:spacing w:line="360" w:lineRule="auto"/>
               <w:jc w:val="both"/>
             </w:pPr>
+            <w:proofErr w:type="spellStart"/>
             <w:r>
               <w:lastRenderedPageBreak/>
-              <w:t>Ogungbire &amp; Pulugurtha</w:t>
-            </w:r>
+              <w:t>Ogungbire</w:t>
+            </w:r>
+            <w:proofErr w:type="spellEnd"/>
+            <w:r>
+              <w:t xml:space="preserve"> &amp; </w:t>
+            </w:r>
+            <w:proofErr w:type="spellStart"/>
+            <w:r>
+              <w:t>Pulugurtha</w:t>
+            </w:r>
+            <w:proofErr w:type="spellEnd"/>
             <w:r>
               <w:t xml:space="preserve"> (2025)</w:t>
             </w:r>
@@ -10730,7 +12020,89 @@
           <w:sz w:val="24"/>
           <w:szCs w:val="24"/>
         </w:rPr>
-        <w:t>Accordingly, it is clear that machine learning approaches such as Random Forest, XGBoost, Artificial Neural Network and Support Vector Machines have a overall good performance when it comes to accident hotspot prediction and severity classification. Among them , it is also found ensemble models such as Random Forest and XGBoost performs better with a overall high prediction accuracy.</w:t>
+        <w:t xml:space="preserve">Accordingly, it is clear that machine learning approaches such as Random Forest, </w:t>
+      </w:r>
+      <w:proofErr w:type="spellStart"/>
+      <w:r>
+        <w:rPr>
+          <w:sz w:val="24"/>
+          <w:szCs w:val="24"/>
+        </w:rPr>
+        <w:t>XGBoost</w:t>
+      </w:r>
+      <w:proofErr w:type="spellEnd"/>
+      <w:r>
+        <w:rPr>
+          <w:sz w:val="24"/>
+          <w:szCs w:val="24"/>
+        </w:rPr>
+        <w:t xml:space="preserve">, Artificial Neural Network and Support Vector Machines have </w:t>
+      </w:r>
+      <w:proofErr w:type="spellStart"/>
+      <w:proofErr w:type="gramStart"/>
+      <w:r>
+        <w:rPr>
+          <w:sz w:val="24"/>
+          <w:szCs w:val="24"/>
+        </w:rPr>
+        <w:t>a</w:t>
+      </w:r>
+      <w:proofErr w:type="spellEnd"/>
+      <w:proofErr w:type="gramEnd"/>
+      <w:r>
+        <w:rPr>
+          <w:sz w:val="24"/>
+          <w:szCs w:val="24"/>
+        </w:rPr>
+        <w:t xml:space="preserve"> overall good performance when it comes to accident hotspot prediction and severity classification. Among </w:t>
+      </w:r>
+      <w:proofErr w:type="gramStart"/>
+      <w:r>
+        <w:rPr>
+          <w:sz w:val="24"/>
+          <w:szCs w:val="24"/>
+        </w:rPr>
+        <w:t>them ,</w:t>
+      </w:r>
+      <w:proofErr w:type="gramEnd"/>
+      <w:r>
+        <w:rPr>
+          <w:sz w:val="24"/>
+          <w:szCs w:val="24"/>
+        </w:rPr>
+        <w:t xml:space="preserve"> it is also found ensemble models such as Random Forest and </w:t>
+      </w:r>
+      <w:proofErr w:type="spellStart"/>
+      <w:r>
+        <w:rPr>
+          <w:sz w:val="24"/>
+          <w:szCs w:val="24"/>
+        </w:rPr>
+        <w:t>XGBoost</w:t>
+      </w:r>
+      <w:proofErr w:type="spellEnd"/>
+      <w:r>
+        <w:rPr>
+          <w:sz w:val="24"/>
+          <w:szCs w:val="24"/>
+        </w:rPr>
+        <w:t xml:space="preserve"> performs better with </w:t>
+      </w:r>
+      <w:proofErr w:type="spellStart"/>
+      <w:r>
+        <w:rPr>
+          <w:sz w:val="24"/>
+          <w:szCs w:val="24"/>
+        </w:rPr>
+        <w:t>a</w:t>
+      </w:r>
+      <w:proofErr w:type="spellEnd"/>
+      <w:r>
+        <w:rPr>
+          <w:sz w:val="24"/>
+          <w:szCs w:val="24"/>
+        </w:rPr>
+        <w:t xml:space="preserve"> overall high prediction accuracy.</w:t>
       </w:r>
     </w:p>
     <w:p>
@@ -10784,35 +12156,67 @@
           <w:sz w:val="24"/>
           <w:szCs w:val="24"/>
         </w:rPr>
-        <w:t>Also, as it is mentioned earlier, machine learning models act as black box systems, limiting their adaptation in safety critical domains such as transportation and road traffic accidents where authorities need to know why a certain prediction is made. However, several studies related to this matter also discussed in chapter, explaining how can we use Explainable AI techniques such as SHAP to improve model’s transparency and interpretability and thereby to improve the trust between authorities and the prediction.</w:t>
-      </w:r>
-    </w:p>
-    <w:p>
-      <w:pPr>
-        <w:spacing w:line="360" w:lineRule="auto"/>
-        <w:jc w:val="both"/>
-        <w:rPr>
-          <w:sz w:val="24"/>
-          <w:szCs w:val="24"/>
-        </w:rPr>
-      </w:pPr>
-    </w:p>
-    <w:p>
-      <w:pPr>
-        <w:spacing w:line="360" w:lineRule="auto"/>
-        <w:jc w:val="both"/>
-        <w:rPr>
-          <w:color w:val="000000" w:themeColor="text1"/>
-          <w:sz w:val="24"/>
-          <w:szCs w:val="24"/>
-        </w:rPr>
-      </w:pPr>
-      <w:r>
-        <w:rPr>
-          <w:sz w:val="24"/>
-          <w:szCs w:val="24"/>
-        </w:rPr>
-        <w:t>However, in this chapter, several gaps related to those existing studies were also discussed.  Accordingly, it reveals that most of the existing studies in Sri Lanka given lesser focus to techniques such as multi source data integration, spatiotemporal analysis and integration of Explainable techniques such as SHAP. Thus, this study proposes a</w:t>
+        <w:t xml:space="preserve">Also, as it is mentioned earlier, machine learning models act as black box systems, limiting their adaptation in safety critical domains such as transportation and road traffic accidents where authorities need to know why a certain prediction is made. However, several studies related to this matter also discussed in chapter, explaining how </w:t>
+      </w:r>
+      <w:proofErr w:type="gramStart"/>
+      <w:r>
+        <w:rPr>
+          <w:sz w:val="24"/>
+          <w:szCs w:val="24"/>
+        </w:rPr>
+        <w:t>can we</w:t>
+      </w:r>
+      <w:proofErr w:type="gramEnd"/>
+      <w:r>
+        <w:rPr>
+          <w:sz w:val="24"/>
+          <w:szCs w:val="24"/>
+        </w:rPr>
+        <w:t xml:space="preserve"> use Explainable AI techniques such as SHAP to improve model’s transparency and interpretability and thereby to improve the trust between authorities and the prediction.</w:t>
+      </w:r>
+    </w:p>
+    <w:p>
+      <w:pPr>
+        <w:spacing w:line="360" w:lineRule="auto"/>
+        <w:jc w:val="both"/>
+        <w:rPr>
+          <w:sz w:val="24"/>
+          <w:szCs w:val="24"/>
+        </w:rPr>
+      </w:pPr>
+    </w:p>
+    <w:p>
+      <w:pPr>
+        <w:spacing w:line="360" w:lineRule="auto"/>
+        <w:jc w:val="both"/>
+        <w:rPr>
+          <w:color w:val="000000" w:themeColor="text1"/>
+          <w:sz w:val="24"/>
+          <w:szCs w:val="24"/>
+        </w:rPr>
+      </w:pPr>
+      <w:r>
+        <w:rPr>
+          <w:sz w:val="24"/>
+          <w:szCs w:val="24"/>
+        </w:rPr>
+        <w:t xml:space="preserve">However, in this chapter, several gaps related to those existing studies were also discussed.  Accordingly, it reveals that most of the existing studies in Sri Lanka given lesser focus to techniques such as multi source data integration, spatiotemporal </w:t>
+      </w:r>
+      <w:proofErr w:type="gramStart"/>
+      <w:r>
+        <w:rPr>
+          <w:sz w:val="24"/>
+          <w:szCs w:val="24"/>
+        </w:rPr>
+        <w:t>analysis</w:t>
+      </w:r>
+      <w:proofErr w:type="gramEnd"/>
+      <w:r>
+        <w:rPr>
+          <w:sz w:val="24"/>
+          <w:szCs w:val="24"/>
+        </w:rPr>
+        <w:t xml:space="preserve"> and integration of Explainable techniques such as SHAP. Thus, this study proposes a</w:t>
       </w:r>
       <w:r>
         <w:rPr>
@@ -10975,7 +12379,23 @@
           <w:sz w:val="24"/>
           <w:szCs w:val="24"/>
         </w:rPr>
-        <w:t>This chapter explains the methodology used to design and implement the multi source, explainable spatiotemporal learning machine learning framework for traffic accident hotspot prediction and severity classification in Sri Lanka. Accordingly, a data driven, quantitative and applied research design methodology is adapted for this study as we focus on development of a technical system while evaluating it performance using measurable data and metrices.</w:t>
+        <w:t xml:space="preserve">This chapter explains the methodology used to design and implement the </w:t>
+      </w:r>
+      <w:proofErr w:type="spellStart"/>
+      <w:r>
+        <w:rPr>
+          <w:sz w:val="24"/>
+          <w:szCs w:val="24"/>
+        </w:rPr>
+        <w:t>multi source</w:t>
+      </w:r>
+      <w:proofErr w:type="spellEnd"/>
+      <w:r>
+        <w:rPr>
+          <w:sz w:val="24"/>
+          <w:szCs w:val="24"/>
+        </w:rPr>
+        <w:t>, explainable spatiotemporal learning machine learning framework for traffic accident hotspot prediction and severity classification in Sri Lanka. Accordingly, a data driven, quantitative and applied research design methodology is adapted for this study as we focus on development of a technical system while evaluating it performance using measurable data and metrices.</w:t>
       </w:r>
     </w:p>
     <w:p>
@@ -11157,7 +12577,7 @@
         </w:rPr>
         <w:lastRenderedPageBreak/>
         <w:drawing>
-          <wp:inline distT="0" distB="0" distL="0" distR="0" wp14:anchorId="4A91F2D4" wp14:editId="5C1D8C13">
+          <wp:inline distT="0" distB="0" distL="0" distR="0" wp14:anchorId="671C784D" wp14:editId="4A400840">
             <wp:extent cx="5486400" cy="6438900"/>
             <wp:effectExtent l="0" t="0" r="0" b="0"/>
             <wp:docPr id="20" name="Picture 20" descr="A diagram of a process&#10;&#10;Description automatically generated with medium confidence"/>
@@ -11172,7 +12592,7 @@
                     <pic:cNvPicPr/>
                   </pic:nvPicPr>
                   <pic:blipFill>
-                    <a:blip r:embed="rId12"/>
+                    <a:blip r:embed="rId11"/>
                     <a:stretch>
                       <a:fillRect/>
                     </a:stretch>
@@ -11202,7 +12622,7 @@
           <w:szCs w:val="24"/>
         </w:rPr>
       </w:pPr>
-      <w:bookmarkStart w:id="50" w:name="_Toc235536851"/>
+      <w:bookmarkStart w:id="50" w:name="_Toc235987012"/>
       <w:r>
         <w:t xml:space="preserve">Figure </w:t>
       </w:r>
@@ -11582,7 +13002,39 @@
           <w:sz w:val="24"/>
           <w:szCs w:val="24"/>
         </w:rPr>
-        <w:t xml:space="preserve">However, it is very important to understand that most of the well developed countries have centralized system to manage road traffic accident data. For example USA has a system called </w:t>
+        <w:t xml:space="preserve">However, it is very important to understand that most of the </w:t>
+      </w:r>
+      <w:proofErr w:type="gramStart"/>
+      <w:r>
+        <w:rPr>
+          <w:sz w:val="24"/>
+          <w:szCs w:val="24"/>
+        </w:rPr>
+        <w:t>well developed</w:t>
+      </w:r>
+      <w:proofErr w:type="gramEnd"/>
+      <w:r>
+        <w:rPr>
+          <w:sz w:val="24"/>
+          <w:szCs w:val="24"/>
+        </w:rPr>
+        <w:t xml:space="preserve"> countries have centralized system to manage road traffic accident data. For </w:t>
+      </w:r>
+      <w:proofErr w:type="gramStart"/>
+      <w:r>
+        <w:rPr>
+          <w:sz w:val="24"/>
+          <w:szCs w:val="24"/>
+        </w:rPr>
+        <w:t>example</w:t>
+      </w:r>
+      <w:proofErr w:type="gramEnd"/>
+      <w:r>
+        <w:rPr>
+          <w:sz w:val="24"/>
+          <w:szCs w:val="24"/>
+        </w:rPr>
+        <w:t xml:space="preserve"> USA has a system called </w:t>
       </w:r>
       <w:r>
         <w:rPr>
@@ -11756,7 +13208,7 @@
           <w:szCs w:val="24"/>
         </w:rPr>
         <w:drawing>
-          <wp:inline distT="0" distB="0" distL="0" distR="0" wp14:anchorId="7493A5AB" wp14:editId="5F47791F">
+          <wp:inline distT="0" distB="0" distL="0" distR="0" wp14:anchorId="158956C5" wp14:editId="50D27D09">
             <wp:extent cx="5486400" cy="892810"/>
             <wp:effectExtent l="0" t="0" r="0" b="2540"/>
             <wp:docPr id="11" name="Picture 11" descr="A screenshot of a computer&#10;&#10;Description automatically generated"/>
@@ -11771,7 +13223,7 @@
                     <pic:cNvPicPr/>
                   </pic:nvPicPr>
                   <pic:blipFill>
-                    <a:blip r:embed="rId13"/>
+                    <a:blip r:embed="rId12"/>
                     <a:stretch>
                       <a:fillRect/>
                     </a:stretch>
@@ -11805,7 +13257,7 @@
           <w:szCs w:val="24"/>
         </w:rPr>
         <w:drawing>
-          <wp:inline distT="0" distB="0" distL="0" distR="0" wp14:anchorId="53FE7898" wp14:editId="6465535B">
+          <wp:inline distT="0" distB="0" distL="0" distR="0" wp14:anchorId="3613A853" wp14:editId="2B2D3AC4">
             <wp:extent cx="5486400" cy="1042035"/>
             <wp:effectExtent l="0" t="0" r="0" b="5715"/>
             <wp:docPr id="12" name="Picture 12" descr="A screenshot of a computer&#10;&#10;Description automatically generated"/>
@@ -11820,7 +13272,7 @@
                     <pic:cNvPicPr/>
                   </pic:nvPicPr>
                   <pic:blipFill>
-                    <a:blip r:embed="rId14"/>
+                    <a:blip r:embed="rId13"/>
                     <a:stretch>
                       <a:fillRect/>
                     </a:stretch>
@@ -11846,7 +13298,7 @@
         <w:pStyle w:val="Caption"/>
         <w:jc w:val="center"/>
       </w:pPr>
-      <w:bookmarkStart w:id="53" w:name="_Toc235536852"/>
+      <w:bookmarkStart w:id="53" w:name="_Toc235987013"/>
       <w:r>
         <w:t xml:space="preserve">Figure </w:t>
       </w:r>
@@ -12113,14 +13565,46 @@
           <w:sz w:val="24"/>
           <w:szCs w:val="24"/>
         </w:rPr>
-        <w:t>As mentioned in previous chapters, it is clear that integrating contextual data like weather data can improve model’s prediction performance</w:t>
-      </w:r>
-      <w:r>
-        <w:rPr>
-          <w:sz w:val="24"/>
-          <w:szCs w:val="24"/>
-        </w:rPr>
-        <w:t xml:space="preserve">. Accordingly, a weather dataset that covers the Colombo Area from the year 2022-2025 is obtained via Visual Crossing Weather API, thus developing a multi source machine learning framework for traffic accident hotspot prediction and severity classification in Sri Lanka </w:t>
+        <w:t xml:space="preserve">As mentioned in previous chapters, </w:t>
+      </w:r>
+      <w:proofErr w:type="gramStart"/>
+      <w:r>
+        <w:rPr>
+          <w:sz w:val="24"/>
+          <w:szCs w:val="24"/>
+        </w:rPr>
+        <w:t>it is clear that integrating</w:t>
+      </w:r>
+      <w:proofErr w:type="gramEnd"/>
+      <w:r>
+        <w:rPr>
+          <w:sz w:val="24"/>
+          <w:szCs w:val="24"/>
+        </w:rPr>
+        <w:t xml:space="preserve"> contextual data like weather data can improve model’s prediction performance</w:t>
+      </w:r>
+      <w:r>
+        <w:rPr>
+          <w:sz w:val="24"/>
+          <w:szCs w:val="24"/>
+        </w:rPr>
+        <w:t xml:space="preserve">. Accordingly, a weather dataset that covers the Colombo Area from the year 2022-2025 is obtained via Visual Crossing Weather API, thus developing a </w:t>
+      </w:r>
+      <w:proofErr w:type="spellStart"/>
+      <w:r>
+        <w:rPr>
+          <w:sz w:val="24"/>
+          <w:szCs w:val="24"/>
+        </w:rPr>
+        <w:t>multi source</w:t>
+      </w:r>
+      <w:proofErr w:type="spellEnd"/>
+      <w:r>
+        <w:rPr>
+          <w:sz w:val="24"/>
+          <w:szCs w:val="24"/>
+        </w:rPr>
+        <w:t xml:space="preserve"> machine learning framework for traffic accident hotspot prediction and severity classification in Sri Lanka </w:t>
       </w:r>
       <w:r>
         <w:rPr>
@@ -12163,6 +13647,7 @@
         </w:rPr>
         <w:t xml:space="preserve">Accordingly collected weather data includes features like weather condition (cloudy, rainy, partly cloudy ), precipitation, visibility, humidity, </w:t>
       </w:r>
+      <w:proofErr w:type="spellStart"/>
       <w:r>
         <w:rPr>
           <w:sz w:val="24"/>
@@ -12170,13 +13655,31 @@
         </w:rPr>
         <w:t>cloudcover</w:t>
       </w:r>
-      <w:r>
-        <w:rPr>
-          <w:sz w:val="24"/>
-          <w:szCs w:val="24"/>
-        </w:rPr>
-        <w:t xml:space="preserve">, sunrise and sunset, enriching police accident dataset with environmental factors.Also, in addition to those mentioned features, feature engineering has performed to derive columns like </w:t>
-      </w:r>
+      <w:proofErr w:type="spellEnd"/>
+      <w:r>
+        <w:rPr>
+          <w:sz w:val="24"/>
+          <w:szCs w:val="24"/>
+        </w:rPr>
+        <w:t xml:space="preserve">, sunrise and sunset, enriching police accident dataset with environmental </w:t>
+      </w:r>
+      <w:proofErr w:type="spellStart"/>
+      <w:r>
+        <w:rPr>
+          <w:sz w:val="24"/>
+          <w:szCs w:val="24"/>
+        </w:rPr>
+        <w:t>factors.Also</w:t>
+      </w:r>
+      <w:proofErr w:type="spellEnd"/>
+      <w:r>
+        <w:rPr>
+          <w:sz w:val="24"/>
+          <w:szCs w:val="24"/>
+        </w:rPr>
+        <w:t xml:space="preserve">, in addition to those mentioned features, feature engineering has performed to derive columns like </w:t>
+      </w:r>
+      <w:proofErr w:type="spellStart"/>
       <w:r>
         <w:rPr>
           <w:sz w:val="24"/>
@@ -12184,12 +13687,29 @@
         </w:rPr>
         <w:t>weather_condition_label</w:t>
       </w:r>
-      <w:r>
-        <w:rPr>
-          <w:sz w:val="24"/>
-          <w:szCs w:val="24"/>
-        </w:rPr>
-        <w:t xml:space="preserve"> (cloudy, partly cloudy, heavy and light rain) based on precipitation value and visibility_level (good, moderate and poor) based on visibility values to provide more interpretable feature for machine learning models.</w:t>
+      <w:proofErr w:type="spellEnd"/>
+      <w:r>
+        <w:rPr>
+          <w:sz w:val="24"/>
+          <w:szCs w:val="24"/>
+        </w:rPr>
+        <w:t xml:space="preserve"> (cloudy, partly cloudy, heavy and light rain) based on precipitation value and </w:t>
+      </w:r>
+      <w:proofErr w:type="spellStart"/>
+      <w:r>
+        <w:rPr>
+          <w:sz w:val="24"/>
+          <w:szCs w:val="24"/>
+        </w:rPr>
+        <w:t>visibility_level</w:t>
+      </w:r>
+      <w:proofErr w:type="spellEnd"/>
+      <w:r>
+        <w:rPr>
+          <w:sz w:val="24"/>
+          <w:szCs w:val="24"/>
+        </w:rPr>
+        <w:t xml:space="preserve"> (good, moderate and poor) based on visibility values to provide more interpretable feature for machine learning models.</w:t>
       </w:r>
     </w:p>
     <w:p>
@@ -12221,7 +13741,7 @@
           <w:szCs w:val="24"/>
         </w:rPr>
         <w:drawing>
-          <wp:inline distT="0" distB="0" distL="0" distR="0" wp14:anchorId="1E3BB8BB" wp14:editId="742A9C45">
+          <wp:inline distT="0" distB="0" distL="0" distR="0" wp14:anchorId="0134370A" wp14:editId="4B303933">
             <wp:extent cx="4934052" cy="3295650"/>
             <wp:effectExtent l="0" t="0" r="0" b="0"/>
             <wp:docPr id="17" name="Picture 17" descr="A table of numbers and symbols&#10;&#10;Description automatically generated with medium confidence"/>
@@ -12236,7 +13756,7 @@
                     <pic:cNvPicPr/>
                   </pic:nvPicPr>
                   <pic:blipFill>
-                    <a:blip r:embed="rId15"/>
+                    <a:blip r:embed="rId14"/>
                     <a:stretch>
                       <a:fillRect/>
                     </a:stretch>
@@ -12269,7 +13789,7 @@
         <mc:AlternateContent>
           <mc:Choice Requires="wps">
             <w:drawing>
-              <wp:anchor distT="0" distB="0" distL="114300" distR="114300" simplePos="0" relativeHeight="251663360" behindDoc="0" locked="0" layoutInCell="1" allowOverlap="1" wp14:anchorId="21BA0811" wp14:editId="78D43788">
+              <wp:anchor distT="0" distB="0" distL="114300" distR="114300" simplePos="0" relativeHeight="251663360" behindDoc="0" locked="0" layoutInCell="1" allowOverlap="1" wp14:anchorId="140F26B5" wp14:editId="244CB024">
                 <wp:simplePos x="0" y="0"/>
                 <wp:positionH relativeFrom="column">
                   <wp:posOffset>0</wp:posOffset>
@@ -12325,7 +13845,7 @@
           </mc:Choice>
           <mc:Fallback>
             <w:pict>
-              <v:shapetype w14:anchorId="21BA0811" id="_x0000_t202" coordsize="21600,21600" o:spt="202" path="m,l,21600r21600,l21600,xe">
+              <v:shapetype w14:anchorId="140F26B5" id="_x0000_t202" coordsize="21600,21600" o:spt="202" path="m,l,21600r21600,l21600,xe">
                 <v:stroke joinstyle="miter"/>
                 <v:path gradientshapeok="t" o:connecttype="rect"/>
               </v:shapetype>
@@ -12352,7 +13872,7 @@
         <mc:AlternateContent>
           <mc:Choice Requires="wps">
             <w:drawing>
-              <wp:anchor distT="0" distB="0" distL="114300" distR="114300" simplePos="0" relativeHeight="251664384" behindDoc="0" locked="0" layoutInCell="1" allowOverlap="1" wp14:anchorId="006367ED" wp14:editId="0096AAF8">
+              <wp:anchor distT="0" distB="0" distL="114300" distR="114300" simplePos="0" relativeHeight="251664384" behindDoc="0" locked="0" layoutInCell="1" allowOverlap="1" wp14:anchorId="2D0E2C5F" wp14:editId="13C90371">
                 <wp:simplePos x="0" y="0"/>
                 <wp:positionH relativeFrom="column">
                   <wp:posOffset>0</wp:posOffset>
@@ -12394,7 +13914,7 @@
                                 <w:noProof/>
                               </w:rPr>
                             </w:pPr>
-                            <w:bookmarkStart w:id="55" w:name="_Toc235536853"/>
+                            <w:bookmarkStart w:id="55" w:name="_Toc235987014"/>
                             <w:r>
                               <w:t xml:space="preserve">Figure </w:t>
                             </w:r>
@@ -12440,7 +13960,7 @@
           </mc:Choice>
           <mc:Fallback>
             <w:pict>
-              <v:shape w14:anchorId="006367ED" id="Text Box 21" o:spid="_x0000_s1027" type="#_x0000_t202" style="position:absolute;left:0;text-align:left;margin-left:0;margin-top:268.2pt;width:387.9pt;height:.05pt;z-index:251664384;visibility:visible;mso-wrap-style:square;mso-wrap-distance-left:9pt;mso-wrap-distance-top:0;mso-wrap-distance-right:9pt;mso-wrap-distance-bottom:0;mso-position-horizontal:absolute;mso-position-horizontal-relative:text;mso-position-vertical:absolute;mso-position-vertical-relative:text;v-text-anchor:top" o:gfxdata="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" stroked="f">
+              <v:shape w14:anchorId="2D0E2C5F" id="Text Box 21" o:spid="_x0000_s1027" type="#_x0000_t202" style="position:absolute;left:0;text-align:left;margin-left:0;margin-top:268.2pt;width:387.9pt;height:.05pt;z-index:251664384;visibility:visible;mso-wrap-style:square;mso-wrap-distance-left:9pt;mso-wrap-distance-top:0;mso-wrap-distance-right:9pt;mso-wrap-distance-bottom:0;mso-position-horizontal:absolute;mso-position-horizontal-relative:text;mso-position-vertical:absolute;mso-position-vertical-relative:text;v-text-anchor:top" o:gfxdata="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" stroked="f">
                 <v:textbox style="mso-fit-shape-to-text:t" inset="0,0,0,0">
                   <w:txbxContent>
                     <w:p>
@@ -12451,7 +13971,7 @@
                           <w:noProof/>
                         </w:rPr>
                       </w:pPr>
-                      <w:bookmarkStart w:id="56" w:name="_Toc235536853"/>
+                      <w:bookmarkStart w:id="56" w:name="_Toc235987014"/>
                       <w:r>
                         <w:t xml:space="preserve">Figure </w:t>
                       </w:r>
@@ -12493,7 +14013,7 @@
           <w:noProof/>
         </w:rPr>
         <w:drawing>
-          <wp:anchor distT="0" distB="0" distL="114300" distR="114300" simplePos="0" relativeHeight="251662336" behindDoc="0" locked="0" layoutInCell="1" allowOverlap="1" wp14:anchorId="2F29A498" wp14:editId="6B9C1B6B">
+          <wp:anchor distT="0" distB="0" distL="114300" distR="114300" simplePos="0" relativeHeight="251662336" behindDoc="0" locked="0" layoutInCell="1" allowOverlap="1" wp14:anchorId="2195D21B" wp14:editId="0BAA174D">
             <wp:simplePos x="0" y="0"/>
             <wp:positionH relativeFrom="margin">
               <wp:align>left</wp:align>
@@ -12516,7 +14036,7 @@
                     <pic:cNvPicPr/>
                   </pic:nvPicPr>
                   <pic:blipFill>
-                    <a:blip r:embed="rId16">
+                    <a:blip r:embed="rId15">
                       <a:extLst>
                         <a:ext uri="{28A0092B-C50C-407E-A947-70E740481C1C}">
                           <a14:useLocalDpi xmlns:a14="http://schemas.microsoft.com/office/drawing/2010/main" val="0"/>
@@ -12821,7 +14341,23 @@
           <w:sz w:val="24"/>
           <w:szCs w:val="24"/>
         </w:rPr>
-        <w:t>Once data collection is done, the collected data will go through an ETL pipeline in order to prepare those data for machine model training and evaluation. By incorporating this approach, we can automate the processes such as data extraction from multiple sources such as historical police accident records and weather data, feature engineering and transforming these data into a consistent format that the relevant machine models can understand and load them into a centralized data warehouse.</w:t>
+        <w:t xml:space="preserve">Once data collection is done, the collected data will go through an ETL pipeline </w:t>
+      </w:r>
+      <w:proofErr w:type="gramStart"/>
+      <w:r>
+        <w:rPr>
+          <w:sz w:val="24"/>
+          <w:szCs w:val="24"/>
+        </w:rPr>
+        <w:t>in order to</w:t>
+      </w:r>
+      <w:proofErr w:type="gramEnd"/>
+      <w:r>
+        <w:rPr>
+          <w:sz w:val="24"/>
+          <w:szCs w:val="24"/>
+        </w:rPr>
+        <w:t xml:space="preserve"> prepare those data for machine model training and evaluation. By incorporating this approach, we can automate the processes such as data extraction from multiple sources such as historical police accident records and weather data, feature engineering and transforming these data into a consistent format that the relevant machine models can understand and load them into a centralized data warehouse.</w:t>
       </w:r>
     </w:p>
     <w:p>
@@ -12982,7 +14518,23 @@
           <w:sz w:val="24"/>
           <w:szCs w:val="24"/>
         </w:rPr>
-        <w:t>obtain additional features that could explain an occurrence of an accident with more context. This includes conventional features such as weather categories, temporal features such as day of the week, month, holiday indicators and spatial features such as location-based grids and etc. By doing this, it is possible to identify relationships between spatial and temporal features in related to a certain accident, thus enriching the models with more context.</w:t>
+        <w:t xml:space="preserve">obtain additional features that could explain an occurrence of an accident with more context. This includes conventional features such as weather categories, temporal features such as day of the week, month, holiday indicators and spatial features such as location-based grids </w:t>
+      </w:r>
+      <w:proofErr w:type="gramStart"/>
+      <w:r>
+        <w:rPr>
+          <w:sz w:val="24"/>
+          <w:szCs w:val="24"/>
+        </w:rPr>
+        <w:t>and etc.</w:t>
+      </w:r>
+      <w:proofErr w:type="gramEnd"/>
+      <w:r>
+        <w:rPr>
+          <w:sz w:val="24"/>
+          <w:szCs w:val="24"/>
+        </w:rPr>
+        <w:t xml:space="preserve"> By doing this, it is possible to identify relationships between spatial and temporal features in related to a certain accident, thus enriching the models with more context.</w:t>
       </w:r>
     </w:p>
     <w:p>
@@ -13010,7 +14562,7 @@
         </w:rPr>
         <w:lastRenderedPageBreak/>
         <w:drawing>
-          <wp:anchor distT="0" distB="0" distL="114300" distR="114300" simplePos="0" relativeHeight="251665408" behindDoc="0" locked="0" layoutInCell="1" allowOverlap="1" wp14:anchorId="5ED4BFDF" wp14:editId="22D1AC59">
+          <wp:anchor distT="0" distB="0" distL="114300" distR="114300" simplePos="0" relativeHeight="251665408" behindDoc="0" locked="0" layoutInCell="1" allowOverlap="1" wp14:anchorId="174C8F03" wp14:editId="6F1715BE">
             <wp:simplePos x="0" y="0"/>
             <wp:positionH relativeFrom="column">
               <wp:posOffset>338224</wp:posOffset>
@@ -13033,7 +14585,7 @@
                     <pic:cNvPicPr/>
                   </pic:nvPicPr>
                   <pic:blipFill>
-                    <a:blip r:embed="rId17">
+                    <a:blip r:embed="rId16">
                       <a:extLst>
                         <a:ext uri="{28A0092B-C50C-407E-A947-70E740481C1C}">
                           <a14:useLocalDpi xmlns:a14="http://schemas.microsoft.com/office/drawing/2010/main" val="0"/>
@@ -13072,7 +14624,7 @@
         <w:pStyle w:val="Caption"/>
         <w:jc w:val="center"/>
       </w:pPr>
-      <w:bookmarkStart w:id="59" w:name="_Toc235536854"/>
+      <w:bookmarkStart w:id="59" w:name="_Toc235987015"/>
       <w:r>
         <w:t xml:space="preserve">Figure </w:t>
       </w:r>
@@ -13203,8 +14755,25 @@
           <w:sz w:val="24"/>
           <w:szCs w:val="24"/>
         </w:rPr>
-        <w:t xml:space="preserve">conducting any preprocessing techniques to the collected data, first such data will be inserted to a data lake hosted on Mongo Atlas. Accordingly, both the raw historical police accident records and weather data obtained via Visual Crossing Weather API, which is in CSV format will be converted to JSON format via a python script in order to make sure that such data is stored in Mongo Atlas data lake without compromising or changing the obtained data. Once converted, those data will be stored in 2 sperate independent MongoDB collections, namely </w:t>
-      </w:r>
+        <w:t xml:space="preserve">conducting any preprocessing techniques to the collected data, first such data will be inserted to a data lake hosted on Mongo Atlas. Accordingly, both the raw historical police accident records and weather data obtained via Visual Crossing Weather API, which is in CSV format will be converted to JSON format via a python script </w:t>
+      </w:r>
+      <w:proofErr w:type="gramStart"/>
+      <w:r>
+        <w:rPr>
+          <w:sz w:val="24"/>
+          <w:szCs w:val="24"/>
+        </w:rPr>
+        <w:t>in order to</w:t>
+      </w:r>
+      <w:proofErr w:type="gramEnd"/>
+      <w:r>
+        <w:rPr>
+          <w:sz w:val="24"/>
+          <w:szCs w:val="24"/>
+        </w:rPr>
+        <w:t xml:space="preserve"> make sure that such data is stored in Mongo Atlas data lake without compromising or changing the obtained data. Once converted, those data will be stored in 2 sperate independent MongoDB collections, namely </w:t>
+      </w:r>
+      <w:proofErr w:type="spellStart"/>
       <w:r>
         <w:rPr>
           <w:b/>
@@ -13214,6 +14783,7 @@
         </w:rPr>
         <w:t>raw_accidents</w:t>
       </w:r>
+      <w:proofErr w:type="spellEnd"/>
       <w:r>
         <w:rPr>
           <w:sz w:val="24"/>
@@ -13221,14 +14791,25 @@
         </w:rPr>
         <w:t xml:space="preserve"> and </w:t>
       </w:r>
-      <w:r>
-        <w:rPr>
-          <w:b/>
-          <w:bCs/>
-          <w:sz w:val="24"/>
-          <w:szCs w:val="24"/>
-        </w:rPr>
-        <w:t>raw_weather.</w:t>
+      <w:proofErr w:type="spellStart"/>
+      <w:r>
+        <w:rPr>
+          <w:b/>
+          <w:bCs/>
+          <w:sz w:val="24"/>
+          <w:szCs w:val="24"/>
+        </w:rPr>
+        <w:t>raw_weather</w:t>
+      </w:r>
+      <w:proofErr w:type="spellEnd"/>
+      <w:r>
+        <w:rPr>
+          <w:b/>
+          <w:bCs/>
+          <w:sz w:val="24"/>
+          <w:szCs w:val="24"/>
+        </w:rPr>
+        <w:t>.</w:t>
       </w:r>
       <w:r>
         <w:rPr>
@@ -13244,14 +14825,46 @@
           <w:sz w:val="24"/>
           <w:szCs w:val="24"/>
         </w:rPr>
-        <w:t xml:space="preserve">Moreover, functions like MongoDB upsert operations are used to prevent duplication of data during multiple insertions. This ensures only new data is inserted to the data lake during the ingestion. Accordingly, implementing data lake like this ensures a centralized data storage mechanism for raw data and it also helps in processes such as data traceability, reproducibility and reprocessing which are considered as advantageous of having data lake for machine learning framework like proposed artefact </w:t>
-      </w:r>
-      <w:r>
-        <w:rPr>
-          <w:sz w:val="24"/>
-          <w:szCs w:val="24"/>
-        </w:rPr>
-        <w:t>(What Is Data Lake Architecture?, 2024)</w:t>
+        <w:t xml:space="preserve">Moreover, functions like MongoDB </w:t>
+      </w:r>
+      <w:proofErr w:type="spellStart"/>
+      <w:r>
+        <w:rPr>
+          <w:sz w:val="24"/>
+          <w:szCs w:val="24"/>
+        </w:rPr>
+        <w:t>upsert</w:t>
+      </w:r>
+      <w:proofErr w:type="spellEnd"/>
+      <w:r>
+        <w:rPr>
+          <w:sz w:val="24"/>
+          <w:szCs w:val="24"/>
+        </w:rPr>
+        <w:t xml:space="preserve"> operations are used to prevent duplication of data during multiple insertions. This ensures only new data is inserted to the data lake during the ingestion. Accordingly, implementing data lake like this ensures a centralized data storage mechanism for raw data and it also helps in processes such as data traceability, reproducibility and reprocessing which are considered as advantageous of having data lake for machine learning framework like proposed artefact </w:t>
+      </w:r>
+      <w:r>
+        <w:rPr>
+          <w:sz w:val="24"/>
+          <w:szCs w:val="24"/>
+        </w:rPr>
+        <w:t xml:space="preserve">(What Is Data Lake </w:t>
+      </w:r>
+      <w:proofErr w:type="gramStart"/>
+      <w:r>
+        <w:rPr>
+          <w:sz w:val="24"/>
+          <w:szCs w:val="24"/>
+        </w:rPr>
+        <w:t>Architecture?,</w:t>
+      </w:r>
+      <w:proofErr w:type="gramEnd"/>
+      <w:r>
+        <w:rPr>
+          <w:sz w:val="24"/>
+          <w:szCs w:val="24"/>
+        </w:rPr>
+        <w:t xml:space="preserve"> 2024)</w:t>
       </w:r>
       <w:r>
         <w:rPr>
@@ -13281,7 +14894,7 @@
           <w:noProof/>
         </w:rPr>
         <w:drawing>
-          <wp:inline distT="0" distB="0" distL="0" distR="0" wp14:anchorId="60CDA01B" wp14:editId="4B841A7A">
+          <wp:inline distT="0" distB="0" distL="0" distR="0" wp14:anchorId="63AA07F1" wp14:editId="0CFF9460">
             <wp:extent cx="5486400" cy="2250440"/>
             <wp:effectExtent l="0" t="0" r="0" b="0"/>
             <wp:docPr id="7" name="Picture 7" descr="A screenshot of a computer&#10;&#10;Description automatically generated"/>
@@ -13296,7 +14909,7 @@
                     <pic:cNvPicPr/>
                   </pic:nvPicPr>
                   <pic:blipFill>
-                    <a:blip r:embed="rId18"/>
+                    <a:blip r:embed="rId17"/>
                     <a:stretch>
                       <a:fillRect/>
                     </a:stretch>
@@ -13322,7 +14935,7 @@
         <w:pStyle w:val="Caption"/>
         <w:jc w:val="center"/>
       </w:pPr>
-      <w:bookmarkStart w:id="61" w:name="_Toc235536855"/>
+      <w:bookmarkStart w:id="61" w:name="_Toc235987016"/>
       <w:r>
         <w:t xml:space="preserve">Figure </w:t>
       </w:r>
@@ -13466,7 +15079,23 @@
           <w:sz w:val="24"/>
           <w:szCs w:val="24"/>
         </w:rPr>
-        <w:t xml:space="preserve">Once raw data ingestion to the data lake is completed, next step of the ETL process is to geocode the collected historical police accident records. As mentioned earlier, these accident data are still recorded in physical books and as a result of this manual process, location coordinates for given locations were never included. But when it comes to our implementation such location coordinates are one of mandatory features needed for hotspot prediction and spatial analysis.  So, as one of the first stage of ETL pipeline, we geocode those location data in historical police accident records with the help of </w:t>
+        <w:t xml:space="preserve">Once raw data ingestion to the data lake is completed, next step of the ETL process is to geocode the collected historical police accident records. As mentioned earlier, these accident data are still recorded in physical books and </w:t>
+      </w:r>
+      <w:proofErr w:type="gramStart"/>
+      <w:r>
+        <w:rPr>
+          <w:sz w:val="24"/>
+          <w:szCs w:val="24"/>
+        </w:rPr>
+        <w:t>as a result of</w:t>
+      </w:r>
+      <w:proofErr w:type="gramEnd"/>
+      <w:r>
+        <w:rPr>
+          <w:sz w:val="24"/>
+          <w:szCs w:val="24"/>
+        </w:rPr>
+        <w:t xml:space="preserve"> this manual process, location coordinates for given locations were never included. But when it comes to our implementation such location coordinates are one of mandatory features needed for hotspot prediction and spatial analysis.  So, as one of the first stage of ETL pipeline, we geocode those location data in historical police accident records with the help of </w:t>
       </w:r>
       <w:r>
         <w:rPr>
@@ -13518,6 +15147,7 @@
         </w:rPr>
         <w:t xml:space="preserve">Accordingly, when it comes the implementation, only the unique location coordinates in the dataset are retrieved. Once done, such location coordinates are stored in a reference collection called </w:t>
       </w:r>
+      <w:proofErr w:type="spellStart"/>
       <w:r>
         <w:rPr>
           <w:b/>
@@ -13527,6 +15157,7 @@
         </w:rPr>
         <w:t>location_master</w:t>
       </w:r>
+      <w:proofErr w:type="spellEnd"/>
       <w:r>
         <w:rPr>
           <w:sz w:val="24"/>
@@ -13534,6 +15165,7 @@
         </w:rPr>
         <w:t xml:space="preserve"> in Mongo Atlas. Accordingly, this reference collection act as caching layer for location coordinates and it helps to avoid redundant API calls by only retrieving new unique location coordinates upon subsequent requests by comparing them with the existing location coordinates in </w:t>
       </w:r>
+      <w:proofErr w:type="spellStart"/>
       <w:r>
         <w:rPr>
           <w:b/>
@@ -13543,6 +15175,7 @@
         </w:rPr>
         <w:t>location_master</w:t>
       </w:r>
+      <w:proofErr w:type="spellEnd"/>
       <w:r>
         <w:rPr>
           <w:sz w:val="24"/>
@@ -13550,6 +15183,7 @@
         </w:rPr>
         <w:t xml:space="preserve"> reference collection. Moreover, during this process standardization of locations will also be performed to ensure consistency and integrity of location names. Once, above mentioned stages are completed, the processed dataset with both standardized locations and geo coordinates is saved in a MongoDB collection called </w:t>
       </w:r>
+      <w:proofErr w:type="spellStart"/>
       <w:r>
         <w:rPr>
           <w:sz w:val="24"/>
@@ -13557,6 +15191,7 @@
         </w:rPr>
         <w:t>processed_accidents_with_coords</w:t>
       </w:r>
+      <w:proofErr w:type="spellEnd"/>
       <w:r>
         <w:rPr>
           <w:sz w:val="24"/>
@@ -13581,7 +15216,7 @@
           <w:noProof/>
         </w:rPr>
         <w:drawing>
-          <wp:inline distT="0" distB="0" distL="0" distR="0" wp14:anchorId="25F89F07" wp14:editId="4DF987D0">
+          <wp:inline distT="0" distB="0" distL="0" distR="0" wp14:anchorId="43EBE8F6" wp14:editId="4C550726">
             <wp:extent cx="5486400" cy="1697990"/>
             <wp:effectExtent l="0" t="0" r="0" b="0"/>
             <wp:docPr id="8" name="Picture 8" descr="A white screen with text&#10;&#10;Description automatically generated"/>
@@ -13596,7 +15231,7 @@
                     <pic:cNvPicPr/>
                   </pic:nvPicPr>
                   <pic:blipFill>
-                    <a:blip r:embed="rId19"/>
+                    <a:blip r:embed="rId18"/>
                     <a:stretch>
                       <a:fillRect/>
                     </a:stretch>
@@ -13622,7 +15257,7 @@
         <w:pStyle w:val="Caption"/>
         <w:jc w:val="center"/>
       </w:pPr>
-      <w:bookmarkStart w:id="63" w:name="_Toc235536856"/>
+      <w:bookmarkStart w:id="63" w:name="_Toc235987017"/>
       <w:r>
         <w:t xml:space="preserve">Figure </w:t>
       </w:r>
@@ -13751,8 +15386,25 @@
           <w:sz w:val="24"/>
           <w:szCs w:val="24"/>
         </w:rPr>
-        <w:t xml:space="preserve">Once the geocoding of historical traffic accident data is completed, the next step of the ETL pipeline is to merge the contextual weather data along with the traffic accident data. Accordingly, the raw weather data which is stored in MongoDB data lake is retrieved to extract useful features such as precipitation, visibility, humidity, cloud cover, sunrise and sunset times from the raw dataset. In addition to raw features, feature engineering has performed to extract additional features such as visibility levels/description and light conditions to make the interpretation of such features easier for machine learning models. Once these steps are completed, the processed weather dataset is merged into historical accident dataset based on their dates and stores in a separate collection called </w:t>
-      </w:r>
+        <w:t xml:space="preserve">Once the geocoding of historical traffic accident data is completed, the next step of the ETL pipeline is to merge the contextual weather data along with the traffic accident data. Accordingly, the raw weather data which is stored in MongoDB data lake is retrieved to extract useful features such as precipitation, visibility, humidity, cloud cover, </w:t>
+      </w:r>
+      <w:proofErr w:type="gramStart"/>
+      <w:r>
+        <w:rPr>
+          <w:sz w:val="24"/>
+          <w:szCs w:val="24"/>
+        </w:rPr>
+        <w:t>sunrise</w:t>
+      </w:r>
+      <w:proofErr w:type="gramEnd"/>
+      <w:r>
+        <w:rPr>
+          <w:sz w:val="24"/>
+          <w:szCs w:val="24"/>
+        </w:rPr>
+        <w:t xml:space="preserve"> and sunset times from the raw dataset. In addition to raw features, feature engineering has performed to extract additional features such as visibility levels/description and light conditions to make the interpretation of such features easier for machine learning models. Once these steps are completed, the processed weather dataset is merged into historical accident dataset based on their dates and stores in a separate collection called </w:t>
+      </w:r>
+      <w:proofErr w:type="spellStart"/>
       <w:r>
         <w:rPr>
           <w:b/>
@@ -13762,6 +15414,7 @@
         </w:rPr>
         <w:t>processed_accidents_with_weather</w:t>
       </w:r>
+      <w:proofErr w:type="spellEnd"/>
       <w:r>
         <w:rPr>
           <w:sz w:val="24"/>
@@ -13791,7 +15444,7 @@
           <w:noProof/>
         </w:rPr>
         <w:drawing>
-          <wp:inline distT="0" distB="0" distL="0" distR="0" wp14:anchorId="78DC2035" wp14:editId="2FCC95CE">
+          <wp:inline distT="0" distB="0" distL="0" distR="0" wp14:anchorId="75001837" wp14:editId="1FADE6E6">
             <wp:extent cx="4257675" cy="4022123"/>
             <wp:effectExtent l="0" t="0" r="0" b="0"/>
             <wp:docPr id="10" name="Picture 10" descr="A screenshot of a computer&#10;&#10;Description automatically generated"/>
@@ -13806,7 +15459,7 @@
                     <pic:cNvPicPr/>
                   </pic:nvPicPr>
                   <pic:blipFill>
-                    <a:blip r:embed="rId20"/>
+                    <a:blip r:embed="rId19"/>
                     <a:stretch>
                       <a:fillRect/>
                     </a:stretch>
@@ -13832,7 +15485,7 @@
         <w:pStyle w:val="Caption"/>
         <w:jc w:val="center"/>
       </w:pPr>
-      <w:bookmarkStart w:id="65" w:name="_Toc235536857"/>
+      <w:bookmarkStart w:id="65" w:name="_Toc235987018"/>
       <w:r>
         <w:t xml:space="preserve">Figure </w:t>
       </w:r>
@@ -14017,7 +15670,23 @@
           <w:sz w:val="24"/>
           <w:szCs w:val="24"/>
         </w:rPr>
-        <w:t xml:space="preserve">As mentioned earlier, road traffic accidents are not uniformly distributed through the space and time. So understanding such variation and having contextual awareness in space and time can genuinely benefit a machine learning when it comes to predicting reliable traffic accident hotspots and their severity. </w:t>
+        <w:t xml:space="preserve">As mentioned earlier, road traffic accidents are not uniformly distributed through the space and time. </w:t>
+      </w:r>
+      <w:proofErr w:type="gramStart"/>
+      <w:r>
+        <w:rPr>
+          <w:sz w:val="24"/>
+          <w:szCs w:val="24"/>
+        </w:rPr>
+        <w:t>So</w:t>
+      </w:r>
+      <w:proofErr w:type="gramEnd"/>
+      <w:r>
+        <w:rPr>
+          <w:sz w:val="24"/>
+          <w:szCs w:val="24"/>
+        </w:rPr>
+        <w:t xml:space="preserve"> understanding such variation and having contextual awareness in space and time can genuinely benefit a machine learning when it comes to predicting reliable traffic accident hotspots and their severity. </w:t>
       </w:r>
     </w:p>
     <w:p>
@@ -14299,7 +15968,17 @@
           <w:sz w:val="24"/>
           <w:szCs w:val="24"/>
         </w:rPr>
-        <w:t>H3(lat</w:t>
+        <w:t>H3(</w:t>
+      </w:r>
+      <w:proofErr w:type="gramStart"/>
+      <w:r>
+        <w:rPr>
+          <w:b/>
+          <w:bCs/>
+          <w:sz w:val="24"/>
+          <w:szCs w:val="24"/>
+        </w:rPr>
+        <w:t>lat</w:t>
       </w:r>
       <w:r>
         <w:rPr>
@@ -14318,7 +15997,17 @@
           <w:sz w:val="24"/>
           <w:szCs w:val="24"/>
         </w:rPr>
-        <w:t>​,lng</w:t>
+        <w:t>​,</w:t>
+      </w:r>
+      <w:proofErr w:type="spellStart"/>
+      <w:r>
+        <w:rPr>
+          <w:b/>
+          <w:bCs/>
+          <w:sz w:val="24"/>
+          <w:szCs w:val="24"/>
+        </w:rPr>
+        <w:t>lng</w:t>
       </w:r>
       <w:r>
         <w:rPr>
@@ -14330,43 +16019,62 @@
         </w:rPr>
         <w:t>i</w:t>
       </w:r>
-      <w:r>
-        <w:rPr>
-          <w:b/>
-          <w:bCs/>
-          <w:sz w:val="24"/>
-          <w:szCs w:val="24"/>
-        </w:rPr>
-        <w:t>​,r)</w:t>
-      </w:r>
-    </w:p>
-    <w:p>
-      <w:pPr>
-        <w:spacing w:line="360" w:lineRule="auto"/>
-        <w:jc w:val="both"/>
-        <w:rPr>
-          <w:b/>
-          <w:bCs/>
-          <w:sz w:val="24"/>
-          <w:szCs w:val="24"/>
-        </w:rPr>
-      </w:pPr>
-    </w:p>
-    <w:p>
-      <w:pPr>
-        <w:spacing w:line="360" w:lineRule="auto"/>
-        <w:jc w:val="both"/>
-        <w:rPr>
-          <w:sz w:val="24"/>
-          <w:szCs w:val="24"/>
-        </w:rPr>
-      </w:pPr>
-      <w:r>
-        <w:rPr>
-          <w:sz w:val="24"/>
-          <w:szCs w:val="24"/>
-        </w:rPr>
-        <w:t>Accordingly, in here C</w:t>
+      <w:proofErr w:type="spellEnd"/>
+      <w:r>
+        <w:rPr>
+          <w:b/>
+          <w:bCs/>
+          <w:sz w:val="24"/>
+          <w:szCs w:val="24"/>
+        </w:rPr>
+        <w:t>​</w:t>
+      </w:r>
+      <w:proofErr w:type="gramEnd"/>
+      <w:r>
+        <w:rPr>
+          <w:b/>
+          <w:bCs/>
+          <w:sz w:val="24"/>
+          <w:szCs w:val="24"/>
+        </w:rPr>
+        <w:t>,r)</w:t>
+      </w:r>
+    </w:p>
+    <w:p>
+      <w:pPr>
+        <w:spacing w:line="360" w:lineRule="auto"/>
+        <w:jc w:val="both"/>
+        <w:rPr>
+          <w:b/>
+          <w:bCs/>
+          <w:sz w:val="24"/>
+          <w:szCs w:val="24"/>
+        </w:rPr>
+      </w:pPr>
+    </w:p>
+    <w:p>
+      <w:pPr>
+        <w:spacing w:line="360" w:lineRule="auto"/>
+        <w:jc w:val="both"/>
+        <w:rPr>
+          <w:sz w:val="24"/>
+          <w:szCs w:val="24"/>
+        </w:rPr>
+      </w:pPr>
+      <w:r>
+        <w:rPr>
+          <w:sz w:val="24"/>
+          <w:szCs w:val="24"/>
+        </w:rPr>
+        <w:t xml:space="preserve">Accordingly, in here </w:t>
+      </w:r>
+      <w:proofErr w:type="gramStart"/>
+      <w:r>
+        <w:rPr>
+          <w:sz w:val="24"/>
+          <w:szCs w:val="24"/>
+        </w:rPr>
+        <w:t>C</w:t>
       </w:r>
       <w:r>
         <w:rPr>
@@ -14389,7 +16097,31 @@
           <w:sz w:val="24"/>
           <w:szCs w:val="24"/>
         </w:rPr>
-        <w:t xml:space="preserve">represent the cell identifier for a given accident “i” and “r” represent the resolution at which the each cells are represented. </w:t>
+        <w:t>represent</w:t>
+      </w:r>
+      <w:proofErr w:type="gramEnd"/>
+      <w:r>
+        <w:rPr>
+          <w:sz w:val="24"/>
+          <w:szCs w:val="24"/>
+        </w:rPr>
+        <w:t xml:space="preserve"> the cell identifier for a given accident “</w:t>
+      </w:r>
+      <w:proofErr w:type="spellStart"/>
+      <w:r>
+        <w:rPr>
+          <w:sz w:val="24"/>
+          <w:szCs w:val="24"/>
+        </w:rPr>
+        <w:t>i</w:t>
+      </w:r>
+      <w:proofErr w:type="spellEnd"/>
+      <w:r>
+        <w:rPr>
+          <w:sz w:val="24"/>
+          <w:szCs w:val="24"/>
+        </w:rPr>
+        <w:t xml:space="preserve">” and “r” represent the resolution at which the each cells are represented. </w:t>
       </w:r>
     </w:p>
     <w:p>
@@ -14417,7 +16149,7 @@
           <w:szCs w:val="24"/>
         </w:rPr>
         <w:drawing>
-          <wp:inline distT="0" distB="0" distL="0" distR="0" wp14:anchorId="569BBFC0" wp14:editId="30180044">
+          <wp:inline distT="0" distB="0" distL="0" distR="0" wp14:anchorId="6D7FD533" wp14:editId="5C2308F3">
             <wp:extent cx="5486400" cy="3418205"/>
             <wp:effectExtent l="0" t="0" r="0" b="0"/>
             <wp:docPr id="9" name="Picture 9" descr="A screen shot of a computer program&#10;&#10;Description automatically generated"/>
@@ -14432,7 +16164,7 @@
                     <pic:cNvPicPr/>
                   </pic:nvPicPr>
                   <pic:blipFill>
-                    <a:blip r:embed="rId21"/>
+                    <a:blip r:embed="rId20"/>
                     <a:stretch>
                       <a:fillRect/>
                     </a:stretch>
@@ -14458,7 +16190,7 @@
         <w:pStyle w:val="Caption"/>
         <w:jc w:val="center"/>
       </w:pPr>
-      <w:bookmarkStart w:id="67" w:name="_Toc235536858"/>
+      <w:bookmarkStart w:id="67" w:name="_Toc235987019"/>
       <w:r>
         <w:t xml:space="preserve">Figure </w:t>
       </w:r>
@@ -14541,7 +16273,25 @@
           <w:sz w:val="24"/>
           <w:szCs w:val="24"/>
         </w:rPr>
-        <w:t xml:space="preserve"> This is because choosing higher resolution for a cell can cause problems such as spatial sparsity due to the limited number of data causing most of the cells to have a zero or limited number of accidents, enabling such cells to act almost as individual location coordinates. Therefore, resolution 8 has chosen which acts a balance of both ends making it much more suitable for spatial analysis of a area like Colombo Municipal Area.</w:t>
+        <w:t xml:space="preserve"> This is because choosing higher resolution for a cell can cause problems such as spatial sparsity due to the limited number of data causing most of the cells to have a zero or limited number of accidents, enabling such cells to act almost as individual location coordinates. Therefore, resolution 8 has chosen which acts a balance of both ends making it much more suitable for spatial analysis of </w:t>
+      </w:r>
+      <w:proofErr w:type="spellStart"/>
+      <w:proofErr w:type="gramStart"/>
+      <w:r>
+        <w:rPr>
+          <w:sz w:val="24"/>
+          <w:szCs w:val="24"/>
+        </w:rPr>
+        <w:t>a</w:t>
+      </w:r>
+      <w:proofErr w:type="spellEnd"/>
+      <w:proofErr w:type="gramEnd"/>
+      <w:r>
+        <w:rPr>
+          <w:sz w:val="24"/>
+          <w:szCs w:val="24"/>
+        </w:rPr>
+        <w:t xml:space="preserve"> area like Colombo Municipal Area.</w:t>
       </w:r>
     </w:p>
     <w:p>
@@ -14646,39 +16396,64 @@
           <w:szCs w:val="24"/>
         </w:rPr>
       </w:pPr>
-      <w:r>
-        <w:rPr>
-          <w:sz w:val="24"/>
-          <w:szCs w:val="24"/>
-        </w:rPr>
-        <w:t>So in order to predict traffic accident hotspots and thereby to satisfy the relevant objectives, first we need to setup hotspot labels itself for the relevant data points. Accordingly, by using the same H3 indexing approach that we discussed above, each accident is inserted to a H3 cell based on their geo coordinates along with total accident counter per each cell.</w:t>
-      </w:r>
-    </w:p>
-    <w:p>
-      <w:pPr>
-        <w:spacing w:line="360" w:lineRule="auto"/>
-        <w:jc w:val="both"/>
-        <w:rPr>
-          <w:sz w:val="24"/>
-          <w:szCs w:val="24"/>
-        </w:rPr>
-      </w:pPr>
-    </w:p>
-    <w:p>
-      <w:pPr>
-        <w:spacing w:line="360" w:lineRule="auto"/>
-        <w:jc w:val="both"/>
-        <w:rPr>
-          <w:sz w:val="24"/>
-          <w:szCs w:val="24"/>
-        </w:rPr>
-      </w:pPr>
-      <w:r>
-        <w:rPr>
-          <w:sz w:val="24"/>
-          <w:szCs w:val="24"/>
-        </w:rPr>
-        <w:t xml:space="preserve">Accordingly, under null hypothesis of Complete Spatial Randomness (CSR), we expect a certain number of accidents to be included in each cell based on the average accident rate that we calculated using the total number of accidents in the collected dataset. However, if a certain H3 cell has significant higher number of accident count than this expected average, then that H3 cell is labelled as a hotspot. The reason for using this method instead of arbitrary percentile based threshold because such constant thresholds are unable to provide any statistics for the chosen percentile.  </w:t>
+      <w:proofErr w:type="gramStart"/>
+      <w:r>
+        <w:rPr>
+          <w:sz w:val="24"/>
+          <w:szCs w:val="24"/>
+        </w:rPr>
+        <w:t>So</w:t>
+      </w:r>
+      <w:proofErr w:type="gramEnd"/>
+      <w:r>
+        <w:rPr>
+          <w:sz w:val="24"/>
+          <w:szCs w:val="24"/>
+        </w:rPr>
+        <w:t xml:space="preserve"> in order to predict traffic accident hotspots and thereby to satisfy the relevant objectives, first we need to setup hotspot labels itself for the relevant data points. Accordingly, by using the same H3 indexing approach that we discussed above, each accident is inserted to a H3 cell based on their geo coordinates along with total accident counter per each cell.</w:t>
+      </w:r>
+    </w:p>
+    <w:p>
+      <w:pPr>
+        <w:spacing w:line="360" w:lineRule="auto"/>
+        <w:jc w:val="both"/>
+        <w:rPr>
+          <w:sz w:val="24"/>
+          <w:szCs w:val="24"/>
+        </w:rPr>
+      </w:pPr>
+    </w:p>
+    <w:p>
+      <w:pPr>
+        <w:spacing w:line="360" w:lineRule="auto"/>
+        <w:jc w:val="both"/>
+        <w:rPr>
+          <w:sz w:val="24"/>
+          <w:szCs w:val="24"/>
+        </w:rPr>
+      </w:pPr>
+      <w:r>
+        <w:rPr>
+          <w:sz w:val="24"/>
+          <w:szCs w:val="24"/>
+        </w:rPr>
+        <w:t xml:space="preserve">Accordingly, under null hypothesis of Complete Spatial Randomness (CSR), we expect a certain number of accidents to be included in each cell based on the average accident rate that we calculated using the total number of accidents in the collected dataset. However, if a certain H3 cell has significant higher number of accident count than this expected average, then that H3 cell is labelled as a hotspot. The reason for using this method instead of arbitrary </w:t>
+      </w:r>
+      <w:proofErr w:type="gramStart"/>
+      <w:r>
+        <w:rPr>
+          <w:sz w:val="24"/>
+          <w:szCs w:val="24"/>
+        </w:rPr>
+        <w:t>percentile based</w:t>
+      </w:r>
+      <w:proofErr w:type="gramEnd"/>
+      <w:r>
+        <w:rPr>
+          <w:sz w:val="24"/>
+          <w:szCs w:val="24"/>
+        </w:rPr>
+        <w:t xml:space="preserve"> threshold because such constant thresholds are unable to provide any statistics for the chosen percentile.  </w:t>
       </w:r>
     </w:p>
     <w:p>
@@ -15017,6 +16792,7 @@
         <w:spacing w:line="360" w:lineRule="auto"/>
         <w:jc w:val="both"/>
       </w:pPr>
+      <w:proofErr w:type="spellStart"/>
       <w:r>
         <w:rPr>
           <w:sz w:val="24"/>
@@ -15032,6 +16808,7 @@
         </w:rPr>
         <w:t>c</w:t>
       </w:r>
+      <w:proofErr w:type="spellEnd"/>
       <w:r>
         <w:rPr>
           <w:sz w:val="24"/>
@@ -15093,7 +16870,15 @@
           <w:sz w:val="24"/>
           <w:szCs w:val="24"/>
         </w:rPr>
-        <w:t>) is calculated, a “P-Value” for each H3 cell is calculated to get the probability of having same accident count or greater (as much as n</w:t>
+        <w:t xml:space="preserve">) is calculated, a “P-Value” for each H3 cell is calculated to get the probability of having same accident count or greater (as much as </w:t>
+      </w:r>
+      <w:proofErr w:type="spellStart"/>
+      <w:r>
+        <w:rPr>
+          <w:sz w:val="24"/>
+          <w:szCs w:val="24"/>
+        </w:rPr>
+        <w:t>n</w:t>
       </w:r>
       <w:r>
         <w:rPr>
@@ -15103,6 +16888,7 @@
         </w:rPr>
         <w:t>c</w:t>
       </w:r>
+      <w:proofErr w:type="spellEnd"/>
       <w:r>
         <w:rPr>
           <w:sz w:val="24"/>
@@ -15116,7 +16902,23 @@
           <w:sz w:val="24"/>
           <w:szCs w:val="24"/>
         </w:rPr>
-        <w:t>in the above equation) than (λ)  via using the below null model:</w:t>
+        <w:t>in the above equation) than (</w:t>
+      </w:r>
+      <w:proofErr w:type="gramStart"/>
+      <w:r>
+        <w:rPr>
+          <w:sz w:val="24"/>
+          <w:szCs w:val="24"/>
+        </w:rPr>
+        <w:t>λ)  via</w:t>
+      </w:r>
+      <w:proofErr w:type="gramEnd"/>
+      <w:r>
+        <w:rPr>
+          <w:sz w:val="24"/>
+          <w:szCs w:val="24"/>
+        </w:rPr>
+        <w:t xml:space="preserve"> using the below null model:</w:t>
       </w:r>
     </w:p>
     <w:p>
@@ -15267,6 +17069,9 @@
                 </m:dPr>
                 <m:e>
                   <m:r>
+                    <m:rPr>
+                      <m:sty m:val="p"/>
+                    </m:rPr>
                     <w:rPr>
                       <w:rFonts w:ascii="Cambria Math" w:hAnsi="Cambria Math"/>
                     </w:rPr>
@@ -15354,6 +17159,9 @@
                 <m:t>-1;</m:t>
               </m:r>
               <m:r>
+                <m:rPr>
+                  <m:sty m:val="p"/>
+                </m:rPr>
                 <w:rPr>
                   <w:rFonts w:ascii="Cambria Math" w:hAnsi="Cambria Math"/>
                 </w:rPr>
@@ -15417,7 +17225,15 @@
           <w:sz w:val="24"/>
           <w:szCs w:val="24"/>
         </w:rPr>
-        <w:t xml:space="preserve"> = Probability of having same accident count or greater than the observed accident count in n</w:t>
+        <w:t xml:space="preserve"> = Probability of having same accident count or greater than the observed accident count in </w:t>
+      </w:r>
+      <w:proofErr w:type="spellStart"/>
+      <w:r>
+        <w:rPr>
+          <w:sz w:val="24"/>
+          <w:szCs w:val="24"/>
+        </w:rPr>
+        <w:t>n</w:t>
       </w:r>
       <w:r>
         <w:rPr>
@@ -15425,14 +17241,39 @@
           <w:szCs w:val="24"/>
           <w:vertAlign w:val="subscript"/>
         </w:rPr>
-        <w:t xml:space="preserve">c </w:t>
-      </w:r>
-      <w:r>
-        <w:rPr>
-          <w:sz w:val="24"/>
-          <w:szCs w:val="24"/>
-        </w:rPr>
-        <w:t>for cell “c”. For this we have to assume that accidents are randomly spread across the study area.</w:t>
+        <w:t>c</w:t>
+      </w:r>
+      <w:proofErr w:type="spellEnd"/>
+      <w:r>
+        <w:rPr>
+          <w:sz w:val="24"/>
+          <w:szCs w:val="24"/>
+          <w:vertAlign w:val="subscript"/>
+        </w:rPr>
+        <w:t xml:space="preserve"> </w:t>
+      </w:r>
+      <w:r>
+        <w:rPr>
+          <w:sz w:val="24"/>
+          <w:szCs w:val="24"/>
+        </w:rPr>
+        <w:t xml:space="preserve">for cell “c”. For this we </w:t>
+      </w:r>
+      <w:proofErr w:type="gramStart"/>
+      <w:r>
+        <w:rPr>
+          <w:sz w:val="24"/>
+          <w:szCs w:val="24"/>
+        </w:rPr>
+        <w:t>have to</w:t>
+      </w:r>
+      <w:proofErr w:type="gramEnd"/>
+      <w:r>
+        <w:rPr>
+          <w:sz w:val="24"/>
+          <w:szCs w:val="24"/>
+        </w:rPr>
+        <w:t xml:space="preserve"> assume that accidents are randomly spread across the study area.</w:t>
       </w:r>
     </w:p>
     <w:p>
@@ -15643,7 +17484,23 @@
           <w:sz w:val="24"/>
           <w:szCs w:val="24"/>
         </w:rPr>
-        <w:t xml:space="preserve">However, during the identification of above mentioned hotspots, it is clear that we had to perform statistical test for each and every cell. This kind of multiple hypothesis tests can lead to increased number of false positive rate. As a solution for this problem </w:t>
+        <w:t xml:space="preserve">However, during the identification of </w:t>
+      </w:r>
+      <w:proofErr w:type="gramStart"/>
+      <w:r>
+        <w:rPr>
+          <w:sz w:val="24"/>
+          <w:szCs w:val="24"/>
+        </w:rPr>
+        <w:t>above mentioned</w:t>
+      </w:r>
+      <w:proofErr w:type="gramEnd"/>
+      <w:r>
+        <w:rPr>
+          <w:sz w:val="24"/>
+          <w:szCs w:val="24"/>
+        </w:rPr>
+        <w:t xml:space="preserve"> hotspots, it is clear that we had to perform statistical test for each and every cell. This kind of multiple hypothesis tests can lead to increased number of false positive rate. As a solution for this problem </w:t>
       </w:r>
       <w:r>
         <w:rPr>
@@ -15725,7 +17582,7 @@
           <w:sz w:val="24"/>
           <w:szCs w:val="24"/>
         </w:rPr>
-        <w:t>calculated P-Valued were ranked in ascending order and each of them were compared against the threshold value calculated using the below equation.</w:t>
+        <w:t>calculated P-Value were ranked in ascending order and each of them were compared against the threshold value calculated using the below equation.</w:t>
       </w:r>
     </w:p>
     <w:p>
@@ -15972,7 +17829,7 @@
           <w:sz w:val="24"/>
           <w:szCs w:val="24"/>
         </w:rPr>
-        <w:t xml:space="preserve">  =  Significance level (0.05 in this case)</w:t>
+        <w:t xml:space="preserve">  = Significance level (0.05 in this case)</w:t>
       </w:r>
     </w:p>
     <w:p>
@@ -16033,17 +17890,1900 @@
     <w:p>
       <w:pPr>
         <w:spacing w:line="360" w:lineRule="auto"/>
-      </w:pPr>
-    </w:p>
-    <w:p>
-      <w:pPr>
-        <w:spacing w:line="360" w:lineRule="auto"/>
-      </w:pPr>
-    </w:p>
-    <w:p>
-      <w:pPr>
-        <w:spacing w:line="360" w:lineRule="auto"/>
-      </w:pPr>
+        <w:jc w:val="both"/>
+        <w:rPr>
+          <w:sz w:val="24"/>
+          <w:szCs w:val="24"/>
+        </w:rPr>
+      </w:pPr>
+    </w:p>
+    <w:p>
+      <w:pPr>
+        <w:keepNext/>
+        <w:spacing w:line="360" w:lineRule="auto"/>
+        <w:jc w:val="center"/>
+      </w:pPr>
+      <w:r>
+        <w:rPr>
+          <w:noProof/>
+          <w:sz w:val="24"/>
+          <w:szCs w:val="24"/>
+        </w:rPr>
+        <w:drawing>
+          <wp:inline distT="0" distB="0" distL="0" distR="0" wp14:anchorId="471B4332" wp14:editId="7BEDA4BC">
+            <wp:extent cx="5486400" cy="2673985"/>
+            <wp:effectExtent l="0" t="0" r="0" b="0"/>
+            <wp:docPr id="4" name="Picture 4" descr="A screenshot of a computer program&#10;&#10;Description automatically generated"/>
+            <wp:cNvGraphicFramePr>
+              <a:graphicFrameLocks xmlns:a="http://schemas.openxmlformats.org/drawingml/2006/main" noChangeAspect="1"/>
+            </wp:cNvGraphicFramePr>
+            <a:graphic xmlns:a="http://schemas.openxmlformats.org/drawingml/2006/main">
+              <a:graphicData uri="http://schemas.openxmlformats.org/drawingml/2006/picture">
+                <pic:pic xmlns:pic="http://schemas.openxmlformats.org/drawingml/2006/picture">
+                  <pic:nvPicPr>
+                    <pic:cNvPr id="4" name="Picture 4" descr="A screenshot of a computer program&#10;&#10;Description automatically generated"/>
+                    <pic:cNvPicPr/>
+                  </pic:nvPicPr>
+                  <pic:blipFill>
+                    <a:blip r:embed="rId21"/>
+                    <a:stretch>
+                      <a:fillRect/>
+                    </a:stretch>
+                  </pic:blipFill>
+                  <pic:spPr>
+                    <a:xfrm>
+                      <a:off x="0" y="0"/>
+                      <a:ext cx="5486400" cy="2673985"/>
+                    </a:xfrm>
+                    <a:prstGeom prst="rect">
+                      <a:avLst/>
+                    </a:prstGeom>
+                  </pic:spPr>
+                </pic:pic>
+              </a:graphicData>
+            </a:graphic>
+          </wp:inline>
+        </w:drawing>
+      </w:r>
+    </w:p>
+    <w:p>
+      <w:pPr>
+        <w:pStyle w:val="Caption"/>
+        <w:jc w:val="center"/>
+        <w:rPr>
+          <w:sz w:val="24"/>
+          <w:szCs w:val="24"/>
+        </w:rPr>
+      </w:pPr>
+      <w:bookmarkStart w:id="68" w:name="_Toc235987020"/>
+      <w:r>
+        <w:t xml:space="preserve">Figure </w:t>
+      </w:r>
+      <w:r>
+        <w:fldChar w:fldCharType="begin"/>
+      </w:r>
+      <w:r>
+        <w:instrText xml:space="preserve"> SEQ Figure \* ARABIC </w:instrText>
+      </w:r>
+      <w:r>
+        <w:fldChar w:fldCharType="separate"/>
+      </w:r>
+      <w:r>
+        <w:rPr>
+          <w:noProof/>
+        </w:rPr>
+        <w:t>9</w:t>
+      </w:r>
+      <w:r>
+        <w:fldChar w:fldCharType="end"/>
+      </w:r>
+      <w:r>
+        <w:t xml:space="preserve"> Hotspot Classification via Poisson FDR Approach</w:t>
+      </w:r>
+      <w:bookmarkEnd w:id="68"/>
+    </w:p>
+    <w:p>
+      <w:pPr>
+        <w:spacing w:line="360" w:lineRule="auto"/>
+      </w:pPr>
+    </w:p>
+    <w:p>
+      <w:pPr>
+        <w:spacing w:line="360" w:lineRule="auto"/>
+      </w:pPr>
+    </w:p>
+    <w:p>
+      <w:pPr>
+        <w:spacing w:line="360" w:lineRule="auto"/>
+      </w:pPr>
+    </w:p>
+    <w:p>
+      <w:pPr>
+        <w:spacing w:line="360" w:lineRule="auto"/>
+      </w:pPr>
+    </w:p>
+    <w:p>
+      <w:pPr>
+        <w:spacing w:line="360" w:lineRule="auto"/>
+      </w:pPr>
+    </w:p>
+    <w:p>
+      <w:pPr>
+        <w:spacing w:line="360" w:lineRule="auto"/>
+      </w:pPr>
+    </w:p>
+    <w:p>
+      <w:pPr>
+        <w:spacing w:line="360" w:lineRule="auto"/>
+      </w:pPr>
+    </w:p>
+    <w:p>
+      <w:pPr>
+        <w:spacing w:line="360" w:lineRule="auto"/>
+      </w:pPr>
+    </w:p>
+    <w:p>
+      <w:pPr>
+        <w:spacing w:line="360" w:lineRule="auto"/>
+      </w:pPr>
+    </w:p>
+    <w:p>
+      <w:pPr>
+        <w:pStyle w:val="Heading5"/>
+        <w:rPr>
+          <w:rFonts w:ascii="Times New Roman" w:hAnsi="Times New Roman" w:cs="Times New Roman"/>
+          <w:b/>
+          <w:bCs/>
+          <w:color w:val="auto"/>
+          <w:sz w:val="24"/>
+          <w:szCs w:val="24"/>
+        </w:rPr>
+      </w:pPr>
+      <w:r>
+        <w:rPr>
+          <w:rFonts w:ascii="Times New Roman" w:hAnsi="Times New Roman" w:cs="Times New Roman"/>
+          <w:b/>
+          <w:bCs/>
+          <w:color w:val="auto"/>
+          <w:sz w:val="24"/>
+          <w:szCs w:val="24"/>
+        </w:rPr>
+        <w:lastRenderedPageBreak/>
+        <w:t>3.3.5</w:t>
+      </w:r>
+      <w:r>
+        <w:rPr>
+          <w:rFonts w:ascii="Times New Roman" w:hAnsi="Times New Roman" w:cs="Times New Roman"/>
+          <w:b/>
+          <w:bCs/>
+          <w:color w:val="auto"/>
+          <w:sz w:val="24"/>
+          <w:szCs w:val="24"/>
+        </w:rPr>
+        <w:t>.2.</w:t>
+      </w:r>
+      <w:r>
+        <w:rPr>
+          <w:rFonts w:ascii="Times New Roman" w:hAnsi="Times New Roman" w:cs="Times New Roman"/>
+          <w:b/>
+          <w:bCs/>
+          <w:color w:val="auto"/>
+          <w:sz w:val="24"/>
+          <w:szCs w:val="24"/>
+        </w:rPr>
+        <w:t>5</w:t>
+      </w:r>
+      <w:r>
+        <w:rPr>
+          <w:rFonts w:ascii="Times New Roman" w:hAnsi="Times New Roman" w:cs="Times New Roman"/>
+          <w:b/>
+          <w:bCs/>
+          <w:color w:val="auto"/>
+          <w:sz w:val="24"/>
+          <w:szCs w:val="24"/>
+        </w:rPr>
+        <w:t xml:space="preserve"> </w:t>
+      </w:r>
+      <w:r>
+        <w:rPr>
+          <w:rFonts w:ascii="Times New Roman" w:hAnsi="Times New Roman" w:cs="Times New Roman"/>
+          <w:b/>
+          <w:bCs/>
+          <w:color w:val="auto"/>
+          <w:sz w:val="24"/>
+          <w:szCs w:val="24"/>
+        </w:rPr>
+        <w:t>Causal (Leakage Safe) Rolling Spatiotemporal Features</w:t>
+      </w:r>
+    </w:p>
+    <w:p>
+      <w:pPr>
+        <w:spacing w:line="360" w:lineRule="auto"/>
+      </w:pPr>
+    </w:p>
+    <w:p>
+      <w:pPr>
+        <w:spacing w:line="360" w:lineRule="auto"/>
+        <w:jc w:val="both"/>
+        <w:rPr>
+          <w:sz w:val="24"/>
+          <w:szCs w:val="24"/>
+        </w:rPr>
+      </w:pPr>
+      <w:r>
+        <w:rPr>
+          <w:sz w:val="24"/>
+          <w:szCs w:val="24"/>
+        </w:rPr>
+        <w:t xml:space="preserve">The hotspot labels that we generated in the above process via the road accident records covers the whole timeline of the dataset. However, providing that kind of whole history for given H3 cell as an input to a machine learning model can cause severe problems like data leakage </w:t>
+      </w:r>
+      <w:r>
+        <w:rPr>
+          <w:sz w:val="24"/>
+          <w:szCs w:val="24"/>
+        </w:rPr>
+        <w:t>(IBM, 2024)</w:t>
+      </w:r>
+      <w:r>
+        <w:rPr>
+          <w:sz w:val="24"/>
+          <w:szCs w:val="24"/>
+        </w:rPr>
+        <w:t>. For example, model is not supposed to know the hotspot status for a given H3 cell for the data 20</w:t>
+      </w:r>
+      <w:r>
+        <w:rPr>
+          <w:sz w:val="24"/>
+          <w:szCs w:val="24"/>
+          <w:vertAlign w:val="superscript"/>
+        </w:rPr>
+        <w:t>th</w:t>
+      </w:r>
+      <w:r>
+        <w:rPr>
+          <w:sz w:val="24"/>
+          <w:szCs w:val="24"/>
+        </w:rPr>
+        <w:t xml:space="preserve"> of June 2026, when it’s supposed to predict the hotspot status for that date. </w:t>
+      </w:r>
+    </w:p>
+    <w:p>
+      <w:pPr>
+        <w:spacing w:line="360" w:lineRule="auto"/>
+        <w:jc w:val="both"/>
+        <w:rPr>
+          <w:sz w:val="24"/>
+          <w:szCs w:val="24"/>
+        </w:rPr>
+      </w:pPr>
+    </w:p>
+    <w:p>
+      <w:pPr>
+        <w:spacing w:line="360" w:lineRule="auto"/>
+        <w:jc w:val="both"/>
+        <w:rPr>
+          <w:sz w:val="24"/>
+          <w:szCs w:val="24"/>
+        </w:rPr>
+      </w:pPr>
+      <w:r>
+        <w:rPr>
+          <w:sz w:val="24"/>
+          <w:szCs w:val="24"/>
+        </w:rPr>
+        <w:t xml:space="preserve">Accordingly, as a solution to such kind of problems, spatiotemporal temporal features were engineered using causal (temporarily ordered) formula. By doing this we can make sure that only prior accident records for a given accident event are provided to the relevant machine learning model and thereby preventing leakage of outcome of a certain prediction as a feature. </w:t>
+      </w:r>
+    </w:p>
+    <w:p>
+      <w:pPr>
+        <w:spacing w:line="360" w:lineRule="auto"/>
+        <w:jc w:val="both"/>
+        <w:rPr>
+          <w:sz w:val="24"/>
+          <w:szCs w:val="24"/>
+        </w:rPr>
+      </w:pPr>
+    </w:p>
+    <w:p>
+      <w:pPr>
+        <w:spacing w:line="360" w:lineRule="auto"/>
+        <w:jc w:val="both"/>
+        <w:rPr>
+          <w:sz w:val="24"/>
+          <w:szCs w:val="24"/>
+        </w:rPr>
+      </w:pPr>
+      <w:r>
+        <w:rPr>
+          <w:sz w:val="24"/>
+          <w:szCs w:val="24"/>
+        </w:rPr>
+        <w:t xml:space="preserve">When it comes to implementation of such features, it is decided to implement 2 kinds of spatiotemporal features for both same cell and its neighbor cells with the trailing time windows of 30,90 and 180 days respectively.  </w:t>
+      </w:r>
+    </w:p>
+    <w:p>
+      <w:pPr>
+        <w:spacing w:line="360" w:lineRule="auto"/>
+        <w:jc w:val="both"/>
+        <w:rPr>
+          <w:sz w:val="24"/>
+          <w:szCs w:val="24"/>
+        </w:rPr>
+      </w:pPr>
+    </w:p>
+    <w:p>
+      <w:pPr>
+        <w:pStyle w:val="ListParagraph"/>
+        <w:numPr>
+          <w:ilvl w:val="0"/>
+          <w:numId w:val="9"/>
+        </w:numPr>
+        <w:spacing w:line="360" w:lineRule="auto"/>
+        <w:jc w:val="both"/>
+        <w:rPr>
+          <w:sz w:val="24"/>
+          <w:szCs w:val="24"/>
+        </w:rPr>
+      </w:pPr>
+      <w:r>
+        <w:rPr>
+          <w:b/>
+          <w:bCs/>
+          <w:sz w:val="24"/>
+          <w:szCs w:val="24"/>
+        </w:rPr>
+        <w:t>Rolling Spatiotemporal Features</w:t>
+      </w:r>
+      <w:r>
+        <w:rPr>
+          <w:b/>
+          <w:bCs/>
+          <w:sz w:val="24"/>
+          <w:szCs w:val="24"/>
+        </w:rPr>
+        <w:t xml:space="preserve"> for Same H3 Cell </w:t>
+      </w:r>
+    </w:p>
+    <w:p>
+      <w:pPr>
+        <w:spacing w:line="360" w:lineRule="auto"/>
+        <w:jc w:val="both"/>
+        <w:rPr>
+          <w:sz w:val="24"/>
+          <w:szCs w:val="24"/>
+        </w:rPr>
+      </w:pPr>
+    </w:p>
+    <w:p>
+      <w:pPr>
+        <w:spacing w:line="360" w:lineRule="auto"/>
+        <w:jc w:val="both"/>
+        <w:rPr>
+          <w:rStyle w:val="mord"/>
+        </w:rPr>
+      </w:pPr>
+      <m:oMathPara>
+        <m:oMath>
+          <m:sSub>
+            <m:sSubPr>
+              <m:ctrlPr>
+                <w:rPr>
+                  <w:rStyle w:val="mord"/>
+                  <w:rFonts w:ascii="Cambria Math" w:eastAsiaTheme="majorEastAsia" w:hAnsi="Cambria Math"/>
+                </w:rPr>
+              </m:ctrlPr>
+            </m:sSubPr>
+            <m:e>
+              <w:proofErr w:type="spellStart"/>
+              <m:r>
+                <m:rPr>
+                  <m:nor/>
+                </m:rPr>
+                <w:rPr>
+                  <w:rStyle w:val="mord"/>
+                  <w:rFonts w:ascii="Cambria Math" w:eastAsiaTheme="majorEastAsia" w:hAnsi="Cambria Math"/>
+                </w:rPr>
+                <m:t>same</m:t>
+              </m:r>
+              <m:r>
+                <m:rPr>
+                  <m:lit/>
+                  <m:nor/>
+                </m:rPr>
+                <w:rPr>
+                  <w:rStyle w:val="mord"/>
+                  <w:rFonts w:ascii="Cambria Math" w:eastAsiaTheme="majorEastAsia" w:hAnsi="Cambria Math"/>
+                </w:rPr>
+                <m:t>_</m:t>
+              </m:r>
+              <m:r>
+                <m:rPr>
+                  <m:nor/>
+                </m:rPr>
+                <w:rPr>
+                  <w:rStyle w:val="mord"/>
+                  <w:rFonts w:ascii="Cambria Math" w:eastAsiaTheme="majorEastAsia" w:hAnsi="Cambria Math"/>
+                </w:rPr>
+                <m:t>cell</m:t>
+              </m:r>
+              <m:r>
+                <m:rPr>
+                  <m:lit/>
+                  <m:nor/>
+                </m:rPr>
+                <w:rPr>
+                  <w:rStyle w:val="mord"/>
+                  <w:rFonts w:ascii="Cambria Math" w:eastAsiaTheme="majorEastAsia" w:hAnsi="Cambria Math"/>
+                </w:rPr>
+                <m:t>_</m:t>
+              </m:r>
+              <m:r>
+                <m:rPr>
+                  <m:nor/>
+                </m:rPr>
+                <w:rPr>
+                  <w:rStyle w:val="mord"/>
+                  <w:rFonts w:ascii="Cambria Math" w:eastAsiaTheme="majorEastAsia" w:hAnsi="Cambria Math"/>
+                </w:rPr>
+                <m:t>count</m:t>
+              </m:r>
+              <w:proofErr w:type="spellEnd"/>
+            </m:e>
+            <m:sub>
+              <m:r>
+                <w:rPr>
+                  <w:rStyle w:val="mord"/>
+                  <w:rFonts w:ascii="Cambria Math" w:eastAsiaTheme="majorEastAsia" w:hAnsi="Cambria Math"/>
+                </w:rPr>
+                <m:t>i</m:t>
+              </m:r>
+            </m:sub>
+          </m:sSub>
+          <m:d>
+            <m:dPr>
+              <m:ctrlPr>
+                <w:rPr>
+                  <w:rStyle w:val="mord"/>
+                  <w:rFonts w:ascii="Cambria Math" w:eastAsiaTheme="majorEastAsia" w:hAnsi="Cambria Math"/>
+                </w:rPr>
+              </m:ctrlPr>
+            </m:dPr>
+            <m:e>
+              <m:r>
+                <w:rPr>
+                  <w:rStyle w:val="mord"/>
+                  <w:rFonts w:ascii="Cambria Math" w:eastAsiaTheme="majorEastAsia" w:hAnsi="Cambria Math"/>
+                </w:rPr>
+                <m:t>w</m:t>
+              </m:r>
+            </m:e>
+          </m:d>
+          <m:r>
+            <m:rPr>
+              <m:sty m:val="p"/>
+            </m:rPr>
+            <w:rPr>
+              <w:rStyle w:val="mord"/>
+              <w:rFonts w:ascii="Cambria Math" w:eastAsiaTheme="majorEastAsia" w:hAnsi="Cambria Math"/>
+            </w:rPr>
+            <m:t>=</m:t>
+          </m:r>
+          <m:d>
+            <m:dPr>
+              <m:begChr m:val="|"/>
+              <m:endChr m:val="|"/>
+              <m:ctrlPr>
+                <w:rPr>
+                  <w:rStyle w:val="mord"/>
+                  <w:rFonts w:ascii="Cambria Math" w:eastAsiaTheme="majorEastAsia" w:hAnsi="Cambria Math"/>
+                </w:rPr>
+              </m:ctrlPr>
+            </m:dPr>
+            <m:e>
+              <m:r>
+                <m:rPr>
+                  <m:lit/>
+                  <m:sty m:val="p"/>
+                </m:rPr>
+                <w:rPr>
+                  <w:rStyle w:val="mord"/>
+                  <w:rFonts w:ascii="Cambria Math" w:eastAsiaTheme="majorEastAsia" w:hAnsi="Cambria Math"/>
+                </w:rPr>
+                <m:t>{</m:t>
+              </m:r>
+              <m:r>
+                <w:rPr>
+                  <w:rStyle w:val="mord"/>
+                  <w:rFonts w:ascii="Cambria Math" w:eastAsiaTheme="majorEastAsia" w:hAnsi="Cambria Math"/>
+                </w:rPr>
+                <m:t>j</m:t>
+              </m:r>
+              <m:r>
+                <m:rPr>
+                  <m:sty m:val="p"/>
+                </m:rPr>
+                <w:rPr>
+                  <w:rStyle w:val="mord"/>
+                  <w:rFonts w:ascii="Cambria Math" w:eastAsiaTheme="majorEastAsia" w:hAnsi="Cambria Math"/>
+                </w:rPr>
+                <m:t>:</m:t>
+              </m:r>
+              <m:sSub>
+                <m:sSubPr>
+                  <m:ctrlPr>
+                    <w:rPr>
+                      <w:rStyle w:val="mord"/>
+                      <w:rFonts w:ascii="Cambria Math" w:eastAsiaTheme="majorEastAsia" w:hAnsi="Cambria Math"/>
+                    </w:rPr>
+                  </m:ctrlPr>
+                </m:sSubPr>
+                <m:e>
+                  <m:r>
+                    <w:rPr>
+                      <w:rStyle w:val="mord"/>
+                      <w:rFonts w:ascii="Cambria Math" w:eastAsiaTheme="majorEastAsia" w:hAnsi="Cambria Math"/>
+                    </w:rPr>
+                    <m:t>c</m:t>
+                  </m:r>
+                </m:e>
+                <m:sub>
+                  <m:r>
+                    <w:rPr>
+                      <w:rStyle w:val="mord"/>
+                      <w:rFonts w:ascii="Cambria Math" w:eastAsiaTheme="majorEastAsia" w:hAnsi="Cambria Math"/>
+                    </w:rPr>
+                    <m:t>j</m:t>
+                  </m:r>
+                </m:sub>
+              </m:sSub>
+              <m:r>
+                <m:rPr>
+                  <m:sty m:val="p"/>
+                </m:rPr>
+                <w:rPr>
+                  <w:rStyle w:val="mord"/>
+                  <w:rFonts w:ascii="Cambria Math" w:eastAsiaTheme="majorEastAsia" w:hAnsi="Cambria Math"/>
+                </w:rPr>
+                <m:t>=</m:t>
+              </m:r>
+              <m:sSub>
+                <m:sSubPr>
+                  <m:ctrlPr>
+                    <w:rPr>
+                      <w:rStyle w:val="mord"/>
+                      <w:rFonts w:ascii="Cambria Math" w:eastAsiaTheme="majorEastAsia" w:hAnsi="Cambria Math"/>
+                    </w:rPr>
+                  </m:ctrlPr>
+                </m:sSubPr>
+                <m:e>
+                  <m:r>
+                    <w:rPr>
+                      <w:rStyle w:val="mord"/>
+                      <w:rFonts w:ascii="Cambria Math" w:eastAsiaTheme="majorEastAsia" w:hAnsi="Cambria Math"/>
+                    </w:rPr>
+                    <m:t>c</m:t>
+                  </m:r>
+                </m:e>
+                <m:sub>
+                  <m:r>
+                    <w:rPr>
+                      <w:rStyle w:val="mord"/>
+                      <w:rFonts w:ascii="Cambria Math" w:eastAsiaTheme="majorEastAsia" w:hAnsi="Cambria Math"/>
+                    </w:rPr>
+                    <m:t>i</m:t>
+                  </m:r>
+                </m:sub>
+              </m:sSub>
+              <m:r>
+                <m:rPr>
+                  <m:sty m:val="p"/>
+                </m:rPr>
+                <w:rPr>
+                  <w:rStyle w:val="mord"/>
+                  <w:rFonts w:ascii="Cambria Math" w:eastAsiaTheme="majorEastAsia" w:hAnsi="Cambria Math"/>
+                </w:rPr>
+                <m:t>, </m:t>
+              </m:r>
+              <m:sSub>
+                <m:sSubPr>
+                  <m:ctrlPr>
+                    <w:rPr>
+                      <w:rStyle w:val="mord"/>
+                      <w:rFonts w:ascii="Cambria Math" w:eastAsiaTheme="majorEastAsia" w:hAnsi="Cambria Math"/>
+                    </w:rPr>
+                  </m:ctrlPr>
+                </m:sSubPr>
+                <m:e>
+                  <m:r>
+                    <w:rPr>
+                      <w:rStyle w:val="mord"/>
+                      <w:rFonts w:ascii="Cambria Math" w:eastAsiaTheme="majorEastAsia" w:hAnsi="Cambria Math"/>
+                    </w:rPr>
+                    <m:t>t</m:t>
+                  </m:r>
+                </m:e>
+                <m:sub>
+                  <m:r>
+                    <w:rPr>
+                      <w:rStyle w:val="mord"/>
+                      <w:rFonts w:ascii="Cambria Math" w:eastAsiaTheme="majorEastAsia" w:hAnsi="Cambria Math"/>
+                    </w:rPr>
+                    <m:t>i</m:t>
+                  </m:r>
+                </m:sub>
+              </m:sSub>
+              <m:r>
+                <m:rPr>
+                  <m:sty m:val="p"/>
+                </m:rPr>
+                <w:rPr>
+                  <w:rStyle w:val="mord"/>
+                  <w:rFonts w:ascii="Cambria Math" w:eastAsiaTheme="majorEastAsia" w:hAnsi="Cambria Math"/>
+                </w:rPr>
+                <m:t>-</m:t>
+              </m:r>
+              <m:r>
+                <w:rPr>
+                  <w:rStyle w:val="mord"/>
+                  <w:rFonts w:ascii="Cambria Math" w:eastAsiaTheme="majorEastAsia" w:hAnsi="Cambria Math"/>
+                </w:rPr>
+                <m:t>w</m:t>
+              </m:r>
+              <m:r>
+                <m:rPr>
+                  <m:sty m:val="p"/>
+                </m:rPr>
+                <w:rPr>
+                  <w:rStyle w:val="mord"/>
+                  <w:rFonts w:ascii="Cambria Math" w:eastAsiaTheme="majorEastAsia" w:hAnsi="Cambria Math"/>
+                </w:rPr>
+                <m:t>≤</m:t>
+              </m:r>
+              <m:sSub>
+                <m:sSubPr>
+                  <m:ctrlPr>
+                    <w:rPr>
+                      <w:rStyle w:val="mord"/>
+                      <w:rFonts w:ascii="Cambria Math" w:eastAsiaTheme="majorEastAsia" w:hAnsi="Cambria Math"/>
+                    </w:rPr>
+                  </m:ctrlPr>
+                </m:sSubPr>
+                <m:e>
+                  <m:r>
+                    <w:rPr>
+                      <w:rStyle w:val="mord"/>
+                      <w:rFonts w:ascii="Cambria Math" w:eastAsiaTheme="majorEastAsia" w:hAnsi="Cambria Math"/>
+                    </w:rPr>
+                    <m:t>t</m:t>
+                  </m:r>
+                </m:e>
+                <m:sub>
+                  <m:r>
+                    <w:rPr>
+                      <w:rStyle w:val="mord"/>
+                      <w:rFonts w:ascii="Cambria Math" w:eastAsiaTheme="majorEastAsia" w:hAnsi="Cambria Math"/>
+                    </w:rPr>
+                    <m:t>j</m:t>
+                  </m:r>
+                </m:sub>
+              </m:sSub>
+              <m:r>
+                <m:rPr>
+                  <m:sty m:val="p"/>
+                </m:rPr>
+                <w:rPr>
+                  <w:rStyle w:val="mord"/>
+                  <w:rFonts w:ascii="Cambria Math" w:eastAsiaTheme="majorEastAsia" w:hAnsi="Cambria Math"/>
+                </w:rPr>
+                <m:t>&lt;</m:t>
+              </m:r>
+              <m:sSub>
+                <m:sSubPr>
+                  <m:ctrlPr>
+                    <w:rPr>
+                      <w:rStyle w:val="mord"/>
+                      <w:rFonts w:ascii="Cambria Math" w:eastAsiaTheme="majorEastAsia" w:hAnsi="Cambria Math"/>
+                    </w:rPr>
+                  </m:ctrlPr>
+                </m:sSubPr>
+                <m:e>
+                  <m:r>
+                    <w:rPr>
+                      <w:rStyle w:val="mord"/>
+                      <w:rFonts w:ascii="Cambria Math" w:eastAsiaTheme="majorEastAsia" w:hAnsi="Cambria Math"/>
+                    </w:rPr>
+                    <m:t>t</m:t>
+                  </m:r>
+                </m:e>
+                <m:sub>
+                  <m:r>
+                    <w:rPr>
+                      <w:rStyle w:val="mord"/>
+                      <w:rFonts w:ascii="Cambria Math" w:eastAsiaTheme="majorEastAsia" w:hAnsi="Cambria Math"/>
+                    </w:rPr>
+                    <m:t>i</m:t>
+                  </m:r>
+                </m:sub>
+              </m:sSub>
+              <m:r>
+                <m:rPr>
+                  <m:lit/>
+                  <m:sty m:val="p"/>
+                </m:rPr>
+                <w:rPr>
+                  <w:rStyle w:val="mord"/>
+                  <w:rFonts w:ascii="Cambria Math" w:eastAsiaTheme="majorEastAsia" w:hAnsi="Cambria Math"/>
+                </w:rPr>
+                <m:t>}</m:t>
+              </m:r>
+            </m:e>
+          </m:d>
+        </m:oMath>
+      </m:oMathPara>
+    </w:p>
+    <w:p>
+      <w:pPr>
+        <w:spacing w:line="360" w:lineRule="auto"/>
+        <w:jc w:val="both"/>
+        <w:rPr>
+          <w:rStyle w:val="mord"/>
+        </w:rPr>
+      </w:pPr>
+    </w:p>
+    <w:p>
+      <w:pPr>
+        <w:spacing w:line="360" w:lineRule="auto"/>
+        <w:ind w:left="720"/>
+        <w:jc w:val="both"/>
+        <w:rPr>
+          <w:sz w:val="24"/>
+          <w:szCs w:val="24"/>
+        </w:rPr>
+      </w:pPr>
+      <w:r>
+        <w:rPr>
+          <w:sz w:val="24"/>
+          <w:szCs w:val="24"/>
+        </w:rPr>
+        <w:t>In here,</w:t>
+      </w:r>
+    </w:p>
+    <w:p>
+      <w:pPr>
+        <w:pStyle w:val="ListParagraph"/>
+        <w:numPr>
+          <w:ilvl w:val="1"/>
+          <w:numId w:val="8"/>
+        </w:numPr>
+        <w:spacing w:line="360" w:lineRule="auto"/>
+        <w:ind w:left="2160"/>
+        <w:jc w:val="both"/>
+      </w:pPr>
+      <w:r>
+        <w:rPr>
+          <w:sz w:val="24"/>
+          <w:szCs w:val="24"/>
+        </w:rPr>
+        <w:t>w</w:t>
+      </w:r>
+      <w:r>
+        <w:rPr>
+          <w:sz w:val="24"/>
+          <w:szCs w:val="24"/>
+        </w:rPr>
+        <w:t xml:space="preserve"> = </w:t>
+      </w:r>
+      <w:r>
+        <w:rPr>
+          <w:sz w:val="24"/>
+          <w:szCs w:val="24"/>
+        </w:rPr>
+        <w:t>Time Windows (30,90 and 180 days)</w:t>
+      </w:r>
+    </w:p>
+    <w:p>
+      <w:pPr>
+        <w:pStyle w:val="ListParagraph"/>
+        <w:numPr>
+          <w:ilvl w:val="1"/>
+          <w:numId w:val="8"/>
+        </w:numPr>
+        <w:spacing w:line="360" w:lineRule="auto"/>
+        <w:ind w:left="2160"/>
+        <w:jc w:val="both"/>
+      </w:pPr>
+      <w:r>
+        <w:rPr>
+          <w:sz w:val="24"/>
+          <w:szCs w:val="24"/>
+        </w:rPr>
+        <w:t>C</w:t>
+      </w:r>
+      <w:r>
+        <w:rPr>
+          <w:sz w:val="24"/>
+          <w:szCs w:val="24"/>
+          <w:vertAlign w:val="subscript"/>
+        </w:rPr>
+        <w:t>i</w:t>
+      </w:r>
+      <w:r>
+        <w:rPr>
+          <w:sz w:val="24"/>
+          <w:szCs w:val="24"/>
+        </w:rPr>
+        <w:t xml:space="preserve"> = </w:t>
+      </w:r>
+      <w:r>
+        <w:rPr>
+          <w:sz w:val="24"/>
+          <w:szCs w:val="24"/>
+        </w:rPr>
+        <w:t>H3 Cell that containing a given accident “</w:t>
+      </w:r>
+      <w:proofErr w:type="spellStart"/>
+      <w:r>
+        <w:rPr>
+          <w:sz w:val="24"/>
+          <w:szCs w:val="24"/>
+        </w:rPr>
+        <w:t>i</w:t>
+      </w:r>
+      <w:proofErr w:type="spellEnd"/>
+      <w:r>
+        <w:rPr>
+          <w:sz w:val="24"/>
+          <w:szCs w:val="24"/>
+        </w:rPr>
+        <w:t>”</w:t>
+      </w:r>
+    </w:p>
+    <w:p>
+      <w:pPr>
+        <w:pStyle w:val="ListParagraph"/>
+        <w:numPr>
+          <w:ilvl w:val="1"/>
+          <w:numId w:val="8"/>
+        </w:numPr>
+        <w:spacing w:line="360" w:lineRule="auto"/>
+        <w:ind w:left="2160"/>
+        <w:jc w:val="both"/>
+        <w:rPr>
+          <w:sz w:val="24"/>
+          <w:szCs w:val="24"/>
+        </w:rPr>
+      </w:pPr>
+      <w:proofErr w:type="spellStart"/>
+      <w:r>
+        <w:rPr>
+          <w:sz w:val="24"/>
+          <w:szCs w:val="24"/>
+        </w:rPr>
+        <w:t>C</w:t>
+      </w:r>
+      <w:r>
+        <w:rPr>
+          <w:sz w:val="24"/>
+          <w:szCs w:val="24"/>
+          <w:vertAlign w:val="subscript"/>
+        </w:rPr>
+        <w:t>j</w:t>
+      </w:r>
+      <w:proofErr w:type="spellEnd"/>
+      <w:r>
+        <w:rPr>
+          <w:sz w:val="24"/>
+          <w:szCs w:val="24"/>
+          <w:vertAlign w:val="subscript"/>
+        </w:rPr>
+        <w:t xml:space="preserve"> </w:t>
+      </w:r>
+      <w:r>
+        <w:rPr>
+          <w:sz w:val="24"/>
+          <w:szCs w:val="24"/>
+        </w:rPr>
+        <w:t>=</w:t>
+      </w:r>
+      <w:r>
+        <w:rPr>
+          <w:sz w:val="24"/>
+          <w:szCs w:val="24"/>
+        </w:rPr>
+        <w:t xml:space="preserve"> </w:t>
+      </w:r>
+      <w:r>
+        <w:rPr>
+          <w:sz w:val="24"/>
+          <w:szCs w:val="24"/>
+        </w:rPr>
+        <w:t>H3 Cell that containing a previous accident “j” for a given accident “</w:t>
+      </w:r>
+      <w:proofErr w:type="spellStart"/>
+      <w:r>
+        <w:rPr>
+          <w:sz w:val="24"/>
+          <w:szCs w:val="24"/>
+        </w:rPr>
+        <w:t>i</w:t>
+      </w:r>
+      <w:proofErr w:type="spellEnd"/>
+      <w:r>
+        <w:rPr>
+          <w:sz w:val="24"/>
+          <w:szCs w:val="24"/>
+        </w:rPr>
+        <w:t>”</w:t>
+      </w:r>
+    </w:p>
+    <w:p>
+      <w:pPr>
+        <w:pStyle w:val="ListParagraph"/>
+        <w:numPr>
+          <w:ilvl w:val="1"/>
+          <w:numId w:val="8"/>
+        </w:numPr>
+        <w:spacing w:line="360" w:lineRule="auto"/>
+        <w:ind w:left="2160"/>
+        <w:jc w:val="both"/>
+        <w:rPr>
+          <w:sz w:val="24"/>
+          <w:szCs w:val="24"/>
+        </w:rPr>
+      </w:pPr>
+      <w:proofErr w:type="spellStart"/>
+      <w:r>
+        <w:rPr>
+          <w:sz w:val="24"/>
+          <w:szCs w:val="24"/>
+        </w:rPr>
+        <w:t>T</w:t>
+      </w:r>
+      <w:r>
+        <w:rPr>
+          <w:sz w:val="24"/>
+          <w:szCs w:val="24"/>
+          <w:vertAlign w:val="subscript"/>
+        </w:rPr>
+        <w:t>i</w:t>
+      </w:r>
+      <w:proofErr w:type="spellEnd"/>
+      <w:r>
+        <w:rPr>
+          <w:sz w:val="24"/>
+          <w:szCs w:val="24"/>
+          <w:vertAlign w:val="subscript"/>
+        </w:rPr>
+        <w:t xml:space="preserve"> </w:t>
+      </w:r>
+      <w:r>
+        <w:rPr>
+          <w:sz w:val="24"/>
+          <w:szCs w:val="24"/>
+        </w:rPr>
+        <w:t>=</w:t>
+      </w:r>
+      <w:r>
+        <w:rPr>
+          <w:sz w:val="24"/>
+          <w:szCs w:val="24"/>
+        </w:rPr>
+        <w:t xml:space="preserve"> </w:t>
+      </w:r>
+      <w:r>
+        <w:rPr>
+          <w:sz w:val="24"/>
+          <w:szCs w:val="24"/>
+        </w:rPr>
+        <w:t>Time of accident “</w:t>
+      </w:r>
+      <w:proofErr w:type="spellStart"/>
+      <w:r>
+        <w:rPr>
+          <w:sz w:val="24"/>
+          <w:szCs w:val="24"/>
+        </w:rPr>
+        <w:t>i</w:t>
+      </w:r>
+      <w:proofErr w:type="spellEnd"/>
+      <w:r>
+        <w:rPr>
+          <w:sz w:val="24"/>
+          <w:szCs w:val="24"/>
+        </w:rPr>
+        <w:t>”</w:t>
+      </w:r>
+    </w:p>
+    <w:p>
+      <w:pPr>
+        <w:pStyle w:val="ListParagraph"/>
+        <w:numPr>
+          <w:ilvl w:val="1"/>
+          <w:numId w:val="8"/>
+        </w:numPr>
+        <w:spacing w:line="360" w:lineRule="auto"/>
+        <w:ind w:left="2160"/>
+        <w:jc w:val="both"/>
+        <w:rPr>
+          <w:sz w:val="24"/>
+          <w:szCs w:val="24"/>
+        </w:rPr>
+      </w:pPr>
+      <w:proofErr w:type="spellStart"/>
+      <w:r>
+        <w:rPr>
+          <w:sz w:val="24"/>
+          <w:szCs w:val="24"/>
+        </w:rPr>
+        <w:t>T</w:t>
+      </w:r>
+      <w:r>
+        <w:rPr>
+          <w:sz w:val="24"/>
+          <w:szCs w:val="24"/>
+          <w:vertAlign w:val="subscript"/>
+        </w:rPr>
+        <w:t>j</w:t>
+      </w:r>
+      <w:proofErr w:type="spellEnd"/>
+      <w:r>
+        <w:rPr>
+          <w:sz w:val="24"/>
+          <w:szCs w:val="24"/>
+          <w:vertAlign w:val="subscript"/>
+        </w:rPr>
+        <w:t xml:space="preserve"> </w:t>
+      </w:r>
+      <w:r>
+        <w:rPr>
+          <w:sz w:val="24"/>
+          <w:szCs w:val="24"/>
+        </w:rPr>
+        <w:t>=</w:t>
+      </w:r>
+      <w:r>
+        <w:rPr>
+          <w:sz w:val="24"/>
+          <w:szCs w:val="24"/>
+        </w:rPr>
+        <w:t xml:space="preserve"> </w:t>
+      </w:r>
+      <w:r>
+        <w:rPr>
+          <w:sz w:val="24"/>
+          <w:szCs w:val="24"/>
+        </w:rPr>
+        <w:t>Time of accident “j”</w:t>
+      </w:r>
+    </w:p>
+    <w:p>
+      <w:pPr>
+        <w:pStyle w:val="ListParagraph"/>
+        <w:spacing w:line="360" w:lineRule="auto"/>
+        <w:ind w:left="2160"/>
+        <w:jc w:val="both"/>
+        <w:rPr>
+          <w:sz w:val="24"/>
+          <w:szCs w:val="24"/>
+        </w:rPr>
+      </w:pPr>
+    </w:p>
+    <w:p>
+      <w:pPr>
+        <w:spacing w:line="360" w:lineRule="auto"/>
+        <w:ind w:left="720"/>
+        <w:jc w:val="both"/>
+        <w:rPr>
+          <w:sz w:val="24"/>
+          <w:szCs w:val="24"/>
+        </w:rPr>
+      </w:pPr>
+      <w:r>
+        <w:rPr>
+          <w:sz w:val="24"/>
+          <w:szCs w:val="24"/>
+        </w:rPr>
+        <w:t xml:space="preserve">Accordingly, this gets the number of previous accidents for same H3 cell for a given </w:t>
+      </w:r>
+      <w:r>
+        <w:rPr>
+          <w:sz w:val="24"/>
+          <w:szCs w:val="24"/>
+        </w:rPr>
+        <w:lastRenderedPageBreak/>
+        <w:t>time window.</w:t>
+      </w:r>
+    </w:p>
+    <w:p>
+      <w:pPr>
+        <w:pStyle w:val="ListParagraph"/>
+        <w:numPr>
+          <w:ilvl w:val="0"/>
+          <w:numId w:val="9"/>
+        </w:numPr>
+        <w:spacing w:line="360" w:lineRule="auto"/>
+        <w:jc w:val="both"/>
+        <w:rPr>
+          <w:sz w:val="24"/>
+          <w:szCs w:val="24"/>
+        </w:rPr>
+      </w:pPr>
+      <w:r>
+        <w:rPr>
+          <w:b/>
+          <w:bCs/>
+          <w:sz w:val="24"/>
+          <w:szCs w:val="24"/>
+        </w:rPr>
+        <w:t>Rolling Spatiotemporal Features</w:t>
+      </w:r>
+      <w:r>
+        <w:rPr>
+          <w:b/>
+          <w:bCs/>
+          <w:sz w:val="24"/>
+          <w:szCs w:val="24"/>
+        </w:rPr>
+        <w:t xml:space="preserve"> for neighbor H3 Cell (Spatial Lag)</w:t>
+      </w:r>
+    </w:p>
+    <w:p>
+      <w:pPr>
+        <w:spacing w:line="360" w:lineRule="auto"/>
+        <w:jc w:val="both"/>
+        <w:rPr>
+          <w:sz w:val="24"/>
+          <w:szCs w:val="24"/>
+        </w:rPr>
+      </w:pPr>
+    </w:p>
+    <w:p>
+      <w:pPr>
+        <w:spacing w:line="360" w:lineRule="auto"/>
+        <w:jc w:val="both"/>
+        <w:rPr>
+          <w:sz w:val="24"/>
+          <w:szCs w:val="24"/>
+        </w:rPr>
+      </w:pPr>
+      <m:oMathPara>
+        <m:oMath>
+          <m:sSub>
+            <m:sSubPr>
+              <m:ctrlPr>
+                <w:rPr>
+                  <w:rFonts w:ascii="Cambria Math" w:hAnsi="Cambria Math"/>
+                  <w:i/>
+                  <w:sz w:val="24"/>
+                  <w:szCs w:val="24"/>
+                </w:rPr>
+              </m:ctrlPr>
+            </m:sSubPr>
+            <m:e>
+              <w:proofErr w:type="spellStart"/>
+              <m:r>
+                <m:rPr>
+                  <m:nor/>
+                </m:rPr>
+                <w:rPr>
+                  <w:rFonts w:ascii="Cambria Math" w:hAnsi="Cambria Math"/>
+                  <w:sz w:val="24"/>
+                  <w:szCs w:val="24"/>
+                </w:rPr>
+                <m:t>neighbor</m:t>
+              </m:r>
+              <m:r>
+                <m:rPr>
+                  <m:lit/>
+                  <m:nor/>
+                </m:rPr>
+                <w:rPr>
+                  <w:rFonts w:ascii="Cambria Math" w:hAnsi="Cambria Math"/>
+                  <w:sz w:val="24"/>
+                  <w:szCs w:val="24"/>
+                </w:rPr>
+                <m:t>_</m:t>
+              </m:r>
+              <m:r>
+                <m:rPr>
+                  <m:nor/>
+                </m:rPr>
+                <w:rPr>
+                  <w:rFonts w:ascii="Cambria Math" w:hAnsi="Cambria Math"/>
+                  <w:sz w:val="24"/>
+                  <w:szCs w:val="24"/>
+                </w:rPr>
+                <m:t>count</m:t>
+              </m:r>
+              <w:proofErr w:type="spellEnd"/>
+              <m:ctrlPr>
+                <w:rPr>
+                  <w:rFonts w:ascii="Cambria Math" w:hAnsi="Cambria Math"/>
+                  <w:sz w:val="24"/>
+                  <w:szCs w:val="24"/>
+                </w:rPr>
+              </m:ctrlPr>
+            </m:e>
+            <m:sub>
+              <m:r>
+                <w:rPr>
+                  <w:rFonts w:ascii="Cambria Math" w:hAnsi="Cambria Math"/>
+                  <w:sz w:val="24"/>
+                  <w:szCs w:val="24"/>
+                </w:rPr>
+                <m:t>i</m:t>
+              </m:r>
+            </m:sub>
+          </m:sSub>
+          <m:d>
+            <m:dPr>
+              <m:ctrlPr>
+                <w:rPr>
+                  <w:rFonts w:ascii="Cambria Math" w:hAnsi="Cambria Math"/>
+                  <w:i/>
+                  <w:sz w:val="24"/>
+                  <w:szCs w:val="24"/>
+                </w:rPr>
+              </m:ctrlPr>
+            </m:dPr>
+            <m:e>
+              <m:r>
+                <w:rPr>
+                  <w:rFonts w:ascii="Cambria Math" w:hAnsi="Cambria Math"/>
+                  <w:sz w:val="24"/>
+                  <w:szCs w:val="24"/>
+                </w:rPr>
+                <m:t>w</m:t>
+              </m:r>
+            </m:e>
+          </m:d>
+          <m:r>
+            <w:rPr>
+              <w:rFonts w:ascii="Cambria Math" w:hAnsi="Cambria Math"/>
+              <w:sz w:val="24"/>
+              <w:szCs w:val="24"/>
+            </w:rPr>
+            <m:t>=</m:t>
+          </m:r>
+          <m:r>
+            <m:rPr>
+              <m:lit/>
+            </m:rPr>
+            <w:rPr>
+              <w:rFonts w:ascii="Cambria Math" w:hAnsi="Cambria Math"/>
+              <w:sz w:val="24"/>
+              <w:szCs w:val="24"/>
+            </w:rPr>
+            <m:t>{</m:t>
+          </m:r>
+          <m:r>
+            <w:rPr>
+              <w:rFonts w:ascii="Cambria Math" w:hAnsi="Cambria Math"/>
+              <w:sz w:val="24"/>
+              <w:szCs w:val="24"/>
+            </w:rPr>
+            <m:t>j:</m:t>
+          </m:r>
+          <m:sSub>
+            <m:sSubPr>
+              <m:ctrlPr>
+                <w:rPr>
+                  <w:rFonts w:ascii="Cambria Math" w:hAnsi="Cambria Math"/>
+                  <w:i/>
+                  <w:sz w:val="24"/>
+                  <w:szCs w:val="24"/>
+                </w:rPr>
+              </m:ctrlPr>
+            </m:sSubPr>
+            <m:e>
+              <m:r>
+                <w:rPr>
+                  <w:rFonts w:ascii="Cambria Math" w:hAnsi="Cambria Math"/>
+                  <w:sz w:val="24"/>
+                  <w:szCs w:val="24"/>
+                </w:rPr>
+                <m:t>c</m:t>
+              </m:r>
+            </m:e>
+            <m:sub>
+              <m:r>
+                <w:rPr>
+                  <w:rFonts w:ascii="Cambria Math" w:hAnsi="Cambria Math"/>
+                  <w:sz w:val="24"/>
+                  <w:szCs w:val="24"/>
+                </w:rPr>
+                <m:t>j</m:t>
+              </m:r>
+            </m:sub>
+          </m:sSub>
+          <m:r>
+            <m:rPr>
+              <m:sty m:val="p"/>
+            </m:rPr>
+            <w:rPr>
+              <w:rFonts w:ascii="Cambria Math" w:hAnsi="Cambria Math"/>
+              <w:sz w:val="24"/>
+              <w:szCs w:val="24"/>
+            </w:rPr>
+            <m:t>∈</m:t>
+          </m:r>
+          <m:r>
+            <w:rPr>
+              <w:rFonts w:ascii="Cambria Math" w:hAnsi="Cambria Math"/>
+              <w:sz w:val="24"/>
+              <w:szCs w:val="24"/>
+            </w:rPr>
+            <m:t>N</m:t>
+          </m:r>
+          <m:d>
+            <m:dPr>
+              <m:ctrlPr>
+                <w:rPr>
+                  <w:rFonts w:ascii="Cambria Math" w:hAnsi="Cambria Math"/>
+                  <w:i/>
+                  <w:sz w:val="24"/>
+                  <w:szCs w:val="24"/>
+                </w:rPr>
+              </m:ctrlPr>
+            </m:dPr>
+            <m:e>
+              <m:sSub>
+                <m:sSubPr>
+                  <m:ctrlPr>
+                    <w:rPr>
+                      <w:rFonts w:ascii="Cambria Math" w:hAnsi="Cambria Math"/>
+                      <w:i/>
+                      <w:sz w:val="24"/>
+                      <w:szCs w:val="24"/>
+                    </w:rPr>
+                  </m:ctrlPr>
+                </m:sSubPr>
+                <m:e>
+                  <m:r>
+                    <w:rPr>
+                      <w:rFonts w:ascii="Cambria Math" w:hAnsi="Cambria Math"/>
+                      <w:sz w:val="24"/>
+                      <w:szCs w:val="24"/>
+                    </w:rPr>
+                    <m:t>c</m:t>
+                  </m:r>
+                </m:e>
+                <m:sub>
+                  <m:r>
+                    <w:rPr>
+                      <w:rFonts w:ascii="Cambria Math" w:hAnsi="Cambria Math"/>
+                      <w:sz w:val="24"/>
+                      <w:szCs w:val="24"/>
+                    </w:rPr>
+                    <m:t>i</m:t>
+                  </m:r>
+                </m:sub>
+              </m:sSub>
+            </m:e>
+          </m:d>
+          <m:r>
+            <w:rPr>
+              <w:rFonts w:ascii="Cambria Math" w:hAnsi="Cambria Math"/>
+              <w:sz w:val="24"/>
+              <w:szCs w:val="24"/>
+            </w:rPr>
+            <m:t>, </m:t>
+          </m:r>
+          <m:sSub>
+            <m:sSubPr>
+              <m:ctrlPr>
+                <w:rPr>
+                  <w:rFonts w:ascii="Cambria Math" w:hAnsi="Cambria Math"/>
+                  <w:i/>
+                  <w:sz w:val="24"/>
+                  <w:szCs w:val="24"/>
+                </w:rPr>
+              </m:ctrlPr>
+            </m:sSubPr>
+            <m:e>
+              <m:r>
+                <w:rPr>
+                  <w:rFonts w:ascii="Cambria Math" w:hAnsi="Cambria Math"/>
+                  <w:sz w:val="24"/>
+                  <w:szCs w:val="24"/>
+                </w:rPr>
+                <m:t>t</m:t>
+              </m:r>
+            </m:e>
+            <m:sub>
+              <m:r>
+                <w:rPr>
+                  <w:rFonts w:ascii="Cambria Math" w:hAnsi="Cambria Math"/>
+                  <w:sz w:val="24"/>
+                  <w:szCs w:val="24"/>
+                </w:rPr>
+                <m:t>i</m:t>
+              </m:r>
+            </m:sub>
+          </m:sSub>
+          <m:r>
+            <w:rPr>
+              <w:rFonts w:ascii="Cambria Math" w:hAnsi="Cambria Math"/>
+              <w:sz w:val="24"/>
+              <w:szCs w:val="24"/>
+            </w:rPr>
+            <m:t>-w</m:t>
+          </m:r>
+          <m:r>
+            <m:rPr>
+              <m:sty m:val="p"/>
+            </m:rPr>
+            <w:rPr>
+              <w:rFonts w:ascii="Cambria Math" w:hAnsi="Cambria Math"/>
+              <w:sz w:val="24"/>
+              <w:szCs w:val="24"/>
+            </w:rPr>
+            <m:t>≤</m:t>
+          </m:r>
+          <m:sSub>
+            <m:sSubPr>
+              <m:ctrlPr>
+                <w:rPr>
+                  <w:rFonts w:ascii="Cambria Math" w:hAnsi="Cambria Math"/>
+                  <w:i/>
+                  <w:sz w:val="24"/>
+                  <w:szCs w:val="24"/>
+                </w:rPr>
+              </m:ctrlPr>
+            </m:sSubPr>
+            <m:e>
+              <m:r>
+                <w:rPr>
+                  <w:rFonts w:ascii="Cambria Math" w:hAnsi="Cambria Math"/>
+                  <w:sz w:val="24"/>
+                  <w:szCs w:val="24"/>
+                </w:rPr>
+                <m:t>t</m:t>
+              </m:r>
+              <m:ctrlPr>
+                <w:rPr>
+                  <w:rFonts w:ascii="Cambria Math" w:hAnsi="Cambria Math"/>
+                  <w:sz w:val="24"/>
+                  <w:szCs w:val="24"/>
+                </w:rPr>
+              </m:ctrlPr>
+            </m:e>
+            <m:sub>
+              <m:r>
+                <w:rPr>
+                  <w:rFonts w:ascii="Cambria Math" w:hAnsi="Cambria Math"/>
+                  <w:sz w:val="24"/>
+                  <w:szCs w:val="24"/>
+                </w:rPr>
+                <m:t>j</m:t>
+              </m:r>
+            </m:sub>
+          </m:sSub>
+          <m:r>
+            <w:rPr>
+              <w:rFonts w:ascii="Cambria Math" w:hAnsi="Cambria Math"/>
+              <w:sz w:val="24"/>
+              <w:szCs w:val="24"/>
+            </w:rPr>
+            <m:t>&lt;</m:t>
+          </m:r>
+          <m:sSub>
+            <m:sSubPr>
+              <m:ctrlPr>
+                <w:rPr>
+                  <w:rFonts w:ascii="Cambria Math" w:hAnsi="Cambria Math"/>
+                  <w:i/>
+                  <w:sz w:val="24"/>
+                  <w:szCs w:val="24"/>
+                </w:rPr>
+              </m:ctrlPr>
+            </m:sSubPr>
+            <m:e>
+              <m:r>
+                <w:rPr>
+                  <w:rFonts w:ascii="Cambria Math" w:hAnsi="Cambria Math"/>
+                  <w:sz w:val="24"/>
+                  <w:szCs w:val="24"/>
+                </w:rPr>
+                <m:t>t</m:t>
+              </m:r>
+            </m:e>
+            <m:sub>
+              <m:r>
+                <w:rPr>
+                  <w:rFonts w:ascii="Cambria Math" w:hAnsi="Cambria Math"/>
+                  <w:sz w:val="24"/>
+                  <w:szCs w:val="24"/>
+                </w:rPr>
+                <m:t>i</m:t>
+              </m:r>
+            </m:sub>
+          </m:sSub>
+          <m:r>
+            <m:rPr>
+              <m:lit/>
+            </m:rPr>
+            <w:rPr>
+              <w:rFonts w:ascii="Cambria Math" w:hAnsi="Cambria Math"/>
+              <w:sz w:val="24"/>
+              <w:szCs w:val="24"/>
+            </w:rPr>
+            <m:t>}</m:t>
+          </m:r>
+        </m:oMath>
+      </m:oMathPara>
+    </w:p>
+    <w:p>
+      <w:pPr>
+        <w:spacing w:line="360" w:lineRule="auto"/>
+        <w:jc w:val="both"/>
+        <w:rPr>
+          <w:rStyle w:val="mord"/>
+          <w:sz w:val="24"/>
+          <w:szCs w:val="24"/>
+        </w:rPr>
+      </w:pPr>
+    </w:p>
+    <w:p>
+      <w:pPr>
+        <w:spacing w:line="360" w:lineRule="auto"/>
+        <w:ind w:left="720"/>
+        <w:jc w:val="both"/>
+        <w:rPr>
+          <w:sz w:val="24"/>
+          <w:szCs w:val="24"/>
+        </w:rPr>
+      </w:pPr>
+      <w:r>
+        <w:rPr>
+          <w:sz w:val="24"/>
+          <w:szCs w:val="24"/>
+        </w:rPr>
+        <w:t xml:space="preserve">In here the only difference is </w:t>
+      </w:r>
+    </w:p>
+    <w:p>
+      <w:pPr>
+        <w:pStyle w:val="ListParagraph"/>
+        <w:numPr>
+          <w:ilvl w:val="1"/>
+          <w:numId w:val="9"/>
+        </w:numPr>
+        <w:spacing w:line="360" w:lineRule="auto"/>
+        <w:jc w:val="both"/>
+        <w:rPr>
+          <w:sz w:val="24"/>
+          <w:szCs w:val="24"/>
+        </w:rPr>
+      </w:pPr>
+      <m:oMath>
+        <m:r>
+          <w:rPr>
+            <w:rFonts w:ascii="Cambria Math" w:hAnsi="Cambria Math"/>
+            <w:sz w:val="24"/>
+            <w:szCs w:val="24"/>
+          </w:rPr>
+          <m:t>N</m:t>
+        </m:r>
+        <m:d>
+          <m:dPr>
+            <m:ctrlPr>
+              <w:rPr>
+                <w:rFonts w:ascii="Cambria Math" w:hAnsi="Cambria Math"/>
+                <w:i/>
+                <w:sz w:val="24"/>
+                <w:szCs w:val="24"/>
+              </w:rPr>
+            </m:ctrlPr>
+          </m:dPr>
+          <m:e>
+            <m:sSub>
+              <m:sSubPr>
+                <m:ctrlPr>
+                  <w:rPr>
+                    <w:rFonts w:ascii="Cambria Math" w:hAnsi="Cambria Math"/>
+                    <w:i/>
+                    <w:sz w:val="24"/>
+                    <w:szCs w:val="24"/>
+                  </w:rPr>
+                </m:ctrlPr>
+              </m:sSubPr>
+              <m:e>
+                <m:r>
+                  <w:rPr>
+                    <w:rFonts w:ascii="Cambria Math" w:hAnsi="Cambria Math"/>
+                    <w:sz w:val="24"/>
+                    <w:szCs w:val="24"/>
+                  </w:rPr>
+                  <m:t>c</m:t>
+                </m:r>
+              </m:e>
+              <m:sub>
+                <m:r>
+                  <w:rPr>
+                    <w:rFonts w:ascii="Cambria Math" w:hAnsi="Cambria Math"/>
+                    <w:sz w:val="24"/>
+                    <w:szCs w:val="24"/>
+                  </w:rPr>
+                  <m:t>i</m:t>
+                </m:r>
+              </m:sub>
+            </m:sSub>
+          </m:e>
+        </m:d>
+      </m:oMath>
+      <w:r>
+        <w:rPr>
+          <w:sz w:val="24"/>
+          <w:szCs w:val="24"/>
+        </w:rPr>
+        <w:t xml:space="preserve"> which is used to depict first order neighboring H3 cells for a given H3 c</w:t>
+      </w:r>
+      <w:r>
+        <w:rPr>
+          <w:sz w:val="24"/>
+          <w:szCs w:val="24"/>
+        </w:rPr>
+        <w:t>ell. In here the given H3 cell itself is excluded.</w:t>
+      </w:r>
+    </w:p>
+    <w:p>
+      <w:pPr>
+        <w:spacing w:line="360" w:lineRule="auto"/>
+      </w:pPr>
+    </w:p>
+    <w:p>
+      <w:pPr>
+        <w:spacing w:line="360" w:lineRule="auto"/>
+        <w:ind w:left="720"/>
+        <w:jc w:val="both"/>
+        <w:rPr>
+          <w:sz w:val="24"/>
+          <w:szCs w:val="24"/>
+        </w:rPr>
+      </w:pPr>
+      <w:r>
+        <w:rPr>
+          <w:sz w:val="24"/>
+          <w:szCs w:val="24"/>
+        </w:rPr>
+        <w:t>Accordingly, this gets the number of previous accidents for neighboring H3 cell for a given time window.</w:t>
+      </w:r>
+    </w:p>
+    <w:p>
+      <w:pPr>
+        <w:spacing w:line="360" w:lineRule="auto"/>
+      </w:pPr>
+    </w:p>
+    <w:p>
+      <w:pPr>
+        <w:spacing w:line="360" w:lineRule="auto"/>
+        <w:jc w:val="both"/>
+        <w:rPr>
+          <w:sz w:val="24"/>
+          <w:szCs w:val="24"/>
+        </w:rPr>
+      </w:pPr>
+      <w:r>
+        <w:rPr>
+          <w:sz w:val="24"/>
+          <w:szCs w:val="24"/>
+        </w:rPr>
+        <w:t xml:space="preserve">In both above occasions, </w:t>
+      </w:r>
+      <m:oMath>
+        <m:sSub>
+          <m:sSubPr>
+            <m:ctrlPr>
+              <w:rPr>
+                <w:rFonts w:ascii="Cambria Math" w:hAnsi="Cambria Math"/>
+                <w:i/>
+                <w:sz w:val="24"/>
+                <w:szCs w:val="24"/>
+              </w:rPr>
+            </m:ctrlPr>
+          </m:sSubPr>
+          <m:e>
+            <m:r>
+              <w:rPr>
+                <w:rFonts w:ascii="Cambria Math" w:hAnsi="Cambria Math"/>
+                <w:sz w:val="24"/>
+                <w:szCs w:val="24"/>
+              </w:rPr>
+              <m:t>t</m:t>
+            </m:r>
+            <m:ctrlPr>
+              <w:rPr>
+                <w:rFonts w:ascii="Cambria Math" w:hAnsi="Cambria Math"/>
+                <w:sz w:val="24"/>
+                <w:szCs w:val="24"/>
+              </w:rPr>
+            </m:ctrlPr>
+          </m:e>
+          <m:sub>
+            <m:r>
+              <w:rPr>
+                <w:rFonts w:ascii="Cambria Math" w:hAnsi="Cambria Math"/>
+                <w:sz w:val="24"/>
+                <w:szCs w:val="24"/>
+              </w:rPr>
+              <m:t>j</m:t>
+            </m:r>
+          </m:sub>
+        </m:sSub>
+        <m:r>
+          <w:rPr>
+            <w:rFonts w:ascii="Cambria Math" w:hAnsi="Cambria Math"/>
+            <w:sz w:val="24"/>
+            <w:szCs w:val="24"/>
+          </w:rPr>
+          <m:t>&lt;</m:t>
+        </m:r>
+        <m:sSub>
+          <m:sSubPr>
+            <m:ctrlPr>
+              <w:rPr>
+                <w:rFonts w:ascii="Cambria Math" w:hAnsi="Cambria Math"/>
+                <w:i/>
+                <w:sz w:val="24"/>
+                <w:szCs w:val="24"/>
+              </w:rPr>
+            </m:ctrlPr>
+          </m:sSubPr>
+          <m:e>
+            <m:r>
+              <w:rPr>
+                <w:rFonts w:ascii="Cambria Math" w:hAnsi="Cambria Math"/>
+                <w:sz w:val="24"/>
+                <w:szCs w:val="24"/>
+              </w:rPr>
+              <m:t>t</m:t>
+            </m:r>
+          </m:e>
+          <m:sub>
+            <m:r>
+              <w:rPr>
+                <w:rFonts w:ascii="Cambria Math" w:hAnsi="Cambria Math"/>
+                <w:sz w:val="24"/>
+                <w:szCs w:val="24"/>
+              </w:rPr>
+              <m:t>i</m:t>
+            </m:r>
+          </m:sub>
+        </m:sSub>
+      </m:oMath>
+      <w:r>
+        <w:rPr>
+          <w:sz w:val="24"/>
+          <w:szCs w:val="24"/>
+        </w:rPr>
+        <w:t xml:space="preserve"> make sures that only prior accidents for a given accident event are included for the relevant feature engineering, while preventing data leakage by ignoring the given accident itself and its future events.</w:t>
+      </w:r>
+    </w:p>
+    <w:p>
+      <w:pPr>
+        <w:spacing w:line="360" w:lineRule="auto"/>
+        <w:jc w:val="both"/>
+        <w:rPr>
+          <w:sz w:val="24"/>
+          <w:szCs w:val="24"/>
+        </w:rPr>
+      </w:pPr>
+    </w:p>
+    <w:p>
+      <w:pPr>
+        <w:spacing w:line="360" w:lineRule="auto"/>
+        <w:jc w:val="both"/>
+        <w:rPr>
+          <w:sz w:val="24"/>
+          <w:szCs w:val="24"/>
+        </w:rPr>
+      </w:pPr>
+      <w:r>
+        <w:rPr>
+          <w:sz w:val="24"/>
+          <w:szCs w:val="24"/>
+        </w:rPr>
+        <w:t xml:space="preserve">The outcome of this stage is 6 causal spatiotemporal features for each accident that helps machine learning models to learn patterns related to road traffic accident in both same H3 cell and its neighboring cells. </w:t>
+      </w:r>
+    </w:p>
+    <w:p>
+      <w:pPr>
+        <w:spacing w:line="360" w:lineRule="auto"/>
+        <w:jc w:val="both"/>
+        <w:rPr>
+          <w:sz w:val="24"/>
+          <w:szCs w:val="24"/>
+        </w:rPr>
+      </w:pPr>
+    </w:p>
+    <w:p>
+      <w:pPr>
+        <w:keepNext/>
+        <w:spacing w:line="360" w:lineRule="auto"/>
+        <w:jc w:val="center"/>
+      </w:pPr>
+      <w:r>
+        <w:rPr>
+          <w:noProof/>
+          <w:sz w:val="24"/>
+          <w:szCs w:val="24"/>
+        </w:rPr>
+        <w:drawing>
+          <wp:inline distT="0" distB="0" distL="0" distR="0" wp14:anchorId="66D5BCC0" wp14:editId="30B706B7">
+            <wp:extent cx="3578414" cy="2653990"/>
+            <wp:effectExtent l="0" t="0" r="3175" b="0"/>
+            <wp:docPr id="13" name="Picture 13" descr="A screen shot of a computer program&#10;&#10;Description automatically generated"/>
+            <wp:cNvGraphicFramePr>
+              <a:graphicFrameLocks xmlns:a="http://schemas.openxmlformats.org/drawingml/2006/main" noChangeAspect="1"/>
+            </wp:cNvGraphicFramePr>
+            <a:graphic xmlns:a="http://schemas.openxmlformats.org/drawingml/2006/main">
+              <a:graphicData uri="http://schemas.openxmlformats.org/drawingml/2006/picture">
+                <pic:pic xmlns:pic="http://schemas.openxmlformats.org/drawingml/2006/picture">
+                  <pic:nvPicPr>
+                    <pic:cNvPr id="13" name="Picture 13" descr="A screen shot of a computer program&#10;&#10;Description automatically generated"/>
+                    <pic:cNvPicPr/>
+                  </pic:nvPicPr>
+                  <pic:blipFill>
+                    <a:blip r:embed="rId22"/>
+                    <a:stretch>
+                      <a:fillRect/>
+                    </a:stretch>
+                  </pic:blipFill>
+                  <pic:spPr>
+                    <a:xfrm>
+                      <a:off x="0" y="0"/>
+                      <a:ext cx="3589562" cy="2662258"/>
+                    </a:xfrm>
+                    <a:prstGeom prst="rect">
+                      <a:avLst/>
+                    </a:prstGeom>
+                  </pic:spPr>
+                </pic:pic>
+              </a:graphicData>
+            </a:graphic>
+          </wp:inline>
+        </w:drawing>
+      </w:r>
+    </w:p>
+    <w:p>
+      <w:pPr>
+        <w:pStyle w:val="Caption"/>
+        <w:jc w:val="center"/>
+        <w:rPr>
+          <w:sz w:val="24"/>
+          <w:szCs w:val="24"/>
+        </w:rPr>
+      </w:pPr>
+      <w:bookmarkStart w:id="69" w:name="_Toc235987021"/>
+      <w:r>
+        <w:t xml:space="preserve">Figure </w:t>
+      </w:r>
+      <w:r>
+        <w:fldChar w:fldCharType="begin"/>
+      </w:r>
+      <w:r>
+        <w:instrText xml:space="preserve"> SEQ Figure \* ARABIC </w:instrText>
+      </w:r>
+      <w:r>
+        <w:fldChar w:fldCharType="separate"/>
+      </w:r>
+      <w:r>
+        <w:rPr>
+          <w:noProof/>
+        </w:rPr>
+        <w:t>10</w:t>
+      </w:r>
+      <w:r>
+        <w:fldChar w:fldCharType="end"/>
+      </w:r>
+      <w:r>
+        <w:t xml:space="preserve"> Implementation of </w:t>
+      </w:r>
+      <w:r>
+        <w:t>Causal Rolling Spatiotemporal Features</w:t>
+      </w:r>
+      <w:bookmarkEnd w:id="69"/>
     </w:p>
     <w:p>
       <w:pPr>
@@ -16158,9 +19898,9 @@
           <w:szCs w:val="24"/>
         </w:rPr>
       </w:pPr>
-      <w:bookmarkStart w:id="68" w:name="_Toc227498008"/>
-      <w:bookmarkStart w:id="69" w:name="_Toc231561466"/>
-      <w:bookmarkStart w:id="70" w:name="_Toc235486847"/>
+      <w:bookmarkStart w:id="70" w:name="_Toc227498008"/>
+      <w:bookmarkStart w:id="71" w:name="_Toc231561466"/>
+      <w:bookmarkStart w:id="72" w:name="_Toc235486847"/>
       <w:r>
         <w:rPr>
           <w:rFonts w:ascii="Times New Roman" w:hAnsi="Times New Roman" w:cs="Times New Roman"/>
@@ -16170,12 +19910,11 @@
           <w:sz w:val="24"/>
           <w:szCs w:val="24"/>
         </w:rPr>
-        <w:lastRenderedPageBreak/>
         <w:t>References</w:t>
       </w:r>
-      <w:bookmarkEnd w:id="68"/>
-      <w:bookmarkEnd w:id="69"/>
       <w:bookmarkEnd w:id="70"/>
+      <w:bookmarkEnd w:id="71"/>
+      <w:bookmarkEnd w:id="72"/>
     </w:p>
     <w:p>
       <w:pPr>
@@ -16189,7 +19928,7 @@
     <w:p>
       <w:pPr>
         <w:pStyle w:val="NormalWeb"/>
-        <w:spacing w:line="360" w:lineRule="auto"/>
+        <w:spacing w:before="0" w:beforeAutospacing="0" w:after="0" w:afterAutospacing="0" w:line="360" w:lineRule="auto"/>
         <w:ind w:left="720" w:hanging="720"/>
         <w:rPr>
           <w:color w:val="000000"/>
@@ -16213,9 +19952,23 @@
         <w:rPr>
           <w:color w:val="000000"/>
         </w:rPr>
-        <w:t xml:space="preserve">. Dailymirror.lk; Dailymirror. </w:t>
-      </w:r>
-      <w:hyperlink r:id="rId22" w:history="1">
+        <w:t xml:space="preserve">. Dailymirror.lk; </w:t>
+      </w:r>
+      <w:proofErr w:type="spellStart"/>
+      <w:r>
+        <w:rPr>
+          <w:color w:val="000000"/>
+        </w:rPr>
+        <w:t>Dailymirror</w:t>
+      </w:r>
+      <w:proofErr w:type="spellEnd"/>
+      <w:r>
+        <w:rPr>
+          <w:color w:val="000000"/>
+        </w:rPr>
+        <w:t xml:space="preserve">. </w:t>
+      </w:r>
+      <w:hyperlink r:id="rId23" w:history="1">
         <w:r>
           <w:rPr>
             <w:rStyle w:val="Hyperlink"/>
@@ -16233,7 +19986,7 @@
     <w:p>
       <w:pPr>
         <w:pStyle w:val="NormalWeb"/>
-        <w:spacing w:line="360" w:lineRule="auto"/>
+        <w:spacing w:before="0" w:beforeAutospacing="0" w:after="0" w:afterAutospacing="0" w:line="360" w:lineRule="auto"/>
         <w:ind w:left="720" w:hanging="720"/>
         <w:rPr>
           <w:color w:val="000000"/>
@@ -16243,7 +19996,7 @@
     <w:p>
       <w:pPr>
         <w:pStyle w:val="NormalWeb"/>
-        <w:spacing w:line="360" w:lineRule="auto"/>
+        <w:spacing w:before="0" w:beforeAutospacing="0" w:after="0" w:afterAutospacing="0" w:line="360" w:lineRule="auto"/>
         <w:ind w:left="720" w:hanging="720"/>
         <w:rPr>
           <w:color w:val="000000"/>
@@ -16253,7 +20006,21 @@
         <w:rPr>
           <w:color w:val="000000"/>
         </w:rPr>
-        <w:t>Al-Omari, A., Alsaleh, M., &amp; Shatnawi, N. (2025). Spatial-Temporal Analysis and Severity Prediction of Traffic Accidents. </w:t>
+        <w:t xml:space="preserve">Al-Omari, A., Alsaleh, M., &amp; </w:t>
+      </w:r>
+      <w:proofErr w:type="spellStart"/>
+      <w:r>
+        <w:rPr>
+          <w:color w:val="000000"/>
+        </w:rPr>
+        <w:t>Shatnawi</w:t>
+      </w:r>
+      <w:proofErr w:type="spellEnd"/>
+      <w:r>
+        <w:rPr>
+          <w:color w:val="000000"/>
+        </w:rPr>
+        <w:t>, N. (2025). Spatial-Temporal Analysis and Severity Prediction of Traffic Accidents. </w:t>
       </w:r>
       <w:r>
         <w:rPr>
@@ -16269,7 +20036,7 @@
         </w:rPr>
         <w:t xml:space="preserve">. </w:t>
       </w:r>
-      <w:hyperlink r:id="rId23" w:history="1">
+      <w:hyperlink r:id="rId24" w:history="1">
         <w:r>
           <w:rPr>
             <w:rStyle w:val="Hyperlink"/>
@@ -16287,7 +20054,7 @@
     <w:p>
       <w:pPr>
         <w:pStyle w:val="NormalWeb"/>
-        <w:spacing w:line="360" w:lineRule="auto"/>
+        <w:spacing w:before="0" w:beforeAutospacing="0" w:after="0" w:afterAutospacing="0" w:line="360" w:lineRule="auto"/>
         <w:ind w:left="720" w:hanging="720"/>
         <w:rPr>
           <w:color w:val="000000"/>
@@ -16297,7 +20064,7 @@
     <w:p>
       <w:pPr>
         <w:pStyle w:val="NormalWeb"/>
-        <w:spacing w:line="360" w:lineRule="auto"/>
+        <w:spacing w:before="0" w:beforeAutospacing="0" w:after="0" w:afterAutospacing="0" w:line="360" w:lineRule="auto"/>
         <w:ind w:left="720" w:hanging="720"/>
         <w:rPr>
           <w:color w:val="000000"/>
@@ -16307,6 +20074,7 @@
         <w:rPr>
           <w:color w:val="000000"/>
         </w:rPr>
+        <w:lastRenderedPageBreak/>
         <w:t>Bhavan, T. (2019). The Economic Impact of Road Accidents: The Case of Sri Lanka. </w:t>
       </w:r>
       <w:r>
@@ -16337,7 +20105,7 @@
         </w:rPr>
         <w:t xml:space="preserve">(1), 124–137. </w:t>
       </w:r>
-      <w:hyperlink r:id="rId24" w:history="1">
+      <w:hyperlink r:id="rId25" w:history="1">
         <w:r>
           <w:rPr>
             <w:rStyle w:val="Hyperlink"/>
@@ -16355,7 +20123,7 @@
     <w:p>
       <w:pPr>
         <w:pStyle w:val="NormalWeb"/>
-        <w:spacing w:line="360" w:lineRule="auto"/>
+        <w:spacing w:before="0" w:beforeAutospacing="0" w:after="0" w:afterAutospacing="0" w:line="360" w:lineRule="auto"/>
         <w:ind w:left="720" w:hanging="720"/>
         <w:rPr>
           <w:color w:val="000000"/>
@@ -16423,7 +20191,7 @@
     <w:p>
       <w:pPr>
         <w:pStyle w:val="NormalWeb"/>
-        <w:spacing w:line="360" w:lineRule="auto"/>
+        <w:spacing w:before="0" w:beforeAutospacing="0" w:after="0" w:afterAutospacing="0" w:line="360" w:lineRule="auto"/>
         <w:ind w:left="720" w:hanging="720"/>
         <w:rPr>
           <w:color w:val="000000"/>
@@ -16433,7 +20201,7 @@
     <w:p>
       <w:pPr>
         <w:pStyle w:val="NormalWeb"/>
-        <w:spacing w:line="360" w:lineRule="auto"/>
+        <w:spacing w:before="0" w:beforeAutospacing="0" w:after="0" w:afterAutospacing="0" w:line="360" w:lineRule="auto"/>
         <w:rPr>
           <w:color w:val="000000"/>
         </w:rPr>
@@ -16442,7 +20210,7 @@
     <w:p>
       <w:pPr>
         <w:pStyle w:val="NormalWeb"/>
-        <w:spacing w:line="360" w:lineRule="auto"/>
+        <w:spacing w:before="0" w:beforeAutospacing="0" w:after="0" w:afterAutospacing="0" w:line="360" w:lineRule="auto"/>
         <w:ind w:left="720" w:hanging="720"/>
         <w:rPr>
           <w:color w:val="000000"/>
@@ -16468,7 +20236,7 @@
         </w:rPr>
         <w:t xml:space="preserve">, 102737–102737. </w:t>
       </w:r>
-      <w:hyperlink r:id="rId25" w:history="1">
+      <w:hyperlink r:id="rId26" w:history="1">
         <w:r>
           <w:rPr>
             <w:rStyle w:val="Hyperlink"/>
@@ -16486,7 +20254,7 @@
     <w:p>
       <w:pPr>
         <w:pStyle w:val="NormalWeb"/>
-        <w:spacing w:line="360" w:lineRule="auto"/>
+        <w:spacing w:before="0" w:beforeAutospacing="0" w:after="0" w:afterAutospacing="0" w:line="360" w:lineRule="auto"/>
         <w:ind w:left="720" w:hanging="720"/>
         <w:rPr>
           <w:color w:val="000000"/>
@@ -16496,7 +20264,7 @@
     <w:p>
       <w:pPr>
         <w:pStyle w:val="NormalWeb"/>
-        <w:spacing w:line="360" w:lineRule="auto"/>
+        <w:spacing w:before="0" w:beforeAutospacing="0" w:after="0" w:afterAutospacing="0" w:line="360" w:lineRule="auto"/>
         <w:ind w:left="720" w:hanging="720"/>
         <w:rPr>
           <w:color w:val="000000"/>
@@ -16506,8 +20274,21 @@
         <w:rPr>
           <w:color w:val="000000"/>
         </w:rPr>
-        <w:lastRenderedPageBreak/>
-        <w:t>de, B., Anderson Almeida Firmino, de, C., Geraldo Braz Junior, Anselmo, &amp; Edeverton, F. (2023). </w:t>
+        <w:t xml:space="preserve">de, B., Anderson Almeida Firmino, de, C., Geraldo Braz Junior, Anselmo, &amp; </w:t>
+      </w:r>
+      <w:proofErr w:type="spellStart"/>
+      <w:r>
+        <w:rPr>
+          <w:color w:val="000000"/>
+        </w:rPr>
+        <w:t>Edeverton</w:t>
+      </w:r>
+      <w:proofErr w:type="spellEnd"/>
+      <w:r>
+        <w:rPr>
+          <w:color w:val="000000"/>
+        </w:rPr>
+        <w:t>, F. (2023). </w:t>
       </w:r>
       <w:r>
         <w:rPr>
@@ -16537,7 +20318,7 @@
         </w:rPr>
         <w:t xml:space="preserve">(6), 227–227. </w:t>
       </w:r>
-      <w:hyperlink r:id="rId26" w:history="1">
+      <w:hyperlink r:id="rId27" w:history="1">
         <w:r>
           <w:rPr>
             <w:rStyle w:val="Hyperlink"/>
@@ -16549,7 +20330,7 @@
     <w:p>
       <w:pPr>
         <w:pStyle w:val="NormalWeb"/>
-        <w:spacing w:line="360" w:lineRule="auto"/>
+        <w:spacing w:before="0" w:beforeAutospacing="0" w:after="0" w:afterAutospacing="0" w:line="360" w:lineRule="auto"/>
         <w:ind w:left="720" w:hanging="720"/>
         <w:rPr>
           <w:color w:val="000000"/>
@@ -16559,7 +20340,7 @@
     <w:p>
       <w:pPr>
         <w:pStyle w:val="NormalWeb"/>
-        <w:spacing w:line="360" w:lineRule="auto"/>
+        <w:spacing w:before="0" w:beforeAutospacing="0" w:after="0" w:afterAutospacing="0" w:line="360" w:lineRule="auto"/>
         <w:ind w:left="720" w:hanging="720"/>
         <w:rPr>
           <w:color w:val="000000"/>
@@ -16579,7 +20360,7 @@
         </w:rPr>
         <w:t xml:space="preserve">. (2024). Statistics.gov.lk. </w:t>
       </w:r>
-      <w:hyperlink r:id="rId27" w:history="1">
+      <w:hyperlink r:id="rId28" w:history="1">
         <w:r>
           <w:rPr>
             <w:rStyle w:val="Hyperlink"/>
@@ -16597,7 +20378,7 @@
     <w:p>
       <w:pPr>
         <w:pStyle w:val="NormalWeb"/>
-        <w:spacing w:line="360" w:lineRule="auto"/>
+        <w:spacing w:before="0" w:beforeAutospacing="0" w:after="0" w:afterAutospacing="0" w:line="360" w:lineRule="auto"/>
         <w:ind w:left="720" w:hanging="720"/>
         <w:rPr>
           <w:color w:val="000000"/>
@@ -16633,7 +20414,7 @@
         </w:rPr>
         <w:t xml:space="preserve">. Unidata.pro. </w:t>
       </w:r>
-      <w:hyperlink r:id="rId28" w:history="1">
+      <w:hyperlink r:id="rId29" w:history="1">
         <w:r>
           <w:rPr>
             <w:rStyle w:val="Hyperlink"/>
@@ -16677,7 +20458,7 @@
       <w:r>
         <w:t xml:space="preserve">. (2025). Google for Developers. </w:t>
       </w:r>
-      <w:hyperlink r:id="rId29" w:history="1">
+      <w:hyperlink r:id="rId30" w:history="1">
         <w:r>
           <w:rPr>
             <w:rStyle w:val="Hyperlink"/>
@@ -16692,7 +20473,7 @@
     <w:p>
       <w:pPr>
         <w:pStyle w:val="NormalWeb"/>
-        <w:spacing w:line="360" w:lineRule="auto"/>
+        <w:spacing w:before="0" w:beforeAutospacing="0" w:after="0" w:afterAutospacing="0" w:line="360" w:lineRule="auto"/>
         <w:ind w:left="720" w:hanging="720"/>
         <w:rPr>
           <w:color w:val="000000"/>
@@ -16702,7 +20483,7 @@
     <w:p>
       <w:pPr>
         <w:pStyle w:val="NormalWeb"/>
-        <w:spacing w:line="360" w:lineRule="auto"/>
+        <w:spacing w:before="0" w:beforeAutospacing="0" w:after="0" w:afterAutospacing="0" w:line="360" w:lineRule="auto"/>
         <w:ind w:left="720" w:hanging="720"/>
         <w:rPr>
           <w:color w:val="000000"/>
@@ -16718,11 +20499,19 @@
           <w:color w:val="000000"/>
         </w:rPr>
       </w:pPr>
+      <w:proofErr w:type="spellStart"/>
       <w:r>
         <w:rPr>
           <w:color w:val="000000"/>
         </w:rPr>
-        <w:t>Gorzelanczyk, P. (2025). Impact of weather conditions and road type on traffic safety. </w:t>
+        <w:t>Gorzelanczyk</w:t>
+      </w:r>
+      <w:proofErr w:type="spellEnd"/>
+      <w:r>
+        <w:rPr>
+          <w:color w:val="000000"/>
+        </w:rPr>
+        <w:t>, P. (2025). Impact of weather conditions and road type on traffic safety. </w:t>
       </w:r>
       <w:r>
         <w:rPr>
@@ -16752,7 +20541,7 @@
         </w:rPr>
         <w:t xml:space="preserve">, 100042. </w:t>
       </w:r>
-      <w:hyperlink r:id="rId30" w:history="1">
+      <w:hyperlink r:id="rId31" w:history="1">
         <w:r>
           <w:rPr>
             <w:rStyle w:val="Hyperlink"/>
@@ -16770,7 +20559,7 @@
     <w:p>
       <w:pPr>
         <w:pStyle w:val="NormalWeb"/>
-        <w:spacing w:line="360" w:lineRule="auto"/>
+        <w:spacing w:before="0" w:beforeAutospacing="0" w:after="0" w:afterAutospacing="0" w:line="360" w:lineRule="auto"/>
         <w:ind w:left="720" w:hanging="720"/>
         <w:rPr>
           <w:rFonts w:ascii="Calibri" w:hAnsi="Calibri" w:cs="Calibri"/>
@@ -16787,8 +20576,6 @@
         <w:ind w:left="720" w:hanging="720"/>
         <w:rPr>
           <w:rFonts w:ascii="Calibri" w:hAnsi="Calibri" w:cs="Calibri"/>
-          <w:sz w:val="24"/>
-          <w:szCs w:val="24"/>
         </w:rPr>
       </w:pPr>
       <w:r>
@@ -16840,7 +20627,7 @@
         </w:rPr>
         <w:t xml:space="preserve">(2), 337–355. </w:t>
       </w:r>
-      <w:hyperlink r:id="rId31" w:history="1">
+      <w:hyperlink r:id="rId32" w:history="1">
         <w:r>
           <w:rPr>
             <w:rStyle w:val="Hyperlink"/>
@@ -16865,7 +20652,7 @@
     <w:p>
       <w:pPr>
         <w:pStyle w:val="NormalWeb"/>
-        <w:spacing w:line="360" w:lineRule="auto"/>
+        <w:spacing w:before="0" w:beforeAutospacing="0" w:after="0" w:afterAutospacing="0" w:line="360" w:lineRule="auto"/>
         <w:ind w:left="720" w:hanging="720"/>
         <w:rPr>
           <w:color w:val="000000"/>
@@ -16911,7 +20698,7 @@
         </w:rPr>
         <w:t xml:space="preserve">. </w:t>
       </w:r>
-      <w:hyperlink r:id="rId32" w:history="1">
+      <w:hyperlink r:id="rId33" w:history="1">
         <w:r>
           <w:rPr>
             <w:rStyle w:val="Hyperlink"/>
@@ -16934,7 +20721,7 @@
     <w:p>
       <w:pPr>
         <w:pStyle w:val="NormalWeb"/>
-        <w:spacing w:line="360" w:lineRule="auto"/>
+        <w:spacing w:before="0" w:beforeAutospacing="0" w:after="0" w:afterAutospacing="0" w:line="360" w:lineRule="auto"/>
         <w:ind w:left="720" w:hanging="720"/>
         <w:rPr>
           <w:color w:val="000000"/>
@@ -16944,7 +20731,7 @@
     <w:p>
       <w:pPr>
         <w:pStyle w:val="NormalWeb"/>
-        <w:spacing w:line="360" w:lineRule="auto"/>
+        <w:spacing w:before="0" w:beforeAutospacing="0" w:after="0" w:afterAutospacing="0" w:line="360" w:lineRule="auto"/>
         <w:ind w:left="720" w:hanging="720"/>
         <w:rPr>
           <w:color w:val="000000"/>
@@ -16954,7 +20741,7 @@
     <w:p>
       <w:pPr>
         <w:pStyle w:val="NormalWeb"/>
-        <w:spacing w:line="360" w:lineRule="auto"/>
+        <w:spacing w:before="0" w:beforeAutospacing="0" w:after="0" w:afterAutospacing="0" w:line="360" w:lineRule="auto"/>
         <w:ind w:left="720" w:hanging="720"/>
         <w:rPr>
           <w:color w:val="000000"/>
@@ -16966,26 +20753,54 @@
         </w:rPr>
         <w:t>Hamdan, N., &amp; Sipos, T. (2025). Advancements in Machine Learning for Traffic Accident Severity Prediction: A Comprehensive Review. </w:t>
       </w:r>
+      <w:proofErr w:type="spellStart"/>
       <w:r>
         <w:rPr>
           <w:i/>
           <w:iCs/>
           <w:color w:val="000000"/>
         </w:rPr>
-        <w:t>Periodica Polytechnica Transportation Engineering</w:t>
-      </w:r>
-      <w:r>
-        <w:rPr>
-          <w:color w:val="000000"/>
-        </w:rPr>
-        <w:t>, </w:t>
-      </w:r>
+        <w:t>Periodica</w:t>
+      </w:r>
+      <w:proofErr w:type="spellEnd"/>
       <w:r>
         <w:rPr>
           <w:i/>
           <w:iCs/>
           <w:color w:val="000000"/>
         </w:rPr>
+        <w:t xml:space="preserve"> </w:t>
+      </w:r>
+      <w:proofErr w:type="spellStart"/>
+      <w:r>
+        <w:rPr>
+          <w:i/>
+          <w:iCs/>
+          <w:color w:val="000000"/>
+        </w:rPr>
+        <w:t>Polytechnica</w:t>
+      </w:r>
+      <w:proofErr w:type="spellEnd"/>
+      <w:r>
+        <w:rPr>
+          <w:i/>
+          <w:iCs/>
+          <w:color w:val="000000"/>
+        </w:rPr>
+        <w:t xml:space="preserve"> Transportation Engineering</w:t>
+      </w:r>
+      <w:r>
+        <w:rPr>
+          <w:color w:val="000000"/>
+        </w:rPr>
+        <w:t>, </w:t>
+      </w:r>
+      <w:r>
+        <w:rPr>
+          <w:i/>
+          <w:iCs/>
+          <w:color w:val="000000"/>
+        </w:rPr>
         <w:t>53</w:t>
       </w:r>
       <w:r>
@@ -16994,7 +20809,7 @@
         </w:rPr>
         <w:t xml:space="preserve">(3), 347–355. </w:t>
       </w:r>
-      <w:hyperlink r:id="rId33" w:history="1">
+      <w:hyperlink r:id="rId34" w:history="1">
         <w:r>
           <w:rPr>
             <w:rStyle w:val="Hyperlink"/>
@@ -17012,7 +20827,7 @@
     <w:p>
       <w:pPr>
         <w:pStyle w:val="NormalWeb"/>
-        <w:spacing w:line="360" w:lineRule="auto"/>
+        <w:spacing w:before="0" w:beforeAutospacing="0" w:after="0" w:afterAutospacing="0" w:line="360" w:lineRule="auto"/>
         <w:ind w:left="720" w:hanging="720"/>
         <w:rPr>
           <w:color w:val="000000"/>
@@ -17022,7 +20837,7 @@
     <w:p>
       <w:pPr>
         <w:pStyle w:val="NormalWeb"/>
-        <w:spacing w:line="360" w:lineRule="auto"/>
+        <w:spacing w:before="0" w:beforeAutospacing="0" w:after="0" w:afterAutospacing="0" w:line="360" w:lineRule="auto"/>
         <w:ind w:left="720" w:hanging="720"/>
         <w:rPr>
           <w:color w:val="000000"/>
@@ -17048,7 +20863,7 @@
         </w:rPr>
         <w:t xml:space="preserve">. IBM. </w:t>
       </w:r>
-      <w:hyperlink r:id="rId34" w:history="1">
+      <w:hyperlink r:id="rId35" w:history="1">
         <w:r>
           <w:rPr>
             <w:rStyle w:val="Hyperlink"/>
@@ -17066,7 +20881,7 @@
     <w:p>
       <w:pPr>
         <w:pStyle w:val="NormalWeb"/>
-        <w:spacing w:line="360" w:lineRule="auto"/>
+        <w:spacing w:before="0" w:beforeAutospacing="0" w:after="0" w:afterAutospacing="0" w:line="360" w:lineRule="auto"/>
         <w:ind w:left="720" w:hanging="720"/>
         <w:rPr>
           <w:color w:val="000000"/>
@@ -17075,18 +20890,125 @@
     </w:p>
     <w:p>
       <w:pPr>
+        <w:widowControl/>
+        <w:autoSpaceDE/>
+        <w:autoSpaceDN/>
+        <w:spacing w:line="480" w:lineRule="atLeast"/>
+        <w:ind w:left="720" w:hanging="720"/>
+        <w:rPr>
+          <w:sz w:val="24"/>
+          <w:szCs w:val="24"/>
+          <w:lang w:bidi="si-LK"/>
+        </w:rPr>
+      </w:pPr>
+      <w:r>
+        <w:rPr>
+          <w:sz w:val="24"/>
+          <w:szCs w:val="24"/>
+          <w:lang w:bidi="si-LK"/>
+        </w:rPr>
+        <w:t xml:space="preserve">IBM. (2024). Data leakage machine learning. In </w:t>
+      </w:r>
+      <w:r>
+        <w:rPr>
+          <w:i/>
+          <w:iCs/>
+          <w:sz w:val="24"/>
+          <w:szCs w:val="24"/>
+          <w:lang w:bidi="si-LK"/>
+        </w:rPr>
+        <w:t>Ibm.com</w:t>
+      </w:r>
+      <w:r>
+        <w:rPr>
+          <w:sz w:val="24"/>
+          <w:szCs w:val="24"/>
+          <w:lang w:bidi="si-LK"/>
+        </w:rPr>
+        <w:t xml:space="preserve">. </w:t>
+      </w:r>
+      <w:hyperlink r:id="rId36" w:history="1">
+        <w:r>
+          <w:rPr>
+            <w:rStyle w:val="Hyperlink"/>
+            <w:sz w:val="24"/>
+            <w:szCs w:val="24"/>
+            <w:lang w:bidi="si-LK"/>
+          </w:rPr>
+          <w:t>https://www.ibm.com/think/topics/data-leakage-machine-learning</w:t>
+        </w:r>
+      </w:hyperlink>
+      <w:r>
+        <w:rPr>
+          <w:sz w:val="24"/>
+          <w:szCs w:val="24"/>
+          <w:lang w:bidi="si-LK"/>
+        </w:rPr>
+        <w:t xml:space="preserve"> </w:t>
+      </w:r>
+    </w:p>
+    <w:p>
+      <w:pPr>
         <w:pStyle w:val="NormalWeb"/>
-        <w:spacing w:line="360" w:lineRule="auto"/>
+        <w:spacing w:before="0" w:beforeAutospacing="0" w:after="0" w:afterAutospacing="0" w:line="360" w:lineRule="auto"/>
         <w:ind w:left="720" w:hanging="720"/>
         <w:rPr>
           <w:color w:val="000000"/>
         </w:rPr>
       </w:pPr>
-      <w:r>
+    </w:p>
+    <w:p>
+      <w:pPr>
+        <w:pStyle w:val="NormalWeb"/>
+        <w:spacing w:before="0" w:beforeAutospacing="0" w:after="0" w:afterAutospacing="0" w:line="360" w:lineRule="auto"/>
+        <w:ind w:left="720" w:hanging="720"/>
         <w:rPr>
           <w:color w:val="000000"/>
         </w:rPr>
-        <w:t>Islam, Md. K., Reza, I., Gazder, U., Akter, R., Arifuzzaman, M., &amp; Rahman, M. M. (2022). Predicting Road Crash Severity Using Classifier Models and Crash Hotspots. </w:t>
+      </w:pPr>
+    </w:p>
+    <w:p>
+      <w:pPr>
+        <w:pStyle w:val="NormalWeb"/>
+        <w:spacing w:before="0" w:beforeAutospacing="0" w:after="0" w:afterAutospacing="0" w:line="360" w:lineRule="auto"/>
+        <w:ind w:left="720" w:hanging="720"/>
+        <w:rPr>
+          <w:color w:val="000000"/>
+        </w:rPr>
+      </w:pPr>
+      <w:r>
+        <w:rPr>
+          <w:color w:val="000000"/>
+        </w:rPr>
+        <w:t xml:space="preserve">Islam, Md. K., Reza, I., </w:t>
+      </w:r>
+      <w:proofErr w:type="spellStart"/>
+      <w:r>
+        <w:rPr>
+          <w:color w:val="000000"/>
+        </w:rPr>
+        <w:t>Gazder</w:t>
+      </w:r>
+      <w:proofErr w:type="spellEnd"/>
+      <w:r>
+        <w:rPr>
+          <w:color w:val="000000"/>
+        </w:rPr>
+        <w:t xml:space="preserve">, U., Akter, R., </w:t>
+      </w:r>
+      <w:proofErr w:type="spellStart"/>
+      <w:r>
+        <w:rPr>
+          <w:color w:val="000000"/>
+        </w:rPr>
+        <w:t>Arifuzzaman</w:t>
+      </w:r>
+      <w:proofErr w:type="spellEnd"/>
+      <w:r>
+        <w:rPr>
+          <w:color w:val="000000"/>
+        </w:rPr>
+        <w:t>, M., &amp; Rahman, M. M. (2022). Predicting Road Crash Severity Using Classifier Models and Crash Hotspots. </w:t>
       </w:r>
       <w:r>
         <w:rPr>
@@ -17116,7 +21038,7 @@
         </w:rPr>
         <w:t xml:space="preserve">(22), 11354. </w:t>
       </w:r>
-      <w:hyperlink r:id="rId35" w:history="1">
+      <w:hyperlink r:id="rId37" w:history="1">
         <w:r>
           <w:rPr>
             <w:rStyle w:val="Hyperlink"/>
@@ -17134,7 +21056,7 @@
     <w:p>
       <w:pPr>
         <w:pStyle w:val="NormalWeb"/>
-        <w:spacing w:line="360" w:lineRule="auto"/>
+        <w:spacing w:before="0" w:beforeAutospacing="0" w:after="0" w:afterAutospacing="0" w:line="360" w:lineRule="auto"/>
         <w:ind w:left="720" w:hanging="720"/>
         <w:rPr>
           <w:color w:val="000000"/>
@@ -17144,7 +21066,7 @@
     <w:p>
       <w:pPr>
         <w:pStyle w:val="NormalWeb"/>
-        <w:spacing w:line="360" w:lineRule="auto"/>
+        <w:spacing w:before="0" w:beforeAutospacing="0" w:after="0" w:afterAutospacing="0" w:line="360" w:lineRule="auto"/>
         <w:ind w:left="720" w:hanging="720"/>
         <w:rPr>
           <w:color w:val="000000"/>
@@ -17154,7 +21076,36 @@
         <w:rPr>
           <w:color w:val="000000"/>
         </w:rPr>
-        <w:t>J.M.C.T. Jayamanna, &amp; P. Kalansooriya. (2024). Development of an Intelligent Road Safety Mobile Navigation Application Using Machine Learning for Real-Time Accident Hotspot and Severity Prediction: A Case Study in Sri Lanka. </w:t>
+        <w:lastRenderedPageBreak/>
+        <w:t xml:space="preserve">J.M.C.T. </w:t>
+      </w:r>
+      <w:proofErr w:type="spellStart"/>
+      <w:r>
+        <w:rPr>
+          <w:color w:val="000000"/>
+        </w:rPr>
+        <w:t>Jayamanna</w:t>
+      </w:r>
+      <w:proofErr w:type="spellEnd"/>
+      <w:r>
+        <w:rPr>
+          <w:color w:val="000000"/>
+        </w:rPr>
+        <w:t xml:space="preserve">, &amp; P. </w:t>
+      </w:r>
+      <w:proofErr w:type="spellStart"/>
+      <w:r>
+        <w:rPr>
+          <w:color w:val="000000"/>
+        </w:rPr>
+        <w:t>Kalansooriya</w:t>
+      </w:r>
+      <w:proofErr w:type="spellEnd"/>
+      <w:r>
+        <w:rPr>
+          <w:color w:val="000000"/>
+        </w:rPr>
+        <w:t>. (2024). Development of an Intelligent Road Safety Mobile Navigation Application Using Machine Learning for Real-Time Accident Hotspot and Severity Prediction: A Case Study in Sri Lanka. </w:t>
       </w:r>
       <w:r>
         <w:rPr>
@@ -17170,7 +21121,7 @@
         </w:rPr>
         <w:t xml:space="preserve">, 17–35. </w:t>
       </w:r>
-      <w:hyperlink r:id="rId36" w:history="1">
+      <w:hyperlink r:id="rId38" w:history="1">
         <w:r>
           <w:rPr>
             <w:rStyle w:val="Hyperlink"/>
@@ -17188,7 +21139,7 @@
     <w:p>
       <w:pPr>
         <w:pStyle w:val="NormalWeb"/>
-        <w:spacing w:line="360" w:lineRule="auto"/>
+        <w:spacing w:before="0" w:beforeAutospacing="0" w:after="0" w:afterAutospacing="0" w:line="360" w:lineRule="auto"/>
         <w:ind w:left="720" w:hanging="720"/>
         <w:rPr>
           <w:color w:val="000000"/>
@@ -17198,7 +21149,7 @@
     <w:p>
       <w:pPr>
         <w:pStyle w:val="NormalWeb"/>
-        <w:spacing w:line="360" w:lineRule="auto"/>
+        <w:spacing w:before="0" w:beforeAutospacing="0" w:after="0" w:afterAutospacing="0" w:line="360" w:lineRule="auto"/>
         <w:ind w:left="720" w:hanging="720"/>
         <w:rPr>
           <w:color w:val="000000"/>
@@ -17210,7 +21161,6 @@
           <w:iCs/>
           <w:color w:val="000000"/>
         </w:rPr>
-        <w:lastRenderedPageBreak/>
         <w:t>Ministry of Transport</w:t>
       </w:r>
       <w:r>
@@ -17219,7 +21169,7 @@
         </w:rPr>
         <w:t xml:space="preserve">. (n.d.). Www.transport.gov.lk. </w:t>
       </w:r>
-      <w:hyperlink r:id="rId37" w:history="1">
+      <w:hyperlink r:id="rId39" w:history="1">
         <w:r>
           <w:rPr>
             <w:rStyle w:val="Hyperlink"/>
@@ -17237,7 +21187,7 @@
     <w:p>
       <w:pPr>
         <w:pStyle w:val="NormalWeb"/>
-        <w:spacing w:line="360" w:lineRule="auto"/>
+        <w:spacing w:before="0" w:beforeAutospacing="0" w:after="0" w:afterAutospacing="0" w:line="360" w:lineRule="auto"/>
         <w:ind w:left="720" w:hanging="720"/>
         <w:rPr>
           <w:color w:val="000000"/>
@@ -17247,7 +21197,7 @@
     <w:p>
       <w:pPr>
         <w:pStyle w:val="NormalWeb"/>
-        <w:spacing w:line="360" w:lineRule="auto"/>
+        <w:spacing w:before="0" w:beforeAutospacing="0" w:after="0" w:afterAutospacing="0" w:line="360" w:lineRule="auto"/>
         <w:ind w:left="720" w:hanging="720"/>
         <w:rPr>
           <w:color w:val="000000"/>
@@ -17257,7 +21207,21 @@
         <w:rPr>
           <w:color w:val="000000"/>
         </w:rPr>
-        <w:t>Nalaka, P. K., Akther, M. S. R., &amp; Naveendrakumar, G. (2021). Accident Hotspots in Southern Expressway of Sri Lanka: Interpolation Evaluation using GIS. </w:t>
+        <w:t xml:space="preserve">Nalaka, P. K., Akther, M. S. R., &amp; </w:t>
+      </w:r>
+      <w:proofErr w:type="spellStart"/>
+      <w:r>
+        <w:rPr>
+          <w:color w:val="000000"/>
+        </w:rPr>
+        <w:t>Naveendrakumar</w:t>
+      </w:r>
+      <w:proofErr w:type="spellEnd"/>
+      <w:r>
+        <w:rPr>
+          <w:color w:val="000000"/>
+        </w:rPr>
+        <w:t>, G. (2021). Accident Hotspots in Southern Expressway of Sri Lanka: Interpolation Evaluation using GIS. </w:t>
       </w:r>
       <w:r>
         <w:rPr>
@@ -17287,7 +21251,7 @@
         </w:rPr>
         <w:t xml:space="preserve">(1). </w:t>
       </w:r>
-      <w:hyperlink r:id="rId38" w:history="1">
+      <w:hyperlink r:id="rId40" w:history="1">
         <w:r>
           <w:rPr>
             <w:rStyle w:val="Hyperlink"/>
@@ -17305,7 +21269,7 @@
     <w:p>
       <w:pPr>
         <w:pStyle w:val="NormalWeb"/>
-        <w:spacing w:line="360" w:lineRule="auto"/>
+        <w:spacing w:before="0" w:beforeAutospacing="0" w:after="0" w:afterAutospacing="0" w:line="360" w:lineRule="auto"/>
         <w:ind w:left="720" w:hanging="720"/>
         <w:rPr>
           <w:color w:val="000000"/>
@@ -17315,7 +21279,7 @@
     <w:p>
       <w:pPr>
         <w:pStyle w:val="NormalWeb"/>
-        <w:spacing w:line="360" w:lineRule="auto"/>
+        <w:spacing w:before="0" w:beforeAutospacing="0" w:after="0" w:afterAutospacing="0" w:line="360" w:lineRule="auto"/>
         <w:ind w:left="720" w:hanging="720"/>
         <w:rPr>
           <w:rFonts w:ascii="Calibri" w:hAnsi="Calibri" w:cs="Calibri"/>
@@ -17338,7 +21302,7 @@
         </w:rPr>
         <w:t xml:space="preserve">. (2016, November 14). NHTSA. </w:t>
       </w:r>
-      <w:hyperlink r:id="rId39" w:history="1">
+      <w:hyperlink r:id="rId41" w:history="1">
         <w:r>
           <w:rPr>
             <w:rStyle w:val="Hyperlink"/>
@@ -17358,7 +21322,7 @@
     <w:p>
       <w:pPr>
         <w:pStyle w:val="NormalWeb"/>
-        <w:spacing w:line="360" w:lineRule="auto"/>
+        <w:spacing w:before="0" w:beforeAutospacing="0" w:after="0" w:afterAutospacing="0" w:line="360" w:lineRule="auto"/>
         <w:ind w:left="720" w:hanging="720"/>
         <w:rPr>
           <w:color w:val="000000"/>
@@ -17368,17 +21332,39 @@
     <w:p>
       <w:pPr>
         <w:pStyle w:val="NormalWeb"/>
-        <w:spacing w:line="360" w:lineRule="auto"/>
+        <w:spacing w:before="0" w:beforeAutospacing="0" w:after="0" w:afterAutospacing="0" w:line="360" w:lineRule="auto"/>
         <w:ind w:left="720" w:hanging="720"/>
         <w:rPr>
           <w:color w:val="000000"/>
         </w:rPr>
       </w:pPr>
+      <w:proofErr w:type="spellStart"/>
       <w:r>
         <w:rPr>
           <w:color w:val="000000"/>
         </w:rPr>
-        <w:t>Ogungbire, A., &amp; Pulugurtha, S. S. (2025). Spatiotemporal Risk Mapping of Statewide Weather-related Traffic Crashes: A Machine Learning Approach. </w:t>
+        <w:t>Ogungbire</w:t>
+      </w:r>
+      <w:proofErr w:type="spellEnd"/>
+      <w:r>
+        <w:rPr>
+          <w:color w:val="000000"/>
+        </w:rPr>
+        <w:t xml:space="preserve">, A., &amp; </w:t>
+      </w:r>
+      <w:proofErr w:type="spellStart"/>
+      <w:r>
+        <w:rPr>
+          <w:color w:val="000000"/>
+        </w:rPr>
+        <w:t>Pulugurtha</w:t>
+      </w:r>
+      <w:proofErr w:type="spellEnd"/>
+      <w:r>
+        <w:rPr>
+          <w:color w:val="000000"/>
+        </w:rPr>
+        <w:t>, S. S. (2025). Spatiotemporal Risk Mapping of Statewide Weather-related Traffic Crashes: A Machine Learning Approach. </w:t>
       </w:r>
       <w:r>
         <w:rPr>
@@ -17394,7 +21380,7 @@
         </w:rPr>
         <w:t xml:space="preserve">, 100642. </w:t>
       </w:r>
-      <w:hyperlink r:id="rId40" w:history="1">
+      <w:hyperlink r:id="rId42" w:history="1">
         <w:r>
           <w:rPr>
             <w:rStyle w:val="Hyperlink"/>
@@ -17412,7 +21398,7 @@
     <w:p>
       <w:pPr>
         <w:pStyle w:val="NormalWeb"/>
-        <w:spacing w:line="360" w:lineRule="auto"/>
+        <w:spacing w:before="0" w:beforeAutospacing="0" w:after="0" w:afterAutospacing="0" w:line="360" w:lineRule="auto"/>
         <w:ind w:left="720" w:hanging="720"/>
         <w:rPr>
           <w:color w:val="000000"/>
@@ -17422,7 +21408,7 @@
     <w:p>
       <w:pPr>
         <w:pStyle w:val="NormalWeb"/>
-        <w:spacing w:line="360" w:lineRule="auto"/>
+        <w:spacing w:before="0" w:beforeAutospacing="0" w:after="0" w:afterAutospacing="0" w:line="360" w:lineRule="auto"/>
         <w:ind w:left="720" w:hanging="720"/>
         <w:rPr>
           <w:rStyle w:val="Hyperlink"/>
@@ -17432,28 +21418,66 @@
         <w:rPr>
           <w:color w:val="000000"/>
         </w:rPr>
-        <w:t>Omar Ibrahim Aboulola. (2024). Improving traffic accident severity prediction using MobileNet transfer learning model and SHAP XAI technique. </w:t>
-      </w:r>
+        <w:t xml:space="preserve">Omar Ibrahim </w:t>
+      </w:r>
+      <w:proofErr w:type="spellStart"/>
+      <w:r>
+        <w:rPr>
+          <w:color w:val="000000"/>
+        </w:rPr>
+        <w:t>Aboulola</w:t>
+      </w:r>
+      <w:proofErr w:type="spellEnd"/>
+      <w:r>
+        <w:rPr>
+          <w:color w:val="000000"/>
+        </w:rPr>
+        <w:t xml:space="preserve">. (2024). Improving traffic accident severity prediction using </w:t>
+      </w:r>
+      <w:proofErr w:type="spellStart"/>
+      <w:r>
+        <w:rPr>
+          <w:color w:val="000000"/>
+        </w:rPr>
+        <w:t>MobileNet</w:t>
+      </w:r>
+      <w:proofErr w:type="spellEnd"/>
+      <w:r>
+        <w:rPr>
+          <w:color w:val="000000"/>
+        </w:rPr>
+        <w:t xml:space="preserve"> transfer learning model and SHAP XAI technique. </w:t>
+      </w:r>
+      <w:proofErr w:type="spellStart"/>
       <w:r>
         <w:rPr>
           <w:i/>
           <w:iCs/>
           <w:color w:val="000000"/>
         </w:rPr>
-        <w:t>PloS One</w:t>
-      </w:r>
-      <w:r>
-        <w:rPr>
-          <w:color w:val="000000"/>
-        </w:rPr>
-        <w:t>, </w:t>
-      </w:r>
+        <w:t>PloS</w:t>
+      </w:r>
+      <w:proofErr w:type="spellEnd"/>
       <w:r>
         <w:rPr>
           <w:i/>
           <w:iCs/>
           <w:color w:val="000000"/>
         </w:rPr>
+        <w:t xml:space="preserve"> One</w:t>
+      </w:r>
+      <w:r>
+        <w:rPr>
+          <w:color w:val="000000"/>
+        </w:rPr>
+        <w:t>, </w:t>
+      </w:r>
+      <w:r>
+        <w:rPr>
+          <w:i/>
+          <w:iCs/>
+          <w:color w:val="000000"/>
+        </w:rPr>
         <w:t>19</w:t>
       </w:r>
       <w:r>
@@ -17462,7 +21486,7 @@
         </w:rPr>
         <w:t xml:space="preserve">(4), e0300640–e0300640. </w:t>
       </w:r>
-      <w:hyperlink r:id="rId41" w:history="1">
+      <w:hyperlink r:id="rId43" w:history="1">
         <w:r>
           <w:rPr>
             <w:rStyle w:val="Hyperlink"/>
@@ -17474,7 +21498,7 @@
     <w:p>
       <w:pPr>
         <w:pStyle w:val="NormalWeb"/>
-        <w:spacing w:line="360" w:lineRule="auto"/>
+        <w:spacing w:before="0" w:beforeAutospacing="0" w:after="0" w:afterAutospacing="0" w:line="360" w:lineRule="auto"/>
         <w:ind w:left="720" w:hanging="720"/>
         <w:rPr>
           <w:rStyle w:val="Hyperlink"/>
@@ -17484,7 +21508,7 @@
     <w:p>
       <w:pPr>
         <w:pStyle w:val="NormalWeb"/>
-        <w:spacing w:line="360" w:lineRule="auto"/>
+        <w:spacing w:before="0" w:beforeAutospacing="0" w:after="0" w:afterAutospacing="0" w:line="360" w:lineRule="auto"/>
         <w:ind w:left="720" w:hanging="720"/>
         <w:rPr>
           <w:color w:val="000000"/>
@@ -17504,7 +21528,7 @@
         </w:rPr>
         <w:t xml:space="preserve">. (2026). Adaderana.lk. </w:t>
       </w:r>
-      <w:hyperlink r:id="rId42" w:history="1">
+      <w:hyperlink r:id="rId44" w:history="1">
         <w:r>
           <w:rPr>
             <w:rStyle w:val="Hyperlink"/>
@@ -17531,7 +21555,7 @@
     <w:p>
       <w:pPr>
         <w:pStyle w:val="NormalWeb"/>
-        <w:spacing w:line="360" w:lineRule="auto"/>
+        <w:spacing w:before="0" w:beforeAutospacing="0" w:after="0" w:afterAutospacing="0" w:line="360" w:lineRule="auto"/>
         <w:rPr>
           <w:color w:val="000000"/>
         </w:rPr>
@@ -17540,7 +21564,6 @@
         <w:rPr>
           <w:color w:val="000000"/>
         </w:rPr>
-        <w:lastRenderedPageBreak/>
         <w:t>Santos, D., Saias, J., Quaresma, P., &amp; Nogueira, V. B. (2021). Machine Learning Approaches to Traffic Accident Analysis and Hotspot Prediction. </w:t>
       </w:r>
       <w:r>
@@ -17571,7 +21594,7 @@
         </w:rPr>
         <w:t xml:space="preserve">(12), 157. </w:t>
       </w:r>
-      <w:hyperlink r:id="rId43" w:history="1">
+      <w:hyperlink r:id="rId45" w:history="1">
         <w:r>
           <w:rPr>
             <w:rStyle w:val="Hyperlink"/>
@@ -17589,7 +21612,7 @@
     <w:p>
       <w:pPr>
         <w:pStyle w:val="NormalWeb"/>
-        <w:spacing w:line="360" w:lineRule="auto"/>
+        <w:spacing w:before="0" w:beforeAutospacing="0" w:after="0" w:afterAutospacing="0" w:line="360" w:lineRule="auto"/>
         <w:rPr>
           <w:color w:val="000000"/>
         </w:rPr>
@@ -17608,13 +21631,23 @@
           <w:lang w:bidi="si-LK"/>
         </w:rPr>
       </w:pPr>
+      <w:proofErr w:type="spellStart"/>
       <w:r>
         <w:rPr>
           <w:sz w:val="24"/>
           <w:szCs w:val="24"/>
           <w:lang w:bidi="si-LK"/>
         </w:rPr>
-        <w:t xml:space="preserve">Siritunga, T. L. S. S. (2025). Road traffic crashes in Sri Lanka: an epidemic that demands multisectoral public-health mobilization. </w:t>
+        <w:t>Siritunga</w:t>
+      </w:r>
+      <w:proofErr w:type="spellEnd"/>
+      <w:r>
+        <w:rPr>
+          <w:sz w:val="24"/>
+          <w:szCs w:val="24"/>
+          <w:lang w:bidi="si-LK"/>
+        </w:rPr>
+        <w:t xml:space="preserve">, T. L. S. S. (2025). Road traffic crashes in Sri Lanka: an epidemic that demands multisectoral public-health mobilization. </w:t>
       </w:r>
       <w:r>
         <w:rPr>
@@ -17652,7 +21685,7 @@
         </w:rPr>
         <w:t xml:space="preserve">(4), 116–121. </w:t>
       </w:r>
-      <w:hyperlink r:id="rId44" w:history="1">
+      <w:hyperlink r:id="rId46" w:history="1">
         <w:r>
           <w:rPr>
             <w:rStyle w:val="Hyperlink"/>
@@ -17675,7 +21708,7 @@
     <w:p>
       <w:pPr>
         <w:pStyle w:val="NormalWeb"/>
-        <w:spacing w:line="360" w:lineRule="auto"/>
+        <w:spacing w:before="0" w:beforeAutospacing="0" w:after="0" w:afterAutospacing="0" w:line="360" w:lineRule="auto"/>
         <w:rPr>
           <w:color w:val="000000"/>
         </w:rPr>
@@ -17704,7 +21737,7 @@
         </w:rPr>
         <w:t xml:space="preserve">. (2020). ETSC. </w:t>
       </w:r>
-      <w:hyperlink r:id="rId45" w:history="1">
+      <w:hyperlink r:id="rId47" w:history="1">
         <w:r>
           <w:rPr>
             <w:rStyle w:val="Hyperlink"/>
@@ -17736,11 +21769,6 @@
         <w:autoSpaceDN/>
         <w:spacing w:line="360" w:lineRule="auto"/>
         <w:ind w:left="720" w:hanging="720"/>
-        <w:rPr>
-          <w:sz w:val="24"/>
-          <w:szCs w:val="24"/>
-          <w:lang w:bidi="si-LK"/>
-        </w:rPr>
       </w:pPr>
       <w:r>
         <w:rPr>
@@ -17768,12 +21796,10 @@
         </w:rPr>
         <w:t xml:space="preserve">. Retrieved July 21, 2026, from </w:t>
       </w:r>
-      <w:hyperlink r:id="rId46" w:history="1">
+      <w:hyperlink r:id="rId48" w:history="1">
         <w:r>
           <w:rPr>
             <w:rStyle w:val="Hyperlink"/>
-            <w:sz w:val="24"/>
-            <w:szCs w:val="24"/>
           </w:rPr>
           <w:t>https://h3geo.org/docs/core-library/restable/</w:t>
         </w:r>
@@ -17790,9 +21816,8 @@
     <w:p>
       <w:pPr>
         <w:pStyle w:val="NormalWeb"/>
-        <w:spacing w:line="360" w:lineRule="auto"/>
-        <w:rPr>
-          <w:rFonts w:ascii="Calibri" w:hAnsi="Calibri" w:cs="Calibri"/>
+        <w:spacing w:before="0" w:beforeAutospacing="0" w:after="0" w:afterAutospacing="0" w:line="360" w:lineRule="auto"/>
+        <w:rPr>
           <w:color w:val="000000"/>
         </w:rPr>
       </w:pPr>
@@ -17801,25 +21826,24 @@
       <w:pPr>
         <w:pStyle w:val="NormalWeb"/>
         <w:spacing w:line="360" w:lineRule="auto"/>
+        <w:ind w:left="720" w:hanging="720"/>
         <w:rPr>
           <w:color w:val="000000"/>
         </w:rPr>
       </w:pPr>
-    </w:p>
-    <w:p>
-      <w:pPr>
-        <w:pStyle w:val="NormalWeb"/>
-        <w:spacing w:line="360" w:lineRule="auto"/>
-        <w:ind w:left="720" w:hanging="720"/>
+      <w:proofErr w:type="spellStart"/>
+      <w:r>
         <w:rPr>
           <w:color w:val="000000"/>
         </w:rPr>
-      </w:pPr>
+        <w:t>Tandrayen-Ragoobur</w:t>
+      </w:r>
+      <w:proofErr w:type="spellEnd"/>
       <w:r>
         <w:rPr>
           <w:color w:val="000000"/>
         </w:rPr>
-        <w:t>Tandrayen-Ragoobur, V. (2024). The Economic Burden of Road Traffic Accidents and Injuries: A Small Island Perspective. </w:t>
+        <w:t>, V. (2024). The Economic Burden of Road Traffic Accidents and Injuries: A Small Island Perspective. </w:t>
       </w:r>
       <w:r>
         <w:rPr>
@@ -17835,7 +21859,7 @@
         </w:rPr>
         <w:t xml:space="preserve">. </w:t>
       </w:r>
-      <w:hyperlink r:id="rId47" w:history="1">
+      <w:hyperlink r:id="rId49" w:history="1">
         <w:r>
           <w:rPr>
             <w:rStyle w:val="Hyperlink"/>
@@ -17853,7 +21877,7 @@
     <w:p>
       <w:pPr>
         <w:pStyle w:val="NormalWeb"/>
-        <w:spacing w:line="360" w:lineRule="auto"/>
+        <w:spacing w:before="0" w:beforeAutospacing="0" w:after="0" w:afterAutospacing="0" w:line="360" w:lineRule="auto"/>
         <w:ind w:left="720" w:hanging="720"/>
         <w:rPr>
           <w:color w:val="000000"/>
@@ -17883,7 +21907,7 @@
         </w:rPr>
         <w:t xml:space="preserve">. (n.d.). Www.visualcrossing.com. </w:t>
       </w:r>
-      <w:hyperlink r:id="rId48" w:history="1">
+      <w:hyperlink r:id="rId50" w:history="1">
         <w:r>
           <w:rPr>
             <w:rStyle w:val="Hyperlink"/>
@@ -17923,7 +21947,6 @@
           <w:iCs/>
           <w:color w:val="000000"/>
         </w:rPr>
-        <w:lastRenderedPageBreak/>
         <w:t>What Is Data Lake Architecture?</w:t>
       </w:r>
       <w:r>
@@ -17932,7 +21955,7 @@
         </w:rPr>
         <w:t xml:space="preserve"> (2024). MongoDB. </w:t>
       </w:r>
-      <w:hyperlink r:id="rId49" w:history="1">
+      <w:hyperlink r:id="rId51" w:history="1">
         <w:r>
           <w:rPr>
             <w:rStyle w:val="Hyperlink"/>
@@ -17970,7 +21993,50 @@
         <w:rPr>
           <w:color w:val="000000"/>
         </w:rPr>
-        <w:t>‌ Wondwossen Taddesse Gedamu, Wiedenbeck, U. P., &amp; Bikila Teklu Wodajo. (2025). Spatio-Temporal Analysis of Road Traffic Crashes by Severity. </w:t>
+        <w:lastRenderedPageBreak/>
+        <w:t xml:space="preserve">‌ </w:t>
+      </w:r>
+      <w:proofErr w:type="spellStart"/>
+      <w:r>
+        <w:rPr>
+          <w:color w:val="000000"/>
+        </w:rPr>
+        <w:t>Wondwossen</w:t>
+      </w:r>
+      <w:proofErr w:type="spellEnd"/>
+      <w:r>
+        <w:rPr>
+          <w:color w:val="000000"/>
+        </w:rPr>
+        <w:t xml:space="preserve"> Taddesse </w:t>
+      </w:r>
+      <w:proofErr w:type="spellStart"/>
+      <w:r>
+        <w:rPr>
+          <w:color w:val="000000"/>
+        </w:rPr>
+        <w:t>Gedamu</w:t>
+      </w:r>
+      <w:proofErr w:type="spellEnd"/>
+      <w:r>
+        <w:rPr>
+          <w:color w:val="000000"/>
+        </w:rPr>
+        <w:t xml:space="preserve">, Wiedenbeck, U. P., &amp; Bikila Teklu Wodajo. (2025). </w:t>
+      </w:r>
+      <w:proofErr w:type="spellStart"/>
+      <w:r>
+        <w:rPr>
+          <w:color w:val="000000"/>
+        </w:rPr>
+        <w:t>Spatio</w:t>
+      </w:r>
+      <w:proofErr w:type="spellEnd"/>
+      <w:r>
+        <w:rPr>
+          <w:color w:val="000000"/>
+        </w:rPr>
+        <w:t>-Temporal Analysis of Road Traffic Crashes by Severity. </w:t>
       </w:r>
       <w:r>
         <w:rPr>
@@ -18000,7 +22066,7 @@
         </w:rPr>
         <w:t xml:space="preserve">(2), 100327. </w:t>
       </w:r>
-      <w:hyperlink r:id="rId50" w:history="1">
+      <w:hyperlink r:id="rId52" w:history="1">
         <w:r>
           <w:rPr>
             <w:rStyle w:val="Hyperlink"/>
@@ -18028,7 +22094,7 @@
     <w:p>
       <w:pPr>
         <w:pStyle w:val="NormalWeb"/>
-        <w:spacing w:line="360" w:lineRule="auto"/>
+        <w:spacing w:before="0" w:beforeAutospacing="0" w:after="0" w:afterAutospacing="0" w:line="360" w:lineRule="auto"/>
         <w:ind w:left="720" w:hanging="720"/>
         <w:rPr>
           <w:color w:val="000000"/>
@@ -18075,7 +22141,7 @@
         </w:rPr>
         <w:t xml:space="preserve">(3), 1729. </w:t>
       </w:r>
-      <w:hyperlink r:id="rId51" w:history="1">
+      <w:hyperlink r:id="rId53" w:history="1">
         <w:r>
           <w:rPr>
             <w:rStyle w:val="Hyperlink"/>
@@ -18092,7 +22158,7 @@
     </w:p>
     <w:p/>
     <w:sectPr>
-      <w:footerReference w:type="default" r:id="rId52"/>
+      <w:footerReference w:type="default" r:id="rId54"/>
       <w:pgSz w:w="12240" w:h="15840"/>
       <w:pgMar w:top="1440" w:right="1440" w:bottom="1440" w:left="2160" w:header="720" w:footer="720" w:gutter="0"/>
       <w:pgNumType w:start="1"/>
@@ -19206,6 +23272,119 @@
       </w:rPr>
     </w:lvl>
   </w:abstractNum>
+  <w:abstractNum w:abstractNumId="8" w15:restartNumberingAfterBreak="0">
+    <w:nsid w:val="7CA21F95"/>
+    <w:multiLevelType w:val="hybridMultilevel"/>
+    <w:tmpl w:val="60D40EA8"/>
+    <w:lvl w:ilvl="0" w:tplc="04090001">
+      <w:start w:val="1"/>
+      <w:numFmt w:val="bullet"/>
+      <w:lvlText w:val=""/>
+      <w:lvlJc w:val="left"/>
+      <w:pPr>
+        <w:ind w:left="720" w:hanging="360"/>
+      </w:pPr>
+      <w:rPr>
+        <w:rFonts w:ascii="Symbol" w:hAnsi="Symbol" w:hint="default"/>
+      </w:rPr>
+    </w:lvl>
+    <w:lvl w:ilvl="1" w:tplc="04090003">
+      <w:start w:val="1"/>
+      <w:numFmt w:val="bullet"/>
+      <w:lvlText w:val="o"/>
+      <w:lvlJc w:val="left"/>
+      <w:pPr>
+        <w:ind w:left="1440" w:hanging="360"/>
+      </w:pPr>
+      <w:rPr>
+        <w:rFonts w:ascii="Courier New" w:hAnsi="Courier New" w:cs="Courier New" w:hint="default"/>
+      </w:rPr>
+    </w:lvl>
+    <w:lvl w:ilvl="2" w:tplc="04090005" w:tentative="1">
+      <w:start w:val="1"/>
+      <w:numFmt w:val="bullet"/>
+      <w:lvlText w:val=""/>
+      <w:lvlJc w:val="left"/>
+      <w:pPr>
+        <w:ind w:left="2160" w:hanging="360"/>
+      </w:pPr>
+      <w:rPr>
+        <w:rFonts w:ascii="Wingdings" w:hAnsi="Wingdings" w:hint="default"/>
+      </w:rPr>
+    </w:lvl>
+    <w:lvl w:ilvl="3" w:tplc="04090001" w:tentative="1">
+      <w:start w:val="1"/>
+      <w:numFmt w:val="bullet"/>
+      <w:lvlText w:val=""/>
+      <w:lvlJc w:val="left"/>
+      <w:pPr>
+        <w:ind w:left="2880" w:hanging="360"/>
+      </w:pPr>
+      <w:rPr>
+        <w:rFonts w:ascii="Symbol" w:hAnsi="Symbol" w:hint="default"/>
+      </w:rPr>
+    </w:lvl>
+    <w:lvl w:ilvl="4" w:tplc="04090003" w:tentative="1">
+      <w:start w:val="1"/>
+      <w:numFmt w:val="bullet"/>
+      <w:lvlText w:val="o"/>
+      <w:lvlJc w:val="left"/>
+      <w:pPr>
+        <w:ind w:left="3600" w:hanging="360"/>
+      </w:pPr>
+      <w:rPr>
+        <w:rFonts w:ascii="Courier New" w:hAnsi="Courier New" w:cs="Courier New" w:hint="default"/>
+      </w:rPr>
+    </w:lvl>
+    <w:lvl w:ilvl="5" w:tplc="04090005" w:tentative="1">
+      <w:start w:val="1"/>
+      <w:numFmt w:val="bullet"/>
+      <w:lvlText w:val=""/>
+      <w:lvlJc w:val="left"/>
+      <w:pPr>
+        <w:ind w:left="4320" w:hanging="360"/>
+      </w:pPr>
+      <w:rPr>
+        <w:rFonts w:ascii="Wingdings" w:hAnsi="Wingdings" w:hint="default"/>
+      </w:rPr>
+    </w:lvl>
+    <w:lvl w:ilvl="6" w:tplc="04090001" w:tentative="1">
+      <w:start w:val="1"/>
+      <w:numFmt w:val="bullet"/>
+      <w:lvlText w:val=""/>
+      <w:lvlJc w:val="left"/>
+      <w:pPr>
+        <w:ind w:left="5040" w:hanging="360"/>
+      </w:pPr>
+      <w:rPr>
+        <w:rFonts w:ascii="Symbol" w:hAnsi="Symbol" w:hint="default"/>
+      </w:rPr>
+    </w:lvl>
+    <w:lvl w:ilvl="7" w:tplc="04090003" w:tentative="1">
+      <w:start w:val="1"/>
+      <w:numFmt w:val="bullet"/>
+      <w:lvlText w:val="o"/>
+      <w:lvlJc w:val="left"/>
+      <w:pPr>
+        <w:ind w:left="5760" w:hanging="360"/>
+      </w:pPr>
+      <w:rPr>
+        <w:rFonts w:ascii="Courier New" w:hAnsi="Courier New" w:cs="Courier New" w:hint="default"/>
+      </w:rPr>
+    </w:lvl>
+    <w:lvl w:ilvl="8" w:tplc="04090005" w:tentative="1">
+      <w:start w:val="1"/>
+      <w:numFmt w:val="bullet"/>
+      <w:lvlText w:val=""/>
+      <w:lvlJc w:val="left"/>
+      <w:pPr>
+        <w:ind w:left="6480" w:hanging="360"/>
+      </w:pPr>
+      <w:rPr>
+        <w:rFonts w:ascii="Wingdings" w:hAnsi="Wingdings" w:hint="default"/>
+      </w:rPr>
+    </w:lvl>
+  </w:abstractNum>
   <w:num w:numId="1" w16cid:durableId="2143771342">
     <w:abstractNumId w:val="1"/>
   </w:num>
@@ -19229,6 +23408,9 @@
   </w:num>
   <w:num w:numId="8" w16cid:durableId="257635863">
     <w:abstractNumId w:val="2"/>
+  </w:num>
+  <w:num w:numId="9" w16cid:durableId="867838602">
+    <w:abstractNumId w:val="8"/>
   </w:num>
 </w:numbering>
 </file>
@@ -20124,6 +24306,41 @@
       <w:color w:val="808080"/>
     </w:rPr>
   </w:style>
+  <w:style w:type="character" w:customStyle="1" w:styleId="mord">
+    <w:name w:val="mord"/>
+    <w:basedOn w:val="DefaultParagraphFont"/>
+    <w:rsid w:val="001518CE"/>
+  </w:style>
+  <w:style w:type="character" w:customStyle="1" w:styleId="vlist-s">
+    <w:name w:val="vlist-s"/>
+    <w:basedOn w:val="DefaultParagraphFont"/>
+    <w:rsid w:val="001518CE"/>
+  </w:style>
+  <w:style w:type="character" w:customStyle="1" w:styleId="mopen">
+    <w:name w:val="mopen"/>
+    <w:basedOn w:val="DefaultParagraphFont"/>
+    <w:rsid w:val="001518CE"/>
+  </w:style>
+  <w:style w:type="character" w:customStyle="1" w:styleId="mclose">
+    <w:name w:val="mclose"/>
+    <w:basedOn w:val="DefaultParagraphFont"/>
+    <w:rsid w:val="001518CE"/>
+  </w:style>
+  <w:style w:type="character" w:customStyle="1" w:styleId="mrel">
+    <w:name w:val="mrel"/>
+    <w:basedOn w:val="DefaultParagraphFont"/>
+    <w:rsid w:val="001518CE"/>
+  </w:style>
+  <w:style w:type="character" w:customStyle="1" w:styleId="mpunct">
+    <w:name w:val="mpunct"/>
+    <w:basedOn w:val="DefaultParagraphFont"/>
+    <w:rsid w:val="001518CE"/>
+  </w:style>
+  <w:style w:type="character" w:customStyle="1" w:styleId="mbin">
+    <w:name w:val="mbin"/>
+    <w:basedOn w:val="DefaultParagraphFont"/>
+    <w:rsid w:val="001518CE"/>
+  </w:style>
 </w:styles>
 </file>
 

--- a/Dissertation_Drafts/Thesis/Research Version 5.docx
+++ b/Dissertation_Drafts/Thesis/Research Version 5.docx
@@ -35,7 +35,7 @@
           <w:noProof/>
         </w:rPr>
         <w:drawing>
-          <wp:anchor distT="0" distB="0" distL="114300" distR="114300" simplePos="0" relativeHeight="251661312" behindDoc="0" locked="0" layoutInCell="1" allowOverlap="1" wp14:anchorId="4DEA2376" wp14:editId="2A5F463A">
+          <wp:anchor distT="0" distB="0" distL="114300" distR="114300" simplePos="0" relativeHeight="251661312" behindDoc="0" locked="0" layoutInCell="1" allowOverlap="1" wp14:anchorId="2235496F" wp14:editId="714EF9E4">
             <wp:simplePos x="0" y="0"/>
             <wp:positionH relativeFrom="column">
               <wp:posOffset>4305300</wp:posOffset>
@@ -112,7 +112,7 @@
           <w:lang w:val="en-AU" w:eastAsia="en-AU"/>
         </w:rPr>
         <w:drawing>
-          <wp:anchor distT="0" distB="0" distL="114300" distR="114300" simplePos="0" relativeHeight="251660288" behindDoc="0" locked="0" layoutInCell="1" allowOverlap="1" wp14:anchorId="2415E92D" wp14:editId="779F2F79">
+          <wp:anchor distT="0" distB="0" distL="114300" distR="114300" simplePos="0" relativeHeight="251660288" behindDoc="0" locked="0" layoutInCell="1" allowOverlap="1" wp14:anchorId="7DD5A679" wp14:editId="08605989">
             <wp:simplePos x="0" y="0"/>
             <wp:positionH relativeFrom="column">
               <wp:posOffset>127200</wp:posOffset>
@@ -178,7 +178,7 @@
         <mc:AlternateContent>
           <mc:Choice Requires="wps">
             <w:drawing>
-              <wp:anchor distT="0" distB="0" distL="114300" distR="114300" simplePos="0" relativeHeight="251659264" behindDoc="0" locked="0" layoutInCell="1" allowOverlap="1" wp14:anchorId="30ED23C7" wp14:editId="148255A6">
+              <wp:anchor distT="0" distB="0" distL="114300" distR="114300" simplePos="0" relativeHeight="251659264" behindDoc="0" locked="0" layoutInCell="1" allowOverlap="1" wp14:anchorId="73578DB2" wp14:editId="00E3D6F6">
                 <wp:simplePos x="0" y="0"/>
                 <wp:positionH relativeFrom="column">
                   <wp:posOffset>7658100</wp:posOffset>
@@ -234,7 +234,7 @@
           </mc:Choice>
           <mc:Fallback>
             <w:pict>
-              <v:rect w14:anchorId="2BF07808" id="Rectangle 1" o:spid="_x0000_s1026" style="position:absolute;margin-left:603pt;margin-top:-9.75pt;width:3.6pt;height:211.5pt;z-index:251659264;visibility:visible;mso-wrap-style:square;mso-wrap-distance-left:9pt;mso-wrap-distance-top:0;mso-wrap-distance-right:9pt;mso-wrap-distance-bottom:0;mso-position-horizontal:absolute;mso-position-horizontal-relative:text;mso-position-vertical:absolute;mso-position-vertical-relative:text;v-text-anchor:middle" o:gfxdata="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" fillcolor="#4472c4 [3204]" strokecolor="#1f3763 [1604]" strokeweight="1pt"/>
+              <v:rect w14:anchorId="6C1BB7F3" id="Rectangle 1" o:spid="_x0000_s1026" style="position:absolute;margin-left:603pt;margin-top:-9.75pt;width:3.6pt;height:211.5pt;z-index:251659264;visibility:visible;mso-wrap-style:square;mso-wrap-distance-left:9pt;mso-wrap-distance-top:0;mso-wrap-distance-right:9pt;mso-wrap-distance-bottom:0;mso-position-horizontal:absolute;mso-position-horizontal-relative:text;mso-position-vertical:absolute;mso-position-vertical-relative:text;v-text-anchor:middle" o:gfxdata="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" fillcolor="#4472c4 [3204]" strokecolor="#1f3763 [1604]" strokeweight="1pt"/>
             </w:pict>
           </mc:Fallback>
         </mc:AlternateContent>
@@ -833,7 +833,7 @@
             </w:rPr>
             <w:fldChar w:fldCharType="separate"/>
           </w:r>
-          <w:hyperlink w:anchor="_Toc235486808" w:history="1">
+          <w:hyperlink w:anchor="_Toc236227236" w:history="1">
             <w:r>
               <w:rPr>
                 <w:rStyle w:val="Hyperlink"/>
@@ -862,7 +862,7 @@
                 <w:noProof/>
                 <w:webHidden/>
               </w:rPr>
-              <w:instrText xml:space="preserve"> PAGEREF _Toc235486808 \h </w:instrText>
+              <w:instrText xml:space="preserve"> PAGEREF _Toc236227236 \h </w:instrText>
             </w:r>
             <w:r>
               <w:rPr>
@@ -902,7 +902,7 @@
               <w:lang w:bidi="si-LK"/>
             </w:rPr>
           </w:pPr>
-          <w:hyperlink w:anchor="_Toc235486809" w:history="1">
+          <w:hyperlink w:anchor="_Toc236227237" w:history="1">
             <w:r>
               <w:rPr>
                 <w:rStyle w:val="Hyperlink"/>
@@ -931,7 +931,7 @@
                 <w:noProof/>
                 <w:webHidden/>
               </w:rPr>
-              <w:instrText xml:space="preserve"> PAGEREF _Toc235486809 \h </w:instrText>
+              <w:instrText xml:space="preserve"> PAGEREF _Toc236227237 \h </w:instrText>
             </w:r>
             <w:r>
               <w:rPr>
@@ -971,7 +971,7 @@
               <w:lang w:bidi="si-LK"/>
             </w:rPr>
           </w:pPr>
-          <w:hyperlink w:anchor="_Toc235486810" w:history="1">
+          <w:hyperlink w:anchor="_Toc236227238" w:history="1">
             <w:r>
               <w:rPr>
                 <w:rStyle w:val="Hyperlink"/>
@@ -1000,7 +1000,7 @@
                 <w:noProof/>
                 <w:webHidden/>
               </w:rPr>
-              <w:instrText xml:space="preserve"> PAGEREF _Toc235486810 \h </w:instrText>
+              <w:instrText xml:space="preserve"> PAGEREF _Toc236227238 \h </w:instrText>
             </w:r>
             <w:r>
               <w:rPr>
@@ -1040,7 +1040,7 @@
               <w:lang w:bidi="si-LK"/>
             </w:rPr>
           </w:pPr>
-          <w:hyperlink w:anchor="_Toc235486811" w:history="1">
+          <w:hyperlink w:anchor="_Toc236227239" w:history="1">
             <w:r>
               <w:rPr>
                 <w:rStyle w:val="Hyperlink"/>
@@ -1069,7 +1069,7 @@
                 <w:noProof/>
                 <w:webHidden/>
               </w:rPr>
-              <w:instrText xml:space="preserve"> PAGEREF _Toc235486811 \h </w:instrText>
+              <w:instrText xml:space="preserve"> PAGEREF _Toc236227239 \h </w:instrText>
             </w:r>
             <w:r>
               <w:rPr>
@@ -1109,7 +1109,7 @@
               <w:lang w:bidi="si-LK"/>
             </w:rPr>
           </w:pPr>
-          <w:hyperlink w:anchor="_Toc235486812" w:history="1">
+          <w:hyperlink w:anchor="_Toc236227240" w:history="1">
             <w:r>
               <w:rPr>
                 <w:rStyle w:val="Hyperlink"/>
@@ -1138,7 +1138,7 @@
                 <w:noProof/>
                 <w:webHidden/>
               </w:rPr>
-              <w:instrText xml:space="preserve"> PAGEREF _Toc235486812 \h </w:instrText>
+              <w:instrText xml:space="preserve"> PAGEREF _Toc236227240 \h </w:instrText>
             </w:r>
             <w:r>
               <w:rPr>
@@ -1178,7 +1178,7 @@
               <w:lang w:bidi="si-LK"/>
             </w:rPr>
           </w:pPr>
-          <w:hyperlink w:anchor="_Toc235486813" w:history="1">
+          <w:hyperlink w:anchor="_Toc236227241" w:history="1">
             <w:r>
               <w:rPr>
                 <w:rStyle w:val="Hyperlink"/>
@@ -1207,7 +1207,7 @@
                 <w:noProof/>
                 <w:webHidden/>
               </w:rPr>
-              <w:instrText xml:space="preserve"> PAGEREF _Toc235486813 \h </w:instrText>
+              <w:instrText xml:space="preserve"> PAGEREF _Toc236227241 \h </w:instrText>
             </w:r>
             <w:r>
               <w:rPr>
@@ -1247,7 +1247,7 @@
               <w:lang w:bidi="si-LK"/>
             </w:rPr>
           </w:pPr>
-          <w:hyperlink w:anchor="_Toc235486814" w:history="1">
+          <w:hyperlink w:anchor="_Toc236227242" w:history="1">
             <w:r>
               <w:rPr>
                 <w:rStyle w:val="Hyperlink"/>
@@ -1276,7 +1276,7 @@
                 <w:noProof/>
                 <w:webHidden/>
               </w:rPr>
-              <w:instrText xml:space="preserve"> PAGEREF _Toc235486814 \h </w:instrText>
+              <w:instrText xml:space="preserve"> PAGEREF _Toc236227242 \h </w:instrText>
             </w:r>
             <w:r>
               <w:rPr>
@@ -1319,7 +1319,7 @@
               <w:lang w:bidi="si-LK"/>
             </w:rPr>
           </w:pPr>
-          <w:hyperlink w:anchor="_Toc235486815" w:history="1">
+          <w:hyperlink w:anchor="_Toc236227243" w:history="1">
             <w:r>
               <w:rPr>
                 <w:rStyle w:val="Hyperlink"/>
@@ -1348,7 +1348,7 @@
                 <w:noProof/>
                 <w:webHidden/>
               </w:rPr>
-              <w:instrText xml:space="preserve"> PAGEREF _Toc235486815 \h </w:instrText>
+              <w:instrText xml:space="preserve"> PAGEREF _Toc236227243 \h </w:instrText>
             </w:r>
             <w:r>
               <w:rPr>
@@ -1391,7 +1391,7 @@
               <w:lang w:bidi="si-LK"/>
             </w:rPr>
           </w:pPr>
-          <w:hyperlink w:anchor="_Toc235486816" w:history="1">
+          <w:hyperlink w:anchor="_Toc236227244" w:history="1">
             <w:r>
               <w:rPr>
                 <w:rStyle w:val="Hyperlink"/>
@@ -1420,7 +1420,7 @@
                 <w:noProof/>
                 <w:webHidden/>
               </w:rPr>
-              <w:instrText xml:space="preserve"> PAGEREF _Toc235486816 \h </w:instrText>
+              <w:instrText xml:space="preserve"> PAGEREF _Toc236227244 \h </w:instrText>
             </w:r>
             <w:r>
               <w:rPr>
@@ -1463,7 +1463,7 @@
               <w:lang w:bidi="si-LK"/>
             </w:rPr>
           </w:pPr>
-          <w:hyperlink w:anchor="_Toc235486817" w:history="1">
+          <w:hyperlink w:anchor="_Toc236227245" w:history="1">
             <w:r>
               <w:rPr>
                 <w:rStyle w:val="Hyperlink"/>
@@ -1492,7 +1492,7 @@
                 <w:noProof/>
                 <w:webHidden/>
               </w:rPr>
-              <w:instrText xml:space="preserve"> PAGEREF _Toc235486817 \h </w:instrText>
+              <w:instrText xml:space="preserve"> PAGEREF _Toc236227245 \h </w:instrText>
             </w:r>
             <w:r>
               <w:rPr>
@@ -1532,7 +1532,7 @@
               <w:lang w:bidi="si-LK"/>
             </w:rPr>
           </w:pPr>
-          <w:hyperlink w:anchor="_Toc235486818" w:history="1">
+          <w:hyperlink w:anchor="_Toc236227246" w:history="1">
             <w:r>
               <w:rPr>
                 <w:rStyle w:val="Hyperlink"/>
@@ -1561,7 +1561,7 @@
                 <w:noProof/>
                 <w:webHidden/>
               </w:rPr>
-              <w:instrText xml:space="preserve"> PAGEREF _Toc235486818 \h </w:instrText>
+              <w:instrText xml:space="preserve"> PAGEREF _Toc236227246 \h </w:instrText>
             </w:r>
             <w:r>
               <w:rPr>
@@ -1604,7 +1604,7 @@
               <w:lang w:bidi="si-LK"/>
             </w:rPr>
           </w:pPr>
-          <w:hyperlink w:anchor="_Toc235486819" w:history="1">
+          <w:hyperlink w:anchor="_Toc236227247" w:history="1">
             <w:r>
               <w:rPr>
                 <w:rStyle w:val="Hyperlink"/>
@@ -1633,7 +1633,7 @@
                 <w:noProof/>
                 <w:webHidden/>
               </w:rPr>
-              <w:instrText xml:space="preserve"> PAGEREF _Toc235486819 \h </w:instrText>
+              <w:instrText xml:space="preserve"> PAGEREF _Toc236227247 \h </w:instrText>
             </w:r>
             <w:r>
               <w:rPr>
@@ -1676,7 +1676,7 @@
               <w:lang w:bidi="si-LK"/>
             </w:rPr>
           </w:pPr>
-          <w:hyperlink w:anchor="_Toc235486820" w:history="1">
+          <w:hyperlink w:anchor="_Toc236227248" w:history="1">
             <w:r>
               <w:rPr>
                 <w:rStyle w:val="Hyperlink"/>
@@ -1705,7 +1705,7 @@
                 <w:noProof/>
                 <w:webHidden/>
               </w:rPr>
-              <w:instrText xml:space="preserve"> PAGEREF _Toc235486820 \h </w:instrText>
+              <w:instrText xml:space="preserve"> PAGEREF _Toc236227248 \h </w:instrText>
             </w:r>
             <w:r>
               <w:rPr>
@@ -1748,7 +1748,7 @@
               <w:lang w:bidi="si-LK"/>
             </w:rPr>
           </w:pPr>
-          <w:hyperlink w:anchor="_Toc235486821" w:history="1">
+          <w:hyperlink w:anchor="_Toc236227249" w:history="1">
             <w:r>
               <w:rPr>
                 <w:rStyle w:val="Hyperlink"/>
@@ -1777,7 +1777,7 @@
                 <w:noProof/>
                 <w:webHidden/>
               </w:rPr>
-              <w:instrText xml:space="preserve"> PAGEREF _Toc235486821 \h </w:instrText>
+              <w:instrText xml:space="preserve"> PAGEREF _Toc236227249 \h </w:instrText>
             </w:r>
             <w:r>
               <w:rPr>
@@ -1820,7 +1820,7 @@
               <w:lang w:bidi="si-LK"/>
             </w:rPr>
           </w:pPr>
-          <w:hyperlink w:anchor="_Toc235486822" w:history="1">
+          <w:hyperlink w:anchor="_Toc236227250" w:history="1">
             <w:r>
               <w:rPr>
                 <w:rStyle w:val="Hyperlink"/>
@@ -1849,7 +1849,7 @@
                 <w:noProof/>
                 <w:webHidden/>
               </w:rPr>
-              <w:instrText xml:space="preserve"> PAGEREF _Toc235486822 \h </w:instrText>
+              <w:instrText xml:space="preserve"> PAGEREF _Toc236227250 \h </w:instrText>
             </w:r>
             <w:r>
               <w:rPr>
@@ -1889,7 +1889,7 @@
               <w:lang w:bidi="si-LK"/>
             </w:rPr>
           </w:pPr>
-          <w:hyperlink w:anchor="_Toc235486823" w:history="1">
+          <w:hyperlink w:anchor="_Toc236227251" w:history="1">
             <w:r>
               <w:rPr>
                 <w:rStyle w:val="Hyperlink"/>
@@ -1918,7 +1918,7 @@
                 <w:noProof/>
                 <w:webHidden/>
               </w:rPr>
-              <w:instrText xml:space="preserve"> PAGEREF _Toc235486823 \h </w:instrText>
+              <w:instrText xml:space="preserve"> PAGEREF _Toc236227251 \h </w:instrText>
             </w:r>
             <w:r>
               <w:rPr>
@@ -1958,7 +1958,7 @@
               <w:lang w:bidi="si-LK"/>
             </w:rPr>
           </w:pPr>
-          <w:hyperlink w:anchor="_Toc235486824" w:history="1">
+          <w:hyperlink w:anchor="_Toc236227252" w:history="1">
             <w:r>
               <w:rPr>
                 <w:rStyle w:val="Hyperlink"/>
@@ -1987,7 +1987,7 @@
                 <w:noProof/>
                 <w:webHidden/>
               </w:rPr>
-              <w:instrText xml:space="preserve"> PAGEREF _Toc235486824 \h </w:instrText>
+              <w:instrText xml:space="preserve"> PAGEREF _Toc236227252 \h </w:instrText>
             </w:r>
             <w:r>
               <w:rPr>
@@ -2027,7 +2027,7 @@
               <w:lang w:bidi="si-LK"/>
             </w:rPr>
           </w:pPr>
-          <w:hyperlink w:anchor="_Toc235486825" w:history="1">
+          <w:hyperlink w:anchor="_Toc236227253" w:history="1">
             <w:r>
               <w:rPr>
                 <w:rStyle w:val="Hyperlink"/>
@@ -2056,7 +2056,7 @@
                 <w:noProof/>
                 <w:webHidden/>
               </w:rPr>
-              <w:instrText xml:space="preserve"> PAGEREF _Toc235486825 \h </w:instrText>
+              <w:instrText xml:space="preserve"> PAGEREF _Toc236227253 \h </w:instrText>
             </w:r>
             <w:r>
               <w:rPr>
@@ -2096,7 +2096,7 @@
               <w:lang w:bidi="si-LK"/>
             </w:rPr>
           </w:pPr>
-          <w:hyperlink w:anchor="_Toc235486826" w:history="1">
+          <w:hyperlink w:anchor="_Toc236227254" w:history="1">
             <w:r>
               <w:rPr>
                 <w:rStyle w:val="Hyperlink"/>
@@ -2104,7 +2104,25 @@
                 <w:bCs/>
                 <w:noProof/>
               </w:rPr>
-              <w:t>2.2 Findings by other researchers</w:t>
+              <w:t>2.2 Theoret</w:t>
+            </w:r>
+            <w:r>
+              <w:rPr>
+                <w:rStyle w:val="Hyperlink"/>
+                <w:b/>
+                <w:bCs/>
+                <w:noProof/>
+              </w:rPr>
+              <w:t>i</w:t>
+            </w:r>
+            <w:r>
+              <w:rPr>
+                <w:rStyle w:val="Hyperlink"/>
+                <w:b/>
+                <w:bCs/>
+                <w:noProof/>
+              </w:rPr>
+              <w:t>cal Background and Conceptual Explanation of Key Concepts</w:t>
             </w:r>
             <w:r>
               <w:rPr>
@@ -2125,7 +2143,7 @@
                 <w:noProof/>
                 <w:webHidden/>
               </w:rPr>
-              <w:instrText xml:space="preserve"> PAGEREF _Toc235486826 \h </w:instrText>
+              <w:instrText xml:space="preserve"> PAGEREF _Toc236227254 \h </w:instrText>
             </w:r>
             <w:r>
               <w:rPr>
@@ -2146,6 +2164,75 @@
                 <w:webHidden/>
               </w:rPr>
               <w:t>14</w:t>
+            </w:r>
+            <w:r>
+              <w:rPr>
+                <w:noProof/>
+                <w:webHidden/>
+              </w:rPr>
+              <w:fldChar w:fldCharType="end"/>
+            </w:r>
+          </w:hyperlink>
+        </w:p>
+        <w:p>
+          <w:pPr>
+            <w:pStyle w:val="TOC2"/>
+            <w:rPr>
+              <w:rFonts w:asciiTheme="minorHAnsi" w:eastAsiaTheme="minorEastAsia" w:hAnsiTheme="minorHAnsi" w:cstheme="minorBidi"/>
+              <w:noProof/>
+              <w:lang w:bidi="si-LK"/>
+            </w:rPr>
+          </w:pPr>
+          <w:hyperlink w:anchor="_Toc236227255" w:history="1">
+            <w:r>
+              <w:rPr>
+                <w:rStyle w:val="Hyperlink"/>
+                <w:b/>
+                <w:bCs/>
+                <w:noProof/>
+              </w:rPr>
+              <w:t>2.3 Findings by other researchers</w:t>
+            </w:r>
+            <w:r>
+              <w:rPr>
+                <w:noProof/>
+                <w:webHidden/>
+              </w:rPr>
+              <w:tab/>
+            </w:r>
+            <w:r>
+              <w:rPr>
+                <w:noProof/>
+                <w:webHidden/>
+              </w:rPr>
+              <w:fldChar w:fldCharType="begin"/>
+            </w:r>
+            <w:r>
+              <w:rPr>
+                <w:noProof/>
+                <w:webHidden/>
+              </w:rPr>
+              <w:instrText xml:space="preserve"> PAGEREF _Toc236227255 \h </w:instrText>
+            </w:r>
+            <w:r>
+              <w:rPr>
+                <w:noProof/>
+                <w:webHidden/>
+              </w:rPr>
+            </w:r>
+            <w:r>
+              <w:rPr>
+                <w:noProof/>
+                <w:webHidden/>
+              </w:rPr>
+              <w:fldChar w:fldCharType="separate"/>
+            </w:r>
+            <w:r>
+              <w:rPr>
+                <w:noProof/>
+                <w:webHidden/>
+              </w:rPr>
+              <w:t>18</w:t>
             </w:r>
             <w:r>
               <w:rPr>
@@ -2168,7 +2255,7 @@
               <w:lang w:bidi="si-LK"/>
             </w:rPr>
           </w:pPr>
-          <w:hyperlink w:anchor="_Toc235486827" w:history="1">
+          <w:hyperlink w:anchor="_Toc236227256" w:history="1">
             <w:r>
               <w:rPr>
                 <w:rStyle w:val="Hyperlink"/>
@@ -2176,7 +2263,7 @@
                 <w:bCs/>
                 <w:noProof/>
               </w:rPr>
-              <w:t>2.2.1 Machine learning approach to traffic accident analysis and hotspot prediction (Santos et al., 2021)</w:t>
+              <w:t>2.3.1 Machine learning approach to traffic accident analysis and hotspot prediction (Santos et al., 2021)</w:t>
             </w:r>
             <w:r>
               <w:rPr>
@@ -2197,7 +2284,7 @@
                 <w:noProof/>
                 <w:webHidden/>
               </w:rPr>
-              <w:instrText xml:space="preserve"> PAGEREF _Toc235486827 \h </w:instrText>
+              <w:instrText xml:space="preserve"> PAGEREF _Toc236227256 \h </w:instrText>
             </w:r>
             <w:r>
               <w:rPr>
@@ -2217,7 +2304,7 @@
                 <w:noProof/>
                 <w:webHidden/>
               </w:rPr>
-              <w:t>14</w:t>
+              <w:t>18</w:t>
             </w:r>
             <w:r>
               <w:rPr>
@@ -2240,7 +2327,7 @@
               <w:lang w:bidi="si-LK"/>
             </w:rPr>
           </w:pPr>
-          <w:hyperlink w:anchor="_Toc235486828" w:history="1">
+          <w:hyperlink w:anchor="_Toc236227257" w:history="1">
             <w:r>
               <w:rPr>
                 <w:rStyle w:val="Hyperlink"/>
@@ -2269,7 +2356,7 @@
                 <w:noProof/>
                 <w:webHidden/>
               </w:rPr>
-              <w:instrText xml:space="preserve"> PAGEREF _Toc235486828 \h </w:instrText>
+              <w:instrText xml:space="preserve"> PAGEREF _Toc236227257 \h </w:instrText>
             </w:r>
             <w:r>
               <w:rPr>
@@ -2289,7 +2376,7 @@
                 <w:noProof/>
                 <w:webHidden/>
               </w:rPr>
-              <w:t>15</w:t>
+              <w:t>19</w:t>
             </w:r>
             <w:r>
               <w:rPr>
@@ -2312,7 +2399,7 @@
               <w:lang w:bidi="si-LK"/>
             </w:rPr>
           </w:pPr>
-          <w:hyperlink w:anchor="_Toc235486829" w:history="1">
+          <w:hyperlink w:anchor="_Toc236227258" w:history="1">
             <w:r>
               <w:rPr>
                 <w:rStyle w:val="Hyperlink"/>
@@ -2341,7 +2428,7 @@
                 <w:noProof/>
                 <w:webHidden/>
               </w:rPr>
-              <w:instrText xml:space="preserve"> PAGEREF _Toc235486829 \h </w:instrText>
+              <w:instrText xml:space="preserve"> PAGEREF _Toc236227258 \h </w:instrText>
             </w:r>
             <w:r>
               <w:rPr>
@@ -2361,7 +2448,7 @@
                 <w:noProof/>
                 <w:webHidden/>
               </w:rPr>
-              <w:t>16</w:t>
+              <w:t>20</w:t>
             </w:r>
             <w:r>
               <w:rPr>
@@ -2384,7 +2471,7 @@
               <w:lang w:bidi="si-LK"/>
             </w:rPr>
           </w:pPr>
-          <w:hyperlink w:anchor="_Toc235486830" w:history="1">
+          <w:hyperlink w:anchor="_Toc236227259" w:history="1">
             <w:r>
               <w:rPr>
                 <w:rStyle w:val="Hyperlink"/>
@@ -2413,7 +2500,7 @@
                 <w:noProof/>
                 <w:webHidden/>
               </w:rPr>
-              <w:instrText xml:space="preserve"> PAGEREF _Toc235486830 \h </w:instrText>
+              <w:instrText xml:space="preserve"> PAGEREF _Toc236227259 \h </w:instrText>
             </w:r>
             <w:r>
               <w:rPr>
@@ -2433,7 +2520,7 @@
                 <w:noProof/>
                 <w:webHidden/>
               </w:rPr>
-              <w:t>17</w:t>
+              <w:t>21</w:t>
             </w:r>
             <w:r>
               <w:rPr>
@@ -2456,7 +2543,7 @@
               <w:lang w:bidi="si-LK"/>
             </w:rPr>
           </w:pPr>
-          <w:hyperlink w:anchor="_Toc235486831" w:history="1">
+          <w:hyperlink w:anchor="_Toc236227260" w:history="1">
             <w:r>
               <w:rPr>
                 <w:rStyle w:val="Hyperlink"/>
@@ -2485,7 +2572,7 @@
                 <w:noProof/>
                 <w:webHidden/>
               </w:rPr>
-              <w:instrText xml:space="preserve"> PAGEREF _Toc235486831 \h </w:instrText>
+              <w:instrText xml:space="preserve"> PAGEREF _Toc236227260 \h </w:instrText>
             </w:r>
             <w:r>
               <w:rPr>
@@ -2505,7 +2592,7 @@
                 <w:noProof/>
                 <w:webHidden/>
               </w:rPr>
-              <w:t>18</w:t>
+              <w:t>22</w:t>
             </w:r>
             <w:r>
               <w:rPr>
@@ -2528,7 +2615,7 @@
               <w:lang w:bidi="si-LK"/>
             </w:rPr>
           </w:pPr>
-          <w:hyperlink w:anchor="_Toc235486832" w:history="1">
+          <w:hyperlink w:anchor="_Toc236227261" w:history="1">
             <w:r>
               <w:rPr>
                 <w:rStyle w:val="Hyperlink"/>
@@ -2557,7 +2644,7 @@
                 <w:noProof/>
                 <w:webHidden/>
               </w:rPr>
-              <w:instrText xml:space="preserve"> PAGEREF _Toc235486832 \h </w:instrText>
+              <w:instrText xml:space="preserve"> PAGEREF _Toc236227261 \h </w:instrText>
             </w:r>
             <w:r>
               <w:rPr>
@@ -2577,7 +2664,7 @@
                 <w:noProof/>
                 <w:webHidden/>
               </w:rPr>
-              <w:t>19</w:t>
+              <w:t>23</w:t>
             </w:r>
             <w:r>
               <w:rPr>
@@ -2597,7 +2684,7 @@
               <w:lang w:bidi="si-LK"/>
             </w:rPr>
           </w:pPr>
-          <w:hyperlink w:anchor="_Toc235486833" w:history="1">
+          <w:hyperlink w:anchor="_Toc236227262" w:history="1">
             <w:r>
               <w:rPr>
                 <w:rStyle w:val="Hyperlink"/>
@@ -2605,7 +2692,7 @@
                 <w:bCs/>
                 <w:noProof/>
               </w:rPr>
-              <w:t>2.3 The Research Gap</w:t>
+              <w:t>2.4 The Research Gap</w:t>
             </w:r>
             <w:r>
               <w:rPr>
@@ -2626,7 +2713,7 @@
                 <w:noProof/>
                 <w:webHidden/>
               </w:rPr>
-              <w:instrText xml:space="preserve"> PAGEREF _Toc235486833 \h </w:instrText>
+              <w:instrText xml:space="preserve"> PAGEREF _Toc236227262 \h </w:instrText>
             </w:r>
             <w:r>
               <w:rPr>
@@ -2646,7 +2733,7 @@
                 <w:noProof/>
                 <w:webHidden/>
               </w:rPr>
-              <w:t>20</w:t>
+              <w:t>24</w:t>
             </w:r>
             <w:r>
               <w:rPr>
@@ -2666,7 +2753,7 @@
               <w:lang w:bidi="si-LK"/>
             </w:rPr>
           </w:pPr>
-          <w:hyperlink w:anchor="_Toc235486834" w:history="1">
+          <w:hyperlink w:anchor="_Toc236227263" w:history="1">
             <w:r>
               <w:rPr>
                 <w:rStyle w:val="Hyperlink"/>
@@ -2674,7 +2761,7 @@
                 <w:bCs/>
                 <w:noProof/>
               </w:rPr>
-              <w:t>2.4 Summary of the Findings</w:t>
+              <w:t>2.5 Summary of the Findings</w:t>
             </w:r>
             <w:r>
               <w:rPr>
@@ -2695,7 +2782,7 @@
                 <w:noProof/>
                 <w:webHidden/>
               </w:rPr>
-              <w:instrText xml:space="preserve"> PAGEREF _Toc235486834 \h </w:instrText>
+              <w:instrText xml:space="preserve"> PAGEREF _Toc236227263 \h </w:instrText>
             </w:r>
             <w:r>
               <w:rPr>
@@ -2715,7 +2802,7 @@
                 <w:noProof/>
                 <w:webHidden/>
               </w:rPr>
-              <w:t>22</w:t>
+              <w:t>26</w:t>
             </w:r>
             <w:r>
               <w:rPr>
@@ -2735,7 +2822,7 @@
               <w:lang w:bidi="si-LK"/>
             </w:rPr>
           </w:pPr>
-          <w:hyperlink w:anchor="_Toc235486835" w:history="1">
+          <w:hyperlink w:anchor="_Toc236227264" w:history="1">
             <w:r>
               <w:rPr>
                 <w:rStyle w:val="Hyperlink"/>
@@ -2743,7 +2830,7 @@
                 <w:bCs/>
                 <w:noProof/>
               </w:rPr>
-              <w:t>2.5 Chapter Summary</w:t>
+              <w:t>2.6 Chapter Summary</w:t>
             </w:r>
             <w:r>
               <w:rPr>
@@ -2764,7 +2851,7 @@
                 <w:noProof/>
                 <w:webHidden/>
               </w:rPr>
-              <w:instrText xml:space="preserve"> PAGEREF _Toc235486835 \h </w:instrText>
+              <w:instrText xml:space="preserve"> PAGEREF _Toc236227264 \h </w:instrText>
             </w:r>
             <w:r>
               <w:rPr>
@@ -2784,7 +2871,7 @@
                 <w:noProof/>
                 <w:webHidden/>
               </w:rPr>
-              <w:t>24</w:t>
+              <w:t>28</w:t>
             </w:r>
             <w:r>
               <w:rPr>
@@ -2804,7 +2891,7 @@
               <w:lang w:bidi="si-LK"/>
             </w:rPr>
           </w:pPr>
-          <w:hyperlink w:anchor="_Toc235486836" w:history="1">
+          <w:hyperlink w:anchor="_Toc236227265" w:history="1">
             <w:r>
               <w:rPr>
                 <w:rStyle w:val="Hyperlink"/>
@@ -2833,7 +2920,7 @@
                 <w:noProof/>
                 <w:webHidden/>
               </w:rPr>
-              <w:instrText xml:space="preserve"> PAGEREF _Toc235486836 \h </w:instrText>
+              <w:instrText xml:space="preserve"> PAGEREF _Toc236227265 \h </w:instrText>
             </w:r>
             <w:r>
               <w:rPr>
@@ -2853,7 +2940,7 @@
                 <w:noProof/>
                 <w:webHidden/>
               </w:rPr>
-              <w:t>25</w:t>
+              <w:t>29</w:t>
             </w:r>
             <w:r>
               <w:rPr>
@@ -2873,7 +2960,7 @@
               <w:lang w:bidi="si-LK"/>
             </w:rPr>
           </w:pPr>
-          <w:hyperlink w:anchor="_Toc235486837" w:history="1">
+          <w:hyperlink w:anchor="_Toc236227266" w:history="1">
             <w:r>
               <w:rPr>
                 <w:rStyle w:val="Hyperlink"/>
@@ -2902,7 +2989,7 @@
                 <w:noProof/>
                 <w:webHidden/>
               </w:rPr>
-              <w:instrText xml:space="preserve"> PAGEREF _Toc235486837 \h </w:instrText>
+              <w:instrText xml:space="preserve"> PAGEREF _Toc236227266 \h </w:instrText>
             </w:r>
             <w:r>
               <w:rPr>
@@ -2922,7 +3009,7 @@
                 <w:noProof/>
                 <w:webHidden/>
               </w:rPr>
-              <w:t>25</w:t>
+              <w:t>29</w:t>
             </w:r>
             <w:r>
               <w:rPr>
@@ -2942,7 +3029,7 @@
               <w:lang w:bidi="si-LK"/>
             </w:rPr>
           </w:pPr>
-          <w:hyperlink w:anchor="_Toc235486838" w:history="1">
+          <w:hyperlink w:anchor="_Toc236227267" w:history="1">
             <w:r>
               <w:rPr>
                 <w:rStyle w:val="Hyperlink"/>
@@ -2971,7 +3058,7 @@
                 <w:noProof/>
                 <w:webHidden/>
               </w:rPr>
-              <w:instrText xml:space="preserve"> PAGEREF _Toc235486838 \h </w:instrText>
+              <w:instrText xml:space="preserve"> PAGEREF _Toc236227267 \h </w:instrText>
             </w:r>
             <w:r>
               <w:rPr>
@@ -2991,7 +3078,7 @@
                 <w:noProof/>
                 <w:webHidden/>
               </w:rPr>
-              <w:t>27</w:t>
+              <w:t>31</w:t>
             </w:r>
             <w:r>
               <w:rPr>
@@ -3014,7 +3101,7 @@
               <w:lang w:bidi="si-LK"/>
             </w:rPr>
           </w:pPr>
-          <w:hyperlink w:anchor="_Toc235486839" w:history="1">
+          <w:hyperlink w:anchor="_Toc236227268" w:history="1">
             <w:r>
               <w:rPr>
                 <w:rStyle w:val="Hyperlink"/>
@@ -3043,7 +3130,7 @@
                 <w:noProof/>
                 <w:webHidden/>
               </w:rPr>
-              <w:instrText xml:space="preserve"> PAGEREF _Toc235486839 \h </w:instrText>
+              <w:instrText xml:space="preserve"> PAGEREF _Toc236227268 \h </w:instrText>
             </w:r>
             <w:r>
               <w:rPr>
@@ -3063,7 +3150,7 @@
                 <w:noProof/>
                 <w:webHidden/>
               </w:rPr>
-              <w:t>27</w:t>
+              <w:t>31</w:t>
             </w:r>
             <w:r>
               <w:rPr>
@@ -3086,7 +3173,7 @@
               <w:lang w:bidi="si-LK"/>
             </w:rPr>
           </w:pPr>
-          <w:hyperlink w:anchor="_Toc235486840" w:history="1">
+          <w:hyperlink w:anchor="_Toc236227269" w:history="1">
             <w:r>
               <w:rPr>
                 <w:rStyle w:val="Hyperlink"/>
@@ -3115,7 +3202,7 @@
                 <w:noProof/>
                 <w:webHidden/>
               </w:rPr>
-              <w:instrText xml:space="preserve"> PAGEREF _Toc235486840 \h </w:instrText>
+              <w:instrText xml:space="preserve"> PAGEREF _Toc236227269 \h </w:instrText>
             </w:r>
             <w:r>
               <w:rPr>
@@ -3135,7 +3222,7 @@
                 <w:noProof/>
                 <w:webHidden/>
               </w:rPr>
-              <w:t>29</w:t>
+              <w:t>33</w:t>
             </w:r>
             <w:r>
               <w:rPr>
@@ -3155,7 +3242,7 @@
               <w:lang w:bidi="si-LK"/>
             </w:rPr>
           </w:pPr>
-          <w:hyperlink w:anchor="_Toc235486841" w:history="1">
+          <w:hyperlink w:anchor="_Toc236227270" w:history="1">
             <w:r>
               <w:rPr>
                 <w:rStyle w:val="Hyperlink"/>
@@ -3184,7 +3271,7 @@
                 <w:noProof/>
                 <w:webHidden/>
               </w:rPr>
-              <w:instrText xml:space="preserve"> PAGEREF _Toc235486841 \h </w:instrText>
+              <w:instrText xml:space="preserve"> PAGEREF _Toc236227270 \h </w:instrText>
             </w:r>
             <w:r>
               <w:rPr>
@@ -3204,7 +3291,7 @@
                 <w:noProof/>
                 <w:webHidden/>
               </w:rPr>
-              <w:t>31</w:t>
+              <w:t>35</w:t>
             </w:r>
             <w:r>
               <w:rPr>
@@ -3227,7 +3314,7 @@
               <w:lang w:bidi="si-LK"/>
             </w:rPr>
           </w:pPr>
-          <w:hyperlink w:anchor="_Toc235486842" w:history="1">
+          <w:hyperlink w:anchor="_Toc236227271" w:history="1">
             <w:r>
               <w:rPr>
                 <w:rStyle w:val="Hyperlink"/>
@@ -3256,7 +3343,7 @@
                 <w:noProof/>
                 <w:webHidden/>
               </w:rPr>
-              <w:instrText xml:space="preserve"> PAGEREF _Toc235486842 \h </w:instrText>
+              <w:instrText xml:space="preserve"> PAGEREF _Toc236227271 \h </w:instrText>
             </w:r>
             <w:r>
               <w:rPr>
@@ -3276,7 +3363,7 @@
                 <w:noProof/>
                 <w:webHidden/>
               </w:rPr>
-              <w:t>31</w:t>
+              <w:t>35</w:t>
             </w:r>
             <w:r>
               <w:rPr>
@@ -3299,7 +3386,7 @@
               <w:lang w:bidi="si-LK"/>
             </w:rPr>
           </w:pPr>
-          <w:hyperlink w:anchor="_Toc235486843" w:history="1">
+          <w:hyperlink w:anchor="_Toc236227272" w:history="1">
             <w:r>
               <w:rPr>
                 <w:rStyle w:val="Hyperlink"/>
@@ -3328,7 +3415,7 @@
                 <w:noProof/>
                 <w:webHidden/>
               </w:rPr>
-              <w:instrText xml:space="preserve"> PAGEREF _Toc235486843 \h </w:instrText>
+              <w:instrText xml:space="preserve"> PAGEREF _Toc236227272 \h </w:instrText>
             </w:r>
             <w:r>
               <w:rPr>
@@ -3348,7 +3435,7 @@
                 <w:noProof/>
                 <w:webHidden/>
               </w:rPr>
-              <w:t>33</w:t>
+              <w:t>37</w:t>
             </w:r>
             <w:r>
               <w:rPr>
@@ -3371,7 +3458,7 @@
               <w:lang w:bidi="si-LK"/>
             </w:rPr>
           </w:pPr>
-          <w:hyperlink w:anchor="_Toc235486844" w:history="1">
+          <w:hyperlink w:anchor="_Toc236227273" w:history="1">
             <w:r>
               <w:rPr>
                 <w:rStyle w:val="Hyperlink"/>
@@ -3400,7 +3487,7 @@
                 <w:noProof/>
                 <w:webHidden/>
               </w:rPr>
-              <w:instrText xml:space="preserve"> PAGEREF _Toc235486844 \h </w:instrText>
+              <w:instrText xml:space="preserve"> PAGEREF _Toc236227273 \h </w:instrText>
             </w:r>
             <w:r>
               <w:rPr>
@@ -3420,7 +3507,7 @@
                 <w:noProof/>
                 <w:webHidden/>
               </w:rPr>
-              <w:t>34</w:t>
+              <w:t>38</w:t>
             </w:r>
             <w:r>
               <w:rPr>
@@ -3443,7 +3530,7 @@
               <w:lang w:bidi="si-LK"/>
             </w:rPr>
           </w:pPr>
-          <w:hyperlink w:anchor="_Toc235486845" w:history="1">
+          <w:hyperlink w:anchor="_Toc236227274" w:history="1">
             <w:r>
               <w:rPr>
                 <w:rStyle w:val="Hyperlink"/>
@@ -3472,7 +3559,7 @@
                 <w:noProof/>
                 <w:webHidden/>
               </w:rPr>
-              <w:instrText xml:space="preserve"> PAGEREF _Toc235486845 \h </w:instrText>
+              <w:instrText xml:space="preserve"> PAGEREF _Toc236227274 \h </w:instrText>
             </w:r>
             <w:r>
               <w:rPr>
@@ -3492,7 +3579,7 @@
                 <w:noProof/>
                 <w:webHidden/>
               </w:rPr>
-              <w:t>35</w:t>
+              <w:t>39</w:t>
             </w:r>
             <w:r>
               <w:rPr>
@@ -3515,7 +3602,7 @@
               <w:lang w:bidi="si-LK"/>
             </w:rPr>
           </w:pPr>
-          <w:hyperlink w:anchor="_Toc235486846" w:history="1">
+          <w:hyperlink w:anchor="_Toc236227275" w:history="1">
             <w:r>
               <w:rPr>
                 <w:rStyle w:val="Hyperlink"/>
@@ -3544,7 +3631,7 @@
                 <w:noProof/>
                 <w:webHidden/>
               </w:rPr>
-              <w:instrText xml:space="preserve"> PAGEREF _Toc235486846 \h </w:instrText>
+              <w:instrText xml:space="preserve"> PAGEREF _Toc236227275 \h </w:instrText>
             </w:r>
             <w:r>
               <w:rPr>
@@ -3564,7 +3651,7 @@
                 <w:noProof/>
                 <w:webHidden/>
               </w:rPr>
-              <w:t>36</w:t>
+              <w:t>40</w:t>
             </w:r>
             <w:r>
               <w:rPr>
@@ -3584,7 +3671,7 @@
               <w:lang w:bidi="si-LK"/>
             </w:rPr>
           </w:pPr>
-          <w:hyperlink w:anchor="_Toc235486847" w:history="1">
+          <w:hyperlink w:anchor="_Toc236227276" w:history="1">
             <w:r>
               <w:rPr>
                 <w:rStyle w:val="Hyperlink"/>
@@ -3613,7 +3700,7 @@
                 <w:noProof/>
                 <w:webHidden/>
               </w:rPr>
-              <w:instrText xml:space="preserve"> PAGEREF _Toc235486847 \h </w:instrText>
+              <w:instrText xml:space="preserve"> PAGEREF _Toc236227276 \h </w:instrText>
             </w:r>
             <w:r>
               <w:rPr>
@@ -3633,7 +3720,7 @@
                 <w:noProof/>
                 <w:webHidden/>
               </w:rPr>
-              <w:t>43</w:t>
+              <w:t>47</w:t>
             </w:r>
             <w:r>
               <w:rPr>
@@ -3746,7 +3833,7 @@
             <w:noProof/>
             <w:webHidden/>
           </w:rPr>
-          <w:t>26</w:t>
+          <w:t>30</w:t>
         </w:r>
         <w:r>
           <w:rPr>
@@ -3817,7 +3904,7 @@
             <w:noProof/>
             <w:webHidden/>
           </w:rPr>
-          <w:t>28</w:t>
+          <w:t>32</w:t>
         </w:r>
         <w:r>
           <w:rPr>
@@ -3888,7 +3975,7 @@
             <w:noProof/>
             <w:webHidden/>
           </w:rPr>
-          <w:t>30</w:t>
+          <w:t>34</w:t>
         </w:r>
         <w:r>
           <w:rPr>
@@ -3959,7 +4046,7 @@
             <w:noProof/>
             <w:webHidden/>
           </w:rPr>
-          <w:t>32</w:t>
+          <w:t>36</w:t>
         </w:r>
         <w:r>
           <w:rPr>
@@ -4030,7 +4117,7 @@
             <w:noProof/>
             <w:webHidden/>
           </w:rPr>
-          <w:t>33</w:t>
+          <w:t>37</w:t>
         </w:r>
         <w:r>
           <w:rPr>
@@ -4101,7 +4188,7 @@
             <w:noProof/>
             <w:webHidden/>
           </w:rPr>
-          <w:t>34</w:t>
+          <w:t>38</w:t>
         </w:r>
         <w:r>
           <w:rPr>
@@ -4172,7 +4259,7 @@
             <w:noProof/>
             <w:webHidden/>
           </w:rPr>
-          <w:t>35</w:t>
+          <w:t>39</w:t>
         </w:r>
         <w:r>
           <w:rPr>
@@ -4243,7 +4330,7 @@
             <w:noProof/>
             <w:webHidden/>
           </w:rPr>
-          <w:t>37</w:t>
+          <w:t>41</w:t>
         </w:r>
         <w:r>
           <w:rPr>
@@ -4314,7 +4401,7 @@
             <w:noProof/>
             <w:webHidden/>
           </w:rPr>
-          <w:t>40</w:t>
+          <w:t>44</w:t>
         </w:r>
         <w:r>
           <w:rPr>
@@ -4385,7 +4472,7 @@
             <w:noProof/>
             <w:webHidden/>
           </w:rPr>
-          <w:t>42</w:t>
+          <w:t>46</w:t>
         </w:r>
         <w:r>
           <w:rPr>
@@ -4442,7 +4529,7 @@
         </w:rPr>
       </w:pPr>
       <w:bookmarkStart w:id="0" w:name="_Toc231561455"/>
-      <w:bookmarkStart w:id="1" w:name="_Toc235486808"/>
+      <w:bookmarkStart w:id="1" w:name="_Toc236227236"/>
       <w:r>
         <w:rPr>
           <w:rFonts w:ascii="Times New Roman" w:hAnsi="Times New Roman" w:cs="Times New Roman"/>
@@ -4471,7 +4558,7 @@
         </w:rPr>
       </w:pPr>
       <w:bookmarkStart w:id="2" w:name="_Toc231561456"/>
-      <w:bookmarkStart w:id="3" w:name="_Toc235486809"/>
+      <w:bookmarkStart w:id="3" w:name="_Toc236227237"/>
       <w:r>
         <w:rPr>
           <w:rFonts w:ascii="Times New Roman" w:hAnsi="Times New Roman" w:cs="Times New Roman"/>
@@ -4505,52 +4592,16 @@
         <w:rPr>
           <w:rStyle w:val="normaltextrun"/>
         </w:rPr>
-        <w:t>Each year road traffic accidents cause significant damage to human lives and economy. Accordingly, World Health Organization reports that around 1.19 million loses their life </w:t>
-      </w:r>
-      <w:proofErr w:type="gramStart"/>
+        <w:t>Each year road traffic accidents cause significant damage to human lives and economy. Accordingly, World Health Organization reports that around 1.19 million loses their life as a result of road traffic accident while causing significant number of injuries to individuals. and damages to properties (World Health Organization, 2023). Not only that, but such accidents can also cause economic burden to both the individuals and economy of a relevant country via healthcare expenses, property damage, emergency response cost and etc.</w:t>
+      </w:r>
+      <w:r>
+        <w:t xml:space="preserve"> </w:t>
+      </w:r>
       <w:r>
         <w:rPr>
           <w:rStyle w:val="normaltextrun"/>
         </w:rPr>
-        <w:t>as a result of</w:t>
-      </w:r>
-      <w:proofErr w:type="gramEnd"/>
-      <w:r>
-        <w:rPr>
-          <w:rStyle w:val="normaltextrun"/>
-        </w:rPr>
-        <w:t xml:space="preserve"> road traffic accident while causing significant number of injuries to individuals. and damages to properties (World Health Organization, 2023). Not only that, but such accidents can also cause economic burden to both the individuals and economy of a relevant country via healthcare expenses, property damage, emergency response cost </w:t>
-      </w:r>
-      <w:proofErr w:type="gramStart"/>
-      <w:r>
-        <w:rPr>
-          <w:rStyle w:val="normaltextrun"/>
-        </w:rPr>
-        <w:t>and etc.</w:t>
-      </w:r>
-      <w:proofErr w:type="gramEnd"/>
-      <w:r>
-        <w:t xml:space="preserve"> </w:t>
-      </w:r>
-      <w:r>
-        <w:rPr>
-          <w:rStyle w:val="normaltextrun"/>
-        </w:rPr>
-        <w:t>(</w:t>
-      </w:r>
-      <w:proofErr w:type="spellStart"/>
-      <w:r>
-        <w:rPr>
-          <w:rStyle w:val="normaltextrun"/>
-        </w:rPr>
-        <w:t>Tandrayen-Ragoobur</w:t>
-      </w:r>
-      <w:proofErr w:type="spellEnd"/>
-      <w:r>
-        <w:rPr>
-          <w:rStyle w:val="normaltextrun"/>
-        </w:rPr>
-        <w:t>, 2024)</w:t>
+        <w:t>(Tandrayen-Ragoobur, 2024)</w:t>
       </w:r>
       <w:r>
         <w:rPr>
@@ -4592,35 +4643,7 @@
         <w:rPr>
           <w:rStyle w:val="normaltextrun"/>
         </w:rPr>
-        <w:t>As a country, Sri Lanka also records a gradual increase in vehicle accidents each year due to factors like urbanization and increased number of vehicle usage. According to the Police Spokesman ASP F.U. </w:t>
-      </w:r>
-      <w:proofErr w:type="spellStart"/>
-      <w:r>
-        <w:rPr>
-          <w:rStyle w:val="normaltextrun"/>
-        </w:rPr>
-        <w:t>Wootler</w:t>
-      </w:r>
-      <w:proofErr w:type="spellEnd"/>
-      <w:r>
-        <w:rPr>
-          <w:rStyle w:val="normaltextrun"/>
-        </w:rPr>
-        <w:t xml:space="preserve">, the number of deaths caused by accidents has increased by 322 compared to 2024, recording 2710 death in the year 2025 (Administrator, 2026). Also </w:t>
-      </w:r>
-      <w:proofErr w:type="gramStart"/>
-      <w:r>
-        <w:rPr>
-          <w:rStyle w:val="normaltextrun"/>
-        </w:rPr>
-        <w:t>similar to</w:t>
-      </w:r>
-      <w:proofErr w:type="gramEnd"/>
-      <w:r>
-        <w:rPr>
-          <w:rStyle w:val="normaltextrun"/>
-        </w:rPr>
-        <w:t xml:space="preserve"> other countries, road traffic accident has a significant impact to Sri Lankan economy as well. According to a study by </w:t>
+        <w:t xml:space="preserve">As a country, Sri Lanka also records a gradual increase in vehicle accidents each year due to factors like urbanization and increased number of vehicle usage. According to the Police Spokesman ASP F.U. Wootler, the number of deaths caused by accidents has increased by 322 compared to 2024, recording 2710 death in the year 2025 (Administrator, 2026). Also similar to other countries, road traffic accident has a significant impact to Sri Lankan economy as well. According to a study by </w:t>
       </w:r>
       <w:r>
         <w:rPr>
@@ -4673,65 +4696,29 @@
         <w:rPr>
           <w:rStyle w:val="normaltextrun"/>
         </w:rPr>
-        <w:t>To reduce negative impacts of road traffic accidents, Sri Lankan government has already taken necessary steps such as introduction of new laws, polices, awareness programs </w:t>
-      </w:r>
-      <w:proofErr w:type="gramStart"/>
+        <w:t>To reduce negative impacts of road traffic accidents, Sri Lankan government has already taken necessary steps such as introduction of new laws, polices, awareness programs and etc. (Ministry of Transport, n.d.). However, even with such measures, the number of road traffic accidents fluctuates each year due to numerous factors like poor</w:t>
+      </w:r>
+      <w:r>
+        <w:t xml:space="preserve"> road conditions, reckless driving and excessive speeding</w:t>
+      </w:r>
+      <w:r>
+        <w:t xml:space="preserve"> </w:t>
+      </w:r>
+      <w:r>
+        <w:t xml:space="preserve">(Over 670 Fatal Road Accidents </w:t>
+      </w:r>
+      <w:r>
+        <w:lastRenderedPageBreak/>
+        <w:t>Reported so Far This Year - Sri Lanka Police, 2026)</w:t>
+      </w:r>
+      <w:r>
+        <w:t>.</w:t>
+      </w:r>
       <w:r>
         <w:rPr>
           <w:rStyle w:val="normaltextrun"/>
         </w:rPr>
-        <w:t>and etc.</w:t>
-      </w:r>
-      <w:proofErr w:type="gramEnd"/>
-      <w:r>
-        <w:rPr>
-          <w:rStyle w:val="normaltextrun"/>
-        </w:rPr>
-        <w:t> (Ministry of Transport, n.d.). However, even with such measures, the number of road traffic accidents fluctuates each year due to numerous factors like poor</w:t>
-      </w:r>
-      <w:r>
-        <w:t xml:space="preserve"> road conditions, reckless driving and excessive speeding</w:t>
-      </w:r>
-      <w:r>
-        <w:t xml:space="preserve"> </w:t>
-      </w:r>
-      <w:r>
-        <w:t xml:space="preserve">(Over 670 Fatal Road Accidents </w:t>
-      </w:r>
-      <w:r>
-        <w:lastRenderedPageBreak/>
-        <w:t xml:space="preserve">Reported </w:t>
-      </w:r>
-      <w:proofErr w:type="gramStart"/>
-      <w:r>
-        <w:t>so</w:t>
-      </w:r>
-      <w:proofErr w:type="gramEnd"/>
-      <w:r>
-        <w:t xml:space="preserve"> Far This Year - Sri Lanka Police, 2026)</w:t>
-      </w:r>
-      <w:r>
-        <w:t>.</w:t>
-      </w:r>
-      <w:r>
-        <w:rPr>
-          <w:rStyle w:val="normaltextrun"/>
-        </w:rPr>
-        <w:t xml:space="preserve"> Accordingly, </w:t>
-      </w:r>
-      <w:proofErr w:type="gramStart"/>
-      <w:r>
-        <w:rPr>
-          <w:rStyle w:val="normaltextrun"/>
-        </w:rPr>
-        <w:t>it is clear that such</w:t>
-      </w:r>
-      <w:proofErr w:type="gramEnd"/>
-      <w:r>
-        <w:rPr>
-          <w:rStyle w:val="normaltextrun"/>
-        </w:rPr>
-        <w:t xml:space="preserve"> traditional reactive measures alone are not effective, when it comes to road traffic accident preventions in modern Sri Lanka. </w:t>
+        <w:t xml:space="preserve"> Accordingly, it is clear that such traditional reactive measures alone are not effective, when it comes to road traffic accident preventions in modern Sri Lanka. </w:t>
       </w:r>
     </w:p>
     <w:p>
@@ -4836,21 +4823,7 @@
         <w:rPr>
           <w:rStyle w:val="normaltextrun"/>
         </w:rPr>
-        <w:t>(</w:t>
-      </w:r>
-      <w:proofErr w:type="spellStart"/>
-      <w:r>
-        <w:rPr>
-          <w:rStyle w:val="normaltextrun"/>
-        </w:rPr>
-        <w:t>Gorzelanczyk</w:t>
-      </w:r>
-      <w:proofErr w:type="spellEnd"/>
-      <w:r>
-        <w:rPr>
-          <w:rStyle w:val="normaltextrun"/>
-        </w:rPr>
-        <w:t>, 2025)</w:t>
+        <w:t>(Gorzelanczyk, 2025)</w:t>
       </w:r>
       <w:r>
         <w:rPr>
@@ -4956,35 +4929,7 @@
         <w:rPr>
           <w:rStyle w:val="normaltextrun"/>
         </w:rPr>
-        <w:t>(</w:t>
-      </w:r>
-      <w:proofErr w:type="spellStart"/>
-      <w:r>
-        <w:rPr>
-          <w:rStyle w:val="normaltextrun"/>
-        </w:rPr>
-        <w:t>Wondwossen</w:t>
-      </w:r>
-      <w:proofErr w:type="spellEnd"/>
-      <w:r>
-        <w:rPr>
-          <w:rStyle w:val="normaltextrun"/>
-        </w:rPr>
-        <w:t xml:space="preserve"> Taddesse </w:t>
-      </w:r>
-      <w:proofErr w:type="spellStart"/>
-      <w:r>
-        <w:rPr>
-          <w:rStyle w:val="normaltextrun"/>
-        </w:rPr>
-        <w:t>Gedamu</w:t>
-      </w:r>
-      <w:proofErr w:type="spellEnd"/>
-      <w:r>
-        <w:rPr>
-          <w:rStyle w:val="normaltextrun"/>
-        </w:rPr>
-        <w:t xml:space="preserve"> et al., 2025)</w:t>
+        <w:t>(Wondwossen Taddesse Gedamu et al., 2025)</w:t>
       </w:r>
       <w:r>
         <w:rPr>
@@ -5018,23 +4963,7 @@
           <w:sz w:val="24"/>
           <w:szCs w:val="24"/>
         </w:rPr>
-        <w:t xml:space="preserve">Accordingly, this research proposes developing of a multi-source machine learning framework for accident risk prediction and spatial analysis in Sri Lanka, which will be integrated with Sri Lankan police accident records and contextual weather data. This framework will help decision making process of the relevant authorities by identifying accident hotspot locations, contributing factors for the accident prediction, dynamic variations across accidents hotspots over a period of time and presenting </w:t>
-      </w:r>
-      <w:proofErr w:type="gramStart"/>
-      <w:r>
-        <w:rPr>
-          <w:sz w:val="24"/>
-          <w:szCs w:val="24"/>
-        </w:rPr>
-        <w:t>those information</w:t>
-      </w:r>
-      <w:proofErr w:type="gramEnd"/>
-      <w:r>
-        <w:rPr>
-          <w:sz w:val="24"/>
-          <w:szCs w:val="24"/>
-        </w:rPr>
-        <w:t xml:space="preserve"> via an interactive dashboard.</w:t>
+        <w:t>Accordingly, this research proposes developing of a multi-source machine learning framework for accident risk prediction and spatial analysis in Sri Lanka, which will be integrated with Sri Lankan police accident records and contextual weather data. This framework will help decision making process of the relevant authorities by identifying accident hotspot locations, contributing factors for the accident prediction, dynamic variations across accidents hotspots over a period of time and presenting those information via an interactive dashboard.</w:t>
       </w:r>
     </w:p>
     <w:p>
@@ -5203,7 +5132,7 @@
       </w:pPr>
       <w:bookmarkStart w:id="4" w:name="_Toc227497989"/>
       <w:bookmarkStart w:id="5" w:name="_Toc231561457"/>
-      <w:bookmarkStart w:id="6" w:name="_Toc235486810"/>
+      <w:bookmarkStart w:id="6" w:name="_Toc236227238"/>
       <w:r>
         <w:rPr>
           <w:rFonts w:ascii="Times New Roman" w:hAnsi="Times New Roman" w:cs="Times New Roman"/>
@@ -5314,43 +5243,7 @@
           <w:sz w:val="24"/>
           <w:szCs w:val="24"/>
         </w:rPr>
-        <w:t xml:space="preserve">), where they developed a predictive framework for accident hotspot prediction in Brazilian Highways using multiple data sources such as location, </w:t>
-      </w:r>
-      <w:proofErr w:type="gramStart"/>
-      <w:r>
-        <w:rPr>
-          <w:color w:val="000000" w:themeColor="text1"/>
-          <w:sz w:val="24"/>
-          <w:szCs w:val="24"/>
-        </w:rPr>
-        <w:t>time</w:t>
-      </w:r>
-      <w:proofErr w:type="gramEnd"/>
-      <w:r>
-        <w:rPr>
-          <w:color w:val="000000" w:themeColor="text1"/>
-          <w:sz w:val="24"/>
-          <w:szCs w:val="24"/>
-        </w:rPr>
-        <w:t xml:space="preserve"> and weather conditions. But exploration of such kind of machine learning frameworks are extremely limited when it comes to Sri Lankan context. Moreover, frameworks developed for countries like Brazil are not validated against Sri Lankan context where accident contribution factors such as weather, peak </w:t>
-      </w:r>
-      <w:proofErr w:type="gramStart"/>
-      <w:r>
-        <w:rPr>
-          <w:color w:val="000000" w:themeColor="text1"/>
-          <w:sz w:val="24"/>
-          <w:szCs w:val="24"/>
-        </w:rPr>
-        <w:t>hours</w:t>
-      </w:r>
-      <w:proofErr w:type="gramEnd"/>
-      <w:r>
-        <w:rPr>
-          <w:color w:val="000000" w:themeColor="text1"/>
-          <w:sz w:val="24"/>
-          <w:szCs w:val="24"/>
-        </w:rPr>
-        <w:t xml:space="preserve"> and traffic conditions significant differ from such countries.</w:t>
+        <w:t>), where they developed a predictive framework for accident hotspot prediction in Brazilian Highways using multiple data sources such as location, time and weather conditions. But exploration of such kind of machine learning frameworks are extremely limited when it comes to Sri Lankan context. Moreover, frameworks developed for countries like Brazil are not validated against Sri Lankan context where accident contribution factors such as weather, peak hours and traffic conditions significant differ from such countries.</w:t>
       </w:r>
     </w:p>
     <w:p>
@@ -5381,37 +5274,12 @@
         </w:rPr>
         <w:t xml:space="preserve">When it specifically comes to Sri Lankan context, only a limited number of studies have been done on this exact domain. Accordingly, </w:t>
       </w:r>
-      <w:proofErr w:type="spellStart"/>
-      <w:r>
-        <w:rPr>
-          <w:sz w:val="24"/>
-          <w:szCs w:val="24"/>
-        </w:rPr>
-        <w:t>Jayamanna</w:t>
-      </w:r>
-      <w:proofErr w:type="spellEnd"/>
-      <w:r>
-        <w:rPr>
-          <w:sz w:val="24"/>
-          <w:szCs w:val="24"/>
-        </w:rPr>
-        <w:t xml:space="preserve"> and </w:t>
-      </w:r>
-      <w:proofErr w:type="spellStart"/>
-      <w:r>
-        <w:rPr>
-          <w:sz w:val="24"/>
-          <w:szCs w:val="24"/>
-        </w:rPr>
-        <w:t>Kalansooriya</w:t>
-      </w:r>
-      <w:proofErr w:type="spellEnd"/>
-      <w:r>
-        <w:rPr>
-          <w:sz w:val="24"/>
-          <w:szCs w:val="24"/>
-        </w:rPr>
-        <w:t xml:space="preserve"> (2024)</w:t>
+      <w:r>
+        <w:rPr>
+          <w:sz w:val="24"/>
+          <w:szCs w:val="24"/>
+        </w:rPr>
+        <w:t>Jayamanna and Kalansooriya (2024)</w:t>
       </w:r>
       <w:r>
         <w:rPr>
@@ -5497,23 +5365,7 @@
           <w:sz w:val="24"/>
           <w:szCs w:val="24"/>
         </w:rPr>
-        <w:t xml:space="preserve">Also as mentioned earlier, occurrence of road accidents </w:t>
-      </w:r>
-      <w:proofErr w:type="gramStart"/>
-      <w:r>
-        <w:rPr>
-          <w:sz w:val="24"/>
-          <w:szCs w:val="24"/>
-        </w:rPr>
-        <w:t>are</w:t>
-      </w:r>
-      <w:proofErr w:type="gramEnd"/>
-      <w:r>
-        <w:rPr>
-          <w:sz w:val="24"/>
-          <w:szCs w:val="24"/>
-        </w:rPr>
-        <w:t xml:space="preserve"> not uniformly distributed across locations and time periods and they vary depends on the location (spatial) and temporal (time) features. So, understating such variation can be very helpful for authorities when it comes to decision making and implementing preventative strategies related to road traffic accidents. Additionally, analysis of such spatial and temporal variation can contribute greatly to the model’s performance </w:t>
+        <w:t xml:space="preserve">Also as mentioned earlier, occurrence of road accidents are not uniformly distributed across locations and time periods and they vary depends on the location (spatial) and temporal (time) features. So, understating such variation can be very helpful for authorities when it comes to decision making and implementing preventative strategies related to road traffic accidents. Additionally, analysis of such spatial and temporal variation can contribute greatly to the model’s performance </w:t>
       </w:r>
       <w:r>
         <w:rPr>
@@ -5583,23 +5435,7 @@
           <w:sz w:val="24"/>
           <w:szCs w:val="24"/>
         </w:rPr>
-        <w:t xml:space="preserve"> But, </w:t>
-      </w:r>
-      <w:proofErr w:type="gramStart"/>
-      <w:r>
-        <w:rPr>
-          <w:sz w:val="24"/>
-          <w:szCs w:val="24"/>
-        </w:rPr>
-        <w:t>similar to</w:t>
-      </w:r>
-      <w:proofErr w:type="gramEnd"/>
-      <w:r>
-        <w:rPr>
-          <w:sz w:val="24"/>
-          <w:szCs w:val="24"/>
-        </w:rPr>
-        <w:t xml:space="preserve"> spatial and temporal analysis of road traffic accident-related data, only a limited number of evidence was found regarding incorporating Explainable AI technologies for accident hotspot prediction and severity classification in Sri Lankan context.</w:t>
+        <w:t xml:space="preserve"> But, similar to spatial and temporal analysis of road traffic accident-related data, only a limited number of evidence was found regarding incorporating Explainable AI technologies for accident hotspot prediction and severity classification in Sri Lankan context.</w:t>
       </w:r>
     </w:p>
     <w:p>
@@ -5633,23 +5469,7 @@
           <w:sz w:val="24"/>
           <w:szCs w:val="24"/>
         </w:rPr>
-        <w:t xml:space="preserve">and severity classification. Additionally incorporating analysis of spatial and temporal variation in </w:t>
-      </w:r>
-      <w:proofErr w:type="gramStart"/>
-      <w:r>
-        <w:rPr>
-          <w:sz w:val="24"/>
-          <w:szCs w:val="24"/>
-        </w:rPr>
-        <w:t>accident related</w:t>
-      </w:r>
-      <w:proofErr w:type="gramEnd"/>
-      <w:r>
-        <w:rPr>
-          <w:sz w:val="24"/>
-          <w:szCs w:val="24"/>
-        </w:rPr>
-        <w:t xml:space="preserve"> data Explainable AI technologies can improve both model’s prediction accuracy and transparency.</w:t>
+        <w:t>and severity classification. Additionally incorporating analysis of spatial and temporal variation in accident related data Explainable AI technologies can improve both model’s prediction accuracy and transparency.</w:t>
       </w:r>
     </w:p>
     <w:p>
@@ -5744,7 +5564,7 @@
         </w:rPr>
       </w:pPr>
       <w:bookmarkStart w:id="7" w:name="_Toc231561458"/>
-      <w:bookmarkStart w:id="8" w:name="_Toc235486811"/>
+      <w:bookmarkStart w:id="8" w:name="_Toc236227239"/>
       <w:r>
         <w:rPr>
           <w:rFonts w:ascii="Times New Roman" w:hAnsi="Times New Roman" w:cs="Times New Roman"/>
@@ -5833,23 +5653,7 @@
           <w:sz w:val="24"/>
           <w:szCs w:val="24"/>
         </w:rPr>
-        <w:t xml:space="preserve">To develop and compare performance of multiple machine learning models such as Logistic Regression, Random Forest and </w:t>
-      </w:r>
-      <w:proofErr w:type="spellStart"/>
-      <w:r>
-        <w:rPr>
-          <w:sz w:val="24"/>
-          <w:szCs w:val="24"/>
-        </w:rPr>
-        <w:t>XGBoost</w:t>
-      </w:r>
-      <w:proofErr w:type="spellEnd"/>
-      <w:r>
-        <w:rPr>
-          <w:sz w:val="24"/>
-          <w:szCs w:val="24"/>
-        </w:rPr>
-        <w:t xml:space="preserve"> to identify the most suitable model when using multiple data sources to predict accident hotspots and classify severity in Sri Lanka.</w:t>
+        <w:t>To develop and compare performance of multiple machine learning models such as Logistic Regression, Random Forest and XGBoost to identify the most suitable model when using multiple data sources to predict accident hotspots and classify severity in Sri Lanka.</w:t>
       </w:r>
     </w:p>
     <w:p>
@@ -5918,7 +5722,7 @@
       </w:pPr>
       <w:bookmarkStart w:id="9" w:name="_Toc227497991"/>
       <w:bookmarkStart w:id="10" w:name="_Toc231561459"/>
-      <w:bookmarkStart w:id="11" w:name="_Toc235486812"/>
+      <w:bookmarkStart w:id="11" w:name="_Toc236227240"/>
       <w:r>
         <w:rPr>
           <w:rFonts w:ascii="Times New Roman" w:hAnsi="Times New Roman" w:cs="Times New Roman"/>
@@ -5975,23 +5779,7 @@
           <w:sz w:val="24"/>
           <w:szCs w:val="24"/>
         </w:rPr>
-        <w:t xml:space="preserve">How to capture accident risk variation across regions and time using spatiotemporal features such as time patterns and </w:t>
-      </w:r>
-      <w:proofErr w:type="gramStart"/>
-      <w:r>
-        <w:rPr>
-          <w:sz w:val="24"/>
-          <w:szCs w:val="24"/>
-        </w:rPr>
-        <w:t>location based</w:t>
-      </w:r>
-      <w:proofErr w:type="gramEnd"/>
-      <w:r>
-        <w:rPr>
-          <w:sz w:val="24"/>
-          <w:szCs w:val="24"/>
-        </w:rPr>
-        <w:t xml:space="preserve"> grids?</w:t>
+        <w:t>How to capture accident risk variation across regions and time using spatiotemporal features such as time patterns and location based grids?</w:t>
       </w:r>
     </w:p>
     <w:p>
@@ -6013,23 +5801,7 @@
           <w:sz w:val="24"/>
           <w:szCs w:val="24"/>
         </w:rPr>
-        <w:t xml:space="preserve">What is the best machine learning model among Random Forest, Logistic Regression, </w:t>
-      </w:r>
-      <w:proofErr w:type="spellStart"/>
-      <w:r>
-        <w:rPr>
-          <w:sz w:val="24"/>
-          <w:szCs w:val="24"/>
-        </w:rPr>
-        <w:t>XGBoost</w:t>
-      </w:r>
-      <w:proofErr w:type="spellEnd"/>
-      <w:r>
-        <w:rPr>
-          <w:sz w:val="24"/>
-          <w:szCs w:val="24"/>
-        </w:rPr>
-        <w:t>, when it comes to accident hotspot prediction and severity classification in the Sri Lanka using multiple data sources?</w:t>
+        <w:t>What is the best machine learning model among Random Forest, Logistic Regression, XGBoost, when it comes to accident hotspot prediction and severity classification in the Sri Lanka using multiple data sources?</w:t>
       </w:r>
     </w:p>
     <w:p>
@@ -6051,23 +5823,7 @@
           <w:sz w:val="24"/>
           <w:szCs w:val="24"/>
         </w:rPr>
-        <w:t xml:space="preserve">To what extent do the spatial and temporal features such as location, </w:t>
-      </w:r>
-      <w:proofErr w:type="gramStart"/>
-      <w:r>
-        <w:rPr>
-          <w:sz w:val="24"/>
-          <w:szCs w:val="24"/>
-        </w:rPr>
-        <w:t>time</w:t>
-      </w:r>
-      <w:proofErr w:type="gramEnd"/>
-      <w:r>
-        <w:rPr>
-          <w:sz w:val="24"/>
-          <w:szCs w:val="24"/>
-        </w:rPr>
-        <w:t xml:space="preserve"> and weather conditions, contribute to the prediction performance of the model?</w:t>
+        <w:t>To what extent do the spatial and temporal features such as location, time and weather conditions, contribute to the prediction performance of the model?</w:t>
       </w:r>
     </w:p>
     <w:p>
@@ -6126,7 +5882,7 @@
         </w:rPr>
       </w:pPr>
       <w:bookmarkStart w:id="12" w:name="_Toc231561460"/>
-      <w:bookmarkStart w:id="13" w:name="_Toc235486813"/>
+      <w:bookmarkStart w:id="13" w:name="_Toc236227241"/>
       <w:r>
         <w:rPr>
           <w:rFonts w:ascii="Times New Roman" w:hAnsi="Times New Roman" w:cs="Times New Roman"/>
@@ -6194,17 +5950,8 @@
           <w:sz w:val="24"/>
           <w:szCs w:val="24"/>
         </w:rPr>
-        <w:t xml:space="preserve">The main objective of the research is to develop a </w:t>
-      </w:r>
-      <w:proofErr w:type="spellStart"/>
-      <w:r>
-        <w:rPr>
-          <w:sz w:val="24"/>
-          <w:szCs w:val="24"/>
-        </w:rPr>
-        <w:t>multi source</w:t>
-      </w:r>
-      <w:proofErr w:type="spellEnd"/>
+        <w:t>The main objective of the research is to develop a multi source</w:t>
+      </w:r>
       <w:r>
         <w:rPr>
           <w:sz w:val="24"/>
@@ -6259,82 +6006,34 @@
           <w:sz w:val="24"/>
           <w:szCs w:val="24"/>
         </w:rPr>
-        <w:t xml:space="preserve">. For the implementation, historical police accident records along with weather data obtained through external APIs based on accident location, time and data will be used. </w:t>
-      </w:r>
-      <w:proofErr w:type="gramStart"/>
-      <w:r>
-        <w:rPr>
-          <w:sz w:val="24"/>
-          <w:szCs w:val="24"/>
-        </w:rPr>
-        <w:t>Also</w:t>
-      </w:r>
-      <w:proofErr w:type="gramEnd"/>
-      <w:r>
-        <w:rPr>
-          <w:sz w:val="24"/>
-          <w:szCs w:val="24"/>
-        </w:rPr>
-        <w:t xml:space="preserve"> the scope of this research will be limited to a selected set of regions due to data scarcity in Sri Lankan context. </w:t>
-      </w:r>
-    </w:p>
-    <w:p>
-      <w:pPr>
-        <w:spacing w:line="360" w:lineRule="auto"/>
-        <w:jc w:val="both"/>
-        <w:rPr>
-          <w:sz w:val="24"/>
-          <w:szCs w:val="24"/>
-        </w:rPr>
-      </w:pPr>
-    </w:p>
-    <w:p>
-      <w:pPr>
-        <w:spacing w:line="360" w:lineRule="auto"/>
-        <w:jc w:val="both"/>
-        <w:rPr>
-          <w:sz w:val="24"/>
-          <w:szCs w:val="24"/>
-        </w:rPr>
-      </w:pPr>
-      <w:r>
-        <w:rPr>
-          <w:sz w:val="24"/>
-          <w:szCs w:val="24"/>
-        </w:rPr>
-        <w:t xml:space="preserve">The inputs for this research include </w:t>
-      </w:r>
-      <w:proofErr w:type="gramStart"/>
-      <w:r>
-        <w:rPr>
-          <w:sz w:val="24"/>
-          <w:szCs w:val="24"/>
-        </w:rPr>
-        <w:t>accident related</w:t>
-      </w:r>
-      <w:proofErr w:type="gramEnd"/>
-      <w:r>
-        <w:rPr>
-          <w:sz w:val="24"/>
-          <w:szCs w:val="24"/>
-        </w:rPr>
-        <w:t xml:space="preserve"> data such as location, date and time, severity, vehicle involvement, casualties, and cause of the accident along with the contextual weather data, which includes features like precipitation, visibility and temperature. Once collected, these data will go through an ETL pipeline where preprocessing techniques like extraction, transformation, feature engineering and finally integrating to a centralized data warehouse happen. After this, these data will be used to train and evaluate machine learning models such as random forest, Logistic Regression and </w:t>
-      </w:r>
-      <w:proofErr w:type="spellStart"/>
-      <w:r>
-        <w:rPr>
-          <w:sz w:val="24"/>
-          <w:szCs w:val="24"/>
-        </w:rPr>
-        <w:t>XGBoost</w:t>
-      </w:r>
-      <w:proofErr w:type="spellEnd"/>
-      <w:r>
-        <w:rPr>
-          <w:sz w:val="24"/>
-          <w:szCs w:val="24"/>
-        </w:rPr>
-        <w:t xml:space="preserve"> to identify the most suitable for Sri Lankan context.</w:t>
+        <w:t xml:space="preserve">. For the implementation, historical police accident records along with weather data obtained through external APIs based on accident location, time and data will be used. Also the scope of this research will be limited to a selected set of regions due to data scarcity in Sri Lankan context. </w:t>
+      </w:r>
+    </w:p>
+    <w:p>
+      <w:pPr>
+        <w:spacing w:line="360" w:lineRule="auto"/>
+        <w:jc w:val="both"/>
+        <w:rPr>
+          <w:sz w:val="24"/>
+          <w:szCs w:val="24"/>
+        </w:rPr>
+      </w:pPr>
+    </w:p>
+    <w:p>
+      <w:pPr>
+        <w:spacing w:line="360" w:lineRule="auto"/>
+        <w:jc w:val="both"/>
+        <w:rPr>
+          <w:sz w:val="24"/>
+          <w:szCs w:val="24"/>
+        </w:rPr>
+      </w:pPr>
+      <w:r>
+        <w:rPr>
+          <w:sz w:val="24"/>
+          <w:szCs w:val="24"/>
+        </w:rPr>
+        <w:t>The inputs for this research include accident related data such as location, date and time, severity, vehicle involvement, casualties, and cause of the accident along with the contextual weather data, which includes features like precipitation, visibility and temperature. Once collected, these data will go through an ETL pipeline where preprocessing techniques like extraction, transformation, feature engineering and finally integrating to a centralized data warehouse happen. After this, these data will be used to train and evaluate machine learning models such as random forest, Logistic Regression and XGBoost to identify the most suitable for Sri Lankan context.</w:t>
       </w:r>
     </w:p>
     <w:p>
@@ -6429,23 +6128,7 @@
           <w:sz w:val="24"/>
           <w:szCs w:val="24"/>
         </w:rPr>
-        <w:t xml:space="preserve"> as there is </w:t>
-      </w:r>
-      <w:proofErr w:type="gramStart"/>
-      <w:r>
-        <w:rPr>
-          <w:sz w:val="24"/>
-          <w:szCs w:val="24"/>
-        </w:rPr>
-        <w:t>no</w:t>
-      </w:r>
-      <w:proofErr w:type="gramEnd"/>
-      <w:r>
-        <w:rPr>
-          <w:sz w:val="24"/>
-          <w:szCs w:val="24"/>
-        </w:rPr>
-        <w:t xml:space="preserve"> any systematic approach </w:t>
+        <w:t xml:space="preserve"> as there is no any systematic approach </w:t>
       </w:r>
       <w:r>
         <w:rPr>
@@ -6480,7 +6163,7 @@
           <w:szCs w:val="28"/>
         </w:rPr>
       </w:pPr>
-      <w:bookmarkStart w:id="14" w:name="_Toc235486814"/>
+      <w:bookmarkStart w:id="14" w:name="_Toc236227242"/>
       <w:r>
         <w:rPr>
           <w:rFonts w:ascii="Times New Roman" w:hAnsi="Times New Roman" w:cs="Times New Roman"/>
@@ -6560,7 +6243,7 @@
           <w:color w:val="000000" w:themeColor="text1"/>
         </w:rPr>
       </w:pPr>
-      <w:bookmarkStart w:id="15" w:name="_Toc235486815"/>
+      <w:bookmarkStart w:id="15" w:name="_Toc236227243"/>
       <w:r>
         <w:rPr>
           <w:rFonts w:ascii="Times New Roman" w:hAnsi="Times New Roman" w:cs="Times New Roman"/>
@@ -6601,15 +6284,7 @@
         <w:t xml:space="preserve">As mentioned earlier, road traffic accidents have a significant impact on society in Sri Lanka. Accordingly, each year considerable number of people either suffer from disabilities, serious injuries or even losses their lives due to road accidents. For example, more than 2500 deaths were caused due to road traffic accidents and more than 150000 casualties were receiving in patient treatment due to road traffic accidents in the year 2024 </w:t>
       </w:r>
       <w:r>
-        <w:t>(</w:t>
-      </w:r>
-      <w:proofErr w:type="spellStart"/>
-      <w:r>
-        <w:t>Siritunga</w:t>
-      </w:r>
-      <w:proofErr w:type="spellEnd"/>
-      <w:r>
-        <w:t>, 2025)</w:t>
+        <w:t>(Siritunga, 2025)</w:t>
       </w:r>
       <w:r>
         <w:t>.</w:t>
@@ -6790,7 +6465,7 @@
           <w:color w:val="000000" w:themeColor="text1"/>
         </w:rPr>
       </w:pPr>
-      <w:bookmarkStart w:id="16" w:name="_Toc235486816"/>
+      <w:bookmarkStart w:id="16" w:name="_Toc236227244"/>
       <w:r>
         <w:rPr>
           <w:rFonts w:ascii="Times New Roman" w:hAnsi="Times New Roman" w:cs="Times New Roman"/>
@@ -6823,23 +6498,7 @@
           <w:sz w:val="24"/>
           <w:szCs w:val="24"/>
         </w:rPr>
-        <w:t>(</w:t>
-      </w:r>
-      <w:proofErr w:type="spellStart"/>
-      <w:r>
-        <w:rPr>
-          <w:sz w:val="24"/>
-          <w:szCs w:val="24"/>
-        </w:rPr>
-        <w:t>Siritunga</w:t>
-      </w:r>
-      <w:proofErr w:type="spellEnd"/>
-      <w:r>
-        <w:rPr>
-          <w:sz w:val="24"/>
-          <w:szCs w:val="24"/>
-        </w:rPr>
-        <w:t>, 2025)</w:t>
+        <w:t>(Siritunga, 2025)</w:t>
       </w:r>
       <w:r>
         <w:rPr>
@@ -6878,7 +6537,7 @@
           <w:color w:val="000000" w:themeColor="text1"/>
         </w:rPr>
       </w:pPr>
-      <w:bookmarkStart w:id="17" w:name="_Toc235486817"/>
+      <w:bookmarkStart w:id="17" w:name="_Toc236227245"/>
       <w:r>
         <w:rPr>
           <w:rFonts w:ascii="Times New Roman" w:hAnsi="Times New Roman" w:cs="Times New Roman"/>
@@ -6904,23 +6563,7 @@
           <w:sz w:val="24"/>
           <w:szCs w:val="24"/>
         </w:rPr>
-        <w:t xml:space="preserve">When it comes to technological side of the research, most of the existing studies in Sri Lanka has only given focus to accident hotspot and severity prediction with limited exploration towards integration of technologies such as multiple-data source, spatiotemporal analysis, and Explainable AI integration. However, to mitigate such limitations, this research proposes an explainable multi source spatiotemporal framework for hotspot prediction and classify severity of them. Furthermore, even most of the existing studies that integrated Explainable AI only shows the contribution of features to a certain prediction. Even though XAI integrations improves the model’s transparency, such kind of frameworks are still unable to provide intelligent context aware recommendations to the relevant authorities to make the </w:t>
-      </w:r>
-      <w:proofErr w:type="gramStart"/>
-      <w:r>
-        <w:rPr>
-          <w:sz w:val="24"/>
-          <w:szCs w:val="24"/>
-        </w:rPr>
-        <w:t>decision making</w:t>
-      </w:r>
-      <w:proofErr w:type="gramEnd"/>
-      <w:r>
-        <w:rPr>
-          <w:sz w:val="24"/>
-          <w:szCs w:val="24"/>
-        </w:rPr>
-        <w:t xml:space="preserve"> process easier. Accordingly, through the proposed framework, we also address those kinds of limitation by adding a multi agent decision support system and thereby improving practicality of the framework.</w:t>
+        <w:t>When it comes to technological side of the research, most of the existing studies in Sri Lanka has only given focus to accident hotspot and severity prediction with limited exploration towards integration of technologies such as multiple-data source, spatiotemporal analysis, and Explainable AI integration. However, to mitigate such limitations, this research proposes an explainable multi source spatiotemporal framework for hotspot prediction and classify severity of them. Furthermore, even most of the existing studies that integrated Explainable AI only shows the contribution of features to a certain prediction. Even though XAI integrations improves the model’s transparency, such kind of frameworks are still unable to provide intelligent context aware recommendations to the relevant authorities to make the decision making process easier. Accordingly, through the proposed framework, we also address those kinds of limitation by adding a multi agent decision support system and thereby improving practicality of the framework.</w:t>
       </w:r>
     </w:p>
     <w:p>
@@ -6977,7 +6620,7 @@
           <w:szCs w:val="28"/>
         </w:rPr>
       </w:pPr>
-      <w:bookmarkStart w:id="18" w:name="_Toc235486818"/>
+      <w:bookmarkStart w:id="18" w:name="_Toc236227246"/>
       <w:r>
         <w:rPr>
           <w:rFonts w:ascii="Times New Roman" w:hAnsi="Times New Roman" w:cs="Times New Roman"/>
@@ -7046,7 +6689,7 @@
           <w:color w:val="000000" w:themeColor="text1"/>
         </w:rPr>
       </w:pPr>
-      <w:bookmarkStart w:id="19" w:name="_Toc235486819"/>
+      <w:bookmarkStart w:id="19" w:name="_Toc236227247"/>
       <w:r>
         <w:rPr>
           <w:rFonts w:ascii="Times New Roman" w:hAnsi="Times New Roman" w:cs="Times New Roman"/>
@@ -7115,7 +6758,7 @@
           <w:color w:val="000000" w:themeColor="text1"/>
         </w:rPr>
       </w:pPr>
-      <w:bookmarkStart w:id="20" w:name="_Toc235486820"/>
+      <w:bookmarkStart w:id="20" w:name="_Toc236227248"/>
       <w:r>
         <w:rPr>
           <w:rFonts w:ascii="Times New Roman" w:hAnsi="Times New Roman" w:cs="Times New Roman"/>
@@ -7166,7 +6809,7 @@
           <w:color w:val="000000" w:themeColor="text1"/>
         </w:rPr>
       </w:pPr>
-      <w:bookmarkStart w:id="21" w:name="_Toc235486821"/>
+      <w:bookmarkStart w:id="21" w:name="_Toc236227249"/>
       <w:r>
         <w:rPr>
           <w:rFonts w:ascii="Times New Roman" w:hAnsi="Times New Roman" w:cs="Times New Roman"/>
@@ -7214,23 +6857,7 @@
           <w:szCs w:val="24"/>
         </w:rPr>
         <w:lastRenderedPageBreak/>
-        <w:t xml:space="preserve">Colombo Municipal Area as such synthetic data is based on Colombo area’s road network, weather patterns and location structure. </w:t>
-      </w:r>
-      <w:proofErr w:type="gramStart"/>
-      <w:r>
-        <w:rPr>
-          <w:sz w:val="24"/>
-          <w:szCs w:val="24"/>
-        </w:rPr>
-        <w:t>So</w:t>
-      </w:r>
-      <w:proofErr w:type="gramEnd"/>
-      <w:r>
-        <w:rPr>
-          <w:sz w:val="24"/>
-          <w:szCs w:val="24"/>
-        </w:rPr>
-        <w:t xml:space="preserve"> it is better to understand that even technical feasibility (Lambda Contribution) of the framework is implemented by considering Colombo Municipal Area context. </w:t>
+        <w:t xml:space="preserve">Colombo Municipal Area as such synthetic data is based on Colombo area’s road network, weather patterns and location structure. So it is better to understand that even technical feasibility (Lambda Contribution) of the framework is implemented by considering Colombo Municipal Area context. </w:t>
       </w:r>
     </w:p>
     <w:p>
@@ -7255,7 +6882,7 @@
           <w:color w:val="000000" w:themeColor="text1"/>
         </w:rPr>
       </w:pPr>
-      <w:bookmarkStart w:id="22" w:name="_Toc235486822"/>
+      <w:bookmarkStart w:id="22" w:name="_Toc236227250"/>
       <w:r>
         <w:rPr>
           <w:rFonts w:ascii="Times New Roman" w:hAnsi="Times New Roman" w:cs="Times New Roman"/>
@@ -7281,39 +6908,7 @@
           <w:sz w:val="24"/>
           <w:szCs w:val="24"/>
         </w:rPr>
-        <w:t xml:space="preserve">Another limitation is that Sri Lanka does not have any publicly available traffic accident hotspot or blackspot location maintained by official authorities like Sri Lanka Police. As a result of this, there is </w:t>
-      </w:r>
-      <w:proofErr w:type="gramStart"/>
-      <w:r>
-        <w:rPr>
-          <w:sz w:val="24"/>
-          <w:szCs w:val="24"/>
-        </w:rPr>
-        <w:t>no</w:t>
-      </w:r>
-      <w:proofErr w:type="gramEnd"/>
-      <w:r>
-        <w:rPr>
-          <w:sz w:val="24"/>
-          <w:szCs w:val="24"/>
-        </w:rPr>
-        <w:t xml:space="preserve"> any structured way to validate the findings of the research against official source. </w:t>
-      </w:r>
-      <w:proofErr w:type="gramStart"/>
-      <w:r>
-        <w:rPr>
-          <w:sz w:val="24"/>
-          <w:szCs w:val="24"/>
-        </w:rPr>
-        <w:t>So</w:t>
-      </w:r>
-      <w:proofErr w:type="gramEnd"/>
-      <w:r>
-        <w:rPr>
-          <w:sz w:val="24"/>
-          <w:szCs w:val="24"/>
-        </w:rPr>
-        <w:t xml:space="preserve"> considering factors like data limitations, geographic limitations, validation limitations and most of historical traffic accident data that is supposed to use for model training being synthetic, contribution of the research will be limited to technical aspect (Lambda Contribution) rather than statistical insights or real world accuracy of the predicted hotspots (Omega Contribution) </w:t>
+        <w:t xml:space="preserve">Another limitation is that Sri Lanka does not have any publicly available traffic accident hotspot or blackspot location maintained by official authorities like Sri Lanka Police. As a result of this, there is no any structured way to validate the findings of the research against official source. So considering factors like data limitations, geographic limitations, validation limitations and most of historical traffic accident data that is supposed to use for model training being synthetic, contribution of the research will be limited to technical aspect (Lambda Contribution) rather than statistical insights or real world accuracy of the predicted hotspots (Omega Contribution) </w:t>
       </w:r>
       <w:r>
         <w:rPr>
@@ -7422,7 +7017,7 @@
         </w:rPr>
       </w:pPr>
       <w:bookmarkStart w:id="23" w:name="_Toc231561461"/>
-      <w:bookmarkStart w:id="24" w:name="_Toc235486823"/>
+      <w:bookmarkStart w:id="24" w:name="_Toc236227251"/>
       <w:r>
         <w:rPr>
           <w:rFonts w:ascii="Times New Roman" w:hAnsi="Times New Roman" w:cs="Times New Roman"/>
@@ -7489,15 +7084,7 @@
         <w:textAlignment w:val="baseline"/>
       </w:pPr>
       <w:r>
-        <w:t xml:space="preserve">In today’s world, road traffic accidents are considered as one of the major global threats to both human lives and economy of a country. As a country Sri Lanka also experiences negative effects of road traffic accidents due to several factors such as urbanization, increased vehicle usage </w:t>
-      </w:r>
-      <w:proofErr w:type="gramStart"/>
-      <w:r>
-        <w:t>and etc.</w:t>
-      </w:r>
-      <w:proofErr w:type="gramEnd"/>
-      <w:r>
-        <w:t xml:space="preserve"> Despites the traditional measures such as implementation of laws and regulations, traffic light systems, awareness programs, fine taken by Sri Lankan government, the number of road traffic accidents grow each year.</w:t>
+        <w:t>In today’s world, road traffic accidents are considered as one of the major global threats to both human lives and economy of a country. As a country Sri Lanka also experiences negative effects of road traffic accidents due to several factors such as urbanization, increased vehicle usage and etc. Despites the traditional measures such as implementation of laws and regulations, traffic light systems, awareness programs, fine taken by Sri Lankan government, the number of road traffic accidents grow each year.</w:t>
       </w:r>
     </w:p>
     <w:p>
@@ -7535,15 +7122,7 @@
         <w:textAlignment w:val="baseline"/>
       </w:pPr>
       <w:r>
-        <w:t xml:space="preserve">Furthermore, this chapter also highlights, how such implementation </w:t>
-      </w:r>
-      <w:proofErr w:type="gramStart"/>
-      <w:r>
-        <w:t>are</w:t>
-      </w:r>
-      <w:proofErr w:type="gramEnd"/>
-      <w:r>
-        <w:t xml:space="preserve"> minimally adapted when it comes to Sri Lankan context, along with an overview of limitations of existing studies. </w:t>
+        <w:t xml:space="preserve">Furthermore, this chapter also highlights, how such implementation are minimally adapted when it comes to Sri Lankan context, along with an overview of limitations of existing studies. </w:t>
       </w:r>
     </w:p>
     <w:p>
@@ -7580,15 +7159,7 @@
         <w:t>ource spatiotemporal model for traffic accident hotspot prediction and severity classification in Sri Lanka</w:t>
       </w:r>
       <w:r>
-        <w:t xml:space="preserve"> along with its objectives, research questions and scope of the research. The next chapter will explore existing literatures related to accident hotspots prediction, machine learning, techniques used in hotspot predictions, spatiotemporal </w:t>
-      </w:r>
-      <w:proofErr w:type="gramStart"/>
-      <w:r>
-        <w:t>modelling</w:t>
-      </w:r>
-      <w:proofErr w:type="gramEnd"/>
-      <w:r>
-        <w:t xml:space="preserve"> and explainable AI technologies along with identification of research gaps on existing studies in related to our proposed implementation.</w:t>
+        <w:t xml:space="preserve"> along with its objectives, research questions and scope of the research. The next chapter will explore existing literatures related to accident hotspots prediction, machine learning, techniques used in hotspot predictions, spatiotemporal modelling and explainable AI technologies along with identification of research gaps on existing studies in related to our proposed implementation.</w:t>
       </w:r>
       <w:r>
         <w:tab/>
@@ -7654,7 +7225,7 @@
       </w:pPr>
       <w:bookmarkStart w:id="25" w:name="_Toc227497992"/>
       <w:bookmarkStart w:id="26" w:name="_Toc231561462"/>
-      <w:bookmarkStart w:id="27" w:name="_Toc235486824"/>
+      <w:bookmarkStart w:id="27" w:name="_Toc236227252"/>
       <w:r>
         <w:rPr>
           <w:rFonts w:ascii="Times New Roman" w:hAnsi="Times New Roman" w:cs="Times New Roman"/>
@@ -7689,7 +7260,7 @@
         </w:rPr>
       </w:pPr>
       <w:bookmarkStart w:id="28" w:name="_Toc231561463"/>
-      <w:bookmarkStart w:id="29" w:name="_Toc235486825"/>
+      <w:bookmarkStart w:id="29" w:name="_Toc236227253"/>
       <w:r>
         <w:rPr>
           <w:rFonts w:ascii="Times New Roman" w:hAnsi="Times New Roman" w:cs="Times New Roman"/>
@@ -7920,9 +7491,7 @@
           <w:szCs w:val="28"/>
         </w:rPr>
       </w:pPr>
-      <w:bookmarkStart w:id="30" w:name="_Toc227497993"/>
-      <w:bookmarkStart w:id="31" w:name="_Toc231561464"/>
-      <w:bookmarkStart w:id="32" w:name="_Toc235486826"/>
+      <w:bookmarkStart w:id="30" w:name="_Toc236227254"/>
       <w:r>
         <w:rPr>
           <w:rFonts w:ascii="Times New Roman" w:hAnsi="Times New Roman" w:cs="Times New Roman"/>
@@ -7943,7 +7512,7 @@
           <w:sz w:val="28"/>
           <w:szCs w:val="28"/>
         </w:rPr>
-        <w:t>2</w:t>
+        <w:t xml:space="preserve">2 </w:t>
       </w:r>
       <w:r>
         <w:rPr>
@@ -7954,11 +7523,1136 @@
           <w:sz w:val="28"/>
           <w:szCs w:val="28"/>
         </w:rPr>
+        <w:t>Theoretical Background and Conceptual Explanation of Key Concepts</w:t>
+      </w:r>
+      <w:bookmarkEnd w:id="30"/>
+    </w:p>
+    <w:p>
+      <w:pPr>
+        <w:spacing w:line="360" w:lineRule="auto"/>
+        <w:jc w:val="both"/>
+        <w:rPr>
+          <w:sz w:val="24"/>
+          <w:szCs w:val="24"/>
+        </w:rPr>
+      </w:pPr>
+    </w:p>
+    <w:p>
+      <w:pPr>
+        <w:spacing w:line="360" w:lineRule="auto"/>
+        <w:jc w:val="both"/>
+        <w:rPr>
+          <w:sz w:val="24"/>
+          <w:szCs w:val="24"/>
+        </w:rPr>
+      </w:pPr>
+      <w:r>
+        <w:rPr>
+          <w:b/>
+          <w:bCs/>
+          <w:color w:val="000000" w:themeColor="text1"/>
+          <w:sz w:val="24"/>
+          <w:szCs w:val="24"/>
+        </w:rPr>
+        <w:t xml:space="preserve">2.2.1 Machine learning </w:t>
+      </w:r>
+    </w:p>
+    <w:p>
+      <w:pPr>
+        <w:spacing w:line="360" w:lineRule="auto"/>
+        <w:jc w:val="both"/>
+        <w:rPr>
+          <w:sz w:val="24"/>
+          <w:szCs w:val="24"/>
+        </w:rPr>
+      </w:pPr>
+      <w:r>
+        <w:rPr>
+          <w:sz w:val="24"/>
+          <w:szCs w:val="24"/>
+        </w:rPr>
+        <w:t>Usually, in order to enable computers with decision making capabilities, we have to program every possible scenario related to a certain decision making process via rule based algorithmic techniques. However, with the invention of machine learning (ML), which is a subsection of Artificial Intelligence (AI), it is possible to enable such computer systems to make predictions or decisions by making those computers learn patterns, relationships and structures via historical data without needing the above mentioned rule based algorithmic approaches</w:t>
+      </w:r>
+      <w:r>
+        <w:t xml:space="preserve"> </w:t>
+      </w:r>
+      <w:r>
+        <w:rPr>
+          <w:sz w:val="24"/>
+          <w:szCs w:val="24"/>
+        </w:rPr>
+        <w:t>(Chen, 2024)</w:t>
+      </w:r>
+      <w:r>
+        <w:rPr>
+          <w:sz w:val="24"/>
+          <w:szCs w:val="24"/>
+        </w:rPr>
+        <w:t xml:space="preserve">. </w:t>
+      </w:r>
+    </w:p>
+    <w:p>
+      <w:pPr>
+        <w:spacing w:line="360" w:lineRule="auto"/>
+        <w:jc w:val="both"/>
+        <w:rPr>
+          <w:sz w:val="24"/>
+          <w:szCs w:val="24"/>
+        </w:rPr>
+      </w:pPr>
+    </w:p>
+    <w:p>
+      <w:pPr>
+        <w:spacing w:line="360" w:lineRule="auto"/>
+        <w:jc w:val="both"/>
+        <w:rPr>
+          <w:sz w:val="24"/>
+          <w:szCs w:val="24"/>
+        </w:rPr>
+      </w:pPr>
+      <w:r>
+        <w:rPr>
+          <w:sz w:val="24"/>
+          <w:szCs w:val="24"/>
+        </w:rPr>
+        <w:t xml:space="preserve">Furthermore, machine learning is divided in to 3 approaches, which are namely, supervised, unsupervised and reinforcement learning. Accordingly, when it comes tasks like predicting traffic accident hotspots, it is found that supervised learning is much more suitable as these kinds of tasks require involve learning patterns in historical road traffic data via input variables (features) and output variables (target) </w:t>
+      </w:r>
+      <w:r>
+        <w:rPr>
+          <w:sz w:val="24"/>
+          <w:szCs w:val="24"/>
+        </w:rPr>
+        <w:t>(Chen, 2024)</w:t>
+      </w:r>
+      <w:r>
+        <w:rPr>
+          <w:sz w:val="24"/>
+          <w:szCs w:val="24"/>
+        </w:rPr>
+        <w:t xml:space="preserve">. </w:t>
+      </w:r>
+    </w:p>
+    <w:p>
+      <w:pPr>
+        <w:spacing w:line="360" w:lineRule="auto"/>
+        <w:jc w:val="both"/>
+        <w:rPr>
+          <w:sz w:val="24"/>
+          <w:szCs w:val="24"/>
+        </w:rPr>
+      </w:pPr>
+    </w:p>
+    <w:p>
+      <w:pPr>
+        <w:spacing w:line="360" w:lineRule="auto"/>
+        <w:jc w:val="both"/>
+        <w:rPr>
+          <w:sz w:val="24"/>
+          <w:szCs w:val="24"/>
+        </w:rPr>
+      </w:pPr>
+      <w:r>
+        <w:rPr>
+          <w:sz w:val="24"/>
+          <w:szCs w:val="24"/>
+        </w:rPr>
+        <w:t>When it comes to using supervised learning approach in this study, it acts as classification task instead of regression as the goal is to label a certain spatial and temporal unit as either a hotspot or not. Also, similar approach has been used when it comes to predicting severity of each hotspot based on the predefined severity assigned to each road accident.</w:t>
+      </w:r>
+    </w:p>
+    <w:p>
+      <w:pPr>
+        <w:spacing w:line="360" w:lineRule="auto"/>
+        <w:jc w:val="both"/>
+        <w:rPr>
+          <w:sz w:val="24"/>
+          <w:szCs w:val="24"/>
+        </w:rPr>
+      </w:pPr>
+    </w:p>
+    <w:p>
+      <w:pPr>
+        <w:spacing w:line="360" w:lineRule="auto"/>
+        <w:jc w:val="both"/>
+        <w:rPr>
+          <w:sz w:val="24"/>
+          <w:szCs w:val="24"/>
+        </w:rPr>
+      </w:pPr>
+    </w:p>
+    <w:p>
+      <w:pPr>
+        <w:spacing w:line="360" w:lineRule="auto"/>
+        <w:jc w:val="both"/>
+        <w:rPr>
+          <w:sz w:val="24"/>
+          <w:szCs w:val="24"/>
+        </w:rPr>
+      </w:pPr>
+    </w:p>
+    <w:p>
+      <w:pPr>
+        <w:spacing w:line="360" w:lineRule="auto"/>
+        <w:jc w:val="both"/>
+        <w:rPr>
+          <w:sz w:val="24"/>
+          <w:szCs w:val="24"/>
+        </w:rPr>
+      </w:pPr>
+    </w:p>
+    <w:p>
+      <w:pPr>
+        <w:spacing w:line="360" w:lineRule="auto"/>
+        <w:jc w:val="both"/>
+        <w:rPr>
+          <w:sz w:val="24"/>
+          <w:szCs w:val="24"/>
+        </w:rPr>
+      </w:pPr>
+    </w:p>
+    <w:p>
+      <w:pPr>
+        <w:spacing w:line="360" w:lineRule="auto"/>
+        <w:jc w:val="both"/>
+        <w:rPr>
+          <w:sz w:val="24"/>
+          <w:szCs w:val="24"/>
+        </w:rPr>
+      </w:pPr>
+    </w:p>
+    <w:p>
+      <w:pPr>
+        <w:spacing w:line="360" w:lineRule="auto"/>
+        <w:jc w:val="both"/>
+        <w:rPr>
+          <w:sz w:val="24"/>
+          <w:szCs w:val="24"/>
+        </w:rPr>
+      </w:pPr>
+    </w:p>
+    <w:p>
+      <w:pPr>
+        <w:spacing w:line="360" w:lineRule="auto"/>
+        <w:jc w:val="both"/>
+        <w:rPr>
+          <w:sz w:val="24"/>
+          <w:szCs w:val="24"/>
+        </w:rPr>
+      </w:pPr>
+    </w:p>
+    <w:p>
+      <w:pPr>
+        <w:spacing w:line="360" w:lineRule="auto"/>
+        <w:jc w:val="both"/>
+        <w:rPr>
+          <w:sz w:val="24"/>
+          <w:szCs w:val="24"/>
+        </w:rPr>
+      </w:pPr>
+    </w:p>
+    <w:p>
+      <w:pPr>
+        <w:spacing w:line="360" w:lineRule="auto"/>
+        <w:jc w:val="both"/>
+        <w:rPr>
+          <w:sz w:val="24"/>
+          <w:szCs w:val="24"/>
+        </w:rPr>
+      </w:pPr>
+      <w:r>
+        <w:rPr>
+          <w:b/>
+          <w:bCs/>
+          <w:color w:val="000000" w:themeColor="text1"/>
+          <w:sz w:val="24"/>
+          <w:szCs w:val="24"/>
+        </w:rPr>
+        <w:t>2.2.</w:t>
+      </w:r>
+      <w:r>
+        <w:rPr>
+          <w:b/>
+          <w:bCs/>
+          <w:color w:val="000000" w:themeColor="text1"/>
+          <w:sz w:val="24"/>
+          <w:szCs w:val="24"/>
+        </w:rPr>
+        <w:t>2</w:t>
+      </w:r>
+      <w:r>
+        <w:rPr>
+          <w:b/>
+          <w:bCs/>
+          <w:color w:val="000000" w:themeColor="text1"/>
+          <w:sz w:val="24"/>
+          <w:szCs w:val="24"/>
+        </w:rPr>
+        <w:t xml:space="preserve"> </w:t>
+      </w:r>
+      <w:r>
+        <w:rPr>
+          <w:b/>
+          <w:bCs/>
+          <w:color w:val="000000" w:themeColor="text1"/>
+          <w:sz w:val="24"/>
+          <w:szCs w:val="24"/>
+        </w:rPr>
+        <w:t>Spatiotemporal Analysis</w:t>
+      </w:r>
+      <w:r>
+        <w:rPr>
+          <w:b/>
+          <w:bCs/>
+          <w:color w:val="000000" w:themeColor="text1"/>
+          <w:sz w:val="24"/>
+          <w:szCs w:val="24"/>
+        </w:rPr>
+        <w:t xml:space="preserve"> </w:t>
+      </w:r>
+    </w:p>
+    <w:p>
+      <w:pPr>
+        <w:spacing w:line="360" w:lineRule="auto"/>
+        <w:jc w:val="both"/>
+        <w:rPr>
+          <w:sz w:val="24"/>
+          <w:szCs w:val="24"/>
+        </w:rPr>
+      </w:pPr>
+      <w:r>
+        <w:rPr>
+          <w:sz w:val="24"/>
+          <w:szCs w:val="24"/>
+        </w:rPr>
+        <w:t xml:space="preserve">Events like occurrence of traffic accident depends heavily on geographic locations and the time of the day. However, most of the existing studies implement these kinds of frameworks by considering geographic locations/space (spatial) and time (temporal) as 2 separate entities, which can lead to incomplete predictions. As a solution for this, we can incorporate techniques like spatiotemporal analysis which helps us to understand how patterns related to events like occurrence of road traffic accident hotspots changes with the time and geographic locations </w:t>
+      </w:r>
+      <w:r>
+        <w:rPr>
+          <w:sz w:val="24"/>
+          <w:szCs w:val="24"/>
+        </w:rPr>
+        <w:t>(Turab et al., 2026)</w:t>
+      </w:r>
+      <w:r>
+        <w:rPr>
+          <w:sz w:val="24"/>
+          <w:szCs w:val="24"/>
+        </w:rPr>
+        <w:t xml:space="preserve">. </w:t>
+      </w:r>
+    </w:p>
+    <w:p>
+      <w:pPr>
+        <w:spacing w:line="360" w:lineRule="auto"/>
+        <w:jc w:val="both"/>
+        <w:rPr>
+          <w:sz w:val="24"/>
+          <w:szCs w:val="24"/>
+        </w:rPr>
+      </w:pPr>
+    </w:p>
+    <w:p>
+      <w:pPr>
+        <w:spacing w:line="360" w:lineRule="auto"/>
+        <w:jc w:val="both"/>
+        <w:rPr>
+          <w:sz w:val="24"/>
+          <w:szCs w:val="24"/>
+        </w:rPr>
+      </w:pPr>
+      <w:r>
+        <w:rPr>
+          <w:sz w:val="24"/>
+          <w:szCs w:val="24"/>
+        </w:rPr>
+        <w:t xml:space="preserve">Like mentioned earlier, road traffic accidents are not uniformly distributed across geographic locations and time. Instead, many factors like traffic conditions, date, time of the day, weather during the occurrence of the accident, and even historical trends contribute to occurrence of such accident. Therefore, considering only one among spatial and temporal changes can lead to missing detail in each other. Accordingly, by using spatiotemporal analysis, we can enable a machine learning model to learn patterns across both space and time, instead of making it to consider accidents as static events. </w:t>
+      </w:r>
+    </w:p>
+    <w:p>
+      <w:pPr>
+        <w:spacing w:line="360" w:lineRule="auto"/>
+        <w:jc w:val="both"/>
+        <w:rPr>
+          <w:sz w:val="24"/>
+          <w:szCs w:val="24"/>
+        </w:rPr>
+      </w:pPr>
+    </w:p>
+    <w:p>
+      <w:pPr>
+        <w:spacing w:line="360" w:lineRule="auto"/>
+        <w:jc w:val="both"/>
+        <w:rPr>
+          <w:sz w:val="24"/>
+          <w:szCs w:val="24"/>
+        </w:rPr>
+      </w:pPr>
+      <w:r>
+        <w:rPr>
+          <w:sz w:val="24"/>
+          <w:szCs w:val="24"/>
+        </w:rPr>
+        <w:t>Accordingly, when it comes to this study, it implements spatiotemporal analysis via considering factors like time trends related to road accidents, environmental or weather features, and even by creating spatial units via Uber’s H3 Spatial Indexing.</w:t>
+      </w:r>
+    </w:p>
+    <w:p>
+      <w:pPr>
+        <w:spacing w:line="360" w:lineRule="auto"/>
+        <w:jc w:val="both"/>
+        <w:rPr>
+          <w:sz w:val="24"/>
+          <w:szCs w:val="24"/>
+        </w:rPr>
+      </w:pPr>
+    </w:p>
+    <w:p>
+      <w:pPr>
+        <w:spacing w:line="360" w:lineRule="auto"/>
+        <w:jc w:val="both"/>
+        <w:rPr>
+          <w:sz w:val="24"/>
+          <w:szCs w:val="24"/>
+        </w:rPr>
+      </w:pPr>
+    </w:p>
+    <w:p>
+      <w:pPr>
+        <w:spacing w:line="360" w:lineRule="auto"/>
+        <w:jc w:val="both"/>
+        <w:rPr>
+          <w:sz w:val="24"/>
+          <w:szCs w:val="24"/>
+        </w:rPr>
+      </w:pPr>
+    </w:p>
+    <w:p>
+      <w:pPr>
+        <w:spacing w:line="360" w:lineRule="auto"/>
+        <w:jc w:val="both"/>
+        <w:rPr>
+          <w:sz w:val="24"/>
+          <w:szCs w:val="24"/>
+        </w:rPr>
+      </w:pPr>
+    </w:p>
+    <w:p>
+      <w:pPr>
+        <w:spacing w:line="360" w:lineRule="auto"/>
+        <w:jc w:val="both"/>
+        <w:rPr>
+          <w:sz w:val="24"/>
+          <w:szCs w:val="24"/>
+        </w:rPr>
+      </w:pPr>
+    </w:p>
+    <w:p>
+      <w:pPr>
+        <w:spacing w:line="360" w:lineRule="auto"/>
+        <w:jc w:val="both"/>
+        <w:rPr>
+          <w:sz w:val="24"/>
+          <w:szCs w:val="24"/>
+        </w:rPr>
+      </w:pPr>
+    </w:p>
+    <w:p>
+      <w:pPr>
+        <w:spacing w:line="360" w:lineRule="auto"/>
+        <w:jc w:val="both"/>
+        <w:rPr>
+          <w:sz w:val="24"/>
+          <w:szCs w:val="24"/>
+        </w:rPr>
+      </w:pPr>
+    </w:p>
+    <w:p>
+      <w:pPr>
+        <w:spacing w:line="360" w:lineRule="auto"/>
+        <w:jc w:val="both"/>
+        <w:rPr>
+          <w:sz w:val="24"/>
+          <w:szCs w:val="24"/>
+        </w:rPr>
+      </w:pPr>
+    </w:p>
+    <w:p>
+      <w:pPr>
+        <w:spacing w:line="360" w:lineRule="auto"/>
+        <w:jc w:val="both"/>
+        <w:rPr>
+          <w:sz w:val="24"/>
+          <w:szCs w:val="24"/>
+        </w:rPr>
+      </w:pPr>
+    </w:p>
+    <w:p>
+      <w:pPr>
+        <w:spacing w:line="360" w:lineRule="auto"/>
+        <w:jc w:val="both"/>
+        <w:rPr>
+          <w:sz w:val="24"/>
+          <w:szCs w:val="24"/>
+        </w:rPr>
+      </w:pPr>
+    </w:p>
+    <w:p>
+      <w:pPr>
+        <w:spacing w:line="360" w:lineRule="auto"/>
+        <w:jc w:val="both"/>
+        <w:rPr>
+          <w:sz w:val="24"/>
+          <w:szCs w:val="24"/>
+        </w:rPr>
+      </w:pPr>
+    </w:p>
+    <w:p>
+      <w:pPr>
+        <w:spacing w:line="360" w:lineRule="auto"/>
+        <w:jc w:val="both"/>
+        <w:rPr>
+          <w:sz w:val="24"/>
+          <w:szCs w:val="24"/>
+        </w:rPr>
+      </w:pPr>
+      <w:r>
+        <w:rPr>
+          <w:b/>
+          <w:bCs/>
+          <w:color w:val="000000" w:themeColor="text1"/>
+          <w:sz w:val="24"/>
+          <w:szCs w:val="24"/>
+        </w:rPr>
+        <w:t>2.2.</w:t>
+      </w:r>
+      <w:r>
+        <w:rPr>
+          <w:b/>
+          <w:bCs/>
+          <w:color w:val="000000" w:themeColor="text1"/>
+          <w:sz w:val="24"/>
+          <w:szCs w:val="24"/>
+        </w:rPr>
+        <w:t>3</w:t>
+      </w:r>
+      <w:r>
+        <w:rPr>
+          <w:b/>
+          <w:bCs/>
+          <w:color w:val="000000" w:themeColor="text1"/>
+          <w:sz w:val="24"/>
+          <w:szCs w:val="24"/>
+        </w:rPr>
+        <w:t xml:space="preserve"> </w:t>
+      </w:r>
+      <w:r>
+        <w:rPr>
+          <w:b/>
+          <w:bCs/>
+          <w:color w:val="000000" w:themeColor="text1"/>
+          <w:sz w:val="24"/>
+          <w:szCs w:val="24"/>
+        </w:rPr>
+        <w:t>Explainable Artificial Intelligence (XAI)</w:t>
+      </w:r>
+      <w:r>
+        <w:rPr>
+          <w:b/>
+          <w:bCs/>
+          <w:color w:val="000000" w:themeColor="text1"/>
+          <w:sz w:val="24"/>
+          <w:szCs w:val="24"/>
+        </w:rPr>
+        <w:t xml:space="preserve"> </w:t>
+      </w:r>
+    </w:p>
+    <w:p>
+      <w:pPr>
+        <w:spacing w:line="360" w:lineRule="auto"/>
+        <w:jc w:val="both"/>
+        <w:rPr>
+          <w:sz w:val="24"/>
+          <w:szCs w:val="24"/>
+        </w:rPr>
+      </w:pPr>
+      <w:r>
+        <w:rPr>
+          <w:sz w:val="24"/>
+          <w:szCs w:val="24"/>
+        </w:rPr>
+        <w:t xml:space="preserve">As mentioned earlier, machine learning can be really good when it comes to predictive performance. However, despite being good at prediction, those machined learning models are considered as black box systems as a result of difficulties in understanding the decision making process of such models by humans.  This limited transparency can result in limited adaptation of such technologies in safety critical areas like transportation. As a solution for these kinds of problems Explainable AI (XAI) techniques has been introduced </w:t>
+      </w:r>
+      <w:r>
+        <w:rPr>
+          <w:sz w:val="24"/>
+          <w:szCs w:val="24"/>
+        </w:rPr>
+        <w:t>(Ali et al., 2023)</w:t>
+      </w:r>
+      <w:r>
+        <w:rPr>
+          <w:sz w:val="24"/>
+          <w:szCs w:val="24"/>
+        </w:rPr>
+        <w:t xml:space="preserve">. </w:t>
+      </w:r>
+    </w:p>
+    <w:p>
+      <w:pPr>
+        <w:spacing w:line="360" w:lineRule="auto"/>
+        <w:jc w:val="both"/>
+        <w:rPr>
+          <w:sz w:val="24"/>
+          <w:szCs w:val="24"/>
+        </w:rPr>
+      </w:pPr>
+    </w:p>
+    <w:p>
+      <w:pPr>
+        <w:spacing w:line="360" w:lineRule="auto"/>
+        <w:jc w:val="both"/>
+        <w:rPr>
+          <w:sz w:val="24"/>
+          <w:szCs w:val="24"/>
+        </w:rPr>
+      </w:pPr>
+      <w:r>
+        <w:rPr>
+          <w:sz w:val="24"/>
+          <w:szCs w:val="24"/>
+        </w:rPr>
+        <w:t xml:space="preserve">Accordingly, by using XAI, we can understand how a certain prediction is made by a machine model and what input features contributed most for that prediction. Techniques like these, improve the model interpretability and thereby their transparency which helps to improve their adaptation in safety critical domains </w:t>
+      </w:r>
+      <w:r>
+        <w:rPr>
+          <w:sz w:val="24"/>
+          <w:szCs w:val="24"/>
+        </w:rPr>
+        <w:t>(Ali et al., 2023)</w:t>
+      </w:r>
+      <w:r>
+        <w:rPr>
+          <w:sz w:val="24"/>
+          <w:szCs w:val="24"/>
+        </w:rPr>
+        <w:t>.</w:t>
+      </w:r>
+    </w:p>
+    <w:p>
+      <w:pPr>
+        <w:spacing w:line="360" w:lineRule="auto"/>
+        <w:jc w:val="both"/>
+        <w:rPr>
+          <w:sz w:val="24"/>
+          <w:szCs w:val="24"/>
+        </w:rPr>
+      </w:pPr>
+    </w:p>
+    <w:p>
+      <w:pPr>
+        <w:spacing w:line="360" w:lineRule="auto"/>
+        <w:jc w:val="both"/>
+        <w:rPr>
+          <w:sz w:val="24"/>
+          <w:szCs w:val="24"/>
+        </w:rPr>
+      </w:pPr>
+      <w:r>
+        <w:rPr>
+          <w:sz w:val="24"/>
+          <w:szCs w:val="24"/>
+        </w:rPr>
+        <w:t xml:space="preserve">The specific XAI techniques that we use for this study is </w:t>
+      </w:r>
+      <w:r>
+        <w:rPr>
+          <w:b/>
+          <w:bCs/>
+          <w:sz w:val="24"/>
+          <w:szCs w:val="24"/>
+        </w:rPr>
+        <w:t>SHapley Additive exPlanations</w:t>
+      </w:r>
+      <w:r>
+        <w:rPr>
+          <w:sz w:val="24"/>
+          <w:szCs w:val="24"/>
+        </w:rPr>
+        <w:t xml:space="preserve"> </w:t>
+      </w:r>
+      <w:r>
+        <w:rPr>
+          <w:b/>
+          <w:bCs/>
+          <w:sz w:val="24"/>
+          <w:szCs w:val="24"/>
+        </w:rPr>
+        <w:t>(SHAP)</w:t>
+      </w:r>
+      <w:r>
+        <w:rPr>
+          <w:b/>
+          <w:bCs/>
+          <w:sz w:val="24"/>
+          <w:szCs w:val="24"/>
+        </w:rPr>
+        <w:t xml:space="preserve"> which</w:t>
+      </w:r>
+      <w:r>
+        <w:rPr>
+          <w:sz w:val="24"/>
+          <w:szCs w:val="24"/>
+        </w:rPr>
+        <w:t xml:space="preserve"> is based on Shapely values from cooperative game theory. Accordingly in this method each feature’s contribution to certain predication is calculated by observing how the prediction of a machine learning changes when features of a dataset added or removed across all possible combinations </w:t>
+      </w:r>
+      <w:r>
+        <w:rPr>
+          <w:sz w:val="24"/>
+          <w:szCs w:val="24"/>
+        </w:rPr>
+        <w:t>(Lundberg &amp; Lee, 2017)</w:t>
+      </w:r>
+      <w:r>
+        <w:rPr>
+          <w:sz w:val="24"/>
+          <w:szCs w:val="24"/>
+        </w:rPr>
+        <w:t>. Moreover, SHAP can provide both global feature explanation, which helps us to understand overall feature importance of the whole dataset and local feature explanation, which helps us to understand each feature’s contribution to a certain predication.</w:t>
+      </w:r>
+    </w:p>
+    <w:p>
+      <w:pPr>
+        <w:spacing w:line="360" w:lineRule="auto"/>
+        <w:jc w:val="both"/>
+        <w:rPr>
+          <w:sz w:val="24"/>
+          <w:szCs w:val="24"/>
+        </w:rPr>
+      </w:pPr>
+    </w:p>
+    <w:p>
+      <w:pPr>
+        <w:spacing w:line="360" w:lineRule="auto"/>
+        <w:jc w:val="both"/>
+        <w:rPr>
+          <w:sz w:val="24"/>
+          <w:szCs w:val="24"/>
+        </w:rPr>
+      </w:pPr>
+      <w:r>
+        <w:rPr>
+          <w:sz w:val="24"/>
+          <w:szCs w:val="24"/>
+        </w:rPr>
+        <w:t>Accordingly when it comes to this study, SHAP is used to understand how feature like spatiotemporal and weather condition contributed to a certain accident hotspot and severity prediction, improving adaptation of such frameworks in safety critical domains such as transportation.</w:t>
+      </w:r>
+    </w:p>
+    <w:p>
+      <w:pPr>
+        <w:spacing w:line="360" w:lineRule="auto"/>
+        <w:jc w:val="both"/>
+        <w:rPr>
+          <w:sz w:val="24"/>
+          <w:szCs w:val="24"/>
+        </w:rPr>
+      </w:pPr>
+    </w:p>
+    <w:p>
+      <w:pPr>
+        <w:spacing w:line="360" w:lineRule="auto"/>
+        <w:jc w:val="both"/>
+        <w:rPr>
+          <w:sz w:val="24"/>
+          <w:szCs w:val="24"/>
+        </w:rPr>
+      </w:pPr>
+    </w:p>
+    <w:p>
+      <w:pPr>
+        <w:spacing w:line="360" w:lineRule="auto"/>
+        <w:jc w:val="both"/>
+        <w:rPr>
+          <w:sz w:val="24"/>
+          <w:szCs w:val="24"/>
+        </w:rPr>
+      </w:pPr>
+    </w:p>
+    <w:p>
+      <w:pPr>
+        <w:spacing w:line="360" w:lineRule="auto"/>
+        <w:jc w:val="both"/>
+        <w:rPr>
+          <w:sz w:val="24"/>
+          <w:szCs w:val="24"/>
+        </w:rPr>
+      </w:pPr>
+    </w:p>
+    <w:p>
+      <w:pPr>
+        <w:spacing w:line="360" w:lineRule="auto"/>
+        <w:jc w:val="both"/>
+        <w:rPr>
+          <w:b/>
+          <w:bCs/>
+          <w:color w:val="000000" w:themeColor="text1"/>
+          <w:sz w:val="24"/>
+          <w:szCs w:val="24"/>
+        </w:rPr>
+      </w:pPr>
+      <w:r>
+        <w:rPr>
+          <w:b/>
+          <w:bCs/>
+          <w:color w:val="000000" w:themeColor="text1"/>
+          <w:sz w:val="24"/>
+          <w:szCs w:val="24"/>
+        </w:rPr>
+        <w:t>2.2.</w:t>
+      </w:r>
+      <w:r>
+        <w:rPr>
+          <w:b/>
+          <w:bCs/>
+          <w:color w:val="000000" w:themeColor="text1"/>
+          <w:sz w:val="24"/>
+          <w:szCs w:val="24"/>
+        </w:rPr>
+        <w:t>4</w:t>
+      </w:r>
+      <w:r>
+        <w:rPr>
+          <w:b/>
+          <w:bCs/>
+          <w:color w:val="000000" w:themeColor="text1"/>
+          <w:sz w:val="24"/>
+          <w:szCs w:val="24"/>
+        </w:rPr>
+        <w:t xml:space="preserve"> </w:t>
+      </w:r>
+      <w:r>
+        <w:rPr>
+          <w:b/>
+          <w:bCs/>
+          <w:color w:val="000000" w:themeColor="text1"/>
+          <w:sz w:val="24"/>
+          <w:szCs w:val="24"/>
+        </w:rPr>
+        <w:t>Lambda (</w:t>
+      </w:r>
+      <w:r>
+        <w:rPr>
+          <w:b/>
+          <w:bCs/>
+          <w:color w:val="000000" w:themeColor="text1"/>
+          <w:sz w:val="24"/>
+          <w:szCs w:val="24"/>
+        </w:rPr>
+        <w:t>Λ</w:t>
+      </w:r>
+      <w:r>
+        <w:rPr>
+          <w:b/>
+          <w:bCs/>
+          <w:color w:val="000000" w:themeColor="text1"/>
+          <w:sz w:val="24"/>
+          <w:szCs w:val="24"/>
+        </w:rPr>
+        <w:t>) and Omega (</w:t>
+      </w:r>
+      <w:r>
+        <w:rPr>
+          <w:b/>
+          <w:bCs/>
+          <w:color w:val="000000" w:themeColor="text1"/>
+          <w:sz w:val="24"/>
+          <w:szCs w:val="24"/>
+        </w:rPr>
+        <w:t>Ω</w:t>
+      </w:r>
+      <w:r>
+        <w:rPr>
+          <w:b/>
+          <w:bCs/>
+          <w:color w:val="000000" w:themeColor="text1"/>
+          <w:sz w:val="24"/>
+          <w:szCs w:val="24"/>
+        </w:rPr>
+        <w:t>) Contribution in Design Science Research (DSR)</w:t>
+      </w:r>
+      <w:r>
+        <w:rPr>
+          <w:b/>
+          <w:bCs/>
+          <w:color w:val="000000" w:themeColor="text1"/>
+          <w:sz w:val="24"/>
+          <w:szCs w:val="24"/>
+        </w:rPr>
+        <w:t xml:space="preserve"> </w:t>
+      </w:r>
+    </w:p>
+    <w:p>
+      <w:pPr>
+        <w:spacing w:line="360" w:lineRule="auto"/>
+        <w:jc w:val="both"/>
+        <w:rPr>
+          <w:sz w:val="24"/>
+          <w:szCs w:val="24"/>
+        </w:rPr>
+      </w:pPr>
+      <w:r>
+        <w:rPr>
+          <w:sz w:val="24"/>
+          <w:szCs w:val="24"/>
+        </w:rPr>
+        <w:t xml:space="preserve">Traditional research mostly focuses on understanding or explaining existing phenomena. But when it comes to Design Scient Research (DSR), it involves design, development and evaluation of an artefact that can be used to solve a specific social or organizational problem. Accordingly, this research methodology helps to output a artefact along with proof that the relevant artefact is rigorously evaluated while ensuring its relevance to practical world.  </w:t>
+      </w:r>
+    </w:p>
+    <w:p>
+      <w:pPr>
+        <w:spacing w:line="360" w:lineRule="auto"/>
+        <w:jc w:val="both"/>
+        <w:rPr>
+          <w:sz w:val="24"/>
+          <w:szCs w:val="24"/>
+        </w:rPr>
+      </w:pPr>
+    </w:p>
+    <w:p>
+      <w:pPr>
+        <w:spacing w:line="360" w:lineRule="auto"/>
+        <w:jc w:val="both"/>
+        <w:rPr>
+          <w:sz w:val="24"/>
+          <w:szCs w:val="24"/>
+        </w:rPr>
+      </w:pPr>
+      <w:r>
+        <w:rPr>
+          <w:sz w:val="24"/>
+          <w:szCs w:val="24"/>
+        </w:rPr>
+        <w:t>When it comes to DSR project, it can be classified into 2 parts as Lambda (</w:t>
+      </w:r>
+      <w:r>
+        <w:rPr>
+          <w:color w:val="000000" w:themeColor="text1"/>
+          <w:sz w:val="24"/>
+          <w:szCs w:val="24"/>
+        </w:rPr>
+        <w:t>Λ</w:t>
+      </w:r>
+      <w:r>
+        <w:rPr>
+          <w:sz w:val="24"/>
+          <w:szCs w:val="24"/>
+        </w:rPr>
+        <w:t>) and Omega (</w:t>
+      </w:r>
+      <w:r>
+        <w:rPr>
+          <w:color w:val="000000" w:themeColor="text1"/>
+          <w:sz w:val="24"/>
+          <w:szCs w:val="24"/>
+        </w:rPr>
+        <w:t>Ω</w:t>
+      </w:r>
+      <w:r>
+        <w:rPr>
+          <w:b/>
+          <w:bCs/>
+          <w:color w:val="000000" w:themeColor="text1"/>
+          <w:sz w:val="24"/>
+          <w:szCs w:val="24"/>
+        </w:rPr>
+        <w:t xml:space="preserve">) </w:t>
+      </w:r>
+      <w:r>
+        <w:rPr>
+          <w:color w:val="000000" w:themeColor="text1"/>
+          <w:sz w:val="24"/>
+          <w:szCs w:val="24"/>
+        </w:rPr>
+        <w:t xml:space="preserve">based on its knowledge contribution. Accordingly, </w:t>
+      </w:r>
+      <w:r>
+        <w:rPr>
+          <w:sz w:val="24"/>
+          <w:szCs w:val="24"/>
+        </w:rPr>
+        <w:t>Lambda (</w:t>
+      </w:r>
+      <w:r>
+        <w:rPr>
+          <w:color w:val="000000" w:themeColor="text1"/>
+          <w:sz w:val="24"/>
+          <w:szCs w:val="24"/>
+        </w:rPr>
+        <w:t>Λ</w:t>
+      </w:r>
+      <w:r>
+        <w:rPr>
+          <w:sz w:val="24"/>
+          <w:szCs w:val="24"/>
+        </w:rPr>
+        <w:t xml:space="preserve">) contribution is more focused on delivering technical designs, development, and evaluation of a certain artefact and its more about proving that the relevant artefact can be implemented technically to solve a specific problem. Overall lambda contribution is about outputting a methodological rigorous artifact that is novel, technical feasible and being a product that can solve a real-world problem rather than proving its impact via findings </w:t>
+      </w:r>
+      <w:r>
+        <w:rPr>
+          <w:sz w:val="24"/>
+          <w:szCs w:val="24"/>
+        </w:rPr>
+        <w:t>(Gregor &amp; Hevner, 2013)</w:t>
+      </w:r>
+      <w:r>
+        <w:rPr>
+          <w:sz w:val="24"/>
+          <w:szCs w:val="24"/>
+        </w:rPr>
+        <w:t>.</w:t>
+      </w:r>
+    </w:p>
+    <w:p>
+      <w:pPr>
+        <w:spacing w:line="360" w:lineRule="auto"/>
+        <w:jc w:val="both"/>
+        <w:rPr>
+          <w:sz w:val="24"/>
+          <w:szCs w:val="24"/>
+        </w:rPr>
+      </w:pPr>
+    </w:p>
+    <w:p>
+      <w:pPr>
+        <w:spacing w:line="360" w:lineRule="auto"/>
+        <w:jc w:val="both"/>
+        <w:rPr>
+          <w:sz w:val="24"/>
+          <w:szCs w:val="24"/>
+        </w:rPr>
+      </w:pPr>
+      <w:r>
+        <w:rPr>
+          <w:sz w:val="24"/>
+          <w:szCs w:val="24"/>
+        </w:rPr>
+        <w:t>On the other hand, Omega (</w:t>
+      </w:r>
+      <w:r>
+        <w:rPr>
+          <w:color w:val="000000" w:themeColor="text1"/>
+          <w:sz w:val="24"/>
+          <w:szCs w:val="24"/>
+        </w:rPr>
+        <w:t>Ω</w:t>
+      </w:r>
+      <w:r>
+        <w:rPr>
+          <w:sz w:val="24"/>
+          <w:szCs w:val="24"/>
+        </w:rPr>
+        <w:t xml:space="preserve">) contribution is more focused on real world impact and insights that can be gained after a certain artefact is deployed in a relevant working environment. Unlike lambda contribution which only shows certain artefact can be developed using the method that describe in the dissertation, Omega contribution requires proving the developed artefact can provide real world insights via the output of the artefact and improves organization performance, which requires additional evaluation to make sure that such insights are authentic </w:t>
+      </w:r>
+      <w:r>
+        <w:rPr>
+          <w:sz w:val="24"/>
+          <w:szCs w:val="24"/>
+        </w:rPr>
+        <w:t>(Gregor &amp; Hevner, 2013)</w:t>
+      </w:r>
+      <w:r>
+        <w:rPr>
+          <w:sz w:val="24"/>
+          <w:szCs w:val="24"/>
+        </w:rPr>
+        <w:t xml:space="preserve">. </w:t>
+      </w:r>
+    </w:p>
+    <w:p>
+      <w:pPr>
+        <w:spacing w:line="360" w:lineRule="auto"/>
+        <w:jc w:val="both"/>
+        <w:rPr>
+          <w:sz w:val="24"/>
+          <w:szCs w:val="24"/>
+        </w:rPr>
+      </w:pPr>
+    </w:p>
+    <w:p>
+      <w:pPr>
+        <w:spacing w:line="360" w:lineRule="auto"/>
+        <w:jc w:val="both"/>
+        <w:rPr>
+          <w:sz w:val="24"/>
+          <w:szCs w:val="24"/>
+        </w:rPr>
+      </w:pPr>
+      <w:r>
+        <w:rPr>
+          <w:sz w:val="24"/>
+          <w:szCs w:val="24"/>
+        </w:rPr>
+        <w:t xml:space="preserve">When it comes to this study, its more focused on lambda contribution due to some limitation like data scarcity, usage of synthetic data generation and external validation via the organizations like Sri Lanka police itself. As a result of these limitation, this study is </w:t>
+      </w:r>
+      <w:r>
+        <w:rPr>
+          <w:sz w:val="24"/>
+          <w:szCs w:val="24"/>
+        </w:rPr>
+        <w:lastRenderedPageBreak/>
+        <w:t>going to give lesser or no focus for omega contributions. However, the study will output an artefact that can predict traffic accident hotspots and severity via the usage of technologies like machine learning, XAI, and spatiotemporal analysis that is rigorously tested and evaluated for Sri Lankan context, ensuring a Lambda contribution.</w:t>
+      </w:r>
+    </w:p>
+    <w:p>
+      <w:pPr>
+        <w:pStyle w:val="Heading2"/>
+        <w:spacing w:line="360" w:lineRule="auto"/>
+        <w:jc w:val="both"/>
+        <w:rPr>
+          <w:rFonts w:ascii="Times New Roman" w:hAnsi="Times New Roman" w:cs="Times New Roman"/>
+          <w:b/>
+          <w:bCs/>
+          <w:color w:val="000000" w:themeColor="text1"/>
+          <w:sz w:val="28"/>
+          <w:szCs w:val="28"/>
+        </w:rPr>
+      </w:pPr>
+      <w:bookmarkStart w:id="31" w:name="_Toc227497993"/>
+      <w:bookmarkStart w:id="32" w:name="_Toc231561464"/>
+      <w:bookmarkStart w:id="33" w:name="_Toc236227255"/>
+      <w:r>
+        <w:rPr>
+          <w:rFonts w:ascii="Times New Roman" w:hAnsi="Times New Roman" w:cs="Times New Roman"/>
+          <w:b/>
+          <w:bCs/>
+          <w:color w:val="000000" w:themeColor="text1"/>
+          <w:sz w:val="28"/>
+          <w:szCs w:val="28"/>
+        </w:rPr>
+        <w:t>2.</w:t>
+      </w:r>
+      <w:r>
+        <w:rPr>
+          <w:rFonts w:ascii="Times New Roman" w:hAnsi="Times New Roman" w:cs="Times New Roman"/>
+          <w:b/>
+          <w:bCs/>
+          <w:color w:val="000000" w:themeColor="text1"/>
+          <w:sz w:val="28"/>
+          <w:szCs w:val="28"/>
+        </w:rPr>
+        <w:t>3</w:t>
+      </w:r>
+      <w:r>
+        <w:rPr>
+          <w:rFonts w:ascii="Times New Roman" w:hAnsi="Times New Roman" w:cs="Times New Roman"/>
+          <w:b/>
+          <w:bCs/>
+          <w:color w:val="000000" w:themeColor="text1"/>
+          <w:sz w:val="28"/>
+          <w:szCs w:val="28"/>
+        </w:rPr>
         <w:t xml:space="preserve"> Findings by other researchers</w:t>
       </w:r>
-      <w:bookmarkEnd w:id="30"/>
       <w:bookmarkEnd w:id="31"/>
       <w:bookmarkEnd w:id="32"/>
+      <w:bookmarkEnd w:id="33"/>
     </w:p>
     <w:p>
       <w:pPr>
@@ -7981,9 +8675,9 @@
           <w:color w:val="000000" w:themeColor="text1"/>
         </w:rPr>
       </w:pPr>
-      <w:bookmarkStart w:id="33" w:name="_Toc227497994"/>
-      <w:bookmarkStart w:id="34" w:name="_Toc231561465"/>
-      <w:bookmarkStart w:id="35" w:name="_Toc235486827"/>
+      <w:bookmarkStart w:id="34" w:name="_Toc227497994"/>
+      <w:bookmarkStart w:id="35" w:name="_Toc231561465"/>
+      <w:bookmarkStart w:id="36" w:name="_Toc236227256"/>
       <w:r>
         <w:rPr>
           <w:rFonts w:ascii="Times New Roman" w:hAnsi="Times New Roman" w:cs="Times New Roman"/>
@@ -8000,7 +8694,7 @@
           <w:bCs/>
           <w:color w:val="000000" w:themeColor="text1"/>
         </w:rPr>
-        <w:t>2</w:t>
+        <w:t>3</w:t>
       </w:r>
       <w:r>
         <w:rPr>
@@ -8011,8 +8705,8 @@
         </w:rPr>
         <w:t>.1 Machine learning approach to traffic accident analysis and hotspot prediction</w:t>
       </w:r>
-      <w:bookmarkEnd w:id="33"/>
       <w:bookmarkEnd w:id="34"/>
+      <w:bookmarkEnd w:id="35"/>
       <w:r>
         <w:rPr>
           <w:rFonts w:ascii="Times New Roman" w:hAnsi="Times New Roman" w:cs="Times New Roman"/>
@@ -8031,7 +8725,7 @@
         </w:rPr>
         <w:t>(Santos et al., 2021)</w:t>
       </w:r>
-      <w:bookmarkEnd w:id="35"/>
+      <w:bookmarkEnd w:id="36"/>
     </w:p>
     <w:p>
       <w:pPr>
@@ -8272,7 +8966,7 @@
           <w:color w:val="000000" w:themeColor="text1"/>
         </w:rPr>
       </w:pPr>
-      <w:bookmarkStart w:id="36" w:name="_Toc235486828"/>
+      <w:bookmarkStart w:id="37" w:name="_Toc236227257"/>
       <w:r>
         <w:rPr>
           <w:rFonts w:ascii="Times New Roman" w:hAnsi="Times New Roman" w:cs="Times New Roman"/>
@@ -8327,7 +9021,7 @@
         </w:rPr>
         <w:t>Crash Severity Prediction and Hotspot Identification using Machine Learning and Spatial Analysis (Islam et al., 2022)</w:t>
       </w:r>
-      <w:bookmarkEnd w:id="36"/>
+      <w:bookmarkEnd w:id="37"/>
     </w:p>
     <w:p>
       <w:pPr>
@@ -8382,192 +9076,471 @@
           <w:sz w:val="24"/>
           <w:szCs w:val="24"/>
         </w:rPr>
-        <w:t xml:space="preserve">Researchers have trained and evaluated 3 supervised machine learning approaches for severity prediction, namely Random Forest, </w:t>
-      </w:r>
-      <w:proofErr w:type="spellStart"/>
-      <w:r>
-        <w:rPr>
-          <w:color w:val="000000" w:themeColor="text1"/>
+        <w:t xml:space="preserve">Researchers have trained and evaluated 3 supervised machine learning approaches for severity prediction, namely Random Forest, XGBoost, and Logistic Regression. Among them, it is found that Random Forest performed best in their context, achieving 94% accuracy. This study again demonstrates efficiency of supervised machine learning approaches for hotspot and severity prediction. Furthermore, in addition to severity prediction, this study has incorporated Geographic Information System (GIS) based spatial analysis techniques such as </w:t>
+      </w:r>
+      <w:r>
+        <w:rPr>
+          <w:color w:val="000000" w:themeColor="text1"/>
+          <w:sz w:val="24"/>
+          <w:szCs w:val="24"/>
+        </w:rPr>
+        <w:t>Global Moran’s I</w:t>
+      </w:r>
+      <w:r>
+        <w:rPr>
+          <w:color w:val="000000" w:themeColor="text1"/>
+          <w:sz w:val="24"/>
+          <w:szCs w:val="24"/>
+        </w:rPr>
+        <w:t xml:space="preserve"> and </w:t>
+      </w:r>
+      <w:r>
+        <w:rPr>
+          <w:color w:val="000000" w:themeColor="text1"/>
+          <w:sz w:val="24"/>
+          <w:szCs w:val="24"/>
+        </w:rPr>
+        <w:t xml:space="preserve">Getis-Ord </w:t>
+      </w:r>
+      <w:r>
+        <w:rPr>
+          <w:rFonts w:ascii="Cambria Math" w:hAnsi="Cambria Math" w:cs="Cambria Math"/>
+          <w:color w:val="000000" w:themeColor="text1"/>
+          <w:sz w:val="24"/>
+          <w:szCs w:val="24"/>
+        </w:rPr>
+        <w:t>𝐺∗𝑖</w:t>
+      </w:r>
+      <w:r>
+        <w:rPr>
+          <w:rFonts w:ascii="Cambria Math" w:hAnsi="Cambria Math" w:cs="Cambria Math"/>
+          <w:color w:val="000000" w:themeColor="text1"/>
+          <w:sz w:val="24"/>
+          <w:szCs w:val="24"/>
+        </w:rPr>
+        <w:t xml:space="preserve"> </w:t>
+      </w:r>
+      <w:r>
+        <w:rPr>
+          <w:color w:val="000000" w:themeColor="text1"/>
+          <w:sz w:val="24"/>
+          <w:szCs w:val="24"/>
+        </w:rPr>
+        <w:t>for hotspot identification. Accordingly, results of such analysis highlights that the occurrence of road traffic accidents are based on specific locations with higher risk.</w:t>
+      </w:r>
+    </w:p>
+    <w:p>
+      <w:pPr>
+        <w:spacing w:line="360" w:lineRule="auto"/>
+        <w:jc w:val="both"/>
+        <w:rPr>
+          <w:sz w:val="24"/>
+          <w:szCs w:val="24"/>
+        </w:rPr>
+      </w:pPr>
+    </w:p>
+    <w:p>
+      <w:pPr>
+        <w:spacing w:line="360" w:lineRule="auto"/>
+        <w:jc w:val="both"/>
+        <w:rPr>
+          <w:sz w:val="24"/>
+          <w:szCs w:val="24"/>
+        </w:rPr>
+      </w:pPr>
+      <w:r>
+        <w:rPr>
+          <w:sz w:val="24"/>
+          <w:szCs w:val="24"/>
+        </w:rPr>
+        <w:t>Accordingly, this research shows the importance of combining machine learning models with spatial techniques for severity prediction and hotspot identification and how such framework can benefit transportation authorities in decision making and redcuing road traffic accidents.</w:t>
+      </w:r>
+    </w:p>
+    <w:p>
+      <w:pPr>
+        <w:spacing w:line="360" w:lineRule="auto"/>
+        <w:jc w:val="both"/>
+        <w:rPr>
+          <w:sz w:val="24"/>
+          <w:szCs w:val="24"/>
+        </w:rPr>
+      </w:pPr>
+    </w:p>
+    <w:p>
+      <w:pPr>
+        <w:spacing w:line="360" w:lineRule="auto"/>
+        <w:jc w:val="both"/>
+        <w:rPr>
+          <w:sz w:val="24"/>
+          <w:szCs w:val="24"/>
+        </w:rPr>
+      </w:pPr>
+      <w:r>
+        <w:rPr>
+          <w:sz w:val="24"/>
+          <w:szCs w:val="24"/>
+        </w:rPr>
+        <w:t>However, this research is also limited Saudi Arabian context and not validates against Sri Lankan context. Moreover, usage of Explainable AI techniques and analysis of temporal patterns are highly under explored, leaving gap in combining spatiotemporal analysis along with Explainable AI for accident hotspot prediction and severity classification (</w:t>
+      </w:r>
+      <w:r>
+        <w:rPr>
+          <w:sz w:val="24"/>
+          <w:szCs w:val="24"/>
+        </w:rPr>
+        <w:t>Islam et al., 2022).</w:t>
+      </w:r>
+    </w:p>
+    <w:p>
+      <w:pPr>
+        <w:spacing w:line="360" w:lineRule="auto"/>
+        <w:jc w:val="both"/>
+        <w:rPr>
+          <w:sz w:val="24"/>
+          <w:szCs w:val="24"/>
+        </w:rPr>
+      </w:pPr>
+    </w:p>
+    <w:p>
+      <w:pPr>
+        <w:spacing w:line="360" w:lineRule="auto"/>
+        <w:jc w:val="both"/>
+        <w:rPr>
+          <w:sz w:val="24"/>
+          <w:szCs w:val="24"/>
+        </w:rPr>
+      </w:pPr>
+    </w:p>
+    <w:p>
+      <w:pPr>
+        <w:spacing w:line="360" w:lineRule="auto"/>
+        <w:jc w:val="both"/>
+        <w:rPr>
+          <w:sz w:val="24"/>
+          <w:szCs w:val="24"/>
+        </w:rPr>
+      </w:pPr>
+    </w:p>
+    <w:p>
+      <w:pPr>
+        <w:pStyle w:val="Heading3"/>
+        <w:spacing w:line="360" w:lineRule="auto"/>
+        <w:jc w:val="both"/>
+        <w:rPr>
+          <w:rFonts w:ascii="Times New Roman" w:hAnsi="Times New Roman" w:cs="Times New Roman"/>
+          <w:b/>
+          <w:bCs/>
+          <w:color w:val="000000" w:themeColor="text1"/>
+        </w:rPr>
+      </w:pPr>
+      <w:bookmarkStart w:id="38" w:name="_Toc227497995"/>
+      <w:bookmarkStart w:id="39" w:name="_Toc236227258"/>
+      <w:r>
+        <w:rPr>
+          <w:rFonts w:ascii="Times New Roman" w:hAnsi="Times New Roman" w:cs="Times New Roman"/>
+          <w:b/>
+          <w:bCs/>
+          <w:color w:val="000000" w:themeColor="text1"/>
+        </w:rPr>
+        <w:t>2.</w:t>
+      </w:r>
+      <w:r>
+        <w:rPr>
+          <w:rFonts w:ascii="Times New Roman" w:hAnsi="Times New Roman" w:cs="Times New Roman"/>
+          <w:b/>
+          <w:bCs/>
+          <w:color w:val="000000" w:themeColor="text1"/>
+        </w:rPr>
+        <w:t>2</w:t>
+      </w:r>
+      <w:r>
+        <w:rPr>
+          <w:rFonts w:ascii="Times New Roman" w:hAnsi="Times New Roman" w:cs="Times New Roman"/>
+          <w:b/>
+          <w:bCs/>
+          <w:color w:val="000000" w:themeColor="text1"/>
+        </w:rPr>
+        <w:t>.</w:t>
+      </w:r>
+      <w:r>
+        <w:rPr>
+          <w:rFonts w:ascii="Times New Roman" w:hAnsi="Times New Roman" w:cs="Times New Roman"/>
+          <w:b/>
+          <w:bCs/>
+          <w:color w:val="000000" w:themeColor="text1"/>
+        </w:rPr>
+        <w:t>3</w:t>
+      </w:r>
+      <w:r>
+        <w:rPr>
+          <w:rFonts w:ascii="Times New Roman" w:hAnsi="Times New Roman" w:cs="Times New Roman"/>
+          <w:b/>
+          <w:bCs/>
+          <w:color w:val="000000" w:themeColor="text1"/>
+        </w:rPr>
+        <w:t xml:space="preserve"> Machine learning approach for classifying road accident hotspots</w:t>
+      </w:r>
+      <w:bookmarkEnd w:id="38"/>
+      <w:r>
+        <w:rPr>
+          <w:rFonts w:ascii="Times New Roman" w:hAnsi="Times New Roman" w:cs="Times New Roman"/>
+          <w:b/>
+          <w:bCs/>
+          <w:color w:val="000000" w:themeColor="text1"/>
+        </w:rPr>
+        <w:t xml:space="preserve"> (de et al., 2023)</w:t>
+      </w:r>
+      <w:bookmarkEnd w:id="39"/>
+      <w:r>
+        <w:rPr>
+          <w:rFonts w:ascii="Times New Roman" w:hAnsi="Times New Roman" w:cs="Times New Roman"/>
+          <w:b/>
+          <w:bCs/>
+          <w:color w:val="000000" w:themeColor="text1"/>
+        </w:rPr>
+        <w:t xml:space="preserve"> </w:t>
+      </w:r>
+    </w:p>
+    <w:p>
+      <w:pPr>
+        <w:spacing w:line="360" w:lineRule="auto"/>
+        <w:jc w:val="both"/>
+        <w:rPr>
+          <w:color w:val="000000" w:themeColor="text1"/>
+          <w:sz w:val="24"/>
+          <w:szCs w:val="24"/>
+        </w:rPr>
+      </w:pPr>
+      <w:r>
+        <w:rPr>
+          <w:color w:val="000000" w:themeColor="text1"/>
+          <w:sz w:val="24"/>
+          <w:szCs w:val="24"/>
+        </w:rPr>
+        <w:t>de et al.</w:t>
+      </w:r>
+      <w:r>
+        <w:rPr>
+          <w:color w:val="000000" w:themeColor="text1"/>
+          <w:sz w:val="24"/>
+          <w:szCs w:val="24"/>
+        </w:rPr>
+        <w:t xml:space="preserve"> (2023) have already conducted research for identifying road traffic accident locations using supervised machine learning approaches. Additionally, they have also used contextual variables such as weather data that may contribute to traffic accidents.</w:t>
+      </w:r>
+    </w:p>
+    <w:p>
+      <w:pPr>
+        <w:spacing w:line="360" w:lineRule="auto"/>
+        <w:jc w:val="both"/>
+        <w:rPr>
+          <w:color w:val="000000" w:themeColor="text1"/>
+          <w:sz w:val="24"/>
+          <w:szCs w:val="24"/>
+        </w:rPr>
+      </w:pPr>
+    </w:p>
+    <w:p>
+      <w:pPr>
+        <w:spacing w:line="360" w:lineRule="auto"/>
+        <w:jc w:val="both"/>
+        <w:rPr>
+          <w:sz w:val="24"/>
+          <w:szCs w:val="24"/>
+        </w:rPr>
+      </w:pPr>
+      <w:r>
+        <w:rPr>
+          <w:sz w:val="24"/>
+          <w:szCs w:val="24"/>
+        </w:rPr>
+        <w:t xml:space="preserve">When it comes to supervised machine learning approaches, </w:t>
+      </w:r>
+      <w:r>
+        <w:rPr>
+          <w:color w:val="000000" w:themeColor="text1"/>
+          <w:sz w:val="24"/>
+          <w:szCs w:val="24"/>
+        </w:rPr>
+        <w:t>de et al.</w:t>
+      </w:r>
+      <w:r>
+        <w:rPr>
+          <w:color w:val="000000" w:themeColor="text1"/>
+          <w:sz w:val="24"/>
+          <w:szCs w:val="24"/>
+        </w:rPr>
+        <w:t xml:space="preserve"> (2023) have used Support Vector Machine (SVM)</w:t>
+      </w:r>
+      <w:r>
+        <w:rPr>
+          <w:sz w:val="24"/>
+          <w:szCs w:val="24"/>
+        </w:rPr>
+        <w:t>, Random Forest</w:t>
+      </w:r>
+      <w:r>
+        <w:rPr>
+          <w:sz w:val="24"/>
+          <w:szCs w:val="24"/>
+        </w:rPr>
+        <w:t xml:space="preserve">, </w:t>
+      </w:r>
+      <w:r>
+        <w:rPr>
           <w:sz w:val="24"/>
           <w:szCs w:val="24"/>
         </w:rPr>
         <w:t>XGBoost</w:t>
       </w:r>
-      <w:proofErr w:type="spellEnd"/>
-      <w:r>
-        <w:rPr>
-          <w:color w:val="000000" w:themeColor="text1"/>
-          <w:sz w:val="24"/>
-          <w:szCs w:val="24"/>
-        </w:rPr>
-        <w:t xml:space="preserve">, and Logistic Regression. Among them, it is found that Random Forest performed best in their context, achieving 94% accuracy. This study again demonstrates efficiency of supervised machine learning approaches for hotspot and severity prediction. Furthermore, in addition to severity prediction, this study has incorporated Geographic Information System (GIS) based spatial analysis techniques such as </w:t>
-      </w:r>
-      <w:r>
-        <w:rPr>
-          <w:color w:val="000000" w:themeColor="text1"/>
-          <w:sz w:val="24"/>
-          <w:szCs w:val="24"/>
-        </w:rPr>
-        <w:t>Global Moran’s I</w:t>
-      </w:r>
-      <w:r>
-        <w:rPr>
-          <w:color w:val="000000" w:themeColor="text1"/>
-          <w:sz w:val="24"/>
-          <w:szCs w:val="24"/>
-        </w:rPr>
-        <w:t xml:space="preserve"> and </w:t>
-      </w:r>
-      <w:proofErr w:type="spellStart"/>
-      <w:r>
-        <w:rPr>
-          <w:color w:val="000000" w:themeColor="text1"/>
-          <w:sz w:val="24"/>
-          <w:szCs w:val="24"/>
-        </w:rPr>
-        <w:t>Getis</w:t>
-      </w:r>
-      <w:proofErr w:type="spellEnd"/>
-      <w:r>
-        <w:rPr>
-          <w:color w:val="000000" w:themeColor="text1"/>
-          <w:sz w:val="24"/>
-          <w:szCs w:val="24"/>
-        </w:rPr>
-        <w:t xml:space="preserve">-Ord </w:t>
-      </w:r>
-      <w:r>
-        <w:rPr>
-          <w:rFonts w:ascii="Cambria Math" w:hAnsi="Cambria Math" w:cs="Cambria Math"/>
-          <w:color w:val="000000" w:themeColor="text1"/>
-          <w:sz w:val="24"/>
-          <w:szCs w:val="24"/>
-        </w:rPr>
-        <w:t>𝐺∗𝑖</w:t>
-      </w:r>
-      <w:r>
-        <w:rPr>
-          <w:rFonts w:ascii="Cambria Math" w:hAnsi="Cambria Math" w:cs="Cambria Math"/>
-          <w:color w:val="000000" w:themeColor="text1"/>
-          <w:sz w:val="24"/>
-          <w:szCs w:val="24"/>
-        </w:rPr>
-        <w:t xml:space="preserve"> </w:t>
-      </w:r>
-      <w:r>
-        <w:rPr>
-          <w:color w:val="000000" w:themeColor="text1"/>
-          <w:sz w:val="24"/>
-          <w:szCs w:val="24"/>
-        </w:rPr>
-        <w:t>for hotspot identification. Accordingly, results of such analysis highlights that the occurrence of road traffic accidents are based on specific locations with higher risk.</w:t>
-      </w:r>
-    </w:p>
-    <w:p>
-      <w:pPr>
-        <w:spacing w:line="360" w:lineRule="auto"/>
-        <w:jc w:val="both"/>
-        <w:rPr>
-          <w:sz w:val="24"/>
-          <w:szCs w:val="24"/>
-        </w:rPr>
-      </w:pPr>
-    </w:p>
-    <w:p>
-      <w:pPr>
-        <w:spacing w:line="360" w:lineRule="auto"/>
-        <w:jc w:val="both"/>
-        <w:rPr>
-          <w:sz w:val="24"/>
-          <w:szCs w:val="24"/>
-        </w:rPr>
-      </w:pPr>
-      <w:r>
-        <w:rPr>
-          <w:sz w:val="24"/>
-          <w:szCs w:val="24"/>
-        </w:rPr>
-        <w:t xml:space="preserve">Accordingly, this research shows the importance of combining machine learning models with spatial techniques for severity prediction and hotspot identification and how such framework can benefit transportation authorities in decision making and </w:t>
-      </w:r>
-      <w:proofErr w:type="spellStart"/>
-      <w:r>
-        <w:rPr>
-          <w:sz w:val="24"/>
-          <w:szCs w:val="24"/>
-        </w:rPr>
-        <w:t>redcuing</w:t>
-      </w:r>
-      <w:proofErr w:type="spellEnd"/>
-      <w:r>
-        <w:rPr>
-          <w:sz w:val="24"/>
-          <w:szCs w:val="24"/>
-        </w:rPr>
-        <w:t xml:space="preserve"> road traffic accidents.</w:t>
-      </w:r>
-    </w:p>
-    <w:p>
-      <w:pPr>
-        <w:spacing w:line="360" w:lineRule="auto"/>
-        <w:jc w:val="both"/>
-        <w:rPr>
-          <w:sz w:val="24"/>
-          <w:szCs w:val="24"/>
-        </w:rPr>
-      </w:pPr>
-    </w:p>
-    <w:p>
-      <w:pPr>
-        <w:spacing w:line="360" w:lineRule="auto"/>
-        <w:jc w:val="both"/>
-        <w:rPr>
-          <w:sz w:val="24"/>
-          <w:szCs w:val="24"/>
-        </w:rPr>
-      </w:pPr>
-      <w:r>
-        <w:rPr>
-          <w:sz w:val="24"/>
-          <w:szCs w:val="24"/>
-        </w:rPr>
-        <w:t>However, this research is also limited Saudi Arabian context and not validates against Sri Lankan context. Moreover, usage of Explainable AI techniques and analysis of temporal patterns are highly under explored, leaving gap in combining spatiotemporal analysis along with Explainable AI for accident hotspot prediction and severity classification (</w:t>
-      </w:r>
-      <w:r>
-        <w:rPr>
-          <w:sz w:val="24"/>
-          <w:szCs w:val="24"/>
-        </w:rPr>
-        <w:t>Islam et al., 2022).</w:t>
-      </w:r>
-    </w:p>
-    <w:p>
-      <w:pPr>
-        <w:spacing w:line="360" w:lineRule="auto"/>
-        <w:jc w:val="both"/>
-        <w:rPr>
-          <w:sz w:val="24"/>
-          <w:szCs w:val="24"/>
-        </w:rPr>
-      </w:pPr>
-    </w:p>
-    <w:p>
-      <w:pPr>
-        <w:spacing w:line="360" w:lineRule="auto"/>
-        <w:jc w:val="both"/>
-        <w:rPr>
-          <w:sz w:val="24"/>
-          <w:szCs w:val="24"/>
-        </w:rPr>
-      </w:pPr>
-    </w:p>
-    <w:p>
-      <w:pPr>
-        <w:spacing w:line="360" w:lineRule="auto"/>
-        <w:jc w:val="both"/>
-        <w:rPr>
-          <w:sz w:val="24"/>
-          <w:szCs w:val="24"/>
-        </w:rPr>
+      <w:r>
+        <w:rPr>
+          <w:sz w:val="24"/>
+          <w:szCs w:val="24"/>
+        </w:rPr>
+        <w:t xml:space="preserve">, and </w:t>
+      </w:r>
+      <w:r>
+        <w:rPr>
+          <w:sz w:val="24"/>
+          <w:szCs w:val="24"/>
+        </w:rPr>
+        <w:t>Artificial Neural Networks (ANNs) and it is found that ANN performed best with a balanced dataset. Overall researcher highlights that supervised machine learning approaches are effective when it comes to identification of accident hotspots using a balance dataset.</w:t>
+      </w:r>
+    </w:p>
+    <w:p>
+      <w:pPr>
+        <w:spacing w:line="360" w:lineRule="auto"/>
+        <w:jc w:val="both"/>
+        <w:rPr>
+          <w:sz w:val="24"/>
+          <w:szCs w:val="24"/>
+        </w:rPr>
+      </w:pPr>
+    </w:p>
+    <w:p>
+      <w:pPr>
+        <w:spacing w:line="360" w:lineRule="auto"/>
+        <w:jc w:val="both"/>
+        <w:rPr>
+          <w:sz w:val="24"/>
+          <w:szCs w:val="24"/>
+        </w:rPr>
+      </w:pPr>
+      <w:r>
+        <w:rPr>
+          <w:sz w:val="24"/>
+          <w:szCs w:val="24"/>
+        </w:rPr>
+        <w:t>Another strength of this research is the incorporation of external variables such as weather data. Accordingly, it is found that incorporating such variables can improve model’s prediction performance and this proves that same concept can be applied when it comes to Sri Lankan context as such approaches remain underexplored.</w:t>
+      </w:r>
+    </w:p>
+    <w:p>
+      <w:pPr>
+        <w:spacing w:line="360" w:lineRule="auto"/>
+        <w:jc w:val="both"/>
+        <w:rPr>
+          <w:sz w:val="24"/>
+          <w:szCs w:val="24"/>
+        </w:rPr>
+      </w:pPr>
+    </w:p>
+    <w:p>
+      <w:pPr>
+        <w:spacing w:line="360" w:lineRule="auto"/>
+        <w:jc w:val="both"/>
+        <w:rPr>
+          <w:sz w:val="24"/>
+          <w:szCs w:val="24"/>
+        </w:rPr>
+      </w:pPr>
+      <w:r>
+        <w:rPr>
+          <w:sz w:val="24"/>
+          <w:szCs w:val="24"/>
+        </w:rPr>
+        <w:t xml:space="preserve">Additionally, this study was also given limited focus when it comes to integrating Explainable AI techniques and implementation of frameworks like this are underexplored in Sri Lankan context where </w:t>
+      </w:r>
+      <w:r>
+        <w:rPr>
+          <w:sz w:val="24"/>
+          <w:szCs w:val="24"/>
+        </w:rPr>
+        <w:t>weather patterns and peak hours significantly differ from those countries</w:t>
+      </w:r>
+      <w:r>
+        <w:rPr>
+          <w:sz w:val="24"/>
+          <w:szCs w:val="24"/>
+        </w:rPr>
+        <w:t xml:space="preserve">, leaving a gap in adapting such technologies in Sri Lankan context </w:t>
+      </w:r>
+      <w:r>
+        <w:rPr>
+          <w:color w:val="000000" w:themeColor="text1"/>
+          <w:sz w:val="24"/>
+          <w:szCs w:val="24"/>
+        </w:rPr>
+        <w:t>(de et al., 2023)</w:t>
+      </w:r>
+      <w:r>
+        <w:rPr>
+          <w:sz w:val="24"/>
+          <w:szCs w:val="24"/>
+        </w:rPr>
+        <w:t>.</w:t>
+      </w:r>
+    </w:p>
+    <w:p>
+      <w:pPr>
+        <w:spacing w:line="360" w:lineRule="auto"/>
+        <w:jc w:val="both"/>
+      </w:pPr>
+    </w:p>
+    <w:p>
+      <w:pPr>
+        <w:spacing w:line="360" w:lineRule="auto"/>
+        <w:jc w:val="both"/>
+      </w:pPr>
+    </w:p>
+    <w:p>
+      <w:pPr>
+        <w:spacing w:line="360" w:lineRule="auto"/>
+        <w:jc w:val="both"/>
+      </w:pPr>
+    </w:p>
+    <w:p>
+      <w:pPr>
+        <w:spacing w:line="360" w:lineRule="auto"/>
+        <w:jc w:val="both"/>
+      </w:pPr>
+    </w:p>
+    <w:p>
+      <w:pPr>
+        <w:spacing w:line="360" w:lineRule="auto"/>
+        <w:jc w:val="both"/>
+      </w:pPr>
+    </w:p>
+    <w:p>
+      <w:pPr>
+        <w:spacing w:line="360" w:lineRule="auto"/>
+        <w:jc w:val="both"/>
+      </w:pPr>
+    </w:p>
+    <w:p>
+      <w:pPr>
+        <w:spacing w:line="360" w:lineRule="auto"/>
+        <w:jc w:val="both"/>
+      </w:pPr>
+    </w:p>
+    <w:p>
+      <w:pPr>
+        <w:spacing w:line="360" w:lineRule="auto"/>
+        <w:jc w:val="both"/>
+      </w:pPr>
+    </w:p>
+    <w:p>
+      <w:pPr>
+        <w:spacing w:line="360" w:lineRule="auto"/>
+        <w:jc w:val="both"/>
       </w:pPr>
     </w:p>
     <w:p>
@@ -8582,8 +9555,8 @@
           <w:color w:val="000000" w:themeColor="text1"/>
         </w:rPr>
       </w:pPr>
-      <w:bookmarkStart w:id="37" w:name="_Toc227497995"/>
-      <w:bookmarkStart w:id="38" w:name="_Toc235486829"/>
+      <w:bookmarkStart w:id="40" w:name="_Toc227497996"/>
+      <w:bookmarkStart w:id="41" w:name="_Toc236227259"/>
       <w:r>
         <w:rPr>
           <w:rFonts w:ascii="Times New Roman" w:hAnsi="Times New Roman" w:cs="Times New Roman"/>
@@ -8618,7 +9591,7 @@
           <w:bCs/>
           <w:color w:val="000000" w:themeColor="text1"/>
         </w:rPr>
-        <w:t>3</w:t>
+        <w:t>4</w:t>
       </w:r>
       <w:r>
         <w:rPr>
@@ -8627,9 +9600,9 @@
           <w:bCs/>
           <w:color w:val="000000" w:themeColor="text1"/>
         </w:rPr>
-        <w:t xml:space="preserve"> Machine learning approach for classifying road accident hotspots</w:t>
-      </w:r>
-      <w:bookmarkEnd w:id="37"/>
+        <w:t xml:space="preserve"> Sri Lankan Accident Hotspot and Severity Prediction Model</w:t>
+      </w:r>
+      <w:bookmarkEnd w:id="40"/>
       <w:r>
         <w:rPr>
           <w:rFonts w:ascii="Times New Roman" w:hAnsi="Times New Roman" w:cs="Times New Roman"/>
@@ -8637,693 +9610,186 @@
           <w:bCs/>
           <w:color w:val="000000" w:themeColor="text1"/>
         </w:rPr>
-        <w:t xml:space="preserve"> (de et al., 2023)</w:t>
-      </w:r>
-      <w:bookmarkEnd w:id="38"/>
-      <w:r>
+        <w:t xml:space="preserve"> (J.M.C.T. Jayamanna &amp; Kalansooriya, 2024)</w:t>
+      </w:r>
+      <w:bookmarkEnd w:id="41"/>
+    </w:p>
+    <w:p>
+      <w:pPr>
+        <w:spacing w:line="360" w:lineRule="auto"/>
+        <w:jc w:val="both"/>
+        <w:rPr>
+          <w:color w:val="000000" w:themeColor="text1"/>
+          <w:sz w:val="24"/>
+          <w:szCs w:val="24"/>
+        </w:rPr>
+      </w:pPr>
+      <w:r>
+        <w:rPr>
+          <w:sz w:val="24"/>
+          <w:szCs w:val="24"/>
+        </w:rPr>
+        <w:t xml:space="preserve">As mentioned earlier only a limited number of studies have been conducted on traffic accident hotspot prediction. One of such studies are a study done by </w:t>
+      </w:r>
+      <w:r>
+        <w:rPr>
+          <w:color w:val="000000" w:themeColor="text1"/>
+          <w:sz w:val="24"/>
+          <w:szCs w:val="24"/>
+        </w:rPr>
+        <w:t>J.M.C.T. Jayamanna &amp; P. Kalansooriya (2024), where they developed a machine learning based mobile application for accident hotspot prediction and severity classification using supervise machine learning approaches.</w:t>
+      </w:r>
+    </w:p>
+    <w:p>
+      <w:pPr>
+        <w:spacing w:line="360" w:lineRule="auto"/>
+        <w:jc w:val="both"/>
+        <w:rPr>
+          <w:color w:val="000000" w:themeColor="text1"/>
+          <w:sz w:val="24"/>
+          <w:szCs w:val="24"/>
+        </w:rPr>
+      </w:pPr>
+    </w:p>
+    <w:p>
+      <w:pPr>
+        <w:spacing w:line="360" w:lineRule="auto"/>
+        <w:jc w:val="both"/>
+        <w:rPr>
+          <w:color w:val="000000" w:themeColor="text1"/>
+          <w:sz w:val="24"/>
+          <w:szCs w:val="24"/>
+        </w:rPr>
+      </w:pPr>
+      <w:r>
+        <w:rPr>
+          <w:color w:val="000000" w:themeColor="text1"/>
+          <w:sz w:val="24"/>
+          <w:szCs w:val="24"/>
+        </w:rPr>
+        <w:t xml:space="preserve">Accordingly, regression supervised machine learning approaches such as  </w:t>
+      </w:r>
+      <w:r>
+        <w:rPr>
+          <w:color w:val="000000" w:themeColor="text1"/>
+          <w:sz w:val="24"/>
+          <w:szCs w:val="24"/>
+        </w:rPr>
+        <w:t>Random Forest Regression, Support Vector Regression (SVR), Gradient Boosting Regression, Decision Tree Regression, and XGBoost Regression were used and evaluated. Among them based on metrices such as Mean Squared Error (MSE) and Mean Absolute Error (MAE), XGBoost Regression was identified as the model with the best performance and chosen as the candidate model for accident hotspot prediction.</w:t>
+      </w:r>
+    </w:p>
+    <w:p>
+      <w:pPr>
+        <w:spacing w:line="360" w:lineRule="auto"/>
+        <w:jc w:val="both"/>
+        <w:rPr>
+          <w:color w:val="000000" w:themeColor="text1"/>
+          <w:sz w:val="24"/>
+          <w:szCs w:val="24"/>
+        </w:rPr>
+      </w:pPr>
+    </w:p>
+    <w:p>
+      <w:pPr>
+        <w:spacing w:line="360" w:lineRule="auto"/>
+        <w:jc w:val="both"/>
+        <w:rPr>
+          <w:color w:val="000000" w:themeColor="text1"/>
+          <w:sz w:val="24"/>
+          <w:szCs w:val="24"/>
+        </w:rPr>
+      </w:pPr>
+      <w:r>
+        <w:rPr>
+          <w:color w:val="000000" w:themeColor="text1"/>
+          <w:sz w:val="24"/>
+          <w:szCs w:val="24"/>
+        </w:rPr>
+        <w:t xml:space="preserve">When it comes to severity classification, approaches such as </w:t>
+      </w:r>
+      <w:r>
+        <w:rPr>
+          <w:sz w:val="24"/>
+          <w:szCs w:val="24"/>
+        </w:rPr>
+        <w:t xml:space="preserve">Random Forest, XGBoost, and Multi-Layer Perceptron (MLP) classifiers have been used and evaluated using metrices such as accuracy, precision, recall and F1-score. </w:t>
+      </w:r>
+      <w:r>
+        <w:rPr>
+          <w:sz w:val="24"/>
+          <w:szCs w:val="24"/>
+        </w:rPr>
+        <w:t>Accordingly, it is found that Random Forest classifier perform best when it comes to accident severity prediction with an accuracy of 68%.</w:t>
+      </w:r>
+    </w:p>
+    <w:p>
+      <w:pPr>
+        <w:spacing w:line="360" w:lineRule="auto"/>
+        <w:jc w:val="both"/>
+        <w:rPr>
+          <w:color w:val="000000" w:themeColor="text1"/>
+          <w:sz w:val="24"/>
+          <w:szCs w:val="24"/>
+        </w:rPr>
+      </w:pPr>
+    </w:p>
+    <w:p>
+      <w:pPr>
+        <w:spacing w:line="360" w:lineRule="auto"/>
+        <w:jc w:val="both"/>
+        <w:rPr>
+          <w:color w:val="000000" w:themeColor="text1"/>
+          <w:sz w:val="24"/>
+          <w:szCs w:val="24"/>
+        </w:rPr>
+      </w:pPr>
+      <w:r>
+        <w:rPr>
+          <w:color w:val="000000" w:themeColor="text1"/>
+          <w:sz w:val="24"/>
+          <w:szCs w:val="24"/>
+        </w:rPr>
+        <w:t>However, this research was highly limited to a single source historical dataset which was obtained from Mount Lavinia police station. Additionally, this study has given a limited focus when it comes to integrating contextual data sources such as weather</w:t>
+      </w:r>
+      <w:r>
+        <w:rPr>
+          <w:color w:val="000000" w:themeColor="text1"/>
+          <w:sz w:val="24"/>
+          <w:szCs w:val="24"/>
+        </w:rPr>
+        <w:t xml:space="preserve"> data which can improve model’s prediction performance. Furthermore, Explainable AI techniques and spatiotemporal analysis of accident data were severely underexplored, leaving a gap in developing multi source framework with Explainable AI technologies such as SHAP and spatiotemporal analysis for accident hotspot prediction and severity classification in Sri Lanka </w:t>
+      </w:r>
+      <w:r>
+        <w:rPr>
+          <w:color w:val="000000" w:themeColor="text1"/>
+          <w:sz w:val="24"/>
+          <w:szCs w:val="24"/>
+        </w:rPr>
+        <w:t>(J.M.C.T. Jayamanna &amp; P. Kalansooriya, 2024)</w:t>
+      </w:r>
+      <w:r>
+        <w:rPr>
+          <w:color w:val="000000" w:themeColor="text1"/>
+          <w:sz w:val="24"/>
+          <w:szCs w:val="24"/>
+        </w:rPr>
+        <w:t>.</w:t>
+      </w:r>
+    </w:p>
+    <w:p>
+      <w:pPr>
+        <w:pStyle w:val="Heading3"/>
+        <w:spacing w:line="360" w:lineRule="auto"/>
+        <w:jc w:val="both"/>
         <w:rPr>
           <w:rFonts w:ascii="Times New Roman" w:hAnsi="Times New Roman" w:cs="Times New Roman"/>
           <w:b/>
           <w:bCs/>
           <w:color w:val="000000" w:themeColor="text1"/>
         </w:rPr>
-        <w:t xml:space="preserve"> </w:t>
-      </w:r>
-    </w:p>
-    <w:p>
-      <w:pPr>
-        <w:spacing w:line="360" w:lineRule="auto"/>
-        <w:jc w:val="both"/>
-        <w:rPr>
-          <w:color w:val="000000" w:themeColor="text1"/>
-          <w:sz w:val="24"/>
-          <w:szCs w:val="24"/>
-        </w:rPr>
-      </w:pPr>
-      <w:r>
-        <w:rPr>
-          <w:color w:val="000000" w:themeColor="text1"/>
-          <w:sz w:val="24"/>
-          <w:szCs w:val="24"/>
-        </w:rPr>
-        <w:t>de et al.</w:t>
-      </w:r>
-      <w:r>
-        <w:rPr>
-          <w:color w:val="000000" w:themeColor="text1"/>
-          <w:sz w:val="24"/>
-          <w:szCs w:val="24"/>
-        </w:rPr>
-        <w:t xml:space="preserve"> (2023) have already conducted research for identifying road traffic accident locations using supervised machine learning approaches. Additionally, they have also used contextual variables such as weather data that may contribute to traffic accidents.</w:t>
-      </w:r>
-    </w:p>
-    <w:p>
-      <w:pPr>
-        <w:spacing w:line="360" w:lineRule="auto"/>
-        <w:jc w:val="both"/>
-        <w:rPr>
-          <w:color w:val="000000" w:themeColor="text1"/>
-          <w:sz w:val="24"/>
-          <w:szCs w:val="24"/>
-        </w:rPr>
-      </w:pPr>
-    </w:p>
-    <w:p>
-      <w:pPr>
-        <w:spacing w:line="360" w:lineRule="auto"/>
-        <w:jc w:val="both"/>
-        <w:rPr>
-          <w:sz w:val="24"/>
-          <w:szCs w:val="24"/>
-        </w:rPr>
-      </w:pPr>
-      <w:r>
-        <w:rPr>
-          <w:sz w:val="24"/>
-          <w:szCs w:val="24"/>
-        </w:rPr>
-        <w:t xml:space="preserve">When it comes to supervised machine learning approaches, </w:t>
-      </w:r>
-      <w:r>
-        <w:rPr>
-          <w:color w:val="000000" w:themeColor="text1"/>
-          <w:sz w:val="24"/>
-          <w:szCs w:val="24"/>
-        </w:rPr>
-        <w:t>de et al.</w:t>
-      </w:r>
-      <w:r>
-        <w:rPr>
-          <w:color w:val="000000" w:themeColor="text1"/>
-          <w:sz w:val="24"/>
-          <w:szCs w:val="24"/>
-        </w:rPr>
-        <w:t xml:space="preserve"> (2023) have used Support Vector Machine (SVM)</w:t>
-      </w:r>
-      <w:r>
-        <w:rPr>
-          <w:sz w:val="24"/>
-          <w:szCs w:val="24"/>
-        </w:rPr>
-        <w:t>, Random Forest</w:t>
-      </w:r>
-      <w:r>
-        <w:rPr>
-          <w:sz w:val="24"/>
-          <w:szCs w:val="24"/>
-        </w:rPr>
-        <w:t xml:space="preserve">, </w:t>
-      </w:r>
-      <w:proofErr w:type="spellStart"/>
-      <w:r>
-        <w:rPr>
-          <w:sz w:val="24"/>
-          <w:szCs w:val="24"/>
-        </w:rPr>
-        <w:t>XGBoost</w:t>
-      </w:r>
-      <w:proofErr w:type="spellEnd"/>
-      <w:r>
-        <w:rPr>
-          <w:sz w:val="24"/>
-          <w:szCs w:val="24"/>
-        </w:rPr>
-        <w:t xml:space="preserve">, and </w:t>
-      </w:r>
-      <w:r>
-        <w:rPr>
-          <w:sz w:val="24"/>
-          <w:szCs w:val="24"/>
-        </w:rPr>
-        <w:t>Artificial Neural Networks (ANNs) and it is found that ANN performed best with a balanced dataset. Overall researcher highlights that supervised machine learning approaches are effective when it comes to identification of accident hotspots using a balance dataset.</w:t>
-      </w:r>
-    </w:p>
-    <w:p>
-      <w:pPr>
-        <w:spacing w:line="360" w:lineRule="auto"/>
-        <w:jc w:val="both"/>
-        <w:rPr>
-          <w:sz w:val="24"/>
-          <w:szCs w:val="24"/>
-        </w:rPr>
-      </w:pPr>
-    </w:p>
-    <w:p>
-      <w:pPr>
-        <w:spacing w:line="360" w:lineRule="auto"/>
-        <w:jc w:val="both"/>
-        <w:rPr>
-          <w:sz w:val="24"/>
-          <w:szCs w:val="24"/>
-        </w:rPr>
-      </w:pPr>
-      <w:r>
-        <w:rPr>
-          <w:sz w:val="24"/>
-          <w:szCs w:val="24"/>
-        </w:rPr>
-        <w:t>Another strength of this research is the incorporation of external variables such as weather data. Accordingly, it is found that incorporating such variables can improve model’s prediction performance and this proves that same concept can be applied when it comes to Sri Lankan context as such approaches remain underexplored.</w:t>
-      </w:r>
-    </w:p>
-    <w:p>
-      <w:pPr>
-        <w:spacing w:line="360" w:lineRule="auto"/>
-        <w:jc w:val="both"/>
-        <w:rPr>
-          <w:sz w:val="24"/>
-          <w:szCs w:val="24"/>
-        </w:rPr>
-      </w:pPr>
-    </w:p>
-    <w:p>
-      <w:pPr>
-        <w:spacing w:line="360" w:lineRule="auto"/>
-        <w:jc w:val="both"/>
-        <w:rPr>
-          <w:sz w:val="24"/>
-          <w:szCs w:val="24"/>
-        </w:rPr>
-      </w:pPr>
-      <w:r>
-        <w:rPr>
-          <w:sz w:val="24"/>
-          <w:szCs w:val="24"/>
-        </w:rPr>
-        <w:t xml:space="preserve">Additionally, this study was also given limited focus when it comes to integrating Explainable AI techniques and implementation of frameworks like this are underexplored in Sri Lankan context where </w:t>
-      </w:r>
-      <w:r>
-        <w:rPr>
-          <w:sz w:val="24"/>
-          <w:szCs w:val="24"/>
-        </w:rPr>
-        <w:t>weather patterns and peak hours significantly differ from those countries</w:t>
-      </w:r>
-      <w:r>
-        <w:rPr>
-          <w:sz w:val="24"/>
-          <w:szCs w:val="24"/>
-        </w:rPr>
-        <w:t xml:space="preserve">, leaving a gap in adapting such technologies in Sri Lankan context </w:t>
-      </w:r>
-      <w:r>
-        <w:rPr>
-          <w:color w:val="000000" w:themeColor="text1"/>
-          <w:sz w:val="24"/>
-          <w:szCs w:val="24"/>
-        </w:rPr>
-        <w:t>(de et al., 2023)</w:t>
-      </w:r>
-      <w:r>
-        <w:rPr>
-          <w:sz w:val="24"/>
-          <w:szCs w:val="24"/>
-        </w:rPr>
-        <w:t>.</w:t>
-      </w:r>
-    </w:p>
-    <w:p>
-      <w:pPr>
-        <w:spacing w:line="360" w:lineRule="auto"/>
-        <w:jc w:val="both"/>
-      </w:pPr>
-    </w:p>
-    <w:p>
-      <w:pPr>
-        <w:spacing w:line="360" w:lineRule="auto"/>
-        <w:jc w:val="both"/>
-      </w:pPr>
-    </w:p>
-    <w:p>
-      <w:pPr>
-        <w:spacing w:line="360" w:lineRule="auto"/>
-        <w:jc w:val="both"/>
-      </w:pPr>
-    </w:p>
-    <w:p>
-      <w:pPr>
-        <w:spacing w:line="360" w:lineRule="auto"/>
-        <w:jc w:val="both"/>
-      </w:pPr>
-    </w:p>
-    <w:p>
-      <w:pPr>
-        <w:spacing w:line="360" w:lineRule="auto"/>
-        <w:jc w:val="both"/>
-      </w:pPr>
-    </w:p>
-    <w:p>
-      <w:pPr>
-        <w:spacing w:line="360" w:lineRule="auto"/>
-        <w:jc w:val="both"/>
-      </w:pPr>
-    </w:p>
-    <w:p>
-      <w:pPr>
-        <w:spacing w:line="360" w:lineRule="auto"/>
-        <w:jc w:val="both"/>
-      </w:pPr>
-    </w:p>
-    <w:p>
-      <w:pPr>
-        <w:spacing w:line="360" w:lineRule="auto"/>
-        <w:jc w:val="both"/>
-      </w:pPr>
-    </w:p>
-    <w:p>
-      <w:pPr>
-        <w:spacing w:line="360" w:lineRule="auto"/>
-        <w:jc w:val="both"/>
-      </w:pPr>
-    </w:p>
-    <w:p>
-      <w:pPr>
-        <w:pStyle w:val="Heading3"/>
-        <w:spacing w:line="360" w:lineRule="auto"/>
-        <w:jc w:val="both"/>
-        <w:rPr>
-          <w:rFonts w:ascii="Times New Roman" w:hAnsi="Times New Roman" w:cs="Times New Roman"/>
-          <w:b/>
-          <w:bCs/>
-          <w:color w:val="000000" w:themeColor="text1"/>
-        </w:rPr>
-      </w:pPr>
-      <w:bookmarkStart w:id="39" w:name="_Toc227497996"/>
-      <w:bookmarkStart w:id="40" w:name="_Toc235486830"/>
-      <w:r>
-        <w:rPr>
-          <w:rFonts w:ascii="Times New Roman" w:hAnsi="Times New Roman" w:cs="Times New Roman"/>
-          <w:b/>
-          <w:bCs/>
-          <w:color w:val="000000" w:themeColor="text1"/>
-        </w:rPr>
-        <w:t>2.</w:t>
-      </w:r>
-      <w:r>
-        <w:rPr>
-          <w:rFonts w:ascii="Times New Roman" w:hAnsi="Times New Roman" w:cs="Times New Roman"/>
-          <w:b/>
-          <w:bCs/>
-          <w:color w:val="000000" w:themeColor="text1"/>
-        </w:rPr>
-        <w:t>2</w:t>
-      </w:r>
-      <w:r>
-        <w:rPr>
-          <w:rFonts w:ascii="Times New Roman" w:hAnsi="Times New Roman" w:cs="Times New Roman"/>
-          <w:b/>
-          <w:bCs/>
-          <w:color w:val="000000" w:themeColor="text1"/>
-        </w:rPr>
-        <w:t>.</w:t>
-      </w:r>
-      <w:r>
-        <w:rPr>
-          <w:rFonts w:ascii="Times New Roman" w:hAnsi="Times New Roman" w:cs="Times New Roman"/>
-          <w:b/>
-          <w:bCs/>
-          <w:color w:val="000000" w:themeColor="text1"/>
-        </w:rPr>
-        <w:t>4</w:t>
-      </w:r>
-      <w:r>
-        <w:rPr>
-          <w:rFonts w:ascii="Times New Roman" w:hAnsi="Times New Roman" w:cs="Times New Roman"/>
-          <w:b/>
-          <w:bCs/>
-          <w:color w:val="000000" w:themeColor="text1"/>
-        </w:rPr>
-        <w:t xml:space="preserve"> Sri Lankan Accident Hotspot and Severity Prediction Model</w:t>
-      </w:r>
-      <w:bookmarkEnd w:id="39"/>
-      <w:r>
-        <w:rPr>
-          <w:rFonts w:ascii="Times New Roman" w:hAnsi="Times New Roman" w:cs="Times New Roman"/>
-          <w:b/>
-          <w:bCs/>
-          <w:color w:val="000000" w:themeColor="text1"/>
-        </w:rPr>
-        <w:t xml:space="preserve"> (J.M.C.T. </w:t>
-      </w:r>
-      <w:proofErr w:type="spellStart"/>
-      <w:r>
-        <w:rPr>
-          <w:rFonts w:ascii="Times New Roman" w:hAnsi="Times New Roman" w:cs="Times New Roman"/>
-          <w:b/>
-          <w:bCs/>
-          <w:color w:val="000000" w:themeColor="text1"/>
-        </w:rPr>
-        <w:t>Jayamanna</w:t>
-      </w:r>
-      <w:proofErr w:type="spellEnd"/>
-      <w:r>
-        <w:rPr>
-          <w:rFonts w:ascii="Times New Roman" w:hAnsi="Times New Roman" w:cs="Times New Roman"/>
-          <w:b/>
-          <w:bCs/>
-          <w:color w:val="000000" w:themeColor="text1"/>
-        </w:rPr>
-        <w:t xml:space="preserve"> &amp; </w:t>
-      </w:r>
-      <w:proofErr w:type="spellStart"/>
-      <w:r>
-        <w:rPr>
-          <w:rFonts w:ascii="Times New Roman" w:hAnsi="Times New Roman" w:cs="Times New Roman"/>
-          <w:b/>
-          <w:bCs/>
-          <w:color w:val="000000" w:themeColor="text1"/>
-        </w:rPr>
-        <w:t>Kalansooriya</w:t>
-      </w:r>
-      <w:proofErr w:type="spellEnd"/>
-      <w:r>
-        <w:rPr>
-          <w:rFonts w:ascii="Times New Roman" w:hAnsi="Times New Roman" w:cs="Times New Roman"/>
-          <w:b/>
-          <w:bCs/>
-          <w:color w:val="000000" w:themeColor="text1"/>
-        </w:rPr>
-        <w:t>, 2024)</w:t>
-      </w:r>
-      <w:bookmarkEnd w:id="40"/>
-    </w:p>
-    <w:p>
-      <w:pPr>
-        <w:spacing w:line="360" w:lineRule="auto"/>
-        <w:jc w:val="both"/>
-        <w:rPr>
-          <w:color w:val="000000" w:themeColor="text1"/>
-          <w:sz w:val="24"/>
-          <w:szCs w:val="24"/>
-        </w:rPr>
-      </w:pPr>
-      <w:r>
-        <w:rPr>
-          <w:sz w:val="24"/>
-          <w:szCs w:val="24"/>
-        </w:rPr>
-        <w:t xml:space="preserve">As mentioned earlier only a limited number of studies have been conducted on traffic accident hotspot prediction. One of such studies are a study done by </w:t>
-      </w:r>
-      <w:r>
-        <w:rPr>
-          <w:color w:val="000000" w:themeColor="text1"/>
-          <w:sz w:val="24"/>
-          <w:szCs w:val="24"/>
-        </w:rPr>
-        <w:t xml:space="preserve">J.M.C.T. </w:t>
-      </w:r>
-      <w:proofErr w:type="spellStart"/>
-      <w:r>
-        <w:rPr>
-          <w:color w:val="000000" w:themeColor="text1"/>
-          <w:sz w:val="24"/>
-          <w:szCs w:val="24"/>
-        </w:rPr>
-        <w:t>Jayamanna</w:t>
-      </w:r>
-      <w:proofErr w:type="spellEnd"/>
-      <w:r>
-        <w:rPr>
-          <w:color w:val="000000" w:themeColor="text1"/>
-          <w:sz w:val="24"/>
-          <w:szCs w:val="24"/>
-        </w:rPr>
-        <w:t xml:space="preserve"> &amp; P. </w:t>
-      </w:r>
-      <w:proofErr w:type="spellStart"/>
-      <w:r>
-        <w:rPr>
-          <w:color w:val="000000" w:themeColor="text1"/>
-          <w:sz w:val="24"/>
-          <w:szCs w:val="24"/>
-        </w:rPr>
-        <w:t>Kalansooriya</w:t>
-      </w:r>
-      <w:proofErr w:type="spellEnd"/>
-      <w:r>
-        <w:rPr>
-          <w:color w:val="000000" w:themeColor="text1"/>
-          <w:sz w:val="24"/>
-          <w:szCs w:val="24"/>
-        </w:rPr>
-        <w:t xml:space="preserve"> (2024), where they developed a machine learning based mobile application for accident hotspot prediction and severity classification using supervise machine learning approaches.</w:t>
-      </w:r>
-    </w:p>
-    <w:p>
-      <w:pPr>
-        <w:spacing w:line="360" w:lineRule="auto"/>
-        <w:jc w:val="both"/>
-        <w:rPr>
-          <w:color w:val="000000" w:themeColor="text1"/>
-          <w:sz w:val="24"/>
-          <w:szCs w:val="24"/>
-        </w:rPr>
-      </w:pPr>
-    </w:p>
-    <w:p>
-      <w:pPr>
-        <w:spacing w:line="360" w:lineRule="auto"/>
-        <w:jc w:val="both"/>
-        <w:rPr>
-          <w:color w:val="000000" w:themeColor="text1"/>
-          <w:sz w:val="24"/>
-          <w:szCs w:val="24"/>
-        </w:rPr>
-      </w:pPr>
-      <w:r>
-        <w:rPr>
-          <w:color w:val="000000" w:themeColor="text1"/>
-          <w:sz w:val="24"/>
-          <w:szCs w:val="24"/>
-        </w:rPr>
-        <w:t xml:space="preserve">Accordingly, regression supervised machine learning approaches such </w:t>
-      </w:r>
-      <w:proofErr w:type="gramStart"/>
-      <w:r>
-        <w:rPr>
-          <w:color w:val="000000" w:themeColor="text1"/>
-          <w:sz w:val="24"/>
-          <w:szCs w:val="24"/>
-        </w:rPr>
-        <w:t xml:space="preserve">as  </w:t>
-      </w:r>
-      <w:r>
-        <w:rPr>
-          <w:color w:val="000000" w:themeColor="text1"/>
-          <w:sz w:val="24"/>
-          <w:szCs w:val="24"/>
-        </w:rPr>
-        <w:t>Random</w:t>
-      </w:r>
-      <w:proofErr w:type="gramEnd"/>
-      <w:r>
-        <w:rPr>
-          <w:color w:val="000000" w:themeColor="text1"/>
-          <w:sz w:val="24"/>
-          <w:szCs w:val="24"/>
-        </w:rPr>
-        <w:t xml:space="preserve"> Forest Regression, Support Vector Regression (SVR), Gradient Boosting Regression, Decision Tree Regression, and </w:t>
-      </w:r>
-      <w:proofErr w:type="spellStart"/>
-      <w:r>
-        <w:rPr>
-          <w:color w:val="000000" w:themeColor="text1"/>
-          <w:sz w:val="24"/>
-          <w:szCs w:val="24"/>
-        </w:rPr>
-        <w:t>XGBoost</w:t>
-      </w:r>
-      <w:proofErr w:type="spellEnd"/>
-      <w:r>
-        <w:rPr>
-          <w:color w:val="000000" w:themeColor="text1"/>
-          <w:sz w:val="24"/>
-          <w:szCs w:val="24"/>
-        </w:rPr>
-        <w:t xml:space="preserve"> Regression were used and evaluated. Among them based on metrices such as Mean Squared Error (MSE) and Mean Absolute Error (MAE), </w:t>
-      </w:r>
-      <w:proofErr w:type="spellStart"/>
-      <w:r>
-        <w:rPr>
-          <w:color w:val="000000" w:themeColor="text1"/>
-          <w:sz w:val="24"/>
-          <w:szCs w:val="24"/>
-        </w:rPr>
-        <w:t>XGBoost</w:t>
-      </w:r>
-      <w:proofErr w:type="spellEnd"/>
-      <w:r>
-        <w:rPr>
-          <w:color w:val="000000" w:themeColor="text1"/>
-          <w:sz w:val="24"/>
-          <w:szCs w:val="24"/>
-        </w:rPr>
-        <w:t xml:space="preserve"> Regression was identified as the model with the best performance and chosen as the candidate model for accident hotspot prediction.</w:t>
-      </w:r>
-    </w:p>
-    <w:p>
-      <w:pPr>
-        <w:spacing w:line="360" w:lineRule="auto"/>
-        <w:jc w:val="both"/>
-        <w:rPr>
-          <w:color w:val="000000" w:themeColor="text1"/>
-          <w:sz w:val="24"/>
-          <w:szCs w:val="24"/>
-        </w:rPr>
-      </w:pPr>
-    </w:p>
-    <w:p>
-      <w:pPr>
-        <w:spacing w:line="360" w:lineRule="auto"/>
-        <w:jc w:val="both"/>
-        <w:rPr>
-          <w:color w:val="000000" w:themeColor="text1"/>
-          <w:sz w:val="24"/>
-          <w:szCs w:val="24"/>
-        </w:rPr>
-      </w:pPr>
-      <w:r>
-        <w:rPr>
-          <w:color w:val="000000" w:themeColor="text1"/>
-          <w:sz w:val="24"/>
-          <w:szCs w:val="24"/>
-        </w:rPr>
-        <w:t xml:space="preserve">When it comes to severity classification, approaches such as </w:t>
-      </w:r>
-      <w:r>
-        <w:rPr>
-          <w:sz w:val="24"/>
-          <w:szCs w:val="24"/>
-        </w:rPr>
-        <w:t xml:space="preserve">Random Forest, </w:t>
-      </w:r>
-      <w:proofErr w:type="spellStart"/>
-      <w:r>
-        <w:rPr>
-          <w:sz w:val="24"/>
-          <w:szCs w:val="24"/>
-        </w:rPr>
-        <w:t>XGBoost</w:t>
-      </w:r>
-      <w:proofErr w:type="spellEnd"/>
-      <w:r>
-        <w:rPr>
-          <w:sz w:val="24"/>
-          <w:szCs w:val="24"/>
-        </w:rPr>
-        <w:t xml:space="preserve">, and Multi-Layer Perceptron (MLP) classifiers have been used and evaluated using metrices such as accuracy, precision, recall and F1-score. </w:t>
-      </w:r>
-      <w:r>
-        <w:rPr>
-          <w:sz w:val="24"/>
-          <w:szCs w:val="24"/>
-        </w:rPr>
-        <w:t>Accordingly, it is found that Random Forest classifier perform best when it comes to accident severity prediction with an accuracy of 68%.</w:t>
-      </w:r>
-    </w:p>
-    <w:p>
-      <w:pPr>
-        <w:spacing w:line="360" w:lineRule="auto"/>
-        <w:jc w:val="both"/>
-        <w:rPr>
-          <w:color w:val="000000" w:themeColor="text1"/>
-          <w:sz w:val="24"/>
-          <w:szCs w:val="24"/>
-        </w:rPr>
-      </w:pPr>
-    </w:p>
-    <w:p>
-      <w:pPr>
-        <w:spacing w:line="360" w:lineRule="auto"/>
-        <w:jc w:val="both"/>
-        <w:rPr>
-          <w:color w:val="000000" w:themeColor="text1"/>
-          <w:sz w:val="24"/>
-          <w:szCs w:val="24"/>
-        </w:rPr>
-      </w:pPr>
-      <w:r>
-        <w:rPr>
-          <w:color w:val="000000" w:themeColor="text1"/>
-          <w:sz w:val="24"/>
-          <w:szCs w:val="24"/>
-        </w:rPr>
-        <w:t>However, this research was highly limited to a single source historical dataset which was obtained from Mount Lavinia police station. Additionally, this study has given a limited focus when it comes to integrating contextual data sources such as weather</w:t>
-      </w:r>
-      <w:r>
-        <w:rPr>
-          <w:color w:val="000000" w:themeColor="text1"/>
-          <w:sz w:val="24"/>
-          <w:szCs w:val="24"/>
-        </w:rPr>
-        <w:t xml:space="preserve"> data which can improve model’s prediction performance. Furthermore, Explainable AI techniques and spatiotemporal analysis of accident data were severely underexplored, leaving a gap in developing multi source framework with Explainable AI technologies such as SHAP and spatiotemporal analysis for accident hotspot prediction and severity classification in Sri Lanka </w:t>
-      </w:r>
-      <w:r>
-        <w:rPr>
-          <w:color w:val="000000" w:themeColor="text1"/>
-          <w:sz w:val="24"/>
-          <w:szCs w:val="24"/>
-        </w:rPr>
-        <w:t xml:space="preserve">(J.M.C.T. </w:t>
-      </w:r>
-      <w:proofErr w:type="spellStart"/>
-      <w:r>
-        <w:rPr>
-          <w:color w:val="000000" w:themeColor="text1"/>
-          <w:sz w:val="24"/>
-          <w:szCs w:val="24"/>
-        </w:rPr>
-        <w:t>Jayamanna</w:t>
-      </w:r>
-      <w:proofErr w:type="spellEnd"/>
-      <w:r>
-        <w:rPr>
-          <w:color w:val="000000" w:themeColor="text1"/>
-          <w:sz w:val="24"/>
-          <w:szCs w:val="24"/>
-        </w:rPr>
-        <w:t xml:space="preserve"> &amp; P. </w:t>
-      </w:r>
-      <w:proofErr w:type="spellStart"/>
-      <w:r>
-        <w:rPr>
-          <w:color w:val="000000" w:themeColor="text1"/>
-          <w:sz w:val="24"/>
-          <w:szCs w:val="24"/>
-        </w:rPr>
-        <w:t>Kalansooriya</w:t>
-      </w:r>
-      <w:proofErr w:type="spellEnd"/>
-      <w:r>
-        <w:rPr>
-          <w:color w:val="000000" w:themeColor="text1"/>
-          <w:sz w:val="24"/>
-          <w:szCs w:val="24"/>
-        </w:rPr>
-        <w:t>, 2024)</w:t>
-      </w:r>
-      <w:r>
-        <w:rPr>
-          <w:color w:val="000000" w:themeColor="text1"/>
-          <w:sz w:val="24"/>
-          <w:szCs w:val="24"/>
-        </w:rPr>
-        <w:t>.</w:t>
-      </w:r>
-    </w:p>
-    <w:p>
-      <w:pPr>
-        <w:pStyle w:val="Heading3"/>
-        <w:spacing w:line="360" w:lineRule="auto"/>
-        <w:jc w:val="both"/>
-        <w:rPr>
-          <w:rFonts w:ascii="Times New Roman" w:hAnsi="Times New Roman" w:cs="Times New Roman"/>
-          <w:b/>
-          <w:bCs/>
-          <w:color w:val="000000" w:themeColor="text1"/>
-        </w:rPr>
-      </w:pPr>
-      <w:bookmarkStart w:id="41" w:name="_Toc227497997"/>
-      <w:bookmarkStart w:id="42" w:name="_Toc235486831"/>
+      </w:pPr>
+      <w:bookmarkStart w:id="42" w:name="_Toc227497997"/>
+      <w:bookmarkStart w:id="43" w:name="_Toc236227260"/>
       <w:r>
         <w:rPr>
           <w:rFonts w:ascii="Times New Roman" w:hAnsi="Times New Roman" w:cs="Times New Roman"/>
@@ -9370,7 +9836,7 @@
         </w:rPr>
         <w:t xml:space="preserve"> Explainable AI traffic accident analysis and hotspot prediction</w:t>
       </w:r>
-      <w:bookmarkEnd w:id="41"/>
+      <w:bookmarkEnd w:id="42"/>
       <w:r>
         <w:rPr>
           <w:rFonts w:ascii="Times New Roman" w:hAnsi="Times New Roman" w:cs="Times New Roman"/>
@@ -9389,7 +9855,7 @@
         </w:rPr>
         <w:t>(Al Omari et al., 2025)</w:t>
       </w:r>
-      <w:bookmarkEnd w:id="42"/>
+      <w:bookmarkEnd w:id="43"/>
     </w:p>
     <w:p>
       <w:pPr>
@@ -9465,37 +9931,15 @@
         </w:rPr>
         <w:t xml:space="preserve"> have explored on integrating Explainable AI technique called </w:t>
       </w:r>
-      <w:proofErr w:type="spellStart"/>
-      <w:r>
-        <w:rPr>
-          <w:b/>
-          <w:bCs/>
-          <w:sz w:val="24"/>
-          <w:szCs w:val="24"/>
-        </w:rPr>
-        <w:t>SHapley</w:t>
-      </w:r>
-      <w:proofErr w:type="spellEnd"/>
-      <w:r>
-        <w:rPr>
-          <w:b/>
-          <w:bCs/>
-          <w:sz w:val="24"/>
-          <w:szCs w:val="24"/>
-        </w:rPr>
-        <w:t xml:space="preserve"> Additive </w:t>
-      </w:r>
-      <w:proofErr w:type="spellStart"/>
-      <w:r>
-        <w:rPr>
-          <w:b/>
-          <w:bCs/>
-          <w:sz w:val="24"/>
-          <w:szCs w:val="24"/>
-        </w:rPr>
-        <w:t>exPlanations</w:t>
-      </w:r>
-      <w:proofErr w:type="spellEnd"/>
+      <w:r>
+        <w:rPr>
+          <w:b/>
+          <w:bCs/>
+          <w:sz w:val="24"/>
+          <w:szCs w:val="24"/>
+        </w:rPr>
+        <w:t>SHapley Additive exPlanations</w:t>
+      </w:r>
       <w:r>
         <w:rPr>
           <w:sz w:val="24"/>
@@ -9623,8 +10067,8 @@
           <w:color w:val="auto"/>
         </w:rPr>
       </w:pPr>
-      <w:bookmarkStart w:id="43" w:name="_Toc227497998"/>
-      <w:bookmarkStart w:id="44" w:name="_Toc235486832"/>
+      <w:bookmarkStart w:id="44" w:name="_Toc227497998"/>
+      <w:bookmarkStart w:id="45" w:name="_Toc236227261"/>
       <w:r>
         <w:rPr>
           <w:rFonts w:ascii="Times New Roman" w:hAnsi="Times New Roman" w:cs="Times New Roman"/>
@@ -9671,7 +10115,7 @@
         </w:rPr>
         <w:t xml:space="preserve"> Spatiotemporal Risk Mapping of Statewide Weather-related Traffic Crashes: A Machine Learning Approach</w:t>
       </w:r>
-      <w:bookmarkEnd w:id="43"/>
+      <w:bookmarkEnd w:id="44"/>
       <w:r>
         <w:rPr>
           <w:rFonts w:ascii="Times New Roman" w:hAnsi="Times New Roman" w:cs="Times New Roman"/>
@@ -9688,369 +10132,199 @@
           <w:bCs/>
           <w:color w:val="auto"/>
         </w:rPr>
+        <w:t>(Ogungbire &amp; Pulugurtha, 2025).</w:t>
+      </w:r>
+      <w:bookmarkEnd w:id="45"/>
+    </w:p>
+    <w:p>
+      <w:pPr>
+        <w:spacing w:line="360" w:lineRule="auto"/>
+        <w:jc w:val="both"/>
+        <w:rPr>
+          <w:sz w:val="24"/>
+          <w:szCs w:val="24"/>
+        </w:rPr>
+      </w:pPr>
+      <w:r>
+        <w:rPr>
+          <w:sz w:val="24"/>
+          <w:szCs w:val="24"/>
+        </w:rPr>
+        <w:t xml:space="preserve">As it is mentioned earlier, road traffic accidents are not solely depending on just accident related factors. In fact, contextual spatial and temporal feature like location, time, season and weather contribute heavily to a road traffic accident. But most of the above mentioned studies has given less priority for such analysis of spatial and temporal features. </w:t>
+      </w:r>
+      <w:r>
+        <w:rPr>
+          <w:sz w:val="24"/>
+          <w:szCs w:val="24"/>
+        </w:rPr>
+        <w:t>However,</w:t>
+      </w:r>
+      <w:r>
+        <w:rPr>
+          <w:sz w:val="24"/>
+          <w:szCs w:val="24"/>
+        </w:rPr>
+        <w:t xml:space="preserve"> </w:t>
+      </w:r>
+      <w:r>
+        <w:rPr>
+          <w:sz w:val="24"/>
+          <w:szCs w:val="24"/>
+        </w:rPr>
+        <w:t xml:space="preserve">by addressing these kinds of limitations, </w:t>
+      </w:r>
+      <w:r>
+        <w:rPr>
+          <w:sz w:val="24"/>
+          <w:szCs w:val="24"/>
+        </w:rPr>
+        <w:t xml:space="preserve">Ogungbire &amp; Pulugurtha (2025) </w:t>
+      </w:r>
+      <w:r>
+        <w:rPr>
+          <w:sz w:val="24"/>
+          <w:szCs w:val="24"/>
+        </w:rPr>
+        <w:t xml:space="preserve">has explored on integrating spatiotemporal risk mapping along with weather related traffic accident hotspot prediction in </w:t>
+      </w:r>
+      <w:r>
+        <w:rPr>
+          <w:sz w:val="24"/>
+          <w:szCs w:val="24"/>
+        </w:rPr>
+        <w:t>Nort Carolina region of USA</w:t>
+      </w:r>
+      <w:r>
+        <w:rPr>
+          <w:sz w:val="24"/>
+          <w:szCs w:val="24"/>
+        </w:rPr>
+        <w:t>.</w:t>
+      </w:r>
+    </w:p>
+    <w:p>
+      <w:pPr>
+        <w:spacing w:line="360" w:lineRule="auto"/>
+        <w:jc w:val="both"/>
+        <w:rPr>
+          <w:sz w:val="24"/>
+          <w:szCs w:val="24"/>
+        </w:rPr>
+      </w:pPr>
+    </w:p>
+    <w:p>
+      <w:pPr>
+        <w:spacing w:line="360" w:lineRule="auto"/>
+        <w:jc w:val="both"/>
+        <w:rPr>
+          <w:sz w:val="24"/>
+          <w:szCs w:val="24"/>
+        </w:rPr>
+      </w:pPr>
+      <w:r>
+        <w:rPr>
+          <w:sz w:val="24"/>
+          <w:szCs w:val="24"/>
+        </w:rPr>
+        <w:t xml:space="preserve">Accordingly, for the machine learning model XGBoost was used because of it’s capabilities on capturing complex nonlinear relationships among accident related data variables. Additionally, they have also integrated spatiotemporal analytical techniques such as </w:t>
+      </w:r>
+      <w:r>
+        <w:rPr>
+          <w:sz w:val="24"/>
+          <w:szCs w:val="24"/>
+        </w:rPr>
+        <w:t>space-time cube analysis, DTW, and Getis-Ord Gi*</w:t>
+      </w:r>
+      <w:r>
+        <w:rPr>
+          <w:sz w:val="24"/>
+          <w:szCs w:val="24"/>
+        </w:rPr>
+        <w:t xml:space="preserve"> to the machine learning model in order to facilitate analysis of road traffic accident variations across both location (spatial) and time (temproal). </w:t>
+      </w:r>
+    </w:p>
+    <w:p>
+      <w:pPr>
+        <w:spacing w:line="360" w:lineRule="auto"/>
+        <w:jc w:val="both"/>
+        <w:rPr>
+          <w:sz w:val="24"/>
+          <w:szCs w:val="24"/>
+        </w:rPr>
+      </w:pPr>
+    </w:p>
+    <w:p>
+      <w:pPr>
+        <w:spacing w:line="360" w:lineRule="auto"/>
+        <w:jc w:val="both"/>
+        <w:rPr>
+          <w:sz w:val="24"/>
+          <w:szCs w:val="24"/>
+        </w:rPr>
+      </w:pPr>
+      <w:r>
+        <w:rPr>
+          <w:sz w:val="24"/>
+          <w:szCs w:val="24"/>
+        </w:rPr>
+        <w:t xml:space="preserve">When it comes to the findings of the above research, it shows that how incorporating spatiotemporal analysis along with accident hotspot prediction can improve the prediction accuracy of machine learning model as occurrence traffic accidents are not solely based on just traffic accident related data. </w:t>
+      </w:r>
+    </w:p>
+    <w:p>
+      <w:pPr>
+        <w:spacing w:line="360" w:lineRule="auto"/>
+        <w:jc w:val="both"/>
+        <w:rPr>
+          <w:sz w:val="24"/>
+          <w:szCs w:val="24"/>
+        </w:rPr>
+      </w:pPr>
+    </w:p>
+    <w:p>
+      <w:pPr>
+        <w:spacing w:line="360" w:lineRule="auto"/>
+        <w:jc w:val="both"/>
+        <w:rPr>
+          <w:sz w:val="24"/>
+          <w:szCs w:val="24"/>
+        </w:rPr>
+      </w:pPr>
+      <w:r>
+        <w:rPr>
+          <w:sz w:val="24"/>
+          <w:szCs w:val="24"/>
+        </w:rPr>
+        <w:t xml:space="preserve">However, similar to the above studies, this is also limited to North Carolina region of USA, limiting its adaptability in Sri Lanka where both traffic related data and spatiotemporal variations of traffic accident may differ from such countries. Additionally this research is only limited to weather related crash data, making it less applicable for more </w:t>
+      </w:r>
+      <w:r>
+        <w:rPr>
+          <w:sz w:val="24"/>
+          <w:szCs w:val="24"/>
+        </w:rPr>
+        <w:t>generalized traffic conditions and regions</w:t>
+      </w:r>
+      <w:r>
+        <w:rPr>
+          <w:sz w:val="24"/>
+          <w:szCs w:val="24"/>
+        </w:rPr>
+        <w:t xml:space="preserve">. Accordingly, a gap remains in incorporating such techniques for the prediction of road accidents with more genralized causes other than just weather </w:t>
+      </w:r>
+      <w:r>
+        <w:rPr>
+          <w:b/>
+          <w:bCs/>
+          <w:sz w:val="24"/>
+          <w:szCs w:val="24"/>
+        </w:rPr>
         <w:t>(</w:t>
       </w:r>
-      <w:proofErr w:type="spellStart"/>
-      <w:r>
-        <w:rPr>
-          <w:rFonts w:ascii="Times New Roman" w:hAnsi="Times New Roman" w:cs="Times New Roman"/>
-          <w:b/>
-          <w:bCs/>
-          <w:color w:val="auto"/>
-        </w:rPr>
-        <w:t>Ogungbire</w:t>
-      </w:r>
-      <w:proofErr w:type="spellEnd"/>
-      <w:r>
-        <w:rPr>
-          <w:rFonts w:ascii="Times New Roman" w:hAnsi="Times New Roman" w:cs="Times New Roman"/>
-          <w:b/>
-          <w:bCs/>
-          <w:color w:val="auto"/>
-        </w:rPr>
-        <w:t xml:space="preserve"> &amp; </w:t>
-      </w:r>
-      <w:proofErr w:type="spellStart"/>
-      <w:r>
-        <w:rPr>
-          <w:rFonts w:ascii="Times New Roman" w:hAnsi="Times New Roman" w:cs="Times New Roman"/>
-          <w:b/>
-          <w:bCs/>
-          <w:color w:val="auto"/>
-        </w:rPr>
-        <w:t>Pulugurtha</w:t>
-      </w:r>
-      <w:proofErr w:type="spellEnd"/>
-      <w:r>
-        <w:rPr>
-          <w:rFonts w:ascii="Times New Roman" w:hAnsi="Times New Roman" w:cs="Times New Roman"/>
-          <w:b/>
-          <w:bCs/>
-          <w:color w:val="auto"/>
-        </w:rPr>
-        <w:t>, 2025).</w:t>
-      </w:r>
-      <w:bookmarkEnd w:id="44"/>
-    </w:p>
-    <w:p>
-      <w:pPr>
-        <w:spacing w:line="360" w:lineRule="auto"/>
-        <w:jc w:val="both"/>
-        <w:rPr>
-          <w:sz w:val="24"/>
-          <w:szCs w:val="24"/>
-        </w:rPr>
-      </w:pPr>
-      <w:r>
-        <w:rPr>
-          <w:sz w:val="24"/>
-          <w:szCs w:val="24"/>
-        </w:rPr>
-        <w:t xml:space="preserve">As it is mentioned earlier, road traffic accidents are not solely depending on just accident related factors. In fact, contextual spatial and temporal feature like location, time, season and weather contribute heavily to a road traffic accident. But most of the above mentioned studies has given less priority for such analysis of spatial and temporal features. </w:t>
-      </w:r>
-      <w:r>
-        <w:rPr>
-          <w:sz w:val="24"/>
-          <w:szCs w:val="24"/>
-        </w:rPr>
-        <w:t>However,</w:t>
-      </w:r>
-      <w:r>
-        <w:rPr>
-          <w:sz w:val="24"/>
-          <w:szCs w:val="24"/>
-        </w:rPr>
-        <w:t xml:space="preserve"> </w:t>
-      </w:r>
-      <w:r>
-        <w:rPr>
-          <w:sz w:val="24"/>
-          <w:szCs w:val="24"/>
-        </w:rPr>
-        <w:t xml:space="preserve">by addressing these kinds of limitations, </w:t>
-      </w:r>
-      <w:proofErr w:type="spellStart"/>
-      <w:r>
-        <w:rPr>
-          <w:sz w:val="24"/>
-          <w:szCs w:val="24"/>
-        </w:rPr>
-        <w:t>Ogungbire</w:t>
-      </w:r>
-      <w:proofErr w:type="spellEnd"/>
-      <w:r>
-        <w:rPr>
-          <w:sz w:val="24"/>
-          <w:szCs w:val="24"/>
-        </w:rPr>
-        <w:t xml:space="preserve"> &amp; </w:t>
-      </w:r>
-      <w:proofErr w:type="spellStart"/>
-      <w:r>
-        <w:rPr>
-          <w:sz w:val="24"/>
-          <w:szCs w:val="24"/>
-        </w:rPr>
-        <w:t>Pulugurtha</w:t>
-      </w:r>
-      <w:proofErr w:type="spellEnd"/>
-      <w:r>
-        <w:rPr>
-          <w:sz w:val="24"/>
-          <w:szCs w:val="24"/>
-        </w:rPr>
-        <w:t xml:space="preserve"> (2025) </w:t>
-      </w:r>
-      <w:r>
-        <w:rPr>
-          <w:sz w:val="24"/>
-          <w:szCs w:val="24"/>
-        </w:rPr>
-        <w:t xml:space="preserve">has explored on integrating spatiotemporal risk mapping along with weather related traffic accident hotspot prediction in </w:t>
-      </w:r>
-      <w:r>
-        <w:rPr>
-          <w:sz w:val="24"/>
-          <w:szCs w:val="24"/>
-        </w:rPr>
-        <w:t>Nort Carolina region of USA</w:t>
-      </w:r>
-      <w:r>
-        <w:rPr>
-          <w:sz w:val="24"/>
-          <w:szCs w:val="24"/>
-        </w:rPr>
-        <w:t>.</w:t>
-      </w:r>
-    </w:p>
-    <w:p>
-      <w:pPr>
-        <w:spacing w:line="360" w:lineRule="auto"/>
-        <w:jc w:val="both"/>
-        <w:rPr>
-          <w:sz w:val="24"/>
-          <w:szCs w:val="24"/>
-        </w:rPr>
-      </w:pPr>
-    </w:p>
-    <w:p>
-      <w:pPr>
-        <w:spacing w:line="360" w:lineRule="auto"/>
-        <w:jc w:val="both"/>
-        <w:rPr>
-          <w:sz w:val="24"/>
-          <w:szCs w:val="24"/>
-        </w:rPr>
-      </w:pPr>
-      <w:r>
-        <w:rPr>
-          <w:sz w:val="24"/>
-          <w:szCs w:val="24"/>
-        </w:rPr>
-        <w:t xml:space="preserve">Accordingly, for the machine learning model </w:t>
-      </w:r>
-      <w:proofErr w:type="spellStart"/>
-      <w:r>
-        <w:rPr>
-          <w:sz w:val="24"/>
-          <w:szCs w:val="24"/>
-        </w:rPr>
-        <w:t>XGBoost</w:t>
-      </w:r>
-      <w:proofErr w:type="spellEnd"/>
-      <w:r>
-        <w:rPr>
-          <w:sz w:val="24"/>
-          <w:szCs w:val="24"/>
-        </w:rPr>
-        <w:t xml:space="preserve"> was used because of </w:t>
-      </w:r>
-      <w:proofErr w:type="spellStart"/>
-      <w:r>
-        <w:rPr>
-          <w:sz w:val="24"/>
-          <w:szCs w:val="24"/>
-        </w:rPr>
-        <w:t>it’s</w:t>
-      </w:r>
-      <w:proofErr w:type="spellEnd"/>
-      <w:r>
-        <w:rPr>
-          <w:sz w:val="24"/>
-          <w:szCs w:val="24"/>
-        </w:rPr>
-        <w:t xml:space="preserve"> capabilities on capturing complex nonlinear relationships among accident related data variables. Additionally, they have also integrated spatiotemporal analytical techniques such as </w:t>
-      </w:r>
-      <w:r>
-        <w:rPr>
-          <w:sz w:val="24"/>
-          <w:szCs w:val="24"/>
-        </w:rPr>
-        <w:t xml:space="preserve">space-time cube analysis, DTW, and </w:t>
-      </w:r>
-      <w:proofErr w:type="spellStart"/>
-      <w:r>
-        <w:rPr>
-          <w:sz w:val="24"/>
-          <w:szCs w:val="24"/>
-        </w:rPr>
-        <w:t>Getis</w:t>
-      </w:r>
-      <w:proofErr w:type="spellEnd"/>
-      <w:r>
-        <w:rPr>
-          <w:sz w:val="24"/>
-          <w:szCs w:val="24"/>
-        </w:rPr>
-        <w:t>-Ord Gi*</w:t>
-      </w:r>
-      <w:r>
-        <w:rPr>
-          <w:sz w:val="24"/>
-          <w:szCs w:val="24"/>
-        </w:rPr>
-        <w:t xml:space="preserve"> to the machine learning model in order to facilitate analysis of road traffic accident variations across both location (spatial) and time (</w:t>
-      </w:r>
-      <w:proofErr w:type="spellStart"/>
-      <w:r>
-        <w:rPr>
-          <w:sz w:val="24"/>
-          <w:szCs w:val="24"/>
-        </w:rPr>
-        <w:t>temproal</w:t>
-      </w:r>
-      <w:proofErr w:type="spellEnd"/>
-      <w:r>
-        <w:rPr>
-          <w:sz w:val="24"/>
-          <w:szCs w:val="24"/>
-        </w:rPr>
-        <w:t xml:space="preserve">). </w:t>
-      </w:r>
-    </w:p>
-    <w:p>
-      <w:pPr>
-        <w:spacing w:line="360" w:lineRule="auto"/>
-        <w:jc w:val="both"/>
-        <w:rPr>
-          <w:sz w:val="24"/>
-          <w:szCs w:val="24"/>
-        </w:rPr>
-      </w:pPr>
-    </w:p>
-    <w:p>
-      <w:pPr>
-        <w:spacing w:line="360" w:lineRule="auto"/>
-        <w:jc w:val="both"/>
-        <w:rPr>
-          <w:sz w:val="24"/>
-          <w:szCs w:val="24"/>
-        </w:rPr>
-      </w:pPr>
-      <w:r>
-        <w:rPr>
-          <w:sz w:val="24"/>
-          <w:szCs w:val="24"/>
-        </w:rPr>
-        <w:t xml:space="preserve">When it comes to the findings of the above research, it shows that how incorporating spatiotemporal analysis along with accident hotspot prediction can improve the prediction accuracy of machine learning model as occurrence traffic accidents are not solely based on just traffic accident related data. </w:t>
-      </w:r>
-    </w:p>
-    <w:p>
-      <w:pPr>
-        <w:spacing w:line="360" w:lineRule="auto"/>
-        <w:jc w:val="both"/>
-        <w:rPr>
-          <w:sz w:val="24"/>
-          <w:szCs w:val="24"/>
-        </w:rPr>
-      </w:pPr>
-    </w:p>
-    <w:p>
-      <w:pPr>
-        <w:spacing w:line="360" w:lineRule="auto"/>
-        <w:jc w:val="both"/>
-        <w:rPr>
-          <w:sz w:val="24"/>
-          <w:szCs w:val="24"/>
-        </w:rPr>
-      </w:pPr>
-      <w:r>
-        <w:rPr>
-          <w:sz w:val="24"/>
-          <w:szCs w:val="24"/>
-        </w:rPr>
-        <w:t xml:space="preserve">However, similar to the above studies, this is also limited to North Carolina region of USA, limiting its adaptability in Sri Lanka where both traffic related data and spatiotemporal variations of traffic accident may differ from such countries. Additionally this research is only limited to weather related crash data, making it less applicable for more </w:t>
-      </w:r>
-      <w:r>
-        <w:rPr>
-          <w:sz w:val="24"/>
-          <w:szCs w:val="24"/>
-        </w:rPr>
-        <w:t>generalized traffic conditions and regions</w:t>
-      </w:r>
-      <w:r>
-        <w:rPr>
-          <w:sz w:val="24"/>
-          <w:szCs w:val="24"/>
-        </w:rPr>
-        <w:t xml:space="preserve">. Accordingly, a gap remains in incorporating such techniques for the prediction of road accidents with more </w:t>
-      </w:r>
-      <w:proofErr w:type="spellStart"/>
-      <w:r>
-        <w:rPr>
-          <w:sz w:val="24"/>
-          <w:szCs w:val="24"/>
-        </w:rPr>
-        <w:t>genralized</w:t>
-      </w:r>
-      <w:proofErr w:type="spellEnd"/>
-      <w:r>
-        <w:rPr>
-          <w:sz w:val="24"/>
-          <w:szCs w:val="24"/>
-        </w:rPr>
-        <w:t xml:space="preserve"> causes other than just weather </w:t>
-      </w:r>
-      <w:r>
-        <w:rPr>
-          <w:b/>
-          <w:bCs/>
-          <w:sz w:val="24"/>
-          <w:szCs w:val="24"/>
-        </w:rPr>
-        <w:t>(</w:t>
-      </w:r>
-      <w:proofErr w:type="spellStart"/>
-      <w:r>
-        <w:rPr>
-          <w:sz w:val="24"/>
-          <w:szCs w:val="24"/>
-        </w:rPr>
-        <w:t>Ogungbire</w:t>
-      </w:r>
-      <w:proofErr w:type="spellEnd"/>
-      <w:r>
-        <w:rPr>
-          <w:sz w:val="24"/>
-          <w:szCs w:val="24"/>
-        </w:rPr>
-        <w:t xml:space="preserve"> &amp; </w:t>
-      </w:r>
-      <w:proofErr w:type="spellStart"/>
-      <w:r>
-        <w:rPr>
-          <w:sz w:val="24"/>
-          <w:szCs w:val="24"/>
-        </w:rPr>
-        <w:t>Pulugurtha</w:t>
-      </w:r>
-      <w:proofErr w:type="spellEnd"/>
-      <w:r>
-        <w:rPr>
-          <w:sz w:val="24"/>
-          <w:szCs w:val="24"/>
-        </w:rPr>
-        <w:t>, 2025).</w:t>
+      <w:r>
+        <w:rPr>
+          <w:sz w:val="24"/>
+          <w:szCs w:val="24"/>
+        </w:rPr>
+        <w:t>Ogungbire &amp; Pulugurtha, 2025).</w:t>
       </w:r>
     </w:p>
     <w:p>
@@ -10083,7 +10357,7 @@
           <w:szCs w:val="28"/>
         </w:rPr>
       </w:pPr>
-      <w:bookmarkStart w:id="45" w:name="_Toc235486833"/>
+      <w:bookmarkStart w:id="46" w:name="_Toc236227262"/>
       <w:r>
         <w:rPr>
           <w:rFonts w:ascii="Times New Roman" w:hAnsi="Times New Roman" w:cs="Times New Roman"/>
@@ -10105,7 +10379,7 @@
           <w:sz w:val="28"/>
           <w:szCs w:val="28"/>
         </w:rPr>
-        <w:t>3</w:t>
+        <w:t>4</w:t>
       </w:r>
       <w:r>
         <w:rPr>
@@ -10129,45 +10403,29 @@
         </w:rPr>
         <w:t>The Research Gap</w:t>
       </w:r>
-      <w:bookmarkEnd w:id="45"/>
-    </w:p>
-    <w:p>
-      <w:pPr>
-        <w:spacing w:line="360" w:lineRule="auto"/>
-        <w:jc w:val="both"/>
-      </w:pPr>
-    </w:p>
-    <w:p>
-      <w:pPr>
-        <w:spacing w:line="360" w:lineRule="auto"/>
-        <w:jc w:val="both"/>
-        <w:rPr>
-          <w:sz w:val="24"/>
-          <w:szCs w:val="24"/>
-        </w:rPr>
-      </w:pPr>
-      <w:r>
-        <w:rPr>
-          <w:sz w:val="24"/>
-          <w:szCs w:val="24"/>
-        </w:rPr>
-        <w:t xml:space="preserve">According to some of the </w:t>
-      </w:r>
-      <w:proofErr w:type="gramStart"/>
-      <w:r>
-        <w:rPr>
-          <w:sz w:val="24"/>
-          <w:szCs w:val="24"/>
-        </w:rPr>
-        <w:t>researches</w:t>
-      </w:r>
-      <w:proofErr w:type="gramEnd"/>
-      <w:r>
-        <w:rPr>
-          <w:sz w:val="24"/>
-          <w:szCs w:val="24"/>
-        </w:rPr>
-        <w:t xml:space="preserve">, it is clear that integrating traffic accident data with contextual data such as weather data can significantly improve the prediction performance of the model </w:t>
+      <w:bookmarkEnd w:id="46"/>
+    </w:p>
+    <w:p>
+      <w:pPr>
+        <w:spacing w:line="360" w:lineRule="auto"/>
+        <w:jc w:val="both"/>
+      </w:pPr>
+    </w:p>
+    <w:p>
+      <w:pPr>
+        <w:spacing w:line="360" w:lineRule="auto"/>
+        <w:jc w:val="both"/>
+        <w:rPr>
+          <w:sz w:val="24"/>
+          <w:szCs w:val="24"/>
+        </w:rPr>
+      </w:pPr>
+      <w:r>
+        <w:rPr>
+          <w:sz w:val="24"/>
+          <w:szCs w:val="24"/>
+        </w:rPr>
+        <w:t xml:space="preserve">According to some of the researches, it is clear that integrating traffic accident data with contextual data such as weather data can significantly improve the prediction performance of the model </w:t>
       </w:r>
       <w:r>
         <w:rPr>
@@ -10177,37 +10435,12 @@
         </w:rPr>
         <w:t>(</w:t>
       </w:r>
-      <w:proofErr w:type="spellStart"/>
-      <w:r>
-        <w:rPr>
-          <w:sz w:val="24"/>
-          <w:szCs w:val="24"/>
-        </w:rPr>
-        <w:t>Ogungbire</w:t>
-      </w:r>
-      <w:proofErr w:type="spellEnd"/>
-      <w:r>
-        <w:rPr>
-          <w:sz w:val="24"/>
-          <w:szCs w:val="24"/>
-        </w:rPr>
-        <w:t xml:space="preserve"> &amp; </w:t>
-      </w:r>
-      <w:proofErr w:type="spellStart"/>
-      <w:r>
-        <w:rPr>
-          <w:sz w:val="24"/>
-          <w:szCs w:val="24"/>
-        </w:rPr>
-        <w:t>Pulugurtha</w:t>
-      </w:r>
-      <w:proofErr w:type="spellEnd"/>
-      <w:r>
-        <w:rPr>
-          <w:sz w:val="24"/>
-          <w:szCs w:val="24"/>
-        </w:rPr>
-        <w:t xml:space="preserve">, 2025; </w:t>
+      <w:r>
+        <w:rPr>
+          <w:sz w:val="24"/>
+          <w:szCs w:val="24"/>
+        </w:rPr>
+        <w:t xml:space="preserve">Ogungbire &amp; Pulugurtha, 2025; </w:t>
       </w:r>
       <w:r>
         <w:rPr>
@@ -10247,83 +10480,26 @@
           <w:szCs w:val="24"/>
         </w:rPr>
       </w:pPr>
-      <w:proofErr w:type="gramStart"/>
-      <w:r>
-        <w:rPr>
-          <w:sz w:val="24"/>
-          <w:szCs w:val="24"/>
-        </w:rPr>
-        <w:t>Also</w:t>
-      </w:r>
-      <w:proofErr w:type="gramEnd"/>
-      <w:r>
-        <w:rPr>
-          <w:sz w:val="24"/>
-          <w:szCs w:val="24"/>
-        </w:rPr>
-        <w:t xml:space="preserve"> when it comes to real world accident occurrence varies across different time periods due to factors like traffic hours, and weather and such factors contributed greatly to the model’s performance prediction (Yan &amp; Shen, 2022).</w:t>
-      </w:r>
-      <w:r>
-        <w:rPr>
-          <w:sz w:val="24"/>
-          <w:szCs w:val="24"/>
-        </w:rPr>
-        <w:t xml:space="preserve"> </w:t>
-      </w:r>
-      <w:proofErr w:type="gramStart"/>
-      <w:r>
-        <w:rPr>
-          <w:sz w:val="24"/>
-          <w:szCs w:val="24"/>
-        </w:rPr>
-        <w:t>Also</w:t>
-      </w:r>
-      <w:proofErr w:type="gramEnd"/>
-      <w:r>
-        <w:rPr>
-          <w:sz w:val="24"/>
-          <w:szCs w:val="24"/>
-        </w:rPr>
-        <w:t xml:space="preserve"> according to the study by</w:t>
-      </w:r>
-      <w:r>
-        <w:rPr>
-          <w:sz w:val="24"/>
-          <w:szCs w:val="24"/>
-        </w:rPr>
-        <w:t xml:space="preserve"> </w:t>
-      </w:r>
-      <w:proofErr w:type="spellStart"/>
-      <w:r>
-        <w:rPr>
-          <w:sz w:val="24"/>
-          <w:szCs w:val="24"/>
-        </w:rPr>
-        <w:t>Ogungbire</w:t>
-      </w:r>
-      <w:proofErr w:type="spellEnd"/>
-      <w:r>
-        <w:rPr>
-          <w:sz w:val="24"/>
-          <w:szCs w:val="24"/>
-        </w:rPr>
-        <w:t xml:space="preserve"> &amp; </w:t>
-      </w:r>
-      <w:proofErr w:type="spellStart"/>
-      <w:r>
-        <w:rPr>
-          <w:sz w:val="24"/>
-          <w:szCs w:val="24"/>
-        </w:rPr>
-        <w:t>Pulugurtha</w:t>
-      </w:r>
-      <w:proofErr w:type="spellEnd"/>
-      <w:r>
-        <w:rPr>
-          <w:sz w:val="24"/>
-          <w:szCs w:val="24"/>
-        </w:rPr>
-        <w:t xml:space="preserve"> (2025)</w:t>
+      <w:r>
+        <w:rPr>
+          <w:sz w:val="24"/>
+          <w:szCs w:val="24"/>
+        </w:rPr>
+        <w:t>Also when it comes to real world accident occurrence varies across different time periods due to factors like traffic hours, and weather and such factors contributed greatly to the model’s performance prediction (Yan &amp; Shen, 2022).</w:t>
+      </w:r>
+      <w:r>
+        <w:rPr>
+          <w:sz w:val="24"/>
+          <w:szCs w:val="24"/>
+        </w:rPr>
+        <w:t xml:space="preserve"> Also according to the study by</w:t>
+      </w:r>
+      <w:r>
+        <w:rPr>
+          <w:sz w:val="24"/>
+          <w:szCs w:val="24"/>
+        </w:rPr>
+        <w:t xml:space="preserve"> Ogungbire &amp; Pulugurtha (2025)</w:t>
       </w:r>
       <w:r>
         <w:rPr>
@@ -10344,66 +10520,34 @@
           <w:sz w:val="24"/>
           <w:szCs w:val="24"/>
         </w:rPr>
-        <w:t xml:space="preserve"> number of research has been done on capturing those spatiotemporal variations using features such as time patterns and </w:t>
-      </w:r>
-      <w:proofErr w:type="gramStart"/>
-      <w:r>
-        <w:rPr>
-          <w:sz w:val="24"/>
-          <w:szCs w:val="24"/>
-        </w:rPr>
-        <w:t>location based</w:t>
-      </w:r>
-      <w:proofErr w:type="gramEnd"/>
-      <w:r>
-        <w:rPr>
-          <w:sz w:val="24"/>
-          <w:szCs w:val="24"/>
-        </w:rPr>
-        <w:t xml:space="preserve"> grids, when it comes to broader accident hotspot prediction. Accordingly, a gap remains in combining spatial and temporal features of accidents to create a model that can perform more context aware predictions.</w:t>
-      </w:r>
-    </w:p>
-    <w:p>
-      <w:pPr>
-        <w:spacing w:line="360" w:lineRule="auto"/>
-        <w:jc w:val="both"/>
-        <w:rPr>
-          <w:sz w:val="24"/>
-          <w:szCs w:val="24"/>
-        </w:rPr>
-      </w:pPr>
-    </w:p>
-    <w:p>
-      <w:pPr>
-        <w:spacing w:line="360" w:lineRule="auto"/>
-        <w:jc w:val="both"/>
-        <w:rPr>
-          <w:sz w:val="24"/>
-          <w:szCs w:val="24"/>
-        </w:rPr>
-      </w:pPr>
-      <w:r>
-        <w:rPr>
-          <w:sz w:val="24"/>
-          <w:szCs w:val="24"/>
-        </w:rPr>
-        <w:t xml:space="preserve">Additionally, most of the existing systems in Sri Lanka were given lesser focus to feature contribution and model </w:t>
-      </w:r>
-      <w:proofErr w:type="spellStart"/>
-      <w:r>
-        <w:rPr>
-          <w:sz w:val="24"/>
-          <w:szCs w:val="24"/>
-        </w:rPr>
-        <w:t>explainability</w:t>
-      </w:r>
-      <w:proofErr w:type="spellEnd"/>
-      <w:r>
-        <w:rPr>
-          <w:sz w:val="24"/>
-          <w:szCs w:val="24"/>
-        </w:rPr>
-        <w:t xml:space="preserve"> analysis. Even though predicting a traffic accident itself is very important, authorities need to know why the model considers a certain location as high-risk hotspot, to support decision making. But machine learning models act as black box systems, limiting their adaptability in safety critical areas. </w:t>
+        <w:t xml:space="preserve"> number of research has been done on capturing those spatiotemporal variations using features such as time patterns and location based grids, when it comes to broader accident hotspot prediction. Accordingly, a gap remains in combining spatial and temporal features of accidents to create a model that can perform more context aware predictions.</w:t>
+      </w:r>
+    </w:p>
+    <w:p>
+      <w:pPr>
+        <w:spacing w:line="360" w:lineRule="auto"/>
+        <w:jc w:val="both"/>
+        <w:rPr>
+          <w:sz w:val="24"/>
+          <w:szCs w:val="24"/>
+        </w:rPr>
+      </w:pPr>
+    </w:p>
+    <w:p>
+      <w:pPr>
+        <w:spacing w:line="360" w:lineRule="auto"/>
+        <w:jc w:val="both"/>
+        <w:rPr>
+          <w:sz w:val="24"/>
+          <w:szCs w:val="24"/>
+        </w:rPr>
+      </w:pPr>
+      <w:r>
+        <w:rPr>
+          <w:sz w:val="24"/>
+          <w:szCs w:val="24"/>
+        </w:rPr>
+        <w:t xml:space="preserve">Additionally, most of the existing systems in Sri Lanka were given lesser focus to feature contribution and model explainability analysis. Even though predicting a traffic accident itself is very important, authorities need to know why the model considers a certain location as high-risk hotspot, to support decision making. But machine learning models act as black box systems, limiting their adaptability in safety critical areas. </w:t>
       </w:r>
       <w:r>
         <w:rPr>
@@ -10445,23 +10589,7 @@
           <w:sz w:val="24"/>
           <w:szCs w:val="24"/>
         </w:rPr>
-        <w:t xml:space="preserve"> Omar Ibrahim </w:t>
-      </w:r>
-      <w:proofErr w:type="spellStart"/>
-      <w:r>
-        <w:rPr>
-          <w:sz w:val="24"/>
-          <w:szCs w:val="24"/>
-        </w:rPr>
-        <w:t>Aboulola</w:t>
-      </w:r>
-      <w:proofErr w:type="spellEnd"/>
-      <w:r>
-        <w:rPr>
-          <w:sz w:val="24"/>
-          <w:szCs w:val="24"/>
-        </w:rPr>
-        <w:t>, 2024</w:t>
+        <w:t xml:space="preserve"> Omar Ibrahim Aboulola, 2024</w:t>
       </w:r>
       <w:r>
         <w:rPr>
@@ -10552,23 +10680,7 @@
           <w:sz w:val="24"/>
           <w:szCs w:val="24"/>
         </w:rPr>
-        <w:t xml:space="preserve">for accident hotspot prediction and severity classification for Sri Lankan context. Also, unlike exiting studies, it is planned to integrate both police accident records and weather data, thus creating a </w:t>
-      </w:r>
-      <w:proofErr w:type="spellStart"/>
-      <w:r>
-        <w:rPr>
-          <w:sz w:val="24"/>
-          <w:szCs w:val="24"/>
-        </w:rPr>
-        <w:t>multi source</w:t>
-      </w:r>
-      <w:proofErr w:type="spellEnd"/>
-      <w:r>
-        <w:rPr>
-          <w:sz w:val="24"/>
-          <w:szCs w:val="24"/>
-        </w:rPr>
-        <w:t xml:space="preserve"> data warehouse. Additionally spatiotemporal analysis via feature engineering to identify variations across accident hotspots and explainable AI techniques such as SHAP will be integrated to improve the model’s prediction performance and interpretability.</w:t>
+        <w:t>for accident hotspot prediction and severity classification for Sri Lankan context. Also, unlike exiting studies, it is planned to integrate both police accident records and weather data, thus creating a multi source data warehouse. Additionally spatiotemporal analysis via feature engineering to identify variations across accident hotspots and explainable AI techniques such as SHAP will be integrated to improve the model’s prediction performance and interpretability.</w:t>
       </w:r>
     </w:p>
     <w:p>
@@ -10711,7 +10823,7 @@
           <w:szCs w:val="28"/>
         </w:rPr>
       </w:pPr>
-      <w:bookmarkStart w:id="46" w:name="_Toc235486834"/>
+      <w:bookmarkStart w:id="47" w:name="_Toc236227263"/>
       <w:r>
         <w:rPr>
           <w:rFonts w:ascii="Times New Roman" w:hAnsi="Times New Roman" w:cs="Times New Roman"/>
@@ -10733,9 +10845,9 @@
           <w:sz w:val="28"/>
           <w:szCs w:val="28"/>
         </w:rPr>
-        <w:t>4 Summary of the Findings</w:t>
-      </w:r>
-      <w:bookmarkEnd w:id="46"/>
+        <w:t>5 Summary of the Findings</w:t>
+      </w:r>
+      <w:bookmarkEnd w:id="47"/>
     </w:p>
     <w:tbl>
       <w:tblPr>
@@ -11101,13 +11213,8 @@
               <w:jc w:val="both"/>
             </w:pPr>
             <w:r>
-              <w:t xml:space="preserve">Limited </w:t>
-            </w:r>
-            <w:proofErr w:type="spellStart"/>
-            <w:r>
-              <w:t>explainabilty</w:t>
-            </w:r>
-            <w:proofErr w:type="spellEnd"/>
+              <w:t>Limited explainabilty</w:t>
+            </w:r>
           </w:p>
           <w:p>
             <w:pPr>
@@ -11215,19 +11322,11 @@
               </w:rPr>
               <w:t xml:space="preserve"> and </w:t>
             </w:r>
-            <w:proofErr w:type="spellStart"/>
             <w:r>
               <w:rPr>
                 <w:color w:val="000000" w:themeColor="text1"/>
               </w:rPr>
-              <w:t>Getis</w:t>
-            </w:r>
-            <w:proofErr w:type="spellEnd"/>
-            <w:r>
-              <w:rPr>
-                <w:color w:val="000000" w:themeColor="text1"/>
-              </w:rPr>
-              <w:t xml:space="preserve">-Ord </w:t>
+              <w:t xml:space="preserve">Getis-Ord </w:t>
             </w:r>
             <w:r>
               <w:rPr>
@@ -11321,30 +11420,8 @@
               <w:rPr>
                 <w:color w:val="000000" w:themeColor="text1"/>
               </w:rPr>
-              <w:t xml:space="preserve">J.M.C.T. </w:t>
-            </w:r>
-            <w:proofErr w:type="spellStart"/>
-            <w:r>
-              <w:rPr>
-                <w:color w:val="000000" w:themeColor="text1"/>
-              </w:rPr>
-              <w:t>Jayamanna</w:t>
-            </w:r>
-            <w:proofErr w:type="spellEnd"/>
-            <w:r>
-              <w:rPr>
-                <w:color w:val="000000" w:themeColor="text1"/>
-              </w:rPr>
-              <w:t xml:space="preserve"> &amp; P. </w:t>
-            </w:r>
-            <w:proofErr w:type="spellStart"/>
-            <w:r>
-              <w:rPr>
-                <w:color w:val="000000" w:themeColor="text1"/>
-              </w:rPr>
-              <w:t>Kalansooriya</w:t>
-            </w:r>
-            <w:proofErr w:type="spellEnd"/>
+              <w:t>J.M.C.T. Jayamanna &amp; P. Kalansooriya</w:t>
+            </w:r>
             <w:r>
               <w:rPr>
                 <w:color w:val="000000" w:themeColor="text1"/>
@@ -11374,13 +11451,8 @@
               <w:spacing w:line="360" w:lineRule="auto"/>
               <w:jc w:val="both"/>
             </w:pPr>
-            <w:proofErr w:type="spellStart"/>
-            <w:r>
-              <w:t>XGBoost</w:t>
-            </w:r>
-            <w:proofErr w:type="spellEnd"/>
-            <w:r>
-              <w:t xml:space="preserve"> performs best for hotspot prediction</w:t>
+            <w:r>
+              <w:t>XGBoost performs best for hotspot prediction</w:t>
             </w:r>
           </w:p>
           <w:p>
@@ -11612,20 +11684,10 @@
               <w:spacing w:line="360" w:lineRule="auto"/>
               <w:jc w:val="both"/>
             </w:pPr>
-            <w:proofErr w:type="spellStart"/>
             <w:r>
               <w:lastRenderedPageBreak/>
-              <w:t>Ogungbire</w:t>
-            </w:r>
-            <w:proofErr w:type="spellEnd"/>
-            <w:r>
-              <w:t xml:space="preserve"> &amp; </w:t>
-            </w:r>
-            <w:proofErr w:type="spellStart"/>
-            <w:r>
-              <w:t>Pulugurtha</w:t>
-            </w:r>
-            <w:proofErr w:type="spellEnd"/>
+              <w:t>Ogungbire &amp; Pulugurtha</w:t>
+            </w:r>
             <w:r>
               <w:t xml:space="preserve"> (2025)</w:t>
             </w:r>
@@ -11924,7 +11986,7 @@
           <w:szCs w:val="28"/>
         </w:rPr>
       </w:pPr>
-      <w:bookmarkStart w:id="47" w:name="_Toc235486835"/>
+      <w:bookmarkStart w:id="48" w:name="_Toc236227264"/>
       <w:r>
         <w:rPr>
           <w:rFonts w:ascii="Times New Roman" w:hAnsi="Times New Roman" w:cs="Times New Roman"/>
@@ -11946,7 +12008,7 @@
           <w:sz w:val="28"/>
           <w:szCs w:val="28"/>
         </w:rPr>
-        <w:t>5</w:t>
+        <w:t>6</w:t>
       </w:r>
       <w:r>
         <w:rPr>
@@ -11970,7 +12032,7 @@
         </w:rPr>
         <w:t>Chapter Summary</w:t>
       </w:r>
-      <w:bookmarkEnd w:id="47"/>
+      <w:bookmarkEnd w:id="48"/>
     </w:p>
     <w:p>
       <w:pPr>
@@ -12020,89 +12082,7 @@
           <w:sz w:val="24"/>
           <w:szCs w:val="24"/>
         </w:rPr>
-        <w:t xml:space="preserve">Accordingly, it is clear that machine learning approaches such as Random Forest, </w:t>
-      </w:r>
-      <w:proofErr w:type="spellStart"/>
-      <w:r>
-        <w:rPr>
-          <w:sz w:val="24"/>
-          <w:szCs w:val="24"/>
-        </w:rPr>
-        <w:t>XGBoost</w:t>
-      </w:r>
-      <w:proofErr w:type="spellEnd"/>
-      <w:r>
-        <w:rPr>
-          <w:sz w:val="24"/>
-          <w:szCs w:val="24"/>
-        </w:rPr>
-        <w:t xml:space="preserve">, Artificial Neural Network and Support Vector Machines have </w:t>
-      </w:r>
-      <w:proofErr w:type="spellStart"/>
-      <w:proofErr w:type="gramStart"/>
-      <w:r>
-        <w:rPr>
-          <w:sz w:val="24"/>
-          <w:szCs w:val="24"/>
-        </w:rPr>
-        <w:t>a</w:t>
-      </w:r>
-      <w:proofErr w:type="spellEnd"/>
-      <w:proofErr w:type="gramEnd"/>
-      <w:r>
-        <w:rPr>
-          <w:sz w:val="24"/>
-          <w:szCs w:val="24"/>
-        </w:rPr>
-        <w:t xml:space="preserve"> overall good performance when it comes to accident hotspot prediction and severity classification. Among </w:t>
-      </w:r>
-      <w:proofErr w:type="gramStart"/>
-      <w:r>
-        <w:rPr>
-          <w:sz w:val="24"/>
-          <w:szCs w:val="24"/>
-        </w:rPr>
-        <w:t>them ,</w:t>
-      </w:r>
-      <w:proofErr w:type="gramEnd"/>
-      <w:r>
-        <w:rPr>
-          <w:sz w:val="24"/>
-          <w:szCs w:val="24"/>
-        </w:rPr>
-        <w:t xml:space="preserve"> it is also found ensemble models such as Random Forest and </w:t>
-      </w:r>
-      <w:proofErr w:type="spellStart"/>
-      <w:r>
-        <w:rPr>
-          <w:sz w:val="24"/>
-          <w:szCs w:val="24"/>
-        </w:rPr>
-        <w:t>XGBoost</w:t>
-      </w:r>
-      <w:proofErr w:type="spellEnd"/>
-      <w:r>
-        <w:rPr>
-          <w:sz w:val="24"/>
-          <w:szCs w:val="24"/>
-        </w:rPr>
-        <w:t xml:space="preserve"> performs better with </w:t>
-      </w:r>
-      <w:proofErr w:type="spellStart"/>
-      <w:r>
-        <w:rPr>
-          <w:sz w:val="24"/>
-          <w:szCs w:val="24"/>
-        </w:rPr>
-        <w:t>a</w:t>
-      </w:r>
-      <w:proofErr w:type="spellEnd"/>
-      <w:r>
-        <w:rPr>
-          <w:sz w:val="24"/>
-          <w:szCs w:val="24"/>
-        </w:rPr>
-        <w:t xml:space="preserve"> overall high prediction accuracy.</w:t>
+        <w:t>Accordingly, it is clear that machine learning approaches such as Random Forest, XGBoost, Artificial Neural Network and Support Vector Machines have a overall good performance when it comes to accident hotspot prediction and severity classification. Among them , it is also found ensemble models such as Random Forest and XGBoost performs better with a overall high prediction accuracy.</w:t>
       </w:r>
     </w:p>
     <w:p>
@@ -12156,67 +12136,35 @@
           <w:sz w:val="24"/>
           <w:szCs w:val="24"/>
         </w:rPr>
-        <w:t xml:space="preserve">Also, as it is mentioned earlier, machine learning models act as black box systems, limiting their adaptation in safety critical domains such as transportation and road traffic accidents where authorities need to know why a certain prediction is made. However, several studies related to this matter also discussed in chapter, explaining how </w:t>
-      </w:r>
-      <w:proofErr w:type="gramStart"/>
-      <w:r>
-        <w:rPr>
-          <w:sz w:val="24"/>
-          <w:szCs w:val="24"/>
-        </w:rPr>
-        <w:t>can we</w:t>
-      </w:r>
-      <w:proofErr w:type="gramEnd"/>
-      <w:r>
-        <w:rPr>
-          <w:sz w:val="24"/>
-          <w:szCs w:val="24"/>
-        </w:rPr>
-        <w:t xml:space="preserve"> use Explainable AI techniques such as SHAP to improve model’s transparency and interpretability and thereby to improve the trust between authorities and the prediction.</w:t>
-      </w:r>
-    </w:p>
-    <w:p>
-      <w:pPr>
-        <w:spacing w:line="360" w:lineRule="auto"/>
-        <w:jc w:val="both"/>
-        <w:rPr>
-          <w:sz w:val="24"/>
-          <w:szCs w:val="24"/>
-        </w:rPr>
-      </w:pPr>
-    </w:p>
-    <w:p>
-      <w:pPr>
-        <w:spacing w:line="360" w:lineRule="auto"/>
-        <w:jc w:val="both"/>
-        <w:rPr>
-          <w:color w:val="000000" w:themeColor="text1"/>
-          <w:sz w:val="24"/>
-          <w:szCs w:val="24"/>
-        </w:rPr>
-      </w:pPr>
-      <w:r>
-        <w:rPr>
-          <w:sz w:val="24"/>
-          <w:szCs w:val="24"/>
-        </w:rPr>
-        <w:t xml:space="preserve">However, in this chapter, several gaps related to those existing studies were also discussed.  Accordingly, it reveals that most of the existing studies in Sri Lanka given lesser focus to techniques such as multi source data integration, spatiotemporal </w:t>
-      </w:r>
-      <w:proofErr w:type="gramStart"/>
-      <w:r>
-        <w:rPr>
-          <w:sz w:val="24"/>
-          <w:szCs w:val="24"/>
-        </w:rPr>
-        <w:t>analysis</w:t>
-      </w:r>
-      <w:proofErr w:type="gramEnd"/>
-      <w:r>
-        <w:rPr>
-          <w:sz w:val="24"/>
-          <w:szCs w:val="24"/>
-        </w:rPr>
-        <w:t xml:space="preserve"> and integration of Explainable techniques such as SHAP. Thus, this study proposes a</w:t>
+        <w:t>Also, as it is mentioned earlier, machine learning models act as black box systems, limiting their adaptation in safety critical domains such as transportation and road traffic accidents where authorities need to know why a certain prediction is made. However, several studies related to this matter also discussed in chapter, explaining how can we use Explainable AI techniques such as SHAP to improve model’s transparency and interpretability and thereby to improve the trust between authorities and the prediction.</w:t>
+      </w:r>
+    </w:p>
+    <w:p>
+      <w:pPr>
+        <w:spacing w:line="360" w:lineRule="auto"/>
+        <w:jc w:val="both"/>
+        <w:rPr>
+          <w:sz w:val="24"/>
+          <w:szCs w:val="24"/>
+        </w:rPr>
+      </w:pPr>
+    </w:p>
+    <w:p>
+      <w:pPr>
+        <w:spacing w:line="360" w:lineRule="auto"/>
+        <w:jc w:val="both"/>
+        <w:rPr>
+          <w:color w:val="000000" w:themeColor="text1"/>
+          <w:sz w:val="24"/>
+          <w:szCs w:val="24"/>
+        </w:rPr>
+      </w:pPr>
+      <w:r>
+        <w:rPr>
+          <w:sz w:val="24"/>
+          <w:szCs w:val="24"/>
+        </w:rPr>
+        <w:t>However, in this chapter, several gaps related to those existing studies were also discussed.  Accordingly, it reveals that most of the existing studies in Sri Lanka given lesser focus to techniques such as multi source data integration, spatiotemporal analysis and integration of Explainable techniques such as SHAP. Thus, this study proposes a</w:t>
       </w:r>
       <w:r>
         <w:rPr>
@@ -12265,7 +12213,7 @@
           <w:color w:val="000000" w:themeColor="text1"/>
         </w:rPr>
       </w:pPr>
-      <w:bookmarkStart w:id="48" w:name="_Toc235486836"/>
+      <w:bookmarkStart w:id="49" w:name="_Toc236227265"/>
       <w:r>
         <w:rPr>
           <w:rFonts w:ascii="Times New Roman" w:hAnsi="Times New Roman" w:cs="Times New Roman"/>
@@ -12303,7 +12251,7 @@
         </w:rPr>
         <w:t>Methodology</w:t>
       </w:r>
-      <w:bookmarkEnd w:id="48"/>
+      <w:bookmarkEnd w:id="49"/>
     </w:p>
     <w:p>
       <w:pPr>
@@ -12329,7 +12277,7 @@
           <w:szCs w:val="28"/>
         </w:rPr>
       </w:pPr>
-      <w:bookmarkStart w:id="49" w:name="_Toc235486837"/>
+      <w:bookmarkStart w:id="50" w:name="_Toc236227266"/>
       <w:r>
         <w:rPr>
           <w:rFonts w:ascii="Times New Roman" w:hAnsi="Times New Roman" w:cs="Times New Roman"/>
@@ -12363,39 +12311,23 @@
         </w:rPr>
         <w:t>Introduction</w:t>
       </w:r>
-      <w:bookmarkEnd w:id="49"/>
-    </w:p>
-    <w:p>
-      <w:pPr>
-        <w:spacing w:line="360" w:lineRule="auto"/>
-        <w:jc w:val="both"/>
-        <w:rPr>
-          <w:sz w:val="24"/>
-          <w:szCs w:val="24"/>
-        </w:rPr>
-      </w:pPr>
-      <w:r>
-        <w:rPr>
-          <w:sz w:val="24"/>
-          <w:szCs w:val="24"/>
-        </w:rPr>
-        <w:t xml:space="preserve">This chapter explains the methodology used to design and implement the </w:t>
-      </w:r>
-      <w:proofErr w:type="spellStart"/>
-      <w:r>
-        <w:rPr>
-          <w:sz w:val="24"/>
-          <w:szCs w:val="24"/>
-        </w:rPr>
-        <w:t>multi source</w:t>
-      </w:r>
-      <w:proofErr w:type="spellEnd"/>
-      <w:r>
-        <w:rPr>
-          <w:sz w:val="24"/>
-          <w:szCs w:val="24"/>
-        </w:rPr>
-        <w:t>, explainable spatiotemporal learning machine learning framework for traffic accident hotspot prediction and severity classification in Sri Lanka. Accordingly, a data driven, quantitative and applied research design methodology is adapted for this study as we focus on development of a technical system while evaluating it performance using measurable data and metrices.</w:t>
+      <w:bookmarkEnd w:id="50"/>
+    </w:p>
+    <w:p>
+      <w:pPr>
+        <w:spacing w:line="360" w:lineRule="auto"/>
+        <w:jc w:val="both"/>
+        <w:rPr>
+          <w:sz w:val="24"/>
+          <w:szCs w:val="24"/>
+        </w:rPr>
+      </w:pPr>
+      <w:r>
+        <w:rPr>
+          <w:sz w:val="24"/>
+          <w:szCs w:val="24"/>
+        </w:rPr>
+        <w:t>This chapter explains the methodology used to design and implement the multi source, explainable spatiotemporal learning machine learning framework for traffic accident hotspot prediction and severity classification in Sri Lanka. Accordingly, a data driven, quantitative and applied research design methodology is adapted for this study as we focus on development of a technical system while evaluating it performance using measurable data and metrices.</w:t>
       </w:r>
     </w:p>
     <w:p>
@@ -12577,7 +12509,7 @@
         </w:rPr>
         <w:lastRenderedPageBreak/>
         <w:drawing>
-          <wp:inline distT="0" distB="0" distL="0" distR="0" wp14:anchorId="671C784D" wp14:editId="4A400840">
+          <wp:inline distT="0" distB="0" distL="0" distR="0" wp14:anchorId="3FBA410E" wp14:editId="675E9DF0">
             <wp:extent cx="5486400" cy="6438900"/>
             <wp:effectExtent l="0" t="0" r="0" b="0"/>
             <wp:docPr id="20" name="Picture 20" descr="A diagram of a process&#10;&#10;Description automatically generated with medium confidence"/>
@@ -12622,7 +12554,7 @@
           <w:szCs w:val="24"/>
         </w:rPr>
       </w:pPr>
-      <w:bookmarkStart w:id="50" w:name="_Toc235987012"/>
+      <w:bookmarkStart w:id="51" w:name="_Toc235987012"/>
       <w:r>
         <w:t xml:space="preserve">Figure </w:t>
       </w:r>
@@ -12647,7 +12579,7 @@
       <w:r>
         <w:t xml:space="preserve"> Overview of Methodology</w:t>
       </w:r>
-      <w:bookmarkEnd w:id="50"/>
+      <w:bookmarkEnd w:id="51"/>
     </w:p>
     <w:p>
       <w:pPr>
@@ -12723,7 +12655,7 @@
           <w:szCs w:val="28"/>
         </w:rPr>
       </w:pPr>
-      <w:bookmarkStart w:id="51" w:name="_Toc235486838"/>
+      <w:bookmarkStart w:id="52" w:name="_Toc236227267"/>
       <w:r>
         <w:rPr>
           <w:rFonts w:ascii="Times New Roman" w:hAnsi="Times New Roman" w:cs="Times New Roman"/>
@@ -12779,7 +12711,7 @@
         </w:rPr>
         <w:t>Data Collection</w:t>
       </w:r>
-      <w:bookmarkEnd w:id="51"/>
+      <w:bookmarkEnd w:id="52"/>
       <w:r>
         <w:rPr>
           <w:rFonts w:ascii="Times New Roman" w:hAnsi="Times New Roman" w:cs="Times New Roman"/>
@@ -12810,7 +12742,7 @@
           <w:color w:val="000000" w:themeColor="text1"/>
         </w:rPr>
       </w:pPr>
-      <w:bookmarkStart w:id="52" w:name="_Toc235486839"/>
+      <w:bookmarkStart w:id="53" w:name="_Toc236227268"/>
       <w:r>
         <w:rPr>
           <w:rFonts w:ascii="Times New Roman" w:hAnsi="Times New Roman" w:cs="Times New Roman"/>
@@ -12874,7 +12806,7 @@
         </w:rPr>
         <w:t>Historical Police Accident Records</w:t>
       </w:r>
-      <w:bookmarkEnd w:id="52"/>
+      <w:bookmarkEnd w:id="53"/>
     </w:p>
     <w:p>
       <w:pPr>
@@ -13002,39 +12934,7 @@
           <w:sz w:val="24"/>
           <w:szCs w:val="24"/>
         </w:rPr>
-        <w:t xml:space="preserve">However, it is very important to understand that most of the </w:t>
-      </w:r>
-      <w:proofErr w:type="gramStart"/>
-      <w:r>
-        <w:rPr>
-          <w:sz w:val="24"/>
-          <w:szCs w:val="24"/>
-        </w:rPr>
-        <w:t>well developed</w:t>
-      </w:r>
-      <w:proofErr w:type="gramEnd"/>
-      <w:r>
-        <w:rPr>
-          <w:sz w:val="24"/>
-          <w:szCs w:val="24"/>
-        </w:rPr>
-        <w:t xml:space="preserve"> countries have centralized system to manage road traffic accident data. For </w:t>
-      </w:r>
-      <w:proofErr w:type="gramStart"/>
-      <w:r>
-        <w:rPr>
-          <w:sz w:val="24"/>
-          <w:szCs w:val="24"/>
-        </w:rPr>
-        <w:t>example</w:t>
-      </w:r>
-      <w:proofErr w:type="gramEnd"/>
-      <w:r>
-        <w:rPr>
-          <w:sz w:val="24"/>
-          <w:szCs w:val="24"/>
-        </w:rPr>
-        <w:t xml:space="preserve"> USA has a system called </w:t>
+        <w:t xml:space="preserve">However, it is very important to understand that most of the well developed countries have centralized system to manage road traffic accident data. For example USA has a system called </w:t>
       </w:r>
       <w:r>
         <w:rPr>
@@ -13208,7 +13108,7 @@
           <w:szCs w:val="24"/>
         </w:rPr>
         <w:drawing>
-          <wp:inline distT="0" distB="0" distL="0" distR="0" wp14:anchorId="158956C5" wp14:editId="50D27D09">
+          <wp:inline distT="0" distB="0" distL="0" distR="0" wp14:anchorId="33DDDC0D" wp14:editId="614FACB9">
             <wp:extent cx="5486400" cy="892810"/>
             <wp:effectExtent l="0" t="0" r="0" b="2540"/>
             <wp:docPr id="11" name="Picture 11" descr="A screenshot of a computer&#10;&#10;Description automatically generated"/>
@@ -13257,7 +13157,7 @@
           <w:szCs w:val="24"/>
         </w:rPr>
         <w:drawing>
-          <wp:inline distT="0" distB="0" distL="0" distR="0" wp14:anchorId="3613A853" wp14:editId="2B2D3AC4">
+          <wp:inline distT="0" distB="0" distL="0" distR="0" wp14:anchorId="48A2126B" wp14:editId="0CA96B37">
             <wp:extent cx="5486400" cy="1042035"/>
             <wp:effectExtent l="0" t="0" r="0" b="5715"/>
             <wp:docPr id="12" name="Picture 12" descr="A screenshot of a computer&#10;&#10;Description automatically generated"/>
@@ -13298,7 +13198,7 @@
         <w:pStyle w:val="Caption"/>
         <w:jc w:val="center"/>
       </w:pPr>
-      <w:bookmarkStart w:id="53" w:name="_Toc235987013"/>
+      <w:bookmarkStart w:id="54" w:name="_Toc235987013"/>
       <w:r>
         <w:t xml:space="preserve">Figure </w:t>
       </w:r>
@@ -13326,7 +13226,7 @@
       <w:r>
         <w:t>Sample Records from Slave Island Police Station</w:t>
       </w:r>
-      <w:bookmarkEnd w:id="53"/>
+      <w:bookmarkEnd w:id="54"/>
     </w:p>
     <w:p>
       <w:pPr>
@@ -13485,7 +13385,7 @@
           <w:color w:val="000000" w:themeColor="text1"/>
         </w:rPr>
       </w:pPr>
-      <w:bookmarkStart w:id="54" w:name="_Toc235486840"/>
+      <w:bookmarkStart w:id="55" w:name="_Toc236227269"/>
       <w:r>
         <w:rPr>
           <w:rFonts w:ascii="Times New Roman" w:hAnsi="Times New Roman" w:cs="Times New Roman"/>
@@ -13549,62 +13449,30 @@
         </w:rPr>
         <w:t>Weather Data</w:t>
       </w:r>
-      <w:bookmarkEnd w:id="54"/>
-    </w:p>
-    <w:p>
-      <w:pPr>
-        <w:spacing w:line="360" w:lineRule="auto"/>
-        <w:jc w:val="both"/>
-        <w:rPr>
-          <w:sz w:val="24"/>
-          <w:szCs w:val="24"/>
-        </w:rPr>
-      </w:pPr>
-      <w:r>
-        <w:rPr>
-          <w:sz w:val="24"/>
-          <w:szCs w:val="24"/>
-        </w:rPr>
-        <w:t xml:space="preserve">As mentioned in previous chapters, </w:t>
-      </w:r>
-      <w:proofErr w:type="gramStart"/>
-      <w:r>
-        <w:rPr>
-          <w:sz w:val="24"/>
-          <w:szCs w:val="24"/>
-        </w:rPr>
-        <w:t>it is clear that integrating</w:t>
-      </w:r>
-      <w:proofErr w:type="gramEnd"/>
-      <w:r>
-        <w:rPr>
-          <w:sz w:val="24"/>
-          <w:szCs w:val="24"/>
-        </w:rPr>
-        <w:t xml:space="preserve"> contextual data like weather data can improve model’s prediction performance</w:t>
-      </w:r>
-      <w:r>
-        <w:rPr>
-          <w:sz w:val="24"/>
-          <w:szCs w:val="24"/>
-        </w:rPr>
-        <w:t xml:space="preserve">. Accordingly, a weather dataset that covers the Colombo Area from the year 2022-2025 is obtained via Visual Crossing Weather API, thus developing a </w:t>
-      </w:r>
-      <w:proofErr w:type="spellStart"/>
-      <w:r>
-        <w:rPr>
-          <w:sz w:val="24"/>
-          <w:szCs w:val="24"/>
-        </w:rPr>
-        <w:t>multi source</w:t>
-      </w:r>
-      <w:proofErr w:type="spellEnd"/>
-      <w:r>
-        <w:rPr>
-          <w:sz w:val="24"/>
-          <w:szCs w:val="24"/>
-        </w:rPr>
-        <w:t xml:space="preserve"> machine learning framework for traffic accident hotspot prediction and severity classification in Sri Lanka </w:t>
+      <w:bookmarkEnd w:id="55"/>
+    </w:p>
+    <w:p>
+      <w:pPr>
+        <w:spacing w:line="360" w:lineRule="auto"/>
+        <w:jc w:val="both"/>
+        <w:rPr>
+          <w:sz w:val="24"/>
+          <w:szCs w:val="24"/>
+        </w:rPr>
+      </w:pPr>
+      <w:r>
+        <w:rPr>
+          <w:sz w:val="24"/>
+          <w:szCs w:val="24"/>
+        </w:rPr>
+        <w:t>As mentioned in previous chapters, it is clear that integrating contextual data like weather data can improve model’s prediction performance</w:t>
+      </w:r>
+      <w:r>
+        <w:rPr>
+          <w:sz w:val="24"/>
+          <w:szCs w:val="24"/>
+        </w:rPr>
+        <w:t xml:space="preserve">. Accordingly, a weather dataset that covers the Colombo Area from the year 2022-2025 is obtained via Visual Crossing Weather API, thus developing a multi source machine learning framework for traffic accident hotspot prediction and severity classification in Sri Lanka </w:t>
       </w:r>
       <w:r>
         <w:rPr>
@@ -13647,7 +13515,6 @@
         </w:rPr>
         <w:t xml:space="preserve">Accordingly collected weather data includes features like weather condition (cloudy, rainy, partly cloudy ), precipitation, visibility, humidity, </w:t>
       </w:r>
-      <w:proofErr w:type="spellStart"/>
       <w:r>
         <w:rPr>
           <w:sz w:val="24"/>
@@ -13655,31 +13522,13 @@
         </w:rPr>
         <w:t>cloudcover</w:t>
       </w:r>
-      <w:proofErr w:type="spellEnd"/>
-      <w:r>
-        <w:rPr>
-          <w:sz w:val="24"/>
-          <w:szCs w:val="24"/>
-        </w:rPr>
-        <w:t xml:space="preserve">, sunrise and sunset, enriching police accident dataset with environmental </w:t>
-      </w:r>
-      <w:proofErr w:type="spellStart"/>
-      <w:r>
-        <w:rPr>
-          <w:sz w:val="24"/>
-          <w:szCs w:val="24"/>
-        </w:rPr>
-        <w:t>factors.Also</w:t>
-      </w:r>
-      <w:proofErr w:type="spellEnd"/>
-      <w:r>
-        <w:rPr>
-          <w:sz w:val="24"/>
-          <w:szCs w:val="24"/>
-        </w:rPr>
-        <w:t xml:space="preserve">, in addition to those mentioned features, feature engineering has performed to derive columns like </w:t>
-      </w:r>
-      <w:proofErr w:type="spellStart"/>
+      <w:r>
+        <w:rPr>
+          <w:sz w:val="24"/>
+          <w:szCs w:val="24"/>
+        </w:rPr>
+        <w:t xml:space="preserve">, sunrise and sunset, enriching police accident dataset with environmental factors.Also, in addition to those mentioned features, feature engineering has performed to derive columns like </w:t>
+      </w:r>
       <w:r>
         <w:rPr>
           <w:sz w:val="24"/>
@@ -13687,29 +13536,12 @@
         </w:rPr>
         <w:t>weather_condition_label</w:t>
       </w:r>
-      <w:proofErr w:type="spellEnd"/>
-      <w:r>
-        <w:rPr>
-          <w:sz w:val="24"/>
-          <w:szCs w:val="24"/>
-        </w:rPr>
-        <w:t xml:space="preserve"> (cloudy, partly cloudy, heavy and light rain) based on precipitation value and </w:t>
-      </w:r>
-      <w:proofErr w:type="spellStart"/>
-      <w:r>
-        <w:rPr>
-          <w:sz w:val="24"/>
-          <w:szCs w:val="24"/>
-        </w:rPr>
-        <w:t>visibility_level</w:t>
-      </w:r>
-      <w:proofErr w:type="spellEnd"/>
-      <w:r>
-        <w:rPr>
-          <w:sz w:val="24"/>
-          <w:szCs w:val="24"/>
-        </w:rPr>
-        <w:t xml:space="preserve"> (good, moderate and poor) based on visibility values to provide more interpretable feature for machine learning models.</w:t>
+      <w:r>
+        <w:rPr>
+          <w:sz w:val="24"/>
+          <w:szCs w:val="24"/>
+        </w:rPr>
+        <w:t xml:space="preserve"> (cloudy, partly cloudy, heavy and light rain) based on precipitation value and visibility_level (good, moderate and poor) based on visibility values to provide more interpretable feature for machine learning models.</w:t>
       </w:r>
     </w:p>
     <w:p>
@@ -13741,7 +13573,7 @@
           <w:szCs w:val="24"/>
         </w:rPr>
         <w:drawing>
-          <wp:inline distT="0" distB="0" distL="0" distR="0" wp14:anchorId="0134370A" wp14:editId="4B303933">
+          <wp:inline distT="0" distB="0" distL="0" distR="0" wp14:anchorId="5A82D660" wp14:editId="6866FFF5">
             <wp:extent cx="4934052" cy="3295650"/>
             <wp:effectExtent l="0" t="0" r="0" b="0"/>
             <wp:docPr id="17" name="Picture 17" descr="A table of numbers and symbols&#10;&#10;Description automatically generated with medium confidence"/>
@@ -13789,7 +13621,7 @@
         <mc:AlternateContent>
           <mc:Choice Requires="wps">
             <w:drawing>
-              <wp:anchor distT="0" distB="0" distL="114300" distR="114300" simplePos="0" relativeHeight="251663360" behindDoc="0" locked="0" layoutInCell="1" allowOverlap="1" wp14:anchorId="140F26B5" wp14:editId="244CB024">
+              <wp:anchor distT="0" distB="0" distL="114300" distR="114300" simplePos="0" relativeHeight="251663360" behindDoc="0" locked="0" layoutInCell="1" allowOverlap="1" wp14:anchorId="52764719" wp14:editId="1E9275E8">
                 <wp:simplePos x="0" y="0"/>
                 <wp:positionH relativeFrom="column">
                   <wp:posOffset>0</wp:posOffset>
@@ -13845,7 +13677,7 @@
           </mc:Choice>
           <mc:Fallback>
             <w:pict>
-              <v:shapetype w14:anchorId="140F26B5" id="_x0000_t202" coordsize="21600,21600" o:spt="202" path="m,l,21600r21600,l21600,xe">
+              <v:shapetype w14:anchorId="52764719" id="_x0000_t202" coordsize="21600,21600" o:spt="202" path="m,l,21600r21600,l21600,xe">
                 <v:stroke joinstyle="miter"/>
                 <v:path gradientshapeok="t" o:connecttype="rect"/>
               </v:shapetype>
@@ -13872,7 +13704,7 @@
         <mc:AlternateContent>
           <mc:Choice Requires="wps">
             <w:drawing>
-              <wp:anchor distT="0" distB="0" distL="114300" distR="114300" simplePos="0" relativeHeight="251664384" behindDoc="0" locked="0" layoutInCell="1" allowOverlap="1" wp14:anchorId="2D0E2C5F" wp14:editId="13C90371">
+              <wp:anchor distT="0" distB="0" distL="114300" distR="114300" simplePos="0" relativeHeight="251664384" behindDoc="0" locked="0" layoutInCell="1" allowOverlap="1" wp14:anchorId="73C2075D" wp14:editId="75A182ED">
                 <wp:simplePos x="0" y="0"/>
                 <wp:positionH relativeFrom="column">
                   <wp:posOffset>0</wp:posOffset>
@@ -13914,7 +13746,7 @@
                                 <w:noProof/>
                               </w:rPr>
                             </w:pPr>
-                            <w:bookmarkStart w:id="55" w:name="_Toc235987014"/>
+                            <w:bookmarkStart w:id="56" w:name="_Toc235987014"/>
                             <w:r>
                               <w:t xml:space="preserve">Figure </w:t>
                             </w:r>
@@ -13942,7 +13774,7 @@
                             <w:r>
                               <w:t>Weather Data Collected via Visual Crossing API</w:t>
                             </w:r>
-                            <w:bookmarkEnd w:id="55"/>
+                            <w:bookmarkEnd w:id="56"/>
                           </w:p>
                         </w:txbxContent>
                       </wps:txbx>
@@ -13960,7 +13792,7 @@
           </mc:Choice>
           <mc:Fallback>
             <w:pict>
-              <v:shape w14:anchorId="2D0E2C5F" id="Text Box 21" o:spid="_x0000_s1027" type="#_x0000_t202" style="position:absolute;left:0;text-align:left;margin-left:0;margin-top:268.2pt;width:387.9pt;height:.05pt;z-index:251664384;visibility:visible;mso-wrap-style:square;mso-wrap-distance-left:9pt;mso-wrap-distance-top:0;mso-wrap-distance-right:9pt;mso-wrap-distance-bottom:0;mso-position-horizontal:absolute;mso-position-horizontal-relative:text;mso-position-vertical:absolute;mso-position-vertical-relative:text;v-text-anchor:top" o:gfxdata="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" stroked="f">
+              <v:shape w14:anchorId="73C2075D" id="Text Box 21" o:spid="_x0000_s1027" type="#_x0000_t202" style="position:absolute;left:0;text-align:left;margin-left:0;margin-top:268.2pt;width:387.9pt;height:.05pt;z-index:251664384;visibility:visible;mso-wrap-style:square;mso-wrap-distance-left:9pt;mso-wrap-distance-top:0;mso-wrap-distance-right:9pt;mso-wrap-distance-bottom:0;mso-position-horizontal:absolute;mso-position-horizontal-relative:text;mso-position-vertical:absolute;mso-position-vertical-relative:text;v-text-anchor:top" o:gfxdata="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" stroked="f">
                 <v:textbox style="mso-fit-shape-to-text:t" inset="0,0,0,0">
                   <w:txbxContent>
                     <w:p>
@@ -13971,7 +13803,7 @@
                           <w:noProof/>
                         </w:rPr>
                       </w:pPr>
-                      <w:bookmarkStart w:id="56" w:name="_Toc235987014"/>
+                      <w:bookmarkStart w:id="57" w:name="_Toc235987014"/>
                       <w:r>
                         <w:t xml:space="preserve">Figure </w:t>
                       </w:r>
@@ -13999,7 +13831,7 @@
                       <w:r>
                         <w:t>Weather Data Collected via Visual Crossing API</w:t>
                       </w:r>
-                      <w:bookmarkEnd w:id="56"/>
+                      <w:bookmarkEnd w:id="57"/>
                     </w:p>
                   </w:txbxContent>
                 </v:textbox>
@@ -14013,7 +13845,7 @@
           <w:noProof/>
         </w:rPr>
         <w:drawing>
-          <wp:anchor distT="0" distB="0" distL="114300" distR="114300" simplePos="0" relativeHeight="251662336" behindDoc="0" locked="0" layoutInCell="1" allowOverlap="1" wp14:anchorId="2195D21B" wp14:editId="0BAA174D">
+          <wp:anchor distT="0" distB="0" distL="114300" distR="114300" simplePos="0" relativeHeight="251662336" behindDoc="0" locked="0" layoutInCell="1" allowOverlap="1" wp14:anchorId="5028BFF3" wp14:editId="46589EE0">
             <wp:simplePos x="0" y="0"/>
             <wp:positionH relativeFrom="margin">
               <wp:align>left</wp:align>
@@ -14173,7 +14005,7 @@
           <w:szCs w:val="28"/>
         </w:rPr>
       </w:pPr>
-      <w:bookmarkStart w:id="57" w:name="_Toc235486841"/>
+      <w:bookmarkStart w:id="58" w:name="_Toc236227270"/>
       <w:r>
         <w:rPr>
           <w:rFonts w:ascii="Times New Roman" w:hAnsi="Times New Roman" w:cs="Times New Roman"/>
@@ -14230,7 +14062,7 @@
         </w:rPr>
         <w:t>ETL Pipeline</w:t>
       </w:r>
-      <w:bookmarkEnd w:id="57"/>
+      <w:bookmarkEnd w:id="58"/>
       <w:r>
         <w:rPr>
           <w:rFonts w:ascii="Times New Roman" w:hAnsi="Times New Roman" w:cs="Times New Roman"/>
@@ -14255,7 +14087,7 @@
           <w:color w:val="000000" w:themeColor="text1"/>
         </w:rPr>
       </w:pPr>
-      <w:bookmarkStart w:id="58" w:name="_Toc235486842"/>
+      <w:bookmarkStart w:id="59" w:name="_Toc236227271"/>
       <w:r>
         <w:rPr>
           <w:rFonts w:ascii="Times New Roman" w:hAnsi="Times New Roman" w:cs="Times New Roman"/>
@@ -14319,45 +14151,29 @@
         </w:rPr>
         <w:t>ETL Pipeline Overview</w:t>
       </w:r>
-      <w:bookmarkEnd w:id="58"/>
-    </w:p>
-    <w:p>
-      <w:pPr>
-        <w:spacing w:line="360" w:lineRule="auto"/>
-        <w:jc w:val="both"/>
-      </w:pPr>
-    </w:p>
-    <w:p>
-      <w:pPr>
-        <w:spacing w:line="360" w:lineRule="auto"/>
-        <w:jc w:val="both"/>
-        <w:rPr>
-          <w:sz w:val="24"/>
-          <w:szCs w:val="24"/>
-        </w:rPr>
-      </w:pPr>
-      <w:r>
-        <w:rPr>
-          <w:sz w:val="24"/>
-          <w:szCs w:val="24"/>
-        </w:rPr>
-        <w:t xml:space="preserve">Once data collection is done, the collected data will go through an ETL pipeline </w:t>
-      </w:r>
-      <w:proofErr w:type="gramStart"/>
-      <w:r>
-        <w:rPr>
-          <w:sz w:val="24"/>
-          <w:szCs w:val="24"/>
-        </w:rPr>
-        <w:t>in order to</w:t>
-      </w:r>
-      <w:proofErr w:type="gramEnd"/>
-      <w:r>
-        <w:rPr>
-          <w:sz w:val="24"/>
-          <w:szCs w:val="24"/>
-        </w:rPr>
-        <w:t xml:space="preserve"> prepare those data for machine model training and evaluation. By incorporating this approach, we can automate the processes such as data extraction from multiple sources such as historical police accident records and weather data, feature engineering and transforming these data into a consistent format that the relevant machine models can understand and load them into a centralized data warehouse.</w:t>
+      <w:bookmarkEnd w:id="59"/>
+    </w:p>
+    <w:p>
+      <w:pPr>
+        <w:spacing w:line="360" w:lineRule="auto"/>
+        <w:jc w:val="both"/>
+      </w:pPr>
+    </w:p>
+    <w:p>
+      <w:pPr>
+        <w:spacing w:line="360" w:lineRule="auto"/>
+        <w:jc w:val="both"/>
+        <w:rPr>
+          <w:sz w:val="24"/>
+          <w:szCs w:val="24"/>
+        </w:rPr>
+      </w:pPr>
+      <w:r>
+        <w:rPr>
+          <w:sz w:val="24"/>
+          <w:szCs w:val="24"/>
+        </w:rPr>
+        <w:t>Once data collection is done, the collected data will go through an ETL pipeline in order to prepare those data for machine model training and evaluation. By incorporating this approach, we can automate the processes such as data extraction from multiple sources such as historical police accident records and weather data, feature engineering and transforming these data into a consistent format that the relevant machine models can understand and load them into a centralized data warehouse.</w:t>
       </w:r>
     </w:p>
     <w:p>
@@ -14518,23 +14334,7 @@
           <w:sz w:val="24"/>
           <w:szCs w:val="24"/>
         </w:rPr>
-        <w:t xml:space="preserve">obtain additional features that could explain an occurrence of an accident with more context. This includes conventional features such as weather categories, temporal features such as day of the week, month, holiday indicators and spatial features such as location-based grids </w:t>
-      </w:r>
-      <w:proofErr w:type="gramStart"/>
-      <w:r>
-        <w:rPr>
-          <w:sz w:val="24"/>
-          <w:szCs w:val="24"/>
-        </w:rPr>
-        <w:t>and etc.</w:t>
-      </w:r>
-      <w:proofErr w:type="gramEnd"/>
-      <w:r>
-        <w:rPr>
-          <w:sz w:val="24"/>
-          <w:szCs w:val="24"/>
-        </w:rPr>
-        <w:t xml:space="preserve"> By doing this, it is possible to identify relationships between spatial and temporal features in related to a certain accident, thus enriching the models with more context.</w:t>
+        <w:t>obtain additional features that could explain an occurrence of an accident with more context. This includes conventional features such as weather categories, temporal features such as day of the week, month, holiday indicators and spatial features such as location-based grids and etc. By doing this, it is possible to identify relationships between spatial and temporal features in related to a certain accident, thus enriching the models with more context.</w:t>
       </w:r>
     </w:p>
     <w:p>
@@ -14562,7 +14362,7 @@
         </w:rPr>
         <w:lastRenderedPageBreak/>
         <w:drawing>
-          <wp:anchor distT="0" distB="0" distL="114300" distR="114300" simplePos="0" relativeHeight="251665408" behindDoc="0" locked="0" layoutInCell="1" allowOverlap="1" wp14:anchorId="174C8F03" wp14:editId="6F1715BE">
+          <wp:anchor distT="0" distB="0" distL="114300" distR="114300" simplePos="0" relativeHeight="251665408" behindDoc="0" locked="0" layoutInCell="1" allowOverlap="1" wp14:anchorId="50D3C9CC" wp14:editId="67F16974">
             <wp:simplePos x="0" y="0"/>
             <wp:positionH relativeFrom="column">
               <wp:posOffset>338224</wp:posOffset>
@@ -14624,7 +14424,7 @@
         <w:pStyle w:val="Caption"/>
         <w:jc w:val="center"/>
       </w:pPr>
-      <w:bookmarkStart w:id="59" w:name="_Toc235987015"/>
+      <w:bookmarkStart w:id="60" w:name="_Toc235987015"/>
       <w:r>
         <w:t xml:space="preserve">Figure </w:t>
       </w:r>
@@ -14649,7 +14449,7 @@
       <w:r>
         <w:t xml:space="preserve"> ETL Pipeline Overview</w:t>
       </w:r>
-      <w:bookmarkEnd w:id="59"/>
+      <w:bookmarkEnd w:id="60"/>
     </w:p>
     <w:p>
       <w:pPr>
@@ -14667,7 +14467,7 @@
           <w:color w:val="000000" w:themeColor="text1"/>
         </w:rPr>
       </w:pPr>
-      <w:bookmarkStart w:id="60" w:name="_Toc235486843"/>
+      <w:bookmarkStart w:id="61" w:name="_Toc236227272"/>
       <w:r>
         <w:rPr>
           <w:rFonts w:ascii="Times New Roman" w:hAnsi="Times New Roman" w:cs="Times New Roman"/>
@@ -14732,7 +14532,7 @@
         </w:rPr>
         <w:t>Implementation of Data Lake</w:t>
       </w:r>
-      <w:bookmarkEnd w:id="60"/>
+      <w:bookmarkEnd w:id="61"/>
     </w:p>
     <w:p>
       <w:pPr>
@@ -14755,25 +14555,8 @@
           <w:sz w:val="24"/>
           <w:szCs w:val="24"/>
         </w:rPr>
-        <w:t xml:space="preserve">conducting any preprocessing techniques to the collected data, first such data will be inserted to a data lake hosted on Mongo Atlas. Accordingly, both the raw historical police accident records and weather data obtained via Visual Crossing Weather API, which is in CSV format will be converted to JSON format via a python script </w:t>
-      </w:r>
-      <w:proofErr w:type="gramStart"/>
-      <w:r>
-        <w:rPr>
-          <w:sz w:val="24"/>
-          <w:szCs w:val="24"/>
-        </w:rPr>
-        <w:t>in order to</w:t>
-      </w:r>
-      <w:proofErr w:type="gramEnd"/>
-      <w:r>
-        <w:rPr>
-          <w:sz w:val="24"/>
-          <w:szCs w:val="24"/>
-        </w:rPr>
-        <w:t xml:space="preserve"> make sure that such data is stored in Mongo Atlas data lake without compromising or changing the obtained data. Once converted, those data will be stored in 2 sperate independent MongoDB collections, namely </w:t>
-      </w:r>
-      <w:proofErr w:type="spellStart"/>
+        <w:t xml:space="preserve">conducting any preprocessing techniques to the collected data, first such data will be inserted to a data lake hosted on Mongo Atlas. Accordingly, both the raw historical police accident records and weather data obtained via Visual Crossing Weather API, which is in CSV format will be converted to JSON format via a python script in order to make sure that such data is stored in Mongo Atlas data lake without compromising or changing the obtained data. Once converted, those data will be stored in 2 sperate independent MongoDB collections, namely </w:t>
+      </w:r>
       <w:r>
         <w:rPr>
           <w:b/>
@@ -14783,7 +14566,6 @@
         </w:rPr>
         <w:t>raw_accidents</w:t>
       </w:r>
-      <w:proofErr w:type="spellEnd"/>
       <w:r>
         <w:rPr>
           <w:sz w:val="24"/>
@@ -14791,88 +14573,45 @@
         </w:rPr>
         <w:t xml:space="preserve"> and </w:t>
       </w:r>
-      <w:proofErr w:type="spellStart"/>
-      <w:r>
-        <w:rPr>
-          <w:b/>
-          <w:bCs/>
-          <w:sz w:val="24"/>
-          <w:szCs w:val="24"/>
-        </w:rPr>
-        <w:t>raw_weather</w:t>
-      </w:r>
-      <w:proofErr w:type="spellEnd"/>
-      <w:r>
-        <w:rPr>
-          <w:b/>
-          <w:bCs/>
+      <w:r>
+        <w:rPr>
+          <w:b/>
+          <w:bCs/>
+          <w:sz w:val="24"/>
+          <w:szCs w:val="24"/>
+        </w:rPr>
+        <w:t>raw_weather.</w:t>
+      </w:r>
+      <w:r>
+        <w:rPr>
+          <w:b/>
+          <w:bCs/>
+          <w:sz w:val="24"/>
+          <w:szCs w:val="24"/>
+        </w:rPr>
+        <w:t xml:space="preserve"> </w:t>
+      </w:r>
+      <w:r>
+        <w:rPr>
+          <w:sz w:val="24"/>
+          <w:szCs w:val="24"/>
+        </w:rPr>
+        <w:t xml:space="preserve">Moreover, functions like MongoDB upsert operations are used to prevent duplication of data during multiple insertions. This ensures only new data is inserted to the data lake during the ingestion. Accordingly, implementing data lake like this ensures a centralized data storage mechanism for raw data and it also helps in processes such as data traceability, reproducibility and reprocessing which are considered as advantageous of having data lake for machine learning framework like proposed artefact </w:t>
+      </w:r>
+      <w:r>
+        <w:rPr>
+          <w:sz w:val="24"/>
+          <w:szCs w:val="24"/>
+        </w:rPr>
+        <w:t>(What Is Data Lake Architecture?, 2024)</w:t>
+      </w:r>
+      <w:r>
+        <w:rPr>
           <w:sz w:val="24"/>
           <w:szCs w:val="24"/>
         </w:rPr>
         <w:t>.</w:t>
       </w:r>
-      <w:r>
-        <w:rPr>
-          <w:b/>
-          <w:bCs/>
-          <w:sz w:val="24"/>
-          <w:szCs w:val="24"/>
-        </w:rPr>
-        <w:t xml:space="preserve"> </w:t>
-      </w:r>
-      <w:r>
-        <w:rPr>
-          <w:sz w:val="24"/>
-          <w:szCs w:val="24"/>
-        </w:rPr>
-        <w:t xml:space="preserve">Moreover, functions like MongoDB </w:t>
-      </w:r>
-      <w:proofErr w:type="spellStart"/>
-      <w:r>
-        <w:rPr>
-          <w:sz w:val="24"/>
-          <w:szCs w:val="24"/>
-        </w:rPr>
-        <w:t>upsert</w:t>
-      </w:r>
-      <w:proofErr w:type="spellEnd"/>
-      <w:r>
-        <w:rPr>
-          <w:sz w:val="24"/>
-          <w:szCs w:val="24"/>
-        </w:rPr>
-        <w:t xml:space="preserve"> operations are used to prevent duplication of data during multiple insertions. This ensures only new data is inserted to the data lake during the ingestion. Accordingly, implementing data lake like this ensures a centralized data storage mechanism for raw data and it also helps in processes such as data traceability, reproducibility and reprocessing which are considered as advantageous of having data lake for machine learning framework like proposed artefact </w:t>
-      </w:r>
-      <w:r>
-        <w:rPr>
-          <w:sz w:val="24"/>
-          <w:szCs w:val="24"/>
-        </w:rPr>
-        <w:t xml:space="preserve">(What Is Data Lake </w:t>
-      </w:r>
-      <w:proofErr w:type="gramStart"/>
-      <w:r>
-        <w:rPr>
-          <w:sz w:val="24"/>
-          <w:szCs w:val="24"/>
-        </w:rPr>
-        <w:t>Architecture?,</w:t>
-      </w:r>
-      <w:proofErr w:type="gramEnd"/>
-      <w:r>
-        <w:rPr>
-          <w:sz w:val="24"/>
-          <w:szCs w:val="24"/>
-        </w:rPr>
-        <w:t xml:space="preserve"> 2024)</w:t>
-      </w:r>
-      <w:r>
-        <w:rPr>
-          <w:sz w:val="24"/>
-          <w:szCs w:val="24"/>
-        </w:rPr>
-        <w:t>.</w:t>
-      </w:r>
     </w:p>
     <w:p>
       <w:pPr>
@@ -14894,7 +14633,7 @@
           <w:noProof/>
         </w:rPr>
         <w:drawing>
-          <wp:inline distT="0" distB="0" distL="0" distR="0" wp14:anchorId="63AA07F1" wp14:editId="0CFF9460">
+          <wp:inline distT="0" distB="0" distL="0" distR="0" wp14:anchorId="336778E2" wp14:editId="2395459A">
             <wp:extent cx="5486400" cy="2250440"/>
             <wp:effectExtent l="0" t="0" r="0" b="0"/>
             <wp:docPr id="7" name="Picture 7" descr="A screenshot of a computer&#10;&#10;Description automatically generated"/>
@@ -14935,7 +14674,7 @@
         <w:pStyle w:val="Caption"/>
         <w:jc w:val="center"/>
       </w:pPr>
-      <w:bookmarkStart w:id="61" w:name="_Toc235987016"/>
+      <w:bookmarkStart w:id="62" w:name="_Toc235987016"/>
       <w:r>
         <w:t xml:space="preserve">Figure </w:t>
       </w:r>
@@ -14960,7 +14699,7 @@
       <w:r>
         <w:t xml:space="preserve"> Data Lake Implementation via Mongo Atlas</w:t>
       </w:r>
-      <w:bookmarkEnd w:id="61"/>
+      <w:bookmarkEnd w:id="62"/>
     </w:p>
     <w:p>
       <w:pPr>
@@ -14998,7 +14737,7 @@
           <w:color w:val="000000" w:themeColor="text1"/>
         </w:rPr>
       </w:pPr>
-      <w:bookmarkStart w:id="62" w:name="_Toc235486844"/>
+      <w:bookmarkStart w:id="63" w:name="_Toc236227273"/>
       <w:r>
         <w:rPr>
           <w:rFonts w:ascii="Times New Roman" w:hAnsi="Times New Roman" w:cs="Times New Roman"/>
@@ -15063,39 +14802,23 @@
         </w:rPr>
         <w:t>Geocoding and Location Enrichment Process</w:t>
       </w:r>
-      <w:bookmarkEnd w:id="62"/>
-    </w:p>
-    <w:p>
-      <w:pPr>
-        <w:spacing w:line="360" w:lineRule="auto"/>
-        <w:jc w:val="both"/>
-        <w:rPr>
-          <w:sz w:val="24"/>
-          <w:szCs w:val="24"/>
-        </w:rPr>
-      </w:pPr>
-      <w:r>
-        <w:rPr>
-          <w:sz w:val="24"/>
-          <w:szCs w:val="24"/>
-        </w:rPr>
-        <w:t xml:space="preserve">Once raw data ingestion to the data lake is completed, next step of the ETL process is to geocode the collected historical police accident records. As mentioned earlier, these accident data are still recorded in physical books and </w:t>
-      </w:r>
-      <w:proofErr w:type="gramStart"/>
-      <w:r>
-        <w:rPr>
-          <w:sz w:val="24"/>
-          <w:szCs w:val="24"/>
-        </w:rPr>
-        <w:t>as a result of</w:t>
-      </w:r>
-      <w:proofErr w:type="gramEnd"/>
-      <w:r>
-        <w:rPr>
-          <w:sz w:val="24"/>
-          <w:szCs w:val="24"/>
-        </w:rPr>
-        <w:t xml:space="preserve"> this manual process, location coordinates for given locations were never included. But when it comes to our implementation such location coordinates are one of mandatory features needed for hotspot prediction and spatial analysis.  So, as one of the first stage of ETL pipeline, we geocode those location data in historical police accident records with the help of </w:t>
+      <w:bookmarkEnd w:id="63"/>
+    </w:p>
+    <w:p>
+      <w:pPr>
+        <w:spacing w:line="360" w:lineRule="auto"/>
+        <w:jc w:val="both"/>
+        <w:rPr>
+          <w:sz w:val="24"/>
+          <w:szCs w:val="24"/>
+        </w:rPr>
+      </w:pPr>
+      <w:r>
+        <w:rPr>
+          <w:sz w:val="24"/>
+          <w:szCs w:val="24"/>
+        </w:rPr>
+        <w:t xml:space="preserve">Once raw data ingestion to the data lake is completed, next step of the ETL process is to geocode the collected historical police accident records. As mentioned earlier, these accident data are still recorded in physical books and as a result of this manual process, location coordinates for given locations were never included. But when it comes to our implementation such location coordinates are one of mandatory features needed for hotspot prediction and spatial analysis.  So, as one of the first stage of ETL pipeline, we geocode those location data in historical police accident records with the help of </w:t>
       </w:r>
       <w:r>
         <w:rPr>
@@ -15147,7 +14870,6 @@
         </w:rPr>
         <w:t xml:space="preserve">Accordingly, when it comes the implementation, only the unique location coordinates in the dataset are retrieved. Once done, such location coordinates are stored in a reference collection called </w:t>
       </w:r>
-      <w:proofErr w:type="spellStart"/>
       <w:r>
         <w:rPr>
           <w:b/>
@@ -15157,7 +14879,6 @@
         </w:rPr>
         <w:t>location_master</w:t>
       </w:r>
-      <w:proofErr w:type="spellEnd"/>
       <w:r>
         <w:rPr>
           <w:sz w:val="24"/>
@@ -15165,7 +14886,6 @@
         </w:rPr>
         <w:t xml:space="preserve"> in Mongo Atlas. Accordingly, this reference collection act as caching layer for location coordinates and it helps to avoid redundant API calls by only retrieving new unique location coordinates upon subsequent requests by comparing them with the existing location coordinates in </w:t>
       </w:r>
-      <w:proofErr w:type="spellStart"/>
       <w:r>
         <w:rPr>
           <w:b/>
@@ -15175,7 +14895,6 @@
         </w:rPr>
         <w:t>location_master</w:t>
       </w:r>
-      <w:proofErr w:type="spellEnd"/>
       <w:r>
         <w:rPr>
           <w:sz w:val="24"/>
@@ -15183,7 +14902,6 @@
         </w:rPr>
         <w:t xml:space="preserve"> reference collection. Moreover, during this process standardization of locations will also be performed to ensure consistency and integrity of location names. Once, above mentioned stages are completed, the processed dataset with both standardized locations and geo coordinates is saved in a MongoDB collection called </w:t>
       </w:r>
-      <w:proofErr w:type="spellStart"/>
       <w:r>
         <w:rPr>
           <w:sz w:val="24"/>
@@ -15191,7 +14909,6 @@
         </w:rPr>
         <w:t>processed_accidents_with_coords</w:t>
       </w:r>
-      <w:proofErr w:type="spellEnd"/>
       <w:r>
         <w:rPr>
           <w:sz w:val="24"/>
@@ -15216,7 +14933,7 @@
           <w:noProof/>
         </w:rPr>
         <w:drawing>
-          <wp:inline distT="0" distB="0" distL="0" distR="0" wp14:anchorId="43EBE8F6" wp14:editId="4C550726">
+          <wp:inline distT="0" distB="0" distL="0" distR="0" wp14:anchorId="309BF412" wp14:editId="69EF292F">
             <wp:extent cx="5486400" cy="1697990"/>
             <wp:effectExtent l="0" t="0" r="0" b="0"/>
             <wp:docPr id="8" name="Picture 8" descr="A white screen with text&#10;&#10;Description automatically generated"/>
@@ -15257,7 +14974,7 @@
         <w:pStyle w:val="Caption"/>
         <w:jc w:val="center"/>
       </w:pPr>
-      <w:bookmarkStart w:id="63" w:name="_Toc235987017"/>
+      <w:bookmarkStart w:id="64" w:name="_Toc235987017"/>
       <w:r>
         <w:t xml:space="preserve">Figure </w:t>
       </w:r>
@@ -15282,7 +14999,7 @@
       <w:r>
         <w:t xml:space="preserve"> Extracted Location Coordinates via Google Map API</w:t>
       </w:r>
-      <w:bookmarkEnd w:id="63"/>
+      <w:bookmarkEnd w:id="64"/>
     </w:p>
     <w:p>
       <w:pPr>
@@ -15301,7 +15018,7 @@
           <w:color w:val="000000" w:themeColor="text1"/>
         </w:rPr>
       </w:pPr>
-      <w:bookmarkStart w:id="64" w:name="_Toc235486845"/>
+      <w:bookmarkStart w:id="65" w:name="_Toc236227274"/>
       <w:r>
         <w:rPr>
           <w:rFonts w:ascii="Times New Roman" w:hAnsi="Times New Roman" w:cs="Times New Roman"/>
@@ -15366,7 +15083,7 @@
         </w:rPr>
         <w:t>Weather Data Integration</w:t>
       </w:r>
-      <w:bookmarkEnd w:id="64"/>
+      <w:bookmarkEnd w:id="65"/>
       <w:r>
         <w:rPr>
           <w:rFonts w:ascii="Times New Roman" w:hAnsi="Times New Roman" w:cs="Times New Roman"/>
@@ -15386,25 +15103,8 @@
           <w:sz w:val="24"/>
           <w:szCs w:val="24"/>
         </w:rPr>
-        <w:t xml:space="preserve">Once the geocoding of historical traffic accident data is completed, the next step of the ETL pipeline is to merge the contextual weather data along with the traffic accident data. Accordingly, the raw weather data which is stored in MongoDB data lake is retrieved to extract useful features such as precipitation, visibility, humidity, cloud cover, </w:t>
-      </w:r>
-      <w:proofErr w:type="gramStart"/>
-      <w:r>
-        <w:rPr>
-          <w:sz w:val="24"/>
-          <w:szCs w:val="24"/>
-        </w:rPr>
-        <w:t>sunrise</w:t>
-      </w:r>
-      <w:proofErr w:type="gramEnd"/>
-      <w:r>
-        <w:rPr>
-          <w:sz w:val="24"/>
-          <w:szCs w:val="24"/>
-        </w:rPr>
-        <w:t xml:space="preserve"> and sunset times from the raw dataset. In addition to raw features, feature engineering has performed to extract additional features such as visibility levels/description and light conditions to make the interpretation of such features easier for machine learning models. Once these steps are completed, the processed weather dataset is merged into historical accident dataset based on their dates and stores in a separate collection called </w:t>
-      </w:r>
-      <w:proofErr w:type="spellStart"/>
+        <w:t xml:space="preserve">Once the geocoding of historical traffic accident data is completed, the next step of the ETL pipeline is to merge the contextual weather data along with the traffic accident data. Accordingly, the raw weather data which is stored in MongoDB data lake is retrieved to extract useful features such as precipitation, visibility, humidity, cloud cover, sunrise and sunset times from the raw dataset. In addition to raw features, feature engineering has performed to extract additional features such as visibility levels/description and light conditions to make the interpretation of such features easier for machine learning models. Once these steps are completed, the processed weather dataset is merged into historical accident dataset based on their dates and stores in a separate collection called </w:t>
+      </w:r>
       <w:r>
         <w:rPr>
           <w:b/>
@@ -15414,7 +15114,6 @@
         </w:rPr>
         <w:t>processed_accidents_with_weather</w:t>
       </w:r>
-      <w:proofErr w:type="spellEnd"/>
       <w:r>
         <w:rPr>
           <w:sz w:val="24"/>
@@ -15444,7 +15143,7 @@
           <w:noProof/>
         </w:rPr>
         <w:drawing>
-          <wp:inline distT="0" distB="0" distL="0" distR="0" wp14:anchorId="75001837" wp14:editId="1FADE6E6">
+          <wp:inline distT="0" distB="0" distL="0" distR="0" wp14:anchorId="170BD754" wp14:editId="3C507088">
             <wp:extent cx="4257675" cy="4022123"/>
             <wp:effectExtent l="0" t="0" r="0" b="0"/>
             <wp:docPr id="10" name="Picture 10" descr="A screenshot of a computer&#10;&#10;Description automatically generated"/>
@@ -15485,7 +15184,7 @@
         <w:pStyle w:val="Caption"/>
         <w:jc w:val="center"/>
       </w:pPr>
-      <w:bookmarkStart w:id="65" w:name="_Toc235987018"/>
+      <w:bookmarkStart w:id="66" w:name="_Toc235987018"/>
       <w:r>
         <w:t xml:space="preserve">Figure </w:t>
       </w:r>
@@ -15510,7 +15209,7 @@
       <w:r>
         <w:t xml:space="preserve"> Weather Data Integration</w:t>
       </w:r>
-      <w:bookmarkEnd w:id="65"/>
+      <w:bookmarkEnd w:id="66"/>
     </w:p>
     <w:p>
       <w:pPr>
@@ -15534,7 +15233,7 @@
           <w:color w:val="000000" w:themeColor="text1"/>
         </w:rPr>
       </w:pPr>
-      <w:bookmarkStart w:id="66" w:name="_Toc235486846"/>
+      <w:bookmarkStart w:id="67" w:name="_Toc236227275"/>
       <w:r>
         <w:rPr>
           <w:rFonts w:ascii="Times New Roman" w:hAnsi="Times New Roman" w:cs="Times New Roman"/>
@@ -15599,7 +15298,7 @@
         </w:rPr>
         <w:t>Feature Engineering</w:t>
       </w:r>
-      <w:bookmarkEnd w:id="66"/>
+      <w:bookmarkEnd w:id="67"/>
     </w:p>
     <w:p>
       <w:pPr>
@@ -15670,23 +15369,7 @@
           <w:sz w:val="24"/>
           <w:szCs w:val="24"/>
         </w:rPr>
-        <w:t xml:space="preserve">As mentioned earlier, road traffic accidents are not uniformly distributed through the space and time. </w:t>
-      </w:r>
-      <w:proofErr w:type="gramStart"/>
-      <w:r>
-        <w:rPr>
-          <w:sz w:val="24"/>
-          <w:szCs w:val="24"/>
-        </w:rPr>
-        <w:t>So</w:t>
-      </w:r>
-      <w:proofErr w:type="gramEnd"/>
-      <w:r>
-        <w:rPr>
-          <w:sz w:val="24"/>
-          <w:szCs w:val="24"/>
-        </w:rPr>
-        <w:t xml:space="preserve"> understanding such variation and having contextual awareness in space and time can genuinely benefit a machine learning when it comes to predicting reliable traffic accident hotspots and their severity. </w:t>
+        <w:t xml:space="preserve">As mentioned earlier, road traffic accidents are not uniformly distributed through the space and time. So understanding such variation and having contextual awareness in space and time can genuinely benefit a machine learning when it comes to predicting reliable traffic accident hotspots and their severity. </w:t>
       </w:r>
     </w:p>
     <w:p>
@@ -15968,17 +15651,7 @@
           <w:sz w:val="24"/>
           <w:szCs w:val="24"/>
         </w:rPr>
-        <w:t>H3(</w:t>
-      </w:r>
-      <w:proofErr w:type="gramStart"/>
-      <w:r>
-        <w:rPr>
-          <w:b/>
-          <w:bCs/>
-          <w:sz w:val="24"/>
-          <w:szCs w:val="24"/>
-        </w:rPr>
-        <w:t>lat</w:t>
+        <w:t>H3(lat</w:t>
       </w:r>
       <w:r>
         <w:rPr>
@@ -15997,17 +15670,7 @@
           <w:sz w:val="24"/>
           <w:szCs w:val="24"/>
         </w:rPr>
-        <w:t>​,</w:t>
-      </w:r>
-      <w:proofErr w:type="spellStart"/>
-      <w:r>
-        <w:rPr>
-          <w:b/>
-          <w:bCs/>
-          <w:sz w:val="24"/>
-          <w:szCs w:val="24"/>
-        </w:rPr>
-        <w:t>lng</w:t>
+        <w:t>​,lng</w:t>
       </w:r>
       <w:r>
         <w:rPr>
@@ -16019,62 +15682,43 @@
         </w:rPr>
         <w:t>i</w:t>
       </w:r>
-      <w:proofErr w:type="spellEnd"/>
-      <w:r>
-        <w:rPr>
-          <w:b/>
-          <w:bCs/>
-          <w:sz w:val="24"/>
-          <w:szCs w:val="24"/>
-        </w:rPr>
-        <w:t>​</w:t>
-      </w:r>
-      <w:proofErr w:type="gramEnd"/>
-      <w:r>
-        <w:rPr>
-          <w:b/>
-          <w:bCs/>
-          <w:sz w:val="24"/>
-          <w:szCs w:val="24"/>
-        </w:rPr>
-        <w:t>,r)</w:t>
-      </w:r>
-    </w:p>
-    <w:p>
-      <w:pPr>
-        <w:spacing w:line="360" w:lineRule="auto"/>
-        <w:jc w:val="both"/>
-        <w:rPr>
-          <w:b/>
-          <w:bCs/>
-          <w:sz w:val="24"/>
-          <w:szCs w:val="24"/>
-        </w:rPr>
-      </w:pPr>
-    </w:p>
-    <w:p>
-      <w:pPr>
-        <w:spacing w:line="360" w:lineRule="auto"/>
-        <w:jc w:val="both"/>
-        <w:rPr>
-          <w:sz w:val="24"/>
-          <w:szCs w:val="24"/>
-        </w:rPr>
-      </w:pPr>
-      <w:r>
-        <w:rPr>
-          <w:sz w:val="24"/>
-          <w:szCs w:val="24"/>
-        </w:rPr>
-        <w:t xml:space="preserve">Accordingly, in here </w:t>
-      </w:r>
-      <w:proofErr w:type="gramStart"/>
-      <w:r>
-        <w:rPr>
-          <w:sz w:val="24"/>
-          <w:szCs w:val="24"/>
-        </w:rPr>
-        <w:t>C</w:t>
+      <w:r>
+        <w:rPr>
+          <w:b/>
+          <w:bCs/>
+          <w:sz w:val="24"/>
+          <w:szCs w:val="24"/>
+        </w:rPr>
+        <w:t>​,r)</w:t>
+      </w:r>
+    </w:p>
+    <w:p>
+      <w:pPr>
+        <w:spacing w:line="360" w:lineRule="auto"/>
+        <w:jc w:val="both"/>
+        <w:rPr>
+          <w:b/>
+          <w:bCs/>
+          <w:sz w:val="24"/>
+          <w:szCs w:val="24"/>
+        </w:rPr>
+      </w:pPr>
+    </w:p>
+    <w:p>
+      <w:pPr>
+        <w:spacing w:line="360" w:lineRule="auto"/>
+        <w:jc w:val="both"/>
+        <w:rPr>
+          <w:sz w:val="24"/>
+          <w:szCs w:val="24"/>
+        </w:rPr>
+      </w:pPr>
+      <w:r>
+        <w:rPr>
+          <w:sz w:val="24"/>
+          <w:szCs w:val="24"/>
+        </w:rPr>
+        <w:t>Accordingly, in here C</w:t>
       </w:r>
       <w:r>
         <w:rPr>
@@ -16097,31 +15741,7 @@
           <w:sz w:val="24"/>
           <w:szCs w:val="24"/>
         </w:rPr>
-        <w:t>represent</w:t>
-      </w:r>
-      <w:proofErr w:type="gramEnd"/>
-      <w:r>
-        <w:rPr>
-          <w:sz w:val="24"/>
-          <w:szCs w:val="24"/>
-        </w:rPr>
-        <w:t xml:space="preserve"> the cell identifier for a given accident “</w:t>
-      </w:r>
-      <w:proofErr w:type="spellStart"/>
-      <w:r>
-        <w:rPr>
-          <w:sz w:val="24"/>
-          <w:szCs w:val="24"/>
-        </w:rPr>
-        <w:t>i</w:t>
-      </w:r>
-      <w:proofErr w:type="spellEnd"/>
-      <w:r>
-        <w:rPr>
-          <w:sz w:val="24"/>
-          <w:szCs w:val="24"/>
-        </w:rPr>
-        <w:t xml:space="preserve">” and “r” represent the resolution at which the each cells are represented. </w:t>
+        <w:t xml:space="preserve">represent the cell identifier for a given accident “i” and “r” represent the resolution at which the each cells are represented. </w:t>
       </w:r>
     </w:p>
     <w:p>
@@ -16149,7 +15769,7 @@
           <w:szCs w:val="24"/>
         </w:rPr>
         <w:drawing>
-          <wp:inline distT="0" distB="0" distL="0" distR="0" wp14:anchorId="6D7FD533" wp14:editId="5C2308F3">
+          <wp:inline distT="0" distB="0" distL="0" distR="0" wp14:anchorId="74F9E207" wp14:editId="31611178">
             <wp:extent cx="5486400" cy="3418205"/>
             <wp:effectExtent l="0" t="0" r="0" b="0"/>
             <wp:docPr id="9" name="Picture 9" descr="A screen shot of a computer program&#10;&#10;Description automatically generated"/>
@@ -16190,7 +15810,7 @@
         <w:pStyle w:val="Caption"/>
         <w:jc w:val="center"/>
       </w:pPr>
-      <w:bookmarkStart w:id="67" w:name="_Toc235987019"/>
+      <w:bookmarkStart w:id="68" w:name="_Toc235987019"/>
       <w:r>
         <w:t xml:space="preserve">Figure </w:t>
       </w:r>
@@ -16215,7 +15835,7 @@
       <w:r>
         <w:t xml:space="preserve"> Assigning H3 cells to each accident record</w:t>
       </w:r>
-      <w:bookmarkEnd w:id="67"/>
+      <w:bookmarkEnd w:id="68"/>
     </w:p>
     <w:p>
       <w:pPr>
@@ -16273,25 +15893,7 @@
           <w:sz w:val="24"/>
           <w:szCs w:val="24"/>
         </w:rPr>
-        <w:t xml:space="preserve"> This is because choosing higher resolution for a cell can cause problems such as spatial sparsity due to the limited number of data causing most of the cells to have a zero or limited number of accidents, enabling such cells to act almost as individual location coordinates. Therefore, resolution 8 has chosen which acts a balance of both ends making it much more suitable for spatial analysis of </w:t>
-      </w:r>
-      <w:proofErr w:type="spellStart"/>
-      <w:proofErr w:type="gramStart"/>
-      <w:r>
-        <w:rPr>
-          <w:sz w:val="24"/>
-          <w:szCs w:val="24"/>
-        </w:rPr>
-        <w:t>a</w:t>
-      </w:r>
-      <w:proofErr w:type="spellEnd"/>
-      <w:proofErr w:type="gramEnd"/>
-      <w:r>
-        <w:rPr>
-          <w:sz w:val="24"/>
-          <w:szCs w:val="24"/>
-        </w:rPr>
-        <w:t xml:space="preserve"> area like Colombo Municipal Area.</w:t>
+        <w:t xml:space="preserve"> This is because choosing higher resolution for a cell can cause problems such as spatial sparsity due to the limited number of data causing most of the cells to have a zero or limited number of accidents, enabling such cells to act almost as individual location coordinates. Therefore, resolution 8 has chosen which acts a balance of both ends making it much more suitable for spatial analysis of a area like Colombo Municipal Area.</w:t>
       </w:r>
     </w:p>
     <w:p>
@@ -16396,64 +15998,39 @@
           <w:szCs w:val="24"/>
         </w:rPr>
       </w:pPr>
-      <w:proofErr w:type="gramStart"/>
-      <w:r>
-        <w:rPr>
-          <w:sz w:val="24"/>
-          <w:szCs w:val="24"/>
-        </w:rPr>
-        <w:t>So</w:t>
-      </w:r>
-      <w:proofErr w:type="gramEnd"/>
-      <w:r>
-        <w:rPr>
-          <w:sz w:val="24"/>
-          <w:szCs w:val="24"/>
-        </w:rPr>
-        <w:t xml:space="preserve"> in order to predict traffic accident hotspots and thereby to satisfy the relevant objectives, first we need to setup hotspot labels itself for the relevant data points. Accordingly, by using the same H3 indexing approach that we discussed above, each accident is inserted to a H3 cell based on their geo coordinates along with total accident counter per each cell.</w:t>
-      </w:r>
-    </w:p>
-    <w:p>
-      <w:pPr>
-        <w:spacing w:line="360" w:lineRule="auto"/>
-        <w:jc w:val="both"/>
-        <w:rPr>
-          <w:sz w:val="24"/>
-          <w:szCs w:val="24"/>
-        </w:rPr>
-      </w:pPr>
-    </w:p>
-    <w:p>
-      <w:pPr>
-        <w:spacing w:line="360" w:lineRule="auto"/>
-        <w:jc w:val="both"/>
-        <w:rPr>
-          <w:sz w:val="24"/>
-          <w:szCs w:val="24"/>
-        </w:rPr>
-      </w:pPr>
-      <w:r>
-        <w:rPr>
-          <w:sz w:val="24"/>
-          <w:szCs w:val="24"/>
-        </w:rPr>
-        <w:t xml:space="preserve">Accordingly, under null hypothesis of Complete Spatial Randomness (CSR), we expect a certain number of accidents to be included in each cell based on the average accident rate that we calculated using the total number of accidents in the collected dataset. However, if a certain H3 cell has significant higher number of accident count than this expected average, then that H3 cell is labelled as a hotspot. The reason for using this method instead of arbitrary </w:t>
-      </w:r>
-      <w:proofErr w:type="gramStart"/>
-      <w:r>
-        <w:rPr>
-          <w:sz w:val="24"/>
-          <w:szCs w:val="24"/>
-        </w:rPr>
-        <w:t>percentile based</w:t>
-      </w:r>
-      <w:proofErr w:type="gramEnd"/>
-      <w:r>
-        <w:rPr>
-          <w:sz w:val="24"/>
-          <w:szCs w:val="24"/>
-        </w:rPr>
-        <w:t xml:space="preserve"> threshold because such constant thresholds are unable to provide any statistics for the chosen percentile.  </w:t>
+      <w:r>
+        <w:rPr>
+          <w:sz w:val="24"/>
+          <w:szCs w:val="24"/>
+        </w:rPr>
+        <w:t>So in order to predict traffic accident hotspots and thereby to satisfy the relevant objectives, first we need to setup hotspot labels itself for the relevant data points. Accordingly, by using the same H3 indexing approach that we discussed above, each accident is inserted to a H3 cell based on their geo coordinates along with total accident counter per each cell.</w:t>
+      </w:r>
+    </w:p>
+    <w:p>
+      <w:pPr>
+        <w:spacing w:line="360" w:lineRule="auto"/>
+        <w:jc w:val="both"/>
+        <w:rPr>
+          <w:sz w:val="24"/>
+          <w:szCs w:val="24"/>
+        </w:rPr>
+      </w:pPr>
+    </w:p>
+    <w:p>
+      <w:pPr>
+        <w:spacing w:line="360" w:lineRule="auto"/>
+        <w:jc w:val="both"/>
+        <w:rPr>
+          <w:sz w:val="24"/>
+          <w:szCs w:val="24"/>
+        </w:rPr>
+      </w:pPr>
+      <w:r>
+        <w:rPr>
+          <w:sz w:val="24"/>
+          <w:szCs w:val="24"/>
+        </w:rPr>
+        <w:t xml:space="preserve">Accordingly, under null hypothesis of Complete Spatial Randomness (CSR), we expect a certain number of accidents to be included in each cell based on the average accident rate that we calculated using the total number of accidents in the collected dataset. However, if a certain H3 cell has significant higher number of accident count than this expected average, then that H3 cell is labelled as a hotspot. The reason for using this method instead of arbitrary percentile based threshold because such constant thresholds are unable to provide any statistics for the chosen percentile.  </w:t>
       </w:r>
     </w:p>
     <w:p>
@@ -16792,7 +16369,6 @@
         <w:spacing w:line="360" w:lineRule="auto"/>
         <w:jc w:val="both"/>
       </w:pPr>
-      <w:proofErr w:type="spellStart"/>
       <w:r>
         <w:rPr>
           <w:sz w:val="24"/>
@@ -16808,7 +16384,6 @@
         </w:rPr>
         <w:t>c</w:t>
       </w:r>
-      <w:proofErr w:type="spellEnd"/>
       <w:r>
         <w:rPr>
           <w:sz w:val="24"/>
@@ -16870,15 +16445,7 @@
           <w:sz w:val="24"/>
           <w:szCs w:val="24"/>
         </w:rPr>
-        <w:t xml:space="preserve">) is calculated, a “P-Value” for each H3 cell is calculated to get the probability of having same accident count or greater (as much as </w:t>
-      </w:r>
-      <w:proofErr w:type="spellStart"/>
-      <w:r>
-        <w:rPr>
-          <w:sz w:val="24"/>
-          <w:szCs w:val="24"/>
-        </w:rPr>
-        <w:t>n</w:t>
+        <w:t>) is calculated, a “P-Value” for each H3 cell is calculated to get the probability of having same accident count or greater (as much as n</w:t>
       </w:r>
       <w:r>
         <w:rPr>
@@ -16888,7 +16455,6 @@
         </w:rPr>
         <w:t>c</w:t>
       </w:r>
-      <w:proofErr w:type="spellEnd"/>
       <w:r>
         <w:rPr>
           <w:sz w:val="24"/>
@@ -16902,23 +16468,7 @@
           <w:sz w:val="24"/>
           <w:szCs w:val="24"/>
         </w:rPr>
-        <w:t>in the above equation) than (</w:t>
-      </w:r>
-      <w:proofErr w:type="gramStart"/>
-      <w:r>
-        <w:rPr>
-          <w:sz w:val="24"/>
-          <w:szCs w:val="24"/>
-        </w:rPr>
-        <w:t>λ)  via</w:t>
-      </w:r>
-      <w:proofErr w:type="gramEnd"/>
-      <w:r>
-        <w:rPr>
-          <w:sz w:val="24"/>
-          <w:szCs w:val="24"/>
-        </w:rPr>
-        <w:t xml:space="preserve"> using the below null model:</w:t>
+        <w:t>in the above equation) than (λ)  via using the below null model:</w:t>
       </w:r>
     </w:p>
     <w:p>
@@ -17225,15 +16775,7 @@
           <w:sz w:val="24"/>
           <w:szCs w:val="24"/>
         </w:rPr>
-        <w:t xml:space="preserve"> = Probability of having same accident count or greater than the observed accident count in </w:t>
-      </w:r>
-      <w:proofErr w:type="spellStart"/>
-      <w:r>
-        <w:rPr>
-          <w:sz w:val="24"/>
-          <w:szCs w:val="24"/>
-        </w:rPr>
-        <w:t>n</w:t>
+        <w:t xml:space="preserve"> = Probability of having same accident count or greater than the observed accident count in n</w:t>
       </w:r>
       <w:r>
         <w:rPr>
@@ -17241,39 +16783,14 @@
           <w:szCs w:val="24"/>
           <w:vertAlign w:val="subscript"/>
         </w:rPr>
-        <w:t>c</w:t>
-      </w:r>
-      <w:proofErr w:type="spellEnd"/>
-      <w:r>
-        <w:rPr>
-          <w:sz w:val="24"/>
-          <w:szCs w:val="24"/>
-          <w:vertAlign w:val="subscript"/>
-        </w:rPr>
-        <w:t xml:space="preserve"> </w:t>
-      </w:r>
-      <w:r>
-        <w:rPr>
-          <w:sz w:val="24"/>
-          <w:szCs w:val="24"/>
-        </w:rPr>
-        <w:t xml:space="preserve">for cell “c”. For this we </w:t>
-      </w:r>
-      <w:proofErr w:type="gramStart"/>
-      <w:r>
-        <w:rPr>
-          <w:sz w:val="24"/>
-          <w:szCs w:val="24"/>
-        </w:rPr>
-        <w:t>have to</w:t>
-      </w:r>
-      <w:proofErr w:type="gramEnd"/>
-      <w:r>
-        <w:rPr>
-          <w:sz w:val="24"/>
-          <w:szCs w:val="24"/>
-        </w:rPr>
-        <w:t xml:space="preserve"> assume that accidents are randomly spread across the study area.</w:t>
+        <w:t xml:space="preserve">c </w:t>
+      </w:r>
+      <w:r>
+        <w:rPr>
+          <w:sz w:val="24"/>
+          <w:szCs w:val="24"/>
+        </w:rPr>
+        <w:t>for cell “c”. For this we have to assume that accidents are randomly spread across the study area.</w:t>
       </w:r>
     </w:p>
     <w:p>
@@ -17484,23 +17001,7 @@
           <w:sz w:val="24"/>
           <w:szCs w:val="24"/>
         </w:rPr>
-        <w:t xml:space="preserve">However, during the identification of </w:t>
-      </w:r>
-      <w:proofErr w:type="gramStart"/>
-      <w:r>
-        <w:rPr>
-          <w:sz w:val="24"/>
-          <w:szCs w:val="24"/>
-        </w:rPr>
-        <w:t>above mentioned</w:t>
-      </w:r>
-      <w:proofErr w:type="gramEnd"/>
-      <w:r>
-        <w:rPr>
-          <w:sz w:val="24"/>
-          <w:szCs w:val="24"/>
-        </w:rPr>
-        <w:t xml:space="preserve"> hotspots, it is clear that we had to perform statistical test for each and every cell. This kind of multiple hypothesis tests can lead to increased number of false positive rate. As a solution for this problem </w:t>
+        <w:t xml:space="preserve">However, during the identification of above mentioned hotspots, it is clear that we had to perform statistical test for each and every cell. This kind of multiple hypothesis tests can lead to increased number of false positive rate. As a solution for this problem </w:t>
       </w:r>
       <w:r>
         <w:rPr>
@@ -17910,7 +17411,7 @@
           <w:szCs w:val="24"/>
         </w:rPr>
         <w:drawing>
-          <wp:inline distT="0" distB="0" distL="0" distR="0" wp14:anchorId="471B4332" wp14:editId="7BEDA4BC">
+          <wp:inline distT="0" distB="0" distL="0" distR="0" wp14:anchorId="73E7E3DC" wp14:editId="221D62C3">
             <wp:extent cx="5486400" cy="2673985"/>
             <wp:effectExtent l="0" t="0" r="0" b="0"/>
             <wp:docPr id="4" name="Picture 4" descr="A screenshot of a computer program&#10;&#10;Description automatically generated"/>
@@ -17955,7 +17456,7 @@
           <w:szCs w:val="24"/>
         </w:rPr>
       </w:pPr>
-      <w:bookmarkStart w:id="68" w:name="_Toc235987020"/>
+      <w:bookmarkStart w:id="69" w:name="_Toc235987020"/>
       <w:r>
         <w:t xml:space="preserve">Figure </w:t>
       </w:r>
@@ -17980,7 +17481,7 @@
       <w:r>
         <w:t xml:space="preserve"> Hotspot Classification via Poisson FDR Approach</w:t>
       </w:r>
-      <w:bookmarkEnd w:id="68"/>
+      <w:bookmarkEnd w:id="69"/>
     </w:p>
     <w:p>
       <w:pPr>
@@ -18274,7 +17775,6 @@
               </m:ctrlPr>
             </m:sSubPr>
             <m:e>
-              <w:proofErr w:type="spellStart"/>
               <m:r>
                 <m:rPr>
                   <m:nor/>
@@ -18327,7 +17827,6 @@
                 </w:rPr>
                 <m:t>count</m:t>
               </m:r>
-              <w:proofErr w:type="spellEnd"/>
             </m:e>
             <m:sub>
               <m:r>
@@ -18719,23 +18218,7 @@
           <w:sz w:val="24"/>
           <w:szCs w:val="24"/>
         </w:rPr>
-        <w:t>H3 Cell that containing a given accident “</w:t>
-      </w:r>
-      <w:proofErr w:type="spellStart"/>
-      <w:r>
-        <w:rPr>
-          <w:sz w:val="24"/>
-          <w:szCs w:val="24"/>
-        </w:rPr>
-        <w:t>i</w:t>
-      </w:r>
-      <w:proofErr w:type="spellEnd"/>
-      <w:r>
-        <w:rPr>
-          <w:sz w:val="24"/>
-          <w:szCs w:val="24"/>
-        </w:rPr>
-        <w:t>”</w:t>
+        <w:t>H3 Cell that containing a given accident “i”</w:t>
       </w:r>
     </w:p>
     <w:p>
@@ -18753,7 +18236,6 @@
           <w:szCs w:val="24"/>
         </w:rPr>
       </w:pPr>
-      <w:proofErr w:type="spellStart"/>
       <w:r>
         <w:rPr>
           <w:sz w:val="24"/>
@@ -18767,14 +18249,19 @@
           <w:szCs w:val="24"/>
           <w:vertAlign w:val="subscript"/>
         </w:rPr>
-        <w:t>j</w:t>
-      </w:r>
-      <w:proofErr w:type="spellEnd"/>
-      <w:r>
-        <w:rPr>
-          <w:sz w:val="24"/>
-          <w:szCs w:val="24"/>
-          <w:vertAlign w:val="subscript"/>
+        <w:t xml:space="preserve">j </w:t>
+      </w:r>
+      <w:r>
+        <w:rPr>
+          <w:sz w:val="24"/>
+          <w:szCs w:val="24"/>
+        </w:rPr>
+        <w:t>=</w:t>
+      </w:r>
+      <w:r>
+        <w:rPr>
+          <w:sz w:val="24"/>
+          <w:szCs w:val="24"/>
         </w:rPr>
         <w:t xml:space="preserve"> </w:t>
       </w:r>
@@ -18783,37 +18270,7 @@
           <w:sz w:val="24"/>
           <w:szCs w:val="24"/>
         </w:rPr>
-        <w:t>=</w:t>
-      </w:r>
-      <w:r>
-        <w:rPr>
-          <w:sz w:val="24"/>
-          <w:szCs w:val="24"/>
-        </w:rPr>
-        <w:t xml:space="preserve"> </w:t>
-      </w:r>
-      <w:r>
-        <w:rPr>
-          <w:sz w:val="24"/>
-          <w:szCs w:val="24"/>
-        </w:rPr>
-        <w:t>H3 Cell that containing a previous accident “j” for a given accident “</w:t>
-      </w:r>
-      <w:proofErr w:type="spellStart"/>
-      <w:r>
-        <w:rPr>
-          <w:sz w:val="24"/>
-          <w:szCs w:val="24"/>
-        </w:rPr>
-        <w:t>i</w:t>
-      </w:r>
-      <w:proofErr w:type="spellEnd"/>
-      <w:r>
-        <w:rPr>
-          <w:sz w:val="24"/>
-          <w:szCs w:val="24"/>
-        </w:rPr>
-        <w:t>”</w:t>
+        <w:t>H3 Cell that containing a previous accident “j” for a given accident “i”</w:t>
       </w:r>
     </w:p>
     <w:p>
@@ -18831,7 +18288,6 @@
           <w:szCs w:val="24"/>
         </w:rPr>
       </w:pPr>
-      <w:proofErr w:type="spellStart"/>
       <w:r>
         <w:rPr>
           <w:sz w:val="24"/>
@@ -18845,14 +18301,19 @@
           <w:szCs w:val="24"/>
           <w:vertAlign w:val="subscript"/>
         </w:rPr>
-        <w:t>i</w:t>
-      </w:r>
-      <w:proofErr w:type="spellEnd"/>
-      <w:r>
-        <w:rPr>
-          <w:sz w:val="24"/>
-          <w:szCs w:val="24"/>
-          <w:vertAlign w:val="subscript"/>
+        <w:t xml:space="preserve">i </w:t>
+      </w:r>
+      <w:r>
+        <w:rPr>
+          <w:sz w:val="24"/>
+          <w:szCs w:val="24"/>
+        </w:rPr>
+        <w:t>=</w:t>
+      </w:r>
+      <w:r>
+        <w:rPr>
+          <w:sz w:val="24"/>
+          <w:szCs w:val="24"/>
         </w:rPr>
         <w:t xml:space="preserve"> </w:t>
       </w:r>
@@ -18861,37 +18322,7 @@
           <w:sz w:val="24"/>
           <w:szCs w:val="24"/>
         </w:rPr>
-        <w:t>=</w:t>
-      </w:r>
-      <w:r>
-        <w:rPr>
-          <w:sz w:val="24"/>
-          <w:szCs w:val="24"/>
-        </w:rPr>
-        <w:t xml:space="preserve"> </w:t>
-      </w:r>
-      <w:r>
-        <w:rPr>
-          <w:sz w:val="24"/>
-          <w:szCs w:val="24"/>
-        </w:rPr>
-        <w:t>Time of accident “</w:t>
-      </w:r>
-      <w:proofErr w:type="spellStart"/>
-      <w:r>
-        <w:rPr>
-          <w:sz w:val="24"/>
-          <w:szCs w:val="24"/>
-        </w:rPr>
-        <w:t>i</w:t>
-      </w:r>
-      <w:proofErr w:type="spellEnd"/>
-      <w:r>
-        <w:rPr>
-          <w:sz w:val="24"/>
-          <w:szCs w:val="24"/>
-        </w:rPr>
-        <w:t>”</w:t>
+        <w:t>Time of accident “i”</w:t>
       </w:r>
     </w:p>
     <w:p>
@@ -18909,7 +18340,6 @@
           <w:szCs w:val="24"/>
         </w:rPr>
       </w:pPr>
-      <w:proofErr w:type="spellStart"/>
       <w:r>
         <w:rPr>
           <w:sz w:val="24"/>
@@ -18923,16 +18353,7 @@
           <w:szCs w:val="24"/>
           <w:vertAlign w:val="subscript"/>
         </w:rPr>
-        <w:t>j</w:t>
-      </w:r>
-      <w:proofErr w:type="spellEnd"/>
-      <w:r>
-        <w:rPr>
-          <w:sz w:val="24"/>
-          <w:szCs w:val="24"/>
-          <w:vertAlign w:val="subscript"/>
-        </w:rPr>
-        <w:t xml:space="preserve"> </w:t>
+        <w:t xml:space="preserve">j </w:t>
       </w:r>
       <w:r>
         <w:rPr>
@@ -19060,7 +18481,6 @@
               </m:ctrlPr>
             </m:sSubPr>
             <m:e>
-              <w:proofErr w:type="spellStart"/>
               <m:r>
                 <m:rPr>
                   <m:nor/>
@@ -19095,7 +18515,6 @@
                 </w:rPr>
                 <m:t>count</m:t>
               </m:r>
-              <w:proofErr w:type="spellEnd"/>
               <m:ctrlPr>
                 <w:rPr>
                   <w:rFonts w:ascii="Cambria Math" w:hAnsi="Cambria Math"/>
@@ -19710,7 +19129,7 @@
           <w:szCs w:val="24"/>
         </w:rPr>
         <w:drawing>
-          <wp:inline distT="0" distB="0" distL="0" distR="0" wp14:anchorId="66D5BCC0" wp14:editId="30B706B7">
+          <wp:inline distT="0" distB="0" distL="0" distR="0" wp14:anchorId="5C62A5C9" wp14:editId="4F7EECC8">
             <wp:extent cx="3578414" cy="2653990"/>
             <wp:effectExtent l="0" t="0" r="3175" b="0"/>
             <wp:docPr id="13" name="Picture 13" descr="A screen shot of a computer program&#10;&#10;Description automatically generated"/>
@@ -19755,7 +19174,7 @@
           <w:szCs w:val="24"/>
         </w:rPr>
       </w:pPr>
-      <w:bookmarkStart w:id="69" w:name="_Toc235987021"/>
+      <w:bookmarkStart w:id="70" w:name="_Toc235987021"/>
       <w:r>
         <w:t xml:space="preserve">Figure </w:t>
       </w:r>
@@ -19783,7 +19202,7 @@
       <w:r>
         <w:t>Causal Rolling Spatiotemporal Features</w:t>
       </w:r>
-      <w:bookmarkEnd w:id="69"/>
+      <w:bookmarkEnd w:id="70"/>
     </w:p>
     <w:p>
       <w:pPr>
@@ -19898,9 +19317,9 @@
           <w:szCs w:val="24"/>
         </w:rPr>
       </w:pPr>
-      <w:bookmarkStart w:id="70" w:name="_Toc227498008"/>
-      <w:bookmarkStart w:id="71" w:name="_Toc231561466"/>
-      <w:bookmarkStart w:id="72" w:name="_Toc235486847"/>
+      <w:bookmarkStart w:id="71" w:name="_Toc227498008"/>
+      <w:bookmarkStart w:id="72" w:name="_Toc231561466"/>
+      <w:bookmarkStart w:id="73" w:name="_Toc236227276"/>
       <w:r>
         <w:rPr>
           <w:rFonts w:ascii="Times New Roman" w:hAnsi="Times New Roman" w:cs="Times New Roman"/>
@@ -19912,9 +19331,9 @@
         </w:rPr>
         <w:t>References</w:t>
       </w:r>
-      <w:bookmarkEnd w:id="70"/>
       <w:bookmarkEnd w:id="71"/>
       <w:bookmarkEnd w:id="72"/>
+      <w:bookmarkEnd w:id="73"/>
     </w:p>
     <w:p>
       <w:pPr>
@@ -19952,21 +19371,7 @@
         <w:rPr>
           <w:color w:val="000000"/>
         </w:rPr>
-        <w:t xml:space="preserve">. Dailymirror.lk; </w:t>
-      </w:r>
-      <w:proofErr w:type="spellStart"/>
-      <w:r>
-        <w:rPr>
-          <w:color w:val="000000"/>
-        </w:rPr>
-        <w:t>Dailymirror</w:t>
-      </w:r>
-      <w:proofErr w:type="spellEnd"/>
-      <w:r>
-        <w:rPr>
-          <w:color w:val="000000"/>
-        </w:rPr>
-        <w:t xml:space="preserve">. </w:t>
+        <w:t xml:space="preserve">. Dailymirror.lk; Dailymirror. </w:t>
       </w:r>
       <w:hyperlink r:id="rId23" w:history="1">
         <w:r>
@@ -19995,6 +19400,83 @@
     </w:p>
     <w:p>
       <w:pPr>
+        <w:widowControl/>
+        <w:autoSpaceDE/>
+        <w:autoSpaceDN/>
+        <w:spacing w:line="480" w:lineRule="atLeast"/>
+        <w:ind w:left="720" w:hanging="720"/>
+        <w:rPr>
+          <w:sz w:val="24"/>
+          <w:szCs w:val="24"/>
+          <w:lang w:bidi="si-LK"/>
+        </w:rPr>
+      </w:pPr>
+      <w:r>
+        <w:rPr>
+          <w:sz w:val="24"/>
+          <w:szCs w:val="24"/>
+          <w:lang w:bidi="si-LK"/>
+        </w:rPr>
+        <w:t xml:space="preserve">Ali, S., Abuhmed, T., El-Sappagh, S., Muhammad, K., Alonso-Moral, J. M., Confalonieri, R., Guidotti, R., Ser, J. Del, Díaz-Rodríguez, N., &amp; Herrera, F. (2023). Explainable Artificial Intelligence (XAI): What we know and what is left to attain Trustworthy Artificial Intelligence. </w:t>
+      </w:r>
+      <w:r>
+        <w:rPr>
+          <w:i/>
+          <w:iCs/>
+          <w:sz w:val="24"/>
+          <w:szCs w:val="24"/>
+          <w:lang w:bidi="si-LK"/>
+        </w:rPr>
+        <w:t>Information Fusion</w:t>
+      </w:r>
+      <w:r>
+        <w:rPr>
+          <w:sz w:val="24"/>
+          <w:szCs w:val="24"/>
+          <w:lang w:bidi="si-LK"/>
+        </w:rPr>
+        <w:t xml:space="preserve">, </w:t>
+      </w:r>
+      <w:r>
+        <w:rPr>
+          <w:i/>
+          <w:iCs/>
+          <w:sz w:val="24"/>
+          <w:szCs w:val="24"/>
+          <w:lang w:bidi="si-LK"/>
+        </w:rPr>
+        <w:t>99</w:t>
+      </w:r>
+      <w:r>
+        <w:rPr>
+          <w:sz w:val="24"/>
+          <w:szCs w:val="24"/>
+          <w:lang w:bidi="si-LK"/>
+        </w:rPr>
+        <w:t xml:space="preserve">(101805), 101805. sciencedirect. </w:t>
+      </w:r>
+      <w:hyperlink r:id="rId24" w:history="1">
+        <w:r>
+          <w:rPr>
+            <w:rStyle w:val="Hyperlink"/>
+            <w:sz w:val="24"/>
+            <w:szCs w:val="24"/>
+            <w:lang w:bidi="si-LK"/>
+          </w:rPr>
+          <w:t>https://doi.org/10.1016/j.inffus.2023.101805</w:t>
+        </w:r>
+      </w:hyperlink>
+      <w:r>
+        <w:rPr>
+          <w:sz w:val="24"/>
+          <w:szCs w:val="24"/>
+          <w:lang w:bidi="si-LK"/>
+        </w:rPr>
+        <w:t xml:space="preserve"> </w:t>
+      </w:r>
+    </w:p>
+    <w:p>
+      <w:pPr>
         <w:pStyle w:val="NormalWeb"/>
         <w:spacing w:before="0" w:beforeAutospacing="0" w:after="0" w:afterAutospacing="0" w:line="360" w:lineRule="auto"/>
         <w:ind w:left="720" w:hanging="720"/>
@@ -20002,25 +19484,31 @@
           <w:color w:val="000000"/>
         </w:rPr>
       </w:pPr>
-      <w:r>
+    </w:p>
+    <w:p>
+      <w:pPr>
+        <w:pStyle w:val="NormalWeb"/>
+        <w:spacing w:before="0" w:beforeAutospacing="0" w:after="0" w:afterAutospacing="0" w:line="360" w:lineRule="auto"/>
+        <w:ind w:left="720" w:hanging="720"/>
         <w:rPr>
           <w:color w:val="000000"/>
         </w:rPr>
-        <w:t xml:space="preserve">Al-Omari, A., Alsaleh, M., &amp; </w:t>
-      </w:r>
-      <w:proofErr w:type="spellStart"/>
-      <w:r>
+      </w:pPr>
+    </w:p>
+    <w:p>
+      <w:pPr>
+        <w:pStyle w:val="NormalWeb"/>
+        <w:spacing w:before="0" w:beforeAutospacing="0" w:after="0" w:afterAutospacing="0" w:line="360" w:lineRule="auto"/>
+        <w:ind w:left="720" w:hanging="720"/>
         <w:rPr>
           <w:color w:val="000000"/>
         </w:rPr>
-        <w:t>Shatnawi</w:t>
-      </w:r>
-      <w:proofErr w:type="spellEnd"/>
+      </w:pPr>
       <w:r>
         <w:rPr>
           <w:color w:val="000000"/>
         </w:rPr>
-        <w:t>, N. (2025). Spatial-Temporal Analysis and Severity Prediction of Traffic Accidents. </w:t>
+        <w:t>Al-Omari, A., Alsaleh, M., &amp; Shatnawi, N. (2025). Spatial-Temporal Analysis and Severity Prediction of Traffic Accidents. </w:t>
       </w:r>
       <w:r>
         <w:rPr>
@@ -20036,7 +19524,7 @@
         </w:rPr>
         <w:t xml:space="preserve">. </w:t>
       </w:r>
-      <w:hyperlink r:id="rId24" w:history="1">
+      <w:hyperlink r:id="rId25" w:history="1">
         <w:r>
           <w:rPr>
             <w:rStyle w:val="Hyperlink"/>
@@ -20074,7 +19562,6 @@
         <w:rPr>
           <w:color w:val="000000"/>
         </w:rPr>
-        <w:lastRenderedPageBreak/>
         <w:t>Bhavan, T. (2019). The Economic Impact of Road Accidents: The Case of Sri Lanka. </w:t>
       </w:r>
       <w:r>
@@ -20105,7 +19592,7 @@
         </w:rPr>
         <w:t xml:space="preserve">(1), 124–137. </w:t>
       </w:r>
-      <w:hyperlink r:id="rId25" w:history="1">
+      <w:hyperlink r:id="rId26" w:history="1">
         <w:r>
           <w:rPr>
             <w:rStyle w:val="Hyperlink"/>
@@ -20236,7 +19723,7 @@
         </w:rPr>
         <w:t xml:space="preserve">, 102737–102737. </w:t>
       </w:r>
-      <w:hyperlink r:id="rId26" w:history="1">
+      <w:hyperlink r:id="rId27" w:history="1">
         <w:r>
           <w:rPr>
             <w:rStyle w:val="Hyperlink"/>
@@ -20263,6 +19750,65 @@
     </w:p>
     <w:p>
       <w:pPr>
+        <w:widowControl/>
+        <w:autoSpaceDE/>
+        <w:autoSpaceDN/>
+        <w:spacing w:line="480" w:lineRule="atLeast"/>
+        <w:ind w:left="720" w:hanging="720"/>
+        <w:rPr>
+          <w:sz w:val="24"/>
+          <w:szCs w:val="24"/>
+          <w:lang w:bidi="si-LK"/>
+        </w:rPr>
+      </w:pPr>
+      <w:r>
+        <w:rPr>
+          <w:sz w:val="24"/>
+          <w:szCs w:val="24"/>
+          <w:lang w:bidi="si-LK"/>
+        </w:rPr>
+        <w:t xml:space="preserve">Chen, M. (2024). What Is Machine Learning? In </w:t>
+      </w:r>
+      <w:r>
+        <w:rPr>
+          <w:i/>
+          <w:iCs/>
+          <w:sz w:val="24"/>
+          <w:szCs w:val="24"/>
+          <w:lang w:bidi="si-LK"/>
+        </w:rPr>
+        <w:t>Oracle.com</w:t>
+      </w:r>
+      <w:r>
+        <w:rPr>
+          <w:sz w:val="24"/>
+          <w:szCs w:val="24"/>
+          <w:lang w:bidi="si-LK"/>
+        </w:rPr>
+        <w:t xml:space="preserve">. Oracle. </w:t>
+      </w:r>
+      <w:hyperlink r:id="rId28" w:history="1">
+        <w:r>
+          <w:rPr>
+            <w:rStyle w:val="Hyperlink"/>
+            <w:sz w:val="24"/>
+            <w:szCs w:val="24"/>
+            <w:lang w:bidi="si-LK"/>
+          </w:rPr>
+          <w:t>https://www.oracle.com/apac/artificial-intelligence/machine-learning/what-is-machine-learning/</w:t>
+        </w:r>
+      </w:hyperlink>
+      <w:r>
+        <w:rPr>
+          <w:sz w:val="24"/>
+          <w:szCs w:val="24"/>
+          <w:lang w:bidi="si-LK"/>
+        </w:rPr>
+        <w:t xml:space="preserve"> </w:t>
+      </w:r>
+    </w:p>
+    <w:p>
+      <w:pPr>
         <w:pStyle w:val="NormalWeb"/>
         <w:spacing w:before="0" w:beforeAutospacing="0" w:after="0" w:afterAutospacing="0" w:line="360" w:lineRule="auto"/>
         <w:ind w:left="720" w:hanging="720"/>
@@ -20274,21 +19820,33 @@
         <w:rPr>
           <w:color w:val="000000"/>
         </w:rPr>
-        <w:t xml:space="preserve">de, B., Anderson Almeida Firmino, de, C., Geraldo Braz Junior, Anselmo, &amp; </w:t>
-      </w:r>
-      <w:proofErr w:type="spellStart"/>
-      <w:r>
+        <w:t xml:space="preserve"> </w:t>
+      </w:r>
+    </w:p>
+    <w:p>
+      <w:pPr>
+        <w:pStyle w:val="NormalWeb"/>
+        <w:spacing w:before="0" w:beforeAutospacing="0" w:after="0" w:afterAutospacing="0" w:line="360" w:lineRule="auto"/>
+        <w:ind w:left="720" w:hanging="720"/>
         <w:rPr>
           <w:color w:val="000000"/>
         </w:rPr>
-        <w:t>Edeverton</w:t>
-      </w:r>
-      <w:proofErr w:type="spellEnd"/>
-      <w:r>
+      </w:pPr>
+    </w:p>
+    <w:p>
+      <w:pPr>
+        <w:pStyle w:val="NormalWeb"/>
+        <w:spacing w:before="0" w:beforeAutospacing="0" w:after="0" w:afterAutospacing="0" w:line="360" w:lineRule="auto"/>
+        <w:ind w:left="720" w:hanging="720"/>
         <w:rPr>
           <w:color w:val="000000"/>
         </w:rPr>
-        <w:t>, F. (2023). </w:t>
+      </w:pPr>
+      <w:r>
+        <w:rPr>
+          <w:color w:val="000000"/>
+        </w:rPr>
+        <w:t>de, B., Anderson Almeida Firmino, de, C., Geraldo Braz Junior, Anselmo, &amp; Edeverton, F. (2023). </w:t>
       </w:r>
       <w:r>
         <w:rPr>
@@ -20318,7 +19876,7 @@
         </w:rPr>
         <w:t xml:space="preserve">(6), 227–227. </w:t>
       </w:r>
-      <w:hyperlink r:id="rId27" w:history="1">
+      <w:hyperlink r:id="rId29" w:history="1">
         <w:r>
           <w:rPr>
             <w:rStyle w:val="Hyperlink"/>
@@ -20360,7 +19918,7 @@
         </w:rPr>
         <w:t xml:space="preserve">. (2024). Statistics.gov.lk. </w:t>
       </w:r>
-      <w:hyperlink r:id="rId28" w:history="1">
+      <w:hyperlink r:id="rId30" w:history="1">
         <w:r>
           <w:rPr>
             <w:rStyle w:val="Hyperlink"/>
@@ -20414,7 +19972,7 @@
         </w:rPr>
         <w:t xml:space="preserve">. Unidata.pro. </w:t>
       </w:r>
-      <w:hyperlink r:id="rId29" w:history="1">
+      <w:hyperlink r:id="rId31" w:history="1">
         <w:r>
           <w:rPr>
             <w:rStyle w:val="Hyperlink"/>
@@ -20458,7 +20016,7 @@
       <w:r>
         <w:t xml:space="preserve">. (2025). Google for Developers. </w:t>
       </w:r>
-      <w:hyperlink r:id="rId30" w:history="1">
+      <w:hyperlink r:id="rId32" w:history="1">
         <w:r>
           <w:rPr>
             <w:rStyle w:val="Hyperlink"/>
@@ -20499,19 +20057,11 @@
           <w:color w:val="000000"/>
         </w:rPr>
       </w:pPr>
-      <w:proofErr w:type="spellStart"/>
       <w:r>
         <w:rPr>
           <w:color w:val="000000"/>
         </w:rPr>
-        <w:t>Gorzelanczyk</w:t>
-      </w:r>
-      <w:proofErr w:type="spellEnd"/>
-      <w:r>
-        <w:rPr>
-          <w:color w:val="000000"/>
-        </w:rPr>
-        <w:t>, P. (2025). Impact of weather conditions and road type on traffic safety. </w:t>
+        <w:t>Gorzelanczyk, P. (2025). Impact of weather conditions and road type on traffic safety. </w:t>
       </w:r>
       <w:r>
         <w:rPr>
@@ -20541,7 +20091,7 @@
         </w:rPr>
         <w:t xml:space="preserve">, 100042. </w:t>
       </w:r>
-      <w:hyperlink r:id="rId31" w:history="1">
+      <w:hyperlink r:id="rId33" w:history="1">
         <w:r>
           <w:rPr>
             <w:rStyle w:val="Hyperlink"/>
@@ -20627,7 +20177,7 @@
         </w:rPr>
         <w:t xml:space="preserve">(2), 337–355. </w:t>
       </w:r>
-      <w:hyperlink r:id="rId32" w:history="1">
+      <w:hyperlink r:id="rId34" w:history="1">
         <w:r>
           <w:rPr>
             <w:rStyle w:val="Hyperlink"/>
@@ -20698,7 +20248,7 @@
         </w:rPr>
         <w:t xml:space="preserve">. </w:t>
       </w:r>
-      <w:hyperlink r:id="rId33" w:history="1">
+      <w:hyperlink r:id="rId35" w:history="1">
         <w:r>
           <w:rPr>
             <w:rStyle w:val="Hyperlink"/>
@@ -20753,63 +20303,35 @@
         </w:rPr>
         <w:t>Hamdan, N., &amp; Sipos, T. (2025). Advancements in Machine Learning for Traffic Accident Severity Prediction: A Comprehensive Review. </w:t>
       </w:r>
-      <w:proofErr w:type="spellStart"/>
       <w:r>
         <w:rPr>
           <w:i/>
           <w:iCs/>
           <w:color w:val="000000"/>
         </w:rPr>
-        <w:t>Periodica</w:t>
-      </w:r>
-      <w:proofErr w:type="spellEnd"/>
+        <w:t>Periodica Polytechnica Transportation Engineering</w:t>
+      </w:r>
+      <w:r>
+        <w:rPr>
+          <w:color w:val="000000"/>
+        </w:rPr>
+        <w:t>, </w:t>
+      </w:r>
       <w:r>
         <w:rPr>
           <w:i/>
           <w:iCs/>
           <w:color w:val="000000"/>
         </w:rPr>
-        <w:t xml:space="preserve"> </w:t>
-      </w:r>
-      <w:proofErr w:type="spellStart"/>
-      <w:r>
-        <w:rPr>
-          <w:i/>
-          <w:iCs/>
+        <w:t>53</w:t>
+      </w:r>
+      <w:r>
+        <w:rPr>
           <w:color w:val="000000"/>
         </w:rPr>
-        <w:t>Polytechnica</w:t>
-      </w:r>
-      <w:proofErr w:type="spellEnd"/>
-      <w:r>
-        <w:rPr>
-          <w:i/>
-          <w:iCs/>
-          <w:color w:val="000000"/>
-        </w:rPr>
-        <w:t xml:space="preserve"> Transportation Engineering</w:t>
-      </w:r>
-      <w:r>
-        <w:rPr>
-          <w:color w:val="000000"/>
-        </w:rPr>
-        <w:t>, </w:t>
-      </w:r>
-      <w:r>
-        <w:rPr>
-          <w:i/>
-          <w:iCs/>
-          <w:color w:val="000000"/>
-        </w:rPr>
-        <w:t>53</w:t>
-      </w:r>
-      <w:r>
-        <w:rPr>
-          <w:color w:val="000000"/>
-        </w:rPr>
         <w:t xml:space="preserve">(3), 347–355. </w:t>
       </w:r>
-      <w:hyperlink r:id="rId34" w:history="1">
+      <w:hyperlink r:id="rId36" w:history="1">
         <w:r>
           <w:rPr>
             <w:rStyle w:val="Hyperlink"/>
@@ -20847,6 +20369,7 @@
         <w:rPr>
           <w:color w:val="000000"/>
         </w:rPr>
+        <w:lastRenderedPageBreak/>
         <w:t>IBM. (2023, March 29). </w:t>
       </w:r>
       <w:r>
@@ -20863,7 +20386,7 @@
         </w:rPr>
         <w:t xml:space="preserve">. IBM. </w:t>
       </w:r>
-      <w:hyperlink r:id="rId35" w:history="1">
+      <w:hyperlink r:id="rId37" w:history="1">
         <w:r>
           <w:rPr>
             <w:rStyle w:val="Hyperlink"/>
@@ -20927,7 +20450,7 @@
         </w:rPr>
         <w:t xml:space="preserve">. </w:t>
       </w:r>
-      <w:hyperlink r:id="rId36" w:history="1">
+      <w:hyperlink r:id="rId38" w:history="1">
         <w:r>
           <w:rPr>
             <w:rStyle w:val="Hyperlink"/>
@@ -20980,35 +20503,7 @@
         <w:rPr>
           <w:color w:val="000000"/>
         </w:rPr>
-        <w:t xml:space="preserve">Islam, Md. K., Reza, I., </w:t>
-      </w:r>
-      <w:proofErr w:type="spellStart"/>
-      <w:r>
-        <w:rPr>
-          <w:color w:val="000000"/>
-        </w:rPr>
-        <w:t>Gazder</w:t>
-      </w:r>
-      <w:proofErr w:type="spellEnd"/>
-      <w:r>
-        <w:rPr>
-          <w:color w:val="000000"/>
-        </w:rPr>
-        <w:t xml:space="preserve">, U., Akter, R., </w:t>
-      </w:r>
-      <w:proofErr w:type="spellStart"/>
-      <w:r>
-        <w:rPr>
-          <w:color w:val="000000"/>
-        </w:rPr>
-        <w:t>Arifuzzaman</w:t>
-      </w:r>
-      <w:proofErr w:type="spellEnd"/>
-      <w:r>
-        <w:rPr>
-          <w:color w:val="000000"/>
-        </w:rPr>
-        <w:t>, M., &amp; Rahman, M. M. (2022). Predicting Road Crash Severity Using Classifier Models and Crash Hotspots. </w:t>
+        <w:t>Islam, Md. K., Reza, I., Gazder, U., Akter, R., Arifuzzaman, M., &amp; Rahman, M. M. (2022). Predicting Road Crash Severity Using Classifier Models and Crash Hotspots. </w:t>
       </w:r>
       <w:r>
         <w:rPr>
@@ -21038,7 +20533,7 @@
         </w:rPr>
         <w:t xml:space="preserve">(22), 11354. </w:t>
       </w:r>
-      <w:hyperlink r:id="rId37" w:history="1">
+      <w:hyperlink r:id="rId39" w:history="1">
         <w:r>
           <w:rPr>
             <w:rStyle w:val="Hyperlink"/>
@@ -21076,36 +20571,7 @@
         <w:rPr>
           <w:color w:val="000000"/>
         </w:rPr>
-        <w:lastRenderedPageBreak/>
-        <w:t xml:space="preserve">J.M.C.T. </w:t>
-      </w:r>
-      <w:proofErr w:type="spellStart"/>
-      <w:r>
-        <w:rPr>
-          <w:color w:val="000000"/>
-        </w:rPr>
-        <w:t>Jayamanna</w:t>
-      </w:r>
-      <w:proofErr w:type="spellEnd"/>
-      <w:r>
-        <w:rPr>
-          <w:color w:val="000000"/>
-        </w:rPr>
-        <w:t xml:space="preserve">, &amp; P. </w:t>
-      </w:r>
-      <w:proofErr w:type="spellStart"/>
-      <w:r>
-        <w:rPr>
-          <w:color w:val="000000"/>
-        </w:rPr>
-        <w:t>Kalansooriya</w:t>
-      </w:r>
-      <w:proofErr w:type="spellEnd"/>
-      <w:r>
-        <w:rPr>
-          <w:color w:val="000000"/>
-        </w:rPr>
-        <w:t>. (2024). Development of an Intelligent Road Safety Mobile Navigation Application Using Machine Learning for Real-Time Accident Hotspot and Severity Prediction: A Case Study in Sri Lanka. </w:t>
+        <w:t>J.M.C.T. Jayamanna, &amp; P. Kalansooriya. (2024). Development of an Intelligent Road Safety Mobile Navigation Application Using Machine Learning for Real-Time Accident Hotspot and Severity Prediction: A Case Study in Sri Lanka. </w:t>
       </w:r>
       <w:r>
         <w:rPr>
@@ -21121,7 +20587,7 @@
         </w:rPr>
         <w:t xml:space="preserve">, 17–35. </w:t>
       </w:r>
-      <w:hyperlink r:id="rId38" w:history="1">
+      <w:hyperlink r:id="rId40" w:history="1">
         <w:r>
           <w:rPr>
             <w:rStyle w:val="Hyperlink"/>
@@ -21148,6 +20614,80 @@
     </w:p>
     <w:p>
       <w:pPr>
+        <w:widowControl/>
+        <w:autoSpaceDE/>
+        <w:autoSpaceDN/>
+        <w:spacing w:line="480" w:lineRule="atLeast"/>
+        <w:ind w:left="720" w:hanging="720"/>
+        <w:rPr>
+          <w:sz w:val="24"/>
+          <w:szCs w:val="24"/>
+          <w:lang w:bidi="si-LK"/>
+        </w:rPr>
+      </w:pPr>
+      <w:r>
+        <w:rPr>
+          <w:color w:val="000000"/>
+        </w:rPr>
+        <w:t xml:space="preserve"> </w:t>
+      </w:r>
+      <w:r>
+        <w:rPr>
+          <w:sz w:val="24"/>
+          <w:szCs w:val="24"/>
+          <w:lang w:bidi="si-LK"/>
+        </w:rPr>
+        <w:t xml:space="preserve">Lundberg, S., &amp; Lee, S.-I. (2017). A Unified Approach to Interpreting Model Predictions. In </w:t>
+      </w:r>
+      <w:r>
+        <w:rPr>
+          <w:i/>
+          <w:iCs/>
+          <w:sz w:val="24"/>
+          <w:szCs w:val="24"/>
+          <w:lang w:bidi="si-LK"/>
+        </w:rPr>
+        <w:t>arXiv.org</w:t>
+      </w:r>
+      <w:r>
+        <w:rPr>
+          <w:sz w:val="24"/>
+          <w:szCs w:val="24"/>
+          <w:lang w:bidi="si-LK"/>
+        </w:rPr>
+        <w:t xml:space="preserve">. </w:t>
+      </w:r>
+      <w:hyperlink r:id="rId41" w:history="1">
+        <w:r>
+          <w:rPr>
+            <w:rStyle w:val="Hyperlink"/>
+            <w:sz w:val="24"/>
+            <w:szCs w:val="24"/>
+            <w:lang w:bidi="si-LK"/>
+          </w:rPr>
+          <w:t>https://doi.org/10.48550/arXiv.1705.07874</w:t>
+        </w:r>
+      </w:hyperlink>
+      <w:r>
+        <w:rPr>
+          <w:sz w:val="24"/>
+          <w:szCs w:val="24"/>
+          <w:lang w:bidi="si-LK"/>
+        </w:rPr>
+        <w:t xml:space="preserve"> </w:t>
+      </w:r>
+    </w:p>
+    <w:p>
+      <w:pPr>
+        <w:pStyle w:val="NormalWeb"/>
+        <w:spacing w:line="360" w:lineRule="auto"/>
+        <w:rPr>
+          <w:color w:val="000000"/>
+        </w:rPr>
+      </w:pPr>
+    </w:p>
+    <w:p>
+      <w:pPr>
         <w:pStyle w:val="NormalWeb"/>
         <w:spacing w:before="0" w:beforeAutospacing="0" w:after="0" w:afterAutospacing="0" w:line="360" w:lineRule="auto"/>
         <w:ind w:left="720" w:hanging="720"/>
@@ -21169,7 +20709,7 @@
         </w:rPr>
         <w:t xml:space="preserve">. (n.d.). Www.transport.gov.lk. </w:t>
       </w:r>
-      <w:hyperlink r:id="rId39" w:history="1">
+      <w:hyperlink r:id="rId42" w:history="1">
         <w:r>
           <w:rPr>
             <w:rStyle w:val="Hyperlink"/>
@@ -21207,21 +20747,7 @@
         <w:rPr>
           <w:color w:val="000000"/>
         </w:rPr>
-        <w:t xml:space="preserve">Nalaka, P. K., Akther, M. S. R., &amp; </w:t>
-      </w:r>
-      <w:proofErr w:type="spellStart"/>
-      <w:r>
-        <w:rPr>
-          <w:color w:val="000000"/>
-        </w:rPr>
-        <w:t>Naveendrakumar</w:t>
-      </w:r>
-      <w:proofErr w:type="spellEnd"/>
-      <w:r>
-        <w:rPr>
-          <w:color w:val="000000"/>
-        </w:rPr>
-        <w:t>, G. (2021). Accident Hotspots in Southern Expressway of Sri Lanka: Interpolation Evaluation using GIS. </w:t>
+        <w:t>Nalaka, P. K., Akther, M. S. R., &amp; Naveendrakumar, G. (2021). Accident Hotspots in Southern Expressway of Sri Lanka: Interpolation Evaluation using GIS. </w:t>
       </w:r>
       <w:r>
         <w:rPr>
@@ -21251,7 +20777,7 @@
         </w:rPr>
         <w:t xml:space="preserve">(1). </w:t>
       </w:r>
-      <w:hyperlink r:id="rId40" w:history="1">
+      <w:hyperlink r:id="rId43" w:history="1">
         <w:r>
           <w:rPr>
             <w:rStyle w:val="Hyperlink"/>
@@ -21302,7 +20828,7 @@
         </w:rPr>
         <w:t xml:space="preserve">. (2016, November 14). NHTSA. </w:t>
       </w:r>
-      <w:hyperlink r:id="rId41" w:history="1">
+      <w:hyperlink r:id="rId44" w:history="1">
         <w:r>
           <w:rPr>
             <w:rStyle w:val="Hyperlink"/>
@@ -21338,33 +20864,11 @@
           <w:color w:val="000000"/>
         </w:rPr>
       </w:pPr>
-      <w:proofErr w:type="spellStart"/>
       <w:r>
         <w:rPr>
           <w:color w:val="000000"/>
         </w:rPr>
-        <w:t>Ogungbire</w:t>
-      </w:r>
-      <w:proofErr w:type="spellEnd"/>
-      <w:r>
-        <w:rPr>
-          <w:color w:val="000000"/>
-        </w:rPr>
-        <w:t xml:space="preserve">, A., &amp; </w:t>
-      </w:r>
-      <w:proofErr w:type="spellStart"/>
-      <w:r>
-        <w:rPr>
-          <w:color w:val="000000"/>
-        </w:rPr>
-        <w:t>Pulugurtha</w:t>
-      </w:r>
-      <w:proofErr w:type="spellEnd"/>
-      <w:r>
-        <w:rPr>
-          <w:color w:val="000000"/>
-        </w:rPr>
-        <w:t>, S. S. (2025). Spatiotemporal Risk Mapping of Statewide Weather-related Traffic Crashes: A Machine Learning Approach. </w:t>
+        <w:t>Ogungbire, A., &amp; Pulugurtha, S. S. (2025). Spatiotemporal Risk Mapping of Statewide Weather-related Traffic Crashes: A Machine Learning Approach. </w:t>
       </w:r>
       <w:r>
         <w:rPr>
@@ -21380,7 +20884,7 @@
         </w:rPr>
         <w:t xml:space="preserve">, 100642. </w:t>
       </w:r>
-      <w:hyperlink r:id="rId42" w:history="1">
+      <w:hyperlink r:id="rId45" w:history="1">
         <w:r>
           <w:rPr>
             <w:rStyle w:val="Hyperlink"/>
@@ -21418,75 +20922,37 @@
         <w:rPr>
           <w:color w:val="000000"/>
         </w:rPr>
-        <w:t xml:space="preserve">Omar Ibrahim </w:t>
-      </w:r>
-      <w:proofErr w:type="spellStart"/>
-      <w:r>
-        <w:rPr>
-          <w:color w:val="000000"/>
-        </w:rPr>
-        <w:t>Aboulola</w:t>
-      </w:r>
-      <w:proofErr w:type="spellEnd"/>
-      <w:r>
-        <w:rPr>
-          <w:color w:val="000000"/>
-        </w:rPr>
-        <w:t xml:space="preserve">. (2024). Improving traffic accident severity prediction using </w:t>
-      </w:r>
-      <w:proofErr w:type="spellStart"/>
-      <w:r>
-        <w:rPr>
-          <w:color w:val="000000"/>
-        </w:rPr>
-        <w:t>MobileNet</w:t>
-      </w:r>
-      <w:proofErr w:type="spellEnd"/>
-      <w:r>
-        <w:rPr>
-          <w:color w:val="000000"/>
-        </w:rPr>
-        <w:t xml:space="preserve"> transfer learning model and SHAP XAI technique. </w:t>
-      </w:r>
-      <w:proofErr w:type="spellStart"/>
+        <w:t>Omar Ibrahim Aboulola. (2024). Improving traffic accident severity prediction using MobileNet transfer learning model and SHAP XAI technique. </w:t>
+      </w:r>
       <w:r>
         <w:rPr>
           <w:i/>
           <w:iCs/>
           <w:color w:val="000000"/>
         </w:rPr>
-        <w:t>PloS</w:t>
-      </w:r>
-      <w:proofErr w:type="spellEnd"/>
+        <w:t>PloS One</w:t>
+      </w:r>
+      <w:r>
+        <w:rPr>
+          <w:color w:val="000000"/>
+        </w:rPr>
+        <w:t>, </w:t>
+      </w:r>
       <w:r>
         <w:rPr>
           <w:i/>
           <w:iCs/>
           <w:color w:val="000000"/>
         </w:rPr>
-        <w:t xml:space="preserve"> One</w:t>
+        <w:t>19</w:t>
       </w:r>
       <w:r>
         <w:rPr>
           <w:color w:val="000000"/>
         </w:rPr>
-        <w:t>, </w:t>
-      </w:r>
-      <w:r>
-        <w:rPr>
-          <w:i/>
-          <w:iCs/>
-          <w:color w:val="000000"/>
-        </w:rPr>
-        <w:t>19</w:t>
-      </w:r>
-      <w:r>
-        <w:rPr>
-          <w:color w:val="000000"/>
-        </w:rPr>
         <w:t xml:space="preserve">(4), e0300640–e0300640. </w:t>
       </w:r>
-      <w:hyperlink r:id="rId43" w:history="1">
+      <w:hyperlink r:id="rId46" w:history="1">
         <w:r>
           <w:rPr>
             <w:rStyle w:val="Hyperlink"/>
@@ -21528,7 +20994,7 @@
         </w:rPr>
         <w:t xml:space="preserve">. (2026). Adaderana.lk. </w:t>
       </w:r>
-      <w:hyperlink r:id="rId44" w:history="1">
+      <w:hyperlink r:id="rId47" w:history="1">
         <w:r>
           <w:rPr>
             <w:rStyle w:val="Hyperlink"/>
@@ -21594,7 +21060,7 @@
         </w:rPr>
         <w:t xml:space="preserve">(12), 157. </w:t>
       </w:r>
-      <w:hyperlink r:id="rId45" w:history="1">
+      <w:hyperlink r:id="rId48" w:history="1">
         <w:r>
           <w:rPr>
             <w:rStyle w:val="Hyperlink"/>
@@ -21631,23 +21097,13 @@
           <w:lang w:bidi="si-LK"/>
         </w:rPr>
       </w:pPr>
-      <w:proofErr w:type="spellStart"/>
       <w:r>
         <w:rPr>
           <w:sz w:val="24"/>
           <w:szCs w:val="24"/>
           <w:lang w:bidi="si-LK"/>
         </w:rPr>
-        <w:t>Siritunga</w:t>
-      </w:r>
-      <w:proofErr w:type="spellEnd"/>
-      <w:r>
-        <w:rPr>
-          <w:sz w:val="24"/>
-          <w:szCs w:val="24"/>
-          <w:lang w:bidi="si-LK"/>
-        </w:rPr>
-        <w:t xml:space="preserve">, T. L. S. S. (2025). Road traffic crashes in Sri Lanka: an epidemic that demands multisectoral public-health mobilization. </w:t>
+        <w:t xml:space="preserve">Siritunga, T. L. S. S. (2025). Road traffic crashes in Sri Lanka: an epidemic that demands multisectoral public-health mobilization. </w:t>
       </w:r>
       <w:r>
         <w:rPr>
@@ -21685,7 +21141,7 @@
         </w:rPr>
         <w:t xml:space="preserve">(4), 116–121. </w:t>
       </w:r>
-      <w:hyperlink r:id="rId46" w:history="1">
+      <w:hyperlink r:id="rId49" w:history="1">
         <w:r>
           <w:rPr>
             <w:rStyle w:val="Hyperlink"/>
@@ -21737,7 +21193,7 @@
         </w:rPr>
         <w:t xml:space="preserve">. (2020). ETSC. </w:t>
       </w:r>
-      <w:hyperlink r:id="rId47" w:history="1">
+      <w:hyperlink r:id="rId50" w:history="1">
         <w:r>
           <w:rPr>
             <w:rStyle w:val="Hyperlink"/>
@@ -21796,7 +21252,7 @@
         </w:rPr>
         <w:t xml:space="preserve">. Retrieved July 21, 2026, from </w:t>
       </w:r>
-      <w:hyperlink r:id="rId48" w:history="1">
+      <w:hyperlink r:id="rId51" w:history="1">
         <w:r>
           <w:rPr>
             <w:rStyle w:val="Hyperlink"/>
@@ -21825,25 +21281,18 @@
     <w:p>
       <w:pPr>
         <w:pStyle w:val="NormalWeb"/>
-        <w:spacing w:line="360" w:lineRule="auto"/>
+        <w:spacing w:before="0" w:beforeAutospacing="0" w:after="0" w:afterAutospacing="0" w:line="360" w:lineRule="auto"/>
         <w:ind w:left="720" w:hanging="720"/>
         <w:rPr>
           <w:color w:val="000000"/>
         </w:rPr>
       </w:pPr>
-      <w:proofErr w:type="spellStart"/>
       <w:r>
         <w:rPr>
           <w:color w:val="000000"/>
         </w:rPr>
-        <w:t>Tandrayen-Ragoobur</w:t>
-      </w:r>
-      <w:proofErr w:type="spellEnd"/>
-      <w:r>
-        <w:rPr>
-          <w:color w:val="000000"/>
-        </w:rPr>
-        <w:t>, V. (2024). The Economic Burden of Road Traffic Accidents and Injuries: A Small Island Perspective. </w:t>
+        <w:lastRenderedPageBreak/>
+        <w:t>Tandrayen-Ragoobur, V. (2024). The Economic Burden of Road Traffic Accidents and Injuries: A Small Island Perspective. </w:t>
       </w:r>
       <w:r>
         <w:rPr>
@@ -21859,7 +21308,7 @@
         </w:rPr>
         <w:t xml:space="preserve">. </w:t>
       </w:r>
-      <w:hyperlink r:id="rId49" w:history="1">
+      <w:hyperlink r:id="rId52" w:history="1">
         <w:r>
           <w:rPr>
             <w:rStyle w:val="Hyperlink"/>
@@ -21886,6 +21335,103 @@
     </w:p>
     <w:p>
       <w:pPr>
+        <w:widowControl/>
+        <w:autoSpaceDE/>
+        <w:autoSpaceDN/>
+        <w:spacing w:line="480" w:lineRule="atLeast"/>
+        <w:ind w:left="720" w:hanging="720"/>
+        <w:rPr>
+          <w:sz w:val="24"/>
+          <w:szCs w:val="24"/>
+          <w:lang w:bidi="si-LK"/>
+        </w:rPr>
+      </w:pPr>
+      <w:r>
+        <w:rPr>
+          <w:sz w:val="24"/>
+          <w:szCs w:val="24"/>
+          <w:lang w:bidi="si-LK"/>
+        </w:rPr>
+        <w:t xml:space="preserve">Turab, D., Muzaffar, S., Nadeem, L., Li, J., Wang, Y., Mahmood, T., &amp; Saba, T. (2026). Data-driven analysis and prediction of traffic accident dynamics using spatiotemporal modeling and optimized machine learning techniques. </w:t>
+      </w:r>
+      <w:r>
+        <w:rPr>
+          <w:i/>
+          <w:iCs/>
+          <w:sz w:val="24"/>
+          <w:szCs w:val="24"/>
+          <w:lang w:bidi="si-LK"/>
+        </w:rPr>
+        <w:t>International Journal of Data Science and Analytics</w:t>
+      </w:r>
+      <w:r>
+        <w:rPr>
+          <w:sz w:val="24"/>
+          <w:szCs w:val="24"/>
+          <w:lang w:bidi="si-LK"/>
+        </w:rPr>
+        <w:t xml:space="preserve">, </w:t>
+      </w:r>
+      <w:r>
+        <w:rPr>
+          <w:i/>
+          <w:iCs/>
+          <w:sz w:val="24"/>
+          <w:szCs w:val="24"/>
+          <w:lang w:bidi="si-LK"/>
+        </w:rPr>
+        <w:t>22</w:t>
+      </w:r>
+      <w:r>
+        <w:rPr>
+          <w:sz w:val="24"/>
+          <w:szCs w:val="24"/>
+          <w:lang w:bidi="si-LK"/>
+        </w:rPr>
+        <w:t xml:space="preserve">(1). </w:t>
+      </w:r>
+      <w:hyperlink r:id="rId53" w:history="1">
+        <w:r>
+          <w:rPr>
+            <w:rStyle w:val="Hyperlink"/>
+            <w:sz w:val="24"/>
+            <w:szCs w:val="24"/>
+            <w:lang w:bidi="si-LK"/>
+          </w:rPr>
+          <w:t>https://doi.org/10.1007/s41060-025-00938-1</w:t>
+        </w:r>
+      </w:hyperlink>
+      <w:r>
+        <w:rPr>
+          <w:sz w:val="24"/>
+          <w:szCs w:val="24"/>
+          <w:lang w:bidi="si-LK"/>
+        </w:rPr>
+        <w:t xml:space="preserve"> </w:t>
+      </w:r>
+    </w:p>
+    <w:p>
+      <w:pPr>
+        <w:pStyle w:val="NormalWeb"/>
+        <w:spacing w:line="360" w:lineRule="auto"/>
+        <w:ind w:left="720" w:hanging="720"/>
+        <w:rPr>
+          <w:color w:val="000000"/>
+        </w:rPr>
+      </w:pPr>
+    </w:p>
+    <w:p>
+      <w:pPr>
+        <w:pStyle w:val="NormalWeb"/>
+        <w:spacing w:before="0" w:beforeAutospacing="0" w:after="0" w:afterAutospacing="0" w:line="360" w:lineRule="auto"/>
+        <w:ind w:left="720" w:hanging="720"/>
+        <w:rPr>
+          <w:color w:val="000000"/>
+        </w:rPr>
+      </w:pPr>
+    </w:p>
+    <w:p>
+      <w:pPr>
         <w:pStyle w:val="NormalWeb"/>
         <w:spacing w:line="360" w:lineRule="auto"/>
         <w:ind w:left="720" w:hanging="720"/>
@@ -21907,7 +21453,7 @@
         </w:rPr>
         <w:t xml:space="preserve">. (n.d.). Www.visualcrossing.com. </w:t>
       </w:r>
-      <w:hyperlink r:id="rId50" w:history="1">
+      <w:hyperlink r:id="rId54" w:history="1">
         <w:r>
           <w:rPr>
             <w:rStyle w:val="Hyperlink"/>
@@ -21955,7 +21501,7 @@
         </w:rPr>
         <w:t xml:space="preserve"> (2024). MongoDB. </w:t>
       </w:r>
-      <w:hyperlink r:id="rId51" w:history="1">
+      <w:hyperlink r:id="rId55" w:history="1">
         <w:r>
           <w:rPr>
             <w:rStyle w:val="Hyperlink"/>
@@ -21993,50 +21539,7 @@
         <w:rPr>
           <w:color w:val="000000"/>
         </w:rPr>
-        <w:lastRenderedPageBreak/>
-        <w:t xml:space="preserve">‌ </w:t>
-      </w:r>
-      <w:proofErr w:type="spellStart"/>
-      <w:r>
-        <w:rPr>
-          <w:color w:val="000000"/>
-        </w:rPr>
-        <w:t>Wondwossen</w:t>
-      </w:r>
-      <w:proofErr w:type="spellEnd"/>
-      <w:r>
-        <w:rPr>
-          <w:color w:val="000000"/>
-        </w:rPr>
-        <w:t xml:space="preserve"> Taddesse </w:t>
-      </w:r>
-      <w:proofErr w:type="spellStart"/>
-      <w:r>
-        <w:rPr>
-          <w:color w:val="000000"/>
-        </w:rPr>
-        <w:t>Gedamu</w:t>
-      </w:r>
-      <w:proofErr w:type="spellEnd"/>
-      <w:r>
-        <w:rPr>
-          <w:color w:val="000000"/>
-        </w:rPr>
-        <w:t xml:space="preserve">, Wiedenbeck, U. P., &amp; Bikila Teklu Wodajo. (2025). </w:t>
-      </w:r>
-      <w:proofErr w:type="spellStart"/>
-      <w:r>
-        <w:rPr>
-          <w:color w:val="000000"/>
-        </w:rPr>
-        <w:t>Spatio</w:t>
-      </w:r>
-      <w:proofErr w:type="spellEnd"/>
-      <w:r>
-        <w:rPr>
-          <w:color w:val="000000"/>
-        </w:rPr>
-        <w:t>-Temporal Analysis of Road Traffic Crashes by Severity. </w:t>
+        <w:t>‌ Wondwossen Taddesse Gedamu, Wiedenbeck, U. P., &amp; Bikila Teklu Wodajo. (2025). Spatio-Temporal Analysis of Road Traffic Crashes by Severity. </w:t>
       </w:r>
       <w:r>
         <w:rPr>
@@ -22066,7 +21569,7 @@
         </w:rPr>
         <w:t xml:space="preserve">(2), 100327. </w:t>
       </w:r>
-      <w:hyperlink r:id="rId52" w:history="1">
+      <w:hyperlink r:id="rId56" w:history="1">
         <w:r>
           <w:rPr>
             <w:rStyle w:val="Hyperlink"/>
@@ -22141,7 +21644,7 @@
         </w:rPr>
         <w:t xml:space="preserve">(3), 1729. </w:t>
       </w:r>
-      <w:hyperlink r:id="rId53" w:history="1">
+      <w:hyperlink r:id="rId57" w:history="1">
         <w:r>
           <w:rPr>
             <w:rStyle w:val="Hyperlink"/>
@@ -22158,7 +21661,7 @@
     </w:p>
     <w:p/>
     <w:sectPr>
-      <w:footerReference w:type="default" r:id="rId54"/>
+      <w:footerReference w:type="default" r:id="rId58"/>
       <w:pgSz w:w="12240" w:h="15840"/>
       <w:pgMar w:top="1440" w:right="1440" w:bottom="1440" w:left="2160" w:header="720" w:footer="720" w:gutter="0"/>
       <w:pgNumType w:start="1"/>

--- a/Dissertation_Drafts/Thesis/Research Version 5.docx
+++ b/Dissertation_Drafts/Thesis/Research Version 5.docx
@@ -35,7 +35,7 @@
           <w:noProof/>
         </w:rPr>
         <w:drawing>
-          <wp:anchor distT="0" distB="0" distL="114300" distR="114300" simplePos="0" relativeHeight="251661312" behindDoc="0" locked="0" layoutInCell="1" allowOverlap="1" wp14:anchorId="2235496F" wp14:editId="714EF9E4">
+          <wp:anchor distT="0" distB="0" distL="114300" distR="114300" simplePos="0" relativeHeight="251661312" behindDoc="0" locked="0" layoutInCell="1" allowOverlap="1" wp14:anchorId="0D3FA95B" wp14:editId="5E50BDDB">
             <wp:simplePos x="0" y="0"/>
             <wp:positionH relativeFrom="column">
               <wp:posOffset>4305300</wp:posOffset>
@@ -112,7 +112,7 @@
           <w:lang w:val="en-AU" w:eastAsia="en-AU"/>
         </w:rPr>
         <w:drawing>
-          <wp:anchor distT="0" distB="0" distL="114300" distR="114300" simplePos="0" relativeHeight="251660288" behindDoc="0" locked="0" layoutInCell="1" allowOverlap="1" wp14:anchorId="7DD5A679" wp14:editId="08605989">
+          <wp:anchor distT="0" distB="0" distL="114300" distR="114300" simplePos="0" relativeHeight="251660288" behindDoc="0" locked="0" layoutInCell="1" allowOverlap="1" wp14:anchorId="5A90646E" wp14:editId="7069C30C">
             <wp:simplePos x="0" y="0"/>
             <wp:positionH relativeFrom="column">
               <wp:posOffset>127200</wp:posOffset>
@@ -178,7 +178,7 @@
         <mc:AlternateContent>
           <mc:Choice Requires="wps">
             <w:drawing>
-              <wp:anchor distT="0" distB="0" distL="114300" distR="114300" simplePos="0" relativeHeight="251659264" behindDoc="0" locked="0" layoutInCell="1" allowOverlap="1" wp14:anchorId="73578DB2" wp14:editId="00E3D6F6">
+              <wp:anchor distT="0" distB="0" distL="114300" distR="114300" simplePos="0" relativeHeight="251659264" behindDoc="0" locked="0" layoutInCell="1" allowOverlap="1" wp14:anchorId="246CA390" wp14:editId="76CB9D0E">
                 <wp:simplePos x="0" y="0"/>
                 <wp:positionH relativeFrom="column">
                   <wp:posOffset>7658100</wp:posOffset>
@@ -234,7 +234,7 @@
           </mc:Choice>
           <mc:Fallback>
             <w:pict>
-              <v:rect w14:anchorId="6C1BB7F3" id="Rectangle 1" o:spid="_x0000_s1026" style="position:absolute;margin-left:603pt;margin-top:-9.75pt;width:3.6pt;height:211.5pt;z-index:251659264;visibility:visible;mso-wrap-style:square;mso-wrap-distance-left:9pt;mso-wrap-distance-top:0;mso-wrap-distance-right:9pt;mso-wrap-distance-bottom:0;mso-position-horizontal:absolute;mso-position-horizontal-relative:text;mso-position-vertical:absolute;mso-position-vertical-relative:text;v-text-anchor:middle" o:gfxdata="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" fillcolor="#4472c4 [3204]" strokecolor="#1f3763 [1604]" strokeweight="1pt"/>
+              <v:rect w14:anchorId="4CAE0D4C" id="Rectangle 1" o:spid="_x0000_s1026" style="position:absolute;margin-left:603pt;margin-top:-9.75pt;width:3.6pt;height:211.5pt;z-index:251659264;visibility:visible;mso-wrap-style:square;mso-wrap-distance-left:9pt;mso-wrap-distance-top:0;mso-wrap-distance-right:9pt;mso-wrap-distance-bottom:0;mso-position-horizontal:absolute;mso-position-horizontal-relative:text;mso-position-vertical:absolute;mso-position-vertical-relative:text;v-text-anchor:middle" o:gfxdata="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" fillcolor="#4472c4 [3204]" strokecolor="#1f3763 [1604]" strokeweight="1pt"/>
             </w:pict>
           </mc:Fallback>
         </mc:AlternateContent>
@@ -833,7 +833,7 @@
             </w:rPr>
             <w:fldChar w:fldCharType="separate"/>
           </w:r>
-          <w:hyperlink w:anchor="_Toc236227236" w:history="1">
+          <w:hyperlink w:anchor="_Toc236915915" w:history="1">
             <w:r>
               <w:rPr>
                 <w:rStyle w:val="Hyperlink"/>
@@ -862,7 +862,7 @@
                 <w:noProof/>
                 <w:webHidden/>
               </w:rPr>
-              <w:instrText xml:space="preserve"> PAGEREF _Toc236227236 \h </w:instrText>
+              <w:instrText xml:space="preserve"> PAGEREF _Toc236915915 \h </w:instrText>
             </w:r>
             <w:r>
               <w:rPr>
@@ -902,7 +902,7 @@
               <w:lang w:bidi="si-LK"/>
             </w:rPr>
           </w:pPr>
-          <w:hyperlink w:anchor="_Toc236227237" w:history="1">
+          <w:hyperlink w:anchor="_Toc236915916" w:history="1">
             <w:r>
               <w:rPr>
                 <w:rStyle w:val="Hyperlink"/>
@@ -931,7 +931,7 @@
                 <w:noProof/>
                 <w:webHidden/>
               </w:rPr>
-              <w:instrText xml:space="preserve"> PAGEREF _Toc236227237 \h </w:instrText>
+              <w:instrText xml:space="preserve"> PAGEREF _Toc236915916 \h </w:instrText>
             </w:r>
             <w:r>
               <w:rPr>
@@ -971,7 +971,7 @@
               <w:lang w:bidi="si-LK"/>
             </w:rPr>
           </w:pPr>
-          <w:hyperlink w:anchor="_Toc236227238" w:history="1">
+          <w:hyperlink w:anchor="_Toc236915917" w:history="1">
             <w:r>
               <w:rPr>
                 <w:rStyle w:val="Hyperlink"/>
@@ -1000,7 +1000,7 @@
                 <w:noProof/>
                 <w:webHidden/>
               </w:rPr>
-              <w:instrText xml:space="preserve"> PAGEREF _Toc236227238 \h </w:instrText>
+              <w:instrText xml:space="preserve"> PAGEREF _Toc236915917 \h </w:instrText>
             </w:r>
             <w:r>
               <w:rPr>
@@ -1040,7 +1040,7 @@
               <w:lang w:bidi="si-LK"/>
             </w:rPr>
           </w:pPr>
-          <w:hyperlink w:anchor="_Toc236227239" w:history="1">
+          <w:hyperlink w:anchor="_Toc236915918" w:history="1">
             <w:r>
               <w:rPr>
                 <w:rStyle w:val="Hyperlink"/>
@@ -1069,7 +1069,7 @@
                 <w:noProof/>
                 <w:webHidden/>
               </w:rPr>
-              <w:instrText xml:space="preserve"> PAGEREF _Toc236227239 \h </w:instrText>
+              <w:instrText xml:space="preserve"> PAGEREF _Toc236915918 \h </w:instrText>
             </w:r>
             <w:r>
               <w:rPr>
@@ -1109,7 +1109,7 @@
               <w:lang w:bidi="si-LK"/>
             </w:rPr>
           </w:pPr>
-          <w:hyperlink w:anchor="_Toc236227240" w:history="1">
+          <w:hyperlink w:anchor="_Toc236915919" w:history="1">
             <w:r>
               <w:rPr>
                 <w:rStyle w:val="Hyperlink"/>
@@ -1138,7 +1138,7 @@
                 <w:noProof/>
                 <w:webHidden/>
               </w:rPr>
-              <w:instrText xml:space="preserve"> PAGEREF _Toc236227240 \h </w:instrText>
+              <w:instrText xml:space="preserve"> PAGEREF _Toc236915919 \h </w:instrText>
             </w:r>
             <w:r>
               <w:rPr>
@@ -1178,7 +1178,7 @@
               <w:lang w:bidi="si-LK"/>
             </w:rPr>
           </w:pPr>
-          <w:hyperlink w:anchor="_Toc236227241" w:history="1">
+          <w:hyperlink w:anchor="_Toc236915920" w:history="1">
             <w:r>
               <w:rPr>
                 <w:rStyle w:val="Hyperlink"/>
@@ -1207,7 +1207,7 @@
                 <w:noProof/>
                 <w:webHidden/>
               </w:rPr>
-              <w:instrText xml:space="preserve"> PAGEREF _Toc236227241 \h </w:instrText>
+              <w:instrText xml:space="preserve"> PAGEREF _Toc236915920 \h </w:instrText>
             </w:r>
             <w:r>
               <w:rPr>
@@ -1247,7 +1247,7 @@
               <w:lang w:bidi="si-LK"/>
             </w:rPr>
           </w:pPr>
-          <w:hyperlink w:anchor="_Toc236227242" w:history="1">
+          <w:hyperlink w:anchor="_Toc236915921" w:history="1">
             <w:r>
               <w:rPr>
                 <w:rStyle w:val="Hyperlink"/>
@@ -1276,7 +1276,7 @@
                 <w:noProof/>
                 <w:webHidden/>
               </w:rPr>
-              <w:instrText xml:space="preserve"> PAGEREF _Toc236227242 \h </w:instrText>
+              <w:instrText xml:space="preserve"> PAGEREF _Toc236915921 \h </w:instrText>
             </w:r>
             <w:r>
               <w:rPr>
@@ -1319,7 +1319,7 @@
               <w:lang w:bidi="si-LK"/>
             </w:rPr>
           </w:pPr>
-          <w:hyperlink w:anchor="_Toc236227243" w:history="1">
+          <w:hyperlink w:anchor="_Toc236915922" w:history="1">
             <w:r>
               <w:rPr>
                 <w:rStyle w:val="Hyperlink"/>
@@ -1348,7 +1348,7 @@
                 <w:noProof/>
                 <w:webHidden/>
               </w:rPr>
-              <w:instrText xml:space="preserve"> PAGEREF _Toc236227243 \h </w:instrText>
+              <w:instrText xml:space="preserve"> PAGEREF _Toc236915922 \h </w:instrText>
             </w:r>
             <w:r>
               <w:rPr>
@@ -1391,7 +1391,7 @@
               <w:lang w:bidi="si-LK"/>
             </w:rPr>
           </w:pPr>
-          <w:hyperlink w:anchor="_Toc236227244" w:history="1">
+          <w:hyperlink w:anchor="_Toc236915923" w:history="1">
             <w:r>
               <w:rPr>
                 <w:rStyle w:val="Hyperlink"/>
@@ -1420,7 +1420,7 @@
                 <w:noProof/>
                 <w:webHidden/>
               </w:rPr>
-              <w:instrText xml:space="preserve"> PAGEREF _Toc236227244 \h </w:instrText>
+              <w:instrText xml:space="preserve"> PAGEREF _Toc236915923 \h </w:instrText>
             </w:r>
             <w:r>
               <w:rPr>
@@ -1463,7 +1463,7 @@
               <w:lang w:bidi="si-LK"/>
             </w:rPr>
           </w:pPr>
-          <w:hyperlink w:anchor="_Toc236227245" w:history="1">
+          <w:hyperlink w:anchor="_Toc236915924" w:history="1">
             <w:r>
               <w:rPr>
                 <w:rStyle w:val="Hyperlink"/>
@@ -1492,7 +1492,7 @@
                 <w:noProof/>
                 <w:webHidden/>
               </w:rPr>
-              <w:instrText xml:space="preserve"> PAGEREF _Toc236227245 \h </w:instrText>
+              <w:instrText xml:space="preserve"> PAGEREF _Toc236915924 \h </w:instrText>
             </w:r>
             <w:r>
               <w:rPr>
@@ -1532,7 +1532,7 @@
               <w:lang w:bidi="si-LK"/>
             </w:rPr>
           </w:pPr>
-          <w:hyperlink w:anchor="_Toc236227246" w:history="1">
+          <w:hyperlink w:anchor="_Toc236915925" w:history="1">
             <w:r>
               <w:rPr>
                 <w:rStyle w:val="Hyperlink"/>
@@ -1561,7 +1561,7 @@
                 <w:noProof/>
                 <w:webHidden/>
               </w:rPr>
-              <w:instrText xml:space="preserve"> PAGEREF _Toc236227246 \h </w:instrText>
+              <w:instrText xml:space="preserve"> PAGEREF _Toc236915925 \h </w:instrText>
             </w:r>
             <w:r>
               <w:rPr>
@@ -1604,7 +1604,7 @@
               <w:lang w:bidi="si-LK"/>
             </w:rPr>
           </w:pPr>
-          <w:hyperlink w:anchor="_Toc236227247" w:history="1">
+          <w:hyperlink w:anchor="_Toc236915926" w:history="1">
             <w:r>
               <w:rPr>
                 <w:rStyle w:val="Hyperlink"/>
@@ -1633,7 +1633,7 @@
                 <w:noProof/>
                 <w:webHidden/>
               </w:rPr>
-              <w:instrText xml:space="preserve"> PAGEREF _Toc236227247 \h </w:instrText>
+              <w:instrText xml:space="preserve"> PAGEREF _Toc236915926 \h </w:instrText>
             </w:r>
             <w:r>
               <w:rPr>
@@ -1676,7 +1676,7 @@
               <w:lang w:bidi="si-LK"/>
             </w:rPr>
           </w:pPr>
-          <w:hyperlink w:anchor="_Toc236227248" w:history="1">
+          <w:hyperlink w:anchor="_Toc236915927" w:history="1">
             <w:r>
               <w:rPr>
                 <w:rStyle w:val="Hyperlink"/>
@@ -1705,7 +1705,7 @@
                 <w:noProof/>
                 <w:webHidden/>
               </w:rPr>
-              <w:instrText xml:space="preserve"> PAGEREF _Toc236227248 \h </w:instrText>
+              <w:instrText xml:space="preserve"> PAGEREF _Toc236915927 \h </w:instrText>
             </w:r>
             <w:r>
               <w:rPr>
@@ -1748,7 +1748,7 @@
               <w:lang w:bidi="si-LK"/>
             </w:rPr>
           </w:pPr>
-          <w:hyperlink w:anchor="_Toc236227249" w:history="1">
+          <w:hyperlink w:anchor="_Toc236915928" w:history="1">
             <w:r>
               <w:rPr>
                 <w:rStyle w:val="Hyperlink"/>
@@ -1777,7 +1777,7 @@
                 <w:noProof/>
                 <w:webHidden/>
               </w:rPr>
-              <w:instrText xml:space="preserve"> PAGEREF _Toc236227249 \h </w:instrText>
+              <w:instrText xml:space="preserve"> PAGEREF _Toc236915928 \h </w:instrText>
             </w:r>
             <w:r>
               <w:rPr>
@@ -1820,7 +1820,7 @@
               <w:lang w:bidi="si-LK"/>
             </w:rPr>
           </w:pPr>
-          <w:hyperlink w:anchor="_Toc236227250" w:history="1">
+          <w:hyperlink w:anchor="_Toc236915929" w:history="1">
             <w:r>
               <w:rPr>
                 <w:rStyle w:val="Hyperlink"/>
@@ -1849,7 +1849,7 @@
                 <w:noProof/>
                 <w:webHidden/>
               </w:rPr>
-              <w:instrText xml:space="preserve"> PAGEREF _Toc236227250 \h </w:instrText>
+              <w:instrText xml:space="preserve"> PAGEREF _Toc236915929 \h </w:instrText>
             </w:r>
             <w:r>
               <w:rPr>
@@ -1889,7 +1889,7 @@
               <w:lang w:bidi="si-LK"/>
             </w:rPr>
           </w:pPr>
-          <w:hyperlink w:anchor="_Toc236227251" w:history="1">
+          <w:hyperlink w:anchor="_Toc236915930" w:history="1">
             <w:r>
               <w:rPr>
                 <w:rStyle w:val="Hyperlink"/>
@@ -1918,7 +1918,7 @@
                 <w:noProof/>
                 <w:webHidden/>
               </w:rPr>
-              <w:instrText xml:space="preserve"> PAGEREF _Toc236227251 \h </w:instrText>
+              <w:instrText xml:space="preserve"> PAGEREF _Toc236915930 \h </w:instrText>
             </w:r>
             <w:r>
               <w:rPr>
@@ -1958,7 +1958,7 @@
               <w:lang w:bidi="si-LK"/>
             </w:rPr>
           </w:pPr>
-          <w:hyperlink w:anchor="_Toc236227252" w:history="1">
+          <w:hyperlink w:anchor="_Toc236915931" w:history="1">
             <w:r>
               <w:rPr>
                 <w:rStyle w:val="Hyperlink"/>
@@ -1987,7 +1987,7 @@
                 <w:noProof/>
                 <w:webHidden/>
               </w:rPr>
-              <w:instrText xml:space="preserve"> PAGEREF _Toc236227252 \h </w:instrText>
+              <w:instrText xml:space="preserve"> PAGEREF _Toc236915931 \h </w:instrText>
             </w:r>
             <w:r>
               <w:rPr>
@@ -2027,7 +2027,7 @@
               <w:lang w:bidi="si-LK"/>
             </w:rPr>
           </w:pPr>
-          <w:hyperlink w:anchor="_Toc236227253" w:history="1">
+          <w:hyperlink w:anchor="_Toc236915932" w:history="1">
             <w:r>
               <w:rPr>
                 <w:rStyle w:val="Hyperlink"/>
@@ -2056,7 +2056,7 @@
                 <w:noProof/>
                 <w:webHidden/>
               </w:rPr>
-              <w:instrText xml:space="preserve"> PAGEREF _Toc236227253 \h </w:instrText>
+              <w:instrText xml:space="preserve"> PAGEREF _Toc236915932 \h </w:instrText>
             </w:r>
             <w:r>
               <w:rPr>
@@ -2096,7 +2096,7 @@
               <w:lang w:bidi="si-LK"/>
             </w:rPr>
           </w:pPr>
-          <w:hyperlink w:anchor="_Toc236227254" w:history="1">
+          <w:hyperlink w:anchor="_Toc236915933" w:history="1">
             <w:r>
               <w:rPr>
                 <w:rStyle w:val="Hyperlink"/>
@@ -2104,25 +2104,7 @@
                 <w:bCs/>
                 <w:noProof/>
               </w:rPr>
-              <w:t>2.2 Theoret</w:t>
-            </w:r>
-            <w:r>
-              <w:rPr>
-                <w:rStyle w:val="Hyperlink"/>
-                <w:b/>
-                <w:bCs/>
-                <w:noProof/>
-              </w:rPr>
-              <w:t>i</w:t>
-            </w:r>
-            <w:r>
-              <w:rPr>
-                <w:rStyle w:val="Hyperlink"/>
-                <w:b/>
-                <w:bCs/>
-                <w:noProof/>
-              </w:rPr>
-              <w:t>cal Background and Conceptual Explanation of Key Concepts</w:t>
+              <w:t>2.2 Theoretical Background and Conceptual Explanation of Key Concepts</w:t>
             </w:r>
             <w:r>
               <w:rPr>
@@ -2143,7 +2125,7 @@
                 <w:noProof/>
                 <w:webHidden/>
               </w:rPr>
-              <w:instrText xml:space="preserve"> PAGEREF _Toc236227254 \h </w:instrText>
+              <w:instrText xml:space="preserve"> PAGEREF _Toc236915933 \h </w:instrText>
             </w:r>
             <w:r>
               <w:rPr>
@@ -2183,7 +2165,7 @@
               <w:lang w:bidi="si-LK"/>
             </w:rPr>
           </w:pPr>
-          <w:hyperlink w:anchor="_Toc236227255" w:history="1">
+          <w:hyperlink w:anchor="_Toc236915934" w:history="1">
             <w:r>
               <w:rPr>
                 <w:rStyle w:val="Hyperlink"/>
@@ -2191,7 +2173,7 @@
                 <w:bCs/>
                 <w:noProof/>
               </w:rPr>
-              <w:t>2.3 Findings by other researchers</w:t>
+              <w:t>2.3 Empirical Review of Previous Studies</w:t>
             </w:r>
             <w:r>
               <w:rPr>
@@ -2212,7 +2194,7 @@
                 <w:noProof/>
                 <w:webHidden/>
               </w:rPr>
-              <w:instrText xml:space="preserve"> PAGEREF _Toc236227255 \h </w:instrText>
+              <w:instrText xml:space="preserve"> PAGEREF _Toc236915934 \h </w:instrText>
             </w:r>
             <w:r>
               <w:rPr>
@@ -2255,7 +2237,7 @@
               <w:lang w:bidi="si-LK"/>
             </w:rPr>
           </w:pPr>
-          <w:hyperlink w:anchor="_Toc236227256" w:history="1">
+          <w:hyperlink w:anchor="_Toc236915935" w:history="1">
             <w:r>
               <w:rPr>
                 <w:rStyle w:val="Hyperlink"/>
@@ -2263,7 +2245,7 @@
                 <w:bCs/>
                 <w:noProof/>
               </w:rPr>
-              <w:t>2.3.1 Machine learning approach to traffic accident analysis and hotspot prediction (Santos et al., 2021)</w:t>
+              <w:t>2.3.1 Machine learning approach to traffic accident analysis and hotspot prediction</w:t>
             </w:r>
             <w:r>
               <w:rPr>
@@ -2284,7 +2266,7 @@
                 <w:noProof/>
                 <w:webHidden/>
               </w:rPr>
-              <w:instrText xml:space="preserve"> PAGEREF _Toc236227256 \h </w:instrText>
+              <w:instrText xml:space="preserve"> PAGEREF _Toc236915935 \h </w:instrText>
             </w:r>
             <w:r>
               <w:rPr>
@@ -2327,7 +2309,7 @@
               <w:lang w:bidi="si-LK"/>
             </w:rPr>
           </w:pPr>
-          <w:hyperlink w:anchor="_Toc236227257" w:history="1">
+          <w:hyperlink w:anchor="_Toc236915936" w:history="1">
             <w:r>
               <w:rPr>
                 <w:rStyle w:val="Hyperlink"/>
@@ -2335,7 +2317,7 @@
                 <w:bCs/>
                 <w:noProof/>
               </w:rPr>
-              <w:t>2.2.2 Crash Severity Prediction and Hotspot Identification using Machine Learning and Spatial Analysis (Islam et al., 2022)</w:t>
+              <w:t>2.2.2 Crash Severity Prediction and Hotspot Identification using Machine Learning and Spatial Analysis</w:t>
             </w:r>
             <w:r>
               <w:rPr>
@@ -2356,7 +2338,7 @@
                 <w:noProof/>
                 <w:webHidden/>
               </w:rPr>
-              <w:instrText xml:space="preserve"> PAGEREF _Toc236227257 \h </w:instrText>
+              <w:instrText xml:space="preserve"> PAGEREF _Toc236915936 \h </w:instrText>
             </w:r>
             <w:r>
               <w:rPr>
@@ -2399,7 +2381,7 @@
               <w:lang w:bidi="si-LK"/>
             </w:rPr>
           </w:pPr>
-          <w:hyperlink w:anchor="_Toc236227258" w:history="1">
+          <w:hyperlink w:anchor="_Toc236915937" w:history="1">
             <w:r>
               <w:rPr>
                 <w:rStyle w:val="Hyperlink"/>
@@ -2407,7 +2389,7 @@
                 <w:bCs/>
                 <w:noProof/>
               </w:rPr>
-              <w:t>2.2.3 Machine learning approach for classifying road accident hotspots (de et al., 2023)</w:t>
+              <w:t>2.2.3 Machine learning approach for classifying road accident hotspots</w:t>
             </w:r>
             <w:r>
               <w:rPr>
@@ -2428,7 +2410,7 @@
                 <w:noProof/>
                 <w:webHidden/>
               </w:rPr>
-              <w:instrText xml:space="preserve"> PAGEREF _Toc236227258 \h </w:instrText>
+              <w:instrText xml:space="preserve"> PAGEREF _Toc236915937 \h </w:instrText>
             </w:r>
             <w:r>
               <w:rPr>
@@ -2471,7 +2453,7 @@
               <w:lang w:bidi="si-LK"/>
             </w:rPr>
           </w:pPr>
-          <w:hyperlink w:anchor="_Toc236227259" w:history="1">
+          <w:hyperlink w:anchor="_Toc236915938" w:history="1">
             <w:r>
               <w:rPr>
                 <w:rStyle w:val="Hyperlink"/>
@@ -2479,7 +2461,7 @@
                 <w:bCs/>
                 <w:noProof/>
               </w:rPr>
-              <w:t>2.2.4 Sri Lankan Accident Hotspot and Severity Prediction Model (J.M.C.T. Jayamanna &amp; Kalansooriya, 2024)</w:t>
+              <w:t>2.2.4 Sri Lankan Accident Hotspot and Severity Prediction Model</w:t>
             </w:r>
             <w:r>
               <w:rPr>
@@ -2500,7 +2482,7 @@
                 <w:noProof/>
                 <w:webHidden/>
               </w:rPr>
-              <w:instrText xml:space="preserve"> PAGEREF _Toc236227259 \h </w:instrText>
+              <w:instrText xml:space="preserve"> PAGEREF _Toc236915938 \h </w:instrText>
             </w:r>
             <w:r>
               <w:rPr>
@@ -2543,7 +2525,7 @@
               <w:lang w:bidi="si-LK"/>
             </w:rPr>
           </w:pPr>
-          <w:hyperlink w:anchor="_Toc236227260" w:history="1">
+          <w:hyperlink w:anchor="_Toc236915939" w:history="1">
             <w:r>
               <w:rPr>
                 <w:rStyle w:val="Hyperlink"/>
@@ -2551,7 +2533,7 @@
                 <w:bCs/>
                 <w:noProof/>
               </w:rPr>
-              <w:t>2.2.5 Explainable AI traffic accident analysis and hotspot prediction (Al Omari et al., 2025)</w:t>
+              <w:t>2.2.5 Explainable AI traffic accident analysis and hotspot prediction</w:t>
             </w:r>
             <w:r>
               <w:rPr>
@@ -2572,7 +2554,7 @@
                 <w:noProof/>
                 <w:webHidden/>
               </w:rPr>
-              <w:instrText xml:space="preserve"> PAGEREF _Toc236227260 \h </w:instrText>
+              <w:instrText xml:space="preserve"> PAGEREF _Toc236915939 \h </w:instrText>
             </w:r>
             <w:r>
               <w:rPr>
@@ -2615,7 +2597,7 @@
               <w:lang w:bidi="si-LK"/>
             </w:rPr>
           </w:pPr>
-          <w:hyperlink w:anchor="_Toc236227261" w:history="1">
+          <w:hyperlink w:anchor="_Toc236915940" w:history="1">
             <w:r>
               <w:rPr>
                 <w:rStyle w:val="Hyperlink"/>
@@ -2623,7 +2605,7 @@
                 <w:bCs/>
                 <w:noProof/>
               </w:rPr>
-              <w:t>2.2.6 Spatiotemporal Risk Mapping of Statewide Weather-related Traffic Crashes: A Machine Learning Approach (Ogungbire &amp; Pulugurtha, 2025).</w:t>
+              <w:t>2.2.6 Spatiotemporal Risk Mapping of Statewide Weather-related Traffic Crashes: A Machine Learning Approach</w:t>
             </w:r>
             <w:r>
               <w:rPr>
@@ -2644,7 +2626,7 @@
                 <w:noProof/>
                 <w:webHidden/>
               </w:rPr>
-              <w:instrText xml:space="preserve"> PAGEREF _Toc236227261 \h </w:instrText>
+              <w:instrText xml:space="preserve"> PAGEREF _Toc236915940 \h </w:instrText>
             </w:r>
             <w:r>
               <w:rPr>
@@ -2684,7 +2666,7 @@
               <w:lang w:bidi="si-LK"/>
             </w:rPr>
           </w:pPr>
-          <w:hyperlink w:anchor="_Toc236227262" w:history="1">
+          <w:hyperlink w:anchor="_Toc236915941" w:history="1">
             <w:r>
               <w:rPr>
                 <w:rStyle w:val="Hyperlink"/>
@@ -2713,7 +2695,7 @@
                 <w:noProof/>
                 <w:webHidden/>
               </w:rPr>
-              <w:instrText xml:space="preserve"> PAGEREF _Toc236227262 \h </w:instrText>
+              <w:instrText xml:space="preserve"> PAGEREF _Toc236915941 \h </w:instrText>
             </w:r>
             <w:r>
               <w:rPr>
@@ -2753,7 +2735,7 @@
               <w:lang w:bidi="si-LK"/>
             </w:rPr>
           </w:pPr>
-          <w:hyperlink w:anchor="_Toc236227263" w:history="1">
+          <w:hyperlink w:anchor="_Toc236915942" w:history="1">
             <w:r>
               <w:rPr>
                 <w:rStyle w:val="Hyperlink"/>
@@ -2782,7 +2764,7 @@
                 <w:noProof/>
                 <w:webHidden/>
               </w:rPr>
-              <w:instrText xml:space="preserve"> PAGEREF _Toc236227263 \h </w:instrText>
+              <w:instrText xml:space="preserve"> PAGEREF _Toc236915942 \h </w:instrText>
             </w:r>
             <w:r>
               <w:rPr>
@@ -2822,7 +2804,7 @@
               <w:lang w:bidi="si-LK"/>
             </w:rPr>
           </w:pPr>
-          <w:hyperlink w:anchor="_Toc236227264" w:history="1">
+          <w:hyperlink w:anchor="_Toc236915943" w:history="1">
             <w:r>
               <w:rPr>
                 <w:rStyle w:val="Hyperlink"/>
@@ -2851,7 +2833,7 @@
                 <w:noProof/>
                 <w:webHidden/>
               </w:rPr>
-              <w:instrText xml:space="preserve"> PAGEREF _Toc236227264 \h </w:instrText>
+              <w:instrText xml:space="preserve"> PAGEREF _Toc236915943 \h </w:instrText>
             </w:r>
             <w:r>
               <w:rPr>
@@ -2891,7 +2873,7 @@
               <w:lang w:bidi="si-LK"/>
             </w:rPr>
           </w:pPr>
-          <w:hyperlink w:anchor="_Toc236227265" w:history="1">
+          <w:hyperlink w:anchor="_Toc236915944" w:history="1">
             <w:r>
               <w:rPr>
                 <w:rStyle w:val="Hyperlink"/>
@@ -2920,7 +2902,7 @@
                 <w:noProof/>
                 <w:webHidden/>
               </w:rPr>
-              <w:instrText xml:space="preserve"> PAGEREF _Toc236227265 \h </w:instrText>
+              <w:instrText xml:space="preserve"> PAGEREF _Toc236915944 \h </w:instrText>
             </w:r>
             <w:r>
               <w:rPr>
@@ -2960,7 +2942,7 @@
               <w:lang w:bidi="si-LK"/>
             </w:rPr>
           </w:pPr>
-          <w:hyperlink w:anchor="_Toc236227266" w:history="1">
+          <w:hyperlink w:anchor="_Toc236915945" w:history="1">
             <w:r>
               <w:rPr>
                 <w:rStyle w:val="Hyperlink"/>
@@ -2989,7 +2971,7 @@
                 <w:noProof/>
                 <w:webHidden/>
               </w:rPr>
-              <w:instrText xml:space="preserve"> PAGEREF _Toc236227266 \h </w:instrText>
+              <w:instrText xml:space="preserve"> PAGEREF _Toc236915945 \h </w:instrText>
             </w:r>
             <w:r>
               <w:rPr>
@@ -3029,7 +3011,7 @@
               <w:lang w:bidi="si-LK"/>
             </w:rPr>
           </w:pPr>
-          <w:hyperlink w:anchor="_Toc236227267" w:history="1">
+          <w:hyperlink w:anchor="_Toc236915946" w:history="1">
             <w:r>
               <w:rPr>
                 <w:rStyle w:val="Hyperlink"/>
@@ -3037,7 +3019,7 @@
                 <w:bCs/>
                 <w:noProof/>
               </w:rPr>
-              <w:t>3.2 Data Collection</w:t>
+              <w:t>3.2 Research Philosophy</w:t>
             </w:r>
             <w:r>
               <w:rPr>
@@ -3058,7 +3040,7 @@
                 <w:noProof/>
                 <w:webHidden/>
               </w:rPr>
-              <w:instrText xml:space="preserve"> PAGEREF _Toc236227267 \h </w:instrText>
+              <w:instrText xml:space="preserve"> PAGEREF _Toc236915946 \h </w:instrText>
             </w:r>
             <w:r>
               <w:rPr>
@@ -3079,6 +3061,162 @@
                 <w:webHidden/>
               </w:rPr>
               <w:t>31</w:t>
+            </w:r>
+            <w:r>
+              <w:rPr>
+                <w:noProof/>
+                <w:webHidden/>
+              </w:rPr>
+              <w:fldChar w:fldCharType="end"/>
+            </w:r>
+          </w:hyperlink>
+        </w:p>
+        <w:p>
+          <w:pPr>
+            <w:pStyle w:val="TOC2"/>
+            <w:rPr>
+              <w:rFonts w:asciiTheme="minorHAnsi" w:eastAsiaTheme="minorEastAsia" w:hAnsiTheme="minorHAnsi" w:cstheme="minorBidi"/>
+              <w:noProof/>
+              <w:lang w:bidi="si-LK"/>
+            </w:rPr>
+          </w:pPr>
+          <w:hyperlink w:anchor="_Toc236915947" w:history="1">
+            <w:r>
+              <w:rPr>
+                <w:rStyle w:val="Hyperlink"/>
+                <w:b/>
+                <w:bCs/>
+                <w:noProof/>
+              </w:rPr>
+              <w:t xml:space="preserve">3.3 Research </w:t>
+            </w:r>
+            <w:r>
+              <w:rPr>
+                <w:rStyle w:val="Hyperlink"/>
+                <w:b/>
+                <w:bCs/>
+                <w:noProof/>
+              </w:rPr>
+              <w:t>A</w:t>
+            </w:r>
+            <w:r>
+              <w:rPr>
+                <w:rStyle w:val="Hyperlink"/>
+                <w:b/>
+                <w:bCs/>
+                <w:noProof/>
+              </w:rPr>
+              <w:t>pproach</w:t>
+            </w:r>
+            <w:r>
+              <w:rPr>
+                <w:noProof/>
+                <w:webHidden/>
+              </w:rPr>
+              <w:tab/>
+            </w:r>
+            <w:r>
+              <w:rPr>
+                <w:noProof/>
+                <w:webHidden/>
+              </w:rPr>
+              <w:fldChar w:fldCharType="begin"/>
+            </w:r>
+            <w:r>
+              <w:rPr>
+                <w:noProof/>
+                <w:webHidden/>
+              </w:rPr>
+              <w:instrText xml:space="preserve"> PAGEREF _Toc236915947 \h </w:instrText>
+            </w:r>
+            <w:r>
+              <w:rPr>
+                <w:noProof/>
+                <w:webHidden/>
+              </w:rPr>
+            </w:r>
+            <w:r>
+              <w:rPr>
+                <w:noProof/>
+                <w:webHidden/>
+              </w:rPr>
+              <w:fldChar w:fldCharType="separate"/>
+            </w:r>
+            <w:r>
+              <w:rPr>
+                <w:noProof/>
+                <w:webHidden/>
+              </w:rPr>
+              <w:t>33</w:t>
+            </w:r>
+            <w:r>
+              <w:rPr>
+                <w:noProof/>
+                <w:webHidden/>
+              </w:rPr>
+              <w:fldChar w:fldCharType="end"/>
+            </w:r>
+          </w:hyperlink>
+        </w:p>
+        <w:p>
+          <w:pPr>
+            <w:pStyle w:val="TOC2"/>
+            <w:rPr>
+              <w:rFonts w:asciiTheme="minorHAnsi" w:eastAsiaTheme="minorEastAsia" w:hAnsiTheme="minorHAnsi" w:cstheme="minorBidi"/>
+              <w:noProof/>
+              <w:lang w:bidi="si-LK"/>
+            </w:rPr>
+          </w:pPr>
+          <w:hyperlink w:anchor="_Toc236915948" w:history="1">
+            <w:r>
+              <w:rPr>
+                <w:rStyle w:val="Hyperlink"/>
+                <w:b/>
+                <w:bCs/>
+                <w:noProof/>
+              </w:rPr>
+              <w:t>3.3 Data Collection</w:t>
+            </w:r>
+            <w:r>
+              <w:rPr>
+                <w:noProof/>
+                <w:webHidden/>
+              </w:rPr>
+              <w:tab/>
+            </w:r>
+            <w:r>
+              <w:rPr>
+                <w:noProof/>
+                <w:webHidden/>
+              </w:rPr>
+              <w:fldChar w:fldCharType="begin"/>
+            </w:r>
+            <w:r>
+              <w:rPr>
+                <w:noProof/>
+                <w:webHidden/>
+              </w:rPr>
+              <w:instrText xml:space="preserve"> PAGEREF _Toc236915948 \h </w:instrText>
+            </w:r>
+            <w:r>
+              <w:rPr>
+                <w:noProof/>
+                <w:webHidden/>
+              </w:rPr>
+            </w:r>
+            <w:r>
+              <w:rPr>
+                <w:noProof/>
+                <w:webHidden/>
+              </w:rPr>
+              <w:fldChar w:fldCharType="separate"/>
+            </w:r>
+            <w:r>
+              <w:rPr>
+                <w:noProof/>
+                <w:webHidden/>
+              </w:rPr>
+              <w:t>34</w:t>
             </w:r>
             <w:r>
               <w:rPr>
@@ -3101,7 +3239,7 @@
               <w:lang w:bidi="si-LK"/>
             </w:rPr>
           </w:pPr>
-          <w:hyperlink w:anchor="_Toc236227268" w:history="1">
+          <w:hyperlink w:anchor="_Toc236915949" w:history="1">
             <w:r>
               <w:rPr>
                 <w:rStyle w:val="Hyperlink"/>
@@ -3130,7 +3268,7 @@
                 <w:noProof/>
                 <w:webHidden/>
               </w:rPr>
-              <w:instrText xml:space="preserve"> PAGEREF _Toc236227268 \h </w:instrText>
+              <w:instrText xml:space="preserve"> PAGEREF _Toc236915949 \h </w:instrText>
             </w:r>
             <w:r>
               <w:rPr>
@@ -3150,7 +3288,7 @@
                 <w:noProof/>
                 <w:webHidden/>
               </w:rPr>
-              <w:t>31</w:t>
+              <w:t>34</w:t>
             </w:r>
             <w:r>
               <w:rPr>
@@ -3173,7 +3311,7 @@
               <w:lang w:bidi="si-LK"/>
             </w:rPr>
           </w:pPr>
-          <w:hyperlink w:anchor="_Toc236227269" w:history="1">
+          <w:hyperlink w:anchor="_Toc236915950" w:history="1">
             <w:r>
               <w:rPr>
                 <w:rStyle w:val="Hyperlink"/>
@@ -3202,7 +3340,7 @@
                 <w:noProof/>
                 <w:webHidden/>
               </w:rPr>
-              <w:instrText xml:space="preserve"> PAGEREF _Toc236227269 \h </w:instrText>
+              <w:instrText xml:space="preserve"> PAGEREF _Toc236915950 \h </w:instrText>
             </w:r>
             <w:r>
               <w:rPr>
@@ -3222,7 +3360,7 @@
                 <w:noProof/>
                 <w:webHidden/>
               </w:rPr>
-              <w:t>33</w:t>
+              <w:t>36</w:t>
             </w:r>
             <w:r>
               <w:rPr>
@@ -3242,7 +3380,7 @@
               <w:lang w:bidi="si-LK"/>
             </w:rPr>
           </w:pPr>
-          <w:hyperlink w:anchor="_Toc236227270" w:history="1">
+          <w:hyperlink w:anchor="_Toc236915951" w:history="1">
             <w:r>
               <w:rPr>
                 <w:rStyle w:val="Hyperlink"/>
@@ -3271,7 +3409,7 @@
                 <w:noProof/>
                 <w:webHidden/>
               </w:rPr>
-              <w:instrText xml:space="preserve"> PAGEREF _Toc236227270 \h </w:instrText>
+              <w:instrText xml:space="preserve"> PAGEREF _Toc236915951 \h </w:instrText>
             </w:r>
             <w:r>
               <w:rPr>
@@ -3291,7 +3429,7 @@
                 <w:noProof/>
                 <w:webHidden/>
               </w:rPr>
-              <w:t>35</w:t>
+              <w:t>38</w:t>
             </w:r>
             <w:r>
               <w:rPr>
@@ -3314,7 +3452,7 @@
               <w:lang w:bidi="si-LK"/>
             </w:rPr>
           </w:pPr>
-          <w:hyperlink w:anchor="_Toc236227271" w:history="1">
+          <w:hyperlink w:anchor="_Toc236915952" w:history="1">
             <w:r>
               <w:rPr>
                 <w:rStyle w:val="Hyperlink"/>
@@ -3343,7 +3481,7 @@
                 <w:noProof/>
                 <w:webHidden/>
               </w:rPr>
-              <w:instrText xml:space="preserve"> PAGEREF _Toc236227271 \h </w:instrText>
+              <w:instrText xml:space="preserve"> PAGEREF _Toc236915952 \h </w:instrText>
             </w:r>
             <w:r>
               <w:rPr>
@@ -3363,7 +3501,7 @@
                 <w:noProof/>
                 <w:webHidden/>
               </w:rPr>
-              <w:t>35</w:t>
+              <w:t>38</w:t>
             </w:r>
             <w:r>
               <w:rPr>
@@ -3386,7 +3524,7 @@
               <w:lang w:bidi="si-LK"/>
             </w:rPr>
           </w:pPr>
-          <w:hyperlink w:anchor="_Toc236227272" w:history="1">
+          <w:hyperlink w:anchor="_Toc236915953" w:history="1">
             <w:r>
               <w:rPr>
                 <w:rStyle w:val="Hyperlink"/>
@@ -3415,7 +3553,7 @@
                 <w:noProof/>
                 <w:webHidden/>
               </w:rPr>
-              <w:instrText xml:space="preserve"> PAGEREF _Toc236227272 \h </w:instrText>
+              <w:instrText xml:space="preserve"> PAGEREF _Toc236915953 \h </w:instrText>
             </w:r>
             <w:r>
               <w:rPr>
@@ -3435,7 +3573,7 @@
                 <w:noProof/>
                 <w:webHidden/>
               </w:rPr>
-              <w:t>37</w:t>
+              <w:t>40</w:t>
             </w:r>
             <w:r>
               <w:rPr>
@@ -3458,7 +3596,7 @@
               <w:lang w:bidi="si-LK"/>
             </w:rPr>
           </w:pPr>
-          <w:hyperlink w:anchor="_Toc236227273" w:history="1">
+          <w:hyperlink w:anchor="_Toc236915954" w:history="1">
             <w:r>
               <w:rPr>
                 <w:rStyle w:val="Hyperlink"/>
@@ -3487,7 +3625,7 @@
                 <w:noProof/>
                 <w:webHidden/>
               </w:rPr>
-              <w:instrText xml:space="preserve"> PAGEREF _Toc236227273 \h </w:instrText>
+              <w:instrText xml:space="preserve"> PAGEREF _Toc236915954 \h </w:instrText>
             </w:r>
             <w:r>
               <w:rPr>
@@ -3507,7 +3645,7 @@
                 <w:noProof/>
                 <w:webHidden/>
               </w:rPr>
-              <w:t>38</w:t>
+              <w:t>41</w:t>
             </w:r>
             <w:r>
               <w:rPr>
@@ -3530,7 +3668,7 @@
               <w:lang w:bidi="si-LK"/>
             </w:rPr>
           </w:pPr>
-          <w:hyperlink w:anchor="_Toc236227274" w:history="1">
+          <w:hyperlink w:anchor="_Toc236915955" w:history="1">
             <w:r>
               <w:rPr>
                 <w:rStyle w:val="Hyperlink"/>
@@ -3559,7 +3697,7 @@
                 <w:noProof/>
                 <w:webHidden/>
               </w:rPr>
-              <w:instrText xml:space="preserve"> PAGEREF _Toc236227274 \h </w:instrText>
+              <w:instrText xml:space="preserve"> PAGEREF _Toc236915955 \h </w:instrText>
             </w:r>
             <w:r>
               <w:rPr>
@@ -3579,7 +3717,7 @@
                 <w:noProof/>
                 <w:webHidden/>
               </w:rPr>
-              <w:t>39</w:t>
+              <w:t>42</w:t>
             </w:r>
             <w:r>
               <w:rPr>
@@ -3602,7 +3740,7 @@
               <w:lang w:bidi="si-LK"/>
             </w:rPr>
           </w:pPr>
-          <w:hyperlink w:anchor="_Toc236227275" w:history="1">
+          <w:hyperlink w:anchor="_Toc236915956" w:history="1">
             <w:r>
               <w:rPr>
                 <w:rStyle w:val="Hyperlink"/>
@@ -3631,7 +3769,7 @@
                 <w:noProof/>
                 <w:webHidden/>
               </w:rPr>
-              <w:instrText xml:space="preserve"> PAGEREF _Toc236227275 \h </w:instrText>
+              <w:instrText xml:space="preserve"> PAGEREF _Toc236915956 \h </w:instrText>
             </w:r>
             <w:r>
               <w:rPr>
@@ -3651,7 +3789,7 @@
                 <w:noProof/>
                 <w:webHidden/>
               </w:rPr>
-              <w:t>40</w:t>
+              <w:t>43</w:t>
             </w:r>
             <w:r>
               <w:rPr>
@@ -3671,7 +3809,7 @@
               <w:lang w:bidi="si-LK"/>
             </w:rPr>
           </w:pPr>
-          <w:hyperlink w:anchor="_Toc236227276" w:history="1">
+          <w:hyperlink w:anchor="_Toc236915957" w:history="1">
             <w:r>
               <w:rPr>
                 <w:rStyle w:val="Hyperlink"/>
@@ -3700,7 +3838,7 @@
                 <w:noProof/>
                 <w:webHidden/>
               </w:rPr>
-              <w:instrText xml:space="preserve"> PAGEREF _Toc236227276 \h </w:instrText>
+              <w:instrText xml:space="preserve"> PAGEREF _Toc236915957 \h </w:instrText>
             </w:r>
             <w:r>
               <w:rPr>
@@ -3720,7 +3858,7 @@
                 <w:noProof/>
                 <w:webHidden/>
               </w:rPr>
-              <w:t>47</w:t>
+              <w:t>50</w:t>
             </w:r>
             <w:r>
               <w:rPr>
@@ -3747,6 +3885,36 @@
     </w:sdt>
     <w:p/>
     <w:p/>
+    <w:p/>
+    <w:p/>
+    <w:p/>
+    <w:p/>
+    <w:p/>
+    <w:p/>
+    <w:p/>
+    <w:p/>
+    <w:p/>
+    <w:p/>
+    <w:p/>
+    <w:p/>
+    <w:p/>
+    <w:p/>
+    <w:p/>
+    <w:p/>
+    <w:p/>
+    <w:p/>
+    <w:p/>
+    <w:p/>
+    <w:p/>
+    <w:p/>
+    <w:p/>
+    <w:p/>
+    <w:p/>
+    <w:p/>
+    <w:p/>
+    <w:p/>
+    <w:p/>
+    <w:p/>
     <w:p>
       <w:pPr>
         <w:pStyle w:val="TOCHeading"/>
@@ -3777,6 +3945,7 @@
         </w:rPr>
       </w:pPr>
       <w:r>
+        <w:lastRenderedPageBreak/>
         <w:fldChar w:fldCharType="begin"/>
       </w:r>
       <w:r>
@@ -3904,7 +4073,7 @@
             <w:noProof/>
             <w:webHidden/>
           </w:rPr>
-          <w:t>32</w:t>
+          <w:t>35</w:t>
         </w:r>
         <w:r>
           <w:rPr>
@@ -3975,7 +4144,7 @@
             <w:noProof/>
             <w:webHidden/>
           </w:rPr>
-          <w:t>34</w:t>
+          <w:t>37</w:t>
         </w:r>
         <w:r>
           <w:rPr>
@@ -4046,7 +4215,7 @@
             <w:noProof/>
             <w:webHidden/>
           </w:rPr>
-          <w:t>36</w:t>
+          <w:t>39</w:t>
         </w:r>
         <w:r>
           <w:rPr>
@@ -4117,7 +4286,7 @@
             <w:noProof/>
             <w:webHidden/>
           </w:rPr>
-          <w:t>37</w:t>
+          <w:t>40</w:t>
         </w:r>
         <w:r>
           <w:rPr>
@@ -4188,7 +4357,7 @@
             <w:noProof/>
             <w:webHidden/>
           </w:rPr>
-          <w:t>38</w:t>
+          <w:t>41</w:t>
         </w:r>
         <w:r>
           <w:rPr>
@@ -4259,7 +4428,7 @@
             <w:noProof/>
             <w:webHidden/>
           </w:rPr>
-          <w:t>39</w:t>
+          <w:t>42</w:t>
         </w:r>
         <w:r>
           <w:rPr>
@@ -4330,7 +4499,7 @@
             <w:noProof/>
             <w:webHidden/>
           </w:rPr>
-          <w:t>41</w:t>
+          <w:t>44</w:t>
         </w:r>
         <w:r>
           <w:rPr>
@@ -4401,7 +4570,7 @@
             <w:noProof/>
             <w:webHidden/>
           </w:rPr>
-          <w:t>44</w:t>
+          <w:t>47</w:t>
         </w:r>
         <w:r>
           <w:rPr>
@@ -4472,7 +4641,7 @@
             <w:noProof/>
             <w:webHidden/>
           </w:rPr>
-          <w:t>46</w:t>
+          <w:t>49</w:t>
         </w:r>
         <w:r>
           <w:rPr>
@@ -4529,7 +4698,7 @@
         </w:rPr>
       </w:pPr>
       <w:bookmarkStart w:id="0" w:name="_Toc231561455"/>
-      <w:bookmarkStart w:id="1" w:name="_Toc236227236"/>
+      <w:bookmarkStart w:id="1" w:name="_Toc236915915"/>
       <w:r>
         <w:rPr>
           <w:rFonts w:ascii="Times New Roman" w:hAnsi="Times New Roman" w:cs="Times New Roman"/>
@@ -4558,7 +4727,7 @@
         </w:rPr>
       </w:pPr>
       <w:bookmarkStart w:id="2" w:name="_Toc231561456"/>
-      <w:bookmarkStart w:id="3" w:name="_Toc236227237"/>
+      <w:bookmarkStart w:id="3" w:name="_Toc236915916"/>
       <w:r>
         <w:rPr>
           <w:rFonts w:ascii="Times New Roman" w:hAnsi="Times New Roman" w:cs="Times New Roman"/>
@@ -5132,7 +5301,7 @@
       </w:pPr>
       <w:bookmarkStart w:id="4" w:name="_Toc227497989"/>
       <w:bookmarkStart w:id="5" w:name="_Toc231561457"/>
-      <w:bookmarkStart w:id="6" w:name="_Toc236227238"/>
+      <w:bookmarkStart w:id="6" w:name="_Toc236915917"/>
       <w:r>
         <w:rPr>
           <w:rFonts w:ascii="Times New Roman" w:hAnsi="Times New Roman" w:cs="Times New Roman"/>
@@ -5564,7 +5733,7 @@
         </w:rPr>
       </w:pPr>
       <w:bookmarkStart w:id="7" w:name="_Toc231561458"/>
-      <w:bookmarkStart w:id="8" w:name="_Toc236227239"/>
+      <w:bookmarkStart w:id="8" w:name="_Toc236915918"/>
       <w:r>
         <w:rPr>
           <w:rFonts w:ascii="Times New Roman" w:hAnsi="Times New Roman" w:cs="Times New Roman"/>
@@ -5722,7 +5891,7 @@
       </w:pPr>
       <w:bookmarkStart w:id="9" w:name="_Toc227497991"/>
       <w:bookmarkStart w:id="10" w:name="_Toc231561459"/>
-      <w:bookmarkStart w:id="11" w:name="_Toc236227240"/>
+      <w:bookmarkStart w:id="11" w:name="_Toc236915919"/>
       <w:r>
         <w:rPr>
           <w:rFonts w:ascii="Times New Roman" w:hAnsi="Times New Roman" w:cs="Times New Roman"/>
@@ -5882,7 +6051,7 @@
         </w:rPr>
       </w:pPr>
       <w:bookmarkStart w:id="12" w:name="_Toc231561460"/>
-      <w:bookmarkStart w:id="13" w:name="_Toc236227241"/>
+      <w:bookmarkStart w:id="13" w:name="_Toc236915920"/>
       <w:r>
         <w:rPr>
           <w:rFonts w:ascii="Times New Roman" w:hAnsi="Times New Roman" w:cs="Times New Roman"/>
@@ -6163,7 +6332,7 @@
           <w:szCs w:val="28"/>
         </w:rPr>
       </w:pPr>
-      <w:bookmarkStart w:id="14" w:name="_Toc236227242"/>
+      <w:bookmarkStart w:id="14" w:name="_Toc236915921"/>
       <w:r>
         <w:rPr>
           <w:rFonts w:ascii="Times New Roman" w:hAnsi="Times New Roman" w:cs="Times New Roman"/>
@@ -6243,7 +6412,7 @@
           <w:color w:val="000000" w:themeColor="text1"/>
         </w:rPr>
       </w:pPr>
-      <w:bookmarkStart w:id="15" w:name="_Toc236227243"/>
+      <w:bookmarkStart w:id="15" w:name="_Toc236915922"/>
       <w:r>
         <w:rPr>
           <w:rFonts w:ascii="Times New Roman" w:hAnsi="Times New Roman" w:cs="Times New Roman"/>
@@ -6465,7 +6634,7 @@
           <w:color w:val="000000" w:themeColor="text1"/>
         </w:rPr>
       </w:pPr>
-      <w:bookmarkStart w:id="16" w:name="_Toc236227244"/>
+      <w:bookmarkStart w:id="16" w:name="_Toc236915923"/>
       <w:r>
         <w:rPr>
           <w:rFonts w:ascii="Times New Roman" w:hAnsi="Times New Roman" w:cs="Times New Roman"/>
@@ -6537,7 +6706,7 @@
           <w:color w:val="000000" w:themeColor="text1"/>
         </w:rPr>
       </w:pPr>
-      <w:bookmarkStart w:id="17" w:name="_Toc236227245"/>
+      <w:bookmarkStart w:id="17" w:name="_Toc236915924"/>
       <w:r>
         <w:rPr>
           <w:rFonts w:ascii="Times New Roman" w:hAnsi="Times New Roman" w:cs="Times New Roman"/>
@@ -6620,7 +6789,7 @@
           <w:szCs w:val="28"/>
         </w:rPr>
       </w:pPr>
-      <w:bookmarkStart w:id="18" w:name="_Toc236227246"/>
+      <w:bookmarkStart w:id="18" w:name="_Toc236915925"/>
       <w:r>
         <w:rPr>
           <w:rFonts w:ascii="Times New Roman" w:hAnsi="Times New Roman" w:cs="Times New Roman"/>
@@ -6689,7 +6858,7 @@
           <w:color w:val="000000" w:themeColor="text1"/>
         </w:rPr>
       </w:pPr>
-      <w:bookmarkStart w:id="19" w:name="_Toc236227247"/>
+      <w:bookmarkStart w:id="19" w:name="_Toc236915926"/>
       <w:r>
         <w:rPr>
           <w:rFonts w:ascii="Times New Roman" w:hAnsi="Times New Roman" w:cs="Times New Roman"/>
@@ -6758,7 +6927,7 @@
           <w:color w:val="000000" w:themeColor="text1"/>
         </w:rPr>
       </w:pPr>
-      <w:bookmarkStart w:id="20" w:name="_Toc236227248"/>
+      <w:bookmarkStart w:id="20" w:name="_Toc236915927"/>
       <w:r>
         <w:rPr>
           <w:rFonts w:ascii="Times New Roman" w:hAnsi="Times New Roman" w:cs="Times New Roman"/>
@@ -6809,7 +6978,7 @@
           <w:color w:val="000000" w:themeColor="text1"/>
         </w:rPr>
       </w:pPr>
-      <w:bookmarkStart w:id="21" w:name="_Toc236227249"/>
+      <w:bookmarkStart w:id="21" w:name="_Toc236915928"/>
       <w:r>
         <w:rPr>
           <w:rFonts w:ascii="Times New Roman" w:hAnsi="Times New Roman" w:cs="Times New Roman"/>
@@ -6882,7 +7051,7 @@
           <w:color w:val="000000" w:themeColor="text1"/>
         </w:rPr>
       </w:pPr>
-      <w:bookmarkStart w:id="22" w:name="_Toc236227250"/>
+      <w:bookmarkStart w:id="22" w:name="_Toc236915929"/>
       <w:r>
         <w:rPr>
           <w:rFonts w:ascii="Times New Roman" w:hAnsi="Times New Roman" w:cs="Times New Roman"/>
@@ -7017,7 +7186,7 @@
         </w:rPr>
       </w:pPr>
       <w:bookmarkStart w:id="23" w:name="_Toc231561461"/>
-      <w:bookmarkStart w:id="24" w:name="_Toc236227251"/>
+      <w:bookmarkStart w:id="24" w:name="_Toc236915930"/>
       <w:r>
         <w:rPr>
           <w:rFonts w:ascii="Times New Roman" w:hAnsi="Times New Roman" w:cs="Times New Roman"/>
@@ -7225,7 +7394,7 @@
       </w:pPr>
       <w:bookmarkStart w:id="25" w:name="_Toc227497992"/>
       <w:bookmarkStart w:id="26" w:name="_Toc231561462"/>
-      <w:bookmarkStart w:id="27" w:name="_Toc236227252"/>
+      <w:bookmarkStart w:id="27" w:name="_Toc236915931"/>
       <w:r>
         <w:rPr>
           <w:rFonts w:ascii="Times New Roman" w:hAnsi="Times New Roman" w:cs="Times New Roman"/>
@@ -7260,7 +7429,7 @@
         </w:rPr>
       </w:pPr>
       <w:bookmarkStart w:id="28" w:name="_Toc231561463"/>
-      <w:bookmarkStart w:id="29" w:name="_Toc236227253"/>
+      <w:bookmarkStart w:id="29" w:name="_Toc236915932"/>
       <w:r>
         <w:rPr>
           <w:rFonts w:ascii="Times New Roman" w:hAnsi="Times New Roman" w:cs="Times New Roman"/>
@@ -7491,7 +7660,7 @@
           <w:szCs w:val="28"/>
         </w:rPr>
       </w:pPr>
-      <w:bookmarkStart w:id="30" w:name="_Toc236227254"/>
+      <w:bookmarkStart w:id="30" w:name="_Toc236915933"/>
       <w:r>
         <w:rPr>
           <w:rFonts w:ascii="Times New Roman" w:hAnsi="Times New Roman" w:cs="Times New Roman"/>
@@ -8614,9 +8783,9 @@
           <w:szCs w:val="28"/>
         </w:rPr>
       </w:pPr>
-      <w:bookmarkStart w:id="31" w:name="_Toc227497993"/>
-      <w:bookmarkStart w:id="32" w:name="_Toc231561464"/>
-      <w:bookmarkStart w:id="33" w:name="_Toc236227255"/>
+      <w:bookmarkStart w:id="31" w:name="_Toc236915934"/>
+      <w:bookmarkStart w:id="32" w:name="_Toc227497993"/>
+      <w:bookmarkStart w:id="33" w:name="_Toc231561464"/>
       <w:r>
         <w:rPr>
           <w:rFonts w:ascii="Times New Roman" w:hAnsi="Times New Roman" w:cs="Times New Roman"/>
@@ -8648,7 +8817,18 @@
           <w:sz w:val="28"/>
           <w:szCs w:val="28"/>
         </w:rPr>
-        <w:t xml:space="preserve"> Findings by other researchers</w:t>
+        <w:t xml:space="preserve"> </w:t>
+      </w:r>
+      <w:r>
+        <w:rPr>
+          <w:rFonts w:ascii="Times New Roman" w:hAnsi="Times New Roman" w:cs="Times New Roman"/>
+          <w:b/>
+          <w:bCs/>
+          <w:color w:val="000000" w:themeColor="text1"/>
+          <w:sz w:val="28"/>
+          <w:szCs w:val="28"/>
+        </w:rPr>
+        <w:t>Empirical Review of Previous Studies</w:t>
       </w:r>
       <w:bookmarkEnd w:id="31"/>
       <w:bookmarkEnd w:id="32"/>
@@ -8677,7 +8857,7 @@
       </w:pPr>
       <w:bookmarkStart w:id="34" w:name="_Toc227497994"/>
       <w:bookmarkStart w:id="35" w:name="_Toc231561465"/>
-      <w:bookmarkStart w:id="36" w:name="_Toc236227256"/>
+      <w:bookmarkStart w:id="36" w:name="_Toc236915935"/>
       <w:r>
         <w:rPr>
           <w:rFonts w:ascii="Times New Roman" w:hAnsi="Times New Roman" w:cs="Times New Roman"/>
@@ -8707,6 +8887,7 @@
       </w:r>
       <w:bookmarkEnd w:id="34"/>
       <w:bookmarkEnd w:id="35"/>
+      <w:bookmarkEnd w:id="36"/>
       <w:r>
         <w:rPr>
           <w:rFonts w:ascii="Times New Roman" w:hAnsi="Times New Roman" w:cs="Times New Roman"/>
@@ -8716,6 +8897,239 @@
         </w:rPr>
         <w:t xml:space="preserve"> </w:t>
       </w:r>
+    </w:p>
+    <w:p>
+      <w:pPr>
+        <w:spacing w:line="360" w:lineRule="auto"/>
+        <w:jc w:val="both"/>
+        <w:rPr>
+          <w:sz w:val="24"/>
+          <w:szCs w:val="24"/>
+        </w:rPr>
+      </w:pPr>
+      <w:r>
+        <w:rPr>
+          <w:sz w:val="24"/>
+          <w:szCs w:val="24"/>
+        </w:rPr>
+        <w:t xml:space="preserve">When it comes to traffic accident analysis and hotspot prediction </w:t>
+      </w:r>
+      <w:r>
+        <w:rPr>
+          <w:color w:val="000000" w:themeColor="text1"/>
+          <w:sz w:val="24"/>
+          <w:szCs w:val="24"/>
+        </w:rPr>
+        <w:t>Santos et al.</w:t>
+      </w:r>
+      <w:r>
+        <w:rPr>
+          <w:color w:val="000000" w:themeColor="text1"/>
+          <w:sz w:val="24"/>
+          <w:szCs w:val="24"/>
+        </w:rPr>
+        <w:t xml:space="preserve"> (2021) has explored using combination of both supervised and unsupervised machine learning technologies for road accident analysis and hotspot prediction in </w:t>
+      </w:r>
+      <w:r>
+        <w:rPr>
+          <w:sz w:val="24"/>
+          <w:szCs w:val="24"/>
+        </w:rPr>
+        <w:t>Setúbal district of Portugal</w:t>
+      </w:r>
+      <w:r>
+        <w:rPr>
+          <w:sz w:val="24"/>
+          <w:szCs w:val="24"/>
+        </w:rPr>
+        <w:t xml:space="preserve">. </w:t>
+      </w:r>
+    </w:p>
+    <w:p>
+      <w:pPr>
+        <w:spacing w:line="360" w:lineRule="auto"/>
+        <w:jc w:val="both"/>
+        <w:rPr>
+          <w:sz w:val="24"/>
+          <w:szCs w:val="24"/>
+        </w:rPr>
+      </w:pPr>
+    </w:p>
+    <w:p>
+      <w:pPr>
+        <w:spacing w:line="360" w:lineRule="auto"/>
+        <w:jc w:val="both"/>
+        <w:rPr>
+          <w:color w:val="000000" w:themeColor="text1"/>
+          <w:sz w:val="24"/>
+          <w:szCs w:val="24"/>
+        </w:rPr>
+      </w:pPr>
+      <w:r>
+        <w:rPr>
+          <w:sz w:val="24"/>
+          <w:szCs w:val="24"/>
+        </w:rPr>
+        <w:t xml:space="preserve">Accordingly, when it comes to supervised models, </w:t>
+      </w:r>
+      <w:r>
+        <w:rPr>
+          <w:color w:val="000000" w:themeColor="text1"/>
+          <w:sz w:val="24"/>
+          <w:szCs w:val="24"/>
+        </w:rPr>
+        <w:t>Santos et al.</w:t>
+      </w:r>
+      <w:r>
+        <w:rPr>
+          <w:color w:val="000000" w:themeColor="text1"/>
+          <w:sz w:val="24"/>
+          <w:szCs w:val="24"/>
+        </w:rPr>
+        <w:t xml:space="preserve"> (2021) have used several classification technologies such as </w:t>
+      </w:r>
+      <w:r>
+        <w:rPr>
+          <w:color w:val="000000" w:themeColor="text1"/>
+          <w:sz w:val="24"/>
+          <w:szCs w:val="24"/>
+        </w:rPr>
+        <w:t>Decision Trees, Random Forest, Logistic Regression, and Naïve Bayes</w:t>
+      </w:r>
+      <w:r>
+        <w:rPr>
+          <w:color w:val="000000" w:themeColor="text1"/>
+          <w:sz w:val="24"/>
+          <w:szCs w:val="24"/>
+        </w:rPr>
+        <w:t xml:space="preserve">. Among them, it is found that Random Forest performs better when it comes to accident hotspot prediction. In addition to these classification algorithms, </w:t>
+      </w:r>
+      <w:r>
+        <w:rPr>
+          <w:color w:val="000000" w:themeColor="text1"/>
+          <w:sz w:val="24"/>
+          <w:szCs w:val="24"/>
+        </w:rPr>
+        <w:t>Santos et al.</w:t>
+      </w:r>
+      <w:r>
+        <w:rPr>
+          <w:color w:val="000000" w:themeColor="text1"/>
+          <w:sz w:val="24"/>
+          <w:szCs w:val="24"/>
+        </w:rPr>
+        <w:t xml:space="preserve"> (2021) have also used unsupervised technologies such as H</w:t>
+      </w:r>
+      <w:r>
+        <w:rPr>
+          <w:color w:val="000000" w:themeColor="text1"/>
+          <w:sz w:val="24"/>
+          <w:szCs w:val="24"/>
+        </w:rPr>
+        <w:t>ierarchical Clustering and Density-Based Spatial Clustering of Applications with Noise (DBSCAN</w:t>
+      </w:r>
+      <w:r>
+        <w:rPr>
+          <w:color w:val="000000" w:themeColor="text1"/>
+          <w:sz w:val="24"/>
+          <w:szCs w:val="24"/>
+        </w:rPr>
+        <w:t>) to identify accident prone location clusters. Accordingly, it found that DBSCAN works effectively when it comes to identifying accident prone location clusters.</w:t>
+      </w:r>
+      <w:r>
+        <w:rPr>
+          <w:sz w:val="24"/>
+          <w:szCs w:val="24"/>
+        </w:rPr>
+        <w:tab/>
+      </w:r>
+    </w:p>
+    <w:p>
+      <w:pPr>
+        <w:spacing w:line="360" w:lineRule="auto"/>
+        <w:jc w:val="both"/>
+        <w:rPr>
+          <w:sz w:val="24"/>
+          <w:szCs w:val="24"/>
+        </w:rPr>
+      </w:pPr>
+    </w:p>
+    <w:p>
+      <w:pPr>
+        <w:spacing w:line="360" w:lineRule="auto"/>
+        <w:jc w:val="both"/>
+        <w:rPr>
+          <w:sz w:val="24"/>
+          <w:szCs w:val="24"/>
+        </w:rPr>
+      </w:pPr>
+      <w:r>
+        <w:rPr>
+          <w:sz w:val="24"/>
+          <w:szCs w:val="24"/>
+        </w:rPr>
+        <w:t>Furthermore, comparison of multiple machine learning models can be considered as a major strength as in enables evaluation of their performance in accident hotspot prediction. Moreover, it shows that ensemble models such as Random Forest performs well, when it comes to road traffic accident hotspot prediction, enabling us to choose it as a candidate model for our research.</w:t>
+      </w:r>
+    </w:p>
+    <w:p>
+      <w:pPr>
+        <w:spacing w:line="360" w:lineRule="auto"/>
+        <w:jc w:val="both"/>
+        <w:rPr>
+          <w:sz w:val="24"/>
+          <w:szCs w:val="24"/>
+        </w:rPr>
+      </w:pPr>
+    </w:p>
+    <w:p>
+      <w:pPr>
+        <w:spacing w:line="360" w:lineRule="auto"/>
+        <w:jc w:val="both"/>
+        <w:rPr>
+          <w:sz w:val="24"/>
+          <w:szCs w:val="24"/>
+        </w:rPr>
+      </w:pPr>
+      <w:r>
+        <w:rPr>
+          <w:sz w:val="24"/>
+          <w:szCs w:val="24"/>
+        </w:rPr>
+        <w:t>However, this study was conducted in Portugal, which may limit its adaptability when it comes to Sri Lankan context. Also, the study has given limited focus when it comes to Explainable AI techniques and Spatiotemporal modelling of road accident-related traffic data, leaving gaps in implementing such features.</w:t>
+      </w:r>
+    </w:p>
+    <w:p>
+      <w:pPr>
+        <w:spacing w:line="360" w:lineRule="auto"/>
+        <w:jc w:val="both"/>
+        <w:rPr>
+          <w:sz w:val="24"/>
+          <w:szCs w:val="24"/>
+        </w:rPr>
+      </w:pPr>
+    </w:p>
+    <w:p>
+      <w:pPr>
+        <w:spacing w:line="360" w:lineRule="auto"/>
+        <w:jc w:val="both"/>
+        <w:rPr>
+          <w:sz w:val="24"/>
+          <w:szCs w:val="24"/>
+        </w:rPr>
+      </w:pPr>
+    </w:p>
+    <w:p>
+      <w:pPr>
+        <w:pStyle w:val="Heading3"/>
+        <w:spacing w:line="360" w:lineRule="auto"/>
+        <w:jc w:val="both"/>
+        <w:rPr>
+          <w:b/>
+          <w:bCs/>
+          <w:color w:val="000000" w:themeColor="text1"/>
+        </w:rPr>
+      </w:pPr>
+      <w:bookmarkStart w:id="37" w:name="_Toc236915936"/>
       <w:r>
         <w:rPr>
           <w:rFonts w:ascii="Times New Roman" w:hAnsi="Times New Roman" w:cs="Times New Roman"/>
@@ -8723,217 +9137,240 @@
           <w:bCs/>
           <w:color w:val="000000" w:themeColor="text1"/>
         </w:rPr>
-        <w:t>(Santos et al., 2021)</w:t>
-      </w:r>
-      <w:bookmarkEnd w:id="36"/>
-    </w:p>
-    <w:p>
-      <w:pPr>
-        <w:spacing w:line="360" w:lineRule="auto"/>
-        <w:jc w:val="both"/>
-        <w:rPr>
-          <w:sz w:val="24"/>
-          <w:szCs w:val="24"/>
-        </w:rPr>
-      </w:pPr>
-      <w:r>
-        <w:rPr>
-          <w:sz w:val="24"/>
-          <w:szCs w:val="24"/>
-        </w:rPr>
-        <w:t xml:space="preserve">When it comes to traffic accident analysis and hotspot prediction </w:t>
-      </w:r>
-      <w:r>
-        <w:rPr>
-          <w:color w:val="000000" w:themeColor="text1"/>
-          <w:sz w:val="24"/>
-          <w:szCs w:val="24"/>
-        </w:rPr>
-        <w:t>Santos et al.</w:t>
-      </w:r>
-      <w:r>
-        <w:rPr>
-          <w:color w:val="000000" w:themeColor="text1"/>
-          <w:sz w:val="24"/>
-          <w:szCs w:val="24"/>
-        </w:rPr>
-        <w:t xml:space="preserve"> (2021) has explored using combination of both supervised and unsupervised machine learning technologies for road accident analysis and hotspot prediction in </w:t>
-      </w:r>
-      <w:r>
-        <w:rPr>
-          <w:sz w:val="24"/>
-          <w:szCs w:val="24"/>
-        </w:rPr>
-        <w:t>Setúbal district of Portugal</w:t>
-      </w:r>
-      <w:r>
-        <w:rPr>
-          <w:sz w:val="24"/>
-          <w:szCs w:val="24"/>
-        </w:rPr>
-        <w:t xml:space="preserve">. </w:t>
-      </w:r>
-    </w:p>
-    <w:p>
-      <w:pPr>
-        <w:spacing w:line="360" w:lineRule="auto"/>
-        <w:jc w:val="both"/>
-        <w:rPr>
-          <w:sz w:val="24"/>
-          <w:szCs w:val="24"/>
-        </w:rPr>
-      </w:pPr>
-    </w:p>
-    <w:p>
-      <w:pPr>
-        <w:spacing w:line="360" w:lineRule="auto"/>
-        <w:jc w:val="both"/>
-        <w:rPr>
-          <w:color w:val="000000" w:themeColor="text1"/>
-          <w:sz w:val="24"/>
-          <w:szCs w:val="24"/>
-        </w:rPr>
-      </w:pPr>
-      <w:r>
-        <w:rPr>
-          <w:sz w:val="24"/>
-          <w:szCs w:val="24"/>
-        </w:rPr>
-        <w:t xml:space="preserve">Accordingly, when it comes to supervised models, </w:t>
-      </w:r>
-      <w:r>
-        <w:rPr>
-          <w:color w:val="000000" w:themeColor="text1"/>
-          <w:sz w:val="24"/>
-          <w:szCs w:val="24"/>
-        </w:rPr>
-        <w:t>Santos et al.</w:t>
-      </w:r>
-      <w:r>
-        <w:rPr>
-          <w:color w:val="000000" w:themeColor="text1"/>
-          <w:sz w:val="24"/>
-          <w:szCs w:val="24"/>
-        </w:rPr>
-        <w:t xml:space="preserve"> (2021) have used several classification technologies such as </w:t>
-      </w:r>
-      <w:r>
-        <w:rPr>
-          <w:color w:val="000000" w:themeColor="text1"/>
-          <w:sz w:val="24"/>
-          <w:szCs w:val="24"/>
-        </w:rPr>
-        <w:t>Decision Trees, Random Forest, Logistic Regression, and Naïve Bayes</w:t>
-      </w:r>
-      <w:r>
-        <w:rPr>
-          <w:color w:val="000000" w:themeColor="text1"/>
-          <w:sz w:val="24"/>
-          <w:szCs w:val="24"/>
-        </w:rPr>
-        <w:t xml:space="preserve">. Among them, it is found that Random Forest performs better when it comes to accident hotspot prediction. In addition to these classification algorithms, </w:t>
-      </w:r>
-      <w:r>
-        <w:rPr>
-          <w:color w:val="000000" w:themeColor="text1"/>
-          <w:sz w:val="24"/>
-          <w:szCs w:val="24"/>
-        </w:rPr>
-        <w:t>Santos et al.</w:t>
-      </w:r>
-      <w:r>
-        <w:rPr>
-          <w:color w:val="000000" w:themeColor="text1"/>
-          <w:sz w:val="24"/>
-          <w:szCs w:val="24"/>
-        </w:rPr>
-        <w:t xml:space="preserve"> (2021) have also used unsupervised technologies such as H</w:t>
-      </w:r>
-      <w:r>
-        <w:rPr>
-          <w:color w:val="000000" w:themeColor="text1"/>
-          <w:sz w:val="24"/>
-          <w:szCs w:val="24"/>
-        </w:rPr>
-        <w:t>ierarchical Clustering and Density-Based Spatial Clustering of Applications with Noise (DBSCAN</w:t>
-      </w:r>
-      <w:r>
-        <w:rPr>
-          <w:color w:val="000000" w:themeColor="text1"/>
-          <w:sz w:val="24"/>
-          <w:szCs w:val="24"/>
-        </w:rPr>
-        <w:t>) to identify accident prone location clusters. Accordingly, it found that DBSCAN works effectively when it comes to identifying accident prone location clusters.</w:t>
-      </w:r>
-      <w:r>
-        <w:rPr>
-          <w:sz w:val="24"/>
-          <w:szCs w:val="24"/>
-        </w:rPr>
-        <w:tab/>
-      </w:r>
-    </w:p>
-    <w:p>
-      <w:pPr>
-        <w:spacing w:line="360" w:lineRule="auto"/>
-        <w:jc w:val="both"/>
-        <w:rPr>
-          <w:sz w:val="24"/>
-          <w:szCs w:val="24"/>
-        </w:rPr>
-      </w:pPr>
-    </w:p>
-    <w:p>
-      <w:pPr>
-        <w:spacing w:line="360" w:lineRule="auto"/>
-        <w:jc w:val="both"/>
-        <w:rPr>
-          <w:sz w:val="24"/>
-          <w:szCs w:val="24"/>
-        </w:rPr>
-      </w:pPr>
-      <w:r>
-        <w:rPr>
-          <w:sz w:val="24"/>
-          <w:szCs w:val="24"/>
-        </w:rPr>
-        <w:t>Furthermore, comparison of multiple machine learning models can be considered as a major strength as in enables evaluation of their performance in accident hotspot prediction. Moreover, it shows that ensemble models such as Random Forest performs well, when it comes to road traffic accident hotspot prediction, enabling us to choose it as a candidate model for our research.</w:t>
-      </w:r>
-    </w:p>
-    <w:p>
-      <w:pPr>
-        <w:spacing w:line="360" w:lineRule="auto"/>
-        <w:jc w:val="both"/>
-        <w:rPr>
-          <w:sz w:val="24"/>
-          <w:szCs w:val="24"/>
-        </w:rPr>
-      </w:pPr>
-    </w:p>
-    <w:p>
-      <w:pPr>
-        <w:spacing w:line="360" w:lineRule="auto"/>
-        <w:jc w:val="both"/>
-        <w:rPr>
-          <w:sz w:val="24"/>
-          <w:szCs w:val="24"/>
-        </w:rPr>
-      </w:pPr>
-      <w:r>
-        <w:rPr>
-          <w:sz w:val="24"/>
-          <w:szCs w:val="24"/>
-        </w:rPr>
-        <w:t xml:space="preserve">However, this study was conducted in Portugal, which may limit its adaptability when it comes to Sri Lankan context. Also, the study has given limited focus when it comes to Explainable AI techniques and Spatiotemporal modelling of road accident-related traffic </w:t>
-      </w:r>
-      <w:r>
-        <w:rPr>
-          <w:sz w:val="24"/>
-          <w:szCs w:val="24"/>
-        </w:rPr>
-        <w:lastRenderedPageBreak/>
-        <w:t>data, leaving gaps in implementing such features.</w:t>
-      </w:r>
+        <w:t>2.</w:t>
+      </w:r>
+      <w:r>
+        <w:rPr>
+          <w:rFonts w:ascii="Times New Roman" w:hAnsi="Times New Roman" w:cs="Times New Roman"/>
+          <w:b/>
+          <w:bCs/>
+          <w:color w:val="000000" w:themeColor="text1"/>
+        </w:rPr>
+        <w:t>2</w:t>
+      </w:r>
+      <w:r>
+        <w:rPr>
+          <w:rFonts w:ascii="Times New Roman" w:hAnsi="Times New Roman" w:cs="Times New Roman"/>
+          <w:b/>
+          <w:bCs/>
+          <w:color w:val="000000" w:themeColor="text1"/>
+        </w:rPr>
+        <w:t>.</w:t>
+      </w:r>
+      <w:r>
+        <w:rPr>
+          <w:rFonts w:ascii="Times New Roman" w:hAnsi="Times New Roman" w:cs="Times New Roman"/>
+          <w:b/>
+          <w:bCs/>
+          <w:color w:val="000000" w:themeColor="text1"/>
+        </w:rPr>
+        <w:t>2</w:t>
+      </w:r>
+      <w:r>
+        <w:rPr>
+          <w:rFonts w:ascii="Times New Roman" w:hAnsi="Times New Roman" w:cs="Times New Roman"/>
+          <w:b/>
+          <w:bCs/>
+          <w:color w:val="000000" w:themeColor="text1"/>
+        </w:rPr>
+        <w:t xml:space="preserve"> </w:t>
+      </w:r>
+      <w:r>
+        <w:rPr>
+          <w:rFonts w:ascii="Times New Roman" w:hAnsi="Times New Roman" w:cs="Times New Roman"/>
+          <w:b/>
+          <w:bCs/>
+          <w:color w:val="000000" w:themeColor="text1"/>
+        </w:rPr>
+        <w:t>Crash Severity Prediction and Hotspot Identification using Machine Learning and Spatial Analysis</w:t>
+      </w:r>
+      <w:bookmarkEnd w:id="37"/>
+      <w:r>
+        <w:rPr>
+          <w:rFonts w:ascii="Times New Roman" w:hAnsi="Times New Roman" w:cs="Times New Roman"/>
+          <w:b/>
+          <w:bCs/>
+          <w:color w:val="000000" w:themeColor="text1"/>
+        </w:rPr>
+        <w:t xml:space="preserve"> </w:t>
+      </w:r>
+    </w:p>
+    <w:p>
+      <w:pPr>
+        <w:spacing w:line="360" w:lineRule="auto"/>
+        <w:jc w:val="both"/>
+        <w:rPr>
+          <w:color w:val="000000" w:themeColor="text1"/>
+          <w:sz w:val="24"/>
+          <w:szCs w:val="24"/>
+        </w:rPr>
+      </w:pPr>
+      <w:r>
+        <w:rPr>
+          <w:sz w:val="24"/>
+          <w:szCs w:val="24"/>
+        </w:rPr>
+        <w:t>Islam et al.</w:t>
+      </w:r>
+      <w:r>
+        <w:rPr>
+          <w:color w:val="000000" w:themeColor="text1"/>
+          <w:sz w:val="24"/>
+          <w:szCs w:val="24"/>
+        </w:rPr>
+        <w:t xml:space="preserve"> (2022) have also explored on traffic accident hotspot and severity prediction using supervised machine learning approaches. Accordingly, this research was based on Al-Ahsa region of Saudi Arabia. Also, in addition to machine learning approached, researchers have also incorporated Geographic Information System (GIS) based spatial analysis.</w:t>
+      </w:r>
+    </w:p>
+    <w:p>
+      <w:pPr>
+        <w:spacing w:line="360" w:lineRule="auto"/>
+        <w:jc w:val="both"/>
+        <w:rPr>
+          <w:color w:val="000000" w:themeColor="text1"/>
+          <w:sz w:val="24"/>
+          <w:szCs w:val="24"/>
+        </w:rPr>
+      </w:pPr>
+    </w:p>
+    <w:p>
+      <w:pPr>
+        <w:spacing w:line="360" w:lineRule="auto"/>
+        <w:jc w:val="both"/>
+        <w:rPr>
+          <w:color w:val="000000" w:themeColor="text1"/>
+          <w:sz w:val="24"/>
+          <w:szCs w:val="24"/>
+        </w:rPr>
+      </w:pPr>
+      <w:r>
+        <w:rPr>
+          <w:color w:val="000000" w:themeColor="text1"/>
+          <w:sz w:val="24"/>
+          <w:szCs w:val="24"/>
+        </w:rPr>
+        <w:t xml:space="preserve">Researchers have trained and evaluated 3 supervised machine learning approaches for severity prediction, namely Random Forest, XGBoost, and Logistic Regression. Among them, it is found that Random Forest performed best in their context, achieving 94% accuracy. This study again demonstrates efficiency of supervised machine learning approaches for hotspot and severity prediction. Furthermore, in addition to severity prediction, this study has incorporated Geographic Information System (GIS) based spatial analysis techniques such as </w:t>
+      </w:r>
+      <w:r>
+        <w:rPr>
+          <w:color w:val="000000" w:themeColor="text1"/>
+          <w:sz w:val="24"/>
+          <w:szCs w:val="24"/>
+        </w:rPr>
+        <w:t>Global Moran’s I</w:t>
+      </w:r>
+      <w:r>
+        <w:rPr>
+          <w:color w:val="000000" w:themeColor="text1"/>
+          <w:sz w:val="24"/>
+          <w:szCs w:val="24"/>
+        </w:rPr>
+        <w:t xml:space="preserve"> and </w:t>
+      </w:r>
+      <w:r>
+        <w:rPr>
+          <w:color w:val="000000" w:themeColor="text1"/>
+          <w:sz w:val="24"/>
+          <w:szCs w:val="24"/>
+        </w:rPr>
+        <w:t xml:space="preserve">Getis-Ord </w:t>
+      </w:r>
+      <w:r>
+        <w:rPr>
+          <w:rFonts w:ascii="Cambria Math" w:hAnsi="Cambria Math" w:cs="Cambria Math"/>
+          <w:color w:val="000000" w:themeColor="text1"/>
+          <w:sz w:val="24"/>
+          <w:szCs w:val="24"/>
+        </w:rPr>
+        <w:t>𝐺∗𝑖</w:t>
+      </w:r>
+      <w:r>
+        <w:rPr>
+          <w:rFonts w:ascii="Cambria Math" w:hAnsi="Cambria Math" w:cs="Cambria Math"/>
+          <w:color w:val="000000" w:themeColor="text1"/>
+          <w:sz w:val="24"/>
+          <w:szCs w:val="24"/>
+        </w:rPr>
+        <w:t xml:space="preserve"> </w:t>
+      </w:r>
+      <w:r>
+        <w:rPr>
+          <w:color w:val="000000" w:themeColor="text1"/>
+          <w:sz w:val="24"/>
+          <w:szCs w:val="24"/>
+        </w:rPr>
+        <w:t>for hotspot identification. Accordingly, results of such analysis highlights that the occurrence of road traffic accidents are based on specific locations with higher risk.</w:t>
+      </w:r>
+    </w:p>
+    <w:p>
+      <w:pPr>
+        <w:spacing w:line="360" w:lineRule="auto"/>
+        <w:jc w:val="both"/>
+        <w:rPr>
+          <w:sz w:val="24"/>
+          <w:szCs w:val="24"/>
+        </w:rPr>
+      </w:pPr>
+    </w:p>
+    <w:p>
+      <w:pPr>
+        <w:spacing w:line="360" w:lineRule="auto"/>
+        <w:jc w:val="both"/>
+        <w:rPr>
+          <w:sz w:val="24"/>
+          <w:szCs w:val="24"/>
+        </w:rPr>
+      </w:pPr>
+      <w:r>
+        <w:rPr>
+          <w:sz w:val="24"/>
+          <w:szCs w:val="24"/>
+        </w:rPr>
+        <w:t>Accordingly, this research shows the importance of combining machine learning models with spatial techniques for severity prediction and hotspot identification and how such framework can benefit transportation authorities in decision making and redcuing road traffic accidents.</w:t>
+      </w:r>
+    </w:p>
+    <w:p>
+      <w:pPr>
+        <w:spacing w:line="360" w:lineRule="auto"/>
+        <w:jc w:val="both"/>
+        <w:rPr>
+          <w:sz w:val="24"/>
+          <w:szCs w:val="24"/>
+        </w:rPr>
+      </w:pPr>
+    </w:p>
+    <w:p>
+      <w:pPr>
+        <w:spacing w:line="360" w:lineRule="auto"/>
+        <w:jc w:val="both"/>
+        <w:rPr>
+          <w:sz w:val="24"/>
+          <w:szCs w:val="24"/>
+        </w:rPr>
+      </w:pPr>
+      <w:r>
+        <w:rPr>
+          <w:sz w:val="24"/>
+          <w:szCs w:val="24"/>
+        </w:rPr>
+        <w:t>However, this research is also limited Saudi Arabian context and not validates against Sri Lankan context. Moreover, usage of Explainable AI techniques and analysis of temporal patterns are highly under explored, leaving gap in combining spatiotemporal analysis along with Explainable AI for accident hotspot prediction and severity classification (</w:t>
+      </w:r>
+      <w:r>
+        <w:rPr>
+          <w:sz w:val="24"/>
+          <w:szCs w:val="24"/>
+        </w:rPr>
+        <w:t>Islam et al., 2022).</w:t>
+      </w:r>
+    </w:p>
+    <w:p>
+      <w:pPr>
+        <w:spacing w:line="360" w:lineRule="auto"/>
+        <w:jc w:val="both"/>
+        <w:rPr>
+          <w:sz w:val="24"/>
+          <w:szCs w:val="24"/>
+        </w:rPr>
+      </w:pPr>
     </w:p>
     <w:p>
       <w:pPr>
@@ -8961,19 +9398,21 @@
         <w:spacing w:line="360" w:lineRule="auto"/>
         <w:jc w:val="both"/>
         <w:rPr>
-          <w:b/>
-          <w:bCs/>
-          <w:color w:val="000000" w:themeColor="text1"/>
-        </w:rPr>
-      </w:pPr>
-      <w:bookmarkStart w:id="37" w:name="_Toc236227257"/>
-      <w:r>
-        <w:rPr>
           <w:rFonts w:ascii="Times New Roman" w:hAnsi="Times New Roman" w:cs="Times New Roman"/>
           <w:b/>
           <w:bCs/>
           <w:color w:val="000000" w:themeColor="text1"/>
         </w:rPr>
+      </w:pPr>
+      <w:bookmarkStart w:id="38" w:name="_Toc227497995"/>
+      <w:bookmarkStart w:id="39" w:name="_Toc236915937"/>
+      <w:r>
+        <w:rPr>
+          <w:rFonts w:ascii="Times New Roman" w:hAnsi="Times New Roman" w:cs="Times New Roman"/>
+          <w:b/>
+          <w:bCs/>
+          <w:color w:val="000000" w:themeColor="text1"/>
+        </w:rPr>
         <w:t>2.</w:t>
       </w:r>
       <w:r>
@@ -9001,6 +9440,308 @@
           <w:bCs/>
           <w:color w:val="000000" w:themeColor="text1"/>
         </w:rPr>
+        <w:t>3</w:t>
+      </w:r>
+      <w:r>
+        <w:rPr>
+          <w:rFonts w:ascii="Times New Roman" w:hAnsi="Times New Roman" w:cs="Times New Roman"/>
+          <w:b/>
+          <w:bCs/>
+          <w:color w:val="000000" w:themeColor="text1"/>
+        </w:rPr>
+        <w:t xml:space="preserve"> Machine learning approach for classifying road accident hotspots</w:t>
+      </w:r>
+      <w:bookmarkEnd w:id="38"/>
+      <w:bookmarkEnd w:id="39"/>
+      <w:r>
+        <w:rPr>
+          <w:rFonts w:ascii="Times New Roman" w:hAnsi="Times New Roman" w:cs="Times New Roman"/>
+          <w:b/>
+          <w:bCs/>
+          <w:color w:val="000000" w:themeColor="text1"/>
+        </w:rPr>
+        <w:t xml:space="preserve"> </w:t>
+      </w:r>
+    </w:p>
+    <w:p>
+      <w:pPr>
+        <w:spacing w:line="360" w:lineRule="auto"/>
+        <w:jc w:val="both"/>
+        <w:rPr>
+          <w:color w:val="000000" w:themeColor="text1"/>
+          <w:sz w:val="24"/>
+          <w:szCs w:val="24"/>
+        </w:rPr>
+      </w:pPr>
+      <w:r>
+        <w:rPr>
+          <w:color w:val="000000" w:themeColor="text1"/>
+          <w:sz w:val="24"/>
+          <w:szCs w:val="24"/>
+        </w:rPr>
+        <w:t>de et al.</w:t>
+      </w:r>
+      <w:r>
+        <w:rPr>
+          <w:color w:val="000000" w:themeColor="text1"/>
+          <w:sz w:val="24"/>
+          <w:szCs w:val="24"/>
+        </w:rPr>
+        <w:t xml:space="preserve"> (2023) have already conducted research for identifying road traffic accident locations using supervised machine learning approaches. Additionally, they have also used contextual variables such as weather data that may contribute to traffic accidents.</w:t>
+      </w:r>
+    </w:p>
+    <w:p>
+      <w:pPr>
+        <w:spacing w:line="360" w:lineRule="auto"/>
+        <w:jc w:val="both"/>
+        <w:rPr>
+          <w:color w:val="000000" w:themeColor="text1"/>
+          <w:sz w:val="24"/>
+          <w:szCs w:val="24"/>
+        </w:rPr>
+      </w:pPr>
+    </w:p>
+    <w:p>
+      <w:pPr>
+        <w:spacing w:line="360" w:lineRule="auto"/>
+        <w:jc w:val="both"/>
+        <w:rPr>
+          <w:sz w:val="24"/>
+          <w:szCs w:val="24"/>
+        </w:rPr>
+      </w:pPr>
+      <w:r>
+        <w:rPr>
+          <w:sz w:val="24"/>
+          <w:szCs w:val="24"/>
+        </w:rPr>
+        <w:t xml:space="preserve">When it comes to supervised machine learning approaches, </w:t>
+      </w:r>
+      <w:r>
+        <w:rPr>
+          <w:color w:val="000000" w:themeColor="text1"/>
+          <w:sz w:val="24"/>
+          <w:szCs w:val="24"/>
+        </w:rPr>
+        <w:t>de et al.</w:t>
+      </w:r>
+      <w:r>
+        <w:rPr>
+          <w:color w:val="000000" w:themeColor="text1"/>
+          <w:sz w:val="24"/>
+          <w:szCs w:val="24"/>
+        </w:rPr>
+        <w:t xml:space="preserve"> (2023) have used Support Vector Machine (SVM)</w:t>
+      </w:r>
+      <w:r>
+        <w:rPr>
+          <w:sz w:val="24"/>
+          <w:szCs w:val="24"/>
+        </w:rPr>
+        <w:t>, Random Forest</w:t>
+      </w:r>
+      <w:r>
+        <w:rPr>
+          <w:sz w:val="24"/>
+          <w:szCs w:val="24"/>
+        </w:rPr>
+        <w:t xml:space="preserve">, </w:t>
+      </w:r>
+      <w:r>
+        <w:rPr>
+          <w:sz w:val="24"/>
+          <w:szCs w:val="24"/>
+        </w:rPr>
+        <w:t>XGBoost</w:t>
+      </w:r>
+      <w:r>
+        <w:rPr>
+          <w:sz w:val="24"/>
+          <w:szCs w:val="24"/>
+        </w:rPr>
+        <w:t xml:space="preserve">, and </w:t>
+      </w:r>
+      <w:r>
+        <w:rPr>
+          <w:sz w:val="24"/>
+          <w:szCs w:val="24"/>
+        </w:rPr>
+        <w:t>Artificial Neural Networks (ANNs) and it is found that ANN performed best with a balanced dataset. Overall researcher highlights that supervised machine learning approaches are effective when it comes to identification of accident hotspots using a balance dataset.</w:t>
+      </w:r>
+    </w:p>
+    <w:p>
+      <w:pPr>
+        <w:spacing w:line="360" w:lineRule="auto"/>
+        <w:jc w:val="both"/>
+        <w:rPr>
+          <w:sz w:val="24"/>
+          <w:szCs w:val="24"/>
+        </w:rPr>
+      </w:pPr>
+    </w:p>
+    <w:p>
+      <w:pPr>
+        <w:spacing w:line="360" w:lineRule="auto"/>
+        <w:jc w:val="both"/>
+        <w:rPr>
+          <w:sz w:val="24"/>
+          <w:szCs w:val="24"/>
+        </w:rPr>
+      </w:pPr>
+      <w:r>
+        <w:rPr>
+          <w:sz w:val="24"/>
+          <w:szCs w:val="24"/>
+        </w:rPr>
+        <w:t>Another strength of this research is the incorporation of external variables such as weather data. Accordingly, it is found that incorporating such variables can improve model’s prediction performance and this proves that same concept can be applied when it comes to Sri Lankan context as such approaches remain underexplored.</w:t>
+      </w:r>
+    </w:p>
+    <w:p>
+      <w:pPr>
+        <w:spacing w:line="360" w:lineRule="auto"/>
+        <w:jc w:val="both"/>
+        <w:rPr>
+          <w:sz w:val="24"/>
+          <w:szCs w:val="24"/>
+        </w:rPr>
+      </w:pPr>
+    </w:p>
+    <w:p>
+      <w:pPr>
+        <w:spacing w:line="360" w:lineRule="auto"/>
+        <w:jc w:val="both"/>
+        <w:rPr>
+          <w:sz w:val="24"/>
+          <w:szCs w:val="24"/>
+        </w:rPr>
+      </w:pPr>
+      <w:r>
+        <w:rPr>
+          <w:sz w:val="24"/>
+          <w:szCs w:val="24"/>
+        </w:rPr>
+        <w:t xml:space="preserve">Additionally, this study was also given limited focus when it comes to integrating Explainable AI techniques and implementation of frameworks like this are underexplored in Sri Lankan context where </w:t>
+      </w:r>
+      <w:r>
+        <w:rPr>
+          <w:sz w:val="24"/>
+          <w:szCs w:val="24"/>
+        </w:rPr>
+        <w:t>weather patterns and peak hours significantly differ from those countries</w:t>
+      </w:r>
+      <w:r>
+        <w:rPr>
+          <w:sz w:val="24"/>
+          <w:szCs w:val="24"/>
+        </w:rPr>
+        <w:t xml:space="preserve">, leaving a gap in adapting such technologies in Sri Lankan context </w:t>
+      </w:r>
+      <w:r>
+        <w:rPr>
+          <w:color w:val="000000" w:themeColor="text1"/>
+          <w:sz w:val="24"/>
+          <w:szCs w:val="24"/>
+        </w:rPr>
+        <w:t>(de et al., 2023)</w:t>
+      </w:r>
+      <w:r>
+        <w:rPr>
+          <w:sz w:val="24"/>
+          <w:szCs w:val="24"/>
+        </w:rPr>
+        <w:t>.</w:t>
+      </w:r>
+    </w:p>
+    <w:p>
+      <w:pPr>
+        <w:spacing w:line="360" w:lineRule="auto"/>
+        <w:jc w:val="both"/>
+      </w:pPr>
+    </w:p>
+    <w:p>
+      <w:pPr>
+        <w:spacing w:line="360" w:lineRule="auto"/>
+        <w:jc w:val="both"/>
+      </w:pPr>
+    </w:p>
+    <w:p>
+      <w:pPr>
+        <w:spacing w:line="360" w:lineRule="auto"/>
+        <w:jc w:val="both"/>
+      </w:pPr>
+    </w:p>
+    <w:p>
+      <w:pPr>
+        <w:spacing w:line="360" w:lineRule="auto"/>
+        <w:jc w:val="both"/>
+      </w:pPr>
+    </w:p>
+    <w:p>
+      <w:pPr>
+        <w:spacing w:line="360" w:lineRule="auto"/>
+        <w:jc w:val="both"/>
+      </w:pPr>
+    </w:p>
+    <w:p>
+      <w:pPr>
+        <w:spacing w:line="360" w:lineRule="auto"/>
+        <w:jc w:val="both"/>
+      </w:pPr>
+    </w:p>
+    <w:p>
+      <w:pPr>
+        <w:spacing w:line="360" w:lineRule="auto"/>
+        <w:jc w:val="both"/>
+      </w:pPr>
+    </w:p>
+    <w:p>
+      <w:pPr>
+        <w:spacing w:line="360" w:lineRule="auto"/>
+        <w:jc w:val="both"/>
+      </w:pPr>
+    </w:p>
+    <w:p>
+      <w:pPr>
+        <w:spacing w:line="360" w:lineRule="auto"/>
+        <w:jc w:val="both"/>
+      </w:pPr>
+    </w:p>
+    <w:p>
+      <w:pPr>
+        <w:spacing w:line="360" w:lineRule="auto"/>
+        <w:jc w:val="both"/>
+      </w:pPr>
+    </w:p>
+    <w:p>
+      <w:pPr>
+        <w:pStyle w:val="Heading3"/>
+        <w:spacing w:line="360" w:lineRule="auto"/>
+        <w:jc w:val="both"/>
+        <w:rPr>
+          <w:rFonts w:ascii="Times New Roman" w:hAnsi="Times New Roman" w:cs="Times New Roman"/>
+          <w:b/>
+          <w:bCs/>
+          <w:color w:val="000000" w:themeColor="text1"/>
+        </w:rPr>
+      </w:pPr>
+      <w:bookmarkStart w:id="40" w:name="_Toc227497996"/>
+      <w:bookmarkStart w:id="41" w:name="_Toc236915938"/>
+      <w:r>
+        <w:rPr>
+          <w:rFonts w:ascii="Times New Roman" w:hAnsi="Times New Roman" w:cs="Times New Roman"/>
+          <w:b/>
+          <w:bCs/>
+          <w:color w:val="000000" w:themeColor="text1"/>
+        </w:rPr>
+        <w:t>2.</w:t>
+      </w:r>
+      <w:r>
+        <w:rPr>
+          <w:rFonts w:ascii="Times New Roman" w:hAnsi="Times New Roman" w:cs="Times New Roman"/>
+          <w:b/>
+          <w:bCs/>
+          <w:color w:val="000000" w:themeColor="text1"/>
+        </w:rPr>
         <w:t>2</w:t>
       </w:r>
       <w:r>
@@ -9010,786 +9751,236 @@
           <w:bCs/>
           <w:color w:val="000000" w:themeColor="text1"/>
         </w:rPr>
+        <w:t>.</w:t>
+      </w:r>
+      <w:r>
+        <w:rPr>
+          <w:rFonts w:ascii="Times New Roman" w:hAnsi="Times New Roman" w:cs="Times New Roman"/>
+          <w:b/>
+          <w:bCs/>
+          <w:color w:val="000000" w:themeColor="text1"/>
+        </w:rPr>
+        <w:t>4</w:t>
+      </w:r>
+      <w:r>
+        <w:rPr>
+          <w:rFonts w:ascii="Times New Roman" w:hAnsi="Times New Roman" w:cs="Times New Roman"/>
+          <w:b/>
+          <w:bCs/>
+          <w:color w:val="000000" w:themeColor="text1"/>
+        </w:rPr>
+        <w:t xml:space="preserve"> Sri Lankan Accident Hotspot and Severity Prediction Model</w:t>
+      </w:r>
+      <w:bookmarkEnd w:id="40"/>
+      <w:bookmarkEnd w:id="41"/>
+      <w:r>
+        <w:rPr>
+          <w:rFonts w:ascii="Times New Roman" w:hAnsi="Times New Roman" w:cs="Times New Roman"/>
+          <w:b/>
+          <w:bCs/>
+          <w:color w:val="000000" w:themeColor="text1"/>
+        </w:rPr>
         <w:t xml:space="preserve"> </w:t>
       </w:r>
-      <w:r>
+    </w:p>
+    <w:p>
+      <w:pPr>
+        <w:spacing w:line="360" w:lineRule="auto"/>
+        <w:jc w:val="both"/>
+        <w:rPr>
+          <w:color w:val="000000" w:themeColor="text1"/>
+          <w:sz w:val="24"/>
+          <w:szCs w:val="24"/>
+        </w:rPr>
+      </w:pPr>
+      <w:r>
+        <w:rPr>
+          <w:sz w:val="24"/>
+          <w:szCs w:val="24"/>
+        </w:rPr>
+        <w:t xml:space="preserve">As mentioned earlier only a limited number of studies have been conducted on traffic accident hotspot prediction. One of such studies are a study done by </w:t>
+      </w:r>
+      <w:r>
+        <w:rPr>
+          <w:color w:val="000000" w:themeColor="text1"/>
+          <w:sz w:val="24"/>
+          <w:szCs w:val="24"/>
+        </w:rPr>
+        <w:t>J.M.C.T. Jayamanna &amp; P. Kalansooriya (2024), where they developed a machine learning based mobile application for accident hotspot prediction and severity classification using supervise machine learning approaches.</w:t>
+      </w:r>
+    </w:p>
+    <w:p>
+      <w:pPr>
+        <w:spacing w:line="360" w:lineRule="auto"/>
+        <w:jc w:val="both"/>
+        <w:rPr>
+          <w:color w:val="000000" w:themeColor="text1"/>
+          <w:sz w:val="24"/>
+          <w:szCs w:val="24"/>
+        </w:rPr>
+      </w:pPr>
+    </w:p>
+    <w:p>
+      <w:pPr>
+        <w:spacing w:line="360" w:lineRule="auto"/>
+        <w:jc w:val="both"/>
+        <w:rPr>
+          <w:color w:val="000000" w:themeColor="text1"/>
+          <w:sz w:val="24"/>
+          <w:szCs w:val="24"/>
+        </w:rPr>
+      </w:pPr>
+      <w:r>
+        <w:rPr>
+          <w:color w:val="000000" w:themeColor="text1"/>
+          <w:sz w:val="24"/>
+          <w:szCs w:val="24"/>
+        </w:rPr>
+        <w:t xml:space="preserve">Accordingly, regression supervised machine learning approaches such as  </w:t>
+      </w:r>
+      <w:r>
+        <w:rPr>
+          <w:color w:val="000000" w:themeColor="text1"/>
+          <w:sz w:val="24"/>
+          <w:szCs w:val="24"/>
+        </w:rPr>
+        <w:t>Random Forest Regression, Support Vector Regression (SVR), Gradient Boosting Regression, Decision Tree Regression, and XGBoost Regression were used and evaluated. Among them based on metrices such as Mean Squared Error (MSE) and Mean Absolute Error (MAE), XGBoost Regression was identified as the model with the best performance and chosen as the candidate model for accident hotspot prediction.</w:t>
+      </w:r>
+    </w:p>
+    <w:p>
+      <w:pPr>
+        <w:spacing w:line="360" w:lineRule="auto"/>
+        <w:jc w:val="both"/>
+        <w:rPr>
+          <w:color w:val="000000" w:themeColor="text1"/>
+          <w:sz w:val="24"/>
+          <w:szCs w:val="24"/>
+        </w:rPr>
+      </w:pPr>
+    </w:p>
+    <w:p>
+      <w:pPr>
+        <w:spacing w:line="360" w:lineRule="auto"/>
+        <w:jc w:val="both"/>
+        <w:rPr>
+          <w:color w:val="000000" w:themeColor="text1"/>
+          <w:sz w:val="24"/>
+          <w:szCs w:val="24"/>
+        </w:rPr>
+      </w:pPr>
+      <w:r>
+        <w:rPr>
+          <w:color w:val="000000" w:themeColor="text1"/>
+          <w:sz w:val="24"/>
+          <w:szCs w:val="24"/>
+        </w:rPr>
+        <w:t xml:space="preserve">When it comes to severity classification, approaches such as </w:t>
+      </w:r>
+      <w:r>
+        <w:rPr>
+          <w:sz w:val="24"/>
+          <w:szCs w:val="24"/>
+        </w:rPr>
+        <w:t xml:space="preserve">Random Forest, XGBoost, and Multi-Layer Perceptron (MLP) classifiers have been used and evaluated using metrices such as accuracy, precision, recall and F1-score. </w:t>
+      </w:r>
+      <w:r>
+        <w:rPr>
+          <w:sz w:val="24"/>
+          <w:szCs w:val="24"/>
+        </w:rPr>
+        <w:t>Accordingly, it is found that Random Forest classifier perform best when it comes to accident severity prediction with an accuracy of 68%.</w:t>
+      </w:r>
+    </w:p>
+    <w:p>
+      <w:pPr>
+        <w:spacing w:line="360" w:lineRule="auto"/>
+        <w:jc w:val="both"/>
+        <w:rPr>
+          <w:color w:val="000000" w:themeColor="text1"/>
+          <w:sz w:val="24"/>
+          <w:szCs w:val="24"/>
+        </w:rPr>
+      </w:pPr>
+    </w:p>
+    <w:p>
+      <w:pPr>
+        <w:spacing w:line="360" w:lineRule="auto"/>
+        <w:jc w:val="both"/>
+        <w:rPr>
+          <w:color w:val="000000" w:themeColor="text1"/>
+          <w:sz w:val="24"/>
+          <w:szCs w:val="24"/>
+        </w:rPr>
+      </w:pPr>
+      <w:r>
+        <w:rPr>
+          <w:color w:val="000000" w:themeColor="text1"/>
+          <w:sz w:val="24"/>
+          <w:szCs w:val="24"/>
+        </w:rPr>
+        <w:t>However, this research was highly limited to a single source historical dataset which was obtained from Mount Lavinia police station. Additionally, this study has given a limited focus when it comes to integrating contextual data sources such as weather</w:t>
+      </w:r>
+      <w:r>
+        <w:rPr>
+          <w:color w:val="000000" w:themeColor="text1"/>
+          <w:sz w:val="24"/>
+          <w:szCs w:val="24"/>
+        </w:rPr>
+        <w:t xml:space="preserve"> data which can improve model’s prediction performance. Furthermore, Explainable AI techniques and spatiotemporal analysis of accident data were severely underexplored, leaving a gap in developing multi source framework with Explainable AI technologies such as SHAP and spatiotemporal analysis for accident hotspot prediction and severity classification in Sri Lanka </w:t>
+      </w:r>
+      <w:r>
+        <w:rPr>
+          <w:color w:val="000000" w:themeColor="text1"/>
+          <w:sz w:val="24"/>
+          <w:szCs w:val="24"/>
+        </w:rPr>
+        <w:t>(J.M.C.T. Jayamanna &amp; P. Kalansooriya, 2024)</w:t>
+      </w:r>
+      <w:r>
+        <w:rPr>
+          <w:color w:val="000000" w:themeColor="text1"/>
+          <w:sz w:val="24"/>
+          <w:szCs w:val="24"/>
+        </w:rPr>
+        <w:t>.</w:t>
+      </w:r>
+    </w:p>
+    <w:p>
+      <w:pPr>
+        <w:spacing w:line="360" w:lineRule="auto"/>
+        <w:jc w:val="both"/>
+        <w:rPr>
+          <w:color w:val="000000" w:themeColor="text1"/>
+          <w:sz w:val="24"/>
+          <w:szCs w:val="24"/>
+        </w:rPr>
+      </w:pPr>
+    </w:p>
+    <w:p>
+      <w:pPr>
+        <w:spacing w:line="360" w:lineRule="auto"/>
+        <w:jc w:val="both"/>
+        <w:rPr>
+          <w:color w:val="000000" w:themeColor="text1"/>
+          <w:sz w:val="24"/>
+          <w:szCs w:val="24"/>
+        </w:rPr>
+      </w:pPr>
+    </w:p>
+    <w:p>
+      <w:pPr>
+        <w:pStyle w:val="Heading3"/>
+        <w:spacing w:line="360" w:lineRule="auto"/>
+        <w:jc w:val="both"/>
         <w:rPr>
           <w:rFonts w:ascii="Times New Roman" w:hAnsi="Times New Roman" w:cs="Times New Roman"/>
           <w:b/>
           <w:bCs/>
           <w:color w:val="000000" w:themeColor="text1"/>
         </w:rPr>
-        <w:t>Crash Severity Prediction and Hotspot Identification using Machine Learning and Spatial Analysis (Islam et al., 2022)</w:t>
-      </w:r>
-      <w:bookmarkEnd w:id="37"/>
-    </w:p>
-    <w:p>
-      <w:pPr>
-        <w:spacing w:line="360" w:lineRule="auto"/>
-        <w:jc w:val="both"/>
-        <w:rPr>
-          <w:color w:val="000000" w:themeColor="text1"/>
-          <w:sz w:val="24"/>
-          <w:szCs w:val="24"/>
-        </w:rPr>
-      </w:pPr>
-      <w:r>
-        <w:rPr>
-          <w:sz w:val="24"/>
-          <w:szCs w:val="24"/>
-        </w:rPr>
-        <w:t>Islam et al.</w:t>
-      </w:r>
-      <w:r>
-        <w:rPr>
-          <w:color w:val="000000" w:themeColor="text1"/>
-          <w:sz w:val="24"/>
-          <w:szCs w:val="24"/>
-        </w:rPr>
-        <w:t xml:space="preserve"> (2022) have also explored on traffic accident hotspot and severity prediction using supervised machine learning approaches. Accordingly, this research was based on Al-Ahsa region of Saudi Arabia. Also, in addition to machine learning approached, researchers have also incorporated Geographic Information System (GIS) based spatial analysis.</w:t>
-      </w:r>
-    </w:p>
-    <w:p>
-      <w:pPr>
-        <w:spacing w:line="360" w:lineRule="auto"/>
-        <w:jc w:val="both"/>
-        <w:rPr>
-          <w:color w:val="000000" w:themeColor="text1"/>
-          <w:sz w:val="24"/>
-          <w:szCs w:val="24"/>
-        </w:rPr>
-      </w:pPr>
-    </w:p>
-    <w:p>
-      <w:pPr>
-        <w:spacing w:line="360" w:lineRule="auto"/>
-        <w:jc w:val="both"/>
-        <w:rPr>
-          <w:color w:val="000000" w:themeColor="text1"/>
-          <w:sz w:val="24"/>
-          <w:szCs w:val="24"/>
-        </w:rPr>
-      </w:pPr>
-      <w:r>
-        <w:rPr>
-          <w:color w:val="000000" w:themeColor="text1"/>
-          <w:sz w:val="24"/>
-          <w:szCs w:val="24"/>
-        </w:rPr>
-        <w:t xml:space="preserve">Researchers have trained and evaluated 3 supervised machine learning approaches for severity prediction, namely Random Forest, XGBoost, and Logistic Regression. Among them, it is found that Random Forest performed best in their context, achieving 94% accuracy. This study again demonstrates efficiency of supervised machine learning approaches for hotspot and severity prediction. Furthermore, in addition to severity prediction, this study has incorporated Geographic Information System (GIS) based spatial analysis techniques such as </w:t>
-      </w:r>
-      <w:r>
-        <w:rPr>
-          <w:color w:val="000000" w:themeColor="text1"/>
-          <w:sz w:val="24"/>
-          <w:szCs w:val="24"/>
-        </w:rPr>
-        <w:t>Global Moran’s I</w:t>
-      </w:r>
-      <w:r>
-        <w:rPr>
-          <w:color w:val="000000" w:themeColor="text1"/>
-          <w:sz w:val="24"/>
-          <w:szCs w:val="24"/>
-        </w:rPr>
-        <w:t xml:space="preserve"> and </w:t>
-      </w:r>
-      <w:r>
-        <w:rPr>
-          <w:color w:val="000000" w:themeColor="text1"/>
-          <w:sz w:val="24"/>
-          <w:szCs w:val="24"/>
-        </w:rPr>
-        <w:t xml:space="preserve">Getis-Ord </w:t>
-      </w:r>
-      <w:r>
-        <w:rPr>
-          <w:rFonts w:ascii="Cambria Math" w:hAnsi="Cambria Math" w:cs="Cambria Math"/>
-          <w:color w:val="000000" w:themeColor="text1"/>
-          <w:sz w:val="24"/>
-          <w:szCs w:val="24"/>
-        </w:rPr>
-        <w:t>𝐺∗𝑖</w:t>
-      </w:r>
-      <w:r>
-        <w:rPr>
-          <w:rFonts w:ascii="Cambria Math" w:hAnsi="Cambria Math" w:cs="Cambria Math"/>
-          <w:color w:val="000000" w:themeColor="text1"/>
-          <w:sz w:val="24"/>
-          <w:szCs w:val="24"/>
-        </w:rPr>
-        <w:t xml:space="preserve"> </w:t>
-      </w:r>
-      <w:r>
-        <w:rPr>
-          <w:color w:val="000000" w:themeColor="text1"/>
-          <w:sz w:val="24"/>
-          <w:szCs w:val="24"/>
-        </w:rPr>
-        <w:t>for hotspot identification. Accordingly, results of such analysis highlights that the occurrence of road traffic accidents are based on specific locations with higher risk.</w:t>
-      </w:r>
-    </w:p>
-    <w:p>
-      <w:pPr>
-        <w:spacing w:line="360" w:lineRule="auto"/>
-        <w:jc w:val="both"/>
-        <w:rPr>
-          <w:sz w:val="24"/>
-          <w:szCs w:val="24"/>
-        </w:rPr>
-      </w:pPr>
-    </w:p>
-    <w:p>
-      <w:pPr>
-        <w:spacing w:line="360" w:lineRule="auto"/>
-        <w:jc w:val="both"/>
-        <w:rPr>
-          <w:sz w:val="24"/>
-          <w:szCs w:val="24"/>
-        </w:rPr>
-      </w:pPr>
-      <w:r>
-        <w:rPr>
-          <w:sz w:val="24"/>
-          <w:szCs w:val="24"/>
-        </w:rPr>
-        <w:t>Accordingly, this research shows the importance of combining machine learning models with spatial techniques for severity prediction and hotspot identification and how such framework can benefit transportation authorities in decision making and redcuing road traffic accidents.</w:t>
-      </w:r>
-    </w:p>
-    <w:p>
-      <w:pPr>
-        <w:spacing w:line="360" w:lineRule="auto"/>
-        <w:jc w:val="both"/>
-        <w:rPr>
-          <w:sz w:val="24"/>
-          <w:szCs w:val="24"/>
-        </w:rPr>
-      </w:pPr>
-    </w:p>
-    <w:p>
-      <w:pPr>
-        <w:spacing w:line="360" w:lineRule="auto"/>
-        <w:jc w:val="both"/>
-        <w:rPr>
-          <w:sz w:val="24"/>
-          <w:szCs w:val="24"/>
-        </w:rPr>
-      </w:pPr>
-      <w:r>
-        <w:rPr>
-          <w:sz w:val="24"/>
-          <w:szCs w:val="24"/>
-        </w:rPr>
-        <w:t>However, this research is also limited Saudi Arabian context and not validates against Sri Lankan context. Moreover, usage of Explainable AI techniques and analysis of temporal patterns are highly under explored, leaving gap in combining spatiotemporal analysis along with Explainable AI for accident hotspot prediction and severity classification (</w:t>
-      </w:r>
-      <w:r>
-        <w:rPr>
-          <w:sz w:val="24"/>
-          <w:szCs w:val="24"/>
-        </w:rPr>
-        <w:t>Islam et al., 2022).</w:t>
-      </w:r>
-    </w:p>
-    <w:p>
-      <w:pPr>
-        <w:spacing w:line="360" w:lineRule="auto"/>
-        <w:jc w:val="both"/>
-        <w:rPr>
-          <w:sz w:val="24"/>
-          <w:szCs w:val="24"/>
-        </w:rPr>
-      </w:pPr>
-    </w:p>
-    <w:p>
-      <w:pPr>
-        <w:spacing w:line="360" w:lineRule="auto"/>
-        <w:jc w:val="both"/>
-        <w:rPr>
-          <w:sz w:val="24"/>
-          <w:szCs w:val="24"/>
-        </w:rPr>
-      </w:pPr>
-    </w:p>
-    <w:p>
-      <w:pPr>
-        <w:spacing w:line="360" w:lineRule="auto"/>
-        <w:jc w:val="both"/>
-        <w:rPr>
-          <w:sz w:val="24"/>
-          <w:szCs w:val="24"/>
-        </w:rPr>
-      </w:pPr>
-    </w:p>
-    <w:p>
-      <w:pPr>
-        <w:pStyle w:val="Heading3"/>
-        <w:spacing w:line="360" w:lineRule="auto"/>
-        <w:jc w:val="both"/>
-        <w:rPr>
-          <w:rFonts w:ascii="Times New Roman" w:hAnsi="Times New Roman" w:cs="Times New Roman"/>
-          <w:b/>
-          <w:bCs/>
-          <w:color w:val="000000" w:themeColor="text1"/>
-        </w:rPr>
-      </w:pPr>
-      <w:bookmarkStart w:id="38" w:name="_Toc227497995"/>
-      <w:bookmarkStart w:id="39" w:name="_Toc236227258"/>
-      <w:r>
-        <w:rPr>
-          <w:rFonts w:ascii="Times New Roman" w:hAnsi="Times New Roman" w:cs="Times New Roman"/>
-          <w:b/>
-          <w:bCs/>
-          <w:color w:val="000000" w:themeColor="text1"/>
-        </w:rPr>
-        <w:t>2.</w:t>
-      </w:r>
-      <w:r>
-        <w:rPr>
-          <w:rFonts w:ascii="Times New Roman" w:hAnsi="Times New Roman" w:cs="Times New Roman"/>
-          <w:b/>
-          <w:bCs/>
-          <w:color w:val="000000" w:themeColor="text1"/>
-        </w:rPr>
-        <w:t>2</w:t>
-      </w:r>
-      <w:r>
-        <w:rPr>
-          <w:rFonts w:ascii="Times New Roman" w:hAnsi="Times New Roman" w:cs="Times New Roman"/>
-          <w:b/>
-          <w:bCs/>
-          <w:color w:val="000000" w:themeColor="text1"/>
-        </w:rPr>
-        <w:t>.</w:t>
-      </w:r>
-      <w:r>
-        <w:rPr>
-          <w:rFonts w:ascii="Times New Roman" w:hAnsi="Times New Roman" w:cs="Times New Roman"/>
-          <w:b/>
-          <w:bCs/>
-          <w:color w:val="000000" w:themeColor="text1"/>
-        </w:rPr>
-        <w:t>3</w:t>
-      </w:r>
-      <w:r>
-        <w:rPr>
-          <w:rFonts w:ascii="Times New Roman" w:hAnsi="Times New Roman" w:cs="Times New Roman"/>
-          <w:b/>
-          <w:bCs/>
-          <w:color w:val="000000" w:themeColor="text1"/>
-        </w:rPr>
-        <w:t xml:space="preserve"> Machine learning approach for classifying road accident hotspots</w:t>
-      </w:r>
-      <w:bookmarkEnd w:id="38"/>
-      <w:r>
-        <w:rPr>
-          <w:rFonts w:ascii="Times New Roman" w:hAnsi="Times New Roman" w:cs="Times New Roman"/>
-          <w:b/>
-          <w:bCs/>
-          <w:color w:val="000000" w:themeColor="text1"/>
-        </w:rPr>
-        <w:t xml:space="preserve"> (de et al., 2023)</w:t>
-      </w:r>
-      <w:bookmarkEnd w:id="39"/>
-      <w:r>
-        <w:rPr>
-          <w:rFonts w:ascii="Times New Roman" w:hAnsi="Times New Roman" w:cs="Times New Roman"/>
-          <w:b/>
-          <w:bCs/>
-          <w:color w:val="000000" w:themeColor="text1"/>
-        </w:rPr>
-        <w:t xml:space="preserve"> </w:t>
-      </w:r>
-    </w:p>
-    <w:p>
-      <w:pPr>
-        <w:spacing w:line="360" w:lineRule="auto"/>
-        <w:jc w:val="both"/>
-        <w:rPr>
-          <w:color w:val="000000" w:themeColor="text1"/>
-          <w:sz w:val="24"/>
-          <w:szCs w:val="24"/>
-        </w:rPr>
-      </w:pPr>
-      <w:r>
-        <w:rPr>
-          <w:color w:val="000000" w:themeColor="text1"/>
-          <w:sz w:val="24"/>
-          <w:szCs w:val="24"/>
-        </w:rPr>
-        <w:t>de et al.</w:t>
-      </w:r>
-      <w:r>
-        <w:rPr>
-          <w:color w:val="000000" w:themeColor="text1"/>
-          <w:sz w:val="24"/>
-          <w:szCs w:val="24"/>
-        </w:rPr>
-        <w:t xml:space="preserve"> (2023) have already conducted research for identifying road traffic accident locations using supervised machine learning approaches. Additionally, they have also used contextual variables such as weather data that may contribute to traffic accidents.</w:t>
-      </w:r>
-    </w:p>
-    <w:p>
-      <w:pPr>
-        <w:spacing w:line="360" w:lineRule="auto"/>
-        <w:jc w:val="both"/>
-        <w:rPr>
-          <w:color w:val="000000" w:themeColor="text1"/>
-          <w:sz w:val="24"/>
-          <w:szCs w:val="24"/>
-        </w:rPr>
-      </w:pPr>
-    </w:p>
-    <w:p>
-      <w:pPr>
-        <w:spacing w:line="360" w:lineRule="auto"/>
-        <w:jc w:val="both"/>
-        <w:rPr>
-          <w:sz w:val="24"/>
-          <w:szCs w:val="24"/>
-        </w:rPr>
-      </w:pPr>
-      <w:r>
-        <w:rPr>
-          <w:sz w:val="24"/>
-          <w:szCs w:val="24"/>
-        </w:rPr>
-        <w:t xml:space="preserve">When it comes to supervised machine learning approaches, </w:t>
-      </w:r>
-      <w:r>
-        <w:rPr>
-          <w:color w:val="000000" w:themeColor="text1"/>
-          <w:sz w:val="24"/>
-          <w:szCs w:val="24"/>
-        </w:rPr>
-        <w:t>de et al.</w:t>
-      </w:r>
-      <w:r>
-        <w:rPr>
-          <w:color w:val="000000" w:themeColor="text1"/>
-          <w:sz w:val="24"/>
-          <w:szCs w:val="24"/>
-        </w:rPr>
-        <w:t xml:space="preserve"> (2023) have used Support Vector Machine (SVM)</w:t>
-      </w:r>
-      <w:r>
-        <w:rPr>
-          <w:sz w:val="24"/>
-          <w:szCs w:val="24"/>
-        </w:rPr>
-        <w:t>, Random Forest</w:t>
-      </w:r>
-      <w:r>
-        <w:rPr>
-          <w:sz w:val="24"/>
-          <w:szCs w:val="24"/>
-        </w:rPr>
-        <w:t xml:space="preserve">, </w:t>
-      </w:r>
-      <w:r>
-        <w:rPr>
-          <w:sz w:val="24"/>
-          <w:szCs w:val="24"/>
-        </w:rPr>
-        <w:t>XGBoost</w:t>
-      </w:r>
-      <w:r>
-        <w:rPr>
-          <w:sz w:val="24"/>
-          <w:szCs w:val="24"/>
-        </w:rPr>
-        <w:t xml:space="preserve">, and </w:t>
-      </w:r>
-      <w:r>
-        <w:rPr>
-          <w:sz w:val="24"/>
-          <w:szCs w:val="24"/>
-        </w:rPr>
-        <w:t>Artificial Neural Networks (ANNs) and it is found that ANN performed best with a balanced dataset. Overall researcher highlights that supervised machine learning approaches are effective when it comes to identification of accident hotspots using a balance dataset.</w:t>
-      </w:r>
-    </w:p>
-    <w:p>
-      <w:pPr>
-        <w:spacing w:line="360" w:lineRule="auto"/>
-        <w:jc w:val="both"/>
-        <w:rPr>
-          <w:sz w:val="24"/>
-          <w:szCs w:val="24"/>
-        </w:rPr>
-      </w:pPr>
-    </w:p>
-    <w:p>
-      <w:pPr>
-        <w:spacing w:line="360" w:lineRule="auto"/>
-        <w:jc w:val="both"/>
-        <w:rPr>
-          <w:sz w:val="24"/>
-          <w:szCs w:val="24"/>
-        </w:rPr>
-      </w:pPr>
-      <w:r>
-        <w:rPr>
-          <w:sz w:val="24"/>
-          <w:szCs w:val="24"/>
-        </w:rPr>
-        <w:t>Another strength of this research is the incorporation of external variables such as weather data. Accordingly, it is found that incorporating such variables can improve model’s prediction performance and this proves that same concept can be applied when it comes to Sri Lankan context as such approaches remain underexplored.</w:t>
-      </w:r>
-    </w:p>
-    <w:p>
-      <w:pPr>
-        <w:spacing w:line="360" w:lineRule="auto"/>
-        <w:jc w:val="both"/>
-        <w:rPr>
-          <w:sz w:val="24"/>
-          <w:szCs w:val="24"/>
-        </w:rPr>
-      </w:pPr>
-    </w:p>
-    <w:p>
-      <w:pPr>
-        <w:spacing w:line="360" w:lineRule="auto"/>
-        <w:jc w:val="both"/>
-        <w:rPr>
-          <w:sz w:val="24"/>
-          <w:szCs w:val="24"/>
-        </w:rPr>
-      </w:pPr>
-      <w:r>
-        <w:rPr>
-          <w:sz w:val="24"/>
-          <w:szCs w:val="24"/>
-        </w:rPr>
-        <w:t xml:space="preserve">Additionally, this study was also given limited focus when it comes to integrating Explainable AI techniques and implementation of frameworks like this are underexplored in Sri Lankan context where </w:t>
-      </w:r>
-      <w:r>
-        <w:rPr>
-          <w:sz w:val="24"/>
-          <w:szCs w:val="24"/>
-        </w:rPr>
-        <w:t>weather patterns and peak hours significantly differ from those countries</w:t>
-      </w:r>
-      <w:r>
-        <w:rPr>
-          <w:sz w:val="24"/>
-          <w:szCs w:val="24"/>
-        </w:rPr>
-        <w:t xml:space="preserve">, leaving a gap in adapting such technologies in Sri Lankan context </w:t>
-      </w:r>
-      <w:r>
-        <w:rPr>
-          <w:color w:val="000000" w:themeColor="text1"/>
-          <w:sz w:val="24"/>
-          <w:szCs w:val="24"/>
-        </w:rPr>
-        <w:t>(de et al., 2023)</w:t>
-      </w:r>
-      <w:r>
-        <w:rPr>
-          <w:sz w:val="24"/>
-          <w:szCs w:val="24"/>
-        </w:rPr>
-        <w:t>.</w:t>
-      </w:r>
-    </w:p>
-    <w:p>
-      <w:pPr>
-        <w:spacing w:line="360" w:lineRule="auto"/>
-        <w:jc w:val="both"/>
-      </w:pPr>
-    </w:p>
-    <w:p>
-      <w:pPr>
-        <w:spacing w:line="360" w:lineRule="auto"/>
-        <w:jc w:val="both"/>
-      </w:pPr>
-    </w:p>
-    <w:p>
-      <w:pPr>
-        <w:spacing w:line="360" w:lineRule="auto"/>
-        <w:jc w:val="both"/>
-      </w:pPr>
-    </w:p>
-    <w:p>
-      <w:pPr>
-        <w:spacing w:line="360" w:lineRule="auto"/>
-        <w:jc w:val="both"/>
-      </w:pPr>
-    </w:p>
-    <w:p>
-      <w:pPr>
-        <w:spacing w:line="360" w:lineRule="auto"/>
-        <w:jc w:val="both"/>
-      </w:pPr>
-    </w:p>
-    <w:p>
-      <w:pPr>
-        <w:spacing w:line="360" w:lineRule="auto"/>
-        <w:jc w:val="both"/>
-      </w:pPr>
-    </w:p>
-    <w:p>
-      <w:pPr>
-        <w:spacing w:line="360" w:lineRule="auto"/>
-        <w:jc w:val="both"/>
-      </w:pPr>
-    </w:p>
-    <w:p>
-      <w:pPr>
-        <w:spacing w:line="360" w:lineRule="auto"/>
-        <w:jc w:val="both"/>
-      </w:pPr>
-    </w:p>
-    <w:p>
-      <w:pPr>
-        <w:spacing w:line="360" w:lineRule="auto"/>
-        <w:jc w:val="both"/>
-      </w:pPr>
-    </w:p>
-    <w:p>
-      <w:pPr>
-        <w:pStyle w:val="Heading3"/>
-        <w:spacing w:line="360" w:lineRule="auto"/>
-        <w:jc w:val="both"/>
-        <w:rPr>
-          <w:rFonts w:ascii="Times New Roman" w:hAnsi="Times New Roman" w:cs="Times New Roman"/>
-          <w:b/>
-          <w:bCs/>
-          <w:color w:val="000000" w:themeColor="text1"/>
-        </w:rPr>
-      </w:pPr>
-      <w:bookmarkStart w:id="40" w:name="_Toc227497996"/>
-      <w:bookmarkStart w:id="41" w:name="_Toc236227259"/>
-      <w:r>
-        <w:rPr>
-          <w:rFonts w:ascii="Times New Roman" w:hAnsi="Times New Roman" w:cs="Times New Roman"/>
-          <w:b/>
-          <w:bCs/>
-          <w:color w:val="000000" w:themeColor="text1"/>
-        </w:rPr>
-        <w:t>2.</w:t>
-      </w:r>
-      <w:r>
-        <w:rPr>
-          <w:rFonts w:ascii="Times New Roman" w:hAnsi="Times New Roman" w:cs="Times New Roman"/>
-          <w:b/>
-          <w:bCs/>
-          <w:color w:val="000000" w:themeColor="text1"/>
-        </w:rPr>
-        <w:t>2</w:t>
-      </w:r>
-      <w:r>
-        <w:rPr>
-          <w:rFonts w:ascii="Times New Roman" w:hAnsi="Times New Roman" w:cs="Times New Roman"/>
-          <w:b/>
-          <w:bCs/>
-          <w:color w:val="000000" w:themeColor="text1"/>
-        </w:rPr>
-        <w:t>.</w:t>
-      </w:r>
-      <w:r>
-        <w:rPr>
-          <w:rFonts w:ascii="Times New Roman" w:hAnsi="Times New Roman" w:cs="Times New Roman"/>
-          <w:b/>
-          <w:bCs/>
-          <w:color w:val="000000" w:themeColor="text1"/>
-        </w:rPr>
-        <w:t>4</w:t>
-      </w:r>
-      <w:r>
-        <w:rPr>
-          <w:rFonts w:ascii="Times New Roman" w:hAnsi="Times New Roman" w:cs="Times New Roman"/>
-          <w:b/>
-          <w:bCs/>
-          <w:color w:val="000000" w:themeColor="text1"/>
-        </w:rPr>
-        <w:t xml:space="preserve"> Sri Lankan Accident Hotspot and Severity Prediction Model</w:t>
-      </w:r>
-      <w:bookmarkEnd w:id="40"/>
-      <w:r>
-        <w:rPr>
-          <w:rFonts w:ascii="Times New Roman" w:hAnsi="Times New Roman" w:cs="Times New Roman"/>
-          <w:b/>
-          <w:bCs/>
-          <w:color w:val="000000" w:themeColor="text1"/>
-        </w:rPr>
-        <w:t xml:space="preserve"> (J.M.C.T. Jayamanna &amp; Kalansooriya, 2024)</w:t>
-      </w:r>
-      <w:bookmarkEnd w:id="41"/>
-    </w:p>
-    <w:p>
-      <w:pPr>
-        <w:spacing w:line="360" w:lineRule="auto"/>
-        <w:jc w:val="both"/>
-        <w:rPr>
-          <w:color w:val="000000" w:themeColor="text1"/>
-          <w:sz w:val="24"/>
-          <w:szCs w:val="24"/>
-        </w:rPr>
-      </w:pPr>
-      <w:r>
-        <w:rPr>
-          <w:sz w:val="24"/>
-          <w:szCs w:val="24"/>
-        </w:rPr>
-        <w:t xml:space="preserve">As mentioned earlier only a limited number of studies have been conducted on traffic accident hotspot prediction. One of such studies are a study done by </w:t>
-      </w:r>
-      <w:r>
-        <w:rPr>
-          <w:color w:val="000000" w:themeColor="text1"/>
-          <w:sz w:val="24"/>
-          <w:szCs w:val="24"/>
-        </w:rPr>
-        <w:t>J.M.C.T. Jayamanna &amp; P. Kalansooriya (2024), where they developed a machine learning based mobile application for accident hotspot prediction and severity classification using supervise machine learning approaches.</w:t>
-      </w:r>
-    </w:p>
-    <w:p>
-      <w:pPr>
-        <w:spacing w:line="360" w:lineRule="auto"/>
-        <w:jc w:val="both"/>
-        <w:rPr>
-          <w:color w:val="000000" w:themeColor="text1"/>
-          <w:sz w:val="24"/>
-          <w:szCs w:val="24"/>
-        </w:rPr>
-      </w:pPr>
-    </w:p>
-    <w:p>
-      <w:pPr>
-        <w:spacing w:line="360" w:lineRule="auto"/>
-        <w:jc w:val="both"/>
-        <w:rPr>
-          <w:color w:val="000000" w:themeColor="text1"/>
-          <w:sz w:val="24"/>
-          <w:szCs w:val="24"/>
-        </w:rPr>
-      </w:pPr>
-      <w:r>
-        <w:rPr>
-          <w:color w:val="000000" w:themeColor="text1"/>
-          <w:sz w:val="24"/>
-          <w:szCs w:val="24"/>
-        </w:rPr>
-        <w:t xml:space="preserve">Accordingly, regression supervised machine learning approaches such as  </w:t>
-      </w:r>
-      <w:r>
-        <w:rPr>
-          <w:color w:val="000000" w:themeColor="text1"/>
-          <w:sz w:val="24"/>
-          <w:szCs w:val="24"/>
-        </w:rPr>
-        <w:t>Random Forest Regression, Support Vector Regression (SVR), Gradient Boosting Regression, Decision Tree Regression, and XGBoost Regression were used and evaluated. Among them based on metrices such as Mean Squared Error (MSE) and Mean Absolute Error (MAE), XGBoost Regression was identified as the model with the best performance and chosen as the candidate model for accident hotspot prediction.</w:t>
-      </w:r>
-    </w:p>
-    <w:p>
-      <w:pPr>
-        <w:spacing w:line="360" w:lineRule="auto"/>
-        <w:jc w:val="both"/>
-        <w:rPr>
-          <w:color w:val="000000" w:themeColor="text1"/>
-          <w:sz w:val="24"/>
-          <w:szCs w:val="24"/>
-        </w:rPr>
-      </w:pPr>
-    </w:p>
-    <w:p>
-      <w:pPr>
-        <w:spacing w:line="360" w:lineRule="auto"/>
-        <w:jc w:val="both"/>
-        <w:rPr>
-          <w:color w:val="000000" w:themeColor="text1"/>
-          <w:sz w:val="24"/>
-          <w:szCs w:val="24"/>
-        </w:rPr>
-      </w:pPr>
-      <w:r>
-        <w:rPr>
-          <w:color w:val="000000" w:themeColor="text1"/>
-          <w:sz w:val="24"/>
-          <w:szCs w:val="24"/>
-        </w:rPr>
-        <w:t xml:space="preserve">When it comes to severity classification, approaches such as </w:t>
-      </w:r>
-      <w:r>
-        <w:rPr>
-          <w:sz w:val="24"/>
-          <w:szCs w:val="24"/>
-        </w:rPr>
-        <w:t xml:space="preserve">Random Forest, XGBoost, and Multi-Layer Perceptron (MLP) classifiers have been used and evaluated using metrices such as accuracy, precision, recall and F1-score. </w:t>
-      </w:r>
-      <w:r>
-        <w:rPr>
-          <w:sz w:val="24"/>
-          <w:szCs w:val="24"/>
-        </w:rPr>
-        <w:t>Accordingly, it is found that Random Forest classifier perform best when it comes to accident severity prediction with an accuracy of 68%.</w:t>
-      </w:r>
-    </w:p>
-    <w:p>
-      <w:pPr>
-        <w:spacing w:line="360" w:lineRule="auto"/>
-        <w:jc w:val="both"/>
-        <w:rPr>
-          <w:color w:val="000000" w:themeColor="text1"/>
-          <w:sz w:val="24"/>
-          <w:szCs w:val="24"/>
-        </w:rPr>
-      </w:pPr>
-    </w:p>
-    <w:p>
-      <w:pPr>
-        <w:spacing w:line="360" w:lineRule="auto"/>
-        <w:jc w:val="both"/>
-        <w:rPr>
-          <w:color w:val="000000" w:themeColor="text1"/>
-          <w:sz w:val="24"/>
-          <w:szCs w:val="24"/>
-        </w:rPr>
-      </w:pPr>
-      <w:r>
-        <w:rPr>
-          <w:color w:val="000000" w:themeColor="text1"/>
-          <w:sz w:val="24"/>
-          <w:szCs w:val="24"/>
-        </w:rPr>
-        <w:t>However, this research was highly limited to a single source historical dataset which was obtained from Mount Lavinia police station. Additionally, this study has given a limited focus when it comes to integrating contextual data sources such as weather</w:t>
-      </w:r>
-      <w:r>
-        <w:rPr>
-          <w:color w:val="000000" w:themeColor="text1"/>
-          <w:sz w:val="24"/>
-          <w:szCs w:val="24"/>
-        </w:rPr>
-        <w:t xml:space="preserve"> data which can improve model’s prediction performance. Furthermore, Explainable AI techniques and spatiotemporal analysis of accident data were severely underexplored, leaving a gap in developing multi source framework with Explainable AI technologies such as SHAP and spatiotemporal analysis for accident hotspot prediction and severity classification in Sri Lanka </w:t>
-      </w:r>
-      <w:r>
-        <w:rPr>
-          <w:color w:val="000000" w:themeColor="text1"/>
-          <w:sz w:val="24"/>
-          <w:szCs w:val="24"/>
-        </w:rPr>
-        <w:t>(J.M.C.T. Jayamanna &amp; P. Kalansooriya, 2024)</w:t>
-      </w:r>
-      <w:r>
-        <w:rPr>
-          <w:color w:val="000000" w:themeColor="text1"/>
-          <w:sz w:val="24"/>
-          <w:szCs w:val="24"/>
-        </w:rPr>
-        <w:t>.</w:t>
-      </w:r>
-    </w:p>
-    <w:p>
-      <w:pPr>
-        <w:pStyle w:val="Heading3"/>
-        <w:spacing w:line="360" w:lineRule="auto"/>
-        <w:jc w:val="both"/>
-        <w:rPr>
-          <w:rFonts w:ascii="Times New Roman" w:hAnsi="Times New Roman" w:cs="Times New Roman"/>
-          <w:b/>
-          <w:bCs/>
-          <w:color w:val="000000" w:themeColor="text1"/>
-        </w:rPr>
       </w:pPr>
       <w:bookmarkStart w:id="42" w:name="_Toc227497997"/>
-      <w:bookmarkStart w:id="43" w:name="_Toc236227260"/>
+      <w:bookmarkStart w:id="43" w:name="_Toc236915939"/>
       <w:r>
         <w:rPr>
           <w:rFonts w:ascii="Times New Roman" w:hAnsi="Times New Roman" w:cs="Times New Roman"/>
@@ -9837,6 +10028,7 @@
         <w:t xml:space="preserve"> Explainable AI traffic accident analysis and hotspot prediction</w:t>
       </w:r>
       <w:bookmarkEnd w:id="42"/>
+      <w:bookmarkEnd w:id="43"/>
       <w:r>
         <w:rPr>
           <w:rFonts w:ascii="Times New Roman" w:hAnsi="Times New Roman" w:cs="Times New Roman"/>
@@ -9846,16 +10038,6 @@
         </w:rPr>
         <w:t xml:space="preserve"> </w:t>
       </w:r>
-      <w:r>
-        <w:rPr>
-          <w:rFonts w:ascii="Times New Roman" w:hAnsi="Times New Roman" w:cs="Times New Roman"/>
-          <w:b/>
-          <w:bCs/>
-          <w:color w:val="000000" w:themeColor="text1"/>
-        </w:rPr>
-        <w:t>(Al Omari et al., 2025)</w:t>
-      </w:r>
-      <w:bookmarkEnd w:id="43"/>
     </w:p>
     <w:p>
       <w:pPr>
@@ -10068,7 +10250,7 @@
         </w:rPr>
       </w:pPr>
       <w:bookmarkStart w:id="44" w:name="_Toc227497998"/>
-      <w:bookmarkStart w:id="45" w:name="_Toc236227261"/>
+      <w:bookmarkStart w:id="45" w:name="_Toc236915940"/>
       <w:r>
         <w:rPr>
           <w:rFonts w:ascii="Times New Roman" w:hAnsi="Times New Roman" w:cs="Times New Roman"/>
@@ -10116,6 +10298,7 @@
         <w:t xml:space="preserve"> Spatiotemporal Risk Mapping of Statewide Weather-related Traffic Crashes: A Machine Learning Approach</w:t>
       </w:r>
       <w:bookmarkEnd w:id="44"/>
+      <w:bookmarkEnd w:id="45"/>
       <w:r>
         <w:rPr>
           <w:rFonts w:ascii="Times New Roman" w:hAnsi="Times New Roman" w:cs="Times New Roman"/>
@@ -10125,16 +10308,6 @@
         </w:rPr>
         <w:t xml:space="preserve"> </w:t>
       </w:r>
-      <w:r>
-        <w:rPr>
-          <w:rFonts w:ascii="Times New Roman" w:hAnsi="Times New Roman" w:cs="Times New Roman"/>
-          <w:b/>
-          <w:bCs/>
-          <w:color w:val="auto"/>
-        </w:rPr>
-        <w:t>(Ogungbire &amp; Pulugurtha, 2025).</w:t>
-      </w:r>
-      <w:bookmarkEnd w:id="45"/>
     </w:p>
     <w:p>
       <w:pPr>
@@ -10357,7 +10530,7 @@
           <w:szCs w:val="28"/>
         </w:rPr>
       </w:pPr>
-      <w:bookmarkStart w:id="46" w:name="_Toc236227262"/>
+      <w:bookmarkStart w:id="46" w:name="_Toc236915941"/>
       <w:r>
         <w:rPr>
           <w:rFonts w:ascii="Times New Roman" w:hAnsi="Times New Roman" w:cs="Times New Roman"/>
@@ -10823,7 +10996,7 @@
           <w:szCs w:val="28"/>
         </w:rPr>
       </w:pPr>
-      <w:bookmarkStart w:id="47" w:name="_Toc236227263"/>
+      <w:bookmarkStart w:id="47" w:name="_Toc236915942"/>
       <w:r>
         <w:rPr>
           <w:rFonts w:ascii="Times New Roman" w:hAnsi="Times New Roman" w:cs="Times New Roman"/>
@@ -11986,7 +12159,7 @@
           <w:szCs w:val="28"/>
         </w:rPr>
       </w:pPr>
-      <w:bookmarkStart w:id="48" w:name="_Toc236227264"/>
+      <w:bookmarkStart w:id="48" w:name="_Toc236915943"/>
       <w:r>
         <w:rPr>
           <w:rFonts w:ascii="Times New Roman" w:hAnsi="Times New Roman" w:cs="Times New Roman"/>
@@ -12213,7 +12386,7 @@
           <w:color w:val="000000" w:themeColor="text1"/>
         </w:rPr>
       </w:pPr>
-      <w:bookmarkStart w:id="49" w:name="_Toc236227265"/>
+      <w:bookmarkStart w:id="49" w:name="_Toc236915944"/>
       <w:r>
         <w:rPr>
           <w:rFonts w:ascii="Times New Roman" w:hAnsi="Times New Roman" w:cs="Times New Roman"/>
@@ -12277,7 +12450,7 @@
           <w:szCs w:val="28"/>
         </w:rPr>
       </w:pPr>
-      <w:bookmarkStart w:id="50" w:name="_Toc236227266"/>
+      <w:bookmarkStart w:id="50" w:name="_Toc236915945"/>
       <w:r>
         <w:rPr>
           <w:rFonts w:ascii="Times New Roman" w:hAnsi="Times New Roman" w:cs="Times New Roman"/>
@@ -12509,7 +12682,7 @@
         </w:rPr>
         <w:lastRenderedPageBreak/>
         <w:drawing>
-          <wp:inline distT="0" distB="0" distL="0" distR="0" wp14:anchorId="3FBA410E" wp14:editId="675E9DF0">
+          <wp:inline distT="0" distB="0" distL="0" distR="0" wp14:anchorId="7C5528CE" wp14:editId="6A0B5773">
             <wp:extent cx="5486400" cy="6438900"/>
             <wp:effectExtent l="0" t="0" r="0" b="0"/>
             <wp:docPr id="20" name="Picture 20" descr="A diagram of a process&#10;&#10;Description automatically generated with medium confidence"/>
@@ -12633,16 +12806,6 @@
     </w:p>
     <w:p>
       <w:pPr>
-        <w:spacing w:line="360" w:lineRule="auto"/>
-        <w:jc w:val="both"/>
-        <w:rPr>
-          <w:sz w:val="24"/>
-          <w:szCs w:val="24"/>
-        </w:rPr>
-      </w:pPr>
-    </w:p>
-    <w:p>
-      <w:pPr>
         <w:pStyle w:val="Heading2"/>
         <w:spacing w:line="360" w:lineRule="auto"/>
         <w:jc w:val="both"/>
@@ -12655,7 +12818,7 @@
           <w:szCs w:val="28"/>
         </w:rPr>
       </w:pPr>
-      <w:bookmarkStart w:id="52" w:name="_Toc236227267"/>
+      <w:bookmarkStart w:id="52" w:name="_Toc236915946"/>
       <w:r>
         <w:rPr>
           <w:rFonts w:ascii="Times New Roman" w:hAnsi="Times New Roman" w:cs="Times New Roman"/>
@@ -12665,6 +12828,7 @@
           <w:sz w:val="28"/>
           <w:szCs w:val="28"/>
         </w:rPr>
+        <w:lastRenderedPageBreak/>
         <w:t>3</w:t>
       </w:r>
       <w:r>
@@ -12709,10 +12873,408 @@
           <w:sz w:val="28"/>
           <w:szCs w:val="28"/>
         </w:rPr>
-        <w:t>Data Collection</w:t>
+        <w:t>Research Philosophy</w:t>
       </w:r>
       <w:bookmarkEnd w:id="52"/>
-      <w:r>
+    </w:p>
+    <w:p/>
+    <w:p>
+      <w:pPr>
+        <w:spacing w:line="360" w:lineRule="auto"/>
+        <w:jc w:val="both"/>
+        <w:rPr>
+          <w:sz w:val="24"/>
+          <w:szCs w:val="24"/>
+        </w:rPr>
+      </w:pPr>
+      <w:r>
+        <w:rPr>
+          <w:sz w:val="24"/>
+          <w:szCs w:val="24"/>
+        </w:rPr>
+        <w:t xml:space="preserve">When it comes to conducting certain research, it is very important to understand that it should be done according to a certain set of beliefs and assumption as such beliefs and assumption can affect the way of investigating a research problem, what kind of evidence considered valid and the way interpretation of results of the research. This process of understanding belief and assumption of the research is referring to research philosophy and its simply based on 3 parts, namely, ontology (nature of reality), epistemology (nature of knowledge) and axiology (things that can be considered as valuable during the process). </w:t>
+      </w:r>
+    </w:p>
+    <w:p>
+      <w:pPr>
+        <w:spacing w:line="360" w:lineRule="auto"/>
+        <w:jc w:val="both"/>
+        <w:rPr>
+          <w:sz w:val="24"/>
+          <w:szCs w:val="24"/>
+        </w:rPr>
+      </w:pPr>
+    </w:p>
+    <w:p>
+      <w:pPr>
+        <w:spacing w:line="360" w:lineRule="auto"/>
+        <w:jc w:val="both"/>
+        <w:rPr>
+          <w:sz w:val="24"/>
+          <w:szCs w:val="24"/>
+        </w:rPr>
+      </w:pPr>
+      <w:r>
+        <w:rPr>
+          <w:sz w:val="24"/>
+          <w:szCs w:val="24"/>
+        </w:rPr>
+        <w:t xml:space="preserve">For this specific study, it is decided to use the </w:t>
+      </w:r>
+      <w:r>
+        <w:rPr>
+          <w:b/>
+          <w:bCs/>
+          <w:sz w:val="24"/>
+          <w:szCs w:val="24"/>
+        </w:rPr>
+        <w:t>pragmatism</w:t>
+      </w:r>
+      <w:r>
+        <w:rPr>
+          <w:b/>
+          <w:bCs/>
+          <w:sz w:val="24"/>
+          <w:szCs w:val="24"/>
+        </w:rPr>
+        <w:t xml:space="preserve"> </w:t>
+      </w:r>
+      <w:r>
+        <w:rPr>
+          <w:sz w:val="24"/>
+          <w:szCs w:val="24"/>
+        </w:rPr>
+        <w:t xml:space="preserve">as the research philosophy as it mainly focusses on addressing real world problems through different kind of approaches that are suitable, when it comes to answering the research questions </w:t>
+      </w:r>
+      <w:r>
+        <w:rPr>
+          <w:sz w:val="24"/>
+          <w:szCs w:val="24"/>
+        </w:rPr>
+        <w:t>(Dudovskiy, 2025)</w:t>
+      </w:r>
+      <w:r>
+        <w:rPr>
+          <w:sz w:val="24"/>
+          <w:szCs w:val="24"/>
+        </w:rPr>
+        <w:t xml:space="preserve">. Accordingly, as this study more focuses on developing a practical framework for traffic accident hotspot prediction instead of creating or a proving a universal theory, we can clearly say that it comes under the research philosophy </w:t>
+      </w:r>
+      <w:r>
+        <w:rPr>
+          <w:b/>
+          <w:bCs/>
+          <w:sz w:val="24"/>
+          <w:szCs w:val="24"/>
+        </w:rPr>
+        <w:t>pragmatism</w:t>
+      </w:r>
+      <w:r>
+        <w:rPr>
+          <w:sz w:val="24"/>
+          <w:szCs w:val="24"/>
+        </w:rPr>
+        <w:t>.</w:t>
+      </w:r>
+    </w:p>
+    <w:p>
+      <w:pPr>
+        <w:spacing w:line="360" w:lineRule="auto"/>
+        <w:jc w:val="both"/>
+        <w:rPr>
+          <w:sz w:val="24"/>
+          <w:szCs w:val="24"/>
+        </w:rPr>
+      </w:pPr>
+    </w:p>
+    <w:p>
+      <w:pPr>
+        <w:spacing w:line="360" w:lineRule="auto"/>
+        <w:jc w:val="both"/>
+        <w:rPr>
+          <w:sz w:val="24"/>
+          <w:szCs w:val="24"/>
+        </w:rPr>
+      </w:pPr>
+      <w:r>
+        <w:rPr>
+          <w:sz w:val="24"/>
+          <w:szCs w:val="24"/>
+        </w:rPr>
+        <w:t xml:space="preserve">Moreover, the whole study is based on DSR methodology, which can be considered as another reason to choose </w:t>
+      </w:r>
+      <w:r>
+        <w:rPr>
+          <w:b/>
+          <w:bCs/>
+          <w:sz w:val="24"/>
+          <w:szCs w:val="24"/>
+        </w:rPr>
+        <w:t>pragmatism</w:t>
+      </w:r>
+      <w:r>
+        <w:rPr>
+          <w:sz w:val="24"/>
+          <w:szCs w:val="24"/>
+        </w:rPr>
+        <w:t xml:space="preserve"> as the research philosophy. This is because studies done according to DSR approach needs to be evaluated on the factors such as study’s effectiveness and usefulness in solving a real world problem. However, it is found that knowledge contribution of a DSR research could be inspected using critical realism instead of pragmatism, it is stated that  design and evaluation of the artefact itself needs be evaluated through the perspective of pragmatism as the value of such artefacts is indeed measured by its practical impact </w:t>
+      </w:r>
+      <w:r>
+        <w:rPr>
+          <w:sz w:val="24"/>
+          <w:szCs w:val="24"/>
+        </w:rPr>
+        <w:t>(Panakaduwa et al., 2025)</w:t>
+      </w:r>
+      <w:r>
+        <w:rPr>
+          <w:sz w:val="24"/>
+          <w:szCs w:val="24"/>
+        </w:rPr>
+        <w:t>. Accordingly, it is clear that similar approach has been used when it comes to the implementation of proposed framework as its usefulness is indeed measured by its ability on providing useful insights to relevant authorities (lambda contribution) rather than claiming universal truths.</w:t>
+      </w:r>
+    </w:p>
+    <w:p>
+      <w:pPr>
+        <w:spacing w:line="360" w:lineRule="auto"/>
+        <w:jc w:val="both"/>
+        <w:rPr>
+          <w:sz w:val="24"/>
+          <w:szCs w:val="24"/>
+        </w:rPr>
+      </w:pPr>
+    </w:p>
+    <w:p>
+      <w:pPr>
+        <w:spacing w:line="360" w:lineRule="auto"/>
+        <w:jc w:val="both"/>
+        <w:rPr>
+          <w:sz w:val="24"/>
+          <w:szCs w:val="24"/>
+        </w:rPr>
+      </w:pPr>
+    </w:p>
+    <w:p>
+      <w:pPr>
+        <w:spacing w:line="360" w:lineRule="auto"/>
+        <w:jc w:val="both"/>
+        <w:rPr>
+          <w:sz w:val="24"/>
+          <w:szCs w:val="24"/>
+        </w:rPr>
+      </w:pPr>
+    </w:p>
+    <w:p>
+      <w:pPr>
+        <w:spacing w:line="360" w:lineRule="auto"/>
+        <w:jc w:val="both"/>
+        <w:rPr>
+          <w:sz w:val="24"/>
+          <w:szCs w:val="24"/>
+        </w:rPr>
+      </w:pPr>
+      <w:r>
+        <w:rPr>
+          <w:sz w:val="24"/>
+          <w:szCs w:val="24"/>
+        </w:rPr>
+        <w:lastRenderedPageBreak/>
+        <w:t xml:space="preserve">Also, studies that incorporate pragmatism as research philosophy are allowed to select and combine existence methodologies and technologies in order to solve research questions rather than following established set of traditional methodologies </w:t>
+      </w:r>
+      <w:r>
+        <w:rPr>
+          <w:sz w:val="24"/>
+          <w:szCs w:val="24"/>
+        </w:rPr>
+        <w:t>(“Mixing Qualitative and Quantitative Methods,” 2024)</w:t>
+      </w:r>
+      <w:r>
+        <w:rPr>
+          <w:sz w:val="24"/>
+          <w:szCs w:val="24"/>
+        </w:rPr>
+        <w:t xml:space="preserve">. Accordingly, the same philosophy has been incorporated into this accident hotspot prediction framework as it combines existing methodologies like Poisson FDR distribution for hotspot identification, supervise machine learning approaches, and integration of SHAP XAI to improve the transparency and interpretability of machine learning models. </w:t>
+      </w:r>
+    </w:p>
+    <w:p>
+      <w:pPr>
+        <w:spacing w:line="360" w:lineRule="auto"/>
+        <w:jc w:val="both"/>
+        <w:rPr>
+          <w:sz w:val="24"/>
+          <w:szCs w:val="24"/>
+        </w:rPr>
+      </w:pPr>
+    </w:p>
+    <w:p>
+      <w:pPr>
+        <w:spacing w:line="360" w:lineRule="auto"/>
+        <w:jc w:val="both"/>
+        <w:rPr>
+          <w:sz w:val="24"/>
+          <w:szCs w:val="24"/>
+        </w:rPr>
+      </w:pPr>
+      <w:r>
+        <w:rPr>
+          <w:sz w:val="24"/>
+          <w:szCs w:val="24"/>
+        </w:rPr>
+        <w:t>Not only that this study also faces some limitations such as data scarcity and usage of synthetic data and due to that research is only limited lambda contribution. So instead of providing ground truths about accident hotspots as the output of the research, it provides a technical framework that is rigorously tested and validated again Sri Lankan Colombo Municipal Area context.</w:t>
+      </w:r>
+    </w:p>
+    <w:p>
+      <w:pPr>
+        <w:spacing w:line="360" w:lineRule="auto"/>
+        <w:jc w:val="both"/>
+        <w:rPr>
+          <w:sz w:val="24"/>
+          <w:szCs w:val="24"/>
+        </w:rPr>
+      </w:pPr>
+    </w:p>
+    <w:p>
+      <w:pPr>
+        <w:spacing w:line="360" w:lineRule="auto"/>
+        <w:jc w:val="both"/>
+        <w:rPr>
+          <w:sz w:val="24"/>
+          <w:szCs w:val="24"/>
+        </w:rPr>
+      </w:pPr>
+      <w:r>
+        <w:rPr>
+          <w:sz w:val="24"/>
+          <w:szCs w:val="24"/>
+        </w:rPr>
+        <w:t>According to the above explanations, it is clear that pragmatism is the most suited research philosophy for this study as it enables this study to follow DSR approach while allowing delivering of a useful artefact that solve real world problems instead of claiming universal theories or ground truths.</w:t>
+      </w:r>
+    </w:p>
+    <w:p>
+      <w:pPr>
+        <w:spacing w:line="360" w:lineRule="auto"/>
+        <w:jc w:val="both"/>
+        <w:rPr>
+          <w:sz w:val="24"/>
+          <w:szCs w:val="24"/>
+        </w:rPr>
+      </w:pPr>
+    </w:p>
+    <w:p>
+      <w:pPr>
+        <w:spacing w:line="360" w:lineRule="auto"/>
+        <w:jc w:val="both"/>
+        <w:rPr>
+          <w:sz w:val="24"/>
+          <w:szCs w:val="24"/>
+        </w:rPr>
+      </w:pPr>
+    </w:p>
+    <w:p>
+      <w:pPr>
+        <w:spacing w:line="360" w:lineRule="auto"/>
+        <w:jc w:val="both"/>
+        <w:rPr>
+          <w:sz w:val="24"/>
+          <w:szCs w:val="24"/>
+        </w:rPr>
+      </w:pPr>
+    </w:p>
+    <w:p>
+      <w:pPr>
+        <w:spacing w:line="360" w:lineRule="auto"/>
+        <w:jc w:val="both"/>
+        <w:rPr>
+          <w:sz w:val="24"/>
+          <w:szCs w:val="24"/>
+        </w:rPr>
+      </w:pPr>
+    </w:p>
+    <w:p>
+      <w:pPr>
+        <w:spacing w:line="360" w:lineRule="auto"/>
+        <w:jc w:val="both"/>
+        <w:rPr>
+          <w:sz w:val="24"/>
+          <w:szCs w:val="24"/>
+        </w:rPr>
+      </w:pPr>
+    </w:p>
+    <w:p>
+      <w:pPr>
+        <w:spacing w:line="360" w:lineRule="auto"/>
+        <w:jc w:val="both"/>
+        <w:rPr>
+          <w:sz w:val="24"/>
+          <w:szCs w:val="24"/>
+        </w:rPr>
+      </w:pPr>
+    </w:p>
+    <w:p>
+      <w:pPr>
+        <w:spacing w:line="360" w:lineRule="auto"/>
+        <w:jc w:val="both"/>
+        <w:rPr>
+          <w:sz w:val="24"/>
+          <w:szCs w:val="24"/>
+        </w:rPr>
+      </w:pPr>
+    </w:p>
+    <w:p>
+      <w:pPr>
+        <w:spacing w:line="360" w:lineRule="auto"/>
+        <w:jc w:val="both"/>
+        <w:rPr>
+          <w:sz w:val="24"/>
+          <w:szCs w:val="24"/>
+        </w:rPr>
+      </w:pPr>
+    </w:p>
+    <w:p>
+      <w:pPr>
+        <w:spacing w:line="360" w:lineRule="auto"/>
+        <w:jc w:val="both"/>
+        <w:rPr>
+          <w:sz w:val="24"/>
+          <w:szCs w:val="24"/>
+        </w:rPr>
+      </w:pPr>
+    </w:p>
+    <w:p>
+      <w:pPr>
+        <w:spacing w:line="360" w:lineRule="auto"/>
+        <w:jc w:val="both"/>
+        <w:rPr>
+          <w:sz w:val="24"/>
+          <w:szCs w:val="24"/>
+        </w:rPr>
+      </w:pPr>
+    </w:p>
+    <w:p>
+      <w:pPr>
+        <w:spacing w:line="360" w:lineRule="auto"/>
+        <w:jc w:val="both"/>
+        <w:rPr>
+          <w:sz w:val="24"/>
+          <w:szCs w:val="24"/>
+        </w:rPr>
+      </w:pPr>
+    </w:p>
+    <w:p>
+      <w:pPr>
+        <w:spacing w:line="360" w:lineRule="auto"/>
+        <w:jc w:val="both"/>
+        <w:rPr>
+          <w:sz w:val="24"/>
+          <w:szCs w:val="24"/>
+        </w:rPr>
+      </w:pPr>
+    </w:p>
+    <w:p>
+      <w:pPr>
+        <w:pStyle w:val="Heading2"/>
+        <w:spacing w:line="360" w:lineRule="auto"/>
+        <w:jc w:val="both"/>
         <w:rPr>
           <w:rFonts w:ascii="Times New Roman" w:hAnsi="Times New Roman" w:cs="Times New Roman"/>
           <w:b/>
@@ -12721,8 +13283,312 @@
           <w:sz w:val="28"/>
           <w:szCs w:val="28"/>
         </w:rPr>
+      </w:pPr>
+      <w:bookmarkStart w:id="53" w:name="_Toc236915947"/>
+      <w:r>
+        <w:rPr>
+          <w:rFonts w:ascii="Times New Roman" w:hAnsi="Times New Roman" w:cs="Times New Roman"/>
+          <w:b/>
+          <w:bCs/>
+          <w:color w:val="000000" w:themeColor="text1"/>
+          <w:sz w:val="28"/>
+          <w:szCs w:val="28"/>
+        </w:rPr>
+        <w:lastRenderedPageBreak/>
+        <w:t>3</w:t>
+      </w:r>
+      <w:r>
+        <w:rPr>
+          <w:rFonts w:ascii="Times New Roman" w:hAnsi="Times New Roman" w:cs="Times New Roman"/>
+          <w:b/>
+          <w:bCs/>
+          <w:color w:val="000000" w:themeColor="text1"/>
+          <w:sz w:val="28"/>
+          <w:szCs w:val="28"/>
+        </w:rPr>
+        <w:t>.</w:t>
+      </w:r>
+      <w:r>
+        <w:rPr>
+          <w:rFonts w:ascii="Times New Roman" w:hAnsi="Times New Roman" w:cs="Times New Roman"/>
+          <w:b/>
+          <w:bCs/>
+          <w:color w:val="000000" w:themeColor="text1"/>
+          <w:sz w:val="28"/>
+          <w:szCs w:val="28"/>
+        </w:rPr>
+        <w:t>3</w:t>
+      </w:r>
+      <w:r>
+        <w:rPr>
+          <w:rFonts w:ascii="Times New Roman" w:hAnsi="Times New Roman" w:cs="Times New Roman"/>
+          <w:b/>
+          <w:bCs/>
+          <w:color w:val="000000" w:themeColor="text1"/>
+          <w:sz w:val="28"/>
+          <w:szCs w:val="28"/>
+        </w:rPr>
         <w:t xml:space="preserve"> </w:t>
       </w:r>
+      <w:r>
+        <w:rPr>
+          <w:rFonts w:ascii="Times New Roman" w:hAnsi="Times New Roman" w:cs="Times New Roman"/>
+          <w:b/>
+          <w:bCs/>
+          <w:color w:val="000000" w:themeColor="text1"/>
+          <w:sz w:val="28"/>
+          <w:szCs w:val="28"/>
+        </w:rPr>
+        <w:t>Research Approach</w:t>
+      </w:r>
+      <w:bookmarkEnd w:id="53"/>
+    </w:p>
+    <w:p>
+      <w:pPr>
+        <w:spacing w:line="360" w:lineRule="auto"/>
+        <w:jc w:val="both"/>
+        <w:rPr>
+          <w:sz w:val="24"/>
+          <w:szCs w:val="24"/>
+        </w:rPr>
+      </w:pPr>
+      <w:r>
+        <w:rPr>
+          <w:sz w:val="24"/>
+          <w:szCs w:val="24"/>
+        </w:rPr>
+        <w:t xml:space="preserve">Research approach defines the ways we can use theories and evidences validated through existing studies in related to our own study. Accordingly, such approaches are divided into 3 categories, which are deductive, inductive and abductive. Accordingly, deductive approach refers to testing and validating existing theories via another research while studies done according to inductive approach comes with new theories based on the observations of the study itself. But when it comes to abductive approach, it uses both existing knowledge along with empirical evidence to come up with a solution to a practical problem </w:t>
+      </w:r>
+      <w:r>
+        <w:rPr>
+          <w:sz w:val="24"/>
+          <w:szCs w:val="24"/>
+        </w:rPr>
+        <w:t>(Saunders et al., 2023)</w:t>
+      </w:r>
+      <w:r>
+        <w:rPr>
+          <w:sz w:val="24"/>
+          <w:szCs w:val="24"/>
+        </w:rPr>
+        <w:t xml:space="preserve">. </w:t>
+      </w:r>
+      <w:r>
+        <w:rPr>
+          <w:sz w:val="24"/>
+          <w:szCs w:val="24"/>
+        </w:rPr>
+        <w:br/>
+      </w:r>
+      <w:r>
+        <w:rPr>
+          <w:sz w:val="24"/>
+          <w:szCs w:val="24"/>
+        </w:rPr>
+        <w:br/>
+        <w:t xml:space="preserve">Accordingly, for this specific study, it is decided to use </w:t>
+      </w:r>
+      <w:r>
+        <w:rPr>
+          <w:b/>
+          <w:bCs/>
+          <w:sz w:val="24"/>
+          <w:szCs w:val="24"/>
+        </w:rPr>
+        <w:t>abductive</w:t>
+      </w:r>
+      <w:r>
+        <w:rPr>
+          <w:sz w:val="24"/>
+          <w:szCs w:val="24"/>
+        </w:rPr>
+        <w:t xml:space="preserve"> approach as the final goal of this research is to output an artefact that addresses a real world problem. Accordingly, this study explores development of a framework that can predict accident hotspot and their severity in order to enable relevant authorities with early decision making ability instead of validating existing theories (deductive) or introducing universal truth via observations (inductive). As mentioned earlier, for this framework it is decided to combine established theories and technologies such as spatiotemporal feature engineering, XIA, statistical hotspot identification and during each stage of implementation of such features relevant design decision were made demonstrating abductive reasoning nature of the study.</w:t>
+      </w:r>
+    </w:p>
+    <w:p>
+      <w:pPr>
+        <w:spacing w:line="360" w:lineRule="auto"/>
+        <w:jc w:val="both"/>
+        <w:rPr>
+          <w:sz w:val="24"/>
+          <w:szCs w:val="24"/>
+        </w:rPr>
+      </w:pPr>
+    </w:p>
+    <w:p>
+      <w:pPr>
+        <w:spacing w:line="360" w:lineRule="auto"/>
+        <w:jc w:val="both"/>
+        <w:rPr>
+          <w:sz w:val="24"/>
+          <w:szCs w:val="24"/>
+        </w:rPr>
+      </w:pPr>
+      <w:r>
+        <w:rPr>
+          <w:sz w:val="24"/>
+          <w:szCs w:val="24"/>
+        </w:rPr>
+        <w:t>Furthermore, previous studies also have shown that abductive reasoning would be a better approach for an artefact based research. For example, Panakaduwa</w:t>
+      </w:r>
+      <w:r>
+        <w:rPr>
+          <w:sz w:val="24"/>
+          <w:szCs w:val="24"/>
+        </w:rPr>
+        <w:t xml:space="preserve"> et al.</w:t>
+      </w:r>
+      <w:r>
+        <w:rPr>
+          <w:sz w:val="24"/>
+          <w:szCs w:val="24"/>
+        </w:rPr>
+        <w:t xml:space="preserve"> (</w:t>
+      </w:r>
+      <w:r>
+        <w:rPr>
+          <w:sz w:val="24"/>
+          <w:szCs w:val="24"/>
+        </w:rPr>
+        <w:t>2025)</w:t>
+      </w:r>
+      <w:r>
+        <w:rPr>
+          <w:sz w:val="24"/>
+          <w:szCs w:val="24"/>
+        </w:rPr>
+        <w:t xml:space="preserve"> has mentioned that incorporating abductive reasoning in DSR approach research could be very helpful when it comes identification of  research objectives and requirements as it helps to conjoint exiting theories practical problems.</w:t>
+      </w:r>
+    </w:p>
+    <w:p>
+      <w:pPr>
+        <w:spacing w:line="360" w:lineRule="auto"/>
+        <w:jc w:val="both"/>
+        <w:rPr>
+          <w:sz w:val="24"/>
+          <w:szCs w:val="24"/>
+        </w:rPr>
+      </w:pPr>
+    </w:p>
+    <w:p>
+      <w:pPr>
+        <w:spacing w:line="360" w:lineRule="auto"/>
+        <w:jc w:val="both"/>
+        <w:rPr>
+          <w:sz w:val="24"/>
+          <w:szCs w:val="24"/>
+        </w:rPr>
+      </w:pPr>
+      <w:r>
+        <w:rPr>
+          <w:sz w:val="24"/>
+          <w:szCs w:val="24"/>
+        </w:rPr>
+        <w:t>According to the above explanations, it is clear that abductive research approach is the most suited research approach for this study as the final output of the research is about solving a real-world problem by using and combining existing knowledge and based on empirical evidences found on each subsequent stages.</w:t>
+      </w:r>
+    </w:p>
+    <w:p>
+      <w:pPr>
+        <w:spacing w:line="360" w:lineRule="auto"/>
+        <w:jc w:val="both"/>
+        <w:rPr>
+          <w:sz w:val="24"/>
+          <w:szCs w:val="24"/>
+        </w:rPr>
+      </w:pPr>
+    </w:p>
+    <w:p>
+      <w:pPr>
+        <w:spacing w:line="360" w:lineRule="auto"/>
+        <w:jc w:val="both"/>
+        <w:rPr>
+          <w:sz w:val="24"/>
+          <w:szCs w:val="24"/>
+        </w:rPr>
+      </w:pPr>
+    </w:p>
+    <w:p>
+      <w:pPr>
+        <w:pStyle w:val="Heading2"/>
+        <w:spacing w:line="360" w:lineRule="auto"/>
+        <w:jc w:val="both"/>
+        <w:rPr>
+          <w:rFonts w:ascii="Times New Roman" w:hAnsi="Times New Roman" w:cs="Times New Roman"/>
+          <w:b/>
+          <w:bCs/>
+          <w:color w:val="000000" w:themeColor="text1"/>
+          <w:sz w:val="28"/>
+          <w:szCs w:val="28"/>
+        </w:rPr>
+      </w:pPr>
+      <w:bookmarkStart w:id="54" w:name="_Toc236915948"/>
+      <w:r>
+        <w:rPr>
+          <w:rFonts w:ascii="Times New Roman" w:hAnsi="Times New Roman" w:cs="Times New Roman"/>
+          <w:b/>
+          <w:bCs/>
+          <w:color w:val="000000" w:themeColor="text1"/>
+          <w:sz w:val="28"/>
+          <w:szCs w:val="28"/>
+        </w:rPr>
+        <w:t>3</w:t>
+      </w:r>
+      <w:r>
+        <w:rPr>
+          <w:rFonts w:ascii="Times New Roman" w:hAnsi="Times New Roman" w:cs="Times New Roman"/>
+          <w:b/>
+          <w:bCs/>
+          <w:color w:val="000000" w:themeColor="text1"/>
+          <w:sz w:val="28"/>
+          <w:szCs w:val="28"/>
+        </w:rPr>
+        <w:t>.</w:t>
+      </w:r>
+      <w:r>
+        <w:rPr>
+          <w:rFonts w:ascii="Times New Roman" w:hAnsi="Times New Roman" w:cs="Times New Roman"/>
+          <w:b/>
+          <w:bCs/>
+          <w:color w:val="000000" w:themeColor="text1"/>
+          <w:sz w:val="28"/>
+          <w:szCs w:val="28"/>
+        </w:rPr>
+        <w:t>3</w:t>
+      </w:r>
+      <w:r>
+        <w:rPr>
+          <w:rFonts w:ascii="Times New Roman" w:hAnsi="Times New Roman" w:cs="Times New Roman"/>
+          <w:b/>
+          <w:bCs/>
+          <w:color w:val="000000" w:themeColor="text1"/>
+          <w:sz w:val="28"/>
+          <w:szCs w:val="28"/>
+        </w:rPr>
+        <w:t xml:space="preserve"> </w:t>
+      </w:r>
+      <w:r>
+        <w:rPr>
+          <w:rFonts w:ascii="Times New Roman" w:hAnsi="Times New Roman" w:cs="Times New Roman"/>
+          <w:b/>
+          <w:bCs/>
+          <w:color w:val="000000" w:themeColor="text1"/>
+          <w:sz w:val="28"/>
+          <w:szCs w:val="28"/>
+        </w:rPr>
+        <w:t>Data Collection</w:t>
+      </w:r>
+      <w:bookmarkEnd w:id="54"/>
+      <w:r>
+        <w:rPr>
+          <w:rFonts w:ascii="Times New Roman" w:hAnsi="Times New Roman" w:cs="Times New Roman"/>
+          <w:b/>
+          <w:bCs/>
+          <w:color w:val="000000" w:themeColor="text1"/>
+          <w:sz w:val="28"/>
+          <w:szCs w:val="28"/>
+        </w:rPr>
+        <w:t xml:space="preserve"> </w:t>
+      </w:r>
     </w:p>
     <w:p>
       <w:pPr>
@@ -12742,7 +13608,7 @@
           <w:color w:val="000000" w:themeColor="text1"/>
         </w:rPr>
       </w:pPr>
-      <w:bookmarkStart w:id="53" w:name="_Toc236227268"/>
+      <w:bookmarkStart w:id="55" w:name="_Toc236915949"/>
       <w:r>
         <w:rPr>
           <w:rFonts w:ascii="Times New Roman" w:hAnsi="Times New Roman" w:cs="Times New Roman"/>
@@ -12806,7 +13672,7 @@
         </w:rPr>
         <w:t>Historical Police Accident Records</w:t>
       </w:r>
-      <w:bookmarkEnd w:id="53"/>
+      <w:bookmarkEnd w:id="55"/>
     </w:p>
     <w:p>
       <w:pPr>
@@ -13108,7 +13974,7 @@
           <w:szCs w:val="24"/>
         </w:rPr>
         <w:drawing>
-          <wp:inline distT="0" distB="0" distL="0" distR="0" wp14:anchorId="33DDDC0D" wp14:editId="614FACB9">
+          <wp:inline distT="0" distB="0" distL="0" distR="0" wp14:anchorId="5026D747" wp14:editId="7D1DAC56">
             <wp:extent cx="5486400" cy="892810"/>
             <wp:effectExtent l="0" t="0" r="0" b="2540"/>
             <wp:docPr id="11" name="Picture 11" descr="A screenshot of a computer&#10;&#10;Description automatically generated"/>
@@ -13157,7 +14023,7 @@
           <w:szCs w:val="24"/>
         </w:rPr>
         <w:drawing>
-          <wp:inline distT="0" distB="0" distL="0" distR="0" wp14:anchorId="48A2126B" wp14:editId="0CA96B37">
+          <wp:inline distT="0" distB="0" distL="0" distR="0" wp14:anchorId="76694E82" wp14:editId="40F5C764">
             <wp:extent cx="5486400" cy="1042035"/>
             <wp:effectExtent l="0" t="0" r="0" b="5715"/>
             <wp:docPr id="12" name="Picture 12" descr="A screenshot of a computer&#10;&#10;Description automatically generated"/>
@@ -13198,7 +14064,7 @@
         <w:pStyle w:val="Caption"/>
         <w:jc w:val="center"/>
       </w:pPr>
-      <w:bookmarkStart w:id="54" w:name="_Toc235987013"/>
+      <w:bookmarkStart w:id="56" w:name="_Toc235987013"/>
       <w:r>
         <w:t xml:space="preserve">Figure </w:t>
       </w:r>
@@ -13226,7 +14092,7 @@
       <w:r>
         <w:t>Sample Records from Slave Island Police Station</w:t>
       </w:r>
-      <w:bookmarkEnd w:id="54"/>
+      <w:bookmarkEnd w:id="56"/>
     </w:p>
     <w:p>
       <w:pPr>
@@ -13326,7 +14192,7 @@
           <w:sz w:val="24"/>
           <w:szCs w:val="24"/>
         </w:rPr>
-        <w:t>Synthetic Data Generation and Augmentation</w:t>
+        <w:t xml:space="preserve">Synthetic Data Generation </w:t>
       </w:r>
     </w:p>
     <w:p>
@@ -13385,7 +14251,7 @@
           <w:color w:val="000000" w:themeColor="text1"/>
         </w:rPr>
       </w:pPr>
-      <w:bookmarkStart w:id="55" w:name="_Toc236227269"/>
+      <w:bookmarkStart w:id="57" w:name="_Toc236915950"/>
       <w:r>
         <w:rPr>
           <w:rFonts w:ascii="Times New Roman" w:hAnsi="Times New Roman" w:cs="Times New Roman"/>
@@ -13449,7 +14315,7 @@
         </w:rPr>
         <w:t>Weather Data</w:t>
       </w:r>
-      <w:bookmarkEnd w:id="55"/>
+      <w:bookmarkEnd w:id="57"/>
     </w:p>
     <w:p>
       <w:pPr>
@@ -13573,7 +14439,7 @@
           <w:szCs w:val="24"/>
         </w:rPr>
         <w:drawing>
-          <wp:inline distT="0" distB="0" distL="0" distR="0" wp14:anchorId="5A82D660" wp14:editId="6866FFF5">
+          <wp:inline distT="0" distB="0" distL="0" distR="0" wp14:anchorId="2FEF0C0A" wp14:editId="00ADA4C4">
             <wp:extent cx="4934052" cy="3295650"/>
             <wp:effectExtent l="0" t="0" r="0" b="0"/>
             <wp:docPr id="17" name="Picture 17" descr="A table of numbers and symbols&#10;&#10;Description automatically generated with medium confidence"/>
@@ -13621,7 +14487,7 @@
         <mc:AlternateContent>
           <mc:Choice Requires="wps">
             <w:drawing>
-              <wp:anchor distT="0" distB="0" distL="114300" distR="114300" simplePos="0" relativeHeight="251663360" behindDoc="0" locked="0" layoutInCell="1" allowOverlap="1" wp14:anchorId="52764719" wp14:editId="1E9275E8">
+              <wp:anchor distT="0" distB="0" distL="114300" distR="114300" simplePos="0" relativeHeight="251663360" behindDoc="0" locked="0" layoutInCell="1" allowOverlap="1" wp14:anchorId="2096B179" wp14:editId="50232043">
                 <wp:simplePos x="0" y="0"/>
                 <wp:positionH relativeFrom="column">
                   <wp:posOffset>0</wp:posOffset>
@@ -13677,7 +14543,7 @@
           </mc:Choice>
           <mc:Fallback>
             <w:pict>
-              <v:shapetype w14:anchorId="52764719" id="_x0000_t202" coordsize="21600,21600" o:spt="202" path="m,l,21600r21600,l21600,xe">
+              <v:shapetype w14:anchorId="2096B179" id="_x0000_t202" coordsize="21600,21600" o:spt="202" path="m,l,21600r21600,l21600,xe">
                 <v:stroke joinstyle="miter"/>
                 <v:path gradientshapeok="t" o:connecttype="rect"/>
               </v:shapetype>
@@ -13704,7 +14570,7 @@
         <mc:AlternateContent>
           <mc:Choice Requires="wps">
             <w:drawing>
-              <wp:anchor distT="0" distB="0" distL="114300" distR="114300" simplePos="0" relativeHeight="251664384" behindDoc="0" locked="0" layoutInCell="1" allowOverlap="1" wp14:anchorId="73C2075D" wp14:editId="75A182ED">
+              <wp:anchor distT="0" distB="0" distL="114300" distR="114300" simplePos="0" relativeHeight="251664384" behindDoc="0" locked="0" layoutInCell="1" allowOverlap="1" wp14:anchorId="6E997D3F" wp14:editId="1166C663">
                 <wp:simplePos x="0" y="0"/>
                 <wp:positionH relativeFrom="column">
                   <wp:posOffset>0</wp:posOffset>
@@ -13746,7 +14612,7 @@
                                 <w:noProof/>
                               </w:rPr>
                             </w:pPr>
-                            <w:bookmarkStart w:id="56" w:name="_Toc235987014"/>
+                            <w:bookmarkStart w:id="58" w:name="_Toc235987014"/>
                             <w:r>
                               <w:t xml:space="preserve">Figure </w:t>
                             </w:r>
@@ -13774,7 +14640,7 @@
                             <w:r>
                               <w:t>Weather Data Collected via Visual Crossing API</w:t>
                             </w:r>
-                            <w:bookmarkEnd w:id="56"/>
+                            <w:bookmarkEnd w:id="58"/>
                           </w:p>
                         </w:txbxContent>
                       </wps:txbx>
@@ -13792,7 +14658,7 @@
           </mc:Choice>
           <mc:Fallback>
             <w:pict>
-              <v:shape w14:anchorId="73C2075D" id="Text Box 21" o:spid="_x0000_s1027" type="#_x0000_t202" style="position:absolute;left:0;text-align:left;margin-left:0;margin-top:268.2pt;width:387.9pt;height:.05pt;z-index:251664384;visibility:visible;mso-wrap-style:square;mso-wrap-distance-left:9pt;mso-wrap-distance-top:0;mso-wrap-distance-right:9pt;mso-wrap-distance-bottom:0;mso-position-horizontal:absolute;mso-position-horizontal-relative:text;mso-position-vertical:absolute;mso-position-vertical-relative:text;v-text-anchor:top" o:gfxdata="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" stroked="f">
+              <v:shape w14:anchorId="6E997D3F" id="Text Box 21" o:spid="_x0000_s1027" type="#_x0000_t202" style="position:absolute;left:0;text-align:left;margin-left:0;margin-top:268.2pt;width:387.9pt;height:.05pt;z-index:251664384;visibility:visible;mso-wrap-style:square;mso-wrap-distance-left:9pt;mso-wrap-distance-top:0;mso-wrap-distance-right:9pt;mso-wrap-distance-bottom:0;mso-position-horizontal:absolute;mso-position-horizontal-relative:text;mso-position-vertical:absolute;mso-position-vertical-relative:text;v-text-anchor:top" o:gfxdata="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" stroked="f">
                 <v:textbox style="mso-fit-shape-to-text:t" inset="0,0,0,0">
                   <w:txbxContent>
                     <w:p>
@@ -13803,7 +14669,7 @@
                           <w:noProof/>
                         </w:rPr>
                       </w:pPr>
-                      <w:bookmarkStart w:id="57" w:name="_Toc235987014"/>
+                      <w:bookmarkStart w:id="59" w:name="_Toc235987014"/>
                       <w:r>
                         <w:t xml:space="preserve">Figure </w:t>
                       </w:r>
@@ -13831,7 +14697,7 @@
                       <w:r>
                         <w:t>Weather Data Collected via Visual Crossing API</w:t>
                       </w:r>
-                      <w:bookmarkEnd w:id="57"/>
+                      <w:bookmarkEnd w:id="59"/>
                     </w:p>
                   </w:txbxContent>
                 </v:textbox>
@@ -13845,7 +14711,7 @@
           <w:noProof/>
         </w:rPr>
         <w:drawing>
-          <wp:anchor distT="0" distB="0" distL="114300" distR="114300" simplePos="0" relativeHeight="251662336" behindDoc="0" locked="0" layoutInCell="1" allowOverlap="1" wp14:anchorId="5028BFF3" wp14:editId="46589EE0">
+          <wp:anchor distT="0" distB="0" distL="114300" distR="114300" simplePos="0" relativeHeight="251662336" behindDoc="0" locked="0" layoutInCell="1" allowOverlap="1" wp14:anchorId="2ED5780B" wp14:editId="4E6AFAB0">
             <wp:simplePos x="0" y="0"/>
             <wp:positionH relativeFrom="margin">
               <wp:align>left</wp:align>
@@ -14005,7 +14871,7 @@
           <w:szCs w:val="28"/>
         </w:rPr>
       </w:pPr>
-      <w:bookmarkStart w:id="58" w:name="_Toc236227270"/>
+      <w:bookmarkStart w:id="60" w:name="_Toc236915951"/>
       <w:r>
         <w:rPr>
           <w:rFonts w:ascii="Times New Roman" w:hAnsi="Times New Roman" w:cs="Times New Roman"/>
@@ -14062,7 +14928,7 @@
         </w:rPr>
         <w:t>ETL Pipeline</w:t>
       </w:r>
-      <w:bookmarkEnd w:id="58"/>
+      <w:bookmarkEnd w:id="60"/>
       <w:r>
         <w:rPr>
           <w:rFonts w:ascii="Times New Roman" w:hAnsi="Times New Roman" w:cs="Times New Roman"/>
@@ -14087,7 +14953,7 @@
           <w:color w:val="000000" w:themeColor="text1"/>
         </w:rPr>
       </w:pPr>
-      <w:bookmarkStart w:id="59" w:name="_Toc236227271"/>
+      <w:bookmarkStart w:id="61" w:name="_Toc236915952"/>
       <w:r>
         <w:rPr>
           <w:rFonts w:ascii="Times New Roman" w:hAnsi="Times New Roman" w:cs="Times New Roman"/>
@@ -14151,7 +15017,7 @@
         </w:rPr>
         <w:t>ETL Pipeline Overview</w:t>
       </w:r>
-      <w:bookmarkEnd w:id="59"/>
+      <w:bookmarkEnd w:id="61"/>
     </w:p>
     <w:p>
       <w:pPr>
@@ -14362,7 +15228,7 @@
         </w:rPr>
         <w:lastRenderedPageBreak/>
         <w:drawing>
-          <wp:anchor distT="0" distB="0" distL="114300" distR="114300" simplePos="0" relativeHeight="251665408" behindDoc="0" locked="0" layoutInCell="1" allowOverlap="1" wp14:anchorId="50D3C9CC" wp14:editId="67F16974">
+          <wp:anchor distT="0" distB="0" distL="114300" distR="114300" simplePos="0" relativeHeight="251665408" behindDoc="0" locked="0" layoutInCell="1" allowOverlap="1" wp14:anchorId="792010B8" wp14:editId="5E2E5A6E">
             <wp:simplePos x="0" y="0"/>
             <wp:positionH relativeFrom="column">
               <wp:posOffset>338224</wp:posOffset>
@@ -14424,7 +15290,7 @@
         <w:pStyle w:val="Caption"/>
         <w:jc w:val="center"/>
       </w:pPr>
-      <w:bookmarkStart w:id="60" w:name="_Toc235987015"/>
+      <w:bookmarkStart w:id="62" w:name="_Toc235987015"/>
       <w:r>
         <w:t xml:space="preserve">Figure </w:t>
       </w:r>
@@ -14449,7 +15315,7 @@
       <w:r>
         <w:t xml:space="preserve"> ETL Pipeline Overview</w:t>
       </w:r>
-      <w:bookmarkEnd w:id="60"/>
+      <w:bookmarkEnd w:id="62"/>
     </w:p>
     <w:p>
       <w:pPr>
@@ -14467,7 +15333,7 @@
           <w:color w:val="000000" w:themeColor="text1"/>
         </w:rPr>
       </w:pPr>
-      <w:bookmarkStart w:id="61" w:name="_Toc236227272"/>
+      <w:bookmarkStart w:id="63" w:name="_Toc236915953"/>
       <w:r>
         <w:rPr>
           <w:rFonts w:ascii="Times New Roman" w:hAnsi="Times New Roman" w:cs="Times New Roman"/>
@@ -14532,7 +15398,7 @@
         </w:rPr>
         <w:t>Implementation of Data Lake</w:t>
       </w:r>
-      <w:bookmarkEnd w:id="61"/>
+      <w:bookmarkEnd w:id="63"/>
     </w:p>
     <w:p>
       <w:pPr>
@@ -14633,7 +15499,7 @@
           <w:noProof/>
         </w:rPr>
         <w:drawing>
-          <wp:inline distT="0" distB="0" distL="0" distR="0" wp14:anchorId="336778E2" wp14:editId="2395459A">
+          <wp:inline distT="0" distB="0" distL="0" distR="0" wp14:anchorId="335003E8" wp14:editId="1FB29BDF">
             <wp:extent cx="5486400" cy="2250440"/>
             <wp:effectExtent l="0" t="0" r="0" b="0"/>
             <wp:docPr id="7" name="Picture 7" descr="A screenshot of a computer&#10;&#10;Description automatically generated"/>
@@ -14674,7 +15540,7 @@
         <w:pStyle w:val="Caption"/>
         <w:jc w:val="center"/>
       </w:pPr>
-      <w:bookmarkStart w:id="62" w:name="_Toc235987016"/>
+      <w:bookmarkStart w:id="64" w:name="_Toc235987016"/>
       <w:r>
         <w:t xml:space="preserve">Figure </w:t>
       </w:r>
@@ -14699,7 +15565,7 @@
       <w:r>
         <w:t xml:space="preserve"> Data Lake Implementation via Mongo Atlas</w:t>
       </w:r>
-      <w:bookmarkEnd w:id="62"/>
+      <w:bookmarkEnd w:id="64"/>
     </w:p>
     <w:p>
       <w:pPr>
@@ -14737,7 +15603,7 @@
           <w:color w:val="000000" w:themeColor="text1"/>
         </w:rPr>
       </w:pPr>
-      <w:bookmarkStart w:id="63" w:name="_Toc236227273"/>
+      <w:bookmarkStart w:id="65" w:name="_Toc236915954"/>
       <w:r>
         <w:rPr>
           <w:rFonts w:ascii="Times New Roman" w:hAnsi="Times New Roman" w:cs="Times New Roman"/>
@@ -14802,7 +15668,7 @@
         </w:rPr>
         <w:t>Geocoding and Location Enrichment Process</w:t>
       </w:r>
-      <w:bookmarkEnd w:id="63"/>
+      <w:bookmarkEnd w:id="65"/>
     </w:p>
     <w:p>
       <w:pPr>
@@ -14933,7 +15799,7 @@
           <w:noProof/>
         </w:rPr>
         <w:drawing>
-          <wp:inline distT="0" distB="0" distL="0" distR="0" wp14:anchorId="309BF412" wp14:editId="69EF292F">
+          <wp:inline distT="0" distB="0" distL="0" distR="0" wp14:anchorId="22128385" wp14:editId="3B4C4010">
             <wp:extent cx="5486400" cy="1697990"/>
             <wp:effectExtent l="0" t="0" r="0" b="0"/>
             <wp:docPr id="8" name="Picture 8" descr="A white screen with text&#10;&#10;Description automatically generated"/>
@@ -14974,7 +15840,7 @@
         <w:pStyle w:val="Caption"/>
         <w:jc w:val="center"/>
       </w:pPr>
-      <w:bookmarkStart w:id="64" w:name="_Toc235987017"/>
+      <w:bookmarkStart w:id="66" w:name="_Toc235987017"/>
       <w:r>
         <w:t xml:space="preserve">Figure </w:t>
       </w:r>
@@ -14999,7 +15865,7 @@
       <w:r>
         <w:t xml:space="preserve"> Extracted Location Coordinates via Google Map API</w:t>
       </w:r>
-      <w:bookmarkEnd w:id="64"/>
+      <w:bookmarkEnd w:id="66"/>
     </w:p>
     <w:p>
       <w:pPr>
@@ -15018,7 +15884,7 @@
           <w:color w:val="000000" w:themeColor="text1"/>
         </w:rPr>
       </w:pPr>
-      <w:bookmarkStart w:id="65" w:name="_Toc236227274"/>
+      <w:bookmarkStart w:id="67" w:name="_Toc236915955"/>
       <w:r>
         <w:rPr>
           <w:rFonts w:ascii="Times New Roman" w:hAnsi="Times New Roman" w:cs="Times New Roman"/>
@@ -15083,7 +15949,7 @@
         </w:rPr>
         <w:t>Weather Data Integration</w:t>
       </w:r>
-      <w:bookmarkEnd w:id="65"/>
+      <w:bookmarkEnd w:id="67"/>
       <w:r>
         <w:rPr>
           <w:rFonts w:ascii="Times New Roman" w:hAnsi="Times New Roman" w:cs="Times New Roman"/>
@@ -15143,7 +16009,7 @@
           <w:noProof/>
         </w:rPr>
         <w:drawing>
-          <wp:inline distT="0" distB="0" distL="0" distR="0" wp14:anchorId="170BD754" wp14:editId="3C507088">
+          <wp:inline distT="0" distB="0" distL="0" distR="0" wp14:anchorId="774268DF" wp14:editId="49BE22A8">
             <wp:extent cx="4257675" cy="4022123"/>
             <wp:effectExtent l="0" t="0" r="0" b="0"/>
             <wp:docPr id="10" name="Picture 10" descr="A screenshot of a computer&#10;&#10;Description automatically generated"/>
@@ -15184,7 +16050,7 @@
         <w:pStyle w:val="Caption"/>
         <w:jc w:val="center"/>
       </w:pPr>
-      <w:bookmarkStart w:id="66" w:name="_Toc235987018"/>
+      <w:bookmarkStart w:id="68" w:name="_Toc235987018"/>
       <w:r>
         <w:t xml:space="preserve">Figure </w:t>
       </w:r>
@@ -15209,7 +16075,7 @@
       <w:r>
         <w:t xml:space="preserve"> Weather Data Integration</w:t>
       </w:r>
-      <w:bookmarkEnd w:id="66"/>
+      <w:bookmarkEnd w:id="68"/>
     </w:p>
     <w:p>
       <w:pPr>
@@ -15233,7 +16099,7 @@
           <w:color w:val="000000" w:themeColor="text1"/>
         </w:rPr>
       </w:pPr>
-      <w:bookmarkStart w:id="67" w:name="_Toc236227275"/>
+      <w:bookmarkStart w:id="69" w:name="_Toc236915956"/>
       <w:r>
         <w:rPr>
           <w:rFonts w:ascii="Times New Roman" w:hAnsi="Times New Roman" w:cs="Times New Roman"/>
@@ -15298,7 +16164,7 @@
         </w:rPr>
         <w:t>Feature Engineering</w:t>
       </w:r>
-      <w:bookmarkEnd w:id="67"/>
+      <w:bookmarkEnd w:id="69"/>
     </w:p>
     <w:p>
       <w:pPr>
@@ -15769,7 +16635,7 @@
           <w:szCs w:val="24"/>
         </w:rPr>
         <w:drawing>
-          <wp:inline distT="0" distB="0" distL="0" distR="0" wp14:anchorId="74F9E207" wp14:editId="31611178">
+          <wp:inline distT="0" distB="0" distL="0" distR="0" wp14:anchorId="1E445363" wp14:editId="3E3FB3F6">
             <wp:extent cx="5486400" cy="3418205"/>
             <wp:effectExtent l="0" t="0" r="0" b="0"/>
             <wp:docPr id="9" name="Picture 9" descr="A screen shot of a computer program&#10;&#10;Description automatically generated"/>
@@ -15810,7 +16676,7 @@
         <w:pStyle w:val="Caption"/>
         <w:jc w:val="center"/>
       </w:pPr>
-      <w:bookmarkStart w:id="68" w:name="_Toc235987019"/>
+      <w:bookmarkStart w:id="70" w:name="_Toc235987019"/>
       <w:r>
         <w:t xml:space="preserve">Figure </w:t>
       </w:r>
@@ -15835,7 +16701,7 @@
       <w:r>
         <w:t xml:space="preserve"> Assigning H3 cells to each accident record</w:t>
       </w:r>
-      <w:bookmarkEnd w:id="68"/>
+      <w:bookmarkEnd w:id="70"/>
     </w:p>
     <w:p>
       <w:pPr>
@@ -17411,7 +18277,7 @@
           <w:szCs w:val="24"/>
         </w:rPr>
         <w:drawing>
-          <wp:inline distT="0" distB="0" distL="0" distR="0" wp14:anchorId="73E7E3DC" wp14:editId="221D62C3">
+          <wp:inline distT="0" distB="0" distL="0" distR="0" wp14:anchorId="2CE7CAA5" wp14:editId="5355F375">
             <wp:extent cx="5486400" cy="2673985"/>
             <wp:effectExtent l="0" t="0" r="0" b="0"/>
             <wp:docPr id="4" name="Picture 4" descr="A screenshot of a computer program&#10;&#10;Description automatically generated"/>
@@ -17456,7 +18322,7 @@
           <w:szCs w:val="24"/>
         </w:rPr>
       </w:pPr>
-      <w:bookmarkStart w:id="69" w:name="_Toc235987020"/>
+      <w:bookmarkStart w:id="71" w:name="_Toc235987020"/>
       <w:r>
         <w:t xml:space="preserve">Figure </w:t>
       </w:r>
@@ -17481,7 +18347,7 @@
       <w:r>
         <w:t xml:space="preserve"> Hotspot Classification via Poisson FDR Approach</w:t>
       </w:r>
-      <w:bookmarkEnd w:id="69"/>
+      <w:bookmarkEnd w:id="71"/>
     </w:p>
     <w:p>
       <w:pPr>
@@ -19129,7 +19995,7 @@
           <w:szCs w:val="24"/>
         </w:rPr>
         <w:drawing>
-          <wp:inline distT="0" distB="0" distL="0" distR="0" wp14:anchorId="5C62A5C9" wp14:editId="4F7EECC8">
+          <wp:inline distT="0" distB="0" distL="0" distR="0" wp14:anchorId="2369AF57" wp14:editId="28785C4C">
             <wp:extent cx="3578414" cy="2653990"/>
             <wp:effectExtent l="0" t="0" r="3175" b="0"/>
             <wp:docPr id="13" name="Picture 13" descr="A screen shot of a computer program&#10;&#10;Description automatically generated"/>
@@ -19174,7 +20040,7 @@
           <w:szCs w:val="24"/>
         </w:rPr>
       </w:pPr>
-      <w:bookmarkStart w:id="70" w:name="_Toc235987021"/>
+      <w:bookmarkStart w:id="72" w:name="_Toc235987021"/>
       <w:r>
         <w:t xml:space="preserve">Figure </w:t>
       </w:r>
@@ -19202,107 +20068,7 @@
       <w:r>
         <w:t>Causal Rolling Spatiotemporal Features</w:t>
       </w:r>
-      <w:bookmarkEnd w:id="70"/>
-    </w:p>
-    <w:p>
-      <w:pPr>
-        <w:spacing w:line="360" w:lineRule="auto"/>
-      </w:pPr>
-    </w:p>
-    <w:p>
-      <w:pPr>
-        <w:spacing w:line="360" w:lineRule="auto"/>
-      </w:pPr>
-    </w:p>
-    <w:p>
-      <w:pPr>
-        <w:spacing w:line="360" w:lineRule="auto"/>
-      </w:pPr>
-    </w:p>
-    <w:p>
-      <w:pPr>
-        <w:spacing w:line="360" w:lineRule="auto"/>
-      </w:pPr>
-    </w:p>
-    <w:p>
-      <w:pPr>
-        <w:spacing w:line="360" w:lineRule="auto"/>
-      </w:pPr>
-    </w:p>
-    <w:p>
-      <w:pPr>
-        <w:spacing w:line="360" w:lineRule="auto"/>
-      </w:pPr>
-    </w:p>
-    <w:p>
-      <w:pPr>
-        <w:spacing w:line="360" w:lineRule="auto"/>
-      </w:pPr>
-    </w:p>
-    <w:p>
-      <w:pPr>
-        <w:spacing w:line="360" w:lineRule="auto"/>
-      </w:pPr>
-    </w:p>
-    <w:p>
-      <w:pPr>
-        <w:spacing w:line="360" w:lineRule="auto"/>
-      </w:pPr>
-    </w:p>
-    <w:p>
-      <w:pPr>
-        <w:spacing w:line="360" w:lineRule="auto"/>
-      </w:pPr>
-    </w:p>
-    <w:p>
-      <w:pPr>
-        <w:spacing w:line="360" w:lineRule="auto"/>
-      </w:pPr>
-    </w:p>
-    <w:p>
-      <w:pPr>
-        <w:spacing w:line="360" w:lineRule="auto"/>
-      </w:pPr>
-    </w:p>
-    <w:p>
-      <w:pPr>
-        <w:spacing w:line="360" w:lineRule="auto"/>
-      </w:pPr>
-    </w:p>
-    <w:p>
-      <w:pPr>
-        <w:spacing w:line="360" w:lineRule="auto"/>
-      </w:pPr>
-    </w:p>
-    <w:p>
-      <w:pPr>
-        <w:spacing w:line="360" w:lineRule="auto"/>
-      </w:pPr>
-    </w:p>
-    <w:p>
-      <w:pPr>
-        <w:spacing w:line="360" w:lineRule="auto"/>
-      </w:pPr>
-    </w:p>
-    <w:p>
-      <w:pPr>
-        <w:spacing w:line="360" w:lineRule="auto"/>
-      </w:pPr>
-    </w:p>
-    <w:p>
-      <w:pPr>
-        <w:spacing w:line="360" w:lineRule="auto"/>
-      </w:pPr>
-    </w:p>
-    <w:p>
-      <w:pPr>
-        <w:spacing w:line="360" w:lineRule="auto"/>
-      </w:pPr>
-    </w:p>
-    <w:p>
-      <w:pPr>
-        <w:spacing w:line="360" w:lineRule="auto"/>
-      </w:pPr>
+      <w:bookmarkEnd w:id="72"/>
     </w:p>
     <w:p>
       <w:pPr>
@@ -19317,9 +20083,9 @@
           <w:szCs w:val="24"/>
         </w:rPr>
       </w:pPr>
-      <w:bookmarkStart w:id="71" w:name="_Toc227498008"/>
-      <w:bookmarkStart w:id="72" w:name="_Toc231561466"/>
-      <w:bookmarkStart w:id="73" w:name="_Toc236227276"/>
+      <w:bookmarkStart w:id="73" w:name="_Toc227498008"/>
+      <w:bookmarkStart w:id="74" w:name="_Toc231561466"/>
+      <w:bookmarkStart w:id="75" w:name="_Toc236915957"/>
       <w:r>
         <w:rPr>
           <w:rFonts w:ascii="Times New Roman" w:hAnsi="Times New Roman" w:cs="Times New Roman"/>
@@ -19329,11 +20095,12 @@
           <w:sz w:val="24"/>
           <w:szCs w:val="24"/>
         </w:rPr>
+        <w:lastRenderedPageBreak/>
         <w:t>References</w:t>
       </w:r>
-      <w:bookmarkEnd w:id="71"/>
-      <w:bookmarkEnd w:id="72"/>
       <w:bookmarkEnd w:id="73"/>
+      <w:bookmarkEnd w:id="74"/>
+      <w:bookmarkEnd w:id="75"/>
     </w:p>
     <w:p>
       <w:pPr>
@@ -19946,7 +20713,7 @@
     <w:p>
       <w:pPr>
         <w:pStyle w:val="NormalWeb"/>
-        <w:spacing w:line="360" w:lineRule="auto"/>
+        <w:spacing w:before="0" w:beforeAutospacing="0" w:after="0" w:afterAutospacing="0" w:line="360" w:lineRule="auto"/>
         <w:ind w:left="720" w:hanging="720"/>
         <w:rPr>
           <w:color w:val="000000"/>
@@ -19990,7 +20757,7 @@
     <w:p>
       <w:pPr>
         <w:pStyle w:val="NormalWeb"/>
-        <w:spacing w:line="360" w:lineRule="auto"/>
+        <w:spacing w:before="0" w:beforeAutospacing="0" w:after="0" w:afterAutospacing="0" w:line="360" w:lineRule="auto"/>
         <w:ind w:left="720" w:hanging="720"/>
         <w:rPr>
           <w:color w:val="000000"/>
@@ -19999,24 +20766,103 @@
     </w:p>
     <w:p>
       <w:pPr>
-        <w:pStyle w:val="NormalWeb"/>
-        <w:spacing w:line="360" w:lineRule="auto"/>
+        <w:widowControl/>
+        <w:autoSpaceDE/>
+        <w:autoSpaceDN/>
+        <w:spacing w:line="480" w:lineRule="atLeast"/>
         <w:ind w:left="720" w:hanging="720"/>
         <w:rPr>
-          <w:color w:val="000000"/>
-        </w:rPr>
-      </w:pPr>
+          <w:sz w:val="24"/>
+          <w:szCs w:val="24"/>
+          <w:lang w:bidi="si-LK"/>
+        </w:rPr>
+      </w:pPr>
+      <w:r>
+        <w:rPr>
+          <w:sz w:val="24"/>
+          <w:szCs w:val="24"/>
+          <w:lang w:bidi="si-LK"/>
+        </w:rPr>
+        <w:t xml:space="preserve">Dudovskiy, J. (2025). Pragmatism Research Philosophy - Research-Methodology. In </w:t>
+      </w:r>
       <w:r>
         <w:rPr>
           <w:i/>
           <w:iCs/>
+          <w:sz w:val="24"/>
+          <w:szCs w:val="24"/>
+          <w:lang w:bidi="si-LK"/>
+        </w:rPr>
+        <w:t>Business Research Methodology</w:t>
+      </w:r>
+      <w:r>
+        <w:rPr>
+          <w:sz w:val="24"/>
+          <w:szCs w:val="24"/>
+          <w:lang w:bidi="si-LK"/>
+        </w:rPr>
+        <w:t xml:space="preserve">. </w:t>
+      </w:r>
+      <w:hyperlink r:id="rId32" w:history="1">
+        <w:r>
+          <w:rPr>
+            <w:rStyle w:val="Hyperlink"/>
+            <w:sz w:val="24"/>
+            <w:szCs w:val="24"/>
+            <w:lang w:bidi="si-LK"/>
+          </w:rPr>
+          <w:t>https://research-methodology.net/research-philosophy/pragmatism-research-philosophy/</w:t>
+        </w:r>
+      </w:hyperlink>
+      <w:r>
+        <w:rPr>
+          <w:sz w:val="24"/>
+          <w:szCs w:val="24"/>
+          <w:lang w:bidi="si-LK"/>
+        </w:rPr>
+        <w:t xml:space="preserve"> </w:t>
+      </w:r>
+    </w:p>
+    <w:p>
+      <w:pPr>
+        <w:pStyle w:val="NormalWeb"/>
+        <w:spacing w:line="360" w:lineRule="auto"/>
+        <w:ind w:left="720" w:hanging="720"/>
+        <w:rPr>
+          <w:color w:val="000000"/>
+        </w:rPr>
+      </w:pPr>
+    </w:p>
+    <w:p>
+      <w:pPr>
+        <w:pStyle w:val="NormalWeb"/>
+        <w:spacing w:line="360" w:lineRule="auto"/>
+        <w:ind w:left="720" w:hanging="720"/>
+        <w:rPr>
+          <w:color w:val="000000"/>
+        </w:rPr>
+      </w:pPr>
+    </w:p>
+    <w:p>
+      <w:pPr>
+        <w:pStyle w:val="NormalWeb"/>
+        <w:spacing w:line="360" w:lineRule="auto"/>
+        <w:ind w:left="720" w:hanging="720"/>
+        <w:rPr>
+          <w:color w:val="000000"/>
+        </w:rPr>
+      </w:pPr>
+      <w:r>
+        <w:rPr>
+          <w:i/>
+          <w:iCs/>
         </w:rPr>
         <w:t>Geocoding API overview</w:t>
       </w:r>
       <w:r>
         <w:t xml:space="preserve">. (2025). Google for Developers. </w:t>
       </w:r>
-      <w:hyperlink r:id="rId32" w:history="1">
+      <w:hyperlink r:id="rId33" w:history="1">
         <w:r>
           <w:rPr>
             <w:rStyle w:val="Hyperlink"/>
@@ -20061,6 +20907,7 @@
         <w:rPr>
           <w:color w:val="000000"/>
         </w:rPr>
+        <w:lastRenderedPageBreak/>
         <w:t>Gorzelanczyk, P. (2025). Impact of weather conditions and road type on traffic safety. </w:t>
       </w:r>
       <w:r>
@@ -20091,7 +20938,7 @@
         </w:rPr>
         <w:t xml:space="preserve">, 100042. </w:t>
       </w:r>
-      <w:hyperlink r:id="rId33" w:history="1">
+      <w:hyperlink r:id="rId34" w:history="1">
         <w:r>
           <w:rPr>
             <w:rStyle w:val="Hyperlink"/>
@@ -20177,7 +21024,7 @@
         </w:rPr>
         <w:t xml:space="preserve">(2), 337–355. </w:t>
       </w:r>
-      <w:hyperlink r:id="rId34" w:history="1">
+      <w:hyperlink r:id="rId35" w:history="1">
         <w:r>
           <w:rPr>
             <w:rStyle w:val="Hyperlink"/>
@@ -20248,7 +21095,7 @@
         </w:rPr>
         <w:t xml:space="preserve">. </w:t>
       </w:r>
-      <w:hyperlink r:id="rId35" w:history="1">
+      <w:hyperlink r:id="rId36" w:history="1">
         <w:r>
           <w:rPr>
             <w:rStyle w:val="Hyperlink"/>
@@ -20331,7 +21178,7 @@
         </w:rPr>
         <w:t xml:space="preserve">(3), 347–355. </w:t>
       </w:r>
-      <w:hyperlink r:id="rId36" w:history="1">
+      <w:hyperlink r:id="rId37" w:history="1">
         <w:r>
           <w:rPr>
             <w:rStyle w:val="Hyperlink"/>
@@ -20369,7 +21216,6 @@
         <w:rPr>
           <w:color w:val="000000"/>
         </w:rPr>
-        <w:lastRenderedPageBreak/>
         <w:t>IBM. (2023, March 29). </w:t>
       </w:r>
       <w:r>
@@ -20386,7 +21232,7 @@
         </w:rPr>
         <w:t xml:space="preserve">. IBM. </w:t>
       </w:r>
-      <w:hyperlink r:id="rId37" w:history="1">
+      <w:hyperlink r:id="rId38" w:history="1">
         <w:r>
           <w:rPr>
             <w:rStyle w:val="Hyperlink"/>
@@ -20450,7 +21296,7 @@
         </w:rPr>
         <w:t xml:space="preserve">. </w:t>
       </w:r>
-      <w:hyperlink r:id="rId38" w:history="1">
+      <w:hyperlink r:id="rId39" w:history="1">
         <w:r>
           <w:rPr>
             <w:rStyle w:val="Hyperlink"/>
@@ -20533,7 +21379,7 @@
         </w:rPr>
         <w:t xml:space="preserve">(22), 11354. </w:t>
       </w:r>
-      <w:hyperlink r:id="rId39" w:history="1">
+      <w:hyperlink r:id="rId40" w:history="1">
         <w:r>
           <w:rPr>
             <w:rStyle w:val="Hyperlink"/>
@@ -20579,15 +21425,24 @@
           <w:iCs/>
           <w:color w:val="000000"/>
         </w:rPr>
-        <w:t>5th International Conference on Advances in Highway Engineering &amp; Transportation Systems 2024</w:t>
-      </w:r>
-      <w:r>
-        <w:rPr>
+        <w:t xml:space="preserve">5th </w:t>
+      </w:r>
+      <w:r>
+        <w:rPr>
+          <w:i/>
+          <w:iCs/>
           <w:color w:val="000000"/>
         </w:rPr>
+        <w:lastRenderedPageBreak/>
+        <w:t>International Conference on Advances in Highway Engineering &amp; Transportation Systems 2024</w:t>
+      </w:r>
+      <w:r>
+        <w:rPr>
+          <w:color w:val="000000"/>
+        </w:rPr>
         <w:t xml:space="preserve">, 17–35. </w:t>
       </w:r>
-      <w:hyperlink r:id="rId40" w:history="1">
+      <w:hyperlink r:id="rId41" w:history="1">
         <w:r>
           <w:rPr>
             <w:rStyle w:val="Hyperlink"/>
@@ -20657,7 +21512,7 @@
         </w:rPr>
         <w:t xml:space="preserve">. </w:t>
       </w:r>
-      <w:hyperlink r:id="rId41" w:history="1">
+      <w:hyperlink r:id="rId42" w:history="1">
         <w:r>
           <w:rPr>
             <w:rStyle w:val="Hyperlink"/>
@@ -20709,7 +21564,7 @@
         </w:rPr>
         <w:t xml:space="preserve">. (n.d.). Www.transport.gov.lk. </w:t>
       </w:r>
-      <w:hyperlink r:id="rId42" w:history="1">
+      <w:hyperlink r:id="rId43" w:history="1">
         <w:r>
           <w:rPr>
             <w:rStyle w:val="Hyperlink"/>
@@ -20736,6 +21591,62 @@
     </w:p>
     <w:p>
       <w:pPr>
+        <w:widowControl/>
+        <w:autoSpaceDE/>
+        <w:autoSpaceDN/>
+        <w:spacing w:line="480" w:lineRule="atLeast"/>
+        <w:ind w:left="720" w:hanging="720"/>
+        <w:rPr>
+          <w:sz w:val="24"/>
+          <w:szCs w:val="24"/>
+          <w:lang w:bidi="si-LK"/>
+        </w:rPr>
+      </w:pPr>
+      <w:r>
+        <w:rPr>
+          <w:sz w:val="24"/>
+          <w:szCs w:val="24"/>
+          <w:lang w:bidi="si-LK"/>
+        </w:rPr>
+        <w:t xml:space="preserve">Mixing Qualitative and Quantitative Methods. (2024). </w:t>
+      </w:r>
+      <w:r>
+        <w:rPr>
+          <w:i/>
+          <w:iCs/>
+          <w:sz w:val="24"/>
+          <w:szCs w:val="24"/>
+          <w:lang w:bidi="si-LK"/>
+        </w:rPr>
+        <w:t>Cambridge University Press eBooks</w:t>
+      </w:r>
+      <w:r>
+        <w:rPr>
+          <w:sz w:val="24"/>
+          <w:szCs w:val="24"/>
+          <w:lang w:bidi="si-LK"/>
+        </w:rPr>
+        <w:t xml:space="preserve">, 117–134. </w:t>
+      </w:r>
+      <w:hyperlink r:id="rId44" w:history="1">
+        <w:r>
+          <w:rPr>
+            <w:rStyle w:val="Hyperlink"/>
+          </w:rPr>
+          <w:t>https://doi.org/10.1017/9781009031066.007</w:t>
+        </w:r>
+      </w:hyperlink>
+      <w:r>
+        <w:rPr>
+          <w:sz w:val="24"/>
+          <w:szCs w:val="24"/>
+          <w:lang w:bidi="si-LK"/>
+        </w:rPr>
+        <w:t xml:space="preserve"> </w:t>
+      </w:r>
+    </w:p>
+    <w:p>
+      <w:pPr>
         <w:pStyle w:val="NormalWeb"/>
         <w:spacing w:before="0" w:beforeAutospacing="0" w:after="0" w:afterAutospacing="0" w:line="360" w:lineRule="auto"/>
         <w:ind w:left="720" w:hanging="720"/>
@@ -20743,6 +21654,26 @@
           <w:color w:val="000000"/>
         </w:rPr>
       </w:pPr>
+    </w:p>
+    <w:p>
+      <w:pPr>
+        <w:pStyle w:val="NormalWeb"/>
+        <w:spacing w:before="0" w:beforeAutospacing="0" w:after="0" w:afterAutospacing="0" w:line="360" w:lineRule="auto"/>
+        <w:ind w:left="720" w:hanging="720"/>
+        <w:rPr>
+          <w:color w:val="000000"/>
+        </w:rPr>
+      </w:pPr>
+    </w:p>
+    <w:p>
+      <w:pPr>
+        <w:pStyle w:val="NormalWeb"/>
+        <w:spacing w:before="0" w:beforeAutospacing="0" w:after="0" w:afterAutospacing="0" w:line="360" w:lineRule="auto"/>
+        <w:ind w:left="720" w:hanging="720"/>
+        <w:rPr>
+          <w:color w:val="000000"/>
+        </w:rPr>
+      </w:pPr>
       <w:r>
         <w:rPr>
           <w:color w:val="000000"/>
@@ -20777,7 +21708,7 @@
         </w:rPr>
         <w:t xml:space="preserve">(1). </w:t>
       </w:r>
-      <w:hyperlink r:id="rId43" w:history="1">
+      <w:hyperlink r:id="rId45" w:history="1">
         <w:r>
           <w:rPr>
             <w:rStyle w:val="Hyperlink"/>
@@ -20828,7 +21759,7 @@
         </w:rPr>
         <w:t xml:space="preserve">. (2016, November 14). NHTSA. </w:t>
       </w:r>
-      <w:hyperlink r:id="rId44" w:history="1">
+      <w:hyperlink r:id="rId46" w:history="1">
         <w:r>
           <w:rPr>
             <w:rStyle w:val="Hyperlink"/>
@@ -20884,7 +21815,7 @@
         </w:rPr>
         <w:t xml:space="preserve">, 100642. </w:t>
       </w:r>
-      <w:hyperlink r:id="rId45" w:history="1">
+      <w:hyperlink r:id="rId47" w:history="1">
         <w:r>
           <w:rPr>
             <w:rStyle w:val="Hyperlink"/>
@@ -20952,7 +21883,7 @@
         </w:rPr>
         <w:t xml:space="preserve">(4), e0300640–e0300640. </w:t>
       </w:r>
-      <w:hyperlink r:id="rId46" w:history="1">
+      <w:hyperlink r:id="rId48" w:history="1">
         <w:r>
           <w:rPr>
             <w:rStyle w:val="Hyperlink"/>
@@ -20986,6 +21917,7 @@
           <w:iCs/>
           <w:color w:val="000000"/>
         </w:rPr>
+        <w:lastRenderedPageBreak/>
         <w:t>Over 670 fatal road accidents reported so far this year - Sri Lanka Police</w:t>
       </w:r>
       <w:r>
@@ -20994,7 +21926,7 @@
         </w:rPr>
         <w:t xml:space="preserve">. (2026). Adaderana.lk. </w:t>
       </w:r>
-      <w:hyperlink r:id="rId47" w:history="1">
+      <w:hyperlink r:id="rId49" w:history="1">
         <w:r>
           <w:rPr>
             <w:rStyle w:val="Hyperlink"/>
@@ -21012,6 +21944,103 @@
     <w:p>
       <w:pPr>
         <w:pStyle w:val="NormalWeb"/>
+        <w:spacing w:before="0" w:beforeAutospacing="0" w:after="0" w:afterAutospacing="0" w:line="360" w:lineRule="auto"/>
+        <w:ind w:left="720" w:hanging="720"/>
+        <w:rPr>
+          <w:color w:val="000000"/>
+        </w:rPr>
+      </w:pPr>
+    </w:p>
+    <w:p>
+      <w:pPr>
+        <w:widowControl/>
+        <w:autoSpaceDE/>
+        <w:autoSpaceDN/>
+        <w:spacing w:line="480" w:lineRule="atLeast"/>
+        <w:ind w:left="720" w:hanging="720"/>
+        <w:rPr>
+          <w:sz w:val="24"/>
+          <w:szCs w:val="24"/>
+          <w:lang w:bidi="si-LK"/>
+        </w:rPr>
+      </w:pPr>
+      <w:r>
+        <w:rPr>
+          <w:sz w:val="24"/>
+          <w:szCs w:val="24"/>
+          <w:lang w:bidi="si-LK"/>
+        </w:rPr>
+        <w:t xml:space="preserve">Panakaduwa, C., Coates, P., Munir, M., &amp; Samansiri, S. (2025). Examining the Philosophical Underpinnings of Design Science Research (DSR). </w:t>
+      </w:r>
+      <w:r>
+        <w:rPr>
+          <w:i/>
+          <w:iCs/>
+          <w:sz w:val="24"/>
+          <w:szCs w:val="24"/>
+          <w:lang w:bidi="si-LK"/>
+        </w:rPr>
+        <w:t>Philosophies</w:t>
+      </w:r>
+      <w:r>
+        <w:rPr>
+          <w:sz w:val="24"/>
+          <w:szCs w:val="24"/>
+          <w:lang w:bidi="si-LK"/>
+        </w:rPr>
+        <w:t xml:space="preserve">, </w:t>
+      </w:r>
+      <w:r>
+        <w:rPr>
+          <w:i/>
+          <w:iCs/>
+          <w:sz w:val="24"/>
+          <w:szCs w:val="24"/>
+          <w:lang w:bidi="si-LK"/>
+        </w:rPr>
+        <w:t>10</w:t>
+      </w:r>
+      <w:r>
+        <w:rPr>
+          <w:sz w:val="24"/>
+          <w:szCs w:val="24"/>
+          <w:lang w:bidi="si-LK"/>
+        </w:rPr>
+        <w:t xml:space="preserve">(6), 139. </w:t>
+      </w:r>
+      <w:hyperlink r:id="rId50" w:history="1">
+        <w:r>
+          <w:rPr>
+            <w:rStyle w:val="Hyperlink"/>
+            <w:sz w:val="24"/>
+            <w:szCs w:val="24"/>
+            <w:lang w:bidi="si-LK"/>
+          </w:rPr>
+          <w:t>https://doi.org/10.3390/philosophies10060139</w:t>
+        </w:r>
+      </w:hyperlink>
+      <w:r>
+        <w:rPr>
+          <w:sz w:val="24"/>
+          <w:szCs w:val="24"/>
+          <w:lang w:bidi="si-LK"/>
+        </w:rPr>
+        <w:t xml:space="preserve"> </w:t>
+      </w:r>
+    </w:p>
+    <w:p>
+      <w:pPr>
+        <w:pStyle w:val="NormalWeb"/>
+        <w:spacing w:before="0" w:beforeAutospacing="0" w:after="0" w:afterAutospacing="0" w:line="360" w:lineRule="auto"/>
+        <w:ind w:left="720" w:hanging="720"/>
+        <w:rPr>
+          <w:color w:val="000000"/>
+        </w:rPr>
+      </w:pPr>
+    </w:p>
+    <w:p>
+      <w:pPr>
+        <w:pStyle w:val="NormalWeb"/>
         <w:spacing w:line="360" w:lineRule="auto"/>
         <w:rPr>
           <w:color w:val="000000"/>
@@ -21060,7 +22089,7 @@
         </w:rPr>
         <w:t xml:space="preserve">(12), 157. </w:t>
       </w:r>
-      <w:hyperlink r:id="rId48" w:history="1">
+      <w:hyperlink r:id="rId51" w:history="1">
         <w:r>
           <w:rPr>
             <w:rStyle w:val="Hyperlink"/>
@@ -21089,7 +22118,7 @@
         <w:widowControl/>
         <w:autoSpaceDE/>
         <w:autoSpaceDN/>
-        <w:spacing w:line="360" w:lineRule="auto"/>
+        <w:spacing w:line="480" w:lineRule="atLeast"/>
         <w:ind w:left="720" w:hanging="720"/>
         <w:rPr>
           <w:sz w:val="24"/>
@@ -21103,7 +22132,7 @@
           <w:szCs w:val="24"/>
           <w:lang w:bidi="si-LK"/>
         </w:rPr>
-        <w:t xml:space="preserve">Siritunga, T. L. S. S. (2025). Road traffic crashes in Sri Lanka: an epidemic that demands multisectoral public-health mobilization. </w:t>
+        <w:t xml:space="preserve">Saunders, M., Lewis, P., &amp; Thornhill, A. (2023). </w:t>
       </w:r>
       <w:r>
         <w:rPr>
@@ -21113,7 +22142,7 @@
           <w:szCs w:val="24"/>
           <w:lang w:bidi="si-LK"/>
         </w:rPr>
-        <w:t>Journal of the College of Community Physicians of Sri Lanka</w:t>
+        <w:t>Research Methods for Business Students</w:t>
       </w:r>
       <w:r>
         <w:rPr>
@@ -21121,7 +22150,47 @@
           <w:szCs w:val="24"/>
           <w:lang w:bidi="si-LK"/>
         </w:rPr>
-        <w:t xml:space="preserve">, </w:t>
+        <w:t xml:space="preserve"> (9th ed.). Pearson.</w:t>
+      </w:r>
+    </w:p>
+    <w:p>
+      <w:pPr>
+        <w:pStyle w:val="NormalWeb"/>
+        <w:spacing w:before="0" w:beforeAutospacing="0" w:after="0" w:afterAutospacing="0" w:line="360" w:lineRule="auto"/>
+        <w:rPr>
+          <w:color w:val="000000"/>
+        </w:rPr>
+      </w:pPr>
+    </w:p>
+    <w:p>
+      <w:pPr>
+        <w:pStyle w:val="NormalWeb"/>
+        <w:spacing w:before="0" w:beforeAutospacing="0" w:after="0" w:afterAutospacing="0" w:line="360" w:lineRule="auto"/>
+        <w:rPr>
+          <w:color w:val="000000"/>
+        </w:rPr>
+      </w:pPr>
+    </w:p>
+    <w:p>
+      <w:pPr>
+        <w:widowControl/>
+        <w:autoSpaceDE/>
+        <w:autoSpaceDN/>
+        <w:spacing w:line="360" w:lineRule="auto"/>
+        <w:ind w:left="720" w:hanging="720"/>
+        <w:rPr>
+          <w:sz w:val="24"/>
+          <w:szCs w:val="24"/>
+          <w:lang w:bidi="si-LK"/>
+        </w:rPr>
+      </w:pPr>
+      <w:r>
+        <w:rPr>
+          <w:sz w:val="24"/>
+          <w:szCs w:val="24"/>
+          <w:lang w:bidi="si-LK"/>
+        </w:rPr>
+        <w:t xml:space="preserve">Siritunga, T. L. S. S. (2025). Road traffic crashes in Sri Lanka: an epidemic that demands multisectoral public-health mobilization. </w:t>
       </w:r>
       <w:r>
         <w:rPr>
@@ -21131,6 +22200,24 @@
           <w:szCs w:val="24"/>
           <w:lang w:bidi="si-LK"/>
         </w:rPr>
+        <w:t>Journal of the College of Community Physicians of Sri Lanka</w:t>
+      </w:r>
+      <w:r>
+        <w:rPr>
+          <w:sz w:val="24"/>
+          <w:szCs w:val="24"/>
+          <w:lang w:bidi="si-LK"/>
+        </w:rPr>
+        <w:t xml:space="preserve">, </w:t>
+      </w:r>
+      <w:r>
+        <w:rPr>
+          <w:i/>
+          <w:iCs/>
+          <w:sz w:val="24"/>
+          <w:szCs w:val="24"/>
+          <w:lang w:bidi="si-LK"/>
+        </w:rPr>
         <w:t>31</w:t>
       </w:r>
       <w:r>
@@ -21141,7 +22228,7 @@
         </w:rPr>
         <w:t xml:space="preserve">(4), 116–121. </w:t>
       </w:r>
-      <w:hyperlink r:id="rId49" w:history="1">
+      <w:hyperlink r:id="rId52" w:history="1">
         <w:r>
           <w:rPr>
             <w:rStyle w:val="Hyperlink"/>
@@ -21193,7 +22280,7 @@
         </w:rPr>
         <w:t xml:space="preserve">. (2020). ETSC. </w:t>
       </w:r>
-      <w:hyperlink r:id="rId50" w:history="1">
+      <w:hyperlink r:id="rId53" w:history="1">
         <w:r>
           <w:rPr>
             <w:rStyle w:val="Hyperlink"/>
@@ -21252,7 +22339,7 @@
         </w:rPr>
         <w:t xml:space="preserve">. Retrieved July 21, 2026, from </w:t>
       </w:r>
-      <w:hyperlink r:id="rId51" w:history="1">
+      <w:hyperlink r:id="rId54" w:history="1">
         <w:r>
           <w:rPr>
             <w:rStyle w:val="Hyperlink"/>
@@ -21308,7 +22395,7 @@
         </w:rPr>
         <w:t xml:space="preserve">. </w:t>
       </w:r>
-      <w:hyperlink r:id="rId52" w:history="1">
+      <w:hyperlink r:id="rId55" w:history="1">
         <w:r>
           <w:rPr>
             <w:rStyle w:val="Hyperlink"/>
@@ -21390,7 +22477,7 @@
         </w:rPr>
         <w:t xml:space="preserve">(1). </w:t>
       </w:r>
-      <w:hyperlink r:id="rId53" w:history="1">
+      <w:hyperlink r:id="rId56" w:history="1">
         <w:r>
           <w:rPr>
             <w:rStyle w:val="Hyperlink"/>
@@ -21453,7 +22540,7 @@
         </w:rPr>
         <w:t xml:space="preserve">. (n.d.). Www.visualcrossing.com. </w:t>
       </w:r>
-      <w:hyperlink r:id="rId54" w:history="1">
+      <w:hyperlink r:id="rId57" w:history="1">
         <w:r>
           <w:rPr>
             <w:rStyle w:val="Hyperlink"/>
@@ -21501,7 +22588,7 @@
         </w:rPr>
         <w:t xml:space="preserve"> (2024). MongoDB. </w:t>
       </w:r>
-      <w:hyperlink r:id="rId55" w:history="1">
+      <w:hyperlink r:id="rId58" w:history="1">
         <w:r>
           <w:rPr>
             <w:rStyle w:val="Hyperlink"/>
@@ -21569,7 +22656,7 @@
         </w:rPr>
         <w:t xml:space="preserve">(2), 100327. </w:t>
       </w:r>
-      <w:hyperlink r:id="rId56" w:history="1">
+      <w:hyperlink r:id="rId59" w:history="1">
         <w:r>
           <w:rPr>
             <w:rStyle w:val="Hyperlink"/>
@@ -21644,7 +22731,7 @@
         </w:rPr>
         <w:t xml:space="preserve">(3), 1729. </w:t>
       </w:r>
-      <w:hyperlink r:id="rId57" w:history="1">
+      <w:hyperlink r:id="rId60" w:history="1">
         <w:r>
           <w:rPr>
             <w:rStyle w:val="Hyperlink"/>
@@ -21661,7 +22748,7 @@
     </w:p>
     <w:p/>
     <w:sectPr>
-      <w:footerReference w:type="default" r:id="rId58"/>
+      <w:footerReference w:type="default" r:id="rId61"/>
       <w:pgSz w:w="12240" w:h="15840"/>
       <w:pgMar w:top="1440" w:right="1440" w:bottom="1440" w:left="2160" w:header="720" w:footer="720" w:gutter="0"/>
       <w:pgNumType w:start="1"/>

--- a/Dissertation_Drafts/Thesis/Research Version 5.docx
+++ b/Dissertation_Drafts/Thesis/Research Version 5.docx
@@ -35,7 +35,7 @@
           <w:noProof/>
         </w:rPr>
         <w:drawing>
-          <wp:anchor distT="0" distB="0" distL="114300" distR="114300" simplePos="0" relativeHeight="251661312" behindDoc="0" locked="0" layoutInCell="1" allowOverlap="1" wp14:anchorId="0D3FA95B" wp14:editId="5E50BDDB">
+          <wp:anchor distT="0" distB="0" distL="114300" distR="114300" simplePos="0" relativeHeight="251661312" behindDoc="0" locked="0" layoutInCell="1" allowOverlap="1" wp14:anchorId="7B268295" wp14:editId="0F6C8531">
             <wp:simplePos x="0" y="0"/>
             <wp:positionH relativeFrom="column">
               <wp:posOffset>4305300</wp:posOffset>
@@ -112,7 +112,7 @@
           <w:lang w:val="en-AU" w:eastAsia="en-AU"/>
         </w:rPr>
         <w:drawing>
-          <wp:anchor distT="0" distB="0" distL="114300" distR="114300" simplePos="0" relativeHeight="251660288" behindDoc="0" locked="0" layoutInCell="1" allowOverlap="1" wp14:anchorId="5A90646E" wp14:editId="7069C30C">
+          <wp:anchor distT="0" distB="0" distL="114300" distR="114300" simplePos="0" relativeHeight="251660288" behindDoc="0" locked="0" layoutInCell="1" allowOverlap="1" wp14:anchorId="513E7467" wp14:editId="640477D2">
             <wp:simplePos x="0" y="0"/>
             <wp:positionH relativeFrom="column">
               <wp:posOffset>127200</wp:posOffset>
@@ -178,7 +178,7 @@
         <mc:AlternateContent>
           <mc:Choice Requires="wps">
             <w:drawing>
-              <wp:anchor distT="0" distB="0" distL="114300" distR="114300" simplePos="0" relativeHeight="251659264" behindDoc="0" locked="0" layoutInCell="1" allowOverlap="1" wp14:anchorId="246CA390" wp14:editId="76CB9D0E">
+              <wp:anchor distT="0" distB="0" distL="114300" distR="114300" simplePos="0" relativeHeight="251659264" behindDoc="0" locked="0" layoutInCell="1" allowOverlap="1" wp14:anchorId="1A759C6B" wp14:editId="2CFE6247">
                 <wp:simplePos x="0" y="0"/>
                 <wp:positionH relativeFrom="column">
                   <wp:posOffset>7658100</wp:posOffset>
@@ -234,7 +234,7 @@
           </mc:Choice>
           <mc:Fallback>
             <w:pict>
-              <v:rect w14:anchorId="4CAE0D4C" id="Rectangle 1" o:spid="_x0000_s1026" style="position:absolute;margin-left:603pt;margin-top:-9.75pt;width:3.6pt;height:211.5pt;z-index:251659264;visibility:visible;mso-wrap-style:square;mso-wrap-distance-left:9pt;mso-wrap-distance-top:0;mso-wrap-distance-right:9pt;mso-wrap-distance-bottom:0;mso-position-horizontal:absolute;mso-position-horizontal-relative:text;mso-position-vertical:absolute;mso-position-vertical-relative:text;v-text-anchor:middle" o:gfxdata="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" fillcolor="#4472c4 [3204]" strokecolor="#1f3763 [1604]" strokeweight="1pt"/>
+              <v:rect w14:anchorId="595237EA" id="Rectangle 1" o:spid="_x0000_s1026" style="position:absolute;margin-left:603pt;margin-top:-9.75pt;width:3.6pt;height:211.5pt;z-index:251659264;visibility:visible;mso-wrap-style:square;mso-wrap-distance-left:9pt;mso-wrap-distance-top:0;mso-wrap-distance-right:9pt;mso-wrap-distance-bottom:0;mso-position-horizontal:absolute;mso-position-horizontal-relative:text;mso-position-vertical:absolute;mso-position-vertical-relative:text;v-text-anchor:middle" o:gfxdata="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" fillcolor="#4472c4 [3204]" strokecolor="#1f3763 [1604]" strokeweight="1pt"/>
             </w:pict>
           </mc:Fallback>
         </mc:AlternateContent>
@@ -833,7 +833,7 @@
             </w:rPr>
             <w:fldChar w:fldCharType="separate"/>
           </w:r>
-          <w:hyperlink w:anchor="_Toc236915915" w:history="1">
+          <w:hyperlink w:anchor="_Toc237084584" w:history="1">
             <w:r>
               <w:rPr>
                 <w:rStyle w:val="Hyperlink"/>
@@ -862,7 +862,7 @@
                 <w:noProof/>
                 <w:webHidden/>
               </w:rPr>
-              <w:instrText xml:space="preserve"> PAGEREF _Toc236915915 \h </w:instrText>
+              <w:instrText xml:space="preserve"> PAGEREF _Toc237084584 \h </w:instrText>
             </w:r>
             <w:r>
               <w:rPr>
@@ -902,7 +902,7 @@
               <w:lang w:bidi="si-LK"/>
             </w:rPr>
           </w:pPr>
-          <w:hyperlink w:anchor="_Toc236915916" w:history="1">
+          <w:hyperlink w:anchor="_Toc237084585" w:history="1">
             <w:r>
               <w:rPr>
                 <w:rStyle w:val="Hyperlink"/>
@@ -931,7 +931,7 @@
                 <w:noProof/>
                 <w:webHidden/>
               </w:rPr>
-              <w:instrText xml:space="preserve"> PAGEREF _Toc236915916 \h </w:instrText>
+              <w:instrText xml:space="preserve"> PAGEREF _Toc237084585 \h </w:instrText>
             </w:r>
             <w:r>
               <w:rPr>
@@ -971,7 +971,7 @@
               <w:lang w:bidi="si-LK"/>
             </w:rPr>
           </w:pPr>
-          <w:hyperlink w:anchor="_Toc236915917" w:history="1">
+          <w:hyperlink w:anchor="_Toc237084586" w:history="1">
             <w:r>
               <w:rPr>
                 <w:rStyle w:val="Hyperlink"/>
@@ -1000,7 +1000,7 @@
                 <w:noProof/>
                 <w:webHidden/>
               </w:rPr>
-              <w:instrText xml:space="preserve"> PAGEREF _Toc236915917 \h </w:instrText>
+              <w:instrText xml:space="preserve"> PAGEREF _Toc237084586 \h </w:instrText>
             </w:r>
             <w:r>
               <w:rPr>
@@ -1040,7 +1040,7 @@
               <w:lang w:bidi="si-LK"/>
             </w:rPr>
           </w:pPr>
-          <w:hyperlink w:anchor="_Toc236915918" w:history="1">
+          <w:hyperlink w:anchor="_Toc237084587" w:history="1">
             <w:r>
               <w:rPr>
                 <w:rStyle w:val="Hyperlink"/>
@@ -1069,7 +1069,7 @@
                 <w:noProof/>
                 <w:webHidden/>
               </w:rPr>
-              <w:instrText xml:space="preserve"> PAGEREF _Toc236915918 \h </w:instrText>
+              <w:instrText xml:space="preserve"> PAGEREF _Toc237084587 \h </w:instrText>
             </w:r>
             <w:r>
               <w:rPr>
@@ -1109,7 +1109,7 @@
               <w:lang w:bidi="si-LK"/>
             </w:rPr>
           </w:pPr>
-          <w:hyperlink w:anchor="_Toc236915919" w:history="1">
+          <w:hyperlink w:anchor="_Toc237084588" w:history="1">
             <w:r>
               <w:rPr>
                 <w:rStyle w:val="Hyperlink"/>
@@ -1138,7 +1138,7 @@
                 <w:noProof/>
                 <w:webHidden/>
               </w:rPr>
-              <w:instrText xml:space="preserve"> PAGEREF _Toc236915919 \h </w:instrText>
+              <w:instrText xml:space="preserve"> PAGEREF _Toc237084588 \h </w:instrText>
             </w:r>
             <w:r>
               <w:rPr>
@@ -1178,7 +1178,7 @@
               <w:lang w:bidi="si-LK"/>
             </w:rPr>
           </w:pPr>
-          <w:hyperlink w:anchor="_Toc236915920" w:history="1">
+          <w:hyperlink w:anchor="_Toc237084589" w:history="1">
             <w:r>
               <w:rPr>
                 <w:rStyle w:val="Hyperlink"/>
@@ -1207,7 +1207,7 @@
                 <w:noProof/>
                 <w:webHidden/>
               </w:rPr>
-              <w:instrText xml:space="preserve"> PAGEREF _Toc236915920 \h </w:instrText>
+              <w:instrText xml:space="preserve"> PAGEREF _Toc237084589 \h </w:instrText>
             </w:r>
             <w:r>
               <w:rPr>
@@ -1247,7 +1247,7 @@
               <w:lang w:bidi="si-LK"/>
             </w:rPr>
           </w:pPr>
-          <w:hyperlink w:anchor="_Toc236915921" w:history="1">
+          <w:hyperlink w:anchor="_Toc237084590" w:history="1">
             <w:r>
               <w:rPr>
                 <w:rStyle w:val="Hyperlink"/>
@@ -1276,7 +1276,7 @@
                 <w:noProof/>
                 <w:webHidden/>
               </w:rPr>
-              <w:instrText xml:space="preserve"> PAGEREF _Toc236915921 \h </w:instrText>
+              <w:instrText xml:space="preserve"> PAGEREF _Toc237084590 \h </w:instrText>
             </w:r>
             <w:r>
               <w:rPr>
@@ -1319,7 +1319,7 @@
               <w:lang w:bidi="si-LK"/>
             </w:rPr>
           </w:pPr>
-          <w:hyperlink w:anchor="_Toc236915922" w:history="1">
+          <w:hyperlink w:anchor="_Toc237084591" w:history="1">
             <w:r>
               <w:rPr>
                 <w:rStyle w:val="Hyperlink"/>
@@ -1348,7 +1348,7 @@
                 <w:noProof/>
                 <w:webHidden/>
               </w:rPr>
-              <w:instrText xml:space="preserve"> PAGEREF _Toc236915922 \h </w:instrText>
+              <w:instrText xml:space="preserve"> PAGEREF _Toc237084591 \h </w:instrText>
             </w:r>
             <w:r>
               <w:rPr>
@@ -1391,7 +1391,7 @@
               <w:lang w:bidi="si-LK"/>
             </w:rPr>
           </w:pPr>
-          <w:hyperlink w:anchor="_Toc236915923" w:history="1">
+          <w:hyperlink w:anchor="_Toc237084592" w:history="1">
             <w:r>
               <w:rPr>
                 <w:rStyle w:val="Hyperlink"/>
@@ -1420,7 +1420,7 @@
                 <w:noProof/>
                 <w:webHidden/>
               </w:rPr>
-              <w:instrText xml:space="preserve"> PAGEREF _Toc236915923 \h </w:instrText>
+              <w:instrText xml:space="preserve"> PAGEREF _Toc237084592 \h </w:instrText>
             </w:r>
             <w:r>
               <w:rPr>
@@ -1463,7 +1463,7 @@
               <w:lang w:bidi="si-LK"/>
             </w:rPr>
           </w:pPr>
-          <w:hyperlink w:anchor="_Toc236915924" w:history="1">
+          <w:hyperlink w:anchor="_Toc237084593" w:history="1">
             <w:r>
               <w:rPr>
                 <w:rStyle w:val="Hyperlink"/>
@@ -1492,7 +1492,7 @@
                 <w:noProof/>
                 <w:webHidden/>
               </w:rPr>
-              <w:instrText xml:space="preserve"> PAGEREF _Toc236915924 \h </w:instrText>
+              <w:instrText xml:space="preserve"> PAGEREF _Toc237084593 \h </w:instrText>
             </w:r>
             <w:r>
               <w:rPr>
@@ -1532,7 +1532,7 @@
               <w:lang w:bidi="si-LK"/>
             </w:rPr>
           </w:pPr>
-          <w:hyperlink w:anchor="_Toc236915925" w:history="1">
+          <w:hyperlink w:anchor="_Toc237084594" w:history="1">
             <w:r>
               <w:rPr>
                 <w:rStyle w:val="Hyperlink"/>
@@ -1561,7 +1561,7 @@
                 <w:noProof/>
                 <w:webHidden/>
               </w:rPr>
-              <w:instrText xml:space="preserve"> PAGEREF _Toc236915925 \h </w:instrText>
+              <w:instrText xml:space="preserve"> PAGEREF _Toc237084594 \h </w:instrText>
             </w:r>
             <w:r>
               <w:rPr>
@@ -1604,7 +1604,7 @@
               <w:lang w:bidi="si-LK"/>
             </w:rPr>
           </w:pPr>
-          <w:hyperlink w:anchor="_Toc236915926" w:history="1">
+          <w:hyperlink w:anchor="_Toc237084595" w:history="1">
             <w:r>
               <w:rPr>
                 <w:rStyle w:val="Hyperlink"/>
@@ -1633,7 +1633,7 @@
                 <w:noProof/>
                 <w:webHidden/>
               </w:rPr>
-              <w:instrText xml:space="preserve"> PAGEREF _Toc236915926 \h </w:instrText>
+              <w:instrText xml:space="preserve"> PAGEREF _Toc237084595 \h </w:instrText>
             </w:r>
             <w:r>
               <w:rPr>
@@ -1676,7 +1676,7 @@
               <w:lang w:bidi="si-LK"/>
             </w:rPr>
           </w:pPr>
-          <w:hyperlink w:anchor="_Toc236915927" w:history="1">
+          <w:hyperlink w:anchor="_Toc237084596" w:history="1">
             <w:r>
               <w:rPr>
                 <w:rStyle w:val="Hyperlink"/>
@@ -1705,7 +1705,7 @@
                 <w:noProof/>
                 <w:webHidden/>
               </w:rPr>
-              <w:instrText xml:space="preserve"> PAGEREF _Toc236915927 \h </w:instrText>
+              <w:instrText xml:space="preserve"> PAGEREF _Toc237084596 \h </w:instrText>
             </w:r>
             <w:r>
               <w:rPr>
@@ -1748,7 +1748,7 @@
               <w:lang w:bidi="si-LK"/>
             </w:rPr>
           </w:pPr>
-          <w:hyperlink w:anchor="_Toc236915928" w:history="1">
+          <w:hyperlink w:anchor="_Toc237084597" w:history="1">
             <w:r>
               <w:rPr>
                 <w:rStyle w:val="Hyperlink"/>
@@ -1777,7 +1777,7 @@
                 <w:noProof/>
                 <w:webHidden/>
               </w:rPr>
-              <w:instrText xml:space="preserve"> PAGEREF _Toc236915928 \h </w:instrText>
+              <w:instrText xml:space="preserve"> PAGEREF _Toc237084597 \h </w:instrText>
             </w:r>
             <w:r>
               <w:rPr>
@@ -1820,7 +1820,7 @@
               <w:lang w:bidi="si-LK"/>
             </w:rPr>
           </w:pPr>
-          <w:hyperlink w:anchor="_Toc236915929" w:history="1">
+          <w:hyperlink w:anchor="_Toc237084598" w:history="1">
             <w:r>
               <w:rPr>
                 <w:rStyle w:val="Hyperlink"/>
@@ -1849,7 +1849,7 @@
                 <w:noProof/>
                 <w:webHidden/>
               </w:rPr>
-              <w:instrText xml:space="preserve"> PAGEREF _Toc236915929 \h </w:instrText>
+              <w:instrText xml:space="preserve"> PAGEREF _Toc237084598 \h </w:instrText>
             </w:r>
             <w:r>
               <w:rPr>
@@ -1889,7 +1889,7 @@
               <w:lang w:bidi="si-LK"/>
             </w:rPr>
           </w:pPr>
-          <w:hyperlink w:anchor="_Toc236915930" w:history="1">
+          <w:hyperlink w:anchor="_Toc237084599" w:history="1">
             <w:r>
               <w:rPr>
                 <w:rStyle w:val="Hyperlink"/>
@@ -1918,7 +1918,7 @@
                 <w:noProof/>
                 <w:webHidden/>
               </w:rPr>
-              <w:instrText xml:space="preserve"> PAGEREF _Toc236915930 \h </w:instrText>
+              <w:instrText xml:space="preserve"> PAGEREF _Toc237084599 \h </w:instrText>
             </w:r>
             <w:r>
               <w:rPr>
@@ -1958,7 +1958,7 @@
               <w:lang w:bidi="si-LK"/>
             </w:rPr>
           </w:pPr>
-          <w:hyperlink w:anchor="_Toc236915931" w:history="1">
+          <w:hyperlink w:anchor="_Toc237084600" w:history="1">
             <w:r>
               <w:rPr>
                 <w:rStyle w:val="Hyperlink"/>
@@ -1987,7 +1987,7 @@
                 <w:noProof/>
                 <w:webHidden/>
               </w:rPr>
-              <w:instrText xml:space="preserve"> PAGEREF _Toc236915931 \h </w:instrText>
+              <w:instrText xml:space="preserve"> PAGEREF _Toc237084600 \h </w:instrText>
             </w:r>
             <w:r>
               <w:rPr>
@@ -2027,7 +2027,7 @@
               <w:lang w:bidi="si-LK"/>
             </w:rPr>
           </w:pPr>
-          <w:hyperlink w:anchor="_Toc236915932" w:history="1">
+          <w:hyperlink w:anchor="_Toc237084601" w:history="1">
             <w:r>
               <w:rPr>
                 <w:rStyle w:val="Hyperlink"/>
@@ -2056,7 +2056,7 @@
                 <w:noProof/>
                 <w:webHidden/>
               </w:rPr>
-              <w:instrText xml:space="preserve"> PAGEREF _Toc236915932 \h </w:instrText>
+              <w:instrText xml:space="preserve"> PAGEREF _Toc237084601 \h </w:instrText>
             </w:r>
             <w:r>
               <w:rPr>
@@ -2096,7 +2096,7 @@
               <w:lang w:bidi="si-LK"/>
             </w:rPr>
           </w:pPr>
-          <w:hyperlink w:anchor="_Toc236915933" w:history="1">
+          <w:hyperlink w:anchor="_Toc237084602" w:history="1">
             <w:r>
               <w:rPr>
                 <w:rStyle w:val="Hyperlink"/>
@@ -2125,7 +2125,7 @@
                 <w:noProof/>
                 <w:webHidden/>
               </w:rPr>
-              <w:instrText xml:space="preserve"> PAGEREF _Toc236915933 \h </w:instrText>
+              <w:instrText xml:space="preserve"> PAGEREF _Toc237084602 \h </w:instrText>
             </w:r>
             <w:r>
               <w:rPr>
@@ -2165,7 +2165,7 @@
               <w:lang w:bidi="si-LK"/>
             </w:rPr>
           </w:pPr>
-          <w:hyperlink w:anchor="_Toc236915934" w:history="1">
+          <w:hyperlink w:anchor="_Toc237084603" w:history="1">
             <w:r>
               <w:rPr>
                 <w:rStyle w:val="Hyperlink"/>
@@ -2194,7 +2194,7 @@
                 <w:noProof/>
                 <w:webHidden/>
               </w:rPr>
-              <w:instrText xml:space="preserve"> PAGEREF _Toc236915934 \h </w:instrText>
+              <w:instrText xml:space="preserve"> PAGEREF _Toc237084603 \h </w:instrText>
             </w:r>
             <w:r>
               <w:rPr>
@@ -2237,7 +2237,7 @@
               <w:lang w:bidi="si-LK"/>
             </w:rPr>
           </w:pPr>
-          <w:hyperlink w:anchor="_Toc236915935" w:history="1">
+          <w:hyperlink w:anchor="_Toc237084604" w:history="1">
             <w:r>
               <w:rPr>
                 <w:rStyle w:val="Hyperlink"/>
@@ -2266,7 +2266,7 @@
                 <w:noProof/>
                 <w:webHidden/>
               </w:rPr>
-              <w:instrText xml:space="preserve"> PAGEREF _Toc236915935 \h </w:instrText>
+              <w:instrText xml:space="preserve"> PAGEREF _Toc237084604 \h </w:instrText>
             </w:r>
             <w:r>
               <w:rPr>
@@ -2309,7 +2309,7 @@
               <w:lang w:bidi="si-LK"/>
             </w:rPr>
           </w:pPr>
-          <w:hyperlink w:anchor="_Toc236915936" w:history="1">
+          <w:hyperlink w:anchor="_Toc237084605" w:history="1">
             <w:r>
               <w:rPr>
                 <w:rStyle w:val="Hyperlink"/>
@@ -2338,7 +2338,7 @@
                 <w:noProof/>
                 <w:webHidden/>
               </w:rPr>
-              <w:instrText xml:space="preserve"> PAGEREF _Toc236915936 \h </w:instrText>
+              <w:instrText xml:space="preserve"> PAGEREF _Toc237084605 \h </w:instrText>
             </w:r>
             <w:r>
               <w:rPr>
@@ -2381,7 +2381,7 @@
               <w:lang w:bidi="si-LK"/>
             </w:rPr>
           </w:pPr>
-          <w:hyperlink w:anchor="_Toc236915937" w:history="1">
+          <w:hyperlink w:anchor="_Toc237084606" w:history="1">
             <w:r>
               <w:rPr>
                 <w:rStyle w:val="Hyperlink"/>
@@ -2410,7 +2410,7 @@
                 <w:noProof/>
                 <w:webHidden/>
               </w:rPr>
-              <w:instrText xml:space="preserve"> PAGEREF _Toc236915937 \h </w:instrText>
+              <w:instrText xml:space="preserve"> PAGEREF _Toc237084606 \h </w:instrText>
             </w:r>
             <w:r>
               <w:rPr>
@@ -2453,7 +2453,7 @@
               <w:lang w:bidi="si-LK"/>
             </w:rPr>
           </w:pPr>
-          <w:hyperlink w:anchor="_Toc236915938" w:history="1">
+          <w:hyperlink w:anchor="_Toc237084607" w:history="1">
             <w:r>
               <w:rPr>
                 <w:rStyle w:val="Hyperlink"/>
@@ -2482,7 +2482,7 @@
                 <w:noProof/>
                 <w:webHidden/>
               </w:rPr>
-              <w:instrText xml:space="preserve"> PAGEREF _Toc236915938 \h </w:instrText>
+              <w:instrText xml:space="preserve"> PAGEREF _Toc237084607 \h </w:instrText>
             </w:r>
             <w:r>
               <w:rPr>
@@ -2525,7 +2525,7 @@
               <w:lang w:bidi="si-LK"/>
             </w:rPr>
           </w:pPr>
-          <w:hyperlink w:anchor="_Toc236915939" w:history="1">
+          <w:hyperlink w:anchor="_Toc237084608" w:history="1">
             <w:r>
               <w:rPr>
                 <w:rStyle w:val="Hyperlink"/>
@@ -2554,7 +2554,7 @@
                 <w:noProof/>
                 <w:webHidden/>
               </w:rPr>
-              <w:instrText xml:space="preserve"> PAGEREF _Toc236915939 \h </w:instrText>
+              <w:instrText xml:space="preserve"> PAGEREF _Toc237084608 \h </w:instrText>
             </w:r>
             <w:r>
               <w:rPr>
@@ -2597,7 +2597,7 @@
               <w:lang w:bidi="si-LK"/>
             </w:rPr>
           </w:pPr>
-          <w:hyperlink w:anchor="_Toc236915940" w:history="1">
+          <w:hyperlink w:anchor="_Toc237084609" w:history="1">
             <w:r>
               <w:rPr>
                 <w:rStyle w:val="Hyperlink"/>
@@ -2626,7 +2626,7 @@
                 <w:noProof/>
                 <w:webHidden/>
               </w:rPr>
-              <w:instrText xml:space="preserve"> PAGEREF _Toc236915940 \h </w:instrText>
+              <w:instrText xml:space="preserve"> PAGEREF _Toc237084609 \h </w:instrText>
             </w:r>
             <w:r>
               <w:rPr>
@@ -2666,7 +2666,7 @@
               <w:lang w:bidi="si-LK"/>
             </w:rPr>
           </w:pPr>
-          <w:hyperlink w:anchor="_Toc236915941" w:history="1">
+          <w:hyperlink w:anchor="_Toc237084610" w:history="1">
             <w:r>
               <w:rPr>
                 <w:rStyle w:val="Hyperlink"/>
@@ -2695,7 +2695,7 @@
                 <w:noProof/>
                 <w:webHidden/>
               </w:rPr>
-              <w:instrText xml:space="preserve"> PAGEREF _Toc236915941 \h </w:instrText>
+              <w:instrText xml:space="preserve"> PAGEREF _Toc237084610 \h </w:instrText>
             </w:r>
             <w:r>
               <w:rPr>
@@ -2735,7 +2735,7 @@
               <w:lang w:bidi="si-LK"/>
             </w:rPr>
           </w:pPr>
-          <w:hyperlink w:anchor="_Toc236915942" w:history="1">
+          <w:hyperlink w:anchor="_Toc237084611" w:history="1">
             <w:r>
               <w:rPr>
                 <w:rStyle w:val="Hyperlink"/>
@@ -2764,7 +2764,7 @@
                 <w:noProof/>
                 <w:webHidden/>
               </w:rPr>
-              <w:instrText xml:space="preserve"> PAGEREF _Toc236915942 \h </w:instrText>
+              <w:instrText xml:space="preserve"> PAGEREF _Toc237084611 \h </w:instrText>
             </w:r>
             <w:r>
               <w:rPr>
@@ -2804,7 +2804,7 @@
               <w:lang w:bidi="si-LK"/>
             </w:rPr>
           </w:pPr>
-          <w:hyperlink w:anchor="_Toc236915943" w:history="1">
+          <w:hyperlink w:anchor="_Toc237084612" w:history="1">
             <w:r>
               <w:rPr>
                 <w:rStyle w:val="Hyperlink"/>
@@ -2833,7 +2833,7 @@
                 <w:noProof/>
                 <w:webHidden/>
               </w:rPr>
-              <w:instrText xml:space="preserve"> PAGEREF _Toc236915943 \h </w:instrText>
+              <w:instrText xml:space="preserve"> PAGEREF _Toc237084612 \h </w:instrText>
             </w:r>
             <w:r>
               <w:rPr>
@@ -2873,7 +2873,7 @@
               <w:lang w:bidi="si-LK"/>
             </w:rPr>
           </w:pPr>
-          <w:hyperlink w:anchor="_Toc236915944" w:history="1">
+          <w:hyperlink w:anchor="_Toc237084613" w:history="1">
             <w:r>
               <w:rPr>
                 <w:rStyle w:val="Hyperlink"/>
@@ -2902,7 +2902,7 @@
                 <w:noProof/>
                 <w:webHidden/>
               </w:rPr>
-              <w:instrText xml:space="preserve"> PAGEREF _Toc236915944 \h </w:instrText>
+              <w:instrText xml:space="preserve"> PAGEREF _Toc237084613 \h </w:instrText>
             </w:r>
             <w:r>
               <w:rPr>
@@ -2942,7 +2942,7 @@
               <w:lang w:bidi="si-LK"/>
             </w:rPr>
           </w:pPr>
-          <w:hyperlink w:anchor="_Toc236915945" w:history="1">
+          <w:hyperlink w:anchor="_Toc237084614" w:history="1">
             <w:r>
               <w:rPr>
                 <w:rStyle w:val="Hyperlink"/>
@@ -2971,7 +2971,7 @@
                 <w:noProof/>
                 <w:webHidden/>
               </w:rPr>
-              <w:instrText xml:space="preserve"> PAGEREF _Toc236915945 \h </w:instrText>
+              <w:instrText xml:space="preserve"> PAGEREF _Toc237084614 \h </w:instrText>
             </w:r>
             <w:r>
               <w:rPr>
@@ -3011,7 +3011,7 @@
               <w:lang w:bidi="si-LK"/>
             </w:rPr>
           </w:pPr>
-          <w:hyperlink w:anchor="_Toc236915946" w:history="1">
+          <w:hyperlink w:anchor="_Toc237084615" w:history="1">
             <w:r>
               <w:rPr>
                 <w:rStyle w:val="Hyperlink"/>
@@ -3040,7 +3040,7 @@
                 <w:noProof/>
                 <w:webHidden/>
               </w:rPr>
-              <w:instrText xml:space="preserve"> PAGEREF _Toc236915946 \h </w:instrText>
+              <w:instrText xml:space="preserve"> PAGEREF _Toc237084615 \h </w:instrText>
             </w:r>
             <w:r>
               <w:rPr>
@@ -3080,7 +3080,7 @@
               <w:lang w:bidi="si-LK"/>
             </w:rPr>
           </w:pPr>
-          <w:hyperlink w:anchor="_Toc236915947" w:history="1">
+          <w:hyperlink w:anchor="_Toc237084616" w:history="1">
             <w:r>
               <w:rPr>
                 <w:rStyle w:val="Hyperlink"/>
@@ -3088,25 +3088,7 @@
                 <w:bCs/>
                 <w:noProof/>
               </w:rPr>
-              <w:t xml:space="preserve">3.3 Research </w:t>
-            </w:r>
-            <w:r>
-              <w:rPr>
-                <w:rStyle w:val="Hyperlink"/>
-                <w:b/>
-                <w:bCs/>
-                <w:noProof/>
-              </w:rPr>
-              <w:t>A</w:t>
-            </w:r>
-            <w:r>
-              <w:rPr>
-                <w:rStyle w:val="Hyperlink"/>
-                <w:b/>
-                <w:bCs/>
-                <w:noProof/>
-              </w:rPr>
-              <w:t>pproach</w:t>
+              <w:t>3.3 Research Approach</w:t>
             </w:r>
             <w:r>
               <w:rPr>
@@ -3127,7 +3109,7 @@
                 <w:noProof/>
                 <w:webHidden/>
               </w:rPr>
-              <w:instrText xml:space="preserve"> PAGEREF _Toc236915947 \h </w:instrText>
+              <w:instrText xml:space="preserve"> PAGEREF _Toc237084616 \h </w:instrText>
             </w:r>
             <w:r>
               <w:rPr>
@@ -3167,7 +3149,7 @@
               <w:lang w:bidi="si-LK"/>
             </w:rPr>
           </w:pPr>
-          <w:hyperlink w:anchor="_Toc236915948" w:history="1">
+          <w:hyperlink w:anchor="_Toc237084617" w:history="1">
             <w:r>
               <w:rPr>
                 <w:rStyle w:val="Hyperlink"/>
@@ -3175,6 +3157,75 @@
                 <w:bCs/>
                 <w:noProof/>
               </w:rPr>
+              <w:t>3.4 Design Science Research Methodology</w:t>
+            </w:r>
+            <w:r>
+              <w:rPr>
+                <w:noProof/>
+                <w:webHidden/>
+              </w:rPr>
+              <w:tab/>
+            </w:r>
+            <w:r>
+              <w:rPr>
+                <w:noProof/>
+                <w:webHidden/>
+              </w:rPr>
+              <w:fldChar w:fldCharType="begin"/>
+            </w:r>
+            <w:r>
+              <w:rPr>
+                <w:noProof/>
+                <w:webHidden/>
+              </w:rPr>
+              <w:instrText xml:space="preserve"> PAGEREF _Toc237084617 \h </w:instrText>
+            </w:r>
+            <w:r>
+              <w:rPr>
+                <w:noProof/>
+                <w:webHidden/>
+              </w:rPr>
+            </w:r>
+            <w:r>
+              <w:rPr>
+                <w:noProof/>
+                <w:webHidden/>
+              </w:rPr>
+              <w:fldChar w:fldCharType="separate"/>
+            </w:r>
+            <w:r>
+              <w:rPr>
+                <w:noProof/>
+                <w:webHidden/>
+              </w:rPr>
+              <w:t>34</w:t>
+            </w:r>
+            <w:r>
+              <w:rPr>
+                <w:noProof/>
+                <w:webHidden/>
+              </w:rPr>
+              <w:fldChar w:fldCharType="end"/>
+            </w:r>
+          </w:hyperlink>
+        </w:p>
+        <w:p>
+          <w:pPr>
+            <w:pStyle w:val="TOC2"/>
+            <w:rPr>
+              <w:rFonts w:asciiTheme="minorHAnsi" w:eastAsiaTheme="minorEastAsia" w:hAnsiTheme="minorHAnsi" w:cstheme="minorBidi"/>
+              <w:noProof/>
+              <w:lang w:bidi="si-LK"/>
+            </w:rPr>
+          </w:pPr>
+          <w:hyperlink w:anchor="_Toc237084618" w:history="1">
+            <w:r>
+              <w:rPr>
+                <w:rStyle w:val="Hyperlink"/>
+                <w:b/>
+                <w:bCs/>
+                <w:noProof/>
+              </w:rPr>
               <w:t>3.3 Data Collection</w:t>
             </w:r>
             <w:r>
@@ -3196,7 +3247,7 @@
                 <w:noProof/>
                 <w:webHidden/>
               </w:rPr>
-              <w:instrText xml:space="preserve"> PAGEREF _Toc236915948 \h </w:instrText>
+              <w:instrText xml:space="preserve"> PAGEREF _Toc237084618 \h </w:instrText>
             </w:r>
             <w:r>
               <w:rPr>
@@ -3239,7 +3290,7 @@
               <w:lang w:bidi="si-LK"/>
             </w:rPr>
           </w:pPr>
-          <w:hyperlink w:anchor="_Toc236915949" w:history="1">
+          <w:hyperlink w:anchor="_Toc237084619" w:history="1">
             <w:r>
               <w:rPr>
                 <w:rStyle w:val="Hyperlink"/>
@@ -3268,7 +3319,7 @@
                 <w:noProof/>
                 <w:webHidden/>
               </w:rPr>
-              <w:instrText xml:space="preserve"> PAGEREF _Toc236915949 \h </w:instrText>
+              <w:instrText xml:space="preserve"> PAGEREF _Toc237084619 \h </w:instrText>
             </w:r>
             <w:r>
               <w:rPr>
@@ -3311,7 +3362,7 @@
               <w:lang w:bidi="si-LK"/>
             </w:rPr>
           </w:pPr>
-          <w:hyperlink w:anchor="_Toc236915950" w:history="1">
+          <w:hyperlink w:anchor="_Toc237084620" w:history="1">
             <w:r>
               <w:rPr>
                 <w:rStyle w:val="Hyperlink"/>
@@ -3340,7 +3391,7 @@
                 <w:noProof/>
                 <w:webHidden/>
               </w:rPr>
-              <w:instrText xml:space="preserve"> PAGEREF _Toc236915950 \h </w:instrText>
+              <w:instrText xml:space="preserve"> PAGEREF _Toc237084620 \h </w:instrText>
             </w:r>
             <w:r>
               <w:rPr>
@@ -3360,7 +3411,7 @@
                 <w:noProof/>
                 <w:webHidden/>
               </w:rPr>
-              <w:t>36</w:t>
+              <w:t>45</w:t>
             </w:r>
             <w:r>
               <w:rPr>
@@ -3380,7 +3431,7 @@
               <w:lang w:bidi="si-LK"/>
             </w:rPr>
           </w:pPr>
-          <w:hyperlink w:anchor="_Toc236915951" w:history="1">
+          <w:hyperlink w:anchor="_Toc237084621" w:history="1">
             <w:r>
               <w:rPr>
                 <w:rStyle w:val="Hyperlink"/>
@@ -3409,7 +3460,7 @@
                 <w:noProof/>
                 <w:webHidden/>
               </w:rPr>
-              <w:instrText xml:space="preserve"> PAGEREF _Toc236915951 \h </w:instrText>
+              <w:instrText xml:space="preserve"> PAGEREF _Toc237084621 \h </w:instrText>
             </w:r>
             <w:r>
               <w:rPr>
@@ -3429,7 +3480,7 @@
                 <w:noProof/>
                 <w:webHidden/>
               </w:rPr>
-              <w:t>38</w:t>
+              <w:t>47</w:t>
             </w:r>
             <w:r>
               <w:rPr>
@@ -3452,7 +3503,7 @@
               <w:lang w:bidi="si-LK"/>
             </w:rPr>
           </w:pPr>
-          <w:hyperlink w:anchor="_Toc236915952" w:history="1">
+          <w:hyperlink w:anchor="_Toc237084622" w:history="1">
             <w:r>
               <w:rPr>
                 <w:rStyle w:val="Hyperlink"/>
@@ -3481,7 +3532,7 @@
                 <w:noProof/>
                 <w:webHidden/>
               </w:rPr>
-              <w:instrText xml:space="preserve"> PAGEREF _Toc236915952 \h </w:instrText>
+              <w:instrText xml:space="preserve"> PAGEREF _Toc237084622 \h </w:instrText>
             </w:r>
             <w:r>
               <w:rPr>
@@ -3501,7 +3552,7 @@
                 <w:noProof/>
                 <w:webHidden/>
               </w:rPr>
-              <w:t>38</w:t>
+              <w:t>47</w:t>
             </w:r>
             <w:r>
               <w:rPr>
@@ -3524,7 +3575,7 @@
               <w:lang w:bidi="si-LK"/>
             </w:rPr>
           </w:pPr>
-          <w:hyperlink w:anchor="_Toc236915953" w:history="1">
+          <w:hyperlink w:anchor="_Toc237084623" w:history="1">
             <w:r>
               <w:rPr>
                 <w:rStyle w:val="Hyperlink"/>
@@ -3553,7 +3604,7 @@
                 <w:noProof/>
                 <w:webHidden/>
               </w:rPr>
-              <w:instrText xml:space="preserve"> PAGEREF _Toc236915953 \h </w:instrText>
+              <w:instrText xml:space="preserve"> PAGEREF _Toc237084623 \h </w:instrText>
             </w:r>
             <w:r>
               <w:rPr>
@@ -3573,7 +3624,7 @@
                 <w:noProof/>
                 <w:webHidden/>
               </w:rPr>
-              <w:t>40</w:t>
+              <w:t>49</w:t>
             </w:r>
             <w:r>
               <w:rPr>
@@ -3596,7 +3647,7 @@
               <w:lang w:bidi="si-LK"/>
             </w:rPr>
           </w:pPr>
-          <w:hyperlink w:anchor="_Toc236915954" w:history="1">
+          <w:hyperlink w:anchor="_Toc237084624" w:history="1">
             <w:r>
               <w:rPr>
                 <w:rStyle w:val="Hyperlink"/>
@@ -3625,7 +3676,7 @@
                 <w:noProof/>
                 <w:webHidden/>
               </w:rPr>
-              <w:instrText xml:space="preserve"> PAGEREF _Toc236915954 \h </w:instrText>
+              <w:instrText xml:space="preserve"> PAGEREF _Toc237084624 \h </w:instrText>
             </w:r>
             <w:r>
               <w:rPr>
@@ -3645,7 +3696,7 @@
                 <w:noProof/>
                 <w:webHidden/>
               </w:rPr>
-              <w:t>41</w:t>
+              <w:t>50</w:t>
             </w:r>
             <w:r>
               <w:rPr>
@@ -3668,7 +3719,7 @@
               <w:lang w:bidi="si-LK"/>
             </w:rPr>
           </w:pPr>
-          <w:hyperlink w:anchor="_Toc236915955" w:history="1">
+          <w:hyperlink w:anchor="_Toc237084625" w:history="1">
             <w:r>
               <w:rPr>
                 <w:rStyle w:val="Hyperlink"/>
@@ -3697,7 +3748,7 @@
                 <w:noProof/>
                 <w:webHidden/>
               </w:rPr>
-              <w:instrText xml:space="preserve"> PAGEREF _Toc236915955 \h </w:instrText>
+              <w:instrText xml:space="preserve"> PAGEREF _Toc237084625 \h </w:instrText>
             </w:r>
             <w:r>
               <w:rPr>
@@ -3717,7 +3768,7 @@
                 <w:noProof/>
                 <w:webHidden/>
               </w:rPr>
-              <w:t>42</w:t>
+              <w:t>51</w:t>
             </w:r>
             <w:r>
               <w:rPr>
@@ -3740,7 +3791,7 @@
               <w:lang w:bidi="si-LK"/>
             </w:rPr>
           </w:pPr>
-          <w:hyperlink w:anchor="_Toc236915956" w:history="1">
+          <w:hyperlink w:anchor="_Toc237084626" w:history="1">
             <w:r>
               <w:rPr>
                 <w:rStyle w:val="Hyperlink"/>
@@ -3769,7 +3820,7 @@
                 <w:noProof/>
                 <w:webHidden/>
               </w:rPr>
-              <w:instrText xml:space="preserve"> PAGEREF _Toc236915956 \h </w:instrText>
+              <w:instrText xml:space="preserve"> PAGEREF _Toc237084626 \h </w:instrText>
             </w:r>
             <w:r>
               <w:rPr>
@@ -3789,7 +3840,7 @@
                 <w:noProof/>
                 <w:webHidden/>
               </w:rPr>
-              <w:t>43</w:t>
+              <w:t>52</w:t>
             </w:r>
             <w:r>
               <w:rPr>
@@ -3809,7 +3860,7 @@
               <w:lang w:bidi="si-LK"/>
             </w:rPr>
           </w:pPr>
-          <w:hyperlink w:anchor="_Toc236915957" w:history="1">
+          <w:hyperlink w:anchor="_Toc237084627" w:history="1">
             <w:r>
               <w:rPr>
                 <w:rStyle w:val="Hyperlink"/>
@@ -3838,7 +3889,7 @@
                 <w:noProof/>
                 <w:webHidden/>
               </w:rPr>
-              <w:instrText xml:space="preserve"> PAGEREF _Toc236915957 \h </w:instrText>
+              <w:instrText xml:space="preserve"> PAGEREF _Toc237084627 \h </w:instrText>
             </w:r>
             <w:r>
               <w:rPr>
@@ -3858,7 +3909,7 @@
                 <w:noProof/>
                 <w:webHidden/>
               </w:rPr>
-              <w:t>50</w:t>
+              <w:t>59</w:t>
             </w:r>
             <w:r>
               <w:rPr>
@@ -3915,6 +3966,7 @@
     <w:p/>
     <w:p/>
     <w:p/>
+    <w:p/>
     <w:p>
       <w:pPr>
         <w:pStyle w:val="TOCHeading"/>
@@ -3928,6 +3980,7 @@
           <w:rFonts w:ascii="Times New Roman" w:hAnsi="Times New Roman" w:cs="Times New Roman"/>
           <w:color w:val="auto"/>
         </w:rPr>
+        <w:lastRenderedPageBreak/>
         <w:t>Table of Figures</w:t>
       </w:r>
     </w:p>
@@ -3945,7 +3998,6 @@
         </w:rPr>
       </w:pPr>
       <w:r>
-        <w:lastRenderedPageBreak/>
         <w:fldChar w:fldCharType="begin"/>
       </w:r>
       <w:r>
@@ -3954,7 +4006,7 @@
       <w:r>
         <w:fldChar w:fldCharType="separate"/>
       </w:r>
-      <w:hyperlink w:anchor="_Toc235987012" w:history="1">
+      <w:hyperlink w:anchor="_Toc237214319" w:history="1">
         <w:r>
           <w:rPr>
             <w:rStyle w:val="Hyperlink"/>
@@ -3982,7 +4034,7 @@
             <w:noProof/>
             <w:webHidden/>
           </w:rPr>
-          <w:instrText xml:space="preserve"> PAGEREF _Toc235987012 \h </w:instrText>
+          <w:instrText xml:space="preserve"> PAGEREF _Toc237214319 \h </w:instrText>
         </w:r>
         <w:r>
           <w:rPr>
@@ -4025,7 +4077,7 @@
           <w:lang w:bidi="si-LK"/>
         </w:rPr>
       </w:pPr>
-      <w:hyperlink w:anchor="_Toc235987013" w:history="1">
+      <w:hyperlink w:anchor="_Toc237214320" w:history="1">
         <w:r>
           <w:rPr>
             <w:rStyle w:val="Hyperlink"/>
@@ -4053,7 +4105,7 @@
             <w:noProof/>
             <w:webHidden/>
           </w:rPr>
-          <w:instrText xml:space="preserve"> PAGEREF _Toc235987013 \h </w:instrText>
+          <w:instrText xml:space="preserve"> PAGEREF _Toc237214320 \h </w:instrText>
         </w:r>
         <w:r>
           <w:rPr>
@@ -4096,14 +4148,14 @@
           <w:lang w:bidi="si-LK"/>
         </w:rPr>
       </w:pPr>
-      <w:hyperlink w:anchor="_Toc235987014" w:history="1">
+      <w:hyperlink w:anchor="_Toc237214321" w:history="1">
         <w:r>
           <w:rPr>
             <w:rStyle w:val="Hyperlink"/>
             <w:rFonts w:eastAsiaTheme="majorEastAsia"/>
             <w:noProof/>
           </w:rPr>
-          <w:t>Figure 3 Weather Data Collected via Visual Crossing API</w:t>
+          <w:t>Figure 3 National Severity Levels</w:t>
         </w:r>
         <w:r>
           <w:rPr>
@@ -4124,78 +4176,7 @@
             <w:noProof/>
             <w:webHidden/>
           </w:rPr>
-          <w:instrText xml:space="preserve"> PAGEREF _Toc235987014 \h </w:instrText>
-        </w:r>
-        <w:r>
-          <w:rPr>
-            <w:noProof/>
-            <w:webHidden/>
-          </w:rPr>
-        </w:r>
-        <w:r>
-          <w:rPr>
-            <w:noProof/>
-            <w:webHidden/>
-          </w:rPr>
-          <w:fldChar w:fldCharType="separate"/>
-        </w:r>
-        <w:r>
-          <w:rPr>
-            <w:noProof/>
-            <w:webHidden/>
-          </w:rPr>
-          <w:t>37</w:t>
-        </w:r>
-        <w:r>
-          <w:rPr>
-            <w:noProof/>
-            <w:webHidden/>
-          </w:rPr>
-          <w:fldChar w:fldCharType="end"/>
-        </w:r>
-      </w:hyperlink>
-    </w:p>
-    <w:p>
-      <w:pPr>
-        <w:pStyle w:val="TableofFigures"/>
-        <w:tabs>
-          <w:tab w:val="right" w:leader="dot" w:pos="8630"/>
-        </w:tabs>
-        <w:rPr>
-          <w:rFonts w:asciiTheme="minorHAnsi" w:eastAsiaTheme="minorEastAsia" w:hAnsiTheme="minorHAnsi" w:cstheme="minorBidi"/>
-          <w:noProof/>
-          <w:lang w:bidi="si-LK"/>
-        </w:rPr>
-      </w:pPr>
-      <w:hyperlink w:anchor="_Toc235987015" w:history="1">
-        <w:r>
-          <w:rPr>
-            <w:rStyle w:val="Hyperlink"/>
-            <w:rFonts w:eastAsiaTheme="majorEastAsia"/>
-            <w:noProof/>
-          </w:rPr>
-          <w:t>Figure 4 ETL Pipeline Overview</w:t>
-        </w:r>
-        <w:r>
-          <w:rPr>
-            <w:noProof/>
-            <w:webHidden/>
-          </w:rPr>
-          <w:tab/>
-        </w:r>
-        <w:r>
-          <w:rPr>
-            <w:noProof/>
-            <w:webHidden/>
-          </w:rPr>
-          <w:fldChar w:fldCharType="begin"/>
-        </w:r>
-        <w:r>
-          <w:rPr>
-            <w:noProof/>
-            <w:webHidden/>
-          </w:rPr>
-          <w:instrText xml:space="preserve"> PAGEREF _Toc235987015 \h </w:instrText>
+          <w:instrText xml:space="preserve"> PAGEREF _Toc237214321 \h </w:instrText>
         </w:r>
         <w:r>
           <w:rPr>
@@ -4238,14 +4219,14 @@
           <w:lang w:bidi="si-LK"/>
         </w:rPr>
       </w:pPr>
-      <w:hyperlink w:anchor="_Toc235987016" w:history="1">
+      <w:hyperlink w:anchor="_Toc237214322" w:history="1">
         <w:r>
           <w:rPr>
             <w:rStyle w:val="Hyperlink"/>
             <w:rFonts w:eastAsiaTheme="majorEastAsia"/>
             <w:noProof/>
           </w:rPr>
-          <w:t>Figure 5 Data Lake Implementation via Mongo Atlas</w:t>
+          <w:t>Figure 4 Synthetically Generated Data for Model Training</w:t>
         </w:r>
         <w:r>
           <w:rPr>
@@ -4266,220 +4247,7 @@
             <w:noProof/>
             <w:webHidden/>
           </w:rPr>
-          <w:instrText xml:space="preserve"> PAGEREF _Toc235987016 \h </w:instrText>
-        </w:r>
-        <w:r>
-          <w:rPr>
-            <w:noProof/>
-            <w:webHidden/>
-          </w:rPr>
-        </w:r>
-        <w:r>
-          <w:rPr>
-            <w:noProof/>
-            <w:webHidden/>
-          </w:rPr>
-          <w:fldChar w:fldCharType="separate"/>
-        </w:r>
-        <w:r>
-          <w:rPr>
-            <w:noProof/>
-            <w:webHidden/>
-          </w:rPr>
-          <w:t>40</w:t>
-        </w:r>
-        <w:r>
-          <w:rPr>
-            <w:noProof/>
-            <w:webHidden/>
-          </w:rPr>
-          <w:fldChar w:fldCharType="end"/>
-        </w:r>
-      </w:hyperlink>
-    </w:p>
-    <w:p>
-      <w:pPr>
-        <w:pStyle w:val="TableofFigures"/>
-        <w:tabs>
-          <w:tab w:val="right" w:leader="dot" w:pos="8630"/>
-        </w:tabs>
-        <w:rPr>
-          <w:rFonts w:asciiTheme="minorHAnsi" w:eastAsiaTheme="minorEastAsia" w:hAnsiTheme="minorHAnsi" w:cstheme="minorBidi"/>
-          <w:noProof/>
-          <w:lang w:bidi="si-LK"/>
-        </w:rPr>
-      </w:pPr>
-      <w:hyperlink w:anchor="_Toc235987017" w:history="1">
-        <w:r>
-          <w:rPr>
-            <w:rStyle w:val="Hyperlink"/>
-            <w:rFonts w:eastAsiaTheme="majorEastAsia"/>
-            <w:noProof/>
-          </w:rPr>
-          <w:t>Figure 6 Extracted Location Coordinates via Google Map API</w:t>
-        </w:r>
-        <w:r>
-          <w:rPr>
-            <w:noProof/>
-            <w:webHidden/>
-          </w:rPr>
-          <w:tab/>
-        </w:r>
-        <w:r>
-          <w:rPr>
-            <w:noProof/>
-            <w:webHidden/>
-          </w:rPr>
-          <w:fldChar w:fldCharType="begin"/>
-        </w:r>
-        <w:r>
-          <w:rPr>
-            <w:noProof/>
-            <w:webHidden/>
-          </w:rPr>
-          <w:instrText xml:space="preserve"> PAGEREF _Toc235987017 \h </w:instrText>
-        </w:r>
-        <w:r>
-          <w:rPr>
-            <w:noProof/>
-            <w:webHidden/>
-          </w:rPr>
-        </w:r>
-        <w:r>
-          <w:rPr>
-            <w:noProof/>
-            <w:webHidden/>
-          </w:rPr>
-          <w:fldChar w:fldCharType="separate"/>
-        </w:r>
-        <w:r>
-          <w:rPr>
-            <w:noProof/>
-            <w:webHidden/>
-          </w:rPr>
-          <w:t>41</w:t>
-        </w:r>
-        <w:r>
-          <w:rPr>
-            <w:noProof/>
-            <w:webHidden/>
-          </w:rPr>
-          <w:fldChar w:fldCharType="end"/>
-        </w:r>
-      </w:hyperlink>
-    </w:p>
-    <w:p>
-      <w:pPr>
-        <w:pStyle w:val="TableofFigures"/>
-        <w:tabs>
-          <w:tab w:val="right" w:leader="dot" w:pos="8630"/>
-        </w:tabs>
-        <w:rPr>
-          <w:rFonts w:asciiTheme="minorHAnsi" w:eastAsiaTheme="minorEastAsia" w:hAnsiTheme="minorHAnsi" w:cstheme="minorBidi"/>
-          <w:noProof/>
-          <w:lang w:bidi="si-LK"/>
-        </w:rPr>
-      </w:pPr>
-      <w:hyperlink w:anchor="_Toc235987018" w:history="1">
-        <w:r>
-          <w:rPr>
-            <w:rStyle w:val="Hyperlink"/>
-            <w:rFonts w:eastAsiaTheme="majorEastAsia"/>
-            <w:noProof/>
-          </w:rPr>
-          <w:t>Figure 7 Weather Data Integration</w:t>
-        </w:r>
-        <w:r>
-          <w:rPr>
-            <w:noProof/>
-            <w:webHidden/>
-          </w:rPr>
-          <w:tab/>
-        </w:r>
-        <w:r>
-          <w:rPr>
-            <w:noProof/>
-            <w:webHidden/>
-          </w:rPr>
-          <w:fldChar w:fldCharType="begin"/>
-        </w:r>
-        <w:r>
-          <w:rPr>
-            <w:noProof/>
-            <w:webHidden/>
-          </w:rPr>
-          <w:instrText xml:space="preserve"> PAGEREF _Toc235987018 \h </w:instrText>
-        </w:r>
-        <w:r>
-          <w:rPr>
-            <w:noProof/>
-            <w:webHidden/>
-          </w:rPr>
-        </w:r>
-        <w:r>
-          <w:rPr>
-            <w:noProof/>
-            <w:webHidden/>
-          </w:rPr>
-          <w:fldChar w:fldCharType="separate"/>
-        </w:r>
-        <w:r>
-          <w:rPr>
-            <w:noProof/>
-            <w:webHidden/>
-          </w:rPr>
-          <w:t>42</w:t>
-        </w:r>
-        <w:r>
-          <w:rPr>
-            <w:noProof/>
-            <w:webHidden/>
-          </w:rPr>
-          <w:fldChar w:fldCharType="end"/>
-        </w:r>
-      </w:hyperlink>
-    </w:p>
-    <w:p>
-      <w:pPr>
-        <w:pStyle w:val="TableofFigures"/>
-        <w:tabs>
-          <w:tab w:val="right" w:leader="dot" w:pos="8630"/>
-        </w:tabs>
-        <w:rPr>
-          <w:rFonts w:asciiTheme="minorHAnsi" w:eastAsiaTheme="minorEastAsia" w:hAnsiTheme="minorHAnsi" w:cstheme="minorBidi"/>
-          <w:noProof/>
-          <w:lang w:bidi="si-LK"/>
-        </w:rPr>
-      </w:pPr>
-      <w:hyperlink w:anchor="_Toc235987019" w:history="1">
-        <w:r>
-          <w:rPr>
-            <w:rStyle w:val="Hyperlink"/>
-            <w:rFonts w:eastAsiaTheme="majorEastAsia"/>
-            <w:noProof/>
-          </w:rPr>
-          <w:t>Figure 8 Assigning H3 cells to each accident record</w:t>
-        </w:r>
-        <w:r>
-          <w:rPr>
-            <w:noProof/>
-            <w:webHidden/>
-          </w:rPr>
-          <w:tab/>
-        </w:r>
-        <w:r>
-          <w:rPr>
-            <w:noProof/>
-            <w:webHidden/>
-          </w:rPr>
-          <w:fldChar w:fldCharType="begin"/>
-        </w:r>
-        <w:r>
-          <w:rPr>
-            <w:noProof/>
-            <w:webHidden/>
-          </w:rPr>
-          <w:instrText xml:space="preserve"> PAGEREF _Toc235987019 \h </w:instrText>
+          <w:instrText xml:space="preserve"> PAGEREF _Toc237214322 \h </w:instrText>
         </w:r>
         <w:r>
           <w:rPr>
@@ -4522,14 +4290,14 @@
           <w:lang w:bidi="si-LK"/>
         </w:rPr>
       </w:pPr>
-      <w:hyperlink w:anchor="_Toc235987020" w:history="1">
+      <w:hyperlink r:id="rId10" w:anchor="_Toc237214323" w:history="1">
         <w:r>
           <w:rPr>
             <w:rStyle w:val="Hyperlink"/>
             <w:rFonts w:eastAsiaTheme="majorEastAsia"/>
             <w:noProof/>
           </w:rPr>
-          <w:t>Figure 9 Hotspot Classification via Poisson FDR Approach</w:t>
+          <w:t>Figure 5 Weather Data Collected via Visual Crossing API</w:t>
         </w:r>
         <w:r>
           <w:rPr>
@@ -4550,7 +4318,7 @@
             <w:noProof/>
             <w:webHidden/>
           </w:rPr>
-          <w:instrText xml:space="preserve"> PAGEREF _Toc235987020 \h </w:instrText>
+          <w:instrText xml:space="preserve"> PAGEREF _Toc237214323 \h </w:instrText>
         </w:r>
         <w:r>
           <w:rPr>
@@ -4570,7 +4338,7 @@
             <w:noProof/>
             <w:webHidden/>
           </w:rPr>
-          <w:t>47</w:t>
+          <w:t>46</w:t>
         </w:r>
         <w:r>
           <w:rPr>
@@ -4593,14 +4361,14 @@
           <w:lang w:bidi="si-LK"/>
         </w:rPr>
       </w:pPr>
-      <w:hyperlink w:anchor="_Toc235987021" w:history="1">
+      <w:hyperlink w:anchor="_Toc237214324" w:history="1">
         <w:r>
           <w:rPr>
             <w:rStyle w:val="Hyperlink"/>
             <w:rFonts w:eastAsiaTheme="majorEastAsia"/>
             <w:noProof/>
           </w:rPr>
-          <w:t>Figure 10 Implementation of Causal Rolling Spatiotemporal Features</w:t>
+          <w:t>Figure 6 ETL Pipeline Overview</w:t>
         </w:r>
         <w:r>
           <w:rPr>
@@ -4621,7 +4389,78 @@
             <w:noProof/>
             <w:webHidden/>
           </w:rPr>
-          <w:instrText xml:space="preserve"> PAGEREF _Toc235987021 \h </w:instrText>
+          <w:instrText xml:space="preserve"> PAGEREF _Toc237214324 \h </w:instrText>
+        </w:r>
+        <w:r>
+          <w:rPr>
+            <w:noProof/>
+            <w:webHidden/>
+          </w:rPr>
+        </w:r>
+        <w:r>
+          <w:rPr>
+            <w:noProof/>
+            <w:webHidden/>
+          </w:rPr>
+          <w:fldChar w:fldCharType="separate"/>
+        </w:r>
+        <w:r>
+          <w:rPr>
+            <w:noProof/>
+            <w:webHidden/>
+          </w:rPr>
+          <w:t>48</w:t>
+        </w:r>
+        <w:r>
+          <w:rPr>
+            <w:noProof/>
+            <w:webHidden/>
+          </w:rPr>
+          <w:fldChar w:fldCharType="end"/>
+        </w:r>
+      </w:hyperlink>
+    </w:p>
+    <w:p>
+      <w:pPr>
+        <w:pStyle w:val="TableofFigures"/>
+        <w:tabs>
+          <w:tab w:val="right" w:leader="dot" w:pos="8630"/>
+        </w:tabs>
+        <w:rPr>
+          <w:rFonts w:asciiTheme="minorHAnsi" w:eastAsiaTheme="minorEastAsia" w:hAnsiTheme="minorHAnsi" w:cstheme="minorBidi"/>
+          <w:noProof/>
+          <w:lang w:bidi="si-LK"/>
+        </w:rPr>
+      </w:pPr>
+      <w:hyperlink w:anchor="_Toc237214325" w:history="1">
+        <w:r>
+          <w:rPr>
+            <w:rStyle w:val="Hyperlink"/>
+            <w:rFonts w:eastAsiaTheme="majorEastAsia"/>
+            <w:noProof/>
+          </w:rPr>
+          <w:t>Figure 7 Data Lake Implementation via Mongo Atlas</w:t>
+        </w:r>
+        <w:r>
+          <w:rPr>
+            <w:noProof/>
+            <w:webHidden/>
+          </w:rPr>
+          <w:tab/>
+        </w:r>
+        <w:r>
+          <w:rPr>
+            <w:noProof/>
+            <w:webHidden/>
+          </w:rPr>
+          <w:fldChar w:fldCharType="begin"/>
+        </w:r>
+        <w:r>
+          <w:rPr>
+            <w:noProof/>
+            <w:webHidden/>
+          </w:rPr>
+          <w:instrText xml:space="preserve"> PAGEREF _Toc237214325 \h </w:instrText>
         </w:r>
         <w:r>
           <w:rPr>
@@ -4654,9 +4493,364 @@
     </w:p>
     <w:p>
       <w:pPr>
+        <w:pStyle w:val="TableofFigures"/>
+        <w:tabs>
+          <w:tab w:val="right" w:leader="dot" w:pos="8630"/>
+        </w:tabs>
+        <w:rPr>
+          <w:rFonts w:asciiTheme="minorHAnsi" w:eastAsiaTheme="minorEastAsia" w:hAnsiTheme="minorHAnsi" w:cstheme="minorBidi"/>
+          <w:noProof/>
+          <w:lang w:bidi="si-LK"/>
+        </w:rPr>
+      </w:pPr>
+      <w:hyperlink w:anchor="_Toc237214326" w:history="1">
+        <w:r>
+          <w:rPr>
+            <w:rStyle w:val="Hyperlink"/>
+            <w:rFonts w:eastAsiaTheme="majorEastAsia"/>
+            <w:noProof/>
+          </w:rPr>
+          <w:t>Figure 8 Extracted Location Coordinates via Google Map API</w:t>
+        </w:r>
+        <w:r>
+          <w:rPr>
+            <w:noProof/>
+            <w:webHidden/>
+          </w:rPr>
+          <w:tab/>
+        </w:r>
+        <w:r>
+          <w:rPr>
+            <w:noProof/>
+            <w:webHidden/>
+          </w:rPr>
+          <w:fldChar w:fldCharType="begin"/>
+        </w:r>
+        <w:r>
+          <w:rPr>
+            <w:noProof/>
+            <w:webHidden/>
+          </w:rPr>
+          <w:instrText xml:space="preserve"> PAGEREF _Toc237214326 \h </w:instrText>
+        </w:r>
+        <w:r>
+          <w:rPr>
+            <w:noProof/>
+            <w:webHidden/>
+          </w:rPr>
+        </w:r>
+        <w:r>
+          <w:rPr>
+            <w:noProof/>
+            <w:webHidden/>
+          </w:rPr>
+          <w:fldChar w:fldCharType="separate"/>
+        </w:r>
+        <w:r>
+          <w:rPr>
+            <w:noProof/>
+            <w:webHidden/>
+          </w:rPr>
+          <w:t>50</w:t>
+        </w:r>
+        <w:r>
+          <w:rPr>
+            <w:noProof/>
+            <w:webHidden/>
+          </w:rPr>
+          <w:fldChar w:fldCharType="end"/>
+        </w:r>
+      </w:hyperlink>
+    </w:p>
+    <w:p>
+      <w:pPr>
+        <w:pStyle w:val="TableofFigures"/>
+        <w:tabs>
+          <w:tab w:val="right" w:leader="dot" w:pos="8630"/>
+        </w:tabs>
+        <w:rPr>
+          <w:rFonts w:asciiTheme="minorHAnsi" w:eastAsiaTheme="minorEastAsia" w:hAnsiTheme="minorHAnsi" w:cstheme="minorBidi"/>
+          <w:noProof/>
+          <w:lang w:bidi="si-LK"/>
+        </w:rPr>
+      </w:pPr>
+      <w:hyperlink w:anchor="_Toc237214327" w:history="1">
+        <w:r>
+          <w:rPr>
+            <w:rStyle w:val="Hyperlink"/>
+            <w:rFonts w:eastAsiaTheme="majorEastAsia"/>
+            <w:noProof/>
+          </w:rPr>
+          <w:t>Figure 9 Weather Data Integration</w:t>
+        </w:r>
+        <w:r>
+          <w:rPr>
+            <w:noProof/>
+            <w:webHidden/>
+          </w:rPr>
+          <w:tab/>
+        </w:r>
+        <w:r>
+          <w:rPr>
+            <w:noProof/>
+            <w:webHidden/>
+          </w:rPr>
+          <w:fldChar w:fldCharType="begin"/>
+        </w:r>
+        <w:r>
+          <w:rPr>
+            <w:noProof/>
+            <w:webHidden/>
+          </w:rPr>
+          <w:instrText xml:space="preserve"> PAGEREF _Toc237214327 \h </w:instrText>
+        </w:r>
+        <w:r>
+          <w:rPr>
+            <w:noProof/>
+            <w:webHidden/>
+          </w:rPr>
+        </w:r>
+        <w:r>
+          <w:rPr>
+            <w:noProof/>
+            <w:webHidden/>
+          </w:rPr>
+          <w:fldChar w:fldCharType="separate"/>
+        </w:r>
+        <w:r>
+          <w:rPr>
+            <w:noProof/>
+            <w:webHidden/>
+          </w:rPr>
+          <w:t>51</w:t>
+        </w:r>
+        <w:r>
+          <w:rPr>
+            <w:noProof/>
+            <w:webHidden/>
+          </w:rPr>
+          <w:fldChar w:fldCharType="end"/>
+        </w:r>
+      </w:hyperlink>
+    </w:p>
+    <w:p>
+      <w:pPr>
+        <w:pStyle w:val="TableofFigures"/>
+        <w:tabs>
+          <w:tab w:val="right" w:leader="dot" w:pos="8630"/>
+        </w:tabs>
+        <w:rPr>
+          <w:rFonts w:asciiTheme="minorHAnsi" w:eastAsiaTheme="minorEastAsia" w:hAnsiTheme="minorHAnsi" w:cstheme="minorBidi"/>
+          <w:noProof/>
+          <w:lang w:bidi="si-LK"/>
+        </w:rPr>
+      </w:pPr>
+      <w:hyperlink w:anchor="_Toc237214328" w:history="1">
+        <w:r>
+          <w:rPr>
+            <w:rStyle w:val="Hyperlink"/>
+            <w:rFonts w:eastAsiaTheme="majorEastAsia"/>
+            <w:noProof/>
+          </w:rPr>
+          <w:t>Figure 10 Assigning H3 cells to each accident record</w:t>
+        </w:r>
+        <w:r>
+          <w:rPr>
+            <w:noProof/>
+            <w:webHidden/>
+          </w:rPr>
+          <w:tab/>
+        </w:r>
+        <w:r>
+          <w:rPr>
+            <w:noProof/>
+            <w:webHidden/>
+          </w:rPr>
+          <w:fldChar w:fldCharType="begin"/>
+        </w:r>
+        <w:r>
+          <w:rPr>
+            <w:noProof/>
+            <w:webHidden/>
+          </w:rPr>
+          <w:instrText xml:space="preserve"> PAGEREF _Toc237214328 \h </w:instrText>
+        </w:r>
+        <w:r>
+          <w:rPr>
+            <w:noProof/>
+            <w:webHidden/>
+          </w:rPr>
+        </w:r>
+        <w:r>
+          <w:rPr>
+            <w:noProof/>
+            <w:webHidden/>
+          </w:rPr>
+          <w:fldChar w:fldCharType="separate"/>
+        </w:r>
+        <w:r>
+          <w:rPr>
+            <w:noProof/>
+            <w:webHidden/>
+          </w:rPr>
+          <w:t>53</w:t>
+        </w:r>
+        <w:r>
+          <w:rPr>
+            <w:noProof/>
+            <w:webHidden/>
+          </w:rPr>
+          <w:fldChar w:fldCharType="end"/>
+        </w:r>
+      </w:hyperlink>
+    </w:p>
+    <w:p>
+      <w:pPr>
+        <w:pStyle w:val="TableofFigures"/>
+        <w:tabs>
+          <w:tab w:val="right" w:leader="dot" w:pos="8630"/>
+        </w:tabs>
+        <w:rPr>
+          <w:rFonts w:asciiTheme="minorHAnsi" w:eastAsiaTheme="minorEastAsia" w:hAnsiTheme="minorHAnsi" w:cstheme="minorBidi"/>
+          <w:noProof/>
+          <w:lang w:bidi="si-LK"/>
+        </w:rPr>
+      </w:pPr>
+      <w:hyperlink w:anchor="_Toc237214329" w:history="1">
+        <w:r>
+          <w:rPr>
+            <w:rStyle w:val="Hyperlink"/>
+            <w:rFonts w:eastAsiaTheme="majorEastAsia"/>
+            <w:noProof/>
+          </w:rPr>
+          <w:t>Figure 11 Hotspot Classification via Poisson FDR Approach</w:t>
+        </w:r>
+        <w:r>
+          <w:rPr>
+            <w:noProof/>
+            <w:webHidden/>
+          </w:rPr>
+          <w:tab/>
+        </w:r>
+        <w:r>
+          <w:rPr>
+            <w:noProof/>
+            <w:webHidden/>
+          </w:rPr>
+          <w:fldChar w:fldCharType="begin"/>
+        </w:r>
+        <w:r>
+          <w:rPr>
+            <w:noProof/>
+            <w:webHidden/>
+          </w:rPr>
+          <w:instrText xml:space="preserve"> PAGEREF _Toc237214329 \h </w:instrText>
+        </w:r>
+        <w:r>
+          <w:rPr>
+            <w:noProof/>
+            <w:webHidden/>
+          </w:rPr>
+        </w:r>
+        <w:r>
+          <w:rPr>
+            <w:noProof/>
+            <w:webHidden/>
+          </w:rPr>
+          <w:fldChar w:fldCharType="separate"/>
+        </w:r>
+        <w:r>
+          <w:rPr>
+            <w:noProof/>
+            <w:webHidden/>
+          </w:rPr>
+          <w:t>56</w:t>
+        </w:r>
+        <w:r>
+          <w:rPr>
+            <w:noProof/>
+            <w:webHidden/>
+          </w:rPr>
+          <w:fldChar w:fldCharType="end"/>
+        </w:r>
+      </w:hyperlink>
+    </w:p>
+    <w:p>
+      <w:pPr>
+        <w:pStyle w:val="TableofFigures"/>
+        <w:tabs>
+          <w:tab w:val="right" w:leader="dot" w:pos="8630"/>
+        </w:tabs>
+        <w:rPr>
+          <w:rFonts w:asciiTheme="minorHAnsi" w:eastAsiaTheme="minorEastAsia" w:hAnsiTheme="minorHAnsi" w:cstheme="minorBidi"/>
+          <w:noProof/>
+          <w:lang w:bidi="si-LK"/>
+        </w:rPr>
+      </w:pPr>
+      <w:hyperlink w:anchor="_Toc237214330" w:history="1">
+        <w:r>
+          <w:rPr>
+            <w:rStyle w:val="Hyperlink"/>
+            <w:rFonts w:eastAsiaTheme="majorEastAsia"/>
+            <w:noProof/>
+          </w:rPr>
+          <w:t>Figure 12 Implementation of Causal Rolling Spatiotemporal Features</w:t>
+        </w:r>
+        <w:r>
+          <w:rPr>
+            <w:noProof/>
+            <w:webHidden/>
+          </w:rPr>
+          <w:tab/>
+        </w:r>
+        <w:r>
+          <w:rPr>
+            <w:noProof/>
+            <w:webHidden/>
+          </w:rPr>
+          <w:fldChar w:fldCharType="begin"/>
+        </w:r>
+        <w:r>
+          <w:rPr>
+            <w:noProof/>
+            <w:webHidden/>
+          </w:rPr>
+          <w:instrText xml:space="preserve"> PAGEREF _Toc237214330 \h </w:instrText>
+        </w:r>
+        <w:r>
+          <w:rPr>
+            <w:noProof/>
+            <w:webHidden/>
+          </w:rPr>
+        </w:r>
+        <w:r>
+          <w:rPr>
+            <w:noProof/>
+            <w:webHidden/>
+          </w:rPr>
+          <w:fldChar w:fldCharType="separate"/>
+        </w:r>
+        <w:r>
+          <w:rPr>
+            <w:noProof/>
+            <w:webHidden/>
+          </w:rPr>
+          <w:t>58</w:t>
+        </w:r>
+        <w:r>
+          <w:rPr>
+            <w:noProof/>
+            <w:webHidden/>
+          </w:rPr>
+          <w:fldChar w:fldCharType="end"/>
+        </w:r>
+      </w:hyperlink>
+    </w:p>
+    <w:p>
+      <w:pPr>
         <w:spacing w:line="360" w:lineRule="auto"/>
         <w:sectPr>
-          <w:footerReference w:type="default" r:id="rId10"/>
+          <w:footerReference w:type="default" r:id="rId11"/>
           <w:pgSz w:w="12240" w:h="15840"/>
           <w:pgMar w:top="1440" w:right="1440" w:bottom="1440" w:left="2160" w:header="720" w:footer="720" w:gutter="0"/>
           <w:pgNumType w:fmt="lowerRoman"/>
@@ -4698,7 +4892,7 @@
         </w:rPr>
       </w:pPr>
       <w:bookmarkStart w:id="0" w:name="_Toc231561455"/>
-      <w:bookmarkStart w:id="1" w:name="_Toc236915915"/>
+      <w:bookmarkStart w:id="1" w:name="_Toc237084584"/>
       <w:r>
         <w:rPr>
           <w:rFonts w:ascii="Times New Roman" w:hAnsi="Times New Roman" w:cs="Times New Roman"/>
@@ -4727,7 +4921,7 @@
         </w:rPr>
       </w:pPr>
       <w:bookmarkStart w:id="2" w:name="_Toc231561456"/>
-      <w:bookmarkStart w:id="3" w:name="_Toc236915916"/>
+      <w:bookmarkStart w:id="3" w:name="_Toc237084585"/>
       <w:r>
         <w:rPr>
           <w:rFonts w:ascii="Times New Roman" w:hAnsi="Times New Roman" w:cs="Times New Roman"/>
@@ -5301,7 +5495,7 @@
       </w:pPr>
       <w:bookmarkStart w:id="4" w:name="_Toc227497989"/>
       <w:bookmarkStart w:id="5" w:name="_Toc231561457"/>
-      <w:bookmarkStart w:id="6" w:name="_Toc236915917"/>
+      <w:bookmarkStart w:id="6" w:name="_Toc237084586"/>
       <w:r>
         <w:rPr>
           <w:rFonts w:ascii="Times New Roman" w:hAnsi="Times New Roman" w:cs="Times New Roman"/>
@@ -5733,7 +5927,7 @@
         </w:rPr>
       </w:pPr>
       <w:bookmarkStart w:id="7" w:name="_Toc231561458"/>
-      <w:bookmarkStart w:id="8" w:name="_Toc236915918"/>
+      <w:bookmarkStart w:id="8" w:name="_Toc237084587"/>
       <w:r>
         <w:rPr>
           <w:rFonts w:ascii="Times New Roman" w:hAnsi="Times New Roman" w:cs="Times New Roman"/>
@@ -5891,7 +6085,7 @@
       </w:pPr>
       <w:bookmarkStart w:id="9" w:name="_Toc227497991"/>
       <w:bookmarkStart w:id="10" w:name="_Toc231561459"/>
-      <w:bookmarkStart w:id="11" w:name="_Toc236915919"/>
+      <w:bookmarkStart w:id="11" w:name="_Toc237084588"/>
       <w:r>
         <w:rPr>
           <w:rFonts w:ascii="Times New Roman" w:hAnsi="Times New Roman" w:cs="Times New Roman"/>
@@ -6051,7 +6245,7 @@
         </w:rPr>
       </w:pPr>
       <w:bookmarkStart w:id="12" w:name="_Toc231561460"/>
-      <w:bookmarkStart w:id="13" w:name="_Toc236915920"/>
+      <w:bookmarkStart w:id="13" w:name="_Toc237084589"/>
       <w:r>
         <w:rPr>
           <w:rFonts w:ascii="Times New Roman" w:hAnsi="Times New Roman" w:cs="Times New Roman"/>
@@ -6332,7 +6526,7 @@
           <w:szCs w:val="28"/>
         </w:rPr>
       </w:pPr>
-      <w:bookmarkStart w:id="14" w:name="_Toc236915921"/>
+      <w:bookmarkStart w:id="14" w:name="_Toc237084590"/>
       <w:r>
         <w:rPr>
           <w:rFonts w:ascii="Times New Roman" w:hAnsi="Times New Roman" w:cs="Times New Roman"/>
@@ -6412,7 +6606,7 @@
           <w:color w:val="000000" w:themeColor="text1"/>
         </w:rPr>
       </w:pPr>
-      <w:bookmarkStart w:id="15" w:name="_Toc236915922"/>
+      <w:bookmarkStart w:id="15" w:name="_Toc237084591"/>
       <w:r>
         <w:rPr>
           <w:rFonts w:ascii="Times New Roman" w:hAnsi="Times New Roman" w:cs="Times New Roman"/>
@@ -6634,7 +6828,7 @@
           <w:color w:val="000000" w:themeColor="text1"/>
         </w:rPr>
       </w:pPr>
-      <w:bookmarkStart w:id="16" w:name="_Toc236915923"/>
+      <w:bookmarkStart w:id="16" w:name="_Toc237084592"/>
       <w:r>
         <w:rPr>
           <w:rFonts w:ascii="Times New Roman" w:hAnsi="Times New Roman" w:cs="Times New Roman"/>
@@ -6706,7 +6900,7 @@
           <w:color w:val="000000" w:themeColor="text1"/>
         </w:rPr>
       </w:pPr>
-      <w:bookmarkStart w:id="17" w:name="_Toc236915924"/>
+      <w:bookmarkStart w:id="17" w:name="_Toc237084593"/>
       <w:r>
         <w:rPr>
           <w:rFonts w:ascii="Times New Roman" w:hAnsi="Times New Roman" w:cs="Times New Roman"/>
@@ -6789,7 +6983,7 @@
           <w:szCs w:val="28"/>
         </w:rPr>
       </w:pPr>
-      <w:bookmarkStart w:id="18" w:name="_Toc236915925"/>
+      <w:bookmarkStart w:id="18" w:name="_Toc237084594"/>
       <w:r>
         <w:rPr>
           <w:rFonts w:ascii="Times New Roman" w:hAnsi="Times New Roman" w:cs="Times New Roman"/>
@@ -6858,7 +7052,7 @@
           <w:color w:val="000000" w:themeColor="text1"/>
         </w:rPr>
       </w:pPr>
-      <w:bookmarkStart w:id="19" w:name="_Toc236915926"/>
+      <w:bookmarkStart w:id="19" w:name="_Toc237084595"/>
       <w:r>
         <w:rPr>
           <w:rFonts w:ascii="Times New Roman" w:hAnsi="Times New Roman" w:cs="Times New Roman"/>
@@ -6927,7 +7121,7 @@
           <w:color w:val="000000" w:themeColor="text1"/>
         </w:rPr>
       </w:pPr>
-      <w:bookmarkStart w:id="20" w:name="_Toc236915927"/>
+      <w:bookmarkStart w:id="20" w:name="_Toc237084596"/>
       <w:r>
         <w:rPr>
           <w:rFonts w:ascii="Times New Roman" w:hAnsi="Times New Roman" w:cs="Times New Roman"/>
@@ -6978,7 +7172,7 @@
           <w:color w:val="000000" w:themeColor="text1"/>
         </w:rPr>
       </w:pPr>
-      <w:bookmarkStart w:id="21" w:name="_Toc236915928"/>
+      <w:bookmarkStart w:id="21" w:name="_Toc237084597"/>
       <w:r>
         <w:rPr>
           <w:rFonts w:ascii="Times New Roman" w:hAnsi="Times New Roman" w:cs="Times New Roman"/>
@@ -7051,7 +7245,7 @@
           <w:color w:val="000000" w:themeColor="text1"/>
         </w:rPr>
       </w:pPr>
-      <w:bookmarkStart w:id="22" w:name="_Toc236915929"/>
+      <w:bookmarkStart w:id="22" w:name="_Toc237084598"/>
       <w:r>
         <w:rPr>
           <w:rFonts w:ascii="Times New Roman" w:hAnsi="Times New Roman" w:cs="Times New Roman"/>
@@ -7186,7 +7380,7 @@
         </w:rPr>
       </w:pPr>
       <w:bookmarkStart w:id="23" w:name="_Toc231561461"/>
-      <w:bookmarkStart w:id="24" w:name="_Toc236915930"/>
+      <w:bookmarkStart w:id="24" w:name="_Toc237084599"/>
       <w:r>
         <w:rPr>
           <w:rFonts w:ascii="Times New Roman" w:hAnsi="Times New Roman" w:cs="Times New Roman"/>
@@ -7394,7 +7588,7 @@
       </w:pPr>
       <w:bookmarkStart w:id="25" w:name="_Toc227497992"/>
       <w:bookmarkStart w:id="26" w:name="_Toc231561462"/>
-      <w:bookmarkStart w:id="27" w:name="_Toc236915931"/>
+      <w:bookmarkStart w:id="27" w:name="_Toc237084600"/>
       <w:r>
         <w:rPr>
           <w:rFonts w:ascii="Times New Roman" w:hAnsi="Times New Roman" w:cs="Times New Roman"/>
@@ -7429,7 +7623,7 @@
         </w:rPr>
       </w:pPr>
       <w:bookmarkStart w:id="28" w:name="_Toc231561463"/>
-      <w:bookmarkStart w:id="29" w:name="_Toc236915932"/>
+      <w:bookmarkStart w:id="29" w:name="_Toc237084601"/>
       <w:r>
         <w:rPr>
           <w:rFonts w:ascii="Times New Roman" w:hAnsi="Times New Roman" w:cs="Times New Roman"/>
@@ -7660,7 +7854,7 @@
           <w:szCs w:val="28"/>
         </w:rPr>
       </w:pPr>
-      <w:bookmarkStart w:id="30" w:name="_Toc236915933"/>
+      <w:bookmarkStart w:id="30" w:name="_Toc237084602"/>
       <w:r>
         <w:rPr>
           <w:rFonts w:ascii="Times New Roman" w:hAnsi="Times New Roman" w:cs="Times New Roman"/>
@@ -8783,7 +8977,7 @@
           <w:szCs w:val="28"/>
         </w:rPr>
       </w:pPr>
-      <w:bookmarkStart w:id="31" w:name="_Toc236915934"/>
+      <w:bookmarkStart w:id="31" w:name="_Toc237084603"/>
       <w:bookmarkStart w:id="32" w:name="_Toc227497993"/>
       <w:bookmarkStart w:id="33" w:name="_Toc231561464"/>
       <w:r>
@@ -8857,7 +9051,7 @@
       </w:pPr>
       <w:bookmarkStart w:id="34" w:name="_Toc227497994"/>
       <w:bookmarkStart w:id="35" w:name="_Toc231561465"/>
-      <w:bookmarkStart w:id="36" w:name="_Toc236915935"/>
+      <w:bookmarkStart w:id="36" w:name="_Toc237084604"/>
       <w:r>
         <w:rPr>
           <w:rFonts w:ascii="Times New Roman" w:hAnsi="Times New Roman" w:cs="Times New Roman"/>
@@ -9129,7 +9323,7 @@
           <w:color w:val="000000" w:themeColor="text1"/>
         </w:rPr>
       </w:pPr>
-      <w:bookmarkStart w:id="37" w:name="_Toc236915936"/>
+      <w:bookmarkStart w:id="37" w:name="_Toc237084605"/>
       <w:r>
         <w:rPr>
           <w:rFonts w:ascii="Times New Roman" w:hAnsi="Times New Roman" w:cs="Times New Roman"/>
@@ -9405,7 +9599,7 @@
         </w:rPr>
       </w:pPr>
       <w:bookmarkStart w:id="38" w:name="_Toc227497995"/>
-      <w:bookmarkStart w:id="39" w:name="_Toc236915937"/>
+      <w:bookmarkStart w:id="39" w:name="_Toc237084606"/>
       <w:r>
         <w:rPr>
           <w:rFonts w:ascii="Times New Roman" w:hAnsi="Times New Roman" w:cs="Times New Roman"/>
@@ -9725,7 +9919,7 @@
         </w:rPr>
       </w:pPr>
       <w:bookmarkStart w:id="40" w:name="_Toc227497996"/>
-      <w:bookmarkStart w:id="41" w:name="_Toc236915938"/>
+      <w:bookmarkStart w:id="41" w:name="_Toc237084607"/>
       <w:r>
         <w:rPr>
           <w:rFonts w:ascii="Times New Roman" w:hAnsi="Times New Roman" w:cs="Times New Roman"/>
@@ -9980,7 +10174,7 @@
         </w:rPr>
       </w:pPr>
       <w:bookmarkStart w:id="42" w:name="_Toc227497997"/>
-      <w:bookmarkStart w:id="43" w:name="_Toc236915939"/>
+      <w:bookmarkStart w:id="43" w:name="_Toc237084608"/>
       <w:r>
         <w:rPr>
           <w:rFonts w:ascii="Times New Roman" w:hAnsi="Times New Roman" w:cs="Times New Roman"/>
@@ -10250,7 +10444,7 @@
         </w:rPr>
       </w:pPr>
       <w:bookmarkStart w:id="44" w:name="_Toc227497998"/>
-      <w:bookmarkStart w:id="45" w:name="_Toc236915940"/>
+      <w:bookmarkStart w:id="45" w:name="_Toc237084609"/>
       <w:r>
         <w:rPr>
           <w:rFonts w:ascii="Times New Roman" w:hAnsi="Times New Roman" w:cs="Times New Roman"/>
@@ -10530,7 +10724,7 @@
           <w:szCs w:val="28"/>
         </w:rPr>
       </w:pPr>
-      <w:bookmarkStart w:id="46" w:name="_Toc236915941"/>
+      <w:bookmarkStart w:id="46" w:name="_Toc237084610"/>
       <w:r>
         <w:rPr>
           <w:rFonts w:ascii="Times New Roman" w:hAnsi="Times New Roman" w:cs="Times New Roman"/>
@@ -10996,7 +11190,7 @@
           <w:szCs w:val="28"/>
         </w:rPr>
       </w:pPr>
-      <w:bookmarkStart w:id="47" w:name="_Toc236915942"/>
+      <w:bookmarkStart w:id="47" w:name="_Toc237084611"/>
       <w:r>
         <w:rPr>
           <w:rFonts w:ascii="Times New Roman" w:hAnsi="Times New Roman" w:cs="Times New Roman"/>
@@ -12159,7 +12353,7 @@
           <w:szCs w:val="28"/>
         </w:rPr>
       </w:pPr>
-      <w:bookmarkStart w:id="48" w:name="_Toc236915943"/>
+      <w:bookmarkStart w:id="48" w:name="_Toc237084612"/>
       <w:r>
         <w:rPr>
           <w:rFonts w:ascii="Times New Roman" w:hAnsi="Times New Roman" w:cs="Times New Roman"/>
@@ -12386,7 +12580,7 @@
           <w:color w:val="000000" w:themeColor="text1"/>
         </w:rPr>
       </w:pPr>
-      <w:bookmarkStart w:id="49" w:name="_Toc236915944"/>
+      <w:bookmarkStart w:id="49" w:name="_Toc237084613"/>
       <w:r>
         <w:rPr>
           <w:rFonts w:ascii="Times New Roman" w:hAnsi="Times New Roman" w:cs="Times New Roman"/>
@@ -12450,7 +12644,7 @@
           <w:szCs w:val="28"/>
         </w:rPr>
       </w:pPr>
-      <w:bookmarkStart w:id="50" w:name="_Toc236915945"/>
+      <w:bookmarkStart w:id="50" w:name="_Toc237084614"/>
       <w:r>
         <w:rPr>
           <w:rFonts w:ascii="Times New Roman" w:hAnsi="Times New Roman" w:cs="Times New Roman"/>
@@ -12682,7 +12876,7 @@
         </w:rPr>
         <w:lastRenderedPageBreak/>
         <w:drawing>
-          <wp:inline distT="0" distB="0" distL="0" distR="0" wp14:anchorId="7C5528CE" wp14:editId="6A0B5773">
+          <wp:inline distT="0" distB="0" distL="0" distR="0" wp14:anchorId="360D1A7B" wp14:editId="2FBDAE9C">
             <wp:extent cx="5486400" cy="6438900"/>
             <wp:effectExtent l="0" t="0" r="0" b="0"/>
             <wp:docPr id="20" name="Picture 20" descr="A diagram of a process&#10;&#10;Description automatically generated with medium confidence"/>
@@ -12697,7 +12891,7 @@
                     <pic:cNvPicPr/>
                   </pic:nvPicPr>
                   <pic:blipFill>
-                    <a:blip r:embed="rId11"/>
+                    <a:blip r:embed="rId12"/>
                     <a:stretch>
                       <a:fillRect/>
                     </a:stretch>
@@ -12727,7 +12921,7 @@
           <w:szCs w:val="24"/>
         </w:rPr>
       </w:pPr>
-      <w:bookmarkStart w:id="51" w:name="_Toc235987012"/>
+      <w:bookmarkStart w:id="51" w:name="_Toc237214319"/>
       <w:r>
         <w:t xml:space="preserve">Figure </w:t>
       </w:r>
@@ -12818,7 +13012,7 @@
           <w:szCs w:val="28"/>
         </w:rPr>
       </w:pPr>
-      <w:bookmarkStart w:id="52" w:name="_Toc236915946"/>
+      <w:bookmarkStart w:id="52" w:name="_Toc237084615"/>
       <w:r>
         <w:rPr>
           <w:rFonts w:ascii="Times New Roman" w:hAnsi="Times New Roman" w:cs="Times New Roman"/>
@@ -13284,7 +13478,7 @@
           <w:szCs w:val="28"/>
         </w:rPr>
       </w:pPr>
-      <w:bookmarkStart w:id="53" w:name="_Toc236915947"/>
+      <w:bookmarkStart w:id="53" w:name="_Toc237084616"/>
       <w:r>
         <w:rPr>
           <w:rFonts w:ascii="Times New Roman" w:hAnsi="Times New Roman" w:cs="Times New Roman"/>
@@ -13457,7 +13651,7 @@
           <w:sz w:val="24"/>
           <w:szCs w:val="24"/>
         </w:rPr>
-        <w:t xml:space="preserve"> has mentioned that incorporating abductive reasoning in DSR approach research could be very helpful when it comes identification of  research objectives and requirements as it helps to conjoint exiting theories practical problems.</w:t>
+        <w:t xml:space="preserve"> has mentioned that incorporating abductive reasoning in DSR approach research could be very helpful when it comes identification of research objectives and requirements. This is because it helps to conjoint exiting theories with practical problems.</w:t>
       </w:r>
     </w:p>
     <w:p>
@@ -13486,16 +13680,6 @@
         </w:rPr>
         <w:t>According to the above explanations, it is clear that abductive research approach is the most suited research approach for this study as the final output of the research is about solving a real-world problem by using and combining existing knowledge and based on empirical evidences found on each subsequent stages.</w:t>
       </w:r>
-    </w:p>
-    <w:p>
-      <w:pPr>
-        <w:spacing w:line="360" w:lineRule="auto"/>
-        <w:jc w:val="both"/>
-        <w:rPr>
-          <w:sz w:val="24"/>
-          <w:szCs w:val="24"/>
-        </w:rPr>
-      </w:pPr>
     </w:p>
     <w:p>
       <w:pPr>
@@ -13521,7 +13705,7 @@
           <w:szCs w:val="28"/>
         </w:rPr>
       </w:pPr>
-      <w:bookmarkStart w:id="54" w:name="_Toc236915948"/>
+      <w:bookmarkStart w:id="54" w:name="_Toc237084617"/>
       <w:r>
         <w:rPr>
           <w:rFonts w:ascii="Times New Roman" w:hAnsi="Times New Roman" w:cs="Times New Roman"/>
@@ -13531,6 +13715,7 @@
           <w:sz w:val="28"/>
           <w:szCs w:val="28"/>
         </w:rPr>
+        <w:lastRenderedPageBreak/>
         <w:t>3</w:t>
       </w:r>
       <w:r>
@@ -13553,7 +13738,7 @@
           <w:sz w:val="28"/>
           <w:szCs w:val="28"/>
         </w:rPr>
-        <w:t>3</w:t>
+        <w:t>4</w:t>
       </w:r>
       <w:r>
         <w:rPr>
@@ -13575,10 +13760,45 @@
           <w:sz w:val="28"/>
           <w:szCs w:val="28"/>
         </w:rPr>
-        <w:t>Data Collection</w:t>
+        <w:t>Design Science Research Methodology</w:t>
       </w:r>
       <w:bookmarkEnd w:id="54"/>
-      <w:r>
+    </w:p>
+    <w:p>
+      <w:pPr>
+        <w:spacing w:line="360" w:lineRule="auto"/>
+        <w:jc w:val="both"/>
+        <w:rPr>
+          <w:sz w:val="24"/>
+          <w:szCs w:val="24"/>
+        </w:rPr>
+      </w:pPr>
+    </w:p>
+    <w:p>
+      <w:pPr>
+        <w:spacing w:line="360" w:lineRule="auto"/>
+        <w:jc w:val="both"/>
+        <w:rPr>
+          <w:sz w:val="24"/>
+          <w:szCs w:val="24"/>
+        </w:rPr>
+      </w:pPr>
+    </w:p>
+    <w:p>
+      <w:pPr>
+        <w:spacing w:line="360" w:lineRule="auto"/>
+        <w:jc w:val="both"/>
+        <w:rPr>
+          <w:sz w:val="24"/>
+          <w:szCs w:val="24"/>
+        </w:rPr>
+      </w:pPr>
+    </w:p>
+    <w:p>
+      <w:pPr>
+        <w:pStyle w:val="Heading2"/>
+        <w:spacing w:line="360" w:lineRule="auto"/>
+        <w:jc w:val="both"/>
         <w:rPr>
           <w:rFonts w:ascii="Times New Roman" w:hAnsi="Times New Roman" w:cs="Times New Roman"/>
           <w:b/>
@@ -13587,14 +13807,75 @@
           <w:sz w:val="28"/>
           <w:szCs w:val="28"/>
         </w:rPr>
+      </w:pPr>
+      <w:bookmarkStart w:id="55" w:name="_Toc237084618"/>
+      <w:r>
+        <w:rPr>
+          <w:rFonts w:ascii="Times New Roman" w:hAnsi="Times New Roman" w:cs="Times New Roman"/>
+          <w:b/>
+          <w:bCs/>
+          <w:color w:val="000000" w:themeColor="text1"/>
+          <w:sz w:val="28"/>
+          <w:szCs w:val="28"/>
+        </w:rPr>
+        <w:t>3</w:t>
+      </w:r>
+      <w:r>
+        <w:rPr>
+          <w:rFonts w:ascii="Times New Roman" w:hAnsi="Times New Roman" w:cs="Times New Roman"/>
+          <w:b/>
+          <w:bCs/>
+          <w:color w:val="000000" w:themeColor="text1"/>
+          <w:sz w:val="28"/>
+          <w:szCs w:val="28"/>
+        </w:rPr>
+        <w:t>.</w:t>
+      </w:r>
+      <w:r>
+        <w:rPr>
+          <w:rFonts w:ascii="Times New Roman" w:hAnsi="Times New Roman" w:cs="Times New Roman"/>
+          <w:b/>
+          <w:bCs/>
+          <w:color w:val="000000" w:themeColor="text1"/>
+          <w:sz w:val="28"/>
+          <w:szCs w:val="28"/>
+        </w:rPr>
+        <w:t>3</w:t>
+      </w:r>
+      <w:r>
+        <w:rPr>
+          <w:rFonts w:ascii="Times New Roman" w:hAnsi="Times New Roman" w:cs="Times New Roman"/>
+          <w:b/>
+          <w:bCs/>
+          <w:color w:val="000000" w:themeColor="text1"/>
+          <w:sz w:val="28"/>
+          <w:szCs w:val="28"/>
+        </w:rPr>
         <w:t xml:space="preserve"> </w:t>
       </w:r>
-    </w:p>
-    <w:p>
-      <w:pPr>
-        <w:spacing w:line="360" w:lineRule="auto"/>
-        <w:jc w:val="both"/>
-      </w:pPr>
+      <w:r>
+        <w:rPr>
+          <w:rFonts w:ascii="Times New Roman" w:hAnsi="Times New Roman" w:cs="Times New Roman"/>
+          <w:b/>
+          <w:bCs/>
+          <w:color w:val="000000" w:themeColor="text1"/>
+          <w:sz w:val="28"/>
+          <w:szCs w:val="28"/>
+        </w:rPr>
+        <w:t>Data Collection</w:t>
+      </w:r>
+      <w:bookmarkEnd w:id="55"/>
+      <w:r>
+        <w:rPr>
+          <w:rFonts w:ascii="Times New Roman" w:hAnsi="Times New Roman" w:cs="Times New Roman"/>
+          <w:b/>
+          <w:bCs/>
+          <w:color w:val="000000" w:themeColor="text1"/>
+          <w:sz w:val="28"/>
+          <w:szCs w:val="28"/>
+        </w:rPr>
+        <w:t xml:space="preserve"> </w:t>
+      </w:r>
     </w:p>
     <w:p>
       <w:pPr>
@@ -13608,7 +13889,7 @@
           <w:color w:val="000000" w:themeColor="text1"/>
         </w:rPr>
       </w:pPr>
-      <w:bookmarkStart w:id="55" w:name="_Toc236915949"/>
+      <w:bookmarkStart w:id="56" w:name="_Toc237084619"/>
       <w:r>
         <w:rPr>
           <w:rFonts w:ascii="Times New Roman" w:hAnsi="Times New Roman" w:cs="Times New Roman"/>
@@ -13634,7 +13915,7 @@
           <w:bCs/>
           <w:color w:val="000000" w:themeColor="text1"/>
         </w:rPr>
-        <w:t>2</w:t>
+        <w:t>3</w:t>
       </w:r>
       <w:r>
         <w:rPr>
@@ -13672,7 +13953,7 @@
         </w:rPr>
         <w:t>Historical Police Accident Records</w:t>
       </w:r>
-      <w:bookmarkEnd w:id="55"/>
+      <w:bookmarkEnd w:id="56"/>
     </w:p>
     <w:p>
       <w:pPr>
@@ -13697,7 +13978,7 @@
           <w:sz w:val="24"/>
           <w:szCs w:val="24"/>
         </w:rPr>
-        <w:t xml:space="preserve">3.2.1.1 </w:t>
+        <w:t>3.</w:t>
       </w:r>
       <w:r>
         <w:rPr>
@@ -13710,7 +13991,7 @@
           <w:sz w:val="24"/>
           <w:szCs w:val="24"/>
         </w:rPr>
-        <w:t>Data Collection</w:t>
+        <w:t>3</w:t>
       </w:r>
       <w:r>
         <w:rPr>
@@ -13723,6 +14004,32 @@
           <w:sz w:val="24"/>
           <w:szCs w:val="24"/>
         </w:rPr>
+        <w:t xml:space="preserve">.1.1 </w:t>
+      </w:r>
+      <w:r>
+        <w:rPr>
+          <w:rFonts w:ascii="Times New Roman" w:hAnsi="Times New Roman" w:cs="Times New Roman"/>
+          <w:b/>
+          <w:bCs/>
+          <w:i w:val="0"/>
+          <w:iCs w:val="0"/>
+          <w:color w:val="000000" w:themeColor="text1"/>
+          <w:sz w:val="24"/>
+          <w:szCs w:val="24"/>
+        </w:rPr>
+        <w:t>Data Collection</w:t>
+      </w:r>
+      <w:r>
+        <w:rPr>
+          <w:rFonts w:ascii="Times New Roman" w:hAnsi="Times New Roman" w:cs="Times New Roman"/>
+          <w:b/>
+          <w:bCs/>
+          <w:i w:val="0"/>
+          <w:iCs w:val="0"/>
+          <w:color w:val="000000" w:themeColor="text1"/>
+          <w:sz w:val="24"/>
+          <w:szCs w:val="24"/>
+        </w:rPr>
         <w:t xml:space="preserve"> </w:t>
       </w:r>
     </w:p>
@@ -13883,7 +14190,7 @@
           <w:sz w:val="24"/>
           <w:szCs w:val="24"/>
         </w:rPr>
-        <w:t xml:space="preserve">But when it comes to Sri Lankan context, management of such data is still in transitional stage where most of such information are still maintained via physical records while a small portion are digitized.  As a result of this most of this information are still not properly centralized. So, the data needed for this study had to be done by manually reviewing and extracting necessary anonymized data in corporation with Slave Island police station. Accordingly, it is very important to understand that collecting a large amount of data in </w:t>
+        <w:t xml:space="preserve">But when it comes to Sri Lankan context, management of such data is still in transitional stage where most of such information are still maintained via physical records while a small portion are digitized.  As a result of this most of this information are still not properly centralized. So, the data needed for this study had to be done by manually reviewing and </w:t>
       </w:r>
       <w:r>
         <w:rPr>
@@ -13891,7 +14198,7 @@
           <w:szCs w:val="24"/>
         </w:rPr>
         <w:lastRenderedPageBreak/>
-        <w:t xml:space="preserve">this approach is both time consuming and resource intensive, making it impractical to complete within given time frame. </w:t>
+        <w:t xml:space="preserve">extracting necessary anonymized data in corporation with Slave Island police station. Accordingly, it is very important to understand that collecting a large amount of data in this approach is both time consuming and resource intensive, making it impractical to complete within given time frame. </w:t>
       </w:r>
     </w:p>
     <w:p>
@@ -13974,7 +14281,7 @@
           <w:szCs w:val="24"/>
         </w:rPr>
         <w:drawing>
-          <wp:inline distT="0" distB="0" distL="0" distR="0" wp14:anchorId="5026D747" wp14:editId="7D1DAC56">
+          <wp:inline distT="0" distB="0" distL="0" distR="0" wp14:anchorId="1AE06CEB" wp14:editId="2EBF2979">
             <wp:extent cx="5486400" cy="892810"/>
             <wp:effectExtent l="0" t="0" r="0" b="2540"/>
             <wp:docPr id="11" name="Picture 11" descr="A screenshot of a computer&#10;&#10;Description automatically generated"/>
@@ -13989,7 +14296,7 @@
                     <pic:cNvPicPr/>
                   </pic:nvPicPr>
                   <pic:blipFill>
-                    <a:blip r:embed="rId12"/>
+                    <a:blip r:embed="rId13"/>
                     <a:stretch>
                       <a:fillRect/>
                     </a:stretch>
@@ -14023,7 +14330,7 @@
           <w:szCs w:val="24"/>
         </w:rPr>
         <w:drawing>
-          <wp:inline distT="0" distB="0" distL="0" distR="0" wp14:anchorId="76694E82" wp14:editId="40F5C764">
+          <wp:inline distT="0" distB="0" distL="0" distR="0" wp14:anchorId="76A6BFF9" wp14:editId="761FBC6C">
             <wp:extent cx="5486400" cy="1042035"/>
             <wp:effectExtent l="0" t="0" r="0" b="5715"/>
             <wp:docPr id="12" name="Picture 12" descr="A screenshot of a computer&#10;&#10;Description automatically generated"/>
@@ -14038,7 +14345,7 @@
                     <pic:cNvPicPr/>
                   </pic:nvPicPr>
                   <pic:blipFill>
-                    <a:blip r:embed="rId13"/>
+                    <a:blip r:embed="rId14"/>
                     <a:stretch>
                       <a:fillRect/>
                     </a:stretch>
@@ -14064,7 +14371,7 @@
         <w:pStyle w:val="Caption"/>
         <w:jc w:val="center"/>
       </w:pPr>
-      <w:bookmarkStart w:id="56" w:name="_Toc235987013"/>
+      <w:bookmarkStart w:id="57" w:name="_Toc237214320"/>
       <w:r>
         <w:t xml:space="preserve">Figure </w:t>
       </w:r>
@@ -14092,28 +14399,7 @@
       <w:r>
         <w:t>Sample Records from Slave Island Police Station</w:t>
       </w:r>
-      <w:bookmarkEnd w:id="56"/>
-    </w:p>
-    <w:p>
-      <w:pPr>
-        <w:pStyle w:val="Caption"/>
-        <w:spacing w:line="360" w:lineRule="auto"/>
-        <w:jc w:val="both"/>
-        <w:rPr>
-          <w:sz w:val="24"/>
-          <w:szCs w:val="24"/>
-        </w:rPr>
-      </w:pPr>
-    </w:p>
-    <w:p>
-      <w:pPr>
-        <w:spacing w:line="360" w:lineRule="auto"/>
-        <w:jc w:val="both"/>
-        <w:rPr>
-          <w:sz w:val="24"/>
-          <w:szCs w:val="24"/>
-        </w:rPr>
-      </w:pPr>
+      <w:bookmarkEnd w:id="57"/>
     </w:p>
     <w:p>
       <w:pPr>
@@ -14153,7 +14439,7 @@
           <w:szCs w:val="24"/>
         </w:rPr>
         <w:lastRenderedPageBreak/>
-        <w:t>3.2.1.</w:t>
+        <w:t>3.</w:t>
       </w:r>
       <w:r>
         <w:rPr>
@@ -14166,7 +14452,7 @@
           <w:sz w:val="24"/>
           <w:szCs w:val="24"/>
         </w:rPr>
-        <w:t>2</w:t>
+        <w:t>3</w:t>
       </w:r>
       <w:r>
         <w:rPr>
@@ -14179,7 +14465,7 @@
           <w:sz w:val="24"/>
           <w:szCs w:val="24"/>
         </w:rPr>
-        <w:t xml:space="preserve"> </w:t>
+        <w:t>.1.</w:t>
       </w:r>
       <w:r>
         <w:rPr>
@@ -14192,6 +14478,32 @@
           <w:sz w:val="24"/>
           <w:szCs w:val="24"/>
         </w:rPr>
+        <w:t>2</w:t>
+      </w:r>
+      <w:r>
+        <w:rPr>
+          <w:rFonts w:ascii="Times New Roman" w:hAnsi="Times New Roman" w:cs="Times New Roman"/>
+          <w:b/>
+          <w:bCs/>
+          <w:i w:val="0"/>
+          <w:iCs w:val="0"/>
+          <w:color w:val="000000" w:themeColor="text1"/>
+          <w:sz w:val="24"/>
+          <w:szCs w:val="24"/>
+        </w:rPr>
+        <w:t xml:space="preserve"> </w:t>
+      </w:r>
+      <w:r>
+        <w:rPr>
+          <w:rFonts w:ascii="Times New Roman" w:hAnsi="Times New Roman" w:cs="Times New Roman"/>
+          <w:b/>
+          <w:bCs/>
+          <w:i w:val="0"/>
+          <w:iCs w:val="0"/>
+          <w:color w:val="000000" w:themeColor="text1"/>
+          <w:sz w:val="24"/>
+          <w:szCs w:val="24"/>
+        </w:rPr>
         <w:t xml:space="preserve">Synthetic Data Generation </w:t>
       </w:r>
     </w:p>
@@ -14205,20 +14517,1578 @@
       <w:pPr>
         <w:spacing w:line="360" w:lineRule="auto"/>
         <w:jc w:val="both"/>
-      </w:pPr>
-      <w:r>
-        <w:rPr>
-          <w:sz w:val="24"/>
-          <w:szCs w:val="24"/>
-        </w:rPr>
-        <w:t xml:space="preserve">As it is mentioned earlier, only a limited number of data were collected from Slave Island police station due to factors like not having a proper centralized data management system and still having those data in physical record books. Even though these data provides the foundation for the development of proposed framework, such limited number of records are not enough for the training of relevant machine learning models as they generally require sufficient number of records to learn patterns without causing underfitting </w:t>
-      </w:r>
-      <w:r>
-        <w:rPr>
-          <w:sz w:val="24"/>
-          <w:szCs w:val="24"/>
-        </w:rPr>
-        <w:t>(developer, 2024)</w:t>
+        <w:rPr>
+          <w:sz w:val="24"/>
+          <w:szCs w:val="24"/>
+        </w:rPr>
+      </w:pPr>
+      <w:r>
+        <w:rPr>
+          <w:sz w:val="24"/>
+          <w:szCs w:val="24"/>
+        </w:rPr>
+        <w:t>As it is mentioned earlier, only a limited number of data were collected from Slave Island police station due to factors like not having a proper centralized data management system and still having those data in physical record books. Even though these data provide the foundation for the development of proposed framework, such limited number of records are not enough for the training of relevant machine learning models as they generally require sufficient number of records to learn patterns without causing underfitting Accordingly, to address these limitations in data scarcity, a structured process tailored to Sri Lankan context has been used to generated synthetic data needed for feature extraction and model training.</w:t>
+      </w:r>
+    </w:p>
+    <w:p>
+      <w:pPr>
+        <w:spacing w:line="360" w:lineRule="auto"/>
+        <w:jc w:val="both"/>
+        <w:rPr>
+          <w:sz w:val="24"/>
+          <w:szCs w:val="24"/>
+        </w:rPr>
+      </w:pPr>
+    </w:p>
+    <w:p>
+      <w:pPr>
+        <w:pStyle w:val="Heading5"/>
+        <w:rPr>
+          <w:rFonts w:ascii="Times New Roman" w:hAnsi="Times New Roman" w:cs="Times New Roman"/>
+          <w:b/>
+          <w:bCs/>
+          <w:color w:val="000000" w:themeColor="text1"/>
+          <w:sz w:val="24"/>
+          <w:szCs w:val="24"/>
+        </w:rPr>
+      </w:pPr>
+      <w:r>
+        <w:rPr>
+          <w:rFonts w:ascii="Times New Roman" w:hAnsi="Times New Roman" w:cs="Times New Roman"/>
+          <w:b/>
+          <w:bCs/>
+          <w:color w:val="000000" w:themeColor="text1"/>
+          <w:sz w:val="24"/>
+          <w:szCs w:val="24"/>
+        </w:rPr>
+        <w:t xml:space="preserve">3.3.1.2.1 </w:t>
+      </w:r>
+      <w:r>
+        <w:rPr>
+          <w:rFonts w:ascii="Times New Roman" w:hAnsi="Times New Roman" w:cs="Times New Roman"/>
+          <w:b/>
+          <w:bCs/>
+          <w:color w:val="000000" w:themeColor="text1"/>
+          <w:sz w:val="24"/>
+          <w:szCs w:val="24"/>
+        </w:rPr>
+        <w:t>Rationale and Design Principles</w:t>
+      </w:r>
+    </w:p>
+    <w:p>
+      <w:pPr>
+        <w:spacing w:line="360" w:lineRule="auto"/>
+        <w:jc w:val="both"/>
+        <w:rPr>
+          <w:sz w:val="24"/>
+          <w:szCs w:val="24"/>
+        </w:rPr>
+      </w:pPr>
+    </w:p>
+    <w:p>
+      <w:pPr>
+        <w:spacing w:line="360" w:lineRule="auto"/>
+        <w:jc w:val="both"/>
+        <w:rPr>
+          <w:sz w:val="24"/>
+          <w:szCs w:val="24"/>
+        </w:rPr>
+      </w:pPr>
+      <w:r>
+        <w:rPr>
+          <w:sz w:val="24"/>
+          <w:szCs w:val="24"/>
+        </w:rPr>
+        <w:t>Accordingly, for the synthetic data generation, empirical sources related to traffic accidents in Sri Lanka has been used to understand distribution of road traffic accidents and the features related to such accidents. Once such knowledge is acquired, individual road traffic accident records in related to Colombo Municipal Area context has been generated using a structured synthetic data generation pipeline. By using this approach, we can make sure that such data are traceable to its sources. Furthermore, it is decided to not use real accident records that we collected from real Slave Island police station during the generation process and thereby to ensure no data leakage happened during synthetic data generation, allowing validation of the framework using such real data.</w:t>
+      </w:r>
+    </w:p>
+    <w:p>
+      <w:pPr>
+        <w:spacing w:line="360" w:lineRule="auto"/>
+        <w:jc w:val="both"/>
+        <w:rPr>
+          <w:sz w:val="24"/>
+          <w:szCs w:val="24"/>
+        </w:rPr>
+      </w:pPr>
+    </w:p>
+    <w:p>
+      <w:pPr>
+        <w:spacing w:line="360" w:lineRule="auto"/>
+        <w:jc w:val="both"/>
+        <w:rPr>
+          <w:sz w:val="24"/>
+          <w:szCs w:val="24"/>
+        </w:rPr>
+      </w:pPr>
+      <w:r>
+        <w:rPr>
+          <w:sz w:val="24"/>
+          <w:szCs w:val="24"/>
+        </w:rPr>
+        <w:t>Simply, the synthetic data generation process consists of 4 main principles:</w:t>
+      </w:r>
+    </w:p>
+    <w:p>
+      <w:pPr>
+        <w:spacing w:line="360" w:lineRule="auto"/>
+        <w:jc w:val="both"/>
+        <w:rPr>
+          <w:sz w:val="24"/>
+          <w:szCs w:val="24"/>
+        </w:rPr>
+      </w:pPr>
+    </w:p>
+    <w:p>
+      <w:pPr>
+        <w:pStyle w:val="ListParagraph"/>
+        <w:numPr>
+          <w:ilvl w:val="0"/>
+          <w:numId w:val="10"/>
+        </w:numPr>
+        <w:spacing w:line="360" w:lineRule="auto"/>
+        <w:jc w:val="both"/>
+        <w:rPr>
+          <w:sz w:val="24"/>
+          <w:szCs w:val="24"/>
+        </w:rPr>
+      </w:pPr>
+      <w:r>
+        <w:rPr>
+          <w:sz w:val="24"/>
+          <w:szCs w:val="24"/>
+        </w:rPr>
+        <w:t>Source Based Generation</w:t>
+      </w:r>
+      <w:r>
+        <w:rPr>
+          <w:sz w:val="24"/>
+          <w:szCs w:val="24"/>
+        </w:rPr>
+        <w:t>:</w:t>
+      </w:r>
+    </w:p>
+    <w:p>
+      <w:pPr>
+        <w:pStyle w:val="ListParagraph"/>
+        <w:numPr>
+          <w:ilvl w:val="1"/>
+          <w:numId w:val="10"/>
+        </w:numPr>
+        <w:spacing w:line="360" w:lineRule="auto"/>
+        <w:jc w:val="both"/>
+        <w:rPr>
+          <w:sz w:val="24"/>
+          <w:szCs w:val="24"/>
+        </w:rPr>
+      </w:pPr>
+      <w:r>
+        <w:rPr>
+          <w:sz w:val="24"/>
+          <w:szCs w:val="24"/>
+        </w:rPr>
+        <w:t>Generation of certain important attributes based on empirical sources (Anchored Distribution)</w:t>
+      </w:r>
+    </w:p>
+    <w:p>
+      <w:pPr>
+        <w:pStyle w:val="ListParagraph"/>
+        <w:numPr>
+          <w:ilvl w:val="0"/>
+          <w:numId w:val="10"/>
+        </w:numPr>
+        <w:spacing w:line="360" w:lineRule="auto"/>
+        <w:jc w:val="both"/>
+        <w:rPr>
+          <w:sz w:val="24"/>
+          <w:szCs w:val="24"/>
+        </w:rPr>
+      </w:pPr>
+      <w:r>
+        <w:rPr>
+          <w:sz w:val="24"/>
+          <w:szCs w:val="24"/>
+        </w:rPr>
+        <w:t>Held-Out Validation</w:t>
+      </w:r>
+      <w:r>
+        <w:rPr>
+          <w:sz w:val="24"/>
+          <w:szCs w:val="24"/>
+        </w:rPr>
+        <w:t>:</w:t>
+      </w:r>
+    </w:p>
+    <w:p>
+      <w:pPr>
+        <w:pStyle w:val="ListParagraph"/>
+        <w:numPr>
+          <w:ilvl w:val="1"/>
+          <w:numId w:val="10"/>
+        </w:numPr>
+        <w:spacing w:line="360" w:lineRule="auto"/>
+        <w:jc w:val="both"/>
+        <w:rPr>
+          <w:sz w:val="24"/>
+          <w:szCs w:val="24"/>
+        </w:rPr>
+      </w:pPr>
+      <w:r>
+        <w:rPr>
+          <w:sz w:val="24"/>
+          <w:szCs w:val="24"/>
+        </w:rPr>
+        <w:t xml:space="preserve">Like mentioned earlier, real Slave Island accident data kept outside of </w:t>
+      </w:r>
+      <w:r>
+        <w:rPr>
+          <w:sz w:val="24"/>
+          <w:szCs w:val="24"/>
+        </w:rPr>
+        <w:lastRenderedPageBreak/>
+        <w:t xml:space="preserve">synthetic data generation in order to enable validation via using them </w:t>
+      </w:r>
+    </w:p>
+    <w:p>
+      <w:pPr>
+        <w:pStyle w:val="ListParagraph"/>
+        <w:numPr>
+          <w:ilvl w:val="0"/>
+          <w:numId w:val="10"/>
+        </w:numPr>
+        <w:spacing w:line="360" w:lineRule="auto"/>
+        <w:jc w:val="both"/>
+        <w:rPr>
+          <w:sz w:val="24"/>
+          <w:szCs w:val="24"/>
+        </w:rPr>
+      </w:pPr>
+      <w:r>
+        <w:rPr>
+          <w:sz w:val="24"/>
+          <w:szCs w:val="24"/>
+        </w:rPr>
+        <w:t>Explicit Assumption</w:t>
+      </w:r>
+    </w:p>
+    <w:p>
+      <w:pPr>
+        <w:pStyle w:val="ListParagraph"/>
+        <w:numPr>
+          <w:ilvl w:val="1"/>
+          <w:numId w:val="10"/>
+        </w:numPr>
+        <w:spacing w:line="360" w:lineRule="auto"/>
+        <w:jc w:val="both"/>
+        <w:rPr>
+          <w:sz w:val="24"/>
+          <w:szCs w:val="24"/>
+        </w:rPr>
+      </w:pPr>
+      <w:r>
+        <w:rPr>
+          <w:sz w:val="24"/>
+          <w:szCs w:val="24"/>
+        </w:rPr>
+        <w:t>For some attributes, modelling assumptions had to be made due to unavailability of data sources and empirical evidence.</w:t>
+      </w:r>
+    </w:p>
+    <w:p>
+      <w:pPr>
+        <w:pStyle w:val="ListParagraph"/>
+        <w:numPr>
+          <w:ilvl w:val="0"/>
+          <w:numId w:val="10"/>
+        </w:numPr>
+        <w:spacing w:line="360" w:lineRule="auto"/>
+        <w:jc w:val="both"/>
+        <w:rPr>
+          <w:sz w:val="24"/>
+          <w:szCs w:val="24"/>
+        </w:rPr>
+      </w:pPr>
+      <w:r>
+        <w:rPr>
+          <w:sz w:val="24"/>
+          <w:szCs w:val="24"/>
+        </w:rPr>
+        <w:t>Conditional Generation</w:t>
+      </w:r>
+      <w:r>
+        <w:rPr>
+          <w:sz w:val="24"/>
+          <w:szCs w:val="24"/>
+        </w:rPr>
+        <w:t>:</w:t>
+      </w:r>
+    </w:p>
+    <w:p>
+      <w:pPr>
+        <w:pStyle w:val="ListParagraph"/>
+        <w:numPr>
+          <w:ilvl w:val="1"/>
+          <w:numId w:val="10"/>
+        </w:numPr>
+        <w:spacing w:line="360" w:lineRule="auto"/>
+        <w:jc w:val="both"/>
+        <w:rPr>
+          <w:sz w:val="24"/>
+          <w:szCs w:val="24"/>
+        </w:rPr>
+      </w:pPr>
+      <w:r>
+        <w:rPr>
+          <w:sz w:val="24"/>
+          <w:szCs w:val="24"/>
+        </w:rPr>
+        <w:t>Usage of probabilistic rules found on Sri Lanka studies related to traffic accidents to generate relationships between accident attributes.</w:t>
+      </w:r>
+    </w:p>
+    <w:p>
+      <w:pPr>
+        <w:spacing w:line="360" w:lineRule="auto"/>
+        <w:jc w:val="both"/>
+        <w:rPr>
+          <w:sz w:val="24"/>
+          <w:szCs w:val="24"/>
+        </w:rPr>
+      </w:pPr>
+    </w:p>
+    <w:p>
+      <w:pPr>
+        <w:spacing w:line="360" w:lineRule="auto"/>
+        <w:jc w:val="both"/>
+        <w:rPr>
+          <w:sz w:val="24"/>
+          <w:szCs w:val="24"/>
+        </w:rPr>
+      </w:pPr>
+      <w:r>
+        <w:rPr>
+          <w:sz w:val="24"/>
+          <w:szCs w:val="24"/>
+        </w:rPr>
+        <w:t>Accordingly, by using above mentioned principle, it is possible to generate synthetic data that is sufficient for model training along with empirical basis for their distribution.</w:t>
+      </w:r>
+    </w:p>
+    <w:p>
+      <w:pPr>
+        <w:spacing w:line="360" w:lineRule="auto"/>
+        <w:jc w:val="both"/>
+        <w:rPr>
+          <w:sz w:val="24"/>
+          <w:szCs w:val="24"/>
+        </w:rPr>
+      </w:pPr>
+    </w:p>
+    <w:p>
+      <w:pPr>
+        <w:spacing w:line="360" w:lineRule="auto"/>
+        <w:jc w:val="both"/>
+        <w:rPr>
+          <w:sz w:val="24"/>
+          <w:szCs w:val="24"/>
+        </w:rPr>
+      </w:pPr>
+    </w:p>
+    <w:p>
+      <w:pPr>
+        <w:pStyle w:val="Heading5"/>
+        <w:rPr>
+          <w:rFonts w:ascii="Times New Roman" w:hAnsi="Times New Roman" w:cs="Times New Roman"/>
+          <w:b/>
+          <w:bCs/>
+          <w:color w:val="000000" w:themeColor="text1"/>
+          <w:sz w:val="24"/>
+          <w:szCs w:val="24"/>
+        </w:rPr>
+      </w:pPr>
+      <w:r>
+        <w:rPr>
+          <w:rFonts w:ascii="Times New Roman" w:hAnsi="Times New Roman" w:cs="Times New Roman"/>
+          <w:b/>
+          <w:bCs/>
+          <w:color w:val="000000" w:themeColor="text1"/>
+          <w:sz w:val="24"/>
+          <w:szCs w:val="24"/>
+        </w:rPr>
+        <w:t>3.3.1.2.</w:t>
+      </w:r>
+      <w:r>
+        <w:rPr>
+          <w:rFonts w:ascii="Times New Roman" w:hAnsi="Times New Roman" w:cs="Times New Roman"/>
+          <w:b/>
+          <w:bCs/>
+          <w:color w:val="000000" w:themeColor="text1"/>
+          <w:sz w:val="24"/>
+          <w:szCs w:val="24"/>
+        </w:rPr>
+        <w:t>2</w:t>
+      </w:r>
+      <w:r>
+        <w:rPr>
+          <w:rFonts w:ascii="Times New Roman" w:hAnsi="Times New Roman" w:cs="Times New Roman"/>
+          <w:b/>
+          <w:bCs/>
+          <w:color w:val="000000" w:themeColor="text1"/>
+          <w:sz w:val="24"/>
+          <w:szCs w:val="24"/>
+        </w:rPr>
+        <w:t xml:space="preserve"> </w:t>
+      </w:r>
+      <w:r>
+        <w:rPr>
+          <w:rFonts w:ascii="Times New Roman" w:hAnsi="Times New Roman" w:cs="Times New Roman"/>
+          <w:b/>
+          <w:bCs/>
+          <w:color w:val="000000" w:themeColor="text1"/>
+          <w:sz w:val="24"/>
+          <w:szCs w:val="24"/>
+        </w:rPr>
+        <w:t>Anchor Sources</w:t>
+      </w:r>
+    </w:p>
+    <w:p>
+      <w:pPr>
+        <w:spacing w:line="360" w:lineRule="auto"/>
+        <w:jc w:val="both"/>
+        <w:rPr>
+          <w:sz w:val="24"/>
+          <w:szCs w:val="24"/>
+        </w:rPr>
+      </w:pPr>
+    </w:p>
+    <w:p>
+      <w:pPr>
+        <w:spacing w:line="360" w:lineRule="auto"/>
+        <w:jc w:val="both"/>
+        <w:rPr>
+          <w:sz w:val="24"/>
+          <w:szCs w:val="24"/>
+        </w:rPr>
+      </w:pPr>
+      <w:r>
+        <w:rPr>
+          <w:sz w:val="24"/>
+          <w:szCs w:val="24"/>
+        </w:rPr>
+        <w:t>As mentioned earlier, we have used several empirical sources for synthetic data generation. Accordingly, following table shows a summary of such sources along with data fields that they anchored.</w:t>
+      </w:r>
+    </w:p>
+    <w:p>
+      <w:pPr>
+        <w:spacing w:line="360" w:lineRule="auto"/>
+        <w:jc w:val="both"/>
+        <w:rPr>
+          <w:sz w:val="24"/>
+          <w:szCs w:val="24"/>
+        </w:rPr>
+      </w:pPr>
+    </w:p>
+    <w:tbl>
+      <w:tblPr>
+        <w:tblStyle w:val="TableGrid"/>
+        <w:tblW w:w="0" w:type="auto"/>
+        <w:tblInd w:w="0" w:type="dxa"/>
+        <w:tblLook w:val="04A0" w:firstRow="1" w:lastRow="0" w:firstColumn="1" w:lastColumn="0" w:noHBand="0" w:noVBand="1"/>
+      </w:tblPr>
+      <w:tblGrid>
+        <w:gridCol w:w="2876"/>
+        <w:gridCol w:w="2877"/>
+        <w:gridCol w:w="2877"/>
+      </w:tblGrid>
+      <w:tr>
+        <w:tc>
+          <w:tcPr>
+            <w:tcW w:w="2876" w:type="dxa"/>
+          </w:tcPr>
+          <w:p>
+            <w:pPr>
+              <w:spacing w:line="360" w:lineRule="auto"/>
+              <w:jc w:val="both"/>
+            </w:pPr>
+            <w:r>
+              <w:t>Anchor</w:t>
+            </w:r>
+          </w:p>
+        </w:tc>
+        <w:tc>
+          <w:tcPr>
+            <w:tcW w:w="2877" w:type="dxa"/>
+          </w:tcPr>
+          <w:p>
+            <w:pPr>
+              <w:spacing w:line="360" w:lineRule="auto"/>
+              <w:jc w:val="both"/>
+            </w:pPr>
+            <w:r>
+              <w:t>Source</w:t>
+            </w:r>
+          </w:p>
+        </w:tc>
+        <w:tc>
+          <w:tcPr>
+            <w:tcW w:w="2877" w:type="dxa"/>
+          </w:tcPr>
+          <w:p>
+            <w:pPr>
+              <w:spacing w:line="360" w:lineRule="auto"/>
+              <w:jc w:val="both"/>
+            </w:pPr>
+            <w:r>
+              <w:t>Fields Anchored</w:t>
+            </w:r>
+          </w:p>
+        </w:tc>
+      </w:tr>
+      <w:tr>
+        <w:tc>
+          <w:tcPr>
+            <w:tcW w:w="2876" w:type="dxa"/>
+          </w:tcPr>
+          <w:p>
+            <w:pPr>
+              <w:spacing w:line="360" w:lineRule="auto"/>
+              <w:jc w:val="both"/>
+            </w:pPr>
+            <w:r>
+              <w:t>A1</w:t>
+            </w:r>
+          </w:p>
+        </w:tc>
+        <w:tc>
+          <w:tcPr>
+            <w:tcW w:w="2877" w:type="dxa"/>
+          </w:tcPr>
+          <w:p>
+            <w:pPr>
+              <w:spacing w:line="360" w:lineRule="auto"/>
+              <w:jc w:val="both"/>
+            </w:pPr>
+            <w:r>
+              <w:t xml:space="preserve"> </w:t>
+            </w:r>
+            <w:r>
+              <w:t>(“Department of Census and Statistics,” 2024)</w:t>
+            </w:r>
+          </w:p>
+        </w:tc>
+        <w:tc>
+          <w:tcPr>
+            <w:tcW w:w="2877" w:type="dxa"/>
+          </w:tcPr>
+          <w:p>
+            <w:pPr>
+              <w:spacing w:line="360" w:lineRule="auto"/>
+              <w:jc w:val="both"/>
+            </w:pPr>
+            <w:r>
+              <w:t xml:space="preserve">Road accident distribution across Colombo Municipal Area </w:t>
+            </w:r>
+          </w:p>
+        </w:tc>
+      </w:tr>
+      <w:tr>
+        <w:tc>
+          <w:tcPr>
+            <w:tcW w:w="2876" w:type="dxa"/>
+          </w:tcPr>
+          <w:p>
+            <w:pPr>
+              <w:spacing w:line="360" w:lineRule="auto"/>
+              <w:jc w:val="both"/>
+            </w:pPr>
+            <w:r>
+              <w:t>A2</w:t>
+            </w:r>
+          </w:p>
+        </w:tc>
+        <w:tc>
+          <w:tcPr>
+            <w:tcW w:w="2877" w:type="dxa"/>
+          </w:tcPr>
+          <w:p>
+            <w:pPr>
+              <w:spacing w:line="360" w:lineRule="auto"/>
+              <w:jc w:val="both"/>
+            </w:pPr>
+            <w:r>
+              <w:t xml:space="preserve"> </w:t>
+            </w:r>
+            <w:r>
+              <w:rPr>
+                <w:rFonts w:ascii="Arial" w:hAnsi="Arial" w:cs="Arial"/>
+                <w:color w:val="040102"/>
+                <w:sz w:val="21"/>
+                <w:szCs w:val="21"/>
+                <w:shd w:val="clear" w:color="auto" w:fill="FFFFFF"/>
+              </w:rPr>
+              <w:t>(“2025 Traffic Reports – SRI LANKA POLICE,” 2025)</w:t>
+            </w:r>
+          </w:p>
+        </w:tc>
+        <w:tc>
+          <w:tcPr>
+            <w:tcW w:w="2877" w:type="dxa"/>
+          </w:tcPr>
+          <w:p>
+            <w:pPr>
+              <w:spacing w:line="360" w:lineRule="auto"/>
+              <w:jc w:val="both"/>
+            </w:pPr>
+            <w:r>
+              <w:t>National Severity Mix related to road traffic accidents (Fatal, Serious, Damage-Only, Minor)</w:t>
+            </w:r>
+          </w:p>
+        </w:tc>
+      </w:tr>
+      <w:tr>
+        <w:tc>
+          <w:tcPr>
+            <w:tcW w:w="2876" w:type="dxa"/>
+          </w:tcPr>
+          <w:p>
+            <w:pPr>
+              <w:spacing w:line="360" w:lineRule="auto"/>
+              <w:jc w:val="both"/>
+            </w:pPr>
+            <w:r>
+              <w:t>A3</w:t>
+            </w:r>
+          </w:p>
+        </w:tc>
+        <w:tc>
+          <w:tcPr>
+            <w:tcW w:w="2877" w:type="dxa"/>
+          </w:tcPr>
+          <w:p>
+            <w:pPr>
+              <w:spacing w:line="360" w:lineRule="auto"/>
+              <w:jc w:val="both"/>
+            </w:pPr>
+            <w:r>
+              <w:t>(W. G. S. R. Thilakarathna et al., 2025)</w:t>
+            </w:r>
+          </w:p>
+        </w:tc>
+        <w:tc>
+          <w:tcPr>
+            <w:tcW w:w="2877" w:type="dxa"/>
+          </w:tcPr>
+          <w:p>
+            <w:pPr>
+              <w:spacing w:line="360" w:lineRule="auto"/>
+              <w:jc w:val="both"/>
+            </w:pPr>
+            <w:r>
+              <w:t>Time of day and cause distributions for accident with fatal severity</w:t>
+            </w:r>
+          </w:p>
+        </w:tc>
+      </w:tr>
+      <w:tr>
+        <w:tc>
+          <w:tcPr>
+            <w:tcW w:w="2876" w:type="dxa"/>
+          </w:tcPr>
+          <w:p>
+            <w:pPr>
+              <w:spacing w:line="360" w:lineRule="auto"/>
+              <w:jc w:val="both"/>
+            </w:pPr>
+            <w:r>
+              <w:t>A4</w:t>
+            </w:r>
+          </w:p>
+        </w:tc>
+        <w:tc>
+          <w:tcPr>
+            <w:tcW w:w="2877" w:type="dxa"/>
+          </w:tcPr>
+          <w:p>
+            <w:pPr>
+              <w:spacing w:line="360" w:lineRule="auto"/>
+              <w:jc w:val="both"/>
+            </w:pPr>
+            <w:r>
+              <w:t>(Jayasinghe et al., 2025)</w:t>
+            </w:r>
+          </w:p>
+        </w:tc>
+        <w:tc>
+          <w:tcPr>
+            <w:tcW w:w="2877" w:type="dxa"/>
+          </w:tcPr>
+          <w:p>
+            <w:pPr>
+              <w:spacing w:line="360" w:lineRule="auto"/>
+              <w:jc w:val="both"/>
+            </w:pPr>
+            <w:r>
+              <w:t xml:space="preserve">Time of day and cause distributions for accident </w:t>
+            </w:r>
+            <w:r>
+              <w:lastRenderedPageBreak/>
+              <w:t>with non fatal severity</w:t>
+            </w:r>
+          </w:p>
+        </w:tc>
+      </w:tr>
+      <w:tr>
+        <w:tc>
+          <w:tcPr>
+            <w:tcW w:w="2876" w:type="dxa"/>
+          </w:tcPr>
+          <w:p>
+            <w:pPr>
+              <w:spacing w:line="360" w:lineRule="auto"/>
+              <w:jc w:val="both"/>
+            </w:pPr>
+            <w:r>
+              <w:lastRenderedPageBreak/>
+              <w:t>A5</w:t>
+            </w:r>
+          </w:p>
+        </w:tc>
+        <w:tc>
+          <w:tcPr>
+            <w:tcW w:w="2877" w:type="dxa"/>
+          </w:tcPr>
+          <w:p>
+            <w:pPr>
+              <w:spacing w:line="360" w:lineRule="auto"/>
+              <w:jc w:val="both"/>
+            </w:pPr>
+            <w:r>
+              <w:t>(Boeing, 2025)</w:t>
+            </w:r>
+          </w:p>
+        </w:tc>
+        <w:tc>
+          <w:tcPr>
+            <w:tcW w:w="2877" w:type="dxa"/>
+          </w:tcPr>
+          <w:p>
+            <w:pPr>
+              <w:spacing w:line="360" w:lineRule="auto"/>
+              <w:jc w:val="both"/>
+            </w:pPr>
+            <w:r>
+              <w:t>Street name vocabularies for Colombo Municipal Area</w:t>
+            </w:r>
+          </w:p>
+        </w:tc>
+      </w:tr>
+    </w:tbl>
+    <w:p>
+      <w:pPr>
+        <w:spacing w:line="360" w:lineRule="auto"/>
+        <w:jc w:val="both"/>
+        <w:rPr>
+          <w:sz w:val="24"/>
+          <w:szCs w:val="24"/>
+        </w:rPr>
+      </w:pPr>
+    </w:p>
+    <w:p>
+      <w:pPr>
+        <w:pStyle w:val="Heading5"/>
+        <w:rPr>
+          <w:rFonts w:ascii="Times New Roman" w:hAnsi="Times New Roman" w:cs="Times New Roman"/>
+          <w:b/>
+          <w:bCs/>
+          <w:color w:val="000000" w:themeColor="text1"/>
+          <w:sz w:val="24"/>
+          <w:szCs w:val="24"/>
+        </w:rPr>
+      </w:pPr>
+      <w:r>
+        <w:rPr>
+          <w:rFonts w:ascii="Times New Roman" w:hAnsi="Times New Roman" w:cs="Times New Roman"/>
+          <w:b/>
+          <w:bCs/>
+          <w:color w:val="000000" w:themeColor="text1"/>
+          <w:sz w:val="24"/>
+          <w:szCs w:val="24"/>
+        </w:rPr>
+        <w:t>3.3.1.2.</w:t>
+      </w:r>
+      <w:r>
+        <w:rPr>
+          <w:rFonts w:ascii="Times New Roman" w:hAnsi="Times New Roman" w:cs="Times New Roman"/>
+          <w:b/>
+          <w:bCs/>
+          <w:color w:val="000000" w:themeColor="text1"/>
+          <w:sz w:val="24"/>
+          <w:szCs w:val="24"/>
+        </w:rPr>
+        <w:t>3</w:t>
+      </w:r>
+      <w:r>
+        <w:rPr>
+          <w:rFonts w:ascii="Times New Roman" w:hAnsi="Times New Roman" w:cs="Times New Roman"/>
+          <w:b/>
+          <w:bCs/>
+          <w:color w:val="000000" w:themeColor="text1"/>
+          <w:sz w:val="24"/>
+          <w:szCs w:val="24"/>
+        </w:rPr>
+        <w:t xml:space="preserve"> </w:t>
+      </w:r>
+      <w:r>
+        <w:rPr>
+          <w:rFonts w:ascii="Times New Roman" w:hAnsi="Times New Roman" w:cs="Times New Roman"/>
+          <w:b/>
+          <w:bCs/>
+          <w:color w:val="000000" w:themeColor="text1"/>
+          <w:sz w:val="24"/>
+          <w:szCs w:val="24"/>
+        </w:rPr>
+        <w:t>Volume and Coverage</w:t>
+      </w:r>
+    </w:p>
+    <w:p/>
+    <w:p>
+      <w:pPr>
+        <w:spacing w:line="360" w:lineRule="auto"/>
+        <w:jc w:val="both"/>
+        <w:rPr>
+          <w:sz w:val="24"/>
+          <w:szCs w:val="24"/>
+        </w:rPr>
+      </w:pPr>
+      <w:r>
+        <w:t>I</w:t>
+      </w:r>
+      <w:r>
+        <w:rPr>
+          <w:sz w:val="24"/>
+          <w:szCs w:val="24"/>
+        </w:rPr>
+        <w:t xml:space="preserve">t is decided to generate synthetic data for the year 2022-2023 based on the accident distribution data </w:t>
+      </w:r>
+      <w:r>
+        <w:rPr>
+          <w:sz w:val="24"/>
+          <w:szCs w:val="24"/>
+        </w:rPr>
+        <w:t>from the</w:t>
+      </w:r>
+      <w:r>
+        <w:rPr>
+          <w:sz w:val="24"/>
+          <w:szCs w:val="24"/>
+        </w:rPr>
+        <w:t xml:space="preserve"> Department of Census and Statistics</w:t>
+      </w:r>
+      <w:r>
+        <w:rPr>
+          <w:sz w:val="24"/>
+          <w:szCs w:val="24"/>
+        </w:rPr>
+        <w:t xml:space="preserve"> / DCS</w:t>
+      </w:r>
+      <w:r>
+        <w:rPr>
+          <w:sz w:val="24"/>
+          <w:szCs w:val="24"/>
+        </w:rPr>
+        <w:t xml:space="preserve"> (“Department of Census and Statistics,” 2024). </w:t>
+      </w:r>
+      <w:r>
+        <w:rPr>
+          <w:sz w:val="24"/>
+          <w:szCs w:val="24"/>
+        </w:rPr>
+        <w:t xml:space="preserve"> However, for this study, only 17 out of 22 Colombo Municipal Area has used for the synthetic data generation due to limitations in extracting polygons for those excluded area via OSMNX. Accordingly, 3688 road accident records were synthetically generated, covering 95% of the reported accident volume reported in the Department of Senses and Statistics Table.</w:t>
+      </w:r>
+    </w:p>
+    <w:p>
+      <w:pPr>
+        <w:spacing w:line="360" w:lineRule="auto"/>
+        <w:jc w:val="both"/>
+        <w:rPr>
+          <w:sz w:val="24"/>
+          <w:szCs w:val="24"/>
+        </w:rPr>
+      </w:pPr>
+    </w:p>
+    <w:p>
+      <w:pPr>
+        <w:spacing w:line="360" w:lineRule="auto"/>
+        <w:jc w:val="both"/>
+        <w:rPr>
+          <w:sz w:val="24"/>
+          <w:szCs w:val="24"/>
+        </w:rPr>
+      </w:pPr>
+      <w:r>
+        <w:rPr>
+          <w:sz w:val="24"/>
+          <w:szCs w:val="24"/>
+        </w:rPr>
+        <w:t>Also, according to DCS table, it is found that a total of 91 accidents happened for the years 2022 and 2023 while 44 for them occurring in 2022. This also well aligns with the real Slave Island data that we collected for the year 2022. However, such a lower amount of data for both years are not enough for TSTR validation (Train on Synthetic – Test on Real). As a result of this it was decided to oversample that 91 Slave Island records to 500 records as a design choice. However, generation of accident records for other areas was strictly limited to proportion from DSC table.</w:t>
+      </w:r>
+    </w:p>
+    <w:p/>
+    <w:p>
+      <w:pPr>
+        <w:spacing w:line="360" w:lineRule="auto"/>
+        <w:jc w:val="both"/>
+      </w:pPr>
+      <w:r>
+        <w:t xml:space="preserve"> </w:t>
+      </w:r>
+    </w:p>
+    <w:p>
+      <w:pPr>
+        <w:spacing w:line="360" w:lineRule="auto"/>
+        <w:jc w:val="both"/>
+      </w:pPr>
+    </w:p>
+    <w:p>
+      <w:pPr>
+        <w:spacing w:line="360" w:lineRule="auto"/>
+        <w:jc w:val="both"/>
+      </w:pPr>
+    </w:p>
+    <w:p>
+      <w:pPr>
+        <w:spacing w:line="360" w:lineRule="auto"/>
+        <w:jc w:val="both"/>
+      </w:pPr>
+    </w:p>
+    <w:p>
+      <w:pPr>
+        <w:spacing w:line="360" w:lineRule="auto"/>
+        <w:jc w:val="both"/>
+      </w:pPr>
+    </w:p>
+    <w:p>
+      <w:pPr>
+        <w:spacing w:line="360" w:lineRule="auto"/>
+        <w:jc w:val="both"/>
+      </w:pPr>
+    </w:p>
+    <w:p>
+      <w:pPr>
+        <w:spacing w:line="360" w:lineRule="auto"/>
+        <w:jc w:val="both"/>
+      </w:pPr>
+    </w:p>
+    <w:p>
+      <w:pPr>
+        <w:spacing w:line="360" w:lineRule="auto"/>
+        <w:jc w:val="both"/>
+      </w:pPr>
+    </w:p>
+    <w:p>
+      <w:pPr>
+        <w:spacing w:line="360" w:lineRule="auto"/>
+        <w:jc w:val="both"/>
+      </w:pPr>
+    </w:p>
+    <w:p>
+      <w:pPr>
+        <w:spacing w:line="360" w:lineRule="auto"/>
+        <w:jc w:val="both"/>
+      </w:pPr>
+    </w:p>
+    <w:p>
+      <w:pPr>
+        <w:pStyle w:val="Heading5"/>
+        <w:rPr>
+          <w:rFonts w:ascii="Times New Roman" w:hAnsi="Times New Roman" w:cs="Times New Roman"/>
+          <w:b/>
+          <w:bCs/>
+          <w:color w:val="000000" w:themeColor="text1"/>
+          <w:sz w:val="24"/>
+          <w:szCs w:val="24"/>
+        </w:rPr>
+      </w:pPr>
+      <w:r>
+        <w:rPr>
+          <w:rFonts w:ascii="Times New Roman" w:hAnsi="Times New Roman" w:cs="Times New Roman"/>
+          <w:b/>
+          <w:bCs/>
+          <w:color w:val="000000" w:themeColor="text1"/>
+          <w:sz w:val="24"/>
+          <w:szCs w:val="24"/>
+        </w:rPr>
+        <w:lastRenderedPageBreak/>
+        <w:t>3.3.1.2.</w:t>
+      </w:r>
+      <w:r>
+        <w:rPr>
+          <w:rFonts w:ascii="Times New Roman" w:hAnsi="Times New Roman" w:cs="Times New Roman"/>
+          <w:b/>
+          <w:bCs/>
+          <w:color w:val="000000" w:themeColor="text1"/>
+          <w:sz w:val="24"/>
+          <w:szCs w:val="24"/>
+        </w:rPr>
+        <w:t>4</w:t>
+      </w:r>
+      <w:r>
+        <w:rPr>
+          <w:rFonts w:ascii="Times New Roman" w:hAnsi="Times New Roman" w:cs="Times New Roman"/>
+          <w:b/>
+          <w:bCs/>
+          <w:color w:val="000000" w:themeColor="text1"/>
+          <w:sz w:val="24"/>
+          <w:szCs w:val="24"/>
+        </w:rPr>
+        <w:t xml:space="preserve"> </w:t>
+      </w:r>
+      <w:r>
+        <w:rPr>
+          <w:rFonts w:ascii="Times New Roman" w:hAnsi="Times New Roman" w:cs="Times New Roman"/>
+          <w:b/>
+          <w:bCs/>
+          <w:color w:val="000000" w:themeColor="text1"/>
+          <w:sz w:val="24"/>
+          <w:szCs w:val="24"/>
+        </w:rPr>
+        <w:t>Synthetic Data Generation Pipeline</w:t>
+      </w:r>
+    </w:p>
+    <w:p>
+      <w:pPr>
+        <w:spacing w:line="360" w:lineRule="auto"/>
+        <w:jc w:val="both"/>
+      </w:pPr>
+    </w:p>
+    <w:p>
+      <w:pPr>
+        <w:spacing w:line="360" w:lineRule="auto"/>
+        <w:jc w:val="both"/>
+        <w:rPr>
+          <w:sz w:val="24"/>
+          <w:szCs w:val="24"/>
+        </w:rPr>
+      </w:pPr>
+      <w:r>
+        <w:rPr>
+          <w:sz w:val="24"/>
+          <w:szCs w:val="24"/>
+        </w:rPr>
+        <w:t xml:space="preserve">As mentioned earlier, synthetic data was generated using above mentioned empirical evidence and some assumption for data point where empirical evidence are scarce. Accordingly, a synthetic data generation pipeline has been implemented as follows. </w:t>
+      </w:r>
+    </w:p>
+    <w:p>
+      <w:pPr>
+        <w:spacing w:line="360" w:lineRule="auto"/>
+        <w:jc w:val="both"/>
+        <w:rPr>
+          <w:sz w:val="24"/>
+          <w:szCs w:val="24"/>
+        </w:rPr>
+      </w:pPr>
+    </w:p>
+    <w:p>
+      <w:pPr>
+        <w:spacing w:line="360" w:lineRule="auto"/>
+        <w:jc w:val="both"/>
+        <w:rPr>
+          <w:b/>
+          <w:bCs/>
+          <w:color w:val="000000" w:themeColor="text1"/>
+          <w:sz w:val="24"/>
+          <w:szCs w:val="24"/>
+        </w:rPr>
+      </w:pPr>
+      <w:r>
+        <w:rPr>
+          <w:b/>
+          <w:bCs/>
+          <w:color w:val="000000" w:themeColor="text1"/>
+          <w:sz w:val="24"/>
+          <w:szCs w:val="24"/>
+        </w:rPr>
+        <w:t>Step 1 - Division and Year Allocation</w:t>
+      </w:r>
+    </w:p>
+    <w:p>
+      <w:pPr>
+        <w:spacing w:line="360" w:lineRule="auto"/>
+        <w:jc w:val="both"/>
+        <w:rPr>
+          <w:color w:val="000000" w:themeColor="text1"/>
+          <w:sz w:val="24"/>
+          <w:szCs w:val="24"/>
+        </w:rPr>
+      </w:pPr>
+      <w:r>
+        <w:rPr>
+          <w:sz w:val="24"/>
+          <w:szCs w:val="24"/>
+        </w:rPr>
+        <w:t xml:space="preserve">First, for each synthetic record we assign a division and the year based on the accident distribution data in DCS table. However, as it is mentioned in section </w:t>
+      </w:r>
+      <w:r>
+        <w:rPr>
+          <w:color w:val="000000" w:themeColor="text1"/>
+          <w:sz w:val="24"/>
+          <w:szCs w:val="24"/>
+        </w:rPr>
+        <w:t>3.3.1.2.3</w:t>
+      </w:r>
+      <w:r>
+        <w:rPr>
+          <w:color w:val="000000" w:themeColor="text1"/>
+          <w:sz w:val="24"/>
+          <w:szCs w:val="24"/>
+        </w:rPr>
+        <w:t>, accident records belong to Slave Island has oversampled.</w:t>
+      </w:r>
+    </w:p>
+    <w:p>
+      <w:pPr>
+        <w:spacing w:line="360" w:lineRule="auto"/>
+        <w:jc w:val="both"/>
+        <w:rPr>
+          <w:color w:val="000000" w:themeColor="text1"/>
+          <w:sz w:val="24"/>
+          <w:szCs w:val="24"/>
+        </w:rPr>
+      </w:pPr>
+    </w:p>
+    <w:p>
+      <w:pPr>
+        <w:spacing w:line="360" w:lineRule="auto"/>
+        <w:jc w:val="both"/>
+        <w:rPr>
+          <w:b/>
+          <w:bCs/>
+          <w:color w:val="000000" w:themeColor="text1"/>
+          <w:sz w:val="24"/>
+          <w:szCs w:val="24"/>
+        </w:rPr>
+      </w:pPr>
+      <w:r>
+        <w:rPr>
+          <w:b/>
+          <w:bCs/>
+          <w:color w:val="000000" w:themeColor="text1"/>
+          <w:sz w:val="24"/>
+          <w:szCs w:val="24"/>
+        </w:rPr>
+        <w:t xml:space="preserve">Step 2 - Base Severity Assignment </w:t>
+      </w:r>
+    </w:p>
+    <w:p>
+      <w:pPr>
+        <w:spacing w:line="360" w:lineRule="auto"/>
+        <w:jc w:val="both"/>
+        <w:rPr>
+          <w:color w:val="000000" w:themeColor="text1"/>
+          <w:sz w:val="24"/>
+          <w:szCs w:val="24"/>
+        </w:rPr>
+      </w:pPr>
+      <w:r>
+        <w:rPr>
+          <w:sz w:val="24"/>
+          <w:szCs w:val="24"/>
+        </w:rPr>
+        <w:t xml:space="preserve">Then severity levels needed for each accident record is derived from the 2025 traffic reports by Sri Lankan Police </w:t>
+      </w:r>
+      <w:r>
+        <w:rPr>
+          <w:rFonts w:ascii="Arial" w:hAnsi="Arial" w:cs="Arial"/>
+          <w:color w:val="040102"/>
+          <w:sz w:val="21"/>
+          <w:szCs w:val="21"/>
+          <w:shd w:val="clear" w:color="auto" w:fill="FFFFFF"/>
+        </w:rPr>
+        <w:t>(“2025 Traffic Reports – SRI LANKA POLICE,” 2025).</w:t>
+      </w:r>
+    </w:p>
+    <w:p>
+      <w:pPr>
+        <w:spacing w:line="360" w:lineRule="auto"/>
+        <w:jc w:val="both"/>
+        <w:rPr>
+          <w:sz w:val="24"/>
+          <w:szCs w:val="24"/>
+        </w:rPr>
+      </w:pPr>
+    </w:p>
+    <w:p>
+      <w:pPr>
+        <w:keepNext/>
+        <w:spacing w:line="360" w:lineRule="auto"/>
+        <w:jc w:val="both"/>
+      </w:pPr>
+      <w:r>
+        <w:rPr>
+          <w:noProof/>
+        </w:rPr>
+        <w:drawing>
+          <wp:inline distT="0" distB="0" distL="0" distR="0" wp14:anchorId="3A8C7CF0" wp14:editId="3AA1C6D9">
+            <wp:extent cx="5486400" cy="3019425"/>
+            <wp:effectExtent l="0" t="0" r="0" b="9525"/>
+            <wp:docPr id="16" name="Picture 16" descr="A close-up of a report&#10;&#10;Description automatically generated"/>
+            <wp:cNvGraphicFramePr>
+              <a:graphicFrameLocks xmlns:a="http://schemas.openxmlformats.org/drawingml/2006/main" noChangeAspect="1"/>
+            </wp:cNvGraphicFramePr>
+            <a:graphic xmlns:a="http://schemas.openxmlformats.org/drawingml/2006/main">
+              <a:graphicData uri="http://schemas.openxmlformats.org/drawingml/2006/picture">
+                <pic:pic xmlns:pic="http://schemas.openxmlformats.org/drawingml/2006/picture">
+                  <pic:nvPicPr>
+                    <pic:cNvPr id="16" name="Picture 16" descr="A close-up of a report&#10;&#10;Description automatically generated"/>
+                    <pic:cNvPicPr/>
+                  </pic:nvPicPr>
+                  <pic:blipFill>
+                    <a:blip r:embed="rId15"/>
+                    <a:stretch>
+                      <a:fillRect/>
+                    </a:stretch>
+                  </pic:blipFill>
+                  <pic:spPr>
+                    <a:xfrm>
+                      <a:off x="0" y="0"/>
+                      <a:ext cx="5486400" cy="3019425"/>
+                    </a:xfrm>
+                    <a:prstGeom prst="rect">
+                      <a:avLst/>
+                    </a:prstGeom>
+                  </pic:spPr>
+                </pic:pic>
+              </a:graphicData>
+            </a:graphic>
+          </wp:inline>
+        </w:drawing>
+      </w:r>
+    </w:p>
+    <w:p>
+      <w:pPr>
+        <w:pStyle w:val="Caption"/>
+        <w:jc w:val="center"/>
+      </w:pPr>
+      <w:bookmarkStart w:id="58" w:name="_Toc237214321"/>
+      <w:r>
+        <w:t xml:space="preserve">Figure </w:t>
+      </w:r>
+      <w:r>
+        <w:fldChar w:fldCharType="begin"/>
+      </w:r>
+      <w:r>
+        <w:instrText xml:space="preserve"> SEQ Figure \* ARABIC </w:instrText>
+      </w:r>
+      <w:r>
+        <w:fldChar w:fldCharType="separate"/>
+      </w:r>
+      <w:r>
+        <w:rPr>
+          <w:noProof/>
+        </w:rPr>
+        <w:t>3</w:t>
+      </w:r>
+      <w:r>
+        <w:fldChar w:fldCharType="end"/>
+      </w:r>
+      <w:r>
+        <w:t xml:space="preserve"> National Severity Levels</w:t>
+      </w:r>
+      <w:bookmarkEnd w:id="58"/>
+    </w:p>
+    <w:p>
+      <w:pPr>
+        <w:spacing w:line="360" w:lineRule="auto"/>
+        <w:jc w:val="both"/>
+      </w:pPr>
+    </w:p>
+    <w:p>
+      <w:pPr>
+        <w:spacing w:line="360" w:lineRule="auto"/>
+        <w:jc w:val="both"/>
+      </w:pPr>
+    </w:p>
+    <w:p>
+      <w:pPr>
+        <w:spacing w:line="360" w:lineRule="auto"/>
+        <w:jc w:val="both"/>
+      </w:pPr>
+    </w:p>
+    <w:p>
+      <w:pPr>
+        <w:spacing w:line="360" w:lineRule="auto"/>
+        <w:jc w:val="both"/>
+      </w:pPr>
+    </w:p>
+    <w:p>
+      <w:pPr>
+        <w:spacing w:line="360" w:lineRule="auto"/>
+        <w:jc w:val="both"/>
+        <w:rPr>
+          <w:sz w:val="24"/>
+          <w:szCs w:val="24"/>
+        </w:rPr>
+      </w:pPr>
+      <w:r>
+        <w:rPr>
+          <w:sz w:val="24"/>
+          <w:szCs w:val="24"/>
+        </w:rPr>
+        <w:lastRenderedPageBreak/>
+        <w:t>Accordingly, above mentioned values as a percentage of total number of accidents are as follows:</w:t>
+      </w:r>
+    </w:p>
+    <w:p>
+      <w:pPr>
+        <w:pStyle w:val="ListParagraph"/>
+        <w:numPr>
+          <w:ilvl w:val="0"/>
+          <w:numId w:val="11"/>
+        </w:numPr>
+        <w:spacing w:line="360" w:lineRule="auto"/>
+        <w:jc w:val="both"/>
+        <w:rPr>
+          <w:sz w:val="24"/>
+          <w:szCs w:val="24"/>
+        </w:rPr>
+      </w:pPr>
+      <w:r>
+        <w:rPr>
+          <w:sz w:val="24"/>
+          <w:szCs w:val="24"/>
+        </w:rPr>
+        <w:t>Fatal  - 11.7%</w:t>
+      </w:r>
+    </w:p>
+    <w:p>
+      <w:pPr>
+        <w:pStyle w:val="ListParagraph"/>
+        <w:numPr>
+          <w:ilvl w:val="0"/>
+          <w:numId w:val="11"/>
+        </w:numPr>
+        <w:spacing w:line="360" w:lineRule="auto"/>
+        <w:jc w:val="both"/>
+        <w:rPr>
+          <w:sz w:val="24"/>
+          <w:szCs w:val="24"/>
+        </w:rPr>
+      </w:pPr>
+      <w:r>
+        <w:rPr>
+          <w:sz w:val="24"/>
+          <w:szCs w:val="24"/>
+        </w:rPr>
+        <w:t>Serious – 23.8%</w:t>
+      </w:r>
+    </w:p>
+    <w:p>
+      <w:pPr>
+        <w:pStyle w:val="ListParagraph"/>
+        <w:numPr>
+          <w:ilvl w:val="0"/>
+          <w:numId w:val="11"/>
+        </w:numPr>
+        <w:spacing w:line="360" w:lineRule="auto"/>
+        <w:jc w:val="both"/>
+        <w:rPr>
+          <w:sz w:val="24"/>
+          <w:szCs w:val="24"/>
+        </w:rPr>
+      </w:pPr>
+      <w:r>
+        <w:rPr>
+          <w:sz w:val="24"/>
+          <w:szCs w:val="24"/>
+        </w:rPr>
+        <w:t>Minor – 45.4%</w:t>
+      </w:r>
+    </w:p>
+    <w:p>
+      <w:pPr>
+        <w:pStyle w:val="ListParagraph"/>
+        <w:numPr>
+          <w:ilvl w:val="0"/>
+          <w:numId w:val="11"/>
+        </w:numPr>
+        <w:spacing w:line="360" w:lineRule="auto"/>
+        <w:jc w:val="both"/>
+        <w:rPr>
+          <w:sz w:val="24"/>
+          <w:szCs w:val="24"/>
+        </w:rPr>
+      </w:pPr>
+      <w:r>
+        <w:rPr>
+          <w:sz w:val="24"/>
+          <w:szCs w:val="24"/>
+        </w:rPr>
+        <w:t>Damage-Only – 19.1%</w:t>
+      </w:r>
+    </w:p>
+    <w:p>
+      <w:pPr>
+        <w:spacing w:line="360" w:lineRule="auto"/>
+        <w:jc w:val="both"/>
+      </w:pPr>
+    </w:p>
+    <w:p>
+      <w:pPr>
+        <w:spacing w:line="360" w:lineRule="auto"/>
+        <w:jc w:val="both"/>
+        <w:rPr>
+          <w:b/>
+          <w:bCs/>
+          <w:color w:val="000000" w:themeColor="text1"/>
+          <w:sz w:val="24"/>
+          <w:szCs w:val="24"/>
+        </w:rPr>
+      </w:pPr>
+      <w:r>
+        <w:rPr>
+          <w:b/>
+          <w:bCs/>
+          <w:color w:val="000000" w:themeColor="text1"/>
+          <w:sz w:val="24"/>
+          <w:szCs w:val="24"/>
+        </w:rPr>
+        <w:t>Step 3 - Vehicle Assignment</w:t>
+      </w:r>
+    </w:p>
+    <w:p>
+      <w:pPr>
+        <w:spacing w:line="360" w:lineRule="auto"/>
+        <w:jc w:val="both"/>
+        <w:rPr>
+          <w:sz w:val="24"/>
+          <w:szCs w:val="24"/>
+        </w:rPr>
+      </w:pPr>
+      <w:r>
+        <w:rPr>
+          <w:sz w:val="24"/>
+          <w:szCs w:val="24"/>
+        </w:rPr>
+        <w:t>When it comes number of vehicle distribution for each accident record, it was sampled based on the reasoned distribution and are as follows,</w:t>
+      </w:r>
+    </w:p>
+    <w:p>
+      <w:pPr>
+        <w:pStyle w:val="ListParagraph"/>
+        <w:numPr>
+          <w:ilvl w:val="0"/>
+          <w:numId w:val="12"/>
+        </w:numPr>
+        <w:spacing w:line="360" w:lineRule="auto"/>
+        <w:jc w:val="both"/>
+        <w:rPr>
+          <w:sz w:val="24"/>
+          <w:szCs w:val="24"/>
+        </w:rPr>
+      </w:pPr>
+      <w:r>
+        <w:rPr>
+          <w:sz w:val="24"/>
+          <w:szCs w:val="24"/>
+        </w:rPr>
+        <w:t>One Vehicle – 15%</w:t>
+      </w:r>
+    </w:p>
+    <w:p>
+      <w:pPr>
+        <w:pStyle w:val="ListParagraph"/>
+        <w:numPr>
+          <w:ilvl w:val="0"/>
+          <w:numId w:val="12"/>
+        </w:numPr>
+        <w:spacing w:line="360" w:lineRule="auto"/>
+        <w:jc w:val="both"/>
+        <w:rPr>
+          <w:sz w:val="24"/>
+          <w:szCs w:val="24"/>
+        </w:rPr>
+      </w:pPr>
+      <w:r>
+        <w:rPr>
+          <w:sz w:val="24"/>
+          <w:szCs w:val="24"/>
+        </w:rPr>
+        <w:t>Two Vehicles – 55%</w:t>
+      </w:r>
+    </w:p>
+    <w:p>
+      <w:pPr>
+        <w:pStyle w:val="ListParagraph"/>
+        <w:numPr>
+          <w:ilvl w:val="0"/>
+          <w:numId w:val="12"/>
+        </w:numPr>
+        <w:spacing w:line="360" w:lineRule="auto"/>
+        <w:jc w:val="both"/>
+        <w:rPr>
+          <w:sz w:val="24"/>
+          <w:szCs w:val="24"/>
+        </w:rPr>
+      </w:pPr>
+      <w:r>
+        <w:rPr>
+          <w:sz w:val="24"/>
+          <w:szCs w:val="24"/>
+        </w:rPr>
+        <w:t>Three Vehicles – 22%</w:t>
+      </w:r>
+    </w:p>
+    <w:p>
+      <w:pPr>
+        <w:pStyle w:val="ListParagraph"/>
+        <w:numPr>
+          <w:ilvl w:val="0"/>
+          <w:numId w:val="12"/>
+        </w:numPr>
+        <w:spacing w:line="360" w:lineRule="auto"/>
+        <w:jc w:val="both"/>
+        <w:rPr>
+          <w:sz w:val="24"/>
+          <w:szCs w:val="24"/>
+        </w:rPr>
+      </w:pPr>
+      <w:r>
+        <w:rPr>
+          <w:sz w:val="24"/>
+          <w:szCs w:val="24"/>
+        </w:rPr>
+        <w:t>Four Vehicles – 8%</w:t>
+      </w:r>
+    </w:p>
+    <w:p>
+      <w:pPr>
+        <w:spacing w:line="360" w:lineRule="auto"/>
+        <w:jc w:val="both"/>
+        <w:rPr>
+          <w:sz w:val="24"/>
+          <w:szCs w:val="24"/>
+        </w:rPr>
+      </w:pPr>
+    </w:p>
+    <w:p>
+      <w:pPr>
+        <w:spacing w:line="360" w:lineRule="auto"/>
+        <w:jc w:val="both"/>
+        <w:rPr>
+          <w:sz w:val="24"/>
+          <w:szCs w:val="24"/>
+        </w:rPr>
+      </w:pPr>
+      <w:r>
+        <w:rPr>
+          <w:sz w:val="24"/>
+          <w:szCs w:val="24"/>
+        </w:rPr>
+        <w:t>Furthermore, vehicle types and their distribution were derived using weight obtained from the national accident statistics, while giving much more emphasize towards “three wheelers” and “motorbikes” based on the statistics from the relevant empirical evidences (</w:t>
+      </w:r>
+      <w:r>
+        <w:rPr>
+          <w:sz w:val="24"/>
+          <w:szCs w:val="24"/>
+        </w:rPr>
+        <w:t>W. G. S. R. Thilakarathna et al., 2025)</w:t>
       </w:r>
       <w:r>
         <w:rPr>
@@ -14232,6 +16102,1579 @@
       <w:pPr>
         <w:spacing w:line="360" w:lineRule="auto"/>
         <w:jc w:val="both"/>
+        <w:rPr>
+          <w:sz w:val="24"/>
+          <w:szCs w:val="24"/>
+        </w:rPr>
+      </w:pPr>
+    </w:p>
+    <w:p>
+      <w:pPr>
+        <w:spacing w:line="360" w:lineRule="auto"/>
+        <w:jc w:val="both"/>
+        <w:rPr>
+          <w:b/>
+          <w:bCs/>
+          <w:color w:val="000000" w:themeColor="text1"/>
+          <w:sz w:val="24"/>
+          <w:szCs w:val="24"/>
+        </w:rPr>
+      </w:pPr>
+      <w:r>
+        <w:rPr>
+          <w:b/>
+          <w:bCs/>
+          <w:color w:val="000000" w:themeColor="text1"/>
+          <w:sz w:val="24"/>
+          <w:szCs w:val="24"/>
+        </w:rPr>
+        <w:t>Step 4 - Cause Assignment</w:t>
+      </w:r>
+    </w:p>
+    <w:p>
+      <w:pPr>
+        <w:spacing w:line="360" w:lineRule="auto"/>
+        <w:jc w:val="both"/>
+        <w:rPr>
+          <w:sz w:val="24"/>
+          <w:szCs w:val="24"/>
+        </w:rPr>
+      </w:pPr>
+      <w:r>
+        <w:rPr>
+          <w:sz w:val="24"/>
+          <w:szCs w:val="24"/>
+        </w:rPr>
+        <w:t xml:space="preserve">For the cause assignments, </w:t>
+      </w:r>
+      <w:r>
+        <w:rPr>
+          <w:sz w:val="24"/>
+          <w:szCs w:val="24"/>
+        </w:rPr>
+        <w:t>it is decided to use 2 above mentioned empirical studies</w:t>
+      </w:r>
+      <w:r>
+        <w:rPr>
+          <w:sz w:val="24"/>
+          <w:szCs w:val="24"/>
+        </w:rPr>
+        <w:t xml:space="preserve"> </w:t>
+      </w:r>
+      <w:r>
+        <w:rPr>
+          <w:sz w:val="24"/>
+          <w:szCs w:val="24"/>
+        </w:rPr>
+        <w:t xml:space="preserve">Accordingly, study by </w:t>
+      </w:r>
+      <w:r>
+        <w:rPr>
+          <w:sz w:val="24"/>
+          <w:szCs w:val="24"/>
+        </w:rPr>
+        <w:t>W. G. S. R. Thilakarathna et al.</w:t>
+      </w:r>
+      <w:r>
+        <w:rPr>
+          <w:sz w:val="24"/>
+          <w:szCs w:val="24"/>
+        </w:rPr>
+        <w:t xml:space="preserve"> (2025) </w:t>
+      </w:r>
+      <w:r>
+        <w:rPr>
+          <w:sz w:val="24"/>
+          <w:szCs w:val="24"/>
+        </w:rPr>
+        <w:t xml:space="preserve">is used to derive cause for accidents with fatal severity </w:t>
+      </w:r>
+      <w:r>
+        <w:rPr>
+          <w:sz w:val="24"/>
+          <w:szCs w:val="24"/>
+        </w:rPr>
+        <w:t>and</w:t>
+      </w:r>
+      <w:r>
+        <w:rPr>
+          <w:sz w:val="24"/>
+          <w:szCs w:val="24"/>
+        </w:rPr>
+        <w:t xml:space="preserve"> study by </w:t>
+      </w:r>
+      <w:r>
+        <w:rPr>
+          <w:sz w:val="24"/>
+          <w:szCs w:val="24"/>
+        </w:rPr>
+        <w:t>Jayasinghe</w:t>
+      </w:r>
+      <w:r>
+        <w:rPr>
+          <w:sz w:val="24"/>
+          <w:szCs w:val="24"/>
+        </w:rPr>
+        <w:t xml:space="preserve"> et al. (2025) </w:t>
+      </w:r>
+      <w:r>
+        <w:rPr>
+          <w:sz w:val="24"/>
+          <w:szCs w:val="24"/>
+        </w:rPr>
+        <w:t>has been used to derive cause for accidents with non-fatal severity. This avoid mixing up cause distributions derived from separate populations.</w:t>
+      </w:r>
+    </w:p>
+    <w:p>
+      <w:pPr>
+        <w:spacing w:line="360" w:lineRule="auto"/>
+        <w:jc w:val="both"/>
+        <w:rPr>
+          <w:b/>
+          <w:bCs/>
+          <w:color w:val="000000" w:themeColor="text1"/>
+          <w:sz w:val="24"/>
+          <w:szCs w:val="24"/>
+        </w:rPr>
+      </w:pPr>
+    </w:p>
+    <w:p>
+      <w:pPr>
+        <w:spacing w:line="360" w:lineRule="auto"/>
+        <w:jc w:val="both"/>
+        <w:rPr>
+          <w:b/>
+          <w:bCs/>
+          <w:color w:val="000000" w:themeColor="text1"/>
+          <w:sz w:val="24"/>
+          <w:szCs w:val="24"/>
+        </w:rPr>
+      </w:pPr>
+      <w:r>
+        <w:rPr>
+          <w:b/>
+          <w:bCs/>
+          <w:color w:val="000000" w:themeColor="text1"/>
+          <w:sz w:val="24"/>
+          <w:szCs w:val="24"/>
+        </w:rPr>
+        <w:t>Step 5 - Time Assignment</w:t>
+      </w:r>
+    </w:p>
+    <w:p>
+      <w:pPr>
+        <w:spacing w:line="360" w:lineRule="auto"/>
+        <w:jc w:val="both"/>
+        <w:rPr>
+          <w:sz w:val="24"/>
+          <w:szCs w:val="24"/>
+        </w:rPr>
+      </w:pPr>
+      <w:r>
+        <w:rPr>
+          <w:sz w:val="24"/>
+          <w:szCs w:val="24"/>
+        </w:rPr>
+        <w:t>Approach similar to cause assignment is used to derive time related features.</w:t>
+      </w:r>
+      <w:r>
+        <w:rPr>
+          <w:sz w:val="24"/>
+          <w:szCs w:val="24"/>
+        </w:rPr>
+        <w:t xml:space="preserve"> </w:t>
+      </w:r>
+      <w:r>
+        <w:rPr>
+          <w:sz w:val="24"/>
+          <w:szCs w:val="24"/>
+        </w:rPr>
+        <w:t xml:space="preserve">Accordingly, study by </w:t>
+      </w:r>
+      <w:r>
+        <w:rPr>
+          <w:sz w:val="24"/>
+          <w:szCs w:val="24"/>
+        </w:rPr>
+        <w:t>W. G. S. R. Thilakarathna et al.</w:t>
+      </w:r>
+      <w:r>
+        <w:rPr>
+          <w:sz w:val="24"/>
+          <w:szCs w:val="24"/>
+        </w:rPr>
+        <w:t xml:space="preserve"> (2025) </w:t>
+      </w:r>
+      <w:r>
+        <w:rPr>
+          <w:sz w:val="24"/>
+          <w:szCs w:val="24"/>
+        </w:rPr>
+        <w:t xml:space="preserve">is used to derive time of the accident for accidents with fatal severity </w:t>
+      </w:r>
+      <w:r>
+        <w:rPr>
+          <w:sz w:val="24"/>
+          <w:szCs w:val="24"/>
+        </w:rPr>
+        <w:t>and</w:t>
+      </w:r>
+      <w:r>
+        <w:rPr>
+          <w:sz w:val="24"/>
+          <w:szCs w:val="24"/>
+        </w:rPr>
+        <w:t xml:space="preserve"> study by </w:t>
+      </w:r>
+      <w:r>
+        <w:rPr>
+          <w:sz w:val="24"/>
+          <w:szCs w:val="24"/>
+        </w:rPr>
+        <w:t>Jayasinghe</w:t>
+      </w:r>
+      <w:r>
+        <w:rPr>
+          <w:sz w:val="24"/>
+          <w:szCs w:val="24"/>
+        </w:rPr>
+        <w:t xml:space="preserve"> et al. (2025) </w:t>
+      </w:r>
+      <w:r>
+        <w:rPr>
+          <w:sz w:val="24"/>
+          <w:szCs w:val="24"/>
+        </w:rPr>
+        <w:t xml:space="preserve">has been used to derive </w:t>
+      </w:r>
+      <w:r>
+        <w:rPr>
+          <w:sz w:val="24"/>
+          <w:szCs w:val="24"/>
+        </w:rPr>
+        <w:lastRenderedPageBreak/>
+        <w:t>time of the accident for accidents with non-fatal severity.</w:t>
+      </w:r>
+    </w:p>
+    <w:p>
+      <w:pPr>
+        <w:spacing w:line="360" w:lineRule="auto"/>
+        <w:jc w:val="both"/>
+      </w:pPr>
+    </w:p>
+    <w:p>
+      <w:pPr>
+        <w:spacing w:line="360" w:lineRule="auto"/>
+        <w:jc w:val="both"/>
+      </w:pPr>
+    </w:p>
+    <w:p>
+      <w:pPr>
+        <w:spacing w:line="360" w:lineRule="auto"/>
+        <w:jc w:val="both"/>
+        <w:rPr>
+          <w:b/>
+          <w:bCs/>
+          <w:color w:val="000000" w:themeColor="text1"/>
+          <w:sz w:val="24"/>
+          <w:szCs w:val="24"/>
+        </w:rPr>
+      </w:pPr>
+      <w:r>
+        <w:rPr>
+          <w:b/>
+          <w:bCs/>
+          <w:color w:val="000000" w:themeColor="text1"/>
+          <w:sz w:val="24"/>
+          <w:szCs w:val="24"/>
+        </w:rPr>
+        <w:t>Step 6 - Collision Type Assignment</w:t>
+      </w:r>
+    </w:p>
+    <w:p>
+      <w:pPr>
+        <w:spacing w:line="360" w:lineRule="auto"/>
+        <w:jc w:val="both"/>
+        <w:rPr>
+          <w:sz w:val="24"/>
+          <w:szCs w:val="24"/>
+        </w:rPr>
+      </w:pPr>
+      <w:r>
+        <w:rPr>
+          <w:sz w:val="24"/>
+          <w:szCs w:val="24"/>
+        </w:rPr>
+        <w:t xml:space="preserve">For the collision type assignment empirical study by </w:t>
+      </w:r>
+      <w:r>
+        <w:rPr>
+          <w:sz w:val="24"/>
+          <w:szCs w:val="24"/>
+        </w:rPr>
+        <w:t>W. G. S. R. Thilakarathna et al.</w:t>
+      </w:r>
+      <w:r>
+        <w:rPr>
+          <w:sz w:val="24"/>
+          <w:szCs w:val="24"/>
+        </w:rPr>
+        <w:t xml:space="preserve"> (2025)</w:t>
+      </w:r>
+      <w:r>
+        <w:rPr>
+          <w:sz w:val="24"/>
+          <w:szCs w:val="24"/>
+        </w:rPr>
+        <w:t xml:space="preserve"> was used. Accordingly, derived values with their distribution percentages are given below.</w:t>
+      </w:r>
+    </w:p>
+    <w:p>
+      <w:pPr>
+        <w:spacing w:line="360" w:lineRule="auto"/>
+        <w:jc w:val="both"/>
+      </w:pPr>
+    </w:p>
+    <w:p>
+      <w:pPr>
+        <w:pStyle w:val="ListParagraph"/>
+        <w:numPr>
+          <w:ilvl w:val="0"/>
+          <w:numId w:val="12"/>
+        </w:numPr>
+        <w:spacing w:line="360" w:lineRule="auto"/>
+        <w:jc w:val="both"/>
+        <w:rPr>
+          <w:sz w:val="24"/>
+          <w:szCs w:val="24"/>
+        </w:rPr>
+      </w:pPr>
+      <w:r>
+        <w:rPr>
+          <w:sz w:val="24"/>
+          <w:szCs w:val="24"/>
+        </w:rPr>
+        <w:t>Side Impact</w:t>
+      </w:r>
+      <w:r>
+        <w:rPr>
+          <w:sz w:val="24"/>
+          <w:szCs w:val="24"/>
+        </w:rPr>
+        <w:t xml:space="preserve">– </w:t>
+      </w:r>
+      <w:r>
+        <w:rPr>
+          <w:sz w:val="24"/>
+          <w:szCs w:val="24"/>
+        </w:rPr>
+        <w:t>41.4</w:t>
+      </w:r>
+      <w:r>
+        <w:rPr>
+          <w:sz w:val="24"/>
+          <w:szCs w:val="24"/>
+        </w:rPr>
+        <w:t>%</w:t>
+      </w:r>
+    </w:p>
+    <w:p>
+      <w:pPr>
+        <w:pStyle w:val="ListParagraph"/>
+        <w:numPr>
+          <w:ilvl w:val="0"/>
+          <w:numId w:val="12"/>
+        </w:numPr>
+        <w:spacing w:line="360" w:lineRule="auto"/>
+        <w:jc w:val="both"/>
+        <w:rPr>
+          <w:sz w:val="24"/>
+          <w:szCs w:val="24"/>
+        </w:rPr>
+      </w:pPr>
+      <w:r>
+        <w:rPr>
+          <w:sz w:val="24"/>
+          <w:szCs w:val="24"/>
+        </w:rPr>
+        <w:t xml:space="preserve">Head on </w:t>
+      </w:r>
+      <w:r>
+        <w:rPr>
+          <w:sz w:val="24"/>
+          <w:szCs w:val="24"/>
+        </w:rPr>
+        <w:t xml:space="preserve">– </w:t>
+      </w:r>
+      <w:r>
+        <w:rPr>
+          <w:sz w:val="24"/>
+          <w:szCs w:val="24"/>
+        </w:rPr>
+        <w:t>28.3</w:t>
+      </w:r>
+      <w:r>
+        <w:rPr>
+          <w:sz w:val="24"/>
+          <w:szCs w:val="24"/>
+        </w:rPr>
+        <w:t>%</w:t>
+      </w:r>
+    </w:p>
+    <w:p>
+      <w:pPr>
+        <w:pStyle w:val="ListParagraph"/>
+        <w:numPr>
+          <w:ilvl w:val="0"/>
+          <w:numId w:val="12"/>
+        </w:numPr>
+        <w:spacing w:line="360" w:lineRule="auto"/>
+        <w:jc w:val="both"/>
+        <w:rPr>
+          <w:sz w:val="24"/>
+          <w:szCs w:val="24"/>
+        </w:rPr>
+      </w:pPr>
+      <w:r>
+        <w:rPr>
+          <w:sz w:val="24"/>
+          <w:szCs w:val="24"/>
+        </w:rPr>
+        <w:t>Rear end</w:t>
+      </w:r>
+      <w:r>
+        <w:rPr>
+          <w:sz w:val="24"/>
+          <w:szCs w:val="24"/>
+        </w:rPr>
+        <w:t xml:space="preserve">– </w:t>
+      </w:r>
+      <w:r>
+        <w:rPr>
+          <w:sz w:val="24"/>
+          <w:szCs w:val="24"/>
+        </w:rPr>
+        <w:t>18.2</w:t>
+      </w:r>
+      <w:r>
+        <w:rPr>
+          <w:sz w:val="24"/>
+          <w:szCs w:val="24"/>
+        </w:rPr>
+        <w:t>%</w:t>
+      </w:r>
+    </w:p>
+    <w:p>
+      <w:pPr>
+        <w:pStyle w:val="ListParagraph"/>
+        <w:numPr>
+          <w:ilvl w:val="0"/>
+          <w:numId w:val="12"/>
+        </w:numPr>
+        <w:spacing w:line="360" w:lineRule="auto"/>
+        <w:jc w:val="both"/>
+        <w:rPr>
+          <w:sz w:val="24"/>
+          <w:szCs w:val="24"/>
+        </w:rPr>
+      </w:pPr>
+      <w:r>
+        <w:rPr>
+          <w:sz w:val="24"/>
+          <w:szCs w:val="24"/>
+        </w:rPr>
+        <w:t>Other</w:t>
+      </w:r>
+      <w:r>
+        <w:rPr>
+          <w:sz w:val="24"/>
+          <w:szCs w:val="24"/>
+        </w:rPr>
+        <w:t xml:space="preserve">– </w:t>
+      </w:r>
+      <w:r>
+        <w:rPr>
+          <w:sz w:val="24"/>
+          <w:szCs w:val="24"/>
+        </w:rPr>
+        <w:t>12.1</w:t>
+      </w:r>
+      <w:r>
+        <w:rPr>
+          <w:sz w:val="24"/>
+          <w:szCs w:val="24"/>
+        </w:rPr>
+        <w:t>%</w:t>
+      </w:r>
+    </w:p>
+    <w:p>
+      <w:pPr>
+        <w:spacing w:line="360" w:lineRule="auto"/>
+        <w:jc w:val="both"/>
+      </w:pPr>
+    </w:p>
+    <w:p>
+      <w:pPr>
+        <w:spacing w:line="360" w:lineRule="auto"/>
+        <w:jc w:val="both"/>
+        <w:rPr>
+          <w:sz w:val="24"/>
+          <w:szCs w:val="24"/>
+        </w:rPr>
+      </w:pPr>
+      <w:r>
+        <w:rPr>
+          <w:sz w:val="24"/>
+          <w:szCs w:val="24"/>
+        </w:rPr>
+        <w:t>Even though, those values are obtained from a study that was focused on accidents with data severity, it is decided to use this distribution for all severity categories due to unavailability of empirical sources. This decision can also be considered as a modelling assumption as well.</w:t>
+      </w:r>
+    </w:p>
+    <w:p>
+      <w:pPr>
+        <w:spacing w:line="360" w:lineRule="auto"/>
+        <w:jc w:val="both"/>
+      </w:pPr>
+    </w:p>
+    <w:p>
+      <w:pPr>
+        <w:spacing w:line="360" w:lineRule="auto"/>
+        <w:jc w:val="both"/>
+        <w:rPr>
+          <w:b/>
+          <w:bCs/>
+          <w:color w:val="000000" w:themeColor="text1"/>
+          <w:sz w:val="24"/>
+          <w:szCs w:val="24"/>
+        </w:rPr>
+      </w:pPr>
+      <w:r>
+        <w:rPr>
+          <w:b/>
+          <w:bCs/>
+          <w:color w:val="000000" w:themeColor="text1"/>
+          <w:sz w:val="24"/>
+          <w:szCs w:val="24"/>
+        </w:rPr>
+        <w:t>Step 8 - Driver Age Assignment</w:t>
+      </w:r>
+    </w:p>
+    <w:p>
+      <w:pPr>
+        <w:spacing w:line="360" w:lineRule="auto"/>
+        <w:jc w:val="both"/>
+        <w:rPr>
+          <w:sz w:val="24"/>
+          <w:szCs w:val="24"/>
+        </w:rPr>
+      </w:pPr>
+      <w:r>
+        <w:rPr>
+          <w:sz w:val="24"/>
+          <w:szCs w:val="24"/>
+        </w:rPr>
+        <w:t xml:space="preserve">When it comes to driver age, it is sampled from the victim age information found on the empirical study by </w:t>
+      </w:r>
+      <w:r>
+        <w:rPr>
+          <w:sz w:val="24"/>
+          <w:szCs w:val="24"/>
+        </w:rPr>
+        <w:t>W. G. S. R. Thilakarathna et al.</w:t>
+      </w:r>
+      <w:r>
+        <w:rPr>
+          <w:sz w:val="24"/>
+          <w:szCs w:val="24"/>
+        </w:rPr>
+        <w:t xml:space="preserve"> (2025)</w:t>
+      </w:r>
+      <w:r>
+        <w:rPr>
+          <w:sz w:val="24"/>
+          <w:szCs w:val="24"/>
+        </w:rPr>
+        <w:t>. This is due to lack of a proper data source to extract driver age related to road traffic accidents in Sri Lanka. So the victim age was used as a proxy to understand distribution of driver age in road traffic accidents.</w:t>
+      </w:r>
+    </w:p>
+    <w:p>
+      <w:pPr>
+        <w:spacing w:line="360" w:lineRule="auto"/>
+        <w:jc w:val="both"/>
+      </w:pPr>
+    </w:p>
+    <w:p>
+      <w:pPr>
+        <w:spacing w:line="360" w:lineRule="auto"/>
+        <w:jc w:val="both"/>
+        <w:rPr>
+          <w:b/>
+          <w:bCs/>
+          <w:color w:val="000000" w:themeColor="text1"/>
+          <w:sz w:val="24"/>
+          <w:szCs w:val="24"/>
+        </w:rPr>
+      </w:pPr>
+      <w:r>
+        <w:rPr>
+          <w:b/>
+          <w:bCs/>
+          <w:color w:val="000000" w:themeColor="text1"/>
+          <w:sz w:val="24"/>
+          <w:szCs w:val="24"/>
+        </w:rPr>
+        <w:t>Step 9 – Location Extraction</w:t>
+      </w:r>
+    </w:p>
+    <w:p>
+      <w:pPr>
+        <w:spacing w:line="360" w:lineRule="auto"/>
+        <w:jc w:val="both"/>
+        <w:rPr>
+          <w:sz w:val="24"/>
+          <w:szCs w:val="24"/>
+        </w:rPr>
+      </w:pPr>
+      <w:r>
+        <w:rPr>
+          <w:sz w:val="24"/>
+          <w:szCs w:val="24"/>
+        </w:rPr>
+        <w:t xml:space="preserve">As the next step of synthetic data generation pipeline, real street name that belongs to each Colombo Municipal Area were extracted from OpenStreetMap API via osmnx </w:t>
+      </w:r>
+      <w:r>
+        <w:t>(Boeing, 2025)</w:t>
+      </w:r>
+      <w:r>
+        <w:rPr>
+          <w:sz w:val="24"/>
+          <w:szCs w:val="24"/>
+        </w:rPr>
+        <w:t>.</w:t>
+      </w:r>
+    </w:p>
+    <w:p>
+      <w:pPr>
+        <w:spacing w:line="360" w:lineRule="auto"/>
+        <w:jc w:val="both"/>
+      </w:pPr>
+    </w:p>
+    <w:p>
+      <w:pPr>
+        <w:spacing w:line="360" w:lineRule="auto"/>
+        <w:jc w:val="both"/>
+        <w:rPr>
+          <w:b/>
+          <w:bCs/>
+          <w:color w:val="000000" w:themeColor="text1"/>
+          <w:sz w:val="24"/>
+          <w:szCs w:val="24"/>
+        </w:rPr>
+      </w:pPr>
+      <w:r>
+        <w:rPr>
+          <w:b/>
+          <w:bCs/>
+          <w:color w:val="000000" w:themeColor="text1"/>
+          <w:sz w:val="24"/>
+          <w:szCs w:val="24"/>
+        </w:rPr>
+        <w:t>Step 10 – Date Assignment</w:t>
+      </w:r>
+    </w:p>
+    <w:p>
+      <w:pPr>
+        <w:spacing w:line="360" w:lineRule="auto"/>
+        <w:jc w:val="both"/>
+        <w:rPr>
+          <w:sz w:val="24"/>
+          <w:szCs w:val="24"/>
+        </w:rPr>
+      </w:pPr>
+      <w:r>
+        <w:rPr>
+          <w:sz w:val="24"/>
+          <w:szCs w:val="24"/>
+        </w:rPr>
+        <w:t>Due to lack of proper empirical evidences or studies, it is decide to generate random dates for the target time period following a uniform distribution for each accident record.</w:t>
+      </w:r>
+    </w:p>
+    <w:p>
+      <w:pPr>
+        <w:spacing w:line="360" w:lineRule="auto"/>
+        <w:jc w:val="both"/>
+        <w:rPr>
+          <w:sz w:val="24"/>
+          <w:szCs w:val="24"/>
+        </w:rPr>
+      </w:pPr>
+    </w:p>
+    <w:p>
+      <w:pPr>
+        <w:spacing w:line="360" w:lineRule="auto"/>
+        <w:jc w:val="both"/>
+        <w:rPr>
+          <w:b/>
+          <w:bCs/>
+          <w:color w:val="000000" w:themeColor="text1"/>
+          <w:sz w:val="24"/>
+          <w:szCs w:val="24"/>
+        </w:rPr>
+      </w:pPr>
+      <w:r>
+        <w:rPr>
+          <w:b/>
+          <w:bCs/>
+          <w:color w:val="000000" w:themeColor="text1"/>
+          <w:sz w:val="24"/>
+          <w:szCs w:val="24"/>
+        </w:rPr>
+        <w:lastRenderedPageBreak/>
+        <w:t>Step 11 – Severity Adjustment</w:t>
+      </w:r>
+    </w:p>
+    <w:p>
+      <w:pPr>
+        <w:spacing w:line="360" w:lineRule="auto"/>
+        <w:jc w:val="both"/>
+        <w:rPr>
+          <w:sz w:val="24"/>
+          <w:szCs w:val="24"/>
+        </w:rPr>
+      </w:pPr>
+      <w:r>
+        <w:rPr>
+          <w:sz w:val="24"/>
+          <w:szCs w:val="24"/>
+        </w:rPr>
+        <w:t>Even though we generated above mentioned data records; they would fail to capture the relationships between relevant attributes. This is because such base records were generated by independently sampling their marginal distribution. To address this issue, it is decided to introduce 3 conditional probabilistic rules for generated accident records and thereby to establish relationship between accident characteristics and severity. Accordingly, following empirical source were used to introduce such rules.</w:t>
+      </w:r>
+    </w:p>
+    <w:p>
+      <w:pPr>
+        <w:spacing w:line="360" w:lineRule="auto"/>
+        <w:jc w:val="both"/>
+        <w:rPr>
+          <w:sz w:val="24"/>
+          <w:szCs w:val="24"/>
+        </w:rPr>
+      </w:pPr>
+    </w:p>
+    <w:tbl>
+      <w:tblPr>
+        <w:tblStyle w:val="TableGrid"/>
+        <w:tblW w:w="0" w:type="auto"/>
+        <w:tblInd w:w="0" w:type="dxa"/>
+        <w:tblLook w:val="04A0" w:firstRow="1" w:lastRow="0" w:firstColumn="1" w:lastColumn="0" w:noHBand="0" w:noVBand="1"/>
+      </w:tblPr>
+      <w:tblGrid>
+        <w:gridCol w:w="2876"/>
+        <w:gridCol w:w="2877"/>
+        <w:gridCol w:w="2877"/>
+      </w:tblGrid>
+      <w:tr>
+        <w:tc>
+          <w:tcPr>
+            <w:tcW w:w="2876" w:type="dxa"/>
+          </w:tcPr>
+          <w:p>
+            <w:pPr>
+              <w:spacing w:line="360" w:lineRule="auto"/>
+              <w:jc w:val="both"/>
+            </w:pPr>
+            <w:r>
+              <w:t>Condition</w:t>
+            </w:r>
+          </w:p>
+        </w:tc>
+        <w:tc>
+          <w:tcPr>
+            <w:tcW w:w="2877" w:type="dxa"/>
+          </w:tcPr>
+          <w:p>
+            <w:pPr>
+              <w:spacing w:line="360" w:lineRule="auto"/>
+              <w:jc w:val="both"/>
+            </w:pPr>
+            <w:r>
+              <w:t>Severity Upshift Probability</w:t>
+            </w:r>
+          </w:p>
+        </w:tc>
+        <w:tc>
+          <w:tcPr>
+            <w:tcW w:w="2877" w:type="dxa"/>
+          </w:tcPr>
+          <w:p>
+            <w:pPr>
+              <w:spacing w:line="360" w:lineRule="auto"/>
+              <w:jc w:val="both"/>
+            </w:pPr>
+            <w:r>
+              <w:t>Empirical Source</w:t>
+            </w:r>
+          </w:p>
+        </w:tc>
+      </w:tr>
+      <w:tr>
+        <w:tc>
+          <w:tcPr>
+            <w:tcW w:w="2876" w:type="dxa"/>
+          </w:tcPr>
+          <w:p>
+            <w:pPr>
+              <w:spacing w:line="360" w:lineRule="auto"/>
+              <w:jc w:val="both"/>
+            </w:pPr>
+            <w:r>
+              <w:t>Night-time (18:00–05:59) and main road</w:t>
+            </w:r>
+          </w:p>
+        </w:tc>
+        <w:tc>
+          <w:tcPr>
+            <w:tcW w:w="2877" w:type="dxa"/>
+          </w:tcPr>
+          <w:p>
+            <w:pPr>
+              <w:spacing w:line="360" w:lineRule="auto"/>
+              <w:jc w:val="both"/>
+            </w:pPr>
+            <w:r>
+              <w:t xml:space="preserve"> </w:t>
+            </w:r>
+            <w:r>
+              <w:t>+10%</w:t>
+            </w:r>
+          </w:p>
+        </w:tc>
+        <w:tc>
+          <w:tcPr>
+            <w:tcW w:w="2877" w:type="dxa"/>
+          </w:tcPr>
+          <w:p>
+            <w:pPr>
+              <w:spacing w:line="360" w:lineRule="auto"/>
+              <w:jc w:val="both"/>
+            </w:pPr>
+            <w:r>
+              <w:t>(W. G. S. R. Thilakarathna et al., 2025)</w:t>
+            </w:r>
+          </w:p>
+        </w:tc>
+      </w:tr>
+      <w:tr>
+        <w:tc>
+          <w:tcPr>
+            <w:tcW w:w="2876" w:type="dxa"/>
+          </w:tcPr>
+          <w:p>
+            <w:pPr>
+              <w:spacing w:line="360" w:lineRule="auto"/>
+              <w:jc w:val="both"/>
+            </w:pPr>
+            <w:r>
+              <w:t>Motorcycle or pedestrian involved</w:t>
+            </w:r>
+          </w:p>
+        </w:tc>
+        <w:tc>
+          <w:tcPr>
+            <w:tcW w:w="2877" w:type="dxa"/>
+          </w:tcPr>
+          <w:p>
+            <w:pPr>
+              <w:spacing w:line="360" w:lineRule="auto"/>
+              <w:jc w:val="both"/>
+            </w:pPr>
+            <w:r>
+              <w:t xml:space="preserve"> +15%</w:t>
+            </w:r>
+          </w:p>
+        </w:tc>
+        <w:tc>
+          <w:tcPr>
+            <w:tcW w:w="2877" w:type="dxa"/>
+          </w:tcPr>
+          <w:p>
+            <w:pPr>
+              <w:spacing w:line="360" w:lineRule="auto"/>
+              <w:jc w:val="both"/>
+            </w:pPr>
+            <w:r>
+              <w:t xml:space="preserve"> </w:t>
+            </w:r>
+            <w:r>
+              <w:rPr>
+                <w:rFonts w:ascii="Arial" w:hAnsi="Arial" w:cs="Arial"/>
+                <w:color w:val="040102"/>
+                <w:sz w:val="21"/>
+                <w:szCs w:val="21"/>
+                <w:shd w:val="clear" w:color="auto" w:fill="FFFFFF"/>
+              </w:rPr>
+              <w:t>(“2025 Traffic Reports – SRI LANKA POLICE,” 2025)</w:t>
+            </w:r>
+          </w:p>
+        </w:tc>
+      </w:tr>
+      <w:tr>
+        <w:tc>
+          <w:tcPr>
+            <w:tcW w:w="2876" w:type="dxa"/>
+          </w:tcPr>
+          <w:p>
+            <w:pPr>
+              <w:spacing w:line="360" w:lineRule="auto"/>
+              <w:jc w:val="both"/>
+            </w:pPr>
+            <w:r>
+              <w:t>Alcohol identified as cause</w:t>
+            </w:r>
+          </w:p>
+        </w:tc>
+        <w:tc>
+          <w:tcPr>
+            <w:tcW w:w="2877" w:type="dxa"/>
+          </w:tcPr>
+          <w:p>
+            <w:pPr>
+              <w:spacing w:line="360" w:lineRule="auto"/>
+              <w:jc w:val="both"/>
+            </w:pPr>
+            <w:r>
+              <w:t>+20%</w:t>
+            </w:r>
+          </w:p>
+        </w:tc>
+        <w:tc>
+          <w:tcPr>
+            <w:tcW w:w="2877" w:type="dxa"/>
+          </w:tcPr>
+          <w:p>
+            <w:pPr>
+              <w:spacing w:line="360" w:lineRule="auto"/>
+              <w:jc w:val="both"/>
+            </w:pPr>
+            <w:r>
+              <w:t>(W. G. S. R. Thilakarathna et al., 2025)</w:t>
+            </w:r>
+          </w:p>
+          <w:p>
+            <w:pPr>
+              <w:spacing w:line="360" w:lineRule="auto"/>
+              <w:jc w:val="both"/>
+            </w:pPr>
+          </w:p>
+        </w:tc>
+      </w:tr>
+    </w:tbl>
+    <w:p>
+      <w:pPr>
+        <w:spacing w:line="360" w:lineRule="auto"/>
+        <w:jc w:val="both"/>
+        <w:rPr>
+          <w:sz w:val="24"/>
+          <w:szCs w:val="24"/>
+        </w:rPr>
+      </w:pPr>
+    </w:p>
+    <w:p>
+      <w:pPr>
+        <w:spacing w:line="360" w:lineRule="auto"/>
+        <w:jc w:val="both"/>
+        <w:rPr>
+          <w:sz w:val="24"/>
+          <w:szCs w:val="24"/>
+        </w:rPr>
+      </w:pPr>
+      <w:r>
+        <w:rPr>
+          <w:sz w:val="24"/>
+          <w:szCs w:val="24"/>
+        </w:rPr>
+        <w:t>Also, in a situation where above-mentioned multiple conditions were satisfied, we add their relevant probability percentages to give a final output while also ensuring it capped at 50%. Accordingly, the relevant severity shift happens as follows.</w:t>
+      </w:r>
+    </w:p>
+    <w:p>
+      <w:pPr>
+        <w:spacing w:line="360" w:lineRule="auto"/>
+        <w:jc w:val="both"/>
+        <w:rPr>
+          <w:sz w:val="24"/>
+          <w:szCs w:val="24"/>
+        </w:rPr>
+      </w:pPr>
+    </w:p>
+    <w:p>
+      <w:pPr>
+        <w:spacing w:line="360" w:lineRule="auto"/>
+        <w:jc w:val="center"/>
+        <w:rPr>
+          <w:sz w:val="24"/>
+          <w:szCs w:val="24"/>
+        </w:rPr>
+      </w:pPr>
+      <w:r>
+        <w:rPr>
+          <w:sz w:val="24"/>
+          <w:szCs w:val="24"/>
+        </w:rPr>
+        <w:t>Damage-Only</w:t>
+      </w:r>
+      <w:r>
+        <w:rPr>
+          <w:sz w:val="24"/>
+          <w:szCs w:val="24"/>
+        </w:rPr>
+        <w:t xml:space="preserve"> </w:t>
+      </w:r>
+      <w:r>
+        <w:t xml:space="preserve">→ </w:t>
+      </w:r>
+      <w:r>
+        <w:rPr>
+          <w:sz w:val="24"/>
+          <w:szCs w:val="24"/>
+        </w:rPr>
+        <w:t>Minor</w:t>
+      </w:r>
+      <w:r>
+        <w:rPr>
+          <w:sz w:val="24"/>
+          <w:szCs w:val="24"/>
+        </w:rPr>
+        <w:t xml:space="preserve"> </w:t>
+      </w:r>
+      <w:r>
+        <w:t xml:space="preserve">→ </w:t>
+      </w:r>
+      <w:r>
+        <w:rPr>
+          <w:sz w:val="24"/>
+          <w:szCs w:val="24"/>
+        </w:rPr>
+        <w:t>Serious</w:t>
+      </w:r>
+      <w:r>
+        <w:rPr>
+          <w:sz w:val="24"/>
+          <w:szCs w:val="24"/>
+        </w:rPr>
+        <w:t xml:space="preserve"> </w:t>
+      </w:r>
+      <w:r>
+        <w:t xml:space="preserve">→ </w:t>
+      </w:r>
+      <w:r>
+        <w:rPr>
+          <w:sz w:val="24"/>
+          <w:szCs w:val="24"/>
+        </w:rPr>
+        <w:t>Fatal</w:t>
+      </w:r>
+    </w:p>
+    <w:p>
+      <w:pPr>
+        <w:spacing w:line="360" w:lineRule="auto"/>
+        <w:jc w:val="both"/>
+        <w:rPr>
+          <w:sz w:val="24"/>
+          <w:szCs w:val="24"/>
+        </w:rPr>
+      </w:pPr>
+    </w:p>
+    <w:p>
+      <w:pPr>
+        <w:spacing w:line="360" w:lineRule="auto"/>
+        <w:jc w:val="both"/>
+        <w:rPr>
+          <w:sz w:val="24"/>
+          <w:szCs w:val="24"/>
+        </w:rPr>
+      </w:pPr>
+    </w:p>
+    <w:p>
+      <w:pPr>
+        <w:spacing w:line="360" w:lineRule="auto"/>
+        <w:jc w:val="both"/>
+        <w:rPr>
+          <w:sz w:val="24"/>
+          <w:szCs w:val="24"/>
+        </w:rPr>
+      </w:pPr>
+    </w:p>
+    <w:p>
+      <w:pPr>
+        <w:spacing w:line="360" w:lineRule="auto"/>
+        <w:jc w:val="both"/>
+        <w:rPr>
+          <w:sz w:val="24"/>
+          <w:szCs w:val="24"/>
+        </w:rPr>
+      </w:pPr>
+    </w:p>
+    <w:p>
+      <w:pPr>
+        <w:spacing w:line="360" w:lineRule="auto"/>
+        <w:jc w:val="both"/>
+        <w:rPr>
+          <w:sz w:val="24"/>
+          <w:szCs w:val="24"/>
+        </w:rPr>
+      </w:pPr>
+    </w:p>
+    <w:p>
+      <w:pPr>
+        <w:spacing w:line="360" w:lineRule="auto"/>
+        <w:jc w:val="both"/>
+        <w:rPr>
+          <w:sz w:val="24"/>
+          <w:szCs w:val="24"/>
+        </w:rPr>
+      </w:pPr>
+    </w:p>
+    <w:p>
+      <w:pPr>
+        <w:spacing w:line="360" w:lineRule="auto"/>
+        <w:jc w:val="both"/>
+        <w:rPr>
+          <w:sz w:val="24"/>
+          <w:szCs w:val="24"/>
+        </w:rPr>
+      </w:pPr>
+    </w:p>
+    <w:p>
+      <w:pPr>
+        <w:spacing w:line="360" w:lineRule="auto"/>
+        <w:jc w:val="both"/>
+        <w:rPr>
+          <w:sz w:val="24"/>
+          <w:szCs w:val="24"/>
+        </w:rPr>
+      </w:pPr>
+    </w:p>
+    <w:p>
+      <w:pPr>
+        <w:spacing w:line="360" w:lineRule="auto"/>
+        <w:jc w:val="both"/>
+        <w:rPr>
+          <w:b/>
+          <w:bCs/>
+          <w:color w:val="000000" w:themeColor="text1"/>
+          <w:sz w:val="24"/>
+          <w:szCs w:val="24"/>
+        </w:rPr>
+      </w:pPr>
+      <w:r>
+        <w:rPr>
+          <w:b/>
+          <w:bCs/>
+          <w:color w:val="000000" w:themeColor="text1"/>
+          <w:sz w:val="24"/>
+          <w:szCs w:val="24"/>
+        </w:rPr>
+        <w:lastRenderedPageBreak/>
+        <w:t xml:space="preserve">Step 12 – Casualty Count </w:t>
+      </w:r>
+    </w:p>
+    <w:p>
+      <w:pPr>
+        <w:spacing w:line="360" w:lineRule="auto"/>
+        <w:jc w:val="both"/>
+        <w:rPr>
+          <w:sz w:val="24"/>
+          <w:szCs w:val="24"/>
+        </w:rPr>
+      </w:pPr>
+      <w:r>
+        <w:rPr>
+          <w:sz w:val="24"/>
+          <w:szCs w:val="24"/>
+        </w:rPr>
+        <w:t>It is decide to derive casualty count based on the final severity value of each accident, instead of using independent sampling. Derive casualty count are as follows.</w:t>
+      </w:r>
+    </w:p>
+    <w:p>
+      <w:pPr>
+        <w:spacing w:line="360" w:lineRule="auto"/>
+        <w:jc w:val="both"/>
+        <w:rPr>
+          <w:sz w:val="24"/>
+          <w:szCs w:val="24"/>
+        </w:rPr>
+      </w:pPr>
+    </w:p>
+    <w:p>
+      <w:pPr>
+        <w:pStyle w:val="ListParagraph"/>
+        <w:numPr>
+          <w:ilvl w:val="0"/>
+          <w:numId w:val="12"/>
+        </w:numPr>
+        <w:spacing w:line="360" w:lineRule="auto"/>
+        <w:jc w:val="both"/>
+        <w:rPr>
+          <w:sz w:val="24"/>
+          <w:szCs w:val="24"/>
+        </w:rPr>
+      </w:pPr>
+      <w:r>
+        <w:rPr>
+          <w:sz w:val="24"/>
+          <w:szCs w:val="24"/>
+        </w:rPr>
+        <w:t xml:space="preserve">Damage-Only </w:t>
+      </w:r>
+      <w:r>
+        <w:rPr>
+          <w:sz w:val="24"/>
+          <w:szCs w:val="24"/>
+        </w:rPr>
+        <w:t xml:space="preserve">– </w:t>
+      </w:r>
+      <w:r>
+        <w:rPr>
+          <w:sz w:val="24"/>
+          <w:szCs w:val="24"/>
+        </w:rPr>
+        <w:t>0 Fatalities, 0 Injuries</w:t>
+      </w:r>
+    </w:p>
+    <w:p>
+      <w:pPr>
+        <w:pStyle w:val="ListParagraph"/>
+        <w:numPr>
+          <w:ilvl w:val="0"/>
+          <w:numId w:val="12"/>
+        </w:numPr>
+        <w:spacing w:line="360" w:lineRule="auto"/>
+        <w:jc w:val="both"/>
+        <w:rPr>
+          <w:sz w:val="24"/>
+          <w:szCs w:val="24"/>
+        </w:rPr>
+      </w:pPr>
+      <w:r>
+        <w:rPr>
+          <w:sz w:val="24"/>
+          <w:szCs w:val="24"/>
+        </w:rPr>
+        <w:t xml:space="preserve">Minor </w:t>
+      </w:r>
+      <w:r>
+        <w:rPr>
+          <w:sz w:val="24"/>
+          <w:szCs w:val="24"/>
+        </w:rPr>
+        <w:t xml:space="preserve">– </w:t>
+      </w:r>
+      <w:r>
+        <w:rPr>
+          <w:sz w:val="24"/>
+          <w:szCs w:val="24"/>
+        </w:rPr>
+        <w:t>0 Fatalities, 1 - 2 Injuries</w:t>
+      </w:r>
+    </w:p>
+    <w:p>
+      <w:pPr>
+        <w:pStyle w:val="ListParagraph"/>
+        <w:numPr>
+          <w:ilvl w:val="0"/>
+          <w:numId w:val="12"/>
+        </w:numPr>
+        <w:spacing w:line="360" w:lineRule="auto"/>
+        <w:jc w:val="both"/>
+        <w:rPr>
+          <w:sz w:val="24"/>
+          <w:szCs w:val="24"/>
+        </w:rPr>
+      </w:pPr>
+      <w:r>
+        <w:rPr>
+          <w:sz w:val="24"/>
+          <w:szCs w:val="24"/>
+        </w:rPr>
+        <w:t>Serious</w:t>
+      </w:r>
+      <w:r>
+        <w:rPr>
+          <w:sz w:val="24"/>
+          <w:szCs w:val="24"/>
+        </w:rPr>
+        <w:t xml:space="preserve">– </w:t>
+      </w:r>
+      <w:r>
+        <w:rPr>
+          <w:sz w:val="24"/>
+          <w:szCs w:val="24"/>
+        </w:rPr>
+        <w:t>0 Fatalities, 2 - 4 Injuries</w:t>
+      </w:r>
+    </w:p>
+    <w:p>
+      <w:pPr>
+        <w:pStyle w:val="ListParagraph"/>
+        <w:numPr>
+          <w:ilvl w:val="0"/>
+          <w:numId w:val="12"/>
+        </w:numPr>
+        <w:spacing w:line="360" w:lineRule="auto"/>
+        <w:jc w:val="both"/>
+        <w:rPr>
+          <w:sz w:val="24"/>
+          <w:szCs w:val="24"/>
+        </w:rPr>
+      </w:pPr>
+      <w:r>
+        <w:rPr>
+          <w:sz w:val="24"/>
+          <w:szCs w:val="24"/>
+        </w:rPr>
+        <w:t xml:space="preserve">Fatal </w:t>
+      </w:r>
+      <w:r>
+        <w:rPr>
+          <w:sz w:val="24"/>
+          <w:szCs w:val="24"/>
+        </w:rPr>
+        <w:t xml:space="preserve">– </w:t>
+      </w:r>
+      <w:r>
+        <w:rPr>
+          <w:sz w:val="24"/>
+          <w:szCs w:val="24"/>
+        </w:rPr>
+        <w:t>1 to 2 Fatalities, 0-3 Injuries</w:t>
+      </w:r>
+    </w:p>
+    <w:p>
+      <w:pPr>
+        <w:spacing w:line="360" w:lineRule="auto"/>
+        <w:jc w:val="both"/>
+        <w:rPr>
+          <w:sz w:val="24"/>
+          <w:szCs w:val="24"/>
+        </w:rPr>
+      </w:pPr>
+    </w:p>
+    <w:p>
+      <w:pPr>
+        <w:spacing w:line="360" w:lineRule="auto"/>
+        <w:jc w:val="both"/>
+      </w:pPr>
+    </w:p>
+    <w:p>
+      <w:pPr>
+        <w:spacing w:line="360" w:lineRule="auto"/>
+        <w:jc w:val="both"/>
+        <w:rPr>
+          <w:b/>
+          <w:bCs/>
+          <w:color w:val="000000" w:themeColor="text1"/>
+          <w:sz w:val="24"/>
+          <w:szCs w:val="24"/>
+        </w:rPr>
+      </w:pPr>
+      <w:r>
+        <w:rPr>
+          <w:b/>
+          <w:bCs/>
+          <w:color w:val="000000" w:themeColor="text1"/>
+          <w:sz w:val="24"/>
+          <w:szCs w:val="24"/>
+        </w:rPr>
+        <w:t>Step 13 – Property Damage Level</w:t>
+      </w:r>
+    </w:p>
+    <w:p>
+      <w:pPr>
+        <w:spacing w:line="360" w:lineRule="auto"/>
+        <w:jc w:val="both"/>
+        <w:rPr>
+          <w:sz w:val="24"/>
+          <w:szCs w:val="24"/>
+        </w:rPr>
+      </w:pPr>
+      <w:r>
+        <w:rPr>
+          <w:sz w:val="24"/>
+          <w:szCs w:val="24"/>
+        </w:rPr>
+        <w:t>Due to lack of proper empirical evidence or studies regarding this matter, it is decide to derive values for this using vehicle count and severity levels. So it is clear that it is derived via explicit modelling assumptions.</w:t>
+      </w:r>
+    </w:p>
+    <w:p>
+      <w:pPr>
+        <w:spacing w:line="360" w:lineRule="auto"/>
+        <w:jc w:val="both"/>
+      </w:pPr>
+    </w:p>
+    <w:p>
+      <w:pPr>
+        <w:spacing w:line="360" w:lineRule="auto"/>
+        <w:jc w:val="both"/>
+        <w:rPr>
+          <w:sz w:val="24"/>
+          <w:szCs w:val="24"/>
+        </w:rPr>
+      </w:pPr>
+      <w:r>
+        <w:rPr>
+          <w:sz w:val="24"/>
+          <w:szCs w:val="24"/>
+        </w:rPr>
+        <w:t>Accordingly, for the synthetic data generation, a structured framework that incorporates empirical sources, rule-based probability adjustments, and explicit modelling assumption was used. This process provides a synthetic dataset with the traceability to its sources while also mimicking behaviors of road traffic accident in Sri Lanka upto some extent.</w:t>
+      </w:r>
+    </w:p>
+    <w:p>
+      <w:pPr>
+        <w:spacing w:line="360" w:lineRule="auto"/>
+        <w:jc w:val="both"/>
+      </w:pPr>
+    </w:p>
+    <w:p>
+      <w:pPr>
+        <w:spacing w:line="360" w:lineRule="auto"/>
+        <w:jc w:val="center"/>
+      </w:pPr>
+      <w:r>
+        <w:lastRenderedPageBreak/>
+        <w:drawing>
+          <wp:inline distT="0" distB="0" distL="0" distR="0" wp14:anchorId="6B564D7E" wp14:editId="68E7D2BB">
+            <wp:extent cx="5210175" cy="3137563"/>
+            <wp:effectExtent l="0" t="0" r="0" b="5715"/>
+            <wp:docPr id="14" name="Picture 14"/>
+            <wp:cNvGraphicFramePr>
+              <a:graphicFrameLocks xmlns:a="http://schemas.openxmlformats.org/drawingml/2006/main" noChangeAspect="1"/>
+            </wp:cNvGraphicFramePr>
+            <a:graphic xmlns:a="http://schemas.openxmlformats.org/drawingml/2006/main">
+              <a:graphicData uri="http://schemas.openxmlformats.org/drawingml/2006/picture">
+                <pic:pic xmlns:pic="http://schemas.openxmlformats.org/drawingml/2006/picture">
+                  <pic:nvPicPr>
+                    <pic:cNvPr id="1" name=""/>
+                    <pic:cNvPicPr/>
+                  </pic:nvPicPr>
+                  <pic:blipFill>
+                    <a:blip r:embed="rId16"/>
+                    <a:stretch>
+                      <a:fillRect/>
+                    </a:stretch>
+                  </pic:blipFill>
+                  <pic:spPr>
+                    <a:xfrm>
+                      <a:off x="0" y="0"/>
+                      <a:ext cx="5212487" cy="3138955"/>
+                    </a:xfrm>
+                    <a:prstGeom prst="rect">
+                      <a:avLst/>
+                    </a:prstGeom>
+                  </pic:spPr>
+                </pic:pic>
+              </a:graphicData>
+            </a:graphic>
+          </wp:inline>
+        </w:drawing>
+      </w:r>
+    </w:p>
+    <w:p>
+      <w:pPr>
+        <w:spacing w:line="360" w:lineRule="auto"/>
+        <w:jc w:val="both"/>
+      </w:pPr>
+    </w:p>
+    <w:p>
+      <w:pPr>
+        <w:keepNext/>
+        <w:spacing w:line="360" w:lineRule="auto"/>
+        <w:jc w:val="center"/>
+      </w:pPr>
+      <w:r>
+        <w:drawing>
+          <wp:inline distT="0" distB="0" distL="0" distR="0" wp14:anchorId="208C48CC" wp14:editId="40D16D10">
+            <wp:extent cx="3936166" cy="4229100"/>
+            <wp:effectExtent l="0" t="0" r="7620" b="0"/>
+            <wp:docPr id="22" name="Picture 22" descr="A screenshot of a table&#10;&#10;Description automatically generated"/>
+            <wp:cNvGraphicFramePr>
+              <a:graphicFrameLocks xmlns:a="http://schemas.openxmlformats.org/drawingml/2006/main" noChangeAspect="1"/>
+            </wp:cNvGraphicFramePr>
+            <a:graphic xmlns:a="http://schemas.openxmlformats.org/drawingml/2006/main">
+              <a:graphicData uri="http://schemas.openxmlformats.org/drawingml/2006/picture">
+                <pic:pic xmlns:pic="http://schemas.openxmlformats.org/drawingml/2006/picture">
+                  <pic:nvPicPr>
+                    <pic:cNvPr id="22" name="Picture 22" descr="A screenshot of a table&#10;&#10;Description automatically generated"/>
+                    <pic:cNvPicPr/>
+                  </pic:nvPicPr>
+                  <pic:blipFill>
+                    <a:blip r:embed="rId17"/>
+                    <a:stretch>
+                      <a:fillRect/>
+                    </a:stretch>
+                  </pic:blipFill>
+                  <pic:spPr>
+                    <a:xfrm>
+                      <a:off x="0" y="0"/>
+                      <a:ext cx="3940017" cy="4233238"/>
+                    </a:xfrm>
+                    <a:prstGeom prst="rect">
+                      <a:avLst/>
+                    </a:prstGeom>
+                  </pic:spPr>
+                </pic:pic>
+              </a:graphicData>
+            </a:graphic>
+          </wp:inline>
+        </w:drawing>
+      </w:r>
+    </w:p>
+    <w:p>
+      <w:pPr>
+        <w:pStyle w:val="Caption"/>
+        <w:jc w:val="center"/>
+      </w:pPr>
+      <w:bookmarkStart w:id="59" w:name="_Toc237214322"/>
+      <w:r>
+        <w:t xml:space="preserve">Figure </w:t>
+      </w:r>
+      <w:r>
+        <w:fldChar w:fldCharType="begin"/>
+      </w:r>
+      <w:r>
+        <w:instrText xml:space="preserve"> SEQ Figure \* ARABIC </w:instrText>
+      </w:r>
+      <w:r>
+        <w:fldChar w:fldCharType="separate"/>
+      </w:r>
+      <w:r>
+        <w:rPr>
+          <w:noProof/>
+        </w:rPr>
+        <w:t>4</w:t>
+      </w:r>
+      <w:r>
+        <w:fldChar w:fldCharType="end"/>
+      </w:r>
+      <w:r>
+        <w:t xml:space="preserve"> </w:t>
+      </w:r>
+      <w:r>
+        <w:t>Synthetically</w:t>
+      </w:r>
+      <w:r>
+        <w:t xml:space="preserve"> Generated Data for Model Training</w:t>
+      </w:r>
+      <w:bookmarkEnd w:id="59"/>
+    </w:p>
+    <w:p>
+      <w:pPr>
+        <w:spacing w:line="360" w:lineRule="auto"/>
+        <w:jc w:val="both"/>
+      </w:pPr>
+    </w:p>
+    <w:p>
+      <w:pPr>
+        <w:spacing w:line="360" w:lineRule="auto"/>
+        <w:jc w:val="both"/>
       </w:pPr>
     </w:p>
     <w:p>
@@ -14251,7 +17694,7 @@
           <w:color w:val="000000" w:themeColor="text1"/>
         </w:rPr>
       </w:pPr>
-      <w:bookmarkStart w:id="57" w:name="_Toc236915950"/>
+      <w:bookmarkStart w:id="60" w:name="_Toc237084620"/>
       <w:r>
         <w:rPr>
           <w:rFonts w:ascii="Times New Roman" w:hAnsi="Times New Roman" w:cs="Times New Roman"/>
@@ -14277,6 +17720,24 @@
           <w:bCs/>
           <w:color w:val="000000" w:themeColor="text1"/>
         </w:rPr>
+        <w:t>3</w:t>
+      </w:r>
+      <w:r>
+        <w:rPr>
+          <w:rFonts w:ascii="Times New Roman" w:hAnsi="Times New Roman" w:cs="Times New Roman"/>
+          <w:b/>
+          <w:bCs/>
+          <w:color w:val="000000" w:themeColor="text1"/>
+        </w:rPr>
+        <w:t>.</w:t>
+      </w:r>
+      <w:r>
+        <w:rPr>
+          <w:rFonts w:ascii="Times New Roman" w:hAnsi="Times New Roman" w:cs="Times New Roman"/>
+          <w:b/>
+          <w:bCs/>
+          <w:color w:val="000000" w:themeColor="text1"/>
+        </w:rPr>
         <w:t>2</w:t>
       </w:r>
       <w:r>
@@ -14286,7 +17747,7 @@
           <w:bCs/>
           <w:color w:val="000000" w:themeColor="text1"/>
         </w:rPr>
-        <w:t>.</w:t>
+        <w:t xml:space="preserve"> </w:t>
       </w:r>
       <w:r>
         <w:rPr>
@@ -14295,151 +17756,134 @@
           <w:bCs/>
           <w:color w:val="000000" w:themeColor="text1"/>
         </w:rPr>
-        <w:t>2</w:t>
-      </w:r>
-      <w:r>
-        <w:rPr>
-          <w:rFonts w:ascii="Times New Roman" w:hAnsi="Times New Roman" w:cs="Times New Roman"/>
-          <w:b/>
-          <w:bCs/>
-          <w:color w:val="000000" w:themeColor="text1"/>
-        </w:rPr>
+        <w:t>Weather Data</w:t>
+      </w:r>
+      <w:bookmarkEnd w:id="60"/>
+    </w:p>
+    <w:p>
+      <w:pPr>
+        <w:spacing w:line="360" w:lineRule="auto"/>
+        <w:jc w:val="both"/>
+        <w:rPr>
+          <w:sz w:val="24"/>
+          <w:szCs w:val="24"/>
+        </w:rPr>
+      </w:pPr>
+      <w:r>
+        <w:rPr>
+          <w:sz w:val="24"/>
+          <w:szCs w:val="24"/>
+        </w:rPr>
+        <w:t>As mentioned in previous chapters, it is clear that integrating contextual data like weather data can improve model’s prediction performance</w:t>
+      </w:r>
+      <w:r>
+        <w:rPr>
+          <w:sz w:val="24"/>
+          <w:szCs w:val="24"/>
+        </w:rPr>
+        <w:t xml:space="preserve">. Accordingly, a weather dataset that covers the Colombo Area from the year 2022-2025 is obtained via Visual Crossing Weather API, thus developing a multi source machine learning framework for traffic accident hotspot prediction and severity classification in Sri Lanka </w:t>
+      </w:r>
+      <w:r>
+        <w:rPr>
+          <w:sz w:val="24"/>
+          <w:szCs w:val="24"/>
+        </w:rPr>
+        <w:t>(Weather Data &amp; Weather API | Visual Crossing, n.d.)</w:t>
+      </w:r>
+      <w:r>
+        <w:rPr>
+          <w:sz w:val="24"/>
+          <w:szCs w:val="24"/>
+        </w:rPr>
+        <w:t>. The integration of such data enables the model with more context and thereby improving its prediction performance. Also, by using this method, it is also possible to identify environmental factors that contribute for a certain road traffic accident. Furthermore, this dataset also aligns with the duration of road traffic accident dataset, ensuring it is associated with relevant historical traffic accident data record during the merging process.</w:t>
+      </w:r>
+    </w:p>
+    <w:p>
+      <w:pPr>
+        <w:spacing w:line="360" w:lineRule="auto"/>
+        <w:jc w:val="both"/>
+        <w:rPr>
+          <w:sz w:val="24"/>
+          <w:szCs w:val="24"/>
+        </w:rPr>
+      </w:pPr>
+    </w:p>
+    <w:p>
+      <w:pPr>
+        <w:spacing w:line="360" w:lineRule="auto"/>
+        <w:jc w:val="both"/>
+        <w:rPr>
+          <w:sz w:val="24"/>
+          <w:szCs w:val="24"/>
+        </w:rPr>
+      </w:pPr>
+      <w:r>
+        <w:rPr>
+          <w:sz w:val="24"/>
+          <w:szCs w:val="24"/>
+        </w:rPr>
+        <w:t xml:space="preserve">Accordingly collected weather data includes features like weather condition (cloudy, rainy, partly cloudy ), precipitation, visibility, humidity, </w:t>
+      </w:r>
+      <w:r>
+        <w:rPr>
+          <w:sz w:val="24"/>
+          <w:szCs w:val="24"/>
+        </w:rPr>
+        <w:t>cloudcover</w:t>
+      </w:r>
+      <w:r>
+        <w:rPr>
+          <w:sz w:val="24"/>
+          <w:szCs w:val="24"/>
+        </w:rPr>
+        <w:t xml:space="preserve">, sunrise and sunset, enriching police accident dataset with environmental factors.Also, in addition to those mentioned features, feature engineering has performed to derive columns like </w:t>
+      </w:r>
+      <w:r>
+        <w:rPr>
+          <w:sz w:val="24"/>
+          <w:szCs w:val="24"/>
+        </w:rPr>
+        <w:t>weather_condition_label</w:t>
+      </w:r>
+      <w:r>
+        <w:rPr>
+          <w:sz w:val="24"/>
+          <w:szCs w:val="24"/>
+        </w:rPr>
+        <w:t xml:space="preserve"> (cloudy, partly cloudy, heavy and light rain) based on precipitation value and visibility_level (good, moderate and poor) based on visibility values to provide more interpretable feature for machine learning models.</w:t>
+      </w:r>
+    </w:p>
+    <w:p>
+      <w:pPr>
+        <w:spacing w:line="360" w:lineRule="auto"/>
+        <w:jc w:val="both"/>
+        <w:rPr>
+          <w:sz w:val="24"/>
+          <w:szCs w:val="24"/>
+        </w:rPr>
+      </w:pPr>
+    </w:p>
+    <w:p>
+      <w:pPr>
+        <w:spacing w:line="360" w:lineRule="auto"/>
+        <w:jc w:val="both"/>
+      </w:pPr>
+      <w:r>
+        <w:rPr>
+          <w:sz w:val="24"/>
+          <w:szCs w:val="24"/>
+        </w:rPr>
+        <w:lastRenderedPageBreak/>
         <w:t xml:space="preserve"> </w:t>
       </w:r>
       <w:r>
         <w:rPr>
-          <w:rFonts w:ascii="Times New Roman" w:hAnsi="Times New Roman" w:cs="Times New Roman"/>
-          <w:b/>
-          <w:bCs/>
-          <w:color w:val="000000" w:themeColor="text1"/>
-        </w:rPr>
-        <w:t>Weather Data</w:t>
-      </w:r>
-      <w:bookmarkEnd w:id="57"/>
-    </w:p>
-    <w:p>
-      <w:pPr>
-        <w:spacing w:line="360" w:lineRule="auto"/>
-        <w:jc w:val="both"/>
-        <w:rPr>
-          <w:sz w:val="24"/>
-          <w:szCs w:val="24"/>
-        </w:rPr>
-      </w:pPr>
-      <w:r>
-        <w:rPr>
-          <w:sz w:val="24"/>
-          <w:szCs w:val="24"/>
-        </w:rPr>
-        <w:t>As mentioned in previous chapters, it is clear that integrating contextual data like weather data can improve model’s prediction performance</w:t>
-      </w:r>
-      <w:r>
-        <w:rPr>
-          <w:sz w:val="24"/>
-          <w:szCs w:val="24"/>
-        </w:rPr>
-        <w:t xml:space="preserve">. Accordingly, a weather dataset that covers the Colombo Area from the year 2022-2025 is obtained via Visual Crossing Weather API, thus developing a multi source machine learning framework for traffic accident hotspot prediction and severity classification in Sri Lanka </w:t>
-      </w:r>
-      <w:r>
-        <w:rPr>
-          <w:sz w:val="24"/>
-          <w:szCs w:val="24"/>
-        </w:rPr>
-        <w:t>(Weather Data &amp; Weather API | Visual Crossing, n.d.)</w:t>
-      </w:r>
-      <w:r>
-        <w:rPr>
-          <w:sz w:val="24"/>
-          <w:szCs w:val="24"/>
-        </w:rPr>
-        <w:t>. The integration of such data enables the model with more context and thereby improving its prediction performance. Also, by using this method, it is also possible to identify environmental factors that contribute for a certain road traffic accident. Furthermore, this dataset also aligns with the duration of road traffic accident dataset, ensuring it is associated with relevant historical traffic accident data record during the merging process.</w:t>
-      </w:r>
-    </w:p>
-    <w:p>
-      <w:pPr>
-        <w:spacing w:line="360" w:lineRule="auto"/>
-        <w:jc w:val="both"/>
-        <w:rPr>
-          <w:sz w:val="24"/>
-          <w:szCs w:val="24"/>
-        </w:rPr>
-      </w:pPr>
-    </w:p>
-    <w:p>
-      <w:pPr>
-        <w:spacing w:line="360" w:lineRule="auto"/>
-        <w:jc w:val="both"/>
-        <w:rPr>
-          <w:sz w:val="24"/>
-          <w:szCs w:val="24"/>
-        </w:rPr>
-      </w:pPr>
-      <w:r>
-        <w:rPr>
-          <w:sz w:val="24"/>
-          <w:szCs w:val="24"/>
-        </w:rPr>
-        <w:t xml:space="preserve">Accordingly collected weather data includes features like weather condition (cloudy, rainy, partly cloudy ), precipitation, visibility, humidity, </w:t>
-      </w:r>
-      <w:r>
-        <w:rPr>
-          <w:sz w:val="24"/>
-          <w:szCs w:val="24"/>
-        </w:rPr>
-        <w:t>cloudcover</w:t>
-      </w:r>
-      <w:r>
-        <w:rPr>
-          <w:sz w:val="24"/>
-          <w:szCs w:val="24"/>
-        </w:rPr>
-        <w:t xml:space="preserve">, sunrise and sunset, enriching police accident dataset with environmental factors.Also, in addition to those mentioned features, feature engineering has performed to derive columns like </w:t>
-      </w:r>
-      <w:r>
-        <w:rPr>
-          <w:sz w:val="24"/>
-          <w:szCs w:val="24"/>
-        </w:rPr>
-        <w:t>weather_condition_label</w:t>
-      </w:r>
-      <w:r>
-        <w:rPr>
-          <w:sz w:val="24"/>
-          <w:szCs w:val="24"/>
-        </w:rPr>
-        <w:t xml:space="preserve"> (cloudy, partly cloudy, heavy and light rain) based on precipitation value and visibility_level (good, moderate and poor) based on visibility values to provide more interpretable feature for machine learning models.</w:t>
-      </w:r>
-    </w:p>
-    <w:p>
-      <w:pPr>
-        <w:spacing w:line="360" w:lineRule="auto"/>
-        <w:jc w:val="both"/>
-        <w:rPr>
-          <w:sz w:val="24"/>
-          <w:szCs w:val="24"/>
-        </w:rPr>
-      </w:pPr>
-    </w:p>
-    <w:p>
-      <w:pPr>
-        <w:spacing w:line="360" w:lineRule="auto"/>
-        <w:jc w:val="both"/>
-      </w:pPr>
-      <w:r>
-        <w:rPr>
-          <w:sz w:val="24"/>
-          <w:szCs w:val="24"/>
-        </w:rPr>
-        <w:t xml:space="preserve"> </w:t>
-      </w:r>
-      <w:r>
-        <w:rPr>
           <w:noProof/>
           <w:sz w:val="24"/>
           <w:szCs w:val="24"/>
         </w:rPr>
         <w:drawing>
-          <wp:inline distT="0" distB="0" distL="0" distR="0" wp14:anchorId="2FEF0C0A" wp14:editId="00ADA4C4">
+          <wp:inline distT="0" distB="0" distL="0" distR="0" wp14:anchorId="3D51C612" wp14:editId="0528706B">
             <wp:extent cx="4934052" cy="3295650"/>
             <wp:effectExtent l="0" t="0" r="0" b="0"/>
             <wp:docPr id="17" name="Picture 17" descr="A table of numbers and symbols&#10;&#10;Description automatically generated with medium confidence"/>
@@ -14454,7 +17898,7 @@
                     <pic:cNvPicPr/>
                   </pic:nvPicPr>
                   <pic:blipFill>
-                    <a:blip r:embed="rId14"/>
+                    <a:blip r:embed="rId18"/>
                     <a:stretch>
                       <a:fillRect/>
                     </a:stretch>
@@ -14487,7 +17931,7 @@
         <mc:AlternateContent>
           <mc:Choice Requires="wps">
             <w:drawing>
-              <wp:anchor distT="0" distB="0" distL="114300" distR="114300" simplePos="0" relativeHeight="251663360" behindDoc="0" locked="0" layoutInCell="1" allowOverlap="1" wp14:anchorId="2096B179" wp14:editId="50232043">
+              <wp:anchor distT="0" distB="0" distL="114300" distR="114300" simplePos="0" relativeHeight="251663360" behindDoc="0" locked="0" layoutInCell="1" allowOverlap="1" wp14:anchorId="7B6D5E1B" wp14:editId="2DC03C94">
                 <wp:simplePos x="0" y="0"/>
                 <wp:positionH relativeFrom="column">
                   <wp:posOffset>0</wp:posOffset>
@@ -14543,7 +17987,7 @@
           </mc:Choice>
           <mc:Fallback>
             <w:pict>
-              <v:shapetype w14:anchorId="2096B179" id="_x0000_t202" coordsize="21600,21600" o:spt="202" path="m,l,21600r21600,l21600,xe">
+              <v:shapetype w14:anchorId="7B6D5E1B" id="_x0000_t202" coordsize="21600,21600" o:spt="202" path="m,l,21600r21600,l21600,xe">
                 <v:stroke joinstyle="miter"/>
                 <v:path gradientshapeok="t" o:connecttype="rect"/>
               </v:shapetype>
@@ -14570,7 +18014,7 @@
         <mc:AlternateContent>
           <mc:Choice Requires="wps">
             <w:drawing>
-              <wp:anchor distT="0" distB="0" distL="114300" distR="114300" simplePos="0" relativeHeight="251664384" behindDoc="0" locked="0" layoutInCell="1" allowOverlap="1" wp14:anchorId="6E997D3F" wp14:editId="1166C663">
+              <wp:anchor distT="0" distB="0" distL="114300" distR="114300" simplePos="0" relativeHeight="251664384" behindDoc="0" locked="0" layoutInCell="1" allowOverlap="1" wp14:anchorId="42E0BC87" wp14:editId="42AD5AD0">
                 <wp:simplePos x="0" y="0"/>
                 <wp:positionH relativeFrom="column">
                   <wp:posOffset>0</wp:posOffset>
@@ -14612,7 +18056,7 @@
                                 <w:noProof/>
                               </w:rPr>
                             </w:pPr>
-                            <w:bookmarkStart w:id="58" w:name="_Toc235987014"/>
+                            <w:bookmarkStart w:id="61" w:name="_Toc237214323"/>
                             <w:r>
                               <w:t xml:space="preserve">Figure </w:t>
                             </w:r>
@@ -14629,7 +18073,7 @@
                               <w:rPr>
                                 <w:noProof/>
                               </w:rPr>
-                              <w:t>3</w:t>
+                              <w:t>5</w:t>
                             </w:r>
                             <w:r>
                               <w:fldChar w:fldCharType="end"/>
@@ -14640,7 +18084,7 @@
                             <w:r>
                               <w:t>Weather Data Collected via Visual Crossing API</w:t>
                             </w:r>
-                            <w:bookmarkEnd w:id="58"/>
+                            <w:bookmarkEnd w:id="61"/>
                           </w:p>
                         </w:txbxContent>
                       </wps:txbx>
@@ -14658,7 +18102,7 @@
           </mc:Choice>
           <mc:Fallback>
             <w:pict>
-              <v:shape w14:anchorId="6E997D3F" id="Text Box 21" o:spid="_x0000_s1027" type="#_x0000_t202" style="position:absolute;left:0;text-align:left;margin-left:0;margin-top:268.2pt;width:387.9pt;height:.05pt;z-index:251664384;visibility:visible;mso-wrap-style:square;mso-wrap-distance-left:9pt;mso-wrap-distance-top:0;mso-wrap-distance-right:9pt;mso-wrap-distance-bottom:0;mso-position-horizontal:absolute;mso-position-horizontal-relative:text;mso-position-vertical:absolute;mso-position-vertical-relative:text;v-text-anchor:top" o:gfxdata="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" stroked="f">
+              <v:shape w14:anchorId="42E0BC87" id="Text Box 21" o:spid="_x0000_s1027" type="#_x0000_t202" style="position:absolute;left:0;text-align:left;margin-left:0;margin-top:268.2pt;width:387.9pt;height:.05pt;z-index:251664384;visibility:visible;mso-wrap-style:square;mso-wrap-distance-left:9pt;mso-wrap-distance-top:0;mso-wrap-distance-right:9pt;mso-wrap-distance-bottom:0;mso-position-horizontal:absolute;mso-position-horizontal-relative:text;mso-position-vertical:absolute;mso-position-vertical-relative:text;v-text-anchor:top" o:gfxdata="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" stroked="f">
                 <v:textbox style="mso-fit-shape-to-text:t" inset="0,0,0,0">
                   <w:txbxContent>
                     <w:p>
@@ -14669,7 +18113,7 @@
                           <w:noProof/>
                         </w:rPr>
                       </w:pPr>
-                      <w:bookmarkStart w:id="59" w:name="_Toc235987014"/>
+                      <w:bookmarkStart w:id="62" w:name="_Toc237214323"/>
                       <w:r>
                         <w:t xml:space="preserve">Figure </w:t>
                       </w:r>
@@ -14686,7 +18130,7 @@
                         <w:rPr>
                           <w:noProof/>
                         </w:rPr>
-                        <w:t>3</w:t>
+                        <w:t>5</w:t>
                       </w:r>
                       <w:r>
                         <w:fldChar w:fldCharType="end"/>
@@ -14697,7 +18141,7 @@
                       <w:r>
                         <w:t>Weather Data Collected via Visual Crossing API</w:t>
                       </w:r>
-                      <w:bookmarkEnd w:id="59"/>
+                      <w:bookmarkEnd w:id="62"/>
                     </w:p>
                   </w:txbxContent>
                 </v:textbox>
@@ -14711,7 +18155,7 @@
           <w:noProof/>
         </w:rPr>
         <w:drawing>
-          <wp:anchor distT="0" distB="0" distL="114300" distR="114300" simplePos="0" relativeHeight="251662336" behindDoc="0" locked="0" layoutInCell="1" allowOverlap="1" wp14:anchorId="2ED5780B" wp14:editId="4E6AFAB0">
+          <wp:anchor distT="0" distB="0" distL="114300" distR="114300" simplePos="0" relativeHeight="251662336" behindDoc="0" locked="0" layoutInCell="1" allowOverlap="1" wp14:anchorId="0F81BA41" wp14:editId="7ED2F72C">
             <wp:simplePos x="0" y="0"/>
             <wp:positionH relativeFrom="margin">
               <wp:align>left</wp:align>
@@ -14734,7 +18178,7 @@
                     <pic:cNvPicPr/>
                   </pic:nvPicPr>
                   <pic:blipFill>
-                    <a:blip r:embed="rId15">
+                    <a:blip r:embed="rId19">
                       <a:extLst>
                         <a:ext uri="{28A0092B-C50C-407E-A947-70E740481C1C}">
                           <a14:useLocalDpi xmlns:a14="http://schemas.microsoft.com/office/drawing/2010/main" val="0"/>
@@ -14871,7 +18315,7 @@
           <w:szCs w:val="28"/>
         </w:rPr>
       </w:pPr>
-      <w:bookmarkStart w:id="60" w:name="_Toc236915951"/>
+      <w:bookmarkStart w:id="63" w:name="_Toc237084621"/>
       <w:r>
         <w:rPr>
           <w:rFonts w:ascii="Times New Roman" w:hAnsi="Times New Roman" w:cs="Times New Roman"/>
@@ -14928,7 +18372,7 @@
         </w:rPr>
         <w:t>ETL Pipeline</w:t>
       </w:r>
-      <w:bookmarkEnd w:id="60"/>
+      <w:bookmarkEnd w:id="63"/>
       <w:r>
         <w:rPr>
           <w:rFonts w:ascii="Times New Roman" w:hAnsi="Times New Roman" w:cs="Times New Roman"/>
@@ -14953,7 +18397,7 @@
           <w:color w:val="000000" w:themeColor="text1"/>
         </w:rPr>
       </w:pPr>
-      <w:bookmarkStart w:id="61" w:name="_Toc236915952"/>
+      <w:bookmarkStart w:id="64" w:name="_Toc237084622"/>
       <w:r>
         <w:rPr>
           <w:rFonts w:ascii="Times New Roman" w:hAnsi="Times New Roman" w:cs="Times New Roman"/>
@@ -15017,7 +18461,7 @@
         </w:rPr>
         <w:t>ETL Pipeline Overview</w:t>
       </w:r>
-      <w:bookmarkEnd w:id="61"/>
+      <w:bookmarkEnd w:id="64"/>
     </w:p>
     <w:p>
       <w:pPr>
@@ -15228,7 +18672,7 @@
         </w:rPr>
         <w:lastRenderedPageBreak/>
         <w:drawing>
-          <wp:anchor distT="0" distB="0" distL="114300" distR="114300" simplePos="0" relativeHeight="251665408" behindDoc="0" locked="0" layoutInCell="1" allowOverlap="1" wp14:anchorId="792010B8" wp14:editId="5E2E5A6E">
+          <wp:anchor distT="0" distB="0" distL="114300" distR="114300" simplePos="0" relativeHeight="251665408" behindDoc="0" locked="0" layoutInCell="1" allowOverlap="1" wp14:anchorId="7E614F96" wp14:editId="76373064">
             <wp:simplePos x="0" y="0"/>
             <wp:positionH relativeFrom="column">
               <wp:posOffset>338224</wp:posOffset>
@@ -15251,7 +18695,7 @@
                     <pic:cNvPicPr/>
                   </pic:nvPicPr>
                   <pic:blipFill>
-                    <a:blip r:embed="rId16">
+                    <a:blip r:embed="rId20">
                       <a:extLst>
                         <a:ext uri="{28A0092B-C50C-407E-A947-70E740481C1C}">
                           <a14:useLocalDpi xmlns:a14="http://schemas.microsoft.com/office/drawing/2010/main" val="0"/>
@@ -15290,7 +18734,7 @@
         <w:pStyle w:val="Caption"/>
         <w:jc w:val="center"/>
       </w:pPr>
-      <w:bookmarkStart w:id="62" w:name="_Toc235987015"/>
+      <w:bookmarkStart w:id="65" w:name="_Toc237214324"/>
       <w:r>
         <w:t xml:space="preserve">Figure </w:t>
       </w:r>
@@ -15307,7 +18751,7 @@
         <w:rPr>
           <w:noProof/>
         </w:rPr>
-        <w:t>4</w:t>
+        <w:t>6</w:t>
       </w:r>
       <w:r>
         <w:fldChar w:fldCharType="end"/>
@@ -15315,7 +18759,7 @@
       <w:r>
         <w:t xml:space="preserve"> ETL Pipeline Overview</w:t>
       </w:r>
-      <w:bookmarkEnd w:id="62"/>
+      <w:bookmarkEnd w:id="65"/>
     </w:p>
     <w:p>
       <w:pPr>
@@ -15333,7 +18777,7 @@
           <w:color w:val="000000" w:themeColor="text1"/>
         </w:rPr>
       </w:pPr>
-      <w:bookmarkStart w:id="63" w:name="_Toc236915953"/>
+      <w:bookmarkStart w:id="66" w:name="_Toc237084623"/>
       <w:r>
         <w:rPr>
           <w:rFonts w:ascii="Times New Roman" w:hAnsi="Times New Roman" w:cs="Times New Roman"/>
@@ -15398,7 +18842,7 @@
         </w:rPr>
         <w:t>Implementation of Data Lake</w:t>
       </w:r>
-      <w:bookmarkEnd w:id="63"/>
+      <w:bookmarkEnd w:id="66"/>
     </w:p>
     <w:p>
       <w:pPr>
@@ -15499,7 +18943,7 @@
           <w:noProof/>
         </w:rPr>
         <w:drawing>
-          <wp:inline distT="0" distB="0" distL="0" distR="0" wp14:anchorId="335003E8" wp14:editId="1FB29BDF">
+          <wp:inline distT="0" distB="0" distL="0" distR="0" wp14:anchorId="3E4852C1" wp14:editId="779B9BA3">
             <wp:extent cx="5486400" cy="2250440"/>
             <wp:effectExtent l="0" t="0" r="0" b="0"/>
             <wp:docPr id="7" name="Picture 7" descr="A screenshot of a computer&#10;&#10;Description automatically generated"/>
@@ -15514,7 +18958,7 @@
                     <pic:cNvPicPr/>
                   </pic:nvPicPr>
                   <pic:blipFill>
-                    <a:blip r:embed="rId17"/>
+                    <a:blip r:embed="rId21"/>
                     <a:stretch>
                       <a:fillRect/>
                     </a:stretch>
@@ -15540,7 +18984,7 @@
         <w:pStyle w:val="Caption"/>
         <w:jc w:val="center"/>
       </w:pPr>
-      <w:bookmarkStart w:id="64" w:name="_Toc235987016"/>
+      <w:bookmarkStart w:id="67" w:name="_Toc237214325"/>
       <w:r>
         <w:t xml:space="preserve">Figure </w:t>
       </w:r>
@@ -15557,7 +19001,7 @@
         <w:rPr>
           <w:noProof/>
         </w:rPr>
-        <w:t>5</w:t>
+        <w:t>7</w:t>
       </w:r>
       <w:r>
         <w:fldChar w:fldCharType="end"/>
@@ -15565,7 +19009,7 @@
       <w:r>
         <w:t xml:space="preserve"> Data Lake Implementation via Mongo Atlas</w:t>
       </w:r>
-      <w:bookmarkEnd w:id="64"/>
+      <w:bookmarkEnd w:id="67"/>
     </w:p>
     <w:p>
       <w:pPr>
@@ -15603,7 +19047,7 @@
           <w:color w:val="000000" w:themeColor="text1"/>
         </w:rPr>
       </w:pPr>
-      <w:bookmarkStart w:id="65" w:name="_Toc236915954"/>
+      <w:bookmarkStart w:id="68" w:name="_Toc237084624"/>
       <w:r>
         <w:rPr>
           <w:rFonts w:ascii="Times New Roman" w:hAnsi="Times New Roman" w:cs="Times New Roman"/>
@@ -15668,7 +19112,7 @@
         </w:rPr>
         <w:t>Geocoding and Location Enrichment Process</w:t>
       </w:r>
-      <w:bookmarkEnd w:id="65"/>
+      <w:bookmarkEnd w:id="68"/>
     </w:p>
     <w:p>
       <w:pPr>
@@ -15799,7 +19243,7 @@
           <w:noProof/>
         </w:rPr>
         <w:drawing>
-          <wp:inline distT="0" distB="0" distL="0" distR="0" wp14:anchorId="22128385" wp14:editId="3B4C4010">
+          <wp:inline distT="0" distB="0" distL="0" distR="0" wp14:anchorId="27AEC124" wp14:editId="76343E8B">
             <wp:extent cx="5486400" cy="1697990"/>
             <wp:effectExtent l="0" t="0" r="0" b="0"/>
             <wp:docPr id="8" name="Picture 8" descr="A white screen with text&#10;&#10;Description automatically generated"/>
@@ -15814,7 +19258,7 @@
                     <pic:cNvPicPr/>
                   </pic:nvPicPr>
                   <pic:blipFill>
-                    <a:blip r:embed="rId18"/>
+                    <a:blip r:embed="rId22"/>
                     <a:stretch>
                       <a:fillRect/>
                     </a:stretch>
@@ -15840,7 +19284,7 @@
         <w:pStyle w:val="Caption"/>
         <w:jc w:val="center"/>
       </w:pPr>
-      <w:bookmarkStart w:id="66" w:name="_Toc235987017"/>
+      <w:bookmarkStart w:id="69" w:name="_Toc237214326"/>
       <w:r>
         <w:t xml:space="preserve">Figure </w:t>
       </w:r>
@@ -15857,7 +19301,7 @@
         <w:rPr>
           <w:noProof/>
         </w:rPr>
-        <w:t>6</w:t>
+        <w:t>8</w:t>
       </w:r>
       <w:r>
         <w:fldChar w:fldCharType="end"/>
@@ -15865,7 +19309,7 @@
       <w:r>
         <w:t xml:space="preserve"> Extracted Location Coordinates via Google Map API</w:t>
       </w:r>
-      <w:bookmarkEnd w:id="66"/>
+      <w:bookmarkEnd w:id="69"/>
     </w:p>
     <w:p>
       <w:pPr>
@@ -15884,7 +19328,7 @@
           <w:color w:val="000000" w:themeColor="text1"/>
         </w:rPr>
       </w:pPr>
-      <w:bookmarkStart w:id="67" w:name="_Toc236915955"/>
+      <w:bookmarkStart w:id="70" w:name="_Toc237084625"/>
       <w:r>
         <w:rPr>
           <w:rFonts w:ascii="Times New Roman" w:hAnsi="Times New Roman" w:cs="Times New Roman"/>
@@ -15949,7 +19393,7 @@
         </w:rPr>
         <w:t>Weather Data Integration</w:t>
       </w:r>
-      <w:bookmarkEnd w:id="67"/>
+      <w:bookmarkEnd w:id="70"/>
       <w:r>
         <w:rPr>
           <w:rFonts w:ascii="Times New Roman" w:hAnsi="Times New Roman" w:cs="Times New Roman"/>
@@ -16009,7 +19453,7 @@
           <w:noProof/>
         </w:rPr>
         <w:drawing>
-          <wp:inline distT="0" distB="0" distL="0" distR="0" wp14:anchorId="774268DF" wp14:editId="49BE22A8">
+          <wp:inline distT="0" distB="0" distL="0" distR="0" wp14:anchorId="4D504ABD" wp14:editId="1C501266">
             <wp:extent cx="4257675" cy="4022123"/>
             <wp:effectExtent l="0" t="0" r="0" b="0"/>
             <wp:docPr id="10" name="Picture 10" descr="A screenshot of a computer&#10;&#10;Description automatically generated"/>
@@ -16024,7 +19468,7 @@
                     <pic:cNvPicPr/>
                   </pic:nvPicPr>
                   <pic:blipFill>
-                    <a:blip r:embed="rId19"/>
+                    <a:blip r:embed="rId23"/>
                     <a:stretch>
                       <a:fillRect/>
                     </a:stretch>
@@ -16050,7 +19494,7 @@
         <w:pStyle w:val="Caption"/>
         <w:jc w:val="center"/>
       </w:pPr>
-      <w:bookmarkStart w:id="68" w:name="_Toc235987018"/>
+      <w:bookmarkStart w:id="71" w:name="_Toc237214327"/>
       <w:r>
         <w:t xml:space="preserve">Figure </w:t>
       </w:r>
@@ -16067,7 +19511,7 @@
         <w:rPr>
           <w:noProof/>
         </w:rPr>
-        <w:t>7</w:t>
+        <w:t>9</w:t>
       </w:r>
       <w:r>
         <w:fldChar w:fldCharType="end"/>
@@ -16075,7 +19519,7 @@
       <w:r>
         <w:t xml:space="preserve"> Weather Data Integration</w:t>
       </w:r>
-      <w:bookmarkEnd w:id="68"/>
+      <w:bookmarkEnd w:id="71"/>
     </w:p>
     <w:p>
       <w:pPr>
@@ -16099,7 +19543,7 @@
           <w:color w:val="000000" w:themeColor="text1"/>
         </w:rPr>
       </w:pPr>
-      <w:bookmarkStart w:id="69" w:name="_Toc236915956"/>
+      <w:bookmarkStart w:id="72" w:name="_Toc237084626"/>
       <w:r>
         <w:rPr>
           <w:rFonts w:ascii="Times New Roman" w:hAnsi="Times New Roman" w:cs="Times New Roman"/>
@@ -16164,7 +19608,7 @@
         </w:rPr>
         <w:t>Feature Engineering</w:t>
       </w:r>
-      <w:bookmarkEnd w:id="69"/>
+      <w:bookmarkEnd w:id="72"/>
     </w:p>
     <w:p>
       <w:pPr>
@@ -16635,7 +20079,7 @@
           <w:szCs w:val="24"/>
         </w:rPr>
         <w:drawing>
-          <wp:inline distT="0" distB="0" distL="0" distR="0" wp14:anchorId="1E445363" wp14:editId="3E3FB3F6">
+          <wp:inline distT="0" distB="0" distL="0" distR="0" wp14:anchorId="46DE8F72" wp14:editId="6331F1B0">
             <wp:extent cx="5486400" cy="3418205"/>
             <wp:effectExtent l="0" t="0" r="0" b="0"/>
             <wp:docPr id="9" name="Picture 9" descr="A screen shot of a computer program&#10;&#10;Description automatically generated"/>
@@ -16650,7 +20094,7 @@
                     <pic:cNvPicPr/>
                   </pic:nvPicPr>
                   <pic:blipFill>
-                    <a:blip r:embed="rId20"/>
+                    <a:blip r:embed="rId24"/>
                     <a:stretch>
                       <a:fillRect/>
                     </a:stretch>
@@ -16676,7 +20120,7 @@
         <w:pStyle w:val="Caption"/>
         <w:jc w:val="center"/>
       </w:pPr>
-      <w:bookmarkStart w:id="70" w:name="_Toc235987019"/>
+      <w:bookmarkStart w:id="73" w:name="_Toc237214328"/>
       <w:r>
         <w:t xml:space="preserve">Figure </w:t>
       </w:r>
@@ -16693,7 +20137,7 @@
         <w:rPr>
           <w:noProof/>
         </w:rPr>
-        <w:t>8</w:t>
+        <w:t>10</w:t>
       </w:r>
       <w:r>
         <w:fldChar w:fldCharType="end"/>
@@ -16701,7 +20145,7 @@
       <w:r>
         <w:t xml:space="preserve"> Assigning H3 cells to each accident record</w:t>
       </w:r>
-      <w:bookmarkEnd w:id="70"/>
+      <w:bookmarkEnd w:id="73"/>
     </w:p>
     <w:p>
       <w:pPr>
@@ -18277,7 +21721,7 @@
           <w:szCs w:val="24"/>
         </w:rPr>
         <w:drawing>
-          <wp:inline distT="0" distB="0" distL="0" distR="0" wp14:anchorId="2CE7CAA5" wp14:editId="5355F375">
+          <wp:inline distT="0" distB="0" distL="0" distR="0" wp14:anchorId="0E11CEA6" wp14:editId="5C316462">
             <wp:extent cx="5486400" cy="2673985"/>
             <wp:effectExtent l="0" t="0" r="0" b="0"/>
             <wp:docPr id="4" name="Picture 4" descr="A screenshot of a computer program&#10;&#10;Description automatically generated"/>
@@ -18292,7 +21736,7 @@
                     <pic:cNvPicPr/>
                   </pic:nvPicPr>
                   <pic:blipFill>
-                    <a:blip r:embed="rId21"/>
+                    <a:blip r:embed="rId25"/>
                     <a:stretch>
                       <a:fillRect/>
                     </a:stretch>
@@ -18322,7 +21766,7 @@
           <w:szCs w:val="24"/>
         </w:rPr>
       </w:pPr>
-      <w:bookmarkStart w:id="71" w:name="_Toc235987020"/>
+      <w:bookmarkStart w:id="74" w:name="_Toc237214329"/>
       <w:r>
         <w:t xml:space="preserve">Figure </w:t>
       </w:r>
@@ -18339,7 +21783,7 @@
         <w:rPr>
           <w:noProof/>
         </w:rPr>
-        <w:t>9</w:t>
+        <w:t>11</w:t>
       </w:r>
       <w:r>
         <w:fldChar w:fldCharType="end"/>
@@ -18347,7 +21791,7 @@
       <w:r>
         <w:t xml:space="preserve"> Hotspot Classification via Poisson FDR Approach</w:t>
       </w:r>
-      <w:bookmarkEnd w:id="71"/>
+      <w:bookmarkEnd w:id="74"/>
     </w:p>
     <w:p>
       <w:pPr>
@@ -19995,7 +23439,7 @@
           <w:szCs w:val="24"/>
         </w:rPr>
         <w:drawing>
-          <wp:inline distT="0" distB="0" distL="0" distR="0" wp14:anchorId="2369AF57" wp14:editId="28785C4C">
+          <wp:inline distT="0" distB="0" distL="0" distR="0" wp14:anchorId="6DE4F8A3" wp14:editId="04237AC8">
             <wp:extent cx="3578414" cy="2653990"/>
             <wp:effectExtent l="0" t="0" r="3175" b="0"/>
             <wp:docPr id="13" name="Picture 13" descr="A screen shot of a computer program&#10;&#10;Description automatically generated"/>
@@ -20010,7 +23454,7 @@
                     <pic:cNvPicPr/>
                   </pic:nvPicPr>
                   <pic:blipFill>
-                    <a:blip r:embed="rId22"/>
+                    <a:blip r:embed="rId26"/>
                     <a:stretch>
                       <a:fillRect/>
                     </a:stretch>
@@ -20040,7 +23484,7 @@
           <w:szCs w:val="24"/>
         </w:rPr>
       </w:pPr>
-      <w:bookmarkStart w:id="72" w:name="_Toc235987021"/>
+      <w:bookmarkStart w:id="75" w:name="_Toc237214330"/>
       <w:r>
         <w:t xml:space="preserve">Figure </w:t>
       </w:r>
@@ -20057,7 +23501,7 @@
         <w:rPr>
           <w:noProof/>
         </w:rPr>
-        <w:t>10</w:t>
+        <w:t>12</w:t>
       </w:r>
       <w:r>
         <w:fldChar w:fldCharType="end"/>
@@ -20068,7 +23512,7 @@
       <w:r>
         <w:t>Causal Rolling Spatiotemporal Features</w:t>
       </w:r>
-      <w:bookmarkEnd w:id="72"/>
+      <w:bookmarkEnd w:id="75"/>
     </w:p>
     <w:p>
       <w:pPr>
@@ -20083,9 +23527,9 @@
           <w:szCs w:val="24"/>
         </w:rPr>
       </w:pPr>
-      <w:bookmarkStart w:id="73" w:name="_Toc227498008"/>
-      <w:bookmarkStart w:id="74" w:name="_Toc231561466"/>
-      <w:bookmarkStart w:id="75" w:name="_Toc236915957"/>
+      <w:bookmarkStart w:id="76" w:name="_Toc227498008"/>
+      <w:bookmarkStart w:id="77" w:name="_Toc231561466"/>
+      <w:bookmarkStart w:id="78" w:name="_Toc237084627"/>
       <w:r>
         <w:rPr>
           <w:rFonts w:ascii="Times New Roman" w:hAnsi="Times New Roman" w:cs="Times New Roman"/>
@@ -20098,10 +23542,67 @@
         <w:lastRenderedPageBreak/>
         <w:t>References</w:t>
       </w:r>
-      <w:bookmarkEnd w:id="73"/>
-      <w:bookmarkEnd w:id="74"/>
-      <w:bookmarkEnd w:id="75"/>
-    </w:p>
+      <w:bookmarkEnd w:id="76"/>
+      <w:bookmarkEnd w:id="77"/>
+      <w:bookmarkEnd w:id="78"/>
+    </w:p>
+    <w:p/>
+    <w:p>
+      <w:pPr>
+        <w:widowControl/>
+        <w:autoSpaceDE/>
+        <w:autoSpaceDN/>
+        <w:spacing w:line="480" w:lineRule="atLeast"/>
+        <w:rPr>
+          <w:sz w:val="24"/>
+          <w:szCs w:val="24"/>
+          <w:lang w:bidi="si-LK"/>
+        </w:rPr>
+      </w:pPr>
+      <w:r>
+        <w:rPr>
+          <w:sz w:val="24"/>
+          <w:szCs w:val="24"/>
+          <w:lang w:bidi="si-LK"/>
+        </w:rPr>
+        <w:t xml:space="preserve">2025 Traffic Reports – SRI LANKA POLICE. (2025). In </w:t>
+      </w:r>
+      <w:r>
+        <w:rPr>
+          <w:i/>
+          <w:iCs/>
+          <w:sz w:val="24"/>
+          <w:szCs w:val="24"/>
+          <w:lang w:bidi="si-LK"/>
+        </w:rPr>
+        <w:t>Police.lk</w:t>
+      </w:r>
+      <w:r>
+        <w:rPr>
+          <w:sz w:val="24"/>
+          <w:szCs w:val="24"/>
+          <w:lang w:bidi="si-LK"/>
+        </w:rPr>
+        <w:t xml:space="preserve">. </w:t>
+      </w:r>
+      <w:hyperlink r:id="rId27" w:history="1">
+        <w:r>
+          <w:rPr>
+            <w:rStyle w:val="Hyperlink"/>
+          </w:rPr>
+          <w:t>https://www.police.lk/?p=21248</w:t>
+        </w:r>
+      </w:hyperlink>
+      <w:r>
+        <w:rPr>
+          <w:sz w:val="24"/>
+          <w:szCs w:val="24"/>
+          <w:lang w:bidi="si-LK"/>
+        </w:rPr>
+        <w:t xml:space="preserve"> </w:t>
+      </w:r>
+    </w:p>
+    <w:p/>
     <w:p>
       <w:pPr>
         <w:spacing w:line="360" w:lineRule="auto"/>
@@ -20140,7 +23641,7 @@
         </w:rPr>
         <w:t xml:space="preserve">. Dailymirror.lk; Dailymirror. </w:t>
       </w:r>
-      <w:hyperlink r:id="rId23" w:history="1">
+      <w:hyperlink r:id="rId28" w:history="1">
         <w:r>
           <w:rPr>
             <w:rStyle w:val="Hyperlink"/>
@@ -20222,7 +23723,7 @@
         </w:rPr>
         <w:t xml:space="preserve">(101805), 101805. sciencedirect. </w:t>
       </w:r>
-      <w:hyperlink r:id="rId24" w:history="1">
+      <w:hyperlink r:id="rId29" w:history="1">
         <w:r>
           <w:rPr>
             <w:rStyle w:val="Hyperlink"/>
@@ -20291,7 +23792,7 @@
         </w:rPr>
         <w:t xml:space="preserve">. </w:t>
       </w:r>
-      <w:hyperlink r:id="rId25" w:history="1">
+      <w:hyperlink r:id="rId30" w:history="1">
         <w:r>
           <w:rPr>
             <w:rStyle w:val="Hyperlink"/>
@@ -20359,7 +23860,7 @@
         </w:rPr>
         <w:t xml:space="preserve">(1), 124–137. </w:t>
       </w:r>
-      <w:hyperlink r:id="rId26" w:history="1">
+      <w:hyperlink r:id="rId31" w:history="1">
         <w:r>
           <w:rPr>
             <w:rStyle w:val="Hyperlink"/>
@@ -20474,6 +23975,7 @@
         <w:rPr>
           <w:color w:val="000000"/>
         </w:rPr>
+        <w:lastRenderedPageBreak/>
         <w:t>Berhanu, Y., Dietrich Schröder, Bikila Teklu Wodajo, &amp; Alemayehu, E. (2024). Machine Learning for Predictions of Road Traffic Accidents and Spatial Network Analysis for Safe Routing on Accident and Congestion-Prone Road Networks. </w:t>
       </w:r>
       <w:r>
@@ -20490,7 +23992,7 @@
         </w:rPr>
         <w:t xml:space="preserve">, 102737–102737. </w:t>
       </w:r>
-      <w:hyperlink r:id="rId27" w:history="1">
+      <w:hyperlink r:id="rId32" w:history="1">
         <w:r>
           <w:rPr>
             <w:rStyle w:val="Hyperlink"/>
@@ -20534,7 +24036,7 @@
           <w:szCs w:val="24"/>
           <w:lang w:bidi="si-LK"/>
         </w:rPr>
-        <w:t xml:space="preserve">Chen, M. (2024). What Is Machine Learning? In </w:t>
+        <w:t xml:space="preserve">Boeing, G. (2025). Modeling and Analyzing Urban Networks and Amenities With OSMnx. </w:t>
       </w:r>
       <w:r>
         <w:rPr>
@@ -20544,6 +24046,75 @@
           <w:szCs w:val="24"/>
           <w:lang w:bidi="si-LK"/>
         </w:rPr>
+        <w:t>Geographical Analysis</w:t>
+      </w:r>
+      <w:r>
+        <w:rPr>
+          <w:sz w:val="24"/>
+          <w:szCs w:val="24"/>
+          <w:lang w:bidi="si-LK"/>
+        </w:rPr>
+        <w:t xml:space="preserve">. </w:t>
+      </w:r>
+      <w:hyperlink r:id="rId33" w:history="1">
+        <w:r>
+          <w:rPr>
+            <w:rStyle w:val="Hyperlink"/>
+            <w:sz w:val="24"/>
+            <w:szCs w:val="24"/>
+            <w:lang w:bidi="si-LK"/>
+          </w:rPr>
+          <w:t>https://doi.org/10.1111/gean.70009</w:t>
+        </w:r>
+      </w:hyperlink>
+      <w:r>
+        <w:rPr>
+          <w:sz w:val="24"/>
+          <w:szCs w:val="24"/>
+          <w:lang w:bidi="si-LK"/>
+        </w:rPr>
+        <w:t xml:space="preserve"> </w:t>
+      </w:r>
+    </w:p>
+    <w:p>
+      <w:pPr>
+        <w:pStyle w:val="NormalWeb"/>
+        <w:spacing w:before="0" w:beforeAutospacing="0" w:after="0" w:afterAutospacing="0" w:line="360" w:lineRule="auto"/>
+        <w:ind w:left="720" w:hanging="720"/>
+        <w:rPr>
+          <w:color w:val="000000"/>
+        </w:rPr>
+      </w:pPr>
+    </w:p>
+    <w:p>
+      <w:pPr>
+        <w:widowControl/>
+        <w:autoSpaceDE/>
+        <w:autoSpaceDN/>
+        <w:spacing w:line="480" w:lineRule="atLeast"/>
+        <w:ind w:left="720" w:hanging="720"/>
+        <w:rPr>
+          <w:sz w:val="24"/>
+          <w:szCs w:val="24"/>
+          <w:lang w:bidi="si-LK"/>
+        </w:rPr>
+      </w:pPr>
+      <w:r>
+        <w:rPr>
+          <w:sz w:val="24"/>
+          <w:szCs w:val="24"/>
+          <w:lang w:bidi="si-LK"/>
+        </w:rPr>
+        <w:t xml:space="preserve">Chen, M. (2024). What Is Machine Learning? In </w:t>
+      </w:r>
+      <w:r>
+        <w:rPr>
+          <w:i/>
+          <w:iCs/>
+          <w:sz w:val="24"/>
+          <w:szCs w:val="24"/>
+          <w:lang w:bidi="si-LK"/>
+        </w:rPr>
         <w:t>Oracle.com</w:t>
       </w:r>
       <w:r>
@@ -20554,7 +24125,7 @@
         </w:rPr>
         <w:t xml:space="preserve">. Oracle. </w:t>
       </w:r>
-      <w:hyperlink r:id="rId28" w:history="1">
+      <w:hyperlink r:id="rId34" w:history="1">
         <w:r>
           <w:rPr>
             <w:rStyle w:val="Hyperlink"/>
@@ -20643,7 +24214,7 @@
         </w:rPr>
         <w:t xml:space="preserve">(6), 227–227. </w:t>
       </w:r>
-      <w:hyperlink r:id="rId29" w:history="1">
+      <w:hyperlink r:id="rId35" w:history="1">
         <w:r>
           <w:rPr>
             <w:rStyle w:val="Hyperlink"/>
@@ -20685,7 +24256,7 @@
         </w:rPr>
         <w:t xml:space="preserve">. (2024). Statistics.gov.lk. </w:t>
       </w:r>
-      <w:hyperlink r:id="rId30" w:history="1">
+      <w:hyperlink r:id="rId36" w:history="1">
         <w:r>
           <w:rPr>
             <w:rStyle w:val="Hyperlink"/>
@@ -20739,7 +24310,7 @@
         </w:rPr>
         <w:t xml:space="preserve">. Unidata.pro. </w:t>
       </w:r>
-      <w:hyperlink r:id="rId31" w:history="1">
+      <w:hyperlink r:id="rId37" w:history="1">
         <w:r>
           <w:rPr>
             <w:rStyle w:val="Hyperlink"/>
@@ -20803,7 +24374,7 @@
         </w:rPr>
         <w:t xml:space="preserve">. </w:t>
       </w:r>
-      <w:hyperlink r:id="rId32" w:history="1">
+      <w:hyperlink r:id="rId38" w:history="1">
         <w:r>
           <w:rPr>
             <w:rStyle w:val="Hyperlink"/>
@@ -20857,12 +24428,13 @@
           <w:i/>
           <w:iCs/>
         </w:rPr>
+        <w:lastRenderedPageBreak/>
         <w:t>Geocoding API overview</w:t>
       </w:r>
       <w:r>
         <w:t xml:space="preserve">. (2025). Google for Developers. </w:t>
       </w:r>
-      <w:hyperlink r:id="rId33" w:history="1">
+      <w:hyperlink r:id="rId39" w:history="1">
         <w:r>
           <w:rPr>
             <w:rStyle w:val="Hyperlink"/>
@@ -20907,7 +24479,6 @@
         <w:rPr>
           <w:color w:val="000000"/>
         </w:rPr>
-        <w:lastRenderedPageBreak/>
         <w:t>Gorzelanczyk, P. (2025). Impact of weather conditions and road type on traffic safety. </w:t>
       </w:r>
       <w:r>
@@ -20938,7 +24509,7 @@
         </w:rPr>
         <w:t xml:space="preserve">, 100042. </w:t>
       </w:r>
-      <w:hyperlink r:id="rId34" w:history="1">
+      <w:hyperlink r:id="rId40" w:history="1">
         <w:r>
           <w:rPr>
             <w:rStyle w:val="Hyperlink"/>
@@ -21024,7 +24595,7 @@
         </w:rPr>
         <w:t xml:space="preserve">(2), 337–355. </w:t>
       </w:r>
-      <w:hyperlink r:id="rId35" w:history="1">
+      <w:hyperlink r:id="rId41" w:history="1">
         <w:r>
           <w:rPr>
             <w:rStyle w:val="Hyperlink"/>
@@ -21095,7 +24666,7 @@
         </w:rPr>
         <w:t xml:space="preserve">. </w:t>
       </w:r>
-      <w:hyperlink r:id="rId36" w:history="1">
+      <w:hyperlink r:id="rId42" w:history="1">
         <w:r>
           <w:rPr>
             <w:rStyle w:val="Hyperlink"/>
@@ -21178,7 +24749,7 @@
         </w:rPr>
         <w:t xml:space="preserve">(3), 347–355. </w:t>
       </w:r>
-      <w:hyperlink r:id="rId37" w:history="1">
+      <w:hyperlink r:id="rId43" w:history="1">
         <w:r>
           <w:rPr>
             <w:rStyle w:val="Hyperlink"/>
@@ -21205,6 +24776,83 @@
     </w:p>
     <w:p>
       <w:pPr>
+        <w:widowControl/>
+        <w:autoSpaceDE/>
+        <w:autoSpaceDN/>
+        <w:spacing w:line="480" w:lineRule="atLeast"/>
+        <w:ind w:left="720" w:hanging="720"/>
+        <w:rPr>
+          <w:sz w:val="24"/>
+          <w:szCs w:val="24"/>
+          <w:lang w:bidi="si-LK"/>
+        </w:rPr>
+      </w:pPr>
+      <w:r>
+        <w:rPr>
+          <w:sz w:val="24"/>
+          <w:szCs w:val="24"/>
+          <w:lang w:bidi="si-LK"/>
+        </w:rPr>
+        <w:t xml:space="preserve">Jayasinghe, B. C., Withanage, N. C., &amp; Mishra, P. K. (2025). Evaluating Geographical Variations of Road Traffic Accidents in Matara, Sri Lanka: A Geospatial Perspective to Policy Decisions. </w:t>
+      </w:r>
+      <w:r>
+        <w:rPr>
+          <w:i/>
+          <w:iCs/>
+          <w:sz w:val="24"/>
+          <w:szCs w:val="24"/>
+          <w:lang w:bidi="si-LK"/>
+        </w:rPr>
+        <w:t>Revue Internationale de Géomatique</w:t>
+      </w:r>
+      <w:r>
+        <w:rPr>
+          <w:sz w:val="24"/>
+          <w:szCs w:val="24"/>
+          <w:lang w:bidi="si-LK"/>
+        </w:rPr>
+        <w:t xml:space="preserve">, </w:t>
+      </w:r>
+      <w:r>
+        <w:rPr>
+          <w:i/>
+          <w:iCs/>
+          <w:sz w:val="24"/>
+          <w:szCs w:val="24"/>
+          <w:lang w:bidi="si-LK"/>
+        </w:rPr>
+        <w:t>34</w:t>
+      </w:r>
+      <w:r>
+        <w:rPr>
+          <w:sz w:val="24"/>
+          <w:szCs w:val="24"/>
+          <w:lang w:bidi="si-LK"/>
+        </w:rPr>
+        <w:t xml:space="preserve">(1), 707–729. </w:t>
+      </w:r>
+      <w:hyperlink r:id="rId44" w:history="1">
+        <w:r>
+          <w:rPr>
+            <w:rStyle w:val="Hyperlink"/>
+            <w:sz w:val="24"/>
+            <w:szCs w:val="24"/>
+            <w:lang w:bidi="si-LK"/>
+          </w:rPr>
+          <w:t>https://doi.org/10.32604/rig.2025.067395</w:t>
+        </w:r>
+      </w:hyperlink>
+      <w:r>
+        <w:rPr>
+          <w:sz w:val="24"/>
+          <w:szCs w:val="24"/>
+          <w:lang w:bidi="si-LK"/>
+        </w:rPr>
+        <w:t xml:space="preserve"> </w:t>
+      </w:r>
+    </w:p>
+    <w:p>
+      <w:pPr>
         <w:pStyle w:val="NormalWeb"/>
         <w:spacing w:before="0" w:beforeAutospacing="0" w:after="0" w:afterAutospacing="0" w:line="360" w:lineRule="auto"/>
         <w:ind w:left="720" w:hanging="720"/>
@@ -21212,10 +24860,31 @@
           <w:color w:val="000000"/>
         </w:rPr>
       </w:pPr>
-      <w:r>
+    </w:p>
+    <w:p>
+      <w:pPr>
+        <w:pStyle w:val="NormalWeb"/>
+        <w:spacing w:before="0" w:beforeAutospacing="0" w:after="0" w:afterAutospacing="0" w:line="360" w:lineRule="auto"/>
+        <w:ind w:left="720" w:hanging="720"/>
         <w:rPr>
           <w:color w:val="000000"/>
         </w:rPr>
+      </w:pPr>
+    </w:p>
+    <w:p>
+      <w:pPr>
+        <w:pStyle w:val="NormalWeb"/>
+        <w:spacing w:before="0" w:beforeAutospacing="0" w:after="0" w:afterAutospacing="0" w:line="360" w:lineRule="auto"/>
+        <w:ind w:left="720" w:hanging="720"/>
+        <w:rPr>
+          <w:color w:val="000000"/>
+        </w:rPr>
+      </w:pPr>
+      <w:r>
+        <w:rPr>
+          <w:color w:val="000000"/>
+        </w:rPr>
+        <w:lastRenderedPageBreak/>
         <w:t>IBM. (2023, March 29). </w:t>
       </w:r>
       <w:r>
@@ -21232,7 +24901,7 @@
         </w:rPr>
         <w:t xml:space="preserve">. IBM. </w:t>
       </w:r>
-      <w:hyperlink r:id="rId38" w:history="1">
+      <w:hyperlink r:id="rId45" w:history="1">
         <w:r>
           <w:rPr>
             <w:rStyle w:val="Hyperlink"/>
@@ -21296,7 +24965,7 @@
         </w:rPr>
         <w:t xml:space="preserve">. </w:t>
       </w:r>
-      <w:hyperlink r:id="rId39" w:history="1">
+      <w:hyperlink r:id="rId46" w:history="1">
         <w:r>
           <w:rPr>
             <w:rStyle w:val="Hyperlink"/>
@@ -21379,7 +25048,7 @@
         </w:rPr>
         <w:t xml:space="preserve">(22), 11354. </w:t>
       </w:r>
-      <w:hyperlink r:id="rId40" w:history="1">
+      <w:hyperlink r:id="rId47" w:history="1">
         <w:r>
           <w:rPr>
             <w:rStyle w:val="Hyperlink"/>
@@ -21425,24 +25094,15 @@
           <w:iCs/>
           <w:color w:val="000000"/>
         </w:rPr>
-        <w:t xml:space="preserve">5th </w:t>
-      </w:r>
-      <w:r>
-        <w:rPr>
-          <w:i/>
-          <w:iCs/>
+        <w:t>5th International Conference on Advances in Highway Engineering &amp; Transportation Systems 2024</w:t>
+      </w:r>
+      <w:r>
+        <w:rPr>
           <w:color w:val="000000"/>
         </w:rPr>
-        <w:lastRenderedPageBreak/>
-        <w:t>International Conference on Advances in Highway Engineering &amp; Transportation Systems 2024</w:t>
-      </w:r>
-      <w:r>
-        <w:rPr>
-          <w:color w:val="000000"/>
-        </w:rPr>
         <w:t xml:space="preserve">, 17–35. </w:t>
       </w:r>
-      <w:hyperlink r:id="rId41" w:history="1">
+      <w:hyperlink r:id="rId48" w:history="1">
         <w:r>
           <w:rPr>
             <w:rStyle w:val="Hyperlink"/>
@@ -21512,7 +25172,7 @@
         </w:rPr>
         <w:t xml:space="preserve">. </w:t>
       </w:r>
-      <w:hyperlink r:id="rId42" w:history="1">
+      <w:hyperlink r:id="rId49" w:history="1">
         <w:r>
           <w:rPr>
             <w:rStyle w:val="Hyperlink"/>
@@ -21564,7 +25224,7 @@
         </w:rPr>
         <w:t xml:space="preserve">. (n.d.). Www.transport.gov.lk. </w:t>
       </w:r>
-      <w:hyperlink r:id="rId43" w:history="1">
+      <w:hyperlink r:id="rId50" w:history="1">
         <w:r>
           <w:rPr>
             <w:rStyle w:val="Hyperlink"/>
@@ -21628,7 +25288,7 @@
         </w:rPr>
         <w:t xml:space="preserve">, 117–134. </w:t>
       </w:r>
-      <w:hyperlink r:id="rId44" w:history="1">
+      <w:hyperlink r:id="rId51" w:history="1">
         <w:r>
           <w:rPr>
             <w:rStyle w:val="Hyperlink"/>
@@ -21678,6 +25338,7 @@
         <w:rPr>
           <w:color w:val="000000"/>
         </w:rPr>
+        <w:lastRenderedPageBreak/>
         <w:t>Nalaka, P. K., Akther, M. S. R., &amp; Naveendrakumar, G. (2021). Accident Hotspots in Southern Expressway of Sri Lanka: Interpolation Evaluation using GIS. </w:t>
       </w:r>
       <w:r>
@@ -21708,7 +25369,7 @@
         </w:rPr>
         <w:t xml:space="preserve">(1). </w:t>
       </w:r>
-      <w:hyperlink r:id="rId45" w:history="1">
+      <w:hyperlink r:id="rId52" w:history="1">
         <w:r>
           <w:rPr>
             <w:rStyle w:val="Hyperlink"/>
@@ -21759,7 +25420,7 @@
         </w:rPr>
         <w:t xml:space="preserve">. (2016, November 14). NHTSA. </w:t>
       </w:r>
-      <w:hyperlink r:id="rId46" w:history="1">
+      <w:hyperlink r:id="rId53" w:history="1">
         <w:r>
           <w:rPr>
             <w:rStyle w:val="Hyperlink"/>
@@ -21815,7 +25476,7 @@
         </w:rPr>
         <w:t xml:space="preserve">, 100642. </w:t>
       </w:r>
-      <w:hyperlink r:id="rId47" w:history="1">
+      <w:hyperlink r:id="rId54" w:history="1">
         <w:r>
           <w:rPr>
             <w:rStyle w:val="Hyperlink"/>
@@ -21883,7 +25544,7 @@
         </w:rPr>
         <w:t xml:space="preserve">(4), e0300640–e0300640. </w:t>
       </w:r>
-      <w:hyperlink r:id="rId48" w:history="1">
+      <w:hyperlink r:id="rId55" w:history="1">
         <w:r>
           <w:rPr>
             <w:rStyle w:val="Hyperlink"/>
@@ -21917,7 +25578,6 @@
           <w:iCs/>
           <w:color w:val="000000"/>
         </w:rPr>
-        <w:lastRenderedPageBreak/>
         <w:t>Over 670 fatal road accidents reported so far this year - Sri Lanka Police</w:t>
       </w:r>
       <w:r>
@@ -21926,7 +25586,7 @@
         </w:rPr>
         <w:t xml:space="preserve">. (2026). Adaderana.lk. </w:t>
       </w:r>
-      <w:hyperlink r:id="rId49" w:history="1">
+      <w:hyperlink r:id="rId56" w:history="1">
         <w:r>
           <w:rPr>
             <w:rStyle w:val="Hyperlink"/>
@@ -22008,7 +25668,7 @@
         </w:rPr>
         <w:t xml:space="preserve">(6), 139. </w:t>
       </w:r>
-      <w:hyperlink r:id="rId50" w:history="1">
+      <w:hyperlink r:id="rId57" w:history="1">
         <w:r>
           <w:rPr>
             <w:rStyle w:val="Hyperlink"/>
@@ -22089,7 +25749,7 @@
         </w:rPr>
         <w:t xml:space="preserve">(12), 157. </w:t>
       </w:r>
-      <w:hyperlink r:id="rId51" w:history="1">
+      <w:hyperlink r:id="rId58" w:history="1">
         <w:r>
           <w:rPr>
             <w:rStyle w:val="Hyperlink"/>
@@ -22228,7 +25888,7 @@
         </w:rPr>
         <w:t xml:space="preserve">(4), 116–121. </w:t>
       </w:r>
-      <w:hyperlink r:id="rId52" w:history="1">
+      <w:hyperlink r:id="rId59" w:history="1">
         <w:r>
           <w:rPr>
             <w:rStyle w:val="Hyperlink"/>
@@ -22280,7 +25940,7 @@
         </w:rPr>
         <w:t xml:space="preserve">. (2020). ETSC. </w:t>
       </w:r>
-      <w:hyperlink r:id="rId53" w:history="1">
+      <w:hyperlink r:id="rId60" w:history="1">
         <w:r>
           <w:rPr>
             <w:rStyle w:val="Hyperlink"/>
@@ -22339,7 +25999,7 @@
         </w:rPr>
         <w:t xml:space="preserve">. Retrieved July 21, 2026, from </w:t>
       </w:r>
-      <w:hyperlink r:id="rId54" w:history="1">
+      <w:hyperlink r:id="rId61" w:history="1">
         <w:r>
           <w:rPr>
             <w:rStyle w:val="Hyperlink"/>
@@ -22378,7 +26038,6 @@
         <w:rPr>
           <w:color w:val="000000"/>
         </w:rPr>
-        <w:lastRenderedPageBreak/>
         <w:t>Tandrayen-Ragoobur, V. (2024). The Economic Burden of Road Traffic Accidents and Injuries: A Small Island Perspective. </w:t>
       </w:r>
       <w:r>
@@ -22395,7 +26054,7 @@
         </w:rPr>
         <w:t xml:space="preserve">. </w:t>
       </w:r>
-      <w:hyperlink r:id="rId55" w:history="1">
+      <w:hyperlink r:id="rId62" w:history="1">
         <w:r>
           <w:rPr>
             <w:rStyle w:val="Hyperlink"/>
@@ -22477,7 +26136,7 @@
         </w:rPr>
         <w:t xml:space="preserve">(1). </w:t>
       </w:r>
-      <w:hyperlink r:id="rId56" w:history="1">
+      <w:hyperlink r:id="rId63" w:history="1">
         <w:r>
           <w:rPr>
             <w:rStyle w:val="Hyperlink"/>
@@ -22540,7 +26199,7 @@
         </w:rPr>
         <w:t xml:space="preserve">. (n.d.). Www.visualcrossing.com. </w:t>
       </w:r>
-      <w:hyperlink r:id="rId57" w:history="1">
+      <w:hyperlink r:id="rId64" w:history="1">
         <w:r>
           <w:rPr>
             <w:rStyle w:val="Hyperlink"/>
@@ -22588,7 +26247,7 @@
         </w:rPr>
         <w:t xml:space="preserve"> (2024). MongoDB. </w:t>
       </w:r>
-      <w:hyperlink r:id="rId58" w:history="1">
+      <w:hyperlink r:id="rId65" w:history="1">
         <w:r>
           <w:rPr>
             <w:rStyle w:val="Hyperlink"/>
@@ -22616,7 +26275,7 @@
     <w:p>
       <w:pPr>
         <w:pStyle w:val="NormalWeb"/>
-        <w:spacing w:line="360" w:lineRule="auto"/>
+        <w:spacing w:before="0" w:beforeAutospacing="0" w:after="0" w:afterAutospacing="0" w:line="360" w:lineRule="auto"/>
         <w:ind w:left="720" w:hanging="720"/>
         <w:rPr>
           <w:color w:val="000000"/>
@@ -22656,7 +26315,7 @@
         </w:rPr>
         <w:t xml:space="preserve">(2), 100327. </w:t>
       </w:r>
-      <w:hyperlink r:id="rId59" w:history="1">
+      <w:hyperlink r:id="rId66" w:history="1">
         <w:r>
           <w:rPr>
             <w:rStyle w:val="Hyperlink"/>
@@ -22674,6 +26333,102 @@
     <w:p>
       <w:pPr>
         <w:pStyle w:val="NormalWeb"/>
+        <w:spacing w:before="0" w:beforeAutospacing="0" w:after="0" w:afterAutospacing="0" w:line="360" w:lineRule="auto"/>
+        <w:ind w:left="720" w:hanging="720"/>
+        <w:rPr>
+          <w:color w:val="000000"/>
+        </w:rPr>
+      </w:pPr>
+    </w:p>
+    <w:p>
+      <w:pPr>
+        <w:widowControl/>
+        <w:autoSpaceDE/>
+        <w:autoSpaceDN/>
+        <w:spacing w:line="480" w:lineRule="atLeast"/>
+        <w:rPr>
+          <w:sz w:val="24"/>
+          <w:szCs w:val="24"/>
+          <w:lang w:bidi="si-LK"/>
+        </w:rPr>
+      </w:pPr>
+      <w:r>
+        <w:rPr>
+          <w:sz w:val="24"/>
+          <w:szCs w:val="24"/>
+          <w:lang w:bidi="si-LK"/>
+        </w:rPr>
+        <w:t xml:space="preserve">W. G. S. R. Thilakarathna, M. T. K. L. Thudugala, W. A. C. J. Hangilipola, Perera, S., &amp; P. Paranitharan. (2025). Road traffic accidents in Sri Lanka: A retrospective analysis and artificial intelligence-based solutions for prevention. </w:t>
+      </w:r>
+      <w:r>
+        <w:rPr>
+          <w:i/>
+          <w:iCs/>
+          <w:sz w:val="24"/>
+          <w:szCs w:val="24"/>
+          <w:lang w:bidi="si-LK"/>
+        </w:rPr>
+        <w:t>Sri Lanka Journal of Forensic Medicine Science &amp;Amp; Law</w:t>
+      </w:r>
+      <w:r>
+        <w:rPr>
+          <w:sz w:val="24"/>
+          <w:szCs w:val="24"/>
+          <w:lang w:bidi="si-LK"/>
+        </w:rPr>
+        <w:t xml:space="preserve">, </w:t>
+      </w:r>
+      <w:r>
+        <w:rPr>
+          <w:i/>
+          <w:iCs/>
+          <w:sz w:val="24"/>
+          <w:szCs w:val="24"/>
+          <w:lang w:bidi="si-LK"/>
+        </w:rPr>
+        <w:t>16</w:t>
+      </w:r>
+      <w:r>
+        <w:rPr>
+          <w:sz w:val="24"/>
+          <w:szCs w:val="24"/>
+          <w:lang w:bidi="si-LK"/>
+        </w:rPr>
+        <w:t xml:space="preserve">(1), 22–29. </w:t>
+      </w:r>
+      <w:hyperlink r:id="rId67" w:history="1">
+        <w:r>
+          <w:rPr>
+            <w:rStyle w:val="Hyperlink"/>
+            <w:sz w:val="24"/>
+            <w:szCs w:val="24"/>
+            <w:lang w:bidi="si-LK"/>
+          </w:rPr>
+          <w:t>https://doi.org/10.4038/sljfmsl.v16i1.7991</w:t>
+        </w:r>
+      </w:hyperlink>
+      <w:r>
+        <w:rPr>
+          <w:sz w:val="24"/>
+          <w:szCs w:val="24"/>
+          <w:lang w:bidi="si-LK"/>
+        </w:rPr>
+        <w:t xml:space="preserve"> </w:t>
+      </w:r>
+    </w:p>
+    <w:p>
+      <w:pPr>
+        <w:pStyle w:val="NormalWeb"/>
+        <w:spacing w:line="360" w:lineRule="auto"/>
+        <w:ind w:left="720" w:hanging="720"/>
+        <w:rPr>
+          <w:color w:val="000000"/>
+        </w:rPr>
+      </w:pPr>
+    </w:p>
+    <w:p>
+      <w:pPr>
+        <w:pStyle w:val="NormalWeb"/>
         <w:spacing w:line="360" w:lineRule="auto"/>
         <w:ind w:left="720" w:hanging="720"/>
         <w:rPr>
@@ -22731,7 +26486,7 @@
         </w:rPr>
         <w:t xml:space="preserve">(3), 1729. </w:t>
       </w:r>
-      <w:hyperlink r:id="rId60" w:history="1">
+      <w:hyperlink r:id="rId68" w:history="1">
         <w:r>
           <w:rPr>
             <w:rStyle w:val="Hyperlink"/>
@@ -22748,7 +26503,7 @@
     </w:p>
     <w:p/>
     <w:sectPr>
-      <w:footerReference w:type="default" r:id="rId61"/>
+      <w:footerReference w:type="default" r:id="rId69"/>
       <w:pgSz w:w="12240" w:h="15840"/>
       <w:pgMar w:top="1440" w:right="1440" w:bottom="1440" w:left="2160" w:header="720" w:footer="720" w:gutter="0"/>
       <w:pgNumType w:start="1"/>
@@ -23637,9 +27392,122 @@
     </w:lvl>
   </w:abstractNum>
   <w:abstractNum w:abstractNumId="6" w15:restartNumberingAfterBreak="0">
-    <w:nsid w:val="73DD2E43"/>
+    <w:nsid w:val="61571B5F"/>
     <w:multiLevelType w:val="hybridMultilevel"/>
-    <w:tmpl w:val="73D2C46E"/>
+    <w:tmpl w:val="98B853EA"/>
+    <w:lvl w:ilvl="0" w:tplc="04090001">
+      <w:start w:val="1"/>
+      <w:numFmt w:val="bullet"/>
+      <w:lvlText w:val=""/>
+      <w:lvlJc w:val="left"/>
+      <w:pPr>
+        <w:ind w:left="720" w:hanging="360"/>
+      </w:pPr>
+      <w:rPr>
+        <w:rFonts w:ascii="Symbol" w:hAnsi="Symbol" w:hint="default"/>
+      </w:rPr>
+    </w:lvl>
+    <w:lvl w:ilvl="1" w:tplc="04090003">
+      <w:start w:val="1"/>
+      <w:numFmt w:val="bullet"/>
+      <w:lvlText w:val="o"/>
+      <w:lvlJc w:val="left"/>
+      <w:pPr>
+        <w:ind w:left="1440" w:hanging="360"/>
+      </w:pPr>
+      <w:rPr>
+        <w:rFonts w:ascii="Courier New" w:hAnsi="Courier New" w:cs="Courier New" w:hint="default"/>
+      </w:rPr>
+    </w:lvl>
+    <w:lvl w:ilvl="2" w:tplc="04090005" w:tentative="1">
+      <w:start w:val="1"/>
+      <w:numFmt w:val="bullet"/>
+      <w:lvlText w:val=""/>
+      <w:lvlJc w:val="left"/>
+      <w:pPr>
+        <w:ind w:left="2160" w:hanging="360"/>
+      </w:pPr>
+      <w:rPr>
+        <w:rFonts w:ascii="Wingdings" w:hAnsi="Wingdings" w:hint="default"/>
+      </w:rPr>
+    </w:lvl>
+    <w:lvl w:ilvl="3" w:tplc="04090001" w:tentative="1">
+      <w:start w:val="1"/>
+      <w:numFmt w:val="bullet"/>
+      <w:lvlText w:val=""/>
+      <w:lvlJc w:val="left"/>
+      <w:pPr>
+        <w:ind w:left="2880" w:hanging="360"/>
+      </w:pPr>
+      <w:rPr>
+        <w:rFonts w:ascii="Symbol" w:hAnsi="Symbol" w:hint="default"/>
+      </w:rPr>
+    </w:lvl>
+    <w:lvl w:ilvl="4" w:tplc="04090003" w:tentative="1">
+      <w:start w:val="1"/>
+      <w:numFmt w:val="bullet"/>
+      <w:lvlText w:val="o"/>
+      <w:lvlJc w:val="left"/>
+      <w:pPr>
+        <w:ind w:left="3600" w:hanging="360"/>
+      </w:pPr>
+      <w:rPr>
+        <w:rFonts w:ascii="Courier New" w:hAnsi="Courier New" w:cs="Courier New" w:hint="default"/>
+      </w:rPr>
+    </w:lvl>
+    <w:lvl w:ilvl="5" w:tplc="04090005" w:tentative="1">
+      <w:start w:val="1"/>
+      <w:numFmt w:val="bullet"/>
+      <w:lvlText w:val=""/>
+      <w:lvlJc w:val="left"/>
+      <w:pPr>
+        <w:ind w:left="4320" w:hanging="360"/>
+      </w:pPr>
+      <w:rPr>
+        <w:rFonts w:ascii="Wingdings" w:hAnsi="Wingdings" w:hint="default"/>
+      </w:rPr>
+    </w:lvl>
+    <w:lvl w:ilvl="6" w:tplc="04090001" w:tentative="1">
+      <w:start w:val="1"/>
+      <w:numFmt w:val="bullet"/>
+      <w:lvlText w:val=""/>
+      <w:lvlJc w:val="left"/>
+      <w:pPr>
+        <w:ind w:left="5040" w:hanging="360"/>
+      </w:pPr>
+      <w:rPr>
+        <w:rFonts w:ascii="Symbol" w:hAnsi="Symbol" w:hint="default"/>
+      </w:rPr>
+    </w:lvl>
+    <w:lvl w:ilvl="7" w:tplc="04090003" w:tentative="1">
+      <w:start w:val="1"/>
+      <w:numFmt w:val="bullet"/>
+      <w:lvlText w:val="o"/>
+      <w:lvlJc w:val="left"/>
+      <w:pPr>
+        <w:ind w:left="5760" w:hanging="360"/>
+      </w:pPr>
+      <w:rPr>
+        <w:rFonts w:ascii="Courier New" w:hAnsi="Courier New" w:cs="Courier New" w:hint="default"/>
+      </w:rPr>
+    </w:lvl>
+    <w:lvl w:ilvl="8" w:tplc="04090005" w:tentative="1">
+      <w:start w:val="1"/>
+      <w:numFmt w:val="bullet"/>
+      <w:lvlText w:val=""/>
+      <w:lvlJc w:val="left"/>
+      <w:pPr>
+        <w:ind w:left="6480" w:hanging="360"/>
+      </w:pPr>
+      <w:rPr>
+        <w:rFonts w:ascii="Wingdings" w:hAnsi="Wingdings" w:hint="default"/>
+      </w:rPr>
+    </w:lvl>
+  </w:abstractNum>
+  <w:abstractNum w:abstractNumId="7" w15:restartNumberingAfterBreak="0">
+    <w:nsid w:val="733636AC"/>
+    <w:multiLevelType w:val="hybridMultilevel"/>
+    <w:tmpl w:val="50F88F06"/>
     <w:lvl w:ilvl="0" w:tplc="04090001">
       <w:start w:val="1"/>
       <w:numFmt w:val="bullet"/>
@@ -23749,10 +27617,10 @@
       </w:rPr>
     </w:lvl>
   </w:abstractNum>
-  <w:abstractNum w:abstractNumId="7" w15:restartNumberingAfterBreak="0">
-    <w:nsid w:val="7850638E"/>
+  <w:abstractNum w:abstractNumId="8" w15:restartNumberingAfterBreak="0">
+    <w:nsid w:val="73DD2E43"/>
     <w:multiLevelType w:val="hybridMultilevel"/>
-    <w:tmpl w:val="1CD09F74"/>
+    <w:tmpl w:val="73D2C46E"/>
     <w:lvl w:ilvl="0" w:tplc="04090001">
       <w:start w:val="1"/>
       <w:numFmt w:val="bullet"/>
@@ -23862,7 +27730,233 @@
       </w:rPr>
     </w:lvl>
   </w:abstractNum>
-  <w:abstractNum w:abstractNumId="8" w15:restartNumberingAfterBreak="0">
+  <w:abstractNum w:abstractNumId="9" w15:restartNumberingAfterBreak="0">
+    <w:nsid w:val="741F2CC5"/>
+    <w:multiLevelType w:val="hybridMultilevel"/>
+    <w:tmpl w:val="7FA0A332"/>
+    <w:lvl w:ilvl="0" w:tplc="04090001">
+      <w:start w:val="1"/>
+      <w:numFmt w:val="bullet"/>
+      <w:lvlText w:val=""/>
+      <w:lvlJc w:val="left"/>
+      <w:pPr>
+        <w:ind w:left="720" w:hanging="360"/>
+      </w:pPr>
+      <w:rPr>
+        <w:rFonts w:ascii="Symbol" w:hAnsi="Symbol" w:hint="default"/>
+      </w:rPr>
+    </w:lvl>
+    <w:lvl w:ilvl="1" w:tplc="04090003" w:tentative="1">
+      <w:start w:val="1"/>
+      <w:numFmt w:val="bullet"/>
+      <w:lvlText w:val="o"/>
+      <w:lvlJc w:val="left"/>
+      <w:pPr>
+        <w:ind w:left="1440" w:hanging="360"/>
+      </w:pPr>
+      <w:rPr>
+        <w:rFonts w:ascii="Courier New" w:hAnsi="Courier New" w:cs="Courier New" w:hint="default"/>
+      </w:rPr>
+    </w:lvl>
+    <w:lvl w:ilvl="2" w:tplc="04090005" w:tentative="1">
+      <w:start w:val="1"/>
+      <w:numFmt w:val="bullet"/>
+      <w:lvlText w:val=""/>
+      <w:lvlJc w:val="left"/>
+      <w:pPr>
+        <w:ind w:left="2160" w:hanging="360"/>
+      </w:pPr>
+      <w:rPr>
+        <w:rFonts w:ascii="Wingdings" w:hAnsi="Wingdings" w:hint="default"/>
+      </w:rPr>
+    </w:lvl>
+    <w:lvl w:ilvl="3" w:tplc="04090001" w:tentative="1">
+      <w:start w:val="1"/>
+      <w:numFmt w:val="bullet"/>
+      <w:lvlText w:val=""/>
+      <w:lvlJc w:val="left"/>
+      <w:pPr>
+        <w:ind w:left="2880" w:hanging="360"/>
+      </w:pPr>
+      <w:rPr>
+        <w:rFonts w:ascii="Symbol" w:hAnsi="Symbol" w:hint="default"/>
+      </w:rPr>
+    </w:lvl>
+    <w:lvl w:ilvl="4" w:tplc="04090003" w:tentative="1">
+      <w:start w:val="1"/>
+      <w:numFmt w:val="bullet"/>
+      <w:lvlText w:val="o"/>
+      <w:lvlJc w:val="left"/>
+      <w:pPr>
+        <w:ind w:left="3600" w:hanging="360"/>
+      </w:pPr>
+      <w:rPr>
+        <w:rFonts w:ascii="Courier New" w:hAnsi="Courier New" w:cs="Courier New" w:hint="default"/>
+      </w:rPr>
+    </w:lvl>
+    <w:lvl w:ilvl="5" w:tplc="04090005" w:tentative="1">
+      <w:start w:val="1"/>
+      <w:numFmt w:val="bullet"/>
+      <w:lvlText w:val=""/>
+      <w:lvlJc w:val="left"/>
+      <w:pPr>
+        <w:ind w:left="4320" w:hanging="360"/>
+      </w:pPr>
+      <w:rPr>
+        <w:rFonts w:ascii="Wingdings" w:hAnsi="Wingdings" w:hint="default"/>
+      </w:rPr>
+    </w:lvl>
+    <w:lvl w:ilvl="6" w:tplc="04090001" w:tentative="1">
+      <w:start w:val="1"/>
+      <w:numFmt w:val="bullet"/>
+      <w:lvlText w:val=""/>
+      <w:lvlJc w:val="left"/>
+      <w:pPr>
+        <w:ind w:left="5040" w:hanging="360"/>
+      </w:pPr>
+      <w:rPr>
+        <w:rFonts w:ascii="Symbol" w:hAnsi="Symbol" w:hint="default"/>
+      </w:rPr>
+    </w:lvl>
+    <w:lvl w:ilvl="7" w:tplc="04090003" w:tentative="1">
+      <w:start w:val="1"/>
+      <w:numFmt w:val="bullet"/>
+      <w:lvlText w:val="o"/>
+      <w:lvlJc w:val="left"/>
+      <w:pPr>
+        <w:ind w:left="5760" w:hanging="360"/>
+      </w:pPr>
+      <w:rPr>
+        <w:rFonts w:ascii="Courier New" w:hAnsi="Courier New" w:cs="Courier New" w:hint="default"/>
+      </w:rPr>
+    </w:lvl>
+    <w:lvl w:ilvl="8" w:tplc="04090005" w:tentative="1">
+      <w:start w:val="1"/>
+      <w:numFmt w:val="bullet"/>
+      <w:lvlText w:val=""/>
+      <w:lvlJc w:val="left"/>
+      <w:pPr>
+        <w:ind w:left="6480" w:hanging="360"/>
+      </w:pPr>
+      <w:rPr>
+        <w:rFonts w:ascii="Wingdings" w:hAnsi="Wingdings" w:hint="default"/>
+      </w:rPr>
+    </w:lvl>
+  </w:abstractNum>
+  <w:abstractNum w:abstractNumId="10" w15:restartNumberingAfterBreak="0">
+    <w:nsid w:val="7850638E"/>
+    <w:multiLevelType w:val="hybridMultilevel"/>
+    <w:tmpl w:val="1CD09F74"/>
+    <w:lvl w:ilvl="0" w:tplc="04090001">
+      <w:start w:val="1"/>
+      <w:numFmt w:val="bullet"/>
+      <w:lvlText w:val=""/>
+      <w:lvlJc w:val="left"/>
+      <w:pPr>
+        <w:ind w:left="720" w:hanging="360"/>
+      </w:pPr>
+      <w:rPr>
+        <w:rFonts w:ascii="Symbol" w:hAnsi="Symbol" w:hint="default"/>
+      </w:rPr>
+    </w:lvl>
+    <w:lvl w:ilvl="1" w:tplc="04090003" w:tentative="1">
+      <w:start w:val="1"/>
+      <w:numFmt w:val="bullet"/>
+      <w:lvlText w:val="o"/>
+      <w:lvlJc w:val="left"/>
+      <w:pPr>
+        <w:ind w:left="1440" w:hanging="360"/>
+      </w:pPr>
+      <w:rPr>
+        <w:rFonts w:ascii="Courier New" w:hAnsi="Courier New" w:cs="Courier New" w:hint="default"/>
+      </w:rPr>
+    </w:lvl>
+    <w:lvl w:ilvl="2" w:tplc="04090005" w:tentative="1">
+      <w:start w:val="1"/>
+      <w:numFmt w:val="bullet"/>
+      <w:lvlText w:val=""/>
+      <w:lvlJc w:val="left"/>
+      <w:pPr>
+        <w:ind w:left="2160" w:hanging="360"/>
+      </w:pPr>
+      <w:rPr>
+        <w:rFonts w:ascii="Wingdings" w:hAnsi="Wingdings" w:hint="default"/>
+      </w:rPr>
+    </w:lvl>
+    <w:lvl w:ilvl="3" w:tplc="04090001" w:tentative="1">
+      <w:start w:val="1"/>
+      <w:numFmt w:val="bullet"/>
+      <w:lvlText w:val=""/>
+      <w:lvlJc w:val="left"/>
+      <w:pPr>
+        <w:ind w:left="2880" w:hanging="360"/>
+      </w:pPr>
+      <w:rPr>
+        <w:rFonts w:ascii="Symbol" w:hAnsi="Symbol" w:hint="default"/>
+      </w:rPr>
+    </w:lvl>
+    <w:lvl w:ilvl="4" w:tplc="04090003" w:tentative="1">
+      <w:start w:val="1"/>
+      <w:numFmt w:val="bullet"/>
+      <w:lvlText w:val="o"/>
+      <w:lvlJc w:val="left"/>
+      <w:pPr>
+        <w:ind w:left="3600" w:hanging="360"/>
+      </w:pPr>
+      <w:rPr>
+        <w:rFonts w:ascii="Courier New" w:hAnsi="Courier New" w:cs="Courier New" w:hint="default"/>
+      </w:rPr>
+    </w:lvl>
+    <w:lvl w:ilvl="5" w:tplc="04090005" w:tentative="1">
+      <w:start w:val="1"/>
+      <w:numFmt w:val="bullet"/>
+      <w:lvlText w:val=""/>
+      <w:lvlJc w:val="left"/>
+      <w:pPr>
+        <w:ind w:left="4320" w:hanging="360"/>
+      </w:pPr>
+      <w:rPr>
+        <w:rFonts w:ascii="Wingdings" w:hAnsi="Wingdings" w:hint="default"/>
+      </w:rPr>
+    </w:lvl>
+    <w:lvl w:ilvl="6" w:tplc="04090001" w:tentative="1">
+      <w:start w:val="1"/>
+      <w:numFmt w:val="bullet"/>
+      <w:lvlText w:val=""/>
+      <w:lvlJc w:val="left"/>
+      <w:pPr>
+        <w:ind w:left="5040" w:hanging="360"/>
+      </w:pPr>
+      <w:rPr>
+        <w:rFonts w:ascii="Symbol" w:hAnsi="Symbol" w:hint="default"/>
+      </w:rPr>
+    </w:lvl>
+    <w:lvl w:ilvl="7" w:tplc="04090003" w:tentative="1">
+      <w:start w:val="1"/>
+      <w:numFmt w:val="bullet"/>
+      <w:lvlText w:val="o"/>
+      <w:lvlJc w:val="left"/>
+      <w:pPr>
+        <w:ind w:left="5760" w:hanging="360"/>
+      </w:pPr>
+      <w:rPr>
+        <w:rFonts w:ascii="Courier New" w:hAnsi="Courier New" w:cs="Courier New" w:hint="default"/>
+      </w:rPr>
+    </w:lvl>
+    <w:lvl w:ilvl="8" w:tplc="04090005" w:tentative="1">
+      <w:start w:val="1"/>
+      <w:numFmt w:val="bullet"/>
+      <w:lvlText w:val=""/>
+      <w:lvlJc w:val="left"/>
+      <w:pPr>
+        <w:ind w:left="6480" w:hanging="360"/>
+      </w:pPr>
+      <w:rPr>
+        <w:rFonts w:ascii="Wingdings" w:hAnsi="Wingdings" w:hint="default"/>
+      </w:rPr>
+    </w:lvl>
+  </w:abstractNum>
+  <w:abstractNum w:abstractNumId="11" w15:restartNumberingAfterBreak="0">
     <w:nsid w:val="7CA21F95"/>
     <w:multiLevelType w:val="hybridMultilevel"/>
     <w:tmpl w:val="60D40EA8"/>
@@ -23979,13 +28073,13 @@
     <w:abstractNumId w:val="1"/>
   </w:num>
   <w:num w:numId="2" w16cid:durableId="1775129795">
-    <w:abstractNumId w:val="7"/>
+    <w:abstractNumId w:val="10"/>
   </w:num>
   <w:num w:numId="3" w16cid:durableId="251938650">
     <w:abstractNumId w:val="4"/>
   </w:num>
   <w:num w:numId="4" w16cid:durableId="2096826378">
-    <w:abstractNumId w:val="6"/>
+    <w:abstractNumId w:val="8"/>
   </w:num>
   <w:num w:numId="5" w16cid:durableId="223758305">
     <w:abstractNumId w:val="3"/>
@@ -24000,7 +28094,16 @@
     <w:abstractNumId w:val="2"/>
   </w:num>
   <w:num w:numId="9" w16cid:durableId="867838602">
-    <w:abstractNumId w:val="8"/>
+    <w:abstractNumId w:val="11"/>
+  </w:num>
+  <w:num w:numId="10" w16cid:durableId="318121712">
+    <w:abstractNumId w:val="6"/>
+  </w:num>
+  <w:num w:numId="11" w16cid:durableId="35470412">
+    <w:abstractNumId w:val="7"/>
+  </w:num>
+  <w:num w:numId="12" w16cid:durableId="1812168554">
+    <w:abstractNumId w:val="9"/>
   </w:num>
 </w:numbering>
 </file>

--- a/Dissertation_Drafts/Thesis/Research Version 5.docx
+++ b/Dissertation_Drafts/Thesis/Research Version 5.docx
@@ -35,7 +35,7 @@
           <w:noProof/>
         </w:rPr>
         <w:drawing>
-          <wp:anchor distT="0" distB="0" distL="114300" distR="114300" simplePos="0" relativeHeight="251661312" behindDoc="0" locked="0" layoutInCell="1" allowOverlap="1" wp14:anchorId="7B268295" wp14:editId="0F6C8531">
+          <wp:anchor distT="0" distB="0" distL="114300" distR="114300" simplePos="0" relativeHeight="251661312" behindDoc="0" locked="0" layoutInCell="1" allowOverlap="1" wp14:anchorId="63AA104F" wp14:editId="0E409645">
             <wp:simplePos x="0" y="0"/>
             <wp:positionH relativeFrom="column">
               <wp:posOffset>4305300</wp:posOffset>
@@ -112,7 +112,7 @@
           <w:lang w:val="en-AU" w:eastAsia="en-AU"/>
         </w:rPr>
         <w:drawing>
-          <wp:anchor distT="0" distB="0" distL="114300" distR="114300" simplePos="0" relativeHeight="251660288" behindDoc="0" locked="0" layoutInCell="1" allowOverlap="1" wp14:anchorId="513E7467" wp14:editId="640477D2">
+          <wp:anchor distT="0" distB="0" distL="114300" distR="114300" simplePos="0" relativeHeight="251660288" behindDoc="0" locked="0" layoutInCell="1" allowOverlap="1" wp14:anchorId="5ED19A4C" wp14:editId="2A194F85">
             <wp:simplePos x="0" y="0"/>
             <wp:positionH relativeFrom="column">
               <wp:posOffset>127200</wp:posOffset>
@@ -178,7 +178,7 @@
         <mc:AlternateContent>
           <mc:Choice Requires="wps">
             <w:drawing>
-              <wp:anchor distT="0" distB="0" distL="114300" distR="114300" simplePos="0" relativeHeight="251659264" behindDoc="0" locked="0" layoutInCell="1" allowOverlap="1" wp14:anchorId="1A759C6B" wp14:editId="2CFE6247">
+              <wp:anchor distT="0" distB="0" distL="114300" distR="114300" simplePos="0" relativeHeight="251659264" behindDoc="0" locked="0" layoutInCell="1" allowOverlap="1" wp14:anchorId="280C6919" wp14:editId="7F28BE5E">
                 <wp:simplePos x="0" y="0"/>
                 <wp:positionH relativeFrom="column">
                   <wp:posOffset>7658100</wp:posOffset>
@@ -234,7 +234,7 @@
           </mc:Choice>
           <mc:Fallback>
             <w:pict>
-              <v:rect w14:anchorId="595237EA" id="Rectangle 1" o:spid="_x0000_s1026" style="position:absolute;margin-left:603pt;margin-top:-9.75pt;width:3.6pt;height:211.5pt;z-index:251659264;visibility:visible;mso-wrap-style:square;mso-wrap-distance-left:9pt;mso-wrap-distance-top:0;mso-wrap-distance-right:9pt;mso-wrap-distance-bottom:0;mso-position-horizontal:absolute;mso-position-horizontal-relative:text;mso-position-vertical:absolute;mso-position-vertical-relative:text;v-text-anchor:middle" o:gfxdata="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" fillcolor="#4472c4 [3204]" strokecolor="#1f3763 [1604]" strokeweight="1pt"/>
+              <v:rect w14:anchorId="53032B7C" id="Rectangle 1" o:spid="_x0000_s1026" style="position:absolute;margin-left:603pt;margin-top:-9.75pt;width:3.6pt;height:211.5pt;z-index:251659264;visibility:visible;mso-wrap-style:square;mso-wrap-distance-left:9pt;mso-wrap-distance-top:0;mso-wrap-distance-right:9pt;mso-wrap-distance-bottom:0;mso-position-horizontal:absolute;mso-position-horizontal-relative:text;mso-position-vertical:absolute;mso-position-vertical-relative:text;v-text-anchor:middle" o:gfxdata="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" fillcolor="#4472c4 [3204]" strokecolor="#1f3763 [1604]" strokeweight="1pt"/>
             </w:pict>
           </mc:Fallback>
         </mc:AlternateContent>
@@ -833,7 +833,7 @@
             </w:rPr>
             <w:fldChar w:fldCharType="separate"/>
           </w:r>
-          <w:hyperlink w:anchor="_Toc237084584" w:history="1">
+          <w:hyperlink w:anchor="_Toc237790866" w:history="1">
             <w:r>
               <w:rPr>
                 <w:rStyle w:val="Hyperlink"/>
@@ -862,7 +862,7 @@
                 <w:noProof/>
                 <w:webHidden/>
               </w:rPr>
-              <w:instrText xml:space="preserve"> PAGEREF _Toc237084584 \h </w:instrText>
+              <w:instrText xml:space="preserve"> PAGEREF _Toc237790866 \h </w:instrText>
             </w:r>
             <w:r>
               <w:rPr>
@@ -902,7 +902,7 @@
               <w:lang w:bidi="si-LK"/>
             </w:rPr>
           </w:pPr>
-          <w:hyperlink w:anchor="_Toc237084585" w:history="1">
+          <w:hyperlink w:anchor="_Toc237790867" w:history="1">
             <w:r>
               <w:rPr>
                 <w:rStyle w:val="Hyperlink"/>
@@ -931,7 +931,7 @@
                 <w:noProof/>
                 <w:webHidden/>
               </w:rPr>
-              <w:instrText xml:space="preserve"> PAGEREF _Toc237084585 \h </w:instrText>
+              <w:instrText xml:space="preserve"> PAGEREF _Toc237790867 \h </w:instrText>
             </w:r>
             <w:r>
               <w:rPr>
@@ -971,7 +971,7 @@
               <w:lang w:bidi="si-LK"/>
             </w:rPr>
           </w:pPr>
-          <w:hyperlink w:anchor="_Toc237084586" w:history="1">
+          <w:hyperlink w:anchor="_Toc237790868" w:history="1">
             <w:r>
               <w:rPr>
                 <w:rStyle w:val="Hyperlink"/>
@@ -1000,7 +1000,7 @@
                 <w:noProof/>
                 <w:webHidden/>
               </w:rPr>
-              <w:instrText xml:space="preserve"> PAGEREF _Toc237084586 \h </w:instrText>
+              <w:instrText xml:space="preserve"> PAGEREF _Toc237790868 \h </w:instrText>
             </w:r>
             <w:r>
               <w:rPr>
@@ -1040,7 +1040,7 @@
               <w:lang w:bidi="si-LK"/>
             </w:rPr>
           </w:pPr>
-          <w:hyperlink w:anchor="_Toc237084587" w:history="1">
+          <w:hyperlink w:anchor="_Toc237790869" w:history="1">
             <w:r>
               <w:rPr>
                 <w:rStyle w:val="Hyperlink"/>
@@ -1069,7 +1069,7 @@
                 <w:noProof/>
                 <w:webHidden/>
               </w:rPr>
-              <w:instrText xml:space="preserve"> PAGEREF _Toc237084587 \h </w:instrText>
+              <w:instrText xml:space="preserve"> PAGEREF _Toc237790869 \h </w:instrText>
             </w:r>
             <w:r>
               <w:rPr>
@@ -1109,7 +1109,7 @@
               <w:lang w:bidi="si-LK"/>
             </w:rPr>
           </w:pPr>
-          <w:hyperlink w:anchor="_Toc237084588" w:history="1">
+          <w:hyperlink w:anchor="_Toc237790870" w:history="1">
             <w:r>
               <w:rPr>
                 <w:rStyle w:val="Hyperlink"/>
@@ -1138,7 +1138,7 @@
                 <w:noProof/>
                 <w:webHidden/>
               </w:rPr>
-              <w:instrText xml:space="preserve"> PAGEREF _Toc237084588 \h </w:instrText>
+              <w:instrText xml:space="preserve"> PAGEREF _Toc237790870 \h </w:instrText>
             </w:r>
             <w:r>
               <w:rPr>
@@ -1178,7 +1178,7 @@
               <w:lang w:bidi="si-LK"/>
             </w:rPr>
           </w:pPr>
-          <w:hyperlink w:anchor="_Toc237084589" w:history="1">
+          <w:hyperlink w:anchor="_Toc237790871" w:history="1">
             <w:r>
               <w:rPr>
                 <w:rStyle w:val="Hyperlink"/>
@@ -1207,7 +1207,7 @@
                 <w:noProof/>
                 <w:webHidden/>
               </w:rPr>
-              <w:instrText xml:space="preserve"> PAGEREF _Toc237084589 \h </w:instrText>
+              <w:instrText xml:space="preserve"> PAGEREF _Toc237790871 \h </w:instrText>
             </w:r>
             <w:r>
               <w:rPr>
@@ -1247,7 +1247,7 @@
               <w:lang w:bidi="si-LK"/>
             </w:rPr>
           </w:pPr>
-          <w:hyperlink w:anchor="_Toc237084590" w:history="1">
+          <w:hyperlink w:anchor="_Toc237790872" w:history="1">
             <w:r>
               <w:rPr>
                 <w:rStyle w:val="Hyperlink"/>
@@ -1276,7 +1276,7 @@
                 <w:noProof/>
                 <w:webHidden/>
               </w:rPr>
-              <w:instrText xml:space="preserve"> PAGEREF _Toc237084590 \h </w:instrText>
+              <w:instrText xml:space="preserve"> PAGEREF _Toc237790872 \h </w:instrText>
             </w:r>
             <w:r>
               <w:rPr>
@@ -1319,7 +1319,7 @@
               <w:lang w:bidi="si-LK"/>
             </w:rPr>
           </w:pPr>
-          <w:hyperlink w:anchor="_Toc237084591" w:history="1">
+          <w:hyperlink w:anchor="_Toc237790873" w:history="1">
             <w:r>
               <w:rPr>
                 <w:rStyle w:val="Hyperlink"/>
@@ -1348,7 +1348,7 @@
                 <w:noProof/>
                 <w:webHidden/>
               </w:rPr>
-              <w:instrText xml:space="preserve"> PAGEREF _Toc237084591 \h </w:instrText>
+              <w:instrText xml:space="preserve"> PAGEREF _Toc237790873 \h </w:instrText>
             </w:r>
             <w:r>
               <w:rPr>
@@ -1391,7 +1391,7 @@
               <w:lang w:bidi="si-LK"/>
             </w:rPr>
           </w:pPr>
-          <w:hyperlink w:anchor="_Toc237084592" w:history="1">
+          <w:hyperlink w:anchor="_Toc237790874" w:history="1">
             <w:r>
               <w:rPr>
                 <w:rStyle w:val="Hyperlink"/>
@@ -1420,7 +1420,7 @@
                 <w:noProof/>
                 <w:webHidden/>
               </w:rPr>
-              <w:instrText xml:space="preserve"> PAGEREF _Toc237084592 \h </w:instrText>
+              <w:instrText xml:space="preserve"> PAGEREF _Toc237790874 \h </w:instrText>
             </w:r>
             <w:r>
               <w:rPr>
@@ -1463,7 +1463,7 @@
               <w:lang w:bidi="si-LK"/>
             </w:rPr>
           </w:pPr>
-          <w:hyperlink w:anchor="_Toc237084593" w:history="1">
+          <w:hyperlink w:anchor="_Toc237790875" w:history="1">
             <w:r>
               <w:rPr>
                 <w:rStyle w:val="Hyperlink"/>
@@ -1492,7 +1492,7 @@
                 <w:noProof/>
                 <w:webHidden/>
               </w:rPr>
-              <w:instrText xml:space="preserve"> PAGEREF _Toc237084593 \h </w:instrText>
+              <w:instrText xml:space="preserve"> PAGEREF _Toc237790875 \h </w:instrText>
             </w:r>
             <w:r>
               <w:rPr>
@@ -1532,7 +1532,7 @@
               <w:lang w:bidi="si-LK"/>
             </w:rPr>
           </w:pPr>
-          <w:hyperlink w:anchor="_Toc237084594" w:history="1">
+          <w:hyperlink w:anchor="_Toc237790876" w:history="1">
             <w:r>
               <w:rPr>
                 <w:rStyle w:val="Hyperlink"/>
@@ -1561,7 +1561,7 @@
                 <w:noProof/>
                 <w:webHidden/>
               </w:rPr>
-              <w:instrText xml:space="preserve"> PAGEREF _Toc237084594 \h </w:instrText>
+              <w:instrText xml:space="preserve"> PAGEREF _Toc237790876 \h </w:instrText>
             </w:r>
             <w:r>
               <w:rPr>
@@ -1604,7 +1604,7 @@
               <w:lang w:bidi="si-LK"/>
             </w:rPr>
           </w:pPr>
-          <w:hyperlink w:anchor="_Toc237084595" w:history="1">
+          <w:hyperlink w:anchor="_Toc237790877" w:history="1">
             <w:r>
               <w:rPr>
                 <w:rStyle w:val="Hyperlink"/>
@@ -1633,7 +1633,7 @@
                 <w:noProof/>
                 <w:webHidden/>
               </w:rPr>
-              <w:instrText xml:space="preserve"> PAGEREF _Toc237084595 \h </w:instrText>
+              <w:instrText xml:space="preserve"> PAGEREF _Toc237790877 \h </w:instrText>
             </w:r>
             <w:r>
               <w:rPr>
@@ -1676,7 +1676,7 @@
               <w:lang w:bidi="si-LK"/>
             </w:rPr>
           </w:pPr>
-          <w:hyperlink w:anchor="_Toc237084596" w:history="1">
+          <w:hyperlink w:anchor="_Toc237790878" w:history="1">
             <w:r>
               <w:rPr>
                 <w:rStyle w:val="Hyperlink"/>
@@ -1705,7 +1705,7 @@
                 <w:noProof/>
                 <w:webHidden/>
               </w:rPr>
-              <w:instrText xml:space="preserve"> PAGEREF _Toc237084596 \h </w:instrText>
+              <w:instrText xml:space="preserve"> PAGEREF _Toc237790878 \h </w:instrText>
             </w:r>
             <w:r>
               <w:rPr>
@@ -1748,7 +1748,7 @@
               <w:lang w:bidi="si-LK"/>
             </w:rPr>
           </w:pPr>
-          <w:hyperlink w:anchor="_Toc237084597" w:history="1">
+          <w:hyperlink w:anchor="_Toc237790879" w:history="1">
             <w:r>
               <w:rPr>
                 <w:rStyle w:val="Hyperlink"/>
@@ -1777,7 +1777,7 @@
                 <w:noProof/>
                 <w:webHidden/>
               </w:rPr>
-              <w:instrText xml:space="preserve"> PAGEREF _Toc237084597 \h </w:instrText>
+              <w:instrText xml:space="preserve"> PAGEREF _Toc237790879 \h </w:instrText>
             </w:r>
             <w:r>
               <w:rPr>
@@ -1820,7 +1820,7 @@
               <w:lang w:bidi="si-LK"/>
             </w:rPr>
           </w:pPr>
-          <w:hyperlink w:anchor="_Toc237084598" w:history="1">
+          <w:hyperlink w:anchor="_Toc237790880" w:history="1">
             <w:r>
               <w:rPr>
                 <w:rStyle w:val="Hyperlink"/>
@@ -1849,7 +1849,7 @@
                 <w:noProof/>
                 <w:webHidden/>
               </w:rPr>
-              <w:instrText xml:space="preserve"> PAGEREF _Toc237084598 \h </w:instrText>
+              <w:instrText xml:space="preserve"> PAGEREF _Toc237790880 \h </w:instrText>
             </w:r>
             <w:r>
               <w:rPr>
@@ -1889,7 +1889,7 @@
               <w:lang w:bidi="si-LK"/>
             </w:rPr>
           </w:pPr>
-          <w:hyperlink w:anchor="_Toc237084599" w:history="1">
+          <w:hyperlink w:anchor="_Toc237790881" w:history="1">
             <w:r>
               <w:rPr>
                 <w:rStyle w:val="Hyperlink"/>
@@ -1918,7 +1918,7 @@
                 <w:noProof/>
                 <w:webHidden/>
               </w:rPr>
-              <w:instrText xml:space="preserve"> PAGEREF _Toc237084599 \h </w:instrText>
+              <w:instrText xml:space="preserve"> PAGEREF _Toc237790881 \h </w:instrText>
             </w:r>
             <w:r>
               <w:rPr>
@@ -1958,7 +1958,7 @@
               <w:lang w:bidi="si-LK"/>
             </w:rPr>
           </w:pPr>
-          <w:hyperlink w:anchor="_Toc237084600" w:history="1">
+          <w:hyperlink w:anchor="_Toc237790882" w:history="1">
             <w:r>
               <w:rPr>
                 <w:rStyle w:val="Hyperlink"/>
@@ -1987,7 +1987,7 @@
                 <w:noProof/>
                 <w:webHidden/>
               </w:rPr>
-              <w:instrText xml:space="preserve"> PAGEREF _Toc237084600 \h </w:instrText>
+              <w:instrText xml:space="preserve"> PAGEREF _Toc237790882 \h </w:instrText>
             </w:r>
             <w:r>
               <w:rPr>
@@ -2027,7 +2027,7 @@
               <w:lang w:bidi="si-LK"/>
             </w:rPr>
           </w:pPr>
-          <w:hyperlink w:anchor="_Toc237084601" w:history="1">
+          <w:hyperlink w:anchor="_Toc237790883" w:history="1">
             <w:r>
               <w:rPr>
                 <w:rStyle w:val="Hyperlink"/>
@@ -2056,7 +2056,7 @@
                 <w:noProof/>
                 <w:webHidden/>
               </w:rPr>
-              <w:instrText xml:space="preserve"> PAGEREF _Toc237084601 \h </w:instrText>
+              <w:instrText xml:space="preserve"> PAGEREF _Toc237790883 \h </w:instrText>
             </w:r>
             <w:r>
               <w:rPr>
@@ -2096,7 +2096,7 @@
               <w:lang w:bidi="si-LK"/>
             </w:rPr>
           </w:pPr>
-          <w:hyperlink w:anchor="_Toc237084602" w:history="1">
+          <w:hyperlink w:anchor="_Toc237790884" w:history="1">
             <w:r>
               <w:rPr>
                 <w:rStyle w:val="Hyperlink"/>
@@ -2125,7 +2125,7 @@
                 <w:noProof/>
                 <w:webHidden/>
               </w:rPr>
-              <w:instrText xml:space="preserve"> PAGEREF _Toc237084602 \h </w:instrText>
+              <w:instrText xml:space="preserve"> PAGEREF _Toc237790884 \h </w:instrText>
             </w:r>
             <w:r>
               <w:rPr>
@@ -2165,7 +2165,7 @@
               <w:lang w:bidi="si-LK"/>
             </w:rPr>
           </w:pPr>
-          <w:hyperlink w:anchor="_Toc237084603" w:history="1">
+          <w:hyperlink w:anchor="_Toc237790885" w:history="1">
             <w:r>
               <w:rPr>
                 <w:rStyle w:val="Hyperlink"/>
@@ -2194,7 +2194,7 @@
                 <w:noProof/>
                 <w:webHidden/>
               </w:rPr>
-              <w:instrText xml:space="preserve"> PAGEREF _Toc237084603 \h </w:instrText>
+              <w:instrText xml:space="preserve"> PAGEREF _Toc237790885 \h </w:instrText>
             </w:r>
             <w:r>
               <w:rPr>
@@ -2237,7 +2237,7 @@
               <w:lang w:bidi="si-LK"/>
             </w:rPr>
           </w:pPr>
-          <w:hyperlink w:anchor="_Toc237084604" w:history="1">
+          <w:hyperlink w:anchor="_Toc237790886" w:history="1">
             <w:r>
               <w:rPr>
                 <w:rStyle w:val="Hyperlink"/>
@@ -2266,7 +2266,7 @@
                 <w:noProof/>
                 <w:webHidden/>
               </w:rPr>
-              <w:instrText xml:space="preserve"> PAGEREF _Toc237084604 \h </w:instrText>
+              <w:instrText xml:space="preserve"> PAGEREF _Toc237790886 \h </w:instrText>
             </w:r>
             <w:r>
               <w:rPr>
@@ -2309,7 +2309,7 @@
               <w:lang w:bidi="si-LK"/>
             </w:rPr>
           </w:pPr>
-          <w:hyperlink w:anchor="_Toc237084605" w:history="1">
+          <w:hyperlink w:anchor="_Toc237790887" w:history="1">
             <w:r>
               <w:rPr>
                 <w:rStyle w:val="Hyperlink"/>
@@ -2317,7 +2317,7 @@
                 <w:bCs/>
                 <w:noProof/>
               </w:rPr>
-              <w:t>2.2.2 Crash Severity Prediction and Hotspot Identification using Machine Learning and Spatial Analysis</w:t>
+              <w:t>2.3.2 Crash Severity Prediction and Hotspot Identification using Machine Learning and Spatial Analysis</w:t>
             </w:r>
             <w:r>
               <w:rPr>
@@ -2338,7 +2338,7 @@
                 <w:noProof/>
                 <w:webHidden/>
               </w:rPr>
-              <w:instrText xml:space="preserve"> PAGEREF _Toc237084605 \h </w:instrText>
+              <w:instrText xml:space="preserve"> PAGEREF _Toc237790887 \h </w:instrText>
             </w:r>
             <w:r>
               <w:rPr>
@@ -2381,7 +2381,7 @@
               <w:lang w:bidi="si-LK"/>
             </w:rPr>
           </w:pPr>
-          <w:hyperlink w:anchor="_Toc237084606" w:history="1">
+          <w:hyperlink w:anchor="_Toc237790888" w:history="1">
             <w:r>
               <w:rPr>
                 <w:rStyle w:val="Hyperlink"/>
@@ -2389,7 +2389,7 @@
                 <w:bCs/>
                 <w:noProof/>
               </w:rPr>
-              <w:t>2.2.3 Machine learning approach for classifying road accident hotspots</w:t>
+              <w:t>2.3.3 Machine learning approach for classifying road accident hotspots</w:t>
             </w:r>
             <w:r>
               <w:rPr>
@@ -2410,7 +2410,7 @@
                 <w:noProof/>
                 <w:webHidden/>
               </w:rPr>
-              <w:instrText xml:space="preserve"> PAGEREF _Toc237084606 \h </w:instrText>
+              <w:instrText xml:space="preserve"> PAGEREF _Toc237790888 \h </w:instrText>
             </w:r>
             <w:r>
               <w:rPr>
@@ -2453,7 +2453,7 @@
               <w:lang w:bidi="si-LK"/>
             </w:rPr>
           </w:pPr>
-          <w:hyperlink w:anchor="_Toc237084607" w:history="1">
+          <w:hyperlink w:anchor="_Toc237790889" w:history="1">
             <w:r>
               <w:rPr>
                 <w:rStyle w:val="Hyperlink"/>
@@ -2461,7 +2461,7 @@
                 <w:bCs/>
                 <w:noProof/>
               </w:rPr>
-              <w:t>2.2.4 Sri Lankan Accident Hotspot and Severity Prediction Model</w:t>
+              <w:t>2.3.4 Sri Lankan Accident Hotspot and Severity Prediction Model</w:t>
             </w:r>
             <w:r>
               <w:rPr>
@@ -2482,7 +2482,7 @@
                 <w:noProof/>
                 <w:webHidden/>
               </w:rPr>
-              <w:instrText xml:space="preserve"> PAGEREF _Toc237084607 \h </w:instrText>
+              <w:instrText xml:space="preserve"> PAGEREF _Toc237790889 \h </w:instrText>
             </w:r>
             <w:r>
               <w:rPr>
@@ -2525,7 +2525,7 @@
               <w:lang w:bidi="si-LK"/>
             </w:rPr>
           </w:pPr>
-          <w:hyperlink w:anchor="_Toc237084608" w:history="1">
+          <w:hyperlink w:anchor="_Toc237790890" w:history="1">
             <w:r>
               <w:rPr>
                 <w:rStyle w:val="Hyperlink"/>
@@ -2533,7 +2533,7 @@
                 <w:bCs/>
                 <w:noProof/>
               </w:rPr>
-              <w:t>2.2.5 Explainable AI traffic accident analysis and hotspot prediction</w:t>
+              <w:t>2.3.5 Explainable AI traffic accident analysis and hotspot prediction</w:t>
             </w:r>
             <w:r>
               <w:rPr>
@@ -2554,7 +2554,7 @@
                 <w:noProof/>
                 <w:webHidden/>
               </w:rPr>
-              <w:instrText xml:space="preserve"> PAGEREF _Toc237084608 \h </w:instrText>
+              <w:instrText xml:space="preserve"> PAGEREF _Toc237790890 \h </w:instrText>
             </w:r>
             <w:r>
               <w:rPr>
@@ -2597,7 +2597,7 @@
               <w:lang w:bidi="si-LK"/>
             </w:rPr>
           </w:pPr>
-          <w:hyperlink w:anchor="_Toc237084609" w:history="1">
+          <w:hyperlink w:anchor="_Toc237790891" w:history="1">
             <w:r>
               <w:rPr>
                 <w:rStyle w:val="Hyperlink"/>
@@ -2605,7 +2605,7 @@
                 <w:bCs/>
                 <w:noProof/>
               </w:rPr>
-              <w:t>2.2.6 Spatiotemporal Risk Mapping of Statewide Weather-related Traffic Crashes: A Machine Learning Approach</w:t>
+              <w:t>2.3.6 Spatiotemporal Risk Mapping of Statewide Weather-related Traffic Crashes: A Machine Learning Approach</w:t>
             </w:r>
             <w:r>
               <w:rPr>
@@ -2626,7 +2626,7 @@
                 <w:noProof/>
                 <w:webHidden/>
               </w:rPr>
-              <w:instrText xml:space="preserve"> PAGEREF _Toc237084609 \h </w:instrText>
+              <w:instrText xml:space="preserve"> PAGEREF _Toc237790891 \h </w:instrText>
             </w:r>
             <w:r>
               <w:rPr>
@@ -2666,7 +2666,7 @@
               <w:lang w:bidi="si-LK"/>
             </w:rPr>
           </w:pPr>
-          <w:hyperlink w:anchor="_Toc237084610" w:history="1">
+          <w:hyperlink w:anchor="_Toc237790892" w:history="1">
             <w:r>
               <w:rPr>
                 <w:rStyle w:val="Hyperlink"/>
@@ -2695,7 +2695,7 @@
                 <w:noProof/>
                 <w:webHidden/>
               </w:rPr>
-              <w:instrText xml:space="preserve"> PAGEREF _Toc237084610 \h </w:instrText>
+              <w:instrText xml:space="preserve"> PAGEREF _Toc237790892 \h </w:instrText>
             </w:r>
             <w:r>
               <w:rPr>
@@ -2735,7 +2735,7 @@
               <w:lang w:bidi="si-LK"/>
             </w:rPr>
           </w:pPr>
-          <w:hyperlink w:anchor="_Toc237084611" w:history="1">
+          <w:hyperlink w:anchor="_Toc237790893" w:history="1">
             <w:r>
               <w:rPr>
                 <w:rStyle w:val="Hyperlink"/>
@@ -2764,7 +2764,7 @@
                 <w:noProof/>
                 <w:webHidden/>
               </w:rPr>
-              <w:instrText xml:space="preserve"> PAGEREF _Toc237084611 \h </w:instrText>
+              <w:instrText xml:space="preserve"> PAGEREF _Toc237790893 \h </w:instrText>
             </w:r>
             <w:r>
               <w:rPr>
@@ -2804,7 +2804,7 @@
               <w:lang w:bidi="si-LK"/>
             </w:rPr>
           </w:pPr>
-          <w:hyperlink w:anchor="_Toc237084612" w:history="1">
+          <w:hyperlink w:anchor="_Toc237790894" w:history="1">
             <w:r>
               <w:rPr>
                 <w:rStyle w:val="Hyperlink"/>
@@ -2833,7 +2833,7 @@
                 <w:noProof/>
                 <w:webHidden/>
               </w:rPr>
-              <w:instrText xml:space="preserve"> PAGEREF _Toc237084612 \h </w:instrText>
+              <w:instrText xml:space="preserve"> PAGEREF _Toc237790894 \h </w:instrText>
             </w:r>
             <w:r>
               <w:rPr>
@@ -2873,7 +2873,7 @@
               <w:lang w:bidi="si-LK"/>
             </w:rPr>
           </w:pPr>
-          <w:hyperlink w:anchor="_Toc237084613" w:history="1">
+          <w:hyperlink w:anchor="_Toc237790895" w:history="1">
             <w:r>
               <w:rPr>
                 <w:rStyle w:val="Hyperlink"/>
@@ -2902,7 +2902,7 @@
                 <w:noProof/>
                 <w:webHidden/>
               </w:rPr>
-              <w:instrText xml:space="preserve"> PAGEREF _Toc237084613 \h </w:instrText>
+              <w:instrText xml:space="preserve"> PAGEREF _Toc237790895 \h </w:instrText>
             </w:r>
             <w:r>
               <w:rPr>
@@ -2942,7 +2942,7 @@
               <w:lang w:bidi="si-LK"/>
             </w:rPr>
           </w:pPr>
-          <w:hyperlink w:anchor="_Toc237084614" w:history="1">
+          <w:hyperlink w:anchor="_Toc237790896" w:history="1">
             <w:r>
               <w:rPr>
                 <w:rStyle w:val="Hyperlink"/>
@@ -2971,7 +2971,7 @@
                 <w:noProof/>
                 <w:webHidden/>
               </w:rPr>
-              <w:instrText xml:space="preserve"> PAGEREF _Toc237084614 \h </w:instrText>
+              <w:instrText xml:space="preserve"> PAGEREF _Toc237790896 \h </w:instrText>
             </w:r>
             <w:r>
               <w:rPr>
@@ -3011,7 +3011,7 @@
               <w:lang w:bidi="si-LK"/>
             </w:rPr>
           </w:pPr>
-          <w:hyperlink w:anchor="_Toc237084615" w:history="1">
+          <w:hyperlink w:anchor="_Toc237790897" w:history="1">
             <w:r>
               <w:rPr>
                 <w:rStyle w:val="Hyperlink"/>
@@ -3040,7 +3040,7 @@
                 <w:noProof/>
                 <w:webHidden/>
               </w:rPr>
-              <w:instrText xml:space="preserve"> PAGEREF _Toc237084615 \h </w:instrText>
+              <w:instrText xml:space="preserve"> PAGEREF _Toc237790897 \h </w:instrText>
             </w:r>
             <w:r>
               <w:rPr>
@@ -3080,7 +3080,7 @@
               <w:lang w:bidi="si-LK"/>
             </w:rPr>
           </w:pPr>
-          <w:hyperlink w:anchor="_Toc237084616" w:history="1">
+          <w:hyperlink w:anchor="_Toc237790898" w:history="1">
             <w:r>
               <w:rPr>
                 <w:rStyle w:val="Hyperlink"/>
@@ -3109,7 +3109,7 @@
                 <w:noProof/>
                 <w:webHidden/>
               </w:rPr>
-              <w:instrText xml:space="preserve"> PAGEREF _Toc237084616 \h </w:instrText>
+              <w:instrText xml:space="preserve"> PAGEREF _Toc237790898 \h </w:instrText>
             </w:r>
             <w:r>
               <w:rPr>
@@ -3149,7 +3149,7 @@
               <w:lang w:bidi="si-LK"/>
             </w:rPr>
           </w:pPr>
-          <w:hyperlink w:anchor="_Toc237084617" w:history="1">
+          <w:hyperlink w:anchor="_Toc237790899" w:history="1">
             <w:r>
               <w:rPr>
                 <w:rStyle w:val="Hyperlink"/>
@@ -3178,76 +3178,7 @@
                 <w:noProof/>
                 <w:webHidden/>
               </w:rPr>
-              <w:instrText xml:space="preserve"> PAGEREF _Toc237084617 \h </w:instrText>
-            </w:r>
-            <w:r>
-              <w:rPr>
-                <w:noProof/>
-                <w:webHidden/>
-              </w:rPr>
-            </w:r>
-            <w:r>
-              <w:rPr>
-                <w:noProof/>
-                <w:webHidden/>
-              </w:rPr>
-              <w:fldChar w:fldCharType="separate"/>
-            </w:r>
-            <w:r>
-              <w:rPr>
-                <w:noProof/>
-                <w:webHidden/>
-              </w:rPr>
-              <w:t>34</w:t>
-            </w:r>
-            <w:r>
-              <w:rPr>
-                <w:noProof/>
-                <w:webHidden/>
-              </w:rPr>
-              <w:fldChar w:fldCharType="end"/>
-            </w:r>
-          </w:hyperlink>
-        </w:p>
-        <w:p>
-          <w:pPr>
-            <w:pStyle w:val="TOC2"/>
-            <w:rPr>
-              <w:rFonts w:asciiTheme="minorHAnsi" w:eastAsiaTheme="minorEastAsia" w:hAnsiTheme="minorHAnsi" w:cstheme="minorBidi"/>
-              <w:noProof/>
-              <w:lang w:bidi="si-LK"/>
-            </w:rPr>
-          </w:pPr>
-          <w:hyperlink w:anchor="_Toc237084618" w:history="1">
-            <w:r>
-              <w:rPr>
-                <w:rStyle w:val="Hyperlink"/>
-                <w:b/>
-                <w:bCs/>
-                <w:noProof/>
-              </w:rPr>
-              <w:t>3.3 Data Collection</w:t>
-            </w:r>
-            <w:r>
-              <w:rPr>
-                <w:noProof/>
-                <w:webHidden/>
-              </w:rPr>
-              <w:tab/>
-            </w:r>
-            <w:r>
-              <w:rPr>
-                <w:noProof/>
-                <w:webHidden/>
-              </w:rPr>
-              <w:fldChar w:fldCharType="begin"/>
-            </w:r>
-            <w:r>
-              <w:rPr>
-                <w:noProof/>
-                <w:webHidden/>
-              </w:rPr>
-              <w:instrText xml:space="preserve"> PAGEREF _Toc237084618 \h </w:instrText>
+              <w:instrText xml:space="preserve"> PAGEREF _Toc237790899 \h </w:instrText>
             </w:r>
             <w:r>
               <w:rPr>
@@ -3290,7 +3221,7 @@
               <w:lang w:bidi="si-LK"/>
             </w:rPr>
           </w:pPr>
-          <w:hyperlink w:anchor="_Toc237084619" w:history="1">
+          <w:hyperlink w:anchor="_Toc237790900" w:history="1">
             <w:r>
               <w:rPr>
                 <w:rStyle w:val="Hyperlink"/>
@@ -3298,7 +3229,7 @@
                 <w:bCs/>
                 <w:noProof/>
               </w:rPr>
-              <w:t>3.2.1 Historical Police Accident Records</w:t>
+              <w:t>3.4.1 Problem Identification</w:t>
             </w:r>
             <w:r>
               <w:rPr>
@@ -3319,7 +3250,7 @@
                 <w:noProof/>
                 <w:webHidden/>
               </w:rPr>
-              <w:instrText xml:space="preserve"> PAGEREF _Toc237084619 \h </w:instrText>
+              <w:instrText xml:space="preserve"> PAGEREF _Toc237790900 \h </w:instrText>
             </w:r>
             <w:r>
               <w:rPr>
@@ -3362,7 +3293,7 @@
               <w:lang w:bidi="si-LK"/>
             </w:rPr>
           </w:pPr>
-          <w:hyperlink w:anchor="_Toc237084620" w:history="1">
+          <w:hyperlink w:anchor="_Toc237790901" w:history="1">
             <w:r>
               <w:rPr>
                 <w:rStyle w:val="Hyperlink"/>
@@ -3370,7 +3301,7 @@
                 <w:bCs/>
                 <w:noProof/>
               </w:rPr>
-              <w:t>3.2.2 Weather Data</w:t>
+              <w:t>3.4.2 Solution Design</w:t>
             </w:r>
             <w:r>
               <w:rPr>
@@ -3391,7 +3322,7 @@
                 <w:noProof/>
                 <w:webHidden/>
               </w:rPr>
-              <w:instrText xml:space="preserve"> PAGEREF _Toc237084620 \h </w:instrText>
+              <w:instrText xml:space="preserve"> PAGEREF _Toc237790901 \h </w:instrText>
             </w:r>
             <w:r>
               <w:rPr>
@@ -3411,76 +3342,7 @@
                 <w:noProof/>
                 <w:webHidden/>
               </w:rPr>
-              <w:t>45</w:t>
-            </w:r>
-            <w:r>
-              <w:rPr>
-                <w:noProof/>
-                <w:webHidden/>
-              </w:rPr>
-              <w:fldChar w:fldCharType="end"/>
-            </w:r>
-          </w:hyperlink>
-        </w:p>
-        <w:p>
-          <w:pPr>
-            <w:pStyle w:val="TOC2"/>
-            <w:rPr>
-              <w:rFonts w:asciiTheme="minorHAnsi" w:eastAsiaTheme="minorEastAsia" w:hAnsiTheme="minorHAnsi" w:cstheme="minorBidi"/>
-              <w:noProof/>
-              <w:lang w:bidi="si-LK"/>
-            </w:rPr>
-          </w:pPr>
-          <w:hyperlink w:anchor="_Toc237084621" w:history="1">
-            <w:r>
-              <w:rPr>
-                <w:rStyle w:val="Hyperlink"/>
-                <w:b/>
-                <w:bCs/>
-                <w:noProof/>
-              </w:rPr>
-              <w:t>3.3 ETL Pipeline</w:t>
-            </w:r>
-            <w:r>
-              <w:rPr>
-                <w:noProof/>
-                <w:webHidden/>
-              </w:rPr>
-              <w:tab/>
-            </w:r>
-            <w:r>
-              <w:rPr>
-                <w:noProof/>
-                <w:webHidden/>
-              </w:rPr>
-              <w:fldChar w:fldCharType="begin"/>
-            </w:r>
-            <w:r>
-              <w:rPr>
-                <w:noProof/>
-                <w:webHidden/>
-              </w:rPr>
-              <w:instrText xml:space="preserve"> PAGEREF _Toc237084621 \h </w:instrText>
-            </w:r>
-            <w:r>
-              <w:rPr>
-                <w:noProof/>
-                <w:webHidden/>
-              </w:rPr>
-            </w:r>
-            <w:r>
-              <w:rPr>
-                <w:noProof/>
-                <w:webHidden/>
-              </w:rPr>
-              <w:fldChar w:fldCharType="separate"/>
-            </w:r>
-            <w:r>
-              <w:rPr>
-                <w:noProof/>
-                <w:webHidden/>
-              </w:rPr>
-              <w:t>47</w:t>
+              <w:t>34</w:t>
             </w:r>
             <w:r>
               <w:rPr>
@@ -3503,7 +3365,7 @@
               <w:lang w:bidi="si-LK"/>
             </w:rPr>
           </w:pPr>
-          <w:hyperlink w:anchor="_Toc237084622" w:history="1">
+          <w:hyperlink w:anchor="_Toc237790902" w:history="1">
             <w:r>
               <w:rPr>
                 <w:rStyle w:val="Hyperlink"/>
@@ -3511,7 +3373,7 @@
                 <w:bCs/>
                 <w:noProof/>
               </w:rPr>
-              <w:t>3.3.1 ETL Pipeline Overview</w:t>
+              <w:t>3.4.3 Development</w:t>
             </w:r>
             <w:r>
               <w:rPr>
@@ -3532,7 +3394,7 @@
                 <w:noProof/>
                 <w:webHidden/>
               </w:rPr>
-              <w:instrText xml:space="preserve"> PAGEREF _Toc237084622 \h </w:instrText>
+              <w:instrText xml:space="preserve"> PAGEREF _Toc237790902 \h </w:instrText>
             </w:r>
             <w:r>
               <w:rPr>
@@ -3552,7 +3414,7 @@
                 <w:noProof/>
                 <w:webHidden/>
               </w:rPr>
-              <w:t>47</w:t>
+              <w:t>35</w:t>
             </w:r>
             <w:r>
               <w:rPr>
@@ -3575,7 +3437,7 @@
               <w:lang w:bidi="si-LK"/>
             </w:rPr>
           </w:pPr>
-          <w:hyperlink w:anchor="_Toc237084623" w:history="1">
+          <w:hyperlink w:anchor="_Toc237790903" w:history="1">
             <w:r>
               <w:rPr>
                 <w:rStyle w:val="Hyperlink"/>
@@ -3583,7 +3445,7 @@
                 <w:bCs/>
                 <w:noProof/>
               </w:rPr>
-              <w:t>3.3.2 Implementation of Data Lake</w:t>
+              <w:t>3.4.4 Evaluation</w:t>
             </w:r>
             <w:r>
               <w:rPr>
@@ -3604,7 +3466,7 @@
                 <w:noProof/>
                 <w:webHidden/>
               </w:rPr>
-              <w:instrText xml:space="preserve"> PAGEREF _Toc237084623 \h </w:instrText>
+              <w:instrText xml:space="preserve"> PAGEREF _Toc237790903 \h </w:instrText>
             </w:r>
             <w:r>
               <w:rPr>
@@ -3624,7 +3486,214 @@
                 <w:noProof/>
                 <w:webHidden/>
               </w:rPr>
-              <w:t>49</w:t>
+              <w:t>35</w:t>
+            </w:r>
+            <w:r>
+              <w:rPr>
+                <w:noProof/>
+                <w:webHidden/>
+              </w:rPr>
+              <w:fldChar w:fldCharType="end"/>
+            </w:r>
+          </w:hyperlink>
+        </w:p>
+        <w:p>
+          <w:pPr>
+            <w:pStyle w:val="TOC2"/>
+            <w:rPr>
+              <w:rFonts w:asciiTheme="minorHAnsi" w:eastAsiaTheme="minorEastAsia" w:hAnsiTheme="minorHAnsi" w:cstheme="minorBidi"/>
+              <w:noProof/>
+              <w:lang w:bidi="si-LK"/>
+            </w:rPr>
+          </w:pPr>
+          <w:hyperlink w:anchor="_Toc237790904" w:history="1">
+            <w:r>
+              <w:rPr>
+                <w:rStyle w:val="Hyperlink"/>
+                <w:b/>
+                <w:bCs/>
+                <w:noProof/>
+              </w:rPr>
+              <w:t>3.5 Research Process</w:t>
+            </w:r>
+            <w:r>
+              <w:rPr>
+                <w:noProof/>
+                <w:webHidden/>
+              </w:rPr>
+              <w:tab/>
+            </w:r>
+            <w:r>
+              <w:rPr>
+                <w:noProof/>
+                <w:webHidden/>
+              </w:rPr>
+              <w:fldChar w:fldCharType="begin"/>
+            </w:r>
+            <w:r>
+              <w:rPr>
+                <w:noProof/>
+                <w:webHidden/>
+              </w:rPr>
+              <w:instrText xml:space="preserve"> PAGEREF _Toc237790904 \h </w:instrText>
+            </w:r>
+            <w:r>
+              <w:rPr>
+                <w:noProof/>
+                <w:webHidden/>
+              </w:rPr>
+            </w:r>
+            <w:r>
+              <w:rPr>
+                <w:noProof/>
+                <w:webHidden/>
+              </w:rPr>
+              <w:fldChar w:fldCharType="separate"/>
+            </w:r>
+            <w:r>
+              <w:rPr>
+                <w:noProof/>
+                <w:webHidden/>
+              </w:rPr>
+              <w:t>36</w:t>
+            </w:r>
+            <w:r>
+              <w:rPr>
+                <w:noProof/>
+                <w:webHidden/>
+              </w:rPr>
+              <w:fldChar w:fldCharType="end"/>
+            </w:r>
+          </w:hyperlink>
+        </w:p>
+        <w:p>
+          <w:pPr>
+            <w:pStyle w:val="TOC2"/>
+            <w:rPr>
+              <w:rFonts w:asciiTheme="minorHAnsi" w:eastAsiaTheme="minorEastAsia" w:hAnsiTheme="minorHAnsi" w:cstheme="minorBidi"/>
+              <w:noProof/>
+              <w:lang w:bidi="si-LK"/>
+            </w:rPr>
+          </w:pPr>
+          <w:hyperlink w:anchor="_Toc237790905" w:history="1">
+            <w:r>
+              <w:rPr>
+                <w:rStyle w:val="Hyperlink"/>
+                <w:b/>
+                <w:bCs/>
+                <w:noProof/>
+              </w:rPr>
+              <w:t>3.6 Requirement Gathering</w:t>
+            </w:r>
+            <w:r>
+              <w:rPr>
+                <w:noProof/>
+                <w:webHidden/>
+              </w:rPr>
+              <w:tab/>
+            </w:r>
+            <w:r>
+              <w:rPr>
+                <w:noProof/>
+                <w:webHidden/>
+              </w:rPr>
+              <w:fldChar w:fldCharType="begin"/>
+            </w:r>
+            <w:r>
+              <w:rPr>
+                <w:noProof/>
+                <w:webHidden/>
+              </w:rPr>
+              <w:instrText xml:space="preserve"> PAGEREF _Toc237790905 \h </w:instrText>
+            </w:r>
+            <w:r>
+              <w:rPr>
+                <w:noProof/>
+                <w:webHidden/>
+              </w:rPr>
+            </w:r>
+            <w:r>
+              <w:rPr>
+                <w:noProof/>
+                <w:webHidden/>
+              </w:rPr>
+              <w:fldChar w:fldCharType="separate"/>
+            </w:r>
+            <w:r>
+              <w:rPr>
+                <w:noProof/>
+                <w:webHidden/>
+              </w:rPr>
+              <w:t>37</w:t>
+            </w:r>
+            <w:r>
+              <w:rPr>
+                <w:noProof/>
+                <w:webHidden/>
+              </w:rPr>
+              <w:fldChar w:fldCharType="end"/>
+            </w:r>
+          </w:hyperlink>
+        </w:p>
+        <w:p>
+          <w:pPr>
+            <w:pStyle w:val="TOC2"/>
+            <w:rPr>
+              <w:rFonts w:asciiTheme="minorHAnsi" w:eastAsiaTheme="minorEastAsia" w:hAnsiTheme="minorHAnsi" w:cstheme="minorBidi"/>
+              <w:noProof/>
+              <w:lang w:bidi="si-LK"/>
+            </w:rPr>
+          </w:pPr>
+          <w:hyperlink w:anchor="_Toc237790906" w:history="1">
+            <w:r>
+              <w:rPr>
+                <w:rStyle w:val="Hyperlink"/>
+                <w:b/>
+                <w:bCs/>
+                <w:noProof/>
+              </w:rPr>
+              <w:t>3.7 Data Collection</w:t>
+            </w:r>
+            <w:r>
+              <w:rPr>
+                <w:noProof/>
+                <w:webHidden/>
+              </w:rPr>
+              <w:tab/>
+            </w:r>
+            <w:r>
+              <w:rPr>
+                <w:noProof/>
+                <w:webHidden/>
+              </w:rPr>
+              <w:fldChar w:fldCharType="begin"/>
+            </w:r>
+            <w:r>
+              <w:rPr>
+                <w:noProof/>
+                <w:webHidden/>
+              </w:rPr>
+              <w:instrText xml:space="preserve"> PAGEREF _Toc237790906 \h </w:instrText>
+            </w:r>
+            <w:r>
+              <w:rPr>
+                <w:noProof/>
+                <w:webHidden/>
+              </w:rPr>
+            </w:r>
+            <w:r>
+              <w:rPr>
+                <w:noProof/>
+                <w:webHidden/>
+              </w:rPr>
+              <w:fldChar w:fldCharType="separate"/>
+            </w:r>
+            <w:r>
+              <w:rPr>
+                <w:noProof/>
+                <w:webHidden/>
+              </w:rPr>
+              <w:t>37</w:t>
             </w:r>
             <w:r>
               <w:rPr>
@@ -3647,7 +3716,7 @@
               <w:lang w:bidi="si-LK"/>
             </w:rPr>
           </w:pPr>
-          <w:hyperlink w:anchor="_Toc237084624" w:history="1">
+          <w:hyperlink w:anchor="_Toc237790907" w:history="1">
             <w:r>
               <w:rPr>
                 <w:rStyle w:val="Hyperlink"/>
@@ -3655,7 +3724,7 @@
                 <w:bCs/>
                 <w:noProof/>
               </w:rPr>
-              <w:t>3.3.3 Geocoding and Location Enrichment Process</w:t>
+              <w:t>3.7.1 Historical Police Accident Records</w:t>
             </w:r>
             <w:r>
               <w:rPr>
@@ -3676,7 +3745,7 @@
                 <w:noProof/>
                 <w:webHidden/>
               </w:rPr>
-              <w:instrText xml:space="preserve"> PAGEREF _Toc237084624 \h </w:instrText>
+              <w:instrText xml:space="preserve"> PAGEREF _Toc237790907 \h </w:instrText>
             </w:r>
             <w:r>
               <w:rPr>
@@ -3696,7 +3765,7 @@
                 <w:noProof/>
                 <w:webHidden/>
               </w:rPr>
-              <w:t>50</w:t>
+              <w:t>37</w:t>
             </w:r>
             <w:r>
               <w:rPr>
@@ -3719,7 +3788,7 @@
               <w:lang w:bidi="si-LK"/>
             </w:rPr>
           </w:pPr>
-          <w:hyperlink w:anchor="_Toc237084625" w:history="1">
+          <w:hyperlink w:anchor="_Toc237790908" w:history="1">
             <w:r>
               <w:rPr>
                 <w:rStyle w:val="Hyperlink"/>
@@ -3727,7 +3796,7 @@
                 <w:bCs/>
                 <w:noProof/>
               </w:rPr>
-              <w:t>3.3.4 Weather Data Integration</w:t>
+              <w:t>3.7.2 Weather Data</w:t>
             </w:r>
             <w:r>
               <w:rPr>
@@ -3748,7 +3817,145 @@
                 <w:noProof/>
                 <w:webHidden/>
               </w:rPr>
-              <w:instrText xml:space="preserve"> PAGEREF _Toc237084625 \h </w:instrText>
+              <w:instrText xml:space="preserve"> PAGEREF _Toc237790908 \h </w:instrText>
+            </w:r>
+            <w:r>
+              <w:rPr>
+                <w:noProof/>
+                <w:webHidden/>
+              </w:rPr>
+            </w:r>
+            <w:r>
+              <w:rPr>
+                <w:noProof/>
+                <w:webHidden/>
+              </w:rPr>
+              <w:fldChar w:fldCharType="separate"/>
+            </w:r>
+            <w:r>
+              <w:rPr>
+                <w:noProof/>
+                <w:webHidden/>
+              </w:rPr>
+              <w:t>48</w:t>
+            </w:r>
+            <w:r>
+              <w:rPr>
+                <w:noProof/>
+                <w:webHidden/>
+              </w:rPr>
+              <w:fldChar w:fldCharType="end"/>
+            </w:r>
+          </w:hyperlink>
+        </w:p>
+        <w:p>
+          <w:pPr>
+            <w:pStyle w:val="TOC2"/>
+            <w:rPr>
+              <w:rFonts w:asciiTheme="minorHAnsi" w:eastAsiaTheme="minorEastAsia" w:hAnsiTheme="minorHAnsi" w:cstheme="minorBidi"/>
+              <w:noProof/>
+              <w:lang w:bidi="si-LK"/>
+            </w:rPr>
+          </w:pPr>
+          <w:hyperlink w:anchor="_Toc237790909" w:history="1">
+            <w:r>
+              <w:rPr>
+                <w:rStyle w:val="Hyperlink"/>
+                <w:b/>
+                <w:bCs/>
+                <w:noProof/>
+              </w:rPr>
+              <w:t>3.8 Software Development Methodology</w:t>
+            </w:r>
+            <w:r>
+              <w:rPr>
+                <w:noProof/>
+                <w:webHidden/>
+              </w:rPr>
+              <w:tab/>
+            </w:r>
+            <w:r>
+              <w:rPr>
+                <w:noProof/>
+                <w:webHidden/>
+              </w:rPr>
+              <w:fldChar w:fldCharType="begin"/>
+            </w:r>
+            <w:r>
+              <w:rPr>
+                <w:noProof/>
+                <w:webHidden/>
+              </w:rPr>
+              <w:instrText xml:space="preserve"> PAGEREF _Toc237790909 \h </w:instrText>
+            </w:r>
+            <w:r>
+              <w:rPr>
+                <w:noProof/>
+                <w:webHidden/>
+              </w:rPr>
+            </w:r>
+            <w:r>
+              <w:rPr>
+                <w:noProof/>
+                <w:webHidden/>
+              </w:rPr>
+              <w:fldChar w:fldCharType="separate"/>
+            </w:r>
+            <w:r>
+              <w:rPr>
+                <w:noProof/>
+                <w:webHidden/>
+              </w:rPr>
+              <w:t>50</w:t>
+            </w:r>
+            <w:r>
+              <w:rPr>
+                <w:noProof/>
+                <w:webHidden/>
+              </w:rPr>
+              <w:fldChar w:fldCharType="end"/>
+            </w:r>
+          </w:hyperlink>
+        </w:p>
+        <w:p>
+          <w:pPr>
+            <w:pStyle w:val="TOC2"/>
+            <w:rPr>
+              <w:rFonts w:asciiTheme="minorHAnsi" w:eastAsiaTheme="minorEastAsia" w:hAnsiTheme="minorHAnsi" w:cstheme="minorBidi"/>
+              <w:noProof/>
+              <w:lang w:bidi="si-LK"/>
+            </w:rPr>
+          </w:pPr>
+          <w:hyperlink w:anchor="_Toc237790910" w:history="1">
+            <w:r>
+              <w:rPr>
+                <w:rStyle w:val="Hyperlink"/>
+                <w:b/>
+                <w:bCs/>
+                <w:noProof/>
+              </w:rPr>
+              <w:t>3.9 Artefact Evaluation Strategy</w:t>
+            </w:r>
+            <w:r>
+              <w:rPr>
+                <w:noProof/>
+                <w:webHidden/>
+              </w:rPr>
+              <w:tab/>
+            </w:r>
+            <w:r>
+              <w:rPr>
+                <w:noProof/>
+                <w:webHidden/>
+              </w:rPr>
+              <w:fldChar w:fldCharType="begin"/>
+            </w:r>
+            <w:r>
+              <w:rPr>
+                <w:noProof/>
+                <w:webHidden/>
+              </w:rPr>
+              <w:instrText xml:space="preserve"> PAGEREF _Toc237790910 \h </w:instrText>
             </w:r>
             <w:r>
               <w:rPr>
@@ -3791,7 +3998,7 @@
               <w:lang w:bidi="si-LK"/>
             </w:rPr>
           </w:pPr>
-          <w:hyperlink w:anchor="_Toc237084626" w:history="1">
+          <w:hyperlink w:anchor="_Toc237790911" w:history="1">
             <w:r>
               <w:rPr>
                 <w:rStyle w:val="Hyperlink"/>
@@ -3799,6 +4006,579 @@
                 <w:bCs/>
                 <w:noProof/>
               </w:rPr>
+              <w:t>3.9.1 Synthetic data Validation</w:t>
+            </w:r>
+            <w:r>
+              <w:rPr>
+                <w:noProof/>
+                <w:webHidden/>
+              </w:rPr>
+              <w:tab/>
+            </w:r>
+            <w:r>
+              <w:rPr>
+                <w:noProof/>
+                <w:webHidden/>
+              </w:rPr>
+              <w:fldChar w:fldCharType="begin"/>
+            </w:r>
+            <w:r>
+              <w:rPr>
+                <w:noProof/>
+                <w:webHidden/>
+              </w:rPr>
+              <w:instrText xml:space="preserve"> PAGEREF _Toc237790911 \h </w:instrText>
+            </w:r>
+            <w:r>
+              <w:rPr>
+                <w:noProof/>
+                <w:webHidden/>
+              </w:rPr>
+            </w:r>
+            <w:r>
+              <w:rPr>
+                <w:noProof/>
+                <w:webHidden/>
+              </w:rPr>
+              <w:fldChar w:fldCharType="separate"/>
+            </w:r>
+            <w:r>
+              <w:rPr>
+                <w:noProof/>
+                <w:webHidden/>
+              </w:rPr>
+              <w:t>51</w:t>
+            </w:r>
+            <w:r>
+              <w:rPr>
+                <w:noProof/>
+                <w:webHidden/>
+              </w:rPr>
+              <w:fldChar w:fldCharType="end"/>
+            </w:r>
+          </w:hyperlink>
+        </w:p>
+        <w:p>
+          <w:pPr>
+            <w:pStyle w:val="TOC3"/>
+            <w:tabs>
+              <w:tab w:val="right" w:leader="dot" w:pos="8630"/>
+            </w:tabs>
+            <w:rPr>
+              <w:rFonts w:asciiTheme="minorHAnsi" w:eastAsiaTheme="minorEastAsia" w:hAnsiTheme="minorHAnsi" w:cstheme="minorBidi"/>
+              <w:noProof/>
+              <w:lang w:bidi="si-LK"/>
+            </w:rPr>
+          </w:pPr>
+          <w:hyperlink w:anchor="_Toc237790912" w:history="1">
+            <w:r>
+              <w:rPr>
+                <w:rStyle w:val="Hyperlink"/>
+                <w:b/>
+                <w:bCs/>
+                <w:noProof/>
+              </w:rPr>
+              <w:t>3.9.2 Framework Validation</w:t>
+            </w:r>
+            <w:r>
+              <w:rPr>
+                <w:noProof/>
+                <w:webHidden/>
+              </w:rPr>
+              <w:tab/>
+            </w:r>
+            <w:r>
+              <w:rPr>
+                <w:noProof/>
+                <w:webHidden/>
+              </w:rPr>
+              <w:fldChar w:fldCharType="begin"/>
+            </w:r>
+            <w:r>
+              <w:rPr>
+                <w:noProof/>
+                <w:webHidden/>
+              </w:rPr>
+              <w:instrText xml:space="preserve"> PAGEREF _Toc237790912 \h </w:instrText>
+            </w:r>
+            <w:r>
+              <w:rPr>
+                <w:noProof/>
+                <w:webHidden/>
+              </w:rPr>
+            </w:r>
+            <w:r>
+              <w:rPr>
+                <w:noProof/>
+                <w:webHidden/>
+              </w:rPr>
+              <w:fldChar w:fldCharType="separate"/>
+            </w:r>
+            <w:r>
+              <w:rPr>
+                <w:noProof/>
+                <w:webHidden/>
+              </w:rPr>
+              <w:t>53</w:t>
+            </w:r>
+            <w:r>
+              <w:rPr>
+                <w:noProof/>
+                <w:webHidden/>
+              </w:rPr>
+              <w:fldChar w:fldCharType="end"/>
+            </w:r>
+          </w:hyperlink>
+        </w:p>
+        <w:p>
+          <w:pPr>
+            <w:pStyle w:val="TOC3"/>
+            <w:tabs>
+              <w:tab w:val="right" w:leader="dot" w:pos="8630"/>
+            </w:tabs>
+            <w:rPr>
+              <w:rFonts w:asciiTheme="minorHAnsi" w:eastAsiaTheme="minorEastAsia" w:hAnsiTheme="minorHAnsi" w:cstheme="minorBidi"/>
+              <w:noProof/>
+              <w:lang w:bidi="si-LK"/>
+            </w:rPr>
+          </w:pPr>
+          <w:hyperlink w:anchor="_Toc237790913" w:history="1">
+            <w:r>
+              <w:rPr>
+                <w:rStyle w:val="Hyperlink"/>
+                <w:b/>
+                <w:bCs/>
+                <w:noProof/>
+              </w:rPr>
+              <w:t>3.9.2 Threats to Evaluation Validity</w:t>
+            </w:r>
+            <w:r>
+              <w:rPr>
+                <w:noProof/>
+                <w:webHidden/>
+              </w:rPr>
+              <w:tab/>
+            </w:r>
+            <w:r>
+              <w:rPr>
+                <w:noProof/>
+                <w:webHidden/>
+              </w:rPr>
+              <w:fldChar w:fldCharType="begin"/>
+            </w:r>
+            <w:r>
+              <w:rPr>
+                <w:noProof/>
+                <w:webHidden/>
+              </w:rPr>
+              <w:instrText xml:space="preserve"> PAGEREF _Toc237790913 \h </w:instrText>
+            </w:r>
+            <w:r>
+              <w:rPr>
+                <w:noProof/>
+                <w:webHidden/>
+              </w:rPr>
+            </w:r>
+            <w:r>
+              <w:rPr>
+                <w:noProof/>
+                <w:webHidden/>
+              </w:rPr>
+              <w:fldChar w:fldCharType="separate"/>
+            </w:r>
+            <w:r>
+              <w:rPr>
+                <w:noProof/>
+                <w:webHidden/>
+              </w:rPr>
+              <w:t>55</w:t>
+            </w:r>
+            <w:r>
+              <w:rPr>
+                <w:noProof/>
+                <w:webHidden/>
+              </w:rPr>
+              <w:fldChar w:fldCharType="end"/>
+            </w:r>
+          </w:hyperlink>
+        </w:p>
+        <w:p>
+          <w:pPr>
+            <w:pStyle w:val="TOC2"/>
+            <w:rPr>
+              <w:rFonts w:asciiTheme="minorHAnsi" w:eastAsiaTheme="minorEastAsia" w:hAnsiTheme="minorHAnsi" w:cstheme="minorBidi"/>
+              <w:noProof/>
+              <w:lang w:bidi="si-LK"/>
+            </w:rPr>
+          </w:pPr>
+          <w:hyperlink w:anchor="_Toc237790914" w:history="1">
+            <w:r>
+              <w:rPr>
+                <w:rStyle w:val="Hyperlink"/>
+                <w:b/>
+                <w:bCs/>
+                <w:noProof/>
+              </w:rPr>
+              <w:t>3.3 ETL Pipeline</w:t>
+            </w:r>
+            <w:r>
+              <w:rPr>
+                <w:noProof/>
+                <w:webHidden/>
+              </w:rPr>
+              <w:tab/>
+            </w:r>
+            <w:r>
+              <w:rPr>
+                <w:noProof/>
+                <w:webHidden/>
+              </w:rPr>
+              <w:fldChar w:fldCharType="begin"/>
+            </w:r>
+            <w:r>
+              <w:rPr>
+                <w:noProof/>
+                <w:webHidden/>
+              </w:rPr>
+              <w:instrText xml:space="preserve"> PAGEREF _Toc237790914 \h </w:instrText>
+            </w:r>
+            <w:r>
+              <w:rPr>
+                <w:noProof/>
+                <w:webHidden/>
+              </w:rPr>
+            </w:r>
+            <w:r>
+              <w:rPr>
+                <w:noProof/>
+                <w:webHidden/>
+              </w:rPr>
+              <w:fldChar w:fldCharType="separate"/>
+            </w:r>
+            <w:r>
+              <w:rPr>
+                <w:noProof/>
+                <w:webHidden/>
+              </w:rPr>
+              <w:t>56</w:t>
+            </w:r>
+            <w:r>
+              <w:rPr>
+                <w:noProof/>
+                <w:webHidden/>
+              </w:rPr>
+              <w:fldChar w:fldCharType="end"/>
+            </w:r>
+          </w:hyperlink>
+        </w:p>
+        <w:p>
+          <w:pPr>
+            <w:pStyle w:val="TOC3"/>
+            <w:tabs>
+              <w:tab w:val="right" w:leader="dot" w:pos="8630"/>
+            </w:tabs>
+            <w:rPr>
+              <w:rFonts w:asciiTheme="minorHAnsi" w:eastAsiaTheme="minorEastAsia" w:hAnsiTheme="minorHAnsi" w:cstheme="minorBidi"/>
+              <w:noProof/>
+              <w:lang w:bidi="si-LK"/>
+            </w:rPr>
+          </w:pPr>
+          <w:hyperlink w:anchor="_Toc237790915" w:history="1">
+            <w:r>
+              <w:rPr>
+                <w:rStyle w:val="Hyperlink"/>
+                <w:b/>
+                <w:bCs/>
+                <w:noProof/>
+              </w:rPr>
+              <w:t>3.3.1 ETL Pipeline Overview</w:t>
+            </w:r>
+            <w:r>
+              <w:rPr>
+                <w:noProof/>
+                <w:webHidden/>
+              </w:rPr>
+              <w:tab/>
+            </w:r>
+            <w:r>
+              <w:rPr>
+                <w:noProof/>
+                <w:webHidden/>
+              </w:rPr>
+              <w:fldChar w:fldCharType="begin"/>
+            </w:r>
+            <w:r>
+              <w:rPr>
+                <w:noProof/>
+                <w:webHidden/>
+              </w:rPr>
+              <w:instrText xml:space="preserve"> PAGEREF _Toc237790915 \h </w:instrText>
+            </w:r>
+            <w:r>
+              <w:rPr>
+                <w:noProof/>
+                <w:webHidden/>
+              </w:rPr>
+            </w:r>
+            <w:r>
+              <w:rPr>
+                <w:noProof/>
+                <w:webHidden/>
+              </w:rPr>
+              <w:fldChar w:fldCharType="separate"/>
+            </w:r>
+            <w:r>
+              <w:rPr>
+                <w:noProof/>
+                <w:webHidden/>
+              </w:rPr>
+              <w:t>56</w:t>
+            </w:r>
+            <w:r>
+              <w:rPr>
+                <w:noProof/>
+                <w:webHidden/>
+              </w:rPr>
+              <w:fldChar w:fldCharType="end"/>
+            </w:r>
+          </w:hyperlink>
+        </w:p>
+        <w:p>
+          <w:pPr>
+            <w:pStyle w:val="TOC3"/>
+            <w:tabs>
+              <w:tab w:val="right" w:leader="dot" w:pos="8630"/>
+            </w:tabs>
+            <w:rPr>
+              <w:rFonts w:asciiTheme="minorHAnsi" w:eastAsiaTheme="minorEastAsia" w:hAnsiTheme="minorHAnsi" w:cstheme="minorBidi"/>
+              <w:noProof/>
+              <w:lang w:bidi="si-LK"/>
+            </w:rPr>
+          </w:pPr>
+          <w:hyperlink w:anchor="_Toc237790916" w:history="1">
+            <w:r>
+              <w:rPr>
+                <w:rStyle w:val="Hyperlink"/>
+                <w:b/>
+                <w:bCs/>
+                <w:noProof/>
+              </w:rPr>
+              <w:t>3.3.2 Implementation of Data Lake</w:t>
+            </w:r>
+            <w:r>
+              <w:rPr>
+                <w:noProof/>
+                <w:webHidden/>
+              </w:rPr>
+              <w:tab/>
+            </w:r>
+            <w:r>
+              <w:rPr>
+                <w:noProof/>
+                <w:webHidden/>
+              </w:rPr>
+              <w:fldChar w:fldCharType="begin"/>
+            </w:r>
+            <w:r>
+              <w:rPr>
+                <w:noProof/>
+                <w:webHidden/>
+              </w:rPr>
+              <w:instrText xml:space="preserve"> PAGEREF _Toc237790916 \h </w:instrText>
+            </w:r>
+            <w:r>
+              <w:rPr>
+                <w:noProof/>
+                <w:webHidden/>
+              </w:rPr>
+            </w:r>
+            <w:r>
+              <w:rPr>
+                <w:noProof/>
+                <w:webHidden/>
+              </w:rPr>
+              <w:fldChar w:fldCharType="separate"/>
+            </w:r>
+            <w:r>
+              <w:rPr>
+                <w:noProof/>
+                <w:webHidden/>
+              </w:rPr>
+              <w:t>58</w:t>
+            </w:r>
+            <w:r>
+              <w:rPr>
+                <w:noProof/>
+                <w:webHidden/>
+              </w:rPr>
+              <w:fldChar w:fldCharType="end"/>
+            </w:r>
+          </w:hyperlink>
+        </w:p>
+        <w:p>
+          <w:pPr>
+            <w:pStyle w:val="TOC3"/>
+            <w:tabs>
+              <w:tab w:val="right" w:leader="dot" w:pos="8630"/>
+            </w:tabs>
+            <w:rPr>
+              <w:rFonts w:asciiTheme="minorHAnsi" w:eastAsiaTheme="minorEastAsia" w:hAnsiTheme="minorHAnsi" w:cstheme="minorBidi"/>
+              <w:noProof/>
+              <w:lang w:bidi="si-LK"/>
+            </w:rPr>
+          </w:pPr>
+          <w:hyperlink w:anchor="_Toc237790917" w:history="1">
+            <w:r>
+              <w:rPr>
+                <w:rStyle w:val="Hyperlink"/>
+                <w:b/>
+                <w:bCs/>
+                <w:noProof/>
+              </w:rPr>
+              <w:t>3.3.3 Geocoding and Location Enrichment Process</w:t>
+            </w:r>
+            <w:r>
+              <w:rPr>
+                <w:noProof/>
+                <w:webHidden/>
+              </w:rPr>
+              <w:tab/>
+            </w:r>
+            <w:r>
+              <w:rPr>
+                <w:noProof/>
+                <w:webHidden/>
+              </w:rPr>
+              <w:fldChar w:fldCharType="begin"/>
+            </w:r>
+            <w:r>
+              <w:rPr>
+                <w:noProof/>
+                <w:webHidden/>
+              </w:rPr>
+              <w:instrText xml:space="preserve"> PAGEREF _Toc237790917 \h </w:instrText>
+            </w:r>
+            <w:r>
+              <w:rPr>
+                <w:noProof/>
+                <w:webHidden/>
+              </w:rPr>
+            </w:r>
+            <w:r>
+              <w:rPr>
+                <w:noProof/>
+                <w:webHidden/>
+              </w:rPr>
+              <w:fldChar w:fldCharType="separate"/>
+            </w:r>
+            <w:r>
+              <w:rPr>
+                <w:noProof/>
+                <w:webHidden/>
+              </w:rPr>
+              <w:t>59</w:t>
+            </w:r>
+            <w:r>
+              <w:rPr>
+                <w:noProof/>
+                <w:webHidden/>
+              </w:rPr>
+              <w:fldChar w:fldCharType="end"/>
+            </w:r>
+          </w:hyperlink>
+        </w:p>
+        <w:p>
+          <w:pPr>
+            <w:pStyle w:val="TOC3"/>
+            <w:tabs>
+              <w:tab w:val="right" w:leader="dot" w:pos="8630"/>
+            </w:tabs>
+            <w:rPr>
+              <w:rFonts w:asciiTheme="minorHAnsi" w:eastAsiaTheme="minorEastAsia" w:hAnsiTheme="minorHAnsi" w:cstheme="minorBidi"/>
+              <w:noProof/>
+              <w:lang w:bidi="si-LK"/>
+            </w:rPr>
+          </w:pPr>
+          <w:hyperlink w:anchor="_Toc237790918" w:history="1">
+            <w:r>
+              <w:rPr>
+                <w:rStyle w:val="Hyperlink"/>
+                <w:b/>
+                <w:bCs/>
+                <w:noProof/>
+              </w:rPr>
+              <w:t>3.3.4 Weather Data Integration</w:t>
+            </w:r>
+            <w:r>
+              <w:rPr>
+                <w:noProof/>
+                <w:webHidden/>
+              </w:rPr>
+              <w:tab/>
+            </w:r>
+            <w:r>
+              <w:rPr>
+                <w:noProof/>
+                <w:webHidden/>
+              </w:rPr>
+              <w:fldChar w:fldCharType="begin"/>
+            </w:r>
+            <w:r>
+              <w:rPr>
+                <w:noProof/>
+                <w:webHidden/>
+              </w:rPr>
+              <w:instrText xml:space="preserve"> PAGEREF _Toc237790918 \h </w:instrText>
+            </w:r>
+            <w:r>
+              <w:rPr>
+                <w:noProof/>
+                <w:webHidden/>
+              </w:rPr>
+            </w:r>
+            <w:r>
+              <w:rPr>
+                <w:noProof/>
+                <w:webHidden/>
+              </w:rPr>
+              <w:fldChar w:fldCharType="separate"/>
+            </w:r>
+            <w:r>
+              <w:rPr>
+                <w:noProof/>
+                <w:webHidden/>
+              </w:rPr>
+              <w:t>60</w:t>
+            </w:r>
+            <w:r>
+              <w:rPr>
+                <w:noProof/>
+                <w:webHidden/>
+              </w:rPr>
+              <w:fldChar w:fldCharType="end"/>
+            </w:r>
+          </w:hyperlink>
+        </w:p>
+        <w:p>
+          <w:pPr>
+            <w:pStyle w:val="TOC3"/>
+            <w:tabs>
+              <w:tab w:val="right" w:leader="dot" w:pos="8630"/>
+            </w:tabs>
+            <w:rPr>
+              <w:rFonts w:asciiTheme="minorHAnsi" w:eastAsiaTheme="minorEastAsia" w:hAnsiTheme="minorHAnsi" w:cstheme="minorBidi"/>
+              <w:noProof/>
+              <w:lang w:bidi="si-LK"/>
+            </w:rPr>
+          </w:pPr>
+          <w:hyperlink w:anchor="_Toc237790919" w:history="1">
+            <w:r>
+              <w:rPr>
+                <w:rStyle w:val="Hyperlink"/>
+                <w:b/>
+                <w:bCs/>
+                <w:noProof/>
+              </w:rPr>
               <w:t>3.3.5 Feature Engineering</w:t>
             </w:r>
             <w:r>
@@ -3820,7 +4600,7 @@
                 <w:noProof/>
                 <w:webHidden/>
               </w:rPr>
-              <w:instrText xml:space="preserve"> PAGEREF _Toc237084626 \h </w:instrText>
+              <w:instrText xml:space="preserve"> PAGEREF _Toc237790919 \h </w:instrText>
             </w:r>
             <w:r>
               <w:rPr>
@@ -3840,7 +4620,7 @@
                 <w:noProof/>
                 <w:webHidden/>
               </w:rPr>
-              <w:t>52</w:t>
+              <w:t>61</w:t>
             </w:r>
             <w:r>
               <w:rPr>
@@ -3860,7 +4640,7 @@
               <w:lang w:bidi="si-LK"/>
             </w:rPr>
           </w:pPr>
-          <w:hyperlink w:anchor="_Toc237084627" w:history="1">
+          <w:hyperlink w:anchor="_Toc237790920" w:history="1">
             <w:r>
               <w:rPr>
                 <w:rStyle w:val="Hyperlink"/>
@@ -3889,7 +4669,7 @@
                 <w:noProof/>
                 <w:webHidden/>
               </w:rPr>
-              <w:instrText xml:space="preserve"> PAGEREF _Toc237084627 \h </w:instrText>
+              <w:instrText xml:space="preserve"> PAGEREF _Toc237790920 \h </w:instrText>
             </w:r>
             <w:r>
               <w:rPr>
@@ -3909,7 +4689,7 @@
                 <w:noProof/>
                 <w:webHidden/>
               </w:rPr>
-              <w:t>59</w:t>
+              <w:t>68</w:t>
             </w:r>
             <w:r>
               <w:rPr>
@@ -3980,7 +4760,6 @@
           <w:rFonts w:ascii="Times New Roman" w:hAnsi="Times New Roman" w:cs="Times New Roman"/>
           <w:color w:val="auto"/>
         </w:rPr>
-        <w:lastRenderedPageBreak/>
         <w:t>Table of Figures</w:t>
       </w:r>
     </w:p>
@@ -4125,7 +4904,7 @@
             <w:noProof/>
             <w:webHidden/>
           </w:rPr>
-          <w:t>35</w:t>
+          <w:t>39</w:t>
         </w:r>
         <w:r>
           <w:rPr>
@@ -4196,7 +4975,7 @@
             <w:noProof/>
             <w:webHidden/>
           </w:rPr>
-          <w:t>39</w:t>
+          <w:t>43</w:t>
         </w:r>
         <w:r>
           <w:rPr>
@@ -4267,7 +5046,7 @@
             <w:noProof/>
             <w:webHidden/>
           </w:rPr>
-          <w:t>44</w:t>
+          <w:t>48</w:t>
         </w:r>
         <w:r>
           <w:rPr>
@@ -4338,7 +5117,7 @@
             <w:noProof/>
             <w:webHidden/>
           </w:rPr>
-          <w:t>46</w:t>
+          <w:t>49</w:t>
         </w:r>
         <w:r>
           <w:rPr>
@@ -4409,7 +5188,7 @@
             <w:noProof/>
             <w:webHidden/>
           </w:rPr>
-          <w:t>48</w:t>
+          <w:t>57</w:t>
         </w:r>
         <w:r>
           <w:rPr>
@@ -4480,7 +5259,7 @@
             <w:noProof/>
             <w:webHidden/>
           </w:rPr>
-          <w:t>49</w:t>
+          <w:t>58</w:t>
         </w:r>
         <w:r>
           <w:rPr>
@@ -4551,7 +5330,7 @@
             <w:noProof/>
             <w:webHidden/>
           </w:rPr>
-          <w:t>50</w:t>
+          <w:t>59</w:t>
         </w:r>
         <w:r>
           <w:rPr>
@@ -4622,7 +5401,7 @@
             <w:noProof/>
             <w:webHidden/>
           </w:rPr>
-          <w:t>51</w:t>
+          <w:t>60</w:t>
         </w:r>
         <w:r>
           <w:rPr>
@@ -4693,7 +5472,7 @@
             <w:noProof/>
             <w:webHidden/>
           </w:rPr>
-          <w:t>53</w:t>
+          <w:t>62</w:t>
         </w:r>
         <w:r>
           <w:rPr>
@@ -4764,7 +5543,7 @@
             <w:noProof/>
             <w:webHidden/>
           </w:rPr>
-          <w:t>56</w:t>
+          <w:t>65</w:t>
         </w:r>
         <w:r>
           <w:rPr>
@@ -4835,7 +5614,7 @@
             <w:noProof/>
             <w:webHidden/>
           </w:rPr>
-          <w:t>58</w:t>
+          <w:t>67</w:t>
         </w:r>
         <w:r>
           <w:rPr>
@@ -4892,7 +5671,7 @@
         </w:rPr>
       </w:pPr>
       <w:bookmarkStart w:id="0" w:name="_Toc231561455"/>
-      <w:bookmarkStart w:id="1" w:name="_Toc237084584"/>
+      <w:bookmarkStart w:id="1" w:name="_Toc237790866"/>
       <w:r>
         <w:rPr>
           <w:rFonts w:ascii="Times New Roman" w:hAnsi="Times New Roman" w:cs="Times New Roman"/>
@@ -4921,7 +5700,7 @@
         </w:rPr>
       </w:pPr>
       <w:bookmarkStart w:id="2" w:name="_Toc231561456"/>
-      <w:bookmarkStart w:id="3" w:name="_Toc237084585"/>
+      <w:bookmarkStart w:id="3" w:name="_Toc237790867"/>
       <w:r>
         <w:rPr>
           <w:rFonts w:ascii="Times New Roman" w:hAnsi="Times New Roman" w:cs="Times New Roman"/>
@@ -5006,7 +5785,19 @@
         <w:rPr>
           <w:rStyle w:val="normaltextrun"/>
         </w:rPr>
-        <w:t xml:space="preserve">As a country, Sri Lanka also records a gradual increase in vehicle accidents each year due to factors like urbanization and increased number of vehicle usage. According to the Police Spokesman ASP F.U. Wootler, the number of deaths caused by accidents has increased by 322 compared to 2024, recording 2710 death in the year 2025 (Administrator, 2026). Also similar to other countries, road traffic accident has a significant impact to Sri Lankan economy as well. According to a study by </w:t>
+        <w:t>As a country, Sri Lanka also records a gradual increase in vehicle accidents each year due to factors like urbanization and increased number of vehicle usage. According to the Police Spokesman ASP F.U. Wootler, the number of deaths caused by accidents has increased by 322 compared to 2024, recording 2710 death in the year 2025 (</w:t>
+      </w:r>
+      <w:r>
+        <w:rPr>
+          <w:color w:val="000000"/>
+        </w:rPr>
+        <w:t>Dailymirror</w:t>
+      </w:r>
+      <w:r>
+        <w:rPr>
+          <w:rStyle w:val="normaltextrun"/>
+        </w:rPr>
+        <w:t xml:space="preserve">, 2026). Also similar to other countries, road traffic accident has a significant impact to Sri Lankan economy as well. According to a study by </w:t>
       </w:r>
       <w:r>
         <w:rPr>
@@ -5495,7 +6286,7 @@
       </w:pPr>
       <w:bookmarkStart w:id="4" w:name="_Toc227497989"/>
       <w:bookmarkStart w:id="5" w:name="_Toc231561457"/>
-      <w:bookmarkStart w:id="6" w:name="_Toc237084586"/>
+      <w:bookmarkStart w:id="6" w:name="_Toc237790868"/>
       <w:r>
         <w:rPr>
           <w:rFonts w:ascii="Times New Roman" w:hAnsi="Times New Roman" w:cs="Times New Roman"/>
@@ -5927,7 +6718,7 @@
         </w:rPr>
       </w:pPr>
       <w:bookmarkStart w:id="7" w:name="_Toc231561458"/>
-      <w:bookmarkStart w:id="8" w:name="_Toc237084587"/>
+      <w:bookmarkStart w:id="8" w:name="_Toc237790869"/>
       <w:r>
         <w:rPr>
           <w:rFonts w:ascii="Times New Roman" w:hAnsi="Times New Roman" w:cs="Times New Roman"/>
@@ -6085,7 +6876,7 @@
       </w:pPr>
       <w:bookmarkStart w:id="9" w:name="_Toc227497991"/>
       <w:bookmarkStart w:id="10" w:name="_Toc231561459"/>
-      <w:bookmarkStart w:id="11" w:name="_Toc237084588"/>
+      <w:bookmarkStart w:id="11" w:name="_Toc237790870"/>
       <w:r>
         <w:rPr>
           <w:rFonts w:ascii="Times New Roman" w:hAnsi="Times New Roman" w:cs="Times New Roman"/>
@@ -6245,7 +7036,7 @@
         </w:rPr>
       </w:pPr>
       <w:bookmarkStart w:id="12" w:name="_Toc231561460"/>
-      <w:bookmarkStart w:id="13" w:name="_Toc237084589"/>
+      <w:bookmarkStart w:id="13" w:name="_Toc237790871"/>
       <w:r>
         <w:rPr>
           <w:rFonts w:ascii="Times New Roman" w:hAnsi="Times New Roman" w:cs="Times New Roman"/>
@@ -6526,7 +7317,7 @@
           <w:szCs w:val="28"/>
         </w:rPr>
       </w:pPr>
-      <w:bookmarkStart w:id="14" w:name="_Toc237084590"/>
+      <w:bookmarkStart w:id="14" w:name="_Toc237790872"/>
       <w:r>
         <w:rPr>
           <w:rFonts w:ascii="Times New Roman" w:hAnsi="Times New Roman" w:cs="Times New Roman"/>
@@ -6606,7 +7397,7 @@
           <w:color w:val="000000" w:themeColor="text1"/>
         </w:rPr>
       </w:pPr>
-      <w:bookmarkStart w:id="15" w:name="_Toc237084591"/>
+      <w:bookmarkStart w:id="15" w:name="_Toc237790873"/>
       <w:r>
         <w:rPr>
           <w:rFonts w:ascii="Times New Roman" w:hAnsi="Times New Roman" w:cs="Times New Roman"/>
@@ -6828,7 +7619,7 @@
           <w:color w:val="000000" w:themeColor="text1"/>
         </w:rPr>
       </w:pPr>
-      <w:bookmarkStart w:id="16" w:name="_Toc237084592"/>
+      <w:bookmarkStart w:id="16" w:name="_Toc237790874"/>
       <w:r>
         <w:rPr>
           <w:rFonts w:ascii="Times New Roman" w:hAnsi="Times New Roman" w:cs="Times New Roman"/>
@@ -6900,7 +7691,7 @@
           <w:color w:val="000000" w:themeColor="text1"/>
         </w:rPr>
       </w:pPr>
-      <w:bookmarkStart w:id="17" w:name="_Toc237084593"/>
+      <w:bookmarkStart w:id="17" w:name="_Toc237790875"/>
       <w:r>
         <w:rPr>
           <w:rFonts w:ascii="Times New Roman" w:hAnsi="Times New Roman" w:cs="Times New Roman"/>
@@ -6983,7 +7774,7 @@
           <w:szCs w:val="28"/>
         </w:rPr>
       </w:pPr>
-      <w:bookmarkStart w:id="18" w:name="_Toc237084594"/>
+      <w:bookmarkStart w:id="18" w:name="_Toc237790876"/>
       <w:r>
         <w:rPr>
           <w:rFonts w:ascii="Times New Roman" w:hAnsi="Times New Roman" w:cs="Times New Roman"/>
@@ -7052,7 +7843,7 @@
           <w:color w:val="000000" w:themeColor="text1"/>
         </w:rPr>
       </w:pPr>
-      <w:bookmarkStart w:id="19" w:name="_Toc237084595"/>
+      <w:bookmarkStart w:id="19" w:name="_Toc237790877"/>
       <w:r>
         <w:rPr>
           <w:rFonts w:ascii="Times New Roman" w:hAnsi="Times New Roman" w:cs="Times New Roman"/>
@@ -7121,7 +7912,7 @@
           <w:color w:val="000000" w:themeColor="text1"/>
         </w:rPr>
       </w:pPr>
-      <w:bookmarkStart w:id="20" w:name="_Toc237084596"/>
+      <w:bookmarkStart w:id="20" w:name="_Toc237790878"/>
       <w:r>
         <w:rPr>
           <w:rFonts w:ascii="Times New Roman" w:hAnsi="Times New Roman" w:cs="Times New Roman"/>
@@ -7172,7 +7963,7 @@
           <w:color w:val="000000" w:themeColor="text1"/>
         </w:rPr>
       </w:pPr>
-      <w:bookmarkStart w:id="21" w:name="_Toc237084597"/>
+      <w:bookmarkStart w:id="21" w:name="_Toc237790879"/>
       <w:r>
         <w:rPr>
           <w:rFonts w:ascii="Times New Roman" w:hAnsi="Times New Roman" w:cs="Times New Roman"/>
@@ -7245,7 +8036,7 @@
           <w:color w:val="000000" w:themeColor="text1"/>
         </w:rPr>
       </w:pPr>
-      <w:bookmarkStart w:id="22" w:name="_Toc237084598"/>
+      <w:bookmarkStart w:id="22" w:name="_Toc237790880"/>
       <w:r>
         <w:rPr>
           <w:rFonts w:ascii="Times New Roman" w:hAnsi="Times New Roman" w:cs="Times New Roman"/>
@@ -7380,7 +8171,7 @@
         </w:rPr>
       </w:pPr>
       <w:bookmarkStart w:id="23" w:name="_Toc231561461"/>
-      <w:bookmarkStart w:id="24" w:name="_Toc237084599"/>
+      <w:bookmarkStart w:id="24" w:name="_Toc237790881"/>
       <w:r>
         <w:rPr>
           <w:rFonts w:ascii="Times New Roman" w:hAnsi="Times New Roman" w:cs="Times New Roman"/>
@@ -7588,7 +8379,7 @@
       </w:pPr>
       <w:bookmarkStart w:id="25" w:name="_Toc227497992"/>
       <w:bookmarkStart w:id="26" w:name="_Toc231561462"/>
-      <w:bookmarkStart w:id="27" w:name="_Toc237084600"/>
+      <w:bookmarkStart w:id="27" w:name="_Toc237790882"/>
       <w:r>
         <w:rPr>
           <w:rFonts w:ascii="Times New Roman" w:hAnsi="Times New Roman" w:cs="Times New Roman"/>
@@ -7623,7 +8414,7 @@
         </w:rPr>
       </w:pPr>
       <w:bookmarkStart w:id="28" w:name="_Toc231561463"/>
-      <w:bookmarkStart w:id="29" w:name="_Toc237084601"/>
+      <w:bookmarkStart w:id="29" w:name="_Toc237790883"/>
       <w:r>
         <w:rPr>
           <w:rFonts w:ascii="Times New Roman" w:hAnsi="Times New Roman" w:cs="Times New Roman"/>
@@ -7854,7 +8645,7 @@
           <w:szCs w:val="28"/>
         </w:rPr>
       </w:pPr>
-      <w:bookmarkStart w:id="30" w:name="_Toc237084602"/>
+      <w:bookmarkStart w:id="30" w:name="_Toc237790884"/>
       <w:r>
         <w:rPr>
           <w:rFonts w:ascii="Times New Roman" w:hAnsi="Times New Roman" w:cs="Times New Roman"/>
@@ -8977,7 +9768,7 @@
           <w:szCs w:val="28"/>
         </w:rPr>
       </w:pPr>
-      <w:bookmarkStart w:id="31" w:name="_Toc237084603"/>
+      <w:bookmarkStart w:id="31" w:name="_Toc237790885"/>
       <w:bookmarkStart w:id="32" w:name="_Toc227497993"/>
       <w:bookmarkStart w:id="33" w:name="_Toc231561464"/>
       <w:r>
@@ -9051,7 +9842,7 @@
       </w:pPr>
       <w:bookmarkStart w:id="34" w:name="_Toc227497994"/>
       <w:bookmarkStart w:id="35" w:name="_Toc231561465"/>
-      <w:bookmarkStart w:id="36" w:name="_Toc237084604"/>
+      <w:bookmarkStart w:id="36" w:name="_Toc237790886"/>
       <w:r>
         <w:rPr>
           <w:rFonts w:ascii="Times New Roman" w:hAnsi="Times New Roman" w:cs="Times New Roman"/>
@@ -9323,7 +10114,7 @@
           <w:color w:val="000000" w:themeColor="text1"/>
         </w:rPr>
       </w:pPr>
-      <w:bookmarkStart w:id="37" w:name="_Toc237084605"/>
+      <w:bookmarkStart w:id="37" w:name="_Toc237790887"/>
       <w:r>
         <w:rPr>
           <w:rFonts w:ascii="Times New Roman" w:hAnsi="Times New Roman" w:cs="Times New Roman"/>
@@ -9340,6 +10131,24 @@
           <w:bCs/>
           <w:color w:val="000000" w:themeColor="text1"/>
         </w:rPr>
+        <w:t>3</w:t>
+      </w:r>
+      <w:r>
+        <w:rPr>
+          <w:rFonts w:ascii="Times New Roman" w:hAnsi="Times New Roman" w:cs="Times New Roman"/>
+          <w:b/>
+          <w:bCs/>
+          <w:color w:val="000000" w:themeColor="text1"/>
+        </w:rPr>
+        <w:t>.</w:t>
+      </w:r>
+      <w:r>
+        <w:rPr>
+          <w:rFonts w:ascii="Times New Roman" w:hAnsi="Times New Roman" w:cs="Times New Roman"/>
+          <w:b/>
+          <w:bCs/>
+          <w:color w:val="000000" w:themeColor="text1"/>
+        </w:rPr>
         <w:t>2</w:t>
       </w:r>
       <w:r>
@@ -9349,24 +10158,6 @@
           <w:bCs/>
           <w:color w:val="000000" w:themeColor="text1"/>
         </w:rPr>
-        <w:t>.</w:t>
-      </w:r>
-      <w:r>
-        <w:rPr>
-          <w:rFonts w:ascii="Times New Roman" w:hAnsi="Times New Roman" w:cs="Times New Roman"/>
-          <w:b/>
-          <w:bCs/>
-          <w:color w:val="000000" w:themeColor="text1"/>
-        </w:rPr>
-        <w:t>2</w:t>
-      </w:r>
-      <w:r>
-        <w:rPr>
-          <w:rFonts w:ascii="Times New Roman" w:hAnsi="Times New Roman" w:cs="Times New Roman"/>
-          <w:b/>
-          <w:bCs/>
-          <w:color w:val="000000" w:themeColor="text1"/>
-        </w:rPr>
         <w:t xml:space="preserve"> </w:t>
       </w:r>
       <w:r>
@@ -9599,7 +10390,7 @@
         </w:rPr>
       </w:pPr>
       <w:bookmarkStart w:id="38" w:name="_Toc227497995"/>
-      <w:bookmarkStart w:id="39" w:name="_Toc237084606"/>
+      <w:bookmarkStart w:id="39" w:name="_Toc237790888"/>
       <w:r>
         <w:rPr>
           <w:rFonts w:ascii="Times New Roman" w:hAnsi="Times New Roman" w:cs="Times New Roman"/>
@@ -9616,7 +10407,7 @@
           <w:bCs/>
           <w:color w:val="000000" w:themeColor="text1"/>
         </w:rPr>
-        <w:t>2</w:t>
+        <w:t>3</w:t>
       </w:r>
       <w:r>
         <w:rPr>
@@ -9919,7 +10710,7 @@
         </w:rPr>
       </w:pPr>
       <w:bookmarkStart w:id="40" w:name="_Toc227497996"/>
-      <w:bookmarkStart w:id="41" w:name="_Toc237084607"/>
+      <w:bookmarkStart w:id="41" w:name="_Toc237790889"/>
       <w:r>
         <w:rPr>
           <w:rFonts w:ascii="Times New Roman" w:hAnsi="Times New Roman" w:cs="Times New Roman"/>
@@ -9936,7 +10727,7 @@
           <w:bCs/>
           <w:color w:val="000000" w:themeColor="text1"/>
         </w:rPr>
-        <w:t>2</w:t>
+        <w:t>3</w:t>
       </w:r>
       <w:r>
         <w:rPr>
@@ -10174,7 +10965,7 @@
         </w:rPr>
       </w:pPr>
       <w:bookmarkStart w:id="42" w:name="_Toc227497997"/>
-      <w:bookmarkStart w:id="43" w:name="_Toc237084608"/>
+      <w:bookmarkStart w:id="43" w:name="_Toc237790890"/>
       <w:r>
         <w:rPr>
           <w:rFonts w:ascii="Times New Roman" w:hAnsi="Times New Roman" w:cs="Times New Roman"/>
@@ -10192,7 +10983,7 @@
           <w:bCs/>
           <w:color w:val="000000" w:themeColor="text1"/>
         </w:rPr>
-        <w:t>2</w:t>
+        <w:t>3</w:t>
       </w:r>
       <w:r>
         <w:rPr>
@@ -10444,7 +11235,7 @@
         </w:rPr>
       </w:pPr>
       <w:bookmarkStart w:id="44" w:name="_Toc227497998"/>
-      <w:bookmarkStart w:id="45" w:name="_Toc237084609"/>
+      <w:bookmarkStart w:id="45" w:name="_Toc237790891"/>
       <w:r>
         <w:rPr>
           <w:rFonts w:ascii="Times New Roman" w:hAnsi="Times New Roman" w:cs="Times New Roman"/>
@@ -10462,7 +11253,7 @@
           <w:bCs/>
           <w:color w:val="auto"/>
         </w:rPr>
-        <w:t>2</w:t>
+        <w:t>3</w:t>
       </w:r>
       <w:r>
         <w:rPr>
@@ -10724,7 +11515,7 @@
           <w:szCs w:val="28"/>
         </w:rPr>
       </w:pPr>
-      <w:bookmarkStart w:id="46" w:name="_Toc237084610"/>
+      <w:bookmarkStart w:id="46" w:name="_Toc237790892"/>
       <w:r>
         <w:rPr>
           <w:rFonts w:ascii="Times New Roman" w:hAnsi="Times New Roman" w:cs="Times New Roman"/>
@@ -11190,7 +11981,7 @@
           <w:szCs w:val="28"/>
         </w:rPr>
       </w:pPr>
-      <w:bookmarkStart w:id="47" w:name="_Toc237084611"/>
+      <w:bookmarkStart w:id="47" w:name="_Toc237790893"/>
       <w:r>
         <w:rPr>
           <w:rFonts w:ascii="Times New Roman" w:hAnsi="Times New Roman" w:cs="Times New Roman"/>
@@ -12353,7 +13144,7 @@
           <w:szCs w:val="28"/>
         </w:rPr>
       </w:pPr>
-      <w:bookmarkStart w:id="48" w:name="_Toc237084612"/>
+      <w:bookmarkStart w:id="48" w:name="_Toc237790894"/>
       <w:r>
         <w:rPr>
           <w:rFonts w:ascii="Times New Roman" w:hAnsi="Times New Roman" w:cs="Times New Roman"/>
@@ -12580,7 +13371,7 @@
           <w:color w:val="000000" w:themeColor="text1"/>
         </w:rPr>
       </w:pPr>
-      <w:bookmarkStart w:id="49" w:name="_Toc237084613"/>
+      <w:bookmarkStart w:id="49" w:name="_Toc237790895"/>
       <w:r>
         <w:rPr>
           <w:rFonts w:ascii="Times New Roman" w:hAnsi="Times New Roman" w:cs="Times New Roman"/>
@@ -12644,7 +13435,7 @@
           <w:szCs w:val="28"/>
         </w:rPr>
       </w:pPr>
-      <w:bookmarkStart w:id="50" w:name="_Toc237084614"/>
+      <w:bookmarkStart w:id="50" w:name="_Toc237790896"/>
       <w:r>
         <w:rPr>
           <w:rFonts w:ascii="Times New Roman" w:hAnsi="Times New Roman" w:cs="Times New Roman"/>
@@ -12876,7 +13667,7 @@
         </w:rPr>
         <w:lastRenderedPageBreak/>
         <w:drawing>
-          <wp:inline distT="0" distB="0" distL="0" distR="0" wp14:anchorId="360D1A7B" wp14:editId="2FBDAE9C">
+          <wp:inline distT="0" distB="0" distL="0" distR="0" wp14:anchorId="591C17A1" wp14:editId="25C36284">
             <wp:extent cx="5486400" cy="6438900"/>
             <wp:effectExtent l="0" t="0" r="0" b="0"/>
             <wp:docPr id="20" name="Picture 20" descr="A diagram of a process&#10;&#10;Description automatically generated with medium confidence"/>
@@ -13012,7 +13803,7 @@
           <w:szCs w:val="28"/>
         </w:rPr>
       </w:pPr>
-      <w:bookmarkStart w:id="52" w:name="_Toc237084615"/>
+      <w:bookmarkStart w:id="52" w:name="_Toc237790897"/>
       <w:r>
         <w:rPr>
           <w:rFonts w:ascii="Times New Roman" w:hAnsi="Times New Roman" w:cs="Times New Roman"/>
@@ -13478,7 +14269,7 @@
           <w:szCs w:val="28"/>
         </w:rPr>
       </w:pPr>
-      <w:bookmarkStart w:id="53" w:name="_Toc237084616"/>
+      <w:bookmarkStart w:id="53" w:name="_Toc237790898"/>
       <w:r>
         <w:rPr>
           <w:rFonts w:ascii="Times New Roman" w:hAnsi="Times New Roman" w:cs="Times New Roman"/>
@@ -13596,7 +14387,7 @@
           <w:sz w:val="24"/>
           <w:szCs w:val="24"/>
         </w:rPr>
-        <w:t xml:space="preserve"> approach as the final goal of this research is to output an artefact that addresses a real world problem. Accordingly, this study explores development of a framework that can predict accident hotspot and their severity in order to enable relevant authorities with early decision making ability instead of validating existing theories (deductive) or introducing universal truth via observations (inductive). As mentioned earlier, for this framework it is decided to combine established theories and technologies such as spatiotemporal feature engineering, XIA, statistical hotspot identification and during each stage of implementation of such features relevant design decision were made demonstrating abductive reasoning nature of the study.</w:t>
+        <w:t xml:space="preserve"> approach as the final goal of this research is to output an artefact that addresses a real world problem. Accordingly, this study explores development of a framework that can predict accident hotspot and their severity in order to enable relevant authorities with early decision making ability instead of validating existing theories (deductive) or introducing universal truth via observations (inductive). As mentioned earlier, for this framework it is decided to combine established theories and technologies such as spatiotemporal feature engineering, XAI, statistical hotspot identification and during each stage of implementation of such features relevant design decision were made demonstrating abductive reasoning nature of the study.</w:t>
       </w:r>
     </w:p>
     <w:p>
@@ -13705,7 +14496,7 @@
           <w:szCs w:val="28"/>
         </w:rPr>
       </w:pPr>
-      <w:bookmarkStart w:id="54" w:name="_Toc237084617"/>
+      <w:bookmarkStart w:id="54" w:name="_Toc237790899"/>
       <w:r>
         <w:rPr>
           <w:rFonts w:ascii="Times New Roman" w:hAnsi="Times New Roman" w:cs="Times New Roman"/>
@@ -13773,6 +14564,727 @@
           <w:szCs w:val="24"/>
         </w:rPr>
       </w:pPr>
+      <w:r>
+        <w:rPr>
+          <w:sz w:val="24"/>
+          <w:szCs w:val="24"/>
+        </w:rPr>
+        <w:t xml:space="preserve">Based on previous chapters, now it is clear that this study aims to address a real world issue by providing a practical artefact. So, the Design Science Research (DSR) methodology is incorporated as it is the most suitable approach for such kind of framework. Moreover, above mentioned lambda and omega contribution explains this study’s contribution it doesn’t explain the in what order the research is conducted. Accordingly, in order to explain this how the research is conducted under DSR methodology it can be divided into following 4 phases. </w:t>
+      </w:r>
+    </w:p>
+    <w:p>
+      <w:pPr>
+        <w:spacing w:line="360" w:lineRule="auto"/>
+        <w:jc w:val="both"/>
+        <w:rPr>
+          <w:sz w:val="24"/>
+          <w:szCs w:val="24"/>
+        </w:rPr>
+      </w:pPr>
+    </w:p>
+    <w:p>
+      <w:pPr>
+        <w:pStyle w:val="Heading3"/>
+        <w:spacing w:line="360" w:lineRule="auto"/>
+        <w:jc w:val="both"/>
+        <w:rPr>
+          <w:rFonts w:ascii="Times New Roman" w:hAnsi="Times New Roman" w:cs="Times New Roman"/>
+          <w:b/>
+          <w:bCs/>
+          <w:color w:val="000000" w:themeColor="text1"/>
+        </w:rPr>
+      </w:pPr>
+      <w:bookmarkStart w:id="55" w:name="_Toc237790900"/>
+      <w:r>
+        <w:rPr>
+          <w:rFonts w:ascii="Times New Roman" w:hAnsi="Times New Roman" w:cs="Times New Roman"/>
+          <w:b/>
+          <w:bCs/>
+          <w:color w:val="000000" w:themeColor="text1"/>
+        </w:rPr>
+        <w:t>3</w:t>
+      </w:r>
+      <w:r>
+        <w:rPr>
+          <w:rFonts w:ascii="Times New Roman" w:hAnsi="Times New Roman" w:cs="Times New Roman"/>
+          <w:b/>
+          <w:bCs/>
+          <w:color w:val="000000" w:themeColor="text1"/>
+        </w:rPr>
+        <w:t>.</w:t>
+      </w:r>
+      <w:r>
+        <w:rPr>
+          <w:rFonts w:ascii="Times New Roman" w:hAnsi="Times New Roman" w:cs="Times New Roman"/>
+          <w:b/>
+          <w:bCs/>
+          <w:color w:val="000000" w:themeColor="text1"/>
+        </w:rPr>
+        <w:t>4</w:t>
+      </w:r>
+      <w:r>
+        <w:rPr>
+          <w:rFonts w:ascii="Times New Roman" w:hAnsi="Times New Roman" w:cs="Times New Roman"/>
+          <w:b/>
+          <w:bCs/>
+          <w:color w:val="000000" w:themeColor="text1"/>
+        </w:rPr>
+        <w:t>.</w:t>
+      </w:r>
+      <w:r>
+        <w:rPr>
+          <w:rFonts w:ascii="Times New Roman" w:hAnsi="Times New Roman" w:cs="Times New Roman"/>
+          <w:b/>
+          <w:bCs/>
+          <w:color w:val="000000" w:themeColor="text1"/>
+        </w:rPr>
+        <w:t>1</w:t>
+      </w:r>
+      <w:r>
+        <w:rPr>
+          <w:rFonts w:ascii="Times New Roman" w:hAnsi="Times New Roman" w:cs="Times New Roman"/>
+          <w:b/>
+          <w:bCs/>
+          <w:color w:val="000000" w:themeColor="text1"/>
+        </w:rPr>
+        <w:t xml:space="preserve"> </w:t>
+      </w:r>
+      <w:r>
+        <w:rPr>
+          <w:rFonts w:ascii="Times New Roman" w:hAnsi="Times New Roman" w:cs="Times New Roman"/>
+          <w:b/>
+          <w:bCs/>
+          <w:color w:val="000000" w:themeColor="text1"/>
+        </w:rPr>
+        <w:t>Problem Identification</w:t>
+      </w:r>
+      <w:bookmarkEnd w:id="55"/>
+    </w:p>
+    <w:p>
+      <w:pPr>
+        <w:spacing w:line="360" w:lineRule="auto"/>
+        <w:jc w:val="both"/>
+        <w:rPr>
+          <w:rStyle w:val="normaltextrun"/>
+          <w:rFonts w:eastAsiaTheme="majorEastAsia"/>
+          <w:sz w:val="24"/>
+          <w:szCs w:val="24"/>
+        </w:rPr>
+      </w:pPr>
+      <w:r>
+        <w:rPr>
+          <w:sz w:val="24"/>
+          <w:szCs w:val="24"/>
+        </w:rPr>
+        <w:t xml:space="preserve">The problems addressed by this study and artefact were discussed deeply in the section 1.2 and were further explained with justification in section 2.4. According to those, Sri Lanka simply lacks a multi-source explainable spatiotemporal framework for traffic accident hotspot prediction and to classify severity of such hotpots. Furthermore, existing studies and empirical evidence such as </w:t>
+      </w:r>
+      <w:r>
+        <w:rPr>
+          <w:rStyle w:val="normaltextrun"/>
+          <w:rFonts w:eastAsiaTheme="majorEastAsia"/>
+          <w:sz w:val="24"/>
+          <w:szCs w:val="24"/>
+        </w:rPr>
+        <w:t>Bhavan (2019) and (</w:t>
+      </w:r>
+      <w:r>
+        <w:rPr>
+          <w:color w:val="000000"/>
+          <w:sz w:val="24"/>
+          <w:szCs w:val="24"/>
+        </w:rPr>
+        <w:t>Dailymirror</w:t>
+      </w:r>
+      <w:r>
+        <w:rPr>
+          <w:rStyle w:val="normaltextrun"/>
+          <w:rFonts w:eastAsiaTheme="majorEastAsia"/>
+          <w:sz w:val="24"/>
+          <w:szCs w:val="24"/>
+        </w:rPr>
+        <w:t xml:space="preserve">, 2026) shows how </w:t>
+      </w:r>
+      <w:r>
+        <w:rPr>
+          <w:rStyle w:val="normaltextrun"/>
+          <w:rFonts w:eastAsiaTheme="majorEastAsia"/>
+          <w:sz w:val="24"/>
+          <w:szCs w:val="24"/>
+        </w:rPr>
+        <w:t>negative impacts</w:t>
+      </w:r>
+      <w:r>
+        <w:rPr>
+          <w:rStyle w:val="normaltextrun"/>
+          <w:rFonts w:eastAsiaTheme="majorEastAsia"/>
+          <w:sz w:val="24"/>
+          <w:szCs w:val="24"/>
+        </w:rPr>
+        <w:t xml:space="preserve"> </w:t>
+      </w:r>
+      <w:r>
+        <w:rPr>
+          <w:rStyle w:val="normaltextrun"/>
+          <w:rFonts w:eastAsiaTheme="majorEastAsia"/>
+          <w:sz w:val="24"/>
+          <w:szCs w:val="24"/>
+        </w:rPr>
+        <w:t>from</w:t>
+      </w:r>
+      <w:r>
+        <w:rPr>
+          <w:rStyle w:val="normaltextrun"/>
+          <w:rFonts w:eastAsiaTheme="majorEastAsia"/>
+          <w:sz w:val="24"/>
+          <w:szCs w:val="24"/>
+        </w:rPr>
+        <w:t xml:space="preserve"> road traffic</w:t>
+      </w:r>
+      <w:r>
+        <w:rPr>
+          <w:rStyle w:val="normaltextrun"/>
+          <w:rFonts w:eastAsiaTheme="majorEastAsia"/>
+          <w:sz w:val="24"/>
+          <w:szCs w:val="24"/>
+        </w:rPr>
+        <w:t xml:space="preserve"> accidents affects</w:t>
+      </w:r>
+      <w:r>
+        <w:rPr>
+          <w:rStyle w:val="normaltextrun"/>
+          <w:rFonts w:eastAsiaTheme="majorEastAsia"/>
+          <w:sz w:val="24"/>
+          <w:szCs w:val="24"/>
+        </w:rPr>
+        <w:t xml:space="preserve"> towards both human lives and </w:t>
+      </w:r>
+      <w:r>
+        <w:rPr>
+          <w:rStyle w:val="normaltextrun"/>
+          <w:rFonts w:eastAsiaTheme="majorEastAsia"/>
+          <w:sz w:val="24"/>
+          <w:szCs w:val="24"/>
+        </w:rPr>
+        <w:t>economy of a country despite tradition preventative measures, which justify the need for a framework similar to the proposed one. Also, existing studies and their limitations were also discussed in the section 2.3 and section 2.4 to further identify the research problem.</w:t>
+      </w:r>
+    </w:p>
+    <w:p/>
+    <w:p>
+      <w:pPr>
+        <w:pStyle w:val="Heading3"/>
+        <w:spacing w:line="360" w:lineRule="auto"/>
+        <w:jc w:val="both"/>
+        <w:rPr>
+          <w:rFonts w:ascii="Times New Roman" w:hAnsi="Times New Roman" w:cs="Times New Roman"/>
+          <w:b/>
+          <w:bCs/>
+          <w:color w:val="000000" w:themeColor="text1"/>
+        </w:rPr>
+      </w:pPr>
+      <w:bookmarkStart w:id="56" w:name="_Toc237790901"/>
+      <w:r>
+        <w:rPr>
+          <w:rFonts w:ascii="Times New Roman" w:hAnsi="Times New Roman" w:cs="Times New Roman"/>
+          <w:b/>
+          <w:bCs/>
+          <w:color w:val="000000" w:themeColor="text1"/>
+        </w:rPr>
+        <w:t>3</w:t>
+      </w:r>
+      <w:r>
+        <w:rPr>
+          <w:rFonts w:ascii="Times New Roman" w:hAnsi="Times New Roman" w:cs="Times New Roman"/>
+          <w:b/>
+          <w:bCs/>
+          <w:color w:val="000000" w:themeColor="text1"/>
+        </w:rPr>
+        <w:t>.</w:t>
+      </w:r>
+      <w:r>
+        <w:rPr>
+          <w:rFonts w:ascii="Times New Roman" w:hAnsi="Times New Roman" w:cs="Times New Roman"/>
+          <w:b/>
+          <w:bCs/>
+          <w:color w:val="000000" w:themeColor="text1"/>
+        </w:rPr>
+        <w:t>4</w:t>
+      </w:r>
+      <w:r>
+        <w:rPr>
+          <w:rFonts w:ascii="Times New Roman" w:hAnsi="Times New Roman" w:cs="Times New Roman"/>
+          <w:b/>
+          <w:bCs/>
+          <w:color w:val="000000" w:themeColor="text1"/>
+        </w:rPr>
+        <w:t>.</w:t>
+      </w:r>
+      <w:r>
+        <w:rPr>
+          <w:rFonts w:ascii="Times New Roman" w:hAnsi="Times New Roman" w:cs="Times New Roman"/>
+          <w:b/>
+          <w:bCs/>
+          <w:color w:val="000000" w:themeColor="text1"/>
+        </w:rPr>
+        <w:t>2</w:t>
+      </w:r>
+      <w:r>
+        <w:rPr>
+          <w:rFonts w:ascii="Times New Roman" w:hAnsi="Times New Roman" w:cs="Times New Roman"/>
+          <w:b/>
+          <w:bCs/>
+          <w:color w:val="000000" w:themeColor="text1"/>
+        </w:rPr>
+        <w:t xml:space="preserve"> </w:t>
+      </w:r>
+      <w:r>
+        <w:rPr>
+          <w:rFonts w:ascii="Times New Roman" w:hAnsi="Times New Roman" w:cs="Times New Roman"/>
+          <w:b/>
+          <w:bCs/>
+          <w:color w:val="000000" w:themeColor="text1"/>
+        </w:rPr>
+        <w:t>Solution Design</w:t>
+      </w:r>
+      <w:bookmarkEnd w:id="56"/>
+      <w:r>
+        <w:rPr>
+          <w:rFonts w:ascii="Times New Roman" w:hAnsi="Times New Roman" w:cs="Times New Roman"/>
+          <w:b/>
+          <w:bCs/>
+          <w:color w:val="000000" w:themeColor="text1"/>
+        </w:rPr>
+        <w:t xml:space="preserve"> </w:t>
+      </w:r>
+    </w:p>
+    <w:p>
+      <w:pPr>
+        <w:spacing w:line="360" w:lineRule="auto"/>
+        <w:jc w:val="both"/>
+        <w:rPr>
+          <w:sz w:val="24"/>
+          <w:szCs w:val="24"/>
+        </w:rPr>
+      </w:pPr>
+      <w:r>
+        <w:rPr>
+          <w:sz w:val="24"/>
+          <w:szCs w:val="24"/>
+        </w:rPr>
+        <w:t>In this stage, we designed the system for the proposed framework based on the above identified problems and gaps. Accordingly, following design decisions were made when designing the solution.</w:t>
+      </w:r>
+    </w:p>
+    <w:p>
+      <w:pPr>
+        <w:pStyle w:val="ListParagraph"/>
+        <w:numPr>
+          <w:ilvl w:val="0"/>
+          <w:numId w:val="13"/>
+        </w:numPr>
+        <w:spacing w:line="360" w:lineRule="auto"/>
+        <w:jc w:val="both"/>
+        <w:rPr>
+          <w:sz w:val="24"/>
+          <w:szCs w:val="24"/>
+        </w:rPr>
+      </w:pPr>
+      <w:r>
+        <w:rPr>
+          <w:sz w:val="24"/>
+          <w:szCs w:val="24"/>
+        </w:rPr>
+        <w:t>Multi Source data integration and storage via Mongo Atlas</w:t>
+      </w:r>
+      <w:r>
+        <w:rPr>
+          <w:sz w:val="24"/>
+          <w:szCs w:val="24"/>
+        </w:rPr>
+        <w:t xml:space="preserve"> which also allows data reprocessing and traceability.</w:t>
+      </w:r>
+    </w:p>
+    <w:p>
+      <w:pPr>
+        <w:pStyle w:val="ListParagraph"/>
+        <w:numPr>
+          <w:ilvl w:val="0"/>
+          <w:numId w:val="13"/>
+        </w:numPr>
+        <w:spacing w:line="360" w:lineRule="auto"/>
+        <w:jc w:val="both"/>
+        <w:rPr>
+          <w:sz w:val="24"/>
+          <w:szCs w:val="24"/>
+        </w:rPr>
+      </w:pPr>
+      <w:r>
+        <w:rPr>
+          <w:sz w:val="24"/>
+          <w:szCs w:val="24"/>
+        </w:rPr>
+        <w:t>Hexagonal Spatial Indexing (Uber’s H3) with resolution 8 instead of square grids to reduce corner adjacency when it comes to neighbor grid spatial analysis</w:t>
+      </w:r>
+    </w:p>
+    <w:p>
+      <w:pPr>
+        <w:pStyle w:val="ListParagraph"/>
+        <w:numPr>
+          <w:ilvl w:val="0"/>
+          <w:numId w:val="13"/>
+        </w:numPr>
+        <w:spacing w:line="360" w:lineRule="auto"/>
+        <w:jc w:val="both"/>
+        <w:rPr>
+          <w:sz w:val="24"/>
+          <w:szCs w:val="24"/>
+        </w:rPr>
+      </w:pPr>
+      <w:r>
+        <w:rPr>
+          <w:sz w:val="24"/>
+          <w:szCs w:val="24"/>
+        </w:rPr>
+        <w:t>Statistical hotspot Identification via Poisson distribution paired with</w:t>
+      </w:r>
+      <w:r>
+        <w:rPr>
+          <w:sz w:val="24"/>
+          <w:szCs w:val="24"/>
+        </w:rPr>
+        <w:t xml:space="preserve"> </w:t>
+      </w:r>
+      <w:r>
+        <w:rPr>
+          <w:sz w:val="24"/>
+          <w:szCs w:val="24"/>
+        </w:rPr>
+        <w:t>Benjamini-Hochberg FDR</w:t>
+      </w:r>
+      <w:r>
+        <w:rPr>
+          <w:sz w:val="24"/>
+          <w:szCs w:val="24"/>
+        </w:rPr>
+        <w:t xml:space="preserve"> correct instead of percentile threshold</w:t>
+      </w:r>
+    </w:p>
+    <w:p>
+      <w:pPr>
+        <w:pStyle w:val="ListParagraph"/>
+        <w:numPr>
+          <w:ilvl w:val="0"/>
+          <w:numId w:val="13"/>
+        </w:numPr>
+        <w:spacing w:line="360" w:lineRule="auto"/>
+        <w:jc w:val="both"/>
+        <w:rPr>
+          <w:sz w:val="24"/>
+          <w:szCs w:val="24"/>
+        </w:rPr>
+      </w:pPr>
+      <w:r>
+        <w:rPr>
+          <w:sz w:val="24"/>
+          <w:szCs w:val="24"/>
+        </w:rPr>
+        <w:t xml:space="preserve">Tree base ensemble models such as Random Forest and XGB were chosen as main </w:t>
+      </w:r>
+      <w:r>
+        <w:rPr>
+          <w:sz w:val="24"/>
+          <w:szCs w:val="24"/>
+        </w:rPr>
+        <w:lastRenderedPageBreak/>
+        <w:t xml:space="preserve">models based on the previous studies and due to their suitability for tabular data </w:t>
+      </w:r>
+    </w:p>
+    <w:p>
+      <w:pPr>
+        <w:pStyle w:val="ListParagraph"/>
+        <w:spacing w:line="360" w:lineRule="auto"/>
+        <w:jc w:val="both"/>
+      </w:pPr>
+    </w:p>
+    <w:p>
+      <w:pPr>
+        <w:pStyle w:val="Heading3"/>
+        <w:spacing w:line="360" w:lineRule="auto"/>
+        <w:jc w:val="both"/>
+        <w:rPr>
+          <w:rFonts w:ascii="Times New Roman" w:hAnsi="Times New Roman" w:cs="Times New Roman"/>
+          <w:b/>
+          <w:bCs/>
+          <w:color w:val="000000" w:themeColor="text1"/>
+        </w:rPr>
+      </w:pPr>
+      <w:bookmarkStart w:id="57" w:name="_Toc237790902"/>
+      <w:r>
+        <w:rPr>
+          <w:rFonts w:ascii="Times New Roman" w:hAnsi="Times New Roman" w:cs="Times New Roman"/>
+          <w:b/>
+          <w:bCs/>
+          <w:color w:val="000000" w:themeColor="text1"/>
+        </w:rPr>
+        <w:t>3</w:t>
+      </w:r>
+      <w:r>
+        <w:rPr>
+          <w:rFonts w:ascii="Times New Roman" w:hAnsi="Times New Roman" w:cs="Times New Roman"/>
+          <w:b/>
+          <w:bCs/>
+          <w:color w:val="000000" w:themeColor="text1"/>
+        </w:rPr>
+        <w:t>.</w:t>
+      </w:r>
+      <w:r>
+        <w:rPr>
+          <w:rFonts w:ascii="Times New Roman" w:hAnsi="Times New Roman" w:cs="Times New Roman"/>
+          <w:b/>
+          <w:bCs/>
+          <w:color w:val="000000" w:themeColor="text1"/>
+        </w:rPr>
+        <w:t>4</w:t>
+      </w:r>
+      <w:r>
+        <w:rPr>
+          <w:rFonts w:ascii="Times New Roman" w:hAnsi="Times New Roman" w:cs="Times New Roman"/>
+          <w:b/>
+          <w:bCs/>
+          <w:color w:val="000000" w:themeColor="text1"/>
+        </w:rPr>
+        <w:t>.</w:t>
+      </w:r>
+      <w:r>
+        <w:rPr>
+          <w:rFonts w:ascii="Times New Roman" w:hAnsi="Times New Roman" w:cs="Times New Roman"/>
+          <w:b/>
+          <w:bCs/>
+          <w:color w:val="000000" w:themeColor="text1"/>
+        </w:rPr>
+        <w:t>3</w:t>
+      </w:r>
+      <w:r>
+        <w:rPr>
+          <w:rFonts w:ascii="Times New Roman" w:hAnsi="Times New Roman" w:cs="Times New Roman"/>
+          <w:b/>
+          <w:bCs/>
+          <w:color w:val="000000" w:themeColor="text1"/>
+        </w:rPr>
+        <w:t xml:space="preserve"> </w:t>
+      </w:r>
+      <w:r>
+        <w:rPr>
+          <w:rFonts w:ascii="Times New Roman" w:hAnsi="Times New Roman" w:cs="Times New Roman"/>
+          <w:b/>
+          <w:bCs/>
+          <w:color w:val="000000" w:themeColor="text1"/>
+        </w:rPr>
+        <w:t>Development</w:t>
+      </w:r>
+      <w:bookmarkEnd w:id="57"/>
+    </w:p>
+    <w:p>
+      <w:pPr>
+        <w:spacing w:line="360" w:lineRule="auto"/>
+        <w:jc w:val="both"/>
+        <w:rPr>
+          <w:rStyle w:val="normaltextrun"/>
+          <w:rFonts w:eastAsiaTheme="majorEastAsia"/>
+          <w:sz w:val="24"/>
+          <w:szCs w:val="24"/>
+        </w:rPr>
+      </w:pPr>
+      <w:r>
+        <w:rPr>
+          <w:sz w:val="24"/>
+          <w:szCs w:val="24"/>
+        </w:rPr>
+        <w:t xml:space="preserve">This is the phase responsible for the implementation of above discussed solution design. Accordingly, this includes implementation of features such as synthetic data generation, ETL pipeline, both conventional and spatiotemporal feature engineering, hotspot identification and severity classification of each hotspot, machine learning model training and evaluation, XAI integration and dashboard development. Following DSR methodology and Lambda contribution, each of such components are supposed to well tested before integration, ensuring both technical feasibility and </w:t>
+      </w:r>
+      <w:r>
+        <w:rPr>
+          <w:sz w:val="24"/>
+          <w:szCs w:val="24"/>
+        </w:rPr>
+        <w:t>Rigorousness</w:t>
+      </w:r>
+      <w:r>
+        <w:rPr>
+          <w:sz w:val="24"/>
+          <w:szCs w:val="24"/>
+        </w:rPr>
+        <w:t xml:space="preserve"> of the artefact.</w:t>
+      </w:r>
+    </w:p>
+    <w:p/>
+    <w:p>
+      <w:pPr>
+        <w:pStyle w:val="Heading3"/>
+        <w:spacing w:line="360" w:lineRule="auto"/>
+        <w:jc w:val="both"/>
+        <w:rPr>
+          <w:rFonts w:ascii="Times New Roman" w:hAnsi="Times New Roman" w:cs="Times New Roman"/>
+          <w:b/>
+          <w:bCs/>
+          <w:color w:val="000000" w:themeColor="text1"/>
+        </w:rPr>
+      </w:pPr>
+      <w:bookmarkStart w:id="58" w:name="_Toc237790903"/>
+      <w:r>
+        <w:rPr>
+          <w:rFonts w:ascii="Times New Roman" w:hAnsi="Times New Roman" w:cs="Times New Roman"/>
+          <w:b/>
+          <w:bCs/>
+          <w:color w:val="000000" w:themeColor="text1"/>
+        </w:rPr>
+        <w:t>3</w:t>
+      </w:r>
+      <w:r>
+        <w:rPr>
+          <w:rFonts w:ascii="Times New Roman" w:hAnsi="Times New Roman" w:cs="Times New Roman"/>
+          <w:b/>
+          <w:bCs/>
+          <w:color w:val="000000" w:themeColor="text1"/>
+        </w:rPr>
+        <w:t>.</w:t>
+      </w:r>
+      <w:r>
+        <w:rPr>
+          <w:rFonts w:ascii="Times New Roman" w:hAnsi="Times New Roman" w:cs="Times New Roman"/>
+          <w:b/>
+          <w:bCs/>
+          <w:color w:val="000000" w:themeColor="text1"/>
+        </w:rPr>
+        <w:t>4</w:t>
+      </w:r>
+      <w:r>
+        <w:rPr>
+          <w:rFonts w:ascii="Times New Roman" w:hAnsi="Times New Roman" w:cs="Times New Roman"/>
+          <w:b/>
+          <w:bCs/>
+          <w:color w:val="000000" w:themeColor="text1"/>
+        </w:rPr>
+        <w:t>.</w:t>
+      </w:r>
+      <w:r>
+        <w:rPr>
+          <w:rFonts w:ascii="Times New Roman" w:hAnsi="Times New Roman" w:cs="Times New Roman"/>
+          <w:b/>
+          <w:bCs/>
+          <w:color w:val="000000" w:themeColor="text1"/>
+        </w:rPr>
+        <w:t>4</w:t>
+      </w:r>
+      <w:r>
+        <w:rPr>
+          <w:rFonts w:ascii="Times New Roman" w:hAnsi="Times New Roman" w:cs="Times New Roman"/>
+          <w:b/>
+          <w:bCs/>
+          <w:color w:val="000000" w:themeColor="text1"/>
+        </w:rPr>
+        <w:t xml:space="preserve"> </w:t>
+      </w:r>
+      <w:r>
+        <w:rPr>
+          <w:rFonts w:ascii="Times New Roman" w:hAnsi="Times New Roman" w:cs="Times New Roman"/>
+          <w:b/>
+          <w:bCs/>
+          <w:color w:val="000000" w:themeColor="text1"/>
+        </w:rPr>
+        <w:t>Evaluation</w:t>
+      </w:r>
+      <w:bookmarkEnd w:id="58"/>
+    </w:p>
+    <w:p>
+      <w:pPr>
+        <w:spacing w:line="360" w:lineRule="auto"/>
+        <w:jc w:val="both"/>
+        <w:rPr>
+          <w:sz w:val="24"/>
+          <w:szCs w:val="24"/>
+        </w:rPr>
+      </w:pPr>
+      <w:r>
+        <w:rPr>
+          <w:sz w:val="24"/>
+          <w:szCs w:val="24"/>
+        </w:rPr>
+        <w:t xml:space="preserve">The final stage of the research is about evaluating the developed framework. Accordingly, the framework itself is going to be validated using TSTR (Train Synthetic, Test Real). This is because of the limited availability of data related to road traffic accidents in Sri Lanka. Once the model is trained via synthetic data, we can evaluate it using real road traffic accident data that collected from Slave Island police station. </w:t>
+      </w:r>
+      <w:r>
+        <w:rPr>
+          <w:sz w:val="24"/>
+          <w:szCs w:val="24"/>
+        </w:rPr>
+        <w:br/>
+      </w:r>
+      <w:r>
+        <w:rPr>
+          <w:sz w:val="24"/>
+          <w:szCs w:val="24"/>
+        </w:rPr>
+        <w:br/>
+        <w:t>Also, the 2 ensembled machine learning models along with baseline line model will be evaluated via classification metrices such as accuracy, precision, recall and F1-Score in order to choose a candidate model for XAI integration.</w:t>
+      </w:r>
+    </w:p>
+    <w:p>
+      <w:pPr>
+        <w:spacing w:line="360" w:lineRule="auto"/>
+        <w:jc w:val="both"/>
+        <w:rPr>
+          <w:sz w:val="24"/>
+          <w:szCs w:val="24"/>
+        </w:rPr>
+      </w:pPr>
+    </w:p>
+    <w:p>
+      <w:pPr>
+        <w:spacing w:line="360" w:lineRule="auto"/>
+        <w:jc w:val="both"/>
+        <w:rPr>
+          <w:rStyle w:val="normaltextrun"/>
+          <w:rFonts w:eastAsiaTheme="majorEastAsia"/>
+          <w:sz w:val="24"/>
+          <w:szCs w:val="24"/>
+        </w:rPr>
+      </w:pPr>
+      <w:r>
+        <w:rPr>
+          <w:sz w:val="24"/>
+          <w:szCs w:val="24"/>
+        </w:rPr>
+        <w:t xml:space="preserve">Also it is very important to understand that such evaluations are focused more on technical feasibility and usefulness of the artefact across Colombo Municipal Area rather than claiming ground truth about road traffic accidents in Sri Lanka. This ensures the study is well aligned with lambda contribution. </w:t>
+      </w:r>
+    </w:p>
+    <w:p/>
+    <w:p>
+      <w:pPr>
+        <w:spacing w:line="360" w:lineRule="auto"/>
+        <w:jc w:val="both"/>
+        <w:rPr>
+          <w:sz w:val="24"/>
+          <w:szCs w:val="24"/>
+        </w:rPr>
+      </w:pPr>
+    </w:p>
+    <w:p>
+      <w:pPr>
+        <w:spacing w:line="360" w:lineRule="auto"/>
+        <w:jc w:val="both"/>
+        <w:rPr>
+          <w:sz w:val="24"/>
+          <w:szCs w:val="24"/>
+        </w:rPr>
+      </w:pPr>
+    </w:p>
+    <w:p>
+      <w:pPr>
+        <w:spacing w:line="360" w:lineRule="auto"/>
+        <w:jc w:val="both"/>
+        <w:rPr>
+          <w:sz w:val="24"/>
+          <w:szCs w:val="24"/>
+        </w:rPr>
+      </w:pPr>
     </w:p>
     <w:p>
       <w:pPr>
@@ -13808,7 +15320,7 @@
           <w:szCs w:val="28"/>
         </w:rPr>
       </w:pPr>
-      <w:bookmarkStart w:id="55" w:name="_Toc237084618"/>
+      <w:bookmarkStart w:id="59" w:name="_Toc237790904"/>
       <w:r>
         <w:rPr>
           <w:rFonts w:ascii="Times New Roman" w:hAnsi="Times New Roman" w:cs="Times New Roman"/>
@@ -13818,6 +15330,7 @@
           <w:sz w:val="28"/>
           <w:szCs w:val="28"/>
         </w:rPr>
+        <w:lastRenderedPageBreak/>
         <w:t>3</w:t>
       </w:r>
       <w:r>
@@ -13840,9 +15353,178 @@
           <w:sz w:val="28"/>
           <w:szCs w:val="28"/>
         </w:rPr>
-        <w:t>3</w:t>
-      </w:r>
-      <w:r>
+        <w:t>5 Research Process</w:t>
+      </w:r>
+      <w:bookmarkEnd w:id="59"/>
+    </w:p>
+    <w:p>
+      <w:pPr>
+        <w:spacing w:line="360" w:lineRule="auto"/>
+        <w:jc w:val="both"/>
+        <w:rPr>
+          <w:sz w:val="24"/>
+          <w:szCs w:val="24"/>
+        </w:rPr>
+      </w:pPr>
+      <w:r>
+        <w:rPr>
+          <w:sz w:val="24"/>
+          <w:szCs w:val="24"/>
+        </w:rPr>
+        <w:t xml:space="preserve">Following the DSR methodology mentioned above, this section will explain the actual research process briefly. </w:t>
+      </w:r>
+    </w:p>
+    <w:p>
+      <w:pPr>
+        <w:spacing w:line="360" w:lineRule="auto"/>
+        <w:jc w:val="both"/>
+        <w:rPr>
+          <w:sz w:val="24"/>
+          <w:szCs w:val="24"/>
+        </w:rPr>
+      </w:pPr>
+    </w:p>
+    <w:p>
+      <w:pPr>
+        <w:spacing w:line="360" w:lineRule="auto"/>
+        <w:jc w:val="both"/>
+        <w:rPr>
+          <w:sz w:val="24"/>
+          <w:szCs w:val="24"/>
+        </w:rPr>
+      </w:pPr>
+      <w:r>
+        <w:rPr>
+          <w:sz w:val="24"/>
+          <w:szCs w:val="24"/>
+        </w:rPr>
+        <w:t>As the first step of the research process, fist we identified the research problem along with research gaps in existing studies and frameworks related to traffic accident hotspot prediction in first 2 chapters. Based on these reviews, we were able to identify that Sri Lanka lacks a multi-source spatiotemporal explainable machine learning framework for traffic accident hotspot prediction and severity classification. Once, a clear overview of the research is identified, we were able to finalize the research objective and questions.</w:t>
+      </w:r>
+    </w:p>
+    <w:p>
+      <w:pPr>
+        <w:spacing w:line="360" w:lineRule="auto"/>
+        <w:jc w:val="both"/>
+        <w:rPr>
+          <w:sz w:val="24"/>
+          <w:szCs w:val="24"/>
+        </w:rPr>
+      </w:pPr>
+    </w:p>
+    <w:p>
+      <w:pPr>
+        <w:spacing w:line="360" w:lineRule="auto"/>
+        <w:jc w:val="both"/>
+        <w:rPr>
+          <w:sz w:val="24"/>
+          <w:szCs w:val="24"/>
+        </w:rPr>
+      </w:pPr>
+      <w:r>
+        <w:rPr>
+          <w:sz w:val="24"/>
+          <w:szCs w:val="24"/>
+        </w:rPr>
+        <w:t xml:space="preserve">With the defined research objective, then the data needed for the research collected as the next step of the whole process. Accordingly, weather data needed for the study was collected from the Visual Crossing Weather API, which covers the whole Colombo area. When it comes to historical road accident data, there were some limitations in data collection process. However, a very limited number of data were able to collect from Slave Island police station. But such, number of limited data is not enough for machine leaning model training and evaluation. To address this problem, it is decided to implement a structured synthetic data generation pipeline based on the knowledge about road traffic accident distribution obtained from empirical sources. </w:t>
+      </w:r>
+    </w:p>
+    <w:p>
+      <w:pPr>
+        <w:spacing w:line="360" w:lineRule="auto"/>
+        <w:jc w:val="both"/>
+        <w:rPr>
+          <w:sz w:val="24"/>
+          <w:szCs w:val="24"/>
+        </w:rPr>
+      </w:pPr>
+    </w:p>
+    <w:p>
+      <w:pPr>
+        <w:spacing w:line="360" w:lineRule="auto"/>
+        <w:jc w:val="both"/>
+        <w:rPr>
+          <w:sz w:val="24"/>
+          <w:szCs w:val="24"/>
+        </w:rPr>
+      </w:pPr>
+      <w:r>
+        <w:rPr>
+          <w:sz w:val="24"/>
+          <w:szCs w:val="24"/>
+        </w:rPr>
+        <w:t>Following data collection, both data sources were then preprocessed via an ETL pipeline. Accordingly, processes like geocoding of locations, merging of weather data with historical traffic accident data, and feature engineering were carried out in this ETL stage. Also, feature engineering was performed to extract necessary variable needed for spatiotemporal analysis, which included steps like hexagonal indexing of locations and hotspot identification via Poisson FDR. As the output of this stage, a dataset that is suitable for model training was created and stored on Mongo Atlas.</w:t>
+      </w:r>
+    </w:p>
+    <w:p>
+      <w:pPr>
+        <w:spacing w:line="360" w:lineRule="auto"/>
+        <w:jc w:val="both"/>
+        <w:rPr>
+          <w:sz w:val="24"/>
+          <w:szCs w:val="24"/>
+        </w:rPr>
+      </w:pPr>
+    </w:p>
+    <w:p>
+      <w:pPr>
+        <w:spacing w:line="360" w:lineRule="auto"/>
+        <w:jc w:val="both"/>
+        <w:rPr>
+          <w:sz w:val="24"/>
+          <w:szCs w:val="24"/>
+        </w:rPr>
+      </w:pPr>
+    </w:p>
+    <w:p>
+      <w:pPr>
+        <w:spacing w:line="360" w:lineRule="auto"/>
+        <w:jc w:val="both"/>
+        <w:rPr>
+          <w:sz w:val="24"/>
+          <w:szCs w:val="24"/>
+        </w:rPr>
+      </w:pPr>
+    </w:p>
+    <w:p>
+      <w:pPr>
+        <w:spacing w:line="360" w:lineRule="auto"/>
+        <w:jc w:val="both"/>
+        <w:rPr>
+          <w:sz w:val="24"/>
+          <w:szCs w:val="24"/>
+        </w:rPr>
+      </w:pPr>
+      <w:r>
+        <w:rPr>
+          <w:sz w:val="24"/>
+          <w:szCs w:val="24"/>
+        </w:rPr>
+        <w:lastRenderedPageBreak/>
+        <w:t xml:space="preserve">Once the data is ready for model training, such data will be feed to supervised machine learning models, which are logistic regression, Random Forest and XGB. In here logistic regression act as a baseline comparison and other ensemble models are chosen based on the previous studies. Once trained and evaluated based on relevant metrices, that model becomes candidate model and SHAP will be integrated to it to improve the transparency and interpretability. Also, a dashboard and relevant APIs were developed to output results of the framework demonstrating both technical rigor and practical feasibility of the framework. </w:t>
+      </w:r>
+    </w:p>
+    <w:p>
+      <w:pPr>
+        <w:spacing w:line="360" w:lineRule="auto"/>
+        <w:jc w:val="both"/>
+        <w:rPr>
+          <w:sz w:val="24"/>
+          <w:szCs w:val="24"/>
+        </w:rPr>
+      </w:pPr>
+      <w:r>
+        <w:rPr>
+          <w:sz w:val="24"/>
+          <w:szCs w:val="24"/>
+        </w:rPr>
+        <w:br/>
+      </w:r>
+    </w:p>
+    <w:p>
+      <w:pPr>
+        <w:pStyle w:val="Heading2"/>
+        <w:spacing w:line="360" w:lineRule="auto"/>
+        <w:jc w:val="both"/>
         <w:rPr>
           <w:rFonts w:ascii="Times New Roman" w:hAnsi="Times New Roman" w:cs="Times New Roman"/>
           <w:b/>
@@ -13851,8 +15533,8 @@
           <w:sz w:val="28"/>
           <w:szCs w:val="28"/>
         </w:rPr>
-        <w:t xml:space="preserve"> </w:t>
-      </w:r>
+      </w:pPr>
+      <w:bookmarkStart w:id="60" w:name="_Toc237790905"/>
       <w:r>
         <w:rPr>
           <w:rFonts w:ascii="Times New Roman" w:hAnsi="Times New Roman" w:cs="Times New Roman"/>
@@ -13862,9 +15544,8 @@
           <w:sz w:val="28"/>
           <w:szCs w:val="28"/>
         </w:rPr>
-        <w:t>Data Collection</w:t>
-      </w:r>
-      <w:bookmarkEnd w:id="55"/>
+        <w:t>3</w:t>
+      </w:r>
       <w:r>
         <w:rPr>
           <w:rFonts w:ascii="Times New Roman" w:hAnsi="Times New Roman" w:cs="Times New Roman"/>
@@ -13874,11 +15555,167 @@
           <w:sz w:val="28"/>
           <w:szCs w:val="28"/>
         </w:rPr>
+        <w:t>.</w:t>
+      </w:r>
+      <w:r>
+        <w:rPr>
+          <w:rFonts w:ascii="Times New Roman" w:hAnsi="Times New Roman" w:cs="Times New Roman"/>
+          <w:b/>
+          <w:bCs/>
+          <w:color w:val="000000" w:themeColor="text1"/>
+          <w:sz w:val="28"/>
+          <w:szCs w:val="28"/>
+        </w:rPr>
+        <w:t>6 Requirement Gathering</w:t>
+      </w:r>
+      <w:bookmarkEnd w:id="60"/>
+      <w:r>
+        <w:rPr>
+          <w:rFonts w:ascii="Times New Roman" w:hAnsi="Times New Roman" w:cs="Times New Roman"/>
+          <w:b/>
+          <w:bCs/>
+          <w:color w:val="000000" w:themeColor="text1"/>
+          <w:sz w:val="28"/>
+          <w:szCs w:val="28"/>
+        </w:rPr>
         <w:t xml:space="preserve"> </w:t>
       </w:r>
     </w:p>
     <w:p>
       <w:pPr>
+        <w:spacing w:line="360" w:lineRule="auto"/>
+        <w:jc w:val="both"/>
+        <w:rPr>
+          <w:sz w:val="24"/>
+          <w:szCs w:val="24"/>
+        </w:rPr>
+      </w:pPr>
+    </w:p>
+    <w:p>
+      <w:pPr>
+        <w:spacing w:line="360" w:lineRule="auto"/>
+        <w:jc w:val="both"/>
+        <w:rPr>
+          <w:sz w:val="24"/>
+          <w:szCs w:val="24"/>
+        </w:rPr>
+      </w:pPr>
+    </w:p>
+    <w:p>
+      <w:pPr>
+        <w:spacing w:line="360" w:lineRule="auto"/>
+        <w:jc w:val="both"/>
+        <w:rPr>
+          <w:sz w:val="24"/>
+          <w:szCs w:val="24"/>
+        </w:rPr>
+      </w:pPr>
+    </w:p>
+    <w:p>
+      <w:pPr>
+        <w:spacing w:line="360" w:lineRule="auto"/>
+        <w:jc w:val="both"/>
+        <w:rPr>
+          <w:sz w:val="24"/>
+          <w:szCs w:val="24"/>
+        </w:rPr>
+      </w:pPr>
+    </w:p>
+    <w:p>
+      <w:pPr>
+        <w:spacing w:line="360" w:lineRule="auto"/>
+        <w:jc w:val="both"/>
+        <w:rPr>
+          <w:sz w:val="24"/>
+          <w:szCs w:val="24"/>
+        </w:rPr>
+      </w:pPr>
+    </w:p>
+    <w:p>
+      <w:pPr>
+        <w:pStyle w:val="Heading2"/>
+        <w:spacing w:line="360" w:lineRule="auto"/>
+        <w:jc w:val="both"/>
+        <w:rPr>
+          <w:rFonts w:ascii="Times New Roman" w:hAnsi="Times New Roman" w:cs="Times New Roman"/>
+          <w:b/>
+          <w:bCs/>
+          <w:color w:val="000000" w:themeColor="text1"/>
+          <w:sz w:val="28"/>
+          <w:szCs w:val="28"/>
+        </w:rPr>
+      </w:pPr>
+      <w:bookmarkStart w:id="61" w:name="_Toc237790906"/>
+      <w:r>
+        <w:rPr>
+          <w:rFonts w:ascii="Times New Roman" w:hAnsi="Times New Roman" w:cs="Times New Roman"/>
+          <w:b/>
+          <w:bCs/>
+          <w:color w:val="000000" w:themeColor="text1"/>
+          <w:sz w:val="28"/>
+          <w:szCs w:val="28"/>
+        </w:rPr>
+        <w:t>3</w:t>
+      </w:r>
+      <w:r>
+        <w:rPr>
+          <w:rFonts w:ascii="Times New Roman" w:hAnsi="Times New Roman" w:cs="Times New Roman"/>
+          <w:b/>
+          <w:bCs/>
+          <w:color w:val="000000" w:themeColor="text1"/>
+          <w:sz w:val="28"/>
+          <w:szCs w:val="28"/>
+        </w:rPr>
+        <w:t>.</w:t>
+      </w:r>
+      <w:r>
+        <w:rPr>
+          <w:rFonts w:ascii="Times New Roman" w:hAnsi="Times New Roman" w:cs="Times New Roman"/>
+          <w:b/>
+          <w:bCs/>
+          <w:color w:val="000000" w:themeColor="text1"/>
+          <w:sz w:val="28"/>
+          <w:szCs w:val="28"/>
+        </w:rPr>
+        <w:t>7</w:t>
+      </w:r>
+      <w:r>
+        <w:rPr>
+          <w:rFonts w:ascii="Times New Roman" w:hAnsi="Times New Roman" w:cs="Times New Roman"/>
+          <w:b/>
+          <w:bCs/>
+          <w:color w:val="000000" w:themeColor="text1"/>
+          <w:sz w:val="28"/>
+          <w:szCs w:val="28"/>
+        </w:rPr>
+        <w:t xml:space="preserve"> </w:t>
+      </w:r>
+      <w:r>
+        <w:rPr>
+          <w:rFonts w:ascii="Times New Roman" w:hAnsi="Times New Roman" w:cs="Times New Roman"/>
+          <w:b/>
+          <w:bCs/>
+          <w:color w:val="000000" w:themeColor="text1"/>
+          <w:sz w:val="28"/>
+          <w:szCs w:val="28"/>
+        </w:rPr>
+        <w:t>Data Collection</w:t>
+      </w:r>
+      <w:bookmarkEnd w:id="61"/>
+      <w:r>
+        <w:rPr>
+          <w:rFonts w:ascii="Times New Roman" w:hAnsi="Times New Roman" w:cs="Times New Roman"/>
+          <w:b/>
+          <w:bCs/>
+          <w:color w:val="000000" w:themeColor="text1"/>
+          <w:sz w:val="28"/>
+          <w:szCs w:val="28"/>
+        </w:rPr>
+        <w:t xml:space="preserve"> </w:t>
+      </w:r>
+    </w:p>
+    <w:p>
+      <w:pPr>
         <w:pStyle w:val="Heading3"/>
         <w:spacing w:line="360" w:lineRule="auto"/>
         <w:jc w:val="both"/>
@@ -13889,7 +15726,7 @@
           <w:color w:val="000000" w:themeColor="text1"/>
         </w:rPr>
       </w:pPr>
-      <w:bookmarkStart w:id="56" w:name="_Toc237084619"/>
+      <w:bookmarkStart w:id="62" w:name="_Toc237790907"/>
       <w:r>
         <w:rPr>
           <w:rFonts w:ascii="Times New Roman" w:hAnsi="Times New Roman" w:cs="Times New Roman"/>
@@ -13915,7 +15752,7 @@
           <w:bCs/>
           <w:color w:val="000000" w:themeColor="text1"/>
         </w:rPr>
-        <w:t>3</w:t>
+        <w:t>7</w:t>
       </w:r>
       <w:r>
         <w:rPr>
@@ -13953,7 +15790,7 @@
         </w:rPr>
         <w:t>Historical Police Accident Records</w:t>
       </w:r>
-      <w:bookmarkEnd w:id="56"/>
+      <w:bookmarkEnd w:id="62"/>
     </w:p>
     <w:p>
       <w:pPr>
@@ -13991,7 +15828,7 @@
           <w:sz w:val="24"/>
           <w:szCs w:val="24"/>
         </w:rPr>
-        <w:t>3</w:t>
+        <w:t>7</w:t>
       </w:r>
       <w:r>
         <w:rPr>
@@ -14107,6 +15944,7 @@
           <w:sz w:val="24"/>
           <w:szCs w:val="24"/>
         </w:rPr>
+        <w:lastRenderedPageBreak/>
         <w:t xml:space="preserve">However, it is very important to understand that most of the well developed countries have centralized system to manage road traffic accident data. For example USA has a system called </w:t>
       </w:r>
       <w:r>
@@ -14190,7 +16028,61 @@
           <w:sz w:val="24"/>
           <w:szCs w:val="24"/>
         </w:rPr>
-        <w:t xml:space="preserve">But when it comes to Sri Lankan context, management of such data is still in transitional stage where most of such information are still maintained via physical records while a small portion are digitized.  As a result of this most of this information are still not properly centralized. So, the data needed for this study had to be done by manually reviewing and </w:t>
+        <w:t xml:space="preserve">But when it comes to Sri Lankan context, management of such data is still in transitional stage where most of such information are still maintained via physical records while a small portion are digitized.  As a result of this most of this information are still not properly centralized. So, the data needed for this study had to be done by manually reviewing and extracting necessary anonymized data in corporation with Slave Island police station. Accordingly, it is very important to understand that collecting a large amount of data in this approach is both time consuming and resource intensive, making it impractical to complete within given time frame. </w:t>
+      </w:r>
+    </w:p>
+    <w:p>
+      <w:pPr>
+        <w:spacing w:line="360" w:lineRule="auto"/>
+        <w:jc w:val="both"/>
+        <w:rPr>
+          <w:sz w:val="24"/>
+          <w:szCs w:val="24"/>
+        </w:rPr>
+      </w:pPr>
+    </w:p>
+    <w:p>
+      <w:pPr>
+        <w:spacing w:line="360" w:lineRule="auto"/>
+        <w:jc w:val="both"/>
+        <w:rPr>
+          <w:sz w:val="24"/>
+          <w:szCs w:val="24"/>
+        </w:rPr>
+      </w:pPr>
+      <w:r>
+        <w:rPr>
+          <w:sz w:val="24"/>
+          <w:szCs w:val="24"/>
+        </w:rPr>
+        <w:t xml:space="preserve">As a result of such limitation in data management related to road traffic accidents, only a limited number of data was able to be collected from Slave Island police station. Even though those collected data be able to give an idea on real world occurrence of road traffic accidents, such number of limited data is not enough for the training of proposed machine learning models. However, these collected data still provide the foundation for development of proposed machine learning framework. </w:t>
+      </w:r>
+    </w:p>
+    <w:p>
+      <w:pPr>
+        <w:spacing w:line="360" w:lineRule="auto"/>
+        <w:jc w:val="both"/>
+        <w:rPr>
+          <w:sz w:val="24"/>
+          <w:szCs w:val="24"/>
+        </w:rPr>
+      </w:pPr>
+    </w:p>
+    <w:p>
+      <w:pPr>
+        <w:spacing w:line="360" w:lineRule="auto"/>
+        <w:jc w:val="both"/>
+        <w:rPr>
+          <w:sz w:val="24"/>
+          <w:szCs w:val="24"/>
+        </w:rPr>
+      </w:pPr>
+      <w:r>
+        <w:rPr>
+          <w:sz w:val="24"/>
+          <w:szCs w:val="24"/>
+        </w:rPr>
+        <w:t xml:space="preserve">When it comes to the content of this dataset, it includes all the essential spatial and temporal variables needed for the development of proposed machine learning framework. Accordingly, it includes spatial features such as location and temporal features such as data and time of the road accident occurrence. Other than those, features such as accident severity, vehicle involvement, cause of the accident, age group of drivers that contributed to the accident, cause of accident, collision type, number of fatalities and injuries, were also included and those variables are really important when it comes to identification </w:t>
       </w:r>
       <w:r>
         <w:rPr>
@@ -14198,61 +16090,7 @@
           <w:szCs w:val="24"/>
         </w:rPr>
         <w:lastRenderedPageBreak/>
-        <w:t xml:space="preserve">extracting necessary anonymized data in corporation with Slave Island police station. Accordingly, it is very important to understand that collecting a large amount of data in this approach is both time consuming and resource intensive, making it impractical to complete within given time frame. </w:t>
-      </w:r>
-    </w:p>
-    <w:p>
-      <w:pPr>
-        <w:spacing w:line="360" w:lineRule="auto"/>
-        <w:jc w:val="both"/>
-        <w:rPr>
-          <w:sz w:val="24"/>
-          <w:szCs w:val="24"/>
-        </w:rPr>
-      </w:pPr>
-    </w:p>
-    <w:p>
-      <w:pPr>
-        <w:spacing w:line="360" w:lineRule="auto"/>
-        <w:jc w:val="both"/>
-        <w:rPr>
-          <w:sz w:val="24"/>
-          <w:szCs w:val="24"/>
-        </w:rPr>
-      </w:pPr>
-      <w:r>
-        <w:rPr>
-          <w:sz w:val="24"/>
-          <w:szCs w:val="24"/>
-        </w:rPr>
-        <w:t xml:space="preserve">As a result of such limitation in data management related to road traffic accidents, only a limited number of data was able to be collected from Slave Island police station. Even though those collected data be able to give an idea on real world occurrence of road traffic accidents, such number of limited data is not enough for the training of proposed machine learning models. However, these collected data still provide the foundation for development of proposed machine learning framework. </w:t>
-      </w:r>
-    </w:p>
-    <w:p>
-      <w:pPr>
-        <w:spacing w:line="360" w:lineRule="auto"/>
-        <w:jc w:val="both"/>
-        <w:rPr>
-          <w:sz w:val="24"/>
-          <w:szCs w:val="24"/>
-        </w:rPr>
-      </w:pPr>
-    </w:p>
-    <w:p>
-      <w:pPr>
-        <w:spacing w:line="360" w:lineRule="auto"/>
-        <w:jc w:val="both"/>
-        <w:rPr>
-          <w:sz w:val="24"/>
-          <w:szCs w:val="24"/>
-        </w:rPr>
-      </w:pPr>
-      <w:r>
-        <w:rPr>
-          <w:sz w:val="24"/>
-          <w:szCs w:val="24"/>
-        </w:rPr>
-        <w:t>When it comes to the content of this dataset, it includes all the essential spatial and temporal variables needed for the development of proposed machine learning framework. Accordingly, it includes spatial features such as location and temporal features such as data and time of the road accident occurrence. Other than those, features such as accident severity, vehicle involvement, cause of the accident, age group of drivers that contributed to the accident, cause of accident, collision type, number of fatalities and injuries, were also included and those variables are really important when it comes to identification factors contributed to the hotspot prediction and severity classification.</w:t>
+        <w:t>factors contributed to the hotspot prediction and severity classification.</w:t>
       </w:r>
     </w:p>
     <w:p>
@@ -14281,7 +16119,7 @@
           <w:szCs w:val="24"/>
         </w:rPr>
         <w:drawing>
-          <wp:inline distT="0" distB="0" distL="0" distR="0" wp14:anchorId="1AE06CEB" wp14:editId="2EBF2979">
+          <wp:inline distT="0" distB="0" distL="0" distR="0" wp14:anchorId="53A7326D" wp14:editId="50465C95">
             <wp:extent cx="5486400" cy="892810"/>
             <wp:effectExtent l="0" t="0" r="0" b="2540"/>
             <wp:docPr id="11" name="Picture 11" descr="A screenshot of a computer&#10;&#10;Description automatically generated"/>
@@ -14330,7 +16168,7 @@
           <w:szCs w:val="24"/>
         </w:rPr>
         <w:drawing>
-          <wp:inline distT="0" distB="0" distL="0" distR="0" wp14:anchorId="76A6BFF9" wp14:editId="761FBC6C">
+          <wp:inline distT="0" distB="0" distL="0" distR="0" wp14:anchorId="365AA9EE" wp14:editId="4F35D538">
             <wp:extent cx="5486400" cy="1042035"/>
             <wp:effectExtent l="0" t="0" r="0" b="5715"/>
             <wp:docPr id="12" name="Picture 12" descr="A screenshot of a computer&#10;&#10;Description automatically generated"/>
@@ -14371,7 +16209,7 @@
         <w:pStyle w:val="Caption"/>
         <w:jc w:val="center"/>
       </w:pPr>
-      <w:bookmarkStart w:id="57" w:name="_Toc237214320"/>
+      <w:bookmarkStart w:id="63" w:name="_Toc237214320"/>
       <w:r>
         <w:t xml:space="preserve">Figure </w:t>
       </w:r>
@@ -14399,7 +16237,7 @@
       <w:r>
         <w:t>Sample Records from Slave Island Police Station</w:t>
       </w:r>
-      <w:bookmarkEnd w:id="57"/>
+      <w:bookmarkEnd w:id="63"/>
     </w:p>
     <w:p>
       <w:pPr>
@@ -14438,7 +16276,6 @@
           <w:sz w:val="24"/>
           <w:szCs w:val="24"/>
         </w:rPr>
-        <w:lastRenderedPageBreak/>
         <w:t>3.</w:t>
       </w:r>
       <w:r>
@@ -14452,7 +16289,7 @@
           <w:sz w:val="24"/>
           <w:szCs w:val="24"/>
         </w:rPr>
-        <w:t>3</w:t>
+        <w:t>7</w:t>
       </w:r>
       <w:r>
         <w:rPr>
@@ -14561,7 +16398,29 @@
           <w:sz w:val="24"/>
           <w:szCs w:val="24"/>
         </w:rPr>
-        <w:t xml:space="preserve">3.3.1.2.1 </w:t>
+        <w:t>3.</w:t>
+      </w:r>
+      <w:r>
+        <w:rPr>
+          <w:rFonts w:ascii="Times New Roman" w:hAnsi="Times New Roman" w:cs="Times New Roman"/>
+          <w:b/>
+          <w:bCs/>
+          <w:color w:val="000000" w:themeColor="text1"/>
+          <w:sz w:val="24"/>
+          <w:szCs w:val="24"/>
+        </w:rPr>
+        <w:t>7</w:t>
+      </w:r>
+      <w:r>
+        <w:rPr>
+          <w:rFonts w:ascii="Times New Roman" w:hAnsi="Times New Roman" w:cs="Times New Roman"/>
+          <w:b/>
+          <w:bCs/>
+          <w:color w:val="000000" w:themeColor="text1"/>
+          <w:sz w:val="24"/>
+          <w:szCs w:val="24"/>
+        </w:rPr>
+        <w:t xml:space="preserve">.1.2.1 </w:t>
       </w:r>
       <w:r>
         <w:rPr>
@@ -14599,7 +16458,15 @@
           <w:sz w:val="24"/>
           <w:szCs w:val="24"/>
         </w:rPr>
-        <w:t>Accordingly, for the synthetic data generation, empirical sources related to traffic accidents in Sri Lanka has been used to understand distribution of road traffic accidents and the features related to such accidents. Once such knowledge is acquired, individual road traffic accident records in related to Colombo Municipal Area context has been generated using a structured synthetic data generation pipeline. By using this approach, we can make sure that such data are traceable to its sources. Furthermore, it is decided to not use real accident records that we collected from real Slave Island police station during the generation process and thereby to ensure no data leakage happened during synthetic data generation, allowing validation of the framework using such real data.</w:t>
+        <w:t xml:space="preserve">Accordingly, for the synthetic data generation, empirical sources related to traffic accidents in Sri Lanka has been used to understand distribution of road traffic accidents and the features related to such accidents. Once such knowledge is acquired, individual road traffic accident records in related to Colombo Municipal Area context has been generated using a structured synthetic data generation pipeline. By using this approach, we can make sure </w:t>
+      </w:r>
+      <w:r>
+        <w:rPr>
+          <w:sz w:val="24"/>
+          <w:szCs w:val="24"/>
+        </w:rPr>
+        <w:lastRenderedPageBreak/>
+        <w:t>that such data are traceable to its sources. Furthermore, it is decided to not use real accident records that we collected from real Slave Island police station during the generation process and thereby to ensure no data leakage happened during synthetic data generation, allowing validation of the framework using such real data.</w:t>
       </w:r>
     </w:p>
     <w:p>
@@ -14738,15 +16605,7 @@
           <w:sz w:val="24"/>
           <w:szCs w:val="24"/>
         </w:rPr>
-        <w:t xml:space="preserve">Like mentioned earlier, real Slave Island accident data kept outside of </w:t>
-      </w:r>
-      <w:r>
-        <w:rPr>
-          <w:sz w:val="24"/>
-          <w:szCs w:val="24"/>
-        </w:rPr>
-        <w:lastRenderedPageBreak/>
-        <w:t xml:space="preserve">synthetic data generation in order to enable validation via using them </w:t>
+        <w:t xml:space="preserve">Like mentioned earlier, real Slave Island accident data kept outside of synthetic data generation in order to enable validation via using them </w:t>
       </w:r>
     </w:p>
     <w:p>
@@ -14912,7 +16771,29 @@
           <w:sz w:val="24"/>
           <w:szCs w:val="24"/>
         </w:rPr>
-        <w:t>3.3.1.2.</w:t>
+        <w:t>3.</w:t>
+      </w:r>
+      <w:r>
+        <w:rPr>
+          <w:rFonts w:ascii="Times New Roman" w:hAnsi="Times New Roman" w:cs="Times New Roman"/>
+          <w:b/>
+          <w:bCs/>
+          <w:color w:val="000000" w:themeColor="text1"/>
+          <w:sz w:val="24"/>
+          <w:szCs w:val="24"/>
+        </w:rPr>
+        <w:t>7</w:t>
+      </w:r>
+      <w:r>
+        <w:rPr>
+          <w:rFonts w:ascii="Times New Roman" w:hAnsi="Times New Roman" w:cs="Times New Roman"/>
+          <w:b/>
+          <w:bCs/>
+          <w:color w:val="000000" w:themeColor="text1"/>
+          <w:sz w:val="24"/>
+          <w:szCs w:val="24"/>
+        </w:rPr>
+        <w:t>.1.2.</w:t>
       </w:r>
       <w:r>
         <w:rPr>
@@ -15052,6 +16933,7 @@
               <w:jc w:val="both"/>
             </w:pPr>
             <w:r>
+              <w:lastRenderedPageBreak/>
               <w:t>A1</w:t>
             </w:r>
           </w:p>
@@ -15225,11 +17107,7 @@
               <w:jc w:val="both"/>
             </w:pPr>
             <w:r>
-              <w:t xml:space="preserve">Time of day and cause distributions for accident </w:t>
-            </w:r>
-            <w:r>
-              <w:lastRenderedPageBreak/>
-              <w:t>with non fatal severity</w:t>
+              <w:t>Time of day and cause distributions for accident with non fatal severity</w:t>
             </w:r>
           </w:p>
         </w:tc>
@@ -15245,7 +17123,6 @@
               <w:jc w:val="both"/>
             </w:pPr>
             <w:r>
-              <w:lastRenderedPageBreak/>
               <w:t>A5</w:t>
             </w:r>
           </w:p>
@@ -15311,7 +17188,29 @@
           <w:sz w:val="24"/>
           <w:szCs w:val="24"/>
         </w:rPr>
-        <w:t>3.3.1.2.</w:t>
+        <w:t>3.</w:t>
+      </w:r>
+      <w:r>
+        <w:rPr>
+          <w:rFonts w:ascii="Times New Roman" w:hAnsi="Times New Roman" w:cs="Times New Roman"/>
+          <w:b/>
+          <w:bCs/>
+          <w:color w:val="000000" w:themeColor="text1"/>
+          <w:sz w:val="24"/>
+          <w:szCs w:val="24"/>
+        </w:rPr>
+        <w:t>7</w:t>
+      </w:r>
+      <w:r>
+        <w:rPr>
+          <w:rFonts w:ascii="Times New Roman" w:hAnsi="Times New Roman" w:cs="Times New Roman"/>
+          <w:b/>
+          <w:bCs/>
+          <w:color w:val="000000" w:themeColor="text1"/>
+          <w:sz w:val="24"/>
+          <w:szCs w:val="24"/>
+        </w:rPr>
+        <w:t>.1.2.</w:t>
       </w:r>
       <w:r>
         <w:rPr>
@@ -15427,7 +17326,15 @@
           <w:sz w:val="24"/>
           <w:szCs w:val="24"/>
         </w:rPr>
-        <w:t>Also, according to DCS table, it is found that a total of 91 accidents happened for the years 2022 and 2023 while 44 for them occurring in 2022. This also well aligns with the real Slave Island data that we collected for the year 2022. However, such a lower amount of data for both years are not enough for TSTR validation (Train on Synthetic – Test on Real). As a result of this it was decided to oversample that 91 Slave Island records to 500 records as a design choice. However, generation of accident records for other areas was strictly limited to proportion from DSC table.</w:t>
+        <w:t xml:space="preserve">Also, according to DCS table, it is found that a total of 91 accidents happened for the years 2022 and 2023 while 44 for them occurring in 2022. This also well aligns with the real Slave Island data that we collected for the year 2022. However, such a lower amount of data for both years are not enough for TSTR validation (Train on Synthetic – Test on Real). As a result of this it was decided to oversample that 91 Slave Island records to 500 records </w:t>
+      </w:r>
+      <w:r>
+        <w:rPr>
+          <w:sz w:val="24"/>
+          <w:szCs w:val="24"/>
+        </w:rPr>
+        <w:lastRenderedPageBreak/>
+        <w:t>as a design choice. However, generation of accident records for other areas was strictly limited to proportion from DSC table.</w:t>
       </w:r>
     </w:p>
     <w:p/>
@@ -15496,6 +17403,30 @@
     </w:p>
     <w:p>
       <w:pPr>
+        <w:spacing w:line="360" w:lineRule="auto"/>
+        <w:jc w:val="both"/>
+      </w:pPr>
+    </w:p>
+    <w:p>
+      <w:pPr>
+        <w:spacing w:line="360" w:lineRule="auto"/>
+        <w:jc w:val="both"/>
+      </w:pPr>
+    </w:p>
+    <w:p>
+      <w:pPr>
+        <w:spacing w:line="360" w:lineRule="auto"/>
+        <w:jc w:val="both"/>
+      </w:pPr>
+    </w:p>
+    <w:p>
+      <w:pPr>
+        <w:spacing w:line="360" w:lineRule="auto"/>
+        <w:jc w:val="both"/>
+      </w:pPr>
+    </w:p>
+    <w:p>
+      <w:pPr>
         <w:pStyle w:val="Heading5"/>
         <w:rPr>
           <w:rFonts w:ascii="Times New Roman" w:hAnsi="Times New Roman" w:cs="Times New Roman"/>
@@ -15515,8 +17446,29 @@
           <w:sz w:val="24"/>
           <w:szCs w:val="24"/>
         </w:rPr>
-        <w:lastRenderedPageBreak/>
-        <w:t>3.3.1.2.</w:t>
+        <w:t>3.</w:t>
+      </w:r>
+      <w:r>
+        <w:rPr>
+          <w:rFonts w:ascii="Times New Roman" w:hAnsi="Times New Roman" w:cs="Times New Roman"/>
+          <w:b/>
+          <w:bCs/>
+          <w:color w:val="000000" w:themeColor="text1"/>
+          <w:sz w:val="24"/>
+          <w:szCs w:val="24"/>
+        </w:rPr>
+        <w:t>7</w:t>
+      </w:r>
+      <w:r>
+        <w:rPr>
+          <w:rFonts w:ascii="Times New Roman" w:hAnsi="Times New Roman" w:cs="Times New Roman"/>
+          <w:b/>
+          <w:bCs/>
+          <w:color w:val="000000" w:themeColor="text1"/>
+          <w:sz w:val="24"/>
+          <w:szCs w:val="24"/>
+        </w:rPr>
+        <w:t>.1.2.</w:t>
       </w:r>
       <w:r>
         <w:rPr>
@@ -15724,8 +17676,9 @@
         <w:rPr>
           <w:noProof/>
         </w:rPr>
+        <w:lastRenderedPageBreak/>
         <w:drawing>
-          <wp:inline distT="0" distB="0" distL="0" distR="0" wp14:anchorId="3A8C7CF0" wp14:editId="3AA1C6D9">
+          <wp:inline distT="0" distB="0" distL="0" distR="0" wp14:anchorId="5F41A34D" wp14:editId="7422B8A1">
             <wp:extent cx="5486400" cy="3019425"/>
             <wp:effectExtent l="0" t="0" r="0" b="9525"/>
             <wp:docPr id="16" name="Picture 16" descr="A close-up of a report&#10;&#10;Description automatically generated"/>
@@ -15766,7 +17719,7 @@
         <w:pStyle w:val="Caption"/>
         <w:jc w:val="center"/>
       </w:pPr>
-      <w:bookmarkStart w:id="58" w:name="_Toc237214321"/>
+      <w:bookmarkStart w:id="64" w:name="_Toc237214321"/>
       <w:r>
         <w:t xml:space="preserve">Figure </w:t>
       </w:r>
@@ -15791,47 +17744,46 @@
       <w:r>
         <w:t xml:space="preserve"> National Severity Levels</w:t>
       </w:r>
-      <w:bookmarkEnd w:id="58"/>
-    </w:p>
-    <w:p>
-      <w:pPr>
-        <w:spacing w:line="360" w:lineRule="auto"/>
-        <w:jc w:val="both"/>
-      </w:pPr>
-    </w:p>
-    <w:p>
-      <w:pPr>
-        <w:spacing w:line="360" w:lineRule="auto"/>
-        <w:jc w:val="both"/>
-      </w:pPr>
-    </w:p>
-    <w:p>
-      <w:pPr>
-        <w:spacing w:line="360" w:lineRule="auto"/>
-        <w:jc w:val="both"/>
-      </w:pPr>
-    </w:p>
-    <w:p>
-      <w:pPr>
-        <w:spacing w:line="360" w:lineRule="auto"/>
-        <w:jc w:val="both"/>
-      </w:pPr>
-    </w:p>
-    <w:p>
-      <w:pPr>
-        <w:spacing w:line="360" w:lineRule="auto"/>
-        <w:jc w:val="both"/>
-        <w:rPr>
-          <w:sz w:val="24"/>
-          <w:szCs w:val="24"/>
-        </w:rPr>
-      </w:pPr>
-      <w:r>
-        <w:rPr>
-          <w:sz w:val="24"/>
-          <w:szCs w:val="24"/>
-        </w:rPr>
-        <w:lastRenderedPageBreak/>
+      <w:bookmarkEnd w:id="64"/>
+    </w:p>
+    <w:p>
+      <w:pPr>
+        <w:spacing w:line="360" w:lineRule="auto"/>
+        <w:jc w:val="both"/>
+      </w:pPr>
+    </w:p>
+    <w:p>
+      <w:pPr>
+        <w:spacing w:line="360" w:lineRule="auto"/>
+        <w:jc w:val="both"/>
+      </w:pPr>
+    </w:p>
+    <w:p>
+      <w:pPr>
+        <w:spacing w:line="360" w:lineRule="auto"/>
+        <w:jc w:val="both"/>
+      </w:pPr>
+    </w:p>
+    <w:p>
+      <w:pPr>
+        <w:spacing w:line="360" w:lineRule="auto"/>
+        <w:jc w:val="both"/>
+      </w:pPr>
+    </w:p>
+    <w:p>
+      <w:pPr>
+        <w:spacing w:line="360" w:lineRule="auto"/>
+        <w:jc w:val="both"/>
+        <w:rPr>
+          <w:sz w:val="24"/>
+          <w:szCs w:val="24"/>
+        </w:rPr>
+      </w:pPr>
+      <w:r>
+        <w:rPr>
+          <w:sz w:val="24"/>
+          <w:szCs w:val="24"/>
+        </w:rPr>
         <w:t>Accordingly, above mentioned values as a percentage of total number of accidents are as follows:</w:t>
       </w:r>
     </w:p>
@@ -16345,15 +18297,7 @@
           <w:sz w:val="24"/>
           <w:szCs w:val="24"/>
         </w:rPr>
-        <w:t xml:space="preserve">has been used to derive </w:t>
-      </w:r>
-      <w:r>
-        <w:rPr>
-          <w:sz w:val="24"/>
-          <w:szCs w:val="24"/>
-        </w:rPr>
-        <w:lastRenderedPageBreak/>
-        <w:t>time of the accident for accidents with non-fatal severity.</w:t>
+        <w:t>has been used to derive time of the accident for accidents with non-fatal severity.</w:t>
       </w:r>
     </w:p>
     <w:p>
@@ -16627,7 +18571,15 @@
           <w:sz w:val="24"/>
           <w:szCs w:val="24"/>
         </w:rPr>
-        <w:t>Even though, those values are obtained from a study that was focused on accidents with data severity, it is decided to use this distribution for all severity categories due to unavailability of empirical sources. This decision can also be considered as a modelling assumption as well.</w:t>
+        <w:t xml:space="preserve">Even though, those values are obtained from a study that was focused on accidents with data severity, it is decided to use this distribution for all severity categories due to </w:t>
+      </w:r>
+      <w:r>
+        <w:rPr>
+          <w:sz w:val="24"/>
+          <w:szCs w:val="24"/>
+        </w:rPr>
+        <w:lastRenderedPageBreak/>
+        <w:t>unavailability of empirical sources. This decision can also be considered as a modelling assumption as well.</w:t>
       </w:r>
     </w:p>
     <w:p>
@@ -16829,7 +18781,6 @@
           <w:sz w:val="24"/>
           <w:szCs w:val="24"/>
         </w:rPr>
-        <w:lastRenderedPageBreak/>
         <w:t>Step 11 – Severity Adjustment</w:t>
       </w:r>
     </w:p>
@@ -16849,6 +18800,56 @@
         </w:rPr>
         <w:t>Even though we generated above mentioned data records; they would fail to capture the relationships between relevant attributes. This is because such base records were generated by independently sampling their marginal distribution. To address this issue, it is decided to introduce 3 conditional probabilistic rules for generated accident records and thereby to establish relationship between accident characteristics and severity. Accordingly, following empirical source were used to introduce such rules.</w:t>
       </w:r>
+    </w:p>
+    <w:p>
+      <w:pPr>
+        <w:spacing w:line="360" w:lineRule="auto"/>
+        <w:jc w:val="both"/>
+        <w:rPr>
+          <w:sz w:val="24"/>
+          <w:szCs w:val="24"/>
+        </w:rPr>
+      </w:pPr>
+    </w:p>
+    <w:p>
+      <w:pPr>
+        <w:spacing w:line="360" w:lineRule="auto"/>
+        <w:jc w:val="both"/>
+        <w:rPr>
+          <w:sz w:val="24"/>
+          <w:szCs w:val="24"/>
+        </w:rPr>
+      </w:pPr>
+    </w:p>
+    <w:p>
+      <w:pPr>
+        <w:spacing w:line="360" w:lineRule="auto"/>
+        <w:jc w:val="both"/>
+        <w:rPr>
+          <w:sz w:val="24"/>
+          <w:szCs w:val="24"/>
+        </w:rPr>
+      </w:pPr>
+    </w:p>
+    <w:p>
+      <w:pPr>
+        <w:spacing w:line="360" w:lineRule="auto"/>
+        <w:jc w:val="both"/>
+        <w:rPr>
+          <w:sz w:val="24"/>
+          <w:szCs w:val="24"/>
+        </w:rPr>
+      </w:pPr>
+    </w:p>
+    <w:p>
+      <w:pPr>
+        <w:spacing w:line="360" w:lineRule="auto"/>
+        <w:jc w:val="both"/>
+        <w:rPr>
+          <w:sz w:val="24"/>
+          <w:szCs w:val="24"/>
+        </w:rPr>
+      </w:pPr>
     </w:p>
     <w:p>
       <w:pPr>
@@ -16863,19 +18864,20 @@
     <w:tbl>
       <w:tblPr>
         <w:tblStyle w:val="TableGrid"/>
-        <w:tblW w:w="0" w:type="auto"/>
+        <w:tblW w:w="8725" w:type="dxa"/>
         <w:tblInd w:w="0" w:type="dxa"/>
         <w:tblLook w:val="04A0" w:firstRow="1" w:lastRow="0" w:firstColumn="1" w:lastColumn="0" w:noHBand="0" w:noVBand="1"/>
       </w:tblPr>
       <w:tblGrid>
-        <w:gridCol w:w="2876"/>
-        <w:gridCol w:w="2877"/>
-        <w:gridCol w:w="2877"/>
+        <w:gridCol w:w="1350"/>
+        <w:gridCol w:w="2875"/>
+        <w:gridCol w:w="1620"/>
+        <w:gridCol w:w="2880"/>
       </w:tblGrid>
       <w:tr>
         <w:tc>
           <w:tcPr>
-            <w:tcW w:w="2876" w:type="dxa"/>
+            <w:tcW w:w="1350" w:type="dxa"/>
           </w:tcPr>
           <w:p>
             <w:pPr>
@@ -16883,13 +18885,14 @@
               <w:jc w:val="both"/>
             </w:pPr>
             <w:r>
-              <w:t>Condition</w:t>
+              <w:lastRenderedPageBreak/>
+              <w:t>Conditional Rule</w:t>
             </w:r>
           </w:p>
         </w:tc>
         <w:tc>
           <w:tcPr>
-            <w:tcW w:w="2877" w:type="dxa"/>
+            <w:tcW w:w="2875" w:type="dxa"/>
           </w:tcPr>
           <w:p>
             <w:pPr>
@@ -16897,13 +18900,13 @@
               <w:jc w:val="both"/>
             </w:pPr>
             <w:r>
-              <w:t>Severity Upshift Probability</w:t>
+              <w:t>Condition</w:t>
             </w:r>
           </w:p>
         </w:tc>
         <w:tc>
           <w:tcPr>
-            <w:tcW w:w="2877" w:type="dxa"/>
+            <w:tcW w:w="1620" w:type="dxa"/>
           </w:tcPr>
           <w:p>
             <w:pPr>
@@ -16911,6 +18914,20 @@
               <w:jc w:val="both"/>
             </w:pPr>
             <w:r>
+              <w:t>Severity Upshift Probability</w:t>
+            </w:r>
+          </w:p>
+        </w:tc>
+        <w:tc>
+          <w:tcPr>
+            <w:tcW w:w="2880" w:type="dxa"/>
+          </w:tcPr>
+          <w:p>
+            <w:pPr>
+              <w:spacing w:line="360" w:lineRule="auto"/>
+              <w:jc w:val="both"/>
+            </w:pPr>
+            <w:r>
               <w:t>Empirical Source</w:t>
             </w:r>
           </w:p>
@@ -16919,7 +18936,7 @@
       <w:tr>
         <w:tc>
           <w:tcPr>
-            <w:tcW w:w="2876" w:type="dxa"/>
+            <w:tcW w:w="1350" w:type="dxa"/>
           </w:tcPr>
           <w:p>
             <w:pPr>
@@ -16927,13 +18944,13 @@
               <w:jc w:val="both"/>
             </w:pPr>
             <w:r>
-              <w:t>Night-time (18:00–05:59) and main road</w:t>
+              <w:t>R1</w:t>
             </w:r>
           </w:p>
         </w:tc>
         <w:tc>
           <w:tcPr>
-            <w:tcW w:w="2877" w:type="dxa"/>
+            <w:tcW w:w="2875" w:type="dxa"/>
           </w:tcPr>
           <w:p>
             <w:pPr>
@@ -16941,16 +18958,13 @@
               <w:jc w:val="both"/>
             </w:pPr>
             <w:r>
-              <w:t xml:space="preserve"> </w:t>
-            </w:r>
-            <w:r>
-              <w:t>+10%</w:t>
+              <w:t>Night-time (18:00–05:59) and main road</w:t>
             </w:r>
           </w:p>
         </w:tc>
         <w:tc>
           <w:tcPr>
-            <w:tcW w:w="2877" w:type="dxa"/>
+            <w:tcW w:w="1620" w:type="dxa"/>
           </w:tcPr>
           <w:p>
             <w:pPr>
@@ -16958,6 +18972,23 @@
               <w:jc w:val="both"/>
             </w:pPr>
             <w:r>
+              <w:t xml:space="preserve"> </w:t>
+            </w:r>
+            <w:r>
+              <w:t>+10%</w:t>
+            </w:r>
+          </w:p>
+        </w:tc>
+        <w:tc>
+          <w:tcPr>
+            <w:tcW w:w="2880" w:type="dxa"/>
+          </w:tcPr>
+          <w:p>
+            <w:pPr>
+              <w:spacing w:line="360" w:lineRule="auto"/>
+              <w:jc w:val="both"/>
+            </w:pPr>
+            <w:r>
               <w:t>(W. G. S. R. Thilakarathna et al., 2025)</w:t>
             </w:r>
           </w:p>
@@ -16966,7 +18997,7 @@
       <w:tr>
         <w:tc>
           <w:tcPr>
-            <w:tcW w:w="2876" w:type="dxa"/>
+            <w:tcW w:w="1350" w:type="dxa"/>
           </w:tcPr>
           <w:p>
             <w:pPr>
@@ -16974,13 +19005,13 @@
               <w:jc w:val="both"/>
             </w:pPr>
             <w:r>
-              <w:t>Motorcycle or pedestrian involved</w:t>
+              <w:t>R2</w:t>
             </w:r>
           </w:p>
         </w:tc>
         <w:tc>
           <w:tcPr>
-            <w:tcW w:w="2877" w:type="dxa"/>
+            <w:tcW w:w="2875" w:type="dxa"/>
           </w:tcPr>
           <w:p>
             <w:pPr>
@@ -16988,13 +19019,13 @@
               <w:jc w:val="both"/>
             </w:pPr>
             <w:r>
-              <w:t xml:space="preserve"> +15%</w:t>
+              <w:t>Motorcycle or pedestrian involved</w:t>
             </w:r>
           </w:p>
         </w:tc>
         <w:tc>
           <w:tcPr>
-            <w:tcW w:w="2877" w:type="dxa"/>
+            <w:tcW w:w="1620" w:type="dxa"/>
           </w:tcPr>
           <w:p>
             <w:pPr>
@@ -17002,6 +19033,20 @@
               <w:jc w:val="both"/>
             </w:pPr>
             <w:r>
+              <w:t xml:space="preserve"> +15%</w:t>
+            </w:r>
+          </w:p>
+        </w:tc>
+        <w:tc>
+          <w:tcPr>
+            <w:tcW w:w="2880" w:type="dxa"/>
+          </w:tcPr>
+          <w:p>
+            <w:pPr>
+              <w:spacing w:line="360" w:lineRule="auto"/>
+              <w:jc w:val="both"/>
+            </w:pPr>
+            <w:r>
               <w:t xml:space="preserve"> </w:t>
             </w:r>
             <w:r>
@@ -17020,7 +19065,7 @@
       <w:tr>
         <w:tc>
           <w:tcPr>
-            <w:tcW w:w="2876" w:type="dxa"/>
+            <w:tcW w:w="1350" w:type="dxa"/>
           </w:tcPr>
           <w:p>
             <w:pPr>
@@ -17028,13 +19073,13 @@
               <w:jc w:val="both"/>
             </w:pPr>
             <w:r>
-              <w:t>Alcohol identified as cause</w:t>
+              <w:t>R3</w:t>
             </w:r>
           </w:p>
         </w:tc>
         <w:tc>
           <w:tcPr>
-            <w:tcW w:w="2877" w:type="dxa"/>
+            <w:tcW w:w="2875" w:type="dxa"/>
           </w:tcPr>
           <w:p>
             <w:pPr>
@@ -17042,13 +19087,27 @@
               <w:jc w:val="both"/>
             </w:pPr>
             <w:r>
-              <w:t>+20%</w:t>
+              <w:t>Alcohol identified as cause</w:t>
             </w:r>
           </w:p>
         </w:tc>
         <w:tc>
           <w:tcPr>
-            <w:tcW w:w="2877" w:type="dxa"/>
+            <w:tcW w:w="1620" w:type="dxa"/>
+          </w:tcPr>
+          <w:p>
+            <w:pPr>
+              <w:spacing w:line="360" w:lineRule="auto"/>
+              <w:jc w:val="both"/>
+            </w:pPr>
+            <w:r>
+              <w:t>+20%</w:t>
+            </w:r>
+          </w:p>
+        </w:tc>
+        <w:tc>
+          <w:tcPr>
+            <w:tcW w:w="2880" w:type="dxa"/>
           </w:tcPr>
           <w:p>
             <w:pPr>
@@ -17176,104 +19235,33 @@
     <w:p>
       <w:pPr>
         <w:spacing w:line="360" w:lineRule="auto"/>
-        <w:jc w:val="both"/>
-        <w:rPr>
-          <w:sz w:val="24"/>
-          <w:szCs w:val="24"/>
-        </w:rPr>
-      </w:pPr>
-    </w:p>
-    <w:p>
-      <w:pPr>
-        <w:spacing w:line="360" w:lineRule="auto"/>
-        <w:jc w:val="both"/>
-        <w:rPr>
-          <w:sz w:val="24"/>
-          <w:szCs w:val="24"/>
-        </w:rPr>
-      </w:pPr>
-    </w:p>
-    <w:p>
-      <w:pPr>
-        <w:spacing w:line="360" w:lineRule="auto"/>
-        <w:jc w:val="both"/>
-        <w:rPr>
-          <w:sz w:val="24"/>
-          <w:szCs w:val="24"/>
-        </w:rPr>
-      </w:pPr>
-    </w:p>
-    <w:p>
-      <w:pPr>
-        <w:spacing w:line="360" w:lineRule="auto"/>
-        <w:jc w:val="both"/>
-        <w:rPr>
-          <w:sz w:val="24"/>
-          <w:szCs w:val="24"/>
-        </w:rPr>
-      </w:pPr>
-    </w:p>
-    <w:p>
-      <w:pPr>
-        <w:spacing w:line="360" w:lineRule="auto"/>
-        <w:jc w:val="both"/>
-        <w:rPr>
-          <w:sz w:val="24"/>
-          <w:szCs w:val="24"/>
-        </w:rPr>
-      </w:pPr>
-    </w:p>
-    <w:p>
-      <w:pPr>
-        <w:spacing w:line="360" w:lineRule="auto"/>
-        <w:jc w:val="both"/>
-        <w:rPr>
-          <w:sz w:val="24"/>
-          <w:szCs w:val="24"/>
-        </w:rPr>
-      </w:pPr>
-    </w:p>
-    <w:p>
-      <w:pPr>
-        <w:spacing w:line="360" w:lineRule="auto"/>
-        <w:jc w:val="both"/>
-        <w:rPr>
-          <w:sz w:val="24"/>
-          <w:szCs w:val="24"/>
-        </w:rPr>
-      </w:pPr>
-    </w:p>
-    <w:p>
-      <w:pPr>
-        <w:spacing w:line="360" w:lineRule="auto"/>
-        <w:jc w:val="both"/>
-        <w:rPr>
-          <w:sz w:val="24"/>
-          <w:szCs w:val="24"/>
-        </w:rPr>
-      </w:pPr>
-    </w:p>
-    <w:p>
-      <w:pPr>
-        <w:spacing w:line="360" w:lineRule="auto"/>
-        <w:jc w:val="both"/>
-        <w:rPr>
-          <w:b/>
-          <w:bCs/>
-          <w:color w:val="000000" w:themeColor="text1"/>
-          <w:sz w:val="24"/>
-          <w:szCs w:val="24"/>
-        </w:rPr>
-      </w:pPr>
-      <w:r>
-        <w:rPr>
-          <w:b/>
-          <w:bCs/>
-          <w:color w:val="000000" w:themeColor="text1"/>
-          <w:sz w:val="24"/>
-          <w:szCs w:val="24"/>
-        </w:rPr>
-        <w:lastRenderedPageBreak/>
+        <w:jc w:val="center"/>
+        <w:rPr>
+          <w:sz w:val="24"/>
+          <w:szCs w:val="24"/>
+        </w:rPr>
+      </w:pPr>
+    </w:p>
+    <w:p>
+      <w:pPr>
+        <w:spacing w:line="360" w:lineRule="auto"/>
+        <w:jc w:val="both"/>
+        <w:rPr>
+          <w:b/>
+          <w:bCs/>
+          <w:color w:val="000000" w:themeColor="text1"/>
+          <w:sz w:val="24"/>
+          <w:szCs w:val="24"/>
+        </w:rPr>
+      </w:pPr>
+      <w:r>
+        <w:rPr>
+          <w:b/>
+          <w:bCs/>
+          <w:color w:val="000000" w:themeColor="text1"/>
+          <w:sz w:val="24"/>
+          <w:szCs w:val="24"/>
+        </w:rPr>
         <w:t xml:space="preserve">Step 12 – Casualty Count </w:t>
       </w:r>
     </w:p>
@@ -17501,29 +19489,24 @@
           <w:sz w:val="24"/>
           <w:szCs w:val="24"/>
         </w:rPr>
-        <w:t>Due to lack of proper empirical evidence or studies regarding this matter, it is decide to derive values for this using vehicle count and severity levels. So it is clear that it is derived via explicit modelling assumptions.</w:t>
-      </w:r>
-    </w:p>
-    <w:p>
-      <w:pPr>
-        <w:spacing w:line="360" w:lineRule="auto"/>
-        <w:jc w:val="both"/>
-      </w:pPr>
-    </w:p>
-    <w:p>
-      <w:pPr>
-        <w:spacing w:line="360" w:lineRule="auto"/>
-        <w:jc w:val="both"/>
-        <w:rPr>
-          <w:sz w:val="24"/>
-          <w:szCs w:val="24"/>
-        </w:rPr>
-      </w:pPr>
-      <w:r>
-        <w:rPr>
-          <w:sz w:val="24"/>
-          <w:szCs w:val="24"/>
-        </w:rPr>
+        <w:t>Due to lack of proper empirical evidence or studies regarding this matter, it is decide to derive values for this using vehicle count and severity levels. So it is clear that it is derived via explicit modelling assumptions</w:t>
+      </w:r>
+    </w:p>
+    <w:p>
+      <w:pPr>
+        <w:spacing w:line="360" w:lineRule="auto"/>
+        <w:jc w:val="both"/>
+        <w:rPr>
+          <w:sz w:val="24"/>
+          <w:szCs w:val="24"/>
+        </w:rPr>
+      </w:pPr>
+      <w:r>
+        <w:rPr>
+          <w:sz w:val="24"/>
+          <w:szCs w:val="24"/>
+        </w:rPr>
+        <w:lastRenderedPageBreak/>
         <w:t>Accordingly, for the synthetic data generation, a structured framework that incorporates empirical sources, rule-based probability adjustments, and explicit modelling assumption was used. This process provides a synthetic dataset with the traceability to its sources while also mimicking behaviors of road traffic accident in Sri Lanka upto some extent.</w:t>
       </w:r>
     </w:p>
@@ -17539,9 +19522,11 @@
         <w:jc w:val="center"/>
       </w:pPr>
       <w:r>
-        <w:lastRenderedPageBreak/>
+        <w:rPr>
+          <w:noProof/>
+        </w:rPr>
         <w:drawing>
-          <wp:inline distT="0" distB="0" distL="0" distR="0" wp14:anchorId="6B564D7E" wp14:editId="68E7D2BB">
+          <wp:inline distT="0" distB="0" distL="0" distR="0" wp14:anchorId="7311FBC3" wp14:editId="13F44AAC">
             <wp:extent cx="5210175" cy="3137563"/>
             <wp:effectExtent l="0" t="0" r="0" b="5715"/>
             <wp:docPr id="14" name="Picture 14"/>
@@ -17590,8 +19575,12 @@
         <w:jc w:val="center"/>
       </w:pPr>
       <w:r>
+        <w:rPr>
+          <w:noProof/>
+        </w:rPr>
+        <w:lastRenderedPageBreak/>
         <w:drawing>
-          <wp:inline distT="0" distB="0" distL="0" distR="0" wp14:anchorId="208C48CC" wp14:editId="40D16D10">
+          <wp:inline distT="0" distB="0" distL="0" distR="0" wp14:anchorId="1DE17271" wp14:editId="6CF0173D">
             <wp:extent cx="3936166" cy="4229100"/>
             <wp:effectExtent l="0" t="0" r="7620" b="0"/>
             <wp:docPr id="22" name="Picture 22" descr="A screenshot of a table&#10;&#10;Description automatically generated"/>
@@ -17632,7 +19621,7 @@
         <w:pStyle w:val="Caption"/>
         <w:jc w:val="center"/>
       </w:pPr>
-      <w:bookmarkStart w:id="59" w:name="_Toc237214322"/>
+      <w:bookmarkStart w:id="65" w:name="_Toc237214322"/>
       <w:r>
         <w:t xml:space="preserve">Figure </w:t>
       </w:r>
@@ -17655,235 +19644,217 @@
         <w:fldChar w:fldCharType="end"/>
       </w:r>
       <w:r>
+        <w:t xml:space="preserve"> Synthetically Generated Data for Model Training</w:t>
+      </w:r>
+      <w:bookmarkEnd w:id="65"/>
+    </w:p>
+    <w:p>
+      <w:pPr>
+        <w:spacing w:line="360" w:lineRule="auto"/>
+        <w:jc w:val="both"/>
+      </w:pPr>
+    </w:p>
+    <w:p>
+      <w:pPr>
+        <w:pStyle w:val="Heading3"/>
+        <w:spacing w:line="360" w:lineRule="auto"/>
+        <w:jc w:val="both"/>
+        <w:rPr>
+          <w:b/>
+          <w:bCs/>
+          <w:color w:val="000000" w:themeColor="text1"/>
+        </w:rPr>
+      </w:pPr>
+      <w:bookmarkStart w:id="66" w:name="_Toc237790908"/>
+      <w:r>
+        <w:rPr>
+          <w:rFonts w:ascii="Times New Roman" w:hAnsi="Times New Roman" w:cs="Times New Roman"/>
+          <w:b/>
+          <w:bCs/>
+          <w:color w:val="000000" w:themeColor="text1"/>
+        </w:rPr>
+        <w:t>3</w:t>
+      </w:r>
+      <w:r>
+        <w:rPr>
+          <w:rFonts w:ascii="Times New Roman" w:hAnsi="Times New Roman" w:cs="Times New Roman"/>
+          <w:b/>
+          <w:bCs/>
+          <w:color w:val="000000" w:themeColor="text1"/>
+        </w:rPr>
+        <w:t>.</w:t>
+      </w:r>
+      <w:r>
+        <w:rPr>
+          <w:rFonts w:ascii="Times New Roman" w:hAnsi="Times New Roman" w:cs="Times New Roman"/>
+          <w:b/>
+          <w:bCs/>
+          <w:color w:val="000000" w:themeColor="text1"/>
+        </w:rPr>
+        <w:t>7</w:t>
+      </w:r>
+      <w:r>
+        <w:rPr>
+          <w:rFonts w:ascii="Times New Roman" w:hAnsi="Times New Roman" w:cs="Times New Roman"/>
+          <w:b/>
+          <w:bCs/>
+          <w:color w:val="000000" w:themeColor="text1"/>
+        </w:rPr>
+        <w:t>.</w:t>
+      </w:r>
+      <w:r>
+        <w:rPr>
+          <w:rFonts w:ascii="Times New Roman" w:hAnsi="Times New Roman" w:cs="Times New Roman"/>
+          <w:b/>
+          <w:bCs/>
+          <w:color w:val="000000" w:themeColor="text1"/>
+        </w:rPr>
+        <w:t>2</w:t>
+      </w:r>
+      <w:r>
+        <w:rPr>
+          <w:rFonts w:ascii="Times New Roman" w:hAnsi="Times New Roman" w:cs="Times New Roman"/>
+          <w:b/>
+          <w:bCs/>
+          <w:color w:val="000000" w:themeColor="text1"/>
+        </w:rPr>
         <w:t xml:space="preserve"> </w:t>
       </w:r>
       <w:r>
-        <w:t>Synthetically</w:t>
-      </w:r>
-      <w:r>
-        <w:t xml:space="preserve"> Generated Data for Model Training</w:t>
-      </w:r>
-      <w:bookmarkEnd w:id="59"/>
-    </w:p>
-    <w:p>
-      <w:pPr>
-        <w:spacing w:line="360" w:lineRule="auto"/>
-        <w:jc w:val="both"/>
-      </w:pPr>
-    </w:p>
-    <w:p>
-      <w:pPr>
-        <w:spacing w:line="360" w:lineRule="auto"/>
-        <w:jc w:val="both"/>
-      </w:pPr>
-    </w:p>
-    <w:p>
-      <w:pPr>
-        <w:spacing w:line="360" w:lineRule="auto"/>
-        <w:jc w:val="both"/>
-      </w:pPr>
-    </w:p>
-    <w:p>
-      <w:pPr>
-        <w:pStyle w:val="Heading3"/>
-        <w:spacing w:line="360" w:lineRule="auto"/>
-        <w:jc w:val="both"/>
-        <w:rPr>
-          <w:b/>
-          <w:bCs/>
-          <w:color w:val="000000" w:themeColor="text1"/>
-        </w:rPr>
-      </w:pPr>
-      <w:bookmarkStart w:id="60" w:name="_Toc237084620"/>
-      <w:r>
-        <w:rPr>
-          <w:rFonts w:ascii="Times New Roman" w:hAnsi="Times New Roman" w:cs="Times New Roman"/>
-          <w:b/>
-          <w:bCs/>
-          <w:color w:val="000000" w:themeColor="text1"/>
-        </w:rPr>
-        <w:t>3</w:t>
-      </w:r>
-      <w:r>
-        <w:rPr>
-          <w:rFonts w:ascii="Times New Roman" w:hAnsi="Times New Roman" w:cs="Times New Roman"/>
-          <w:b/>
-          <w:bCs/>
-          <w:color w:val="000000" w:themeColor="text1"/>
-        </w:rPr>
-        <w:t>.</w:t>
-      </w:r>
-      <w:r>
-        <w:rPr>
-          <w:rFonts w:ascii="Times New Roman" w:hAnsi="Times New Roman" w:cs="Times New Roman"/>
-          <w:b/>
-          <w:bCs/>
-          <w:color w:val="000000" w:themeColor="text1"/>
-        </w:rPr>
-        <w:t>3</w:t>
-      </w:r>
-      <w:r>
-        <w:rPr>
-          <w:rFonts w:ascii="Times New Roman" w:hAnsi="Times New Roman" w:cs="Times New Roman"/>
-          <w:b/>
-          <w:bCs/>
-          <w:color w:val="000000" w:themeColor="text1"/>
-        </w:rPr>
-        <w:t>.</w:t>
-      </w:r>
-      <w:r>
-        <w:rPr>
-          <w:rFonts w:ascii="Times New Roman" w:hAnsi="Times New Roman" w:cs="Times New Roman"/>
-          <w:b/>
-          <w:bCs/>
-          <w:color w:val="000000" w:themeColor="text1"/>
-        </w:rPr>
-        <w:t>2</w:t>
-      </w:r>
-      <w:r>
-        <w:rPr>
-          <w:rFonts w:ascii="Times New Roman" w:hAnsi="Times New Roman" w:cs="Times New Roman"/>
-          <w:b/>
-          <w:bCs/>
-          <w:color w:val="000000" w:themeColor="text1"/>
+        <w:rPr>
+          <w:rFonts w:ascii="Times New Roman" w:hAnsi="Times New Roman" w:cs="Times New Roman"/>
+          <w:b/>
+          <w:bCs/>
+          <w:color w:val="000000" w:themeColor="text1"/>
+        </w:rPr>
+        <w:t>Weather Data</w:t>
+      </w:r>
+      <w:bookmarkEnd w:id="66"/>
+    </w:p>
+    <w:p>
+      <w:pPr>
+        <w:spacing w:line="360" w:lineRule="auto"/>
+        <w:jc w:val="both"/>
+        <w:rPr>
+          <w:sz w:val="24"/>
+          <w:szCs w:val="24"/>
+        </w:rPr>
+      </w:pPr>
+      <w:r>
+        <w:rPr>
+          <w:sz w:val="24"/>
+          <w:szCs w:val="24"/>
+        </w:rPr>
+        <w:t>As mentioned in previous chapters, it is clear that integrating contextual data like weather data can improve model’s prediction performance</w:t>
+      </w:r>
+      <w:r>
+        <w:rPr>
+          <w:sz w:val="24"/>
+          <w:szCs w:val="24"/>
+        </w:rPr>
+        <w:t xml:space="preserve">. Accordingly, a weather dataset that covers the Colombo Area from the year 2022-2025 is obtained via Visual Crossing Weather API, thus developing a multi source machine learning framework for traffic accident hotspot prediction and severity classification in Sri Lanka </w:t>
+      </w:r>
+      <w:r>
+        <w:rPr>
+          <w:sz w:val="24"/>
+          <w:szCs w:val="24"/>
+        </w:rPr>
+        <w:t>(Weather Data &amp; Weather API | Visual Crossing, n.d.)</w:t>
+      </w:r>
+      <w:r>
+        <w:rPr>
+          <w:sz w:val="24"/>
+          <w:szCs w:val="24"/>
+        </w:rPr>
+        <w:t>. The integration of such data enables the model with more context and thereby improving its prediction performance. Also, by using this method, it is also possible to identify environmental factors that contribute for a certain road traffic accident. Furthermore, this dataset also aligns with the duration of road traffic accident dataset, ensuring it is associated with relevant historical traffic accident data record during the merging process.</w:t>
+      </w:r>
+    </w:p>
+    <w:p>
+      <w:pPr>
+        <w:spacing w:line="360" w:lineRule="auto"/>
+        <w:jc w:val="both"/>
+        <w:rPr>
+          <w:sz w:val="24"/>
+          <w:szCs w:val="24"/>
+        </w:rPr>
+      </w:pPr>
+    </w:p>
+    <w:p>
+      <w:pPr>
+        <w:spacing w:line="360" w:lineRule="auto"/>
+        <w:jc w:val="both"/>
+        <w:rPr>
+          <w:sz w:val="24"/>
+          <w:szCs w:val="24"/>
+        </w:rPr>
+      </w:pPr>
+      <w:r>
+        <w:rPr>
+          <w:sz w:val="24"/>
+          <w:szCs w:val="24"/>
+        </w:rPr>
+        <w:lastRenderedPageBreak/>
+        <w:t xml:space="preserve">Accordingly collected weather data includes features like weather condition (cloudy, rainy, partly cloudy ), precipitation, visibility, humidity, </w:t>
+      </w:r>
+      <w:r>
+        <w:rPr>
+          <w:sz w:val="24"/>
+          <w:szCs w:val="24"/>
+        </w:rPr>
+        <w:t>cloudcover</w:t>
+      </w:r>
+      <w:r>
+        <w:rPr>
+          <w:sz w:val="24"/>
+          <w:szCs w:val="24"/>
+        </w:rPr>
+        <w:t xml:space="preserve">, sunrise and sunset, enriching police accident dataset with environmental factors.Also, in addition to those mentioned features, feature engineering has performed to derive columns like </w:t>
+      </w:r>
+      <w:r>
+        <w:rPr>
+          <w:sz w:val="24"/>
+          <w:szCs w:val="24"/>
+        </w:rPr>
+        <w:t>weather_condition_label</w:t>
+      </w:r>
+      <w:r>
+        <w:rPr>
+          <w:sz w:val="24"/>
+          <w:szCs w:val="24"/>
+        </w:rPr>
+        <w:t xml:space="preserve"> (cloudy, partly cloudy, heavy and light rain) based on precipitation value and visibility_level (good, moderate and poor) based on visibility values to provide more interpretable feature for machine learning models.</w:t>
+      </w:r>
+    </w:p>
+    <w:p>
+      <w:pPr>
+        <w:spacing w:line="360" w:lineRule="auto"/>
+        <w:jc w:val="both"/>
+        <w:rPr>
+          <w:sz w:val="24"/>
+          <w:szCs w:val="24"/>
+        </w:rPr>
+      </w:pPr>
+    </w:p>
+    <w:p>
+      <w:pPr>
+        <w:spacing w:line="360" w:lineRule="auto"/>
+        <w:jc w:val="both"/>
+      </w:pPr>
+      <w:r>
+        <w:rPr>
+          <w:sz w:val="24"/>
+          <w:szCs w:val="24"/>
         </w:rPr>
         <w:t xml:space="preserve"> </w:t>
       </w:r>
       <w:r>
         <w:rPr>
-          <w:rFonts w:ascii="Times New Roman" w:hAnsi="Times New Roman" w:cs="Times New Roman"/>
-          <w:b/>
-          <w:bCs/>
-          <w:color w:val="000000" w:themeColor="text1"/>
-        </w:rPr>
-        <w:t>Weather Data</w:t>
-      </w:r>
-      <w:bookmarkEnd w:id="60"/>
-    </w:p>
-    <w:p>
-      <w:pPr>
-        <w:spacing w:line="360" w:lineRule="auto"/>
-        <w:jc w:val="both"/>
-        <w:rPr>
-          <w:sz w:val="24"/>
-          <w:szCs w:val="24"/>
-        </w:rPr>
-      </w:pPr>
-      <w:r>
-        <w:rPr>
-          <w:sz w:val="24"/>
-          <w:szCs w:val="24"/>
-        </w:rPr>
-        <w:t>As mentioned in previous chapters, it is clear that integrating contextual data like weather data can improve model’s prediction performance</w:t>
-      </w:r>
-      <w:r>
-        <w:rPr>
-          <w:sz w:val="24"/>
-          <w:szCs w:val="24"/>
-        </w:rPr>
-        <w:t xml:space="preserve">. Accordingly, a weather dataset that covers the Colombo Area from the year 2022-2025 is obtained via Visual Crossing Weather API, thus developing a multi source machine learning framework for traffic accident hotspot prediction and severity classification in Sri Lanka </w:t>
-      </w:r>
-      <w:r>
-        <w:rPr>
-          <w:sz w:val="24"/>
-          <w:szCs w:val="24"/>
-        </w:rPr>
-        <w:t>(Weather Data &amp; Weather API | Visual Crossing, n.d.)</w:t>
-      </w:r>
-      <w:r>
-        <w:rPr>
-          <w:sz w:val="24"/>
-          <w:szCs w:val="24"/>
-        </w:rPr>
-        <w:t>. The integration of such data enables the model with more context and thereby improving its prediction performance. Also, by using this method, it is also possible to identify environmental factors that contribute for a certain road traffic accident. Furthermore, this dataset also aligns with the duration of road traffic accident dataset, ensuring it is associated with relevant historical traffic accident data record during the merging process.</w:t>
-      </w:r>
-    </w:p>
-    <w:p>
-      <w:pPr>
-        <w:spacing w:line="360" w:lineRule="auto"/>
-        <w:jc w:val="both"/>
-        <w:rPr>
-          <w:sz w:val="24"/>
-          <w:szCs w:val="24"/>
-        </w:rPr>
-      </w:pPr>
-    </w:p>
-    <w:p>
-      <w:pPr>
-        <w:spacing w:line="360" w:lineRule="auto"/>
-        <w:jc w:val="both"/>
-        <w:rPr>
-          <w:sz w:val="24"/>
-          <w:szCs w:val="24"/>
-        </w:rPr>
-      </w:pPr>
-      <w:r>
-        <w:rPr>
-          <w:sz w:val="24"/>
-          <w:szCs w:val="24"/>
-        </w:rPr>
-        <w:t xml:space="preserve">Accordingly collected weather data includes features like weather condition (cloudy, rainy, partly cloudy ), precipitation, visibility, humidity, </w:t>
-      </w:r>
-      <w:r>
-        <w:rPr>
-          <w:sz w:val="24"/>
-          <w:szCs w:val="24"/>
-        </w:rPr>
-        <w:t>cloudcover</w:t>
-      </w:r>
-      <w:r>
-        <w:rPr>
-          <w:sz w:val="24"/>
-          <w:szCs w:val="24"/>
-        </w:rPr>
-        <w:t xml:space="preserve">, sunrise and sunset, enriching police accident dataset with environmental factors.Also, in addition to those mentioned features, feature engineering has performed to derive columns like </w:t>
-      </w:r>
-      <w:r>
-        <w:rPr>
-          <w:sz w:val="24"/>
-          <w:szCs w:val="24"/>
-        </w:rPr>
-        <w:t>weather_condition_label</w:t>
-      </w:r>
-      <w:r>
-        <w:rPr>
-          <w:sz w:val="24"/>
-          <w:szCs w:val="24"/>
-        </w:rPr>
-        <w:t xml:space="preserve"> (cloudy, partly cloudy, heavy and light rain) based on precipitation value and visibility_level (good, moderate and poor) based on visibility values to provide more interpretable feature for machine learning models.</w:t>
-      </w:r>
-    </w:p>
-    <w:p>
-      <w:pPr>
-        <w:spacing w:line="360" w:lineRule="auto"/>
-        <w:jc w:val="both"/>
-        <w:rPr>
-          <w:sz w:val="24"/>
-          <w:szCs w:val="24"/>
-        </w:rPr>
-      </w:pPr>
-    </w:p>
-    <w:p>
-      <w:pPr>
-        <w:spacing w:line="360" w:lineRule="auto"/>
-        <w:jc w:val="both"/>
-      </w:pPr>
-      <w:r>
-        <w:rPr>
-          <w:sz w:val="24"/>
-          <w:szCs w:val="24"/>
-        </w:rPr>
-        <w:lastRenderedPageBreak/>
-        <w:t xml:space="preserve"> </w:t>
-      </w:r>
-      <w:r>
-        <w:rPr>
           <w:noProof/>
           <w:sz w:val="24"/>
           <w:szCs w:val="24"/>
         </w:rPr>
         <w:drawing>
-          <wp:inline distT="0" distB="0" distL="0" distR="0" wp14:anchorId="3D51C612" wp14:editId="0528706B">
+          <wp:inline distT="0" distB="0" distL="0" distR="0" wp14:anchorId="51B87638" wp14:editId="2C9C3450">
             <wp:extent cx="4934052" cy="3295650"/>
             <wp:effectExtent l="0" t="0" r="0" b="0"/>
             <wp:docPr id="17" name="Picture 17" descr="A table of numbers and symbols&#10;&#10;Description automatically generated with medium confidence"/>
@@ -17931,7 +19902,7 @@
         <mc:AlternateContent>
           <mc:Choice Requires="wps">
             <w:drawing>
-              <wp:anchor distT="0" distB="0" distL="114300" distR="114300" simplePos="0" relativeHeight="251663360" behindDoc="0" locked="0" layoutInCell="1" allowOverlap="1" wp14:anchorId="7B6D5E1B" wp14:editId="2DC03C94">
+              <wp:anchor distT="0" distB="0" distL="114300" distR="114300" simplePos="0" relativeHeight="251663360" behindDoc="0" locked="0" layoutInCell="1" allowOverlap="1" wp14:anchorId="7F8F9F19" wp14:editId="43D79192">
                 <wp:simplePos x="0" y="0"/>
                 <wp:positionH relativeFrom="column">
                   <wp:posOffset>0</wp:posOffset>
@@ -17987,7 +19958,7 @@
           </mc:Choice>
           <mc:Fallback>
             <w:pict>
-              <v:shapetype w14:anchorId="7B6D5E1B" id="_x0000_t202" coordsize="21600,21600" o:spt="202" path="m,l,21600r21600,l21600,xe">
+              <v:shapetype w14:anchorId="7F8F9F19" id="_x0000_t202" coordsize="21600,21600" o:spt="202" path="m,l,21600r21600,l21600,xe">
                 <v:stroke joinstyle="miter"/>
                 <v:path gradientshapeok="t" o:connecttype="rect"/>
               </v:shapetype>
@@ -18014,7 +19985,7 @@
         <mc:AlternateContent>
           <mc:Choice Requires="wps">
             <w:drawing>
-              <wp:anchor distT="0" distB="0" distL="114300" distR="114300" simplePos="0" relativeHeight="251664384" behindDoc="0" locked="0" layoutInCell="1" allowOverlap="1" wp14:anchorId="42E0BC87" wp14:editId="42AD5AD0">
+              <wp:anchor distT="0" distB="0" distL="114300" distR="114300" simplePos="0" relativeHeight="251664384" behindDoc="0" locked="0" layoutInCell="1" allowOverlap="1" wp14:anchorId="3FF861E2" wp14:editId="36CFFEC2">
                 <wp:simplePos x="0" y="0"/>
                 <wp:positionH relativeFrom="column">
                   <wp:posOffset>0</wp:posOffset>
@@ -18056,7 +20027,7 @@
                                 <w:noProof/>
                               </w:rPr>
                             </w:pPr>
-                            <w:bookmarkStart w:id="61" w:name="_Toc237214323"/>
+                            <w:bookmarkStart w:id="67" w:name="_Toc237214323"/>
                             <w:r>
                               <w:t xml:space="preserve">Figure </w:t>
                             </w:r>
@@ -18084,7 +20055,7 @@
                             <w:r>
                               <w:t>Weather Data Collected via Visual Crossing API</w:t>
                             </w:r>
-                            <w:bookmarkEnd w:id="61"/>
+                            <w:bookmarkEnd w:id="67"/>
                           </w:p>
                         </w:txbxContent>
                       </wps:txbx>
@@ -18102,7 +20073,7 @@
           </mc:Choice>
           <mc:Fallback>
             <w:pict>
-              <v:shape w14:anchorId="42E0BC87" id="Text Box 21" o:spid="_x0000_s1027" type="#_x0000_t202" style="position:absolute;left:0;text-align:left;margin-left:0;margin-top:268.2pt;width:387.9pt;height:.05pt;z-index:251664384;visibility:visible;mso-wrap-style:square;mso-wrap-distance-left:9pt;mso-wrap-distance-top:0;mso-wrap-distance-right:9pt;mso-wrap-distance-bottom:0;mso-position-horizontal:absolute;mso-position-horizontal-relative:text;mso-position-vertical:absolute;mso-position-vertical-relative:text;v-text-anchor:top" o:gfxdata="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" stroked="f">
+              <v:shape w14:anchorId="3FF861E2" id="Text Box 21" o:spid="_x0000_s1027" type="#_x0000_t202" style="position:absolute;left:0;text-align:left;margin-left:0;margin-top:268.2pt;width:387.9pt;height:.05pt;z-index:251664384;visibility:visible;mso-wrap-style:square;mso-wrap-distance-left:9pt;mso-wrap-distance-top:0;mso-wrap-distance-right:9pt;mso-wrap-distance-bottom:0;mso-position-horizontal:absolute;mso-position-horizontal-relative:text;mso-position-vertical:absolute;mso-position-vertical-relative:text;v-text-anchor:top" o:gfxdata="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" stroked="f">
                 <v:textbox style="mso-fit-shape-to-text:t" inset="0,0,0,0">
                   <w:txbxContent>
                     <w:p>
@@ -18113,7 +20084,7 @@
                           <w:noProof/>
                         </w:rPr>
                       </w:pPr>
-                      <w:bookmarkStart w:id="62" w:name="_Toc237214323"/>
+                      <w:bookmarkStart w:id="68" w:name="_Toc237214323"/>
                       <w:r>
                         <w:t xml:space="preserve">Figure </w:t>
                       </w:r>
@@ -18141,7 +20112,7 @@
                       <w:r>
                         <w:t>Weather Data Collected via Visual Crossing API</w:t>
                       </w:r>
-                      <w:bookmarkEnd w:id="62"/>
+                      <w:bookmarkEnd w:id="68"/>
                     </w:p>
                   </w:txbxContent>
                 </v:textbox>
@@ -18155,7 +20126,7 @@
           <w:noProof/>
         </w:rPr>
         <w:drawing>
-          <wp:anchor distT="0" distB="0" distL="114300" distR="114300" simplePos="0" relativeHeight="251662336" behindDoc="0" locked="0" layoutInCell="1" allowOverlap="1" wp14:anchorId="0F81BA41" wp14:editId="7ED2F72C">
+          <wp:anchor distT="0" distB="0" distL="114300" distR="114300" simplePos="0" relativeHeight="251662336" behindDoc="0" locked="0" layoutInCell="1" allowOverlap="1" wp14:anchorId="646D2247" wp14:editId="49C8FAC6">
             <wp:simplePos x="0" y="0"/>
             <wp:positionH relativeFrom="margin">
               <wp:align>left</wp:align>
@@ -18267,42 +20238,6 @@
     </w:p>
     <w:p>
       <w:pPr>
-        <w:spacing w:line="360" w:lineRule="auto"/>
-        <w:jc w:val="both"/>
-      </w:pPr>
-    </w:p>
-    <w:p>
-      <w:pPr>
-        <w:spacing w:line="360" w:lineRule="auto"/>
-        <w:jc w:val="both"/>
-      </w:pPr>
-    </w:p>
-    <w:p>
-      <w:pPr>
-        <w:spacing w:line="360" w:lineRule="auto"/>
-        <w:jc w:val="both"/>
-      </w:pPr>
-    </w:p>
-    <w:p>
-      <w:pPr>
-        <w:spacing w:line="360" w:lineRule="auto"/>
-        <w:jc w:val="both"/>
-      </w:pPr>
-    </w:p>
-    <w:p>
-      <w:pPr>
-        <w:spacing w:line="360" w:lineRule="auto"/>
-        <w:jc w:val="both"/>
-      </w:pPr>
-    </w:p>
-    <w:p>
-      <w:pPr>
-        <w:spacing w:line="360" w:lineRule="auto"/>
-        <w:jc w:val="both"/>
-      </w:pPr>
-    </w:p>
-    <w:p>
-      <w:pPr>
         <w:pStyle w:val="Heading2"/>
         <w:spacing w:line="360" w:lineRule="auto"/>
         <w:jc w:val="both"/>
@@ -18315,7 +20250,7 @@
           <w:szCs w:val="28"/>
         </w:rPr>
       </w:pPr>
-      <w:bookmarkStart w:id="63" w:name="_Toc237084621"/>
+      <w:bookmarkStart w:id="69" w:name="_Toc237790909"/>
       <w:r>
         <w:rPr>
           <w:rFonts w:ascii="Times New Roman" w:hAnsi="Times New Roman" w:cs="Times New Roman"/>
@@ -18348,7 +20283,7 @@
           <w:sz w:val="28"/>
           <w:szCs w:val="28"/>
         </w:rPr>
-        <w:t>3</w:t>
+        <w:t>8</w:t>
       </w:r>
       <w:r>
         <w:rPr>
@@ -18370,10 +20305,183 @@
           <w:sz w:val="28"/>
           <w:szCs w:val="28"/>
         </w:rPr>
-        <w:t>ETL Pipeline</w:t>
-      </w:r>
-      <w:bookmarkEnd w:id="63"/>
-      <w:r>
+        <w:t>Software Development Methodology</w:t>
+      </w:r>
+      <w:bookmarkEnd w:id="69"/>
+    </w:p>
+    <w:p>
+      <w:pPr>
+        <w:spacing w:line="360" w:lineRule="auto"/>
+        <w:jc w:val="both"/>
+        <w:rPr>
+          <w:sz w:val="24"/>
+          <w:szCs w:val="24"/>
+        </w:rPr>
+      </w:pPr>
+      <w:r>
+        <w:rPr>
+          <w:sz w:val="24"/>
+          <w:szCs w:val="24"/>
+        </w:rPr>
+        <w:t xml:space="preserve">As this is a DSR research that is focused on outputting software artefact, software development methodology needs to be followed to make sure that relevant features are developed and integrated properly during the development of the artefact. However, such methodologies can be categorized into several approaches like </w:t>
+      </w:r>
+      <w:r>
+        <w:rPr>
+          <w:sz w:val="24"/>
+          <w:szCs w:val="24"/>
+        </w:rPr>
+        <w:t>plan</w:t>
+      </w:r>
+      <w:r>
+        <w:rPr>
+          <w:sz w:val="24"/>
+          <w:szCs w:val="24"/>
+        </w:rPr>
+        <w:t xml:space="preserve"> driven approaches and iterative approaches and most suitable one needs to be chosen. </w:t>
+      </w:r>
+    </w:p>
+    <w:p>
+      <w:pPr>
+        <w:spacing w:line="360" w:lineRule="auto"/>
+        <w:jc w:val="both"/>
+        <w:rPr>
+          <w:sz w:val="24"/>
+          <w:szCs w:val="24"/>
+        </w:rPr>
+      </w:pPr>
+    </w:p>
+    <w:p>
+      <w:pPr>
+        <w:spacing w:line="360" w:lineRule="auto"/>
+        <w:jc w:val="both"/>
+        <w:rPr>
+          <w:sz w:val="24"/>
+          <w:szCs w:val="24"/>
+        </w:rPr>
+      </w:pPr>
+      <w:r>
+        <w:rPr>
+          <w:sz w:val="24"/>
+          <w:szCs w:val="24"/>
+        </w:rPr>
+        <w:t xml:space="preserve">Accordingly, it was decided not to use </w:t>
+      </w:r>
+      <w:r>
+        <w:rPr>
+          <w:sz w:val="24"/>
+          <w:szCs w:val="24"/>
+        </w:rPr>
+        <w:t>plan</w:t>
+      </w:r>
+      <w:r>
+        <w:rPr>
+          <w:sz w:val="24"/>
+          <w:szCs w:val="24"/>
+        </w:rPr>
+        <w:t xml:space="preserve"> drive approaches such as waterfall as we could not finalize some of the design decisions before the actual development.  For example, when it comes to hotspot identification process, several approaches such as classifying hotspots based on arbitrary percentile threshold, Getis-Ord and Poisson Distribution along with Benjamini-Hochberg False Discovery Rate (FDR)</w:t>
+      </w:r>
+      <w:r>
+        <w:rPr>
+          <w:sz w:val="24"/>
+          <w:szCs w:val="24"/>
+        </w:rPr>
+        <w:t xml:space="preserve"> were considered, before finalizing </w:t>
+      </w:r>
+      <w:r>
+        <w:rPr>
+          <w:sz w:val="24"/>
+          <w:szCs w:val="24"/>
+        </w:rPr>
+        <w:t xml:space="preserve">Poisson Distribution along with </w:t>
+      </w:r>
+      <w:r>
+        <w:rPr>
+          <w:sz w:val="24"/>
+          <w:szCs w:val="24"/>
+        </w:rPr>
+        <w:t>Benjamini-Hochberg False Discovery Rate (FDR)</w:t>
+      </w:r>
+      <w:r>
+        <w:rPr>
+          <w:sz w:val="24"/>
+          <w:szCs w:val="24"/>
+        </w:rPr>
+        <w:t>. Similarly, choosing the correct H3 resolution also followed a trial-and-error approach before finalizing “H3 resolution 8” as final resolution. So it is clear that, this study required a iterative approach that allows repeated implementation, testing and refinements rather than fixed path.</w:t>
+      </w:r>
+    </w:p>
+    <w:p>
+      <w:pPr>
+        <w:spacing w:line="360" w:lineRule="auto"/>
+        <w:jc w:val="both"/>
+        <w:rPr>
+          <w:sz w:val="24"/>
+          <w:szCs w:val="24"/>
+        </w:rPr>
+      </w:pPr>
+    </w:p>
+    <w:p>
+      <w:pPr>
+        <w:spacing w:line="360" w:lineRule="auto"/>
+        <w:jc w:val="both"/>
+        <w:rPr>
+          <w:sz w:val="24"/>
+          <w:szCs w:val="24"/>
+        </w:rPr>
+      </w:pPr>
+      <w:r>
+        <w:rPr>
+          <w:sz w:val="24"/>
+          <w:szCs w:val="24"/>
+        </w:rPr>
+        <w:t xml:space="preserve">As per the above mentioned requirements, it was decided to choose a Agile based iterative and incremental approach for the software development methodology. This is because this approach allows each phase of the artefact development which includes process such as Mondo Atlas data lake creation, geocoding, weather data integration, conventional and spatiotemporal feature engineering, model training and evaluation, XAI integration and dashboard development to be build, test and refine. Also incorporating this method enabled to change technical and design decision when there were limitations on established decisions </w:t>
+      </w:r>
+      <w:r>
+        <w:rPr>
+          <w:sz w:val="24"/>
+          <w:szCs w:val="24"/>
+        </w:rPr>
+        <w:t>(Lutwama et al., 2024)</w:t>
+      </w:r>
+      <w:r>
+        <w:rPr>
+          <w:sz w:val="24"/>
+          <w:szCs w:val="24"/>
+        </w:rPr>
+        <w:t>.</w:t>
+      </w:r>
+    </w:p>
+    <w:p>
+      <w:pPr>
+        <w:spacing w:line="360" w:lineRule="auto"/>
+        <w:jc w:val="both"/>
+        <w:rPr>
+          <w:sz w:val="24"/>
+          <w:szCs w:val="24"/>
+        </w:rPr>
+      </w:pPr>
+    </w:p>
+    <w:p>
+      <w:pPr>
+        <w:spacing w:line="360" w:lineRule="auto"/>
+        <w:jc w:val="both"/>
+        <w:rPr>
+          <w:sz w:val="24"/>
+          <w:szCs w:val="24"/>
+        </w:rPr>
+      </w:pPr>
+      <w:r>
+        <w:rPr>
+          <w:sz w:val="24"/>
+          <w:szCs w:val="24"/>
+        </w:rPr>
+        <w:t>Also, even though we adopted an Agile based iterative approach, it is very important to understand that fully structured scrum was not used as the study was carried out by a single student. So, it was decided to adopt only iterative principle of Agile methodology for this study.</w:t>
+      </w:r>
+    </w:p>
+    <w:p>
+      <w:pPr>
+        <w:pStyle w:val="Heading2"/>
+        <w:spacing w:line="360" w:lineRule="auto"/>
+        <w:jc w:val="both"/>
         <w:rPr>
           <w:rFonts w:ascii="Times New Roman" w:hAnsi="Times New Roman" w:cs="Times New Roman"/>
           <w:b/>
@@ -18382,9 +20490,142 @@
           <w:sz w:val="28"/>
           <w:szCs w:val="28"/>
         </w:rPr>
+      </w:pPr>
+      <w:bookmarkStart w:id="70" w:name="_Toc237790910"/>
+      <w:r>
+        <w:rPr>
+          <w:rFonts w:ascii="Times New Roman" w:hAnsi="Times New Roman" w:cs="Times New Roman"/>
+          <w:b/>
+          <w:bCs/>
+          <w:color w:val="000000" w:themeColor="text1"/>
+          <w:sz w:val="28"/>
+          <w:szCs w:val="28"/>
+        </w:rPr>
+        <w:lastRenderedPageBreak/>
+        <w:t>3</w:t>
+      </w:r>
+      <w:r>
+        <w:rPr>
+          <w:rFonts w:ascii="Times New Roman" w:hAnsi="Times New Roman" w:cs="Times New Roman"/>
+          <w:b/>
+          <w:bCs/>
+          <w:color w:val="000000" w:themeColor="text1"/>
+          <w:sz w:val="28"/>
+          <w:szCs w:val="28"/>
+        </w:rPr>
+        <w:t>.</w:t>
+      </w:r>
+      <w:r>
+        <w:rPr>
+          <w:rFonts w:ascii="Times New Roman" w:hAnsi="Times New Roman" w:cs="Times New Roman"/>
+          <w:b/>
+          <w:bCs/>
+          <w:color w:val="000000" w:themeColor="text1"/>
+          <w:sz w:val="28"/>
+          <w:szCs w:val="28"/>
+        </w:rPr>
+        <w:t>9</w:t>
+      </w:r>
+      <w:r>
+        <w:rPr>
+          <w:rFonts w:ascii="Times New Roman" w:hAnsi="Times New Roman" w:cs="Times New Roman"/>
+          <w:b/>
+          <w:bCs/>
+          <w:color w:val="000000" w:themeColor="text1"/>
+          <w:sz w:val="28"/>
+          <w:szCs w:val="28"/>
+        </w:rPr>
         <w:t xml:space="preserve"> </w:t>
       </w:r>
-    </w:p>
+      <w:r>
+        <w:rPr>
+          <w:rFonts w:ascii="Times New Roman" w:hAnsi="Times New Roman" w:cs="Times New Roman"/>
+          <w:b/>
+          <w:bCs/>
+          <w:color w:val="000000" w:themeColor="text1"/>
+          <w:sz w:val="28"/>
+          <w:szCs w:val="28"/>
+        </w:rPr>
+        <w:t>Artefact Evaluation Strategy</w:t>
+      </w:r>
+      <w:bookmarkEnd w:id="70"/>
+    </w:p>
+    <w:p>
+      <w:pPr>
+        <w:spacing w:line="360" w:lineRule="auto"/>
+        <w:jc w:val="both"/>
+        <w:rPr>
+          <w:sz w:val="24"/>
+          <w:szCs w:val="24"/>
+        </w:rPr>
+      </w:pPr>
+      <w:r>
+        <w:rPr>
+          <w:sz w:val="24"/>
+          <w:szCs w:val="24"/>
+        </w:rPr>
+        <w:t xml:space="preserve">As mentioned earlier, DSR artefact should be able to address practical problem. So, under DSR concept it is very important to evaluate the designed framework to show that it can address the research problems that it’s supposed to address and can fulfill the design requirements.  Accordingly, the relevant evaluations were done according to the ex post method which comes under FEDS framework. This means the relevant evaluation were done after completing the implementation of relevant components </w:t>
+      </w:r>
+      <w:r>
+        <w:rPr>
+          <w:sz w:val="24"/>
+          <w:szCs w:val="24"/>
+        </w:rPr>
+        <w:t>(Venable et al., 2016)</w:t>
+      </w:r>
+      <w:r>
+        <w:rPr>
+          <w:sz w:val="24"/>
+          <w:szCs w:val="24"/>
+        </w:rPr>
+        <w:t xml:space="preserve">. </w:t>
+      </w:r>
+    </w:p>
+    <w:p>
+      <w:pPr>
+        <w:spacing w:line="360" w:lineRule="auto"/>
+        <w:jc w:val="both"/>
+        <w:rPr>
+          <w:sz w:val="24"/>
+          <w:szCs w:val="24"/>
+        </w:rPr>
+      </w:pPr>
+      <w:r>
+        <w:rPr>
+          <w:sz w:val="24"/>
+          <w:szCs w:val="24"/>
+        </w:rPr>
+        <w:t xml:space="preserve">Also, as the study were more focused on lambda contribution than claiming ground truth about road traffic accidents, it was decided to carry out relevant evaluation under controlled environment, following a benchmark style instead of using live environment or real users. </w:t>
+      </w:r>
+    </w:p>
+    <w:p>
+      <w:pPr>
+        <w:spacing w:line="360" w:lineRule="auto"/>
+        <w:jc w:val="both"/>
+        <w:rPr>
+          <w:sz w:val="24"/>
+          <w:szCs w:val="24"/>
+        </w:rPr>
+      </w:pPr>
+    </w:p>
+    <w:p>
+      <w:pPr>
+        <w:spacing w:line="360" w:lineRule="auto"/>
+        <w:jc w:val="both"/>
+        <w:rPr>
+          <w:sz w:val="24"/>
+          <w:szCs w:val="24"/>
+        </w:rPr>
+      </w:pPr>
+      <w:r>
+        <w:rPr>
+          <w:sz w:val="24"/>
+          <w:szCs w:val="24"/>
+        </w:rPr>
+        <w:t>Accordingly, validation strategy of this framework can be divided into 2 parts as synthetic data validation and framework validation. However, as the framework itself is considered as a lambda contribution under DSR approach, it is very important to understand that none of these layers claim ground truth about road traffic accidents. As mentioned above both of these layers are only supposed to rigorously test the framework in technical manner</w:t>
+      </w:r>
+    </w:p>
+    <w:p/>
     <w:p>
       <w:pPr>
         <w:pStyle w:val="Heading3"/>
@@ -18397,7 +20638,7 @@
           <w:color w:val="000000" w:themeColor="text1"/>
         </w:rPr>
       </w:pPr>
-      <w:bookmarkStart w:id="64" w:name="_Toc237084622"/>
+      <w:bookmarkStart w:id="71" w:name="_Toc237790911"/>
       <w:r>
         <w:rPr>
           <w:rFonts w:ascii="Times New Roman" w:hAnsi="Times New Roman" w:cs="Times New Roman"/>
@@ -18423,10 +20664,629 @@
           <w:bCs/>
           <w:color w:val="000000" w:themeColor="text1"/>
         </w:rPr>
+        <w:t>9</w:t>
+      </w:r>
+      <w:r>
+        <w:rPr>
+          <w:rFonts w:ascii="Times New Roman" w:hAnsi="Times New Roman" w:cs="Times New Roman"/>
+          <w:b/>
+          <w:bCs/>
+          <w:color w:val="000000" w:themeColor="text1"/>
+        </w:rPr>
+        <w:t>.</w:t>
+      </w:r>
+      <w:r>
+        <w:rPr>
+          <w:rFonts w:ascii="Times New Roman" w:hAnsi="Times New Roman" w:cs="Times New Roman"/>
+          <w:b/>
+          <w:bCs/>
+          <w:color w:val="000000" w:themeColor="text1"/>
+        </w:rPr>
+        <w:t>1</w:t>
+      </w:r>
+      <w:r>
+        <w:rPr>
+          <w:rFonts w:ascii="Times New Roman" w:hAnsi="Times New Roman" w:cs="Times New Roman"/>
+          <w:b/>
+          <w:bCs/>
+          <w:color w:val="000000" w:themeColor="text1"/>
+        </w:rPr>
+        <w:t xml:space="preserve"> </w:t>
+      </w:r>
+      <w:r>
+        <w:rPr>
+          <w:rFonts w:ascii="Times New Roman" w:hAnsi="Times New Roman" w:cs="Times New Roman"/>
+          <w:b/>
+          <w:bCs/>
+          <w:color w:val="000000" w:themeColor="text1"/>
+        </w:rPr>
+        <w:t>Synthetic data Validation</w:t>
+      </w:r>
+      <w:bookmarkEnd w:id="71"/>
+      <w:r>
+        <w:rPr>
+          <w:rFonts w:ascii="Times New Roman" w:hAnsi="Times New Roman" w:cs="Times New Roman"/>
+          <w:b/>
+          <w:bCs/>
+          <w:color w:val="000000" w:themeColor="text1"/>
+        </w:rPr>
+        <w:tab/>
+      </w:r>
+    </w:p>
+    <w:p>
+      <w:pPr>
+        <w:spacing w:line="360" w:lineRule="auto"/>
+        <w:jc w:val="both"/>
+        <w:rPr>
+          <w:sz w:val="24"/>
+          <w:szCs w:val="24"/>
+        </w:rPr>
+      </w:pPr>
+      <w:r>
+        <w:rPr>
+          <w:sz w:val="24"/>
+          <w:szCs w:val="24"/>
+        </w:rPr>
+        <w:t>This part of the evaluation was used to make sure that the synthetic data we generated form empirical evidence shows a defensible representation of road traffic accidents in Sri Lankan context. Accordingly, such evaluations were done according to 3 following approaches.</w:t>
+      </w:r>
+    </w:p>
+    <w:p>
+      <w:pPr>
+        <w:spacing w:line="360" w:lineRule="auto"/>
+        <w:jc w:val="both"/>
+        <w:rPr>
+          <w:sz w:val="24"/>
+          <w:szCs w:val="24"/>
+        </w:rPr>
+      </w:pPr>
+    </w:p>
+    <w:p>
+      <w:pPr>
+        <w:spacing w:line="360" w:lineRule="auto"/>
+        <w:jc w:val="both"/>
+        <w:rPr>
+          <w:b/>
+          <w:bCs/>
+          <w:color w:val="000000" w:themeColor="text1"/>
+          <w:sz w:val="24"/>
+          <w:szCs w:val="24"/>
+        </w:rPr>
+      </w:pPr>
+      <w:r>
+        <w:rPr>
+          <w:b/>
+          <w:bCs/>
+          <w:color w:val="000000" w:themeColor="text1"/>
+          <w:sz w:val="24"/>
+          <w:szCs w:val="24"/>
+        </w:rPr>
+        <w:t xml:space="preserve">3.9.1.1 </w:t>
+      </w:r>
+      <w:r>
+        <w:rPr>
+          <w:b/>
+          <w:bCs/>
+          <w:color w:val="000000" w:themeColor="text1"/>
+          <w:sz w:val="24"/>
+          <w:szCs w:val="24"/>
+        </w:rPr>
+        <w:t>Marginal Fidelity via Chi Square Goodness of Fit</w:t>
+      </w:r>
+    </w:p>
+    <w:p>
+      <w:pPr>
+        <w:spacing w:line="360" w:lineRule="auto"/>
+        <w:jc w:val="both"/>
+        <w:rPr>
+          <w:sz w:val="24"/>
+          <w:szCs w:val="24"/>
+        </w:rPr>
+      </w:pPr>
+      <w:r>
+        <w:rPr>
+          <w:sz w:val="24"/>
+          <w:szCs w:val="24"/>
+        </w:rPr>
+        <w:t xml:space="preserve">This evaluation strategy involves comparing anchor distribution that we obtained from empirical sources and used for synthetic data generation with synthetic data distribution itself using Chi Square Goodness of Fit approach.  Accordingly, such comparison involves severity distribution against </w:t>
+      </w:r>
+      <w:r>
+        <w:rPr>
+          <w:color w:val="040102"/>
+          <w:sz w:val="24"/>
+          <w:szCs w:val="24"/>
+          <w:shd w:val="clear" w:color="auto" w:fill="FFFFFF"/>
+        </w:rPr>
+        <w:t>“2025 Traffic Reports – SRI LANKA POLICE,” (2025)</w:t>
+      </w:r>
+      <w:r>
+        <w:rPr>
+          <w:sz w:val="24"/>
+          <w:szCs w:val="24"/>
+        </w:rPr>
+        <w:t>, fatal accident time band</w:t>
+      </w:r>
+      <w:r>
+        <w:rPr>
+          <w:sz w:val="24"/>
+          <w:szCs w:val="24"/>
+        </w:rPr>
+        <w:t xml:space="preserve"> and causal distribution</w:t>
+      </w:r>
+      <w:r>
+        <w:rPr>
+          <w:sz w:val="24"/>
+          <w:szCs w:val="24"/>
+        </w:rPr>
+        <w:t xml:space="preserve"> against </w:t>
+      </w:r>
+      <w:r>
+        <w:rPr>
+          <w:sz w:val="24"/>
+          <w:szCs w:val="24"/>
+        </w:rPr>
+        <w:t xml:space="preserve">W. G. S. R. Thilakarathna et al. (2025), non </w:t>
+      </w:r>
+      <w:r>
+        <w:rPr>
+          <w:sz w:val="24"/>
+          <w:szCs w:val="24"/>
+        </w:rPr>
+        <w:t>fatal accident time band</w:t>
+      </w:r>
+      <w:r>
+        <w:rPr>
+          <w:sz w:val="24"/>
+          <w:szCs w:val="24"/>
+        </w:rPr>
+        <w:t xml:space="preserve"> and causal distribution</w:t>
+      </w:r>
+      <w:r>
+        <w:rPr>
+          <w:sz w:val="24"/>
+          <w:szCs w:val="24"/>
+        </w:rPr>
+        <w:t xml:space="preserve"> against </w:t>
+      </w:r>
+      <w:r>
+        <w:rPr>
+          <w:sz w:val="24"/>
+          <w:szCs w:val="24"/>
+        </w:rPr>
+        <w:t>Jayasinghe et al. (2025)</w:t>
+      </w:r>
+      <w:r>
+        <w:rPr>
+          <w:sz w:val="24"/>
+          <w:szCs w:val="24"/>
+        </w:rPr>
+        <w:t xml:space="preserve">. Also, for the statistical significance, it was decided to go with  </w:t>
+      </w:r>
+      <m:oMath>
+        <m:r>
+          <w:rPr>
+            <w:rFonts w:ascii="Cambria Math" w:hAnsi="Cambria Math"/>
+            <w:sz w:val="24"/>
+            <w:szCs w:val="24"/>
+          </w:rPr>
+          <m:t>α = 0.05</m:t>
+        </m:r>
+      </m:oMath>
+    </w:p>
+    <w:p>
+      <w:pPr>
+        <w:spacing w:line="360" w:lineRule="auto"/>
+        <w:jc w:val="both"/>
+        <w:rPr>
+          <w:sz w:val="24"/>
+          <w:szCs w:val="24"/>
+        </w:rPr>
+      </w:pPr>
+    </w:p>
+    <w:p>
+      <w:pPr>
+        <w:spacing w:line="360" w:lineRule="auto"/>
+        <w:jc w:val="both"/>
+        <w:rPr>
+          <w:sz w:val="24"/>
+          <w:szCs w:val="24"/>
+        </w:rPr>
+      </w:pPr>
+      <w:r>
+        <w:rPr>
+          <w:sz w:val="24"/>
+          <w:szCs w:val="24"/>
+        </w:rPr>
+        <w:t>However, it is very important to understand that severity distribution of whole dataset may get deviate of anchored source distribution because of the conditional rules (R1 to R3) that we used to increase probability of severe outcomes based on specific conditions such as motorcycle or pedestrian involvement, alcohol as cause, nigh time and such variations are supposed to taken into consideration when interpreting results rather than just considering them as failures.</w:t>
+      </w:r>
+    </w:p>
+    <w:p>
+      <w:pPr>
+        <w:spacing w:line="360" w:lineRule="auto"/>
+        <w:jc w:val="both"/>
+        <w:rPr>
+          <w:sz w:val="24"/>
+          <w:szCs w:val="24"/>
+        </w:rPr>
+      </w:pPr>
+    </w:p>
+    <w:p>
+      <w:pPr>
+        <w:spacing w:line="360" w:lineRule="auto"/>
+        <w:jc w:val="both"/>
+        <w:rPr>
+          <w:b/>
+          <w:bCs/>
+          <w:color w:val="000000" w:themeColor="text1"/>
+          <w:sz w:val="24"/>
+          <w:szCs w:val="24"/>
+        </w:rPr>
+      </w:pPr>
+      <w:r>
+        <w:rPr>
+          <w:b/>
+          <w:bCs/>
+          <w:color w:val="000000" w:themeColor="text1"/>
+          <w:sz w:val="24"/>
+          <w:szCs w:val="24"/>
+        </w:rPr>
+        <w:t>3.9.1.</w:t>
+      </w:r>
+      <w:r>
+        <w:rPr>
+          <w:b/>
+          <w:bCs/>
+          <w:color w:val="000000" w:themeColor="text1"/>
+          <w:sz w:val="24"/>
+          <w:szCs w:val="24"/>
+        </w:rPr>
+        <w:t>2</w:t>
+      </w:r>
+      <w:r>
+        <w:rPr>
+          <w:b/>
+          <w:bCs/>
+          <w:color w:val="000000" w:themeColor="text1"/>
+          <w:sz w:val="24"/>
+          <w:szCs w:val="24"/>
+        </w:rPr>
+        <w:t xml:space="preserve"> </w:t>
+      </w:r>
+      <w:r>
+        <w:rPr>
+          <w:b/>
+          <w:bCs/>
+          <w:color w:val="000000" w:themeColor="text1"/>
+          <w:sz w:val="24"/>
+          <w:szCs w:val="24"/>
+        </w:rPr>
+        <w:t xml:space="preserve">Joint Dependency Validation </w:t>
+      </w:r>
+    </w:p>
+    <w:p>
+      <w:pPr>
+        <w:spacing w:line="360" w:lineRule="auto"/>
+        <w:jc w:val="both"/>
+        <w:rPr>
+          <w:sz w:val="24"/>
+          <w:szCs w:val="24"/>
+        </w:rPr>
+      </w:pPr>
+      <w:r>
+        <w:rPr>
+          <w:sz w:val="24"/>
+          <w:szCs w:val="24"/>
+        </w:rPr>
+        <w:t>As mentioned earlier, synthetic data generation was done using marginal sampling, which resulted in generation of variables without any relationships. So, to address this limitation, we decided to introduce conditional rules that add relationships to certain variables. However, it is very important to make sure that such rules give us the expected relationships among relevant variables. So, the cross tabulations of severity against those selected variables were conducted using below approach.</w:t>
+      </w:r>
+    </w:p>
+    <w:p>
+      <w:pPr>
+        <w:spacing w:line="360" w:lineRule="auto"/>
+        <w:jc w:val="both"/>
+        <w:rPr>
+          <w:sz w:val="24"/>
+          <w:szCs w:val="24"/>
+        </w:rPr>
+      </w:pPr>
+    </w:p>
+    <w:p>
+      <w:pPr>
+        <w:pStyle w:val="ListParagraph"/>
+        <w:numPr>
+          <w:ilvl w:val="0"/>
+          <w:numId w:val="14"/>
+        </w:numPr>
+        <w:spacing w:line="360" w:lineRule="auto"/>
+        <w:jc w:val="both"/>
+        <w:rPr>
+          <w:sz w:val="24"/>
+          <w:szCs w:val="24"/>
+        </w:rPr>
+      </w:pPr>
+      <w:r>
+        <w:rPr>
+          <w:sz w:val="24"/>
+          <w:szCs w:val="24"/>
+        </w:rPr>
+        <w:t xml:space="preserve">Difference between severity distribution according to night and day </w:t>
+      </w:r>
+      <w:r>
+        <w:rPr>
+          <w:sz w:val="24"/>
+          <w:szCs w:val="24"/>
+        </w:rPr>
+        <w:t>(Tests R1)</w:t>
+      </w:r>
+    </w:p>
+    <w:p>
+      <w:pPr>
+        <w:pStyle w:val="ListParagraph"/>
+        <w:numPr>
+          <w:ilvl w:val="0"/>
+          <w:numId w:val="14"/>
+        </w:numPr>
+        <w:spacing w:line="360" w:lineRule="auto"/>
+        <w:jc w:val="both"/>
+        <w:rPr>
+          <w:sz w:val="24"/>
+          <w:szCs w:val="24"/>
+        </w:rPr>
+      </w:pPr>
+      <w:r>
+        <w:rPr>
+          <w:sz w:val="24"/>
+          <w:szCs w:val="24"/>
+        </w:rPr>
+        <w:t>Changes to severity distribution based on pedestrian and motorcycle involvements</w:t>
+      </w:r>
+      <w:r>
+        <w:rPr>
+          <w:sz w:val="24"/>
+          <w:szCs w:val="24"/>
+        </w:rPr>
+        <w:t xml:space="preserve"> (Tests R2)</w:t>
+      </w:r>
+    </w:p>
+    <w:p>
+      <w:pPr>
+        <w:pStyle w:val="ListParagraph"/>
+        <w:numPr>
+          <w:ilvl w:val="0"/>
+          <w:numId w:val="14"/>
+        </w:numPr>
+        <w:spacing w:line="360" w:lineRule="auto"/>
+        <w:jc w:val="both"/>
+        <w:rPr>
+          <w:sz w:val="24"/>
+          <w:szCs w:val="24"/>
+        </w:rPr>
+      </w:pPr>
+      <w:r>
+        <w:rPr>
+          <w:sz w:val="24"/>
+          <w:szCs w:val="24"/>
+        </w:rPr>
+        <w:t xml:space="preserve">Difference between severity distribution according to alcohol and non alcohol as a cause of accident </w:t>
+      </w:r>
+      <w:r>
+        <w:rPr>
+          <w:sz w:val="24"/>
+          <w:szCs w:val="24"/>
+        </w:rPr>
+        <w:t>(Tests R3)</w:t>
+      </w:r>
+    </w:p>
+    <w:p>
+      <w:pPr>
+        <w:spacing w:line="360" w:lineRule="auto"/>
+        <w:jc w:val="both"/>
+        <w:rPr>
+          <w:sz w:val="24"/>
+          <w:szCs w:val="24"/>
+        </w:rPr>
+      </w:pPr>
+    </w:p>
+    <w:p>
+      <w:pPr>
+        <w:spacing w:line="360" w:lineRule="auto"/>
+        <w:jc w:val="both"/>
+        <w:rPr>
+          <w:sz w:val="24"/>
+          <w:szCs w:val="24"/>
+        </w:rPr>
+      </w:pPr>
+      <w:r>
+        <w:rPr>
+          <w:sz w:val="24"/>
+          <w:szCs w:val="24"/>
+        </w:rPr>
+        <w:t>Accordingly, as the output of this evaluation strategy it is expected to see improvements to severity based on such relationships.</w:t>
+      </w:r>
+    </w:p>
+    <w:p>
+      <w:pPr>
+        <w:spacing w:line="360" w:lineRule="auto"/>
+        <w:jc w:val="both"/>
+        <w:rPr>
+          <w:b/>
+          <w:bCs/>
+          <w:color w:val="000000" w:themeColor="text1"/>
+          <w:sz w:val="24"/>
+          <w:szCs w:val="24"/>
+        </w:rPr>
+      </w:pPr>
+    </w:p>
+    <w:p>
+      <w:pPr>
+        <w:spacing w:line="360" w:lineRule="auto"/>
+        <w:jc w:val="both"/>
+        <w:rPr>
+          <w:b/>
+          <w:bCs/>
+          <w:color w:val="000000" w:themeColor="text1"/>
+          <w:sz w:val="24"/>
+          <w:szCs w:val="24"/>
+        </w:rPr>
+      </w:pPr>
+    </w:p>
+    <w:p>
+      <w:pPr>
+        <w:spacing w:line="360" w:lineRule="auto"/>
+        <w:jc w:val="both"/>
+        <w:rPr>
+          <w:b/>
+          <w:bCs/>
+          <w:color w:val="000000" w:themeColor="text1"/>
+          <w:sz w:val="24"/>
+          <w:szCs w:val="24"/>
+        </w:rPr>
+      </w:pPr>
+    </w:p>
+    <w:p>
+      <w:pPr>
+        <w:spacing w:line="360" w:lineRule="auto"/>
+        <w:jc w:val="both"/>
+        <w:rPr>
+          <w:b/>
+          <w:bCs/>
+          <w:color w:val="000000" w:themeColor="text1"/>
+          <w:sz w:val="24"/>
+          <w:szCs w:val="24"/>
+        </w:rPr>
+      </w:pPr>
+    </w:p>
+    <w:p>
+      <w:pPr>
+        <w:spacing w:line="360" w:lineRule="auto"/>
+        <w:jc w:val="both"/>
+        <w:rPr>
+          <w:b/>
+          <w:bCs/>
+          <w:color w:val="000000" w:themeColor="text1"/>
+          <w:sz w:val="24"/>
+          <w:szCs w:val="24"/>
+        </w:rPr>
+      </w:pPr>
+    </w:p>
+    <w:p>
+      <w:pPr>
+        <w:spacing w:line="360" w:lineRule="auto"/>
+        <w:jc w:val="both"/>
+        <w:rPr>
+          <w:b/>
+          <w:bCs/>
+          <w:color w:val="000000" w:themeColor="text1"/>
+          <w:sz w:val="24"/>
+          <w:szCs w:val="24"/>
+        </w:rPr>
+      </w:pPr>
+    </w:p>
+    <w:p>
+      <w:pPr>
+        <w:spacing w:line="360" w:lineRule="auto"/>
+        <w:jc w:val="both"/>
+        <w:rPr>
+          <w:b/>
+          <w:bCs/>
+          <w:color w:val="000000" w:themeColor="text1"/>
+          <w:sz w:val="24"/>
+          <w:szCs w:val="24"/>
+        </w:rPr>
+      </w:pPr>
+    </w:p>
+    <w:p>
+      <w:pPr>
+        <w:spacing w:line="360" w:lineRule="auto"/>
+        <w:jc w:val="both"/>
+        <w:rPr>
+          <w:sz w:val="24"/>
+          <w:szCs w:val="24"/>
+        </w:rPr>
+      </w:pPr>
+      <w:r>
+        <w:rPr>
+          <w:b/>
+          <w:bCs/>
+          <w:color w:val="000000" w:themeColor="text1"/>
+          <w:sz w:val="24"/>
+          <w:szCs w:val="24"/>
+        </w:rPr>
+        <w:lastRenderedPageBreak/>
+        <w:t>3.9.1.</w:t>
+      </w:r>
+      <w:r>
+        <w:rPr>
+          <w:b/>
+          <w:bCs/>
+          <w:color w:val="000000" w:themeColor="text1"/>
+          <w:sz w:val="24"/>
+          <w:szCs w:val="24"/>
+        </w:rPr>
         <w:t>3</w:t>
       </w:r>
       <w:r>
         <w:rPr>
+          <w:b/>
+          <w:bCs/>
+          <w:color w:val="000000" w:themeColor="text1"/>
+          <w:sz w:val="24"/>
+          <w:szCs w:val="24"/>
+        </w:rPr>
+        <w:t xml:space="preserve"> </w:t>
+      </w:r>
+      <w:r>
+        <w:rPr>
+          <w:b/>
+          <w:bCs/>
+          <w:color w:val="000000" w:themeColor="text1"/>
+          <w:sz w:val="24"/>
+          <w:szCs w:val="24"/>
+        </w:rPr>
+        <w:t>Train Synthetic, Test Real (TSTR)</w:t>
+      </w:r>
+    </w:p>
+    <w:p>
+      <w:pPr>
+        <w:spacing w:line="360" w:lineRule="auto"/>
+        <w:jc w:val="both"/>
+        <w:rPr>
+          <w:sz w:val="24"/>
+          <w:szCs w:val="24"/>
+        </w:rPr>
+      </w:pPr>
+      <w:r>
+        <w:rPr>
+          <w:sz w:val="24"/>
+          <w:szCs w:val="24"/>
+        </w:rPr>
+        <w:t xml:space="preserve">As mentioned in earlier sections, it was decided to keep real data collected from Slave Island police station out of the synthetic data generation pipeline. By doing this, it is possible to evaluate the framework on real accident data, even though its supposed to be a limited evaluation. Accordingly, the framework trained on synthetic 500 records related to Slave Island police station would be evaluated via real 44 records collected from Slave Island police station. Accordingly, if the TSTR approach shows a good performance, then it validates that synthetic data have enough knowledge on real world accident distribution when it comes to Slave Island area. However, framework still doesn’t claim any ground truths related road traffic accidents in Colombo Area as it mainly focused on Lambda contribution. </w:t>
+      </w:r>
+    </w:p>
+    <w:p/>
+    <w:p>
+      <w:pPr>
+        <w:pStyle w:val="Heading3"/>
+        <w:spacing w:line="360" w:lineRule="auto"/>
+        <w:jc w:val="both"/>
+        <w:rPr>
+          <w:rFonts w:ascii="Times New Roman" w:hAnsi="Times New Roman" w:cs="Times New Roman"/>
+          <w:b/>
+          <w:bCs/>
+          <w:color w:val="000000" w:themeColor="text1"/>
+        </w:rPr>
+      </w:pPr>
+      <w:bookmarkStart w:id="72" w:name="_Toc237790912"/>
+      <w:r>
+        <w:rPr>
+          <w:rFonts w:ascii="Times New Roman" w:hAnsi="Times New Roman" w:cs="Times New Roman"/>
+          <w:b/>
+          <w:bCs/>
+          <w:color w:val="000000" w:themeColor="text1"/>
+        </w:rPr>
+        <w:t>3</w:t>
+      </w:r>
+      <w:r>
+        <w:rPr>
           <w:rFonts w:ascii="Times New Roman" w:hAnsi="Times New Roman" w:cs="Times New Roman"/>
           <w:b/>
           <w:bCs/>
@@ -18441,6 +21301,1131 @@
           <w:bCs/>
           <w:color w:val="000000" w:themeColor="text1"/>
         </w:rPr>
+        <w:t>9</w:t>
+      </w:r>
+      <w:r>
+        <w:rPr>
+          <w:rFonts w:ascii="Times New Roman" w:hAnsi="Times New Roman" w:cs="Times New Roman"/>
+          <w:b/>
+          <w:bCs/>
+          <w:color w:val="000000" w:themeColor="text1"/>
+        </w:rPr>
+        <w:t>.</w:t>
+      </w:r>
+      <w:r>
+        <w:rPr>
+          <w:rFonts w:ascii="Times New Roman" w:hAnsi="Times New Roman" w:cs="Times New Roman"/>
+          <w:b/>
+          <w:bCs/>
+          <w:color w:val="000000" w:themeColor="text1"/>
+        </w:rPr>
+        <w:t>2</w:t>
+      </w:r>
+      <w:r>
+        <w:rPr>
+          <w:rFonts w:ascii="Times New Roman" w:hAnsi="Times New Roman" w:cs="Times New Roman"/>
+          <w:b/>
+          <w:bCs/>
+          <w:color w:val="000000" w:themeColor="text1"/>
+        </w:rPr>
+        <w:t xml:space="preserve"> </w:t>
+      </w:r>
+      <w:r>
+        <w:rPr>
+          <w:rFonts w:ascii="Times New Roman" w:hAnsi="Times New Roman" w:cs="Times New Roman"/>
+          <w:b/>
+          <w:bCs/>
+          <w:color w:val="000000" w:themeColor="text1"/>
+        </w:rPr>
+        <w:t>Framework Validation</w:t>
+      </w:r>
+      <w:bookmarkEnd w:id="72"/>
+    </w:p>
+    <w:p>
+      <w:pPr>
+        <w:spacing w:line="360" w:lineRule="auto"/>
+        <w:jc w:val="both"/>
+        <w:rPr>
+          <w:sz w:val="24"/>
+          <w:szCs w:val="24"/>
+        </w:rPr>
+      </w:pPr>
+      <w:r>
+        <w:rPr>
+          <w:sz w:val="24"/>
+          <w:szCs w:val="24"/>
+        </w:rPr>
+        <w:t>The other part of the evaluation strategy is the framework validation itself. Accordingly, this also done based on the 3 approached given below.</w:t>
+      </w:r>
+    </w:p>
+    <w:p>
+      <w:pPr>
+        <w:spacing w:line="360" w:lineRule="auto"/>
+        <w:jc w:val="both"/>
+        <w:rPr>
+          <w:b/>
+          <w:bCs/>
+          <w:sz w:val="24"/>
+          <w:szCs w:val="24"/>
+        </w:rPr>
+      </w:pPr>
+    </w:p>
+    <w:p>
+      <w:pPr>
+        <w:spacing w:line="360" w:lineRule="auto"/>
+        <w:jc w:val="both"/>
+        <w:rPr>
+          <w:b/>
+          <w:bCs/>
+          <w:color w:val="000000" w:themeColor="text1"/>
+          <w:sz w:val="24"/>
+          <w:szCs w:val="24"/>
+        </w:rPr>
+      </w:pPr>
+      <w:r>
+        <w:rPr>
+          <w:b/>
+          <w:bCs/>
+          <w:color w:val="000000" w:themeColor="text1"/>
+          <w:sz w:val="24"/>
+          <w:szCs w:val="24"/>
+        </w:rPr>
+        <w:t>3.9.</w:t>
+      </w:r>
+      <w:r>
+        <w:rPr>
+          <w:b/>
+          <w:bCs/>
+          <w:color w:val="000000" w:themeColor="text1"/>
+          <w:sz w:val="24"/>
+          <w:szCs w:val="24"/>
+        </w:rPr>
+        <w:t>2</w:t>
+      </w:r>
+      <w:r>
+        <w:rPr>
+          <w:b/>
+          <w:bCs/>
+          <w:color w:val="000000" w:themeColor="text1"/>
+          <w:sz w:val="24"/>
+          <w:szCs w:val="24"/>
+        </w:rPr>
+        <w:t xml:space="preserve">.1 </w:t>
+      </w:r>
+      <w:r>
+        <w:rPr>
+          <w:b/>
+          <w:bCs/>
+          <w:color w:val="000000" w:themeColor="text1"/>
+          <w:sz w:val="24"/>
+          <w:szCs w:val="24"/>
+        </w:rPr>
+        <w:t>Technical Performance</w:t>
+      </w:r>
+    </w:p>
+    <w:p>
+      <w:pPr>
+        <w:spacing w:line="360" w:lineRule="auto"/>
+        <w:jc w:val="both"/>
+        <w:rPr>
+          <w:sz w:val="24"/>
+          <w:szCs w:val="24"/>
+        </w:rPr>
+      </w:pPr>
+      <w:r>
+        <w:rPr>
+          <w:sz w:val="24"/>
+          <w:szCs w:val="24"/>
+        </w:rPr>
+        <w:t>When it comes to technical performance, it was decided to use standard classification metrices on hotspot and severity classification process. Accordingly, the synthetic dataset will spitted into standard random 80/20 split, ensuring 80% of the synthetic data would be trained while 20% would be kept out for testing.  By doing this we can ensure that relevant classifiers would genuinely learn patterns instead of memorizing and causing overfitting. Once trained evaluation would be done via following standard metrices.</w:t>
+      </w:r>
+    </w:p>
+    <w:p>
+      <w:pPr>
+        <w:spacing w:line="360" w:lineRule="auto"/>
+        <w:jc w:val="both"/>
+        <w:rPr>
+          <w:sz w:val="24"/>
+          <w:szCs w:val="24"/>
+        </w:rPr>
+      </w:pPr>
+    </w:p>
+    <w:p>
+      <w:pPr>
+        <w:pStyle w:val="ListParagraph"/>
+        <w:numPr>
+          <w:ilvl w:val="0"/>
+          <w:numId w:val="15"/>
+        </w:numPr>
+        <w:spacing w:line="360" w:lineRule="auto"/>
+        <w:jc w:val="both"/>
+        <w:rPr>
+          <w:sz w:val="24"/>
+          <w:szCs w:val="24"/>
+        </w:rPr>
+      </w:pPr>
+      <w:r>
+        <w:rPr>
+          <w:sz w:val="24"/>
+          <w:szCs w:val="24"/>
+        </w:rPr>
+        <w:t xml:space="preserve">Accuracy </w:t>
+      </w:r>
+      <w:r>
+        <w:rPr>
+          <w:sz w:val="24"/>
+          <w:szCs w:val="24"/>
+        </w:rPr>
+        <w:t>– Overall classification correctness across both hotspot and severity classifiers</w:t>
+      </w:r>
+    </w:p>
+    <w:p>
+      <w:pPr>
+        <w:pStyle w:val="ListParagraph"/>
+        <w:numPr>
+          <w:ilvl w:val="0"/>
+          <w:numId w:val="15"/>
+        </w:numPr>
+        <w:spacing w:line="360" w:lineRule="auto"/>
+        <w:jc w:val="both"/>
+        <w:rPr>
+          <w:sz w:val="24"/>
+          <w:szCs w:val="24"/>
+        </w:rPr>
+      </w:pPr>
+      <w:r>
+        <w:rPr>
+          <w:sz w:val="24"/>
+          <w:szCs w:val="24"/>
+        </w:rPr>
+        <w:t>Precision</w:t>
+      </w:r>
+      <w:r>
+        <w:rPr>
+          <w:sz w:val="24"/>
+          <w:szCs w:val="24"/>
+        </w:rPr>
+        <w:t xml:space="preserve">, Recall and F1-Score – To assess model’s ability in categorizing severity classes of the accidents. This is very important due to class imbalance caused by fatal severity as it represents only 12% of the dataset. </w:t>
+      </w:r>
+    </w:p>
+    <w:p>
+      <w:pPr>
+        <w:pStyle w:val="ListParagraph"/>
+        <w:numPr>
+          <w:ilvl w:val="0"/>
+          <w:numId w:val="15"/>
+        </w:numPr>
+        <w:spacing w:line="360" w:lineRule="auto"/>
+        <w:jc w:val="both"/>
+        <w:rPr>
+          <w:sz w:val="24"/>
+          <w:szCs w:val="24"/>
+        </w:rPr>
+      </w:pPr>
+      <w:r>
+        <w:rPr>
+          <w:sz w:val="24"/>
+          <w:szCs w:val="24"/>
+        </w:rPr>
+        <w:t>Confusion Matrix</w:t>
+      </w:r>
+      <w:r>
+        <w:rPr>
+          <w:sz w:val="24"/>
+          <w:szCs w:val="24"/>
+        </w:rPr>
+        <w:t xml:space="preserve"> – To get an idea of overall misclassification made by relevant machine learning models.</w:t>
+      </w:r>
+    </w:p>
+    <w:p>
+      <w:pPr>
+        <w:pStyle w:val="ListParagraph"/>
+        <w:numPr>
+          <w:ilvl w:val="0"/>
+          <w:numId w:val="15"/>
+        </w:numPr>
+        <w:spacing w:line="360" w:lineRule="auto"/>
+        <w:jc w:val="both"/>
+        <w:rPr>
+          <w:sz w:val="24"/>
+          <w:szCs w:val="24"/>
+        </w:rPr>
+      </w:pPr>
+      <w:r>
+        <w:rPr>
+          <w:sz w:val="24"/>
+          <w:szCs w:val="24"/>
+        </w:rPr>
+        <w:lastRenderedPageBreak/>
+        <w:t>ROC-AUC</w:t>
+      </w:r>
+      <w:r>
+        <w:rPr>
+          <w:sz w:val="24"/>
+          <w:szCs w:val="24"/>
+        </w:rPr>
+        <w:t xml:space="preserve"> – Specifically used for binary classification of accidents hotspots (H3 hexagons)</w:t>
+      </w:r>
+    </w:p>
+    <w:p>
+      <w:pPr>
+        <w:pStyle w:val="ListParagraph"/>
+        <w:numPr>
+          <w:ilvl w:val="0"/>
+          <w:numId w:val="15"/>
+        </w:numPr>
+        <w:spacing w:line="360" w:lineRule="auto"/>
+        <w:jc w:val="both"/>
+        <w:rPr>
+          <w:b/>
+          <w:bCs/>
+          <w:color w:val="000000" w:themeColor="text1"/>
+          <w:sz w:val="24"/>
+          <w:szCs w:val="24"/>
+        </w:rPr>
+      </w:pPr>
+      <w:r>
+        <w:rPr>
+          <w:sz w:val="24"/>
+          <w:szCs w:val="24"/>
+        </w:rPr>
+        <w:t>Macro-averaged F1</w:t>
+      </w:r>
+      <w:r>
+        <w:rPr>
+          <w:sz w:val="24"/>
+          <w:szCs w:val="24"/>
+        </w:rPr>
+        <w:t xml:space="preserve"> – This is for severity classifier as it contains multiple classes. By doing this, we can make sure that equal importance given to every severity classes which included lesser dominant ones like fata severity.</w:t>
+      </w:r>
+    </w:p>
+    <w:p>
+      <w:pPr>
+        <w:spacing w:line="360" w:lineRule="auto"/>
+        <w:jc w:val="both"/>
+        <w:rPr>
+          <w:b/>
+          <w:bCs/>
+          <w:color w:val="000000" w:themeColor="text1"/>
+          <w:sz w:val="24"/>
+          <w:szCs w:val="24"/>
+        </w:rPr>
+      </w:pPr>
+    </w:p>
+    <w:p>
+      <w:pPr>
+        <w:spacing w:line="360" w:lineRule="auto"/>
+        <w:jc w:val="both"/>
+        <w:rPr>
+          <w:sz w:val="24"/>
+          <w:szCs w:val="24"/>
+        </w:rPr>
+      </w:pPr>
+      <w:r>
+        <w:rPr>
+          <w:sz w:val="24"/>
+          <w:szCs w:val="24"/>
+        </w:rPr>
+        <w:t>Also, it is very important to understand that this evaluation is only there to understand how well above classifiers perform on unseen data and thereby to choose a candidate model from Logistic regression, Random Forest and XGBoost and not to validate that such patterns can be generalized into real world accident records. For that above mentioned TSTR evaluation strategy can be used.</w:t>
+      </w:r>
+    </w:p>
+    <w:p>
+      <w:pPr>
+        <w:spacing w:line="360" w:lineRule="auto"/>
+        <w:jc w:val="both"/>
+        <w:rPr>
+          <w:b/>
+          <w:bCs/>
+          <w:color w:val="000000" w:themeColor="text1"/>
+          <w:sz w:val="24"/>
+          <w:szCs w:val="24"/>
+        </w:rPr>
+      </w:pPr>
+    </w:p>
+    <w:p>
+      <w:pPr>
+        <w:spacing w:line="360" w:lineRule="auto"/>
+        <w:jc w:val="both"/>
+        <w:rPr>
+          <w:b/>
+          <w:bCs/>
+          <w:color w:val="000000" w:themeColor="text1"/>
+          <w:sz w:val="24"/>
+          <w:szCs w:val="24"/>
+        </w:rPr>
+      </w:pPr>
+      <w:r>
+        <w:rPr>
+          <w:b/>
+          <w:bCs/>
+          <w:color w:val="000000" w:themeColor="text1"/>
+          <w:sz w:val="24"/>
+          <w:szCs w:val="24"/>
+        </w:rPr>
+        <w:t>3.9.</w:t>
+      </w:r>
+      <w:r>
+        <w:rPr>
+          <w:b/>
+          <w:bCs/>
+          <w:color w:val="000000" w:themeColor="text1"/>
+          <w:sz w:val="24"/>
+          <w:szCs w:val="24"/>
+        </w:rPr>
+        <w:t>2</w:t>
+      </w:r>
+      <w:r>
+        <w:rPr>
+          <w:b/>
+          <w:bCs/>
+          <w:color w:val="000000" w:themeColor="text1"/>
+          <w:sz w:val="24"/>
+          <w:szCs w:val="24"/>
+        </w:rPr>
+        <w:t>.</w:t>
+      </w:r>
+      <w:r>
+        <w:rPr>
+          <w:b/>
+          <w:bCs/>
+          <w:color w:val="000000" w:themeColor="text1"/>
+          <w:sz w:val="24"/>
+          <w:szCs w:val="24"/>
+        </w:rPr>
+        <w:t>2</w:t>
+      </w:r>
+      <w:r>
+        <w:rPr>
+          <w:b/>
+          <w:bCs/>
+          <w:color w:val="000000" w:themeColor="text1"/>
+          <w:sz w:val="24"/>
+          <w:szCs w:val="24"/>
+        </w:rPr>
+        <w:t xml:space="preserve"> </w:t>
+      </w:r>
+      <w:r>
+        <w:rPr>
+          <w:b/>
+          <w:bCs/>
+          <w:color w:val="000000" w:themeColor="text1"/>
+          <w:sz w:val="24"/>
+          <w:szCs w:val="24"/>
+        </w:rPr>
+        <w:t xml:space="preserve">Explainability Evaluation </w:t>
+      </w:r>
+    </w:p>
+    <w:p>
+      <w:pPr>
+        <w:spacing w:line="360" w:lineRule="auto"/>
+        <w:jc w:val="both"/>
+        <w:rPr>
+          <w:sz w:val="24"/>
+          <w:szCs w:val="24"/>
+        </w:rPr>
+      </w:pPr>
+      <w:r>
+        <w:rPr>
+          <w:sz w:val="24"/>
+          <w:szCs w:val="24"/>
+        </w:rPr>
+        <w:t>As one of the major contributions of the study, we decided to integrate SHAP XAI to improve the candidate model’s interpretability. By doing this we can understand what features contribute to each prediction and thereby improving the transparency of the framework. As this is a critical component, it was decided to evaluate this via following approaches.</w:t>
+      </w:r>
+    </w:p>
+    <w:p>
+      <w:pPr>
+        <w:spacing w:line="360" w:lineRule="auto"/>
+        <w:jc w:val="both"/>
+        <w:rPr>
+          <w:sz w:val="24"/>
+          <w:szCs w:val="24"/>
+        </w:rPr>
+      </w:pPr>
+    </w:p>
+    <w:p>
+      <w:pPr>
+        <w:pStyle w:val="ListParagraph"/>
+        <w:numPr>
+          <w:ilvl w:val="0"/>
+          <w:numId w:val="16"/>
+        </w:numPr>
+        <w:spacing w:line="360" w:lineRule="auto"/>
+        <w:jc w:val="both"/>
+        <w:rPr>
+          <w:b/>
+          <w:bCs/>
+          <w:sz w:val="24"/>
+          <w:szCs w:val="24"/>
+        </w:rPr>
+      </w:pPr>
+      <w:r>
+        <w:rPr>
+          <w:b/>
+          <w:bCs/>
+          <w:sz w:val="24"/>
+          <w:szCs w:val="24"/>
+        </w:rPr>
+        <w:t>Global Evaluation</w:t>
+      </w:r>
+    </w:p>
+    <w:p>
+      <w:pPr>
+        <w:pStyle w:val="ListParagraph"/>
+        <w:numPr>
+          <w:ilvl w:val="1"/>
+          <w:numId w:val="16"/>
+        </w:numPr>
+        <w:spacing w:line="360" w:lineRule="auto"/>
+        <w:jc w:val="both"/>
+        <w:rPr>
+          <w:sz w:val="24"/>
+          <w:szCs w:val="24"/>
+        </w:rPr>
+      </w:pPr>
+      <w:r>
+        <w:rPr>
+          <w:sz w:val="24"/>
+          <w:szCs w:val="24"/>
+        </w:rPr>
+        <w:t>This involves ranking of feature importance of whole dataset via SHAP to identify features that contributed mostly to the overall model’s prediction</w:t>
+      </w:r>
+    </w:p>
+    <w:p>
+      <w:pPr>
+        <w:pStyle w:val="ListParagraph"/>
+        <w:numPr>
+          <w:ilvl w:val="0"/>
+          <w:numId w:val="16"/>
+        </w:numPr>
+        <w:spacing w:line="360" w:lineRule="auto"/>
+        <w:jc w:val="both"/>
+        <w:rPr>
+          <w:b/>
+          <w:bCs/>
+          <w:sz w:val="24"/>
+          <w:szCs w:val="24"/>
+        </w:rPr>
+      </w:pPr>
+      <w:r>
+        <w:rPr>
+          <w:b/>
+          <w:bCs/>
+          <w:sz w:val="24"/>
+          <w:szCs w:val="24"/>
+        </w:rPr>
+        <w:t>Local</w:t>
+      </w:r>
+      <w:r>
+        <w:rPr>
+          <w:b/>
+          <w:bCs/>
+          <w:sz w:val="24"/>
+          <w:szCs w:val="24"/>
+        </w:rPr>
+        <w:t xml:space="preserve"> Evaluation</w:t>
+      </w:r>
+    </w:p>
+    <w:p>
+      <w:pPr>
+        <w:pStyle w:val="ListParagraph"/>
+        <w:numPr>
+          <w:ilvl w:val="1"/>
+          <w:numId w:val="16"/>
+        </w:numPr>
+        <w:spacing w:line="360" w:lineRule="auto"/>
+        <w:jc w:val="both"/>
+        <w:rPr>
+          <w:b/>
+          <w:bCs/>
+          <w:sz w:val="24"/>
+          <w:szCs w:val="24"/>
+        </w:rPr>
+      </w:pPr>
+      <w:r>
+        <w:rPr>
+          <w:sz w:val="24"/>
+          <w:szCs w:val="24"/>
+        </w:rPr>
+        <w:t>When it comes to local evaluation, each H3 cell’s SHAP explanations were interpreted in order to understand feature importance of each cell. This include both correctly classified high risk and low risk H3 cells.</w:t>
+      </w:r>
+    </w:p>
+    <w:p>
+      <w:pPr>
+        <w:pStyle w:val="ListParagraph"/>
+        <w:spacing w:line="360" w:lineRule="auto"/>
+        <w:ind w:left="1500"/>
+        <w:jc w:val="both"/>
+        <w:rPr>
+          <w:sz w:val="24"/>
+          <w:szCs w:val="24"/>
+        </w:rPr>
+      </w:pPr>
+    </w:p>
+    <w:p>
+      <w:pPr>
+        <w:spacing w:line="360" w:lineRule="auto"/>
+        <w:jc w:val="both"/>
+        <w:rPr>
+          <w:b/>
+          <w:bCs/>
+          <w:sz w:val="24"/>
+          <w:szCs w:val="24"/>
+        </w:rPr>
+      </w:pPr>
+    </w:p>
+    <w:p>
+      <w:pPr>
+        <w:spacing w:line="360" w:lineRule="auto"/>
+        <w:jc w:val="both"/>
+        <w:rPr>
+          <w:sz w:val="24"/>
+          <w:szCs w:val="24"/>
+        </w:rPr>
+      </w:pPr>
+    </w:p>
+    <w:p>
+      <w:pPr>
+        <w:spacing w:line="360" w:lineRule="auto"/>
+        <w:jc w:val="both"/>
+        <w:rPr>
+          <w:sz w:val="24"/>
+          <w:szCs w:val="24"/>
+        </w:rPr>
+      </w:pPr>
+    </w:p>
+    <w:p>
+      <w:pPr>
+        <w:spacing w:line="360" w:lineRule="auto"/>
+        <w:jc w:val="both"/>
+        <w:rPr>
+          <w:sz w:val="24"/>
+          <w:szCs w:val="24"/>
+        </w:rPr>
+      </w:pPr>
+    </w:p>
+    <w:p>
+      <w:pPr>
+        <w:spacing w:line="360" w:lineRule="auto"/>
+        <w:jc w:val="both"/>
+        <w:rPr>
+          <w:sz w:val="24"/>
+          <w:szCs w:val="24"/>
+        </w:rPr>
+      </w:pPr>
+    </w:p>
+    <w:p>
+      <w:pPr>
+        <w:pStyle w:val="Heading3"/>
+        <w:spacing w:line="360" w:lineRule="auto"/>
+        <w:jc w:val="both"/>
+        <w:rPr>
+          <w:rFonts w:ascii="Times New Roman" w:hAnsi="Times New Roman" w:cs="Times New Roman"/>
+          <w:b/>
+          <w:bCs/>
+          <w:color w:val="000000" w:themeColor="text1"/>
+        </w:rPr>
+      </w:pPr>
+      <w:bookmarkStart w:id="73" w:name="_Toc237790913"/>
+      <w:r>
+        <w:rPr>
+          <w:rFonts w:ascii="Times New Roman" w:hAnsi="Times New Roman" w:cs="Times New Roman"/>
+          <w:b/>
+          <w:bCs/>
+          <w:color w:val="000000" w:themeColor="text1"/>
+        </w:rPr>
+        <w:t>3</w:t>
+      </w:r>
+      <w:r>
+        <w:rPr>
+          <w:rFonts w:ascii="Times New Roman" w:hAnsi="Times New Roman" w:cs="Times New Roman"/>
+          <w:b/>
+          <w:bCs/>
+          <w:color w:val="000000" w:themeColor="text1"/>
+        </w:rPr>
+        <w:t>.</w:t>
+      </w:r>
+      <w:r>
+        <w:rPr>
+          <w:rFonts w:ascii="Times New Roman" w:hAnsi="Times New Roman" w:cs="Times New Roman"/>
+          <w:b/>
+          <w:bCs/>
+          <w:color w:val="000000" w:themeColor="text1"/>
+        </w:rPr>
+        <w:t>9</w:t>
+      </w:r>
+      <w:r>
+        <w:rPr>
+          <w:rFonts w:ascii="Times New Roman" w:hAnsi="Times New Roman" w:cs="Times New Roman"/>
+          <w:b/>
+          <w:bCs/>
+          <w:color w:val="000000" w:themeColor="text1"/>
+        </w:rPr>
+        <w:t>.</w:t>
+      </w:r>
+      <w:r>
+        <w:rPr>
+          <w:rFonts w:ascii="Times New Roman" w:hAnsi="Times New Roman" w:cs="Times New Roman"/>
+          <w:b/>
+          <w:bCs/>
+          <w:color w:val="000000" w:themeColor="text1"/>
+        </w:rPr>
+        <w:t>2</w:t>
+      </w:r>
+      <w:r>
+        <w:rPr>
+          <w:rFonts w:ascii="Times New Roman" w:hAnsi="Times New Roman" w:cs="Times New Roman"/>
+          <w:b/>
+          <w:bCs/>
+          <w:color w:val="000000" w:themeColor="text1"/>
+        </w:rPr>
+        <w:t xml:space="preserve"> </w:t>
+      </w:r>
+      <w:r>
+        <w:rPr>
+          <w:rFonts w:ascii="Times New Roman" w:hAnsi="Times New Roman" w:cs="Times New Roman"/>
+          <w:b/>
+          <w:bCs/>
+          <w:color w:val="000000" w:themeColor="text1"/>
+        </w:rPr>
+        <w:t>Threats to Evaluation Validity</w:t>
+      </w:r>
+      <w:bookmarkEnd w:id="73"/>
+    </w:p>
+    <w:p>
+      <w:pPr>
+        <w:spacing w:line="360" w:lineRule="auto"/>
+        <w:jc w:val="both"/>
+        <w:rPr>
+          <w:sz w:val="24"/>
+          <w:szCs w:val="24"/>
+        </w:rPr>
+      </w:pPr>
+      <w:r>
+        <w:rPr>
+          <w:sz w:val="24"/>
+          <w:szCs w:val="24"/>
+        </w:rPr>
+        <w:t>Even though we established a well defined evaluation strategy, some limitations were identified as follows,</w:t>
+      </w:r>
+    </w:p>
+    <w:p>
+      <w:pPr>
+        <w:spacing w:line="360" w:lineRule="auto"/>
+        <w:jc w:val="both"/>
+        <w:rPr>
+          <w:sz w:val="24"/>
+          <w:szCs w:val="24"/>
+        </w:rPr>
+      </w:pPr>
+    </w:p>
+    <w:p>
+      <w:pPr>
+        <w:pStyle w:val="ListParagraph"/>
+        <w:numPr>
+          <w:ilvl w:val="0"/>
+          <w:numId w:val="17"/>
+        </w:numPr>
+        <w:spacing w:line="360" w:lineRule="auto"/>
+        <w:jc w:val="both"/>
+        <w:rPr>
+          <w:b/>
+          <w:bCs/>
+          <w:sz w:val="24"/>
+          <w:szCs w:val="24"/>
+        </w:rPr>
+      </w:pPr>
+      <w:r>
+        <w:rPr>
+          <w:b/>
+          <w:bCs/>
+          <w:sz w:val="24"/>
+          <w:szCs w:val="24"/>
+        </w:rPr>
+        <w:t>Small TSTR Validation sample</w:t>
+      </w:r>
+    </w:p>
+    <w:p>
+      <w:pPr>
+        <w:pStyle w:val="ListParagraph"/>
+        <w:numPr>
+          <w:ilvl w:val="1"/>
+          <w:numId w:val="17"/>
+        </w:numPr>
+        <w:spacing w:line="360" w:lineRule="auto"/>
+        <w:jc w:val="both"/>
+        <w:rPr>
+          <w:sz w:val="24"/>
+          <w:szCs w:val="24"/>
+        </w:rPr>
+      </w:pPr>
+      <w:r>
+        <w:rPr>
+          <w:sz w:val="24"/>
+          <w:szCs w:val="24"/>
+        </w:rPr>
+        <w:t xml:space="preserve">As mentioned in earlier sections, only 44 real accident records were able to collect from Slave Island police station. Such limited number of samples are not enough to define a strong TSTR validation </w:t>
+      </w:r>
+    </w:p>
+    <w:p>
+      <w:pPr>
+        <w:pStyle w:val="ListParagraph"/>
+        <w:numPr>
+          <w:ilvl w:val="0"/>
+          <w:numId w:val="17"/>
+        </w:numPr>
+        <w:spacing w:line="360" w:lineRule="auto"/>
+        <w:jc w:val="both"/>
+        <w:rPr>
+          <w:b/>
+          <w:bCs/>
+          <w:sz w:val="24"/>
+          <w:szCs w:val="24"/>
+        </w:rPr>
+      </w:pPr>
+      <w:r>
+        <w:rPr>
+          <w:b/>
+          <w:bCs/>
+          <w:sz w:val="24"/>
+          <w:szCs w:val="24"/>
+        </w:rPr>
+        <w:t>Limitations in Geographical Scope in Validation against Real Data</w:t>
+      </w:r>
+    </w:p>
+    <w:p>
+      <w:pPr>
+        <w:pStyle w:val="ListParagraph"/>
+        <w:numPr>
+          <w:ilvl w:val="1"/>
+          <w:numId w:val="17"/>
+        </w:numPr>
+        <w:spacing w:line="360" w:lineRule="auto"/>
+        <w:jc w:val="both"/>
+        <w:rPr>
+          <w:b/>
+          <w:bCs/>
+          <w:sz w:val="24"/>
+          <w:szCs w:val="24"/>
+        </w:rPr>
+      </w:pPr>
+      <w:r>
+        <w:rPr>
+          <w:sz w:val="24"/>
+          <w:szCs w:val="24"/>
+        </w:rPr>
+        <w:t>This is also due real world data being limited only to Slave Island area. As a result, validation of other areas of Colombo Municipal Area was limited to above mentioned anchored sources.</w:t>
+      </w:r>
+    </w:p>
+    <w:p>
+      <w:pPr>
+        <w:pStyle w:val="ListParagraph"/>
+        <w:numPr>
+          <w:ilvl w:val="0"/>
+          <w:numId w:val="17"/>
+        </w:numPr>
+        <w:spacing w:line="360" w:lineRule="auto"/>
+        <w:jc w:val="both"/>
+        <w:rPr>
+          <w:b/>
+          <w:bCs/>
+          <w:sz w:val="24"/>
+          <w:szCs w:val="24"/>
+        </w:rPr>
+      </w:pPr>
+      <w:r>
+        <w:rPr>
+          <w:b/>
+          <w:bCs/>
+          <w:sz w:val="24"/>
+          <w:szCs w:val="24"/>
+        </w:rPr>
+        <w:t>Dataset split being dependent on Synthetic Data</w:t>
+      </w:r>
+    </w:p>
+    <w:p>
+      <w:pPr>
+        <w:pStyle w:val="ListParagraph"/>
+        <w:numPr>
+          <w:ilvl w:val="1"/>
+          <w:numId w:val="17"/>
+        </w:numPr>
+        <w:spacing w:line="360" w:lineRule="auto"/>
+        <w:jc w:val="both"/>
+        <w:rPr>
+          <w:b/>
+          <w:bCs/>
+          <w:sz w:val="24"/>
+          <w:szCs w:val="24"/>
+        </w:rPr>
+      </w:pPr>
+      <w:r>
+        <w:rPr>
+          <w:sz w:val="24"/>
+          <w:szCs w:val="24"/>
+        </w:rPr>
+        <w:t xml:space="preserve">As data needed for both training and test phases were split from generated synthetic data, it is very important to understand that those does not reflect real world performance. However this is addressed by framing the scope to lambda contribution and above mentioned very limited TSTR approach. </w:t>
+      </w:r>
+    </w:p>
+    <w:p>
+      <w:pPr>
+        <w:spacing w:line="360" w:lineRule="auto"/>
+        <w:jc w:val="both"/>
+        <w:rPr>
+          <w:sz w:val="24"/>
+          <w:szCs w:val="24"/>
+        </w:rPr>
+      </w:pPr>
+    </w:p>
+    <w:p>
+      <w:pPr>
+        <w:spacing w:line="360" w:lineRule="auto"/>
+        <w:jc w:val="both"/>
+        <w:rPr>
+          <w:sz w:val="24"/>
+          <w:szCs w:val="24"/>
+        </w:rPr>
+      </w:pPr>
+    </w:p>
+    <w:p>
+      <w:pPr>
+        <w:spacing w:line="360" w:lineRule="auto"/>
+        <w:jc w:val="both"/>
+        <w:rPr>
+          <w:sz w:val="24"/>
+          <w:szCs w:val="24"/>
+        </w:rPr>
+      </w:pPr>
+    </w:p>
+    <w:p>
+      <w:pPr>
+        <w:spacing w:line="360" w:lineRule="auto"/>
+        <w:jc w:val="both"/>
+        <w:rPr>
+          <w:sz w:val="24"/>
+          <w:szCs w:val="24"/>
+        </w:rPr>
+      </w:pPr>
+    </w:p>
+    <w:p>
+      <w:pPr>
+        <w:spacing w:line="360" w:lineRule="auto"/>
+        <w:jc w:val="both"/>
+        <w:rPr>
+          <w:sz w:val="24"/>
+          <w:szCs w:val="24"/>
+        </w:rPr>
+      </w:pPr>
+    </w:p>
+    <w:p>
+      <w:pPr>
+        <w:spacing w:line="360" w:lineRule="auto"/>
+        <w:jc w:val="both"/>
+        <w:rPr>
+          <w:sz w:val="24"/>
+          <w:szCs w:val="24"/>
+        </w:rPr>
+      </w:pPr>
+    </w:p>
+    <w:p>
+      <w:pPr>
+        <w:spacing w:line="360" w:lineRule="auto"/>
+        <w:jc w:val="both"/>
+        <w:rPr>
+          <w:sz w:val="24"/>
+          <w:szCs w:val="24"/>
+        </w:rPr>
+      </w:pPr>
+    </w:p>
+    <w:p>
+      <w:pPr>
+        <w:spacing w:line="360" w:lineRule="auto"/>
+        <w:jc w:val="both"/>
+        <w:rPr>
+          <w:sz w:val="24"/>
+          <w:szCs w:val="24"/>
+        </w:rPr>
+      </w:pPr>
+    </w:p>
+    <w:p>
+      <w:pPr>
+        <w:spacing w:line="360" w:lineRule="auto"/>
+        <w:jc w:val="both"/>
+        <w:rPr>
+          <w:sz w:val="24"/>
+          <w:szCs w:val="24"/>
+        </w:rPr>
+      </w:pPr>
+    </w:p>
+    <w:p>
+      <w:pPr>
+        <w:spacing w:line="360" w:lineRule="auto"/>
+        <w:jc w:val="both"/>
+        <w:rPr>
+          <w:sz w:val="24"/>
+          <w:szCs w:val="24"/>
+        </w:rPr>
+      </w:pPr>
+    </w:p>
+    <w:p>
+      <w:pPr>
+        <w:spacing w:line="360" w:lineRule="auto"/>
+        <w:jc w:val="both"/>
+        <w:rPr>
+          <w:sz w:val="24"/>
+          <w:szCs w:val="24"/>
+        </w:rPr>
+      </w:pPr>
+    </w:p>
+    <w:p>
+      <w:pPr>
+        <w:spacing w:line="360" w:lineRule="auto"/>
+        <w:jc w:val="both"/>
+        <w:rPr>
+          <w:sz w:val="24"/>
+          <w:szCs w:val="24"/>
+        </w:rPr>
+      </w:pPr>
+    </w:p>
+    <w:p>
+      <w:pPr>
+        <w:pStyle w:val="Heading2"/>
+        <w:spacing w:line="360" w:lineRule="auto"/>
+        <w:jc w:val="both"/>
+        <w:rPr>
+          <w:rFonts w:ascii="Times New Roman" w:hAnsi="Times New Roman" w:cs="Times New Roman"/>
+          <w:b/>
+          <w:bCs/>
+          <w:color w:val="000000" w:themeColor="text1"/>
+          <w:sz w:val="28"/>
+          <w:szCs w:val="28"/>
+        </w:rPr>
+      </w:pPr>
+      <w:bookmarkStart w:id="74" w:name="_Toc237790914"/>
+      <w:r>
+        <w:rPr>
+          <w:rFonts w:ascii="Times New Roman" w:hAnsi="Times New Roman" w:cs="Times New Roman"/>
+          <w:b/>
+          <w:bCs/>
+          <w:color w:val="000000" w:themeColor="text1"/>
+          <w:sz w:val="28"/>
+          <w:szCs w:val="28"/>
+        </w:rPr>
+        <w:lastRenderedPageBreak/>
+        <w:t>3</w:t>
+      </w:r>
+      <w:r>
+        <w:rPr>
+          <w:rFonts w:ascii="Times New Roman" w:hAnsi="Times New Roman" w:cs="Times New Roman"/>
+          <w:b/>
+          <w:bCs/>
+          <w:color w:val="000000" w:themeColor="text1"/>
+          <w:sz w:val="28"/>
+          <w:szCs w:val="28"/>
+        </w:rPr>
+        <w:t>.</w:t>
+      </w:r>
+      <w:r>
+        <w:rPr>
+          <w:rFonts w:ascii="Times New Roman" w:hAnsi="Times New Roman" w:cs="Times New Roman"/>
+          <w:b/>
+          <w:bCs/>
+          <w:color w:val="000000" w:themeColor="text1"/>
+          <w:sz w:val="28"/>
+          <w:szCs w:val="28"/>
+        </w:rPr>
+        <w:t>3</w:t>
+      </w:r>
+      <w:r>
+        <w:rPr>
+          <w:rFonts w:ascii="Times New Roman" w:hAnsi="Times New Roman" w:cs="Times New Roman"/>
+          <w:b/>
+          <w:bCs/>
+          <w:color w:val="000000" w:themeColor="text1"/>
+          <w:sz w:val="28"/>
+          <w:szCs w:val="28"/>
+        </w:rPr>
+        <w:t xml:space="preserve"> </w:t>
+      </w:r>
+      <w:r>
+        <w:rPr>
+          <w:rFonts w:ascii="Times New Roman" w:hAnsi="Times New Roman" w:cs="Times New Roman"/>
+          <w:b/>
+          <w:bCs/>
+          <w:color w:val="000000" w:themeColor="text1"/>
+          <w:sz w:val="28"/>
+          <w:szCs w:val="28"/>
+        </w:rPr>
+        <w:t>ETL Pipeline</w:t>
+      </w:r>
+      <w:bookmarkEnd w:id="74"/>
+      <w:r>
+        <w:rPr>
+          <w:rFonts w:ascii="Times New Roman" w:hAnsi="Times New Roman" w:cs="Times New Roman"/>
+          <w:b/>
+          <w:bCs/>
+          <w:color w:val="000000" w:themeColor="text1"/>
+          <w:sz w:val="28"/>
+          <w:szCs w:val="28"/>
+        </w:rPr>
+        <w:t xml:space="preserve"> </w:t>
+      </w:r>
+    </w:p>
+    <w:p>
+      <w:pPr>
+        <w:pStyle w:val="Heading3"/>
+        <w:spacing w:line="360" w:lineRule="auto"/>
+        <w:jc w:val="both"/>
+        <w:rPr>
+          <w:rFonts w:ascii="Times New Roman" w:hAnsi="Times New Roman" w:cs="Times New Roman"/>
+          <w:b/>
+          <w:bCs/>
+          <w:color w:val="000000" w:themeColor="text1"/>
+        </w:rPr>
+      </w:pPr>
+      <w:bookmarkStart w:id="75" w:name="_Toc237790915"/>
+      <w:r>
+        <w:rPr>
+          <w:rFonts w:ascii="Times New Roman" w:hAnsi="Times New Roman" w:cs="Times New Roman"/>
+          <w:b/>
+          <w:bCs/>
+          <w:color w:val="000000" w:themeColor="text1"/>
+        </w:rPr>
+        <w:t>3</w:t>
+      </w:r>
+      <w:r>
+        <w:rPr>
+          <w:rFonts w:ascii="Times New Roman" w:hAnsi="Times New Roman" w:cs="Times New Roman"/>
+          <w:b/>
+          <w:bCs/>
+          <w:color w:val="000000" w:themeColor="text1"/>
+        </w:rPr>
+        <w:t>.</w:t>
+      </w:r>
+      <w:r>
+        <w:rPr>
+          <w:rFonts w:ascii="Times New Roman" w:hAnsi="Times New Roman" w:cs="Times New Roman"/>
+          <w:b/>
+          <w:bCs/>
+          <w:color w:val="000000" w:themeColor="text1"/>
+        </w:rPr>
+        <w:t>3</w:t>
+      </w:r>
+      <w:r>
+        <w:rPr>
+          <w:rFonts w:ascii="Times New Roman" w:hAnsi="Times New Roman" w:cs="Times New Roman"/>
+          <w:b/>
+          <w:bCs/>
+          <w:color w:val="000000" w:themeColor="text1"/>
+        </w:rPr>
+        <w:t>.</w:t>
+      </w:r>
+      <w:r>
+        <w:rPr>
+          <w:rFonts w:ascii="Times New Roman" w:hAnsi="Times New Roman" w:cs="Times New Roman"/>
+          <w:b/>
+          <w:bCs/>
+          <w:color w:val="000000" w:themeColor="text1"/>
+        </w:rPr>
         <w:t>1</w:t>
       </w:r>
       <w:r>
@@ -18461,7 +22446,7 @@
         </w:rPr>
         <w:t>ETL Pipeline Overview</w:t>
       </w:r>
-      <w:bookmarkEnd w:id="64"/>
+      <w:bookmarkEnd w:id="75"/>
     </w:p>
     <w:p>
       <w:pPr>
@@ -18672,7 +22657,7 @@
         </w:rPr>
         <w:lastRenderedPageBreak/>
         <w:drawing>
-          <wp:anchor distT="0" distB="0" distL="114300" distR="114300" simplePos="0" relativeHeight="251665408" behindDoc="0" locked="0" layoutInCell="1" allowOverlap="1" wp14:anchorId="7E614F96" wp14:editId="76373064">
+          <wp:anchor distT="0" distB="0" distL="114300" distR="114300" simplePos="0" relativeHeight="251665408" behindDoc="0" locked="0" layoutInCell="1" allowOverlap="1" wp14:anchorId="3E4956DF" wp14:editId="1E9673CB">
             <wp:simplePos x="0" y="0"/>
             <wp:positionH relativeFrom="column">
               <wp:posOffset>338224</wp:posOffset>
@@ -18734,7 +22719,7 @@
         <w:pStyle w:val="Caption"/>
         <w:jc w:val="center"/>
       </w:pPr>
-      <w:bookmarkStart w:id="65" w:name="_Toc237214324"/>
+      <w:bookmarkStart w:id="76" w:name="_Toc237214324"/>
       <w:r>
         <w:t xml:space="preserve">Figure </w:t>
       </w:r>
@@ -18759,7 +22744,7 @@
       <w:r>
         <w:t xml:space="preserve"> ETL Pipeline Overview</w:t>
       </w:r>
-      <w:bookmarkEnd w:id="65"/>
+      <w:bookmarkEnd w:id="76"/>
     </w:p>
     <w:p>
       <w:pPr>
@@ -18777,7 +22762,7 @@
           <w:color w:val="000000" w:themeColor="text1"/>
         </w:rPr>
       </w:pPr>
-      <w:bookmarkStart w:id="66" w:name="_Toc237084623"/>
+      <w:bookmarkStart w:id="77" w:name="_Toc237790916"/>
       <w:r>
         <w:rPr>
           <w:rFonts w:ascii="Times New Roman" w:hAnsi="Times New Roman" w:cs="Times New Roman"/>
@@ -18842,7 +22827,7 @@
         </w:rPr>
         <w:t>Implementation of Data Lake</w:t>
       </w:r>
-      <w:bookmarkEnd w:id="66"/>
+      <w:bookmarkEnd w:id="77"/>
     </w:p>
     <w:p>
       <w:pPr>
@@ -18906,7 +22891,7 @@
           <w:sz w:val="24"/>
           <w:szCs w:val="24"/>
         </w:rPr>
-        <w:t xml:space="preserve">Moreover, functions like MongoDB upsert operations are used to prevent duplication of data during multiple insertions. This ensures only new data is inserted to the data lake during the ingestion. Accordingly, implementing data lake like this ensures a centralized data storage mechanism for raw data and it also helps in processes such as data traceability, reproducibility and reprocessing which are considered as advantageous of having data lake for machine learning framework like proposed artefact </w:t>
+        <w:t xml:space="preserve">Moreover, functions like MongoDB upsert operations were used to prevent duplication of data during multiple insertions. This ensures only new data is inserted to the data lake during the ingestion. Accordingly, implementing data lake like this ensures a centralized data storage mechanism for raw data and it also helps in processes such as data traceability, reproducibility and reprocessing which are considered as advantageous of having data lake for machine learning framework like proposed artefact </w:t>
       </w:r>
       <w:r>
         <w:rPr>
@@ -18943,7 +22928,7 @@
           <w:noProof/>
         </w:rPr>
         <w:drawing>
-          <wp:inline distT="0" distB="0" distL="0" distR="0" wp14:anchorId="3E4852C1" wp14:editId="779B9BA3">
+          <wp:inline distT="0" distB="0" distL="0" distR="0" wp14:anchorId="0CE4F0DD" wp14:editId="45F91804">
             <wp:extent cx="5486400" cy="2250440"/>
             <wp:effectExtent l="0" t="0" r="0" b="0"/>
             <wp:docPr id="7" name="Picture 7" descr="A screenshot of a computer&#10;&#10;Description automatically generated"/>
@@ -18984,7 +22969,7 @@
         <w:pStyle w:val="Caption"/>
         <w:jc w:val="center"/>
       </w:pPr>
-      <w:bookmarkStart w:id="67" w:name="_Toc237214325"/>
+      <w:bookmarkStart w:id="78" w:name="_Toc237214325"/>
       <w:r>
         <w:t xml:space="preserve">Figure </w:t>
       </w:r>
@@ -19009,7 +22994,7 @@
       <w:r>
         <w:t xml:space="preserve"> Data Lake Implementation via Mongo Atlas</w:t>
       </w:r>
-      <w:bookmarkEnd w:id="67"/>
+      <w:bookmarkEnd w:id="78"/>
     </w:p>
     <w:p>
       <w:pPr>
@@ -19047,7 +23032,7 @@
           <w:color w:val="000000" w:themeColor="text1"/>
         </w:rPr>
       </w:pPr>
-      <w:bookmarkStart w:id="68" w:name="_Toc237084624"/>
+      <w:bookmarkStart w:id="79" w:name="_Toc237790917"/>
       <w:r>
         <w:rPr>
           <w:rFonts w:ascii="Times New Roman" w:hAnsi="Times New Roman" w:cs="Times New Roman"/>
@@ -19112,7 +23097,7 @@
         </w:rPr>
         <w:t>Geocoding and Location Enrichment Process</w:t>
       </w:r>
-      <w:bookmarkEnd w:id="68"/>
+      <w:bookmarkEnd w:id="79"/>
     </w:p>
     <w:p>
       <w:pPr>
@@ -19243,7 +23228,7 @@
           <w:noProof/>
         </w:rPr>
         <w:drawing>
-          <wp:inline distT="0" distB="0" distL="0" distR="0" wp14:anchorId="27AEC124" wp14:editId="76343E8B">
+          <wp:inline distT="0" distB="0" distL="0" distR="0" wp14:anchorId="001B211B" wp14:editId="2BD1BF82">
             <wp:extent cx="5486400" cy="1697990"/>
             <wp:effectExtent l="0" t="0" r="0" b="0"/>
             <wp:docPr id="8" name="Picture 8" descr="A white screen with text&#10;&#10;Description automatically generated"/>
@@ -19284,7 +23269,7 @@
         <w:pStyle w:val="Caption"/>
         <w:jc w:val="center"/>
       </w:pPr>
-      <w:bookmarkStart w:id="69" w:name="_Toc237214326"/>
+      <w:bookmarkStart w:id="80" w:name="_Toc237214326"/>
       <w:r>
         <w:t xml:space="preserve">Figure </w:t>
       </w:r>
@@ -19309,7 +23294,7 @@
       <w:r>
         <w:t xml:space="preserve"> Extracted Location Coordinates via Google Map API</w:t>
       </w:r>
-      <w:bookmarkEnd w:id="69"/>
+      <w:bookmarkEnd w:id="80"/>
     </w:p>
     <w:p>
       <w:pPr>
@@ -19328,7 +23313,7 @@
           <w:color w:val="000000" w:themeColor="text1"/>
         </w:rPr>
       </w:pPr>
-      <w:bookmarkStart w:id="70" w:name="_Toc237084625"/>
+      <w:bookmarkStart w:id="81" w:name="_Toc237790918"/>
       <w:r>
         <w:rPr>
           <w:rFonts w:ascii="Times New Roman" w:hAnsi="Times New Roman" w:cs="Times New Roman"/>
@@ -19393,7 +23378,7 @@
         </w:rPr>
         <w:t>Weather Data Integration</w:t>
       </w:r>
-      <w:bookmarkEnd w:id="70"/>
+      <w:bookmarkEnd w:id="81"/>
       <w:r>
         <w:rPr>
           <w:rFonts w:ascii="Times New Roman" w:hAnsi="Times New Roman" w:cs="Times New Roman"/>
@@ -19453,7 +23438,7 @@
           <w:noProof/>
         </w:rPr>
         <w:drawing>
-          <wp:inline distT="0" distB="0" distL="0" distR="0" wp14:anchorId="4D504ABD" wp14:editId="1C501266">
+          <wp:inline distT="0" distB="0" distL="0" distR="0" wp14:anchorId="28ACA8A2" wp14:editId="02CE1EE1">
             <wp:extent cx="4257675" cy="4022123"/>
             <wp:effectExtent l="0" t="0" r="0" b="0"/>
             <wp:docPr id="10" name="Picture 10" descr="A screenshot of a computer&#10;&#10;Description automatically generated"/>
@@ -19494,7 +23479,7 @@
         <w:pStyle w:val="Caption"/>
         <w:jc w:val="center"/>
       </w:pPr>
-      <w:bookmarkStart w:id="71" w:name="_Toc237214327"/>
+      <w:bookmarkStart w:id="82" w:name="_Toc237214327"/>
       <w:r>
         <w:t xml:space="preserve">Figure </w:t>
       </w:r>
@@ -19519,7 +23504,7 @@
       <w:r>
         <w:t xml:space="preserve"> Weather Data Integration</w:t>
       </w:r>
-      <w:bookmarkEnd w:id="71"/>
+      <w:bookmarkEnd w:id="82"/>
     </w:p>
     <w:p>
       <w:pPr>
@@ -19543,7 +23528,7 @@
           <w:color w:val="000000" w:themeColor="text1"/>
         </w:rPr>
       </w:pPr>
-      <w:bookmarkStart w:id="72" w:name="_Toc237084626"/>
+      <w:bookmarkStart w:id="83" w:name="_Toc237790919"/>
       <w:r>
         <w:rPr>
           <w:rFonts w:ascii="Times New Roman" w:hAnsi="Times New Roman" w:cs="Times New Roman"/>
@@ -19608,7 +23593,7 @@
         </w:rPr>
         <w:t>Feature Engineering</w:t>
       </w:r>
-      <w:bookmarkEnd w:id="72"/>
+      <w:bookmarkEnd w:id="83"/>
     </w:p>
     <w:p>
       <w:pPr>
@@ -20079,7 +24064,7 @@
           <w:szCs w:val="24"/>
         </w:rPr>
         <w:drawing>
-          <wp:inline distT="0" distB="0" distL="0" distR="0" wp14:anchorId="46DE8F72" wp14:editId="6331F1B0">
+          <wp:inline distT="0" distB="0" distL="0" distR="0" wp14:anchorId="388350EA" wp14:editId="20C3FD2D">
             <wp:extent cx="5486400" cy="3418205"/>
             <wp:effectExtent l="0" t="0" r="0" b="0"/>
             <wp:docPr id="9" name="Picture 9" descr="A screen shot of a computer program&#10;&#10;Description automatically generated"/>
@@ -20120,7 +24105,7 @@
         <w:pStyle w:val="Caption"/>
         <w:jc w:val="center"/>
       </w:pPr>
-      <w:bookmarkStart w:id="73" w:name="_Toc237214328"/>
+      <w:bookmarkStart w:id="84" w:name="_Toc237214328"/>
       <w:r>
         <w:t xml:space="preserve">Figure </w:t>
       </w:r>
@@ -20145,7 +24130,7 @@
       <w:r>
         <w:t xml:space="preserve"> Assigning H3 cells to each accident record</w:t>
       </w:r>
-      <w:bookmarkEnd w:id="73"/>
+      <w:bookmarkEnd w:id="84"/>
     </w:p>
     <w:p>
       <w:pPr>
@@ -21721,7 +25706,7 @@
           <w:szCs w:val="24"/>
         </w:rPr>
         <w:drawing>
-          <wp:inline distT="0" distB="0" distL="0" distR="0" wp14:anchorId="0E11CEA6" wp14:editId="5C316462">
+          <wp:inline distT="0" distB="0" distL="0" distR="0" wp14:anchorId="19D45B80" wp14:editId="02C7012A">
             <wp:extent cx="5486400" cy="2673985"/>
             <wp:effectExtent l="0" t="0" r="0" b="0"/>
             <wp:docPr id="4" name="Picture 4" descr="A screenshot of a computer program&#10;&#10;Description automatically generated"/>
@@ -21766,7 +25751,7 @@
           <w:szCs w:val="24"/>
         </w:rPr>
       </w:pPr>
-      <w:bookmarkStart w:id="74" w:name="_Toc237214329"/>
+      <w:bookmarkStart w:id="85" w:name="_Toc237214329"/>
       <w:r>
         <w:t xml:space="preserve">Figure </w:t>
       </w:r>
@@ -21791,7 +25776,7 @@
       <w:r>
         <w:t xml:space="preserve"> Hotspot Classification via Poisson FDR Approach</w:t>
       </w:r>
-      <w:bookmarkEnd w:id="74"/>
+      <w:bookmarkEnd w:id="85"/>
     </w:p>
     <w:p>
       <w:pPr>
@@ -23439,7 +27424,7 @@
           <w:szCs w:val="24"/>
         </w:rPr>
         <w:drawing>
-          <wp:inline distT="0" distB="0" distL="0" distR="0" wp14:anchorId="6DE4F8A3" wp14:editId="04237AC8">
+          <wp:inline distT="0" distB="0" distL="0" distR="0" wp14:anchorId="27845C8F" wp14:editId="1BDFAB8D">
             <wp:extent cx="3578414" cy="2653990"/>
             <wp:effectExtent l="0" t="0" r="3175" b="0"/>
             <wp:docPr id="13" name="Picture 13" descr="A screen shot of a computer program&#10;&#10;Description automatically generated"/>
@@ -23484,7 +27469,7 @@
           <w:szCs w:val="24"/>
         </w:rPr>
       </w:pPr>
-      <w:bookmarkStart w:id="75" w:name="_Toc237214330"/>
+      <w:bookmarkStart w:id="86" w:name="_Toc237214330"/>
       <w:r>
         <w:t xml:space="preserve">Figure </w:t>
       </w:r>
@@ -23512,7 +27497,7 @@
       <w:r>
         <w:t>Causal Rolling Spatiotemporal Features</w:t>
       </w:r>
-      <w:bookmarkEnd w:id="75"/>
+      <w:bookmarkEnd w:id="86"/>
     </w:p>
     <w:p>
       <w:pPr>
@@ -23527,9 +27512,9 @@
           <w:szCs w:val="24"/>
         </w:rPr>
       </w:pPr>
-      <w:bookmarkStart w:id="76" w:name="_Toc227498008"/>
-      <w:bookmarkStart w:id="77" w:name="_Toc231561466"/>
-      <w:bookmarkStart w:id="78" w:name="_Toc237084627"/>
+      <w:bookmarkStart w:id="87" w:name="_Toc227498008"/>
+      <w:bookmarkStart w:id="88" w:name="_Toc231561466"/>
+      <w:bookmarkStart w:id="89" w:name="_Toc237790920"/>
       <w:r>
         <w:rPr>
           <w:rFonts w:ascii="Times New Roman" w:hAnsi="Times New Roman" w:cs="Times New Roman"/>
@@ -23542,9 +27527,9 @@
         <w:lastRenderedPageBreak/>
         <w:t>References</w:t>
       </w:r>
-      <w:bookmarkEnd w:id="76"/>
-      <w:bookmarkEnd w:id="77"/>
-      <w:bookmarkEnd w:id="78"/>
+      <w:bookmarkEnd w:id="87"/>
+      <w:bookmarkEnd w:id="88"/>
+      <w:bookmarkEnd w:id="89"/>
     </w:p>
     <w:p/>
     <w:p>
@@ -23625,7 +27610,7 @@
         <w:rPr>
           <w:color w:val="000000"/>
         </w:rPr>
-        <w:t>Administrator. (2026). </w:t>
+        <w:t>Dailymirror. (2026). </w:t>
       </w:r>
       <w:r>
         <w:rPr>
@@ -25194,6 +29179,111 @@
     </w:p>
     <w:p>
       <w:pPr>
+        <w:widowControl/>
+        <w:autoSpaceDE/>
+        <w:autoSpaceDN/>
+        <w:spacing w:line="480" w:lineRule="atLeast"/>
+        <w:ind w:left="720" w:hanging="720"/>
+        <w:rPr>
+          <w:sz w:val="24"/>
+          <w:szCs w:val="24"/>
+          <w:lang w:bidi="si-LK"/>
+        </w:rPr>
+      </w:pPr>
+    </w:p>
+    <w:p>
+      <w:pPr>
+        <w:widowControl/>
+        <w:autoSpaceDE/>
+        <w:autoSpaceDN/>
+        <w:spacing w:line="480" w:lineRule="atLeast"/>
+        <w:ind w:left="720" w:hanging="720"/>
+        <w:rPr>
+          <w:sz w:val="24"/>
+          <w:szCs w:val="24"/>
+          <w:lang w:bidi="si-LK"/>
+        </w:rPr>
+      </w:pPr>
+      <w:r>
+        <w:rPr>
+          <w:sz w:val="24"/>
+          <w:szCs w:val="24"/>
+          <w:lang w:bidi="si-LK"/>
+        </w:rPr>
+        <w:t xml:space="preserve">Lutwama, P., Dlulane, M., Pillay, T., Hassan, F. S., &amp; Grobbelaar, S. (2024). AGILE: ADVANTAGES, DISADVANTAGES, ENABLERS, AND BARRIERS. </w:t>
+      </w:r>
+      <w:r>
+        <w:rPr>
+          <w:i/>
+          <w:iCs/>
+          <w:sz w:val="24"/>
+          <w:szCs w:val="24"/>
+          <w:lang w:bidi="si-LK"/>
+        </w:rPr>
+        <w:t>South African Journal of Industrial Engineering</w:t>
+      </w:r>
+      <w:r>
+        <w:rPr>
+          <w:sz w:val="24"/>
+          <w:szCs w:val="24"/>
+          <w:lang w:bidi="si-LK"/>
+        </w:rPr>
+        <w:t xml:space="preserve">, </w:t>
+      </w:r>
+      <w:r>
+        <w:rPr>
+          <w:i/>
+          <w:iCs/>
+          <w:sz w:val="24"/>
+          <w:szCs w:val="24"/>
+          <w:lang w:bidi="si-LK"/>
+        </w:rPr>
+        <w:t>35</w:t>
+      </w:r>
+      <w:r>
+        <w:rPr>
+          <w:sz w:val="24"/>
+          <w:szCs w:val="24"/>
+          <w:lang w:bidi="si-LK"/>
+        </w:rPr>
+        <w:t xml:space="preserve">(4). </w:t>
+      </w:r>
+      <w:hyperlink r:id="rId50" w:history="1">
+        <w:r>
+          <w:rPr>
+            <w:rStyle w:val="Hyperlink"/>
+            <w:sz w:val="24"/>
+            <w:szCs w:val="24"/>
+            <w:lang w:bidi="si-LK"/>
+          </w:rPr>
+          <w:t>https://doi.org/10.7166/35-4-3058</w:t>
+        </w:r>
+      </w:hyperlink>
+      <w:r>
+        <w:rPr>
+          <w:sz w:val="24"/>
+          <w:szCs w:val="24"/>
+          <w:lang w:bidi="si-LK"/>
+        </w:rPr>
+        <w:t xml:space="preserve"> </w:t>
+      </w:r>
+    </w:p>
+    <w:p>
+      <w:pPr>
+        <w:widowControl/>
+        <w:autoSpaceDE/>
+        <w:autoSpaceDN/>
+        <w:spacing w:line="480" w:lineRule="atLeast"/>
+        <w:ind w:left="720" w:hanging="720"/>
+        <w:rPr>
+          <w:sz w:val="24"/>
+          <w:szCs w:val="24"/>
+          <w:lang w:bidi="si-LK"/>
+        </w:rPr>
+      </w:pPr>
+    </w:p>
+    <w:p>
+      <w:pPr>
         <w:pStyle w:val="NormalWeb"/>
         <w:spacing w:line="360" w:lineRule="auto"/>
         <w:rPr>
@@ -25224,7 +29314,7 @@
         </w:rPr>
         <w:t xml:space="preserve">. (n.d.). Www.transport.gov.lk. </w:t>
       </w:r>
-      <w:hyperlink r:id="rId50" w:history="1">
+      <w:hyperlink r:id="rId51" w:history="1">
         <w:r>
           <w:rPr>
             <w:rStyle w:val="Hyperlink"/>
@@ -25288,7 +29378,7 @@
         </w:rPr>
         <w:t xml:space="preserve">, 117–134. </w:t>
       </w:r>
-      <w:hyperlink r:id="rId51" w:history="1">
+      <w:hyperlink r:id="rId52" w:history="1">
         <w:r>
           <w:rPr>
             <w:rStyle w:val="Hyperlink"/>
@@ -25338,7 +29428,6 @@
         <w:rPr>
           <w:color w:val="000000"/>
         </w:rPr>
-        <w:lastRenderedPageBreak/>
         <w:t>Nalaka, P. K., Akther, M. S. R., &amp; Naveendrakumar, G. (2021). Accident Hotspots in Southern Expressway of Sri Lanka: Interpolation Evaluation using GIS. </w:t>
       </w:r>
       <w:r>
@@ -25369,7 +29458,7 @@
         </w:rPr>
         <w:t xml:space="preserve">(1). </w:t>
       </w:r>
-      <w:hyperlink r:id="rId52" w:history="1">
+      <w:hyperlink r:id="rId53" w:history="1">
         <w:r>
           <w:rPr>
             <w:rStyle w:val="Hyperlink"/>
@@ -25420,7 +29509,7 @@
         </w:rPr>
         <w:t xml:space="preserve">. (2016, November 14). NHTSA. </w:t>
       </w:r>
-      <w:hyperlink r:id="rId53" w:history="1">
+      <w:hyperlink r:id="rId54" w:history="1">
         <w:r>
           <w:rPr>
             <w:rStyle w:val="Hyperlink"/>
@@ -25476,7 +29565,7 @@
         </w:rPr>
         <w:t xml:space="preserve">, 100642. </w:t>
       </w:r>
-      <w:hyperlink r:id="rId54" w:history="1">
+      <w:hyperlink r:id="rId55" w:history="1">
         <w:r>
           <w:rPr>
             <w:rStyle w:val="Hyperlink"/>
@@ -25544,7 +29633,7 @@
         </w:rPr>
         <w:t xml:space="preserve">(4), e0300640–e0300640. </w:t>
       </w:r>
-      <w:hyperlink r:id="rId55" w:history="1">
+      <w:hyperlink r:id="rId56" w:history="1">
         <w:r>
           <w:rPr>
             <w:rStyle w:val="Hyperlink"/>
@@ -25586,7 +29675,7 @@
         </w:rPr>
         <w:t xml:space="preserve">. (2026). Adaderana.lk. </w:t>
       </w:r>
-      <w:hyperlink r:id="rId56" w:history="1">
+      <w:hyperlink r:id="rId57" w:history="1">
         <w:r>
           <w:rPr>
             <w:rStyle w:val="Hyperlink"/>
@@ -25668,7 +29757,7 @@
         </w:rPr>
         <w:t xml:space="preserve">(6), 139. </w:t>
       </w:r>
-      <w:hyperlink r:id="rId57" w:history="1">
+      <w:hyperlink r:id="rId58" w:history="1">
         <w:r>
           <w:rPr>
             <w:rStyle w:val="Hyperlink"/>
@@ -25719,6 +29808,7 @@
         <w:rPr>
           <w:color w:val="000000"/>
         </w:rPr>
+        <w:lastRenderedPageBreak/>
         <w:t>Santos, D., Saias, J., Quaresma, P., &amp; Nogueira, V. B. (2021). Machine Learning Approaches to Traffic Accident Analysis and Hotspot Prediction. </w:t>
       </w:r>
       <w:r>
@@ -25749,7 +29839,7 @@
         </w:rPr>
         <w:t xml:space="preserve">(12), 157. </w:t>
       </w:r>
-      <w:hyperlink r:id="rId58" w:history="1">
+      <w:hyperlink r:id="rId59" w:history="1">
         <w:r>
           <w:rPr>
             <w:rStyle w:val="Hyperlink"/>
@@ -25888,7 +29978,7 @@
         </w:rPr>
         <w:t xml:space="preserve">(4), 116–121. </w:t>
       </w:r>
-      <w:hyperlink r:id="rId59" w:history="1">
+      <w:hyperlink r:id="rId60" w:history="1">
         <w:r>
           <w:rPr>
             <w:rStyle w:val="Hyperlink"/>
@@ -25940,7 +30030,7 @@
         </w:rPr>
         <w:t xml:space="preserve">. (2020). ETSC. </w:t>
       </w:r>
-      <w:hyperlink r:id="rId60" w:history="1">
+      <w:hyperlink r:id="rId61" w:history="1">
         <w:r>
           <w:rPr>
             <w:rStyle w:val="Hyperlink"/>
@@ -25999,7 +30089,7 @@
         </w:rPr>
         <w:t xml:space="preserve">. Retrieved July 21, 2026, from </w:t>
       </w:r>
-      <w:hyperlink r:id="rId61" w:history="1">
+      <w:hyperlink r:id="rId62" w:history="1">
         <w:r>
           <w:rPr>
             <w:rStyle w:val="Hyperlink"/>
@@ -26054,7 +30144,7 @@
         </w:rPr>
         <w:t xml:space="preserve">. </w:t>
       </w:r>
-      <w:hyperlink r:id="rId62" w:history="1">
+      <w:hyperlink r:id="rId63" w:history="1">
         <w:r>
           <w:rPr>
             <w:rStyle w:val="Hyperlink"/>
@@ -26136,7 +30226,7 @@
         </w:rPr>
         <w:t xml:space="preserve">(1). </w:t>
       </w:r>
-      <w:hyperlink r:id="rId63" w:history="1">
+      <w:hyperlink r:id="rId64" w:history="1">
         <w:r>
           <w:rPr>
             <w:rStyle w:val="Hyperlink"/>
@@ -26158,13 +30248,109 @@
     </w:p>
     <w:p>
       <w:pPr>
+        <w:widowControl/>
+        <w:autoSpaceDE/>
+        <w:autoSpaceDN/>
+        <w:spacing w:line="480" w:lineRule="atLeast"/>
+        <w:ind w:left="720" w:hanging="720"/>
+        <w:rPr>
+          <w:sz w:val="24"/>
+          <w:szCs w:val="24"/>
+          <w:lang w:bidi="si-LK"/>
+        </w:rPr>
+      </w:pPr>
+    </w:p>
+    <w:p>
+      <w:pPr>
+        <w:widowControl/>
+        <w:autoSpaceDE/>
+        <w:autoSpaceDN/>
+        <w:spacing w:line="480" w:lineRule="atLeast"/>
+        <w:ind w:left="720" w:hanging="720"/>
+        <w:rPr>
+          <w:sz w:val="24"/>
+          <w:szCs w:val="24"/>
+          <w:lang w:bidi="si-LK"/>
+        </w:rPr>
+      </w:pPr>
+      <w:r>
+        <w:rPr>
+          <w:sz w:val="24"/>
+          <w:szCs w:val="24"/>
+          <w:lang w:bidi="si-LK"/>
+        </w:rPr>
+        <w:t xml:space="preserve">Venable, J., Pries-Heje, J., &amp; Baskerville, R. (2016). FEDS: a Framework for Evaluation in Design Science Research. </w:t>
+      </w:r>
+      <w:r>
+        <w:rPr>
+          <w:i/>
+          <w:iCs/>
+          <w:sz w:val="24"/>
+          <w:szCs w:val="24"/>
+          <w:lang w:bidi="si-LK"/>
+        </w:rPr>
+        <w:t>European Journal of Information Systems</w:t>
+      </w:r>
+      <w:r>
+        <w:rPr>
+          <w:sz w:val="24"/>
+          <w:szCs w:val="24"/>
+          <w:lang w:bidi="si-LK"/>
+        </w:rPr>
+        <w:t xml:space="preserve">, </w:t>
+      </w:r>
+      <w:r>
+        <w:rPr>
+          <w:i/>
+          <w:iCs/>
+          <w:sz w:val="24"/>
+          <w:szCs w:val="24"/>
+          <w:lang w:bidi="si-LK"/>
+        </w:rPr>
+        <w:t>25</w:t>
+      </w:r>
+      <w:r>
+        <w:rPr>
+          <w:sz w:val="24"/>
+          <w:szCs w:val="24"/>
+          <w:lang w:bidi="si-LK"/>
+        </w:rPr>
+        <w:t xml:space="preserve">(1), 77–89. </w:t>
+      </w:r>
+      <w:hyperlink r:id="rId65" w:history="1">
+        <w:r>
+          <w:rPr>
+            <w:rStyle w:val="Hyperlink"/>
+            <w:sz w:val="24"/>
+            <w:szCs w:val="24"/>
+            <w:lang w:bidi="si-LK"/>
+          </w:rPr>
+          <w:t>https://doi.org/10.1057/ejis.2014.36</w:t>
+        </w:r>
+      </w:hyperlink>
+      <w:r>
+        <w:rPr>
+          <w:sz w:val="24"/>
+          <w:szCs w:val="24"/>
+          <w:lang w:bidi="si-LK"/>
+        </w:rPr>
+        <w:t xml:space="preserve"> </w:t>
+      </w:r>
+    </w:p>
+    <w:p>
+      <w:pPr>
         <w:pStyle w:val="NormalWeb"/>
         <w:spacing w:line="360" w:lineRule="auto"/>
-        <w:ind w:left="720" w:hanging="720"/>
         <w:rPr>
           <w:color w:val="000000"/>
         </w:rPr>
       </w:pPr>
+      <w:r>
+        <w:rPr>
+          <w:color w:val="000000"/>
+        </w:rPr>
+        <w:t xml:space="preserve"> </w:t>
+      </w:r>
     </w:p>
     <w:p>
       <w:pPr>
@@ -26199,7 +30385,7 @@
         </w:rPr>
         <w:t xml:space="preserve">. (n.d.). Www.visualcrossing.com. </w:t>
       </w:r>
-      <w:hyperlink r:id="rId64" w:history="1">
+      <w:hyperlink r:id="rId66" w:history="1">
         <w:r>
           <w:rPr>
             <w:rStyle w:val="Hyperlink"/>
@@ -26247,7 +30433,7 @@
         </w:rPr>
         <w:t xml:space="preserve"> (2024). MongoDB. </w:t>
       </w:r>
-      <w:hyperlink r:id="rId65" w:history="1">
+      <w:hyperlink r:id="rId67" w:history="1">
         <w:r>
           <w:rPr>
             <w:rStyle w:val="Hyperlink"/>
@@ -26315,7 +30501,7 @@
         </w:rPr>
         <w:t xml:space="preserve">(2), 100327. </w:t>
       </w:r>
-      <w:hyperlink r:id="rId66" w:history="1">
+      <w:hyperlink r:id="rId68" w:history="1">
         <w:r>
           <w:rPr>
             <w:rStyle w:val="Hyperlink"/>
@@ -26396,7 +30582,7 @@
         </w:rPr>
         <w:t xml:space="preserve">(1), 22–29. </w:t>
       </w:r>
-      <w:hyperlink r:id="rId67" w:history="1">
+      <w:hyperlink r:id="rId69" w:history="1">
         <w:r>
           <w:rPr>
             <w:rStyle w:val="Hyperlink"/>
@@ -26456,6 +30642,7 @@
         <w:rPr>
           <w:color w:val="000000"/>
         </w:rPr>
+        <w:lastRenderedPageBreak/>
         <w:t>Yan, M., &amp; Shen, Y. (2022). Traffic Accident Severity Prediction Based on Random Forest. </w:t>
       </w:r>
       <w:r>
@@ -26486,7 +30673,7 @@
         </w:rPr>
         <w:t xml:space="preserve">(3), 1729. </w:t>
       </w:r>
-      <w:hyperlink r:id="rId68" w:history="1">
+      <w:hyperlink r:id="rId70" w:history="1">
         <w:r>
           <w:rPr>
             <w:rStyle w:val="Hyperlink"/>
@@ -26503,7 +30690,7 @@
     </w:p>
     <w:p/>
     <w:sectPr>
-      <w:footerReference w:type="default" r:id="rId69"/>
+      <w:footerReference w:type="default" r:id="rId71"/>
       <w:pgSz w:w="12240" w:h="15840"/>
       <w:pgMar w:top="1440" w:right="1440" w:bottom="1440" w:left="2160" w:header="720" w:footer="720" w:gutter="0"/>
       <w:pgNumType w:start="1"/>
@@ -26940,6 +31127,119 @@
     </w:lvl>
   </w:abstractNum>
   <w:abstractNum w:abstractNumId="2" w15:restartNumberingAfterBreak="0">
+    <w:nsid w:val="1BC05C57"/>
+    <w:multiLevelType w:val="hybridMultilevel"/>
+    <w:tmpl w:val="68EE04DC"/>
+    <w:lvl w:ilvl="0" w:tplc="04090001">
+      <w:start w:val="1"/>
+      <w:numFmt w:val="bullet"/>
+      <w:lvlText w:val=""/>
+      <w:lvlJc w:val="left"/>
+      <w:pPr>
+        <w:ind w:left="720" w:hanging="360"/>
+      </w:pPr>
+      <w:rPr>
+        <w:rFonts w:ascii="Symbol" w:hAnsi="Symbol" w:hint="default"/>
+      </w:rPr>
+    </w:lvl>
+    <w:lvl w:ilvl="1" w:tplc="04090003" w:tentative="1">
+      <w:start w:val="1"/>
+      <w:numFmt w:val="bullet"/>
+      <w:lvlText w:val="o"/>
+      <w:lvlJc w:val="left"/>
+      <w:pPr>
+        <w:ind w:left="1440" w:hanging="360"/>
+      </w:pPr>
+      <w:rPr>
+        <w:rFonts w:ascii="Courier New" w:hAnsi="Courier New" w:cs="Courier New" w:hint="default"/>
+      </w:rPr>
+    </w:lvl>
+    <w:lvl w:ilvl="2" w:tplc="04090005" w:tentative="1">
+      <w:start w:val="1"/>
+      <w:numFmt w:val="bullet"/>
+      <w:lvlText w:val=""/>
+      <w:lvlJc w:val="left"/>
+      <w:pPr>
+        <w:ind w:left="2160" w:hanging="360"/>
+      </w:pPr>
+      <w:rPr>
+        <w:rFonts w:ascii="Wingdings" w:hAnsi="Wingdings" w:hint="default"/>
+      </w:rPr>
+    </w:lvl>
+    <w:lvl w:ilvl="3" w:tplc="04090001" w:tentative="1">
+      <w:start w:val="1"/>
+      <w:numFmt w:val="bullet"/>
+      <w:lvlText w:val=""/>
+      <w:lvlJc w:val="left"/>
+      <w:pPr>
+        <w:ind w:left="2880" w:hanging="360"/>
+      </w:pPr>
+      <w:rPr>
+        <w:rFonts w:ascii="Symbol" w:hAnsi="Symbol" w:hint="default"/>
+      </w:rPr>
+    </w:lvl>
+    <w:lvl w:ilvl="4" w:tplc="04090003" w:tentative="1">
+      <w:start w:val="1"/>
+      <w:numFmt w:val="bullet"/>
+      <w:lvlText w:val="o"/>
+      <w:lvlJc w:val="left"/>
+      <w:pPr>
+        <w:ind w:left="3600" w:hanging="360"/>
+      </w:pPr>
+      <w:rPr>
+        <w:rFonts w:ascii="Courier New" w:hAnsi="Courier New" w:cs="Courier New" w:hint="default"/>
+      </w:rPr>
+    </w:lvl>
+    <w:lvl w:ilvl="5" w:tplc="04090005" w:tentative="1">
+      <w:start w:val="1"/>
+      <w:numFmt w:val="bullet"/>
+      <w:lvlText w:val=""/>
+      <w:lvlJc w:val="left"/>
+      <w:pPr>
+        <w:ind w:left="4320" w:hanging="360"/>
+      </w:pPr>
+      <w:rPr>
+        <w:rFonts w:ascii="Wingdings" w:hAnsi="Wingdings" w:hint="default"/>
+      </w:rPr>
+    </w:lvl>
+    <w:lvl w:ilvl="6" w:tplc="04090001" w:tentative="1">
+      <w:start w:val="1"/>
+      <w:numFmt w:val="bullet"/>
+      <w:lvlText w:val=""/>
+      <w:lvlJc w:val="left"/>
+      <w:pPr>
+        <w:ind w:left="5040" w:hanging="360"/>
+      </w:pPr>
+      <w:rPr>
+        <w:rFonts w:ascii="Symbol" w:hAnsi="Symbol" w:hint="default"/>
+      </w:rPr>
+    </w:lvl>
+    <w:lvl w:ilvl="7" w:tplc="04090003" w:tentative="1">
+      <w:start w:val="1"/>
+      <w:numFmt w:val="bullet"/>
+      <w:lvlText w:val="o"/>
+      <w:lvlJc w:val="left"/>
+      <w:pPr>
+        <w:ind w:left="5760" w:hanging="360"/>
+      </w:pPr>
+      <w:rPr>
+        <w:rFonts w:ascii="Courier New" w:hAnsi="Courier New" w:cs="Courier New" w:hint="default"/>
+      </w:rPr>
+    </w:lvl>
+    <w:lvl w:ilvl="8" w:tplc="04090005" w:tentative="1">
+      <w:start w:val="1"/>
+      <w:numFmt w:val="bullet"/>
+      <w:lvlText w:val=""/>
+      <w:lvlJc w:val="left"/>
+      <w:pPr>
+        <w:ind w:left="6480" w:hanging="360"/>
+      </w:pPr>
+      <w:rPr>
+        <w:rFonts w:ascii="Wingdings" w:hAnsi="Wingdings" w:hint="default"/>
+      </w:rPr>
+    </w:lvl>
+  </w:abstractNum>
+  <w:abstractNum w:abstractNumId="3" w15:restartNumberingAfterBreak="0">
     <w:nsid w:val="36DA1AAE"/>
     <w:multiLevelType w:val="hybridMultilevel"/>
     <w:tmpl w:val="957C6580"/>
@@ -27052,7 +31352,7 @@
       </w:rPr>
     </w:lvl>
   </w:abstractNum>
-  <w:abstractNum w:abstractNumId="3" w15:restartNumberingAfterBreak="0">
+  <w:abstractNum w:abstractNumId="4" w15:restartNumberingAfterBreak="0">
     <w:nsid w:val="394134D7"/>
     <w:multiLevelType w:val="hybridMultilevel"/>
     <w:tmpl w:val="B6D6B096"/>
@@ -27165,7 +31465,7 @@
       </w:rPr>
     </w:lvl>
   </w:abstractNum>
-  <w:abstractNum w:abstractNumId="4" w15:restartNumberingAfterBreak="0">
+  <w:abstractNum w:abstractNumId="5" w15:restartNumberingAfterBreak="0">
     <w:nsid w:val="3A6F6844"/>
     <w:multiLevelType w:val="hybridMultilevel"/>
     <w:tmpl w:val="D6087890"/>
@@ -27278,10 +31578,10 @@
       </w:rPr>
     </w:lvl>
   </w:abstractNum>
-  <w:abstractNum w:abstractNumId="5" w15:restartNumberingAfterBreak="0">
-    <w:nsid w:val="575933B1"/>
+  <w:abstractNum w:abstractNumId="6" w15:restartNumberingAfterBreak="0">
+    <w:nsid w:val="3BA206AE"/>
     <w:multiLevelType w:val="hybridMultilevel"/>
-    <w:tmpl w:val="68E0D79E"/>
+    <w:tmpl w:val="FFF05E80"/>
     <w:lvl w:ilvl="0" w:tplc="04090001">
       <w:start w:val="1"/>
       <w:numFmt w:val="bullet"/>
@@ -27391,10 +31691,10 @@
       </w:rPr>
     </w:lvl>
   </w:abstractNum>
-  <w:abstractNum w:abstractNumId="6" w15:restartNumberingAfterBreak="0">
-    <w:nsid w:val="61571B5F"/>
+  <w:abstractNum w:abstractNumId="7" w15:restartNumberingAfterBreak="0">
+    <w:nsid w:val="504E75D3"/>
     <w:multiLevelType w:val="hybridMultilevel"/>
-    <w:tmpl w:val="98B853EA"/>
+    <w:tmpl w:val="CC0C7E8A"/>
     <w:lvl w:ilvl="0" w:tplc="04090001">
       <w:start w:val="1"/>
       <w:numFmt w:val="bullet"/>
@@ -27504,10 +31804,10 @@
       </w:rPr>
     </w:lvl>
   </w:abstractNum>
-  <w:abstractNum w:abstractNumId="7" w15:restartNumberingAfterBreak="0">
-    <w:nsid w:val="733636AC"/>
+  <w:abstractNum w:abstractNumId="8" w15:restartNumberingAfterBreak="0">
+    <w:nsid w:val="575933B1"/>
     <w:multiLevelType w:val="hybridMultilevel"/>
-    <w:tmpl w:val="50F88F06"/>
+    <w:tmpl w:val="68E0D79E"/>
     <w:lvl w:ilvl="0" w:tplc="04090001">
       <w:start w:val="1"/>
       <w:numFmt w:val="bullet"/>
@@ -27617,10 +31917,236 @@
       </w:rPr>
     </w:lvl>
   </w:abstractNum>
-  <w:abstractNum w:abstractNumId="8" w15:restartNumberingAfterBreak="0">
-    <w:nsid w:val="73DD2E43"/>
+  <w:abstractNum w:abstractNumId="9" w15:restartNumberingAfterBreak="0">
+    <w:nsid w:val="61571B5F"/>
     <w:multiLevelType w:val="hybridMultilevel"/>
-    <w:tmpl w:val="73D2C46E"/>
+    <w:tmpl w:val="98B853EA"/>
+    <w:lvl w:ilvl="0" w:tplc="04090001">
+      <w:start w:val="1"/>
+      <w:numFmt w:val="bullet"/>
+      <w:lvlText w:val=""/>
+      <w:lvlJc w:val="left"/>
+      <w:pPr>
+        <w:ind w:left="720" w:hanging="360"/>
+      </w:pPr>
+      <w:rPr>
+        <w:rFonts w:ascii="Symbol" w:hAnsi="Symbol" w:hint="default"/>
+      </w:rPr>
+    </w:lvl>
+    <w:lvl w:ilvl="1" w:tplc="04090003">
+      <w:start w:val="1"/>
+      <w:numFmt w:val="bullet"/>
+      <w:lvlText w:val="o"/>
+      <w:lvlJc w:val="left"/>
+      <w:pPr>
+        <w:ind w:left="1440" w:hanging="360"/>
+      </w:pPr>
+      <w:rPr>
+        <w:rFonts w:ascii="Courier New" w:hAnsi="Courier New" w:cs="Courier New" w:hint="default"/>
+      </w:rPr>
+    </w:lvl>
+    <w:lvl w:ilvl="2" w:tplc="04090005" w:tentative="1">
+      <w:start w:val="1"/>
+      <w:numFmt w:val="bullet"/>
+      <w:lvlText w:val=""/>
+      <w:lvlJc w:val="left"/>
+      <w:pPr>
+        <w:ind w:left="2160" w:hanging="360"/>
+      </w:pPr>
+      <w:rPr>
+        <w:rFonts w:ascii="Wingdings" w:hAnsi="Wingdings" w:hint="default"/>
+      </w:rPr>
+    </w:lvl>
+    <w:lvl w:ilvl="3" w:tplc="04090001" w:tentative="1">
+      <w:start w:val="1"/>
+      <w:numFmt w:val="bullet"/>
+      <w:lvlText w:val=""/>
+      <w:lvlJc w:val="left"/>
+      <w:pPr>
+        <w:ind w:left="2880" w:hanging="360"/>
+      </w:pPr>
+      <w:rPr>
+        <w:rFonts w:ascii="Symbol" w:hAnsi="Symbol" w:hint="default"/>
+      </w:rPr>
+    </w:lvl>
+    <w:lvl w:ilvl="4" w:tplc="04090003" w:tentative="1">
+      <w:start w:val="1"/>
+      <w:numFmt w:val="bullet"/>
+      <w:lvlText w:val="o"/>
+      <w:lvlJc w:val="left"/>
+      <w:pPr>
+        <w:ind w:left="3600" w:hanging="360"/>
+      </w:pPr>
+      <w:rPr>
+        <w:rFonts w:ascii="Courier New" w:hAnsi="Courier New" w:cs="Courier New" w:hint="default"/>
+      </w:rPr>
+    </w:lvl>
+    <w:lvl w:ilvl="5" w:tplc="04090005" w:tentative="1">
+      <w:start w:val="1"/>
+      <w:numFmt w:val="bullet"/>
+      <w:lvlText w:val=""/>
+      <w:lvlJc w:val="left"/>
+      <w:pPr>
+        <w:ind w:left="4320" w:hanging="360"/>
+      </w:pPr>
+      <w:rPr>
+        <w:rFonts w:ascii="Wingdings" w:hAnsi="Wingdings" w:hint="default"/>
+      </w:rPr>
+    </w:lvl>
+    <w:lvl w:ilvl="6" w:tplc="04090001" w:tentative="1">
+      <w:start w:val="1"/>
+      <w:numFmt w:val="bullet"/>
+      <w:lvlText w:val=""/>
+      <w:lvlJc w:val="left"/>
+      <w:pPr>
+        <w:ind w:left="5040" w:hanging="360"/>
+      </w:pPr>
+      <w:rPr>
+        <w:rFonts w:ascii="Symbol" w:hAnsi="Symbol" w:hint="default"/>
+      </w:rPr>
+    </w:lvl>
+    <w:lvl w:ilvl="7" w:tplc="04090003" w:tentative="1">
+      <w:start w:val="1"/>
+      <w:numFmt w:val="bullet"/>
+      <w:lvlText w:val="o"/>
+      <w:lvlJc w:val="left"/>
+      <w:pPr>
+        <w:ind w:left="5760" w:hanging="360"/>
+      </w:pPr>
+      <w:rPr>
+        <w:rFonts w:ascii="Courier New" w:hAnsi="Courier New" w:cs="Courier New" w:hint="default"/>
+      </w:rPr>
+    </w:lvl>
+    <w:lvl w:ilvl="8" w:tplc="04090005" w:tentative="1">
+      <w:start w:val="1"/>
+      <w:numFmt w:val="bullet"/>
+      <w:lvlText w:val=""/>
+      <w:lvlJc w:val="left"/>
+      <w:pPr>
+        <w:ind w:left="6480" w:hanging="360"/>
+      </w:pPr>
+      <w:rPr>
+        <w:rFonts w:ascii="Wingdings" w:hAnsi="Wingdings" w:hint="default"/>
+      </w:rPr>
+    </w:lvl>
+  </w:abstractNum>
+  <w:abstractNum w:abstractNumId="10" w15:restartNumberingAfterBreak="0">
+    <w:nsid w:val="6C73499F"/>
+    <w:multiLevelType w:val="hybridMultilevel"/>
+    <w:tmpl w:val="17CE95C0"/>
+    <w:lvl w:ilvl="0" w:tplc="04090001">
+      <w:start w:val="1"/>
+      <w:numFmt w:val="bullet"/>
+      <w:lvlText w:val=""/>
+      <w:lvlJc w:val="left"/>
+      <w:pPr>
+        <w:ind w:left="720" w:hanging="360"/>
+      </w:pPr>
+      <w:rPr>
+        <w:rFonts w:ascii="Symbol" w:hAnsi="Symbol" w:hint="default"/>
+      </w:rPr>
+    </w:lvl>
+    <w:lvl w:ilvl="1" w:tplc="04090003">
+      <w:start w:val="1"/>
+      <w:numFmt w:val="bullet"/>
+      <w:lvlText w:val="o"/>
+      <w:lvlJc w:val="left"/>
+      <w:pPr>
+        <w:ind w:left="1440" w:hanging="360"/>
+      </w:pPr>
+      <w:rPr>
+        <w:rFonts w:ascii="Courier New" w:hAnsi="Courier New" w:cs="Courier New" w:hint="default"/>
+      </w:rPr>
+    </w:lvl>
+    <w:lvl w:ilvl="2" w:tplc="04090005" w:tentative="1">
+      <w:start w:val="1"/>
+      <w:numFmt w:val="bullet"/>
+      <w:lvlText w:val=""/>
+      <w:lvlJc w:val="left"/>
+      <w:pPr>
+        <w:ind w:left="2160" w:hanging="360"/>
+      </w:pPr>
+      <w:rPr>
+        <w:rFonts w:ascii="Wingdings" w:hAnsi="Wingdings" w:hint="default"/>
+      </w:rPr>
+    </w:lvl>
+    <w:lvl w:ilvl="3" w:tplc="04090001" w:tentative="1">
+      <w:start w:val="1"/>
+      <w:numFmt w:val="bullet"/>
+      <w:lvlText w:val=""/>
+      <w:lvlJc w:val="left"/>
+      <w:pPr>
+        <w:ind w:left="2880" w:hanging="360"/>
+      </w:pPr>
+      <w:rPr>
+        <w:rFonts w:ascii="Symbol" w:hAnsi="Symbol" w:hint="default"/>
+      </w:rPr>
+    </w:lvl>
+    <w:lvl w:ilvl="4" w:tplc="04090003" w:tentative="1">
+      <w:start w:val="1"/>
+      <w:numFmt w:val="bullet"/>
+      <w:lvlText w:val="o"/>
+      <w:lvlJc w:val="left"/>
+      <w:pPr>
+        <w:ind w:left="3600" w:hanging="360"/>
+      </w:pPr>
+      <w:rPr>
+        <w:rFonts w:ascii="Courier New" w:hAnsi="Courier New" w:cs="Courier New" w:hint="default"/>
+      </w:rPr>
+    </w:lvl>
+    <w:lvl w:ilvl="5" w:tplc="04090005" w:tentative="1">
+      <w:start w:val="1"/>
+      <w:numFmt w:val="bullet"/>
+      <w:lvlText w:val=""/>
+      <w:lvlJc w:val="left"/>
+      <w:pPr>
+        <w:ind w:left="4320" w:hanging="360"/>
+      </w:pPr>
+      <w:rPr>
+        <w:rFonts w:ascii="Wingdings" w:hAnsi="Wingdings" w:hint="default"/>
+      </w:rPr>
+    </w:lvl>
+    <w:lvl w:ilvl="6" w:tplc="04090001" w:tentative="1">
+      <w:start w:val="1"/>
+      <w:numFmt w:val="bullet"/>
+      <w:lvlText w:val=""/>
+      <w:lvlJc w:val="left"/>
+      <w:pPr>
+        <w:ind w:left="5040" w:hanging="360"/>
+      </w:pPr>
+      <w:rPr>
+        <w:rFonts w:ascii="Symbol" w:hAnsi="Symbol" w:hint="default"/>
+      </w:rPr>
+    </w:lvl>
+    <w:lvl w:ilvl="7" w:tplc="04090003" w:tentative="1">
+      <w:start w:val="1"/>
+      <w:numFmt w:val="bullet"/>
+      <w:lvlText w:val="o"/>
+      <w:lvlJc w:val="left"/>
+      <w:pPr>
+        <w:ind w:left="5760" w:hanging="360"/>
+      </w:pPr>
+      <w:rPr>
+        <w:rFonts w:ascii="Courier New" w:hAnsi="Courier New" w:cs="Courier New" w:hint="default"/>
+      </w:rPr>
+    </w:lvl>
+    <w:lvl w:ilvl="8" w:tplc="04090005" w:tentative="1">
+      <w:start w:val="1"/>
+      <w:numFmt w:val="bullet"/>
+      <w:lvlText w:val=""/>
+      <w:lvlJc w:val="left"/>
+      <w:pPr>
+        <w:ind w:left="6480" w:hanging="360"/>
+      </w:pPr>
+      <w:rPr>
+        <w:rFonts w:ascii="Wingdings" w:hAnsi="Wingdings" w:hint="default"/>
+      </w:rPr>
+    </w:lvl>
+  </w:abstractNum>
+  <w:abstractNum w:abstractNumId="11" w15:restartNumberingAfterBreak="0">
+    <w:nsid w:val="733636AC"/>
+    <w:multiLevelType w:val="hybridMultilevel"/>
+    <w:tmpl w:val="50F88F06"/>
     <w:lvl w:ilvl="0" w:tplc="04090001">
       <w:start w:val="1"/>
       <w:numFmt w:val="bullet"/>
@@ -27730,10 +32256,10 @@
       </w:rPr>
     </w:lvl>
   </w:abstractNum>
-  <w:abstractNum w:abstractNumId="9" w15:restartNumberingAfterBreak="0">
-    <w:nsid w:val="741F2CC5"/>
+  <w:abstractNum w:abstractNumId="12" w15:restartNumberingAfterBreak="0">
+    <w:nsid w:val="73DD2E43"/>
     <w:multiLevelType w:val="hybridMultilevel"/>
-    <w:tmpl w:val="7FA0A332"/>
+    <w:tmpl w:val="73D2C46E"/>
     <w:lvl w:ilvl="0" w:tplc="04090001">
       <w:start w:val="1"/>
       <w:numFmt w:val="bullet"/>
@@ -27843,10 +32369,10 @@
       </w:rPr>
     </w:lvl>
   </w:abstractNum>
-  <w:abstractNum w:abstractNumId="10" w15:restartNumberingAfterBreak="0">
-    <w:nsid w:val="7850638E"/>
+  <w:abstractNum w:abstractNumId="13" w15:restartNumberingAfterBreak="0">
+    <w:nsid w:val="741F2CC5"/>
     <w:multiLevelType w:val="hybridMultilevel"/>
-    <w:tmpl w:val="1CD09F74"/>
+    <w:tmpl w:val="7FA0A332"/>
     <w:lvl w:ilvl="0" w:tplc="04090001">
       <w:start w:val="1"/>
       <w:numFmt w:val="bullet"/>
@@ -27956,10 +32482,10 @@
       </w:rPr>
     </w:lvl>
   </w:abstractNum>
-  <w:abstractNum w:abstractNumId="11" w15:restartNumberingAfterBreak="0">
-    <w:nsid w:val="7CA21F95"/>
+  <w:abstractNum w:abstractNumId="14" w15:restartNumberingAfterBreak="0">
+    <w:nsid w:val="756C115C"/>
     <w:multiLevelType w:val="hybridMultilevel"/>
-    <w:tmpl w:val="60D40EA8"/>
+    <w:tmpl w:val="35046326"/>
     <w:lvl w:ilvl="0" w:tplc="04090001">
       <w:start w:val="1"/>
       <w:numFmt w:val="bullet"/>
@@ -28069,41 +32595,282 @@
       </w:rPr>
     </w:lvl>
   </w:abstractNum>
+  <w:abstractNum w:abstractNumId="15" w15:restartNumberingAfterBreak="0">
+    <w:nsid w:val="7850638E"/>
+    <w:multiLevelType w:val="hybridMultilevel"/>
+    <w:tmpl w:val="1CD09F74"/>
+    <w:lvl w:ilvl="0" w:tplc="04090001">
+      <w:start w:val="1"/>
+      <w:numFmt w:val="bullet"/>
+      <w:lvlText w:val=""/>
+      <w:lvlJc w:val="left"/>
+      <w:pPr>
+        <w:ind w:left="720" w:hanging="360"/>
+      </w:pPr>
+      <w:rPr>
+        <w:rFonts w:ascii="Symbol" w:hAnsi="Symbol" w:hint="default"/>
+      </w:rPr>
+    </w:lvl>
+    <w:lvl w:ilvl="1" w:tplc="04090003" w:tentative="1">
+      <w:start w:val="1"/>
+      <w:numFmt w:val="bullet"/>
+      <w:lvlText w:val="o"/>
+      <w:lvlJc w:val="left"/>
+      <w:pPr>
+        <w:ind w:left="1440" w:hanging="360"/>
+      </w:pPr>
+      <w:rPr>
+        <w:rFonts w:ascii="Courier New" w:hAnsi="Courier New" w:cs="Courier New" w:hint="default"/>
+      </w:rPr>
+    </w:lvl>
+    <w:lvl w:ilvl="2" w:tplc="04090005" w:tentative="1">
+      <w:start w:val="1"/>
+      <w:numFmt w:val="bullet"/>
+      <w:lvlText w:val=""/>
+      <w:lvlJc w:val="left"/>
+      <w:pPr>
+        <w:ind w:left="2160" w:hanging="360"/>
+      </w:pPr>
+      <w:rPr>
+        <w:rFonts w:ascii="Wingdings" w:hAnsi="Wingdings" w:hint="default"/>
+      </w:rPr>
+    </w:lvl>
+    <w:lvl w:ilvl="3" w:tplc="04090001" w:tentative="1">
+      <w:start w:val="1"/>
+      <w:numFmt w:val="bullet"/>
+      <w:lvlText w:val=""/>
+      <w:lvlJc w:val="left"/>
+      <w:pPr>
+        <w:ind w:left="2880" w:hanging="360"/>
+      </w:pPr>
+      <w:rPr>
+        <w:rFonts w:ascii="Symbol" w:hAnsi="Symbol" w:hint="default"/>
+      </w:rPr>
+    </w:lvl>
+    <w:lvl w:ilvl="4" w:tplc="04090003" w:tentative="1">
+      <w:start w:val="1"/>
+      <w:numFmt w:val="bullet"/>
+      <w:lvlText w:val="o"/>
+      <w:lvlJc w:val="left"/>
+      <w:pPr>
+        <w:ind w:left="3600" w:hanging="360"/>
+      </w:pPr>
+      <w:rPr>
+        <w:rFonts w:ascii="Courier New" w:hAnsi="Courier New" w:cs="Courier New" w:hint="default"/>
+      </w:rPr>
+    </w:lvl>
+    <w:lvl w:ilvl="5" w:tplc="04090005" w:tentative="1">
+      <w:start w:val="1"/>
+      <w:numFmt w:val="bullet"/>
+      <w:lvlText w:val=""/>
+      <w:lvlJc w:val="left"/>
+      <w:pPr>
+        <w:ind w:left="4320" w:hanging="360"/>
+      </w:pPr>
+      <w:rPr>
+        <w:rFonts w:ascii="Wingdings" w:hAnsi="Wingdings" w:hint="default"/>
+      </w:rPr>
+    </w:lvl>
+    <w:lvl w:ilvl="6" w:tplc="04090001" w:tentative="1">
+      <w:start w:val="1"/>
+      <w:numFmt w:val="bullet"/>
+      <w:lvlText w:val=""/>
+      <w:lvlJc w:val="left"/>
+      <w:pPr>
+        <w:ind w:left="5040" w:hanging="360"/>
+      </w:pPr>
+      <w:rPr>
+        <w:rFonts w:ascii="Symbol" w:hAnsi="Symbol" w:hint="default"/>
+      </w:rPr>
+    </w:lvl>
+    <w:lvl w:ilvl="7" w:tplc="04090003" w:tentative="1">
+      <w:start w:val="1"/>
+      <w:numFmt w:val="bullet"/>
+      <w:lvlText w:val="o"/>
+      <w:lvlJc w:val="left"/>
+      <w:pPr>
+        <w:ind w:left="5760" w:hanging="360"/>
+      </w:pPr>
+      <w:rPr>
+        <w:rFonts w:ascii="Courier New" w:hAnsi="Courier New" w:cs="Courier New" w:hint="default"/>
+      </w:rPr>
+    </w:lvl>
+    <w:lvl w:ilvl="8" w:tplc="04090005" w:tentative="1">
+      <w:start w:val="1"/>
+      <w:numFmt w:val="bullet"/>
+      <w:lvlText w:val=""/>
+      <w:lvlJc w:val="left"/>
+      <w:pPr>
+        <w:ind w:left="6480" w:hanging="360"/>
+      </w:pPr>
+      <w:rPr>
+        <w:rFonts w:ascii="Wingdings" w:hAnsi="Wingdings" w:hint="default"/>
+      </w:rPr>
+    </w:lvl>
+  </w:abstractNum>
+  <w:abstractNum w:abstractNumId="16" w15:restartNumberingAfterBreak="0">
+    <w:nsid w:val="7CA21F95"/>
+    <w:multiLevelType w:val="hybridMultilevel"/>
+    <w:tmpl w:val="60D40EA8"/>
+    <w:lvl w:ilvl="0" w:tplc="04090001">
+      <w:start w:val="1"/>
+      <w:numFmt w:val="bullet"/>
+      <w:lvlText w:val=""/>
+      <w:lvlJc w:val="left"/>
+      <w:pPr>
+        <w:ind w:left="720" w:hanging="360"/>
+      </w:pPr>
+      <w:rPr>
+        <w:rFonts w:ascii="Symbol" w:hAnsi="Symbol" w:hint="default"/>
+      </w:rPr>
+    </w:lvl>
+    <w:lvl w:ilvl="1" w:tplc="04090003">
+      <w:start w:val="1"/>
+      <w:numFmt w:val="bullet"/>
+      <w:lvlText w:val="o"/>
+      <w:lvlJc w:val="left"/>
+      <w:pPr>
+        <w:ind w:left="1440" w:hanging="360"/>
+      </w:pPr>
+      <w:rPr>
+        <w:rFonts w:ascii="Courier New" w:hAnsi="Courier New" w:cs="Courier New" w:hint="default"/>
+      </w:rPr>
+    </w:lvl>
+    <w:lvl w:ilvl="2" w:tplc="04090005" w:tentative="1">
+      <w:start w:val="1"/>
+      <w:numFmt w:val="bullet"/>
+      <w:lvlText w:val=""/>
+      <w:lvlJc w:val="left"/>
+      <w:pPr>
+        <w:ind w:left="2160" w:hanging="360"/>
+      </w:pPr>
+      <w:rPr>
+        <w:rFonts w:ascii="Wingdings" w:hAnsi="Wingdings" w:hint="default"/>
+      </w:rPr>
+    </w:lvl>
+    <w:lvl w:ilvl="3" w:tplc="04090001" w:tentative="1">
+      <w:start w:val="1"/>
+      <w:numFmt w:val="bullet"/>
+      <w:lvlText w:val=""/>
+      <w:lvlJc w:val="left"/>
+      <w:pPr>
+        <w:ind w:left="2880" w:hanging="360"/>
+      </w:pPr>
+      <w:rPr>
+        <w:rFonts w:ascii="Symbol" w:hAnsi="Symbol" w:hint="default"/>
+      </w:rPr>
+    </w:lvl>
+    <w:lvl w:ilvl="4" w:tplc="04090003" w:tentative="1">
+      <w:start w:val="1"/>
+      <w:numFmt w:val="bullet"/>
+      <w:lvlText w:val="o"/>
+      <w:lvlJc w:val="left"/>
+      <w:pPr>
+        <w:ind w:left="3600" w:hanging="360"/>
+      </w:pPr>
+      <w:rPr>
+        <w:rFonts w:ascii="Courier New" w:hAnsi="Courier New" w:cs="Courier New" w:hint="default"/>
+      </w:rPr>
+    </w:lvl>
+    <w:lvl w:ilvl="5" w:tplc="04090005" w:tentative="1">
+      <w:start w:val="1"/>
+      <w:numFmt w:val="bullet"/>
+      <w:lvlText w:val=""/>
+      <w:lvlJc w:val="left"/>
+      <w:pPr>
+        <w:ind w:left="4320" w:hanging="360"/>
+      </w:pPr>
+      <w:rPr>
+        <w:rFonts w:ascii="Wingdings" w:hAnsi="Wingdings" w:hint="default"/>
+      </w:rPr>
+    </w:lvl>
+    <w:lvl w:ilvl="6" w:tplc="04090001" w:tentative="1">
+      <w:start w:val="1"/>
+      <w:numFmt w:val="bullet"/>
+      <w:lvlText w:val=""/>
+      <w:lvlJc w:val="left"/>
+      <w:pPr>
+        <w:ind w:left="5040" w:hanging="360"/>
+      </w:pPr>
+      <w:rPr>
+        <w:rFonts w:ascii="Symbol" w:hAnsi="Symbol" w:hint="default"/>
+      </w:rPr>
+    </w:lvl>
+    <w:lvl w:ilvl="7" w:tplc="04090003" w:tentative="1">
+      <w:start w:val="1"/>
+      <w:numFmt w:val="bullet"/>
+      <w:lvlText w:val="o"/>
+      <w:lvlJc w:val="left"/>
+      <w:pPr>
+        <w:ind w:left="5760" w:hanging="360"/>
+      </w:pPr>
+      <w:rPr>
+        <w:rFonts w:ascii="Courier New" w:hAnsi="Courier New" w:cs="Courier New" w:hint="default"/>
+      </w:rPr>
+    </w:lvl>
+    <w:lvl w:ilvl="8" w:tplc="04090005" w:tentative="1">
+      <w:start w:val="1"/>
+      <w:numFmt w:val="bullet"/>
+      <w:lvlText w:val=""/>
+      <w:lvlJc w:val="left"/>
+      <w:pPr>
+        <w:ind w:left="6480" w:hanging="360"/>
+      </w:pPr>
+      <w:rPr>
+        <w:rFonts w:ascii="Wingdings" w:hAnsi="Wingdings" w:hint="default"/>
+      </w:rPr>
+    </w:lvl>
+  </w:abstractNum>
   <w:num w:numId="1" w16cid:durableId="2143771342">
     <w:abstractNumId w:val="1"/>
   </w:num>
   <w:num w:numId="2" w16cid:durableId="1775129795">
-    <w:abstractNumId w:val="10"/>
+    <w:abstractNumId w:val="15"/>
   </w:num>
   <w:num w:numId="3" w16cid:durableId="251938650">
+    <w:abstractNumId w:val="5"/>
+  </w:num>
+  <w:num w:numId="4" w16cid:durableId="2096826378">
+    <w:abstractNumId w:val="12"/>
+  </w:num>
+  <w:num w:numId="5" w16cid:durableId="223758305">
     <w:abstractNumId w:val="4"/>
   </w:num>
-  <w:num w:numId="4" w16cid:durableId="2096826378">
+  <w:num w:numId="6" w16cid:durableId="1193106781">
     <w:abstractNumId w:val="8"/>
-  </w:num>
-  <w:num w:numId="5" w16cid:durableId="223758305">
-    <w:abstractNumId w:val="3"/>
-  </w:num>
-  <w:num w:numId="6" w16cid:durableId="1193106781">
-    <w:abstractNumId w:val="5"/>
   </w:num>
   <w:num w:numId="7" w16cid:durableId="336082852">
     <w:abstractNumId w:val="0"/>
   </w:num>
   <w:num w:numId="8" w16cid:durableId="257635863">
+    <w:abstractNumId w:val="3"/>
+  </w:num>
+  <w:num w:numId="9" w16cid:durableId="867838602">
+    <w:abstractNumId w:val="16"/>
+  </w:num>
+  <w:num w:numId="10" w16cid:durableId="318121712">
+    <w:abstractNumId w:val="9"/>
+  </w:num>
+  <w:num w:numId="11" w16cid:durableId="35470412">
+    <w:abstractNumId w:val="11"/>
+  </w:num>
+  <w:num w:numId="12" w16cid:durableId="1812168554">
+    <w:abstractNumId w:val="13"/>
+  </w:num>
+  <w:num w:numId="13" w16cid:durableId="400056183">
+    <w:abstractNumId w:val="10"/>
+  </w:num>
+  <w:num w:numId="14" w16cid:durableId="575629524">
+    <w:abstractNumId w:val="6"/>
+  </w:num>
+  <w:num w:numId="15" w16cid:durableId="1426346046">
     <w:abstractNumId w:val="2"/>
   </w:num>
-  <w:num w:numId="9" w16cid:durableId="867838602">
-    <w:abstractNumId w:val="11"/>
-  </w:num>
-  <w:num w:numId="10" w16cid:durableId="318121712">
-    <w:abstractNumId w:val="6"/>
-  </w:num>
-  <w:num w:numId="11" w16cid:durableId="35470412">
+  <w:num w:numId="16" w16cid:durableId="350912468">
     <w:abstractNumId w:val="7"/>
   </w:num>
-  <w:num w:numId="12" w16cid:durableId="1812168554">
-    <w:abstractNumId w:val="9"/>
+  <w:num w:numId="17" w16cid:durableId="1253471460">
+    <w:abstractNumId w:val="14"/>
   </w:num>
 </w:numbering>
 </file>

--- a/Dissertation_Drafts/Thesis/Research Version 5.docx
+++ b/Dissertation_Drafts/Thesis/Research Version 5.docx
@@ -35,7 +35,7 @@
           <w:noProof/>
         </w:rPr>
         <w:drawing>
-          <wp:anchor distT="0" distB="0" distL="114300" distR="114300" simplePos="0" relativeHeight="251661312" behindDoc="0" locked="0" layoutInCell="1" allowOverlap="1" wp14:anchorId="63AA104F" wp14:editId="0E409645">
+          <wp:anchor distT="0" distB="0" distL="114300" distR="114300" simplePos="0" relativeHeight="251661312" behindDoc="0" locked="0" layoutInCell="1" allowOverlap="1" wp14:anchorId="069A8729" wp14:editId="713FDC66">
             <wp:simplePos x="0" y="0"/>
             <wp:positionH relativeFrom="column">
               <wp:posOffset>4305300</wp:posOffset>
@@ -112,7 +112,7 @@
           <w:lang w:val="en-AU" w:eastAsia="en-AU"/>
         </w:rPr>
         <w:drawing>
-          <wp:anchor distT="0" distB="0" distL="114300" distR="114300" simplePos="0" relativeHeight="251660288" behindDoc="0" locked="0" layoutInCell="1" allowOverlap="1" wp14:anchorId="5ED19A4C" wp14:editId="2A194F85">
+          <wp:anchor distT="0" distB="0" distL="114300" distR="114300" simplePos="0" relativeHeight="251660288" behindDoc="0" locked="0" layoutInCell="1" allowOverlap="1" wp14:anchorId="39F73136" wp14:editId="5B27BDB5">
             <wp:simplePos x="0" y="0"/>
             <wp:positionH relativeFrom="column">
               <wp:posOffset>127200</wp:posOffset>
@@ -178,7 +178,7 @@
         <mc:AlternateContent>
           <mc:Choice Requires="wps">
             <w:drawing>
-              <wp:anchor distT="0" distB="0" distL="114300" distR="114300" simplePos="0" relativeHeight="251659264" behindDoc="0" locked="0" layoutInCell="1" allowOverlap="1" wp14:anchorId="280C6919" wp14:editId="7F28BE5E">
+              <wp:anchor distT="0" distB="0" distL="114300" distR="114300" simplePos="0" relativeHeight="251659264" behindDoc="0" locked="0" layoutInCell="1" allowOverlap="1" wp14:anchorId="1EA5A179" wp14:editId="533054D4">
                 <wp:simplePos x="0" y="0"/>
                 <wp:positionH relativeFrom="column">
                   <wp:posOffset>7658100</wp:posOffset>
@@ -234,7 +234,7 @@
           </mc:Choice>
           <mc:Fallback>
             <w:pict>
-              <v:rect w14:anchorId="53032B7C" id="Rectangle 1" o:spid="_x0000_s1026" style="position:absolute;margin-left:603pt;margin-top:-9.75pt;width:3.6pt;height:211.5pt;z-index:251659264;visibility:visible;mso-wrap-style:square;mso-wrap-distance-left:9pt;mso-wrap-distance-top:0;mso-wrap-distance-right:9pt;mso-wrap-distance-bottom:0;mso-position-horizontal:absolute;mso-position-horizontal-relative:text;mso-position-vertical:absolute;mso-position-vertical-relative:text;v-text-anchor:middle" o:gfxdata="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" fillcolor="#4472c4 [3204]" strokecolor="#1f3763 [1604]" strokeweight="1pt"/>
+              <v:rect w14:anchorId="3E6DC21C" id="Rectangle 1" o:spid="_x0000_s1026" style="position:absolute;margin-left:603pt;margin-top:-9.75pt;width:3.6pt;height:211.5pt;z-index:251659264;visibility:visible;mso-wrap-style:square;mso-wrap-distance-left:9pt;mso-wrap-distance-top:0;mso-wrap-distance-right:9pt;mso-wrap-distance-bottom:0;mso-position-horizontal:absolute;mso-position-horizontal-relative:text;mso-position-vertical:absolute;mso-position-vertical-relative:text;v-text-anchor:middle" o:gfxdata="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" fillcolor="#4472c4 [3204]" strokecolor="#1f3763 [1604]" strokeweight="1pt"/>
             </w:pict>
           </mc:Fallback>
         </mc:AlternateContent>
@@ -833,7 +833,7 @@
             </w:rPr>
             <w:fldChar w:fldCharType="separate"/>
           </w:r>
-          <w:hyperlink w:anchor="_Toc237790866" w:history="1">
+          <w:hyperlink w:anchor="_Toc238245152" w:history="1">
             <w:r>
               <w:rPr>
                 <w:rStyle w:val="Hyperlink"/>
@@ -862,7 +862,7 @@
                 <w:noProof/>
                 <w:webHidden/>
               </w:rPr>
-              <w:instrText xml:space="preserve"> PAGEREF _Toc237790866 \h </w:instrText>
+              <w:instrText xml:space="preserve"> PAGEREF _Toc238245152 \h </w:instrText>
             </w:r>
             <w:r>
               <w:rPr>
@@ -902,7 +902,7 @@
               <w:lang w:bidi="si-LK"/>
             </w:rPr>
           </w:pPr>
-          <w:hyperlink w:anchor="_Toc237790867" w:history="1">
+          <w:hyperlink w:anchor="_Toc238245153" w:history="1">
             <w:r>
               <w:rPr>
                 <w:rStyle w:val="Hyperlink"/>
@@ -931,7 +931,7 @@
                 <w:noProof/>
                 <w:webHidden/>
               </w:rPr>
-              <w:instrText xml:space="preserve"> PAGEREF _Toc237790867 \h </w:instrText>
+              <w:instrText xml:space="preserve"> PAGEREF _Toc238245153 \h </w:instrText>
             </w:r>
             <w:r>
               <w:rPr>
@@ -971,7 +971,7 @@
               <w:lang w:bidi="si-LK"/>
             </w:rPr>
           </w:pPr>
-          <w:hyperlink w:anchor="_Toc237790868" w:history="1">
+          <w:hyperlink w:anchor="_Toc238245154" w:history="1">
             <w:r>
               <w:rPr>
                 <w:rStyle w:val="Hyperlink"/>
@@ -1000,7 +1000,7 @@
                 <w:noProof/>
                 <w:webHidden/>
               </w:rPr>
-              <w:instrText xml:space="preserve"> PAGEREF _Toc237790868 \h </w:instrText>
+              <w:instrText xml:space="preserve"> PAGEREF _Toc238245154 \h </w:instrText>
             </w:r>
             <w:r>
               <w:rPr>
@@ -1040,7 +1040,7 @@
               <w:lang w:bidi="si-LK"/>
             </w:rPr>
           </w:pPr>
-          <w:hyperlink w:anchor="_Toc237790869" w:history="1">
+          <w:hyperlink w:anchor="_Toc238245155" w:history="1">
             <w:r>
               <w:rPr>
                 <w:rStyle w:val="Hyperlink"/>
@@ -1069,7 +1069,7 @@
                 <w:noProof/>
                 <w:webHidden/>
               </w:rPr>
-              <w:instrText xml:space="preserve"> PAGEREF _Toc237790869 \h </w:instrText>
+              <w:instrText xml:space="preserve"> PAGEREF _Toc238245155 \h </w:instrText>
             </w:r>
             <w:r>
               <w:rPr>
@@ -1109,7 +1109,7 @@
               <w:lang w:bidi="si-LK"/>
             </w:rPr>
           </w:pPr>
-          <w:hyperlink w:anchor="_Toc237790870" w:history="1">
+          <w:hyperlink w:anchor="_Toc238245156" w:history="1">
             <w:r>
               <w:rPr>
                 <w:rStyle w:val="Hyperlink"/>
@@ -1138,7 +1138,7 @@
                 <w:noProof/>
                 <w:webHidden/>
               </w:rPr>
-              <w:instrText xml:space="preserve"> PAGEREF _Toc237790870 \h </w:instrText>
+              <w:instrText xml:space="preserve"> PAGEREF _Toc238245156 \h </w:instrText>
             </w:r>
             <w:r>
               <w:rPr>
@@ -1178,7 +1178,7 @@
               <w:lang w:bidi="si-LK"/>
             </w:rPr>
           </w:pPr>
-          <w:hyperlink w:anchor="_Toc237790871" w:history="1">
+          <w:hyperlink w:anchor="_Toc238245157" w:history="1">
             <w:r>
               <w:rPr>
                 <w:rStyle w:val="Hyperlink"/>
@@ -1207,7 +1207,7 @@
                 <w:noProof/>
                 <w:webHidden/>
               </w:rPr>
-              <w:instrText xml:space="preserve"> PAGEREF _Toc237790871 \h </w:instrText>
+              <w:instrText xml:space="preserve"> PAGEREF _Toc238245157 \h </w:instrText>
             </w:r>
             <w:r>
               <w:rPr>
@@ -1247,7 +1247,7 @@
               <w:lang w:bidi="si-LK"/>
             </w:rPr>
           </w:pPr>
-          <w:hyperlink w:anchor="_Toc237790872" w:history="1">
+          <w:hyperlink w:anchor="_Toc238245158" w:history="1">
             <w:r>
               <w:rPr>
                 <w:rStyle w:val="Hyperlink"/>
@@ -1276,7 +1276,7 @@
                 <w:noProof/>
                 <w:webHidden/>
               </w:rPr>
-              <w:instrText xml:space="preserve"> PAGEREF _Toc237790872 \h </w:instrText>
+              <w:instrText xml:space="preserve"> PAGEREF _Toc238245158 \h </w:instrText>
             </w:r>
             <w:r>
               <w:rPr>
@@ -1319,7 +1319,7 @@
               <w:lang w:bidi="si-LK"/>
             </w:rPr>
           </w:pPr>
-          <w:hyperlink w:anchor="_Toc237790873" w:history="1">
+          <w:hyperlink w:anchor="_Toc238245159" w:history="1">
             <w:r>
               <w:rPr>
                 <w:rStyle w:val="Hyperlink"/>
@@ -1348,7 +1348,7 @@
                 <w:noProof/>
                 <w:webHidden/>
               </w:rPr>
-              <w:instrText xml:space="preserve"> PAGEREF _Toc237790873 \h </w:instrText>
+              <w:instrText xml:space="preserve"> PAGEREF _Toc238245159 \h </w:instrText>
             </w:r>
             <w:r>
               <w:rPr>
@@ -1391,7 +1391,7 @@
               <w:lang w:bidi="si-LK"/>
             </w:rPr>
           </w:pPr>
-          <w:hyperlink w:anchor="_Toc237790874" w:history="1">
+          <w:hyperlink w:anchor="_Toc238245160" w:history="1">
             <w:r>
               <w:rPr>
                 <w:rStyle w:val="Hyperlink"/>
@@ -1420,7 +1420,7 @@
                 <w:noProof/>
                 <w:webHidden/>
               </w:rPr>
-              <w:instrText xml:space="preserve"> PAGEREF _Toc237790874 \h </w:instrText>
+              <w:instrText xml:space="preserve"> PAGEREF _Toc238245160 \h </w:instrText>
             </w:r>
             <w:r>
               <w:rPr>
@@ -1463,7 +1463,7 @@
               <w:lang w:bidi="si-LK"/>
             </w:rPr>
           </w:pPr>
-          <w:hyperlink w:anchor="_Toc237790875" w:history="1">
+          <w:hyperlink w:anchor="_Toc238245161" w:history="1">
             <w:r>
               <w:rPr>
                 <w:rStyle w:val="Hyperlink"/>
@@ -1492,7 +1492,7 @@
                 <w:noProof/>
                 <w:webHidden/>
               </w:rPr>
-              <w:instrText xml:space="preserve"> PAGEREF _Toc237790875 \h </w:instrText>
+              <w:instrText xml:space="preserve"> PAGEREF _Toc238245161 \h </w:instrText>
             </w:r>
             <w:r>
               <w:rPr>
@@ -1532,7 +1532,7 @@
               <w:lang w:bidi="si-LK"/>
             </w:rPr>
           </w:pPr>
-          <w:hyperlink w:anchor="_Toc237790876" w:history="1">
+          <w:hyperlink w:anchor="_Toc238245162" w:history="1">
             <w:r>
               <w:rPr>
                 <w:rStyle w:val="Hyperlink"/>
@@ -1561,7 +1561,7 @@
                 <w:noProof/>
                 <w:webHidden/>
               </w:rPr>
-              <w:instrText xml:space="preserve"> PAGEREF _Toc237790876 \h </w:instrText>
+              <w:instrText xml:space="preserve"> PAGEREF _Toc238245162 \h </w:instrText>
             </w:r>
             <w:r>
               <w:rPr>
@@ -1604,7 +1604,7 @@
               <w:lang w:bidi="si-LK"/>
             </w:rPr>
           </w:pPr>
-          <w:hyperlink w:anchor="_Toc237790877" w:history="1">
+          <w:hyperlink w:anchor="_Toc238245163" w:history="1">
             <w:r>
               <w:rPr>
                 <w:rStyle w:val="Hyperlink"/>
@@ -1633,7 +1633,7 @@
                 <w:noProof/>
                 <w:webHidden/>
               </w:rPr>
-              <w:instrText xml:space="preserve"> PAGEREF _Toc237790877 \h </w:instrText>
+              <w:instrText xml:space="preserve"> PAGEREF _Toc238245163 \h </w:instrText>
             </w:r>
             <w:r>
               <w:rPr>
@@ -1676,7 +1676,7 @@
               <w:lang w:bidi="si-LK"/>
             </w:rPr>
           </w:pPr>
-          <w:hyperlink w:anchor="_Toc237790878" w:history="1">
+          <w:hyperlink w:anchor="_Toc238245164" w:history="1">
             <w:r>
               <w:rPr>
                 <w:rStyle w:val="Hyperlink"/>
@@ -1705,7 +1705,7 @@
                 <w:noProof/>
                 <w:webHidden/>
               </w:rPr>
-              <w:instrText xml:space="preserve"> PAGEREF _Toc237790878 \h </w:instrText>
+              <w:instrText xml:space="preserve"> PAGEREF _Toc238245164 \h </w:instrText>
             </w:r>
             <w:r>
               <w:rPr>
@@ -1748,7 +1748,7 @@
               <w:lang w:bidi="si-LK"/>
             </w:rPr>
           </w:pPr>
-          <w:hyperlink w:anchor="_Toc237790879" w:history="1">
+          <w:hyperlink w:anchor="_Toc238245165" w:history="1">
             <w:r>
               <w:rPr>
                 <w:rStyle w:val="Hyperlink"/>
@@ -1777,7 +1777,7 @@
                 <w:noProof/>
                 <w:webHidden/>
               </w:rPr>
-              <w:instrText xml:space="preserve"> PAGEREF _Toc237790879 \h </w:instrText>
+              <w:instrText xml:space="preserve"> PAGEREF _Toc238245165 \h </w:instrText>
             </w:r>
             <w:r>
               <w:rPr>
@@ -1820,7 +1820,7 @@
               <w:lang w:bidi="si-LK"/>
             </w:rPr>
           </w:pPr>
-          <w:hyperlink w:anchor="_Toc237790880" w:history="1">
+          <w:hyperlink w:anchor="_Toc238245166" w:history="1">
             <w:r>
               <w:rPr>
                 <w:rStyle w:val="Hyperlink"/>
@@ -1849,7 +1849,7 @@
                 <w:noProof/>
                 <w:webHidden/>
               </w:rPr>
-              <w:instrText xml:space="preserve"> PAGEREF _Toc237790880 \h </w:instrText>
+              <w:instrText xml:space="preserve"> PAGEREF _Toc238245166 \h </w:instrText>
             </w:r>
             <w:r>
               <w:rPr>
@@ -1889,7 +1889,7 @@
               <w:lang w:bidi="si-LK"/>
             </w:rPr>
           </w:pPr>
-          <w:hyperlink w:anchor="_Toc237790881" w:history="1">
+          <w:hyperlink w:anchor="_Toc238245167" w:history="1">
             <w:r>
               <w:rPr>
                 <w:rStyle w:val="Hyperlink"/>
@@ -1918,7 +1918,7 @@
                 <w:noProof/>
                 <w:webHidden/>
               </w:rPr>
-              <w:instrText xml:space="preserve"> PAGEREF _Toc237790881 \h </w:instrText>
+              <w:instrText xml:space="preserve"> PAGEREF _Toc238245167 \h </w:instrText>
             </w:r>
             <w:r>
               <w:rPr>
@@ -1958,7 +1958,7 @@
               <w:lang w:bidi="si-LK"/>
             </w:rPr>
           </w:pPr>
-          <w:hyperlink w:anchor="_Toc237790882" w:history="1">
+          <w:hyperlink w:anchor="_Toc238245168" w:history="1">
             <w:r>
               <w:rPr>
                 <w:rStyle w:val="Hyperlink"/>
@@ -1987,7 +1987,7 @@
                 <w:noProof/>
                 <w:webHidden/>
               </w:rPr>
-              <w:instrText xml:space="preserve"> PAGEREF _Toc237790882 \h </w:instrText>
+              <w:instrText xml:space="preserve"> PAGEREF _Toc238245168 \h </w:instrText>
             </w:r>
             <w:r>
               <w:rPr>
@@ -2027,7 +2027,7 @@
               <w:lang w:bidi="si-LK"/>
             </w:rPr>
           </w:pPr>
-          <w:hyperlink w:anchor="_Toc237790883" w:history="1">
+          <w:hyperlink w:anchor="_Toc238245169" w:history="1">
             <w:r>
               <w:rPr>
                 <w:rStyle w:val="Hyperlink"/>
@@ -2056,7 +2056,7 @@
                 <w:noProof/>
                 <w:webHidden/>
               </w:rPr>
-              <w:instrText xml:space="preserve"> PAGEREF _Toc237790883 \h </w:instrText>
+              <w:instrText xml:space="preserve"> PAGEREF _Toc238245169 \h </w:instrText>
             </w:r>
             <w:r>
               <w:rPr>
@@ -2096,7 +2096,7 @@
               <w:lang w:bidi="si-LK"/>
             </w:rPr>
           </w:pPr>
-          <w:hyperlink w:anchor="_Toc237790884" w:history="1">
+          <w:hyperlink w:anchor="_Toc238245170" w:history="1">
             <w:r>
               <w:rPr>
                 <w:rStyle w:val="Hyperlink"/>
@@ -2125,7 +2125,7 @@
                 <w:noProof/>
                 <w:webHidden/>
               </w:rPr>
-              <w:instrText xml:space="preserve"> PAGEREF _Toc237790884 \h </w:instrText>
+              <w:instrText xml:space="preserve"> PAGEREF _Toc238245170 \h </w:instrText>
             </w:r>
             <w:r>
               <w:rPr>
@@ -2165,7 +2165,7 @@
               <w:lang w:bidi="si-LK"/>
             </w:rPr>
           </w:pPr>
-          <w:hyperlink w:anchor="_Toc237790885" w:history="1">
+          <w:hyperlink w:anchor="_Toc238245171" w:history="1">
             <w:r>
               <w:rPr>
                 <w:rStyle w:val="Hyperlink"/>
@@ -2194,7 +2194,7 @@
                 <w:noProof/>
                 <w:webHidden/>
               </w:rPr>
-              <w:instrText xml:space="preserve"> PAGEREF _Toc237790885 \h </w:instrText>
+              <w:instrText xml:space="preserve"> PAGEREF _Toc238245171 \h </w:instrText>
             </w:r>
             <w:r>
               <w:rPr>
@@ -2237,7 +2237,7 @@
               <w:lang w:bidi="si-LK"/>
             </w:rPr>
           </w:pPr>
-          <w:hyperlink w:anchor="_Toc237790886" w:history="1">
+          <w:hyperlink w:anchor="_Toc238245172" w:history="1">
             <w:r>
               <w:rPr>
                 <w:rStyle w:val="Hyperlink"/>
@@ -2266,7 +2266,7 @@
                 <w:noProof/>
                 <w:webHidden/>
               </w:rPr>
-              <w:instrText xml:space="preserve"> PAGEREF _Toc237790886 \h </w:instrText>
+              <w:instrText xml:space="preserve"> PAGEREF _Toc238245172 \h </w:instrText>
             </w:r>
             <w:r>
               <w:rPr>
@@ -2309,7 +2309,7 @@
               <w:lang w:bidi="si-LK"/>
             </w:rPr>
           </w:pPr>
-          <w:hyperlink w:anchor="_Toc237790887" w:history="1">
+          <w:hyperlink w:anchor="_Toc238245173" w:history="1">
             <w:r>
               <w:rPr>
                 <w:rStyle w:val="Hyperlink"/>
@@ -2338,7 +2338,7 @@
                 <w:noProof/>
                 <w:webHidden/>
               </w:rPr>
-              <w:instrText xml:space="preserve"> PAGEREF _Toc237790887 \h </w:instrText>
+              <w:instrText xml:space="preserve"> PAGEREF _Toc238245173 \h </w:instrText>
             </w:r>
             <w:r>
               <w:rPr>
@@ -2381,7 +2381,7 @@
               <w:lang w:bidi="si-LK"/>
             </w:rPr>
           </w:pPr>
-          <w:hyperlink w:anchor="_Toc237790888" w:history="1">
+          <w:hyperlink w:anchor="_Toc238245174" w:history="1">
             <w:r>
               <w:rPr>
                 <w:rStyle w:val="Hyperlink"/>
@@ -2410,7 +2410,7 @@
                 <w:noProof/>
                 <w:webHidden/>
               </w:rPr>
-              <w:instrText xml:space="preserve"> PAGEREF _Toc237790888 \h </w:instrText>
+              <w:instrText xml:space="preserve"> PAGEREF _Toc238245174 \h </w:instrText>
             </w:r>
             <w:r>
               <w:rPr>
@@ -2453,7 +2453,7 @@
               <w:lang w:bidi="si-LK"/>
             </w:rPr>
           </w:pPr>
-          <w:hyperlink w:anchor="_Toc237790889" w:history="1">
+          <w:hyperlink w:anchor="_Toc238245175" w:history="1">
             <w:r>
               <w:rPr>
                 <w:rStyle w:val="Hyperlink"/>
@@ -2482,7 +2482,7 @@
                 <w:noProof/>
                 <w:webHidden/>
               </w:rPr>
-              <w:instrText xml:space="preserve"> PAGEREF _Toc237790889 \h </w:instrText>
+              <w:instrText xml:space="preserve"> PAGEREF _Toc238245175 \h </w:instrText>
             </w:r>
             <w:r>
               <w:rPr>
@@ -2525,7 +2525,7 @@
               <w:lang w:bidi="si-LK"/>
             </w:rPr>
           </w:pPr>
-          <w:hyperlink w:anchor="_Toc237790890" w:history="1">
+          <w:hyperlink w:anchor="_Toc238245176" w:history="1">
             <w:r>
               <w:rPr>
                 <w:rStyle w:val="Hyperlink"/>
@@ -2554,7 +2554,7 @@
                 <w:noProof/>
                 <w:webHidden/>
               </w:rPr>
-              <w:instrText xml:space="preserve"> PAGEREF _Toc237790890 \h </w:instrText>
+              <w:instrText xml:space="preserve"> PAGEREF _Toc238245176 \h </w:instrText>
             </w:r>
             <w:r>
               <w:rPr>
@@ -2597,7 +2597,7 @@
               <w:lang w:bidi="si-LK"/>
             </w:rPr>
           </w:pPr>
-          <w:hyperlink w:anchor="_Toc237790891" w:history="1">
+          <w:hyperlink w:anchor="_Toc238245177" w:history="1">
             <w:r>
               <w:rPr>
                 <w:rStyle w:val="Hyperlink"/>
@@ -2626,7 +2626,7 @@
                 <w:noProof/>
                 <w:webHidden/>
               </w:rPr>
-              <w:instrText xml:space="preserve"> PAGEREF _Toc237790891 \h </w:instrText>
+              <w:instrText xml:space="preserve"> PAGEREF _Toc238245177 \h </w:instrText>
             </w:r>
             <w:r>
               <w:rPr>
@@ -2666,7 +2666,7 @@
               <w:lang w:bidi="si-LK"/>
             </w:rPr>
           </w:pPr>
-          <w:hyperlink w:anchor="_Toc237790892" w:history="1">
+          <w:hyperlink w:anchor="_Toc238245178" w:history="1">
             <w:r>
               <w:rPr>
                 <w:rStyle w:val="Hyperlink"/>
@@ -2695,7 +2695,7 @@
                 <w:noProof/>
                 <w:webHidden/>
               </w:rPr>
-              <w:instrText xml:space="preserve"> PAGEREF _Toc237790892 \h </w:instrText>
+              <w:instrText xml:space="preserve"> PAGEREF _Toc238245178 \h </w:instrText>
             </w:r>
             <w:r>
               <w:rPr>
@@ -2735,7 +2735,7 @@
               <w:lang w:bidi="si-LK"/>
             </w:rPr>
           </w:pPr>
-          <w:hyperlink w:anchor="_Toc237790893" w:history="1">
+          <w:hyperlink w:anchor="_Toc238245179" w:history="1">
             <w:r>
               <w:rPr>
                 <w:rStyle w:val="Hyperlink"/>
@@ -2764,7 +2764,7 @@
                 <w:noProof/>
                 <w:webHidden/>
               </w:rPr>
-              <w:instrText xml:space="preserve"> PAGEREF _Toc237790893 \h </w:instrText>
+              <w:instrText xml:space="preserve"> PAGEREF _Toc238245179 \h </w:instrText>
             </w:r>
             <w:r>
               <w:rPr>
@@ -2804,7 +2804,7 @@
               <w:lang w:bidi="si-LK"/>
             </w:rPr>
           </w:pPr>
-          <w:hyperlink w:anchor="_Toc237790894" w:history="1">
+          <w:hyperlink w:anchor="_Toc238245180" w:history="1">
             <w:r>
               <w:rPr>
                 <w:rStyle w:val="Hyperlink"/>
@@ -2833,7 +2833,7 @@
                 <w:noProof/>
                 <w:webHidden/>
               </w:rPr>
-              <w:instrText xml:space="preserve"> PAGEREF _Toc237790894 \h </w:instrText>
+              <w:instrText xml:space="preserve"> PAGEREF _Toc238245180 \h </w:instrText>
             </w:r>
             <w:r>
               <w:rPr>
@@ -2873,7 +2873,7 @@
               <w:lang w:bidi="si-LK"/>
             </w:rPr>
           </w:pPr>
-          <w:hyperlink w:anchor="_Toc237790895" w:history="1">
+          <w:hyperlink w:anchor="_Toc238245181" w:history="1">
             <w:r>
               <w:rPr>
                 <w:rStyle w:val="Hyperlink"/>
@@ -2902,7 +2902,7 @@
                 <w:noProof/>
                 <w:webHidden/>
               </w:rPr>
-              <w:instrText xml:space="preserve"> PAGEREF _Toc237790895 \h </w:instrText>
+              <w:instrText xml:space="preserve"> PAGEREF _Toc238245181 \h </w:instrText>
             </w:r>
             <w:r>
               <w:rPr>
@@ -2942,7 +2942,7 @@
               <w:lang w:bidi="si-LK"/>
             </w:rPr>
           </w:pPr>
-          <w:hyperlink w:anchor="_Toc237790896" w:history="1">
+          <w:hyperlink w:anchor="_Toc238245182" w:history="1">
             <w:r>
               <w:rPr>
                 <w:rStyle w:val="Hyperlink"/>
@@ -2971,7 +2971,7 @@
                 <w:noProof/>
                 <w:webHidden/>
               </w:rPr>
-              <w:instrText xml:space="preserve"> PAGEREF _Toc237790896 \h </w:instrText>
+              <w:instrText xml:space="preserve"> PAGEREF _Toc238245182 \h </w:instrText>
             </w:r>
             <w:r>
               <w:rPr>
@@ -3011,7 +3011,7 @@
               <w:lang w:bidi="si-LK"/>
             </w:rPr>
           </w:pPr>
-          <w:hyperlink w:anchor="_Toc237790897" w:history="1">
+          <w:hyperlink w:anchor="_Toc238245183" w:history="1">
             <w:r>
               <w:rPr>
                 <w:rStyle w:val="Hyperlink"/>
@@ -3040,7 +3040,7 @@
                 <w:noProof/>
                 <w:webHidden/>
               </w:rPr>
-              <w:instrText xml:space="preserve"> PAGEREF _Toc237790897 \h </w:instrText>
+              <w:instrText xml:space="preserve"> PAGEREF _Toc238245183 \h </w:instrText>
             </w:r>
             <w:r>
               <w:rPr>
@@ -3080,7 +3080,7 @@
               <w:lang w:bidi="si-LK"/>
             </w:rPr>
           </w:pPr>
-          <w:hyperlink w:anchor="_Toc237790898" w:history="1">
+          <w:hyperlink w:anchor="_Toc238245184" w:history="1">
             <w:r>
               <w:rPr>
                 <w:rStyle w:val="Hyperlink"/>
@@ -3109,7 +3109,7 @@
                 <w:noProof/>
                 <w:webHidden/>
               </w:rPr>
-              <w:instrText xml:space="preserve"> PAGEREF _Toc237790898 \h </w:instrText>
+              <w:instrText xml:space="preserve"> PAGEREF _Toc238245184 \h </w:instrText>
             </w:r>
             <w:r>
               <w:rPr>
@@ -3149,7 +3149,7 @@
               <w:lang w:bidi="si-LK"/>
             </w:rPr>
           </w:pPr>
-          <w:hyperlink w:anchor="_Toc237790899" w:history="1">
+          <w:hyperlink w:anchor="_Toc238245185" w:history="1">
             <w:r>
               <w:rPr>
                 <w:rStyle w:val="Hyperlink"/>
@@ -3178,7 +3178,7 @@
                 <w:noProof/>
                 <w:webHidden/>
               </w:rPr>
-              <w:instrText xml:space="preserve"> PAGEREF _Toc237790899 \h </w:instrText>
+              <w:instrText xml:space="preserve"> PAGEREF _Toc238245185 \h </w:instrText>
             </w:r>
             <w:r>
               <w:rPr>
@@ -3221,7 +3221,7 @@
               <w:lang w:bidi="si-LK"/>
             </w:rPr>
           </w:pPr>
-          <w:hyperlink w:anchor="_Toc237790900" w:history="1">
+          <w:hyperlink w:anchor="_Toc238245186" w:history="1">
             <w:r>
               <w:rPr>
                 <w:rStyle w:val="Hyperlink"/>
@@ -3250,7 +3250,7 @@
                 <w:noProof/>
                 <w:webHidden/>
               </w:rPr>
-              <w:instrText xml:space="preserve"> PAGEREF _Toc237790900 \h </w:instrText>
+              <w:instrText xml:space="preserve"> PAGEREF _Toc238245186 \h </w:instrText>
             </w:r>
             <w:r>
               <w:rPr>
@@ -3293,7 +3293,7 @@
               <w:lang w:bidi="si-LK"/>
             </w:rPr>
           </w:pPr>
-          <w:hyperlink w:anchor="_Toc237790901" w:history="1">
+          <w:hyperlink w:anchor="_Toc238245187" w:history="1">
             <w:r>
               <w:rPr>
                 <w:rStyle w:val="Hyperlink"/>
@@ -3322,7 +3322,7 @@
                 <w:noProof/>
                 <w:webHidden/>
               </w:rPr>
-              <w:instrText xml:space="preserve"> PAGEREF _Toc237790901 \h </w:instrText>
+              <w:instrText xml:space="preserve"> PAGEREF _Toc238245187 \h </w:instrText>
             </w:r>
             <w:r>
               <w:rPr>
@@ -3365,7 +3365,7 @@
               <w:lang w:bidi="si-LK"/>
             </w:rPr>
           </w:pPr>
-          <w:hyperlink w:anchor="_Toc237790902" w:history="1">
+          <w:hyperlink w:anchor="_Toc238245188" w:history="1">
             <w:r>
               <w:rPr>
                 <w:rStyle w:val="Hyperlink"/>
@@ -3394,7 +3394,7 @@
                 <w:noProof/>
                 <w:webHidden/>
               </w:rPr>
-              <w:instrText xml:space="preserve"> PAGEREF _Toc237790902 \h </w:instrText>
+              <w:instrText xml:space="preserve"> PAGEREF _Toc238245188 \h </w:instrText>
             </w:r>
             <w:r>
               <w:rPr>
@@ -3437,7 +3437,7 @@
               <w:lang w:bidi="si-LK"/>
             </w:rPr>
           </w:pPr>
-          <w:hyperlink w:anchor="_Toc237790903" w:history="1">
+          <w:hyperlink w:anchor="_Toc238245189" w:history="1">
             <w:r>
               <w:rPr>
                 <w:rStyle w:val="Hyperlink"/>
@@ -3466,7 +3466,7 @@
                 <w:noProof/>
                 <w:webHidden/>
               </w:rPr>
-              <w:instrText xml:space="preserve"> PAGEREF _Toc237790903 \h </w:instrText>
+              <w:instrText xml:space="preserve"> PAGEREF _Toc238245189 \h </w:instrText>
             </w:r>
             <w:r>
               <w:rPr>
@@ -3506,7 +3506,7 @@
               <w:lang w:bidi="si-LK"/>
             </w:rPr>
           </w:pPr>
-          <w:hyperlink w:anchor="_Toc237790904" w:history="1">
+          <w:hyperlink w:anchor="_Toc238245190" w:history="1">
             <w:r>
               <w:rPr>
                 <w:rStyle w:val="Hyperlink"/>
@@ -3535,7 +3535,7 @@
                 <w:noProof/>
                 <w:webHidden/>
               </w:rPr>
-              <w:instrText xml:space="preserve"> PAGEREF _Toc237790904 \h </w:instrText>
+              <w:instrText xml:space="preserve"> PAGEREF _Toc238245190 \h </w:instrText>
             </w:r>
             <w:r>
               <w:rPr>
@@ -3575,7 +3575,7 @@
               <w:lang w:bidi="si-LK"/>
             </w:rPr>
           </w:pPr>
-          <w:hyperlink w:anchor="_Toc237790905" w:history="1">
+          <w:hyperlink w:anchor="_Toc238245191" w:history="1">
             <w:r>
               <w:rPr>
                 <w:rStyle w:val="Hyperlink"/>
@@ -3604,7 +3604,7 @@
                 <w:noProof/>
                 <w:webHidden/>
               </w:rPr>
-              <w:instrText xml:space="preserve"> PAGEREF _Toc237790905 \h </w:instrText>
+              <w:instrText xml:space="preserve"> PAGEREF _Toc238245191 \h </w:instrText>
             </w:r>
             <w:r>
               <w:rPr>
@@ -3644,7 +3644,7 @@
               <w:lang w:bidi="si-LK"/>
             </w:rPr>
           </w:pPr>
-          <w:hyperlink w:anchor="_Toc237790906" w:history="1">
+          <w:hyperlink w:anchor="_Toc238245192" w:history="1">
             <w:r>
               <w:rPr>
                 <w:rStyle w:val="Hyperlink"/>
@@ -3673,7 +3673,7 @@
                 <w:noProof/>
                 <w:webHidden/>
               </w:rPr>
-              <w:instrText xml:space="preserve"> PAGEREF _Toc237790906 \h </w:instrText>
+              <w:instrText xml:space="preserve"> PAGEREF _Toc238245192 \h </w:instrText>
             </w:r>
             <w:r>
               <w:rPr>
@@ -3716,7 +3716,7 @@
               <w:lang w:bidi="si-LK"/>
             </w:rPr>
           </w:pPr>
-          <w:hyperlink w:anchor="_Toc237790907" w:history="1">
+          <w:hyperlink w:anchor="_Toc238245193" w:history="1">
             <w:r>
               <w:rPr>
                 <w:rStyle w:val="Hyperlink"/>
@@ -3745,7 +3745,7 @@
                 <w:noProof/>
                 <w:webHidden/>
               </w:rPr>
-              <w:instrText xml:space="preserve"> PAGEREF _Toc237790907 \h </w:instrText>
+              <w:instrText xml:space="preserve"> PAGEREF _Toc238245193 \h </w:instrText>
             </w:r>
             <w:r>
               <w:rPr>
@@ -3788,7 +3788,7 @@
               <w:lang w:bidi="si-LK"/>
             </w:rPr>
           </w:pPr>
-          <w:hyperlink w:anchor="_Toc237790908" w:history="1">
+          <w:hyperlink w:anchor="_Toc238245194" w:history="1">
             <w:r>
               <w:rPr>
                 <w:rStyle w:val="Hyperlink"/>
@@ -3817,7 +3817,7 @@
                 <w:noProof/>
                 <w:webHidden/>
               </w:rPr>
-              <w:instrText xml:space="preserve"> PAGEREF _Toc237790908 \h </w:instrText>
+              <w:instrText xml:space="preserve"> PAGEREF _Toc238245194 \h </w:instrText>
             </w:r>
             <w:r>
               <w:rPr>
@@ -3857,7 +3857,7 @@
               <w:lang w:bidi="si-LK"/>
             </w:rPr>
           </w:pPr>
-          <w:hyperlink w:anchor="_Toc237790909" w:history="1">
+          <w:hyperlink w:anchor="_Toc238245195" w:history="1">
             <w:r>
               <w:rPr>
                 <w:rStyle w:val="Hyperlink"/>
@@ -3886,7 +3886,7 @@
                 <w:noProof/>
                 <w:webHidden/>
               </w:rPr>
-              <w:instrText xml:space="preserve"> PAGEREF _Toc237790909 \h </w:instrText>
+              <w:instrText xml:space="preserve"> PAGEREF _Toc238245195 \h </w:instrText>
             </w:r>
             <w:r>
               <w:rPr>
@@ -3926,7 +3926,7 @@
               <w:lang w:bidi="si-LK"/>
             </w:rPr>
           </w:pPr>
-          <w:hyperlink w:anchor="_Toc237790910" w:history="1">
+          <w:hyperlink w:anchor="_Toc238245196" w:history="1">
             <w:r>
               <w:rPr>
                 <w:rStyle w:val="Hyperlink"/>
@@ -3955,7 +3955,7 @@
                 <w:noProof/>
                 <w:webHidden/>
               </w:rPr>
-              <w:instrText xml:space="preserve"> PAGEREF _Toc237790910 \h </w:instrText>
+              <w:instrText xml:space="preserve"> PAGEREF _Toc238245196 \h </w:instrText>
             </w:r>
             <w:r>
               <w:rPr>
@@ -3998,7 +3998,7 @@
               <w:lang w:bidi="si-LK"/>
             </w:rPr>
           </w:pPr>
-          <w:hyperlink w:anchor="_Toc237790911" w:history="1">
+          <w:hyperlink w:anchor="_Toc238245197" w:history="1">
             <w:r>
               <w:rPr>
                 <w:rStyle w:val="Hyperlink"/>
@@ -4027,7 +4027,7 @@
                 <w:noProof/>
                 <w:webHidden/>
               </w:rPr>
-              <w:instrText xml:space="preserve"> PAGEREF _Toc237790911 \h </w:instrText>
+              <w:instrText xml:space="preserve"> PAGEREF _Toc238245197 \h </w:instrText>
             </w:r>
             <w:r>
               <w:rPr>
@@ -4070,7 +4070,7 @@
               <w:lang w:bidi="si-LK"/>
             </w:rPr>
           </w:pPr>
-          <w:hyperlink w:anchor="_Toc237790912" w:history="1">
+          <w:hyperlink w:anchor="_Toc238245198" w:history="1">
             <w:r>
               <w:rPr>
                 <w:rStyle w:val="Hyperlink"/>
@@ -4099,7 +4099,7 @@
                 <w:noProof/>
                 <w:webHidden/>
               </w:rPr>
-              <w:instrText xml:space="preserve"> PAGEREF _Toc237790912 \h </w:instrText>
+              <w:instrText xml:space="preserve"> PAGEREF _Toc238245198 \h </w:instrText>
             </w:r>
             <w:r>
               <w:rPr>
@@ -4142,7 +4142,7 @@
               <w:lang w:bidi="si-LK"/>
             </w:rPr>
           </w:pPr>
-          <w:hyperlink w:anchor="_Toc237790913" w:history="1">
+          <w:hyperlink w:anchor="_Toc238245199" w:history="1">
             <w:r>
               <w:rPr>
                 <w:rStyle w:val="Hyperlink"/>
@@ -4171,7 +4171,7 @@
                 <w:noProof/>
                 <w:webHidden/>
               </w:rPr>
-              <w:instrText xml:space="preserve"> PAGEREF _Toc237790913 \h </w:instrText>
+              <w:instrText xml:space="preserve"> PAGEREF _Toc238245199 \h </w:instrText>
             </w:r>
             <w:r>
               <w:rPr>
@@ -4211,7 +4211,7 @@
               <w:lang w:bidi="si-LK"/>
             </w:rPr>
           </w:pPr>
-          <w:hyperlink w:anchor="_Toc237790914" w:history="1">
+          <w:hyperlink w:anchor="_Toc238245200" w:history="1">
             <w:r>
               <w:rPr>
                 <w:rStyle w:val="Hyperlink"/>
@@ -4219,7 +4219,25 @@
                 <w:bCs/>
                 <w:noProof/>
               </w:rPr>
-              <w:t>3.3 ETL Pipeline</w:t>
+              <w:t>3.10 Research Vali</w:t>
+            </w:r>
+            <w:r>
+              <w:rPr>
+                <w:rStyle w:val="Hyperlink"/>
+                <w:b/>
+                <w:bCs/>
+                <w:noProof/>
+              </w:rPr>
+              <w:t>d</w:t>
+            </w:r>
+            <w:r>
+              <w:rPr>
+                <w:rStyle w:val="Hyperlink"/>
+                <w:b/>
+                <w:bCs/>
+                <w:noProof/>
+              </w:rPr>
+              <w:t>ity and Reliability</w:t>
             </w:r>
             <w:r>
               <w:rPr>
@@ -4240,7 +4258,7 @@
                 <w:noProof/>
                 <w:webHidden/>
               </w:rPr>
-              <w:instrText xml:space="preserve"> PAGEREF _Toc237790914 \h </w:instrText>
+              <w:instrText xml:space="preserve"> PAGEREF _Toc238245200 \h </w:instrText>
             </w:r>
             <w:r>
               <w:rPr>
@@ -4283,7 +4301,7 @@
               <w:lang w:bidi="si-LK"/>
             </w:rPr>
           </w:pPr>
-          <w:hyperlink w:anchor="_Toc237790915" w:history="1">
+          <w:hyperlink w:anchor="_Toc238245201" w:history="1">
             <w:r>
               <w:rPr>
                 <w:rStyle w:val="Hyperlink"/>
@@ -4291,7 +4309,7 @@
                 <w:bCs/>
                 <w:noProof/>
               </w:rPr>
-              <w:t>3.3.1 ETL Pipeline Overview</w:t>
+              <w:t>3.10.1 Research Validity</w:t>
             </w:r>
             <w:r>
               <w:rPr>
@@ -4312,7 +4330,7 @@
                 <w:noProof/>
                 <w:webHidden/>
               </w:rPr>
-              <w:instrText xml:space="preserve"> PAGEREF _Toc237790915 \h </w:instrText>
+              <w:instrText xml:space="preserve"> PAGEREF _Toc238245201 \h </w:instrText>
             </w:r>
             <w:r>
               <w:rPr>
@@ -4355,7 +4373,7 @@
               <w:lang w:bidi="si-LK"/>
             </w:rPr>
           </w:pPr>
-          <w:hyperlink w:anchor="_Toc237790916" w:history="1">
+          <w:hyperlink w:anchor="_Toc238245202" w:history="1">
             <w:r>
               <w:rPr>
                 <w:rStyle w:val="Hyperlink"/>
@@ -4363,7 +4381,7 @@
                 <w:bCs/>
                 <w:noProof/>
               </w:rPr>
-              <w:t>3.3.2 Implementation of Data Lake</w:t>
+              <w:t>3.10.2 Research Reliability</w:t>
             </w:r>
             <w:r>
               <w:rPr>
@@ -4384,7 +4402,7 @@
                 <w:noProof/>
                 <w:webHidden/>
               </w:rPr>
-              <w:instrText xml:space="preserve"> PAGEREF _Toc237790916 \h </w:instrText>
+              <w:instrText xml:space="preserve"> PAGEREF _Toc238245202 \h </w:instrText>
             </w:r>
             <w:r>
               <w:rPr>
@@ -4404,7 +4422,76 @@
                 <w:noProof/>
                 <w:webHidden/>
               </w:rPr>
-              <w:t>58</w:t>
+              <w:t>59</w:t>
+            </w:r>
+            <w:r>
+              <w:rPr>
+                <w:noProof/>
+                <w:webHidden/>
+              </w:rPr>
+              <w:fldChar w:fldCharType="end"/>
+            </w:r>
+          </w:hyperlink>
+        </w:p>
+        <w:p>
+          <w:pPr>
+            <w:pStyle w:val="TOC2"/>
+            <w:rPr>
+              <w:rFonts w:asciiTheme="minorHAnsi" w:eastAsiaTheme="minorEastAsia" w:hAnsiTheme="minorHAnsi" w:cstheme="minorBidi"/>
+              <w:noProof/>
+              <w:lang w:bidi="si-LK"/>
+            </w:rPr>
+          </w:pPr>
+          <w:hyperlink w:anchor="_Toc238245203" w:history="1">
+            <w:r>
+              <w:rPr>
+                <w:rStyle w:val="Hyperlink"/>
+                <w:b/>
+                <w:bCs/>
+                <w:noProof/>
+              </w:rPr>
+              <w:t>3.3 ETL Pipeline</w:t>
+            </w:r>
+            <w:r>
+              <w:rPr>
+                <w:noProof/>
+                <w:webHidden/>
+              </w:rPr>
+              <w:tab/>
+            </w:r>
+            <w:r>
+              <w:rPr>
+                <w:noProof/>
+                <w:webHidden/>
+              </w:rPr>
+              <w:fldChar w:fldCharType="begin"/>
+            </w:r>
+            <w:r>
+              <w:rPr>
+                <w:noProof/>
+                <w:webHidden/>
+              </w:rPr>
+              <w:instrText xml:space="preserve"> PAGEREF _Toc238245203 \h </w:instrText>
+            </w:r>
+            <w:r>
+              <w:rPr>
+                <w:noProof/>
+                <w:webHidden/>
+              </w:rPr>
+            </w:r>
+            <w:r>
+              <w:rPr>
+                <w:noProof/>
+                <w:webHidden/>
+              </w:rPr>
+              <w:fldChar w:fldCharType="separate"/>
+            </w:r>
+            <w:r>
+              <w:rPr>
+                <w:noProof/>
+                <w:webHidden/>
+              </w:rPr>
+              <w:t>60</w:t>
             </w:r>
             <w:r>
               <w:rPr>
@@ -4427,7 +4514,7 @@
               <w:lang w:bidi="si-LK"/>
             </w:rPr>
           </w:pPr>
-          <w:hyperlink w:anchor="_Toc237790917" w:history="1">
+          <w:hyperlink w:anchor="_Toc238245204" w:history="1">
             <w:r>
               <w:rPr>
                 <w:rStyle w:val="Hyperlink"/>
@@ -4435,7 +4522,7 @@
                 <w:bCs/>
                 <w:noProof/>
               </w:rPr>
-              <w:t>3.3.3 Geocoding and Location Enrichment Process</w:t>
+              <w:t>3.3.1 ETL Pipeline Overview</w:t>
             </w:r>
             <w:r>
               <w:rPr>
@@ -4456,7 +4543,7 @@
                 <w:noProof/>
                 <w:webHidden/>
               </w:rPr>
-              <w:instrText xml:space="preserve"> PAGEREF _Toc237790917 \h </w:instrText>
+              <w:instrText xml:space="preserve"> PAGEREF _Toc238245204 \h </w:instrText>
             </w:r>
             <w:r>
               <w:rPr>
@@ -4476,7 +4563,7 @@
                 <w:noProof/>
                 <w:webHidden/>
               </w:rPr>
-              <w:t>59</w:t>
+              <w:t>60</w:t>
             </w:r>
             <w:r>
               <w:rPr>
@@ -4499,7 +4586,7 @@
               <w:lang w:bidi="si-LK"/>
             </w:rPr>
           </w:pPr>
-          <w:hyperlink w:anchor="_Toc237790918" w:history="1">
+          <w:hyperlink w:anchor="_Toc238245205" w:history="1">
             <w:r>
               <w:rPr>
                 <w:rStyle w:val="Hyperlink"/>
@@ -4507,7 +4594,7 @@
                 <w:bCs/>
                 <w:noProof/>
               </w:rPr>
-              <w:t>3.3.4 Weather Data Integration</w:t>
+              <w:t>3.3.2 Implementation of Data Lake</w:t>
             </w:r>
             <w:r>
               <w:rPr>
@@ -4528,7 +4615,7 @@
                 <w:noProof/>
                 <w:webHidden/>
               </w:rPr>
-              <w:instrText xml:space="preserve"> PAGEREF _Toc237790918 \h </w:instrText>
+              <w:instrText xml:space="preserve"> PAGEREF _Toc238245205 \h </w:instrText>
             </w:r>
             <w:r>
               <w:rPr>
@@ -4548,7 +4635,7 @@
                 <w:noProof/>
                 <w:webHidden/>
               </w:rPr>
-              <w:t>60</w:t>
+              <w:t>62</w:t>
             </w:r>
             <w:r>
               <w:rPr>
@@ -4571,7 +4658,7 @@
               <w:lang w:bidi="si-LK"/>
             </w:rPr>
           </w:pPr>
-          <w:hyperlink w:anchor="_Toc237790919" w:history="1">
+          <w:hyperlink w:anchor="_Toc238245206" w:history="1">
             <w:r>
               <w:rPr>
                 <w:rStyle w:val="Hyperlink"/>
@@ -4579,6 +4666,150 @@
                 <w:bCs/>
                 <w:noProof/>
               </w:rPr>
+              <w:t>3.3.3 Geocoding and Location Enrichment Process</w:t>
+            </w:r>
+            <w:r>
+              <w:rPr>
+                <w:noProof/>
+                <w:webHidden/>
+              </w:rPr>
+              <w:tab/>
+            </w:r>
+            <w:r>
+              <w:rPr>
+                <w:noProof/>
+                <w:webHidden/>
+              </w:rPr>
+              <w:fldChar w:fldCharType="begin"/>
+            </w:r>
+            <w:r>
+              <w:rPr>
+                <w:noProof/>
+                <w:webHidden/>
+              </w:rPr>
+              <w:instrText xml:space="preserve"> PAGEREF _Toc238245206 \h </w:instrText>
+            </w:r>
+            <w:r>
+              <w:rPr>
+                <w:noProof/>
+                <w:webHidden/>
+              </w:rPr>
+            </w:r>
+            <w:r>
+              <w:rPr>
+                <w:noProof/>
+                <w:webHidden/>
+              </w:rPr>
+              <w:fldChar w:fldCharType="separate"/>
+            </w:r>
+            <w:r>
+              <w:rPr>
+                <w:noProof/>
+                <w:webHidden/>
+              </w:rPr>
+              <w:t>63</w:t>
+            </w:r>
+            <w:r>
+              <w:rPr>
+                <w:noProof/>
+                <w:webHidden/>
+              </w:rPr>
+              <w:fldChar w:fldCharType="end"/>
+            </w:r>
+          </w:hyperlink>
+        </w:p>
+        <w:p>
+          <w:pPr>
+            <w:pStyle w:val="TOC3"/>
+            <w:tabs>
+              <w:tab w:val="right" w:leader="dot" w:pos="8630"/>
+            </w:tabs>
+            <w:rPr>
+              <w:rFonts w:asciiTheme="minorHAnsi" w:eastAsiaTheme="minorEastAsia" w:hAnsiTheme="minorHAnsi" w:cstheme="minorBidi"/>
+              <w:noProof/>
+              <w:lang w:bidi="si-LK"/>
+            </w:rPr>
+          </w:pPr>
+          <w:hyperlink w:anchor="_Toc238245207" w:history="1">
+            <w:r>
+              <w:rPr>
+                <w:rStyle w:val="Hyperlink"/>
+                <w:b/>
+                <w:bCs/>
+                <w:noProof/>
+              </w:rPr>
+              <w:t>3.3.4 Weather Data Integration</w:t>
+            </w:r>
+            <w:r>
+              <w:rPr>
+                <w:noProof/>
+                <w:webHidden/>
+              </w:rPr>
+              <w:tab/>
+            </w:r>
+            <w:r>
+              <w:rPr>
+                <w:noProof/>
+                <w:webHidden/>
+              </w:rPr>
+              <w:fldChar w:fldCharType="begin"/>
+            </w:r>
+            <w:r>
+              <w:rPr>
+                <w:noProof/>
+                <w:webHidden/>
+              </w:rPr>
+              <w:instrText xml:space="preserve"> PAGEREF _Toc238245207 \h </w:instrText>
+            </w:r>
+            <w:r>
+              <w:rPr>
+                <w:noProof/>
+                <w:webHidden/>
+              </w:rPr>
+            </w:r>
+            <w:r>
+              <w:rPr>
+                <w:noProof/>
+                <w:webHidden/>
+              </w:rPr>
+              <w:fldChar w:fldCharType="separate"/>
+            </w:r>
+            <w:r>
+              <w:rPr>
+                <w:noProof/>
+                <w:webHidden/>
+              </w:rPr>
+              <w:t>64</w:t>
+            </w:r>
+            <w:r>
+              <w:rPr>
+                <w:noProof/>
+                <w:webHidden/>
+              </w:rPr>
+              <w:fldChar w:fldCharType="end"/>
+            </w:r>
+          </w:hyperlink>
+        </w:p>
+        <w:p>
+          <w:pPr>
+            <w:pStyle w:val="TOC3"/>
+            <w:tabs>
+              <w:tab w:val="right" w:leader="dot" w:pos="8630"/>
+            </w:tabs>
+            <w:rPr>
+              <w:rFonts w:asciiTheme="minorHAnsi" w:eastAsiaTheme="minorEastAsia" w:hAnsiTheme="minorHAnsi" w:cstheme="minorBidi"/>
+              <w:noProof/>
+              <w:lang w:bidi="si-LK"/>
+            </w:rPr>
+          </w:pPr>
+          <w:hyperlink w:anchor="_Toc238245208" w:history="1">
+            <w:r>
+              <w:rPr>
+                <w:rStyle w:val="Hyperlink"/>
+                <w:b/>
+                <w:bCs/>
+                <w:noProof/>
+              </w:rPr>
               <w:t>3.3.5 Feature Engineering</w:t>
             </w:r>
             <w:r>
@@ -4600,7 +4831,7 @@
                 <w:noProof/>
                 <w:webHidden/>
               </w:rPr>
-              <w:instrText xml:space="preserve"> PAGEREF _Toc237790919 \h </w:instrText>
+              <w:instrText xml:space="preserve"> PAGEREF _Toc238245208 \h </w:instrText>
             </w:r>
             <w:r>
               <w:rPr>
@@ -4620,7 +4851,7 @@
                 <w:noProof/>
                 <w:webHidden/>
               </w:rPr>
-              <w:t>61</w:t>
+              <w:t>65</w:t>
             </w:r>
             <w:r>
               <w:rPr>
@@ -4640,7 +4871,7 @@
               <w:lang w:bidi="si-LK"/>
             </w:rPr>
           </w:pPr>
-          <w:hyperlink w:anchor="_Toc237790920" w:history="1">
+          <w:hyperlink w:anchor="_Toc238245209" w:history="1">
             <w:r>
               <w:rPr>
                 <w:rStyle w:val="Hyperlink"/>
@@ -4669,7 +4900,7 @@
                 <w:noProof/>
                 <w:webHidden/>
               </w:rPr>
-              <w:instrText xml:space="preserve"> PAGEREF _Toc237790920 \h </w:instrText>
+              <w:instrText xml:space="preserve"> PAGEREF _Toc238245209 \h </w:instrText>
             </w:r>
             <w:r>
               <w:rPr>
@@ -4689,7 +4920,7 @@
                 <w:noProof/>
                 <w:webHidden/>
               </w:rPr>
-              <w:t>68</w:t>
+              <w:t>72</w:t>
             </w:r>
             <w:r>
               <w:rPr>
@@ -5188,7 +5419,7 @@
             <w:noProof/>
             <w:webHidden/>
           </w:rPr>
-          <w:t>57</w:t>
+          <w:t>61</w:t>
         </w:r>
         <w:r>
           <w:rPr>
@@ -5259,7 +5490,7 @@
             <w:noProof/>
             <w:webHidden/>
           </w:rPr>
-          <w:t>58</w:t>
+          <w:t>62</w:t>
         </w:r>
         <w:r>
           <w:rPr>
@@ -5330,7 +5561,7 @@
             <w:noProof/>
             <w:webHidden/>
           </w:rPr>
-          <w:t>59</w:t>
+          <w:t>63</w:t>
         </w:r>
         <w:r>
           <w:rPr>
@@ -5401,7 +5632,7 @@
             <w:noProof/>
             <w:webHidden/>
           </w:rPr>
-          <w:t>60</w:t>
+          <w:t>64</w:t>
         </w:r>
         <w:r>
           <w:rPr>
@@ -5472,7 +5703,7 @@
             <w:noProof/>
             <w:webHidden/>
           </w:rPr>
-          <w:t>62</w:t>
+          <w:t>66</w:t>
         </w:r>
         <w:r>
           <w:rPr>
@@ -5543,7 +5774,7 @@
             <w:noProof/>
             <w:webHidden/>
           </w:rPr>
-          <w:t>65</w:t>
+          <w:t>69</w:t>
         </w:r>
         <w:r>
           <w:rPr>
@@ -5614,7 +5845,7 @@
             <w:noProof/>
             <w:webHidden/>
           </w:rPr>
-          <w:t>67</w:t>
+          <w:t>71</w:t>
         </w:r>
         <w:r>
           <w:rPr>
@@ -5671,7 +5902,7 @@
         </w:rPr>
       </w:pPr>
       <w:bookmarkStart w:id="0" w:name="_Toc231561455"/>
-      <w:bookmarkStart w:id="1" w:name="_Toc237790866"/>
+      <w:bookmarkStart w:id="1" w:name="_Toc238245152"/>
       <w:r>
         <w:rPr>
           <w:rFonts w:ascii="Times New Roman" w:hAnsi="Times New Roman" w:cs="Times New Roman"/>
@@ -5700,7 +5931,7 @@
         </w:rPr>
       </w:pPr>
       <w:bookmarkStart w:id="2" w:name="_Toc231561456"/>
-      <w:bookmarkStart w:id="3" w:name="_Toc237790867"/>
+      <w:bookmarkStart w:id="3" w:name="_Toc238245153"/>
       <w:r>
         <w:rPr>
           <w:rFonts w:ascii="Times New Roman" w:hAnsi="Times New Roman" w:cs="Times New Roman"/>
@@ -6286,7 +6517,7 @@
       </w:pPr>
       <w:bookmarkStart w:id="4" w:name="_Toc227497989"/>
       <w:bookmarkStart w:id="5" w:name="_Toc231561457"/>
-      <w:bookmarkStart w:id="6" w:name="_Toc237790868"/>
+      <w:bookmarkStart w:id="6" w:name="_Toc238245154"/>
       <w:r>
         <w:rPr>
           <w:rFonts w:ascii="Times New Roman" w:hAnsi="Times New Roman" w:cs="Times New Roman"/>
@@ -6718,7 +6949,7 @@
         </w:rPr>
       </w:pPr>
       <w:bookmarkStart w:id="7" w:name="_Toc231561458"/>
-      <w:bookmarkStart w:id="8" w:name="_Toc237790869"/>
+      <w:bookmarkStart w:id="8" w:name="_Toc238245155"/>
       <w:r>
         <w:rPr>
           <w:rFonts w:ascii="Times New Roman" w:hAnsi="Times New Roman" w:cs="Times New Roman"/>
@@ -6876,7 +7107,7 @@
       </w:pPr>
       <w:bookmarkStart w:id="9" w:name="_Toc227497991"/>
       <w:bookmarkStart w:id="10" w:name="_Toc231561459"/>
-      <w:bookmarkStart w:id="11" w:name="_Toc237790870"/>
+      <w:bookmarkStart w:id="11" w:name="_Toc238245156"/>
       <w:r>
         <w:rPr>
           <w:rFonts w:ascii="Times New Roman" w:hAnsi="Times New Roman" w:cs="Times New Roman"/>
@@ -7036,7 +7267,7 @@
         </w:rPr>
       </w:pPr>
       <w:bookmarkStart w:id="12" w:name="_Toc231561460"/>
-      <w:bookmarkStart w:id="13" w:name="_Toc237790871"/>
+      <w:bookmarkStart w:id="13" w:name="_Toc238245157"/>
       <w:r>
         <w:rPr>
           <w:rFonts w:ascii="Times New Roman" w:hAnsi="Times New Roman" w:cs="Times New Roman"/>
@@ -7317,7 +7548,7 @@
           <w:szCs w:val="28"/>
         </w:rPr>
       </w:pPr>
-      <w:bookmarkStart w:id="14" w:name="_Toc237790872"/>
+      <w:bookmarkStart w:id="14" w:name="_Toc238245158"/>
       <w:r>
         <w:rPr>
           <w:rFonts w:ascii="Times New Roman" w:hAnsi="Times New Roman" w:cs="Times New Roman"/>
@@ -7397,7 +7628,7 @@
           <w:color w:val="000000" w:themeColor="text1"/>
         </w:rPr>
       </w:pPr>
-      <w:bookmarkStart w:id="15" w:name="_Toc237790873"/>
+      <w:bookmarkStart w:id="15" w:name="_Toc238245159"/>
       <w:r>
         <w:rPr>
           <w:rFonts w:ascii="Times New Roman" w:hAnsi="Times New Roman" w:cs="Times New Roman"/>
@@ -7619,7 +7850,7 @@
           <w:color w:val="000000" w:themeColor="text1"/>
         </w:rPr>
       </w:pPr>
-      <w:bookmarkStart w:id="16" w:name="_Toc237790874"/>
+      <w:bookmarkStart w:id="16" w:name="_Toc238245160"/>
       <w:r>
         <w:rPr>
           <w:rFonts w:ascii="Times New Roman" w:hAnsi="Times New Roman" w:cs="Times New Roman"/>
@@ -7691,7 +7922,7 @@
           <w:color w:val="000000" w:themeColor="text1"/>
         </w:rPr>
       </w:pPr>
-      <w:bookmarkStart w:id="17" w:name="_Toc237790875"/>
+      <w:bookmarkStart w:id="17" w:name="_Toc238245161"/>
       <w:r>
         <w:rPr>
           <w:rFonts w:ascii="Times New Roman" w:hAnsi="Times New Roman" w:cs="Times New Roman"/>
@@ -7774,7 +8005,7 @@
           <w:szCs w:val="28"/>
         </w:rPr>
       </w:pPr>
-      <w:bookmarkStart w:id="18" w:name="_Toc237790876"/>
+      <w:bookmarkStart w:id="18" w:name="_Toc238245162"/>
       <w:r>
         <w:rPr>
           <w:rFonts w:ascii="Times New Roman" w:hAnsi="Times New Roman" w:cs="Times New Roman"/>
@@ -7843,7 +8074,7 @@
           <w:color w:val="000000" w:themeColor="text1"/>
         </w:rPr>
       </w:pPr>
-      <w:bookmarkStart w:id="19" w:name="_Toc237790877"/>
+      <w:bookmarkStart w:id="19" w:name="_Toc238245163"/>
       <w:r>
         <w:rPr>
           <w:rFonts w:ascii="Times New Roman" w:hAnsi="Times New Roman" w:cs="Times New Roman"/>
@@ -7912,7 +8143,7 @@
           <w:color w:val="000000" w:themeColor="text1"/>
         </w:rPr>
       </w:pPr>
-      <w:bookmarkStart w:id="20" w:name="_Toc237790878"/>
+      <w:bookmarkStart w:id="20" w:name="_Toc238245164"/>
       <w:r>
         <w:rPr>
           <w:rFonts w:ascii="Times New Roman" w:hAnsi="Times New Roman" w:cs="Times New Roman"/>
@@ -7963,7 +8194,7 @@
           <w:color w:val="000000" w:themeColor="text1"/>
         </w:rPr>
       </w:pPr>
-      <w:bookmarkStart w:id="21" w:name="_Toc237790879"/>
+      <w:bookmarkStart w:id="21" w:name="_Toc238245165"/>
       <w:r>
         <w:rPr>
           <w:rFonts w:ascii="Times New Roman" w:hAnsi="Times New Roman" w:cs="Times New Roman"/>
@@ -8036,7 +8267,7 @@
           <w:color w:val="000000" w:themeColor="text1"/>
         </w:rPr>
       </w:pPr>
-      <w:bookmarkStart w:id="22" w:name="_Toc237790880"/>
+      <w:bookmarkStart w:id="22" w:name="_Toc238245166"/>
       <w:r>
         <w:rPr>
           <w:rFonts w:ascii="Times New Roman" w:hAnsi="Times New Roman" w:cs="Times New Roman"/>
@@ -8171,7 +8402,7 @@
         </w:rPr>
       </w:pPr>
       <w:bookmarkStart w:id="23" w:name="_Toc231561461"/>
-      <w:bookmarkStart w:id="24" w:name="_Toc237790881"/>
+      <w:bookmarkStart w:id="24" w:name="_Toc238245167"/>
       <w:r>
         <w:rPr>
           <w:rFonts w:ascii="Times New Roman" w:hAnsi="Times New Roman" w:cs="Times New Roman"/>
@@ -8379,7 +8610,7 @@
       </w:pPr>
       <w:bookmarkStart w:id="25" w:name="_Toc227497992"/>
       <w:bookmarkStart w:id="26" w:name="_Toc231561462"/>
-      <w:bookmarkStart w:id="27" w:name="_Toc237790882"/>
+      <w:bookmarkStart w:id="27" w:name="_Toc238245168"/>
       <w:r>
         <w:rPr>
           <w:rFonts w:ascii="Times New Roman" w:hAnsi="Times New Roman" w:cs="Times New Roman"/>
@@ -8414,7 +8645,7 @@
         </w:rPr>
       </w:pPr>
       <w:bookmarkStart w:id="28" w:name="_Toc231561463"/>
-      <w:bookmarkStart w:id="29" w:name="_Toc237790883"/>
+      <w:bookmarkStart w:id="29" w:name="_Toc238245169"/>
       <w:r>
         <w:rPr>
           <w:rFonts w:ascii="Times New Roman" w:hAnsi="Times New Roman" w:cs="Times New Roman"/>
@@ -8645,7 +8876,7 @@
           <w:szCs w:val="28"/>
         </w:rPr>
       </w:pPr>
-      <w:bookmarkStart w:id="30" w:name="_Toc237790884"/>
+      <w:bookmarkStart w:id="30" w:name="_Toc238245170"/>
       <w:r>
         <w:rPr>
           <w:rFonts w:ascii="Times New Roman" w:hAnsi="Times New Roman" w:cs="Times New Roman"/>
@@ -9768,9 +9999,9 @@
           <w:szCs w:val="28"/>
         </w:rPr>
       </w:pPr>
-      <w:bookmarkStart w:id="31" w:name="_Toc237790885"/>
-      <w:bookmarkStart w:id="32" w:name="_Toc227497993"/>
-      <w:bookmarkStart w:id="33" w:name="_Toc231561464"/>
+      <w:bookmarkStart w:id="31" w:name="_Toc227497993"/>
+      <w:bookmarkStart w:id="32" w:name="_Toc231561464"/>
+      <w:bookmarkStart w:id="33" w:name="_Toc238245171"/>
       <w:r>
         <w:rPr>
           <w:rFonts w:ascii="Times New Roman" w:hAnsi="Times New Roman" w:cs="Times New Roman"/>
@@ -9842,7 +10073,7 @@
       </w:pPr>
       <w:bookmarkStart w:id="34" w:name="_Toc227497994"/>
       <w:bookmarkStart w:id="35" w:name="_Toc231561465"/>
-      <w:bookmarkStart w:id="36" w:name="_Toc237790886"/>
+      <w:bookmarkStart w:id="36" w:name="_Toc238245172"/>
       <w:r>
         <w:rPr>
           <w:rFonts w:ascii="Times New Roman" w:hAnsi="Times New Roman" w:cs="Times New Roman"/>
@@ -10114,7 +10345,7 @@
           <w:color w:val="000000" w:themeColor="text1"/>
         </w:rPr>
       </w:pPr>
-      <w:bookmarkStart w:id="37" w:name="_Toc237790887"/>
+      <w:bookmarkStart w:id="37" w:name="_Toc238245173"/>
       <w:r>
         <w:rPr>
           <w:rFonts w:ascii="Times New Roman" w:hAnsi="Times New Roman" w:cs="Times New Roman"/>
@@ -10390,7 +10621,7 @@
         </w:rPr>
       </w:pPr>
       <w:bookmarkStart w:id="38" w:name="_Toc227497995"/>
-      <w:bookmarkStart w:id="39" w:name="_Toc237790888"/>
+      <w:bookmarkStart w:id="39" w:name="_Toc238245174"/>
       <w:r>
         <w:rPr>
           <w:rFonts w:ascii="Times New Roman" w:hAnsi="Times New Roman" w:cs="Times New Roman"/>
@@ -10710,7 +10941,7 @@
         </w:rPr>
       </w:pPr>
       <w:bookmarkStart w:id="40" w:name="_Toc227497996"/>
-      <w:bookmarkStart w:id="41" w:name="_Toc237790889"/>
+      <w:bookmarkStart w:id="41" w:name="_Toc238245175"/>
       <w:r>
         <w:rPr>
           <w:rFonts w:ascii="Times New Roman" w:hAnsi="Times New Roman" w:cs="Times New Roman"/>
@@ -10965,7 +11196,7 @@
         </w:rPr>
       </w:pPr>
       <w:bookmarkStart w:id="42" w:name="_Toc227497997"/>
-      <w:bookmarkStart w:id="43" w:name="_Toc237790890"/>
+      <w:bookmarkStart w:id="43" w:name="_Toc238245176"/>
       <w:r>
         <w:rPr>
           <w:rFonts w:ascii="Times New Roman" w:hAnsi="Times New Roman" w:cs="Times New Roman"/>
@@ -11235,7 +11466,7 @@
         </w:rPr>
       </w:pPr>
       <w:bookmarkStart w:id="44" w:name="_Toc227497998"/>
-      <w:bookmarkStart w:id="45" w:name="_Toc237790891"/>
+      <w:bookmarkStart w:id="45" w:name="_Toc238245177"/>
       <w:r>
         <w:rPr>
           <w:rFonts w:ascii="Times New Roman" w:hAnsi="Times New Roman" w:cs="Times New Roman"/>
@@ -11515,7 +11746,7 @@
           <w:szCs w:val="28"/>
         </w:rPr>
       </w:pPr>
-      <w:bookmarkStart w:id="46" w:name="_Toc237790892"/>
+      <w:bookmarkStart w:id="46" w:name="_Toc238245178"/>
       <w:r>
         <w:rPr>
           <w:rFonts w:ascii="Times New Roman" w:hAnsi="Times New Roman" w:cs="Times New Roman"/>
@@ -11981,7 +12212,7 @@
           <w:szCs w:val="28"/>
         </w:rPr>
       </w:pPr>
-      <w:bookmarkStart w:id="47" w:name="_Toc237790893"/>
+      <w:bookmarkStart w:id="47" w:name="_Toc238245179"/>
       <w:r>
         <w:rPr>
           <w:rFonts w:ascii="Times New Roman" w:hAnsi="Times New Roman" w:cs="Times New Roman"/>
@@ -13144,7 +13375,7 @@
           <w:szCs w:val="28"/>
         </w:rPr>
       </w:pPr>
-      <w:bookmarkStart w:id="48" w:name="_Toc237790894"/>
+      <w:bookmarkStart w:id="48" w:name="_Toc238245180"/>
       <w:r>
         <w:rPr>
           <w:rFonts w:ascii="Times New Roman" w:hAnsi="Times New Roman" w:cs="Times New Roman"/>
@@ -13371,7 +13602,7 @@
           <w:color w:val="000000" w:themeColor="text1"/>
         </w:rPr>
       </w:pPr>
-      <w:bookmarkStart w:id="49" w:name="_Toc237790895"/>
+      <w:bookmarkStart w:id="49" w:name="_Toc238245181"/>
       <w:r>
         <w:rPr>
           <w:rFonts w:ascii="Times New Roman" w:hAnsi="Times New Roman" w:cs="Times New Roman"/>
@@ -13435,7 +13666,7 @@
           <w:szCs w:val="28"/>
         </w:rPr>
       </w:pPr>
-      <w:bookmarkStart w:id="50" w:name="_Toc237790896"/>
+      <w:bookmarkStart w:id="50" w:name="_Toc238245182"/>
       <w:r>
         <w:rPr>
           <w:rFonts w:ascii="Times New Roman" w:hAnsi="Times New Roman" w:cs="Times New Roman"/>
@@ -13667,7 +13898,7 @@
         </w:rPr>
         <w:lastRenderedPageBreak/>
         <w:drawing>
-          <wp:inline distT="0" distB="0" distL="0" distR="0" wp14:anchorId="591C17A1" wp14:editId="25C36284">
+          <wp:inline distT="0" distB="0" distL="0" distR="0" wp14:anchorId="003339DD" wp14:editId="483F7587">
             <wp:extent cx="5486400" cy="6438900"/>
             <wp:effectExtent l="0" t="0" r="0" b="0"/>
             <wp:docPr id="20" name="Picture 20" descr="A diagram of a process&#10;&#10;Description automatically generated with medium confidence"/>
@@ -13803,7 +14034,7 @@
           <w:szCs w:val="28"/>
         </w:rPr>
       </w:pPr>
-      <w:bookmarkStart w:id="52" w:name="_Toc237790897"/>
+      <w:bookmarkStart w:id="52" w:name="_Toc238245183"/>
       <w:r>
         <w:rPr>
           <w:rFonts w:ascii="Times New Roman" w:hAnsi="Times New Roman" w:cs="Times New Roman"/>
@@ -14269,7 +14500,7 @@
           <w:szCs w:val="28"/>
         </w:rPr>
       </w:pPr>
-      <w:bookmarkStart w:id="53" w:name="_Toc237790898"/>
+      <w:bookmarkStart w:id="53" w:name="_Toc238245184"/>
       <w:r>
         <w:rPr>
           <w:rFonts w:ascii="Times New Roman" w:hAnsi="Times New Roman" w:cs="Times New Roman"/>
@@ -14496,7 +14727,7 @@
           <w:szCs w:val="28"/>
         </w:rPr>
       </w:pPr>
-      <w:bookmarkStart w:id="54" w:name="_Toc237790899"/>
+      <w:bookmarkStart w:id="54" w:name="_Toc238245185"/>
       <w:r>
         <w:rPr>
           <w:rFonts w:ascii="Times New Roman" w:hAnsi="Times New Roman" w:cs="Times New Roman"/>
@@ -14594,7 +14825,7 @@
           <w:color w:val="000000" w:themeColor="text1"/>
         </w:rPr>
       </w:pPr>
-      <w:bookmarkStart w:id="55" w:name="_Toc237790900"/>
+      <w:bookmarkStart w:id="55" w:name="_Toc238245186"/>
       <w:r>
         <w:rPr>
           <w:rFonts w:ascii="Times New Roman" w:hAnsi="Times New Roman" w:cs="Times New Roman"/>
@@ -14781,7 +15012,7 @@
           <w:color w:val="000000" w:themeColor="text1"/>
         </w:rPr>
       </w:pPr>
-      <w:bookmarkStart w:id="56" w:name="_Toc237790901"/>
+      <w:bookmarkStart w:id="56" w:name="_Toc238245187"/>
       <w:r>
         <w:rPr>
           <w:rFonts w:ascii="Times New Roman" w:hAnsi="Times New Roman" w:cs="Times New Roman"/>
@@ -15016,7 +15247,7 @@
           <w:color w:val="000000" w:themeColor="text1"/>
         </w:rPr>
       </w:pPr>
-      <w:bookmarkStart w:id="57" w:name="_Toc237790902"/>
+      <w:bookmarkStart w:id="57" w:name="_Toc238245188"/>
       <w:r>
         <w:rPr>
           <w:rFonts w:ascii="Times New Roman" w:hAnsi="Times New Roman" w:cs="Times New Roman"/>
@@ -15128,7 +15359,7 @@
           <w:color w:val="000000" w:themeColor="text1"/>
         </w:rPr>
       </w:pPr>
-      <w:bookmarkStart w:id="58" w:name="_Toc237790903"/>
+      <w:bookmarkStart w:id="58" w:name="_Toc238245189"/>
       <w:r>
         <w:rPr>
           <w:rFonts w:ascii="Times New Roman" w:hAnsi="Times New Roman" w:cs="Times New Roman"/>
@@ -15320,7 +15551,7 @@
           <w:szCs w:val="28"/>
         </w:rPr>
       </w:pPr>
-      <w:bookmarkStart w:id="59" w:name="_Toc237790904"/>
+      <w:bookmarkStart w:id="59" w:name="_Toc238245190"/>
       <w:r>
         <w:rPr>
           <w:rFonts w:ascii="Times New Roman" w:hAnsi="Times New Roman" w:cs="Times New Roman"/>
@@ -15534,7 +15765,7 @@
           <w:szCs w:val="28"/>
         </w:rPr>
       </w:pPr>
-      <w:bookmarkStart w:id="60" w:name="_Toc237790905"/>
+      <w:bookmarkStart w:id="60" w:name="_Toc238245191"/>
       <w:r>
         <w:rPr>
           <w:rFonts w:ascii="Times New Roman" w:hAnsi="Times New Roman" w:cs="Times New Roman"/>
@@ -15645,7 +15876,7 @@
           <w:szCs w:val="28"/>
         </w:rPr>
       </w:pPr>
-      <w:bookmarkStart w:id="61" w:name="_Toc237790906"/>
+      <w:bookmarkStart w:id="61" w:name="_Toc238245192"/>
       <w:r>
         <w:rPr>
           <w:rFonts w:ascii="Times New Roman" w:hAnsi="Times New Roman" w:cs="Times New Roman"/>
@@ -15726,7 +15957,7 @@
           <w:color w:val="000000" w:themeColor="text1"/>
         </w:rPr>
       </w:pPr>
-      <w:bookmarkStart w:id="62" w:name="_Toc237790907"/>
+      <w:bookmarkStart w:id="62" w:name="_Toc238245193"/>
       <w:r>
         <w:rPr>
           <w:rFonts w:ascii="Times New Roman" w:hAnsi="Times New Roman" w:cs="Times New Roman"/>
@@ -16119,7 +16350,7 @@
           <w:szCs w:val="24"/>
         </w:rPr>
         <w:drawing>
-          <wp:inline distT="0" distB="0" distL="0" distR="0" wp14:anchorId="53A7326D" wp14:editId="50465C95">
+          <wp:inline distT="0" distB="0" distL="0" distR="0" wp14:anchorId="458C9642" wp14:editId="3D6D3E83">
             <wp:extent cx="5486400" cy="892810"/>
             <wp:effectExtent l="0" t="0" r="0" b="2540"/>
             <wp:docPr id="11" name="Picture 11" descr="A screenshot of a computer&#10;&#10;Description automatically generated"/>
@@ -16168,7 +16399,7 @@
           <w:szCs w:val="24"/>
         </w:rPr>
         <w:drawing>
-          <wp:inline distT="0" distB="0" distL="0" distR="0" wp14:anchorId="365AA9EE" wp14:editId="4F35D538">
+          <wp:inline distT="0" distB="0" distL="0" distR="0" wp14:anchorId="23040DF2" wp14:editId="6D97B508">
             <wp:extent cx="5486400" cy="1042035"/>
             <wp:effectExtent l="0" t="0" r="0" b="5715"/>
             <wp:docPr id="12" name="Picture 12" descr="A screenshot of a computer&#10;&#10;Description automatically generated"/>
@@ -17678,7 +17909,7 @@
         </w:rPr>
         <w:lastRenderedPageBreak/>
         <w:drawing>
-          <wp:inline distT="0" distB="0" distL="0" distR="0" wp14:anchorId="5F41A34D" wp14:editId="7422B8A1">
+          <wp:inline distT="0" distB="0" distL="0" distR="0" wp14:anchorId="7008F5FB" wp14:editId="22D1849D">
             <wp:extent cx="5486400" cy="3019425"/>
             <wp:effectExtent l="0" t="0" r="0" b="9525"/>
             <wp:docPr id="16" name="Picture 16" descr="A close-up of a report&#10;&#10;Description automatically generated"/>
@@ -19526,10 +19757,10 @@
           <w:noProof/>
         </w:rPr>
         <w:drawing>
-          <wp:inline distT="0" distB="0" distL="0" distR="0" wp14:anchorId="7311FBC3" wp14:editId="13F44AAC">
+          <wp:inline distT="0" distB="0" distL="0" distR="0" wp14:anchorId="5AD93A33" wp14:editId="5A9A9516">
             <wp:extent cx="5210175" cy="3137563"/>
             <wp:effectExtent l="0" t="0" r="0" b="5715"/>
-            <wp:docPr id="14" name="Picture 14"/>
+            <wp:docPr id="14" name="Picture 14" descr="A screenshot of a computer&#10;&#10;Description automatically generated"/>
             <wp:cNvGraphicFramePr>
               <a:graphicFrameLocks xmlns:a="http://schemas.openxmlformats.org/drawingml/2006/main" noChangeAspect="1"/>
             </wp:cNvGraphicFramePr>
@@ -19537,7 +19768,7 @@
               <a:graphicData uri="http://schemas.openxmlformats.org/drawingml/2006/picture">
                 <pic:pic xmlns:pic="http://schemas.openxmlformats.org/drawingml/2006/picture">
                   <pic:nvPicPr>
-                    <pic:cNvPr id="1" name=""/>
+                    <pic:cNvPr id="14" name="Picture 14" descr="A screenshot of a computer&#10;&#10;Description automatically generated"/>
                     <pic:cNvPicPr/>
                   </pic:nvPicPr>
                   <pic:blipFill>
@@ -19580,7 +19811,7 @@
         </w:rPr>
         <w:lastRenderedPageBreak/>
         <w:drawing>
-          <wp:inline distT="0" distB="0" distL="0" distR="0" wp14:anchorId="1DE17271" wp14:editId="6CF0173D">
+          <wp:inline distT="0" distB="0" distL="0" distR="0" wp14:anchorId="77564FAB" wp14:editId="453B5BCA">
             <wp:extent cx="3936166" cy="4229100"/>
             <wp:effectExtent l="0" t="0" r="7620" b="0"/>
             <wp:docPr id="22" name="Picture 22" descr="A screenshot of a table&#10;&#10;Description automatically generated"/>
@@ -19665,7 +19896,7 @@
           <w:color w:val="000000" w:themeColor="text1"/>
         </w:rPr>
       </w:pPr>
-      <w:bookmarkStart w:id="66" w:name="_Toc237790908"/>
+      <w:bookmarkStart w:id="66" w:name="_Toc238245194"/>
       <w:r>
         <w:rPr>
           <w:rFonts w:ascii="Times New Roman" w:hAnsi="Times New Roman" w:cs="Times New Roman"/>
@@ -19854,7 +20085,7 @@
           <w:szCs w:val="24"/>
         </w:rPr>
         <w:drawing>
-          <wp:inline distT="0" distB="0" distL="0" distR="0" wp14:anchorId="51B87638" wp14:editId="2C9C3450">
+          <wp:inline distT="0" distB="0" distL="0" distR="0" wp14:anchorId="113D3A37" wp14:editId="74EEFDAF">
             <wp:extent cx="4934052" cy="3295650"/>
             <wp:effectExtent l="0" t="0" r="0" b="0"/>
             <wp:docPr id="17" name="Picture 17" descr="A table of numbers and symbols&#10;&#10;Description automatically generated with medium confidence"/>
@@ -19902,7 +20133,7 @@
         <mc:AlternateContent>
           <mc:Choice Requires="wps">
             <w:drawing>
-              <wp:anchor distT="0" distB="0" distL="114300" distR="114300" simplePos="0" relativeHeight="251663360" behindDoc="0" locked="0" layoutInCell="1" allowOverlap="1" wp14:anchorId="7F8F9F19" wp14:editId="43D79192">
+              <wp:anchor distT="0" distB="0" distL="114300" distR="114300" simplePos="0" relativeHeight="251663360" behindDoc="0" locked="0" layoutInCell="1" allowOverlap="1" wp14:anchorId="0F871B23" wp14:editId="4D28CB3B">
                 <wp:simplePos x="0" y="0"/>
                 <wp:positionH relativeFrom="column">
                   <wp:posOffset>0</wp:posOffset>
@@ -19958,7 +20189,7 @@
           </mc:Choice>
           <mc:Fallback>
             <w:pict>
-              <v:shapetype w14:anchorId="7F8F9F19" id="_x0000_t202" coordsize="21600,21600" o:spt="202" path="m,l,21600r21600,l21600,xe">
+              <v:shapetype w14:anchorId="0F871B23" id="_x0000_t202" coordsize="21600,21600" o:spt="202" path="m,l,21600r21600,l21600,xe">
                 <v:stroke joinstyle="miter"/>
                 <v:path gradientshapeok="t" o:connecttype="rect"/>
               </v:shapetype>
@@ -19985,7 +20216,7 @@
         <mc:AlternateContent>
           <mc:Choice Requires="wps">
             <w:drawing>
-              <wp:anchor distT="0" distB="0" distL="114300" distR="114300" simplePos="0" relativeHeight="251664384" behindDoc="0" locked="0" layoutInCell="1" allowOverlap="1" wp14:anchorId="3FF861E2" wp14:editId="36CFFEC2">
+              <wp:anchor distT="0" distB="0" distL="114300" distR="114300" simplePos="0" relativeHeight="251664384" behindDoc="0" locked="0" layoutInCell="1" allowOverlap="1" wp14:anchorId="31097525" wp14:editId="52DFD6B2">
                 <wp:simplePos x="0" y="0"/>
                 <wp:positionH relativeFrom="column">
                   <wp:posOffset>0</wp:posOffset>
@@ -20073,7 +20304,7 @@
           </mc:Choice>
           <mc:Fallback>
             <w:pict>
-              <v:shape w14:anchorId="3FF861E2" id="Text Box 21" o:spid="_x0000_s1027" type="#_x0000_t202" style="position:absolute;left:0;text-align:left;margin-left:0;margin-top:268.2pt;width:387.9pt;height:.05pt;z-index:251664384;visibility:visible;mso-wrap-style:square;mso-wrap-distance-left:9pt;mso-wrap-distance-top:0;mso-wrap-distance-right:9pt;mso-wrap-distance-bottom:0;mso-position-horizontal:absolute;mso-position-horizontal-relative:text;mso-position-vertical:absolute;mso-position-vertical-relative:text;v-text-anchor:top" o:gfxdata="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" stroked="f">
+              <v:shape w14:anchorId="31097525" id="Text Box 21" o:spid="_x0000_s1027" type="#_x0000_t202" style="position:absolute;left:0;text-align:left;margin-left:0;margin-top:268.2pt;width:387.9pt;height:.05pt;z-index:251664384;visibility:visible;mso-wrap-style:square;mso-wrap-distance-left:9pt;mso-wrap-distance-top:0;mso-wrap-distance-right:9pt;mso-wrap-distance-bottom:0;mso-position-horizontal:absolute;mso-position-horizontal-relative:text;mso-position-vertical:absolute;mso-position-vertical-relative:text;v-text-anchor:top" o:gfxdata="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" stroked="f">
                 <v:textbox style="mso-fit-shape-to-text:t" inset="0,0,0,0">
                   <w:txbxContent>
                     <w:p>
@@ -20126,7 +20357,7 @@
           <w:noProof/>
         </w:rPr>
         <w:drawing>
-          <wp:anchor distT="0" distB="0" distL="114300" distR="114300" simplePos="0" relativeHeight="251662336" behindDoc="0" locked="0" layoutInCell="1" allowOverlap="1" wp14:anchorId="646D2247" wp14:editId="49C8FAC6">
+          <wp:anchor distT="0" distB="0" distL="114300" distR="114300" simplePos="0" relativeHeight="251662336" behindDoc="0" locked="0" layoutInCell="1" allowOverlap="1" wp14:anchorId="703C44BA" wp14:editId="53257A25">
             <wp:simplePos x="0" y="0"/>
             <wp:positionH relativeFrom="margin">
               <wp:align>left</wp:align>
@@ -20250,7 +20481,7 @@
           <w:szCs w:val="28"/>
         </w:rPr>
       </w:pPr>
-      <w:bookmarkStart w:id="69" w:name="_Toc237790909"/>
+      <w:bookmarkStart w:id="69" w:name="_Toc238245195"/>
       <w:r>
         <w:rPr>
           <w:rFonts w:ascii="Times New Roman" w:hAnsi="Times New Roman" w:cs="Times New Roman"/>
@@ -20491,7 +20722,7 @@
           <w:szCs w:val="28"/>
         </w:rPr>
       </w:pPr>
-      <w:bookmarkStart w:id="70" w:name="_Toc237790910"/>
+      <w:bookmarkStart w:id="70" w:name="_Toc238245196"/>
       <w:r>
         <w:rPr>
           <w:rFonts w:ascii="Times New Roman" w:hAnsi="Times New Roman" w:cs="Times New Roman"/>
@@ -20638,7 +20869,7 @@
           <w:color w:val="000000" w:themeColor="text1"/>
         </w:rPr>
       </w:pPr>
-      <w:bookmarkStart w:id="71" w:name="_Toc237790911"/>
+      <w:bookmarkStart w:id="71" w:name="_Toc238245197"/>
       <w:r>
         <w:rPr>
           <w:rFonts w:ascii="Times New Roman" w:hAnsi="Times New Roman" w:cs="Times New Roman"/>
@@ -20881,21 +21112,12 @@
           <w:szCs w:val="24"/>
         </w:rPr>
       </w:pPr>
-    </w:p>
-    <w:p>
-      <w:pPr>
-        <w:spacing w:line="360" w:lineRule="auto"/>
-        <w:jc w:val="both"/>
-        <w:rPr>
-          <w:sz w:val="24"/>
-          <w:szCs w:val="24"/>
-        </w:rPr>
-      </w:pPr>
-      <w:r>
-        <w:rPr>
-          <w:sz w:val="24"/>
-          <w:szCs w:val="24"/>
-        </w:rPr>
+      <w:r>
+        <w:rPr>
+          <w:sz w:val="24"/>
+          <w:szCs w:val="24"/>
+        </w:rPr>
+        <w:lastRenderedPageBreak/>
         <w:t>However, it is very important to understand that severity distribution of whole dataset may get deviate of anchored source distribution because of the conditional rules (R1 to R3) that we used to increase probability of severe outcomes based on specific conditions such as motorcycle or pedestrian involvement, alcohol as cause, nigh time and such variations are supposed to taken into consideration when interpreting results rather than just considering them as failures.</w:t>
       </w:r>
     </w:p>
@@ -21199,6 +21421,19 @@
         <w:spacing w:line="360" w:lineRule="auto"/>
         <w:jc w:val="both"/>
         <w:rPr>
+          <w:b/>
+          <w:bCs/>
+          <w:color w:val="000000" w:themeColor="text1"/>
+          <w:sz w:val="24"/>
+          <w:szCs w:val="24"/>
+        </w:rPr>
+      </w:pPr>
+    </w:p>
+    <w:p>
+      <w:pPr>
+        <w:spacing w:line="360" w:lineRule="auto"/>
+        <w:jc w:val="both"/>
+        <w:rPr>
           <w:sz w:val="24"/>
           <w:szCs w:val="24"/>
         </w:rPr>
@@ -21275,7 +21510,7 @@
           <w:color w:val="000000" w:themeColor="text1"/>
         </w:rPr>
       </w:pPr>
-      <w:bookmarkStart w:id="72" w:name="_Toc237790912"/>
+      <w:bookmarkStart w:id="72" w:name="_Toc238245198"/>
       <w:r>
         <w:rPr>
           <w:rFonts w:ascii="Times New Roman" w:hAnsi="Times New Roman" w:cs="Times New Roman"/>
@@ -21437,7 +21672,42 @@
           <w:sz w:val="24"/>
           <w:szCs w:val="24"/>
         </w:rPr>
-        <w:t>When it comes to technical performance, it was decided to use standard classification metrices on hotspot and severity classification process. Accordingly, the synthetic dataset will spitted into standard random 80/20 split, ensuring 80% of the synthetic data would be trained while 20% would be kept out for testing.  By doing this we can ensure that relevant classifiers would genuinely learn patterns instead of memorizing and causing overfitting. Once trained evaluation would be done via following standard metrices.</w:t>
+        <w:t xml:space="preserve">When it comes to technical performance, it was decided to use standard classification metrices on hotspot and severity classification process. Accordingly, the synthetic dataset will spitted into standard random 80/20 split, ensuring 80% of the synthetic data would be trained while 20% would be kept out for testing.  By doing this we can ensure that relevant classifiers would genuinely learn patterns instead of memorizing. Once trained evaluation would be done via following standard metrices, which were chosen based on previous established studies </w:t>
+      </w:r>
+      <w:r>
+        <w:rPr>
+          <w:sz w:val="24"/>
+          <w:szCs w:val="24"/>
+        </w:rPr>
+        <w:t>such</w:t>
+      </w:r>
+      <w:r>
+        <w:rPr>
+          <w:sz w:val="24"/>
+          <w:szCs w:val="24"/>
+        </w:rPr>
+        <w:t xml:space="preserve"> as </w:t>
+      </w:r>
+      <w:r>
+        <w:rPr>
+          <w:sz w:val="24"/>
+          <w:szCs w:val="24"/>
+        </w:rPr>
+        <w:t>Yumak et al.</w:t>
+      </w:r>
+      <w:r>
+        <w:rPr>
+          <w:sz w:val="24"/>
+          <w:szCs w:val="24"/>
+        </w:rPr>
+        <w:t xml:space="preserve"> (</w:t>
+      </w:r>
+      <w:r>
+        <w:rPr>
+          <w:sz w:val="24"/>
+          <w:szCs w:val="24"/>
+        </w:rPr>
+        <w:t>2025)</w:t>
       </w:r>
     </w:p>
     <w:p>
@@ -21534,7 +21804,15 @@
           <w:sz w:val="24"/>
           <w:szCs w:val="24"/>
         </w:rPr>
-        <w:t xml:space="preserve"> – To get an idea of overall misclassification made by relevant machine learning models.</w:t>
+        <w:t xml:space="preserve"> – To get an idea of overall misclassification made by relevant </w:t>
+      </w:r>
+      <w:r>
+        <w:rPr>
+          <w:sz w:val="24"/>
+          <w:szCs w:val="24"/>
+        </w:rPr>
+        <w:lastRenderedPageBreak/>
+        <w:t>machine learning models.</w:t>
       </w:r>
     </w:p>
     <w:p>
@@ -21556,7 +21834,6 @@
           <w:sz w:val="24"/>
           <w:szCs w:val="24"/>
         </w:rPr>
-        <w:lastRenderedPageBreak/>
         <w:t>ROC-AUC</w:t>
       </w:r>
       <w:r>
@@ -21895,26 +22172,6 @@
     </w:p>
     <w:p>
       <w:pPr>
-        <w:spacing w:line="360" w:lineRule="auto"/>
-        <w:jc w:val="both"/>
-        <w:rPr>
-          <w:sz w:val="24"/>
-          <w:szCs w:val="24"/>
-        </w:rPr>
-      </w:pPr>
-    </w:p>
-    <w:p>
-      <w:pPr>
-        <w:spacing w:line="360" w:lineRule="auto"/>
-        <w:jc w:val="both"/>
-        <w:rPr>
-          <w:sz w:val="24"/>
-          <w:szCs w:val="24"/>
-        </w:rPr>
-      </w:pPr>
-    </w:p>
-    <w:p>
-      <w:pPr>
         <w:pStyle w:val="Heading3"/>
         <w:spacing w:line="360" w:lineRule="auto"/>
         <w:jc w:val="both"/>
@@ -21925,14 +22182,15 @@
           <w:color w:val="000000" w:themeColor="text1"/>
         </w:rPr>
       </w:pPr>
-      <w:bookmarkStart w:id="73" w:name="_Toc237790913"/>
-      <w:r>
-        <w:rPr>
-          <w:rFonts w:ascii="Times New Roman" w:hAnsi="Times New Roman" w:cs="Times New Roman"/>
-          <w:b/>
-          <w:bCs/>
-          <w:color w:val="000000" w:themeColor="text1"/>
-        </w:rPr>
+      <w:bookmarkStart w:id="73" w:name="_Toc238245199"/>
+      <w:r>
+        <w:rPr>
+          <w:rFonts w:ascii="Times New Roman" w:hAnsi="Times New Roman" w:cs="Times New Roman"/>
+          <w:b/>
+          <w:bCs/>
+          <w:color w:val="000000" w:themeColor="text1"/>
+        </w:rPr>
+        <w:lastRenderedPageBreak/>
         <w:t>3</w:t>
       </w:r>
       <w:r>
@@ -22288,6 +22546,26 @@
     </w:p>
     <w:p>
       <w:pPr>
+        <w:spacing w:line="360" w:lineRule="auto"/>
+        <w:jc w:val="both"/>
+        <w:rPr>
+          <w:sz w:val="24"/>
+          <w:szCs w:val="24"/>
+        </w:rPr>
+      </w:pPr>
+    </w:p>
+    <w:p>
+      <w:pPr>
+        <w:spacing w:line="360" w:lineRule="auto"/>
+        <w:jc w:val="both"/>
+        <w:rPr>
+          <w:sz w:val="24"/>
+          <w:szCs w:val="24"/>
+        </w:rPr>
+      </w:pPr>
+    </w:p>
+    <w:p>
+      <w:pPr>
         <w:pStyle w:val="Heading2"/>
         <w:spacing w:line="360" w:lineRule="auto"/>
         <w:jc w:val="both"/>
@@ -22300,7 +22578,7 @@
           <w:szCs w:val="28"/>
         </w:rPr>
       </w:pPr>
-      <w:bookmarkStart w:id="74" w:name="_Toc237790914"/>
+      <w:bookmarkStart w:id="74" w:name="_Toc238245200"/>
       <w:r>
         <w:rPr>
           <w:rFonts w:ascii="Times New Roman" w:hAnsi="Times New Roman" w:cs="Times New Roman"/>
@@ -22333,7 +22611,7 @@
           <w:sz w:val="28"/>
           <w:szCs w:val="28"/>
         </w:rPr>
-        <w:t>3</w:t>
+        <w:t>10</w:t>
       </w:r>
       <w:r>
         <w:rPr>
@@ -22355,10 +22633,1244 @@
           <w:sz w:val="28"/>
           <w:szCs w:val="28"/>
         </w:rPr>
-        <w:t>ETL Pipeline</w:t>
+        <w:t>Research Validity and Reliability</w:t>
       </w:r>
       <w:bookmarkEnd w:id="74"/>
-      <w:r>
+    </w:p>
+    <w:p>
+      <w:pPr>
+        <w:spacing w:line="360" w:lineRule="auto"/>
+        <w:jc w:val="both"/>
+        <w:rPr>
+          <w:sz w:val="24"/>
+          <w:szCs w:val="24"/>
+        </w:rPr>
+      </w:pPr>
+      <w:r>
+        <w:rPr>
+          <w:sz w:val="24"/>
+          <w:szCs w:val="24"/>
+        </w:rPr>
+        <w:t xml:space="preserve">When it comes to DSR methodology, it is very important to establish both research validity and reliability. Accordingly, research validity means whether the relevant study measures what it supposed to measure and draw suited conclusions based on its output while research reliability ensures that the same methodology followed in certain research can be repeated to get either consistent result or can apply for a different study </w:t>
+      </w:r>
+      <w:r>
+        <w:rPr>
+          <w:sz w:val="24"/>
+          <w:szCs w:val="24"/>
+        </w:rPr>
+        <w:t>(Storey et al., 2024)</w:t>
+      </w:r>
+      <w:r>
+        <w:rPr>
+          <w:sz w:val="24"/>
+          <w:szCs w:val="24"/>
+        </w:rPr>
+        <w:t>.</w:t>
+      </w:r>
+    </w:p>
+    <w:p>
+      <w:pPr>
+        <w:spacing w:line="360" w:lineRule="auto"/>
+        <w:jc w:val="both"/>
+        <w:rPr>
+          <w:sz w:val="24"/>
+          <w:szCs w:val="24"/>
+        </w:rPr>
+      </w:pPr>
+    </w:p>
+    <w:p>
+      <w:pPr>
+        <w:pStyle w:val="Heading3"/>
+        <w:spacing w:line="360" w:lineRule="auto"/>
+        <w:jc w:val="both"/>
+        <w:rPr>
+          <w:rFonts w:ascii="Times New Roman" w:hAnsi="Times New Roman" w:cs="Times New Roman"/>
+          <w:b/>
+          <w:bCs/>
+          <w:color w:val="000000" w:themeColor="text1"/>
+        </w:rPr>
+      </w:pPr>
+      <w:bookmarkStart w:id="75" w:name="_Toc238245201"/>
+      <w:r>
+        <w:rPr>
+          <w:rFonts w:ascii="Times New Roman" w:hAnsi="Times New Roman" w:cs="Times New Roman"/>
+          <w:b/>
+          <w:bCs/>
+          <w:color w:val="000000" w:themeColor="text1"/>
+        </w:rPr>
+        <w:t>3</w:t>
+      </w:r>
+      <w:r>
+        <w:rPr>
+          <w:rFonts w:ascii="Times New Roman" w:hAnsi="Times New Roman" w:cs="Times New Roman"/>
+          <w:b/>
+          <w:bCs/>
+          <w:color w:val="000000" w:themeColor="text1"/>
+        </w:rPr>
+        <w:t>.</w:t>
+      </w:r>
+      <w:r>
+        <w:rPr>
+          <w:rFonts w:ascii="Times New Roman" w:hAnsi="Times New Roman" w:cs="Times New Roman"/>
+          <w:b/>
+          <w:bCs/>
+          <w:color w:val="000000" w:themeColor="text1"/>
+        </w:rPr>
+        <w:t>10</w:t>
+      </w:r>
+      <w:r>
+        <w:rPr>
+          <w:rFonts w:ascii="Times New Roman" w:hAnsi="Times New Roman" w:cs="Times New Roman"/>
+          <w:b/>
+          <w:bCs/>
+          <w:color w:val="000000" w:themeColor="text1"/>
+        </w:rPr>
+        <w:t>.</w:t>
+      </w:r>
+      <w:r>
+        <w:rPr>
+          <w:rFonts w:ascii="Times New Roman" w:hAnsi="Times New Roman" w:cs="Times New Roman"/>
+          <w:b/>
+          <w:bCs/>
+          <w:color w:val="000000" w:themeColor="text1"/>
+        </w:rPr>
+        <w:t>1</w:t>
+      </w:r>
+      <w:r>
+        <w:rPr>
+          <w:rFonts w:ascii="Times New Roman" w:hAnsi="Times New Roman" w:cs="Times New Roman"/>
+          <w:b/>
+          <w:bCs/>
+          <w:color w:val="000000" w:themeColor="text1"/>
+        </w:rPr>
+        <w:t xml:space="preserve"> </w:t>
+      </w:r>
+      <w:r>
+        <w:rPr>
+          <w:rFonts w:ascii="Times New Roman" w:hAnsi="Times New Roman" w:cs="Times New Roman"/>
+          <w:b/>
+          <w:bCs/>
+          <w:color w:val="000000" w:themeColor="text1"/>
+        </w:rPr>
+        <w:t>Research Validity</w:t>
+      </w:r>
+      <w:bookmarkEnd w:id="75"/>
+    </w:p>
+    <w:p>
+      <w:pPr>
+        <w:spacing w:line="360" w:lineRule="auto"/>
+        <w:jc w:val="both"/>
+        <w:rPr>
+          <w:sz w:val="24"/>
+          <w:szCs w:val="24"/>
+        </w:rPr>
+      </w:pPr>
+      <w:r>
+        <w:rPr>
+          <w:sz w:val="24"/>
+          <w:szCs w:val="24"/>
+        </w:rPr>
+        <w:t>When it comes to validity of the research, it is mainly established by anchored sources, above mentioned TSTR validation and lambda contribution scoping. Accordingly, validation of this research was done according to 4 types of validation techniques.</w:t>
+      </w:r>
+    </w:p>
+    <w:p>
+      <w:pPr>
+        <w:spacing w:line="360" w:lineRule="auto"/>
+        <w:jc w:val="both"/>
+        <w:rPr>
+          <w:sz w:val="24"/>
+          <w:szCs w:val="24"/>
+        </w:rPr>
+      </w:pPr>
+    </w:p>
+    <w:p>
+      <w:pPr>
+        <w:pStyle w:val="Heading4"/>
+        <w:rPr>
+          <w:rFonts w:ascii="Times New Roman" w:hAnsi="Times New Roman" w:cs="Times New Roman"/>
+          <w:b/>
+          <w:bCs/>
+          <w:i w:val="0"/>
+          <w:iCs w:val="0"/>
+          <w:color w:val="auto"/>
+          <w:sz w:val="24"/>
+          <w:szCs w:val="24"/>
+        </w:rPr>
+      </w:pPr>
+      <w:r>
+        <w:rPr>
+          <w:rFonts w:ascii="Times New Roman" w:hAnsi="Times New Roman" w:cs="Times New Roman"/>
+          <w:b/>
+          <w:bCs/>
+          <w:i w:val="0"/>
+          <w:iCs w:val="0"/>
+          <w:color w:val="auto"/>
+          <w:sz w:val="24"/>
+          <w:szCs w:val="24"/>
+        </w:rPr>
+        <w:t>3.10.1.1 Construct Validity</w:t>
+      </w:r>
+    </w:p>
+    <w:p>
+      <w:pPr>
+        <w:spacing w:line="360" w:lineRule="auto"/>
+        <w:jc w:val="both"/>
+        <w:rPr>
+          <w:sz w:val="24"/>
+          <w:szCs w:val="24"/>
+        </w:rPr>
+      </w:pPr>
+      <w:r>
+        <w:rPr>
+          <w:sz w:val="24"/>
+          <w:szCs w:val="24"/>
+        </w:rPr>
+        <w:t>Accordingly, construct validity helps us to ensure whether the variables and measurement that we used for this study truly represents concepts that they are supposed to measure. Such validations were established by ensuring relevant variables are truly aligned with empirical sources that we found. Accordingly, it is ensured in the below way</w:t>
+      </w:r>
+    </w:p>
+    <w:p>
+      <w:pPr>
+        <w:pStyle w:val="ListParagraph"/>
+        <w:numPr>
+          <w:ilvl w:val="0"/>
+          <w:numId w:val="18"/>
+        </w:numPr>
+        <w:spacing w:line="360" w:lineRule="auto"/>
+        <w:jc w:val="both"/>
+        <w:rPr>
+          <w:sz w:val="24"/>
+          <w:szCs w:val="24"/>
+        </w:rPr>
+      </w:pPr>
+      <w:r>
+        <w:rPr>
+          <w:sz w:val="24"/>
+          <w:szCs w:val="24"/>
+        </w:rPr>
+        <w:t>Structure of variables</w:t>
+      </w:r>
+      <w:r>
+        <w:rPr>
+          <w:sz w:val="24"/>
+          <w:szCs w:val="24"/>
+        </w:rPr>
+        <w:t xml:space="preserve"> like “Severity </w:t>
+      </w:r>
+      <w:r>
+        <w:rPr>
+          <w:sz w:val="24"/>
+          <w:szCs w:val="24"/>
+        </w:rPr>
+        <w:t xml:space="preserve">Class” were directly derived from the classification system used Sri Lankan Police </w:t>
+      </w:r>
+      <w:r>
+        <w:rPr>
+          <w:sz w:val="24"/>
+          <w:szCs w:val="24"/>
+        </w:rPr>
+        <w:t>(</w:t>
+      </w:r>
+      <w:r>
+        <w:rPr>
+          <w:color w:val="040102"/>
+          <w:sz w:val="24"/>
+          <w:szCs w:val="24"/>
+          <w:shd w:val="clear" w:color="auto" w:fill="FFFFFF"/>
+        </w:rPr>
+        <w:t>“2025 Traffic Reports – SRI LANKA POLICE,” 2025)</w:t>
+      </w:r>
+      <w:r>
+        <w:rPr>
+          <w:sz w:val="24"/>
+          <w:szCs w:val="24"/>
+        </w:rPr>
+        <w:t>. This ensures that structured of such variables directly matches with the structure of national level data.</w:t>
+      </w:r>
+    </w:p>
+    <w:p>
+      <w:pPr>
+        <w:pStyle w:val="ListParagraph"/>
+        <w:numPr>
+          <w:ilvl w:val="0"/>
+          <w:numId w:val="18"/>
+        </w:numPr>
+        <w:spacing w:line="360" w:lineRule="auto"/>
+        <w:jc w:val="both"/>
+        <w:rPr>
+          <w:sz w:val="24"/>
+          <w:szCs w:val="24"/>
+        </w:rPr>
+      </w:pPr>
+      <w:r>
+        <w:rPr>
+          <w:sz w:val="24"/>
+          <w:szCs w:val="24"/>
+        </w:rPr>
+        <w:t>Also distribution of road accidents across Colombo Municipal Area were directly derived from data obtained from DCS, ensuring such distributions are correlate with real world distribution (“Department of Census and Statistics,” 2024).</w:t>
+      </w:r>
+    </w:p>
+    <w:p>
+      <w:pPr>
+        <w:pStyle w:val="ListParagraph"/>
+        <w:numPr>
+          <w:ilvl w:val="0"/>
+          <w:numId w:val="18"/>
+        </w:numPr>
+        <w:spacing w:line="360" w:lineRule="auto"/>
+        <w:jc w:val="both"/>
+        <w:rPr>
+          <w:sz w:val="24"/>
+          <w:szCs w:val="24"/>
+        </w:rPr>
+      </w:pPr>
+      <w:r>
+        <w:rPr>
+          <w:sz w:val="24"/>
+          <w:szCs w:val="24"/>
+        </w:rPr>
+        <w:t xml:space="preserve">Similarly temporal patterns were also derived from previous empirical studies that studied distribution of road accident across time of the day such as </w:t>
+      </w:r>
+      <w:r>
+        <w:rPr>
+          <w:sz w:val="24"/>
+          <w:szCs w:val="24"/>
+        </w:rPr>
+        <w:t>W. G. S. R. Thilakarathna et al. (2025) and Jayasinghe et al. (2025)</w:t>
+      </w:r>
+    </w:p>
+    <w:p>
+      <w:pPr>
+        <w:pStyle w:val="ListParagraph"/>
+        <w:spacing w:line="360" w:lineRule="auto"/>
+        <w:jc w:val="both"/>
+        <w:rPr>
+          <w:sz w:val="24"/>
+          <w:szCs w:val="24"/>
+        </w:rPr>
+      </w:pPr>
+    </w:p>
+    <w:p>
+      <w:pPr>
+        <w:spacing w:line="360" w:lineRule="auto"/>
+        <w:jc w:val="both"/>
+        <w:rPr>
+          <w:sz w:val="24"/>
+          <w:szCs w:val="24"/>
+        </w:rPr>
+      </w:pPr>
+      <w:r>
+        <w:rPr>
+          <w:sz w:val="24"/>
+          <w:szCs w:val="24"/>
+        </w:rPr>
+        <w:t xml:space="preserve">However, due to the data limitation, it wasn’t possible to derive every variable from empirical sources. As a result, such variables were derived via explicit modelling while ensuring transparency via reporting. </w:t>
+      </w:r>
+    </w:p>
+    <w:p>
+      <w:pPr>
+        <w:pStyle w:val="Heading4"/>
+        <w:rPr>
+          <w:rFonts w:ascii="Times New Roman" w:hAnsi="Times New Roman" w:cs="Times New Roman"/>
+          <w:b/>
+          <w:bCs/>
+          <w:i w:val="0"/>
+          <w:iCs w:val="0"/>
+          <w:color w:val="auto"/>
+          <w:sz w:val="24"/>
+          <w:szCs w:val="24"/>
+        </w:rPr>
+      </w:pPr>
+      <w:r>
+        <w:rPr>
+          <w:rFonts w:ascii="Times New Roman" w:hAnsi="Times New Roman" w:cs="Times New Roman"/>
+          <w:b/>
+          <w:bCs/>
+          <w:i w:val="0"/>
+          <w:iCs w:val="0"/>
+          <w:color w:val="auto"/>
+          <w:sz w:val="24"/>
+          <w:szCs w:val="24"/>
+        </w:rPr>
+        <w:lastRenderedPageBreak/>
+        <w:t>3.10.1.2 Internal Validity</w:t>
+      </w:r>
+    </w:p>
+    <w:p>
+      <w:pPr>
+        <w:spacing w:line="360" w:lineRule="auto"/>
+        <w:jc w:val="both"/>
+        <w:rPr>
+          <w:sz w:val="24"/>
+          <w:szCs w:val="24"/>
+        </w:rPr>
+      </w:pPr>
+      <w:r>
+        <w:rPr>
+          <w:sz w:val="24"/>
+          <w:szCs w:val="24"/>
+        </w:rPr>
+        <w:t>Internal validity makes sure that the observed results of the artefact are mainly due to the designed framework rather than unintended factors. Accordingly, few threats for internal validity were identified and addressed as follows.</w:t>
+      </w:r>
+    </w:p>
+    <w:p>
+      <w:pPr>
+        <w:pStyle w:val="ListParagraph"/>
+        <w:numPr>
+          <w:ilvl w:val="0"/>
+          <w:numId w:val="19"/>
+        </w:numPr>
+        <w:spacing w:line="360" w:lineRule="auto"/>
+        <w:jc w:val="both"/>
+        <w:rPr>
+          <w:sz w:val="24"/>
+          <w:szCs w:val="24"/>
+        </w:rPr>
+      </w:pPr>
+      <w:r>
+        <w:rPr>
+          <w:sz w:val="24"/>
+          <w:szCs w:val="24"/>
+        </w:rPr>
+        <w:t>Synthetic Data Leakage into Validation</w:t>
+      </w:r>
+    </w:p>
+    <w:p>
+      <w:pPr>
+        <w:pStyle w:val="ListParagraph"/>
+        <w:numPr>
+          <w:ilvl w:val="1"/>
+          <w:numId w:val="19"/>
+        </w:numPr>
+        <w:spacing w:line="360" w:lineRule="auto"/>
+        <w:jc w:val="both"/>
+        <w:rPr>
+          <w:sz w:val="24"/>
+          <w:szCs w:val="24"/>
+        </w:rPr>
+      </w:pPr>
+      <w:r>
+        <w:rPr>
+          <w:sz w:val="24"/>
+          <w:szCs w:val="24"/>
+        </w:rPr>
+        <w:t>If the real data that collected from Slave Island police station leaked to synthetic data generation pipeline, it can cause potential leakage of such data to model as training data, causing artificial performance increments. Such problems were minimized by keeping real data strictly out of synthetic data generation.</w:t>
+      </w:r>
+    </w:p>
+    <w:p>
+      <w:pPr>
+        <w:pStyle w:val="ListParagraph"/>
+        <w:numPr>
+          <w:ilvl w:val="0"/>
+          <w:numId w:val="19"/>
+        </w:numPr>
+        <w:spacing w:line="360" w:lineRule="auto"/>
+        <w:jc w:val="both"/>
+        <w:rPr>
+          <w:sz w:val="24"/>
+          <w:szCs w:val="24"/>
+        </w:rPr>
+      </w:pPr>
+      <w:r>
+        <w:rPr>
+          <w:sz w:val="24"/>
+          <w:szCs w:val="24"/>
+        </w:rPr>
+        <w:t>Circular Validation</w:t>
+      </w:r>
+    </w:p>
+    <w:p>
+      <w:pPr>
+        <w:pStyle w:val="ListParagraph"/>
+        <w:numPr>
+          <w:ilvl w:val="1"/>
+          <w:numId w:val="19"/>
+        </w:numPr>
+        <w:spacing w:line="360" w:lineRule="auto"/>
+        <w:jc w:val="both"/>
+        <w:rPr>
+          <w:sz w:val="24"/>
+          <w:szCs w:val="24"/>
+        </w:rPr>
+      </w:pPr>
+      <w:r>
+        <w:rPr>
+          <w:sz w:val="24"/>
+          <w:szCs w:val="24"/>
+        </w:rPr>
+        <w:t>Another problem was learning of circular finding by the models. This is because the designed framework is mainly trained and tested via the same synthetic data. However, by ensuring this framework as a lambda contribution and also through the limited above mentioned TSTR approach, the impact of these kinds of issues were minimized.</w:t>
+      </w:r>
+    </w:p>
+    <w:p>
+      <w:pPr>
+        <w:pStyle w:val="ListParagraph"/>
+        <w:numPr>
+          <w:ilvl w:val="0"/>
+          <w:numId w:val="19"/>
+        </w:numPr>
+        <w:spacing w:line="360" w:lineRule="auto"/>
+        <w:jc w:val="both"/>
+        <w:rPr>
+          <w:sz w:val="24"/>
+          <w:szCs w:val="24"/>
+        </w:rPr>
+      </w:pPr>
+      <w:r>
+        <w:rPr>
+          <w:sz w:val="24"/>
+          <w:szCs w:val="24"/>
+        </w:rPr>
+        <w:t>Mistaking Conditional Rules as Patterns</w:t>
+      </w:r>
+    </w:p>
+    <w:p>
+      <w:pPr>
+        <w:pStyle w:val="ListParagraph"/>
+        <w:numPr>
+          <w:ilvl w:val="1"/>
+          <w:numId w:val="19"/>
+        </w:numPr>
+        <w:spacing w:line="360" w:lineRule="auto"/>
+        <w:jc w:val="both"/>
+        <w:rPr>
+          <w:sz w:val="24"/>
+          <w:szCs w:val="24"/>
+        </w:rPr>
+      </w:pPr>
+      <w:r>
+        <w:rPr>
+          <w:sz w:val="24"/>
+          <w:szCs w:val="24"/>
+        </w:rPr>
+        <w:t xml:space="preserve">Effects from conditional rules shouldn’t reflect real world distributions. They were only supposed to create relationships among selected variables. This is addressed by being transparent about them via documentation of such rules against the empirical sources. Also, dependency verification was used to ensure such rules only create intended relationships. </w:t>
+      </w:r>
+    </w:p>
+    <w:p>
+      <w:pPr>
+        <w:pStyle w:val="ListParagraph"/>
+        <w:spacing w:line="360" w:lineRule="auto"/>
+        <w:ind w:left="1440"/>
+        <w:jc w:val="both"/>
+        <w:rPr>
+          <w:sz w:val="24"/>
+          <w:szCs w:val="24"/>
+        </w:rPr>
+      </w:pPr>
+    </w:p>
+    <w:p>
+      <w:pPr>
+        <w:pStyle w:val="Heading4"/>
+        <w:rPr>
+          <w:rFonts w:ascii="Times New Roman" w:hAnsi="Times New Roman" w:cs="Times New Roman"/>
+          <w:b/>
+          <w:bCs/>
+          <w:i w:val="0"/>
+          <w:iCs w:val="0"/>
+          <w:color w:val="auto"/>
+          <w:sz w:val="24"/>
+          <w:szCs w:val="24"/>
+        </w:rPr>
+      </w:pPr>
+      <w:r>
+        <w:rPr>
+          <w:rFonts w:ascii="Times New Roman" w:hAnsi="Times New Roman" w:cs="Times New Roman"/>
+          <w:b/>
+          <w:bCs/>
+          <w:i w:val="0"/>
+          <w:iCs w:val="0"/>
+          <w:color w:val="auto"/>
+          <w:sz w:val="24"/>
+          <w:szCs w:val="24"/>
+        </w:rPr>
+        <w:t>3.10.1.3 External Validity</w:t>
+      </w:r>
+    </w:p>
+    <w:p>
+      <w:pPr>
+        <w:spacing w:line="360" w:lineRule="auto"/>
+        <w:jc w:val="both"/>
+        <w:rPr>
+          <w:sz w:val="24"/>
+          <w:szCs w:val="24"/>
+        </w:rPr>
+      </w:pPr>
+      <w:r>
+        <w:rPr>
+          <w:sz w:val="24"/>
+          <w:szCs w:val="24"/>
+        </w:rPr>
+        <w:t>External validity is there to check whether the finding of a study can be generalized beyond the context of the study itself. However, due to data limitation in Sri Lanka, such generalization was limited. Accordingly, external validity is limited in following ways,</w:t>
+      </w:r>
+    </w:p>
+    <w:p>
+      <w:pPr>
+        <w:pStyle w:val="ListParagraph"/>
+        <w:numPr>
+          <w:ilvl w:val="0"/>
+          <w:numId w:val="20"/>
+        </w:numPr>
+        <w:spacing w:line="360" w:lineRule="auto"/>
+        <w:jc w:val="both"/>
+        <w:rPr>
+          <w:sz w:val="24"/>
+          <w:szCs w:val="24"/>
+        </w:rPr>
+      </w:pPr>
+      <w:r>
+        <w:rPr>
+          <w:sz w:val="24"/>
+          <w:szCs w:val="24"/>
+        </w:rPr>
+        <w:t>Geographical Scope</w:t>
+      </w:r>
+    </w:p>
+    <w:p>
+      <w:pPr>
+        <w:pStyle w:val="ListParagraph"/>
+        <w:numPr>
+          <w:ilvl w:val="1"/>
+          <w:numId w:val="20"/>
+        </w:numPr>
+        <w:spacing w:line="360" w:lineRule="auto"/>
+        <w:jc w:val="both"/>
+        <w:rPr>
+          <w:sz w:val="24"/>
+          <w:szCs w:val="24"/>
+        </w:rPr>
+      </w:pPr>
+      <w:r>
+        <w:rPr>
+          <w:sz w:val="24"/>
+          <w:szCs w:val="24"/>
+        </w:rPr>
+        <w:t>As mentioned earlier, very limited real data validation was conducted to Slave Island area. As a result, it is impossible to claim that the framework performs well in other Colombo Municipal area. However, this is addressed by scoping the output of the study as lambda contribution.</w:t>
+      </w:r>
+    </w:p>
+    <w:p>
+      <w:pPr>
+        <w:pStyle w:val="ListParagraph"/>
+        <w:numPr>
+          <w:ilvl w:val="0"/>
+          <w:numId w:val="20"/>
+        </w:numPr>
+        <w:spacing w:line="360" w:lineRule="auto"/>
+        <w:jc w:val="both"/>
+        <w:rPr>
+          <w:sz w:val="24"/>
+          <w:szCs w:val="24"/>
+        </w:rPr>
+      </w:pPr>
+      <w:r>
+        <w:rPr>
+          <w:sz w:val="24"/>
+          <w:szCs w:val="24"/>
+        </w:rPr>
+        <w:lastRenderedPageBreak/>
+        <w:t>Temporal Scope</w:t>
+      </w:r>
+    </w:p>
+    <w:p>
+      <w:pPr>
+        <w:pStyle w:val="ListParagraph"/>
+        <w:numPr>
+          <w:ilvl w:val="1"/>
+          <w:numId w:val="20"/>
+        </w:numPr>
+        <w:spacing w:line="360" w:lineRule="auto"/>
+        <w:jc w:val="both"/>
+        <w:rPr>
+          <w:sz w:val="24"/>
+          <w:szCs w:val="24"/>
+        </w:rPr>
+      </w:pPr>
+      <w:r>
+        <w:rPr>
+          <w:sz w:val="24"/>
+          <w:szCs w:val="24"/>
+        </w:rPr>
+        <w:t>Synthetic data generation was limited to the period of 2022 and 2023 due to limitation in empirical sources to anchor such distributions. So, such distribution may not be valid for earlier periods.</w:t>
+      </w:r>
+    </w:p>
+    <w:p>
+      <w:pPr>
+        <w:pStyle w:val="ListParagraph"/>
+        <w:numPr>
+          <w:ilvl w:val="0"/>
+          <w:numId w:val="20"/>
+        </w:numPr>
+        <w:spacing w:line="360" w:lineRule="auto"/>
+        <w:jc w:val="both"/>
+        <w:rPr>
+          <w:sz w:val="24"/>
+          <w:szCs w:val="24"/>
+        </w:rPr>
+      </w:pPr>
+      <w:r>
+        <w:rPr>
+          <w:sz w:val="24"/>
+          <w:szCs w:val="24"/>
+        </w:rPr>
+        <w:t>Limited to Sri Lankan (Colomo Municipal Area) Context</w:t>
+      </w:r>
+    </w:p>
+    <w:p>
+      <w:pPr>
+        <w:pStyle w:val="ListParagraph"/>
+        <w:numPr>
+          <w:ilvl w:val="1"/>
+          <w:numId w:val="20"/>
+        </w:numPr>
+        <w:spacing w:line="360" w:lineRule="auto"/>
+        <w:jc w:val="both"/>
+        <w:rPr>
+          <w:sz w:val="24"/>
+          <w:szCs w:val="24"/>
+        </w:rPr>
+      </w:pPr>
+      <w:r>
+        <w:rPr>
+          <w:sz w:val="24"/>
+          <w:szCs w:val="24"/>
+        </w:rPr>
+        <w:t xml:space="preserve">Even though the designed methodology can be transferred to other context beyond Sri Lanka Colombo Municipal Area context, cross country generalizations are not claimed. This is because anchored sources use to derive synthetic data were explicitly related to Sri Lankan context. </w:t>
+      </w:r>
+    </w:p>
+    <w:p/>
+    <w:p>
+      <w:pPr>
+        <w:pStyle w:val="Heading4"/>
+        <w:rPr>
+          <w:rFonts w:ascii="Times New Roman" w:hAnsi="Times New Roman" w:cs="Times New Roman"/>
+          <w:b/>
+          <w:bCs/>
+          <w:i w:val="0"/>
+          <w:iCs w:val="0"/>
+          <w:color w:val="auto"/>
+          <w:sz w:val="24"/>
+          <w:szCs w:val="24"/>
+        </w:rPr>
+      </w:pPr>
+      <w:r>
+        <w:rPr>
+          <w:rFonts w:ascii="Times New Roman" w:hAnsi="Times New Roman" w:cs="Times New Roman"/>
+          <w:b/>
+          <w:bCs/>
+          <w:i w:val="0"/>
+          <w:iCs w:val="0"/>
+          <w:color w:val="auto"/>
+          <w:sz w:val="24"/>
+          <w:szCs w:val="24"/>
+        </w:rPr>
+        <w:t>3.10.1.4 Conclusion Validity</w:t>
+      </w:r>
+    </w:p>
+    <w:p>
+      <w:pPr>
+        <w:spacing w:line="360" w:lineRule="auto"/>
+        <w:jc w:val="both"/>
+        <w:rPr>
+          <w:sz w:val="24"/>
+          <w:szCs w:val="24"/>
+        </w:rPr>
+      </w:pPr>
+      <w:r>
+        <w:rPr>
+          <w:sz w:val="24"/>
+          <w:szCs w:val="24"/>
+        </w:rPr>
+        <w:t>Conclusion validity concerns whether the statistical and analytical conclusions which were derived from results of the study can be justified and issues related to this matter are addressed as follows.</w:t>
+      </w:r>
+    </w:p>
+    <w:p>
+      <w:pPr>
+        <w:pStyle w:val="ListParagraph"/>
+        <w:numPr>
+          <w:ilvl w:val="0"/>
+          <w:numId w:val="21"/>
+        </w:numPr>
+        <w:spacing w:line="360" w:lineRule="auto"/>
+        <w:jc w:val="both"/>
+        <w:rPr>
+          <w:sz w:val="24"/>
+          <w:szCs w:val="24"/>
+        </w:rPr>
+      </w:pPr>
+      <w:r>
+        <w:rPr>
+          <w:sz w:val="24"/>
+          <w:szCs w:val="24"/>
+        </w:rPr>
+        <w:t>Explicit Reporting of Statistical Significance</w:t>
+      </w:r>
+    </w:p>
+    <w:p>
+      <w:pPr>
+        <w:pStyle w:val="ListParagraph"/>
+        <w:numPr>
+          <w:ilvl w:val="1"/>
+          <w:numId w:val="21"/>
+        </w:numPr>
+        <w:spacing w:line="360" w:lineRule="auto"/>
+        <w:jc w:val="both"/>
+        <w:rPr>
+          <w:sz w:val="24"/>
+          <w:szCs w:val="24"/>
+        </w:rPr>
+      </w:pPr>
+      <w:r>
+        <w:rPr>
+          <w:sz w:val="24"/>
+          <w:szCs w:val="24"/>
+        </w:rPr>
+        <w:t>For this Chi Square Goodness of Fit (section 3.9.1.1) was used to assess whether the synthetic data has a similar distribute in related to anchored sources.</w:t>
+      </w:r>
+    </w:p>
+    <w:p>
+      <w:pPr>
+        <w:pStyle w:val="ListParagraph"/>
+        <w:numPr>
+          <w:ilvl w:val="0"/>
+          <w:numId w:val="21"/>
+        </w:numPr>
+        <w:spacing w:line="360" w:lineRule="auto"/>
+        <w:jc w:val="both"/>
+        <w:rPr>
+          <w:sz w:val="24"/>
+          <w:szCs w:val="24"/>
+        </w:rPr>
+      </w:pPr>
+      <w:r>
+        <w:rPr>
+          <w:sz w:val="24"/>
+          <w:szCs w:val="24"/>
+        </w:rPr>
+        <w:t xml:space="preserve">Reporting of </w:t>
+      </w:r>
+      <w:r>
+        <w:rPr>
+          <w:sz w:val="24"/>
+          <w:szCs w:val="24"/>
+        </w:rPr>
+        <w:t>S</w:t>
+      </w:r>
+      <w:r>
+        <w:rPr>
+          <w:sz w:val="24"/>
+          <w:szCs w:val="24"/>
+        </w:rPr>
+        <w:t xml:space="preserve">mall </w:t>
+      </w:r>
+      <w:r>
+        <w:rPr>
+          <w:sz w:val="24"/>
+          <w:szCs w:val="24"/>
+        </w:rPr>
+        <w:t xml:space="preserve">Real </w:t>
+      </w:r>
+      <w:r>
+        <w:rPr>
+          <w:sz w:val="24"/>
+          <w:szCs w:val="24"/>
+        </w:rPr>
+        <w:t>Sample Caveats</w:t>
+      </w:r>
+    </w:p>
+    <w:p>
+      <w:pPr>
+        <w:pStyle w:val="ListParagraph"/>
+        <w:numPr>
+          <w:ilvl w:val="1"/>
+          <w:numId w:val="21"/>
+        </w:numPr>
+        <w:spacing w:line="360" w:lineRule="auto"/>
+        <w:jc w:val="both"/>
+        <w:rPr>
+          <w:sz w:val="24"/>
+          <w:szCs w:val="24"/>
+        </w:rPr>
+      </w:pPr>
+      <w:r>
+        <w:rPr>
+          <w:sz w:val="24"/>
+          <w:szCs w:val="24"/>
+        </w:rPr>
+        <w:t>Even though we collected real accident records from Slave Island police station, that limited number of records limits the generalizability of the study. So, the results were only used as a supporting evidence that the framework works use within the relevant context, without claiming any ground truths reflecting lambda contribution. Also, such limitation and are openly admitted though the reporting</w:t>
+      </w:r>
+    </w:p>
+    <w:p>
+      <w:pPr>
+        <w:pStyle w:val="ListParagraph"/>
+        <w:numPr>
+          <w:ilvl w:val="0"/>
+          <w:numId w:val="21"/>
+        </w:numPr>
+        <w:spacing w:line="360" w:lineRule="auto"/>
+        <w:jc w:val="both"/>
+        <w:rPr>
+          <w:sz w:val="24"/>
+          <w:szCs w:val="24"/>
+        </w:rPr>
+      </w:pPr>
+      <w:r>
+        <w:rPr>
+          <w:sz w:val="24"/>
+          <w:szCs w:val="24"/>
+        </w:rPr>
+        <w:t>Reporting of Effect Sizes of Conditional Rules</w:t>
+      </w:r>
+    </w:p>
+    <w:p>
+      <w:pPr>
+        <w:pStyle w:val="ListParagraph"/>
+        <w:numPr>
+          <w:ilvl w:val="1"/>
+          <w:numId w:val="21"/>
+        </w:numPr>
+        <w:spacing w:line="360" w:lineRule="auto"/>
+        <w:jc w:val="both"/>
+        <w:rPr>
+          <w:sz w:val="24"/>
+          <w:szCs w:val="24"/>
+        </w:rPr>
+      </w:pPr>
+      <w:r>
+        <w:rPr>
+          <w:sz w:val="24"/>
+          <w:szCs w:val="24"/>
+        </w:rPr>
+        <w:t>Also, above mentioned joint dependency rule validation process were designed to output both absolute and relative changes in severity, enabling us with judging practical importance along with statistical significance.</w:t>
+      </w:r>
+    </w:p>
+    <w:p>
+      <w:pPr>
+        <w:pStyle w:val="ListParagraph"/>
+        <w:spacing w:line="360" w:lineRule="auto"/>
+        <w:jc w:val="both"/>
+        <w:rPr>
+          <w:sz w:val="24"/>
+          <w:szCs w:val="24"/>
+        </w:rPr>
+      </w:pPr>
+    </w:p>
+    <w:p>
+      <w:pPr>
+        <w:pStyle w:val="Heading3"/>
+        <w:spacing w:line="360" w:lineRule="auto"/>
+        <w:jc w:val="both"/>
+        <w:rPr>
+          <w:rFonts w:ascii="Times New Roman" w:hAnsi="Times New Roman" w:cs="Times New Roman"/>
+          <w:b/>
+          <w:bCs/>
+          <w:color w:val="000000" w:themeColor="text1"/>
+        </w:rPr>
+      </w:pPr>
+      <w:bookmarkStart w:id="76" w:name="_Toc238245202"/>
+      <w:r>
+        <w:rPr>
+          <w:rFonts w:ascii="Times New Roman" w:hAnsi="Times New Roman" w:cs="Times New Roman"/>
+          <w:b/>
+          <w:bCs/>
+          <w:color w:val="000000" w:themeColor="text1"/>
+        </w:rPr>
+        <w:lastRenderedPageBreak/>
+        <w:t>3</w:t>
+      </w:r>
+      <w:r>
+        <w:rPr>
+          <w:rFonts w:ascii="Times New Roman" w:hAnsi="Times New Roman" w:cs="Times New Roman"/>
+          <w:b/>
+          <w:bCs/>
+          <w:color w:val="000000" w:themeColor="text1"/>
+        </w:rPr>
+        <w:t>.</w:t>
+      </w:r>
+      <w:r>
+        <w:rPr>
+          <w:rFonts w:ascii="Times New Roman" w:hAnsi="Times New Roman" w:cs="Times New Roman"/>
+          <w:b/>
+          <w:bCs/>
+          <w:color w:val="000000" w:themeColor="text1"/>
+        </w:rPr>
+        <w:t>10</w:t>
+      </w:r>
+      <w:r>
+        <w:rPr>
+          <w:rFonts w:ascii="Times New Roman" w:hAnsi="Times New Roman" w:cs="Times New Roman"/>
+          <w:b/>
+          <w:bCs/>
+          <w:color w:val="000000" w:themeColor="text1"/>
+        </w:rPr>
+        <w:t>.</w:t>
+      </w:r>
+      <w:r>
+        <w:rPr>
+          <w:rFonts w:ascii="Times New Roman" w:hAnsi="Times New Roman" w:cs="Times New Roman"/>
+          <w:b/>
+          <w:bCs/>
+          <w:color w:val="000000" w:themeColor="text1"/>
+        </w:rPr>
+        <w:t>2</w:t>
+      </w:r>
+      <w:r>
+        <w:rPr>
+          <w:rFonts w:ascii="Times New Roman" w:hAnsi="Times New Roman" w:cs="Times New Roman"/>
+          <w:b/>
+          <w:bCs/>
+          <w:color w:val="000000" w:themeColor="text1"/>
+        </w:rPr>
+        <w:t xml:space="preserve"> </w:t>
+      </w:r>
+      <w:r>
+        <w:rPr>
+          <w:rFonts w:ascii="Times New Roman" w:hAnsi="Times New Roman" w:cs="Times New Roman"/>
+          <w:b/>
+          <w:bCs/>
+          <w:color w:val="000000" w:themeColor="text1"/>
+        </w:rPr>
+        <w:t>Research Reliability</w:t>
+      </w:r>
+      <w:bookmarkEnd w:id="76"/>
+    </w:p>
+    <w:p>
+      <w:pPr>
+        <w:spacing w:line="360" w:lineRule="auto"/>
+        <w:jc w:val="both"/>
+        <w:rPr>
+          <w:sz w:val="24"/>
+          <w:szCs w:val="24"/>
+        </w:rPr>
+      </w:pPr>
+      <w:r>
+        <w:rPr>
+          <w:sz w:val="24"/>
+          <w:szCs w:val="24"/>
+        </w:rPr>
+        <w:t>Reliability of this study is mainly ensured via reproducibility, reliability and being transparency about limitations. Accordingly, following steps were taken into consideration.</w:t>
+      </w:r>
+    </w:p>
+    <w:p>
+      <w:pPr>
+        <w:pStyle w:val="ListParagraph"/>
+        <w:numPr>
+          <w:ilvl w:val="0"/>
+          <w:numId w:val="22"/>
+        </w:numPr>
+        <w:spacing w:line="360" w:lineRule="auto"/>
+        <w:jc w:val="both"/>
+        <w:rPr>
+          <w:sz w:val="24"/>
+          <w:szCs w:val="24"/>
+        </w:rPr>
+      </w:pPr>
+      <w:r>
+        <w:rPr>
+          <w:sz w:val="24"/>
+          <w:szCs w:val="24"/>
+        </w:rPr>
+        <w:t>Reproducibility</w:t>
+      </w:r>
+      <w:r>
+        <w:rPr>
+          <w:sz w:val="24"/>
+          <w:szCs w:val="24"/>
+        </w:rPr>
+        <w:t xml:space="preserve"> </w:t>
+      </w:r>
+    </w:p>
+    <w:p>
+      <w:pPr>
+        <w:pStyle w:val="ListParagraph"/>
+        <w:numPr>
+          <w:ilvl w:val="1"/>
+          <w:numId w:val="22"/>
+        </w:numPr>
+        <w:spacing w:line="360" w:lineRule="auto"/>
+        <w:jc w:val="both"/>
+        <w:rPr>
+          <w:sz w:val="24"/>
+          <w:szCs w:val="24"/>
+        </w:rPr>
+      </w:pPr>
+      <w:r>
+        <w:rPr>
+          <w:sz w:val="24"/>
+          <w:szCs w:val="24"/>
+        </w:rPr>
+        <w:t>When it comes ensuring reproducibility of synthetic data techniques like random seed were used to ensure we get same set of records through the usage of same anchored distribution. The same approach was also used when it comes to splitting of dataset for model training and evaluation.</w:t>
+      </w:r>
+    </w:p>
+    <w:p>
+      <w:pPr>
+        <w:pStyle w:val="ListParagraph"/>
+        <w:numPr>
+          <w:ilvl w:val="0"/>
+          <w:numId w:val="22"/>
+        </w:numPr>
+        <w:spacing w:line="360" w:lineRule="auto"/>
+        <w:jc w:val="both"/>
+        <w:rPr>
+          <w:sz w:val="24"/>
+          <w:szCs w:val="24"/>
+        </w:rPr>
+      </w:pPr>
+      <w:r>
+        <w:rPr>
+          <w:sz w:val="24"/>
+          <w:szCs w:val="24"/>
+        </w:rPr>
+        <w:t xml:space="preserve">Traceability </w:t>
+      </w:r>
+    </w:p>
+    <w:p>
+      <w:pPr>
+        <w:pStyle w:val="ListParagraph"/>
+        <w:numPr>
+          <w:ilvl w:val="1"/>
+          <w:numId w:val="22"/>
+        </w:numPr>
+        <w:spacing w:line="360" w:lineRule="auto"/>
+        <w:jc w:val="both"/>
+        <w:rPr>
+          <w:sz w:val="24"/>
+          <w:szCs w:val="24"/>
+        </w:rPr>
+      </w:pPr>
+      <w:r>
+        <w:rPr>
+          <w:sz w:val="24"/>
+          <w:szCs w:val="24"/>
+        </w:rPr>
+        <w:t>Most of the sources that we used to understand accident distribution and designing of the framework can be traced back to their sources. For example, anchors that we used to generate certain synthetic variables were linked to their empirical sources in section 3.7.1.2.2. Also, during the event of empirical sources were not available for certain variables, it was decided to generate them via explicit modelling assumption and such decisions were openly acknowledged.</w:t>
+      </w:r>
+    </w:p>
+    <w:p>
+      <w:pPr>
+        <w:pStyle w:val="ListParagraph"/>
+        <w:numPr>
+          <w:ilvl w:val="0"/>
+          <w:numId w:val="22"/>
+        </w:numPr>
+        <w:spacing w:line="360" w:lineRule="auto"/>
+        <w:jc w:val="both"/>
+        <w:rPr>
+          <w:sz w:val="24"/>
+          <w:szCs w:val="24"/>
+        </w:rPr>
+      </w:pPr>
+      <w:r>
+        <w:rPr>
+          <w:sz w:val="24"/>
+          <w:szCs w:val="24"/>
+        </w:rPr>
+        <w:t>Transparency of Limitations</w:t>
+      </w:r>
+    </w:p>
+    <w:p>
+      <w:pPr>
+        <w:pStyle w:val="ListParagraph"/>
+        <w:numPr>
+          <w:ilvl w:val="1"/>
+          <w:numId w:val="22"/>
+        </w:numPr>
+        <w:spacing w:line="360" w:lineRule="auto"/>
+        <w:jc w:val="both"/>
+        <w:rPr>
+          <w:sz w:val="24"/>
+          <w:szCs w:val="24"/>
+        </w:rPr>
+      </w:pPr>
+      <w:r>
+        <w:rPr>
+          <w:sz w:val="24"/>
+          <w:szCs w:val="24"/>
+        </w:rPr>
+        <w:t>Limitations of the research such as data limitations, difference between empirical sources, geocoding limitations, limitations in spatiotemporal analysis and etc. were also openly admitted and documented to ensure transparency and reliability of the research, improving overall transparency of the research.</w:t>
+      </w:r>
+    </w:p>
+    <w:p>
+      <w:pPr>
+        <w:spacing w:line="360" w:lineRule="auto"/>
+        <w:jc w:val="both"/>
+        <w:rPr>
+          <w:sz w:val="24"/>
+          <w:szCs w:val="24"/>
+        </w:rPr>
+      </w:pPr>
+    </w:p>
+    <w:p>
+      <w:pPr>
+        <w:spacing w:line="360" w:lineRule="auto"/>
+        <w:jc w:val="both"/>
+        <w:rPr>
+          <w:sz w:val="24"/>
+          <w:szCs w:val="24"/>
+        </w:rPr>
+      </w:pPr>
+    </w:p>
+    <w:p>
+      <w:pPr>
+        <w:spacing w:line="360" w:lineRule="auto"/>
+        <w:jc w:val="both"/>
+        <w:rPr>
+          <w:sz w:val="24"/>
+          <w:szCs w:val="24"/>
+        </w:rPr>
+      </w:pPr>
+    </w:p>
+    <w:p>
+      <w:pPr>
+        <w:spacing w:line="360" w:lineRule="auto"/>
+        <w:jc w:val="both"/>
+        <w:rPr>
+          <w:sz w:val="24"/>
+          <w:szCs w:val="24"/>
+        </w:rPr>
+      </w:pPr>
+    </w:p>
+    <w:p>
+      <w:pPr>
+        <w:spacing w:line="360" w:lineRule="auto"/>
+        <w:jc w:val="both"/>
+        <w:rPr>
+          <w:sz w:val="24"/>
+          <w:szCs w:val="24"/>
+        </w:rPr>
+      </w:pPr>
+    </w:p>
+    <w:p>
+      <w:pPr>
+        <w:spacing w:line="360" w:lineRule="auto"/>
+        <w:jc w:val="both"/>
+        <w:rPr>
+          <w:sz w:val="24"/>
+          <w:szCs w:val="24"/>
+        </w:rPr>
+      </w:pPr>
+    </w:p>
+    <w:p>
+      <w:pPr>
+        <w:spacing w:line="360" w:lineRule="auto"/>
+        <w:jc w:val="both"/>
+        <w:rPr>
+          <w:sz w:val="24"/>
+          <w:szCs w:val="24"/>
+        </w:rPr>
+      </w:pPr>
+    </w:p>
+    <w:p>
+      <w:pPr>
+        <w:spacing w:line="360" w:lineRule="auto"/>
+        <w:jc w:val="both"/>
+        <w:rPr>
+          <w:sz w:val="24"/>
+          <w:szCs w:val="24"/>
+        </w:rPr>
+      </w:pPr>
+    </w:p>
+    <w:p>
+      <w:pPr>
+        <w:pStyle w:val="Heading2"/>
+        <w:spacing w:line="360" w:lineRule="auto"/>
+        <w:jc w:val="both"/>
         <w:rPr>
           <w:rFonts w:ascii="Times New Roman" w:hAnsi="Times New Roman" w:cs="Times New Roman"/>
           <w:b/>
@@ -22367,8 +23879,76 @@
           <w:sz w:val="28"/>
           <w:szCs w:val="28"/>
         </w:rPr>
+      </w:pPr>
+      <w:bookmarkStart w:id="77" w:name="_Toc238245203"/>
+      <w:r>
+        <w:rPr>
+          <w:rFonts w:ascii="Times New Roman" w:hAnsi="Times New Roman" w:cs="Times New Roman"/>
+          <w:b/>
+          <w:bCs/>
+          <w:color w:val="000000" w:themeColor="text1"/>
+          <w:sz w:val="28"/>
+          <w:szCs w:val="28"/>
+        </w:rPr>
+        <w:lastRenderedPageBreak/>
+        <w:t>3</w:t>
+      </w:r>
+      <w:r>
+        <w:rPr>
+          <w:rFonts w:ascii="Times New Roman" w:hAnsi="Times New Roman" w:cs="Times New Roman"/>
+          <w:b/>
+          <w:bCs/>
+          <w:color w:val="000000" w:themeColor="text1"/>
+          <w:sz w:val="28"/>
+          <w:szCs w:val="28"/>
+        </w:rPr>
+        <w:t>.</w:t>
+      </w:r>
+      <w:r>
+        <w:rPr>
+          <w:rFonts w:ascii="Times New Roman" w:hAnsi="Times New Roman" w:cs="Times New Roman"/>
+          <w:b/>
+          <w:bCs/>
+          <w:color w:val="000000" w:themeColor="text1"/>
+          <w:sz w:val="28"/>
+          <w:szCs w:val="28"/>
+        </w:rPr>
+        <w:t>3</w:t>
+      </w:r>
+      <w:r>
+        <w:rPr>
+          <w:rFonts w:ascii="Times New Roman" w:hAnsi="Times New Roman" w:cs="Times New Roman"/>
+          <w:b/>
+          <w:bCs/>
+          <w:color w:val="000000" w:themeColor="text1"/>
+          <w:sz w:val="28"/>
+          <w:szCs w:val="28"/>
+        </w:rPr>
         <w:t xml:space="preserve"> </w:t>
       </w:r>
+      <w:r>
+        <w:rPr>
+          <w:rFonts w:ascii="Times New Roman" w:hAnsi="Times New Roman" w:cs="Times New Roman"/>
+          <w:b/>
+          <w:bCs/>
+          <w:color w:val="000000" w:themeColor="text1"/>
+          <w:sz w:val="28"/>
+          <w:szCs w:val="28"/>
+        </w:rPr>
+        <w:t>ETL Pipeline</w:t>
+      </w:r>
+      <w:bookmarkEnd w:id="77"/>
+      <w:r>
+        <w:rPr>
+          <w:rFonts w:ascii="Times New Roman" w:hAnsi="Times New Roman" w:cs="Times New Roman"/>
+          <w:b/>
+          <w:bCs/>
+          <w:color w:val="000000" w:themeColor="text1"/>
+          <w:sz w:val="28"/>
+          <w:szCs w:val="28"/>
+        </w:rPr>
+        <w:t xml:space="preserve"> </w:t>
+      </w:r>
     </w:p>
     <w:p>
       <w:pPr>
@@ -22382,7 +23962,7 @@
           <w:color w:val="000000" w:themeColor="text1"/>
         </w:rPr>
       </w:pPr>
-      <w:bookmarkStart w:id="75" w:name="_Toc237790915"/>
+      <w:bookmarkStart w:id="78" w:name="_Toc238245204"/>
       <w:r>
         <w:rPr>
           <w:rFonts w:ascii="Times New Roman" w:hAnsi="Times New Roman" w:cs="Times New Roman"/>
@@ -22446,7 +24026,7 @@
         </w:rPr>
         <w:t>ETL Pipeline Overview</w:t>
       </w:r>
-      <w:bookmarkEnd w:id="75"/>
+      <w:bookmarkEnd w:id="78"/>
     </w:p>
     <w:p>
       <w:pPr>
@@ -22657,7 +24237,7 @@
         </w:rPr>
         <w:lastRenderedPageBreak/>
         <w:drawing>
-          <wp:anchor distT="0" distB="0" distL="114300" distR="114300" simplePos="0" relativeHeight="251665408" behindDoc="0" locked="0" layoutInCell="1" allowOverlap="1" wp14:anchorId="3E4956DF" wp14:editId="1E9673CB">
+          <wp:anchor distT="0" distB="0" distL="114300" distR="114300" simplePos="0" relativeHeight="251665408" behindDoc="0" locked="0" layoutInCell="1" allowOverlap="1" wp14:anchorId="5FCBD0E7" wp14:editId="291A2A9A">
             <wp:simplePos x="0" y="0"/>
             <wp:positionH relativeFrom="column">
               <wp:posOffset>338224</wp:posOffset>
@@ -22719,7 +24299,7 @@
         <w:pStyle w:val="Caption"/>
         <w:jc w:val="center"/>
       </w:pPr>
-      <w:bookmarkStart w:id="76" w:name="_Toc237214324"/>
+      <w:bookmarkStart w:id="79" w:name="_Toc237214324"/>
       <w:r>
         <w:t xml:space="preserve">Figure </w:t>
       </w:r>
@@ -22744,7 +24324,7 @@
       <w:r>
         <w:t xml:space="preserve"> ETL Pipeline Overview</w:t>
       </w:r>
-      <w:bookmarkEnd w:id="76"/>
+      <w:bookmarkEnd w:id="79"/>
     </w:p>
     <w:p>
       <w:pPr>
@@ -22762,7 +24342,7 @@
           <w:color w:val="000000" w:themeColor="text1"/>
         </w:rPr>
       </w:pPr>
-      <w:bookmarkStart w:id="77" w:name="_Toc237790916"/>
+      <w:bookmarkStart w:id="80" w:name="_Toc238245205"/>
       <w:r>
         <w:rPr>
           <w:rFonts w:ascii="Times New Roman" w:hAnsi="Times New Roman" w:cs="Times New Roman"/>
@@ -22827,7 +24407,7 @@
         </w:rPr>
         <w:t>Implementation of Data Lake</w:t>
       </w:r>
-      <w:bookmarkEnd w:id="77"/>
+      <w:bookmarkEnd w:id="80"/>
     </w:p>
     <w:p>
       <w:pPr>
@@ -22928,7 +24508,7 @@
           <w:noProof/>
         </w:rPr>
         <w:drawing>
-          <wp:inline distT="0" distB="0" distL="0" distR="0" wp14:anchorId="0CE4F0DD" wp14:editId="45F91804">
+          <wp:inline distT="0" distB="0" distL="0" distR="0" wp14:anchorId="6BE11302" wp14:editId="34A3355B">
             <wp:extent cx="5486400" cy="2250440"/>
             <wp:effectExtent l="0" t="0" r="0" b="0"/>
             <wp:docPr id="7" name="Picture 7" descr="A screenshot of a computer&#10;&#10;Description automatically generated"/>
@@ -22969,7 +24549,7 @@
         <w:pStyle w:val="Caption"/>
         <w:jc w:val="center"/>
       </w:pPr>
-      <w:bookmarkStart w:id="78" w:name="_Toc237214325"/>
+      <w:bookmarkStart w:id="81" w:name="_Toc237214325"/>
       <w:r>
         <w:t xml:space="preserve">Figure </w:t>
       </w:r>
@@ -22994,7 +24574,7 @@
       <w:r>
         <w:t xml:space="preserve"> Data Lake Implementation via Mongo Atlas</w:t>
       </w:r>
-      <w:bookmarkEnd w:id="78"/>
+      <w:bookmarkEnd w:id="81"/>
     </w:p>
     <w:p>
       <w:pPr>
@@ -23032,7 +24612,7 @@
           <w:color w:val="000000" w:themeColor="text1"/>
         </w:rPr>
       </w:pPr>
-      <w:bookmarkStart w:id="79" w:name="_Toc237790917"/>
+      <w:bookmarkStart w:id="82" w:name="_Toc238245206"/>
       <w:r>
         <w:rPr>
           <w:rFonts w:ascii="Times New Roman" w:hAnsi="Times New Roman" w:cs="Times New Roman"/>
@@ -23097,7 +24677,7 @@
         </w:rPr>
         <w:t>Geocoding and Location Enrichment Process</w:t>
       </w:r>
-      <w:bookmarkEnd w:id="79"/>
+      <w:bookmarkEnd w:id="82"/>
     </w:p>
     <w:p>
       <w:pPr>
@@ -23228,7 +24808,7 @@
           <w:noProof/>
         </w:rPr>
         <w:drawing>
-          <wp:inline distT="0" distB="0" distL="0" distR="0" wp14:anchorId="001B211B" wp14:editId="2BD1BF82">
+          <wp:inline distT="0" distB="0" distL="0" distR="0" wp14:anchorId="7442A0D3" wp14:editId="3B20A468">
             <wp:extent cx="5486400" cy="1697990"/>
             <wp:effectExtent l="0" t="0" r="0" b="0"/>
             <wp:docPr id="8" name="Picture 8" descr="A white screen with text&#10;&#10;Description automatically generated"/>
@@ -23269,7 +24849,7 @@
         <w:pStyle w:val="Caption"/>
         <w:jc w:val="center"/>
       </w:pPr>
-      <w:bookmarkStart w:id="80" w:name="_Toc237214326"/>
+      <w:bookmarkStart w:id="83" w:name="_Toc237214326"/>
       <w:r>
         <w:t xml:space="preserve">Figure </w:t>
       </w:r>
@@ -23294,7 +24874,7 @@
       <w:r>
         <w:t xml:space="preserve"> Extracted Location Coordinates via Google Map API</w:t>
       </w:r>
-      <w:bookmarkEnd w:id="80"/>
+      <w:bookmarkEnd w:id="83"/>
     </w:p>
     <w:p>
       <w:pPr>
@@ -23313,7 +24893,7 @@
           <w:color w:val="000000" w:themeColor="text1"/>
         </w:rPr>
       </w:pPr>
-      <w:bookmarkStart w:id="81" w:name="_Toc237790918"/>
+      <w:bookmarkStart w:id="84" w:name="_Toc238245207"/>
       <w:r>
         <w:rPr>
           <w:rFonts w:ascii="Times New Roman" w:hAnsi="Times New Roman" w:cs="Times New Roman"/>
@@ -23378,7 +24958,7 @@
         </w:rPr>
         <w:t>Weather Data Integration</w:t>
       </w:r>
-      <w:bookmarkEnd w:id="81"/>
+      <w:bookmarkEnd w:id="84"/>
       <w:r>
         <w:rPr>
           <w:rFonts w:ascii="Times New Roman" w:hAnsi="Times New Roman" w:cs="Times New Roman"/>
@@ -23438,7 +25018,7 @@
           <w:noProof/>
         </w:rPr>
         <w:drawing>
-          <wp:inline distT="0" distB="0" distL="0" distR="0" wp14:anchorId="28ACA8A2" wp14:editId="02CE1EE1">
+          <wp:inline distT="0" distB="0" distL="0" distR="0" wp14:anchorId="6E4FF708" wp14:editId="0CC4D22A">
             <wp:extent cx="4257675" cy="4022123"/>
             <wp:effectExtent l="0" t="0" r="0" b="0"/>
             <wp:docPr id="10" name="Picture 10" descr="A screenshot of a computer&#10;&#10;Description automatically generated"/>
@@ -23479,7 +25059,7 @@
         <w:pStyle w:val="Caption"/>
         <w:jc w:val="center"/>
       </w:pPr>
-      <w:bookmarkStart w:id="82" w:name="_Toc237214327"/>
+      <w:bookmarkStart w:id="85" w:name="_Toc237214327"/>
       <w:r>
         <w:t xml:space="preserve">Figure </w:t>
       </w:r>
@@ -23504,7 +25084,7 @@
       <w:r>
         <w:t xml:space="preserve"> Weather Data Integration</w:t>
       </w:r>
-      <w:bookmarkEnd w:id="82"/>
+      <w:bookmarkEnd w:id="85"/>
     </w:p>
     <w:p>
       <w:pPr>
@@ -23528,7 +25108,7 @@
           <w:color w:val="000000" w:themeColor="text1"/>
         </w:rPr>
       </w:pPr>
-      <w:bookmarkStart w:id="83" w:name="_Toc237790919"/>
+      <w:bookmarkStart w:id="86" w:name="_Toc238245208"/>
       <w:r>
         <w:rPr>
           <w:rFonts w:ascii="Times New Roman" w:hAnsi="Times New Roman" w:cs="Times New Roman"/>
@@ -23593,7 +25173,7 @@
         </w:rPr>
         <w:t>Feature Engineering</w:t>
       </w:r>
-      <w:bookmarkEnd w:id="83"/>
+      <w:bookmarkEnd w:id="86"/>
     </w:p>
     <w:p>
       <w:pPr>
@@ -24064,7 +25644,7 @@
           <w:szCs w:val="24"/>
         </w:rPr>
         <w:drawing>
-          <wp:inline distT="0" distB="0" distL="0" distR="0" wp14:anchorId="388350EA" wp14:editId="20C3FD2D">
+          <wp:inline distT="0" distB="0" distL="0" distR="0" wp14:anchorId="75BF4A3B" wp14:editId="468FA362">
             <wp:extent cx="5486400" cy="3418205"/>
             <wp:effectExtent l="0" t="0" r="0" b="0"/>
             <wp:docPr id="9" name="Picture 9" descr="A screen shot of a computer program&#10;&#10;Description automatically generated"/>
@@ -24105,7 +25685,7 @@
         <w:pStyle w:val="Caption"/>
         <w:jc w:val="center"/>
       </w:pPr>
-      <w:bookmarkStart w:id="84" w:name="_Toc237214328"/>
+      <w:bookmarkStart w:id="87" w:name="_Toc237214328"/>
       <w:r>
         <w:t xml:space="preserve">Figure </w:t>
       </w:r>
@@ -24130,7 +25710,7 @@
       <w:r>
         <w:t xml:space="preserve"> Assigning H3 cells to each accident record</w:t>
       </w:r>
-      <w:bookmarkEnd w:id="84"/>
+      <w:bookmarkEnd w:id="87"/>
     </w:p>
     <w:p>
       <w:pPr>
@@ -25706,7 +27286,7 @@
           <w:szCs w:val="24"/>
         </w:rPr>
         <w:drawing>
-          <wp:inline distT="0" distB="0" distL="0" distR="0" wp14:anchorId="19D45B80" wp14:editId="02C7012A">
+          <wp:inline distT="0" distB="0" distL="0" distR="0" wp14:anchorId="0F7BBA73" wp14:editId="18AC8B12">
             <wp:extent cx="5486400" cy="2673985"/>
             <wp:effectExtent l="0" t="0" r="0" b="0"/>
             <wp:docPr id="4" name="Picture 4" descr="A screenshot of a computer program&#10;&#10;Description automatically generated"/>
@@ -25751,7 +27331,7 @@
           <w:szCs w:val="24"/>
         </w:rPr>
       </w:pPr>
-      <w:bookmarkStart w:id="85" w:name="_Toc237214329"/>
+      <w:bookmarkStart w:id="88" w:name="_Toc237214329"/>
       <w:r>
         <w:t xml:space="preserve">Figure </w:t>
       </w:r>
@@ -25776,7 +27356,7 @@
       <w:r>
         <w:t xml:space="preserve"> Hotspot Classification via Poisson FDR Approach</w:t>
       </w:r>
-      <w:bookmarkEnd w:id="85"/>
+      <w:bookmarkEnd w:id="88"/>
     </w:p>
     <w:p>
       <w:pPr>
@@ -27424,7 +29004,7 @@
           <w:szCs w:val="24"/>
         </w:rPr>
         <w:drawing>
-          <wp:inline distT="0" distB="0" distL="0" distR="0" wp14:anchorId="27845C8F" wp14:editId="1BDFAB8D">
+          <wp:inline distT="0" distB="0" distL="0" distR="0" wp14:anchorId="2E5FFB58" wp14:editId="333A3596">
             <wp:extent cx="3578414" cy="2653990"/>
             <wp:effectExtent l="0" t="0" r="3175" b="0"/>
             <wp:docPr id="13" name="Picture 13" descr="A screen shot of a computer program&#10;&#10;Description automatically generated"/>
@@ -27469,7 +29049,7 @@
           <w:szCs w:val="24"/>
         </w:rPr>
       </w:pPr>
-      <w:bookmarkStart w:id="86" w:name="_Toc237214330"/>
+      <w:bookmarkStart w:id="89" w:name="_Toc237214330"/>
       <w:r>
         <w:t xml:space="preserve">Figure </w:t>
       </w:r>
@@ -27497,7 +29077,7 @@
       <w:r>
         <w:t>Causal Rolling Spatiotemporal Features</w:t>
       </w:r>
-      <w:bookmarkEnd w:id="86"/>
+      <w:bookmarkEnd w:id="89"/>
     </w:p>
     <w:p>
       <w:pPr>
@@ -27512,9 +29092,9 @@
           <w:szCs w:val="24"/>
         </w:rPr>
       </w:pPr>
-      <w:bookmarkStart w:id="87" w:name="_Toc227498008"/>
-      <w:bookmarkStart w:id="88" w:name="_Toc231561466"/>
-      <w:bookmarkStart w:id="89" w:name="_Toc237790920"/>
+      <w:bookmarkStart w:id="90" w:name="_Toc227498008"/>
+      <w:bookmarkStart w:id="91" w:name="_Toc231561466"/>
+      <w:bookmarkStart w:id="92" w:name="_Toc238245209"/>
       <w:r>
         <w:rPr>
           <w:rFonts w:ascii="Times New Roman" w:hAnsi="Times New Roman" w:cs="Times New Roman"/>
@@ -27527,9 +29107,9 @@
         <w:lastRenderedPageBreak/>
         <w:t>References</w:t>
       </w:r>
-      <w:bookmarkEnd w:id="87"/>
-      <w:bookmarkEnd w:id="88"/>
-      <w:bookmarkEnd w:id="89"/>
+      <w:bookmarkEnd w:id="90"/>
+      <w:bookmarkEnd w:id="91"/>
+      <w:bookmarkEnd w:id="92"/>
     </w:p>
     <w:p/>
     <w:p>
@@ -30011,7 +31591,6 @@
       <w:pPr>
         <w:pStyle w:val="NormalWeb"/>
         <w:spacing w:line="360" w:lineRule="auto"/>
-        <w:ind w:left="720" w:hanging="720"/>
         <w:rPr>
           <w:color w:val="000000"/>
         </w:rPr>
@@ -30047,38 +31626,112 @@
     </w:p>
     <w:p>
       <w:pPr>
-        <w:pStyle w:val="NormalWeb"/>
-        <w:spacing w:line="360" w:lineRule="auto"/>
-        <w:ind w:left="720" w:hanging="720"/>
-        <w:rPr>
-          <w:color w:val="000000"/>
-        </w:rPr>
-      </w:pPr>
-    </w:p>
-    <w:p>
-      <w:pPr>
         <w:widowControl/>
         <w:autoSpaceDE/>
         <w:autoSpaceDN/>
-        <w:spacing w:line="360" w:lineRule="auto"/>
+        <w:spacing w:line="480" w:lineRule="atLeast"/>
         <w:ind w:left="720" w:hanging="720"/>
-      </w:pPr>
-      <w:r>
-        <w:rPr>
+        <w:rPr>
+          <w:rFonts w:ascii="Calibri" w:hAnsi="Calibri" w:cs="Calibri"/>
           <w:sz w:val="24"/>
           <w:szCs w:val="24"/>
           <w:lang w:bidi="si-LK"/>
         </w:rPr>
-        <w:t xml:space="preserve">Tables of Cell Statistics Across Resolutions | H3. (n.d.). In </w:t>
-      </w:r>
-      <w:r>
-        <w:rPr>
+      </w:pPr>
+      <w:r>
+        <w:rPr>
+          <w:rFonts w:ascii="Calibri" w:hAnsi="Calibri" w:cs="Calibri"/>
+          <w:sz w:val="24"/>
+          <w:szCs w:val="24"/>
+          <w:lang w:bidi="si-LK"/>
+        </w:rPr>
+        <w:t xml:space="preserve">Storey, V. C., Baskerville, R. L., &amp; Kaul, M. (2024). Reliability in design science research. </w:t>
+      </w:r>
+      <w:r>
+        <w:rPr>
+          <w:rFonts w:ascii="Calibri" w:hAnsi="Calibri" w:cs="Calibri"/>
           <w:i/>
           <w:iCs/>
           <w:sz w:val="24"/>
           <w:szCs w:val="24"/>
           <w:lang w:bidi="si-LK"/>
         </w:rPr>
+        <w:t>Information Systems Journal</w:t>
+      </w:r>
+      <w:r>
+        <w:rPr>
+          <w:rFonts w:ascii="Calibri" w:hAnsi="Calibri" w:cs="Calibri"/>
+          <w:sz w:val="24"/>
+          <w:szCs w:val="24"/>
+          <w:lang w:bidi="si-LK"/>
+        </w:rPr>
+        <w:t xml:space="preserve">. </w:t>
+      </w:r>
+      <w:hyperlink r:id="rId62" w:history="1">
+        <w:r>
+          <w:rPr>
+            <w:rStyle w:val="Hyperlink"/>
+            <w:rFonts w:ascii="Calibri" w:hAnsi="Calibri" w:cs="Calibri"/>
+            <w:sz w:val="24"/>
+            <w:szCs w:val="24"/>
+            <w:lang w:bidi="si-LK"/>
+          </w:rPr>
+          <w:t>https://doi.org/10.1111/isj.12564</w:t>
+        </w:r>
+      </w:hyperlink>
+      <w:r>
+        <w:rPr>
+          <w:rFonts w:ascii="Calibri" w:hAnsi="Calibri" w:cs="Calibri"/>
+          <w:sz w:val="24"/>
+          <w:szCs w:val="24"/>
+          <w:lang w:bidi="si-LK"/>
+        </w:rPr>
+        <w:t xml:space="preserve"> </w:t>
+      </w:r>
+    </w:p>
+    <w:p>
+      <w:pPr>
+        <w:pStyle w:val="NormalWeb"/>
+        <w:spacing w:line="360" w:lineRule="auto"/>
+        <w:rPr>
+          <w:color w:val="000000"/>
+        </w:rPr>
+      </w:pPr>
+    </w:p>
+    <w:p>
+      <w:pPr>
+        <w:pStyle w:val="NormalWeb"/>
+        <w:spacing w:line="360" w:lineRule="auto"/>
+        <w:ind w:left="720" w:hanging="720"/>
+        <w:rPr>
+          <w:color w:val="000000"/>
+        </w:rPr>
+      </w:pPr>
+    </w:p>
+    <w:p>
+      <w:pPr>
+        <w:widowControl/>
+        <w:autoSpaceDE/>
+        <w:autoSpaceDN/>
+        <w:spacing w:line="360" w:lineRule="auto"/>
+        <w:ind w:left="720" w:hanging="720"/>
+      </w:pPr>
+      <w:r>
+        <w:rPr>
+          <w:sz w:val="24"/>
+          <w:szCs w:val="24"/>
+          <w:lang w:bidi="si-LK"/>
+        </w:rPr>
+        <w:t xml:space="preserve">Tables of Cell Statistics Across Resolutions | H3. (n.d.). In </w:t>
+      </w:r>
+      <w:r>
+        <w:rPr>
+          <w:i/>
+          <w:iCs/>
+          <w:sz w:val="24"/>
+          <w:szCs w:val="24"/>
+          <w:lang w:bidi="si-LK"/>
+        </w:rPr>
         <w:t>h3geo.org</w:t>
       </w:r>
       <w:r>
@@ -30089,7 +31742,7 @@
         </w:rPr>
         <w:t xml:space="preserve">. Retrieved July 21, 2026, from </w:t>
       </w:r>
-      <w:hyperlink r:id="rId62" w:history="1">
+      <w:hyperlink r:id="rId63" w:history="1">
         <w:r>
           <w:rPr>
             <w:rStyle w:val="Hyperlink"/>
@@ -30144,7 +31797,7 @@
         </w:rPr>
         <w:t xml:space="preserve">. </w:t>
       </w:r>
-      <w:hyperlink r:id="rId63" w:history="1">
+      <w:hyperlink r:id="rId64" w:history="1">
         <w:r>
           <w:rPr>
             <w:rStyle w:val="Hyperlink"/>
@@ -30188,6 +31841,7 @@
           <w:szCs w:val="24"/>
           <w:lang w:bidi="si-LK"/>
         </w:rPr>
+        <w:lastRenderedPageBreak/>
         <w:t xml:space="preserve">Turab, D., Muzaffar, S., Nadeem, L., Li, J., Wang, Y., Mahmood, T., &amp; Saba, T. (2026). Data-driven analysis and prediction of traffic accident dynamics using spatiotemporal modeling and optimized machine learning techniques. </w:t>
       </w:r>
       <w:r>
@@ -30226,7 +31880,7 @@
         </w:rPr>
         <w:t xml:space="preserve">(1). </w:t>
       </w:r>
-      <w:hyperlink r:id="rId64" w:history="1">
+      <w:hyperlink r:id="rId65" w:history="1">
         <w:r>
           <w:rPr>
             <w:rStyle w:val="Hyperlink"/>
@@ -30317,7 +31971,7 @@
         </w:rPr>
         <w:t xml:space="preserve">(1), 77–89. </w:t>
       </w:r>
-      <w:hyperlink r:id="rId65" w:history="1">
+      <w:hyperlink r:id="rId66" w:history="1">
         <w:r>
           <w:rPr>
             <w:rStyle w:val="Hyperlink"/>
@@ -30385,7 +32039,7 @@
         </w:rPr>
         <w:t xml:space="preserve">. (n.d.). Www.visualcrossing.com. </w:t>
       </w:r>
-      <w:hyperlink r:id="rId66" w:history="1">
+      <w:hyperlink r:id="rId67" w:history="1">
         <w:r>
           <w:rPr>
             <w:rStyle w:val="Hyperlink"/>
@@ -30433,7 +32087,7 @@
         </w:rPr>
         <w:t xml:space="preserve"> (2024). MongoDB. </w:t>
       </w:r>
-      <w:hyperlink r:id="rId67" w:history="1">
+      <w:hyperlink r:id="rId68" w:history="1">
         <w:r>
           <w:rPr>
             <w:rStyle w:val="Hyperlink"/>
@@ -30501,7 +32155,7 @@
         </w:rPr>
         <w:t xml:space="preserve">(2), 100327. </w:t>
       </w:r>
-      <w:hyperlink r:id="rId68" w:history="1">
+      <w:hyperlink r:id="rId69" w:history="1">
         <w:r>
           <w:rPr>
             <w:rStyle w:val="Hyperlink"/>
@@ -30544,7 +32198,16 @@
           <w:szCs w:val="24"/>
           <w:lang w:bidi="si-LK"/>
         </w:rPr>
-        <w:t xml:space="preserve">W. G. S. R. Thilakarathna, M. T. K. L. Thudugala, W. A. C. J. Hangilipola, Perera, S., &amp; P. Paranitharan. (2025). Road traffic accidents in Sri Lanka: A retrospective analysis and artificial intelligence-based solutions for prevention. </w:t>
+        <w:t xml:space="preserve">W. G. S. R. Thilakarathna, M. T. K. L. Thudugala, W. A. C. J. Hangilipola, Perera, S., &amp; P. Paranitharan. (2025). Road traffic accidents in Sri Lanka: A retrospective analysis and </w:t>
+      </w:r>
+      <w:r>
+        <w:rPr>
+          <w:sz w:val="24"/>
+          <w:szCs w:val="24"/>
+          <w:lang w:bidi="si-LK"/>
+        </w:rPr>
+        <w:lastRenderedPageBreak/>
+        <w:t xml:space="preserve">artificial intelligence-based solutions for prevention. </w:t>
       </w:r>
       <w:r>
         <w:rPr>
@@ -30582,7 +32245,7 @@
         </w:rPr>
         <w:t xml:space="preserve">(1), 22–29. </w:t>
       </w:r>
-      <w:hyperlink r:id="rId69" w:history="1">
+      <w:hyperlink r:id="rId70" w:history="1">
         <w:r>
           <w:rPr>
             <w:rStyle w:val="Hyperlink"/>
@@ -30616,7 +32279,6 @@
       <w:pPr>
         <w:pStyle w:val="NormalWeb"/>
         <w:spacing w:line="360" w:lineRule="auto"/>
-        <w:ind w:left="720" w:hanging="720"/>
         <w:rPr>
           <w:color w:val="000000"/>
         </w:rPr>
@@ -30631,18 +32293,10 @@
           <w:color w:val="000000"/>
         </w:rPr>
       </w:pPr>
-    </w:p>
-    <w:p>
-      <w:pPr>
-        <w:pStyle w:val="NormalWeb"/>
-        <w:spacing w:line="360" w:lineRule="auto"/>
-        <w:ind w:left="720" w:hanging="720"/>
-      </w:pPr>
       <w:r>
         <w:rPr>
           <w:color w:val="000000"/>
         </w:rPr>
-        <w:lastRenderedPageBreak/>
         <w:t>Yan, M., &amp; Shen, Y. (2022). Traffic Accident Severity Prediction Based on Random Forest. </w:t>
       </w:r>
       <w:r>
@@ -30673,7 +32327,7 @@
         </w:rPr>
         <w:t xml:space="preserve">(3), 1729. </w:t>
       </w:r>
-      <w:hyperlink r:id="rId70" w:history="1">
+      <w:hyperlink r:id="rId71" w:history="1">
         <w:r>
           <w:rPr>
             <w:rStyle w:val="Hyperlink"/>
@@ -30688,9 +32342,102 @@
         <w:t xml:space="preserve"> </w:t>
       </w:r>
     </w:p>
+    <w:p>
+      <w:pPr>
+        <w:pStyle w:val="NormalWeb"/>
+        <w:spacing w:before="0" w:beforeAutospacing="0" w:after="0" w:afterAutospacing="0" w:line="360" w:lineRule="auto"/>
+        <w:ind w:left="720" w:hanging="720"/>
+        <w:rPr>
+          <w:color w:val="000000"/>
+        </w:rPr>
+      </w:pPr>
+    </w:p>
+    <w:p>
+      <w:pPr>
+        <w:widowControl/>
+        <w:autoSpaceDE/>
+        <w:autoSpaceDN/>
+        <w:spacing w:line="480" w:lineRule="atLeast"/>
+        <w:ind w:left="720" w:hanging="720"/>
+        <w:rPr>
+          <w:sz w:val="24"/>
+          <w:szCs w:val="24"/>
+          <w:lang w:bidi="si-LK"/>
+        </w:rPr>
+      </w:pPr>
+      <w:r>
+        <w:rPr>
+          <w:sz w:val="24"/>
+          <w:szCs w:val="24"/>
+          <w:lang w:bidi="si-LK"/>
+        </w:rPr>
+        <w:t xml:space="preserve">Yumak, A., Hengirmen Tercan, S., Colak, U. C., &amp; Ozcanan, S. (2025). A Machine Learning Approach to Identify High-Risk Road Segments and Accident Severity Patterns Based on Categorical Data. </w:t>
+      </w:r>
+      <w:r>
+        <w:rPr>
+          <w:i/>
+          <w:iCs/>
+          <w:sz w:val="24"/>
+          <w:szCs w:val="24"/>
+          <w:lang w:bidi="si-LK"/>
+        </w:rPr>
+        <w:t>Applied Sciences</w:t>
+      </w:r>
+      <w:r>
+        <w:rPr>
+          <w:sz w:val="24"/>
+          <w:szCs w:val="24"/>
+          <w:lang w:bidi="si-LK"/>
+        </w:rPr>
+        <w:t xml:space="preserve">, </w:t>
+      </w:r>
+      <w:r>
+        <w:rPr>
+          <w:i/>
+          <w:iCs/>
+          <w:sz w:val="24"/>
+          <w:szCs w:val="24"/>
+          <w:lang w:bidi="si-LK"/>
+        </w:rPr>
+        <w:t>15</w:t>
+      </w:r>
+      <w:r>
+        <w:rPr>
+          <w:sz w:val="24"/>
+          <w:szCs w:val="24"/>
+          <w:lang w:bidi="si-LK"/>
+        </w:rPr>
+        <w:t xml:space="preserve">(23), 12824. </w:t>
+      </w:r>
+      <w:hyperlink r:id="rId72" w:history="1">
+        <w:r>
+          <w:rPr>
+            <w:rStyle w:val="Hyperlink"/>
+            <w:sz w:val="24"/>
+            <w:szCs w:val="24"/>
+            <w:lang w:bidi="si-LK"/>
+          </w:rPr>
+          <w:t>https://doi.org/10.3390/app152312824</w:t>
+        </w:r>
+      </w:hyperlink>
+      <w:r>
+        <w:rPr>
+          <w:sz w:val="24"/>
+          <w:szCs w:val="24"/>
+          <w:lang w:bidi="si-LK"/>
+        </w:rPr>
+        <w:t xml:space="preserve"> </w:t>
+      </w:r>
+    </w:p>
+    <w:p>
+      <w:pPr>
+        <w:pStyle w:val="NormalWeb"/>
+        <w:spacing w:line="360" w:lineRule="auto"/>
+      </w:pPr>
+    </w:p>
     <w:p/>
     <w:sectPr>
-      <w:footerReference w:type="default" r:id="rId71"/>
+      <w:footerReference w:type="default" r:id="rId73"/>
       <w:pgSz w:w="12240" w:h="15840"/>
       <w:pgMar w:top="1440" w:right="1440" w:bottom="1440" w:left="2160" w:header="720" w:footer="720" w:gutter="0"/>
       <w:pgNumType w:start="1"/>
@@ -30901,6 +32648,119 @@
 <file path=word/numbering.xml><?xml version="1.0" encoding="utf-8"?>
 <w:numbering xmlns:wpc="http://schemas.microsoft.com/office/word/2010/wordprocessingCanvas" xmlns:cx="http://schemas.microsoft.com/office/drawing/2014/chartex" xmlns:cx1="http://schemas.microsoft.com/office/drawing/2015/9/8/chartex" xmlns:cx2="http://schemas.microsoft.com/office/drawing/2015/10/21/chartex" xmlns:cx3="http://schemas.microsoft.com/office/drawing/2016/5/9/chartex" xmlns:cx4="http://schemas.microsoft.com/office/drawing/2016/5/10/chartex" xmlns:cx5="http://schemas.microsoft.com/office/drawing/2016/5/11/chartex" xmlns:cx6="http://schemas.microsoft.com/office/drawing/2016/5/12/chartex" xmlns:cx7="http://schemas.microsoft.com/office/drawing/2016/5/13/chartex" xmlns:cx8="http://schemas.microsoft.com/office/drawing/2016/5/14/chartex" xmlns:mc="http://schemas.openxmlformats.org/markup-compatibility/2006" xmlns:aink="http://schemas.microsoft.com/office/drawing/2016/ink" xmlns:am3d="http://schemas.microsoft.com/office/drawing/2017/model3d" xmlns:o="urn:schemas-microsoft-com:office:office" xmlns:oel="http://schemas.microsoft.com/office/2019/extlst" xmlns:r="http://schemas.openxmlformats.org/officeDocument/2006/relationships" xmlns:m="http://schemas.openxmlformats.org/officeDocument/2006/math" xmlns:v="urn:schemas-microsoft-com:vml" xmlns:wp14="http://schemas.microsoft.com/office/word/2010/wordprocessingDrawing" xmlns:wp="http://schemas.openxmlformats.org/drawingml/2006/wordprocessingDrawing" xmlns:w10="urn:schemas-microsoft-com:office:word" xmlns:w="http://schemas.openxmlformats.org/wordprocessingml/2006/main" xmlns:w14="http://schemas.microsoft.com/office/word/2010/wordml" xmlns:w15="http://schemas.microsoft.com/office/word/2012/wordml" xmlns:w16cex="http://schemas.microsoft.com/office/word/2018/wordml/cex" xmlns:w16cid="http://schemas.microsoft.com/office/word/2016/wordml/cid" xmlns:w16="http://schemas.microsoft.com/office/word/2018/wordml" xmlns:w16sdtdh="http://schemas.microsoft.com/office/word/2020/wordml/sdtdatahash" xmlns:w16se="http://schemas.microsoft.com/office/word/2015/wordml/symex" xmlns:wpg="http://schemas.microsoft.com/office/word/2010/wordprocessingGroup" xmlns:wpi="http://schemas.microsoft.com/office/word/2010/wordprocessingInk" xmlns:wne="http://schemas.microsoft.com/office/word/2006/wordml" xmlns:wps="http://schemas.microsoft.com/office/word/2010/wordprocessingShape" mc:Ignorable="w14 w15 w16se w16cid w16 w16cex w16sdtdh wp14">
   <w:abstractNum w:abstractNumId="0" w15:restartNumberingAfterBreak="0">
+    <w:nsid w:val="0BE15BFD"/>
+    <w:multiLevelType w:val="hybridMultilevel"/>
+    <w:tmpl w:val="7160E9FE"/>
+    <w:lvl w:ilvl="0" w:tplc="04090001">
+      <w:start w:val="1"/>
+      <w:numFmt w:val="bullet"/>
+      <w:lvlText w:val=""/>
+      <w:lvlJc w:val="left"/>
+      <w:pPr>
+        <w:ind w:left="720" w:hanging="360"/>
+      </w:pPr>
+      <w:rPr>
+        <w:rFonts w:ascii="Symbol" w:hAnsi="Symbol" w:hint="default"/>
+      </w:rPr>
+    </w:lvl>
+    <w:lvl w:ilvl="1" w:tplc="04090003">
+      <w:start w:val="1"/>
+      <w:numFmt w:val="bullet"/>
+      <w:lvlText w:val="o"/>
+      <w:lvlJc w:val="left"/>
+      <w:pPr>
+        <w:ind w:left="1440" w:hanging="360"/>
+      </w:pPr>
+      <w:rPr>
+        <w:rFonts w:ascii="Courier New" w:hAnsi="Courier New" w:cs="Courier New" w:hint="default"/>
+      </w:rPr>
+    </w:lvl>
+    <w:lvl w:ilvl="2" w:tplc="04090005" w:tentative="1">
+      <w:start w:val="1"/>
+      <w:numFmt w:val="bullet"/>
+      <w:lvlText w:val=""/>
+      <w:lvlJc w:val="left"/>
+      <w:pPr>
+        <w:ind w:left="2160" w:hanging="360"/>
+      </w:pPr>
+      <w:rPr>
+        <w:rFonts w:ascii="Wingdings" w:hAnsi="Wingdings" w:hint="default"/>
+      </w:rPr>
+    </w:lvl>
+    <w:lvl w:ilvl="3" w:tplc="04090001" w:tentative="1">
+      <w:start w:val="1"/>
+      <w:numFmt w:val="bullet"/>
+      <w:lvlText w:val=""/>
+      <w:lvlJc w:val="left"/>
+      <w:pPr>
+        <w:ind w:left="2880" w:hanging="360"/>
+      </w:pPr>
+      <w:rPr>
+        <w:rFonts w:ascii="Symbol" w:hAnsi="Symbol" w:hint="default"/>
+      </w:rPr>
+    </w:lvl>
+    <w:lvl w:ilvl="4" w:tplc="04090003" w:tentative="1">
+      <w:start w:val="1"/>
+      <w:numFmt w:val="bullet"/>
+      <w:lvlText w:val="o"/>
+      <w:lvlJc w:val="left"/>
+      <w:pPr>
+        <w:ind w:left="3600" w:hanging="360"/>
+      </w:pPr>
+      <w:rPr>
+        <w:rFonts w:ascii="Courier New" w:hAnsi="Courier New" w:cs="Courier New" w:hint="default"/>
+      </w:rPr>
+    </w:lvl>
+    <w:lvl w:ilvl="5" w:tplc="04090005" w:tentative="1">
+      <w:start w:val="1"/>
+      <w:numFmt w:val="bullet"/>
+      <w:lvlText w:val=""/>
+      <w:lvlJc w:val="left"/>
+      <w:pPr>
+        <w:ind w:left="4320" w:hanging="360"/>
+      </w:pPr>
+      <w:rPr>
+        <w:rFonts w:ascii="Wingdings" w:hAnsi="Wingdings" w:hint="default"/>
+      </w:rPr>
+    </w:lvl>
+    <w:lvl w:ilvl="6" w:tplc="04090001" w:tentative="1">
+      <w:start w:val="1"/>
+      <w:numFmt w:val="bullet"/>
+      <w:lvlText w:val=""/>
+      <w:lvlJc w:val="left"/>
+      <w:pPr>
+        <w:ind w:left="5040" w:hanging="360"/>
+      </w:pPr>
+      <w:rPr>
+        <w:rFonts w:ascii="Symbol" w:hAnsi="Symbol" w:hint="default"/>
+      </w:rPr>
+    </w:lvl>
+    <w:lvl w:ilvl="7" w:tplc="04090003" w:tentative="1">
+      <w:start w:val="1"/>
+      <w:numFmt w:val="bullet"/>
+      <w:lvlText w:val="o"/>
+      <w:lvlJc w:val="left"/>
+      <w:pPr>
+        <w:ind w:left="5760" w:hanging="360"/>
+      </w:pPr>
+      <w:rPr>
+        <w:rFonts w:ascii="Courier New" w:hAnsi="Courier New" w:cs="Courier New" w:hint="default"/>
+      </w:rPr>
+    </w:lvl>
+    <w:lvl w:ilvl="8" w:tplc="04090005" w:tentative="1">
+      <w:start w:val="1"/>
+      <w:numFmt w:val="bullet"/>
+      <w:lvlText w:val=""/>
+      <w:lvlJc w:val="left"/>
+      <w:pPr>
+        <w:ind w:left="6480" w:hanging="360"/>
+      </w:pPr>
+      <w:rPr>
+        <w:rFonts w:ascii="Wingdings" w:hAnsi="Wingdings" w:hint="default"/>
+      </w:rPr>
+    </w:lvl>
+  </w:abstractNum>
+  <w:abstractNum w:abstractNumId="1" w15:restartNumberingAfterBreak="0">
     <w:nsid w:val="12F8792A"/>
     <w:multiLevelType w:val="hybridMultilevel"/>
     <w:tmpl w:val="BE4E39A6"/>
@@ -31013,7 +32873,7 @@
       </w:rPr>
     </w:lvl>
   </w:abstractNum>
-  <w:abstractNum w:abstractNumId="1" w15:restartNumberingAfterBreak="0">
+  <w:abstractNum w:abstractNumId="2" w15:restartNumberingAfterBreak="0">
     <w:nsid w:val="144E2FA7"/>
     <w:multiLevelType w:val="hybridMultilevel"/>
     <w:tmpl w:val="BD98F2E8"/>
@@ -31126,7 +32986,7 @@
       </w:rPr>
     </w:lvl>
   </w:abstractNum>
-  <w:abstractNum w:abstractNumId="2" w15:restartNumberingAfterBreak="0">
+  <w:abstractNum w:abstractNumId="3" w15:restartNumberingAfterBreak="0">
     <w:nsid w:val="1BC05C57"/>
     <w:multiLevelType w:val="hybridMultilevel"/>
     <w:tmpl w:val="68EE04DC"/>
@@ -31239,7 +33099,120 @@
       </w:rPr>
     </w:lvl>
   </w:abstractNum>
-  <w:abstractNum w:abstractNumId="3" w15:restartNumberingAfterBreak="0">
+  <w:abstractNum w:abstractNumId="4" w15:restartNumberingAfterBreak="0">
+    <w:nsid w:val="24476CAF"/>
+    <w:multiLevelType w:val="hybridMultilevel"/>
+    <w:tmpl w:val="955A2D54"/>
+    <w:lvl w:ilvl="0" w:tplc="04090001">
+      <w:start w:val="1"/>
+      <w:numFmt w:val="bullet"/>
+      <w:lvlText w:val=""/>
+      <w:lvlJc w:val="left"/>
+      <w:pPr>
+        <w:ind w:left="720" w:hanging="360"/>
+      </w:pPr>
+      <w:rPr>
+        <w:rFonts w:ascii="Symbol" w:hAnsi="Symbol" w:hint="default"/>
+      </w:rPr>
+    </w:lvl>
+    <w:lvl w:ilvl="1" w:tplc="04090003" w:tentative="1">
+      <w:start w:val="1"/>
+      <w:numFmt w:val="bullet"/>
+      <w:lvlText w:val="o"/>
+      <w:lvlJc w:val="left"/>
+      <w:pPr>
+        <w:ind w:left="1440" w:hanging="360"/>
+      </w:pPr>
+      <w:rPr>
+        <w:rFonts w:ascii="Courier New" w:hAnsi="Courier New" w:cs="Courier New" w:hint="default"/>
+      </w:rPr>
+    </w:lvl>
+    <w:lvl w:ilvl="2" w:tplc="04090005" w:tentative="1">
+      <w:start w:val="1"/>
+      <w:numFmt w:val="bullet"/>
+      <w:lvlText w:val=""/>
+      <w:lvlJc w:val="left"/>
+      <w:pPr>
+        <w:ind w:left="2160" w:hanging="360"/>
+      </w:pPr>
+      <w:rPr>
+        <w:rFonts w:ascii="Wingdings" w:hAnsi="Wingdings" w:hint="default"/>
+      </w:rPr>
+    </w:lvl>
+    <w:lvl w:ilvl="3" w:tplc="04090001" w:tentative="1">
+      <w:start w:val="1"/>
+      <w:numFmt w:val="bullet"/>
+      <w:lvlText w:val=""/>
+      <w:lvlJc w:val="left"/>
+      <w:pPr>
+        <w:ind w:left="2880" w:hanging="360"/>
+      </w:pPr>
+      <w:rPr>
+        <w:rFonts w:ascii="Symbol" w:hAnsi="Symbol" w:hint="default"/>
+      </w:rPr>
+    </w:lvl>
+    <w:lvl w:ilvl="4" w:tplc="04090003" w:tentative="1">
+      <w:start w:val="1"/>
+      <w:numFmt w:val="bullet"/>
+      <w:lvlText w:val="o"/>
+      <w:lvlJc w:val="left"/>
+      <w:pPr>
+        <w:ind w:left="3600" w:hanging="360"/>
+      </w:pPr>
+      <w:rPr>
+        <w:rFonts w:ascii="Courier New" w:hAnsi="Courier New" w:cs="Courier New" w:hint="default"/>
+      </w:rPr>
+    </w:lvl>
+    <w:lvl w:ilvl="5" w:tplc="04090005" w:tentative="1">
+      <w:start w:val="1"/>
+      <w:numFmt w:val="bullet"/>
+      <w:lvlText w:val=""/>
+      <w:lvlJc w:val="left"/>
+      <w:pPr>
+        <w:ind w:left="4320" w:hanging="360"/>
+      </w:pPr>
+      <w:rPr>
+        <w:rFonts w:ascii="Wingdings" w:hAnsi="Wingdings" w:hint="default"/>
+      </w:rPr>
+    </w:lvl>
+    <w:lvl w:ilvl="6" w:tplc="04090001" w:tentative="1">
+      <w:start w:val="1"/>
+      <w:numFmt w:val="bullet"/>
+      <w:lvlText w:val=""/>
+      <w:lvlJc w:val="left"/>
+      <w:pPr>
+        <w:ind w:left="5040" w:hanging="360"/>
+      </w:pPr>
+      <w:rPr>
+        <w:rFonts w:ascii="Symbol" w:hAnsi="Symbol" w:hint="default"/>
+      </w:rPr>
+    </w:lvl>
+    <w:lvl w:ilvl="7" w:tplc="04090003" w:tentative="1">
+      <w:start w:val="1"/>
+      <w:numFmt w:val="bullet"/>
+      <w:lvlText w:val="o"/>
+      <w:lvlJc w:val="left"/>
+      <w:pPr>
+        <w:ind w:left="5760" w:hanging="360"/>
+      </w:pPr>
+      <w:rPr>
+        <w:rFonts w:ascii="Courier New" w:hAnsi="Courier New" w:cs="Courier New" w:hint="default"/>
+      </w:rPr>
+    </w:lvl>
+    <w:lvl w:ilvl="8" w:tplc="04090005" w:tentative="1">
+      <w:start w:val="1"/>
+      <w:numFmt w:val="bullet"/>
+      <w:lvlText w:val=""/>
+      <w:lvlJc w:val="left"/>
+      <w:pPr>
+        <w:ind w:left="6480" w:hanging="360"/>
+      </w:pPr>
+      <w:rPr>
+        <w:rFonts w:ascii="Wingdings" w:hAnsi="Wingdings" w:hint="default"/>
+      </w:rPr>
+    </w:lvl>
+  </w:abstractNum>
+  <w:abstractNum w:abstractNumId="5" w15:restartNumberingAfterBreak="0">
     <w:nsid w:val="36DA1AAE"/>
     <w:multiLevelType w:val="hybridMultilevel"/>
     <w:tmpl w:val="957C6580"/>
@@ -31352,7 +33325,7 @@
       </w:rPr>
     </w:lvl>
   </w:abstractNum>
-  <w:abstractNum w:abstractNumId="4" w15:restartNumberingAfterBreak="0">
+  <w:abstractNum w:abstractNumId="6" w15:restartNumberingAfterBreak="0">
     <w:nsid w:val="394134D7"/>
     <w:multiLevelType w:val="hybridMultilevel"/>
     <w:tmpl w:val="B6D6B096"/>
@@ -31465,7 +33438,7 @@
       </w:rPr>
     </w:lvl>
   </w:abstractNum>
-  <w:abstractNum w:abstractNumId="5" w15:restartNumberingAfterBreak="0">
+  <w:abstractNum w:abstractNumId="7" w15:restartNumberingAfterBreak="0">
     <w:nsid w:val="3A6F6844"/>
     <w:multiLevelType w:val="hybridMultilevel"/>
     <w:tmpl w:val="D6087890"/>
@@ -31578,7 +33551,7 @@
       </w:rPr>
     </w:lvl>
   </w:abstractNum>
-  <w:abstractNum w:abstractNumId="6" w15:restartNumberingAfterBreak="0">
+  <w:abstractNum w:abstractNumId="8" w15:restartNumberingAfterBreak="0">
     <w:nsid w:val="3BA206AE"/>
     <w:multiLevelType w:val="hybridMultilevel"/>
     <w:tmpl w:val="FFF05E80"/>
@@ -31691,10 +33664,10 @@
       </w:rPr>
     </w:lvl>
   </w:abstractNum>
-  <w:abstractNum w:abstractNumId="7" w15:restartNumberingAfterBreak="0">
-    <w:nsid w:val="504E75D3"/>
+  <w:abstractNum w:abstractNumId="9" w15:restartNumberingAfterBreak="0">
+    <w:nsid w:val="4B512342"/>
     <w:multiLevelType w:val="hybridMultilevel"/>
-    <w:tmpl w:val="CC0C7E8A"/>
+    <w:tmpl w:val="CAAE174A"/>
     <w:lvl w:ilvl="0" w:tplc="04090001">
       <w:start w:val="1"/>
       <w:numFmt w:val="bullet"/>
@@ -31804,7 +33777,120 @@
       </w:rPr>
     </w:lvl>
   </w:abstractNum>
-  <w:abstractNum w:abstractNumId="8" w15:restartNumberingAfterBreak="0">
+  <w:abstractNum w:abstractNumId="10" w15:restartNumberingAfterBreak="0">
+    <w:nsid w:val="504E75D3"/>
+    <w:multiLevelType w:val="hybridMultilevel"/>
+    <w:tmpl w:val="CC0C7E8A"/>
+    <w:lvl w:ilvl="0" w:tplc="04090001">
+      <w:start w:val="1"/>
+      <w:numFmt w:val="bullet"/>
+      <w:lvlText w:val=""/>
+      <w:lvlJc w:val="left"/>
+      <w:pPr>
+        <w:ind w:left="720" w:hanging="360"/>
+      </w:pPr>
+      <w:rPr>
+        <w:rFonts w:ascii="Symbol" w:hAnsi="Symbol" w:hint="default"/>
+      </w:rPr>
+    </w:lvl>
+    <w:lvl w:ilvl="1" w:tplc="04090003">
+      <w:start w:val="1"/>
+      <w:numFmt w:val="bullet"/>
+      <w:lvlText w:val="o"/>
+      <w:lvlJc w:val="left"/>
+      <w:pPr>
+        <w:ind w:left="1440" w:hanging="360"/>
+      </w:pPr>
+      <w:rPr>
+        <w:rFonts w:ascii="Courier New" w:hAnsi="Courier New" w:cs="Courier New" w:hint="default"/>
+      </w:rPr>
+    </w:lvl>
+    <w:lvl w:ilvl="2" w:tplc="04090005" w:tentative="1">
+      <w:start w:val="1"/>
+      <w:numFmt w:val="bullet"/>
+      <w:lvlText w:val=""/>
+      <w:lvlJc w:val="left"/>
+      <w:pPr>
+        <w:ind w:left="2160" w:hanging="360"/>
+      </w:pPr>
+      <w:rPr>
+        <w:rFonts w:ascii="Wingdings" w:hAnsi="Wingdings" w:hint="default"/>
+      </w:rPr>
+    </w:lvl>
+    <w:lvl w:ilvl="3" w:tplc="04090001" w:tentative="1">
+      <w:start w:val="1"/>
+      <w:numFmt w:val="bullet"/>
+      <w:lvlText w:val=""/>
+      <w:lvlJc w:val="left"/>
+      <w:pPr>
+        <w:ind w:left="2880" w:hanging="360"/>
+      </w:pPr>
+      <w:rPr>
+        <w:rFonts w:ascii="Symbol" w:hAnsi="Symbol" w:hint="default"/>
+      </w:rPr>
+    </w:lvl>
+    <w:lvl w:ilvl="4" w:tplc="04090003" w:tentative="1">
+      <w:start w:val="1"/>
+      <w:numFmt w:val="bullet"/>
+      <w:lvlText w:val="o"/>
+      <w:lvlJc w:val="left"/>
+      <w:pPr>
+        <w:ind w:left="3600" w:hanging="360"/>
+      </w:pPr>
+      <w:rPr>
+        <w:rFonts w:ascii="Courier New" w:hAnsi="Courier New" w:cs="Courier New" w:hint="default"/>
+      </w:rPr>
+    </w:lvl>
+    <w:lvl w:ilvl="5" w:tplc="04090005" w:tentative="1">
+      <w:start w:val="1"/>
+      <w:numFmt w:val="bullet"/>
+      <w:lvlText w:val=""/>
+      <w:lvlJc w:val="left"/>
+      <w:pPr>
+        <w:ind w:left="4320" w:hanging="360"/>
+      </w:pPr>
+      <w:rPr>
+        <w:rFonts w:ascii="Wingdings" w:hAnsi="Wingdings" w:hint="default"/>
+      </w:rPr>
+    </w:lvl>
+    <w:lvl w:ilvl="6" w:tplc="04090001" w:tentative="1">
+      <w:start w:val="1"/>
+      <w:numFmt w:val="bullet"/>
+      <w:lvlText w:val=""/>
+      <w:lvlJc w:val="left"/>
+      <w:pPr>
+        <w:ind w:left="5040" w:hanging="360"/>
+      </w:pPr>
+      <w:rPr>
+        <w:rFonts w:ascii="Symbol" w:hAnsi="Symbol" w:hint="default"/>
+      </w:rPr>
+    </w:lvl>
+    <w:lvl w:ilvl="7" w:tplc="04090003" w:tentative="1">
+      <w:start w:val="1"/>
+      <w:numFmt w:val="bullet"/>
+      <w:lvlText w:val="o"/>
+      <w:lvlJc w:val="left"/>
+      <w:pPr>
+        <w:ind w:left="5760" w:hanging="360"/>
+      </w:pPr>
+      <w:rPr>
+        <w:rFonts w:ascii="Courier New" w:hAnsi="Courier New" w:cs="Courier New" w:hint="default"/>
+      </w:rPr>
+    </w:lvl>
+    <w:lvl w:ilvl="8" w:tplc="04090005" w:tentative="1">
+      <w:start w:val="1"/>
+      <w:numFmt w:val="bullet"/>
+      <w:lvlText w:val=""/>
+      <w:lvlJc w:val="left"/>
+      <w:pPr>
+        <w:ind w:left="6480" w:hanging="360"/>
+      </w:pPr>
+      <w:rPr>
+        <w:rFonts w:ascii="Wingdings" w:hAnsi="Wingdings" w:hint="default"/>
+      </w:rPr>
+    </w:lvl>
+  </w:abstractNum>
+  <w:abstractNum w:abstractNumId="11" w15:restartNumberingAfterBreak="0">
     <w:nsid w:val="575933B1"/>
     <w:multiLevelType w:val="hybridMultilevel"/>
     <w:tmpl w:val="68E0D79E"/>
@@ -31917,7 +34003,7 @@
       </w:rPr>
     </w:lvl>
   </w:abstractNum>
-  <w:abstractNum w:abstractNumId="9" w15:restartNumberingAfterBreak="0">
+  <w:abstractNum w:abstractNumId="12" w15:restartNumberingAfterBreak="0">
     <w:nsid w:val="61571B5F"/>
     <w:multiLevelType w:val="hybridMultilevel"/>
     <w:tmpl w:val="98B853EA"/>
@@ -32030,7 +34116,7 @@
       </w:rPr>
     </w:lvl>
   </w:abstractNum>
-  <w:abstractNum w:abstractNumId="10" w15:restartNumberingAfterBreak="0">
+  <w:abstractNum w:abstractNumId="13" w15:restartNumberingAfterBreak="0">
     <w:nsid w:val="6C73499F"/>
     <w:multiLevelType w:val="hybridMultilevel"/>
     <w:tmpl w:val="17CE95C0"/>
@@ -32143,7 +34229,120 @@
       </w:rPr>
     </w:lvl>
   </w:abstractNum>
-  <w:abstractNum w:abstractNumId="11" w15:restartNumberingAfterBreak="0">
+  <w:abstractNum w:abstractNumId="14" w15:restartNumberingAfterBreak="0">
+    <w:nsid w:val="7021799C"/>
+    <w:multiLevelType w:val="hybridMultilevel"/>
+    <w:tmpl w:val="5E0C5A7C"/>
+    <w:lvl w:ilvl="0" w:tplc="04090001">
+      <w:start w:val="1"/>
+      <w:numFmt w:val="bullet"/>
+      <w:lvlText w:val=""/>
+      <w:lvlJc w:val="left"/>
+      <w:pPr>
+        <w:ind w:left="720" w:hanging="360"/>
+      </w:pPr>
+      <w:rPr>
+        <w:rFonts w:ascii="Symbol" w:hAnsi="Symbol" w:hint="default"/>
+      </w:rPr>
+    </w:lvl>
+    <w:lvl w:ilvl="1" w:tplc="04090003">
+      <w:start w:val="1"/>
+      <w:numFmt w:val="bullet"/>
+      <w:lvlText w:val="o"/>
+      <w:lvlJc w:val="left"/>
+      <w:pPr>
+        <w:ind w:left="1440" w:hanging="360"/>
+      </w:pPr>
+      <w:rPr>
+        <w:rFonts w:ascii="Courier New" w:hAnsi="Courier New" w:cs="Courier New" w:hint="default"/>
+      </w:rPr>
+    </w:lvl>
+    <w:lvl w:ilvl="2" w:tplc="04090005" w:tentative="1">
+      <w:start w:val="1"/>
+      <w:numFmt w:val="bullet"/>
+      <w:lvlText w:val=""/>
+      <w:lvlJc w:val="left"/>
+      <w:pPr>
+        <w:ind w:left="2160" w:hanging="360"/>
+      </w:pPr>
+      <w:rPr>
+        <w:rFonts w:ascii="Wingdings" w:hAnsi="Wingdings" w:hint="default"/>
+      </w:rPr>
+    </w:lvl>
+    <w:lvl w:ilvl="3" w:tplc="04090001" w:tentative="1">
+      <w:start w:val="1"/>
+      <w:numFmt w:val="bullet"/>
+      <w:lvlText w:val=""/>
+      <w:lvlJc w:val="left"/>
+      <w:pPr>
+        <w:ind w:left="2880" w:hanging="360"/>
+      </w:pPr>
+      <w:rPr>
+        <w:rFonts w:ascii="Symbol" w:hAnsi="Symbol" w:hint="default"/>
+      </w:rPr>
+    </w:lvl>
+    <w:lvl w:ilvl="4" w:tplc="04090003" w:tentative="1">
+      <w:start w:val="1"/>
+      <w:numFmt w:val="bullet"/>
+      <w:lvlText w:val="o"/>
+      <w:lvlJc w:val="left"/>
+      <w:pPr>
+        <w:ind w:left="3600" w:hanging="360"/>
+      </w:pPr>
+      <w:rPr>
+        <w:rFonts w:ascii="Courier New" w:hAnsi="Courier New" w:cs="Courier New" w:hint="default"/>
+      </w:rPr>
+    </w:lvl>
+    <w:lvl w:ilvl="5" w:tplc="04090005" w:tentative="1">
+      <w:start w:val="1"/>
+      <w:numFmt w:val="bullet"/>
+      <w:lvlText w:val=""/>
+      <w:lvlJc w:val="left"/>
+      <w:pPr>
+        <w:ind w:left="4320" w:hanging="360"/>
+      </w:pPr>
+      <w:rPr>
+        <w:rFonts w:ascii="Wingdings" w:hAnsi="Wingdings" w:hint="default"/>
+      </w:rPr>
+    </w:lvl>
+    <w:lvl w:ilvl="6" w:tplc="04090001" w:tentative="1">
+      <w:start w:val="1"/>
+      <w:numFmt w:val="bullet"/>
+      <w:lvlText w:val=""/>
+      <w:lvlJc w:val="left"/>
+      <w:pPr>
+        <w:ind w:left="5040" w:hanging="360"/>
+      </w:pPr>
+      <w:rPr>
+        <w:rFonts w:ascii="Symbol" w:hAnsi="Symbol" w:hint="default"/>
+      </w:rPr>
+    </w:lvl>
+    <w:lvl w:ilvl="7" w:tplc="04090003" w:tentative="1">
+      <w:start w:val="1"/>
+      <w:numFmt w:val="bullet"/>
+      <w:lvlText w:val="o"/>
+      <w:lvlJc w:val="left"/>
+      <w:pPr>
+        <w:ind w:left="5760" w:hanging="360"/>
+      </w:pPr>
+      <w:rPr>
+        <w:rFonts w:ascii="Courier New" w:hAnsi="Courier New" w:cs="Courier New" w:hint="default"/>
+      </w:rPr>
+    </w:lvl>
+    <w:lvl w:ilvl="8" w:tplc="04090005" w:tentative="1">
+      <w:start w:val="1"/>
+      <w:numFmt w:val="bullet"/>
+      <w:lvlText w:val=""/>
+      <w:lvlJc w:val="left"/>
+      <w:pPr>
+        <w:ind w:left="6480" w:hanging="360"/>
+      </w:pPr>
+      <w:rPr>
+        <w:rFonts w:ascii="Wingdings" w:hAnsi="Wingdings" w:hint="default"/>
+      </w:rPr>
+    </w:lvl>
+  </w:abstractNum>
+  <w:abstractNum w:abstractNumId="15" w15:restartNumberingAfterBreak="0">
     <w:nsid w:val="733636AC"/>
     <w:multiLevelType w:val="hybridMultilevel"/>
     <w:tmpl w:val="50F88F06"/>
@@ -32256,7 +34455,7 @@
       </w:rPr>
     </w:lvl>
   </w:abstractNum>
-  <w:abstractNum w:abstractNumId="12" w15:restartNumberingAfterBreak="0">
+  <w:abstractNum w:abstractNumId="16" w15:restartNumberingAfterBreak="0">
     <w:nsid w:val="73DD2E43"/>
     <w:multiLevelType w:val="hybridMultilevel"/>
     <w:tmpl w:val="73D2C46E"/>
@@ -32369,7 +34568,7 @@
       </w:rPr>
     </w:lvl>
   </w:abstractNum>
-  <w:abstractNum w:abstractNumId="13" w15:restartNumberingAfterBreak="0">
+  <w:abstractNum w:abstractNumId="17" w15:restartNumberingAfterBreak="0">
     <w:nsid w:val="741F2CC5"/>
     <w:multiLevelType w:val="hybridMultilevel"/>
     <w:tmpl w:val="7FA0A332"/>
@@ -32482,7 +34681,7 @@
       </w:rPr>
     </w:lvl>
   </w:abstractNum>
-  <w:abstractNum w:abstractNumId="14" w15:restartNumberingAfterBreak="0">
+  <w:abstractNum w:abstractNumId="18" w15:restartNumberingAfterBreak="0">
     <w:nsid w:val="756C115C"/>
     <w:multiLevelType w:val="hybridMultilevel"/>
     <w:tmpl w:val="35046326"/>
@@ -32595,7 +34794,7 @@
       </w:rPr>
     </w:lvl>
   </w:abstractNum>
-  <w:abstractNum w:abstractNumId="15" w15:restartNumberingAfterBreak="0">
+  <w:abstractNum w:abstractNumId="19" w15:restartNumberingAfterBreak="0">
     <w:nsid w:val="7850638E"/>
     <w:multiLevelType w:val="hybridMultilevel"/>
     <w:tmpl w:val="1CD09F74"/>
@@ -32708,10 +34907,10 @@
       </w:rPr>
     </w:lvl>
   </w:abstractNum>
-  <w:abstractNum w:abstractNumId="16" w15:restartNumberingAfterBreak="0">
-    <w:nsid w:val="7CA21F95"/>
+  <w:abstractNum w:abstractNumId="20" w15:restartNumberingAfterBreak="0">
+    <w:nsid w:val="79C72411"/>
     <w:multiLevelType w:val="hybridMultilevel"/>
-    <w:tmpl w:val="60D40EA8"/>
+    <w:tmpl w:val="A7666E80"/>
     <w:lvl w:ilvl="0" w:tplc="04090001">
       <w:start w:val="1"/>
       <w:numFmt w:val="bullet"/>
@@ -32821,56 +35020,184 @@
       </w:rPr>
     </w:lvl>
   </w:abstractNum>
+  <w:abstractNum w:abstractNumId="21" w15:restartNumberingAfterBreak="0">
+    <w:nsid w:val="7CA21F95"/>
+    <w:multiLevelType w:val="hybridMultilevel"/>
+    <w:tmpl w:val="60D40EA8"/>
+    <w:lvl w:ilvl="0" w:tplc="04090001">
+      <w:start w:val="1"/>
+      <w:numFmt w:val="bullet"/>
+      <w:lvlText w:val=""/>
+      <w:lvlJc w:val="left"/>
+      <w:pPr>
+        <w:ind w:left="720" w:hanging="360"/>
+      </w:pPr>
+      <w:rPr>
+        <w:rFonts w:ascii="Symbol" w:hAnsi="Symbol" w:hint="default"/>
+      </w:rPr>
+    </w:lvl>
+    <w:lvl w:ilvl="1" w:tplc="04090003">
+      <w:start w:val="1"/>
+      <w:numFmt w:val="bullet"/>
+      <w:lvlText w:val="o"/>
+      <w:lvlJc w:val="left"/>
+      <w:pPr>
+        <w:ind w:left="1440" w:hanging="360"/>
+      </w:pPr>
+      <w:rPr>
+        <w:rFonts w:ascii="Courier New" w:hAnsi="Courier New" w:cs="Courier New" w:hint="default"/>
+      </w:rPr>
+    </w:lvl>
+    <w:lvl w:ilvl="2" w:tplc="04090005" w:tentative="1">
+      <w:start w:val="1"/>
+      <w:numFmt w:val="bullet"/>
+      <w:lvlText w:val=""/>
+      <w:lvlJc w:val="left"/>
+      <w:pPr>
+        <w:ind w:left="2160" w:hanging="360"/>
+      </w:pPr>
+      <w:rPr>
+        <w:rFonts w:ascii="Wingdings" w:hAnsi="Wingdings" w:hint="default"/>
+      </w:rPr>
+    </w:lvl>
+    <w:lvl w:ilvl="3" w:tplc="04090001" w:tentative="1">
+      <w:start w:val="1"/>
+      <w:numFmt w:val="bullet"/>
+      <w:lvlText w:val=""/>
+      <w:lvlJc w:val="left"/>
+      <w:pPr>
+        <w:ind w:left="2880" w:hanging="360"/>
+      </w:pPr>
+      <w:rPr>
+        <w:rFonts w:ascii="Symbol" w:hAnsi="Symbol" w:hint="default"/>
+      </w:rPr>
+    </w:lvl>
+    <w:lvl w:ilvl="4" w:tplc="04090003" w:tentative="1">
+      <w:start w:val="1"/>
+      <w:numFmt w:val="bullet"/>
+      <w:lvlText w:val="o"/>
+      <w:lvlJc w:val="left"/>
+      <w:pPr>
+        <w:ind w:left="3600" w:hanging="360"/>
+      </w:pPr>
+      <w:rPr>
+        <w:rFonts w:ascii="Courier New" w:hAnsi="Courier New" w:cs="Courier New" w:hint="default"/>
+      </w:rPr>
+    </w:lvl>
+    <w:lvl w:ilvl="5" w:tplc="04090005" w:tentative="1">
+      <w:start w:val="1"/>
+      <w:numFmt w:val="bullet"/>
+      <w:lvlText w:val=""/>
+      <w:lvlJc w:val="left"/>
+      <w:pPr>
+        <w:ind w:left="4320" w:hanging="360"/>
+      </w:pPr>
+      <w:rPr>
+        <w:rFonts w:ascii="Wingdings" w:hAnsi="Wingdings" w:hint="default"/>
+      </w:rPr>
+    </w:lvl>
+    <w:lvl w:ilvl="6" w:tplc="04090001" w:tentative="1">
+      <w:start w:val="1"/>
+      <w:numFmt w:val="bullet"/>
+      <w:lvlText w:val=""/>
+      <w:lvlJc w:val="left"/>
+      <w:pPr>
+        <w:ind w:left="5040" w:hanging="360"/>
+      </w:pPr>
+      <w:rPr>
+        <w:rFonts w:ascii="Symbol" w:hAnsi="Symbol" w:hint="default"/>
+      </w:rPr>
+    </w:lvl>
+    <w:lvl w:ilvl="7" w:tplc="04090003" w:tentative="1">
+      <w:start w:val="1"/>
+      <w:numFmt w:val="bullet"/>
+      <w:lvlText w:val="o"/>
+      <w:lvlJc w:val="left"/>
+      <w:pPr>
+        <w:ind w:left="5760" w:hanging="360"/>
+      </w:pPr>
+      <w:rPr>
+        <w:rFonts w:ascii="Courier New" w:hAnsi="Courier New" w:cs="Courier New" w:hint="default"/>
+      </w:rPr>
+    </w:lvl>
+    <w:lvl w:ilvl="8" w:tplc="04090005" w:tentative="1">
+      <w:start w:val="1"/>
+      <w:numFmt w:val="bullet"/>
+      <w:lvlText w:val=""/>
+      <w:lvlJc w:val="left"/>
+      <w:pPr>
+        <w:ind w:left="6480" w:hanging="360"/>
+      </w:pPr>
+      <w:rPr>
+        <w:rFonts w:ascii="Wingdings" w:hAnsi="Wingdings" w:hint="default"/>
+      </w:rPr>
+    </w:lvl>
+  </w:abstractNum>
   <w:num w:numId="1" w16cid:durableId="2143771342">
+    <w:abstractNumId w:val="2"/>
+  </w:num>
+  <w:num w:numId="2" w16cid:durableId="1775129795">
+    <w:abstractNumId w:val="19"/>
+  </w:num>
+  <w:num w:numId="3" w16cid:durableId="251938650">
+    <w:abstractNumId w:val="7"/>
+  </w:num>
+  <w:num w:numId="4" w16cid:durableId="2096826378">
+    <w:abstractNumId w:val="16"/>
+  </w:num>
+  <w:num w:numId="5" w16cid:durableId="223758305">
+    <w:abstractNumId w:val="6"/>
+  </w:num>
+  <w:num w:numId="6" w16cid:durableId="1193106781">
+    <w:abstractNumId w:val="11"/>
+  </w:num>
+  <w:num w:numId="7" w16cid:durableId="336082852">
     <w:abstractNumId w:val="1"/>
   </w:num>
-  <w:num w:numId="2" w16cid:durableId="1775129795">
+  <w:num w:numId="8" w16cid:durableId="257635863">
+    <w:abstractNumId w:val="5"/>
+  </w:num>
+  <w:num w:numId="9" w16cid:durableId="867838602">
+    <w:abstractNumId w:val="21"/>
+  </w:num>
+  <w:num w:numId="10" w16cid:durableId="318121712">
+    <w:abstractNumId w:val="12"/>
+  </w:num>
+  <w:num w:numId="11" w16cid:durableId="35470412">
     <w:abstractNumId w:val="15"/>
   </w:num>
-  <w:num w:numId="3" w16cid:durableId="251938650">
-    <w:abstractNumId w:val="5"/>
+  <w:num w:numId="12" w16cid:durableId="1812168554">
+    <w:abstractNumId w:val="17"/>
   </w:num>
-  <w:num w:numId="4" w16cid:durableId="2096826378">
-    <w:abstractNumId w:val="12"/>
+  <w:num w:numId="13" w16cid:durableId="400056183">
+    <w:abstractNumId w:val="13"/>
   </w:num>
-  <w:num w:numId="5" w16cid:durableId="223758305">
+  <w:num w:numId="14" w16cid:durableId="575629524">
+    <w:abstractNumId w:val="8"/>
+  </w:num>
+  <w:num w:numId="15" w16cid:durableId="1426346046">
+    <w:abstractNumId w:val="3"/>
+  </w:num>
+  <w:num w:numId="16" w16cid:durableId="350912468">
+    <w:abstractNumId w:val="10"/>
+  </w:num>
+  <w:num w:numId="17" w16cid:durableId="1253471460">
+    <w:abstractNumId w:val="18"/>
+  </w:num>
+  <w:num w:numId="18" w16cid:durableId="1108817113">
     <w:abstractNumId w:val="4"/>
   </w:num>
-  <w:num w:numId="6" w16cid:durableId="1193106781">
-    <w:abstractNumId w:val="8"/>
-  </w:num>
-  <w:num w:numId="7" w16cid:durableId="336082852">
+  <w:num w:numId="19" w16cid:durableId="401752548">
     <w:abstractNumId w:val="0"/>
   </w:num>
-  <w:num w:numId="8" w16cid:durableId="257635863">
-    <w:abstractNumId w:val="3"/>
+  <w:num w:numId="20" w16cid:durableId="263921538">
+    <w:abstractNumId w:val="14"/>
   </w:num>
-  <w:num w:numId="9" w16cid:durableId="867838602">
-    <w:abstractNumId w:val="16"/>
+  <w:num w:numId="21" w16cid:durableId="1878199880">
+    <w:abstractNumId w:val="20"/>
   </w:num>
-  <w:num w:numId="10" w16cid:durableId="318121712">
+  <w:num w:numId="22" w16cid:durableId="327364609">
     <w:abstractNumId w:val="9"/>
-  </w:num>
-  <w:num w:numId="11" w16cid:durableId="35470412">
-    <w:abstractNumId w:val="11"/>
-  </w:num>
-  <w:num w:numId="12" w16cid:durableId="1812168554">
-    <w:abstractNumId w:val="13"/>
-  </w:num>
-  <w:num w:numId="13" w16cid:durableId="400056183">
-    <w:abstractNumId w:val="10"/>
-  </w:num>
-  <w:num w:numId="14" w16cid:durableId="575629524">
-    <w:abstractNumId w:val="6"/>
-  </w:num>
-  <w:num w:numId="15" w16cid:durableId="1426346046">
-    <w:abstractNumId w:val="2"/>
-  </w:num>
-  <w:num w:numId="16" w16cid:durableId="350912468">
-    <w:abstractNumId w:val="7"/>
-  </w:num>
-  <w:num w:numId="17" w16cid:durableId="1253471460">
-    <w:abstractNumId w:val="14"/>
   </w:num>
 </w:numbering>
 </file>

--- a/Dissertation_Drafts/Thesis/Research Version 5.docx
+++ b/Dissertation_Drafts/Thesis/Research Version 5.docx
@@ -35,7 +35,7 @@
           <w:noProof/>
         </w:rPr>
         <w:drawing>
-          <wp:anchor distT="0" distB="0" distL="114300" distR="114300" simplePos="0" relativeHeight="251661312" behindDoc="0" locked="0" layoutInCell="1" allowOverlap="1" wp14:anchorId="069A8729" wp14:editId="713FDC66">
+          <wp:anchor distT="0" distB="0" distL="114300" distR="114300" simplePos="0" relativeHeight="251661312" behindDoc="0" locked="0" layoutInCell="1" allowOverlap="1" wp14:anchorId="2A2B4753" wp14:editId="595BF957">
             <wp:simplePos x="0" y="0"/>
             <wp:positionH relativeFrom="column">
               <wp:posOffset>4305300</wp:posOffset>
@@ -112,7 +112,7 @@
           <w:lang w:val="en-AU" w:eastAsia="en-AU"/>
         </w:rPr>
         <w:drawing>
-          <wp:anchor distT="0" distB="0" distL="114300" distR="114300" simplePos="0" relativeHeight="251660288" behindDoc="0" locked="0" layoutInCell="1" allowOverlap="1" wp14:anchorId="39F73136" wp14:editId="5B27BDB5">
+          <wp:anchor distT="0" distB="0" distL="114300" distR="114300" simplePos="0" relativeHeight="251660288" behindDoc="0" locked="0" layoutInCell="1" allowOverlap="1" wp14:anchorId="387975AB" wp14:editId="26A3ECA7">
             <wp:simplePos x="0" y="0"/>
             <wp:positionH relativeFrom="column">
               <wp:posOffset>127200</wp:posOffset>
@@ -178,7 +178,7 @@
         <mc:AlternateContent>
           <mc:Choice Requires="wps">
             <w:drawing>
-              <wp:anchor distT="0" distB="0" distL="114300" distR="114300" simplePos="0" relativeHeight="251659264" behindDoc="0" locked="0" layoutInCell="1" allowOverlap="1" wp14:anchorId="1EA5A179" wp14:editId="533054D4">
+              <wp:anchor distT="0" distB="0" distL="114300" distR="114300" simplePos="0" relativeHeight="251659264" behindDoc="0" locked="0" layoutInCell="1" allowOverlap="1" wp14:anchorId="79BA79BD" wp14:editId="01DD34E9">
                 <wp:simplePos x="0" y="0"/>
                 <wp:positionH relativeFrom="column">
                   <wp:posOffset>7658100</wp:posOffset>
@@ -234,7 +234,7 @@
           </mc:Choice>
           <mc:Fallback>
             <w:pict>
-              <v:rect w14:anchorId="3E6DC21C" id="Rectangle 1" o:spid="_x0000_s1026" style="position:absolute;margin-left:603pt;margin-top:-9.75pt;width:3.6pt;height:211.5pt;z-index:251659264;visibility:visible;mso-wrap-style:square;mso-wrap-distance-left:9pt;mso-wrap-distance-top:0;mso-wrap-distance-right:9pt;mso-wrap-distance-bottom:0;mso-position-horizontal:absolute;mso-position-horizontal-relative:text;mso-position-vertical:absolute;mso-position-vertical-relative:text;v-text-anchor:middle" o:gfxdata="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" fillcolor="#4472c4 [3204]" strokecolor="#1f3763 [1604]" strokeweight="1pt"/>
+              <v:rect w14:anchorId="2853D9AB" id="Rectangle 1" o:spid="_x0000_s1026" style="position:absolute;margin-left:603pt;margin-top:-9.75pt;width:3.6pt;height:211.5pt;z-index:251659264;visibility:visible;mso-wrap-style:square;mso-wrap-distance-left:9pt;mso-wrap-distance-top:0;mso-wrap-distance-right:9pt;mso-wrap-distance-bottom:0;mso-position-horizontal:absolute;mso-position-horizontal-relative:text;mso-position-vertical:absolute;mso-position-vertical-relative:text;v-text-anchor:middle" o:gfxdata="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" fillcolor="#4472c4 [3204]" strokecolor="#1f3763 [1604]" strokeweight="1pt"/>
             </w:pict>
           </mc:Fallback>
         </mc:AlternateContent>
@@ -833,7 +833,7 @@
             </w:rPr>
             <w:fldChar w:fldCharType="separate"/>
           </w:r>
-          <w:hyperlink w:anchor="_Toc238245152" w:history="1">
+          <w:hyperlink w:anchor="_Toc239200735" w:history="1">
             <w:r>
               <w:rPr>
                 <w:rStyle w:val="Hyperlink"/>
@@ -862,7 +862,7 @@
                 <w:noProof/>
                 <w:webHidden/>
               </w:rPr>
-              <w:instrText xml:space="preserve"> PAGEREF _Toc238245152 \h </w:instrText>
+              <w:instrText xml:space="preserve"> PAGEREF _Toc239200735 \h </w:instrText>
             </w:r>
             <w:r>
               <w:rPr>
@@ -902,7 +902,7 @@
               <w:lang w:bidi="si-LK"/>
             </w:rPr>
           </w:pPr>
-          <w:hyperlink w:anchor="_Toc238245153" w:history="1">
+          <w:hyperlink w:anchor="_Toc239200736" w:history="1">
             <w:r>
               <w:rPr>
                 <w:rStyle w:val="Hyperlink"/>
@@ -931,7 +931,7 @@
                 <w:noProof/>
                 <w:webHidden/>
               </w:rPr>
-              <w:instrText xml:space="preserve"> PAGEREF _Toc238245153 \h </w:instrText>
+              <w:instrText xml:space="preserve"> PAGEREF _Toc239200736 \h </w:instrText>
             </w:r>
             <w:r>
               <w:rPr>
@@ -971,7 +971,7 @@
               <w:lang w:bidi="si-LK"/>
             </w:rPr>
           </w:pPr>
-          <w:hyperlink w:anchor="_Toc238245154" w:history="1">
+          <w:hyperlink w:anchor="_Toc239200737" w:history="1">
             <w:r>
               <w:rPr>
                 <w:rStyle w:val="Hyperlink"/>
@@ -1000,7 +1000,7 @@
                 <w:noProof/>
                 <w:webHidden/>
               </w:rPr>
-              <w:instrText xml:space="preserve"> PAGEREF _Toc238245154 \h </w:instrText>
+              <w:instrText xml:space="preserve"> PAGEREF _Toc239200737 \h </w:instrText>
             </w:r>
             <w:r>
               <w:rPr>
@@ -1040,7 +1040,7 @@
               <w:lang w:bidi="si-LK"/>
             </w:rPr>
           </w:pPr>
-          <w:hyperlink w:anchor="_Toc238245155" w:history="1">
+          <w:hyperlink w:anchor="_Toc239200738" w:history="1">
             <w:r>
               <w:rPr>
                 <w:rStyle w:val="Hyperlink"/>
@@ -1069,7 +1069,7 @@
                 <w:noProof/>
                 <w:webHidden/>
               </w:rPr>
-              <w:instrText xml:space="preserve"> PAGEREF _Toc238245155 \h </w:instrText>
+              <w:instrText xml:space="preserve"> PAGEREF _Toc239200738 \h </w:instrText>
             </w:r>
             <w:r>
               <w:rPr>
@@ -1109,7 +1109,7 @@
               <w:lang w:bidi="si-LK"/>
             </w:rPr>
           </w:pPr>
-          <w:hyperlink w:anchor="_Toc238245156" w:history="1">
+          <w:hyperlink w:anchor="_Toc239200739" w:history="1">
             <w:r>
               <w:rPr>
                 <w:rStyle w:val="Hyperlink"/>
@@ -1138,7 +1138,7 @@
                 <w:noProof/>
                 <w:webHidden/>
               </w:rPr>
-              <w:instrText xml:space="preserve"> PAGEREF _Toc238245156 \h </w:instrText>
+              <w:instrText xml:space="preserve"> PAGEREF _Toc239200739 \h </w:instrText>
             </w:r>
             <w:r>
               <w:rPr>
@@ -1178,7 +1178,7 @@
               <w:lang w:bidi="si-LK"/>
             </w:rPr>
           </w:pPr>
-          <w:hyperlink w:anchor="_Toc238245157" w:history="1">
+          <w:hyperlink w:anchor="_Toc239200740" w:history="1">
             <w:r>
               <w:rPr>
                 <w:rStyle w:val="Hyperlink"/>
@@ -1207,7 +1207,7 @@
                 <w:noProof/>
                 <w:webHidden/>
               </w:rPr>
-              <w:instrText xml:space="preserve"> PAGEREF _Toc238245157 \h </w:instrText>
+              <w:instrText xml:space="preserve"> PAGEREF _Toc239200740 \h </w:instrText>
             </w:r>
             <w:r>
               <w:rPr>
@@ -1247,7 +1247,7 @@
               <w:lang w:bidi="si-LK"/>
             </w:rPr>
           </w:pPr>
-          <w:hyperlink w:anchor="_Toc238245158" w:history="1">
+          <w:hyperlink w:anchor="_Toc239200741" w:history="1">
             <w:r>
               <w:rPr>
                 <w:rStyle w:val="Hyperlink"/>
@@ -1276,7 +1276,7 @@
                 <w:noProof/>
                 <w:webHidden/>
               </w:rPr>
-              <w:instrText xml:space="preserve"> PAGEREF _Toc238245158 \h </w:instrText>
+              <w:instrText xml:space="preserve"> PAGEREF _Toc239200741 \h </w:instrText>
             </w:r>
             <w:r>
               <w:rPr>
@@ -1319,7 +1319,7 @@
               <w:lang w:bidi="si-LK"/>
             </w:rPr>
           </w:pPr>
-          <w:hyperlink w:anchor="_Toc238245159" w:history="1">
+          <w:hyperlink w:anchor="_Toc239200742" w:history="1">
             <w:r>
               <w:rPr>
                 <w:rStyle w:val="Hyperlink"/>
@@ -1348,7 +1348,7 @@
                 <w:noProof/>
                 <w:webHidden/>
               </w:rPr>
-              <w:instrText xml:space="preserve"> PAGEREF _Toc238245159 \h </w:instrText>
+              <w:instrText xml:space="preserve"> PAGEREF _Toc239200742 \h </w:instrText>
             </w:r>
             <w:r>
               <w:rPr>
@@ -1391,7 +1391,7 @@
               <w:lang w:bidi="si-LK"/>
             </w:rPr>
           </w:pPr>
-          <w:hyperlink w:anchor="_Toc238245160" w:history="1">
+          <w:hyperlink w:anchor="_Toc239200743" w:history="1">
             <w:r>
               <w:rPr>
                 <w:rStyle w:val="Hyperlink"/>
@@ -1420,7 +1420,7 @@
                 <w:noProof/>
                 <w:webHidden/>
               </w:rPr>
-              <w:instrText xml:space="preserve"> PAGEREF _Toc238245160 \h </w:instrText>
+              <w:instrText xml:space="preserve"> PAGEREF _Toc239200743 \h </w:instrText>
             </w:r>
             <w:r>
               <w:rPr>
@@ -1463,7 +1463,7 @@
               <w:lang w:bidi="si-LK"/>
             </w:rPr>
           </w:pPr>
-          <w:hyperlink w:anchor="_Toc238245161" w:history="1">
+          <w:hyperlink w:anchor="_Toc239200744" w:history="1">
             <w:r>
               <w:rPr>
                 <w:rStyle w:val="Hyperlink"/>
@@ -1492,7 +1492,7 @@
                 <w:noProof/>
                 <w:webHidden/>
               </w:rPr>
-              <w:instrText xml:space="preserve"> PAGEREF _Toc238245161 \h </w:instrText>
+              <w:instrText xml:space="preserve"> PAGEREF _Toc239200744 \h </w:instrText>
             </w:r>
             <w:r>
               <w:rPr>
@@ -1532,7 +1532,7 @@
               <w:lang w:bidi="si-LK"/>
             </w:rPr>
           </w:pPr>
-          <w:hyperlink w:anchor="_Toc238245162" w:history="1">
+          <w:hyperlink w:anchor="_Toc239200745" w:history="1">
             <w:r>
               <w:rPr>
                 <w:rStyle w:val="Hyperlink"/>
@@ -1561,7 +1561,7 @@
                 <w:noProof/>
                 <w:webHidden/>
               </w:rPr>
-              <w:instrText xml:space="preserve"> PAGEREF _Toc238245162 \h </w:instrText>
+              <w:instrText xml:space="preserve"> PAGEREF _Toc239200745 \h </w:instrText>
             </w:r>
             <w:r>
               <w:rPr>
@@ -1604,7 +1604,7 @@
               <w:lang w:bidi="si-LK"/>
             </w:rPr>
           </w:pPr>
-          <w:hyperlink w:anchor="_Toc238245163" w:history="1">
+          <w:hyperlink w:anchor="_Toc239200746" w:history="1">
             <w:r>
               <w:rPr>
                 <w:rStyle w:val="Hyperlink"/>
@@ -1633,7 +1633,7 @@
                 <w:noProof/>
                 <w:webHidden/>
               </w:rPr>
-              <w:instrText xml:space="preserve"> PAGEREF _Toc238245163 \h </w:instrText>
+              <w:instrText xml:space="preserve"> PAGEREF _Toc239200746 \h </w:instrText>
             </w:r>
             <w:r>
               <w:rPr>
@@ -1676,7 +1676,7 @@
               <w:lang w:bidi="si-LK"/>
             </w:rPr>
           </w:pPr>
-          <w:hyperlink w:anchor="_Toc238245164" w:history="1">
+          <w:hyperlink w:anchor="_Toc239200747" w:history="1">
             <w:r>
               <w:rPr>
                 <w:rStyle w:val="Hyperlink"/>
@@ -1705,7 +1705,7 @@
                 <w:noProof/>
                 <w:webHidden/>
               </w:rPr>
-              <w:instrText xml:space="preserve"> PAGEREF _Toc238245164 \h </w:instrText>
+              <w:instrText xml:space="preserve"> PAGEREF _Toc239200747 \h </w:instrText>
             </w:r>
             <w:r>
               <w:rPr>
@@ -1748,7 +1748,7 @@
               <w:lang w:bidi="si-LK"/>
             </w:rPr>
           </w:pPr>
-          <w:hyperlink w:anchor="_Toc238245165" w:history="1">
+          <w:hyperlink w:anchor="_Toc239200748" w:history="1">
             <w:r>
               <w:rPr>
                 <w:rStyle w:val="Hyperlink"/>
@@ -1777,7 +1777,7 @@
                 <w:noProof/>
                 <w:webHidden/>
               </w:rPr>
-              <w:instrText xml:space="preserve"> PAGEREF _Toc238245165 \h </w:instrText>
+              <w:instrText xml:space="preserve"> PAGEREF _Toc239200748 \h </w:instrText>
             </w:r>
             <w:r>
               <w:rPr>
@@ -1820,7 +1820,7 @@
               <w:lang w:bidi="si-LK"/>
             </w:rPr>
           </w:pPr>
-          <w:hyperlink w:anchor="_Toc238245166" w:history="1">
+          <w:hyperlink w:anchor="_Toc239200749" w:history="1">
             <w:r>
               <w:rPr>
                 <w:rStyle w:val="Hyperlink"/>
@@ -1849,7 +1849,7 @@
                 <w:noProof/>
                 <w:webHidden/>
               </w:rPr>
-              <w:instrText xml:space="preserve"> PAGEREF _Toc238245166 \h </w:instrText>
+              <w:instrText xml:space="preserve"> PAGEREF _Toc239200749 \h </w:instrText>
             </w:r>
             <w:r>
               <w:rPr>
@@ -1889,7 +1889,7 @@
               <w:lang w:bidi="si-LK"/>
             </w:rPr>
           </w:pPr>
-          <w:hyperlink w:anchor="_Toc238245167" w:history="1">
+          <w:hyperlink w:anchor="_Toc239200750" w:history="1">
             <w:r>
               <w:rPr>
                 <w:rStyle w:val="Hyperlink"/>
@@ -1918,7 +1918,7 @@
                 <w:noProof/>
                 <w:webHidden/>
               </w:rPr>
-              <w:instrText xml:space="preserve"> PAGEREF _Toc238245167 \h </w:instrText>
+              <w:instrText xml:space="preserve"> PAGEREF _Toc239200750 \h </w:instrText>
             </w:r>
             <w:r>
               <w:rPr>
@@ -1958,7 +1958,7 @@
               <w:lang w:bidi="si-LK"/>
             </w:rPr>
           </w:pPr>
-          <w:hyperlink w:anchor="_Toc238245168" w:history="1">
+          <w:hyperlink w:anchor="_Toc239200751" w:history="1">
             <w:r>
               <w:rPr>
                 <w:rStyle w:val="Hyperlink"/>
@@ -1987,7 +1987,7 @@
                 <w:noProof/>
                 <w:webHidden/>
               </w:rPr>
-              <w:instrText xml:space="preserve"> PAGEREF _Toc238245168 \h </w:instrText>
+              <w:instrText xml:space="preserve"> PAGEREF _Toc239200751 \h </w:instrText>
             </w:r>
             <w:r>
               <w:rPr>
@@ -2027,7 +2027,7 @@
               <w:lang w:bidi="si-LK"/>
             </w:rPr>
           </w:pPr>
-          <w:hyperlink w:anchor="_Toc238245169" w:history="1">
+          <w:hyperlink w:anchor="_Toc239200752" w:history="1">
             <w:r>
               <w:rPr>
                 <w:rStyle w:val="Hyperlink"/>
@@ -2056,7 +2056,7 @@
                 <w:noProof/>
                 <w:webHidden/>
               </w:rPr>
-              <w:instrText xml:space="preserve"> PAGEREF _Toc238245169 \h </w:instrText>
+              <w:instrText xml:space="preserve"> PAGEREF _Toc239200752 \h </w:instrText>
             </w:r>
             <w:r>
               <w:rPr>
@@ -2096,7 +2096,7 @@
               <w:lang w:bidi="si-LK"/>
             </w:rPr>
           </w:pPr>
-          <w:hyperlink w:anchor="_Toc238245170" w:history="1">
+          <w:hyperlink w:anchor="_Toc239200753" w:history="1">
             <w:r>
               <w:rPr>
                 <w:rStyle w:val="Hyperlink"/>
@@ -2125,7 +2125,7 @@
                 <w:noProof/>
                 <w:webHidden/>
               </w:rPr>
-              <w:instrText xml:space="preserve"> PAGEREF _Toc238245170 \h </w:instrText>
+              <w:instrText xml:space="preserve"> PAGEREF _Toc239200753 \h </w:instrText>
             </w:r>
             <w:r>
               <w:rPr>
@@ -2165,7 +2165,7 @@
               <w:lang w:bidi="si-LK"/>
             </w:rPr>
           </w:pPr>
-          <w:hyperlink w:anchor="_Toc238245171" w:history="1">
+          <w:hyperlink w:anchor="_Toc239200754" w:history="1">
             <w:r>
               <w:rPr>
                 <w:rStyle w:val="Hyperlink"/>
@@ -2194,7 +2194,7 @@
                 <w:noProof/>
                 <w:webHidden/>
               </w:rPr>
-              <w:instrText xml:space="preserve"> PAGEREF _Toc238245171 \h </w:instrText>
+              <w:instrText xml:space="preserve"> PAGEREF _Toc239200754 \h </w:instrText>
             </w:r>
             <w:r>
               <w:rPr>
@@ -2237,7 +2237,7 @@
               <w:lang w:bidi="si-LK"/>
             </w:rPr>
           </w:pPr>
-          <w:hyperlink w:anchor="_Toc238245172" w:history="1">
+          <w:hyperlink w:anchor="_Toc239200755" w:history="1">
             <w:r>
               <w:rPr>
                 <w:rStyle w:val="Hyperlink"/>
@@ -2266,7 +2266,7 @@
                 <w:noProof/>
                 <w:webHidden/>
               </w:rPr>
-              <w:instrText xml:space="preserve"> PAGEREF _Toc238245172 \h </w:instrText>
+              <w:instrText xml:space="preserve"> PAGEREF _Toc239200755 \h </w:instrText>
             </w:r>
             <w:r>
               <w:rPr>
@@ -2309,7 +2309,7 @@
               <w:lang w:bidi="si-LK"/>
             </w:rPr>
           </w:pPr>
-          <w:hyperlink w:anchor="_Toc238245173" w:history="1">
+          <w:hyperlink w:anchor="_Toc239200756" w:history="1">
             <w:r>
               <w:rPr>
                 <w:rStyle w:val="Hyperlink"/>
@@ -2338,7 +2338,7 @@
                 <w:noProof/>
                 <w:webHidden/>
               </w:rPr>
-              <w:instrText xml:space="preserve"> PAGEREF _Toc238245173 \h </w:instrText>
+              <w:instrText xml:space="preserve"> PAGEREF _Toc239200756 \h </w:instrText>
             </w:r>
             <w:r>
               <w:rPr>
@@ -2381,7 +2381,7 @@
               <w:lang w:bidi="si-LK"/>
             </w:rPr>
           </w:pPr>
-          <w:hyperlink w:anchor="_Toc238245174" w:history="1">
+          <w:hyperlink w:anchor="_Toc239200757" w:history="1">
             <w:r>
               <w:rPr>
                 <w:rStyle w:val="Hyperlink"/>
@@ -2410,7 +2410,7 @@
                 <w:noProof/>
                 <w:webHidden/>
               </w:rPr>
-              <w:instrText xml:space="preserve"> PAGEREF _Toc238245174 \h </w:instrText>
+              <w:instrText xml:space="preserve"> PAGEREF _Toc239200757 \h </w:instrText>
             </w:r>
             <w:r>
               <w:rPr>
@@ -2453,7 +2453,7 @@
               <w:lang w:bidi="si-LK"/>
             </w:rPr>
           </w:pPr>
-          <w:hyperlink w:anchor="_Toc238245175" w:history="1">
+          <w:hyperlink w:anchor="_Toc239200758" w:history="1">
             <w:r>
               <w:rPr>
                 <w:rStyle w:val="Hyperlink"/>
@@ -2482,7 +2482,7 @@
                 <w:noProof/>
                 <w:webHidden/>
               </w:rPr>
-              <w:instrText xml:space="preserve"> PAGEREF _Toc238245175 \h </w:instrText>
+              <w:instrText xml:space="preserve"> PAGEREF _Toc239200758 \h </w:instrText>
             </w:r>
             <w:r>
               <w:rPr>
@@ -2525,7 +2525,7 @@
               <w:lang w:bidi="si-LK"/>
             </w:rPr>
           </w:pPr>
-          <w:hyperlink w:anchor="_Toc238245176" w:history="1">
+          <w:hyperlink w:anchor="_Toc239200759" w:history="1">
             <w:r>
               <w:rPr>
                 <w:rStyle w:val="Hyperlink"/>
@@ -2554,7 +2554,7 @@
                 <w:noProof/>
                 <w:webHidden/>
               </w:rPr>
-              <w:instrText xml:space="preserve"> PAGEREF _Toc238245176 \h </w:instrText>
+              <w:instrText xml:space="preserve"> PAGEREF _Toc239200759 \h </w:instrText>
             </w:r>
             <w:r>
               <w:rPr>
@@ -2597,7 +2597,7 @@
               <w:lang w:bidi="si-LK"/>
             </w:rPr>
           </w:pPr>
-          <w:hyperlink w:anchor="_Toc238245177" w:history="1">
+          <w:hyperlink w:anchor="_Toc239200760" w:history="1">
             <w:r>
               <w:rPr>
                 <w:rStyle w:val="Hyperlink"/>
@@ -2626,7 +2626,7 @@
                 <w:noProof/>
                 <w:webHidden/>
               </w:rPr>
-              <w:instrText xml:space="preserve"> PAGEREF _Toc238245177 \h </w:instrText>
+              <w:instrText xml:space="preserve"> PAGEREF _Toc239200760 \h </w:instrText>
             </w:r>
             <w:r>
               <w:rPr>
@@ -2666,7 +2666,7 @@
               <w:lang w:bidi="si-LK"/>
             </w:rPr>
           </w:pPr>
-          <w:hyperlink w:anchor="_Toc238245178" w:history="1">
+          <w:hyperlink w:anchor="_Toc239200761" w:history="1">
             <w:r>
               <w:rPr>
                 <w:rStyle w:val="Hyperlink"/>
@@ -2695,7 +2695,7 @@
                 <w:noProof/>
                 <w:webHidden/>
               </w:rPr>
-              <w:instrText xml:space="preserve"> PAGEREF _Toc238245178 \h </w:instrText>
+              <w:instrText xml:space="preserve"> PAGEREF _Toc239200761 \h </w:instrText>
             </w:r>
             <w:r>
               <w:rPr>
@@ -2735,7 +2735,7 @@
               <w:lang w:bidi="si-LK"/>
             </w:rPr>
           </w:pPr>
-          <w:hyperlink w:anchor="_Toc238245179" w:history="1">
+          <w:hyperlink w:anchor="_Toc239200762" w:history="1">
             <w:r>
               <w:rPr>
                 <w:rStyle w:val="Hyperlink"/>
@@ -2764,7 +2764,7 @@
                 <w:noProof/>
                 <w:webHidden/>
               </w:rPr>
-              <w:instrText xml:space="preserve"> PAGEREF _Toc238245179 \h </w:instrText>
+              <w:instrText xml:space="preserve"> PAGEREF _Toc239200762 \h </w:instrText>
             </w:r>
             <w:r>
               <w:rPr>
@@ -2804,7 +2804,7 @@
               <w:lang w:bidi="si-LK"/>
             </w:rPr>
           </w:pPr>
-          <w:hyperlink w:anchor="_Toc238245180" w:history="1">
+          <w:hyperlink w:anchor="_Toc239200763" w:history="1">
             <w:r>
               <w:rPr>
                 <w:rStyle w:val="Hyperlink"/>
@@ -2833,7 +2833,7 @@
                 <w:noProof/>
                 <w:webHidden/>
               </w:rPr>
-              <w:instrText xml:space="preserve"> PAGEREF _Toc238245180 \h </w:instrText>
+              <w:instrText xml:space="preserve"> PAGEREF _Toc239200763 \h </w:instrText>
             </w:r>
             <w:r>
               <w:rPr>
@@ -2873,7 +2873,7 @@
               <w:lang w:bidi="si-LK"/>
             </w:rPr>
           </w:pPr>
-          <w:hyperlink w:anchor="_Toc238245181" w:history="1">
+          <w:hyperlink w:anchor="_Toc239200764" w:history="1">
             <w:r>
               <w:rPr>
                 <w:rStyle w:val="Hyperlink"/>
@@ -2902,7 +2902,7 @@
                 <w:noProof/>
                 <w:webHidden/>
               </w:rPr>
-              <w:instrText xml:space="preserve"> PAGEREF _Toc238245181 \h </w:instrText>
+              <w:instrText xml:space="preserve"> PAGEREF _Toc239200764 \h </w:instrText>
             </w:r>
             <w:r>
               <w:rPr>
@@ -2942,7 +2942,7 @@
               <w:lang w:bidi="si-LK"/>
             </w:rPr>
           </w:pPr>
-          <w:hyperlink w:anchor="_Toc238245182" w:history="1">
+          <w:hyperlink w:anchor="_Toc239200765" w:history="1">
             <w:r>
               <w:rPr>
                 <w:rStyle w:val="Hyperlink"/>
@@ -2971,7 +2971,7 @@
                 <w:noProof/>
                 <w:webHidden/>
               </w:rPr>
-              <w:instrText xml:space="preserve"> PAGEREF _Toc238245182 \h </w:instrText>
+              <w:instrText xml:space="preserve"> PAGEREF _Toc239200765 \h </w:instrText>
             </w:r>
             <w:r>
               <w:rPr>
@@ -3011,7 +3011,7 @@
               <w:lang w:bidi="si-LK"/>
             </w:rPr>
           </w:pPr>
-          <w:hyperlink w:anchor="_Toc238245183" w:history="1">
+          <w:hyperlink w:anchor="_Toc239200766" w:history="1">
             <w:r>
               <w:rPr>
                 <w:rStyle w:val="Hyperlink"/>
@@ -3040,7 +3040,7 @@
                 <w:noProof/>
                 <w:webHidden/>
               </w:rPr>
-              <w:instrText xml:space="preserve"> PAGEREF _Toc238245183 \h </w:instrText>
+              <w:instrText xml:space="preserve"> PAGEREF _Toc239200766 \h </w:instrText>
             </w:r>
             <w:r>
               <w:rPr>
@@ -3080,7 +3080,7 @@
               <w:lang w:bidi="si-LK"/>
             </w:rPr>
           </w:pPr>
-          <w:hyperlink w:anchor="_Toc238245184" w:history="1">
+          <w:hyperlink w:anchor="_Toc239200767" w:history="1">
             <w:r>
               <w:rPr>
                 <w:rStyle w:val="Hyperlink"/>
@@ -3109,7 +3109,7 @@
                 <w:noProof/>
                 <w:webHidden/>
               </w:rPr>
-              <w:instrText xml:space="preserve"> PAGEREF _Toc238245184 \h </w:instrText>
+              <w:instrText xml:space="preserve"> PAGEREF _Toc239200767 \h </w:instrText>
             </w:r>
             <w:r>
               <w:rPr>
@@ -3149,7 +3149,7 @@
               <w:lang w:bidi="si-LK"/>
             </w:rPr>
           </w:pPr>
-          <w:hyperlink w:anchor="_Toc238245185" w:history="1">
+          <w:hyperlink w:anchor="_Toc239200768" w:history="1">
             <w:r>
               <w:rPr>
                 <w:rStyle w:val="Hyperlink"/>
@@ -3178,7 +3178,7 @@
                 <w:noProof/>
                 <w:webHidden/>
               </w:rPr>
-              <w:instrText xml:space="preserve"> PAGEREF _Toc238245185 \h </w:instrText>
+              <w:instrText xml:space="preserve"> PAGEREF _Toc239200768 \h </w:instrText>
             </w:r>
             <w:r>
               <w:rPr>
@@ -3221,7 +3221,7 @@
               <w:lang w:bidi="si-LK"/>
             </w:rPr>
           </w:pPr>
-          <w:hyperlink w:anchor="_Toc238245186" w:history="1">
+          <w:hyperlink w:anchor="_Toc239200769" w:history="1">
             <w:r>
               <w:rPr>
                 <w:rStyle w:val="Hyperlink"/>
@@ -3250,7 +3250,7 @@
                 <w:noProof/>
                 <w:webHidden/>
               </w:rPr>
-              <w:instrText xml:space="preserve"> PAGEREF _Toc238245186 \h </w:instrText>
+              <w:instrText xml:space="preserve"> PAGEREF _Toc239200769 \h </w:instrText>
             </w:r>
             <w:r>
               <w:rPr>
@@ -3293,7 +3293,7 @@
               <w:lang w:bidi="si-LK"/>
             </w:rPr>
           </w:pPr>
-          <w:hyperlink w:anchor="_Toc238245187" w:history="1">
+          <w:hyperlink w:anchor="_Toc239200770" w:history="1">
             <w:r>
               <w:rPr>
                 <w:rStyle w:val="Hyperlink"/>
@@ -3322,7 +3322,7 @@
                 <w:noProof/>
                 <w:webHidden/>
               </w:rPr>
-              <w:instrText xml:space="preserve"> PAGEREF _Toc238245187 \h </w:instrText>
+              <w:instrText xml:space="preserve"> PAGEREF _Toc239200770 \h </w:instrText>
             </w:r>
             <w:r>
               <w:rPr>
@@ -3365,7 +3365,7 @@
               <w:lang w:bidi="si-LK"/>
             </w:rPr>
           </w:pPr>
-          <w:hyperlink w:anchor="_Toc238245188" w:history="1">
+          <w:hyperlink w:anchor="_Toc239200771" w:history="1">
             <w:r>
               <w:rPr>
                 <w:rStyle w:val="Hyperlink"/>
@@ -3394,7 +3394,7 @@
                 <w:noProof/>
                 <w:webHidden/>
               </w:rPr>
-              <w:instrText xml:space="preserve"> PAGEREF _Toc238245188 \h </w:instrText>
+              <w:instrText xml:space="preserve"> PAGEREF _Toc239200771 \h </w:instrText>
             </w:r>
             <w:r>
               <w:rPr>
@@ -3437,7 +3437,7 @@
               <w:lang w:bidi="si-LK"/>
             </w:rPr>
           </w:pPr>
-          <w:hyperlink w:anchor="_Toc238245189" w:history="1">
+          <w:hyperlink w:anchor="_Toc239200772" w:history="1">
             <w:r>
               <w:rPr>
                 <w:rStyle w:val="Hyperlink"/>
@@ -3466,7 +3466,7 @@
                 <w:noProof/>
                 <w:webHidden/>
               </w:rPr>
-              <w:instrText xml:space="preserve"> PAGEREF _Toc238245189 \h </w:instrText>
+              <w:instrText xml:space="preserve"> PAGEREF _Toc239200772 \h </w:instrText>
             </w:r>
             <w:r>
               <w:rPr>
@@ -3506,7 +3506,7 @@
               <w:lang w:bidi="si-LK"/>
             </w:rPr>
           </w:pPr>
-          <w:hyperlink w:anchor="_Toc238245190" w:history="1">
+          <w:hyperlink w:anchor="_Toc239200773" w:history="1">
             <w:r>
               <w:rPr>
                 <w:rStyle w:val="Hyperlink"/>
@@ -3535,7 +3535,7 @@
                 <w:noProof/>
                 <w:webHidden/>
               </w:rPr>
-              <w:instrText xml:space="preserve"> PAGEREF _Toc238245190 \h </w:instrText>
+              <w:instrText xml:space="preserve"> PAGEREF _Toc239200773 \h </w:instrText>
             </w:r>
             <w:r>
               <w:rPr>
@@ -3575,7 +3575,7 @@
               <w:lang w:bidi="si-LK"/>
             </w:rPr>
           </w:pPr>
-          <w:hyperlink w:anchor="_Toc238245191" w:history="1">
+          <w:hyperlink w:anchor="_Toc239200774" w:history="1">
             <w:r>
               <w:rPr>
                 <w:rStyle w:val="Hyperlink"/>
@@ -3604,7 +3604,7 @@
                 <w:noProof/>
                 <w:webHidden/>
               </w:rPr>
-              <w:instrText xml:space="preserve"> PAGEREF _Toc238245191 \h </w:instrText>
+              <w:instrText xml:space="preserve"> PAGEREF _Toc239200774 \h </w:instrText>
             </w:r>
             <w:r>
               <w:rPr>
@@ -3624,76 +3624,7 @@
                 <w:noProof/>
                 <w:webHidden/>
               </w:rPr>
-              <w:t>37</w:t>
-            </w:r>
-            <w:r>
-              <w:rPr>
-                <w:noProof/>
-                <w:webHidden/>
-              </w:rPr>
-              <w:fldChar w:fldCharType="end"/>
-            </w:r>
-          </w:hyperlink>
-        </w:p>
-        <w:p>
-          <w:pPr>
-            <w:pStyle w:val="TOC2"/>
-            <w:rPr>
-              <w:rFonts w:asciiTheme="minorHAnsi" w:eastAsiaTheme="minorEastAsia" w:hAnsiTheme="minorHAnsi" w:cstheme="minorBidi"/>
-              <w:noProof/>
-              <w:lang w:bidi="si-LK"/>
-            </w:rPr>
-          </w:pPr>
-          <w:hyperlink w:anchor="_Toc238245192" w:history="1">
-            <w:r>
-              <w:rPr>
-                <w:rStyle w:val="Hyperlink"/>
-                <w:b/>
-                <w:bCs/>
-                <w:noProof/>
-              </w:rPr>
-              <w:t>3.7 Data Collection</w:t>
-            </w:r>
-            <w:r>
-              <w:rPr>
-                <w:noProof/>
-                <w:webHidden/>
-              </w:rPr>
-              <w:tab/>
-            </w:r>
-            <w:r>
-              <w:rPr>
-                <w:noProof/>
-                <w:webHidden/>
-              </w:rPr>
-              <w:fldChar w:fldCharType="begin"/>
-            </w:r>
-            <w:r>
-              <w:rPr>
-                <w:noProof/>
-                <w:webHidden/>
-              </w:rPr>
-              <w:instrText xml:space="preserve"> PAGEREF _Toc238245192 \h </w:instrText>
-            </w:r>
-            <w:r>
-              <w:rPr>
-                <w:noProof/>
-                <w:webHidden/>
-              </w:rPr>
-            </w:r>
-            <w:r>
-              <w:rPr>
-                <w:noProof/>
-                <w:webHidden/>
-              </w:rPr>
-              <w:fldChar w:fldCharType="separate"/>
-            </w:r>
-            <w:r>
-              <w:rPr>
-                <w:noProof/>
-                <w:webHidden/>
-              </w:rPr>
-              <w:t>37</w:t>
+              <w:t>38</w:t>
             </w:r>
             <w:r>
               <w:rPr>
@@ -3716,7 +3647,7 @@
               <w:lang w:bidi="si-LK"/>
             </w:rPr>
           </w:pPr>
-          <w:hyperlink w:anchor="_Toc238245193" w:history="1">
+          <w:hyperlink w:anchor="_Toc239200775" w:history="1">
             <w:r>
               <w:rPr>
                 <w:rStyle w:val="Hyperlink"/>
@@ -3724,7 +3655,7 @@
                 <w:bCs/>
                 <w:noProof/>
               </w:rPr>
-              <w:t>3.7.1 Historical Police Accident Records</w:t>
+              <w:t>3.6.1 Requirements from Literature Review and Research Gaps Analysis</w:t>
             </w:r>
             <w:r>
               <w:rPr>
@@ -3745,7 +3676,7 @@
                 <w:noProof/>
                 <w:webHidden/>
               </w:rPr>
-              <w:instrText xml:space="preserve"> PAGEREF _Toc238245193 \h </w:instrText>
+              <w:instrText xml:space="preserve"> PAGEREF _Toc239200775 \h </w:instrText>
             </w:r>
             <w:r>
               <w:rPr>
@@ -3765,7 +3696,7 @@
                 <w:noProof/>
                 <w:webHidden/>
               </w:rPr>
-              <w:t>37</w:t>
+              <w:t>38</w:t>
             </w:r>
             <w:r>
               <w:rPr>
@@ -3788,7 +3719,7 @@
               <w:lang w:bidi="si-LK"/>
             </w:rPr>
           </w:pPr>
-          <w:hyperlink w:anchor="_Toc238245194" w:history="1">
+          <w:hyperlink w:anchor="_Toc239200776" w:history="1">
             <w:r>
               <w:rPr>
                 <w:rStyle w:val="Hyperlink"/>
@@ -3796,7 +3727,7 @@
                 <w:bCs/>
                 <w:noProof/>
               </w:rPr>
-              <w:t>3.7.2 Weather Data</w:t>
+              <w:t>3.6.2 Requirements from Identified Practical Limitations</w:t>
             </w:r>
             <w:r>
               <w:rPr>
@@ -3817,7 +3748,7 @@
                 <w:noProof/>
                 <w:webHidden/>
               </w:rPr>
-              <w:instrText xml:space="preserve"> PAGEREF _Toc238245194 \h </w:instrText>
+              <w:instrText xml:space="preserve"> PAGEREF _Toc239200776 \h </w:instrText>
             </w:r>
             <w:r>
               <w:rPr>
@@ -3837,7 +3768,7 @@
                 <w:noProof/>
                 <w:webHidden/>
               </w:rPr>
-              <w:t>48</w:t>
+              <w:t>41</w:t>
             </w:r>
             <w:r>
               <w:rPr>
@@ -3857,7 +3788,7 @@
               <w:lang w:bidi="si-LK"/>
             </w:rPr>
           </w:pPr>
-          <w:hyperlink w:anchor="_Toc238245195" w:history="1">
+          <w:hyperlink w:anchor="_Toc239200777" w:history="1">
             <w:r>
               <w:rPr>
                 <w:rStyle w:val="Hyperlink"/>
@@ -3865,7 +3796,7 @@
                 <w:bCs/>
                 <w:noProof/>
               </w:rPr>
-              <w:t>3.8 Software Development Methodology</w:t>
+              <w:t>3.7 Data Collection</w:t>
             </w:r>
             <w:r>
               <w:rPr>
@@ -3886,7 +3817,7 @@
                 <w:noProof/>
                 <w:webHidden/>
               </w:rPr>
-              <w:instrText xml:space="preserve"> PAGEREF _Toc238245195 \h </w:instrText>
+              <w:instrText xml:space="preserve"> PAGEREF _Toc239200777 \h </w:instrText>
             </w:r>
             <w:r>
               <w:rPr>
@@ -3906,76 +3837,7 @@
                 <w:noProof/>
                 <w:webHidden/>
               </w:rPr>
-              <w:t>50</w:t>
-            </w:r>
-            <w:r>
-              <w:rPr>
-                <w:noProof/>
-                <w:webHidden/>
-              </w:rPr>
-              <w:fldChar w:fldCharType="end"/>
-            </w:r>
-          </w:hyperlink>
-        </w:p>
-        <w:p>
-          <w:pPr>
-            <w:pStyle w:val="TOC2"/>
-            <w:rPr>
-              <w:rFonts w:asciiTheme="minorHAnsi" w:eastAsiaTheme="minorEastAsia" w:hAnsiTheme="minorHAnsi" w:cstheme="minorBidi"/>
-              <w:noProof/>
-              <w:lang w:bidi="si-LK"/>
-            </w:rPr>
-          </w:pPr>
-          <w:hyperlink w:anchor="_Toc238245196" w:history="1">
-            <w:r>
-              <w:rPr>
-                <w:rStyle w:val="Hyperlink"/>
-                <w:b/>
-                <w:bCs/>
-                <w:noProof/>
-              </w:rPr>
-              <w:t>3.9 Artefact Evaluation Strategy</w:t>
-            </w:r>
-            <w:r>
-              <w:rPr>
-                <w:noProof/>
-                <w:webHidden/>
-              </w:rPr>
-              <w:tab/>
-            </w:r>
-            <w:r>
-              <w:rPr>
-                <w:noProof/>
-                <w:webHidden/>
-              </w:rPr>
-              <w:fldChar w:fldCharType="begin"/>
-            </w:r>
-            <w:r>
-              <w:rPr>
-                <w:noProof/>
-                <w:webHidden/>
-              </w:rPr>
-              <w:instrText xml:space="preserve"> PAGEREF _Toc238245196 \h </w:instrText>
-            </w:r>
-            <w:r>
-              <w:rPr>
-                <w:noProof/>
-                <w:webHidden/>
-              </w:rPr>
-            </w:r>
-            <w:r>
-              <w:rPr>
-                <w:noProof/>
-                <w:webHidden/>
-              </w:rPr>
-              <w:fldChar w:fldCharType="separate"/>
-            </w:r>
-            <w:r>
-              <w:rPr>
-                <w:noProof/>
-                <w:webHidden/>
-              </w:rPr>
-              <w:t>51</w:t>
+              <w:t>42</w:t>
             </w:r>
             <w:r>
               <w:rPr>
@@ -3998,7 +3860,7 @@
               <w:lang w:bidi="si-LK"/>
             </w:rPr>
           </w:pPr>
-          <w:hyperlink w:anchor="_Toc238245197" w:history="1">
+          <w:hyperlink w:anchor="_Toc239200778" w:history="1">
             <w:r>
               <w:rPr>
                 <w:rStyle w:val="Hyperlink"/>
@@ -4006,7 +3868,7 @@
                 <w:bCs/>
                 <w:noProof/>
               </w:rPr>
-              <w:t>3.9.1 Synthetic data Validation</w:t>
+              <w:t>3.7.1 Historical Police Accident Records</w:t>
             </w:r>
             <w:r>
               <w:rPr>
@@ -4027,7 +3889,7 @@
                 <w:noProof/>
                 <w:webHidden/>
               </w:rPr>
-              <w:instrText xml:space="preserve"> PAGEREF _Toc238245197 \h </w:instrText>
+              <w:instrText xml:space="preserve"> PAGEREF _Toc239200778 \h </w:instrText>
             </w:r>
             <w:r>
               <w:rPr>
@@ -4047,7 +3909,7 @@
                 <w:noProof/>
                 <w:webHidden/>
               </w:rPr>
-              <w:t>51</w:t>
+              <w:t>42</w:t>
             </w:r>
             <w:r>
               <w:rPr>
@@ -4070,7 +3932,7 @@
               <w:lang w:bidi="si-LK"/>
             </w:rPr>
           </w:pPr>
-          <w:hyperlink w:anchor="_Toc238245198" w:history="1">
+          <w:hyperlink w:anchor="_Toc239200779" w:history="1">
             <w:r>
               <w:rPr>
                 <w:rStyle w:val="Hyperlink"/>
@@ -4078,7 +3940,7 @@
                 <w:bCs/>
                 <w:noProof/>
               </w:rPr>
-              <w:t>3.9.2 Framework Validation</w:t>
+              <w:t>3.7.2 Weather Data</w:t>
             </w:r>
             <w:r>
               <w:rPr>
@@ -4099,7 +3961,7 @@
                 <w:noProof/>
                 <w:webHidden/>
               </w:rPr>
-              <w:instrText xml:space="preserve"> PAGEREF _Toc238245198 \h </w:instrText>
+              <w:instrText xml:space="preserve"> PAGEREF _Toc239200779 \h </w:instrText>
             </w:r>
             <w:r>
               <w:rPr>
@@ -4119,7 +3981,145 @@
                 <w:noProof/>
                 <w:webHidden/>
               </w:rPr>
-              <w:t>53</w:t>
+              <w:t>52</w:t>
+            </w:r>
+            <w:r>
+              <w:rPr>
+                <w:noProof/>
+                <w:webHidden/>
+              </w:rPr>
+              <w:fldChar w:fldCharType="end"/>
+            </w:r>
+          </w:hyperlink>
+        </w:p>
+        <w:p>
+          <w:pPr>
+            <w:pStyle w:val="TOC2"/>
+            <w:rPr>
+              <w:rFonts w:asciiTheme="minorHAnsi" w:eastAsiaTheme="minorEastAsia" w:hAnsiTheme="minorHAnsi" w:cstheme="minorBidi"/>
+              <w:noProof/>
+              <w:lang w:bidi="si-LK"/>
+            </w:rPr>
+          </w:pPr>
+          <w:hyperlink w:anchor="_Toc239200780" w:history="1">
+            <w:r>
+              <w:rPr>
+                <w:rStyle w:val="Hyperlink"/>
+                <w:b/>
+                <w:bCs/>
+                <w:noProof/>
+              </w:rPr>
+              <w:t>3.8 Software Development Methodology</w:t>
+            </w:r>
+            <w:r>
+              <w:rPr>
+                <w:noProof/>
+                <w:webHidden/>
+              </w:rPr>
+              <w:tab/>
+            </w:r>
+            <w:r>
+              <w:rPr>
+                <w:noProof/>
+                <w:webHidden/>
+              </w:rPr>
+              <w:fldChar w:fldCharType="begin"/>
+            </w:r>
+            <w:r>
+              <w:rPr>
+                <w:noProof/>
+                <w:webHidden/>
+              </w:rPr>
+              <w:instrText xml:space="preserve"> PAGEREF _Toc239200780 \h </w:instrText>
+            </w:r>
+            <w:r>
+              <w:rPr>
+                <w:noProof/>
+                <w:webHidden/>
+              </w:rPr>
+            </w:r>
+            <w:r>
+              <w:rPr>
+                <w:noProof/>
+                <w:webHidden/>
+              </w:rPr>
+              <w:fldChar w:fldCharType="separate"/>
+            </w:r>
+            <w:r>
+              <w:rPr>
+                <w:noProof/>
+                <w:webHidden/>
+              </w:rPr>
+              <w:t>54</w:t>
+            </w:r>
+            <w:r>
+              <w:rPr>
+                <w:noProof/>
+                <w:webHidden/>
+              </w:rPr>
+              <w:fldChar w:fldCharType="end"/>
+            </w:r>
+          </w:hyperlink>
+        </w:p>
+        <w:p>
+          <w:pPr>
+            <w:pStyle w:val="TOC2"/>
+            <w:rPr>
+              <w:rFonts w:asciiTheme="minorHAnsi" w:eastAsiaTheme="minorEastAsia" w:hAnsiTheme="minorHAnsi" w:cstheme="minorBidi"/>
+              <w:noProof/>
+              <w:lang w:bidi="si-LK"/>
+            </w:rPr>
+          </w:pPr>
+          <w:hyperlink w:anchor="_Toc239200781" w:history="1">
+            <w:r>
+              <w:rPr>
+                <w:rStyle w:val="Hyperlink"/>
+                <w:b/>
+                <w:bCs/>
+                <w:noProof/>
+              </w:rPr>
+              <w:t>3.9 Artefact Evaluation Strategy</w:t>
+            </w:r>
+            <w:r>
+              <w:rPr>
+                <w:noProof/>
+                <w:webHidden/>
+              </w:rPr>
+              <w:tab/>
+            </w:r>
+            <w:r>
+              <w:rPr>
+                <w:noProof/>
+                <w:webHidden/>
+              </w:rPr>
+              <w:fldChar w:fldCharType="begin"/>
+            </w:r>
+            <w:r>
+              <w:rPr>
+                <w:noProof/>
+                <w:webHidden/>
+              </w:rPr>
+              <w:instrText xml:space="preserve"> PAGEREF _Toc239200781 \h </w:instrText>
+            </w:r>
+            <w:r>
+              <w:rPr>
+                <w:noProof/>
+                <w:webHidden/>
+              </w:rPr>
+            </w:r>
+            <w:r>
+              <w:rPr>
+                <w:noProof/>
+                <w:webHidden/>
+              </w:rPr>
+              <w:fldChar w:fldCharType="separate"/>
+            </w:r>
+            <w:r>
+              <w:rPr>
+                <w:noProof/>
+                <w:webHidden/>
+              </w:rPr>
+              <w:t>55</w:t>
             </w:r>
             <w:r>
               <w:rPr>
@@ -4142,7 +4142,7 @@
               <w:lang w:bidi="si-LK"/>
             </w:rPr>
           </w:pPr>
-          <w:hyperlink w:anchor="_Toc238245199" w:history="1">
+          <w:hyperlink w:anchor="_Toc239200782" w:history="1">
             <w:r>
               <w:rPr>
                 <w:rStyle w:val="Hyperlink"/>
@@ -4150,7 +4150,7 @@
                 <w:bCs/>
                 <w:noProof/>
               </w:rPr>
-              <w:t>3.9.2 Threats to Evaluation Validity</w:t>
+              <w:t>3.9.1 Synthetic data Validation</w:t>
             </w:r>
             <w:r>
               <w:rPr>
@@ -4171,7 +4171,7 @@
                 <w:noProof/>
                 <w:webHidden/>
               </w:rPr>
-              <w:instrText xml:space="preserve"> PAGEREF _Toc238245199 \h </w:instrText>
+              <w:instrText xml:space="preserve"> PAGEREF _Toc239200782 \h </w:instrText>
             </w:r>
             <w:r>
               <w:rPr>
@@ -4192,93 +4192,6 @@
                 <w:webHidden/>
               </w:rPr>
               <w:t>55</w:t>
-            </w:r>
-            <w:r>
-              <w:rPr>
-                <w:noProof/>
-                <w:webHidden/>
-              </w:rPr>
-              <w:fldChar w:fldCharType="end"/>
-            </w:r>
-          </w:hyperlink>
-        </w:p>
-        <w:p>
-          <w:pPr>
-            <w:pStyle w:val="TOC2"/>
-            <w:rPr>
-              <w:rFonts w:asciiTheme="minorHAnsi" w:eastAsiaTheme="minorEastAsia" w:hAnsiTheme="minorHAnsi" w:cstheme="minorBidi"/>
-              <w:noProof/>
-              <w:lang w:bidi="si-LK"/>
-            </w:rPr>
-          </w:pPr>
-          <w:hyperlink w:anchor="_Toc238245200" w:history="1">
-            <w:r>
-              <w:rPr>
-                <w:rStyle w:val="Hyperlink"/>
-                <w:b/>
-                <w:bCs/>
-                <w:noProof/>
-              </w:rPr>
-              <w:t>3.10 Research Vali</w:t>
-            </w:r>
-            <w:r>
-              <w:rPr>
-                <w:rStyle w:val="Hyperlink"/>
-                <w:b/>
-                <w:bCs/>
-                <w:noProof/>
-              </w:rPr>
-              <w:t>d</w:t>
-            </w:r>
-            <w:r>
-              <w:rPr>
-                <w:rStyle w:val="Hyperlink"/>
-                <w:b/>
-                <w:bCs/>
-                <w:noProof/>
-              </w:rPr>
-              <w:t>ity and Reliability</w:t>
-            </w:r>
-            <w:r>
-              <w:rPr>
-                <w:noProof/>
-                <w:webHidden/>
-              </w:rPr>
-              <w:tab/>
-            </w:r>
-            <w:r>
-              <w:rPr>
-                <w:noProof/>
-                <w:webHidden/>
-              </w:rPr>
-              <w:fldChar w:fldCharType="begin"/>
-            </w:r>
-            <w:r>
-              <w:rPr>
-                <w:noProof/>
-                <w:webHidden/>
-              </w:rPr>
-              <w:instrText xml:space="preserve"> PAGEREF _Toc238245200 \h </w:instrText>
-            </w:r>
-            <w:r>
-              <w:rPr>
-                <w:noProof/>
-                <w:webHidden/>
-              </w:rPr>
-            </w:r>
-            <w:r>
-              <w:rPr>
-                <w:noProof/>
-                <w:webHidden/>
-              </w:rPr>
-              <w:fldChar w:fldCharType="separate"/>
-            </w:r>
-            <w:r>
-              <w:rPr>
-                <w:noProof/>
-                <w:webHidden/>
-              </w:rPr>
-              <w:t>56</w:t>
             </w:r>
             <w:r>
               <w:rPr>
@@ -4301,7 +4214,7 @@
               <w:lang w:bidi="si-LK"/>
             </w:rPr>
           </w:pPr>
-          <w:hyperlink w:anchor="_Toc238245201" w:history="1">
+          <w:hyperlink w:anchor="_Toc239200783" w:history="1">
             <w:r>
               <w:rPr>
                 <w:rStyle w:val="Hyperlink"/>
@@ -4309,7 +4222,7 @@
                 <w:bCs/>
                 <w:noProof/>
               </w:rPr>
-              <w:t>3.10.1 Research Validity</w:t>
+              <w:t>3.9.2 Framework Validation</w:t>
             </w:r>
             <w:r>
               <w:rPr>
@@ -4330,7 +4243,7 @@
                 <w:noProof/>
                 <w:webHidden/>
               </w:rPr>
-              <w:instrText xml:space="preserve"> PAGEREF _Toc238245201 \h </w:instrText>
+              <w:instrText xml:space="preserve"> PAGEREF _Toc239200783 \h </w:instrText>
             </w:r>
             <w:r>
               <w:rPr>
@@ -4350,7 +4263,7 @@
                 <w:noProof/>
                 <w:webHidden/>
               </w:rPr>
-              <w:t>56</w:t>
+              <w:t>57</w:t>
             </w:r>
             <w:r>
               <w:rPr>
@@ -4373,7 +4286,7 @@
               <w:lang w:bidi="si-LK"/>
             </w:rPr>
           </w:pPr>
-          <w:hyperlink w:anchor="_Toc238245202" w:history="1">
+          <w:hyperlink w:anchor="_Toc239200784" w:history="1">
             <w:r>
               <w:rPr>
                 <w:rStyle w:val="Hyperlink"/>
@@ -4381,7 +4294,7 @@
                 <w:bCs/>
                 <w:noProof/>
               </w:rPr>
-              <w:t>3.10.2 Research Reliability</w:t>
+              <w:t>3.9.3 Threats to Evaluation Validity</w:t>
             </w:r>
             <w:r>
               <w:rPr>
@@ -4402,7 +4315,7 @@
                 <w:noProof/>
                 <w:webHidden/>
               </w:rPr>
-              <w:instrText xml:space="preserve"> PAGEREF _Toc238245202 \h </w:instrText>
+              <w:instrText xml:space="preserve"> PAGEREF _Toc239200784 \h </w:instrText>
             </w:r>
             <w:r>
               <w:rPr>
@@ -4442,7 +4355,7 @@
               <w:lang w:bidi="si-LK"/>
             </w:rPr>
           </w:pPr>
-          <w:hyperlink w:anchor="_Toc238245203" w:history="1">
+          <w:hyperlink w:anchor="_Toc239200785" w:history="1">
             <w:r>
               <w:rPr>
                 <w:rStyle w:val="Hyperlink"/>
@@ -4450,7 +4363,7 @@
                 <w:bCs/>
                 <w:noProof/>
               </w:rPr>
-              <w:t>3.3 ETL Pipeline</w:t>
+              <w:t>3.10 Research Validity and Reliability</w:t>
             </w:r>
             <w:r>
               <w:rPr>
@@ -4471,7 +4384,7 @@
                 <w:noProof/>
                 <w:webHidden/>
               </w:rPr>
-              <w:instrText xml:space="preserve"> PAGEREF _Toc238245203 \h </w:instrText>
+              <w:instrText xml:space="preserve"> PAGEREF _Toc239200785 \h </w:instrText>
             </w:r>
             <w:r>
               <w:rPr>
@@ -4514,7 +4427,7 @@
               <w:lang w:bidi="si-LK"/>
             </w:rPr>
           </w:pPr>
-          <w:hyperlink w:anchor="_Toc238245204" w:history="1">
+          <w:hyperlink w:anchor="_Toc239200786" w:history="1">
             <w:r>
               <w:rPr>
                 <w:rStyle w:val="Hyperlink"/>
@@ -4522,7 +4435,7 @@
                 <w:bCs/>
                 <w:noProof/>
               </w:rPr>
-              <w:t>3.3.1 ETL Pipeline Overview</w:t>
+              <w:t>3.10.1 Research Validity</w:t>
             </w:r>
             <w:r>
               <w:rPr>
@@ -4543,7 +4456,7 @@
                 <w:noProof/>
                 <w:webHidden/>
               </w:rPr>
-              <w:instrText xml:space="preserve"> PAGEREF _Toc238245204 \h </w:instrText>
+              <w:instrText xml:space="preserve"> PAGEREF _Toc239200786 \h </w:instrText>
             </w:r>
             <w:r>
               <w:rPr>
@@ -4586,7 +4499,7 @@
               <w:lang w:bidi="si-LK"/>
             </w:rPr>
           </w:pPr>
-          <w:hyperlink w:anchor="_Toc238245205" w:history="1">
+          <w:hyperlink w:anchor="_Toc239200787" w:history="1">
             <w:r>
               <w:rPr>
                 <w:rStyle w:val="Hyperlink"/>
@@ -4594,7 +4507,7 @@
                 <w:bCs/>
                 <w:noProof/>
               </w:rPr>
-              <w:t>3.3.2 Implementation of Data Lake</w:t>
+              <w:t>3.10.2 Research Reliability</w:t>
             </w:r>
             <w:r>
               <w:rPr>
@@ -4615,7 +4528,7 @@
                 <w:noProof/>
                 <w:webHidden/>
               </w:rPr>
-              <w:instrText xml:space="preserve"> PAGEREF _Toc238245205 \h </w:instrText>
+              <w:instrText xml:space="preserve"> PAGEREF _Toc239200787 \h </w:instrText>
             </w:r>
             <w:r>
               <w:rPr>
@@ -4635,7 +4548,214 @@
                 <w:noProof/>
                 <w:webHidden/>
               </w:rPr>
-              <w:t>62</w:t>
+              <w:t>63</w:t>
+            </w:r>
+            <w:r>
+              <w:rPr>
+                <w:noProof/>
+                <w:webHidden/>
+              </w:rPr>
+              <w:fldChar w:fldCharType="end"/>
+            </w:r>
+          </w:hyperlink>
+        </w:p>
+        <w:p>
+          <w:pPr>
+            <w:pStyle w:val="TOC2"/>
+            <w:rPr>
+              <w:rFonts w:asciiTheme="minorHAnsi" w:eastAsiaTheme="minorEastAsia" w:hAnsiTheme="minorHAnsi" w:cstheme="minorBidi"/>
+              <w:noProof/>
+              <w:lang w:bidi="si-LK"/>
+            </w:rPr>
+          </w:pPr>
+          <w:hyperlink w:anchor="_Toc239200788" w:history="1">
+            <w:r>
+              <w:rPr>
+                <w:rStyle w:val="Hyperlink"/>
+                <w:b/>
+                <w:bCs/>
+                <w:noProof/>
+              </w:rPr>
+              <w:t>3.11 Ethical Considerations</w:t>
+            </w:r>
+            <w:r>
+              <w:rPr>
+                <w:noProof/>
+                <w:webHidden/>
+              </w:rPr>
+              <w:tab/>
+            </w:r>
+            <w:r>
+              <w:rPr>
+                <w:noProof/>
+                <w:webHidden/>
+              </w:rPr>
+              <w:fldChar w:fldCharType="begin"/>
+            </w:r>
+            <w:r>
+              <w:rPr>
+                <w:noProof/>
+                <w:webHidden/>
+              </w:rPr>
+              <w:instrText xml:space="preserve"> PAGEREF _Toc239200788 \h </w:instrText>
+            </w:r>
+            <w:r>
+              <w:rPr>
+                <w:noProof/>
+                <w:webHidden/>
+              </w:rPr>
+            </w:r>
+            <w:r>
+              <w:rPr>
+                <w:noProof/>
+                <w:webHidden/>
+              </w:rPr>
+              <w:fldChar w:fldCharType="separate"/>
+            </w:r>
+            <w:r>
+              <w:rPr>
+                <w:noProof/>
+                <w:webHidden/>
+              </w:rPr>
+              <w:t>64</w:t>
+            </w:r>
+            <w:r>
+              <w:rPr>
+                <w:noProof/>
+                <w:webHidden/>
+              </w:rPr>
+              <w:fldChar w:fldCharType="end"/>
+            </w:r>
+          </w:hyperlink>
+        </w:p>
+        <w:p>
+          <w:pPr>
+            <w:pStyle w:val="TOC2"/>
+            <w:rPr>
+              <w:rFonts w:asciiTheme="minorHAnsi" w:eastAsiaTheme="minorEastAsia" w:hAnsiTheme="minorHAnsi" w:cstheme="minorBidi"/>
+              <w:noProof/>
+              <w:lang w:bidi="si-LK"/>
+            </w:rPr>
+          </w:pPr>
+          <w:hyperlink w:anchor="_Toc239200789" w:history="1">
+            <w:r>
+              <w:rPr>
+                <w:rStyle w:val="Hyperlink"/>
+                <w:b/>
+                <w:bCs/>
+                <w:noProof/>
+              </w:rPr>
+              <w:t>3.12 Chapter Summary</w:t>
+            </w:r>
+            <w:r>
+              <w:rPr>
+                <w:noProof/>
+                <w:webHidden/>
+              </w:rPr>
+              <w:tab/>
+            </w:r>
+            <w:r>
+              <w:rPr>
+                <w:noProof/>
+                <w:webHidden/>
+              </w:rPr>
+              <w:fldChar w:fldCharType="begin"/>
+            </w:r>
+            <w:r>
+              <w:rPr>
+                <w:noProof/>
+                <w:webHidden/>
+              </w:rPr>
+              <w:instrText xml:space="preserve"> PAGEREF _Toc239200789 \h </w:instrText>
+            </w:r>
+            <w:r>
+              <w:rPr>
+                <w:noProof/>
+                <w:webHidden/>
+              </w:rPr>
+            </w:r>
+            <w:r>
+              <w:rPr>
+                <w:noProof/>
+                <w:webHidden/>
+              </w:rPr>
+              <w:fldChar w:fldCharType="separate"/>
+            </w:r>
+            <w:r>
+              <w:rPr>
+                <w:noProof/>
+                <w:webHidden/>
+              </w:rPr>
+              <w:t>66</w:t>
+            </w:r>
+            <w:r>
+              <w:rPr>
+                <w:noProof/>
+                <w:webHidden/>
+              </w:rPr>
+              <w:fldChar w:fldCharType="end"/>
+            </w:r>
+          </w:hyperlink>
+        </w:p>
+        <w:p>
+          <w:pPr>
+            <w:pStyle w:val="TOC2"/>
+            <w:rPr>
+              <w:rFonts w:asciiTheme="minorHAnsi" w:eastAsiaTheme="minorEastAsia" w:hAnsiTheme="minorHAnsi" w:cstheme="minorBidi"/>
+              <w:noProof/>
+              <w:lang w:bidi="si-LK"/>
+            </w:rPr>
+          </w:pPr>
+          <w:hyperlink w:anchor="_Toc239200790" w:history="1">
+            <w:r>
+              <w:rPr>
+                <w:rStyle w:val="Hyperlink"/>
+                <w:b/>
+                <w:bCs/>
+                <w:noProof/>
+              </w:rPr>
+              <w:t>4.1 ETL Pipeline</w:t>
+            </w:r>
+            <w:r>
+              <w:rPr>
+                <w:noProof/>
+                <w:webHidden/>
+              </w:rPr>
+              <w:tab/>
+            </w:r>
+            <w:r>
+              <w:rPr>
+                <w:noProof/>
+                <w:webHidden/>
+              </w:rPr>
+              <w:fldChar w:fldCharType="begin"/>
+            </w:r>
+            <w:r>
+              <w:rPr>
+                <w:noProof/>
+                <w:webHidden/>
+              </w:rPr>
+              <w:instrText xml:space="preserve"> PAGEREF _Toc239200790 \h </w:instrText>
+            </w:r>
+            <w:r>
+              <w:rPr>
+                <w:noProof/>
+                <w:webHidden/>
+              </w:rPr>
+            </w:r>
+            <w:r>
+              <w:rPr>
+                <w:noProof/>
+                <w:webHidden/>
+              </w:rPr>
+              <w:fldChar w:fldCharType="separate"/>
+            </w:r>
+            <w:r>
+              <w:rPr>
+                <w:noProof/>
+                <w:webHidden/>
+              </w:rPr>
+              <w:t>68</w:t>
             </w:r>
             <w:r>
               <w:rPr>
@@ -4658,7 +4778,7 @@
               <w:lang w:bidi="si-LK"/>
             </w:rPr>
           </w:pPr>
-          <w:hyperlink w:anchor="_Toc238245206" w:history="1">
+          <w:hyperlink w:anchor="_Toc239200791" w:history="1">
             <w:r>
               <w:rPr>
                 <w:rStyle w:val="Hyperlink"/>
@@ -4666,7 +4786,7 @@
                 <w:bCs/>
                 <w:noProof/>
               </w:rPr>
-              <w:t>3.3.3 Geocoding and Location Enrichment Process</w:t>
+              <w:t>3.3.1 ETL Pipeline Overview</w:t>
             </w:r>
             <w:r>
               <w:rPr>
@@ -4687,7 +4807,7 @@
                 <w:noProof/>
                 <w:webHidden/>
               </w:rPr>
-              <w:instrText xml:space="preserve"> PAGEREF _Toc238245206 \h </w:instrText>
+              <w:instrText xml:space="preserve"> PAGEREF _Toc239200791 \h </w:instrText>
             </w:r>
             <w:r>
               <w:rPr>
@@ -4707,7 +4827,7 @@
                 <w:noProof/>
                 <w:webHidden/>
               </w:rPr>
-              <w:t>63</w:t>
+              <w:t>68</w:t>
             </w:r>
             <w:r>
               <w:rPr>
@@ -4730,7 +4850,7 @@
               <w:lang w:bidi="si-LK"/>
             </w:rPr>
           </w:pPr>
-          <w:hyperlink w:anchor="_Toc238245207" w:history="1">
+          <w:hyperlink w:anchor="_Toc239200792" w:history="1">
             <w:r>
               <w:rPr>
                 <w:rStyle w:val="Hyperlink"/>
@@ -4738,7 +4858,7 @@
                 <w:bCs/>
                 <w:noProof/>
               </w:rPr>
-              <w:t>3.3.4 Weather Data Integration</w:t>
+              <w:t>3.3.2 Implementation of Data Lake</w:t>
             </w:r>
             <w:r>
               <w:rPr>
@@ -4759,7 +4879,7 @@
                 <w:noProof/>
                 <w:webHidden/>
               </w:rPr>
-              <w:instrText xml:space="preserve"> PAGEREF _Toc238245207 \h </w:instrText>
+              <w:instrText xml:space="preserve"> PAGEREF _Toc239200792 \h </w:instrText>
             </w:r>
             <w:r>
               <w:rPr>
@@ -4779,7 +4899,7 @@
                 <w:noProof/>
                 <w:webHidden/>
               </w:rPr>
-              <w:t>64</w:t>
+              <w:t>70</w:t>
             </w:r>
             <w:r>
               <w:rPr>
@@ -4802,7 +4922,7 @@
               <w:lang w:bidi="si-LK"/>
             </w:rPr>
           </w:pPr>
-          <w:hyperlink w:anchor="_Toc238245208" w:history="1">
+          <w:hyperlink w:anchor="_Toc239200793" w:history="1">
             <w:r>
               <w:rPr>
                 <w:rStyle w:val="Hyperlink"/>
@@ -4810,6 +4930,150 @@
                 <w:bCs/>
                 <w:noProof/>
               </w:rPr>
+              <w:t>3.3.3 Geocoding and Location Enrichment Process</w:t>
+            </w:r>
+            <w:r>
+              <w:rPr>
+                <w:noProof/>
+                <w:webHidden/>
+              </w:rPr>
+              <w:tab/>
+            </w:r>
+            <w:r>
+              <w:rPr>
+                <w:noProof/>
+                <w:webHidden/>
+              </w:rPr>
+              <w:fldChar w:fldCharType="begin"/>
+            </w:r>
+            <w:r>
+              <w:rPr>
+                <w:noProof/>
+                <w:webHidden/>
+              </w:rPr>
+              <w:instrText xml:space="preserve"> PAGEREF _Toc239200793 \h </w:instrText>
+            </w:r>
+            <w:r>
+              <w:rPr>
+                <w:noProof/>
+                <w:webHidden/>
+              </w:rPr>
+            </w:r>
+            <w:r>
+              <w:rPr>
+                <w:noProof/>
+                <w:webHidden/>
+              </w:rPr>
+              <w:fldChar w:fldCharType="separate"/>
+            </w:r>
+            <w:r>
+              <w:rPr>
+                <w:noProof/>
+                <w:webHidden/>
+              </w:rPr>
+              <w:t>71</w:t>
+            </w:r>
+            <w:r>
+              <w:rPr>
+                <w:noProof/>
+                <w:webHidden/>
+              </w:rPr>
+              <w:fldChar w:fldCharType="end"/>
+            </w:r>
+          </w:hyperlink>
+        </w:p>
+        <w:p>
+          <w:pPr>
+            <w:pStyle w:val="TOC3"/>
+            <w:tabs>
+              <w:tab w:val="right" w:leader="dot" w:pos="8630"/>
+            </w:tabs>
+            <w:rPr>
+              <w:rFonts w:asciiTheme="minorHAnsi" w:eastAsiaTheme="minorEastAsia" w:hAnsiTheme="minorHAnsi" w:cstheme="minorBidi"/>
+              <w:noProof/>
+              <w:lang w:bidi="si-LK"/>
+            </w:rPr>
+          </w:pPr>
+          <w:hyperlink w:anchor="_Toc239200794" w:history="1">
+            <w:r>
+              <w:rPr>
+                <w:rStyle w:val="Hyperlink"/>
+                <w:b/>
+                <w:bCs/>
+                <w:noProof/>
+              </w:rPr>
+              <w:t>3.3.4 Weather Data Integration</w:t>
+            </w:r>
+            <w:r>
+              <w:rPr>
+                <w:noProof/>
+                <w:webHidden/>
+              </w:rPr>
+              <w:tab/>
+            </w:r>
+            <w:r>
+              <w:rPr>
+                <w:noProof/>
+                <w:webHidden/>
+              </w:rPr>
+              <w:fldChar w:fldCharType="begin"/>
+            </w:r>
+            <w:r>
+              <w:rPr>
+                <w:noProof/>
+                <w:webHidden/>
+              </w:rPr>
+              <w:instrText xml:space="preserve"> PAGEREF _Toc239200794 \h </w:instrText>
+            </w:r>
+            <w:r>
+              <w:rPr>
+                <w:noProof/>
+                <w:webHidden/>
+              </w:rPr>
+            </w:r>
+            <w:r>
+              <w:rPr>
+                <w:noProof/>
+                <w:webHidden/>
+              </w:rPr>
+              <w:fldChar w:fldCharType="separate"/>
+            </w:r>
+            <w:r>
+              <w:rPr>
+                <w:noProof/>
+                <w:webHidden/>
+              </w:rPr>
+              <w:t>72</w:t>
+            </w:r>
+            <w:r>
+              <w:rPr>
+                <w:noProof/>
+                <w:webHidden/>
+              </w:rPr>
+              <w:fldChar w:fldCharType="end"/>
+            </w:r>
+          </w:hyperlink>
+        </w:p>
+        <w:p>
+          <w:pPr>
+            <w:pStyle w:val="TOC3"/>
+            <w:tabs>
+              <w:tab w:val="right" w:leader="dot" w:pos="8630"/>
+            </w:tabs>
+            <w:rPr>
+              <w:rFonts w:asciiTheme="minorHAnsi" w:eastAsiaTheme="minorEastAsia" w:hAnsiTheme="minorHAnsi" w:cstheme="minorBidi"/>
+              <w:noProof/>
+              <w:lang w:bidi="si-LK"/>
+            </w:rPr>
+          </w:pPr>
+          <w:hyperlink w:anchor="_Toc239200795" w:history="1">
+            <w:r>
+              <w:rPr>
+                <w:rStyle w:val="Hyperlink"/>
+                <w:b/>
+                <w:bCs/>
+                <w:noProof/>
+              </w:rPr>
               <w:t>3.3.5 Feature Engineering</w:t>
             </w:r>
             <w:r>
@@ -4831,7 +5095,7 @@
                 <w:noProof/>
                 <w:webHidden/>
               </w:rPr>
-              <w:instrText xml:space="preserve"> PAGEREF _Toc238245208 \h </w:instrText>
+              <w:instrText xml:space="preserve"> PAGEREF _Toc239200795 \h </w:instrText>
             </w:r>
             <w:r>
               <w:rPr>
@@ -4851,7 +5115,7 @@
                 <w:noProof/>
                 <w:webHidden/>
               </w:rPr>
-              <w:t>65</w:t>
+              <w:t>73</w:t>
             </w:r>
             <w:r>
               <w:rPr>
@@ -4871,7 +5135,7 @@
               <w:lang w:bidi="si-LK"/>
             </w:rPr>
           </w:pPr>
-          <w:hyperlink w:anchor="_Toc238245209" w:history="1">
+          <w:hyperlink w:anchor="_Toc239200796" w:history="1">
             <w:r>
               <w:rPr>
                 <w:rStyle w:val="Hyperlink"/>
@@ -4900,7 +5164,7 @@
                 <w:noProof/>
                 <w:webHidden/>
               </w:rPr>
-              <w:instrText xml:space="preserve"> PAGEREF _Toc238245209 \h </w:instrText>
+              <w:instrText xml:space="preserve"> PAGEREF _Toc239200796 \h </w:instrText>
             </w:r>
             <w:r>
               <w:rPr>
@@ -4920,7 +5184,7 @@
                 <w:noProof/>
                 <w:webHidden/>
               </w:rPr>
-              <w:t>72</w:t>
+              <w:t>80</w:t>
             </w:r>
             <w:r>
               <w:rPr>
@@ -5135,7 +5399,7 @@
             <w:noProof/>
             <w:webHidden/>
           </w:rPr>
-          <w:t>39</w:t>
+          <w:t>43</w:t>
         </w:r>
         <w:r>
           <w:rPr>
@@ -5206,7 +5470,7 @@
             <w:noProof/>
             <w:webHidden/>
           </w:rPr>
-          <w:t>43</w:t>
+          <w:t>47</w:t>
         </w:r>
         <w:r>
           <w:rPr>
@@ -5277,7 +5541,7 @@
             <w:noProof/>
             <w:webHidden/>
           </w:rPr>
-          <w:t>48</w:t>
+          <w:t>52</w:t>
         </w:r>
         <w:r>
           <w:rPr>
@@ -5348,7 +5612,7 @@
             <w:noProof/>
             <w:webHidden/>
           </w:rPr>
-          <w:t>49</w:t>
+          <w:t>53</w:t>
         </w:r>
         <w:r>
           <w:rPr>
@@ -5419,7 +5683,7 @@
             <w:noProof/>
             <w:webHidden/>
           </w:rPr>
-          <w:t>61</w:t>
+          <w:t>69</w:t>
         </w:r>
         <w:r>
           <w:rPr>
@@ -5490,7 +5754,7 @@
             <w:noProof/>
             <w:webHidden/>
           </w:rPr>
-          <w:t>62</w:t>
+          <w:t>70</w:t>
         </w:r>
         <w:r>
           <w:rPr>
@@ -5561,7 +5825,7 @@
             <w:noProof/>
             <w:webHidden/>
           </w:rPr>
-          <w:t>63</w:t>
+          <w:t>71</w:t>
         </w:r>
         <w:r>
           <w:rPr>
@@ -5632,7 +5896,7 @@
             <w:noProof/>
             <w:webHidden/>
           </w:rPr>
-          <w:t>64</w:t>
+          <w:t>72</w:t>
         </w:r>
         <w:r>
           <w:rPr>
@@ -5703,7 +5967,7 @@
             <w:noProof/>
             <w:webHidden/>
           </w:rPr>
-          <w:t>66</w:t>
+          <w:t>74</w:t>
         </w:r>
         <w:r>
           <w:rPr>
@@ -5774,7 +6038,7 @@
             <w:noProof/>
             <w:webHidden/>
           </w:rPr>
-          <w:t>69</w:t>
+          <w:t>77</w:t>
         </w:r>
         <w:r>
           <w:rPr>
@@ -5845,7 +6109,7 @@
             <w:noProof/>
             <w:webHidden/>
           </w:rPr>
-          <w:t>71</w:t>
+          <w:t>79</w:t>
         </w:r>
         <w:r>
           <w:rPr>
@@ -5902,7 +6166,7 @@
         </w:rPr>
       </w:pPr>
       <w:bookmarkStart w:id="0" w:name="_Toc231561455"/>
-      <w:bookmarkStart w:id="1" w:name="_Toc238245152"/>
+      <w:bookmarkStart w:id="1" w:name="_Toc239200735"/>
       <w:r>
         <w:rPr>
           <w:rFonts w:ascii="Times New Roman" w:hAnsi="Times New Roman" w:cs="Times New Roman"/>
@@ -5931,7 +6195,7 @@
         </w:rPr>
       </w:pPr>
       <w:bookmarkStart w:id="2" w:name="_Toc231561456"/>
-      <w:bookmarkStart w:id="3" w:name="_Toc238245153"/>
+      <w:bookmarkStart w:id="3" w:name="_Toc239200736"/>
       <w:r>
         <w:rPr>
           <w:rFonts w:ascii="Times New Roman" w:hAnsi="Times New Roman" w:cs="Times New Roman"/>
@@ -6517,7 +6781,7 @@
       </w:pPr>
       <w:bookmarkStart w:id="4" w:name="_Toc227497989"/>
       <w:bookmarkStart w:id="5" w:name="_Toc231561457"/>
-      <w:bookmarkStart w:id="6" w:name="_Toc238245154"/>
+      <w:bookmarkStart w:id="6" w:name="_Toc239200737"/>
       <w:r>
         <w:rPr>
           <w:rFonts w:ascii="Times New Roman" w:hAnsi="Times New Roman" w:cs="Times New Roman"/>
@@ -6949,7 +7213,7 @@
         </w:rPr>
       </w:pPr>
       <w:bookmarkStart w:id="7" w:name="_Toc231561458"/>
-      <w:bookmarkStart w:id="8" w:name="_Toc238245155"/>
+      <w:bookmarkStart w:id="8" w:name="_Toc239200738"/>
       <w:r>
         <w:rPr>
           <w:rFonts w:ascii="Times New Roman" w:hAnsi="Times New Roman" w:cs="Times New Roman"/>
@@ -7107,7 +7371,7 @@
       </w:pPr>
       <w:bookmarkStart w:id="9" w:name="_Toc227497991"/>
       <w:bookmarkStart w:id="10" w:name="_Toc231561459"/>
-      <w:bookmarkStart w:id="11" w:name="_Toc238245156"/>
+      <w:bookmarkStart w:id="11" w:name="_Toc239200739"/>
       <w:r>
         <w:rPr>
           <w:rFonts w:ascii="Times New Roman" w:hAnsi="Times New Roman" w:cs="Times New Roman"/>
@@ -7267,7 +7531,7 @@
         </w:rPr>
       </w:pPr>
       <w:bookmarkStart w:id="12" w:name="_Toc231561460"/>
-      <w:bookmarkStart w:id="13" w:name="_Toc238245157"/>
+      <w:bookmarkStart w:id="13" w:name="_Toc239200740"/>
       <w:r>
         <w:rPr>
           <w:rFonts w:ascii="Times New Roman" w:hAnsi="Times New Roman" w:cs="Times New Roman"/>
@@ -7548,7 +7812,7 @@
           <w:szCs w:val="28"/>
         </w:rPr>
       </w:pPr>
-      <w:bookmarkStart w:id="14" w:name="_Toc238245158"/>
+      <w:bookmarkStart w:id="14" w:name="_Toc239200741"/>
       <w:r>
         <w:rPr>
           <w:rFonts w:ascii="Times New Roman" w:hAnsi="Times New Roman" w:cs="Times New Roman"/>
@@ -7628,7 +7892,7 @@
           <w:color w:val="000000" w:themeColor="text1"/>
         </w:rPr>
       </w:pPr>
-      <w:bookmarkStart w:id="15" w:name="_Toc238245159"/>
+      <w:bookmarkStart w:id="15" w:name="_Toc239200742"/>
       <w:r>
         <w:rPr>
           <w:rFonts w:ascii="Times New Roman" w:hAnsi="Times New Roman" w:cs="Times New Roman"/>
@@ -7850,7 +8114,7 @@
           <w:color w:val="000000" w:themeColor="text1"/>
         </w:rPr>
       </w:pPr>
-      <w:bookmarkStart w:id="16" w:name="_Toc238245160"/>
+      <w:bookmarkStart w:id="16" w:name="_Toc239200743"/>
       <w:r>
         <w:rPr>
           <w:rFonts w:ascii="Times New Roman" w:hAnsi="Times New Roman" w:cs="Times New Roman"/>
@@ -7922,7 +8186,7 @@
           <w:color w:val="000000" w:themeColor="text1"/>
         </w:rPr>
       </w:pPr>
-      <w:bookmarkStart w:id="17" w:name="_Toc238245161"/>
+      <w:bookmarkStart w:id="17" w:name="_Toc239200744"/>
       <w:r>
         <w:rPr>
           <w:rFonts w:ascii="Times New Roman" w:hAnsi="Times New Roman" w:cs="Times New Roman"/>
@@ -8005,7 +8269,7 @@
           <w:szCs w:val="28"/>
         </w:rPr>
       </w:pPr>
-      <w:bookmarkStart w:id="18" w:name="_Toc238245162"/>
+      <w:bookmarkStart w:id="18" w:name="_Toc239200745"/>
       <w:r>
         <w:rPr>
           <w:rFonts w:ascii="Times New Roman" w:hAnsi="Times New Roman" w:cs="Times New Roman"/>
@@ -8074,7 +8338,7 @@
           <w:color w:val="000000" w:themeColor="text1"/>
         </w:rPr>
       </w:pPr>
-      <w:bookmarkStart w:id="19" w:name="_Toc238245163"/>
+      <w:bookmarkStart w:id="19" w:name="_Toc239200746"/>
       <w:r>
         <w:rPr>
           <w:rFonts w:ascii="Times New Roman" w:hAnsi="Times New Roman" w:cs="Times New Roman"/>
@@ -8143,7 +8407,7 @@
           <w:color w:val="000000" w:themeColor="text1"/>
         </w:rPr>
       </w:pPr>
-      <w:bookmarkStart w:id="20" w:name="_Toc238245164"/>
+      <w:bookmarkStart w:id="20" w:name="_Toc239200747"/>
       <w:r>
         <w:rPr>
           <w:rFonts w:ascii="Times New Roman" w:hAnsi="Times New Roman" w:cs="Times New Roman"/>
@@ -8194,7 +8458,7 @@
           <w:color w:val="000000" w:themeColor="text1"/>
         </w:rPr>
       </w:pPr>
-      <w:bookmarkStart w:id="21" w:name="_Toc238245165"/>
+      <w:bookmarkStart w:id="21" w:name="_Toc239200748"/>
       <w:r>
         <w:rPr>
           <w:rFonts w:ascii="Times New Roman" w:hAnsi="Times New Roman" w:cs="Times New Roman"/>
@@ -8267,7 +8531,7 @@
           <w:color w:val="000000" w:themeColor="text1"/>
         </w:rPr>
       </w:pPr>
-      <w:bookmarkStart w:id="22" w:name="_Toc238245166"/>
+      <w:bookmarkStart w:id="22" w:name="_Toc239200749"/>
       <w:r>
         <w:rPr>
           <w:rFonts w:ascii="Times New Roman" w:hAnsi="Times New Roman" w:cs="Times New Roman"/>
@@ -8402,7 +8666,7 @@
         </w:rPr>
       </w:pPr>
       <w:bookmarkStart w:id="23" w:name="_Toc231561461"/>
-      <w:bookmarkStart w:id="24" w:name="_Toc238245167"/>
+      <w:bookmarkStart w:id="24" w:name="_Toc239200750"/>
       <w:r>
         <w:rPr>
           <w:rFonts w:ascii="Times New Roman" w:hAnsi="Times New Roman" w:cs="Times New Roman"/>
@@ -8610,7 +8874,7 @@
       </w:pPr>
       <w:bookmarkStart w:id="25" w:name="_Toc227497992"/>
       <w:bookmarkStart w:id="26" w:name="_Toc231561462"/>
-      <w:bookmarkStart w:id="27" w:name="_Toc238245168"/>
+      <w:bookmarkStart w:id="27" w:name="_Toc239200751"/>
       <w:r>
         <w:rPr>
           <w:rFonts w:ascii="Times New Roman" w:hAnsi="Times New Roman" w:cs="Times New Roman"/>
@@ -8645,7 +8909,7 @@
         </w:rPr>
       </w:pPr>
       <w:bookmarkStart w:id="28" w:name="_Toc231561463"/>
-      <w:bookmarkStart w:id="29" w:name="_Toc238245169"/>
+      <w:bookmarkStart w:id="29" w:name="_Toc239200752"/>
       <w:r>
         <w:rPr>
           <w:rFonts w:ascii="Times New Roman" w:hAnsi="Times New Roman" w:cs="Times New Roman"/>
@@ -8876,7 +9140,7 @@
           <w:szCs w:val="28"/>
         </w:rPr>
       </w:pPr>
-      <w:bookmarkStart w:id="30" w:name="_Toc238245170"/>
+      <w:bookmarkStart w:id="30" w:name="_Toc239200753"/>
       <w:r>
         <w:rPr>
           <w:rFonts w:ascii="Times New Roman" w:hAnsi="Times New Roman" w:cs="Times New Roman"/>
@@ -9999,9 +10263,9 @@
           <w:szCs w:val="28"/>
         </w:rPr>
       </w:pPr>
-      <w:bookmarkStart w:id="31" w:name="_Toc227497993"/>
-      <w:bookmarkStart w:id="32" w:name="_Toc231561464"/>
-      <w:bookmarkStart w:id="33" w:name="_Toc238245171"/>
+      <w:bookmarkStart w:id="31" w:name="_Toc239200754"/>
+      <w:bookmarkStart w:id="32" w:name="_Toc227497993"/>
+      <w:bookmarkStart w:id="33" w:name="_Toc231561464"/>
       <w:r>
         <w:rPr>
           <w:rFonts w:ascii="Times New Roman" w:hAnsi="Times New Roman" w:cs="Times New Roman"/>
@@ -10073,7 +10337,7 @@
       </w:pPr>
       <w:bookmarkStart w:id="34" w:name="_Toc227497994"/>
       <w:bookmarkStart w:id="35" w:name="_Toc231561465"/>
-      <w:bookmarkStart w:id="36" w:name="_Toc238245172"/>
+      <w:bookmarkStart w:id="36" w:name="_Toc239200755"/>
       <w:r>
         <w:rPr>
           <w:rFonts w:ascii="Times New Roman" w:hAnsi="Times New Roman" w:cs="Times New Roman"/>
@@ -10345,7 +10609,7 @@
           <w:color w:val="000000" w:themeColor="text1"/>
         </w:rPr>
       </w:pPr>
-      <w:bookmarkStart w:id="37" w:name="_Toc238245173"/>
+      <w:bookmarkStart w:id="37" w:name="_Toc239200756"/>
       <w:r>
         <w:rPr>
           <w:rFonts w:ascii="Times New Roman" w:hAnsi="Times New Roman" w:cs="Times New Roman"/>
@@ -10621,7 +10885,7 @@
         </w:rPr>
       </w:pPr>
       <w:bookmarkStart w:id="38" w:name="_Toc227497995"/>
-      <w:bookmarkStart w:id="39" w:name="_Toc238245174"/>
+      <w:bookmarkStart w:id="39" w:name="_Toc239200757"/>
       <w:r>
         <w:rPr>
           <w:rFonts w:ascii="Times New Roman" w:hAnsi="Times New Roman" w:cs="Times New Roman"/>
@@ -10941,7 +11205,7 @@
         </w:rPr>
       </w:pPr>
       <w:bookmarkStart w:id="40" w:name="_Toc227497996"/>
-      <w:bookmarkStart w:id="41" w:name="_Toc238245175"/>
+      <w:bookmarkStart w:id="41" w:name="_Toc239200758"/>
       <w:r>
         <w:rPr>
           <w:rFonts w:ascii="Times New Roman" w:hAnsi="Times New Roman" w:cs="Times New Roman"/>
@@ -11196,7 +11460,7 @@
         </w:rPr>
       </w:pPr>
       <w:bookmarkStart w:id="42" w:name="_Toc227497997"/>
-      <w:bookmarkStart w:id="43" w:name="_Toc238245176"/>
+      <w:bookmarkStart w:id="43" w:name="_Toc239200759"/>
       <w:r>
         <w:rPr>
           <w:rFonts w:ascii="Times New Roman" w:hAnsi="Times New Roman" w:cs="Times New Roman"/>
@@ -11466,7 +11730,7 @@
         </w:rPr>
       </w:pPr>
       <w:bookmarkStart w:id="44" w:name="_Toc227497998"/>
-      <w:bookmarkStart w:id="45" w:name="_Toc238245177"/>
+      <w:bookmarkStart w:id="45" w:name="_Toc239200760"/>
       <w:r>
         <w:rPr>
           <w:rFonts w:ascii="Times New Roman" w:hAnsi="Times New Roman" w:cs="Times New Roman"/>
@@ -11746,7 +12010,7 @@
           <w:szCs w:val="28"/>
         </w:rPr>
       </w:pPr>
-      <w:bookmarkStart w:id="46" w:name="_Toc238245178"/>
+      <w:bookmarkStart w:id="46" w:name="_Toc239200761"/>
       <w:r>
         <w:rPr>
           <w:rFonts w:ascii="Times New Roman" w:hAnsi="Times New Roman" w:cs="Times New Roman"/>
@@ -12212,7 +12476,7 @@
           <w:szCs w:val="28"/>
         </w:rPr>
       </w:pPr>
-      <w:bookmarkStart w:id="47" w:name="_Toc238245179"/>
+      <w:bookmarkStart w:id="47" w:name="_Toc239200762"/>
       <w:r>
         <w:rPr>
           <w:rFonts w:ascii="Times New Roman" w:hAnsi="Times New Roman" w:cs="Times New Roman"/>
@@ -13375,7 +13639,7 @@
           <w:szCs w:val="28"/>
         </w:rPr>
       </w:pPr>
-      <w:bookmarkStart w:id="48" w:name="_Toc238245180"/>
+      <w:bookmarkStart w:id="48" w:name="_Toc239200763"/>
       <w:r>
         <w:rPr>
           <w:rFonts w:ascii="Times New Roman" w:hAnsi="Times New Roman" w:cs="Times New Roman"/>
@@ -13602,7 +13866,7 @@
           <w:color w:val="000000" w:themeColor="text1"/>
         </w:rPr>
       </w:pPr>
-      <w:bookmarkStart w:id="49" w:name="_Toc238245181"/>
+      <w:bookmarkStart w:id="49" w:name="_Toc239200764"/>
       <w:r>
         <w:rPr>
           <w:rFonts w:ascii="Times New Roman" w:hAnsi="Times New Roman" w:cs="Times New Roman"/>
@@ -13666,7 +13930,7 @@
           <w:szCs w:val="28"/>
         </w:rPr>
       </w:pPr>
-      <w:bookmarkStart w:id="50" w:name="_Toc238245182"/>
+      <w:bookmarkStart w:id="50" w:name="_Toc239200765"/>
       <w:r>
         <w:rPr>
           <w:rFonts w:ascii="Times New Roman" w:hAnsi="Times New Roman" w:cs="Times New Roman"/>
@@ -13898,7 +14162,7 @@
         </w:rPr>
         <w:lastRenderedPageBreak/>
         <w:drawing>
-          <wp:inline distT="0" distB="0" distL="0" distR="0" wp14:anchorId="003339DD" wp14:editId="483F7587">
+          <wp:inline distT="0" distB="0" distL="0" distR="0" wp14:anchorId="1E437BD4" wp14:editId="1DF23BCD">
             <wp:extent cx="5486400" cy="6438900"/>
             <wp:effectExtent l="0" t="0" r="0" b="0"/>
             <wp:docPr id="20" name="Picture 20" descr="A diagram of a process&#10;&#10;Description automatically generated with medium confidence"/>
@@ -14034,7 +14298,7 @@
           <w:szCs w:val="28"/>
         </w:rPr>
       </w:pPr>
-      <w:bookmarkStart w:id="52" w:name="_Toc238245183"/>
+      <w:bookmarkStart w:id="52" w:name="_Toc239200766"/>
       <w:r>
         <w:rPr>
           <w:rFonts w:ascii="Times New Roman" w:hAnsi="Times New Roman" w:cs="Times New Roman"/>
@@ -14500,7 +14764,7 @@
           <w:szCs w:val="28"/>
         </w:rPr>
       </w:pPr>
-      <w:bookmarkStart w:id="53" w:name="_Toc238245184"/>
+      <w:bookmarkStart w:id="53" w:name="_Toc239200767"/>
       <w:r>
         <w:rPr>
           <w:rFonts w:ascii="Times New Roman" w:hAnsi="Times New Roman" w:cs="Times New Roman"/>
@@ -14727,7 +14991,7 @@
           <w:szCs w:val="28"/>
         </w:rPr>
       </w:pPr>
-      <w:bookmarkStart w:id="54" w:name="_Toc238245185"/>
+      <w:bookmarkStart w:id="54" w:name="_Toc239200768"/>
       <w:r>
         <w:rPr>
           <w:rFonts w:ascii="Times New Roman" w:hAnsi="Times New Roman" w:cs="Times New Roman"/>
@@ -14825,7 +15089,7 @@
           <w:color w:val="000000" w:themeColor="text1"/>
         </w:rPr>
       </w:pPr>
-      <w:bookmarkStart w:id="55" w:name="_Toc238245186"/>
+      <w:bookmarkStart w:id="55" w:name="_Toc239200769"/>
       <w:r>
         <w:rPr>
           <w:rFonts w:ascii="Times New Roman" w:hAnsi="Times New Roman" w:cs="Times New Roman"/>
@@ -15012,7 +15276,7 @@
           <w:color w:val="000000" w:themeColor="text1"/>
         </w:rPr>
       </w:pPr>
-      <w:bookmarkStart w:id="56" w:name="_Toc238245187"/>
+      <w:bookmarkStart w:id="56" w:name="_Toc239200770"/>
       <w:r>
         <w:rPr>
           <w:rFonts w:ascii="Times New Roman" w:hAnsi="Times New Roman" w:cs="Times New Roman"/>
@@ -15247,7 +15511,7 @@
           <w:color w:val="000000" w:themeColor="text1"/>
         </w:rPr>
       </w:pPr>
-      <w:bookmarkStart w:id="57" w:name="_Toc238245188"/>
+      <w:bookmarkStart w:id="57" w:name="_Toc239200771"/>
       <w:r>
         <w:rPr>
           <w:rFonts w:ascii="Times New Roman" w:hAnsi="Times New Roman" w:cs="Times New Roman"/>
@@ -15359,7 +15623,7 @@
           <w:color w:val="000000" w:themeColor="text1"/>
         </w:rPr>
       </w:pPr>
-      <w:bookmarkStart w:id="58" w:name="_Toc238245189"/>
+      <w:bookmarkStart w:id="58" w:name="_Toc239200772"/>
       <w:r>
         <w:rPr>
           <w:rFonts w:ascii="Times New Roman" w:hAnsi="Times New Roman" w:cs="Times New Roman"/>
@@ -15551,7 +15815,7 @@
           <w:szCs w:val="28"/>
         </w:rPr>
       </w:pPr>
-      <w:bookmarkStart w:id="59" w:name="_Toc238245190"/>
+      <w:bookmarkStart w:id="59" w:name="_Toc239200773"/>
       <w:r>
         <w:rPr>
           <w:rFonts w:ascii="Times New Roman" w:hAnsi="Times New Roman" w:cs="Times New Roman"/>
@@ -15753,6 +16017,206 @@
     </w:p>
     <w:p>
       <w:pPr>
+        <w:spacing w:line="360" w:lineRule="auto"/>
+        <w:jc w:val="both"/>
+        <w:rPr>
+          <w:sz w:val="24"/>
+          <w:szCs w:val="24"/>
+        </w:rPr>
+      </w:pPr>
+    </w:p>
+    <w:p>
+      <w:pPr>
+        <w:spacing w:line="360" w:lineRule="auto"/>
+        <w:jc w:val="both"/>
+        <w:rPr>
+          <w:sz w:val="24"/>
+          <w:szCs w:val="24"/>
+        </w:rPr>
+      </w:pPr>
+    </w:p>
+    <w:p>
+      <w:pPr>
+        <w:spacing w:line="360" w:lineRule="auto"/>
+        <w:jc w:val="both"/>
+        <w:rPr>
+          <w:sz w:val="24"/>
+          <w:szCs w:val="24"/>
+        </w:rPr>
+      </w:pPr>
+    </w:p>
+    <w:p>
+      <w:pPr>
+        <w:spacing w:line="360" w:lineRule="auto"/>
+        <w:jc w:val="both"/>
+        <w:rPr>
+          <w:sz w:val="24"/>
+          <w:szCs w:val="24"/>
+        </w:rPr>
+      </w:pPr>
+    </w:p>
+    <w:p>
+      <w:pPr>
+        <w:spacing w:line="360" w:lineRule="auto"/>
+        <w:jc w:val="both"/>
+        <w:rPr>
+          <w:sz w:val="24"/>
+          <w:szCs w:val="24"/>
+        </w:rPr>
+      </w:pPr>
+    </w:p>
+    <w:p>
+      <w:pPr>
+        <w:spacing w:line="360" w:lineRule="auto"/>
+        <w:jc w:val="both"/>
+        <w:rPr>
+          <w:sz w:val="24"/>
+          <w:szCs w:val="24"/>
+        </w:rPr>
+      </w:pPr>
+    </w:p>
+    <w:p>
+      <w:pPr>
+        <w:spacing w:line="360" w:lineRule="auto"/>
+        <w:jc w:val="both"/>
+        <w:rPr>
+          <w:sz w:val="24"/>
+          <w:szCs w:val="24"/>
+        </w:rPr>
+      </w:pPr>
+    </w:p>
+    <w:p>
+      <w:pPr>
+        <w:spacing w:line="360" w:lineRule="auto"/>
+        <w:jc w:val="both"/>
+        <w:rPr>
+          <w:sz w:val="24"/>
+          <w:szCs w:val="24"/>
+        </w:rPr>
+      </w:pPr>
+    </w:p>
+    <w:p>
+      <w:pPr>
+        <w:spacing w:line="360" w:lineRule="auto"/>
+        <w:jc w:val="both"/>
+        <w:rPr>
+          <w:sz w:val="24"/>
+          <w:szCs w:val="24"/>
+        </w:rPr>
+      </w:pPr>
+    </w:p>
+    <w:p>
+      <w:pPr>
+        <w:spacing w:line="360" w:lineRule="auto"/>
+        <w:jc w:val="both"/>
+        <w:rPr>
+          <w:sz w:val="24"/>
+          <w:szCs w:val="24"/>
+        </w:rPr>
+      </w:pPr>
+    </w:p>
+    <w:p>
+      <w:pPr>
+        <w:spacing w:line="360" w:lineRule="auto"/>
+        <w:jc w:val="both"/>
+        <w:rPr>
+          <w:sz w:val="24"/>
+          <w:szCs w:val="24"/>
+        </w:rPr>
+      </w:pPr>
+    </w:p>
+    <w:p>
+      <w:pPr>
+        <w:spacing w:line="360" w:lineRule="auto"/>
+        <w:jc w:val="both"/>
+        <w:rPr>
+          <w:sz w:val="24"/>
+          <w:szCs w:val="24"/>
+        </w:rPr>
+      </w:pPr>
+    </w:p>
+    <w:p>
+      <w:pPr>
+        <w:spacing w:line="360" w:lineRule="auto"/>
+        <w:jc w:val="both"/>
+        <w:rPr>
+          <w:sz w:val="24"/>
+          <w:szCs w:val="24"/>
+        </w:rPr>
+      </w:pPr>
+    </w:p>
+    <w:p>
+      <w:pPr>
+        <w:spacing w:line="360" w:lineRule="auto"/>
+        <w:jc w:val="both"/>
+        <w:rPr>
+          <w:sz w:val="24"/>
+          <w:szCs w:val="24"/>
+        </w:rPr>
+      </w:pPr>
+    </w:p>
+    <w:p>
+      <w:pPr>
+        <w:spacing w:line="360" w:lineRule="auto"/>
+        <w:jc w:val="both"/>
+        <w:rPr>
+          <w:sz w:val="24"/>
+          <w:szCs w:val="24"/>
+        </w:rPr>
+      </w:pPr>
+    </w:p>
+    <w:p>
+      <w:pPr>
+        <w:spacing w:line="360" w:lineRule="auto"/>
+        <w:jc w:val="both"/>
+        <w:rPr>
+          <w:sz w:val="24"/>
+          <w:szCs w:val="24"/>
+        </w:rPr>
+      </w:pPr>
+    </w:p>
+    <w:p>
+      <w:pPr>
+        <w:spacing w:line="360" w:lineRule="auto"/>
+        <w:jc w:val="both"/>
+        <w:rPr>
+          <w:sz w:val="24"/>
+          <w:szCs w:val="24"/>
+        </w:rPr>
+      </w:pPr>
+    </w:p>
+    <w:p>
+      <w:pPr>
+        <w:spacing w:line="360" w:lineRule="auto"/>
+        <w:jc w:val="both"/>
+        <w:rPr>
+          <w:sz w:val="24"/>
+          <w:szCs w:val="24"/>
+        </w:rPr>
+      </w:pPr>
+    </w:p>
+    <w:p>
+      <w:pPr>
+        <w:spacing w:line="360" w:lineRule="auto"/>
+        <w:jc w:val="both"/>
+        <w:rPr>
+          <w:sz w:val="24"/>
+          <w:szCs w:val="24"/>
+        </w:rPr>
+      </w:pPr>
+    </w:p>
+    <w:p>
+      <w:pPr>
+        <w:spacing w:line="360" w:lineRule="auto"/>
+        <w:jc w:val="both"/>
+        <w:rPr>
+          <w:sz w:val="24"/>
+          <w:szCs w:val="24"/>
+        </w:rPr>
+      </w:pPr>
+    </w:p>
+    <w:p>
+      <w:pPr>
         <w:pStyle w:val="Heading2"/>
         <w:spacing w:line="360" w:lineRule="auto"/>
         <w:jc w:val="both"/>
@@ -15765,7 +16229,7 @@
           <w:szCs w:val="28"/>
         </w:rPr>
       </w:pPr>
-      <w:bookmarkStart w:id="60" w:name="_Toc238245191"/>
+      <w:bookmarkStart w:id="60" w:name="_Toc239200774"/>
       <w:r>
         <w:rPr>
           <w:rFonts w:ascii="Times New Roman" w:hAnsi="Times New Roman" w:cs="Times New Roman"/>
@@ -15775,6 +16239,7 @@
           <w:sz w:val="28"/>
           <w:szCs w:val="28"/>
         </w:rPr>
+        <w:lastRenderedPageBreak/>
         <w:t>3</w:t>
       </w:r>
       <w:r>
@@ -15821,6 +16286,1432 @@
           <w:szCs w:val="24"/>
         </w:rPr>
       </w:pPr>
+      <w:r>
+        <w:rPr>
+          <w:sz w:val="24"/>
+          <w:szCs w:val="24"/>
+        </w:rPr>
+        <w:t xml:space="preserve">As mentioned earlier, studies done according to DSR approach should address real world practical problems. However, it is very important to make sure that such requirements are not assumed by the researcher. So, a requirement gathering phase is very important to ensure those requirements of the study address real world problems. Accordingly, for this specific study, requirements were gathered though literature reviews, research gap analysis and practical limitations identified during the early stage of research. Also, as this study is more focused on lambda contribution it was decided to not to conduct any stakeholder interviews or questionnaires as such tasks require additional effort to get formal access to personnel of Sri Lankan Police or Road Development Authority. So, it was decided to focus on above mentioned approach for requirement gathering. </w:t>
+      </w:r>
+    </w:p>
+    <w:p>
+      <w:pPr>
+        <w:spacing w:line="360" w:lineRule="auto"/>
+        <w:jc w:val="both"/>
+        <w:rPr>
+          <w:sz w:val="24"/>
+          <w:szCs w:val="24"/>
+        </w:rPr>
+      </w:pPr>
+    </w:p>
+    <w:p>
+      <w:pPr>
+        <w:pStyle w:val="Heading3"/>
+        <w:spacing w:line="360" w:lineRule="auto"/>
+        <w:jc w:val="both"/>
+        <w:rPr>
+          <w:rFonts w:ascii="Times New Roman" w:hAnsi="Times New Roman" w:cs="Times New Roman"/>
+          <w:b/>
+          <w:bCs/>
+          <w:color w:val="000000" w:themeColor="text1"/>
+        </w:rPr>
+      </w:pPr>
+      <w:bookmarkStart w:id="61" w:name="_Toc239200775"/>
+      <w:r>
+        <w:rPr>
+          <w:rFonts w:ascii="Times New Roman" w:hAnsi="Times New Roman" w:cs="Times New Roman"/>
+          <w:b/>
+          <w:bCs/>
+          <w:color w:val="000000" w:themeColor="text1"/>
+        </w:rPr>
+        <w:t>3</w:t>
+      </w:r>
+      <w:r>
+        <w:rPr>
+          <w:rFonts w:ascii="Times New Roman" w:hAnsi="Times New Roman" w:cs="Times New Roman"/>
+          <w:b/>
+          <w:bCs/>
+          <w:color w:val="000000" w:themeColor="text1"/>
+        </w:rPr>
+        <w:t>.</w:t>
+      </w:r>
+      <w:r>
+        <w:rPr>
+          <w:rFonts w:ascii="Times New Roman" w:hAnsi="Times New Roman" w:cs="Times New Roman"/>
+          <w:b/>
+          <w:bCs/>
+          <w:color w:val="000000" w:themeColor="text1"/>
+        </w:rPr>
+        <w:t>6</w:t>
+      </w:r>
+      <w:r>
+        <w:rPr>
+          <w:rFonts w:ascii="Times New Roman" w:hAnsi="Times New Roman" w:cs="Times New Roman"/>
+          <w:b/>
+          <w:bCs/>
+          <w:color w:val="000000" w:themeColor="text1"/>
+        </w:rPr>
+        <w:t>.</w:t>
+      </w:r>
+      <w:r>
+        <w:rPr>
+          <w:rFonts w:ascii="Times New Roman" w:hAnsi="Times New Roman" w:cs="Times New Roman"/>
+          <w:b/>
+          <w:bCs/>
+          <w:color w:val="000000" w:themeColor="text1"/>
+        </w:rPr>
+        <w:t>1</w:t>
+      </w:r>
+      <w:r>
+        <w:rPr>
+          <w:rFonts w:ascii="Times New Roman" w:hAnsi="Times New Roman" w:cs="Times New Roman"/>
+          <w:b/>
+          <w:bCs/>
+          <w:color w:val="000000" w:themeColor="text1"/>
+        </w:rPr>
+        <w:t xml:space="preserve"> </w:t>
+      </w:r>
+      <w:r>
+        <w:rPr>
+          <w:rFonts w:ascii="Times New Roman" w:hAnsi="Times New Roman" w:cs="Times New Roman"/>
+          <w:b/>
+          <w:bCs/>
+          <w:color w:val="000000" w:themeColor="text1"/>
+        </w:rPr>
+        <w:t>Requirements from Literature Review and Research Gaps Analysis</w:t>
+      </w:r>
+      <w:bookmarkEnd w:id="61"/>
+    </w:p>
+    <w:p>
+      <w:pPr>
+        <w:spacing w:line="360" w:lineRule="auto"/>
+        <w:rPr>
+          <w:sz w:val="24"/>
+          <w:szCs w:val="24"/>
+        </w:rPr>
+      </w:pPr>
+      <w:r>
+        <w:rPr>
+          <w:sz w:val="24"/>
+          <w:szCs w:val="24"/>
+        </w:rPr>
+        <w:t xml:space="preserve">Accordingly following literatures which are related to road traffic </w:t>
+      </w:r>
+      <w:r>
+        <w:rPr>
+          <w:sz w:val="24"/>
+          <w:szCs w:val="24"/>
+        </w:rPr>
+        <w:t>accident hotspot</w:t>
+      </w:r>
+      <w:r>
+        <w:rPr>
+          <w:sz w:val="24"/>
+          <w:szCs w:val="24"/>
+        </w:rPr>
+        <w:t xml:space="preserve"> prediction and</w:t>
+      </w:r>
+      <w:r>
+        <w:rPr>
+          <w:sz w:val="24"/>
+          <w:szCs w:val="24"/>
+        </w:rPr>
+        <w:t xml:space="preserve"> severity classification</w:t>
+      </w:r>
+      <w:r>
+        <w:rPr>
+          <w:sz w:val="24"/>
+          <w:szCs w:val="24"/>
+        </w:rPr>
+        <w:t xml:space="preserve"> were used to gather requirements and </w:t>
+      </w:r>
+      <w:r>
+        <w:rPr>
+          <w:sz w:val="24"/>
+          <w:szCs w:val="24"/>
+        </w:rPr>
+        <w:t>both functional and non functional requirements gathered from such papers are given below in the tables.</w:t>
+      </w:r>
+    </w:p>
+    <w:p>
+      <w:pPr>
+        <w:spacing w:line="360" w:lineRule="auto"/>
+        <w:rPr>
+          <w:sz w:val="24"/>
+          <w:szCs w:val="24"/>
+        </w:rPr>
+      </w:pPr>
+    </w:p>
+    <w:p>
+      <w:pPr>
+        <w:spacing w:line="360" w:lineRule="auto"/>
+        <w:rPr>
+          <w:sz w:val="24"/>
+          <w:szCs w:val="24"/>
+        </w:rPr>
+      </w:pPr>
+    </w:p>
+    <w:p>
+      <w:pPr>
+        <w:spacing w:line="360" w:lineRule="auto"/>
+        <w:rPr>
+          <w:sz w:val="24"/>
+          <w:szCs w:val="24"/>
+        </w:rPr>
+      </w:pPr>
+    </w:p>
+    <w:p>
+      <w:pPr>
+        <w:spacing w:line="360" w:lineRule="auto"/>
+        <w:rPr>
+          <w:sz w:val="24"/>
+          <w:szCs w:val="24"/>
+        </w:rPr>
+      </w:pPr>
+    </w:p>
+    <w:p>
+      <w:pPr>
+        <w:spacing w:line="360" w:lineRule="auto"/>
+        <w:rPr>
+          <w:sz w:val="24"/>
+          <w:szCs w:val="24"/>
+        </w:rPr>
+      </w:pPr>
+    </w:p>
+    <w:p>
+      <w:pPr>
+        <w:spacing w:line="360" w:lineRule="auto"/>
+        <w:rPr>
+          <w:sz w:val="24"/>
+          <w:szCs w:val="24"/>
+        </w:rPr>
+      </w:pPr>
+    </w:p>
+    <w:p>
+      <w:pPr>
+        <w:spacing w:line="360" w:lineRule="auto"/>
+        <w:rPr>
+          <w:sz w:val="24"/>
+          <w:szCs w:val="24"/>
+        </w:rPr>
+      </w:pPr>
+    </w:p>
+    <w:p>
+      <w:pPr>
+        <w:spacing w:line="360" w:lineRule="auto"/>
+        <w:rPr>
+          <w:sz w:val="24"/>
+          <w:szCs w:val="24"/>
+        </w:rPr>
+      </w:pPr>
+    </w:p>
+    <w:p>
+      <w:pPr>
+        <w:spacing w:line="360" w:lineRule="auto"/>
+        <w:rPr>
+          <w:sz w:val="24"/>
+          <w:szCs w:val="24"/>
+        </w:rPr>
+      </w:pPr>
+    </w:p>
+    <w:p>
+      <w:pPr>
+        <w:spacing w:line="360" w:lineRule="auto"/>
+        <w:rPr>
+          <w:sz w:val="24"/>
+          <w:szCs w:val="24"/>
+        </w:rPr>
+      </w:pPr>
+    </w:p>
+    <w:p>
+      <w:pPr>
+        <w:spacing w:line="360" w:lineRule="auto"/>
+        <w:rPr>
+          <w:sz w:val="24"/>
+          <w:szCs w:val="24"/>
+        </w:rPr>
+      </w:pPr>
+    </w:p>
+    <w:p>
+      <w:pPr>
+        <w:spacing w:line="360" w:lineRule="auto"/>
+        <w:rPr>
+          <w:sz w:val="24"/>
+          <w:szCs w:val="24"/>
+        </w:rPr>
+      </w:pPr>
+    </w:p>
+    <w:p>
+      <w:pPr>
+        <w:spacing w:line="360" w:lineRule="auto"/>
+        <w:rPr>
+          <w:sz w:val="24"/>
+          <w:szCs w:val="24"/>
+        </w:rPr>
+      </w:pPr>
+    </w:p>
+    <w:p>
+      <w:pPr>
+        <w:pStyle w:val="Heading4"/>
+        <w:spacing w:line="360" w:lineRule="auto"/>
+        <w:jc w:val="both"/>
+        <w:rPr>
+          <w:rFonts w:ascii="Times New Roman" w:hAnsi="Times New Roman" w:cs="Times New Roman"/>
+          <w:b/>
+          <w:bCs/>
+          <w:i w:val="0"/>
+          <w:iCs w:val="0"/>
+          <w:color w:val="000000" w:themeColor="text1"/>
+          <w:sz w:val="24"/>
+          <w:szCs w:val="24"/>
+        </w:rPr>
+      </w:pPr>
+      <w:r>
+        <w:rPr>
+          <w:rFonts w:ascii="Times New Roman" w:hAnsi="Times New Roman" w:cs="Times New Roman"/>
+          <w:b/>
+          <w:bCs/>
+          <w:i w:val="0"/>
+          <w:iCs w:val="0"/>
+          <w:color w:val="000000" w:themeColor="text1"/>
+          <w:sz w:val="24"/>
+          <w:szCs w:val="24"/>
+        </w:rPr>
+        <w:lastRenderedPageBreak/>
+        <w:t>3.</w:t>
+      </w:r>
+      <w:r>
+        <w:rPr>
+          <w:rFonts w:ascii="Times New Roman" w:hAnsi="Times New Roman" w:cs="Times New Roman"/>
+          <w:b/>
+          <w:bCs/>
+          <w:i w:val="0"/>
+          <w:iCs w:val="0"/>
+          <w:color w:val="000000" w:themeColor="text1"/>
+          <w:sz w:val="24"/>
+          <w:szCs w:val="24"/>
+        </w:rPr>
+        <w:t>6</w:t>
+      </w:r>
+      <w:r>
+        <w:rPr>
+          <w:rFonts w:ascii="Times New Roman" w:hAnsi="Times New Roman" w:cs="Times New Roman"/>
+          <w:b/>
+          <w:bCs/>
+          <w:i w:val="0"/>
+          <w:iCs w:val="0"/>
+          <w:color w:val="000000" w:themeColor="text1"/>
+          <w:sz w:val="24"/>
+          <w:szCs w:val="24"/>
+        </w:rPr>
+        <w:t>.1.</w:t>
+      </w:r>
+      <w:r>
+        <w:rPr>
+          <w:rFonts w:ascii="Times New Roman" w:hAnsi="Times New Roman" w:cs="Times New Roman"/>
+          <w:b/>
+          <w:bCs/>
+          <w:i w:val="0"/>
+          <w:iCs w:val="0"/>
+          <w:color w:val="000000" w:themeColor="text1"/>
+          <w:sz w:val="24"/>
+          <w:szCs w:val="24"/>
+        </w:rPr>
+        <w:t>1</w:t>
+      </w:r>
+      <w:r>
+        <w:rPr>
+          <w:rFonts w:ascii="Times New Roman" w:hAnsi="Times New Roman" w:cs="Times New Roman"/>
+          <w:b/>
+          <w:bCs/>
+          <w:i w:val="0"/>
+          <w:iCs w:val="0"/>
+          <w:color w:val="000000" w:themeColor="text1"/>
+          <w:sz w:val="24"/>
+          <w:szCs w:val="24"/>
+        </w:rPr>
+        <w:t xml:space="preserve"> </w:t>
+      </w:r>
+      <w:r>
+        <w:rPr>
+          <w:rFonts w:ascii="Times New Roman" w:hAnsi="Times New Roman" w:cs="Times New Roman"/>
+          <w:b/>
+          <w:bCs/>
+          <w:i w:val="0"/>
+          <w:iCs w:val="0"/>
+          <w:color w:val="000000" w:themeColor="text1"/>
+          <w:sz w:val="24"/>
+          <w:szCs w:val="24"/>
+        </w:rPr>
+        <w:t xml:space="preserve">Functional Requirements </w:t>
+      </w:r>
+    </w:p>
+    <w:p>
+      <w:pPr>
+        <w:rPr>
+          <w:i/>
+          <w:iCs/>
+        </w:rPr>
+      </w:pPr>
+    </w:p>
+    <w:tbl>
+      <w:tblPr>
+        <w:tblStyle w:val="TableGrid"/>
+        <w:tblW w:w="0" w:type="auto"/>
+        <w:tblInd w:w="0" w:type="dxa"/>
+        <w:tblLook w:val="04A0" w:firstRow="1" w:lastRow="0" w:firstColumn="1" w:lastColumn="0" w:noHBand="0" w:noVBand="1"/>
+      </w:tblPr>
+      <w:tblGrid>
+        <w:gridCol w:w="2876"/>
+        <w:gridCol w:w="3509"/>
+        <w:gridCol w:w="2245"/>
+      </w:tblGrid>
+      <w:tr>
+        <w:tc>
+          <w:tcPr>
+            <w:tcW w:w="2876" w:type="dxa"/>
+          </w:tcPr>
+          <w:p>
+            <w:pPr>
+              <w:spacing w:line="360" w:lineRule="auto"/>
+            </w:pPr>
+            <w:r>
+              <w:t>Requirement</w:t>
+            </w:r>
+          </w:p>
+        </w:tc>
+        <w:tc>
+          <w:tcPr>
+            <w:tcW w:w="3509" w:type="dxa"/>
+          </w:tcPr>
+          <w:p>
+            <w:pPr>
+              <w:spacing w:line="360" w:lineRule="auto"/>
+            </w:pPr>
+            <w:r>
+              <w:t xml:space="preserve">Justification </w:t>
+            </w:r>
+          </w:p>
+        </w:tc>
+        <w:tc>
+          <w:tcPr>
+            <w:tcW w:w="2245" w:type="dxa"/>
+          </w:tcPr>
+          <w:p>
+            <w:pPr>
+              <w:spacing w:line="360" w:lineRule="auto"/>
+            </w:pPr>
+            <w:r>
+              <w:t>Source</w:t>
+            </w:r>
+          </w:p>
+        </w:tc>
+      </w:tr>
+      <w:tr>
+        <w:tc>
+          <w:tcPr>
+            <w:tcW w:w="2876" w:type="dxa"/>
+          </w:tcPr>
+          <w:p>
+            <w:pPr>
+              <w:spacing w:line="360" w:lineRule="auto"/>
+              <w:jc w:val="both"/>
+            </w:pPr>
+            <w:r>
+              <w:t xml:space="preserve">The framework should combine multiple sources such as weather data along with historical accident data </w:t>
+            </w:r>
+          </w:p>
+        </w:tc>
+        <w:tc>
+          <w:tcPr>
+            <w:tcW w:w="3509" w:type="dxa"/>
+          </w:tcPr>
+          <w:p>
+            <w:pPr>
+              <w:spacing w:line="360" w:lineRule="auto"/>
+              <w:jc w:val="both"/>
+            </w:pPr>
+            <w:r>
+              <w:t>This is because such multi source data integrations can improve model’s predictive performance and such integration are unexplored in Sri Lankan context.</w:t>
+            </w:r>
+          </w:p>
+        </w:tc>
+        <w:tc>
+          <w:tcPr>
+            <w:tcW w:w="2245" w:type="dxa"/>
+          </w:tcPr>
+          <w:p>
+            <w:pPr>
+              <w:pStyle w:val="ListParagraph"/>
+              <w:numPr>
+                <w:ilvl w:val="0"/>
+                <w:numId w:val="23"/>
+              </w:numPr>
+              <w:spacing w:line="360" w:lineRule="auto"/>
+              <w:jc w:val="both"/>
+              <w:rPr>
+                <w:color w:val="000000" w:themeColor="text1"/>
+              </w:rPr>
+            </w:pPr>
+            <w:r>
+              <w:rPr>
+                <w:color w:val="000000" w:themeColor="text1"/>
+              </w:rPr>
+              <w:t>Santos et al. (2021)</w:t>
+            </w:r>
+          </w:p>
+          <w:p>
+            <w:pPr>
+              <w:pStyle w:val="ListParagraph"/>
+              <w:numPr>
+                <w:ilvl w:val="0"/>
+                <w:numId w:val="23"/>
+              </w:numPr>
+              <w:spacing w:line="360" w:lineRule="auto"/>
+              <w:jc w:val="both"/>
+            </w:pPr>
+            <w:r>
+              <w:t>Ogungbire &amp; Pulugurtha (2025</w:t>
+            </w:r>
+          </w:p>
+        </w:tc>
+      </w:tr>
+      <w:tr>
+        <w:tc>
+          <w:tcPr>
+            <w:tcW w:w="2876" w:type="dxa"/>
+          </w:tcPr>
+          <w:p>
+            <w:pPr>
+              <w:spacing w:line="360" w:lineRule="auto"/>
+              <w:jc w:val="both"/>
+            </w:pPr>
+            <w:r>
+              <w:t xml:space="preserve">The framework should provide a grid based spatiotemporal analysis approach </w:t>
+            </w:r>
+          </w:p>
+        </w:tc>
+        <w:tc>
+          <w:tcPr>
+            <w:tcW w:w="3509" w:type="dxa"/>
+          </w:tcPr>
+          <w:p>
+            <w:pPr>
+              <w:spacing w:line="360" w:lineRule="auto"/>
+              <w:jc w:val="both"/>
+            </w:pPr>
+            <w:r>
+              <w:t>This is because systems that can just predict location coordinates were unable to understand risk pattern variations across both time and location, which justifies the need for a Uber’s H3 hexagonal grids for spatiotemporal analysis</w:t>
+            </w:r>
+          </w:p>
+        </w:tc>
+        <w:tc>
+          <w:tcPr>
+            <w:tcW w:w="2245" w:type="dxa"/>
+          </w:tcPr>
+          <w:p>
+            <w:pPr>
+              <w:pStyle w:val="ListParagraph"/>
+              <w:numPr>
+                <w:ilvl w:val="0"/>
+                <w:numId w:val="24"/>
+              </w:numPr>
+              <w:spacing w:line="360" w:lineRule="auto"/>
+              <w:jc w:val="both"/>
+            </w:pPr>
+            <w:r>
+              <w:rPr>
+                <w:color w:val="000000" w:themeColor="text1"/>
+              </w:rPr>
+              <w:t>Al-Omari et al. (2025)</w:t>
+            </w:r>
+          </w:p>
+          <w:p>
+            <w:pPr>
+              <w:pStyle w:val="ListParagraph"/>
+              <w:numPr>
+                <w:ilvl w:val="0"/>
+                <w:numId w:val="24"/>
+              </w:numPr>
+              <w:spacing w:line="360" w:lineRule="auto"/>
+              <w:jc w:val="both"/>
+            </w:pPr>
+            <w:r>
+              <w:t>Ogungbire &amp; Pulugurtha (2025</w:t>
+            </w:r>
+          </w:p>
+        </w:tc>
+      </w:tr>
+      <w:tr>
+        <w:tc>
+          <w:tcPr>
+            <w:tcW w:w="2876" w:type="dxa"/>
+          </w:tcPr>
+          <w:p>
+            <w:pPr>
+              <w:spacing w:line="360" w:lineRule="auto"/>
+              <w:jc w:val="both"/>
+            </w:pPr>
+            <w:r>
+              <w:t xml:space="preserve">The system should use effective machine learning model for accident hotspot prediction and severity classification </w:t>
+            </w:r>
+          </w:p>
+        </w:tc>
+        <w:tc>
+          <w:tcPr>
+            <w:tcW w:w="3509" w:type="dxa"/>
+          </w:tcPr>
+          <w:p>
+            <w:pPr>
+              <w:spacing w:line="360" w:lineRule="auto"/>
+              <w:jc w:val="both"/>
+            </w:pPr>
+            <w:r>
+              <w:t>This is because most of the existing studies found that ensemble models such as Random Forest and XGBoost works well compared to other alterantives</w:t>
+            </w:r>
+          </w:p>
+        </w:tc>
+        <w:tc>
+          <w:tcPr>
+            <w:tcW w:w="2245" w:type="dxa"/>
+          </w:tcPr>
+          <w:p>
+            <w:pPr>
+              <w:pStyle w:val="ListParagraph"/>
+              <w:numPr>
+                <w:ilvl w:val="0"/>
+                <w:numId w:val="23"/>
+              </w:numPr>
+              <w:spacing w:line="360" w:lineRule="auto"/>
+              <w:jc w:val="both"/>
+              <w:rPr>
+                <w:color w:val="000000" w:themeColor="text1"/>
+              </w:rPr>
+            </w:pPr>
+            <w:r>
+              <w:rPr>
+                <w:color w:val="000000" w:themeColor="text1"/>
+              </w:rPr>
+              <w:t>Santos et al. (2021)</w:t>
+            </w:r>
+          </w:p>
+          <w:p>
+            <w:pPr>
+              <w:pStyle w:val="ListParagraph"/>
+              <w:numPr>
+                <w:ilvl w:val="0"/>
+                <w:numId w:val="23"/>
+              </w:numPr>
+              <w:spacing w:line="360" w:lineRule="auto"/>
+              <w:jc w:val="both"/>
+              <w:rPr>
+                <w:color w:val="000000" w:themeColor="text1"/>
+              </w:rPr>
+            </w:pPr>
+            <w:r>
+              <w:rPr>
+                <w:color w:val="000000" w:themeColor="text1"/>
+              </w:rPr>
+              <w:t>J.M.C.T. Jayamanna &amp; P. Kalansooriya</w:t>
+            </w:r>
+            <w:r>
+              <w:rPr>
+                <w:color w:val="000000" w:themeColor="text1"/>
+              </w:rPr>
+              <w:t xml:space="preserve"> (2024)</w:t>
+            </w:r>
+          </w:p>
+          <w:p>
+            <w:pPr>
+              <w:spacing w:line="360" w:lineRule="auto"/>
+              <w:jc w:val="both"/>
+            </w:pPr>
+          </w:p>
+        </w:tc>
+      </w:tr>
+      <w:tr>
+        <w:tc>
+          <w:tcPr>
+            <w:tcW w:w="2876" w:type="dxa"/>
+          </w:tcPr>
+          <w:p>
+            <w:pPr>
+              <w:spacing w:line="360" w:lineRule="auto"/>
+              <w:jc w:val="both"/>
+            </w:pPr>
+            <w:r>
+              <w:t>The framework should be able to predict traffic accident hotspot and classify severity of them</w:t>
+            </w:r>
+          </w:p>
+        </w:tc>
+        <w:tc>
+          <w:tcPr>
+            <w:tcW w:w="3509" w:type="dxa"/>
+          </w:tcPr>
+          <w:p>
+            <w:pPr>
+              <w:spacing w:line="360" w:lineRule="auto"/>
+              <w:jc w:val="both"/>
+            </w:pPr>
+            <w:r>
+              <w:t>By doing this we can enable the framework to provide more information related to road traffic accident context and thereby enabling relevant parties with more completed decision-making approach</w:t>
+            </w:r>
+          </w:p>
+        </w:tc>
+        <w:tc>
+          <w:tcPr>
+            <w:tcW w:w="2245" w:type="dxa"/>
+          </w:tcPr>
+          <w:p>
+            <w:pPr>
+              <w:pStyle w:val="ListParagraph"/>
+              <w:numPr>
+                <w:ilvl w:val="0"/>
+                <w:numId w:val="25"/>
+              </w:numPr>
+              <w:spacing w:line="360" w:lineRule="auto"/>
+              <w:jc w:val="both"/>
+            </w:pPr>
+            <w:r>
+              <w:t>Islam et al. (2022)</w:t>
+            </w:r>
+          </w:p>
+          <w:p>
+            <w:pPr>
+              <w:pStyle w:val="ListParagraph"/>
+              <w:numPr>
+                <w:ilvl w:val="0"/>
+                <w:numId w:val="25"/>
+              </w:numPr>
+              <w:spacing w:line="360" w:lineRule="auto"/>
+              <w:jc w:val="both"/>
+            </w:pPr>
+            <w:r>
+              <w:rPr>
+                <w:color w:val="000000" w:themeColor="text1"/>
+              </w:rPr>
+              <w:t>J.M.C.T. Jayamanna &amp; P. Kalansooriya (2024)</w:t>
+            </w:r>
+          </w:p>
+        </w:tc>
+      </w:tr>
+    </w:tbl>
+    <w:p/>
+    <w:p/>
+    <w:p>
+      <w:pPr>
+        <w:rPr>
+          <w:i/>
+          <w:iCs/>
+        </w:rPr>
+      </w:pPr>
+    </w:p>
+    <w:p>
+      <w:pPr>
+        <w:pStyle w:val="Heading4"/>
+        <w:spacing w:line="360" w:lineRule="auto"/>
+        <w:jc w:val="both"/>
+        <w:rPr>
+          <w:rFonts w:ascii="Times New Roman" w:hAnsi="Times New Roman" w:cs="Times New Roman"/>
+          <w:b/>
+          <w:bCs/>
+          <w:i w:val="0"/>
+          <w:iCs w:val="0"/>
+          <w:color w:val="000000" w:themeColor="text1"/>
+          <w:sz w:val="24"/>
+          <w:szCs w:val="24"/>
+        </w:rPr>
+      </w:pPr>
+      <w:r>
+        <w:rPr>
+          <w:rFonts w:ascii="Times New Roman" w:hAnsi="Times New Roman" w:cs="Times New Roman"/>
+          <w:b/>
+          <w:bCs/>
+          <w:i w:val="0"/>
+          <w:iCs w:val="0"/>
+          <w:color w:val="000000" w:themeColor="text1"/>
+          <w:sz w:val="24"/>
+          <w:szCs w:val="24"/>
+        </w:rPr>
+        <w:t>3.</w:t>
+      </w:r>
+      <w:r>
+        <w:rPr>
+          <w:rFonts w:ascii="Times New Roman" w:hAnsi="Times New Roman" w:cs="Times New Roman"/>
+          <w:b/>
+          <w:bCs/>
+          <w:i w:val="0"/>
+          <w:iCs w:val="0"/>
+          <w:color w:val="000000" w:themeColor="text1"/>
+          <w:sz w:val="24"/>
+          <w:szCs w:val="24"/>
+        </w:rPr>
+        <w:t>6</w:t>
+      </w:r>
+      <w:r>
+        <w:rPr>
+          <w:rFonts w:ascii="Times New Roman" w:hAnsi="Times New Roman" w:cs="Times New Roman"/>
+          <w:b/>
+          <w:bCs/>
+          <w:i w:val="0"/>
+          <w:iCs w:val="0"/>
+          <w:color w:val="000000" w:themeColor="text1"/>
+          <w:sz w:val="24"/>
+          <w:szCs w:val="24"/>
+        </w:rPr>
+        <w:t>.1.</w:t>
+      </w:r>
+      <w:r>
+        <w:rPr>
+          <w:rFonts w:ascii="Times New Roman" w:hAnsi="Times New Roman" w:cs="Times New Roman"/>
+          <w:b/>
+          <w:bCs/>
+          <w:i w:val="0"/>
+          <w:iCs w:val="0"/>
+          <w:color w:val="000000" w:themeColor="text1"/>
+          <w:sz w:val="24"/>
+          <w:szCs w:val="24"/>
+        </w:rPr>
+        <w:t>2</w:t>
+      </w:r>
+      <w:r>
+        <w:rPr>
+          <w:rFonts w:ascii="Times New Roman" w:hAnsi="Times New Roman" w:cs="Times New Roman"/>
+          <w:b/>
+          <w:bCs/>
+          <w:i w:val="0"/>
+          <w:iCs w:val="0"/>
+          <w:color w:val="000000" w:themeColor="text1"/>
+          <w:sz w:val="24"/>
+          <w:szCs w:val="24"/>
+        </w:rPr>
+        <w:t xml:space="preserve"> </w:t>
+      </w:r>
+      <w:r>
+        <w:rPr>
+          <w:rFonts w:ascii="Times New Roman" w:hAnsi="Times New Roman" w:cs="Times New Roman"/>
+          <w:b/>
+          <w:bCs/>
+          <w:i w:val="0"/>
+          <w:iCs w:val="0"/>
+          <w:color w:val="000000" w:themeColor="text1"/>
+          <w:sz w:val="24"/>
+          <w:szCs w:val="24"/>
+        </w:rPr>
+        <w:t xml:space="preserve">Non-Functional Requirements </w:t>
+      </w:r>
+    </w:p>
+    <w:tbl>
+      <w:tblPr>
+        <w:tblStyle w:val="TableGrid"/>
+        <w:tblW w:w="0" w:type="auto"/>
+        <w:tblInd w:w="0" w:type="dxa"/>
+        <w:tblLook w:val="04A0" w:firstRow="1" w:lastRow="0" w:firstColumn="1" w:lastColumn="0" w:noHBand="0" w:noVBand="1"/>
+      </w:tblPr>
+      <w:tblGrid>
+        <w:gridCol w:w="2876"/>
+        <w:gridCol w:w="3419"/>
+        <w:gridCol w:w="2335"/>
+      </w:tblGrid>
+      <w:tr>
+        <w:tc>
+          <w:tcPr>
+            <w:tcW w:w="2876" w:type="dxa"/>
+          </w:tcPr>
+          <w:p>
+            <w:pPr>
+              <w:spacing w:line="360" w:lineRule="auto"/>
+            </w:pPr>
+            <w:r>
+              <w:t>Requirement</w:t>
+            </w:r>
+          </w:p>
+        </w:tc>
+        <w:tc>
+          <w:tcPr>
+            <w:tcW w:w="3419" w:type="dxa"/>
+          </w:tcPr>
+          <w:p>
+            <w:pPr>
+              <w:spacing w:line="360" w:lineRule="auto"/>
+            </w:pPr>
+            <w:r>
+              <w:t xml:space="preserve">Justification </w:t>
+            </w:r>
+          </w:p>
+        </w:tc>
+        <w:tc>
+          <w:tcPr>
+            <w:tcW w:w="2335" w:type="dxa"/>
+          </w:tcPr>
+          <w:p>
+            <w:pPr>
+              <w:spacing w:line="360" w:lineRule="auto"/>
+            </w:pPr>
+            <w:r>
+              <w:t>Source</w:t>
+            </w:r>
+          </w:p>
+        </w:tc>
+      </w:tr>
+      <w:tr>
+        <w:tc>
+          <w:tcPr>
+            <w:tcW w:w="2876" w:type="dxa"/>
+          </w:tcPr>
+          <w:p>
+            <w:pPr>
+              <w:spacing w:line="360" w:lineRule="auto"/>
+              <w:jc w:val="both"/>
+            </w:pPr>
+            <w:r>
+              <w:t>The framework should  have improved interpretability and transparency via Explainable AI</w:t>
+            </w:r>
+          </w:p>
+        </w:tc>
+        <w:tc>
+          <w:tcPr>
+            <w:tcW w:w="3419" w:type="dxa"/>
+          </w:tcPr>
+          <w:p>
+            <w:pPr>
+              <w:spacing w:line="360" w:lineRule="auto"/>
+              <w:jc w:val="both"/>
+            </w:pPr>
+            <w:r>
+              <w:t xml:space="preserve">This is becaues integrating XAI techniques such as SHAP can improve model’s transparency and interpretability. Some of the previous studies have identified this as a gap and recommended to integrate this for hotspot prediction frameworks </w:t>
+            </w:r>
+          </w:p>
+        </w:tc>
+        <w:tc>
+          <w:tcPr>
+            <w:tcW w:w="2335" w:type="dxa"/>
+          </w:tcPr>
+          <w:p>
+            <w:pPr>
+              <w:pStyle w:val="ListParagraph"/>
+              <w:numPr>
+                <w:ilvl w:val="0"/>
+                <w:numId w:val="23"/>
+              </w:numPr>
+              <w:spacing w:line="360" w:lineRule="auto"/>
+              <w:jc w:val="both"/>
+              <w:rPr>
+                <w:color w:val="000000" w:themeColor="text1"/>
+              </w:rPr>
+            </w:pPr>
+            <w:r>
+              <w:rPr>
+                <w:color w:val="000000" w:themeColor="text1"/>
+              </w:rPr>
+              <w:t>Santos et al. (2021)</w:t>
+            </w:r>
+          </w:p>
+          <w:p>
+            <w:pPr>
+              <w:pStyle w:val="ListParagraph"/>
+              <w:numPr>
+                <w:ilvl w:val="0"/>
+                <w:numId w:val="23"/>
+              </w:numPr>
+              <w:spacing w:line="360" w:lineRule="auto"/>
+              <w:jc w:val="both"/>
+            </w:pPr>
+            <w:r>
+              <w:rPr>
+                <w:color w:val="000000" w:themeColor="text1"/>
+              </w:rPr>
+              <w:t>Jayamanna &amp; P. Kalansooriya (2024)</w:t>
+            </w:r>
+          </w:p>
+        </w:tc>
+      </w:tr>
+      <w:tr>
+        <w:tc>
+          <w:tcPr>
+            <w:tcW w:w="2876" w:type="dxa"/>
+          </w:tcPr>
+          <w:p>
+            <w:pPr>
+              <w:spacing w:line="360" w:lineRule="auto"/>
+              <w:jc w:val="both"/>
+            </w:pPr>
+            <w:r>
+              <w:t>The framework should handle class imbalance of values such as “Fatal Severity”</w:t>
+            </w:r>
+          </w:p>
+        </w:tc>
+        <w:tc>
+          <w:tcPr>
+            <w:tcW w:w="3419" w:type="dxa"/>
+          </w:tcPr>
+          <w:p>
+            <w:pPr>
+              <w:spacing w:line="360" w:lineRule="auto"/>
+              <w:jc w:val="both"/>
+            </w:pPr>
+            <w:r>
+              <w:t>Like mentioned, accident with fatal severity represents a small proportion of total sample in most of the dataset. Previous studies considered this a recurring issue and abled to address these by balancing the dataset</w:t>
+            </w:r>
+          </w:p>
+        </w:tc>
+        <w:tc>
+          <w:tcPr>
+            <w:tcW w:w="2335" w:type="dxa"/>
+          </w:tcPr>
+          <w:p>
+            <w:pPr>
+              <w:pStyle w:val="ListParagraph"/>
+              <w:numPr>
+                <w:ilvl w:val="0"/>
+                <w:numId w:val="24"/>
+              </w:numPr>
+              <w:spacing w:line="360" w:lineRule="auto"/>
+              <w:jc w:val="both"/>
+            </w:pPr>
+            <w:r>
+              <w:rPr>
+                <w:color w:val="000000" w:themeColor="text1"/>
+              </w:rPr>
+              <w:t>Al-Omari et al. (2025)</w:t>
+            </w:r>
+          </w:p>
+          <w:p>
+            <w:pPr>
+              <w:pStyle w:val="ListParagraph"/>
+              <w:numPr>
+                <w:ilvl w:val="0"/>
+                <w:numId w:val="24"/>
+              </w:numPr>
+              <w:spacing w:line="360" w:lineRule="auto"/>
+              <w:jc w:val="both"/>
+            </w:pPr>
+            <w:r>
+              <w:t>Ogungbire &amp; Pulugurtha (2025</w:t>
+            </w:r>
+          </w:p>
+        </w:tc>
+      </w:tr>
+      <w:tr>
+        <w:tc>
+          <w:tcPr>
+            <w:tcW w:w="2876" w:type="dxa"/>
+          </w:tcPr>
+          <w:p>
+            <w:pPr>
+              <w:spacing w:line="360" w:lineRule="auto"/>
+              <w:jc w:val="both"/>
+            </w:pPr>
+            <w:r>
+              <w:t xml:space="preserve">The framework should be designed in a way that it can address Sri Lankan Road traffic accident distribution </w:t>
+            </w:r>
+          </w:p>
+        </w:tc>
+        <w:tc>
+          <w:tcPr>
+            <w:tcW w:w="3419" w:type="dxa"/>
+          </w:tcPr>
+          <w:p>
+            <w:pPr>
+              <w:spacing w:line="360" w:lineRule="auto"/>
+              <w:jc w:val="both"/>
+            </w:pPr>
+            <w:r>
+              <w:t>As most of the existing frameworks in other countries doesn’t transfer to Sri Lankan context due to differences in road accident distributions and contributing factors, this study aims to implement a framework that is more tailored to Sri Lankan context.</w:t>
+            </w:r>
+          </w:p>
+        </w:tc>
+        <w:tc>
+          <w:tcPr>
+            <w:tcW w:w="2335" w:type="dxa"/>
+          </w:tcPr>
+          <w:p>
+            <w:pPr>
+              <w:pStyle w:val="ListParagraph"/>
+              <w:numPr>
+                <w:ilvl w:val="0"/>
+                <w:numId w:val="23"/>
+              </w:numPr>
+              <w:spacing w:line="360" w:lineRule="auto"/>
+              <w:jc w:val="both"/>
+              <w:rPr>
+                <w:color w:val="000000" w:themeColor="text1"/>
+              </w:rPr>
+            </w:pPr>
+            <w:r>
+              <w:rPr>
+                <w:color w:val="000000" w:themeColor="text1"/>
+              </w:rPr>
+              <w:t>Santos et al. (2021)</w:t>
+            </w:r>
+          </w:p>
+          <w:p>
+            <w:pPr>
+              <w:pStyle w:val="ListParagraph"/>
+              <w:numPr>
+                <w:ilvl w:val="0"/>
+                <w:numId w:val="23"/>
+              </w:numPr>
+              <w:spacing w:line="360" w:lineRule="auto"/>
+              <w:jc w:val="both"/>
+              <w:rPr>
+                <w:color w:val="000000" w:themeColor="text1"/>
+              </w:rPr>
+            </w:pPr>
+            <w:r>
+              <w:rPr>
+                <w:color w:val="000000" w:themeColor="text1"/>
+              </w:rPr>
+              <w:t>J.M.C.T. Jayamanna &amp; P. Kalansooriya</w:t>
+            </w:r>
+            <w:r>
+              <w:rPr>
+                <w:color w:val="000000" w:themeColor="text1"/>
+              </w:rPr>
+              <w:t xml:space="preserve"> (2024)</w:t>
+            </w:r>
+          </w:p>
+          <w:p>
+            <w:pPr>
+              <w:spacing w:line="360" w:lineRule="auto"/>
+              <w:jc w:val="both"/>
+            </w:pPr>
+          </w:p>
+        </w:tc>
+      </w:tr>
+    </w:tbl>
+    <w:p>
+      <w:pPr>
+        <w:spacing w:line="360" w:lineRule="auto"/>
+        <w:rPr>
+          <w:sz w:val="24"/>
+          <w:szCs w:val="24"/>
+        </w:rPr>
+      </w:pPr>
+    </w:p>
+    <w:p>
+      <w:pPr>
+        <w:spacing w:line="360" w:lineRule="auto"/>
+      </w:pPr>
+      <w:r>
+        <w:rPr>
+          <w:sz w:val="24"/>
+          <w:szCs w:val="24"/>
+        </w:rPr>
+        <w:t xml:space="preserve"> </w:t>
+      </w:r>
+    </w:p>
+    <w:p>
+      <w:r>
+        <w:tab/>
+      </w:r>
+    </w:p>
+    <w:p/>
+    <w:p/>
+    <w:p/>
+    <w:p>
+      <w:pPr>
+        <w:pStyle w:val="Heading3"/>
+        <w:spacing w:line="360" w:lineRule="auto"/>
+        <w:jc w:val="both"/>
+        <w:rPr>
+          <w:rFonts w:ascii="Times New Roman" w:hAnsi="Times New Roman" w:cs="Times New Roman"/>
+          <w:b/>
+          <w:bCs/>
+          <w:color w:val="000000" w:themeColor="text1"/>
+        </w:rPr>
+      </w:pPr>
+      <w:bookmarkStart w:id="62" w:name="_Toc239200776"/>
+      <w:r>
+        <w:rPr>
+          <w:rFonts w:ascii="Times New Roman" w:hAnsi="Times New Roman" w:cs="Times New Roman"/>
+          <w:b/>
+          <w:bCs/>
+          <w:color w:val="000000" w:themeColor="text1"/>
+        </w:rPr>
+        <w:lastRenderedPageBreak/>
+        <w:t>3</w:t>
+      </w:r>
+      <w:r>
+        <w:rPr>
+          <w:rFonts w:ascii="Times New Roman" w:hAnsi="Times New Roman" w:cs="Times New Roman"/>
+          <w:b/>
+          <w:bCs/>
+          <w:color w:val="000000" w:themeColor="text1"/>
+        </w:rPr>
+        <w:t>.</w:t>
+      </w:r>
+      <w:r>
+        <w:rPr>
+          <w:rFonts w:ascii="Times New Roman" w:hAnsi="Times New Roman" w:cs="Times New Roman"/>
+          <w:b/>
+          <w:bCs/>
+          <w:color w:val="000000" w:themeColor="text1"/>
+        </w:rPr>
+        <w:t>6</w:t>
+      </w:r>
+      <w:r>
+        <w:rPr>
+          <w:rFonts w:ascii="Times New Roman" w:hAnsi="Times New Roman" w:cs="Times New Roman"/>
+          <w:b/>
+          <w:bCs/>
+          <w:color w:val="000000" w:themeColor="text1"/>
+        </w:rPr>
+        <w:t>.</w:t>
+      </w:r>
+      <w:r>
+        <w:rPr>
+          <w:rFonts w:ascii="Times New Roman" w:hAnsi="Times New Roman" w:cs="Times New Roman"/>
+          <w:b/>
+          <w:bCs/>
+          <w:color w:val="000000" w:themeColor="text1"/>
+        </w:rPr>
+        <w:t>2</w:t>
+      </w:r>
+      <w:r>
+        <w:rPr>
+          <w:rFonts w:ascii="Times New Roman" w:hAnsi="Times New Roman" w:cs="Times New Roman"/>
+          <w:b/>
+          <w:bCs/>
+          <w:color w:val="000000" w:themeColor="text1"/>
+        </w:rPr>
+        <w:t xml:space="preserve"> </w:t>
+      </w:r>
+      <w:r>
+        <w:rPr>
+          <w:rFonts w:ascii="Times New Roman" w:hAnsi="Times New Roman" w:cs="Times New Roman"/>
+          <w:b/>
+          <w:bCs/>
+          <w:color w:val="000000" w:themeColor="text1"/>
+        </w:rPr>
+        <w:t>Requirements from Identified Practical Limitations</w:t>
+      </w:r>
+      <w:bookmarkEnd w:id="62"/>
+      <w:r>
+        <w:rPr>
+          <w:rFonts w:ascii="Times New Roman" w:hAnsi="Times New Roman" w:cs="Times New Roman"/>
+          <w:b/>
+          <w:bCs/>
+          <w:color w:val="000000" w:themeColor="text1"/>
+        </w:rPr>
+        <w:t xml:space="preserve"> </w:t>
+      </w:r>
+    </w:p>
+    <w:p>
+      <w:pPr>
+        <w:spacing w:line="360" w:lineRule="auto"/>
+        <w:jc w:val="both"/>
+        <w:rPr>
+          <w:sz w:val="24"/>
+          <w:szCs w:val="24"/>
+        </w:rPr>
+      </w:pPr>
+      <w:r>
+        <w:rPr>
+          <w:sz w:val="24"/>
+          <w:szCs w:val="24"/>
+        </w:rPr>
+        <w:t xml:space="preserve">In addition to above mentioned requirements which were gathered from reviewing existing studies and their gap, it was also possible derive some requirements based on the practical limitation identified during the early stages of the research. </w:t>
+      </w:r>
+    </w:p>
+    <w:p>
+      <w:pPr>
+        <w:spacing w:line="360" w:lineRule="auto"/>
+        <w:jc w:val="both"/>
+        <w:rPr>
+          <w:sz w:val="24"/>
+          <w:szCs w:val="24"/>
+        </w:rPr>
+      </w:pPr>
+    </w:p>
+    <w:p>
+      <w:pPr>
+        <w:pStyle w:val="ListParagraph"/>
+        <w:numPr>
+          <w:ilvl w:val="0"/>
+          <w:numId w:val="26"/>
+        </w:numPr>
+        <w:spacing w:line="360" w:lineRule="auto"/>
+        <w:rPr>
+          <w:sz w:val="24"/>
+          <w:szCs w:val="24"/>
+        </w:rPr>
+      </w:pPr>
+      <w:r>
+        <w:rPr>
+          <w:sz w:val="24"/>
+          <w:szCs w:val="24"/>
+        </w:rPr>
+        <w:t>Lack of a Synthetic Data Generation Pipeline for Sri Lankan Context</w:t>
+      </w:r>
+    </w:p>
+    <w:p>
+      <w:pPr>
+        <w:pStyle w:val="ListParagraph"/>
+        <w:numPr>
+          <w:ilvl w:val="1"/>
+          <w:numId w:val="26"/>
+        </w:numPr>
+        <w:spacing w:line="360" w:lineRule="auto"/>
+        <w:rPr>
+          <w:sz w:val="24"/>
+          <w:szCs w:val="24"/>
+        </w:rPr>
+      </w:pPr>
+      <w:r>
+        <w:rPr>
+          <w:sz w:val="24"/>
+          <w:szCs w:val="24"/>
+        </w:rPr>
+        <w:t xml:space="preserve">Even though most of the studies related to this matter in Sri Lankan context have also acknowledged the data limitation issue, they have given less focus on addressing this issue through synthetic data generation </w:t>
+      </w:r>
+      <w:r>
+        <w:rPr>
+          <w:sz w:val="24"/>
+          <w:szCs w:val="24"/>
+        </w:rPr>
+        <w:t>(Jayamanna &amp; Kalansooriya, 2024; Selvaratnam et al., 2025</w:t>
+      </w:r>
+      <w:r>
+        <w:rPr>
+          <w:sz w:val="24"/>
+          <w:szCs w:val="24"/>
+        </w:rPr>
+        <w:t xml:space="preserve">; </w:t>
+      </w:r>
+      <w:r>
+        <w:rPr>
+          <w:sz w:val="24"/>
+          <w:szCs w:val="24"/>
+        </w:rPr>
+        <w:t>Jayasinghe et al., 2025</w:t>
+      </w:r>
+      <w:r>
+        <w:rPr>
+          <w:sz w:val="24"/>
+          <w:szCs w:val="24"/>
+        </w:rPr>
+        <w:t>)</w:t>
+      </w:r>
+      <w:r>
+        <w:rPr>
+          <w:sz w:val="24"/>
+          <w:szCs w:val="24"/>
+        </w:rPr>
+        <w:t>. So, a synthetic data generation pipeline was proposed as a requirement of this framework.</w:t>
+      </w:r>
+    </w:p>
+    <w:p>
+      <w:pPr>
+        <w:pStyle w:val="ListParagraph"/>
+        <w:numPr>
+          <w:ilvl w:val="0"/>
+          <w:numId w:val="26"/>
+        </w:numPr>
+        <w:spacing w:line="360" w:lineRule="auto"/>
+        <w:rPr>
+          <w:sz w:val="24"/>
+          <w:szCs w:val="24"/>
+        </w:rPr>
+      </w:pPr>
+      <w:r>
+        <w:rPr>
+          <w:sz w:val="24"/>
+          <w:szCs w:val="24"/>
+        </w:rPr>
+        <w:t>Absence of Publicly Available Police Jurisdiction Shapefile</w:t>
+      </w:r>
+    </w:p>
+    <w:p>
+      <w:pPr>
+        <w:pStyle w:val="ListParagraph"/>
+        <w:numPr>
+          <w:ilvl w:val="1"/>
+          <w:numId w:val="26"/>
+        </w:numPr>
+        <w:spacing w:line="360" w:lineRule="auto"/>
+        <w:rPr>
+          <w:sz w:val="24"/>
+          <w:szCs w:val="24"/>
+        </w:rPr>
+      </w:pPr>
+      <w:r>
+        <w:rPr>
+          <w:sz w:val="24"/>
+          <w:szCs w:val="24"/>
+        </w:rPr>
+        <w:t>As a result of not having a published police jurisdiction shapefile for Colombo Municipal Area, it was decided to move with OSM based polygon approximation in order to define spatial boundaries in Colombo Municipal Area (Section 3.7.1.2.4).</w:t>
+      </w:r>
+    </w:p>
+    <w:p>
+      <w:pPr>
+        <w:pStyle w:val="ListParagraph"/>
+        <w:spacing w:line="360" w:lineRule="auto"/>
+        <w:rPr>
+          <w:sz w:val="24"/>
+          <w:szCs w:val="24"/>
+        </w:rPr>
+      </w:pPr>
+    </w:p>
+    <w:p>
+      <w:pPr>
+        <w:spacing w:line="360" w:lineRule="auto"/>
+        <w:jc w:val="both"/>
+        <w:rPr>
+          <w:sz w:val="24"/>
+          <w:szCs w:val="24"/>
+        </w:rPr>
+      </w:pPr>
+    </w:p>
+    <w:p>
+      <w:pPr>
+        <w:spacing w:line="360" w:lineRule="auto"/>
+        <w:jc w:val="both"/>
+        <w:rPr>
+          <w:sz w:val="24"/>
+          <w:szCs w:val="24"/>
+        </w:rPr>
+      </w:pPr>
+    </w:p>
+    <w:p>
+      <w:pPr>
+        <w:spacing w:line="360" w:lineRule="auto"/>
+        <w:jc w:val="both"/>
+        <w:rPr>
+          <w:sz w:val="24"/>
+          <w:szCs w:val="24"/>
+        </w:rPr>
+      </w:pPr>
+    </w:p>
+    <w:p>
+      <w:pPr>
+        <w:spacing w:line="360" w:lineRule="auto"/>
+        <w:jc w:val="both"/>
+        <w:rPr>
+          <w:sz w:val="24"/>
+          <w:szCs w:val="24"/>
+        </w:rPr>
+      </w:pPr>
+    </w:p>
+    <w:p>
+      <w:pPr>
+        <w:spacing w:line="360" w:lineRule="auto"/>
+        <w:jc w:val="both"/>
+        <w:rPr>
+          <w:sz w:val="24"/>
+          <w:szCs w:val="24"/>
+        </w:rPr>
+      </w:pPr>
+    </w:p>
+    <w:p>
+      <w:pPr>
+        <w:spacing w:line="360" w:lineRule="auto"/>
+        <w:jc w:val="both"/>
+        <w:rPr>
+          <w:sz w:val="24"/>
+          <w:szCs w:val="24"/>
+        </w:rPr>
+      </w:pPr>
     </w:p>
     <w:p>
       <w:pPr>
@@ -15876,7 +17767,7 @@
           <w:szCs w:val="28"/>
         </w:rPr>
       </w:pPr>
-      <w:bookmarkStart w:id="61" w:name="_Toc238245192"/>
+      <w:bookmarkStart w:id="63" w:name="_Toc239200777"/>
       <w:r>
         <w:rPr>
           <w:rFonts w:ascii="Times New Roman" w:hAnsi="Times New Roman" w:cs="Times New Roman"/>
@@ -15886,6 +17777,7 @@
           <w:sz w:val="28"/>
           <w:szCs w:val="28"/>
         </w:rPr>
+        <w:lastRenderedPageBreak/>
         <w:t>3</w:t>
       </w:r>
       <w:r>
@@ -15932,7 +17824,7 @@
         </w:rPr>
         <w:t>Data Collection</w:t>
       </w:r>
-      <w:bookmarkEnd w:id="61"/>
+      <w:bookmarkEnd w:id="63"/>
       <w:r>
         <w:rPr>
           <w:rFonts w:ascii="Times New Roman" w:hAnsi="Times New Roman" w:cs="Times New Roman"/>
@@ -15957,7 +17849,7 @@
           <w:color w:val="000000" w:themeColor="text1"/>
         </w:rPr>
       </w:pPr>
-      <w:bookmarkStart w:id="62" w:name="_Toc238245193"/>
+      <w:bookmarkStart w:id="64" w:name="_Toc239200778"/>
       <w:r>
         <w:rPr>
           <w:rFonts w:ascii="Times New Roman" w:hAnsi="Times New Roman" w:cs="Times New Roman"/>
@@ -16021,7 +17913,7 @@
         </w:rPr>
         <w:t>Historical Police Accident Records</w:t>
       </w:r>
-      <w:bookmarkEnd w:id="62"/>
+      <w:bookmarkEnd w:id="64"/>
     </w:p>
     <w:p>
       <w:pPr>
@@ -16175,7 +18067,6 @@
           <w:sz w:val="24"/>
           <w:szCs w:val="24"/>
         </w:rPr>
-        <w:lastRenderedPageBreak/>
         <w:t xml:space="preserve">However, it is very important to understand that most of the well developed countries have centralized system to manage road traffic accident data. For example USA has a system called </w:t>
       </w:r>
       <w:r>
@@ -16313,15 +18204,7 @@
           <w:sz w:val="24"/>
           <w:szCs w:val="24"/>
         </w:rPr>
-        <w:t xml:space="preserve">When it comes to the content of this dataset, it includes all the essential spatial and temporal variables needed for the development of proposed machine learning framework. Accordingly, it includes spatial features such as location and temporal features such as data and time of the road accident occurrence. Other than those, features such as accident severity, vehicle involvement, cause of the accident, age group of drivers that contributed to the accident, cause of accident, collision type, number of fatalities and injuries, were also included and those variables are really important when it comes to identification </w:t>
-      </w:r>
-      <w:r>
-        <w:rPr>
-          <w:sz w:val="24"/>
-          <w:szCs w:val="24"/>
-        </w:rPr>
-        <w:lastRenderedPageBreak/>
-        <w:t>factors contributed to the hotspot prediction and severity classification.</w:t>
+        <w:t>When it comes to the content of this dataset, it includes all the essential spatial and temporal variables needed for the development of proposed machine learning framework. Accordingly, it includes spatial features such as location and temporal features such as data and time of the road accident occurrence. Other than those, features such as accident severity, vehicle involvement, cause of the accident, age group of drivers that contributed to the accident, cause of accident, collision type, number of fatalities and injuries, were also included and those variables are really important when it comes to identification factors contributed to the hotspot prediction and severity classification.</w:t>
       </w:r>
     </w:p>
     <w:p>
@@ -16350,7 +18233,7 @@
           <w:szCs w:val="24"/>
         </w:rPr>
         <w:drawing>
-          <wp:inline distT="0" distB="0" distL="0" distR="0" wp14:anchorId="458C9642" wp14:editId="3D6D3E83">
+          <wp:inline distT="0" distB="0" distL="0" distR="0" wp14:anchorId="70ECF266" wp14:editId="4D1C2578">
             <wp:extent cx="5486400" cy="892810"/>
             <wp:effectExtent l="0" t="0" r="0" b="2540"/>
             <wp:docPr id="11" name="Picture 11" descr="A screenshot of a computer&#10;&#10;Description automatically generated"/>
@@ -16399,7 +18282,7 @@
           <w:szCs w:val="24"/>
         </w:rPr>
         <w:drawing>
-          <wp:inline distT="0" distB="0" distL="0" distR="0" wp14:anchorId="23040DF2" wp14:editId="6D97B508">
+          <wp:inline distT="0" distB="0" distL="0" distR="0" wp14:anchorId="4BD65485" wp14:editId="787549AE">
             <wp:extent cx="5486400" cy="1042035"/>
             <wp:effectExtent l="0" t="0" r="0" b="5715"/>
             <wp:docPr id="12" name="Picture 12" descr="A screenshot of a computer&#10;&#10;Description automatically generated"/>
@@ -16440,7 +18323,7 @@
         <w:pStyle w:val="Caption"/>
         <w:jc w:val="center"/>
       </w:pPr>
-      <w:bookmarkStart w:id="63" w:name="_Toc237214320"/>
+      <w:bookmarkStart w:id="65" w:name="_Toc237214320"/>
       <w:r>
         <w:t xml:space="preserve">Figure </w:t>
       </w:r>
@@ -16468,7 +18351,7 @@
       <w:r>
         <w:t>Sample Records from Slave Island Police Station</w:t>
       </w:r>
-      <w:bookmarkEnd w:id="63"/>
+      <w:bookmarkEnd w:id="65"/>
     </w:p>
     <w:p>
       <w:pPr>
@@ -16595,7 +18478,15 @@
           <w:sz w:val="24"/>
           <w:szCs w:val="24"/>
         </w:rPr>
-        <w:t>As it is mentioned earlier, only a limited number of data were collected from Slave Island police station due to factors like not having a proper centralized data management system and still having those data in physical record books. Even though these data provide the foundation for the development of proposed framework, such limited number of records are not enough for the training of relevant machine learning models as they generally require sufficient number of records to learn patterns without causing underfitting Accordingly, to address these limitations in data scarcity, a structured process tailored to Sri Lankan context has been used to generated synthetic data needed for feature extraction and model training.</w:t>
+        <w:t xml:space="preserve">As it is mentioned earlier, only a limited number of data were collected from Slave Island police station due to factors like not having a proper centralized data management system </w:t>
+      </w:r>
+      <w:r>
+        <w:rPr>
+          <w:sz w:val="24"/>
+          <w:szCs w:val="24"/>
+        </w:rPr>
+        <w:lastRenderedPageBreak/>
+        <w:t>and still having those data in physical record books. Even though these data provide the foundation for the development of proposed framework, such limited number of records are not enough for the training of relevant machine learning models as they generally require sufficient number of records to learn patterns without causing underfitting Accordingly, to address these limitations in data scarcity, a structured process tailored to Sri Lankan context has been used to generated synthetic data needed for feature extraction and model training.</w:t>
       </w:r>
     </w:p>
     <w:p>
@@ -16689,15 +18580,7 @@
           <w:sz w:val="24"/>
           <w:szCs w:val="24"/>
         </w:rPr>
-        <w:t xml:space="preserve">Accordingly, for the synthetic data generation, empirical sources related to traffic accidents in Sri Lanka has been used to understand distribution of road traffic accidents and the features related to such accidents. Once such knowledge is acquired, individual road traffic accident records in related to Colombo Municipal Area context has been generated using a structured synthetic data generation pipeline. By using this approach, we can make sure </w:t>
-      </w:r>
-      <w:r>
-        <w:rPr>
-          <w:sz w:val="24"/>
-          <w:szCs w:val="24"/>
-        </w:rPr>
-        <w:lastRenderedPageBreak/>
-        <w:t>that such data are traceable to its sources. Furthermore, it is decided to not use real accident records that we collected from real Slave Island police station during the generation process and thereby to ensure no data leakage happened during synthetic data generation, allowing validation of the framework using such real data.</w:t>
+        <w:t>Accordingly, for the synthetic data generation, empirical sources related to traffic accidents in Sri Lanka has been used to understand distribution of road traffic accidents and the features related to such accidents. Once such knowledge is acquired, individual road traffic accident records in related to Colombo Municipal Area context has been generated using a structured synthetic data generation pipeline. By using this approach, we can make sure that such data are traceable to its sources. Furthermore, it is decided to not use real accident records that we collected from real Slave Island police station during the generation process and thereby to ensure no data leakage happened during synthetic data generation, allowing validation of the framework using such real data.</w:t>
       </w:r>
     </w:p>
     <w:p>
@@ -16902,6 +18785,7 @@
           <w:sz w:val="24"/>
           <w:szCs w:val="24"/>
         </w:rPr>
+        <w:lastRenderedPageBreak/>
         <w:t>Conditional Generation</w:t>
       </w:r>
       <w:r>
@@ -17164,7 +19048,6 @@
               <w:jc w:val="both"/>
             </w:pPr>
             <w:r>
-              <w:lastRenderedPageBreak/>
               <w:t>A1</w:t>
             </w:r>
           </w:p>
@@ -17557,126 +19440,119 @@
           <w:sz w:val="24"/>
           <w:szCs w:val="24"/>
         </w:rPr>
-        <w:t xml:space="preserve">Also, according to DCS table, it is found that a total of 91 accidents happened for the years 2022 and 2023 while 44 for them occurring in 2022. This also well aligns with the real Slave Island data that we collected for the year 2022. However, such a lower amount of data for both years are not enough for TSTR validation (Train on Synthetic – Test on Real). As a result of this it was decided to oversample that 91 Slave Island records to 500 records </w:t>
-      </w:r>
-      <w:r>
-        <w:rPr>
+        <w:t>Also, according to DCS table, it is found that a total of 91 accidents happened for the years 2022 and 2023 while 44 for them occurring in 2022. This also well aligns with the real Slave Island data that we collected for the year 2022. However, such a lower amount of data for both years are not enough for TSTR validation (Train on Synthetic – Test on Real). As a result of this it was decided to oversample that 91 Slave Island records to 500 records as a design choice. However, generation of accident records for other areas was strictly limited to proportion from DSC table.</w:t>
+      </w:r>
+    </w:p>
+    <w:p/>
+    <w:p>
+      <w:pPr>
+        <w:spacing w:line="360" w:lineRule="auto"/>
+        <w:jc w:val="both"/>
+      </w:pPr>
+      <w:r>
+        <w:t xml:space="preserve"> </w:t>
+      </w:r>
+    </w:p>
+    <w:p>
+      <w:pPr>
+        <w:spacing w:line="360" w:lineRule="auto"/>
+        <w:jc w:val="both"/>
+      </w:pPr>
+    </w:p>
+    <w:p>
+      <w:pPr>
+        <w:spacing w:line="360" w:lineRule="auto"/>
+        <w:jc w:val="both"/>
+      </w:pPr>
+    </w:p>
+    <w:p>
+      <w:pPr>
+        <w:spacing w:line="360" w:lineRule="auto"/>
+        <w:jc w:val="both"/>
+      </w:pPr>
+    </w:p>
+    <w:p>
+      <w:pPr>
+        <w:spacing w:line="360" w:lineRule="auto"/>
+        <w:jc w:val="both"/>
+      </w:pPr>
+    </w:p>
+    <w:p>
+      <w:pPr>
+        <w:spacing w:line="360" w:lineRule="auto"/>
+        <w:jc w:val="both"/>
+      </w:pPr>
+    </w:p>
+    <w:p>
+      <w:pPr>
+        <w:spacing w:line="360" w:lineRule="auto"/>
+        <w:jc w:val="both"/>
+      </w:pPr>
+    </w:p>
+    <w:p>
+      <w:pPr>
+        <w:spacing w:line="360" w:lineRule="auto"/>
+        <w:jc w:val="both"/>
+      </w:pPr>
+    </w:p>
+    <w:p>
+      <w:pPr>
+        <w:spacing w:line="360" w:lineRule="auto"/>
+        <w:jc w:val="both"/>
+      </w:pPr>
+    </w:p>
+    <w:p>
+      <w:pPr>
+        <w:spacing w:line="360" w:lineRule="auto"/>
+        <w:jc w:val="both"/>
+      </w:pPr>
+    </w:p>
+    <w:p>
+      <w:pPr>
+        <w:spacing w:line="360" w:lineRule="auto"/>
+        <w:jc w:val="both"/>
+      </w:pPr>
+    </w:p>
+    <w:p>
+      <w:pPr>
+        <w:spacing w:line="360" w:lineRule="auto"/>
+        <w:jc w:val="both"/>
+      </w:pPr>
+    </w:p>
+    <w:p>
+      <w:pPr>
+        <w:spacing w:line="360" w:lineRule="auto"/>
+        <w:jc w:val="both"/>
+      </w:pPr>
+    </w:p>
+    <w:p>
+      <w:pPr>
+        <w:spacing w:line="360" w:lineRule="auto"/>
+        <w:jc w:val="both"/>
+      </w:pPr>
+    </w:p>
+    <w:p>
+      <w:pPr>
+        <w:pStyle w:val="Heading5"/>
+        <w:rPr>
+          <w:rFonts w:ascii="Times New Roman" w:hAnsi="Times New Roman" w:cs="Times New Roman"/>
+          <w:b/>
+          <w:bCs/>
+          <w:color w:val="000000" w:themeColor="text1"/>
+          <w:sz w:val="24"/>
+          <w:szCs w:val="24"/>
+        </w:rPr>
+      </w:pPr>
+      <w:r>
+        <w:rPr>
+          <w:rFonts w:ascii="Times New Roman" w:hAnsi="Times New Roman" w:cs="Times New Roman"/>
+          <w:b/>
+          <w:bCs/>
+          <w:color w:val="000000" w:themeColor="text1"/>
           <w:sz w:val="24"/>
           <w:szCs w:val="24"/>
         </w:rPr>
         <w:lastRenderedPageBreak/>
-        <w:t>as a design choice. However, generation of accident records for other areas was strictly limited to proportion from DSC table.</w:t>
-      </w:r>
-    </w:p>
-    <w:p/>
-    <w:p>
-      <w:pPr>
-        <w:spacing w:line="360" w:lineRule="auto"/>
-        <w:jc w:val="both"/>
-      </w:pPr>
-      <w:r>
-        <w:t xml:space="preserve"> </w:t>
-      </w:r>
-    </w:p>
-    <w:p>
-      <w:pPr>
-        <w:spacing w:line="360" w:lineRule="auto"/>
-        <w:jc w:val="both"/>
-      </w:pPr>
-    </w:p>
-    <w:p>
-      <w:pPr>
-        <w:spacing w:line="360" w:lineRule="auto"/>
-        <w:jc w:val="both"/>
-      </w:pPr>
-    </w:p>
-    <w:p>
-      <w:pPr>
-        <w:spacing w:line="360" w:lineRule="auto"/>
-        <w:jc w:val="both"/>
-      </w:pPr>
-    </w:p>
-    <w:p>
-      <w:pPr>
-        <w:spacing w:line="360" w:lineRule="auto"/>
-        <w:jc w:val="both"/>
-      </w:pPr>
-    </w:p>
-    <w:p>
-      <w:pPr>
-        <w:spacing w:line="360" w:lineRule="auto"/>
-        <w:jc w:val="both"/>
-      </w:pPr>
-    </w:p>
-    <w:p>
-      <w:pPr>
-        <w:spacing w:line="360" w:lineRule="auto"/>
-        <w:jc w:val="both"/>
-      </w:pPr>
-    </w:p>
-    <w:p>
-      <w:pPr>
-        <w:spacing w:line="360" w:lineRule="auto"/>
-        <w:jc w:val="both"/>
-      </w:pPr>
-    </w:p>
-    <w:p>
-      <w:pPr>
-        <w:spacing w:line="360" w:lineRule="auto"/>
-        <w:jc w:val="both"/>
-      </w:pPr>
-    </w:p>
-    <w:p>
-      <w:pPr>
-        <w:spacing w:line="360" w:lineRule="auto"/>
-        <w:jc w:val="both"/>
-      </w:pPr>
-    </w:p>
-    <w:p>
-      <w:pPr>
-        <w:spacing w:line="360" w:lineRule="auto"/>
-        <w:jc w:val="both"/>
-      </w:pPr>
-    </w:p>
-    <w:p>
-      <w:pPr>
-        <w:spacing w:line="360" w:lineRule="auto"/>
-        <w:jc w:val="both"/>
-      </w:pPr>
-    </w:p>
-    <w:p>
-      <w:pPr>
-        <w:spacing w:line="360" w:lineRule="auto"/>
-        <w:jc w:val="both"/>
-      </w:pPr>
-    </w:p>
-    <w:p>
-      <w:pPr>
-        <w:spacing w:line="360" w:lineRule="auto"/>
-        <w:jc w:val="both"/>
-      </w:pPr>
-    </w:p>
-    <w:p>
-      <w:pPr>
-        <w:pStyle w:val="Heading5"/>
-        <w:rPr>
-          <w:rFonts w:ascii="Times New Roman" w:hAnsi="Times New Roman" w:cs="Times New Roman"/>
-          <w:b/>
-          <w:bCs/>
-          <w:color w:val="000000" w:themeColor="text1"/>
-          <w:sz w:val="24"/>
-          <w:szCs w:val="24"/>
-        </w:rPr>
-      </w:pPr>
-      <w:r>
-        <w:rPr>
-          <w:rFonts w:ascii="Times New Roman" w:hAnsi="Times New Roman" w:cs="Times New Roman"/>
-          <w:b/>
-          <w:bCs/>
-          <w:color w:val="000000" w:themeColor="text1"/>
-          <w:sz w:val="24"/>
-          <w:szCs w:val="24"/>
-        </w:rPr>
         <w:t>3.</w:t>
       </w:r>
       <w:r>
@@ -17907,9 +19783,8 @@
         <w:rPr>
           <w:noProof/>
         </w:rPr>
-        <w:lastRenderedPageBreak/>
         <w:drawing>
-          <wp:inline distT="0" distB="0" distL="0" distR="0" wp14:anchorId="7008F5FB" wp14:editId="22D1849D">
+          <wp:inline distT="0" distB="0" distL="0" distR="0" wp14:anchorId="46989079" wp14:editId="65EB39F6">
             <wp:extent cx="5486400" cy="3019425"/>
             <wp:effectExtent l="0" t="0" r="0" b="9525"/>
             <wp:docPr id="16" name="Picture 16" descr="A close-up of a report&#10;&#10;Description automatically generated"/>
@@ -17950,7 +19825,7 @@
         <w:pStyle w:val="Caption"/>
         <w:jc w:val="center"/>
       </w:pPr>
-      <w:bookmarkStart w:id="64" w:name="_Toc237214321"/>
+      <w:bookmarkStart w:id="66" w:name="_Toc237214321"/>
       <w:r>
         <w:t xml:space="preserve">Figure </w:t>
       </w:r>
@@ -17975,46 +19850,47 @@
       <w:r>
         <w:t xml:space="preserve"> National Severity Levels</w:t>
       </w:r>
-      <w:bookmarkEnd w:id="64"/>
-    </w:p>
-    <w:p>
-      <w:pPr>
-        <w:spacing w:line="360" w:lineRule="auto"/>
-        <w:jc w:val="both"/>
-      </w:pPr>
-    </w:p>
-    <w:p>
-      <w:pPr>
-        <w:spacing w:line="360" w:lineRule="auto"/>
-        <w:jc w:val="both"/>
-      </w:pPr>
-    </w:p>
-    <w:p>
-      <w:pPr>
-        <w:spacing w:line="360" w:lineRule="auto"/>
-        <w:jc w:val="both"/>
-      </w:pPr>
-    </w:p>
-    <w:p>
-      <w:pPr>
-        <w:spacing w:line="360" w:lineRule="auto"/>
-        <w:jc w:val="both"/>
-      </w:pPr>
-    </w:p>
-    <w:p>
-      <w:pPr>
-        <w:spacing w:line="360" w:lineRule="auto"/>
-        <w:jc w:val="both"/>
-        <w:rPr>
-          <w:sz w:val="24"/>
-          <w:szCs w:val="24"/>
-        </w:rPr>
-      </w:pPr>
-      <w:r>
-        <w:rPr>
-          <w:sz w:val="24"/>
-          <w:szCs w:val="24"/>
-        </w:rPr>
+      <w:bookmarkEnd w:id="66"/>
+    </w:p>
+    <w:p>
+      <w:pPr>
+        <w:spacing w:line="360" w:lineRule="auto"/>
+        <w:jc w:val="both"/>
+      </w:pPr>
+    </w:p>
+    <w:p>
+      <w:pPr>
+        <w:spacing w:line="360" w:lineRule="auto"/>
+        <w:jc w:val="both"/>
+      </w:pPr>
+    </w:p>
+    <w:p>
+      <w:pPr>
+        <w:spacing w:line="360" w:lineRule="auto"/>
+        <w:jc w:val="both"/>
+      </w:pPr>
+    </w:p>
+    <w:p>
+      <w:pPr>
+        <w:spacing w:line="360" w:lineRule="auto"/>
+        <w:jc w:val="both"/>
+      </w:pPr>
+    </w:p>
+    <w:p>
+      <w:pPr>
+        <w:spacing w:line="360" w:lineRule="auto"/>
+        <w:jc w:val="both"/>
+        <w:rPr>
+          <w:sz w:val="24"/>
+          <w:szCs w:val="24"/>
+        </w:rPr>
+      </w:pPr>
+      <w:r>
+        <w:rPr>
+          <w:sz w:val="24"/>
+          <w:szCs w:val="24"/>
+        </w:rPr>
+        <w:lastRenderedPageBreak/>
         <w:t>Accordingly, above mentioned values as a percentage of total number of accidents are as follows:</w:t>
       </w:r>
     </w:p>
@@ -18528,7 +20404,15 @@
           <w:sz w:val="24"/>
           <w:szCs w:val="24"/>
         </w:rPr>
-        <w:t>has been used to derive time of the accident for accidents with non-fatal severity.</w:t>
+        <w:t xml:space="preserve">has been used to derive </w:t>
+      </w:r>
+      <w:r>
+        <w:rPr>
+          <w:sz w:val="24"/>
+          <w:szCs w:val="24"/>
+        </w:rPr>
+        <w:lastRenderedPageBreak/>
+        <w:t>time of the accident for accidents with non-fatal severity.</w:t>
       </w:r>
     </w:p>
     <w:p>
@@ -18802,216 +20686,209 @@
           <w:sz w:val="24"/>
           <w:szCs w:val="24"/>
         </w:rPr>
-        <w:t xml:space="preserve">Even though, those values are obtained from a study that was focused on accidents with data severity, it is decided to use this distribution for all severity categories due to </w:t>
-      </w:r>
-      <w:r>
-        <w:rPr>
+        <w:t>Even though, those values are obtained from a study that was focused on accidents with data severity, it is decided to use this distribution for all severity categories due to unavailability of empirical sources. This decision can also be considered as a modelling assumption as well.</w:t>
+      </w:r>
+    </w:p>
+    <w:p>
+      <w:pPr>
+        <w:spacing w:line="360" w:lineRule="auto"/>
+        <w:jc w:val="both"/>
+      </w:pPr>
+    </w:p>
+    <w:p>
+      <w:pPr>
+        <w:spacing w:line="360" w:lineRule="auto"/>
+        <w:jc w:val="both"/>
+        <w:rPr>
+          <w:b/>
+          <w:bCs/>
+          <w:color w:val="000000" w:themeColor="text1"/>
+          <w:sz w:val="24"/>
+          <w:szCs w:val="24"/>
+        </w:rPr>
+      </w:pPr>
+      <w:r>
+        <w:rPr>
+          <w:b/>
+          <w:bCs/>
+          <w:color w:val="000000" w:themeColor="text1"/>
+          <w:sz w:val="24"/>
+          <w:szCs w:val="24"/>
+        </w:rPr>
+        <w:t>Step 8 - Driver Age Assignment</w:t>
+      </w:r>
+    </w:p>
+    <w:p>
+      <w:pPr>
+        <w:spacing w:line="360" w:lineRule="auto"/>
+        <w:jc w:val="both"/>
+        <w:rPr>
+          <w:sz w:val="24"/>
+          <w:szCs w:val="24"/>
+        </w:rPr>
+      </w:pPr>
+      <w:r>
+        <w:rPr>
+          <w:sz w:val="24"/>
+          <w:szCs w:val="24"/>
+        </w:rPr>
+        <w:t xml:space="preserve">When it comes to driver age, it is sampled from the victim age information found on the empirical study by </w:t>
+      </w:r>
+      <w:r>
+        <w:rPr>
+          <w:sz w:val="24"/>
+          <w:szCs w:val="24"/>
+        </w:rPr>
+        <w:t>W. G. S. R. Thilakarathna et al.</w:t>
+      </w:r>
+      <w:r>
+        <w:rPr>
+          <w:sz w:val="24"/>
+          <w:szCs w:val="24"/>
+        </w:rPr>
+        <w:t xml:space="preserve"> (2025)</w:t>
+      </w:r>
+      <w:r>
+        <w:rPr>
+          <w:sz w:val="24"/>
+          <w:szCs w:val="24"/>
+        </w:rPr>
+        <w:t>. This is due to lack of a proper data source to extract driver age related to road traffic accidents in Sri Lanka. So the victim age was used as a proxy to understand distribution of driver age in road traffic accidents.</w:t>
+      </w:r>
+    </w:p>
+    <w:p>
+      <w:pPr>
+        <w:spacing w:line="360" w:lineRule="auto"/>
+        <w:jc w:val="both"/>
+      </w:pPr>
+    </w:p>
+    <w:p>
+      <w:pPr>
+        <w:spacing w:line="360" w:lineRule="auto"/>
+        <w:jc w:val="both"/>
+        <w:rPr>
+          <w:b/>
+          <w:bCs/>
+          <w:color w:val="000000" w:themeColor="text1"/>
+          <w:sz w:val="24"/>
+          <w:szCs w:val="24"/>
+        </w:rPr>
+      </w:pPr>
+      <w:r>
+        <w:rPr>
+          <w:b/>
+          <w:bCs/>
+          <w:color w:val="000000" w:themeColor="text1"/>
+          <w:sz w:val="24"/>
+          <w:szCs w:val="24"/>
+        </w:rPr>
+        <w:t>Step 9 – Location Extraction</w:t>
+      </w:r>
+    </w:p>
+    <w:p>
+      <w:pPr>
+        <w:spacing w:line="360" w:lineRule="auto"/>
+        <w:jc w:val="both"/>
+        <w:rPr>
+          <w:sz w:val="24"/>
+          <w:szCs w:val="24"/>
+        </w:rPr>
+      </w:pPr>
+      <w:r>
+        <w:rPr>
+          <w:sz w:val="24"/>
+          <w:szCs w:val="24"/>
+        </w:rPr>
+        <w:t xml:space="preserve">As the next step of synthetic data generation pipeline, real street name that belongs to each Colombo Municipal Area were extracted from OpenStreetMap API via osmnx </w:t>
+      </w:r>
+      <w:r>
+        <w:t>(Boeing, 2025)</w:t>
+      </w:r>
+      <w:r>
+        <w:rPr>
+          <w:sz w:val="24"/>
+          <w:szCs w:val="24"/>
+        </w:rPr>
+        <w:t>.</w:t>
+      </w:r>
+    </w:p>
+    <w:p>
+      <w:pPr>
+        <w:spacing w:line="360" w:lineRule="auto"/>
+        <w:jc w:val="both"/>
+      </w:pPr>
+    </w:p>
+    <w:p>
+      <w:pPr>
+        <w:spacing w:line="360" w:lineRule="auto"/>
+        <w:jc w:val="both"/>
+        <w:rPr>
+          <w:b/>
+          <w:bCs/>
+          <w:color w:val="000000" w:themeColor="text1"/>
+          <w:sz w:val="24"/>
+          <w:szCs w:val="24"/>
+        </w:rPr>
+      </w:pPr>
+      <w:r>
+        <w:rPr>
+          <w:b/>
+          <w:bCs/>
+          <w:color w:val="000000" w:themeColor="text1"/>
+          <w:sz w:val="24"/>
+          <w:szCs w:val="24"/>
+        </w:rPr>
+        <w:t>Step 10 – Date Assignment</w:t>
+      </w:r>
+    </w:p>
+    <w:p>
+      <w:pPr>
+        <w:spacing w:line="360" w:lineRule="auto"/>
+        <w:jc w:val="both"/>
+        <w:rPr>
+          <w:sz w:val="24"/>
+          <w:szCs w:val="24"/>
+        </w:rPr>
+      </w:pPr>
+      <w:r>
+        <w:rPr>
+          <w:sz w:val="24"/>
+          <w:szCs w:val="24"/>
+        </w:rPr>
+        <w:t>Due to lack of proper empirical evidences or studies, it is decide to generate random dates for the target time period following a uniform distribution for each accident record.</w:t>
+      </w:r>
+    </w:p>
+    <w:p>
+      <w:pPr>
+        <w:spacing w:line="360" w:lineRule="auto"/>
+        <w:jc w:val="both"/>
+        <w:rPr>
+          <w:sz w:val="24"/>
+          <w:szCs w:val="24"/>
+        </w:rPr>
+      </w:pPr>
+    </w:p>
+    <w:p>
+      <w:pPr>
+        <w:spacing w:line="360" w:lineRule="auto"/>
+        <w:jc w:val="both"/>
+        <w:rPr>
+          <w:b/>
+          <w:bCs/>
+          <w:color w:val="000000" w:themeColor="text1"/>
+          <w:sz w:val="24"/>
+          <w:szCs w:val="24"/>
+        </w:rPr>
+      </w:pPr>
+      <w:r>
+        <w:rPr>
+          <w:b/>
+          <w:bCs/>
+          <w:color w:val="000000" w:themeColor="text1"/>
           <w:sz w:val="24"/>
           <w:szCs w:val="24"/>
         </w:rPr>
         <w:lastRenderedPageBreak/>
-        <w:t>unavailability of empirical sources. This decision can also be considered as a modelling assumption as well.</w:t>
-      </w:r>
-    </w:p>
-    <w:p>
-      <w:pPr>
-        <w:spacing w:line="360" w:lineRule="auto"/>
-        <w:jc w:val="both"/>
-      </w:pPr>
-    </w:p>
-    <w:p>
-      <w:pPr>
-        <w:spacing w:line="360" w:lineRule="auto"/>
-        <w:jc w:val="both"/>
-        <w:rPr>
-          <w:b/>
-          <w:bCs/>
-          <w:color w:val="000000" w:themeColor="text1"/>
-          <w:sz w:val="24"/>
-          <w:szCs w:val="24"/>
-        </w:rPr>
-      </w:pPr>
-      <w:r>
-        <w:rPr>
-          <w:b/>
-          <w:bCs/>
-          <w:color w:val="000000" w:themeColor="text1"/>
-          <w:sz w:val="24"/>
-          <w:szCs w:val="24"/>
-        </w:rPr>
-        <w:t>Step 8 - Driver Age Assignment</w:t>
-      </w:r>
-    </w:p>
-    <w:p>
-      <w:pPr>
-        <w:spacing w:line="360" w:lineRule="auto"/>
-        <w:jc w:val="both"/>
-        <w:rPr>
-          <w:sz w:val="24"/>
-          <w:szCs w:val="24"/>
-        </w:rPr>
-      </w:pPr>
-      <w:r>
-        <w:rPr>
-          <w:sz w:val="24"/>
-          <w:szCs w:val="24"/>
-        </w:rPr>
-        <w:t xml:space="preserve">When it comes to driver age, it is sampled from the victim age information found on the empirical study by </w:t>
-      </w:r>
-      <w:r>
-        <w:rPr>
-          <w:sz w:val="24"/>
-          <w:szCs w:val="24"/>
-        </w:rPr>
-        <w:t>W. G. S. R. Thilakarathna et al.</w:t>
-      </w:r>
-      <w:r>
-        <w:rPr>
-          <w:sz w:val="24"/>
-          <w:szCs w:val="24"/>
-        </w:rPr>
-        <w:t xml:space="preserve"> (2025)</w:t>
-      </w:r>
-      <w:r>
-        <w:rPr>
-          <w:sz w:val="24"/>
-          <w:szCs w:val="24"/>
-        </w:rPr>
-        <w:t>. This is due to lack of a proper data source to extract driver age related to road traffic accidents in Sri Lanka. So the victim age was used as a proxy to understand distribution of driver age in road traffic accidents.</w:t>
-      </w:r>
-    </w:p>
-    <w:p>
-      <w:pPr>
-        <w:spacing w:line="360" w:lineRule="auto"/>
-        <w:jc w:val="both"/>
-      </w:pPr>
-    </w:p>
-    <w:p>
-      <w:pPr>
-        <w:spacing w:line="360" w:lineRule="auto"/>
-        <w:jc w:val="both"/>
-        <w:rPr>
-          <w:b/>
-          <w:bCs/>
-          <w:color w:val="000000" w:themeColor="text1"/>
-          <w:sz w:val="24"/>
-          <w:szCs w:val="24"/>
-        </w:rPr>
-      </w:pPr>
-      <w:r>
-        <w:rPr>
-          <w:b/>
-          <w:bCs/>
-          <w:color w:val="000000" w:themeColor="text1"/>
-          <w:sz w:val="24"/>
-          <w:szCs w:val="24"/>
-        </w:rPr>
-        <w:t>Step 9 – Location Extraction</w:t>
-      </w:r>
-    </w:p>
-    <w:p>
-      <w:pPr>
-        <w:spacing w:line="360" w:lineRule="auto"/>
-        <w:jc w:val="both"/>
-        <w:rPr>
-          <w:sz w:val="24"/>
-          <w:szCs w:val="24"/>
-        </w:rPr>
-      </w:pPr>
-      <w:r>
-        <w:rPr>
-          <w:sz w:val="24"/>
-          <w:szCs w:val="24"/>
-        </w:rPr>
-        <w:t xml:space="preserve">As the next step of synthetic data generation pipeline, real street name that belongs to each Colombo Municipal Area were extracted from OpenStreetMap API via osmnx </w:t>
-      </w:r>
-      <w:r>
-        <w:t>(Boeing, 2025)</w:t>
-      </w:r>
-      <w:r>
-        <w:rPr>
-          <w:sz w:val="24"/>
-          <w:szCs w:val="24"/>
-        </w:rPr>
-        <w:t>.</w:t>
-      </w:r>
-    </w:p>
-    <w:p>
-      <w:pPr>
-        <w:spacing w:line="360" w:lineRule="auto"/>
-        <w:jc w:val="both"/>
-      </w:pPr>
-    </w:p>
-    <w:p>
-      <w:pPr>
-        <w:spacing w:line="360" w:lineRule="auto"/>
-        <w:jc w:val="both"/>
-        <w:rPr>
-          <w:b/>
-          <w:bCs/>
-          <w:color w:val="000000" w:themeColor="text1"/>
-          <w:sz w:val="24"/>
-          <w:szCs w:val="24"/>
-        </w:rPr>
-      </w:pPr>
-      <w:r>
-        <w:rPr>
-          <w:b/>
-          <w:bCs/>
-          <w:color w:val="000000" w:themeColor="text1"/>
-          <w:sz w:val="24"/>
-          <w:szCs w:val="24"/>
-        </w:rPr>
-        <w:t>Step 10 – Date Assignment</w:t>
-      </w:r>
-    </w:p>
-    <w:p>
-      <w:pPr>
-        <w:spacing w:line="360" w:lineRule="auto"/>
-        <w:jc w:val="both"/>
-        <w:rPr>
-          <w:sz w:val="24"/>
-          <w:szCs w:val="24"/>
-        </w:rPr>
-      </w:pPr>
-      <w:r>
-        <w:rPr>
-          <w:sz w:val="24"/>
-          <w:szCs w:val="24"/>
-        </w:rPr>
-        <w:t>Due to lack of proper empirical evidences or studies, it is decide to generate random dates for the target time period following a uniform distribution for each accident record.</w:t>
-      </w:r>
-    </w:p>
-    <w:p>
-      <w:pPr>
-        <w:spacing w:line="360" w:lineRule="auto"/>
-        <w:jc w:val="both"/>
-        <w:rPr>
-          <w:sz w:val="24"/>
-          <w:szCs w:val="24"/>
-        </w:rPr>
-      </w:pPr>
-    </w:p>
-    <w:p>
-      <w:pPr>
-        <w:spacing w:line="360" w:lineRule="auto"/>
-        <w:jc w:val="both"/>
-        <w:rPr>
-          <w:b/>
-          <w:bCs/>
-          <w:color w:val="000000" w:themeColor="text1"/>
-          <w:sz w:val="24"/>
-          <w:szCs w:val="24"/>
-        </w:rPr>
-      </w:pPr>
-      <w:r>
-        <w:rPr>
-          <w:b/>
-          <w:bCs/>
-          <w:color w:val="000000" w:themeColor="text1"/>
-          <w:sz w:val="24"/>
-          <w:szCs w:val="24"/>
-        </w:rPr>
         <w:t>Step 11 – Severity Adjustment</w:t>
       </w:r>
     </w:p>
@@ -19116,7 +20993,6 @@
               <w:jc w:val="both"/>
             </w:pPr>
             <w:r>
-              <w:lastRenderedPageBreak/>
               <w:t>Conditional Rule</w:t>
             </w:r>
           </w:p>
@@ -19510,6 +21386,7 @@
           <w:sz w:val="24"/>
           <w:szCs w:val="24"/>
         </w:rPr>
+        <w:lastRenderedPageBreak/>
         <w:t>It is decide to derive casualty count based on the final severity value of each accident, instead of using independent sampling. Derive casualty count are as follows.</w:t>
       </w:r>
     </w:p>
@@ -19737,7 +21614,6 @@
           <w:sz w:val="24"/>
           <w:szCs w:val="24"/>
         </w:rPr>
-        <w:lastRenderedPageBreak/>
         <w:t>Accordingly, for the synthetic data generation, a structured framework that incorporates empirical sources, rule-based probability adjustments, and explicit modelling assumption was used. This process provides a synthetic dataset with the traceability to its sources while also mimicking behaviors of road traffic accident in Sri Lanka upto some extent.</w:t>
       </w:r>
     </w:p>
@@ -19757,7 +21633,7 @@
           <w:noProof/>
         </w:rPr>
         <w:drawing>
-          <wp:inline distT="0" distB="0" distL="0" distR="0" wp14:anchorId="5AD93A33" wp14:editId="5A9A9516">
+          <wp:inline distT="0" distB="0" distL="0" distR="0" wp14:anchorId="0C1B8190" wp14:editId="16463A12">
             <wp:extent cx="5210175" cy="3137563"/>
             <wp:effectExtent l="0" t="0" r="0" b="5715"/>
             <wp:docPr id="14" name="Picture 14" descr="A screenshot of a computer&#10;&#10;Description automatically generated"/>
@@ -19811,7 +21687,7 @@
         </w:rPr>
         <w:lastRenderedPageBreak/>
         <w:drawing>
-          <wp:inline distT="0" distB="0" distL="0" distR="0" wp14:anchorId="77564FAB" wp14:editId="453B5BCA">
+          <wp:inline distT="0" distB="0" distL="0" distR="0" wp14:anchorId="1F2E8654" wp14:editId="56E40A6C">
             <wp:extent cx="3936166" cy="4229100"/>
             <wp:effectExtent l="0" t="0" r="7620" b="0"/>
             <wp:docPr id="22" name="Picture 22" descr="A screenshot of a table&#10;&#10;Description automatically generated"/>
@@ -19852,7 +21728,7 @@
         <w:pStyle w:val="Caption"/>
         <w:jc w:val="center"/>
       </w:pPr>
-      <w:bookmarkStart w:id="65" w:name="_Toc237214322"/>
+      <w:bookmarkStart w:id="67" w:name="_Toc237214322"/>
       <w:r>
         <w:t xml:space="preserve">Figure </w:t>
       </w:r>
@@ -19877,7 +21753,7 @@
       <w:r>
         <w:t xml:space="preserve"> Synthetically Generated Data for Model Training</w:t>
       </w:r>
-      <w:bookmarkEnd w:id="65"/>
+      <w:bookmarkEnd w:id="67"/>
     </w:p>
     <w:p>
       <w:pPr>
@@ -19896,7 +21772,7 @@
           <w:color w:val="000000" w:themeColor="text1"/>
         </w:rPr>
       </w:pPr>
-      <w:bookmarkStart w:id="66" w:name="_Toc238245194"/>
+      <w:bookmarkStart w:id="68" w:name="_Toc239200779"/>
       <w:r>
         <w:rPr>
           <w:rFonts w:ascii="Times New Roman" w:hAnsi="Times New Roman" w:cs="Times New Roman"/>
@@ -19960,7 +21836,7 @@
         </w:rPr>
         <w:t>Weather Data</w:t>
       </w:r>
-      <w:bookmarkEnd w:id="66"/>
+      <w:bookmarkEnd w:id="68"/>
     </w:p>
     <w:p>
       <w:pPr>
@@ -20085,7 +21961,7 @@
           <w:szCs w:val="24"/>
         </w:rPr>
         <w:drawing>
-          <wp:inline distT="0" distB="0" distL="0" distR="0" wp14:anchorId="113D3A37" wp14:editId="74EEFDAF">
+          <wp:inline distT="0" distB="0" distL="0" distR="0" wp14:anchorId="0570BD23" wp14:editId="51148A68">
             <wp:extent cx="4934052" cy="3295650"/>
             <wp:effectExtent l="0" t="0" r="0" b="0"/>
             <wp:docPr id="17" name="Picture 17" descr="A table of numbers and symbols&#10;&#10;Description automatically generated with medium confidence"/>
@@ -20133,7 +22009,7 @@
         <mc:AlternateContent>
           <mc:Choice Requires="wps">
             <w:drawing>
-              <wp:anchor distT="0" distB="0" distL="114300" distR="114300" simplePos="0" relativeHeight="251663360" behindDoc="0" locked="0" layoutInCell="1" allowOverlap="1" wp14:anchorId="0F871B23" wp14:editId="4D28CB3B">
+              <wp:anchor distT="0" distB="0" distL="114300" distR="114300" simplePos="0" relativeHeight="251663360" behindDoc="0" locked="0" layoutInCell="1" allowOverlap="1" wp14:anchorId="1C0E9572" wp14:editId="7687EBD6">
                 <wp:simplePos x="0" y="0"/>
                 <wp:positionH relativeFrom="column">
                   <wp:posOffset>0</wp:posOffset>
@@ -20189,7 +22065,7 @@
           </mc:Choice>
           <mc:Fallback>
             <w:pict>
-              <v:shapetype w14:anchorId="0F871B23" id="_x0000_t202" coordsize="21600,21600" o:spt="202" path="m,l,21600r21600,l21600,xe">
+              <v:shapetype w14:anchorId="1C0E9572" id="_x0000_t202" coordsize="21600,21600" o:spt="202" path="m,l,21600r21600,l21600,xe">
                 <v:stroke joinstyle="miter"/>
                 <v:path gradientshapeok="t" o:connecttype="rect"/>
               </v:shapetype>
@@ -20216,7 +22092,7 @@
         <mc:AlternateContent>
           <mc:Choice Requires="wps">
             <w:drawing>
-              <wp:anchor distT="0" distB="0" distL="114300" distR="114300" simplePos="0" relativeHeight="251664384" behindDoc="0" locked="0" layoutInCell="1" allowOverlap="1" wp14:anchorId="31097525" wp14:editId="52DFD6B2">
+              <wp:anchor distT="0" distB="0" distL="114300" distR="114300" simplePos="0" relativeHeight="251664384" behindDoc="0" locked="0" layoutInCell="1" allowOverlap="1" wp14:anchorId="576F5E23" wp14:editId="667B460B">
                 <wp:simplePos x="0" y="0"/>
                 <wp:positionH relativeFrom="column">
                   <wp:posOffset>0</wp:posOffset>
@@ -20258,7 +22134,7 @@
                                 <w:noProof/>
                               </w:rPr>
                             </w:pPr>
-                            <w:bookmarkStart w:id="67" w:name="_Toc237214323"/>
+                            <w:bookmarkStart w:id="69" w:name="_Toc237214323"/>
                             <w:r>
                               <w:t xml:space="preserve">Figure </w:t>
                             </w:r>
@@ -20286,7 +22162,7 @@
                             <w:r>
                               <w:t>Weather Data Collected via Visual Crossing API</w:t>
                             </w:r>
-                            <w:bookmarkEnd w:id="67"/>
+                            <w:bookmarkEnd w:id="69"/>
                           </w:p>
                         </w:txbxContent>
                       </wps:txbx>
@@ -20304,7 +22180,7 @@
           </mc:Choice>
           <mc:Fallback>
             <w:pict>
-              <v:shape w14:anchorId="31097525" id="Text Box 21" o:spid="_x0000_s1027" type="#_x0000_t202" style="position:absolute;left:0;text-align:left;margin-left:0;margin-top:268.2pt;width:387.9pt;height:.05pt;z-index:251664384;visibility:visible;mso-wrap-style:square;mso-wrap-distance-left:9pt;mso-wrap-distance-top:0;mso-wrap-distance-right:9pt;mso-wrap-distance-bottom:0;mso-position-horizontal:absolute;mso-position-horizontal-relative:text;mso-position-vertical:absolute;mso-position-vertical-relative:text;v-text-anchor:top" o:gfxdata="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